--- a/docs/manuals/RA_Training_Manual.docx
+++ b/docs/manuals/RA_Training_Manual.docx
@@ -69,7 +69,7 @@
           <w:left w:w="10" w:type="dxa"/>
           <w:right w:w="10" w:type="dxa"/>
         </w:tblCellMar>
-        <w:tblLook w:val="0000" w:firstRow="0" w:lastRow="0" w:firstColumn="0" w:lastColumn="0" w:noHBand="0" w:noVBand="0"/>
+        <w:tblLook w:val="04A0" w:firstRow="1" w:lastRow="0" w:firstColumn="1" w:lastColumn="0" w:noHBand="0" w:noVBand="1"/>
       </w:tblPr>
       <w:tblGrid>
         <w:gridCol w:w="2300"/>
@@ -469,7 +469,7 @@
                 <w:sz w:val="19"/>
                 <w:szCs w:val="19"/>
               </w:rPr>
-              <w:t>Version 1.0 · 15 September 2026</w:t>
+              <w:t>Version 1.1 · 19 September 2026</w:t>
             </w:r>
           </w:p>
         </w:tc>
@@ -538,7 +538,7 @@
     <w:sdt>
       <w:sdtPr>
         <w:alias w:val="Contents"/>
-        <w:id w:val="323865377"/>
+        <w:id w:val="-2129304872"/>
       </w:sdtPr>
       <w:sdtEndPr/>
       <w:sdtContent>
@@ -567,7 +567,7 @@
           <w:r>
             <w:fldChar w:fldCharType="separate"/>
           </w:r>
-          <w:hyperlink w:anchor="_Toc240466270" w:history="1">
+          <w:hyperlink w:anchor="_Toc240712986" w:history="1">
             <w:r>
               <w:rPr>
                 <w:rStyle w:val="Hyperlink"/>
@@ -591,7 +591,7 @@
               <w:rPr>
                 <w:noProof/>
               </w:rPr>
-              <w:instrText xml:space="preserve"> PAGEREF _Toc240466270 \h </w:instrText>
+              <w:instrText xml:space="preserve"> PAGEREF _Toc240712986 \h </w:instrText>
             </w:r>
             <w:r>
               <w:rPr>
@@ -634,7 +634,7 @@
               <w14:ligatures w14:val="standardContextual"/>
             </w:rPr>
           </w:pPr>
-          <w:hyperlink w:anchor="_Toc240466271" w:history="1">
+          <w:hyperlink w:anchor="_Toc240712987" w:history="1">
             <w:r>
               <w:rPr>
                 <w:rStyle w:val="Hyperlink"/>
@@ -658,7 +658,7 @@
               <w:rPr>
                 <w:noProof/>
               </w:rPr>
-              <w:instrText xml:space="preserve"> PAGEREF _Toc240466271 \h </w:instrText>
+              <w:instrText xml:space="preserve"> PAGEREF _Toc240712987 \h </w:instrText>
             </w:r>
             <w:r>
               <w:rPr>
@@ -701,7 +701,7 @@
               <w14:ligatures w14:val="standardContextual"/>
             </w:rPr>
           </w:pPr>
-          <w:hyperlink w:anchor="_Toc240466272" w:history="1">
+          <w:hyperlink w:anchor="_Toc240712988" w:history="1">
             <w:r>
               <w:rPr>
                 <w:rStyle w:val="Hyperlink"/>
@@ -725,7 +725,7 @@
               <w:rPr>
                 <w:noProof/>
               </w:rPr>
-              <w:instrText xml:space="preserve"> PAGEREF _Toc240466272 \h </w:instrText>
+              <w:instrText xml:space="preserve"> PAGEREF _Toc240712988 \h </w:instrText>
             </w:r>
             <w:r>
               <w:rPr>
@@ -768,7 +768,7 @@
               <w14:ligatures w14:val="standardContextual"/>
             </w:rPr>
           </w:pPr>
-          <w:hyperlink w:anchor="_Toc240466273" w:history="1">
+          <w:hyperlink w:anchor="_Toc240712989" w:history="1">
             <w:r>
               <w:rPr>
                 <w:rStyle w:val="Hyperlink"/>
@@ -792,7 +792,7 @@
               <w:rPr>
                 <w:noProof/>
               </w:rPr>
-              <w:instrText xml:space="preserve"> PAGEREF _Toc240466273 \h </w:instrText>
+              <w:instrText xml:space="preserve"> PAGEREF _Toc240712989 \h </w:instrText>
             </w:r>
             <w:r>
               <w:rPr>
@@ -835,7 +835,7 @@
               <w14:ligatures w14:val="standardContextual"/>
             </w:rPr>
           </w:pPr>
-          <w:hyperlink w:anchor="_Toc240466274" w:history="1">
+          <w:hyperlink w:anchor="_Toc240712990" w:history="1">
             <w:r>
               <w:rPr>
                 <w:rStyle w:val="Hyperlink"/>
@@ -859,7 +859,7 @@
               <w:rPr>
                 <w:noProof/>
               </w:rPr>
-              <w:instrText xml:space="preserve"> PAGEREF _Toc240466274 \h </w:instrText>
+              <w:instrText xml:space="preserve"> PAGEREF _Toc240712990 \h </w:instrText>
             </w:r>
             <w:r>
               <w:rPr>
@@ -902,7 +902,7 @@
               <w14:ligatures w14:val="standardContextual"/>
             </w:rPr>
           </w:pPr>
-          <w:hyperlink w:anchor="_Toc240466275" w:history="1">
+          <w:hyperlink w:anchor="_Toc240712991" w:history="1">
             <w:r>
               <w:rPr>
                 <w:rStyle w:val="Hyperlink"/>
@@ -926,7 +926,7 @@
               <w:rPr>
                 <w:noProof/>
               </w:rPr>
-              <w:instrText xml:space="preserve"> PAGEREF _Toc240466275 \h </w:instrText>
+              <w:instrText xml:space="preserve"> PAGEREF _Toc240712991 \h </w:instrText>
             </w:r>
             <w:r>
               <w:rPr>
@@ -969,7 +969,7 @@
               <w14:ligatures w14:val="standardContextual"/>
             </w:rPr>
           </w:pPr>
-          <w:hyperlink w:anchor="_Toc240466276" w:history="1">
+          <w:hyperlink w:anchor="_Toc240712992" w:history="1">
             <w:r>
               <w:rPr>
                 <w:rStyle w:val="Hyperlink"/>
@@ -993,7 +993,7 @@
               <w:rPr>
                 <w:noProof/>
               </w:rPr>
-              <w:instrText xml:space="preserve"> PAGEREF _Toc240466276 \h </w:instrText>
+              <w:instrText xml:space="preserve"> PAGEREF _Toc240712992 \h </w:instrText>
             </w:r>
             <w:r>
               <w:rPr>
@@ -1036,7 +1036,7 @@
               <w14:ligatures w14:val="standardContextual"/>
             </w:rPr>
           </w:pPr>
-          <w:hyperlink w:anchor="_Toc240466277" w:history="1">
+          <w:hyperlink w:anchor="_Toc240712993" w:history="1">
             <w:r>
               <w:rPr>
                 <w:rStyle w:val="Hyperlink"/>
@@ -1060,7 +1060,7 @@
               <w:rPr>
                 <w:noProof/>
               </w:rPr>
-              <w:instrText xml:space="preserve"> PAGEREF _Toc240466277 \h </w:instrText>
+              <w:instrText xml:space="preserve"> PAGEREF _Toc240712993 \h </w:instrText>
             </w:r>
             <w:r>
               <w:rPr>
@@ -1103,7 +1103,7 @@
               <w14:ligatures w14:val="standardContextual"/>
             </w:rPr>
           </w:pPr>
-          <w:hyperlink w:anchor="_Toc240466278" w:history="1">
+          <w:hyperlink w:anchor="_Toc240712994" w:history="1">
             <w:r>
               <w:rPr>
                 <w:rStyle w:val="Hyperlink"/>
@@ -1127,7 +1127,7 @@
               <w:rPr>
                 <w:noProof/>
               </w:rPr>
-              <w:instrText xml:space="preserve"> PAGEREF _Toc240466278 \h </w:instrText>
+              <w:instrText xml:space="preserve"> PAGEREF _Toc240712994 \h </w:instrText>
             </w:r>
             <w:r>
               <w:rPr>
@@ -1170,7 +1170,7 @@
               <w14:ligatures w14:val="standardContextual"/>
             </w:rPr>
           </w:pPr>
-          <w:hyperlink w:anchor="_Toc240466279" w:history="1">
+          <w:hyperlink w:anchor="_Toc240712995" w:history="1">
             <w:r>
               <w:rPr>
                 <w:rStyle w:val="Hyperlink"/>
@@ -1194,7 +1194,7 @@
               <w:rPr>
                 <w:noProof/>
               </w:rPr>
-              <w:instrText xml:space="preserve"> PAGEREF _Toc240466279 \h </w:instrText>
+              <w:instrText xml:space="preserve"> PAGEREF _Toc240712995 \h </w:instrText>
             </w:r>
             <w:r>
               <w:rPr>
@@ -1237,7 +1237,7 @@
               <w14:ligatures w14:val="standardContextual"/>
             </w:rPr>
           </w:pPr>
-          <w:hyperlink w:anchor="_Toc240466280" w:history="1">
+          <w:hyperlink w:anchor="_Toc240712996" w:history="1">
             <w:r>
               <w:rPr>
                 <w:rStyle w:val="Hyperlink"/>
@@ -1261,7 +1261,7 @@
               <w:rPr>
                 <w:noProof/>
               </w:rPr>
-              <w:instrText xml:space="preserve"> PAGEREF _Toc240466280 \h </w:instrText>
+              <w:instrText xml:space="preserve"> PAGEREF _Toc240712996 \h </w:instrText>
             </w:r>
             <w:r>
               <w:rPr>
@@ -1304,7 +1304,7 @@
               <w14:ligatures w14:val="standardContextual"/>
             </w:rPr>
           </w:pPr>
-          <w:hyperlink w:anchor="_Toc240466281" w:history="1">
+          <w:hyperlink w:anchor="_Toc240712997" w:history="1">
             <w:r>
               <w:rPr>
                 <w:rStyle w:val="Hyperlink"/>
@@ -1328,7 +1328,7 @@
               <w:rPr>
                 <w:noProof/>
               </w:rPr>
-              <w:instrText xml:space="preserve"> PAGEREF _Toc240466281 \h </w:instrText>
+              <w:instrText xml:space="preserve"> PAGEREF _Toc240712997 \h </w:instrText>
             </w:r>
             <w:r>
               <w:rPr>
@@ -1371,7 +1371,7 @@
               <w14:ligatures w14:val="standardContextual"/>
             </w:rPr>
           </w:pPr>
-          <w:hyperlink w:anchor="_Toc240466282" w:history="1">
+          <w:hyperlink w:anchor="_Toc240712998" w:history="1">
             <w:r>
               <w:rPr>
                 <w:rStyle w:val="Hyperlink"/>
@@ -1395,7 +1395,7 @@
               <w:rPr>
                 <w:noProof/>
               </w:rPr>
-              <w:instrText xml:space="preserve"> PAGEREF _Toc240466282 \h </w:instrText>
+              <w:instrText xml:space="preserve"> PAGEREF _Toc240712998 \h </w:instrText>
             </w:r>
             <w:r>
               <w:rPr>
@@ -1438,7 +1438,7 @@
               <w14:ligatures w14:val="standardContextual"/>
             </w:rPr>
           </w:pPr>
-          <w:hyperlink w:anchor="_Toc240466283" w:history="1">
+          <w:hyperlink w:anchor="_Toc240712999" w:history="1">
             <w:r>
               <w:rPr>
                 <w:rStyle w:val="Hyperlink"/>
@@ -1462,7 +1462,7 @@
               <w:rPr>
                 <w:noProof/>
               </w:rPr>
-              <w:instrText xml:space="preserve"> PAGEREF _Toc240466283 \h </w:instrText>
+              <w:instrText xml:space="preserve"> PAGEREF _Toc240712999 \h </w:instrText>
             </w:r>
             <w:r>
               <w:rPr>
@@ -1505,7 +1505,7 @@
               <w14:ligatures w14:val="standardContextual"/>
             </w:rPr>
           </w:pPr>
-          <w:hyperlink w:anchor="_Toc240466284" w:history="1">
+          <w:hyperlink w:anchor="_Toc240713000" w:history="1">
             <w:r>
               <w:rPr>
                 <w:rStyle w:val="Hyperlink"/>
@@ -1529,7 +1529,7 @@
               <w:rPr>
                 <w:noProof/>
               </w:rPr>
-              <w:instrText xml:space="preserve"> PAGEREF _Toc240466284 \h </w:instrText>
+              <w:instrText xml:space="preserve"> PAGEREF _Toc240713000 \h </w:instrText>
             </w:r>
             <w:r>
               <w:rPr>
@@ -1572,7 +1572,7 @@
               <w14:ligatures w14:val="standardContextual"/>
             </w:rPr>
           </w:pPr>
-          <w:hyperlink w:anchor="_Toc240466285" w:history="1">
+          <w:hyperlink w:anchor="_Toc240713001" w:history="1">
             <w:r>
               <w:rPr>
                 <w:rStyle w:val="Hyperlink"/>
@@ -1596,7 +1596,7 @@
               <w:rPr>
                 <w:noProof/>
               </w:rPr>
-              <w:instrText xml:space="preserve"> PAGEREF _Toc240466285 \h </w:instrText>
+              <w:instrText xml:space="preserve"> PAGEREF _Toc240713001 \h </w:instrText>
             </w:r>
             <w:r>
               <w:rPr>
@@ -1639,7 +1639,7 @@
               <w14:ligatures w14:val="standardContextual"/>
             </w:rPr>
           </w:pPr>
-          <w:hyperlink w:anchor="_Toc240466286" w:history="1">
+          <w:hyperlink w:anchor="_Toc240713002" w:history="1">
             <w:r>
               <w:rPr>
                 <w:rStyle w:val="Hyperlink"/>
@@ -1663,7 +1663,7 @@
               <w:rPr>
                 <w:noProof/>
               </w:rPr>
-              <w:instrText xml:space="preserve"> PAGEREF _Toc240466286 \h </w:instrText>
+              <w:instrText xml:space="preserve"> PAGEREF _Toc240713002 \h </w:instrText>
             </w:r>
             <w:r>
               <w:rPr>
@@ -1706,7 +1706,7 @@
               <w14:ligatures w14:val="standardContextual"/>
             </w:rPr>
           </w:pPr>
-          <w:hyperlink w:anchor="_Toc240466287" w:history="1">
+          <w:hyperlink w:anchor="_Toc240713003" w:history="1">
             <w:r>
               <w:rPr>
                 <w:rStyle w:val="Hyperlink"/>
@@ -1730,7 +1730,7 @@
               <w:rPr>
                 <w:noProof/>
               </w:rPr>
-              <w:instrText xml:space="preserve"> PAGEREF _Toc240466287 \h </w:instrText>
+              <w:instrText xml:space="preserve"> PAGEREF _Toc240713003 \h </w:instrText>
             </w:r>
             <w:r>
               <w:rPr>
@@ -1773,7 +1773,7 @@
               <w14:ligatures w14:val="standardContextual"/>
             </w:rPr>
           </w:pPr>
-          <w:hyperlink w:anchor="_Toc240466288" w:history="1">
+          <w:hyperlink w:anchor="_Toc240713004" w:history="1">
             <w:r>
               <w:rPr>
                 <w:rStyle w:val="Hyperlink"/>
@@ -1797,7 +1797,7 @@
               <w:rPr>
                 <w:noProof/>
               </w:rPr>
-              <w:instrText xml:space="preserve"> PAGEREF _Toc240466288 \h </w:instrText>
+              <w:instrText xml:space="preserve"> PAGEREF _Toc240713004 \h </w:instrText>
             </w:r>
             <w:r>
               <w:rPr>
@@ -1840,7 +1840,7 @@
               <w14:ligatures w14:val="standardContextual"/>
             </w:rPr>
           </w:pPr>
-          <w:hyperlink w:anchor="_Toc240466289" w:history="1">
+          <w:hyperlink w:anchor="_Toc240713005" w:history="1">
             <w:r>
               <w:rPr>
                 <w:rStyle w:val="Hyperlink"/>
@@ -1864,7 +1864,7 @@
               <w:rPr>
                 <w:noProof/>
               </w:rPr>
-              <w:instrText xml:space="preserve"> PAGEREF _Toc240466289 \h </w:instrText>
+              <w:instrText xml:space="preserve"> PAGEREF _Toc240713005 \h </w:instrText>
             </w:r>
             <w:r>
               <w:rPr>
@@ -1907,7 +1907,7 @@
               <w14:ligatures w14:val="standardContextual"/>
             </w:rPr>
           </w:pPr>
-          <w:hyperlink w:anchor="_Toc240466290" w:history="1">
+          <w:hyperlink w:anchor="_Toc240713006" w:history="1">
             <w:r>
               <w:rPr>
                 <w:rStyle w:val="Hyperlink"/>
@@ -1931,7 +1931,7 @@
               <w:rPr>
                 <w:noProof/>
               </w:rPr>
-              <w:instrText xml:space="preserve"> PAGEREF _Toc240466290 \h </w:instrText>
+              <w:instrText xml:space="preserve"> PAGEREF _Toc240713006 \h </w:instrText>
             </w:r>
             <w:r>
               <w:rPr>
@@ -1974,7 +1974,7 @@
               <w14:ligatures w14:val="standardContextual"/>
             </w:rPr>
           </w:pPr>
-          <w:hyperlink w:anchor="_Toc240466291" w:history="1">
+          <w:hyperlink w:anchor="_Toc240713007" w:history="1">
             <w:r>
               <w:rPr>
                 <w:rStyle w:val="Hyperlink"/>
@@ -1998,7 +1998,7 @@
               <w:rPr>
                 <w:noProof/>
               </w:rPr>
-              <w:instrText xml:space="preserve"> PAGEREF _Toc240466291 \h </w:instrText>
+              <w:instrText xml:space="preserve"> PAGEREF _Toc240713007 \h </w:instrText>
             </w:r>
             <w:r>
               <w:rPr>
@@ -2041,7 +2041,7 @@
               <w14:ligatures w14:val="standardContextual"/>
             </w:rPr>
           </w:pPr>
-          <w:hyperlink w:anchor="_Toc240466292" w:history="1">
+          <w:hyperlink w:anchor="_Toc240713008" w:history="1">
             <w:r>
               <w:rPr>
                 <w:rStyle w:val="Hyperlink"/>
@@ -2065,7 +2065,7 @@
               <w:rPr>
                 <w:noProof/>
               </w:rPr>
-              <w:instrText xml:space="preserve"> PAGEREF _Toc240466292 \h </w:instrText>
+              <w:instrText xml:space="preserve"> PAGEREF _Toc240713008 \h </w:instrText>
             </w:r>
             <w:r>
               <w:rPr>
@@ -2108,7 +2108,7 @@
               <w14:ligatures w14:val="standardContextual"/>
             </w:rPr>
           </w:pPr>
-          <w:hyperlink w:anchor="_Toc240466293" w:history="1">
+          <w:hyperlink w:anchor="_Toc240713009" w:history="1">
             <w:r>
               <w:rPr>
                 <w:rStyle w:val="Hyperlink"/>
@@ -2132,7 +2132,7 @@
               <w:rPr>
                 <w:noProof/>
               </w:rPr>
-              <w:instrText xml:space="preserve"> PAGEREF _Toc240466293 \h </w:instrText>
+              <w:instrText xml:space="preserve"> PAGEREF _Toc240713009 \h </w:instrText>
             </w:r>
             <w:r>
               <w:rPr>
@@ -2175,7 +2175,7 @@
               <w14:ligatures w14:val="standardContextual"/>
             </w:rPr>
           </w:pPr>
-          <w:hyperlink w:anchor="_Toc240466294" w:history="1">
+          <w:hyperlink w:anchor="_Toc240713010" w:history="1">
             <w:r>
               <w:rPr>
                 <w:rStyle w:val="Hyperlink"/>
@@ -2199,7 +2199,7 @@
               <w:rPr>
                 <w:noProof/>
               </w:rPr>
-              <w:instrText xml:space="preserve"> PAGEREF _Toc240466294 \h </w:instrText>
+              <w:instrText xml:space="preserve"> PAGEREF _Toc240713010 \h </w:instrText>
             </w:r>
             <w:r>
               <w:rPr>
@@ -2242,7 +2242,7 @@
               <w14:ligatures w14:val="standardContextual"/>
             </w:rPr>
           </w:pPr>
-          <w:hyperlink w:anchor="_Toc240466295" w:history="1">
+          <w:hyperlink w:anchor="_Toc240713011" w:history="1">
             <w:r>
               <w:rPr>
                 <w:rStyle w:val="Hyperlink"/>
@@ -2266,7 +2266,7 @@
               <w:rPr>
                 <w:noProof/>
               </w:rPr>
-              <w:instrText xml:space="preserve"> PAGEREF _Toc240466295 \h </w:instrText>
+              <w:instrText xml:space="preserve"> PAGEREF _Toc240713011 \h </w:instrText>
             </w:r>
             <w:r>
               <w:rPr>
@@ -2309,7 +2309,7 @@
               <w14:ligatures w14:val="standardContextual"/>
             </w:rPr>
           </w:pPr>
-          <w:hyperlink w:anchor="_Toc240466296" w:history="1">
+          <w:hyperlink w:anchor="_Toc240713012" w:history="1">
             <w:r>
               <w:rPr>
                 <w:rStyle w:val="Hyperlink"/>
@@ -2333,7 +2333,7 @@
               <w:rPr>
                 <w:noProof/>
               </w:rPr>
-              <w:instrText xml:space="preserve"> PAGEREF _Toc240466296 \h </w:instrText>
+              <w:instrText xml:space="preserve"> PAGEREF _Toc240713012 \h </w:instrText>
             </w:r>
             <w:r>
               <w:rPr>
@@ -2376,7 +2376,7 @@
               <w14:ligatures w14:val="standardContextual"/>
             </w:rPr>
           </w:pPr>
-          <w:hyperlink w:anchor="_Toc240466297" w:history="1">
+          <w:hyperlink w:anchor="_Toc240713013" w:history="1">
             <w:r>
               <w:rPr>
                 <w:rStyle w:val="Hyperlink"/>
@@ -2400,7 +2400,7 @@
               <w:rPr>
                 <w:noProof/>
               </w:rPr>
-              <w:instrText xml:space="preserve"> PAGEREF _Toc240466297 \h </w:instrText>
+              <w:instrText xml:space="preserve"> PAGEREF _Toc240713013 \h </w:instrText>
             </w:r>
             <w:r>
               <w:rPr>
@@ -2417,7 +2417,7 @@
               <w:rPr>
                 <w:noProof/>
               </w:rPr>
-              <w:t>20</w:t>
+              <w:t>21</w:t>
             </w:r>
             <w:r>
               <w:rPr>
@@ -2443,7 +2443,7 @@
               <w14:ligatures w14:val="standardContextual"/>
             </w:rPr>
           </w:pPr>
-          <w:hyperlink w:anchor="_Toc240466298" w:history="1">
+          <w:hyperlink w:anchor="_Toc240713014" w:history="1">
             <w:r>
               <w:rPr>
                 <w:rStyle w:val="Hyperlink"/>
@@ -2467,7 +2467,7 @@
               <w:rPr>
                 <w:noProof/>
               </w:rPr>
-              <w:instrText xml:space="preserve"> PAGEREF _Toc240466298 \h </w:instrText>
+              <w:instrText xml:space="preserve"> PAGEREF _Toc240713014 \h </w:instrText>
             </w:r>
             <w:r>
               <w:rPr>
@@ -2484,7 +2484,7 @@
               <w:rPr>
                 <w:noProof/>
               </w:rPr>
-              <w:t>23</w:t>
+              <w:t>29</w:t>
             </w:r>
             <w:r>
               <w:rPr>
@@ -2510,7 +2510,7 @@
               <w14:ligatures w14:val="standardContextual"/>
             </w:rPr>
           </w:pPr>
-          <w:hyperlink w:anchor="_Toc240466299" w:history="1">
+          <w:hyperlink w:anchor="_Toc240713015" w:history="1">
             <w:r>
               <w:rPr>
                 <w:rStyle w:val="Hyperlink"/>
@@ -2534,7 +2534,7 @@
               <w:rPr>
                 <w:noProof/>
               </w:rPr>
-              <w:instrText xml:space="preserve"> PAGEREF _Toc240466299 \h </w:instrText>
+              <w:instrText xml:space="preserve"> PAGEREF _Toc240713015 \h </w:instrText>
             </w:r>
             <w:r>
               <w:rPr>
@@ -2551,7 +2551,7 @@
               <w:rPr>
                 <w:noProof/>
               </w:rPr>
-              <w:t>24</w:t>
+              <w:t>30</w:t>
             </w:r>
             <w:r>
               <w:rPr>
@@ -2577,7 +2577,7 @@
               <w14:ligatures w14:val="standardContextual"/>
             </w:rPr>
           </w:pPr>
-          <w:hyperlink w:anchor="_Toc240466300" w:history="1">
+          <w:hyperlink w:anchor="_Toc240713016" w:history="1">
             <w:r>
               <w:rPr>
                 <w:rStyle w:val="Hyperlink"/>
@@ -2601,7 +2601,7 @@
               <w:rPr>
                 <w:noProof/>
               </w:rPr>
-              <w:instrText xml:space="preserve"> PAGEREF _Toc240466300 \h </w:instrText>
+              <w:instrText xml:space="preserve"> PAGEREF _Toc240713016 \h </w:instrText>
             </w:r>
             <w:r>
               <w:rPr>
@@ -2618,7 +2618,7 @@
               <w:rPr>
                 <w:noProof/>
               </w:rPr>
-              <w:t>24</w:t>
+              <w:t>30</w:t>
             </w:r>
             <w:r>
               <w:rPr>
@@ -2644,7 +2644,7 @@
               <w14:ligatures w14:val="standardContextual"/>
             </w:rPr>
           </w:pPr>
-          <w:hyperlink w:anchor="_Toc240466301" w:history="1">
+          <w:hyperlink w:anchor="_Toc240713017" w:history="1">
             <w:r>
               <w:rPr>
                 <w:rStyle w:val="Hyperlink"/>
@@ -2668,7 +2668,7 @@
               <w:rPr>
                 <w:noProof/>
               </w:rPr>
-              <w:instrText xml:space="preserve"> PAGEREF _Toc240466301 \h </w:instrText>
+              <w:instrText xml:space="preserve"> PAGEREF _Toc240713017 \h </w:instrText>
             </w:r>
             <w:r>
               <w:rPr>
@@ -2685,7 +2685,7 @@
               <w:rPr>
                 <w:noProof/>
               </w:rPr>
-              <w:t>24</w:t>
+              <w:t>30</w:t>
             </w:r>
             <w:r>
               <w:rPr>
@@ -2711,7 +2711,7 @@
               <w14:ligatures w14:val="standardContextual"/>
             </w:rPr>
           </w:pPr>
-          <w:hyperlink w:anchor="_Toc240466302" w:history="1">
+          <w:hyperlink w:anchor="_Toc240713018" w:history="1">
             <w:r>
               <w:rPr>
                 <w:rStyle w:val="Hyperlink"/>
@@ -2735,7 +2735,7 @@
               <w:rPr>
                 <w:noProof/>
               </w:rPr>
-              <w:instrText xml:space="preserve"> PAGEREF _Toc240466302 \h </w:instrText>
+              <w:instrText xml:space="preserve"> PAGEREF _Toc240713018 \h </w:instrText>
             </w:r>
             <w:r>
               <w:rPr>
@@ -2752,7 +2752,7 @@
               <w:rPr>
                 <w:noProof/>
               </w:rPr>
-              <w:t>24</w:t>
+              <w:t>30</w:t>
             </w:r>
             <w:r>
               <w:rPr>
@@ -2778,7 +2778,7 @@
               <w14:ligatures w14:val="standardContextual"/>
             </w:rPr>
           </w:pPr>
-          <w:hyperlink w:anchor="_Toc240466303" w:history="1">
+          <w:hyperlink w:anchor="_Toc240713019" w:history="1">
             <w:r>
               <w:rPr>
                 <w:rStyle w:val="Hyperlink"/>
@@ -2802,7 +2802,7 @@
               <w:rPr>
                 <w:noProof/>
               </w:rPr>
-              <w:instrText xml:space="preserve"> PAGEREF _Toc240466303 \h </w:instrText>
+              <w:instrText xml:space="preserve"> PAGEREF _Toc240713019 \h </w:instrText>
             </w:r>
             <w:r>
               <w:rPr>
@@ -2819,7 +2819,7 @@
               <w:rPr>
                 <w:noProof/>
               </w:rPr>
-              <w:t>24</w:t>
+              <w:t>30</w:t>
             </w:r>
             <w:r>
               <w:rPr>
@@ -2845,7 +2845,7 @@
               <w14:ligatures w14:val="standardContextual"/>
             </w:rPr>
           </w:pPr>
-          <w:hyperlink w:anchor="_Toc240466304" w:history="1">
+          <w:hyperlink w:anchor="_Toc240713020" w:history="1">
             <w:r>
               <w:rPr>
                 <w:rStyle w:val="Hyperlink"/>
@@ -2869,7 +2869,7 @@
               <w:rPr>
                 <w:noProof/>
               </w:rPr>
-              <w:instrText xml:space="preserve"> PAGEREF _Toc240466304 \h </w:instrText>
+              <w:instrText xml:space="preserve"> PAGEREF _Toc240713020 \h </w:instrText>
             </w:r>
             <w:r>
               <w:rPr>
@@ -2886,7 +2886,7 @@
               <w:rPr>
                 <w:noProof/>
               </w:rPr>
-              <w:t>24</w:t>
+              <w:t>30</w:t>
             </w:r>
             <w:r>
               <w:rPr>
@@ -2912,7 +2912,7 @@
               <w14:ligatures w14:val="standardContextual"/>
             </w:rPr>
           </w:pPr>
-          <w:hyperlink w:anchor="_Toc240466305" w:history="1">
+          <w:hyperlink w:anchor="_Toc240713021" w:history="1">
             <w:r>
               <w:rPr>
                 <w:rStyle w:val="Hyperlink"/>
@@ -2936,7 +2936,7 @@
               <w:rPr>
                 <w:noProof/>
               </w:rPr>
-              <w:instrText xml:space="preserve"> PAGEREF _Toc240466305 \h </w:instrText>
+              <w:instrText xml:space="preserve"> PAGEREF _Toc240713021 \h </w:instrText>
             </w:r>
             <w:r>
               <w:rPr>
@@ -2953,7 +2953,7 @@
               <w:rPr>
                 <w:noProof/>
               </w:rPr>
-              <w:t>25</w:t>
+              <w:t>32</w:t>
             </w:r>
             <w:r>
               <w:rPr>
@@ -2979,7 +2979,7 @@
               <w14:ligatures w14:val="standardContextual"/>
             </w:rPr>
           </w:pPr>
-          <w:hyperlink w:anchor="_Toc240466306" w:history="1">
+          <w:hyperlink w:anchor="_Toc240713022" w:history="1">
             <w:r>
               <w:rPr>
                 <w:rStyle w:val="Hyperlink"/>
@@ -3003,7 +3003,7 @@
               <w:rPr>
                 <w:noProof/>
               </w:rPr>
-              <w:instrText xml:space="preserve"> PAGEREF _Toc240466306 \h </w:instrText>
+              <w:instrText xml:space="preserve"> PAGEREF _Toc240713022 \h </w:instrText>
             </w:r>
             <w:r>
               <w:rPr>
@@ -3020,7 +3020,7 @@
               <w:rPr>
                 <w:noProof/>
               </w:rPr>
-              <w:t>25</w:t>
+              <w:t>32</w:t>
             </w:r>
             <w:r>
               <w:rPr>
@@ -3046,7 +3046,7 @@
               <w14:ligatures w14:val="standardContextual"/>
             </w:rPr>
           </w:pPr>
-          <w:hyperlink w:anchor="_Toc240466307" w:history="1">
+          <w:hyperlink w:anchor="_Toc240713023" w:history="1">
             <w:r>
               <w:rPr>
                 <w:rStyle w:val="Hyperlink"/>
@@ -3070,7 +3070,7 @@
               <w:rPr>
                 <w:noProof/>
               </w:rPr>
-              <w:instrText xml:space="preserve"> PAGEREF _Toc240466307 \h </w:instrText>
+              <w:instrText xml:space="preserve"> PAGEREF _Toc240713023 \h </w:instrText>
             </w:r>
             <w:r>
               <w:rPr>
@@ -3087,7 +3087,7 @@
               <w:rPr>
                 <w:noProof/>
               </w:rPr>
-              <w:t>25</w:t>
+              <w:t>32</w:t>
             </w:r>
             <w:r>
               <w:rPr>
@@ -3113,7 +3113,7 @@
               <w14:ligatures w14:val="standardContextual"/>
             </w:rPr>
           </w:pPr>
-          <w:hyperlink w:anchor="_Toc240466308" w:history="1">
+          <w:hyperlink w:anchor="_Toc240713024" w:history="1">
             <w:r>
               <w:rPr>
                 <w:rStyle w:val="Hyperlink"/>
@@ -3137,7 +3137,7 @@
               <w:rPr>
                 <w:noProof/>
               </w:rPr>
-              <w:instrText xml:space="preserve"> PAGEREF _Toc240466308 \h </w:instrText>
+              <w:instrText xml:space="preserve"> PAGEREF _Toc240713024 \h </w:instrText>
             </w:r>
             <w:r>
               <w:rPr>
@@ -3154,7 +3154,7 @@
               <w:rPr>
                 <w:noProof/>
               </w:rPr>
-              <w:t>25</w:t>
+              <w:t>32</w:t>
             </w:r>
             <w:r>
               <w:rPr>
@@ -3180,7 +3180,7 @@
               <w14:ligatures w14:val="standardContextual"/>
             </w:rPr>
           </w:pPr>
-          <w:hyperlink w:anchor="_Toc240466309" w:history="1">
+          <w:hyperlink w:anchor="_Toc240713025" w:history="1">
             <w:r>
               <w:rPr>
                 <w:rStyle w:val="Hyperlink"/>
@@ -3204,7 +3204,7 @@
               <w:rPr>
                 <w:noProof/>
               </w:rPr>
-              <w:instrText xml:space="preserve"> PAGEREF _Toc240466309 \h </w:instrText>
+              <w:instrText xml:space="preserve"> PAGEREF _Toc240713025 \h </w:instrText>
             </w:r>
             <w:r>
               <w:rPr>
@@ -3221,7 +3221,7 @@
               <w:rPr>
                 <w:noProof/>
               </w:rPr>
-              <w:t>26</w:t>
+              <w:t>33</w:t>
             </w:r>
             <w:r>
               <w:rPr>
@@ -3247,7 +3247,7 @@
               <w14:ligatures w14:val="standardContextual"/>
             </w:rPr>
           </w:pPr>
-          <w:hyperlink w:anchor="_Toc240466310" w:history="1">
+          <w:hyperlink w:anchor="_Toc240713026" w:history="1">
             <w:r>
               <w:rPr>
                 <w:rStyle w:val="Hyperlink"/>
@@ -3271,7 +3271,7 @@
               <w:rPr>
                 <w:noProof/>
               </w:rPr>
-              <w:instrText xml:space="preserve"> PAGEREF _Toc240466310 \h </w:instrText>
+              <w:instrText xml:space="preserve"> PAGEREF _Toc240713026 \h </w:instrText>
             </w:r>
             <w:r>
               <w:rPr>
@@ -3288,7 +3288,7 @@
               <w:rPr>
                 <w:noProof/>
               </w:rPr>
-              <w:t>27</w:t>
+              <w:t>35</w:t>
             </w:r>
             <w:r>
               <w:rPr>
@@ -3310,7 +3310,7 @@
         <w:pStyle w:val="Heading1"/>
         <w:pageBreakBefore/>
       </w:pPr>
-      <w:bookmarkStart w:id="0" w:name="_Toc240466270"/>
+      <w:bookmarkStart w:id="0" w:name="_Toc240712986"/>
       <w:r>
         <w:lastRenderedPageBreak/>
         <w:t>1. Welcome</w:t>
@@ -3339,7 +3339,7 @@
       <w:pPr>
         <w:pStyle w:val="Heading2"/>
       </w:pPr>
-      <w:bookmarkStart w:id="1" w:name="_Toc240466271"/>
+      <w:bookmarkStart w:id="1" w:name="_Toc240712987"/>
       <w:r>
         <w:t>How to use this manual</w:t>
       </w:r>
@@ -3406,7 +3406,7 @@
       <w:pPr>
         <w:pStyle w:val="Heading2"/>
       </w:pPr>
-      <w:bookmarkStart w:id="2" w:name="_Toc240466272"/>
+      <w:bookmarkStart w:id="2" w:name="_Toc240712988"/>
       <w:r>
         <w:t>Who to contact</w:t>
       </w:r>
@@ -3427,7 +3427,7 @@
           <w:left w:w="10" w:type="dxa"/>
           <w:right w:w="10" w:type="dxa"/>
         </w:tblCellMar>
-        <w:tblLook w:val="0000" w:firstRow="0" w:lastRow="0" w:firstColumn="0" w:lastColumn="0" w:noHBand="0" w:noVBand="0"/>
+        <w:tblLook w:val="04A0" w:firstRow="1" w:lastRow="0" w:firstColumn="1" w:lastColumn="0" w:noHBand="0" w:noVBand="1"/>
       </w:tblPr>
       <w:tblGrid>
         <w:gridCol w:w="2824"/>
@@ -3624,7 +3624,7 @@
         <w:pStyle w:val="Heading1"/>
         <w:pageBreakBefore/>
       </w:pPr>
-      <w:bookmarkStart w:id="3" w:name="_Toc240466273"/>
+      <w:bookmarkStart w:id="3" w:name="_Toc240712989"/>
       <w:r>
         <w:lastRenderedPageBreak/>
         <w:t>2. The study</w:t>
@@ -3661,7 +3661,7 @@
           <w:left w:w="10" w:type="dxa"/>
           <w:right w:w="10" w:type="dxa"/>
         </w:tblCellMar>
-        <w:tblLook w:val="0000" w:firstRow="0" w:lastRow="0" w:firstColumn="0" w:lastColumn="0" w:noHBand="0" w:noVBand="0"/>
+        <w:tblLook w:val="04A0" w:firstRow="1" w:lastRow="0" w:firstColumn="1" w:lastColumn="0" w:noHBand="0" w:noVBand="1"/>
       </w:tblPr>
       <w:tblGrid>
         <w:gridCol w:w="2635"/>
@@ -4024,7 +4024,7 @@
           <w:left w:w="10" w:type="dxa"/>
           <w:right w:w="10" w:type="dxa"/>
         </w:tblCellMar>
-        <w:tblLook w:val="0000" w:firstRow="0" w:lastRow="0" w:firstColumn="0" w:lastColumn="0" w:noHBand="0" w:noVBand="0"/>
+        <w:tblLook w:val="04A0" w:firstRow="1" w:lastRow="0" w:firstColumn="1" w:lastColumn="0" w:noHBand="0" w:noVBand="1"/>
       </w:tblPr>
       <w:tblGrid>
         <w:gridCol w:w="2824"/>
@@ -4220,7 +4220,7 @@
       <w:pPr>
         <w:pStyle w:val="Heading2"/>
       </w:pPr>
-      <w:bookmarkStart w:id="4" w:name="_Toc240466274"/>
+      <w:bookmarkStart w:id="4" w:name="_Toc240712990"/>
       <w:r>
         <w:t>Explaining the study in two minutes</w:t>
       </w:r>
@@ -4239,7 +4239,7 @@
         <w:pStyle w:val="Heading1"/>
         <w:pageBreakBefore/>
       </w:pPr>
-      <w:bookmarkStart w:id="5" w:name="_Toc240466275"/>
+      <w:bookmarkStart w:id="5" w:name="_Toc240712991"/>
       <w:r>
         <w:lastRenderedPageBreak/>
         <w:t>3. Ethics and data protection</w:t>
@@ -4250,7 +4250,7 @@
       <w:pPr>
         <w:pStyle w:val="Heading2"/>
       </w:pPr>
-      <w:bookmarkStart w:id="6" w:name="_Toc240466276"/>
+      <w:bookmarkStart w:id="6" w:name="_Toc240712992"/>
       <w:r>
         <w:t>3.1 Principles you must apply</w:t>
       </w:r>
@@ -4271,7 +4271,7 @@
           <w:left w:w="10" w:type="dxa"/>
           <w:right w:w="10" w:type="dxa"/>
         </w:tblCellMar>
-        <w:tblLook w:val="0000" w:firstRow="0" w:lastRow="0" w:firstColumn="0" w:lastColumn="0" w:noHBand="0" w:noVBand="0"/>
+        <w:tblLook w:val="04A0" w:firstRow="1" w:lastRow="0" w:firstColumn="1" w:lastColumn="0" w:noHBand="0" w:noVBand="1"/>
       </w:tblPr>
       <w:tblGrid>
         <w:gridCol w:w="2447"/>
@@ -4700,7 +4700,7 @@
       <w:pPr>
         <w:pStyle w:val="Heading2"/>
       </w:pPr>
-      <w:bookmarkStart w:id="7" w:name="_Toc240466277"/>
+      <w:bookmarkStart w:id="7" w:name="_Toc240712993"/>
       <w:r>
         <w:t>3.2 What respondents are told (PIS v1.3, summary)</w:t>
       </w:r>
@@ -4806,7 +4806,7 @@
       <w:pPr>
         <w:pStyle w:val="Heading2"/>
       </w:pPr>
-      <w:bookmarkStart w:id="8" w:name="_Toc240466278"/>
+      <w:bookmarkStart w:id="8" w:name="_Toc240712994"/>
       <w:r>
         <w:t>3.3 Data protection rules</w:t>
       </w:r>
@@ -4938,7 +4938,7 @@
       <w:pPr>
         <w:pStyle w:val="Heading2"/>
       </w:pPr>
-      <w:bookmarkStart w:id="9" w:name="_Toc240466279"/>
+      <w:bookmarkStart w:id="9" w:name="_Toc240712995"/>
       <w:r>
         <w:t>3.4 Your devices</w:t>
       </w:r>
@@ -5018,7 +5018,7 @@
       <w:pPr>
         <w:pStyle w:val="Heading2"/>
       </w:pPr>
-      <w:bookmarkStart w:id="10" w:name="_Toc240466280"/>
+      <w:bookmarkStart w:id="10" w:name="_Toc240712996"/>
       <w:r>
         <w:t>3.5 Conduct</w:t>
       </w:r>
@@ -5099,7 +5099,7 @@
         <w:pStyle w:val="Heading1"/>
         <w:pageBreakBefore/>
       </w:pPr>
-      <w:bookmarkStart w:id="11" w:name="_Toc240466281"/>
+      <w:bookmarkStart w:id="11" w:name="_Toc240712997"/>
       <w:r>
         <w:lastRenderedPageBreak/>
         <w:t>4. The portal and the forms</w:t>
@@ -5110,7 +5110,7 @@
       <w:pPr>
         <w:pStyle w:val="Heading2"/>
       </w:pPr>
-      <w:bookmarkStart w:id="12" w:name="_Toc240466282"/>
+      <w:bookmarkStart w:id="12" w:name="_Toc240712998"/>
       <w:r>
         <w:t>Signing in</w:t>
       </w:r>
@@ -5193,7 +5193,7 @@
           <w:noProof/>
         </w:rPr>
         <w:drawing>
-          <wp:inline distT="0" distB="0" distL="0" distR="0" wp14:anchorId="6EB7DAAC" wp14:editId="1E4CF791">
+          <wp:inline distT="0" distB="0" distL="0" distR="0" wp14:anchorId="584E4CB5" wp14:editId="4EE1A853">
             <wp:extent cx="5334000" cy="2333625"/>
             <wp:effectExtent l="0" t="0" r="0" b="0"/>
             <wp:docPr id="1" name="adm_login.jpg" descr="The sign-in screen for all internal staff." title="The sign-in screen for all internal staff."/>
@@ -5301,7 +5301,7 @@
           <w:left w:w="10" w:type="dxa"/>
           <w:right w:w="10" w:type="dxa"/>
         </w:tblCellMar>
-        <w:tblLook w:val="0000" w:firstRow="0" w:lastRow="0" w:firstColumn="0" w:lastColumn="0" w:noHBand="0" w:noVBand="0"/>
+        <w:tblLook w:val="04A0" w:firstRow="1" w:lastRow="0" w:firstColumn="1" w:lastColumn="0" w:noHBand="0" w:noVBand="1"/>
       </w:tblPr>
       <w:tblGrid>
         <w:gridCol w:w="9412"/>
@@ -5360,7 +5360,7 @@
       <w:pPr>
         <w:pStyle w:val="Heading2"/>
       </w:pPr>
-      <w:bookmarkStart w:id="13" w:name="_Toc240466283"/>
+      <w:bookmarkStart w:id="13" w:name="_Toc240712999"/>
       <w:r>
         <w:t>Finding your way around</w:t>
       </w:r>
@@ -5535,7 +5535,7 @@
         </w:rPr>
         <w:lastRenderedPageBreak/>
         <w:drawing>
-          <wp:inline distT="0" distB="0" distL="0" distR="0" wp14:anchorId="09C22B8E" wp14:editId="790D8AB3">
+          <wp:inline distT="0" distB="0" distL="0" distR="0" wp14:anchorId="4203598F" wp14:editId="158FA1E3">
             <wp:extent cx="5715000" cy="1876425"/>
             <wp:effectExtent l="0" t="0" r="0" b="0"/>
             <wp:docPr id="2" name="adm_not_your_role.jpg" descr="Opening a screen outside your role (for example from an old bookmark) shows this card instead of the screen." title="Opening a screen outside your role (for example from an old bookmark) shows this card instead of the screen."/>
@@ -5604,7 +5604,7 @@
       <w:pPr>
         <w:pStyle w:val="Heading2"/>
       </w:pPr>
-      <w:bookmarkStart w:id="14" w:name="_Toc240466284"/>
+      <w:bookmarkStart w:id="14" w:name="_Toc240713000"/>
       <w:r>
         <w:t>Roles</w:t>
       </w:r>
@@ -5625,7 +5625,7 @@
           <w:left w:w="10" w:type="dxa"/>
           <w:right w:w="10" w:type="dxa"/>
         </w:tblCellMar>
-        <w:tblLook w:val="0000" w:firstRow="0" w:lastRow="0" w:firstColumn="0" w:lastColumn="0" w:noHBand="0" w:noVBand="0"/>
+        <w:tblLook w:val="04A0" w:firstRow="1" w:lastRow="0" w:firstColumn="1" w:lastColumn="0" w:noHBand="0" w:noVBand="1"/>
       </w:tblPr>
       <w:tblGrid>
         <w:gridCol w:w="2071"/>
@@ -6386,7 +6386,7 @@
       <w:pPr>
         <w:pStyle w:val="Heading2"/>
       </w:pPr>
-      <w:bookmarkStart w:id="15" w:name="_Toc240466285"/>
+      <w:bookmarkStart w:id="15" w:name="_Toc240713001"/>
       <w:r>
         <w:t>Case statuses you will see</w:t>
       </w:r>
@@ -6407,7 +6407,7 @@
           <w:left w:w="10" w:type="dxa"/>
           <w:right w:w="10" w:type="dxa"/>
         </w:tblCellMar>
-        <w:tblLook w:val="0000" w:firstRow="0" w:lastRow="0" w:firstColumn="0" w:lastColumn="0" w:noHBand="0" w:noVBand="0"/>
+        <w:tblLook w:val="04A0" w:firstRow="1" w:lastRow="0" w:firstColumn="1" w:lastColumn="0" w:noHBand="0" w:noVBand="1"/>
       </w:tblPr>
       <w:tblGrid>
         <w:gridCol w:w="847"/>
@@ -7901,7 +7901,7 @@
       <w:pPr>
         <w:pStyle w:val="Heading2"/>
       </w:pPr>
-      <w:bookmarkStart w:id="16" w:name="_Toc240466286"/>
+      <w:bookmarkStart w:id="16" w:name="_Toc240713002"/>
       <w:r>
         <w:t>The KoboToolbox forms</w:t>
       </w:r>
@@ -7922,7 +7922,7 @@
           <w:left w:w="10" w:type="dxa"/>
           <w:right w:w="10" w:type="dxa"/>
         </w:tblCellMar>
-        <w:tblLook w:val="0000" w:firstRow="0" w:lastRow="0" w:firstColumn="0" w:lastColumn="0" w:noHBand="0" w:noVBand="0"/>
+        <w:tblLook w:val="04A0" w:firstRow="1" w:lastRow="0" w:firstColumn="1" w:lastColumn="0" w:noHBand="0" w:noVBand="1"/>
       </w:tblPr>
       <w:tblGrid>
         <w:gridCol w:w="3388"/>
@@ -8285,7 +8285,7 @@
           <w:left w:w="10" w:type="dxa"/>
           <w:right w:w="10" w:type="dxa"/>
         </w:tblCellMar>
-        <w:tblLook w:val="0000" w:firstRow="0" w:lastRow="0" w:firstColumn="0" w:lastColumn="0" w:noHBand="0" w:noVBand="0"/>
+        <w:tblLook w:val="04A0" w:firstRow="1" w:lastRow="0" w:firstColumn="1" w:lastColumn="0" w:noHBand="0" w:noVBand="1"/>
       </w:tblPr>
       <w:tblGrid>
         <w:gridCol w:w="9412"/>
@@ -8345,7 +8345,7 @@
         <w:pStyle w:val="Heading1"/>
         <w:pageBreakBefore/>
       </w:pPr>
-      <w:bookmarkStart w:id="17" w:name="_Toc240466287"/>
+      <w:bookmarkStart w:id="17" w:name="_Toc240713003"/>
       <w:r>
         <w:lastRenderedPageBreak/>
         <w:t>5. Communication scripts</w:t>
@@ -8356,7 +8356,7 @@
       <w:pPr>
         <w:pStyle w:val="Heading2"/>
       </w:pPr>
-      <w:bookmarkStart w:id="18" w:name="_Toc240466288"/>
+      <w:bookmarkStart w:id="18" w:name="_Toc240713004"/>
       <w:r>
         <w:t>5.1 First phone call</w:t>
       </w:r>
@@ -8436,7 +8436,7 @@
       <w:pPr>
         <w:pStyle w:val="Heading2"/>
       </w:pPr>
-      <w:bookmarkStart w:id="19" w:name="_Toc240466289"/>
+      <w:bookmarkStart w:id="19" w:name="_Toc240713005"/>
       <w:r>
         <w:t>5.2 If they are busy</w:t>
       </w:r>
@@ -8454,7 +8454,7 @@
       <w:pPr>
         <w:pStyle w:val="Heading2"/>
       </w:pPr>
-      <w:bookmarkStart w:id="20" w:name="_Toc240466290"/>
+      <w:bookmarkStart w:id="20" w:name="_Toc240713006"/>
       <w:r>
         <w:t>5.3 Voicemail or no answer</w:t>
       </w:r>
@@ -8472,7 +8472,7 @@
       <w:pPr>
         <w:pStyle w:val="Heading2"/>
       </w:pPr>
-      <w:bookmarkStart w:id="21" w:name="_Toc240466291"/>
+      <w:bookmarkStart w:id="21" w:name="_Toc240713007"/>
       <w:r>
         <w:t>5.4 Common questions</w:t>
       </w:r>
@@ -8493,7 +8493,7 @@
           <w:left w:w="10" w:type="dxa"/>
           <w:right w:w="10" w:type="dxa"/>
         </w:tblCellMar>
-        <w:tblLook w:val="0000" w:firstRow="0" w:lastRow="0" w:firstColumn="0" w:lastColumn="0" w:noHBand="0" w:noVBand="0"/>
+        <w:tblLook w:val="04A0" w:firstRow="1" w:lastRow="0" w:firstColumn="1" w:lastColumn="0" w:noHBand="0" w:noVBand="1"/>
       </w:tblPr>
       <w:tblGrid>
         <w:gridCol w:w="3200"/>
@@ -8922,7 +8922,7 @@
       <w:pPr>
         <w:pStyle w:val="Heading2"/>
       </w:pPr>
-      <w:bookmarkStart w:id="22" w:name="_Toc240466292"/>
+      <w:bookmarkStart w:id="22" w:name="_Toc240713008"/>
       <w:r>
         <w:t>5.5 Refusals and withdrawals</w:t>
       </w:r>
@@ -8941,7 +8941,7 @@
         <w:pStyle w:val="Heading1"/>
         <w:pageBreakBefore/>
       </w:pPr>
-      <w:bookmarkStart w:id="23" w:name="_Toc240466293"/>
+      <w:bookmarkStart w:id="23" w:name="_Toc240713009"/>
       <w:r>
         <w:lastRenderedPageBreak/>
         <w:t>6. Role modules</w:t>
@@ -8960,7 +8960,7 @@
       <w:pPr>
         <w:pStyle w:val="Heading2"/>
       </w:pPr>
-      <w:bookmarkStart w:id="24" w:name="_Toc240466294"/>
+      <w:bookmarkStart w:id="24" w:name="_Toc240713010"/>
       <w:r>
         <w:t>Module A — Contact RA</w:t>
       </w:r>
@@ -9101,7 +9101,7 @@
           <w:noProof/>
         </w:rPr>
         <w:drawing>
-          <wp:inline distT="0" distB="0" distL="0" distR="0" wp14:anchorId="178EE400" wp14:editId="5FCD87EC">
+          <wp:inline distT="0" distB="0" distL="0" distR="0" wp14:anchorId="42423A43" wp14:editId="01C1EA0B">
             <wp:extent cx="5334000" cy="2114550"/>
             <wp:effectExtent l="0" t="0" r="0" b="0"/>
             <wp:docPr id="3" name="adm_case_add_person.jpg" descr="Adding a person to a case." title="Adding a person to a case."/>
@@ -9305,7 +9305,7 @@
           <w:left w:w="10" w:type="dxa"/>
           <w:right w:w="10" w:type="dxa"/>
         </w:tblCellMar>
-        <w:tblLook w:val="0000" w:firstRow="0" w:lastRow="0" w:firstColumn="0" w:lastColumn="0" w:noHBand="0" w:noVBand="0"/>
+        <w:tblLook w:val="04A0" w:firstRow="1" w:lastRow="0" w:firstColumn="1" w:lastColumn="0" w:noHBand="0" w:noVBand="1"/>
       </w:tblPr>
       <w:tblGrid>
         <w:gridCol w:w="9412"/>
@@ -9476,7 +9476,7 @@
         </w:rPr>
         <w:lastRenderedPageBreak/>
         <w:drawing>
-          <wp:inline distT="0" distB="0" distL="0" distR="0" wp14:anchorId="6AE46437" wp14:editId="56E57901">
+          <wp:inline distT="0" distB="0" distL="0" distR="0" wp14:anchorId="073C6956" wp14:editId="33A1CAB5">
             <wp:extent cx="5334000" cy="1143000"/>
             <wp:effectExtent l="0" t="0" r="0" b="0"/>
             <wp:docPr id="4" name="cra_case_invitations_before.jpg" descr="Invitations panel before sending, with the history of earlier invitations." title="Invitations panel before sending, with the history of earlier invitations."/>
@@ -9605,7 +9605,7 @@
           <w:noProof/>
         </w:rPr>
         <w:drawing>
-          <wp:inline distT="0" distB="0" distL="0" distR="0" wp14:anchorId="3C601246" wp14:editId="4CA9EB62">
+          <wp:inline distT="0" distB="0" distL="0" distR="0" wp14:anchorId="60EA50A4" wp14:editId="18249ECD">
             <wp:extent cx="5334000" cy="2152650"/>
             <wp:effectExtent l="0" t="0" r="0" b="0"/>
             <wp:docPr id="5" name="cra_case_invitation_sent.jpg" descr="The link, manual code and ready-written messages are shown once, with a send button for each channel." title="The link, manual code and ready-written messages are shown once, with a send button for each channel."/>
@@ -9859,7 +9859,7 @@
           <w:left w:w="10" w:type="dxa"/>
           <w:right w:w="10" w:type="dxa"/>
         </w:tblCellMar>
-        <w:tblLook w:val="0000" w:firstRow="0" w:lastRow="0" w:firstColumn="0" w:lastColumn="0" w:noHBand="0" w:noVBand="0"/>
+        <w:tblLook w:val="04A0" w:firstRow="1" w:lastRow="0" w:firstColumn="1" w:lastColumn="0" w:noHBand="0" w:noVBand="1"/>
       </w:tblPr>
       <w:tblGrid>
         <w:gridCol w:w="9412"/>
@@ -10045,7 +10045,7 @@
           <w:noProof/>
         </w:rPr>
         <w:drawing>
-          <wp:inline distT="0" distB="0" distL="0" distR="0" wp14:anchorId="2DB7F448" wp14:editId="0523344B">
+          <wp:inline distT="0" distB="0" distL="0" distR="0" wp14:anchorId="4FECD9F7" wp14:editId="4C72BB1C">
             <wp:extent cx="5334000" cy="1343025"/>
             <wp:effectExtent l="0" t="0" r="0" b="0"/>
             <wp:docPr id="6" name="adm_case_timeline.jpg" descr="Contact timeline and the form for logging an attempt." title="Contact timeline and the form for logging an attempt."/>
@@ -10255,7 +10255,7 @@
         </w:rPr>
         <w:lastRenderedPageBreak/>
         <w:drawing>
-          <wp:inline distT="0" distB="0" distL="0" distR="0" wp14:anchorId="3299D553" wp14:editId="52998DD8">
+          <wp:inline distT="0" distB="0" distL="0" distR="0" wp14:anchorId="68810DF7" wp14:editId="3A01B30B">
             <wp:extent cx="5334000" cy="3333750"/>
             <wp:effectExtent l="0" t="0" r="0" b="0"/>
             <wp:docPr id="7" name="cra_follow_ups.jpg" descr="Follow-ups due. Contact RAs see only their own cases." title="Follow-ups due. Contact RAs see only their own cases."/>
@@ -10406,7 +10406,7 @@
           <w:left w:w="10" w:type="dxa"/>
           <w:right w:w="10" w:type="dxa"/>
         </w:tblCellMar>
-        <w:tblLook w:val="0000" w:firstRow="0" w:lastRow="0" w:firstColumn="0" w:lastColumn="0" w:noHBand="0" w:noVBand="0"/>
+        <w:tblLook w:val="04A0" w:firstRow="1" w:lastRow="0" w:firstColumn="1" w:lastColumn="0" w:noHBand="0" w:noVBand="1"/>
       </w:tblPr>
       <w:tblGrid>
         <w:gridCol w:w="9412"/>
@@ -10519,7 +10519,7 @@
           <w:noProof/>
         </w:rPr>
         <w:drawing>
-          <wp:inline distT="0" distB="0" distL="0" distR="0" wp14:anchorId="67E37640" wp14:editId="1C3C6CD7">
+          <wp:inline distT="0" distB="0" distL="0" distR="0" wp14:anchorId="6E3E7F91" wp14:editId="6EB0BDF5">
             <wp:extent cx="5334000" cy="2667000"/>
             <wp:effectExtent l="0" t="0" r="0" b="0"/>
             <wp:docPr id="8" name="cra_appointments.jpg" descr="Appointment Queue." title="Appointment Queue."/>
@@ -10830,7 +10830,7 @@
           <w:left w:w="10" w:type="dxa"/>
           <w:right w:w="10" w:type="dxa"/>
         </w:tblCellMar>
-        <w:tblLook w:val="0000" w:firstRow="0" w:lastRow="0" w:firstColumn="0" w:lastColumn="0" w:noHBand="0" w:noVBand="0"/>
+        <w:tblLook w:val="04A0" w:firstRow="1" w:lastRow="0" w:firstColumn="1" w:lastColumn="0" w:noHBand="0" w:noVBand="1"/>
       </w:tblPr>
       <w:tblGrid>
         <w:gridCol w:w="941"/>
@@ -11428,7 +11428,7 @@
       <w:pPr>
         <w:pStyle w:val="Heading2"/>
       </w:pPr>
-      <w:bookmarkStart w:id="25" w:name="_Toc240466295"/>
+      <w:bookmarkStart w:id="25" w:name="_Toc240713011"/>
       <w:r>
         <w:t>Module B — QUAN/Kobo QA RA</w:t>
       </w:r>
@@ -11477,7 +11477,7 @@
         </w:rPr>
         <w:lastRenderedPageBreak/>
         <w:drawing>
-          <wp:inline distT="0" distB="0" distL="0" distR="0" wp14:anchorId="552823AF" wp14:editId="7FEDD786">
+          <wp:inline distT="0" distB="0" distL="0" distR="0" wp14:anchorId="0D744995" wp14:editId="41378A0F">
             <wp:extent cx="5334000" cy="3333750"/>
             <wp:effectExtent l="0" t="0" r="0" b="0"/>
             <wp:docPr id="9" name="qa_queue.jpg" descr="QUAN QA Queue with the KoboToolbox sync panel." title="QUAN QA Queue with the KoboToolbox sync panel."/>
@@ -11674,7 +11674,7 @@
           <w:left w:w="10" w:type="dxa"/>
           <w:right w:w="10" w:type="dxa"/>
         </w:tblCellMar>
-        <w:tblLook w:val="0000" w:firstRow="0" w:lastRow="0" w:firstColumn="0" w:lastColumn="0" w:noHBand="0" w:noVBand="0"/>
+        <w:tblLook w:val="04A0" w:firstRow="1" w:lastRow="0" w:firstColumn="1" w:lastColumn="0" w:noHBand="0" w:noVBand="1"/>
       </w:tblPr>
       <w:tblGrid>
         <w:gridCol w:w="2353"/>
@@ -12120,7 +12120,7 @@
           <w:left w:w="10" w:type="dxa"/>
           <w:right w:w="10" w:type="dxa"/>
         </w:tblCellMar>
-        <w:tblLook w:val="0000" w:firstRow="0" w:lastRow="0" w:firstColumn="0" w:lastColumn="0" w:noHBand="0" w:noVBand="0"/>
+        <w:tblLook w:val="04A0" w:firstRow="1" w:lastRow="0" w:firstColumn="1" w:lastColumn="0" w:noHBand="0" w:noVBand="1"/>
       </w:tblPr>
       <w:tblGrid>
         <w:gridCol w:w="9412"/>
@@ -12278,7 +12278,7 @@
           <w:noProof/>
         </w:rPr>
         <w:drawing>
-          <wp:inline distT="0" distB="0" distL="0" distR="0" wp14:anchorId="62721F8C" wp14:editId="4F311F0A">
+          <wp:inline distT="0" distB="0" distL="0" distR="0" wp14:anchorId="0AB82C62" wp14:editId="568B514A">
             <wp:extent cx="5334000" cy="3333750"/>
             <wp:effectExtent l="0" t="0" r="0" b="0"/>
             <wp:docPr id="10" name="qa_exceptions.jpg" descr="QA Exception Queue." title="QA Exception Queue."/>
@@ -12539,7 +12539,7 @@
       <w:pPr>
         <w:pStyle w:val="Heading2"/>
       </w:pPr>
-      <w:bookmarkStart w:id="26" w:name="_Toc240466296"/>
+      <w:bookmarkStart w:id="26" w:name="_Toc240713012"/>
       <w:r>
         <w:t>Module C — KII RA</w:t>
       </w:r>
@@ -12588,7 +12588,7 @@
         </w:rPr>
         <w:lastRenderedPageBreak/>
         <w:drawing>
-          <wp:inline distT="0" distB="0" distL="0" distR="0" wp14:anchorId="2A80B307" wp14:editId="2660D8B4">
+          <wp:inline distT="0" distB="0" distL="0" distR="0" wp14:anchorId="39BA6BBC" wp14:editId="3FC3DBB2">
             <wp:extent cx="5334000" cy="2667000"/>
             <wp:effectExtent l="0" t="0" r="0" b="0"/>
             <wp:docPr id="11" name="kii_new.jpg" descr="New KII Record." title="New KII Record."/>
@@ -12773,7 +12773,7 @@
           <w:noProof/>
         </w:rPr>
         <w:drawing>
-          <wp:inline distT="0" distB="0" distL="0" distR="0" wp14:anchorId="6C663DF7" wp14:editId="29641EFF">
+          <wp:inline distT="0" distB="0" distL="0" distR="0" wp14:anchorId="57D011AE" wp14:editId="64432E21">
             <wp:extent cx="5334000" cy="3333750"/>
             <wp:effectExtent l="0" t="0" r="0" b="0"/>
             <wp:docPr id="12" name="kii_register.jpg" descr="KII Register." title="KII Register."/>
@@ -12873,8 +12873,8 @@
         </w:rPr>
         <w:lastRenderedPageBreak/>
         <w:drawing>
-          <wp:inline distT="0" distB="0" distL="0" distR="0" wp14:anchorId="0105F6A1" wp14:editId="5CD337BB">
-            <wp:extent cx="5334000" cy="3333750"/>
+          <wp:inline distT="0" distB="0" distL="0" distR="0" wp14:anchorId="004D93BD" wp14:editId="3B2974C7">
+            <wp:extent cx="5334000" cy="3752850"/>
             <wp:effectExtent l="0" t="0" r="0" b="0"/>
             <wp:docPr id="13" name="kii_detail.jpg" descr="KII record: status, consent, transcript and coding." title="KII record: status, consent, transcript and coding."/>
             <wp:cNvGraphicFramePr>
@@ -12899,7 +12899,7 @@
                   <pic:spPr bwMode="auto">
                     <a:xfrm>
                       <a:off x="0" y="0"/>
-                      <a:ext cx="5334000" cy="3333750"/>
+                      <a:ext cx="5334000" cy="3752850"/>
                     </a:xfrm>
                     <a:prstGeom prst="rect">
                       <a:avLst/>
@@ -13057,7 +13057,7 @@
         <w:t>KII Guide</w:t>
       </w:r>
       <w:r>
-        <w:t xml:space="preserve"> form in KoboToolbox using the KII ID. The </w:t>
+        <w:t xml:space="preserve"> form in KoboToolbox using the KII ID (see the next section). The </w:t>
       </w:r>
       <w:r>
         <w:rPr>
@@ -13080,95 +13080,7 @@
         <w:pStyle w:val="Heading3"/>
       </w:pPr>
       <w:r>
-        <w:t>Running the interview</w:t>
-      </w:r>
-    </w:p>
-    <w:p>
-      <w:pPr>
-        <w:pStyle w:val="ListParagraph"/>
-        <w:numPr>
-          <w:ilvl w:val="0"/>
-          <w:numId w:val="2"/>
-        </w:numPr>
-        <w:spacing w:after="60" w:line="276" w:lineRule="auto"/>
-      </w:pPr>
-      <w:r>
-        <w:t>Standard KII: mandatory core (Part B), one or two role-triggered modules (Part C), then closing (Part E). 30–45 minutes.</w:t>
-      </w:r>
-    </w:p>
-    <w:p>
-      <w:pPr>
-        <w:pStyle w:val="ListParagraph"/>
-        <w:numPr>
-          <w:ilvl w:val="0"/>
-          <w:numId w:val="2"/>
-        </w:numPr>
-        <w:spacing w:after="60" w:line="276" w:lineRule="auto"/>
-      </w:pPr>
-      <w:r>
-        <w:t>Executive Short Form: only for genuinely time-constrained senior people. Ask K1, K2, K3, K7 and K9, one short probe each, 12–15 minutes, and record that the short form was used.</w:t>
-      </w:r>
-    </w:p>
-    <w:p>
-      <w:pPr>
-        <w:pStyle w:val="ListParagraph"/>
-        <w:numPr>
-          <w:ilvl w:val="0"/>
-          <w:numId w:val="2"/>
-        </w:numPr>
-        <w:spacing w:after="60" w:line="276" w:lineRule="auto"/>
-      </w:pPr>
-      <w:r>
-        <w:t>Don't ask every specialist module, and never disguise a long interview as an executive one.</w:t>
-      </w:r>
-    </w:p>
-    <w:p>
-      <w:pPr>
-        <w:pStyle w:val="ListParagraph"/>
-        <w:numPr>
-          <w:ilvl w:val="0"/>
-          <w:numId w:val="2"/>
-        </w:numPr>
-        <w:spacing w:after="60" w:line="276" w:lineRule="auto"/>
-      </w:pPr>
-      <w:r>
-        <w:t>If recording is declined, take contemporaneous notes only with permission and record that no audio exists.</w:t>
-      </w:r>
-    </w:p>
-    <w:p>
-      <w:pPr>
-        <w:pStyle w:val="ListParagraph"/>
-        <w:numPr>
-          <w:ilvl w:val="0"/>
-          <w:numId w:val="2"/>
-        </w:numPr>
-        <w:spacing w:after="60" w:line="276" w:lineRule="auto"/>
-      </w:pPr>
-      <w:r>
-        <w:t>A person who declines consent is recorded in the portal's KII register (the KoboToolbox form can't record a decline).</w:t>
-      </w:r>
-    </w:p>
-    <w:p>
-      <w:pPr>
-        <w:spacing w:after="60"/>
-      </w:pPr>
-    </w:p>
-    <w:p>
-      <w:pPr>
-        <w:pStyle w:val="Heading2"/>
-      </w:pPr>
-      <w:bookmarkStart w:id="27" w:name="_Toc240466297"/>
-      <w:r>
-        <w:t>Module D — Documentary RA</w:t>
-      </w:r>
-      <w:bookmarkEnd w:id="27"/>
-    </w:p>
-    <w:p>
-      <w:pPr>
-        <w:pStyle w:val="Heading3"/>
-      </w:pPr>
-      <w:r>
-        <w:t>Adding a document</w:t>
+        <w:t>Opening the KII Guide with the KII ID filled in</w:t>
       </w:r>
     </w:p>
     <w:p>
@@ -13181,17 +13093,27 @@
         <w:spacing w:after="80" w:line="276" w:lineRule="auto"/>
       </w:pPr>
       <w:r>
-        <w:t xml:space="preserve">Select </w:t>
+        <w:t xml:space="preserve">Record </w:t>
       </w:r>
       <w:r>
         <w:rPr>
           <w:b/>
           <w:bCs/>
         </w:rPr>
-        <w:t>Documents → New document</w:t>
-      </w:r>
-      <w:r>
-        <w:t>.</w:t>
+        <w:t>participation consent</w:t>
+      </w:r>
+      <w:r>
+        <w:t xml:space="preserve"> first. Until you do, the </w:t>
+      </w:r>
+      <w:r>
+        <w:rPr>
+          <w:b/>
+          <w:bCs/>
+        </w:rPr>
+        <w:t>Coding</w:t>
+      </w:r>
+      <w:r>
+        <w:t xml:space="preserve"> panel says “Record participation consent first” and the interview link is withheld.</w:t>
       </w:r>
     </w:p>
     <w:p>
@@ -13204,12 +13126,11 @@
         <w:rPr>
           <w:noProof/>
         </w:rPr>
-        <w:lastRenderedPageBreak/>
         <w:drawing>
-          <wp:inline distT="0" distB="0" distL="0" distR="0" wp14:anchorId="2E0DF872" wp14:editId="690107DA">
-            <wp:extent cx="5334000" cy="3171825"/>
+          <wp:inline distT="0" distB="0" distL="0" distR="0" wp14:anchorId="4071DC32" wp14:editId="6B195396">
+            <wp:extent cx="5334000" cy="523875"/>
             <wp:effectExtent l="0" t="0" r="0" b="0"/>
-            <wp:docPr id="14" name="doc_new.jpg" descr="New Documentary Evidence Record." title="New Documentary Evidence Record."/>
+            <wp:docPr id="14" name="kii_coding_locked.jpg" descr="Before consent: no interview link." title="Before consent: no interview link."/>
             <wp:cNvGraphicFramePr>
               <a:graphicFrameLocks xmlns:a="http://schemas.openxmlformats.org/drawingml/2006/main" noChangeAspect="1"/>
             </wp:cNvGraphicFramePr>
@@ -13232,7 +13153,7 @@
                   <pic:spPr bwMode="auto">
                     <a:xfrm>
                       <a:off x="0" y="0"/>
-                      <a:ext cx="5334000" cy="3171825"/>
+                      <a:ext cx="5334000" cy="523875"/>
                     </a:xfrm>
                     <a:prstGeom prst="rect">
                       <a:avLst/>
@@ -13268,7 +13189,7 @@
           <w:sz w:val="17"/>
           <w:szCs w:val="17"/>
         </w:rPr>
-        <w:t>New Documentary Evidence Record.</w:t>
+        <w:t>Before consent: no interview link.</w:t>
       </w:r>
     </w:p>
     <w:p>
@@ -13281,123 +13202,17 @@
         <w:spacing w:after="80" w:line="276" w:lineRule="auto"/>
       </w:pPr>
       <w:r>
-        <w:t xml:space="preserve">Enter </w:t>
+        <w:t xml:space="preserve">Once consent is recorded, the panel offers </w:t>
       </w:r>
       <w:r>
         <w:rPr>
           <w:b/>
           <w:bCs/>
         </w:rPr>
-        <w:t>Title</w:t>
-      </w:r>
-      <w:r>
-        <w:t xml:space="preserve">, </w:t>
-      </w:r>
-      <w:r>
-        <w:rPr>
-          <w:b/>
-          <w:bCs/>
-        </w:rPr>
-        <w:t>Author / speaker</w:t>
-      </w:r>
-      <w:r>
-        <w:t xml:space="preserve">, </w:t>
-      </w:r>
-      <w:r>
-        <w:rPr>
-          <w:b/>
-          <w:bCs/>
-        </w:rPr>
-        <w:t>Source URL / reference</w:t>
-      </w:r>
-      <w:r>
-        <w:t xml:space="preserve">, </w:t>
-      </w:r>
-      <w:r>
-        <w:rPr>
-          <w:b/>
-          <w:bCs/>
-        </w:rPr>
-        <w:t>Document type</w:t>
-      </w:r>
-      <w:r>
-        <w:t xml:space="preserve"> (OFFICIAL, SECONDARY or PLATFORM), </w:t>
-      </w:r>
-      <w:r>
-        <w:rPr>
-          <w:b/>
-          <w:bCs/>
-        </w:rPr>
-        <w:t>Geographic scope</w:t>
-      </w:r>
-      <w:r>
-        <w:t xml:space="preserve"> and an </w:t>
-      </w:r>
-      <w:r>
-        <w:rPr>
-          <w:b/>
-          <w:bCs/>
-        </w:rPr>
-        <w:t>Evidence extract</w:t>
-      </w:r>
-      <w:r>
-        <w:t xml:space="preserve">, then select </w:t>
-      </w:r>
-      <w:r>
-        <w:rPr>
-          <w:b/>
-          <w:bCs/>
-        </w:rPr>
-        <w:t>Create document record</w:t>
-      </w:r>
-      <w:r>
-        <w:t>. The document ID (e.g. DOC-0025) is generated.</w:t>
-      </w:r>
-    </w:p>
-    <w:p>
-      <w:pPr>
-        <w:spacing w:after="80"/>
-      </w:pPr>
-    </w:p>
-    <w:p>
-      <w:pPr>
-        <w:pStyle w:val="Heading3"/>
-      </w:pPr>
-      <w:r>
-        <w:t>Assessing and including a document</w:t>
-      </w:r>
-    </w:p>
-    <w:p>
-      <w:pPr>
-        <w:pStyle w:val="ListParagraph"/>
-        <w:numPr>
-          <w:ilvl w:val="0"/>
-          <w:numId w:val="16"/>
-        </w:numPr>
-        <w:spacing w:after="80" w:line="276" w:lineRule="auto"/>
-      </w:pPr>
-      <w:r>
-        <w:t xml:space="preserve">In </w:t>
-      </w:r>
-      <w:r>
-        <w:rPr>
-          <w:b/>
-          <w:bCs/>
-        </w:rPr>
-        <w:t>Documents</w:t>
-      </w:r>
-      <w:r>
-        <w:t xml:space="preserve">, select </w:t>
-      </w:r>
-      <w:r>
-        <w:rPr>
-          <w:b/>
-          <w:bCs/>
-        </w:rPr>
-        <w:t>Manage</w:t>
-      </w:r>
-      <w:r>
-        <w:t xml:space="preserve"> on the record.</w:t>
+        <w:t>Continue this interview</w:t>
+      </w:r>
+      <w:r>
+        <w:t>. Select it: the KoboToolbox KII Guide opens in a new tab with the KII ID already entered, so it can never be mistyped and the completed form always matches this record.</w:t>
       </w:r>
     </w:p>
     <w:p>
@@ -13411,10 +13226,10 @@
           <w:noProof/>
         </w:rPr>
         <w:drawing>
-          <wp:inline distT="0" distB="0" distL="0" distR="0" wp14:anchorId="67971940" wp14:editId="2AB08B09">
-            <wp:extent cx="5334000" cy="3333750"/>
+          <wp:inline distT="0" distB="0" distL="0" distR="0" wp14:anchorId="45A89123" wp14:editId="6ED4B810">
+            <wp:extent cx="5334000" cy="742950"/>
             <wp:effectExtent l="0" t="0" r="0" b="0"/>
-            <wp:docPr id="15" name="doc_register.jpg" descr="Documentary Evidence Corpus." title="Documentary Evidence Corpus."/>
+            <wp:docPr id="15" name="kii_coding_ready.jpg" descr="After consent: Continue this interview." title="After consent: Continue this interview."/>
             <wp:cNvGraphicFramePr>
               <a:graphicFrameLocks xmlns:a="http://schemas.openxmlformats.org/drawingml/2006/main" noChangeAspect="1"/>
             </wp:cNvGraphicFramePr>
@@ -13437,7 +13252,7 @@
                   <pic:spPr bwMode="auto">
                     <a:xfrm>
                       <a:off x="0" y="0"/>
-                      <a:ext cx="5334000" cy="3333750"/>
+                      <a:ext cx="5334000" cy="742950"/>
                     </a:xfrm>
                     <a:prstGeom prst="rect">
                       <a:avLst/>
@@ -13473,7 +13288,192 @@
           <w:sz w:val="17"/>
           <w:szCs w:val="17"/>
         </w:rPr>
-        <w:t>Documentary Evidence Corpus.</w:t>
+        <w:t>After consent: Continue this interview.</w:t>
+      </w:r>
+    </w:p>
+    <w:p>
+      <w:pPr>
+        <w:pStyle w:val="ListParagraph"/>
+        <w:numPr>
+          <w:ilvl w:val="0"/>
+          <w:numId w:val="15"/>
+        </w:numPr>
+        <w:spacing w:after="80" w:line="276" w:lineRule="auto"/>
+      </w:pPr>
+      <w:r>
+        <w:lastRenderedPageBreak/>
+        <w:t>Complete the interview in the form as usual.</w:t>
+      </w:r>
+    </w:p>
+    <w:p>
+      <w:pPr>
+        <w:spacing w:after="80"/>
+      </w:pPr>
+    </w:p>
+    <w:tbl>
+      <w:tblPr>
+        <w:tblW w:w="9412" w:type="dxa"/>
+        <w:tblBorders>
+          <w:top w:val="single" w:sz="2" w:space="0" w:color="EAF2FA"/>
+          <w:left w:val="single" w:sz="24" w:space="0" w:color="2A6FB0"/>
+          <w:bottom w:val="single" w:sz="2" w:space="0" w:color="EAF2FA"/>
+          <w:right w:val="single" w:sz="2" w:space="0" w:color="EAF2FA"/>
+          <w:insideH w:val="single" w:sz="4" w:space="0" w:color="EAF2FA"/>
+          <w:insideV w:val="single" w:sz="4" w:space="0" w:color="EAF2FA"/>
+        </w:tblBorders>
+        <w:tblCellMar>
+          <w:left w:w="10" w:type="dxa"/>
+          <w:right w:w="10" w:type="dxa"/>
+        </w:tblCellMar>
+        <w:tblLook w:val="04A0" w:firstRow="1" w:lastRow="0" w:firstColumn="1" w:lastColumn="0" w:noHBand="0" w:noVBand="1"/>
+      </w:tblPr>
+      <w:tblGrid>
+        <w:gridCol w:w="9412"/>
+      </w:tblGrid>
+      <w:tr>
+        <w:tblPrEx>
+          <w:tblCellMar>
+            <w:top w:w="0" w:type="dxa"/>
+            <w:bottom w:w="0" w:type="dxa"/>
+          </w:tblCellMar>
+        </w:tblPrEx>
+        <w:trPr>
+          <w:cantSplit/>
+        </w:trPr>
+        <w:tc>
+          <w:tcPr>
+            <w:tcW w:w="9412" w:type="dxa"/>
+            <w:shd w:val="clear" w:color="auto" w:fill="EAF2FA"/>
+            <w:tcMar>
+              <w:top w:w="100" w:type="dxa"/>
+              <w:left w:w="180" w:type="dxa"/>
+              <w:bottom w:w="100" w:type="dxa"/>
+              <w:right w:w="160" w:type="dxa"/>
+            </w:tcMar>
+          </w:tcPr>
+          <w:p>
+            <w:pPr>
+              <w:spacing w:after="40"/>
+            </w:pPr>
+            <w:r>
+              <w:rPr>
+                <w:b/>
+                <w:bCs/>
+                <w:sz w:val="20"/>
+                <w:szCs w:val="20"/>
+              </w:rPr>
+              <w:t>What the link carries</w:t>
+            </w:r>
+          </w:p>
+          <w:p>
+            <w:pPr>
+              <w:spacing w:after="40" w:line="264" w:lineRule="auto"/>
+            </w:pPr>
+            <w:r>
+              <w:rPr>
+                <w:sz w:val="19"/>
+                <w:szCs w:val="19"/>
+              </w:rPr>
+              <w:t>Only the KII ID and your own username. It never carries the participant's name, role or organisation, so nothing identifying is left in a web address or your browser history.</w:t>
+            </w:r>
+          </w:p>
+        </w:tc>
+      </w:tr>
+    </w:tbl>
+    <w:p>
+      <w:pPr>
+        <w:pStyle w:val="Heading3"/>
+      </w:pPr>
+      <w:r>
+        <w:t>Running the interview</w:t>
+      </w:r>
+    </w:p>
+    <w:p>
+      <w:pPr>
+        <w:pStyle w:val="ListParagraph"/>
+        <w:numPr>
+          <w:ilvl w:val="0"/>
+          <w:numId w:val="2"/>
+        </w:numPr>
+        <w:spacing w:after="60" w:line="276" w:lineRule="auto"/>
+      </w:pPr>
+      <w:r>
+        <w:t>Standard KII: mandatory core (Part B), one or two role-triggered modules (Part C), then closing (Part E). 30–45 minutes.</w:t>
+      </w:r>
+    </w:p>
+    <w:p>
+      <w:pPr>
+        <w:pStyle w:val="ListParagraph"/>
+        <w:numPr>
+          <w:ilvl w:val="0"/>
+          <w:numId w:val="2"/>
+        </w:numPr>
+        <w:spacing w:after="60" w:line="276" w:lineRule="auto"/>
+      </w:pPr>
+      <w:r>
+        <w:t>Executive Short Form: only for genuinely time-constrained senior people. Ask K1, K2, K3, K7 and K9, one short probe each, 12–15 minutes, and record that the short form was used.</w:t>
+      </w:r>
+    </w:p>
+    <w:p>
+      <w:pPr>
+        <w:pStyle w:val="ListParagraph"/>
+        <w:numPr>
+          <w:ilvl w:val="0"/>
+          <w:numId w:val="2"/>
+        </w:numPr>
+        <w:spacing w:after="60" w:line="276" w:lineRule="auto"/>
+      </w:pPr>
+      <w:r>
+        <w:t>Don't ask every specialist module, and never disguise a long interview as an executive one.</w:t>
+      </w:r>
+    </w:p>
+    <w:p>
+      <w:pPr>
+        <w:pStyle w:val="ListParagraph"/>
+        <w:numPr>
+          <w:ilvl w:val="0"/>
+          <w:numId w:val="2"/>
+        </w:numPr>
+        <w:spacing w:after="60" w:line="276" w:lineRule="auto"/>
+      </w:pPr>
+      <w:r>
+        <w:t>If recording is declined, take contemporaneous notes only with permission and record that no audio exists.</w:t>
+      </w:r>
+    </w:p>
+    <w:p>
+      <w:pPr>
+        <w:pStyle w:val="ListParagraph"/>
+        <w:numPr>
+          <w:ilvl w:val="0"/>
+          <w:numId w:val="2"/>
+        </w:numPr>
+        <w:spacing w:after="60" w:line="276" w:lineRule="auto"/>
+      </w:pPr>
+      <w:r>
+        <w:t>A person who declines consent is recorded in the portal's KII register (the KoboToolbox form can't record a decline).</w:t>
+      </w:r>
+    </w:p>
+    <w:p>
+      <w:pPr>
+        <w:spacing w:after="60"/>
+      </w:pPr>
+    </w:p>
+    <w:p>
+      <w:pPr>
+        <w:pStyle w:val="Heading2"/>
+      </w:pPr>
+      <w:bookmarkStart w:id="27" w:name="_Toc240713013"/>
+      <w:r>
+        <w:t>Module D — Documentary RA</w:t>
+      </w:r>
+      <w:bookmarkEnd w:id="27"/>
+    </w:p>
+    <w:p>
+      <w:pPr>
+        <w:pStyle w:val="Heading3"/>
+      </w:pPr>
+      <w:r>
+        <w:t>Adding a document</w:t>
       </w:r>
     </w:p>
     <w:p>
@@ -13486,24 +13486,14 @@
         <w:spacing w:after="80" w:line="276" w:lineRule="auto"/>
       </w:pPr>
       <w:r>
-        <w:t xml:space="preserve">Assess authenticity: select </w:t>
+        <w:t xml:space="preserve">Select </w:t>
       </w:r>
       <w:r>
         <w:rPr>
           <w:b/>
           <w:bCs/>
         </w:rPr>
-        <w:t>Mark verified</w:t>
-      </w:r>
-      <w:r>
-        <w:t xml:space="preserve"> or </w:t>
-      </w:r>
-      <w:r>
-        <w:rPr>
-          <w:b/>
-          <w:bCs/>
-        </w:rPr>
-        <w:t>Mark disputed</w:t>
+        <w:t>Documents → New document</w:t>
       </w:r>
       <w:r>
         <w:t>.</w:t>
@@ -13519,12 +13509,11 @@
         <w:rPr>
           <w:noProof/>
         </w:rPr>
-        <w:lastRenderedPageBreak/>
         <w:drawing>
-          <wp:inline distT="0" distB="0" distL="0" distR="0" wp14:anchorId="51D2A97E" wp14:editId="19BD1CB8">
-            <wp:extent cx="5334000" cy="3333750"/>
+          <wp:inline distT="0" distB="0" distL="0" distR="0" wp14:anchorId="71A64189" wp14:editId="122D0B33">
+            <wp:extent cx="5334000" cy="3171825"/>
             <wp:effectExtent l="0" t="0" r="0" b="0"/>
-            <wp:docPr id="16" name="doc_detail.jpg" descr="Document record: authenticity, QA status, memo and coding form." title="Document record: authenticity, QA status, memo and coding form."/>
+            <wp:docPr id="16" name="doc_new.jpg" descr="New Documentary Evidence Record." title="New Documentary Evidence Record."/>
             <wp:cNvGraphicFramePr>
               <a:graphicFrameLocks xmlns:a="http://schemas.openxmlformats.org/drawingml/2006/main" noChangeAspect="1"/>
             </wp:cNvGraphicFramePr>
@@ -13547,6 +13536,463 @@
                   <pic:spPr bwMode="auto">
                     <a:xfrm>
                       <a:off x="0" y="0"/>
+                      <a:ext cx="5334000" cy="3171825"/>
+                    </a:xfrm>
+                    <a:prstGeom prst="rect">
+                      <a:avLst/>
+                    </a:prstGeom>
+                  </pic:spPr>
+                </pic:pic>
+              </a:graphicData>
+            </a:graphic>
+          </wp:inline>
+        </w:drawing>
+      </w:r>
+    </w:p>
+    <w:p>
+      <w:pPr>
+        <w:spacing w:after="180"/>
+        <w:jc w:val="center"/>
+      </w:pPr>
+      <w:r>
+        <w:rPr>
+          <w:b/>
+          <w:bCs/>
+          <w:color w:val="5B6670"/>
+          <w:sz w:val="17"/>
+          <w:szCs w:val="17"/>
+        </w:rPr>
+        <w:t xml:space="preserve">Figure 16. </w:t>
+      </w:r>
+      <w:r>
+        <w:rPr>
+          <w:i/>
+          <w:iCs/>
+          <w:color w:val="5B6670"/>
+          <w:sz w:val="17"/>
+          <w:szCs w:val="17"/>
+        </w:rPr>
+        <w:t>New Documentary Evidence Record.</w:t>
+      </w:r>
+    </w:p>
+    <w:p>
+      <w:pPr>
+        <w:pStyle w:val="ListParagraph"/>
+        <w:numPr>
+          <w:ilvl w:val="0"/>
+          <w:numId w:val="16"/>
+        </w:numPr>
+        <w:spacing w:after="80" w:line="276" w:lineRule="auto"/>
+      </w:pPr>
+      <w:r>
+        <w:t xml:space="preserve">Enter </w:t>
+      </w:r>
+      <w:r>
+        <w:rPr>
+          <w:b/>
+          <w:bCs/>
+        </w:rPr>
+        <w:t>Title</w:t>
+      </w:r>
+      <w:r>
+        <w:t xml:space="preserve">, </w:t>
+      </w:r>
+      <w:r>
+        <w:rPr>
+          <w:b/>
+          <w:bCs/>
+        </w:rPr>
+        <w:t>Author / speaker</w:t>
+      </w:r>
+      <w:r>
+        <w:t xml:space="preserve">, </w:t>
+      </w:r>
+      <w:r>
+        <w:rPr>
+          <w:b/>
+          <w:bCs/>
+        </w:rPr>
+        <w:t>Source URL / reference</w:t>
+      </w:r>
+      <w:r>
+        <w:t xml:space="preserve">, </w:t>
+      </w:r>
+      <w:r>
+        <w:rPr>
+          <w:b/>
+          <w:bCs/>
+        </w:rPr>
+        <w:t>Document type</w:t>
+      </w:r>
+      <w:r>
+        <w:t xml:space="preserve"> (OFFICIAL, SECONDARY or PLATFORM), </w:t>
+      </w:r>
+      <w:r>
+        <w:rPr>
+          <w:b/>
+          <w:bCs/>
+        </w:rPr>
+        <w:t>Geographic scope</w:t>
+      </w:r>
+      <w:r>
+        <w:t xml:space="preserve"> and an </w:t>
+      </w:r>
+      <w:r>
+        <w:rPr>
+          <w:b/>
+          <w:bCs/>
+        </w:rPr>
+        <w:t>Evidence extract</w:t>
+      </w:r>
+      <w:r>
+        <w:t xml:space="preserve">, then select </w:t>
+      </w:r>
+      <w:r>
+        <w:rPr>
+          <w:b/>
+          <w:bCs/>
+        </w:rPr>
+        <w:t>Create document record</w:t>
+      </w:r>
+      <w:r>
+        <w:t>. The document ID (e.g. DOC-0025) is generated.</w:t>
+      </w:r>
+    </w:p>
+    <w:p>
+      <w:pPr>
+        <w:spacing w:after="80"/>
+      </w:pPr>
+    </w:p>
+    <w:p>
+      <w:pPr>
+        <w:pStyle w:val="Heading3"/>
+      </w:pPr>
+      <w:r>
+        <w:lastRenderedPageBreak/>
+        <w:t>Attaching the source file, and removing a wrong one</w:t>
+      </w:r>
+    </w:p>
+    <w:p>
+      <w:pPr>
+        <w:pStyle w:val="ListParagraph"/>
+        <w:numPr>
+          <w:ilvl w:val="0"/>
+          <w:numId w:val="17"/>
+        </w:numPr>
+        <w:spacing w:after="80" w:line="276" w:lineRule="auto"/>
+      </w:pPr>
+      <w:r>
+        <w:t xml:space="preserve">On the document's page, under </w:t>
+      </w:r>
+      <w:r>
+        <w:rPr>
+          <w:b/>
+          <w:bCs/>
+        </w:rPr>
+        <w:t>Source file</w:t>
+      </w:r>
+      <w:r>
+        <w:t xml:space="preserve">, select </w:t>
+      </w:r>
+      <w:r>
+        <w:rPr>
+          <w:b/>
+          <w:bCs/>
+        </w:rPr>
+        <w:t>Choose File</w:t>
+      </w:r>
+      <w:r>
+        <w:t xml:space="preserve"> and pick the source: a PDF, a scan or photo (JPG or PNG), a Word (.docx) or Excel (.xlsx) file, or a text or CSV file. Audio and video can be attached as a reference. The limit is 20 MB. The file is stored privately on the server.</w:t>
+      </w:r>
+    </w:p>
+    <w:p>
+      <w:pPr>
+        <w:keepNext/>
+        <w:spacing w:before="80" w:after="40"/>
+        <w:jc w:val="center"/>
+      </w:pPr>
+      <w:r>
+        <w:rPr>
+          <w:noProof/>
+        </w:rPr>
+        <w:drawing>
+          <wp:inline distT="0" distB="0" distL="0" distR="0" wp14:anchorId="651362B1" wp14:editId="33BDFEDD">
+            <wp:extent cx="5334000" cy="819150"/>
+            <wp:effectExtent l="0" t="0" r="0" b="0"/>
+            <wp:docPr id="17" name="doc_source_file.jpg" descr="Source file: the file name, size and date, with Remove file beside it." title="Source file: the file name, size and date, with Remove file beside it."/>
+            <wp:cNvGraphicFramePr>
+              <a:graphicFrameLocks xmlns:a="http://schemas.openxmlformats.org/drawingml/2006/main" noChangeAspect="1"/>
+            </wp:cNvGraphicFramePr>
+            <a:graphic xmlns:a="http://schemas.openxmlformats.org/drawingml/2006/main">
+              <a:graphicData uri="http://schemas.openxmlformats.org/drawingml/2006/picture">
+                <pic:pic xmlns:pic="http://schemas.openxmlformats.org/drawingml/2006/picture">
+                  <pic:nvPicPr>
+                    <pic:cNvPr id="0" name=""/>
+                    <pic:cNvPicPr>
+                      <a:picLocks noChangeAspect="1" noChangeArrowheads="1"/>
+                    </pic:cNvPicPr>
+                  </pic:nvPicPr>
+                  <pic:blipFill>
+                    <a:blip r:embed="rId23"/>
+                    <a:srcRect/>
+                    <a:stretch>
+                      <a:fillRect/>
+                    </a:stretch>
+                  </pic:blipFill>
+                  <pic:spPr bwMode="auto">
+                    <a:xfrm>
+                      <a:off x="0" y="0"/>
+                      <a:ext cx="5334000" cy="819150"/>
+                    </a:xfrm>
+                    <a:prstGeom prst="rect">
+                      <a:avLst/>
+                    </a:prstGeom>
+                  </pic:spPr>
+                </pic:pic>
+              </a:graphicData>
+            </a:graphic>
+          </wp:inline>
+        </w:drawing>
+      </w:r>
+    </w:p>
+    <w:p>
+      <w:pPr>
+        <w:spacing w:after="180"/>
+        <w:jc w:val="center"/>
+      </w:pPr>
+      <w:r>
+        <w:rPr>
+          <w:b/>
+          <w:bCs/>
+          <w:color w:val="5B6670"/>
+          <w:sz w:val="17"/>
+          <w:szCs w:val="17"/>
+        </w:rPr>
+        <w:t xml:space="preserve">Figure 17. </w:t>
+      </w:r>
+      <w:r>
+        <w:rPr>
+          <w:i/>
+          <w:iCs/>
+          <w:color w:val="5B6670"/>
+          <w:sz w:val="17"/>
+          <w:szCs w:val="17"/>
+        </w:rPr>
+        <w:t>Source file: the file name, size and date, with Remove file beside it.</w:t>
+      </w:r>
+    </w:p>
+    <w:p>
+      <w:pPr>
+        <w:pStyle w:val="ListParagraph"/>
+        <w:numPr>
+          <w:ilvl w:val="0"/>
+          <w:numId w:val="17"/>
+        </w:numPr>
+        <w:spacing w:after="80" w:line="276" w:lineRule="auto"/>
+      </w:pPr>
+      <w:r>
+        <w:t xml:space="preserve">A bar shows how much of the file has been sent. A large file on a slow connection can take a minute or two: wait until it says </w:t>
+      </w:r>
+      <w:r>
+        <w:rPr>
+          <w:b/>
+          <w:bCs/>
+        </w:rPr>
+        <w:t>Saving…</w:t>
+      </w:r>
+      <w:r>
+        <w:t xml:space="preserve"> and the file name appears.</w:t>
+      </w:r>
+    </w:p>
+    <w:p>
+      <w:pPr>
+        <w:pStyle w:val="ListParagraph"/>
+        <w:numPr>
+          <w:ilvl w:val="0"/>
+          <w:numId w:val="17"/>
+        </w:numPr>
+        <w:spacing w:after="80" w:line="276" w:lineRule="auto"/>
+      </w:pPr>
+      <w:r>
+        <w:t xml:space="preserve">Attached the wrong one? Select the red </w:t>
+      </w:r>
+      <w:r>
+        <w:rPr>
+          <w:b/>
+          <w:bCs/>
+        </w:rPr>
+        <w:t>Remove file</w:t>
+      </w:r>
+      <w:r>
+        <w:t xml:space="preserve"> link beside the file name and confirm. The file is deleted from the server and the record says “No file uploaded yet”. Then choose the right file.</w:t>
+      </w:r>
+    </w:p>
+    <w:p>
+      <w:pPr>
+        <w:pStyle w:val="ListParagraph"/>
+        <w:numPr>
+          <w:ilvl w:val="0"/>
+          <w:numId w:val="17"/>
+        </w:numPr>
+        <w:spacing w:after="80" w:line="276" w:lineRule="auto"/>
+      </w:pPr>
+      <w:r>
+        <w:t>Choosing another file straight away also replaces the old one.</w:t>
+      </w:r>
+    </w:p>
+    <w:p>
+      <w:pPr>
+        <w:spacing w:after="80"/>
+      </w:pPr>
+    </w:p>
+    <w:tbl>
+      <w:tblPr>
+        <w:tblW w:w="9412" w:type="dxa"/>
+        <w:tblBorders>
+          <w:top w:val="single" w:sz="2" w:space="0" w:color="EAF2FA"/>
+          <w:left w:val="single" w:sz="24" w:space="0" w:color="2A6FB0"/>
+          <w:bottom w:val="single" w:sz="2" w:space="0" w:color="EAF2FA"/>
+          <w:right w:val="single" w:sz="2" w:space="0" w:color="EAF2FA"/>
+          <w:insideH w:val="single" w:sz="4" w:space="0" w:color="EAF2FA"/>
+          <w:insideV w:val="single" w:sz="4" w:space="0" w:color="EAF2FA"/>
+        </w:tblBorders>
+        <w:tblCellMar>
+          <w:left w:w="10" w:type="dxa"/>
+          <w:right w:w="10" w:type="dxa"/>
+        </w:tblCellMar>
+        <w:tblLook w:val="04A0" w:firstRow="1" w:lastRow="0" w:firstColumn="1" w:lastColumn="0" w:noHBand="0" w:noVBand="1"/>
+      </w:tblPr>
+      <w:tblGrid>
+        <w:gridCol w:w="9412"/>
+      </w:tblGrid>
+      <w:tr>
+        <w:tblPrEx>
+          <w:tblCellMar>
+            <w:top w:w="0" w:type="dxa"/>
+            <w:bottom w:w="0" w:type="dxa"/>
+          </w:tblCellMar>
+        </w:tblPrEx>
+        <w:trPr>
+          <w:cantSplit/>
+        </w:trPr>
+        <w:tc>
+          <w:tcPr>
+            <w:tcW w:w="9412" w:type="dxa"/>
+            <w:shd w:val="clear" w:color="auto" w:fill="EAF2FA"/>
+            <w:tcMar>
+              <w:top w:w="100" w:type="dxa"/>
+              <w:left w:w="180" w:type="dxa"/>
+              <w:bottom w:w="100" w:type="dxa"/>
+              <w:right w:w="160" w:type="dxa"/>
+            </w:tcMar>
+          </w:tcPr>
+          <w:p>
+            <w:pPr>
+              <w:spacing w:after="40"/>
+            </w:pPr>
+            <w:r>
+              <w:rPr>
+                <w:b/>
+                <w:bCs/>
+                <w:sz w:val="20"/>
+                <w:szCs w:val="20"/>
+              </w:rPr>
+              <w:t>What goes with a removed file</w:t>
+            </w:r>
+          </w:p>
+          <w:p>
+            <w:pPr>
+              <w:spacing w:after="40" w:line="264" w:lineRule="auto"/>
+            </w:pPr>
+            <w:r>
+              <w:rPr>
+                <w:sz w:val="19"/>
+                <w:szCs w:val="19"/>
+              </w:rPr>
+              <w:t>An AI draft (see below) made from the removed or replaced file is discarded too, so a draft of the wrong document can never be reviewed and submitted for the right one. A draft that has already been submitted to KoboToolbox is kept as the record of what was filed. Removals are recorded in the audit log with the file name.</w:t>
+            </w:r>
+          </w:p>
+        </w:tc>
+      </w:tr>
+    </w:tbl>
+    <w:p>
+      <w:pPr>
+        <w:pStyle w:val="Heading3"/>
+      </w:pPr>
+      <w:r>
+        <w:t>Assessing and including a document</w:t>
+      </w:r>
+    </w:p>
+    <w:p>
+      <w:pPr>
+        <w:pStyle w:val="ListParagraph"/>
+        <w:numPr>
+          <w:ilvl w:val="0"/>
+          <w:numId w:val="18"/>
+        </w:numPr>
+        <w:spacing w:after="80" w:line="276" w:lineRule="auto"/>
+      </w:pPr>
+      <w:r>
+        <w:t xml:space="preserve">In </w:t>
+      </w:r>
+      <w:r>
+        <w:rPr>
+          <w:b/>
+          <w:bCs/>
+        </w:rPr>
+        <w:t>Documents</w:t>
+      </w:r>
+      <w:r>
+        <w:t xml:space="preserve">, select </w:t>
+      </w:r>
+      <w:r>
+        <w:rPr>
+          <w:b/>
+          <w:bCs/>
+        </w:rPr>
+        <w:t>Manage</w:t>
+      </w:r>
+      <w:r>
+        <w:t xml:space="preserve"> on the record.</w:t>
+      </w:r>
+    </w:p>
+    <w:p>
+      <w:pPr>
+        <w:keepNext/>
+        <w:spacing w:before="80" w:after="40"/>
+        <w:jc w:val="center"/>
+      </w:pPr>
+      <w:r>
+        <w:rPr>
+          <w:noProof/>
+        </w:rPr>
+        <w:drawing>
+          <wp:inline distT="0" distB="0" distL="0" distR="0" wp14:anchorId="1AE7209B" wp14:editId="2FDA9641">
+            <wp:extent cx="5334000" cy="3333750"/>
+            <wp:effectExtent l="0" t="0" r="0" b="0"/>
+            <wp:docPr id="18" name="doc_register.jpg" descr="Documentary Evidence Corpus." title="Documentary Evidence Corpus."/>
+            <wp:cNvGraphicFramePr>
+              <a:graphicFrameLocks xmlns:a="http://schemas.openxmlformats.org/drawingml/2006/main" noChangeAspect="1"/>
+            </wp:cNvGraphicFramePr>
+            <a:graphic xmlns:a="http://schemas.openxmlformats.org/drawingml/2006/main">
+              <a:graphicData uri="http://schemas.openxmlformats.org/drawingml/2006/picture">
+                <pic:pic xmlns:pic="http://schemas.openxmlformats.org/drawingml/2006/picture">
+                  <pic:nvPicPr>
+                    <pic:cNvPr id="0" name=""/>
+                    <pic:cNvPicPr>
+                      <a:picLocks noChangeAspect="1" noChangeArrowheads="1"/>
+                    </pic:cNvPicPr>
+                  </pic:nvPicPr>
+                  <pic:blipFill>
+                    <a:blip r:embed="rId24"/>
+                    <a:srcRect/>
+                    <a:stretch>
+                      <a:fillRect/>
+                    </a:stretch>
+                  </pic:blipFill>
+                  <pic:spPr bwMode="auto">
+                    <a:xfrm>
+                      <a:off x="0" y="0"/>
                       <a:ext cx="5334000" cy="3333750"/>
                     </a:xfrm>
                     <a:prstGeom prst="rect">
@@ -13573,7 +14019,117 @@
           <w:sz w:val="17"/>
           <w:szCs w:val="17"/>
         </w:rPr>
-        <w:t xml:space="preserve">Figure 16. </w:t>
+        <w:t xml:space="preserve">Figure 18. </w:t>
+      </w:r>
+      <w:r>
+        <w:rPr>
+          <w:i/>
+          <w:iCs/>
+          <w:color w:val="5B6670"/>
+          <w:sz w:val="17"/>
+          <w:szCs w:val="17"/>
+        </w:rPr>
+        <w:t>Documentary Evidence Corpus.</w:t>
+      </w:r>
+    </w:p>
+    <w:p>
+      <w:pPr>
+        <w:pStyle w:val="ListParagraph"/>
+        <w:numPr>
+          <w:ilvl w:val="0"/>
+          <w:numId w:val="18"/>
+        </w:numPr>
+        <w:spacing w:after="80" w:line="276" w:lineRule="auto"/>
+      </w:pPr>
+      <w:r>
+        <w:t xml:space="preserve">Assess authenticity: select </w:t>
+      </w:r>
+      <w:r>
+        <w:rPr>
+          <w:b/>
+          <w:bCs/>
+        </w:rPr>
+        <w:t>Mark verified</w:t>
+      </w:r>
+      <w:r>
+        <w:t xml:space="preserve"> or </w:t>
+      </w:r>
+      <w:r>
+        <w:rPr>
+          <w:b/>
+          <w:bCs/>
+        </w:rPr>
+        <w:t>Mark disputed</w:t>
+      </w:r>
+      <w:r>
+        <w:t>.</w:t>
+      </w:r>
+    </w:p>
+    <w:p>
+      <w:pPr>
+        <w:keepNext/>
+        <w:spacing w:before="80" w:after="40"/>
+        <w:jc w:val="center"/>
+      </w:pPr>
+      <w:r>
+        <w:rPr>
+          <w:noProof/>
+        </w:rPr>
+        <w:lastRenderedPageBreak/>
+        <w:drawing>
+          <wp:inline distT="0" distB="0" distL="0" distR="0" wp14:anchorId="6FC2FB13" wp14:editId="26270256">
+            <wp:extent cx="5334000" cy="3419475"/>
+            <wp:effectExtent l="0" t="0" r="0" b="0"/>
+            <wp:docPr id="19" name="doc_detail.jpg" descr="Document record: authenticity, QA status, memo and coding form." title="Document record: authenticity, QA status, memo and coding form."/>
+            <wp:cNvGraphicFramePr>
+              <a:graphicFrameLocks xmlns:a="http://schemas.openxmlformats.org/drawingml/2006/main" noChangeAspect="1"/>
+            </wp:cNvGraphicFramePr>
+            <a:graphic xmlns:a="http://schemas.openxmlformats.org/drawingml/2006/main">
+              <a:graphicData uri="http://schemas.openxmlformats.org/drawingml/2006/picture">
+                <pic:pic xmlns:pic="http://schemas.openxmlformats.org/drawingml/2006/picture">
+                  <pic:nvPicPr>
+                    <pic:cNvPr id="0" name=""/>
+                    <pic:cNvPicPr>
+                      <a:picLocks noChangeAspect="1" noChangeArrowheads="1"/>
+                    </pic:cNvPicPr>
+                  </pic:nvPicPr>
+                  <pic:blipFill>
+                    <a:blip r:embed="rId25"/>
+                    <a:srcRect/>
+                    <a:stretch>
+                      <a:fillRect/>
+                    </a:stretch>
+                  </pic:blipFill>
+                  <pic:spPr bwMode="auto">
+                    <a:xfrm>
+                      <a:off x="0" y="0"/>
+                      <a:ext cx="5334000" cy="3419475"/>
+                    </a:xfrm>
+                    <a:prstGeom prst="rect">
+                      <a:avLst/>
+                    </a:prstGeom>
+                  </pic:spPr>
+                </pic:pic>
+              </a:graphicData>
+            </a:graphic>
+          </wp:inline>
+        </w:drawing>
+      </w:r>
+    </w:p>
+    <w:p>
+      <w:pPr>
+        <w:spacing w:after="180"/>
+        <w:jc w:val="center"/>
+      </w:pPr>
+      <w:r>
+        <w:rPr>
+          <w:b/>
+          <w:bCs/>
+          <w:color w:val="5B6670"/>
+          <w:sz w:val="17"/>
+          <w:szCs w:val="17"/>
+        </w:rPr>
+        <w:t xml:space="preserve">Figure 19. </w:t>
       </w:r>
       <w:r>
         <w:rPr>
@@ -13591,7 +14147,7 @@
         <w:pStyle w:val="ListParagraph"/>
         <w:numPr>
           <w:ilvl w:val="0"/>
-          <w:numId w:val="16"/>
+          <w:numId w:val="18"/>
         </w:numPr>
         <w:spacing w:after="80" w:line="276" w:lineRule="auto"/>
       </w:pPr>
@@ -13624,7 +14180,7 @@
         <w:pStyle w:val="ListParagraph"/>
         <w:numPr>
           <w:ilvl w:val="0"/>
-          <w:numId w:val="16"/>
+          <w:numId w:val="18"/>
         </w:numPr>
         <w:spacing w:after="80" w:line="276" w:lineRule="auto"/>
       </w:pPr>
@@ -13657,22 +14213,22 @@
         <w:pStyle w:val="ListParagraph"/>
         <w:numPr>
           <w:ilvl w:val="0"/>
-          <w:numId w:val="16"/>
+          <w:numId w:val="18"/>
         </w:numPr>
         <w:spacing w:after="80" w:line="276" w:lineRule="auto"/>
       </w:pPr>
       <w:r>
-        <w:t xml:space="preserve">Code the document in the </w:t>
+        <w:t xml:space="preserve">Code the document (next two sections). The completed form's PDF then appears on the record, under </w:t>
       </w:r>
       <w:r>
         <w:rPr>
           <w:b/>
           <w:bCs/>
         </w:rPr>
-        <w:t>Document, Digital Platform &amp; Media Analysis Tool</w:t>
-      </w:r>
-      <w:r>
-        <w:t xml:space="preserve"> in KoboToolbox using the DOC ID; its PDF then appears on the record.</w:t>
+        <w:t>Completed coding form (KoboToolbox)</w:t>
+      </w:r>
+      <w:r>
+        <w:t>.</w:t>
       </w:r>
     </w:p>
     <w:p>
@@ -13685,97 +14241,25 @@
         <w:pStyle w:val="Heading3"/>
       </w:pPr>
       <w:r>
-        <w:t>Evidence standards</w:t>
-      </w:r>
-    </w:p>
-    <w:p>
-      <w:pPr>
-        <w:pStyle w:val="ListParagraph"/>
-        <w:numPr>
-          <w:ilvl w:val="0"/>
-          <w:numId w:val="2"/>
-        </w:numPr>
-        <w:spacing w:after="60" w:line="276" w:lineRule="auto"/>
-      </w:pPr>
-      <w:r>
-        <w:t>Golden rule: never code an opinion from memory. Every claim needs a source, a date or year, the evidence and a locator someone else can follow.</w:t>
-      </w:r>
-    </w:p>
-    <w:p>
-      <w:pPr>
-        <w:pStyle w:val="ListParagraph"/>
-        <w:numPr>
-          <w:ilvl w:val="0"/>
-          <w:numId w:val="2"/>
-        </w:numPr>
-        <w:spacing w:after="60" w:line="276" w:lineRule="auto"/>
-      </w:pPr>
-      <w:r>
-        <w:t>Official sources: check them on the issuer's own site or registry.</w:t>
-      </w:r>
-    </w:p>
-    <w:p>
-      <w:pPr>
-        <w:pStyle w:val="ListParagraph"/>
-        <w:numPr>
-          <w:ilvl w:val="0"/>
-          <w:numId w:val="2"/>
-        </w:numPr>
-        <w:spacing w:after="60" w:line="276" w:lineRule="auto"/>
-      </w:pPr>
-      <w:r>
-        <w:t>Platform and media sources: record the URL, the visible date and the date you accessed it; corroborate elsewhere.</w:t>
-      </w:r>
-    </w:p>
-    <w:p>
-      <w:pPr>
-        <w:pStyle w:val="ListParagraph"/>
-        <w:numPr>
-          <w:ilvl w:val="0"/>
-          <w:numId w:val="2"/>
-        </w:numPr>
-        <w:spacing w:after="60" w:line="276" w:lineRule="auto"/>
-      </w:pPr>
-      <w:r>
-        <w:t>Rated Exclude in Section B: Sections C–L are skipped; the provenance and screening you recorded are kept for the audit trail.</w:t>
-      </w:r>
-    </w:p>
-    <w:p>
-      <w:pPr>
-        <w:pStyle w:val="ListParagraph"/>
-        <w:numPr>
-          <w:ilvl w:val="0"/>
-          <w:numId w:val="2"/>
-        </w:numPr>
-        <w:spacing w:after="60" w:line="276" w:lineRule="auto"/>
-      </w:pPr>
-      <w:r>
-        <w:t>Mark Disputed when authorship, date or content can't be confirmed, and explain why in the memo.</w:t>
-      </w:r>
-    </w:p>
-    <w:p>
-      <w:pPr>
-        <w:spacing w:after="60"/>
-      </w:pPr>
-    </w:p>
-    <w:p>
-      <w:pPr>
-        <w:pStyle w:val="Heading1"/>
-        <w:pageBreakBefore/>
-      </w:pPr>
-      <w:bookmarkStart w:id="28" w:name="_Toc240466298"/>
-      <w:r>
-        <w:lastRenderedPageBreak/>
-        <w:t>7. Scenarios</w:t>
-      </w:r>
-      <w:bookmarkEnd w:id="28"/>
+        <w:t>Coding a document: two ways</w:t>
+      </w:r>
     </w:p>
     <w:p>
       <w:pPr>
         <w:spacing w:after="120" w:line="288" w:lineRule="auto"/>
       </w:pPr>
       <w:r>
-        <w:t>Think about each before Day 3. The suggested answer is what good practice looks like.</w:t>
+        <w:t xml:space="preserve">The </w:t>
+      </w:r>
+      <w:r>
+        <w:rPr>
+          <w:b/>
+          <w:bCs/>
+        </w:rPr>
+        <w:t>Coding</w:t>
+      </w:r>
+      <w:r>
+        <w:t xml:space="preserve"> panel offers two buttons for the Document, Digital Platform &amp; Media Analysis Tool:</w:t>
       </w:r>
     </w:p>
     <w:tbl>
@@ -13793,7 +14277,2446 @@
           <w:left w:w="10" w:type="dxa"/>
           <w:right w:w="10" w:type="dxa"/>
         </w:tblCellMar>
-        <w:tblLook w:val="0000" w:firstRow="0" w:lastRow="0" w:firstColumn="0" w:lastColumn="0" w:noHBand="0" w:noVBand="0"/>
+        <w:tblLook w:val="04A0" w:firstRow="1" w:lastRow="0" w:firstColumn="1" w:lastColumn="0" w:noHBand="0" w:noVBand="1"/>
+      </w:tblPr>
+      <w:tblGrid>
+        <w:gridCol w:w="1882"/>
+        <w:gridCol w:w="4706"/>
+        <w:gridCol w:w="2824"/>
+      </w:tblGrid>
+      <w:tr>
+        <w:tblPrEx>
+          <w:tblCellMar>
+            <w:top w:w="0" w:type="dxa"/>
+            <w:bottom w:w="0" w:type="dxa"/>
+          </w:tblCellMar>
+        </w:tblPrEx>
+        <w:trPr>
+          <w:tblHeader/>
+        </w:trPr>
+        <w:tc>
+          <w:tcPr>
+            <w:tcW w:w="1882" w:type="dxa"/>
+            <w:shd w:val="clear" w:color="auto" w:fill="1B3350"/>
+            <w:tcMar>
+              <w:top w:w="70" w:type="dxa"/>
+              <w:left w:w="110" w:type="dxa"/>
+              <w:bottom w:w="70" w:type="dxa"/>
+              <w:right w:w="110" w:type="dxa"/>
+            </w:tcMar>
+          </w:tcPr>
+          <w:p>
+            <w:pPr>
+              <w:spacing w:after="40"/>
+            </w:pPr>
+            <w:r>
+              <w:rPr>
+                <w:b/>
+                <w:bCs/>
+                <w:color w:val="FFFFFF"/>
+                <w:sz w:val="19"/>
+                <w:szCs w:val="19"/>
+              </w:rPr>
+              <w:t>Button</w:t>
+            </w:r>
+          </w:p>
+        </w:tc>
+        <w:tc>
+          <w:tcPr>
+            <w:tcW w:w="4706" w:type="dxa"/>
+            <w:shd w:val="clear" w:color="auto" w:fill="1B3350"/>
+            <w:tcMar>
+              <w:top w:w="70" w:type="dxa"/>
+              <w:left w:w="110" w:type="dxa"/>
+              <w:bottom w:w="70" w:type="dxa"/>
+              <w:right w:w="110" w:type="dxa"/>
+            </w:tcMar>
+          </w:tcPr>
+          <w:p>
+            <w:pPr>
+              <w:spacing w:after="40"/>
+            </w:pPr>
+            <w:r>
+              <w:rPr>
+                <w:b/>
+                <w:bCs/>
+                <w:color w:val="FFFFFF"/>
+                <w:sz w:val="19"/>
+                <w:szCs w:val="19"/>
+              </w:rPr>
+              <w:t>What it does</w:t>
+            </w:r>
+          </w:p>
+        </w:tc>
+        <w:tc>
+          <w:tcPr>
+            <w:tcW w:w="2824" w:type="dxa"/>
+            <w:shd w:val="clear" w:color="auto" w:fill="1B3350"/>
+            <w:tcMar>
+              <w:top w:w="70" w:type="dxa"/>
+              <w:left w:w="110" w:type="dxa"/>
+              <w:bottom w:w="70" w:type="dxa"/>
+              <w:right w:w="110" w:type="dxa"/>
+            </w:tcMar>
+          </w:tcPr>
+          <w:p>
+            <w:pPr>
+              <w:spacing w:after="40"/>
+            </w:pPr>
+            <w:r>
+              <w:rPr>
+                <w:b/>
+                <w:bCs/>
+                <w:color w:val="FFFFFF"/>
+                <w:sz w:val="19"/>
+                <w:szCs w:val="19"/>
+              </w:rPr>
+              <w:t>Use it when</w:t>
+            </w:r>
+          </w:p>
+        </w:tc>
+      </w:tr>
+      <w:tr>
+        <w:tblPrEx>
+          <w:tblCellMar>
+            <w:top w:w="0" w:type="dxa"/>
+            <w:bottom w:w="0" w:type="dxa"/>
+          </w:tblCellMar>
+        </w:tblPrEx>
+        <w:trPr>
+          <w:cantSplit/>
+        </w:trPr>
+        <w:tc>
+          <w:tcPr>
+            <w:tcW w:w="1882" w:type="dxa"/>
+            <w:tcMar>
+              <w:top w:w="70" w:type="dxa"/>
+              <w:left w:w="110" w:type="dxa"/>
+              <w:bottom w:w="70" w:type="dxa"/>
+              <w:right w:w="110" w:type="dxa"/>
+            </w:tcMar>
+          </w:tcPr>
+          <w:p>
+            <w:pPr>
+              <w:spacing w:after="40"/>
+            </w:pPr>
+            <w:r>
+              <w:rPr>
+                <w:sz w:val="19"/>
+                <w:szCs w:val="19"/>
+              </w:rPr>
+              <w:t>Code this document</w:t>
+            </w:r>
+          </w:p>
+        </w:tc>
+        <w:tc>
+          <w:tcPr>
+            <w:tcW w:w="4706" w:type="dxa"/>
+            <w:tcMar>
+              <w:top w:w="70" w:type="dxa"/>
+              <w:left w:w="110" w:type="dxa"/>
+              <w:bottom w:w="70" w:type="dxa"/>
+              <w:right w:w="110" w:type="dxa"/>
+            </w:tcMar>
+          </w:tcPr>
+          <w:p>
+            <w:pPr>
+              <w:spacing w:after="40"/>
+            </w:pPr>
+            <w:r>
+              <w:rPr>
+                <w:sz w:val="19"/>
+                <w:szCs w:val="19"/>
+              </w:rPr>
+              <w:t>Opens the KoboToolbox Document Analysis Tool with the DOC ID, title, author, date and source already filled in. You answer every other question yourself.</w:t>
+            </w:r>
+          </w:p>
+        </w:tc>
+        <w:tc>
+          <w:tcPr>
+            <w:tcW w:w="2824" w:type="dxa"/>
+            <w:tcMar>
+              <w:top w:w="70" w:type="dxa"/>
+              <w:left w:w="110" w:type="dxa"/>
+              <w:bottom w:w="70" w:type="dxa"/>
+              <w:right w:w="110" w:type="dxa"/>
+            </w:tcMar>
+          </w:tcPr>
+          <w:p>
+            <w:pPr>
+              <w:spacing w:after="40"/>
+            </w:pPr>
+            <w:r>
+              <w:rPr>
+                <w:sz w:val="19"/>
+                <w:szCs w:val="19"/>
+              </w:rPr>
+              <w:t>You code by hand, or the source cannot be read by the AI.</w:t>
+            </w:r>
+          </w:p>
+        </w:tc>
+      </w:tr>
+      <w:tr>
+        <w:tblPrEx>
+          <w:tblCellMar>
+            <w:top w:w="0" w:type="dxa"/>
+            <w:bottom w:w="0" w:type="dxa"/>
+          </w:tblCellMar>
+        </w:tblPrEx>
+        <w:trPr>
+          <w:cantSplit/>
+        </w:trPr>
+        <w:tc>
+          <w:tcPr>
+            <w:tcW w:w="1882" w:type="dxa"/>
+            <w:shd w:val="clear" w:color="auto" w:fill="F8FAFB"/>
+            <w:tcMar>
+              <w:top w:w="70" w:type="dxa"/>
+              <w:left w:w="110" w:type="dxa"/>
+              <w:bottom w:w="70" w:type="dxa"/>
+              <w:right w:w="110" w:type="dxa"/>
+            </w:tcMar>
+          </w:tcPr>
+          <w:p>
+            <w:pPr>
+              <w:spacing w:after="40"/>
+            </w:pPr>
+            <w:r>
+              <w:rPr>
+                <w:sz w:val="19"/>
+                <w:szCs w:val="19"/>
+              </w:rPr>
+              <w:t>Auto-fill</w:t>
+            </w:r>
+          </w:p>
+        </w:tc>
+        <w:tc>
+          <w:tcPr>
+            <w:tcW w:w="4706" w:type="dxa"/>
+            <w:shd w:val="clear" w:color="auto" w:fill="F8FAFB"/>
+            <w:tcMar>
+              <w:top w:w="70" w:type="dxa"/>
+              <w:left w:w="110" w:type="dxa"/>
+              <w:bottom w:w="70" w:type="dxa"/>
+              <w:right w:w="110" w:type="dxa"/>
+            </w:tcMar>
+          </w:tcPr>
+          <w:p>
+            <w:pPr>
+              <w:spacing w:after="40"/>
+            </w:pPr>
+            <w:r>
+              <w:rPr>
+                <w:sz w:val="19"/>
+                <w:szCs w:val="19"/>
+              </w:rPr>
+              <w:t>Has the AI read the uploaded source file and draft answers to the whole form. You review, edit and submit.</w:t>
+            </w:r>
+          </w:p>
+        </w:tc>
+        <w:tc>
+          <w:tcPr>
+            <w:tcW w:w="2824" w:type="dxa"/>
+            <w:shd w:val="clear" w:color="auto" w:fill="F8FAFB"/>
+            <w:tcMar>
+              <w:top w:w="70" w:type="dxa"/>
+              <w:left w:w="110" w:type="dxa"/>
+              <w:bottom w:w="70" w:type="dxa"/>
+              <w:right w:w="110" w:type="dxa"/>
+            </w:tcMar>
+          </w:tcPr>
+          <w:p>
+            <w:pPr>
+              <w:spacing w:after="40"/>
+            </w:pPr>
+            <w:r>
+              <w:rPr>
+                <w:sz w:val="19"/>
+                <w:szCs w:val="19"/>
+              </w:rPr>
+              <w:t>A source file is uploaded and you want a fast first draft. The button only appears once the administrator has switched AI drafting on.</w:t>
+            </w:r>
+          </w:p>
+        </w:tc>
+      </w:tr>
+    </w:tbl>
+    <w:p>
+      <w:pPr>
+        <w:spacing w:after="120"/>
+      </w:pPr>
+    </w:p>
+    <w:p>
+      <w:pPr>
+        <w:keepNext/>
+        <w:spacing w:before="80" w:after="40"/>
+        <w:jc w:val="center"/>
+      </w:pPr>
+      <w:r>
+        <w:rPr>
+          <w:noProof/>
+        </w:rPr>
+        <w:drawing>
+          <wp:inline distT="0" distB="0" distL="0" distR="0" wp14:anchorId="41916F97" wp14:editId="0372BF3D">
+            <wp:extent cx="5715000" cy="904875"/>
+            <wp:effectExtent l="0" t="0" r="0" b="0"/>
+            <wp:docPr id="20" name="doc_coding_buttons.jpg" descr="The Coding panel: Code this document, and Auto-fill." title="The Coding panel: Code this document, and Auto-fill."/>
+            <wp:cNvGraphicFramePr>
+              <a:graphicFrameLocks xmlns:a="http://schemas.openxmlformats.org/drawingml/2006/main" noChangeAspect="1"/>
+            </wp:cNvGraphicFramePr>
+            <a:graphic xmlns:a="http://schemas.openxmlformats.org/drawingml/2006/main">
+              <a:graphicData uri="http://schemas.openxmlformats.org/drawingml/2006/picture">
+                <pic:pic xmlns:pic="http://schemas.openxmlformats.org/drawingml/2006/picture">
+                  <pic:nvPicPr>
+                    <pic:cNvPr id="0" name=""/>
+                    <pic:cNvPicPr>
+                      <a:picLocks noChangeAspect="1" noChangeArrowheads="1"/>
+                    </pic:cNvPicPr>
+                  </pic:nvPicPr>
+                  <pic:blipFill>
+                    <a:blip r:embed="rId26"/>
+                    <a:srcRect/>
+                    <a:stretch>
+                      <a:fillRect/>
+                    </a:stretch>
+                  </pic:blipFill>
+                  <pic:spPr bwMode="auto">
+                    <a:xfrm>
+                      <a:off x="0" y="0"/>
+                      <a:ext cx="5715000" cy="904875"/>
+                    </a:xfrm>
+                    <a:prstGeom prst="rect">
+                      <a:avLst/>
+                    </a:prstGeom>
+                  </pic:spPr>
+                </pic:pic>
+              </a:graphicData>
+            </a:graphic>
+          </wp:inline>
+        </w:drawing>
+      </w:r>
+    </w:p>
+    <w:p>
+      <w:pPr>
+        <w:spacing w:after="180"/>
+        <w:jc w:val="center"/>
+      </w:pPr>
+      <w:r>
+        <w:rPr>
+          <w:b/>
+          <w:bCs/>
+          <w:color w:val="5B6670"/>
+          <w:sz w:val="17"/>
+          <w:szCs w:val="17"/>
+        </w:rPr>
+        <w:t xml:space="preserve">Figure 20. </w:t>
+      </w:r>
+      <w:r>
+        <w:rPr>
+          <w:i/>
+          <w:iCs/>
+          <w:color w:val="5B6670"/>
+          <w:sz w:val="17"/>
+          <w:szCs w:val="17"/>
+        </w:rPr>
+        <w:t>The Coding panel: Code this document, and Auto-fill.</w:t>
+      </w:r>
+    </w:p>
+    <w:p>
+      <w:pPr>
+        <w:pStyle w:val="Heading3"/>
+      </w:pPr>
+      <w:r>
+        <w:lastRenderedPageBreak/>
+        <w:t>Auto-fill: the AI drafts, you review</w:t>
+      </w:r>
+    </w:p>
+    <w:p>
+      <w:pPr>
+        <w:pStyle w:val="ListParagraph"/>
+        <w:numPr>
+          <w:ilvl w:val="0"/>
+          <w:numId w:val="19"/>
+        </w:numPr>
+        <w:spacing w:after="80" w:line="276" w:lineRule="auto"/>
+      </w:pPr>
+      <w:r>
+        <w:t xml:space="preserve">Attach the source file (above). Select </w:t>
+      </w:r>
+      <w:r>
+        <w:rPr>
+          <w:b/>
+          <w:bCs/>
+        </w:rPr>
+        <w:t>Auto-fill</w:t>
+      </w:r>
+      <w:r>
+        <w:t xml:space="preserve"> in the </w:t>
+      </w:r>
+      <w:r>
+        <w:rPr>
+          <w:b/>
+          <w:bCs/>
+        </w:rPr>
+        <w:t>Coding</w:t>
+      </w:r>
+      <w:r>
+        <w:t xml:space="preserve"> panel; the review screen opens.</w:t>
+      </w:r>
+    </w:p>
+    <w:p>
+      <w:pPr>
+        <w:pStyle w:val="ListParagraph"/>
+        <w:numPr>
+          <w:ilvl w:val="0"/>
+          <w:numId w:val="19"/>
+        </w:numPr>
+        <w:spacing w:after="80" w:line="276" w:lineRule="auto"/>
+      </w:pPr>
+      <w:r>
+        <w:t xml:space="preserve">If the file is a PDF of more than 100 pages, enter the </w:t>
+      </w:r>
+      <w:r>
+        <w:rPr>
+          <w:b/>
+          <w:bCs/>
+        </w:rPr>
+        <w:t>Pages to read</w:t>
+      </w:r>
+      <w:r>
+        <w:t xml:space="preserve">, for example </w:t>
+      </w:r>
+      <w:r>
+        <w:rPr>
+          <w:rFonts w:ascii="Consolas" w:eastAsia="Consolas" w:hAnsi="Consolas" w:cs="Consolas"/>
+          <w:color w:val="122238"/>
+          <w:sz w:val="19"/>
+          <w:szCs w:val="19"/>
+        </w:rPr>
+        <w:t>10-90</w:t>
+      </w:r>
+      <w:r>
+        <w:t>. The AI reads up to 100 pages at a time, so choose the pages that make up this evidence unit, such as one chapter. Its locators use the original page numbers. For shorter files, leave the box empty to read everything.</w:t>
+      </w:r>
+    </w:p>
+    <w:p>
+      <w:pPr>
+        <w:keepNext/>
+        <w:spacing w:before="80" w:after="40"/>
+        <w:jc w:val="center"/>
+      </w:pPr>
+      <w:r>
+        <w:rPr>
+          <w:noProof/>
+        </w:rPr>
+        <w:drawing>
+          <wp:inline distT="0" distB="0" distL="0" distR="0" wp14:anchorId="641F304B" wp14:editId="1B8CA2BC">
+            <wp:extent cx="5334000" cy="2171700"/>
+            <wp:effectExtent l="0" t="0" r="0" b="0"/>
+            <wp:docPr id="21" name="doc_autofill_pages.jpg" descr="A 240-page PDF asks for a page range." title="A 240-page PDF asks for a page range."/>
+            <wp:cNvGraphicFramePr>
+              <a:graphicFrameLocks xmlns:a="http://schemas.openxmlformats.org/drawingml/2006/main" noChangeAspect="1"/>
+            </wp:cNvGraphicFramePr>
+            <a:graphic xmlns:a="http://schemas.openxmlformats.org/drawingml/2006/main">
+              <a:graphicData uri="http://schemas.openxmlformats.org/drawingml/2006/picture">
+                <pic:pic xmlns:pic="http://schemas.openxmlformats.org/drawingml/2006/picture">
+                  <pic:nvPicPr>
+                    <pic:cNvPr id="0" name=""/>
+                    <pic:cNvPicPr>
+                      <a:picLocks noChangeAspect="1" noChangeArrowheads="1"/>
+                    </pic:cNvPicPr>
+                  </pic:nvPicPr>
+                  <pic:blipFill>
+                    <a:blip r:embed="rId27"/>
+                    <a:srcRect/>
+                    <a:stretch>
+                      <a:fillRect/>
+                    </a:stretch>
+                  </pic:blipFill>
+                  <pic:spPr bwMode="auto">
+                    <a:xfrm>
+                      <a:off x="0" y="0"/>
+                      <a:ext cx="5334000" cy="2171700"/>
+                    </a:xfrm>
+                    <a:prstGeom prst="rect">
+                      <a:avLst/>
+                    </a:prstGeom>
+                  </pic:spPr>
+                </pic:pic>
+              </a:graphicData>
+            </a:graphic>
+          </wp:inline>
+        </w:drawing>
+      </w:r>
+    </w:p>
+    <w:p>
+      <w:pPr>
+        <w:spacing w:after="180"/>
+        <w:jc w:val="center"/>
+      </w:pPr>
+      <w:r>
+        <w:rPr>
+          <w:b/>
+          <w:bCs/>
+          <w:color w:val="5B6670"/>
+          <w:sz w:val="17"/>
+          <w:szCs w:val="17"/>
+        </w:rPr>
+        <w:t xml:space="preserve">Figure 21. </w:t>
+      </w:r>
+      <w:r>
+        <w:rPr>
+          <w:i/>
+          <w:iCs/>
+          <w:color w:val="5B6670"/>
+          <w:sz w:val="17"/>
+          <w:szCs w:val="17"/>
+        </w:rPr>
+        <w:t>A 240-page PDF asks for a page range.</w:t>
+      </w:r>
+    </w:p>
+    <w:p>
+      <w:pPr>
+        <w:pStyle w:val="ListParagraph"/>
+        <w:numPr>
+          <w:ilvl w:val="0"/>
+          <w:numId w:val="19"/>
+        </w:numPr>
+        <w:spacing w:after="80" w:line="276" w:lineRule="auto"/>
+      </w:pPr>
+      <w:r>
+        <w:t xml:space="preserve">Select </w:t>
+      </w:r>
+      <w:r>
+        <w:rPr>
+          <w:b/>
+          <w:bCs/>
+        </w:rPr>
+        <w:t>Generate AI draft</w:t>
+      </w:r>
+      <w:r>
+        <w:t>. The AI reads in the background, usually one to five minutes. You can leave the page and come back; the draft will be there.</w:t>
+      </w:r>
+    </w:p>
+    <w:p>
+      <w:pPr>
+        <w:keepNext/>
+        <w:spacing w:before="80" w:after="40"/>
+        <w:jc w:val="center"/>
+      </w:pPr>
+      <w:r>
+        <w:rPr>
+          <w:noProof/>
+        </w:rPr>
+        <w:drawing>
+          <wp:inline distT="0" distB="0" distL="0" distR="0" wp14:anchorId="7D4BD8F0" wp14:editId="61CE7CCD">
+            <wp:extent cx="5334000" cy="1752600"/>
+            <wp:effectExtent l="0" t="0" r="0" b="0"/>
+            <wp:docPr id="22" name="doc_autofill_running.jpg" descr="The AI is reading the document." title="The AI is reading the document."/>
+            <wp:cNvGraphicFramePr>
+              <a:graphicFrameLocks xmlns:a="http://schemas.openxmlformats.org/drawingml/2006/main" noChangeAspect="1"/>
+            </wp:cNvGraphicFramePr>
+            <a:graphic xmlns:a="http://schemas.openxmlformats.org/drawingml/2006/main">
+              <a:graphicData uri="http://schemas.openxmlformats.org/drawingml/2006/picture">
+                <pic:pic xmlns:pic="http://schemas.openxmlformats.org/drawingml/2006/picture">
+                  <pic:nvPicPr>
+                    <pic:cNvPr id="0" name=""/>
+                    <pic:cNvPicPr>
+                      <a:picLocks noChangeAspect="1" noChangeArrowheads="1"/>
+                    </pic:cNvPicPr>
+                  </pic:nvPicPr>
+                  <pic:blipFill>
+                    <a:blip r:embed="rId28"/>
+                    <a:srcRect/>
+                    <a:stretch>
+                      <a:fillRect/>
+                    </a:stretch>
+                  </pic:blipFill>
+                  <pic:spPr bwMode="auto">
+                    <a:xfrm>
+                      <a:off x="0" y="0"/>
+                      <a:ext cx="5334000" cy="1752600"/>
+                    </a:xfrm>
+                    <a:prstGeom prst="rect">
+                      <a:avLst/>
+                    </a:prstGeom>
+                  </pic:spPr>
+                </pic:pic>
+              </a:graphicData>
+            </a:graphic>
+          </wp:inline>
+        </w:drawing>
+      </w:r>
+    </w:p>
+    <w:p>
+      <w:pPr>
+        <w:spacing w:after="180"/>
+        <w:jc w:val="center"/>
+      </w:pPr>
+      <w:r>
+        <w:rPr>
+          <w:b/>
+          <w:bCs/>
+          <w:color w:val="5B6670"/>
+          <w:sz w:val="17"/>
+          <w:szCs w:val="17"/>
+        </w:rPr>
+        <w:t xml:space="preserve">Figure 22. </w:t>
+      </w:r>
+      <w:r>
+        <w:rPr>
+          <w:i/>
+          <w:iCs/>
+          <w:color w:val="5B6670"/>
+          <w:sz w:val="17"/>
+          <w:szCs w:val="17"/>
+        </w:rPr>
+        <w:t>The AI is reading the document.</w:t>
+      </w:r>
+    </w:p>
+    <w:p>
+      <w:pPr>
+        <w:pStyle w:val="ListParagraph"/>
+        <w:numPr>
+          <w:ilvl w:val="0"/>
+          <w:numId w:val="19"/>
+        </w:numPr>
+        <w:spacing w:after="80" w:line="276" w:lineRule="auto"/>
+      </w:pPr>
+      <w:r>
+        <w:t>Read the draft. It has every section of the KoboToolbox form, A to L. The DOC ID, author, title, date and source come from the record and cannot be changed here; everything else you can edit.</w:t>
+      </w:r>
+    </w:p>
+    <w:p>
+      <w:pPr>
+        <w:keepNext/>
+        <w:spacing w:before="80" w:after="40"/>
+        <w:jc w:val="center"/>
+      </w:pPr>
+      <w:r>
+        <w:rPr>
+          <w:noProof/>
+        </w:rPr>
+        <w:lastRenderedPageBreak/>
+        <w:drawing>
+          <wp:inline distT="0" distB="0" distL="0" distR="0" wp14:anchorId="4996AA00" wp14:editId="3404A090">
+            <wp:extent cx="5334000" cy="4581525"/>
+            <wp:effectExtent l="0" t="0" r="0" b="0"/>
+            <wp:docPr id="23" name="doc_autofill_review.jpg" descr="The review screen: the draft, ready to check and edit." title="The review screen: the draft, ready to check and edit."/>
+            <wp:cNvGraphicFramePr>
+              <a:graphicFrameLocks xmlns:a="http://schemas.openxmlformats.org/drawingml/2006/main" noChangeAspect="1"/>
+            </wp:cNvGraphicFramePr>
+            <a:graphic xmlns:a="http://schemas.openxmlformats.org/drawingml/2006/main">
+              <a:graphicData uri="http://schemas.openxmlformats.org/drawingml/2006/picture">
+                <pic:pic xmlns:pic="http://schemas.openxmlformats.org/drawingml/2006/picture">
+                  <pic:nvPicPr>
+                    <pic:cNvPr id="0" name=""/>
+                    <pic:cNvPicPr>
+                      <a:picLocks noChangeAspect="1" noChangeArrowheads="1"/>
+                    </pic:cNvPicPr>
+                  </pic:nvPicPr>
+                  <pic:blipFill>
+                    <a:blip r:embed="rId29"/>
+                    <a:srcRect/>
+                    <a:stretch>
+                      <a:fillRect/>
+                    </a:stretch>
+                  </pic:blipFill>
+                  <pic:spPr bwMode="auto">
+                    <a:xfrm>
+                      <a:off x="0" y="0"/>
+                      <a:ext cx="5334000" cy="4581525"/>
+                    </a:xfrm>
+                    <a:prstGeom prst="rect">
+                      <a:avLst/>
+                    </a:prstGeom>
+                  </pic:spPr>
+                </pic:pic>
+              </a:graphicData>
+            </a:graphic>
+          </wp:inline>
+        </w:drawing>
+      </w:r>
+    </w:p>
+    <w:p>
+      <w:pPr>
+        <w:spacing w:after="180"/>
+        <w:jc w:val="center"/>
+      </w:pPr>
+      <w:r>
+        <w:rPr>
+          <w:b/>
+          <w:bCs/>
+          <w:color w:val="5B6670"/>
+          <w:sz w:val="17"/>
+          <w:szCs w:val="17"/>
+        </w:rPr>
+        <w:t xml:space="preserve">Figure 23. </w:t>
+      </w:r>
+      <w:r>
+        <w:rPr>
+          <w:i/>
+          <w:iCs/>
+          <w:color w:val="5B6670"/>
+          <w:sz w:val="17"/>
+          <w:szCs w:val="17"/>
+        </w:rPr>
+        <w:t>The review screen: the draft, ready to check and edit.</w:t>
+      </w:r>
+    </w:p>
+    <w:p>
+      <w:pPr>
+        <w:pStyle w:val="ListParagraph"/>
+        <w:numPr>
+          <w:ilvl w:val="0"/>
+          <w:numId w:val="19"/>
+        </w:numPr>
+        <w:spacing w:after="80" w:line="276" w:lineRule="auto"/>
+      </w:pPr>
+      <w:r>
+        <w:t>Check the judgements, not just the facts: the strength ratings (Sections D and H), the hypothesis codes (Section K) and the locators. Open the source and confirm a few page or paragraph references.</w:t>
+      </w:r>
+    </w:p>
+    <w:p>
+      <w:pPr>
+        <w:keepNext/>
+        <w:spacing w:before="80" w:after="40"/>
+        <w:jc w:val="center"/>
+      </w:pPr>
+      <w:r>
+        <w:rPr>
+          <w:noProof/>
+        </w:rPr>
+        <w:lastRenderedPageBreak/>
+        <w:drawing>
+          <wp:inline distT="0" distB="0" distL="0" distR="0" wp14:anchorId="309070A2" wp14:editId="303DB2CC">
+            <wp:extent cx="5334000" cy="3838575"/>
+            <wp:effectExtent l="0" t="0" r="0" b="0"/>
+            <wp:docPr id="24" name="doc_autofill_section_d.jpg" descr="Section D: ratings and locators, all editable." title="Section D: ratings and locators, all editable."/>
+            <wp:cNvGraphicFramePr>
+              <a:graphicFrameLocks xmlns:a="http://schemas.openxmlformats.org/drawingml/2006/main" noChangeAspect="1"/>
+            </wp:cNvGraphicFramePr>
+            <a:graphic xmlns:a="http://schemas.openxmlformats.org/drawingml/2006/main">
+              <a:graphicData uri="http://schemas.openxmlformats.org/drawingml/2006/picture">
+                <pic:pic xmlns:pic="http://schemas.openxmlformats.org/drawingml/2006/picture">
+                  <pic:nvPicPr>
+                    <pic:cNvPr id="0" name=""/>
+                    <pic:cNvPicPr>
+                      <a:picLocks noChangeAspect="1" noChangeArrowheads="1"/>
+                    </pic:cNvPicPr>
+                  </pic:nvPicPr>
+                  <pic:blipFill>
+                    <a:blip r:embed="rId30"/>
+                    <a:srcRect/>
+                    <a:stretch>
+                      <a:fillRect/>
+                    </a:stretch>
+                  </pic:blipFill>
+                  <pic:spPr bwMode="auto">
+                    <a:xfrm>
+                      <a:off x="0" y="0"/>
+                      <a:ext cx="5334000" cy="3838575"/>
+                    </a:xfrm>
+                    <a:prstGeom prst="rect">
+                      <a:avLst/>
+                    </a:prstGeom>
+                  </pic:spPr>
+                </pic:pic>
+              </a:graphicData>
+            </a:graphic>
+          </wp:inline>
+        </w:drawing>
+      </w:r>
+    </w:p>
+    <w:p>
+      <w:pPr>
+        <w:spacing w:after="180"/>
+        <w:jc w:val="center"/>
+      </w:pPr>
+      <w:r>
+        <w:rPr>
+          <w:b/>
+          <w:bCs/>
+          <w:color w:val="5B6670"/>
+          <w:sz w:val="17"/>
+          <w:szCs w:val="17"/>
+        </w:rPr>
+        <w:t xml:space="preserve">Figure 24. </w:t>
+      </w:r>
+      <w:r>
+        <w:rPr>
+          <w:i/>
+          <w:iCs/>
+          <w:color w:val="5B6670"/>
+          <w:sz w:val="17"/>
+          <w:szCs w:val="17"/>
+        </w:rPr>
+        <w:t>Section D: ratings and locators, all editable.</w:t>
+      </w:r>
+    </w:p>
+    <w:p>
+      <w:pPr>
+        <w:pStyle w:val="ListParagraph"/>
+        <w:numPr>
+          <w:ilvl w:val="0"/>
+          <w:numId w:val="19"/>
+        </w:numPr>
+        <w:spacing w:after="80" w:line="276" w:lineRule="auto"/>
+      </w:pPr>
+      <w:r>
+        <w:t>Check the numbers in Section J against the source. Add or remove metrics as needed.</w:t>
+      </w:r>
+    </w:p>
+    <w:p>
+      <w:pPr>
+        <w:keepNext/>
+        <w:spacing w:before="80" w:after="40"/>
+        <w:jc w:val="center"/>
+      </w:pPr>
+      <w:r>
+        <w:rPr>
+          <w:noProof/>
+        </w:rPr>
+        <w:drawing>
+          <wp:inline distT="0" distB="0" distL="0" distR="0" wp14:anchorId="4A00FB93" wp14:editId="22C00A79">
+            <wp:extent cx="5334000" cy="3838575"/>
+            <wp:effectExtent l="0" t="0" r="0" b="0"/>
+            <wp:docPr id="25" name="doc_autofill_section_j.jpg" descr="Section J: quantitative metrics." title="Section J: quantitative metrics."/>
+            <wp:cNvGraphicFramePr>
+              <a:graphicFrameLocks xmlns:a="http://schemas.openxmlformats.org/drawingml/2006/main" noChangeAspect="1"/>
+            </wp:cNvGraphicFramePr>
+            <a:graphic xmlns:a="http://schemas.openxmlformats.org/drawingml/2006/main">
+              <a:graphicData uri="http://schemas.openxmlformats.org/drawingml/2006/picture">
+                <pic:pic xmlns:pic="http://schemas.openxmlformats.org/drawingml/2006/picture">
+                  <pic:nvPicPr>
+                    <pic:cNvPr id="0" name=""/>
+                    <pic:cNvPicPr>
+                      <a:picLocks noChangeAspect="1" noChangeArrowheads="1"/>
+                    </pic:cNvPicPr>
+                  </pic:nvPicPr>
+                  <pic:blipFill>
+                    <a:blip r:embed="rId31"/>
+                    <a:srcRect/>
+                    <a:stretch>
+                      <a:fillRect/>
+                    </a:stretch>
+                  </pic:blipFill>
+                  <pic:spPr bwMode="auto">
+                    <a:xfrm>
+                      <a:off x="0" y="0"/>
+                      <a:ext cx="5334000" cy="3838575"/>
+                    </a:xfrm>
+                    <a:prstGeom prst="rect">
+                      <a:avLst/>
+                    </a:prstGeom>
+                  </pic:spPr>
+                </pic:pic>
+              </a:graphicData>
+            </a:graphic>
+          </wp:inline>
+        </w:drawing>
+      </w:r>
+    </w:p>
+    <w:p>
+      <w:pPr>
+        <w:spacing w:after="180"/>
+        <w:jc w:val="center"/>
+      </w:pPr>
+      <w:r>
+        <w:rPr>
+          <w:b/>
+          <w:bCs/>
+          <w:color w:val="5B6670"/>
+          <w:sz w:val="17"/>
+          <w:szCs w:val="17"/>
+        </w:rPr>
+        <w:t xml:space="preserve">Figure 25. </w:t>
+      </w:r>
+      <w:r>
+        <w:rPr>
+          <w:i/>
+          <w:iCs/>
+          <w:color w:val="5B6670"/>
+          <w:sz w:val="17"/>
+          <w:szCs w:val="17"/>
+        </w:rPr>
+        <w:t>Section J: quantitative metrics.</w:t>
+      </w:r>
+    </w:p>
+    <w:p>
+      <w:pPr>
+        <w:pStyle w:val="ListParagraph"/>
+        <w:numPr>
+          <w:ilvl w:val="0"/>
+          <w:numId w:val="19"/>
+        </w:numPr>
+        <w:spacing w:after="80" w:line="276" w:lineRule="auto"/>
+      </w:pPr>
+      <w:r>
+        <w:t xml:space="preserve">Select </w:t>
+      </w:r>
+      <w:r>
+        <w:rPr>
+          <w:b/>
+          <w:bCs/>
+        </w:rPr>
+        <w:t>Save changes</w:t>
+      </w:r>
+      <w:r>
+        <w:t xml:space="preserve"> to keep your edits and finish later. When you are satisfied, select </w:t>
+      </w:r>
+      <w:r>
+        <w:rPr>
+          <w:b/>
+          <w:bCs/>
+        </w:rPr>
+        <w:t>Submit to KoboToolbox</w:t>
+      </w:r>
+      <w:r>
+        <w:t xml:space="preserve"> and confirm. Your reviewed answers are sent as a completed record.</w:t>
+      </w:r>
+    </w:p>
+    <w:p>
+      <w:pPr>
+        <w:pStyle w:val="ListParagraph"/>
+        <w:numPr>
+          <w:ilvl w:val="0"/>
+          <w:numId w:val="19"/>
+        </w:numPr>
+        <w:spacing w:after="80" w:line="276" w:lineRule="auto"/>
+      </w:pPr>
+      <w:r>
+        <w:lastRenderedPageBreak/>
+        <w:t xml:space="preserve">The record appears at once under </w:t>
+      </w:r>
+      <w:r>
+        <w:rPr>
+          <w:b/>
+          <w:bCs/>
+        </w:rPr>
+        <w:t>Completed coding form (KoboToolbox)</w:t>
+      </w:r>
+      <w:r>
+        <w:t xml:space="preserve"> on the document page and in </w:t>
+      </w:r>
+      <w:r>
+        <w:rPr>
+          <w:b/>
+          <w:bCs/>
+        </w:rPr>
+        <w:t>Form PDFs</w:t>
+      </w:r>
+      <w:r>
+        <w:t>, found by its DOC ID. There is no separate sync to run for documents.</w:t>
+      </w:r>
+    </w:p>
+    <w:p>
+      <w:pPr>
+        <w:spacing w:after="80"/>
+      </w:pPr>
+    </w:p>
+    <w:tbl>
+      <w:tblPr>
+        <w:tblW w:w="9412" w:type="dxa"/>
+        <w:tblInd w:w="-25" w:type="dxa"/>
+        <w:tblBorders>
+          <w:top w:val="single" w:sz="2" w:space="0" w:color="FBF1E1"/>
+          <w:left w:val="single" w:sz="24" w:space="0" w:color="D9A441"/>
+          <w:bottom w:val="single" w:sz="2" w:space="0" w:color="FBF1E1"/>
+          <w:right w:val="single" w:sz="2" w:space="0" w:color="FBF1E1"/>
+          <w:insideH w:val="single" w:sz="4" w:space="0" w:color="FBF1E1"/>
+          <w:insideV w:val="single" w:sz="4" w:space="0" w:color="FBF1E1"/>
+        </w:tblBorders>
+        <w:tblCellMar>
+          <w:left w:w="10" w:type="dxa"/>
+          <w:right w:w="10" w:type="dxa"/>
+        </w:tblCellMar>
+        <w:tblLook w:val="04A0" w:firstRow="1" w:lastRow="0" w:firstColumn="1" w:lastColumn="0" w:noHBand="0" w:noVBand="1"/>
+      </w:tblPr>
+      <w:tblGrid>
+        <w:gridCol w:w="24"/>
+        <w:gridCol w:w="2603"/>
+        <w:gridCol w:w="4130"/>
+        <w:gridCol w:w="2630"/>
+        <w:gridCol w:w="25"/>
+      </w:tblGrid>
+      <w:tr>
+        <w:tblPrEx>
+          <w:tblCellMar>
+            <w:top w:w="0" w:type="dxa"/>
+            <w:bottom w:w="0" w:type="dxa"/>
+          </w:tblCellMar>
+        </w:tblPrEx>
+        <w:trPr>
+          <w:gridBefore w:val="1"/>
+          <w:wBefore w:w="25" w:type="dxa"/>
+          <w:cantSplit/>
+        </w:trPr>
+        <w:tc>
+          <w:tcPr>
+            <w:tcW w:w="9412" w:type="dxa"/>
+            <w:gridSpan w:val="4"/>
+            <w:shd w:val="clear" w:color="auto" w:fill="FBF1E1"/>
+            <w:tcMar>
+              <w:top w:w="100" w:type="dxa"/>
+              <w:left w:w="180" w:type="dxa"/>
+              <w:bottom w:w="100" w:type="dxa"/>
+              <w:right w:w="160" w:type="dxa"/>
+            </w:tcMar>
+          </w:tcPr>
+          <w:p>
+            <w:pPr>
+              <w:spacing w:after="40"/>
+            </w:pPr>
+            <w:r>
+              <w:rPr>
+                <w:b/>
+                <w:bCs/>
+                <w:sz w:val="20"/>
+                <w:szCs w:val="20"/>
+              </w:rPr>
+              <w:t>The draft is a starting point, not a finding</w:t>
+            </w:r>
+          </w:p>
+          <w:p>
+            <w:pPr>
+              <w:spacing w:after="40" w:line="264" w:lineRule="auto"/>
+            </w:pPr>
+            <w:r>
+              <w:rPr>
+                <w:sz w:val="19"/>
+                <w:szCs w:val="19"/>
+              </w:rPr>
+              <w:t>Sections D to K are this study's documentary analysis. The AI drafts them; you are responsible for them. Change any rating you disagree with. A draft where everything is rated as strongly supportive deserves a second look.</w:t>
+            </w:r>
+          </w:p>
+          <w:p>
+            <w:pPr>
+              <w:spacing w:after="40" w:line="264" w:lineRule="auto"/>
+            </w:pPr>
+            <w:r>
+              <w:rPr>
+                <w:sz w:val="19"/>
+                <w:szCs w:val="19"/>
+              </w:rPr>
+              <w:t xml:space="preserve">Nothing reaches KoboToolbox until you select </w:t>
+            </w:r>
+            <w:r>
+              <w:rPr>
+                <w:b/>
+                <w:bCs/>
+                <w:sz w:val="19"/>
+                <w:szCs w:val="19"/>
+              </w:rPr>
+              <w:t>Submit</w:t>
+            </w:r>
+            <w:r>
+              <w:rPr>
+                <w:sz w:val="19"/>
+                <w:szCs w:val="19"/>
+              </w:rPr>
+              <w:t>. Each draft and submission is recorded in the audit log, so the study can say exactly which records were AI-assisted.</w:t>
+            </w:r>
+          </w:p>
+          <w:p>
+            <w:pPr>
+              <w:spacing w:after="40" w:line="264" w:lineRule="auto"/>
+            </w:pPr>
+            <w:r>
+              <w:rPr>
+                <w:sz w:val="19"/>
+                <w:szCs w:val="19"/>
+              </w:rPr>
+              <w:t>Submit once. A second submission would create a duplicate record for the document, and the screen shows “Already submitted” to stop it.</w:t>
+            </w:r>
+          </w:p>
+        </w:tc>
+      </w:tr>
+      <w:tr>
+        <w:tblPrEx>
+          <w:tblBorders>
+            <w:top w:val="single" w:sz="4" w:space="0" w:color="D5DAE0"/>
+            <w:left w:val="single" w:sz="4" w:space="0" w:color="D5DAE0"/>
+            <w:bottom w:val="single" w:sz="4" w:space="0" w:color="D5DAE0"/>
+            <w:right w:val="single" w:sz="4" w:space="0" w:color="D5DAE0"/>
+            <w:insideH w:val="single" w:sz="4" w:space="0" w:color="D5DAE0"/>
+            <w:insideV w:val="single" w:sz="4" w:space="0" w:color="D5DAE0"/>
+          </w:tblBorders>
+          <w:tblCellMar>
+            <w:top w:w="0" w:type="dxa"/>
+            <w:bottom w:w="0" w:type="dxa"/>
+          </w:tblCellMar>
+        </w:tblPrEx>
+        <w:trPr>
+          <w:gridAfter w:val="1"/>
+          <w:wAfter w:w="25" w:type="dxa"/>
+          <w:tblHeader/>
+        </w:trPr>
+        <w:tc>
+          <w:tcPr>
+            <w:tcW w:w="2635" w:type="dxa"/>
+            <w:gridSpan w:val="2"/>
+            <w:shd w:val="clear" w:color="auto" w:fill="1B3350"/>
+            <w:tcMar>
+              <w:top w:w="70" w:type="dxa"/>
+              <w:left w:w="110" w:type="dxa"/>
+              <w:bottom w:w="70" w:type="dxa"/>
+              <w:right w:w="110" w:type="dxa"/>
+            </w:tcMar>
+          </w:tcPr>
+          <w:p>
+            <w:pPr>
+              <w:spacing w:after="40"/>
+            </w:pPr>
+            <w:r>
+              <w:rPr>
+                <w:b/>
+                <w:bCs/>
+                <w:color w:val="FFFFFF"/>
+                <w:sz w:val="19"/>
+                <w:szCs w:val="19"/>
+              </w:rPr>
+              <w:t>File type</w:t>
+            </w:r>
+          </w:p>
+        </w:tc>
+        <w:tc>
+          <w:tcPr>
+            <w:tcW w:w="4141" w:type="dxa"/>
+            <w:shd w:val="clear" w:color="auto" w:fill="1B3350"/>
+            <w:tcMar>
+              <w:top w:w="70" w:type="dxa"/>
+              <w:left w:w="110" w:type="dxa"/>
+              <w:bottom w:w="70" w:type="dxa"/>
+              <w:right w:w="110" w:type="dxa"/>
+            </w:tcMar>
+          </w:tcPr>
+          <w:p>
+            <w:pPr>
+              <w:spacing w:after="40"/>
+            </w:pPr>
+            <w:r>
+              <w:rPr>
+                <w:b/>
+                <w:bCs/>
+                <w:color w:val="FFFFFF"/>
+                <w:sz w:val="19"/>
+                <w:szCs w:val="19"/>
+              </w:rPr>
+              <w:t>Can the AI read it?</w:t>
+            </w:r>
+          </w:p>
+        </w:tc>
+        <w:tc>
+          <w:tcPr>
+            <w:tcW w:w="2636" w:type="dxa"/>
+            <w:shd w:val="clear" w:color="auto" w:fill="1B3350"/>
+            <w:tcMar>
+              <w:top w:w="70" w:type="dxa"/>
+              <w:left w:w="110" w:type="dxa"/>
+              <w:bottom w:w="70" w:type="dxa"/>
+              <w:right w:w="110" w:type="dxa"/>
+            </w:tcMar>
+          </w:tcPr>
+          <w:p>
+            <w:pPr>
+              <w:spacing w:after="40"/>
+            </w:pPr>
+            <w:r>
+              <w:rPr>
+                <w:b/>
+                <w:bCs/>
+                <w:color w:val="FFFFFF"/>
+                <w:sz w:val="19"/>
+                <w:szCs w:val="19"/>
+              </w:rPr>
+              <w:t>Locators</w:t>
+            </w:r>
+          </w:p>
+        </w:tc>
+      </w:tr>
+      <w:tr>
+        <w:tblPrEx>
+          <w:tblBorders>
+            <w:top w:val="single" w:sz="4" w:space="0" w:color="D5DAE0"/>
+            <w:left w:val="single" w:sz="4" w:space="0" w:color="D5DAE0"/>
+            <w:bottom w:val="single" w:sz="4" w:space="0" w:color="D5DAE0"/>
+            <w:right w:val="single" w:sz="4" w:space="0" w:color="D5DAE0"/>
+            <w:insideH w:val="single" w:sz="4" w:space="0" w:color="D5DAE0"/>
+            <w:insideV w:val="single" w:sz="4" w:space="0" w:color="D5DAE0"/>
+          </w:tblBorders>
+          <w:tblCellMar>
+            <w:top w:w="0" w:type="dxa"/>
+            <w:bottom w:w="0" w:type="dxa"/>
+          </w:tblCellMar>
+        </w:tblPrEx>
+        <w:trPr>
+          <w:gridAfter w:val="1"/>
+          <w:wAfter w:w="25" w:type="dxa"/>
+          <w:cantSplit/>
+        </w:trPr>
+        <w:tc>
+          <w:tcPr>
+            <w:tcW w:w="2635" w:type="dxa"/>
+            <w:gridSpan w:val="2"/>
+            <w:tcMar>
+              <w:top w:w="70" w:type="dxa"/>
+              <w:left w:w="110" w:type="dxa"/>
+              <w:bottom w:w="70" w:type="dxa"/>
+              <w:right w:w="110" w:type="dxa"/>
+            </w:tcMar>
+          </w:tcPr>
+          <w:p>
+            <w:pPr>
+              <w:spacing w:after="40"/>
+            </w:pPr>
+            <w:r>
+              <w:rPr>
+                <w:sz w:val="19"/>
+                <w:szCs w:val="19"/>
+              </w:rPr>
+              <w:t>PDF</w:t>
+            </w:r>
+          </w:p>
+        </w:tc>
+        <w:tc>
+          <w:tcPr>
+            <w:tcW w:w="4141" w:type="dxa"/>
+            <w:tcMar>
+              <w:top w:w="70" w:type="dxa"/>
+              <w:left w:w="110" w:type="dxa"/>
+              <w:bottom w:w="70" w:type="dxa"/>
+              <w:right w:w="110" w:type="dxa"/>
+            </w:tcMar>
+          </w:tcPr>
+          <w:p>
+            <w:pPr>
+              <w:spacing w:after="40"/>
+            </w:pPr>
+            <w:r>
+              <w:rPr>
+                <w:sz w:val="19"/>
+                <w:szCs w:val="19"/>
+              </w:rPr>
+              <w:t>Yes, up to 100 pages at a time (choose a page range for longer files).</w:t>
+            </w:r>
+          </w:p>
+        </w:tc>
+        <w:tc>
+          <w:tcPr>
+            <w:tcW w:w="2636" w:type="dxa"/>
+            <w:tcMar>
+              <w:top w:w="70" w:type="dxa"/>
+              <w:left w:w="110" w:type="dxa"/>
+              <w:bottom w:w="70" w:type="dxa"/>
+              <w:right w:w="110" w:type="dxa"/>
+            </w:tcMar>
+          </w:tcPr>
+          <w:p>
+            <w:pPr>
+              <w:spacing w:after="40"/>
+            </w:pPr>
+            <w:r>
+              <w:rPr>
+                <w:sz w:val="19"/>
+                <w:szCs w:val="19"/>
+              </w:rPr>
+              <w:t>Original page and paragraph numbers.</w:t>
+            </w:r>
+          </w:p>
+        </w:tc>
+      </w:tr>
+      <w:tr>
+        <w:tblPrEx>
+          <w:tblBorders>
+            <w:top w:val="single" w:sz="4" w:space="0" w:color="D5DAE0"/>
+            <w:left w:val="single" w:sz="4" w:space="0" w:color="D5DAE0"/>
+            <w:bottom w:val="single" w:sz="4" w:space="0" w:color="D5DAE0"/>
+            <w:right w:val="single" w:sz="4" w:space="0" w:color="D5DAE0"/>
+            <w:insideH w:val="single" w:sz="4" w:space="0" w:color="D5DAE0"/>
+            <w:insideV w:val="single" w:sz="4" w:space="0" w:color="D5DAE0"/>
+          </w:tblBorders>
+          <w:tblCellMar>
+            <w:top w:w="0" w:type="dxa"/>
+            <w:bottom w:w="0" w:type="dxa"/>
+          </w:tblCellMar>
+        </w:tblPrEx>
+        <w:trPr>
+          <w:gridAfter w:val="1"/>
+          <w:wAfter w:w="25" w:type="dxa"/>
+          <w:cantSplit/>
+        </w:trPr>
+        <w:tc>
+          <w:tcPr>
+            <w:tcW w:w="2635" w:type="dxa"/>
+            <w:gridSpan w:val="2"/>
+            <w:shd w:val="clear" w:color="auto" w:fill="F8FAFB"/>
+            <w:tcMar>
+              <w:top w:w="70" w:type="dxa"/>
+              <w:left w:w="110" w:type="dxa"/>
+              <w:bottom w:w="70" w:type="dxa"/>
+              <w:right w:w="110" w:type="dxa"/>
+            </w:tcMar>
+          </w:tcPr>
+          <w:p>
+            <w:pPr>
+              <w:spacing w:after="40"/>
+            </w:pPr>
+            <w:r>
+              <w:rPr>
+                <w:sz w:val="19"/>
+                <w:szCs w:val="19"/>
+              </w:rPr>
+              <w:t>JPG, PNG (scan or photo)</w:t>
+            </w:r>
+          </w:p>
+        </w:tc>
+        <w:tc>
+          <w:tcPr>
+            <w:tcW w:w="4141" w:type="dxa"/>
+            <w:shd w:val="clear" w:color="auto" w:fill="F8FAFB"/>
+            <w:tcMar>
+              <w:top w:w="70" w:type="dxa"/>
+              <w:left w:w="110" w:type="dxa"/>
+              <w:bottom w:w="70" w:type="dxa"/>
+              <w:right w:w="110" w:type="dxa"/>
+            </w:tcMar>
+          </w:tcPr>
+          <w:p>
+            <w:pPr>
+              <w:spacing w:after="40"/>
+            </w:pPr>
+            <w:r>
+              <w:rPr>
+                <w:sz w:val="19"/>
+                <w:szCs w:val="19"/>
+              </w:rPr>
+              <w:t>Yes. Very large photos are shrunk automatically.</w:t>
+            </w:r>
+          </w:p>
+        </w:tc>
+        <w:tc>
+          <w:tcPr>
+            <w:tcW w:w="2636" w:type="dxa"/>
+            <w:shd w:val="clear" w:color="auto" w:fill="F8FAFB"/>
+            <w:tcMar>
+              <w:top w:w="70" w:type="dxa"/>
+              <w:left w:w="110" w:type="dxa"/>
+              <w:bottom w:w="70" w:type="dxa"/>
+              <w:right w:w="110" w:type="dxa"/>
+            </w:tcMar>
+          </w:tcPr>
+          <w:p>
+            <w:pPr>
+              <w:spacing w:after="40"/>
+            </w:pPr>
+            <w:r>
+              <w:rPr>
+                <w:sz w:val="19"/>
+                <w:szCs w:val="19"/>
+              </w:rPr>
+              <w:t>Whatever the image shows.</w:t>
+            </w:r>
+          </w:p>
+        </w:tc>
+      </w:tr>
+      <w:tr>
+        <w:tblPrEx>
+          <w:tblBorders>
+            <w:top w:val="single" w:sz="4" w:space="0" w:color="D5DAE0"/>
+            <w:left w:val="single" w:sz="4" w:space="0" w:color="D5DAE0"/>
+            <w:bottom w:val="single" w:sz="4" w:space="0" w:color="D5DAE0"/>
+            <w:right w:val="single" w:sz="4" w:space="0" w:color="D5DAE0"/>
+            <w:insideH w:val="single" w:sz="4" w:space="0" w:color="D5DAE0"/>
+            <w:insideV w:val="single" w:sz="4" w:space="0" w:color="D5DAE0"/>
+          </w:tblBorders>
+          <w:tblCellMar>
+            <w:top w:w="0" w:type="dxa"/>
+            <w:bottom w:w="0" w:type="dxa"/>
+          </w:tblCellMar>
+        </w:tblPrEx>
+        <w:trPr>
+          <w:gridAfter w:val="1"/>
+          <w:wAfter w:w="25" w:type="dxa"/>
+          <w:cantSplit/>
+        </w:trPr>
+        <w:tc>
+          <w:tcPr>
+            <w:tcW w:w="2635" w:type="dxa"/>
+            <w:gridSpan w:val="2"/>
+            <w:tcMar>
+              <w:top w:w="70" w:type="dxa"/>
+              <w:left w:w="110" w:type="dxa"/>
+              <w:bottom w:w="70" w:type="dxa"/>
+              <w:right w:w="110" w:type="dxa"/>
+            </w:tcMar>
+          </w:tcPr>
+          <w:p>
+            <w:pPr>
+              <w:spacing w:after="40"/>
+            </w:pPr>
+            <w:r>
+              <w:rPr>
+                <w:sz w:val="19"/>
+                <w:szCs w:val="19"/>
+              </w:rPr>
+              <w:t>Word (.docx), Excel (.xlsx), text, CSV</w:t>
+            </w:r>
+          </w:p>
+        </w:tc>
+        <w:tc>
+          <w:tcPr>
+            <w:tcW w:w="4141" w:type="dxa"/>
+            <w:tcMar>
+              <w:top w:w="70" w:type="dxa"/>
+              <w:left w:w="110" w:type="dxa"/>
+              <w:bottom w:w="70" w:type="dxa"/>
+              <w:right w:w="110" w:type="dxa"/>
+            </w:tcMar>
+          </w:tcPr>
+          <w:p>
+            <w:pPr>
+              <w:spacing w:after="40"/>
+            </w:pPr>
+            <w:r>
+              <w:rPr>
+                <w:sz w:val="19"/>
+                <w:szCs w:val="19"/>
+              </w:rPr>
+              <w:t>Yes, as text.</w:t>
+            </w:r>
+          </w:p>
+        </w:tc>
+        <w:tc>
+          <w:tcPr>
+            <w:tcW w:w="2636" w:type="dxa"/>
+            <w:tcMar>
+              <w:top w:w="70" w:type="dxa"/>
+              <w:left w:w="110" w:type="dxa"/>
+              <w:bottom w:w="70" w:type="dxa"/>
+              <w:right w:w="110" w:type="dxa"/>
+            </w:tcMar>
+          </w:tcPr>
+          <w:p>
+            <w:pPr>
+              <w:spacing w:after="40"/>
+            </w:pPr>
+            <w:r>
+              <w:rPr>
+                <w:sz w:val="19"/>
+                <w:szCs w:val="19"/>
+              </w:rPr>
+              <w:t>No page numbers: headings, paragraph or section numbers, sheet names.</w:t>
+            </w:r>
+          </w:p>
+        </w:tc>
+      </w:tr>
+      <w:tr>
+        <w:tblPrEx>
+          <w:tblBorders>
+            <w:top w:val="single" w:sz="4" w:space="0" w:color="D5DAE0"/>
+            <w:left w:val="single" w:sz="4" w:space="0" w:color="D5DAE0"/>
+            <w:bottom w:val="single" w:sz="4" w:space="0" w:color="D5DAE0"/>
+            <w:right w:val="single" w:sz="4" w:space="0" w:color="D5DAE0"/>
+            <w:insideH w:val="single" w:sz="4" w:space="0" w:color="D5DAE0"/>
+            <w:insideV w:val="single" w:sz="4" w:space="0" w:color="D5DAE0"/>
+          </w:tblBorders>
+          <w:tblCellMar>
+            <w:top w:w="0" w:type="dxa"/>
+            <w:bottom w:w="0" w:type="dxa"/>
+          </w:tblCellMar>
+        </w:tblPrEx>
+        <w:trPr>
+          <w:gridAfter w:val="1"/>
+          <w:wAfter w:w="25" w:type="dxa"/>
+          <w:cantSplit/>
+        </w:trPr>
+        <w:tc>
+          <w:tcPr>
+            <w:tcW w:w="2635" w:type="dxa"/>
+            <w:gridSpan w:val="2"/>
+            <w:shd w:val="clear" w:color="auto" w:fill="F8FAFB"/>
+            <w:tcMar>
+              <w:top w:w="70" w:type="dxa"/>
+              <w:left w:w="110" w:type="dxa"/>
+              <w:bottom w:w="70" w:type="dxa"/>
+              <w:right w:w="110" w:type="dxa"/>
+            </w:tcMar>
+          </w:tcPr>
+          <w:p>
+            <w:pPr>
+              <w:spacing w:after="40"/>
+            </w:pPr>
+            <w:r>
+              <w:rPr>
+                <w:sz w:val="19"/>
+                <w:szCs w:val="19"/>
+              </w:rPr>
+              <w:t>Audio or video</w:t>
+            </w:r>
+          </w:p>
+        </w:tc>
+        <w:tc>
+          <w:tcPr>
+            <w:tcW w:w="4141" w:type="dxa"/>
+            <w:shd w:val="clear" w:color="auto" w:fill="F8FAFB"/>
+            <w:tcMar>
+              <w:top w:w="70" w:type="dxa"/>
+              <w:left w:w="110" w:type="dxa"/>
+              <w:bottom w:w="70" w:type="dxa"/>
+              <w:right w:w="110" w:type="dxa"/>
+            </w:tcMar>
+          </w:tcPr>
+          <w:p>
+            <w:pPr>
+              <w:spacing w:after="40"/>
+            </w:pPr>
+            <w:r>
+              <w:rPr>
+                <w:sz w:val="19"/>
+                <w:szCs w:val="19"/>
+              </w:rPr>
+              <w:t>No. Upload a transcript (PDF, Word or text) and keep the recording as the source reference.</w:t>
+            </w:r>
+          </w:p>
+        </w:tc>
+        <w:tc>
+          <w:tcPr>
+            <w:tcW w:w="2636" w:type="dxa"/>
+            <w:shd w:val="clear" w:color="auto" w:fill="F8FAFB"/>
+            <w:tcMar>
+              <w:top w:w="70" w:type="dxa"/>
+              <w:left w:w="110" w:type="dxa"/>
+              <w:bottom w:w="70" w:type="dxa"/>
+              <w:right w:w="110" w:type="dxa"/>
+            </w:tcMar>
+          </w:tcPr>
+          <w:p>
+            <w:pPr>
+              <w:spacing w:after="40"/>
+            </w:pPr>
+            <w:r>
+              <w:rPr>
+                <w:sz w:val="19"/>
+                <w:szCs w:val="19"/>
+              </w:rPr>
+              <w:t>-</w:t>
+            </w:r>
+          </w:p>
+        </w:tc>
+      </w:tr>
+      <w:tr>
+        <w:tblPrEx>
+          <w:tblBorders>
+            <w:top w:val="single" w:sz="4" w:space="0" w:color="D5DAE0"/>
+            <w:left w:val="single" w:sz="4" w:space="0" w:color="D5DAE0"/>
+            <w:bottom w:val="single" w:sz="4" w:space="0" w:color="D5DAE0"/>
+            <w:right w:val="single" w:sz="4" w:space="0" w:color="D5DAE0"/>
+            <w:insideH w:val="single" w:sz="4" w:space="0" w:color="D5DAE0"/>
+            <w:insideV w:val="single" w:sz="4" w:space="0" w:color="D5DAE0"/>
+          </w:tblBorders>
+          <w:tblCellMar>
+            <w:top w:w="0" w:type="dxa"/>
+            <w:bottom w:w="0" w:type="dxa"/>
+          </w:tblCellMar>
+        </w:tblPrEx>
+        <w:trPr>
+          <w:gridAfter w:val="1"/>
+          <w:wAfter w:w="25" w:type="dxa"/>
+          <w:cantSplit/>
+        </w:trPr>
+        <w:tc>
+          <w:tcPr>
+            <w:tcW w:w="2635" w:type="dxa"/>
+            <w:gridSpan w:val="2"/>
+            <w:tcMar>
+              <w:top w:w="70" w:type="dxa"/>
+              <w:left w:w="110" w:type="dxa"/>
+              <w:bottom w:w="70" w:type="dxa"/>
+              <w:right w:w="110" w:type="dxa"/>
+            </w:tcMar>
+          </w:tcPr>
+          <w:p>
+            <w:pPr>
+              <w:spacing w:after="40"/>
+            </w:pPr>
+            <w:r>
+              <w:rPr>
+                <w:sz w:val="19"/>
+                <w:szCs w:val="19"/>
+              </w:rPr>
+              <w:t>Old .doc or .xls</w:t>
+            </w:r>
+          </w:p>
+        </w:tc>
+        <w:tc>
+          <w:tcPr>
+            <w:tcW w:w="4141" w:type="dxa"/>
+            <w:tcMar>
+              <w:top w:w="70" w:type="dxa"/>
+              <w:left w:w="110" w:type="dxa"/>
+              <w:bottom w:w="70" w:type="dxa"/>
+              <w:right w:w="110" w:type="dxa"/>
+            </w:tcMar>
+          </w:tcPr>
+          <w:p>
+            <w:pPr>
+              <w:spacing w:after="40"/>
+            </w:pPr>
+            <w:r>
+              <w:rPr>
+                <w:sz w:val="19"/>
+                <w:szCs w:val="19"/>
+              </w:rPr>
+              <w:t>No. Save as a PDF or as .docx / .xlsx and upload that.</w:t>
+            </w:r>
+          </w:p>
+        </w:tc>
+        <w:tc>
+          <w:tcPr>
+            <w:tcW w:w="2636" w:type="dxa"/>
+            <w:tcMar>
+              <w:top w:w="70" w:type="dxa"/>
+              <w:left w:w="110" w:type="dxa"/>
+              <w:bottom w:w="70" w:type="dxa"/>
+              <w:right w:w="110" w:type="dxa"/>
+            </w:tcMar>
+          </w:tcPr>
+          <w:p>
+            <w:pPr>
+              <w:spacing w:after="40"/>
+            </w:pPr>
+            <w:r>
+              <w:rPr>
+                <w:sz w:val="19"/>
+                <w:szCs w:val="19"/>
+              </w:rPr>
+              <w:t>-</w:t>
+            </w:r>
+          </w:p>
+        </w:tc>
+      </w:tr>
+    </w:tbl>
+    <w:p>
+      <w:pPr>
+        <w:spacing w:after="120"/>
+      </w:pPr>
+    </w:p>
+    <w:p>
+      <w:pPr>
+        <w:pStyle w:val="Heading3"/>
+      </w:pPr>
+      <w:r>
+        <w:t>If Auto-fill shows a message</w:t>
+      </w:r>
+    </w:p>
+    <w:tbl>
+      <w:tblPr>
+        <w:tblW w:w="9412" w:type="dxa"/>
+        <w:tblBorders>
+          <w:top w:val="single" w:sz="4" w:space="0" w:color="D5DAE0"/>
+          <w:left w:val="single" w:sz="4" w:space="0" w:color="D5DAE0"/>
+          <w:bottom w:val="single" w:sz="4" w:space="0" w:color="D5DAE0"/>
+          <w:right w:val="single" w:sz="4" w:space="0" w:color="D5DAE0"/>
+          <w:insideH w:val="single" w:sz="4" w:space="0" w:color="D5DAE0"/>
+          <w:insideV w:val="single" w:sz="4" w:space="0" w:color="D5DAE0"/>
+        </w:tblBorders>
+        <w:tblCellMar>
+          <w:left w:w="10" w:type="dxa"/>
+          <w:right w:w="10" w:type="dxa"/>
+        </w:tblCellMar>
+        <w:tblLook w:val="04A0" w:firstRow="1" w:lastRow="0" w:firstColumn="1" w:lastColumn="0" w:noHBand="0" w:noVBand="1"/>
+      </w:tblPr>
+      <w:tblGrid>
+        <w:gridCol w:w="2824"/>
+        <w:gridCol w:w="3294"/>
+        <w:gridCol w:w="3294"/>
+      </w:tblGrid>
+      <w:tr>
+        <w:tblPrEx>
+          <w:tblCellMar>
+            <w:top w:w="0" w:type="dxa"/>
+            <w:bottom w:w="0" w:type="dxa"/>
+          </w:tblCellMar>
+        </w:tblPrEx>
+        <w:trPr>
+          <w:tblHeader/>
+        </w:trPr>
+        <w:tc>
+          <w:tcPr>
+            <w:tcW w:w="2824" w:type="dxa"/>
+            <w:shd w:val="clear" w:color="auto" w:fill="1B3350"/>
+            <w:tcMar>
+              <w:top w:w="70" w:type="dxa"/>
+              <w:left w:w="110" w:type="dxa"/>
+              <w:bottom w:w="70" w:type="dxa"/>
+              <w:right w:w="110" w:type="dxa"/>
+            </w:tcMar>
+          </w:tcPr>
+          <w:p>
+            <w:pPr>
+              <w:spacing w:after="40"/>
+            </w:pPr>
+            <w:r>
+              <w:rPr>
+                <w:b/>
+                <w:bCs/>
+                <w:color w:val="FFFFFF"/>
+                <w:sz w:val="19"/>
+                <w:szCs w:val="19"/>
+              </w:rPr>
+              <w:t>You see</w:t>
+            </w:r>
+          </w:p>
+        </w:tc>
+        <w:tc>
+          <w:tcPr>
+            <w:tcW w:w="3294" w:type="dxa"/>
+            <w:shd w:val="clear" w:color="auto" w:fill="1B3350"/>
+            <w:tcMar>
+              <w:top w:w="70" w:type="dxa"/>
+              <w:left w:w="110" w:type="dxa"/>
+              <w:bottom w:w="70" w:type="dxa"/>
+              <w:right w:w="110" w:type="dxa"/>
+            </w:tcMar>
+          </w:tcPr>
+          <w:p>
+            <w:pPr>
+              <w:spacing w:after="40"/>
+            </w:pPr>
+            <w:r>
+              <w:rPr>
+                <w:b/>
+                <w:bCs/>
+                <w:color w:val="FFFFFF"/>
+                <w:sz w:val="19"/>
+                <w:szCs w:val="19"/>
+              </w:rPr>
+              <w:t>What it means</w:t>
+            </w:r>
+          </w:p>
+        </w:tc>
+        <w:tc>
+          <w:tcPr>
+            <w:tcW w:w="3294" w:type="dxa"/>
+            <w:shd w:val="clear" w:color="auto" w:fill="1B3350"/>
+            <w:tcMar>
+              <w:top w:w="70" w:type="dxa"/>
+              <w:left w:w="110" w:type="dxa"/>
+              <w:bottom w:w="70" w:type="dxa"/>
+              <w:right w:w="110" w:type="dxa"/>
+            </w:tcMar>
+          </w:tcPr>
+          <w:p>
+            <w:pPr>
+              <w:spacing w:after="40"/>
+            </w:pPr>
+            <w:r>
+              <w:rPr>
+                <w:b/>
+                <w:bCs/>
+                <w:color w:val="FFFFFF"/>
+                <w:sz w:val="19"/>
+                <w:szCs w:val="19"/>
+              </w:rPr>
+              <w:t>What to do</w:t>
+            </w:r>
+          </w:p>
+        </w:tc>
+      </w:tr>
+      <w:tr>
+        <w:tblPrEx>
+          <w:tblCellMar>
+            <w:top w:w="0" w:type="dxa"/>
+            <w:bottom w:w="0" w:type="dxa"/>
+          </w:tblCellMar>
+        </w:tblPrEx>
+        <w:trPr>
+          <w:cantSplit/>
+        </w:trPr>
+        <w:tc>
+          <w:tcPr>
+            <w:tcW w:w="2824" w:type="dxa"/>
+            <w:tcMar>
+              <w:top w:w="70" w:type="dxa"/>
+              <w:left w:w="110" w:type="dxa"/>
+              <w:bottom w:w="70" w:type="dxa"/>
+              <w:right w:w="110" w:type="dxa"/>
+            </w:tcMar>
+          </w:tcPr>
+          <w:p>
+            <w:pPr>
+              <w:spacing w:after="40"/>
+            </w:pPr>
+            <w:r>
+              <w:rPr>
+                <w:sz w:val="19"/>
+                <w:szCs w:val="19"/>
+              </w:rPr>
+              <w:t>“Pages to read (required)”, or “This PDF has N pages…”</w:t>
+            </w:r>
+          </w:p>
+        </w:tc>
+        <w:tc>
+          <w:tcPr>
+            <w:tcW w:w="3294" w:type="dxa"/>
+            <w:tcMar>
+              <w:top w:w="70" w:type="dxa"/>
+              <w:left w:w="110" w:type="dxa"/>
+              <w:bottom w:w="70" w:type="dxa"/>
+              <w:right w:w="110" w:type="dxa"/>
+            </w:tcMar>
+          </w:tcPr>
+          <w:p>
+            <w:pPr>
+              <w:spacing w:after="40"/>
+            </w:pPr>
+            <w:r>
+              <w:rPr>
+                <w:sz w:val="19"/>
+                <w:szCs w:val="19"/>
+              </w:rPr>
+              <w:t>The PDF is longer than 100 pages.</w:t>
+            </w:r>
+          </w:p>
+        </w:tc>
+        <w:tc>
+          <w:tcPr>
+            <w:tcW w:w="3294" w:type="dxa"/>
+            <w:tcMar>
+              <w:top w:w="70" w:type="dxa"/>
+              <w:left w:w="110" w:type="dxa"/>
+              <w:bottom w:w="70" w:type="dxa"/>
+              <w:right w:w="110" w:type="dxa"/>
+            </w:tcMar>
+          </w:tcPr>
+          <w:p>
+            <w:pPr>
+              <w:spacing w:after="40"/>
+            </w:pPr>
+            <w:r>
+              <w:rPr>
+                <w:sz w:val="19"/>
+                <w:szCs w:val="19"/>
+              </w:rPr>
+              <w:t>Enter a page range of up to 100 pages.</w:t>
+            </w:r>
+          </w:p>
+        </w:tc>
+      </w:tr>
+      <w:tr>
+        <w:tblPrEx>
+          <w:tblCellMar>
+            <w:top w:w="0" w:type="dxa"/>
+            <w:bottom w:w="0" w:type="dxa"/>
+          </w:tblCellMar>
+        </w:tblPrEx>
+        <w:trPr>
+          <w:cantSplit/>
+        </w:trPr>
+        <w:tc>
+          <w:tcPr>
+            <w:tcW w:w="2824" w:type="dxa"/>
+            <w:shd w:val="clear" w:color="auto" w:fill="F8FAFB"/>
+            <w:tcMar>
+              <w:top w:w="70" w:type="dxa"/>
+              <w:left w:w="110" w:type="dxa"/>
+              <w:bottom w:w="70" w:type="dxa"/>
+              <w:right w:w="110" w:type="dxa"/>
+            </w:tcMar>
+          </w:tcPr>
+          <w:p>
+            <w:pPr>
+              <w:spacing w:after="40"/>
+            </w:pPr>
+            <w:r>
+              <w:rPr>
+                <w:sz w:val="19"/>
+                <w:szCs w:val="19"/>
+              </w:rPr>
+              <w:t>“The AI's answer was cut off…”</w:t>
+            </w:r>
+          </w:p>
+        </w:tc>
+        <w:tc>
+          <w:tcPr>
+            <w:tcW w:w="3294" w:type="dxa"/>
+            <w:shd w:val="clear" w:color="auto" w:fill="F8FAFB"/>
+            <w:tcMar>
+              <w:top w:w="70" w:type="dxa"/>
+              <w:left w:w="110" w:type="dxa"/>
+              <w:bottom w:w="70" w:type="dxa"/>
+              <w:right w:w="110" w:type="dxa"/>
+            </w:tcMar>
+          </w:tcPr>
+          <w:p>
+            <w:pPr>
+              <w:spacing w:after="40"/>
+            </w:pPr>
+            <w:r>
+              <w:rPr>
+                <w:sz w:val="19"/>
+                <w:szCs w:val="19"/>
+              </w:rPr>
+              <w:t>The range was too big to answer in one go.</w:t>
+            </w:r>
+          </w:p>
+        </w:tc>
+        <w:tc>
+          <w:tcPr>
+            <w:tcW w:w="3294" w:type="dxa"/>
+            <w:shd w:val="clear" w:color="auto" w:fill="F8FAFB"/>
+            <w:tcMar>
+              <w:top w:w="70" w:type="dxa"/>
+              <w:left w:w="110" w:type="dxa"/>
+              <w:bottom w:w="70" w:type="dxa"/>
+              <w:right w:w="110" w:type="dxa"/>
+            </w:tcMar>
+          </w:tcPr>
+          <w:p>
+            <w:pPr>
+              <w:spacing w:after="40"/>
+            </w:pPr>
+            <w:r>
+              <w:rPr>
+                <w:sz w:val="19"/>
+                <w:szCs w:val="19"/>
+              </w:rPr>
+              <w:t>Try a narrower range.</w:t>
+            </w:r>
+          </w:p>
+        </w:tc>
+      </w:tr>
+      <w:tr>
+        <w:tblPrEx>
+          <w:tblCellMar>
+            <w:top w:w="0" w:type="dxa"/>
+            <w:bottom w:w="0" w:type="dxa"/>
+          </w:tblCellMar>
+        </w:tblPrEx>
+        <w:trPr>
+          <w:cantSplit/>
+        </w:trPr>
+        <w:tc>
+          <w:tcPr>
+            <w:tcW w:w="2824" w:type="dxa"/>
+            <w:tcMar>
+              <w:top w:w="70" w:type="dxa"/>
+              <w:left w:w="110" w:type="dxa"/>
+              <w:bottom w:w="70" w:type="dxa"/>
+              <w:right w:w="110" w:type="dxa"/>
+            </w:tcMar>
+          </w:tcPr>
+          <w:p>
+            <w:pPr>
+              <w:spacing w:after="40"/>
+            </w:pPr>
+            <w:r>
+              <w:rPr>
+                <w:sz w:val="19"/>
+                <w:szCs w:val="19"/>
+              </w:rPr>
+              <w:t>“A draft is already being generated”</w:t>
+            </w:r>
+          </w:p>
+        </w:tc>
+        <w:tc>
+          <w:tcPr>
+            <w:tcW w:w="3294" w:type="dxa"/>
+            <w:tcMar>
+              <w:top w:w="70" w:type="dxa"/>
+              <w:left w:w="110" w:type="dxa"/>
+              <w:bottom w:w="70" w:type="dxa"/>
+              <w:right w:w="110" w:type="dxa"/>
+            </w:tcMar>
+          </w:tcPr>
+          <w:p>
+            <w:pPr>
+              <w:spacing w:after="40"/>
+            </w:pPr>
+            <w:r>
+              <w:rPr>
+                <w:sz w:val="19"/>
+                <w:szCs w:val="19"/>
+              </w:rPr>
+              <w:t>You or a colleague already started one.</w:t>
+            </w:r>
+          </w:p>
+        </w:tc>
+        <w:tc>
+          <w:tcPr>
+            <w:tcW w:w="3294" w:type="dxa"/>
+            <w:tcMar>
+              <w:top w:w="70" w:type="dxa"/>
+              <w:left w:w="110" w:type="dxa"/>
+              <w:bottom w:w="70" w:type="dxa"/>
+              <w:right w:w="110" w:type="dxa"/>
+            </w:tcMar>
+          </w:tcPr>
+          <w:p>
+            <w:pPr>
+              <w:spacing w:after="40"/>
+            </w:pPr>
+            <w:r>
+              <w:rPr>
+                <w:sz w:val="19"/>
+                <w:szCs w:val="19"/>
+              </w:rPr>
+              <w:t>Wait for it to finish (about five minutes).</w:t>
+            </w:r>
+          </w:p>
+        </w:tc>
+      </w:tr>
+      <w:tr>
+        <w:tblPrEx>
+          <w:tblCellMar>
+            <w:top w:w="0" w:type="dxa"/>
+            <w:bottom w:w="0" w:type="dxa"/>
+          </w:tblCellMar>
+        </w:tblPrEx>
+        <w:trPr>
+          <w:cantSplit/>
+        </w:trPr>
+        <w:tc>
+          <w:tcPr>
+            <w:tcW w:w="2824" w:type="dxa"/>
+            <w:shd w:val="clear" w:color="auto" w:fill="F8FAFB"/>
+            <w:tcMar>
+              <w:top w:w="70" w:type="dxa"/>
+              <w:left w:w="110" w:type="dxa"/>
+              <w:bottom w:w="70" w:type="dxa"/>
+              <w:right w:w="110" w:type="dxa"/>
+            </w:tcMar>
+          </w:tcPr>
+          <w:p>
+            <w:pPr>
+              <w:spacing w:after="40"/>
+            </w:pPr>
+            <w:r>
+              <w:rPr>
+                <w:sz w:val="19"/>
+                <w:szCs w:val="19"/>
+              </w:rPr>
+              <w:t>“The last attempt failed: …”</w:t>
+            </w:r>
+          </w:p>
+        </w:tc>
+        <w:tc>
+          <w:tcPr>
+            <w:tcW w:w="3294" w:type="dxa"/>
+            <w:shd w:val="clear" w:color="auto" w:fill="F8FAFB"/>
+            <w:tcMar>
+              <w:top w:w="70" w:type="dxa"/>
+              <w:left w:w="110" w:type="dxa"/>
+              <w:bottom w:w="70" w:type="dxa"/>
+              <w:right w:w="110" w:type="dxa"/>
+            </w:tcMar>
+          </w:tcPr>
+          <w:p>
+            <w:pPr>
+              <w:spacing w:after="40"/>
+            </w:pPr>
+            <w:r>
+              <w:rPr>
+                <w:sz w:val="19"/>
+                <w:szCs w:val="19"/>
+              </w:rPr>
+              <w:t>The AI request did not complete.</w:t>
+            </w:r>
+          </w:p>
+        </w:tc>
+        <w:tc>
+          <w:tcPr>
+            <w:tcW w:w="3294" w:type="dxa"/>
+            <w:shd w:val="clear" w:color="auto" w:fill="F8FAFB"/>
+            <w:tcMar>
+              <w:top w:w="70" w:type="dxa"/>
+              <w:left w:w="110" w:type="dxa"/>
+              <w:bottom w:w="70" w:type="dxa"/>
+              <w:right w:w="110" w:type="dxa"/>
+            </w:tcMar>
+          </w:tcPr>
+          <w:p>
+            <w:pPr>
+              <w:spacing w:after="40"/>
+            </w:pPr>
+            <w:r>
+              <w:rPr>
+                <w:sz w:val="19"/>
+                <w:szCs w:val="19"/>
+              </w:rPr>
+              <w:t>Select Generate AI draft</w:t>
+            </w:r>
+            <w:r>
+              <w:rPr>
+                <w:sz w:val="19"/>
+                <w:szCs w:val="19"/>
+              </w:rPr>
+              <w:t xml:space="preserve"> again. If it keeps failing, tell the administrator the message.</w:t>
+            </w:r>
+          </w:p>
+        </w:tc>
+      </w:tr>
+      <w:tr>
+        <w:tblPrEx>
+          <w:tblCellMar>
+            <w:top w:w="0" w:type="dxa"/>
+            <w:bottom w:w="0" w:type="dxa"/>
+          </w:tblCellMar>
+        </w:tblPrEx>
+        <w:trPr>
+          <w:cantSplit/>
+        </w:trPr>
+        <w:tc>
+          <w:tcPr>
+            <w:tcW w:w="2824" w:type="dxa"/>
+            <w:tcMar>
+              <w:top w:w="70" w:type="dxa"/>
+              <w:left w:w="110" w:type="dxa"/>
+              <w:bottom w:w="70" w:type="dxa"/>
+              <w:right w:w="110" w:type="dxa"/>
+            </w:tcMar>
+          </w:tcPr>
+          <w:p>
+            <w:pPr>
+              <w:spacing w:after="40"/>
+            </w:pPr>
+            <w:r>
+              <w:rPr>
+                <w:sz w:val="19"/>
+                <w:szCs w:val="19"/>
+              </w:rPr>
+              <w:t>No Auto-fill button</w:t>
+            </w:r>
+          </w:p>
+        </w:tc>
+        <w:tc>
+          <w:tcPr>
+            <w:tcW w:w="3294" w:type="dxa"/>
+            <w:tcMar>
+              <w:top w:w="70" w:type="dxa"/>
+              <w:left w:w="110" w:type="dxa"/>
+              <w:bottom w:w="70" w:type="dxa"/>
+              <w:right w:w="110" w:type="dxa"/>
+            </w:tcMar>
+          </w:tcPr>
+          <w:p>
+            <w:pPr>
+              <w:spacing w:after="40"/>
+            </w:pPr>
+            <w:r>
+              <w:rPr>
+                <w:sz w:val="19"/>
+                <w:szCs w:val="19"/>
+              </w:rPr>
+              <w:t>AI drafting has not been switched on, or there is no source file yet.</w:t>
+            </w:r>
+          </w:p>
+        </w:tc>
+        <w:tc>
+          <w:tcPr>
+            <w:tcW w:w="3294" w:type="dxa"/>
+            <w:tcMar>
+              <w:top w:w="70" w:type="dxa"/>
+              <w:left w:w="110" w:type="dxa"/>
+              <w:bottom w:w="70" w:type="dxa"/>
+              <w:right w:w="110" w:type="dxa"/>
+            </w:tcMar>
+          </w:tcPr>
+          <w:p>
+            <w:pPr>
+              <w:spacing w:after="40"/>
+            </w:pPr>
+            <w:r>
+              <w:rPr>
+                <w:sz w:val="19"/>
+                <w:szCs w:val="19"/>
+              </w:rPr>
+              <w:t>Attach the file; otherwise ask the administrator.</w:t>
+            </w:r>
+          </w:p>
+        </w:tc>
+      </w:tr>
+      <w:tr>
+        <w:tblPrEx>
+          <w:tblCellMar>
+            <w:top w:w="0" w:type="dxa"/>
+            <w:bottom w:w="0" w:type="dxa"/>
+          </w:tblCellMar>
+        </w:tblPrEx>
+        <w:trPr>
+          <w:cantSplit/>
+        </w:trPr>
+        <w:tc>
+          <w:tcPr>
+            <w:tcW w:w="2824" w:type="dxa"/>
+            <w:shd w:val="clear" w:color="auto" w:fill="F8FAFB"/>
+            <w:tcMar>
+              <w:top w:w="70" w:type="dxa"/>
+              <w:left w:w="110" w:type="dxa"/>
+              <w:bottom w:w="70" w:type="dxa"/>
+              <w:right w:w="110" w:type="dxa"/>
+            </w:tcMar>
+          </w:tcPr>
+          <w:p>
+            <w:pPr>
+              <w:spacing w:after="40"/>
+            </w:pPr>
+            <w:r>
+              <w:rPr>
+                <w:sz w:val="19"/>
+                <w:szCs w:val="19"/>
+              </w:rPr>
+              <w:t>Submit</w:t>
+            </w:r>
+            <w:r>
+              <w:rPr>
+                <w:sz w:val="19"/>
+                <w:szCs w:val="19"/>
+              </w:rPr>
+              <w:t xml:space="preserve"> is refused by KoboToolbox</w:t>
+            </w:r>
+          </w:p>
+        </w:tc>
+        <w:tc>
+          <w:tcPr>
+            <w:tcW w:w="3294" w:type="dxa"/>
+            <w:shd w:val="clear" w:color="auto" w:fill="F8FAFB"/>
+            <w:tcMar>
+              <w:top w:w="70" w:type="dxa"/>
+              <w:left w:w="110" w:type="dxa"/>
+              <w:bottom w:w="70" w:type="dxa"/>
+              <w:right w:w="110" w:type="dxa"/>
+            </w:tcMar>
+          </w:tcPr>
+          <w:p>
+            <w:pPr>
+              <w:spacing w:after="40"/>
+            </w:pPr>
+            <w:r>
+              <w:rPr>
+                <w:sz w:val="19"/>
+                <w:szCs w:val="19"/>
+              </w:rPr>
+              <w:t>KoboToolbox did not accept the record.</w:t>
+            </w:r>
+          </w:p>
+        </w:tc>
+        <w:tc>
+          <w:tcPr>
+            <w:tcW w:w="3294" w:type="dxa"/>
+            <w:shd w:val="clear" w:color="auto" w:fill="F8FAFB"/>
+            <w:tcMar>
+              <w:top w:w="70" w:type="dxa"/>
+              <w:left w:w="110" w:type="dxa"/>
+              <w:bottom w:w="70" w:type="dxa"/>
+              <w:right w:w="110" w:type="dxa"/>
+            </w:tcMar>
+          </w:tcPr>
+          <w:p>
+            <w:pPr>
+              <w:spacing w:after="40"/>
+            </w:pPr>
+            <w:r>
+              <w:rPr>
+                <w:sz w:val="19"/>
+                <w:szCs w:val="19"/>
+              </w:rPr>
+              <w:t>Tell the administrator; your draft is kept.</w:t>
+            </w:r>
+          </w:p>
+        </w:tc>
+      </w:tr>
+    </w:tbl>
+    <w:p>
+      <w:pPr>
+        <w:spacing w:after="120"/>
+      </w:pPr>
+    </w:p>
+    <w:tbl>
+      <w:tblPr>
+        <w:tblW w:w="9412" w:type="dxa"/>
+        <w:tblBorders>
+          <w:top w:val="single" w:sz="2" w:space="0" w:color="EAF2FA"/>
+          <w:left w:val="single" w:sz="24" w:space="0" w:color="2A6FB0"/>
+          <w:bottom w:val="single" w:sz="2" w:space="0" w:color="EAF2FA"/>
+          <w:right w:val="single" w:sz="2" w:space="0" w:color="EAF2FA"/>
+          <w:insideH w:val="single" w:sz="4" w:space="0" w:color="EAF2FA"/>
+          <w:insideV w:val="single" w:sz="4" w:space="0" w:color="EAF2FA"/>
+        </w:tblBorders>
+        <w:tblCellMar>
+          <w:left w:w="10" w:type="dxa"/>
+          <w:right w:w="10" w:type="dxa"/>
+        </w:tblCellMar>
+        <w:tblLook w:val="04A0" w:firstRow="1" w:lastRow="0" w:firstColumn="1" w:lastColumn="0" w:noHBand="0" w:noVBand="1"/>
+      </w:tblPr>
+      <w:tblGrid>
+        <w:gridCol w:w="9412"/>
+      </w:tblGrid>
+      <w:tr>
+        <w:tblPrEx>
+          <w:tblCellMar>
+            <w:top w:w="0" w:type="dxa"/>
+            <w:bottom w:w="0" w:type="dxa"/>
+          </w:tblCellMar>
+        </w:tblPrEx>
+        <w:trPr>
+          <w:cantSplit/>
+        </w:trPr>
+        <w:tc>
+          <w:tcPr>
+            <w:tcW w:w="9412" w:type="dxa"/>
+            <w:shd w:val="clear" w:color="auto" w:fill="EAF2FA"/>
+            <w:tcMar>
+              <w:top w:w="100" w:type="dxa"/>
+              <w:left w:w="180" w:type="dxa"/>
+              <w:bottom w:w="100" w:type="dxa"/>
+              <w:right w:w="160" w:type="dxa"/>
+            </w:tcMar>
+          </w:tcPr>
+          <w:p>
+            <w:pPr>
+              <w:spacing w:after="40"/>
+            </w:pPr>
+            <w:r>
+              <w:rPr>
+                <w:b/>
+                <w:bCs/>
+                <w:sz w:val="20"/>
+                <w:szCs w:val="20"/>
+              </w:rPr>
+              <w:t>Cost</w:t>
+            </w:r>
+          </w:p>
+          <w:p>
+            <w:pPr>
+              <w:spacing w:after="40" w:line="264" w:lineRule="auto"/>
+            </w:pPr>
+            <w:r>
+              <w:rPr>
+                <w:sz w:val="19"/>
+                <w:szCs w:val="19"/>
+              </w:rPr>
+              <w:t>Each draft is a paid request on the study's AI account. A short chapter costs little; a full 100 pages costs several times more. Choose the pages you need.</w:t>
+            </w:r>
+          </w:p>
+        </w:tc>
+      </w:tr>
+    </w:tbl>
+    <w:p>
+      <w:pPr>
+        <w:pStyle w:val="Heading3"/>
+      </w:pPr>
+      <w:r>
+        <w:lastRenderedPageBreak/>
+        <w:t>Evidence standards</w:t>
+      </w:r>
+    </w:p>
+    <w:p>
+      <w:pPr>
+        <w:pStyle w:val="ListParagraph"/>
+        <w:numPr>
+          <w:ilvl w:val="0"/>
+          <w:numId w:val="2"/>
+        </w:numPr>
+        <w:spacing w:after="60" w:line="276" w:lineRule="auto"/>
+      </w:pPr>
+      <w:r>
+        <w:t>Golden rule: never code an opinion from memory. Every claim needs a source, a date or year, the evidence and a locator someone else can follow.</w:t>
+      </w:r>
+    </w:p>
+    <w:p>
+      <w:pPr>
+        <w:pStyle w:val="ListParagraph"/>
+        <w:numPr>
+          <w:ilvl w:val="0"/>
+          <w:numId w:val="2"/>
+        </w:numPr>
+        <w:spacing w:after="60" w:line="276" w:lineRule="auto"/>
+      </w:pPr>
+      <w:r>
+        <w:t>Official sources: check them on the issuer's own site or registry.</w:t>
+      </w:r>
+    </w:p>
+    <w:p>
+      <w:pPr>
+        <w:pStyle w:val="ListParagraph"/>
+        <w:numPr>
+          <w:ilvl w:val="0"/>
+          <w:numId w:val="2"/>
+        </w:numPr>
+        <w:spacing w:after="60" w:line="276" w:lineRule="auto"/>
+      </w:pPr>
+      <w:r>
+        <w:t>Platform and media sources: record the URL, the visible date and the date you accessed it; corroborate elsewhere.</w:t>
+      </w:r>
+    </w:p>
+    <w:p>
+      <w:pPr>
+        <w:pStyle w:val="ListParagraph"/>
+        <w:numPr>
+          <w:ilvl w:val="0"/>
+          <w:numId w:val="2"/>
+        </w:numPr>
+        <w:spacing w:after="60" w:line="276" w:lineRule="auto"/>
+      </w:pPr>
+      <w:r>
+        <w:t>Rated Exclude in Section B: Sections C–L are skipped; the provenance and screening you recorded are kept for the audit trail.</w:t>
+      </w:r>
+    </w:p>
+    <w:p>
+      <w:pPr>
+        <w:pStyle w:val="ListParagraph"/>
+        <w:numPr>
+          <w:ilvl w:val="0"/>
+          <w:numId w:val="2"/>
+        </w:numPr>
+        <w:spacing w:after="60" w:line="276" w:lineRule="auto"/>
+      </w:pPr>
+      <w:r>
+        <w:t>Mark Disputed when authorship, date or content can't be confirmed, and explain why in the memo.</w:t>
+      </w:r>
+    </w:p>
+    <w:p>
+      <w:pPr>
+        <w:spacing w:after="60"/>
+      </w:pPr>
+    </w:p>
+    <w:p>
+      <w:pPr>
+        <w:pStyle w:val="Heading1"/>
+        <w:pageBreakBefore/>
+      </w:pPr>
+      <w:bookmarkStart w:id="28" w:name="_Toc240713014"/>
+      <w:r>
+        <w:lastRenderedPageBreak/>
+        <w:t>7. Scenarios</w:t>
+      </w:r>
+      <w:bookmarkEnd w:id="28"/>
+    </w:p>
+    <w:p>
+      <w:pPr>
+        <w:spacing w:after="120" w:line="288" w:lineRule="auto"/>
+      </w:pPr>
+      <w:r>
+        <w:t>Think about each before Day 3. The suggested answer is what good practice looks like.</w:t>
+      </w:r>
+    </w:p>
+    <w:tbl>
+      <w:tblPr>
+        <w:tblW w:w="9412" w:type="dxa"/>
+        <w:tblBorders>
+          <w:top w:val="single" w:sz="4" w:space="0" w:color="D5DAE0"/>
+          <w:left w:val="single" w:sz="4" w:space="0" w:color="D5DAE0"/>
+          <w:bottom w:val="single" w:sz="4" w:space="0" w:color="D5DAE0"/>
+          <w:right w:val="single" w:sz="4" w:space="0" w:color="D5DAE0"/>
+          <w:insideH w:val="single" w:sz="4" w:space="0" w:color="D5DAE0"/>
+          <w:insideV w:val="single" w:sz="4" w:space="0" w:color="D5DAE0"/>
+        </w:tblBorders>
+        <w:tblCellMar>
+          <w:left w:w="10" w:type="dxa"/>
+          <w:right w:w="10" w:type="dxa"/>
+        </w:tblCellMar>
+        <w:tblLook w:val="04A0" w:firstRow="1" w:lastRow="0" w:firstColumn="1" w:lastColumn="0" w:noHBand="0" w:noVBand="1"/>
       </w:tblPr>
       <w:tblGrid>
         <w:gridCol w:w="1882"/>
@@ -14718,7 +17641,7 @@
         <w:pStyle w:val="Heading1"/>
         <w:pageBreakBefore/>
       </w:pPr>
-      <w:bookmarkStart w:id="29" w:name="_Toc240466299"/>
+      <w:bookmarkStart w:id="29" w:name="_Toc240713015"/>
       <w:r>
         <w:lastRenderedPageBreak/>
         <w:t>8. Practice exercises</w:t>
@@ -14737,225 +17660,11 @@
       <w:pPr>
         <w:pStyle w:val="Heading2"/>
       </w:pPr>
-      <w:bookmarkStart w:id="30" w:name="_Toc240466300"/>
+      <w:bookmarkStart w:id="30" w:name="_Toc240713016"/>
       <w:r>
         <w:t>Exercise 1 — Getting around (all RAs)</w:t>
       </w:r>
       <w:bookmarkEnd w:id="30"/>
-    </w:p>
-    <w:p>
-      <w:pPr>
-        <w:pStyle w:val="ListParagraph"/>
-        <w:numPr>
-          <w:ilvl w:val="0"/>
-          <w:numId w:val="17"/>
-        </w:numPr>
-        <w:spacing w:after="80" w:line="276" w:lineRule="auto"/>
-      </w:pPr>
-      <w:r>
-        <w:t>Sign in with your practice account and change your password.</w:t>
-      </w:r>
-    </w:p>
-    <w:p>
-      <w:pPr>
-        <w:pStyle w:val="ListParagraph"/>
-        <w:numPr>
-          <w:ilvl w:val="0"/>
-          <w:numId w:val="17"/>
-        </w:numPr>
-        <w:spacing w:after="80" w:line="276" w:lineRule="auto"/>
-      </w:pPr>
-      <w:r>
-        <w:t>List the screens in your top bar and write one sentence on what each is for.</w:t>
-      </w:r>
-    </w:p>
-    <w:p>
-      <w:pPr>
-        <w:pStyle w:val="ListParagraph"/>
-        <w:numPr>
-          <w:ilvl w:val="0"/>
-          <w:numId w:val="17"/>
-        </w:numPr>
-        <w:spacing w:after="80" w:line="276" w:lineRule="auto"/>
-      </w:pPr>
-      <w:r>
-        <w:t>Open a screen that isn't yours from a link your facilitator gives you. What do you see?</w:t>
-      </w:r>
-    </w:p>
-    <w:p>
-      <w:pPr>
-        <w:pStyle w:val="ListParagraph"/>
-        <w:numPr>
-          <w:ilvl w:val="0"/>
-          <w:numId w:val="17"/>
-        </w:numPr>
-        <w:spacing w:after="80" w:line="276" w:lineRule="auto"/>
-      </w:pPr>
-      <w:r>
-        <w:t>Sign out.</w:t>
-      </w:r>
-    </w:p>
-    <w:p>
-      <w:pPr>
-        <w:spacing w:after="80"/>
-      </w:pPr>
-    </w:p>
-    <w:p>
-      <w:pPr>
-        <w:pStyle w:val="Heading2"/>
-      </w:pPr>
-      <w:bookmarkStart w:id="31" w:name="_Toc240466301"/>
-      <w:r>
-        <w:t>Exercise 2 — A complete contact (Contact RAs)</w:t>
-      </w:r>
-      <w:bookmarkEnd w:id="31"/>
-    </w:p>
-    <w:p>
-      <w:pPr>
-        <w:pStyle w:val="ListParagraph"/>
-        <w:numPr>
-          <w:ilvl w:val="0"/>
-          <w:numId w:val="18"/>
-        </w:numPr>
-        <w:spacing w:after="80" w:line="276" w:lineRule="auto"/>
-      </w:pPr>
-      <w:r>
-        <w:t>Open the practice case your facilitator assigns you.</w:t>
-      </w:r>
-    </w:p>
-    <w:p>
-      <w:pPr>
-        <w:pStyle w:val="ListParagraph"/>
-        <w:numPr>
-          <w:ilvl w:val="0"/>
-          <w:numId w:val="18"/>
-        </w:numPr>
-        <w:spacing w:after="80" w:line="276" w:lineRule="auto"/>
-      </w:pPr>
-      <w:r>
-        <w:t>Add the respondent your facilitator describes, with a correctly formatted WhatsApp number (your own phone).</w:t>
-      </w:r>
-    </w:p>
-    <w:p>
-      <w:pPr>
-        <w:pStyle w:val="ListParagraph"/>
-        <w:numPr>
-          <w:ilvl w:val="0"/>
-          <w:numId w:val="18"/>
-        </w:numPr>
-        <w:spacing w:after="80" w:line="276" w:lineRule="auto"/>
-      </w:pPr>
-      <w:r>
-        <w:t>Send the invitation by WhatsApp from the demo study number and log the attempt.</w:t>
-      </w:r>
-    </w:p>
-    <w:p>
-      <w:pPr>
-        <w:pStyle w:val="ListParagraph"/>
-        <w:numPr>
-          <w:ilvl w:val="0"/>
-          <w:numId w:val="18"/>
-        </w:numPr>
-        <w:spacing w:after="80" w:line="276" w:lineRule="auto"/>
-      </w:pPr>
-      <w:r>
-        <w:t>On your phone, open the link and go as far as the consent screen. Which screens did you see?</w:t>
-      </w:r>
-    </w:p>
-    <w:p>
-      <w:pPr>
-        <w:pStyle w:val="ListParagraph"/>
-        <w:numPr>
-          <w:ilvl w:val="0"/>
-          <w:numId w:val="18"/>
-        </w:numPr>
-        <w:spacing w:after="80" w:line="276" w:lineRule="auto"/>
-      </w:pPr>
-      <w:r>
-        <w:t>Back in the portal, find the change of status. What is it now, and why?</w:t>
-      </w:r>
-    </w:p>
-    <w:p>
-      <w:pPr>
-        <w:spacing w:after="80"/>
-      </w:pPr>
-    </w:p>
-    <w:p>
-      <w:pPr>
-        <w:pStyle w:val="Heading2"/>
-      </w:pPr>
-      <w:bookmarkStart w:id="32" w:name="_Toc240466302"/>
-      <w:r>
-        <w:t>Exercise 3 — QA decisions (QA RAs)</w:t>
-      </w:r>
-      <w:bookmarkEnd w:id="32"/>
-    </w:p>
-    <w:p>
-      <w:pPr>
-        <w:pStyle w:val="ListParagraph"/>
-        <w:numPr>
-          <w:ilvl w:val="0"/>
-          <w:numId w:val="19"/>
-        </w:numPr>
-        <w:spacing w:after="80" w:line="276" w:lineRule="auto"/>
-      </w:pPr>
-      <w:r>
-        <w:t>Open the practice QA Queue. Choose the three oldest submissions.</w:t>
-      </w:r>
-    </w:p>
-    <w:p>
-      <w:pPr>
-        <w:pStyle w:val="ListParagraph"/>
-        <w:numPr>
-          <w:ilvl w:val="0"/>
-          <w:numId w:val="19"/>
-        </w:numPr>
-        <w:spacing w:after="80" w:line="276" w:lineRule="auto"/>
-      </w:pPr>
-      <w:r>
-        <w:t>For each, open the PDF and decide Accept, Re-query or Reject. Write your note.</w:t>
-      </w:r>
-    </w:p>
-    <w:p>
-      <w:pPr>
-        <w:pStyle w:val="ListParagraph"/>
-        <w:numPr>
-          <w:ilvl w:val="0"/>
-          <w:numId w:val="19"/>
-        </w:numPr>
-        <w:spacing w:after="80" w:line="276" w:lineRule="auto"/>
-      </w:pPr>
-      <w:r>
-        <w:t>Swap notes with a partner. Could they understand your reasoning without asking you?</w:t>
-      </w:r>
-    </w:p>
-    <w:p>
-      <w:pPr>
-        <w:pStyle w:val="ListParagraph"/>
-        <w:numPr>
-          <w:ilvl w:val="0"/>
-          <w:numId w:val="19"/>
-        </w:numPr>
-        <w:spacing w:after="80" w:line="276" w:lineRule="auto"/>
-      </w:pPr>
-      <w:r>
-        <w:t>Take one practice exception, assign it to yourself, and close it with a note.</w:t>
-      </w:r>
-    </w:p>
-    <w:p>
-      <w:pPr>
-        <w:spacing w:after="80"/>
-      </w:pPr>
-    </w:p>
-    <w:p>
-      <w:pPr>
-        <w:pStyle w:val="Heading2"/>
-      </w:pPr>
-      <w:bookmarkStart w:id="33" w:name="_Toc240466303"/>
-      <w:r>
-        <w:t>Exercise 4 — A KII record (KII RAs)</w:t>
-      </w:r>
-      <w:bookmarkEnd w:id="33"/>
     </w:p>
     <w:p>
       <w:pPr>
@@ -14967,7 +17676,7 @@
         <w:spacing w:after="80" w:line="276" w:lineRule="auto"/>
       </w:pPr>
       <w:r>
-        <w:t>Create a practice KII record for a fictional informant.</w:t>
+        <w:t>Sign in with your practice account and change your password.</w:t>
       </w:r>
     </w:p>
     <w:p>
@@ -14980,7 +17689,7 @@
         <w:spacing w:after="80" w:line="276" w:lineRule="auto"/>
       </w:pPr>
       <w:r>
-        <w:t>Move it to SCHEDULED; record participation consent only.</w:t>
+        <w:t>List the screens in your top bar and write one sentence on what each is for.</w:t>
       </w:r>
     </w:p>
     <w:p>
@@ -14993,7 +17702,7 @@
         <w:spacing w:after="80" w:line="276" w:lineRule="auto"/>
       </w:pPr>
       <w:r>
-        <w:t>Try to mark it COMPLETED with Recording made ticked. What happens, and why?</w:t>
+        <w:t>Open a screen that isn't yours from a link your facilitator gives you. What do you see?</w:t>
       </w:r>
     </w:p>
     <w:p>
@@ -15006,7 +17715,7 @@
         <w:spacing w:after="80" w:line="276" w:lineRule="auto"/>
       </w:pPr>
       <w:r>
-        <w:t>Complete it correctly and advance the transcript to IN_PROGRESS.</w:t>
+        <w:t>Sign out.</w:t>
       </w:r>
     </w:p>
     <w:p>
@@ -15018,11 +17727,11 @@
       <w:pPr>
         <w:pStyle w:val="Heading2"/>
       </w:pPr>
-      <w:bookmarkStart w:id="34" w:name="_Toc240466304"/>
-      <w:r>
-        <w:t>Exercise 5 — A document (Documentary RAs)</w:t>
-      </w:r>
-      <w:bookmarkEnd w:id="34"/>
+      <w:bookmarkStart w:id="31" w:name="_Toc240713017"/>
+      <w:r>
+        <w:t>Exercise 2 — A complete contact (Contact RAs)</w:t>
+      </w:r>
+      <w:bookmarkEnd w:id="31"/>
     </w:p>
     <w:p>
       <w:pPr>
@@ -15034,7 +17743,7 @@
         <w:spacing w:after="80" w:line="276" w:lineRule="auto"/>
       </w:pPr>
       <w:r>
-        <w:t>Add a practice document from a public web page your facilitator names.</w:t>
+        <w:t>Open the practice case your facilitator assigns you.</w:t>
       </w:r>
     </w:p>
     <w:p>
@@ -15047,7 +17756,7 @@
         <w:spacing w:after="80" w:line="276" w:lineRule="auto"/>
       </w:pPr>
       <w:r>
-        <w:t>Try to Include it straight away. What happens?</w:t>
+        <w:t>Add the respondent your facilitator describes, with a correctly formatted WhatsApp number (your own phone).</w:t>
       </w:r>
     </w:p>
     <w:p>
@@ -15060,20 +17769,351 @@
         <w:spacing w:after="80" w:line="276" w:lineRule="auto"/>
       </w:pPr>
       <w:r>
+        <w:t>Send the invitation by WhatsApp from the demo study number and log the attempt.</w:t>
+      </w:r>
+    </w:p>
+    <w:p>
+      <w:pPr>
+        <w:pStyle w:val="ListParagraph"/>
+        <w:numPr>
+          <w:ilvl w:val="0"/>
+          <w:numId w:val="21"/>
+        </w:numPr>
+        <w:spacing w:after="80" w:line="276" w:lineRule="auto"/>
+      </w:pPr>
+      <w:r>
+        <w:t>On your phone, open the link and go as far as the consent screen. Which screens did you see?</w:t>
+      </w:r>
+    </w:p>
+    <w:p>
+      <w:pPr>
+        <w:pStyle w:val="ListParagraph"/>
+        <w:numPr>
+          <w:ilvl w:val="0"/>
+          <w:numId w:val="21"/>
+        </w:numPr>
+        <w:spacing w:after="80" w:line="276" w:lineRule="auto"/>
+      </w:pPr>
+      <w:r>
+        <w:t>Back in the portal, find the change of status. What is it now, and why?</w:t>
+      </w:r>
+    </w:p>
+    <w:p>
+      <w:pPr>
+        <w:spacing w:after="80"/>
+      </w:pPr>
+    </w:p>
+    <w:p>
+      <w:pPr>
+        <w:pStyle w:val="Heading2"/>
+      </w:pPr>
+      <w:bookmarkStart w:id="32" w:name="_Toc240713018"/>
+      <w:r>
+        <w:t>Exercise 3 — QA decisions (QA RAs)</w:t>
+      </w:r>
+      <w:bookmarkEnd w:id="32"/>
+    </w:p>
+    <w:p>
+      <w:pPr>
+        <w:pStyle w:val="ListParagraph"/>
+        <w:numPr>
+          <w:ilvl w:val="0"/>
+          <w:numId w:val="22"/>
+        </w:numPr>
+        <w:spacing w:after="80" w:line="276" w:lineRule="auto"/>
+      </w:pPr>
+      <w:r>
+        <w:t>Open the practice QA Queue. Choose the three oldest submissions.</w:t>
+      </w:r>
+    </w:p>
+    <w:p>
+      <w:pPr>
+        <w:pStyle w:val="ListParagraph"/>
+        <w:numPr>
+          <w:ilvl w:val="0"/>
+          <w:numId w:val="22"/>
+        </w:numPr>
+        <w:spacing w:after="80" w:line="276" w:lineRule="auto"/>
+      </w:pPr>
+      <w:r>
+        <w:t>For each, open the PDF and decide Accept, Re-query or Reject. Write your note.</w:t>
+      </w:r>
+    </w:p>
+    <w:p>
+      <w:pPr>
+        <w:pStyle w:val="ListParagraph"/>
+        <w:numPr>
+          <w:ilvl w:val="0"/>
+          <w:numId w:val="22"/>
+        </w:numPr>
+        <w:spacing w:after="80" w:line="276" w:lineRule="auto"/>
+      </w:pPr>
+      <w:r>
+        <w:t>Swap notes with a partner. Could they understand your reasoning without asking you?</w:t>
+      </w:r>
+    </w:p>
+    <w:p>
+      <w:pPr>
+        <w:pStyle w:val="ListParagraph"/>
+        <w:numPr>
+          <w:ilvl w:val="0"/>
+          <w:numId w:val="22"/>
+        </w:numPr>
+        <w:spacing w:after="80" w:line="276" w:lineRule="auto"/>
+      </w:pPr>
+      <w:r>
+        <w:t>Take one practice exception, assign it to yourself, and close it with a note.</w:t>
+      </w:r>
+    </w:p>
+    <w:p>
+      <w:pPr>
+        <w:spacing w:after="80"/>
+      </w:pPr>
+    </w:p>
+    <w:p>
+      <w:pPr>
+        <w:pStyle w:val="Heading2"/>
+      </w:pPr>
+      <w:bookmarkStart w:id="33" w:name="_Toc240713019"/>
+      <w:r>
+        <w:t>Exercise 4 — A KII record (KII RAs)</w:t>
+      </w:r>
+      <w:bookmarkEnd w:id="33"/>
+    </w:p>
+    <w:p>
+      <w:pPr>
+        <w:pStyle w:val="ListParagraph"/>
+        <w:numPr>
+          <w:ilvl w:val="0"/>
+          <w:numId w:val="23"/>
+        </w:numPr>
+        <w:spacing w:after="80" w:line="276" w:lineRule="auto"/>
+      </w:pPr>
+      <w:r>
+        <w:t>Create a practice KII record for a fictional informant.</w:t>
+      </w:r>
+    </w:p>
+    <w:p>
+      <w:pPr>
+        <w:pStyle w:val="ListParagraph"/>
+        <w:numPr>
+          <w:ilvl w:val="0"/>
+          <w:numId w:val="23"/>
+        </w:numPr>
+        <w:spacing w:after="80" w:line="276" w:lineRule="auto"/>
+      </w:pPr>
+      <w:r>
+        <w:t>Move it to SCHEDULED; record participation consent only.</w:t>
+      </w:r>
+    </w:p>
+    <w:p>
+      <w:pPr>
+        <w:pStyle w:val="ListParagraph"/>
+        <w:numPr>
+          <w:ilvl w:val="0"/>
+          <w:numId w:val="23"/>
+        </w:numPr>
+        <w:spacing w:after="80" w:line="276" w:lineRule="auto"/>
+      </w:pPr>
+      <w:r>
+        <w:t>Try to mark it COMPLETED with Recording made ticked. What happens, and why?</w:t>
+      </w:r>
+    </w:p>
+    <w:p>
+      <w:pPr>
+        <w:pStyle w:val="ListParagraph"/>
+        <w:numPr>
+          <w:ilvl w:val="0"/>
+          <w:numId w:val="23"/>
+        </w:numPr>
+        <w:spacing w:after="80" w:line="276" w:lineRule="auto"/>
+      </w:pPr>
+      <w:r>
+        <w:t>Complete it correctly and advance the transcript to IN_PROGRESS.</w:t>
+      </w:r>
+    </w:p>
+    <w:p>
+      <w:pPr>
+        <w:spacing w:after="80"/>
+      </w:pPr>
+    </w:p>
+    <w:p>
+      <w:pPr>
+        <w:pStyle w:val="Heading2"/>
+      </w:pPr>
+      <w:bookmarkStart w:id="34" w:name="_Toc240713020"/>
+      <w:r>
+        <w:t>Exercise 5 — A document (Documentary RAs)</w:t>
+      </w:r>
+      <w:bookmarkEnd w:id="34"/>
+    </w:p>
+    <w:p>
+      <w:pPr>
+        <w:pStyle w:val="ListParagraph"/>
+        <w:numPr>
+          <w:ilvl w:val="0"/>
+          <w:numId w:val="24"/>
+        </w:numPr>
+        <w:spacing w:after="80" w:line="276" w:lineRule="auto"/>
+      </w:pPr>
+      <w:r>
+        <w:t>Add a practice document from a public web page your facilitator names.</w:t>
+      </w:r>
+    </w:p>
+    <w:p>
+      <w:pPr>
+        <w:pStyle w:val="ListParagraph"/>
+        <w:numPr>
+          <w:ilvl w:val="0"/>
+          <w:numId w:val="24"/>
+        </w:numPr>
+        <w:spacing w:after="80" w:line="276" w:lineRule="auto"/>
+      </w:pPr>
+      <w:r>
+        <w:t>Try to Include it straight away. What happens?</w:t>
+      </w:r>
+    </w:p>
+    <w:p>
+      <w:pPr>
+        <w:pStyle w:val="ListParagraph"/>
+        <w:numPr>
+          <w:ilvl w:val="0"/>
+          <w:numId w:val="24"/>
+        </w:numPr>
+        <w:spacing w:after="80" w:line="276" w:lineRule="auto"/>
+      </w:pPr>
+      <w:r>
         <w:t>Assess authenticity, include or exclude it, and write a three-sentence memo.</w:t>
       </w:r>
     </w:p>
     <w:p>
       <w:pPr>
+        <w:pStyle w:val="ListParagraph"/>
+        <w:numPr>
+          <w:ilvl w:val="0"/>
+          <w:numId w:val="24"/>
+        </w:numPr>
+        <w:spacing w:after="80" w:line="276" w:lineRule="auto"/>
+      </w:pPr>
+      <w:r>
+        <w:t xml:space="preserve">Attach a source file, then remove it with </w:t>
+      </w:r>
+      <w:r>
+        <w:rPr>
+          <w:b/>
+          <w:bCs/>
+        </w:rPr>
+        <w:t>Remove file</w:t>
+      </w:r>
+      <w:r>
+        <w:t xml:space="preserve"> and attach it again.</w:t>
+      </w:r>
+    </w:p>
+    <w:p>
+      <w:pPr>
+        <w:pStyle w:val="ListParagraph"/>
+        <w:numPr>
+          <w:ilvl w:val="0"/>
+          <w:numId w:val="24"/>
+        </w:numPr>
+        <w:spacing w:after="80" w:line="276" w:lineRule="auto"/>
+      </w:pPr>
+      <w:r>
+        <w:lastRenderedPageBreak/>
+        <w:t xml:space="preserve">If the facilitator says Auto-fill is on for the practice site: generate a draft from the practice file, find two things in it you would change, and change them. </w:t>
+      </w:r>
+      <w:r>
+        <w:rPr>
+          <w:b/>
+          <w:bCs/>
+        </w:rPr>
+        <w:t>Stop before Submit</w:t>
+      </w:r>
+      <w:r>
+        <w:t xml:space="preserve"> (see the warning below).</w:t>
+      </w:r>
+    </w:p>
+    <w:p>
+      <w:pPr>
         <w:spacing w:after="80"/>
       </w:pPr>
     </w:p>
+    <w:tbl>
+      <w:tblPr>
+        <w:tblW w:w="9412" w:type="dxa"/>
+        <w:tblBorders>
+          <w:top w:val="single" w:sz="2" w:space="0" w:color="FBF1E1"/>
+          <w:left w:val="single" w:sz="24" w:space="0" w:color="D9A441"/>
+          <w:bottom w:val="single" w:sz="2" w:space="0" w:color="FBF1E1"/>
+          <w:right w:val="single" w:sz="2" w:space="0" w:color="FBF1E1"/>
+          <w:insideH w:val="single" w:sz="4" w:space="0" w:color="FBF1E1"/>
+          <w:insideV w:val="single" w:sz="4" w:space="0" w:color="FBF1E1"/>
+        </w:tblBorders>
+        <w:tblCellMar>
+          <w:left w:w="10" w:type="dxa"/>
+          <w:right w:w="10" w:type="dxa"/>
+        </w:tblCellMar>
+        <w:tblLook w:val="04A0" w:firstRow="1" w:lastRow="0" w:firstColumn="1" w:lastColumn="0" w:noHBand="0" w:noVBand="1"/>
+      </w:tblPr>
+      <w:tblGrid>
+        <w:gridCol w:w="9412"/>
+      </w:tblGrid>
+      <w:tr>
+        <w:tblPrEx>
+          <w:tblCellMar>
+            <w:top w:w="0" w:type="dxa"/>
+            <w:bottom w:w="0" w:type="dxa"/>
+          </w:tblCellMar>
+        </w:tblPrEx>
+        <w:trPr>
+          <w:cantSplit/>
+        </w:trPr>
+        <w:tc>
+          <w:tcPr>
+            <w:tcW w:w="9412" w:type="dxa"/>
+            <w:shd w:val="clear" w:color="auto" w:fill="FBF1E1"/>
+            <w:tcMar>
+              <w:top w:w="100" w:type="dxa"/>
+              <w:left w:w="180" w:type="dxa"/>
+              <w:bottom w:w="100" w:type="dxa"/>
+              <w:right w:w="160" w:type="dxa"/>
+            </w:tcMar>
+          </w:tcPr>
+          <w:p>
+            <w:pPr>
+              <w:spacing w:after="40"/>
+            </w:pPr>
+            <w:r>
+              <w:rPr>
+                <w:b/>
+                <w:bCs/>
+                <w:sz w:val="20"/>
+                <w:szCs w:val="20"/>
+              </w:rPr>
+              <w:t>Never Submit a practice draft</w:t>
+            </w:r>
+          </w:p>
+          <w:p>
+            <w:pPr>
+              <w:spacing w:after="40" w:line="264" w:lineRule="auto"/>
+            </w:pPr>
+            <w:r>
+              <w:rPr>
+                <w:sz w:val="19"/>
+                <w:szCs w:val="19"/>
+              </w:rPr>
+              <w:t>Submit to KoboToolbox writes to the live study form, exactly like the questionnaire. In training, review and edit the draft but do not select Submit. Each draft is also a paid request, so generate one only when the facilitator asks.</w:t>
+            </w:r>
+          </w:p>
+        </w:tc>
+      </w:tr>
+    </w:tbl>
     <w:p>
       <w:pPr>
         <w:pStyle w:val="Heading1"/>
         <w:pageBreakBefore/>
       </w:pPr>
-      <w:bookmarkStart w:id="35" w:name="_Toc240466305"/>
+      <w:bookmarkStart w:id="35" w:name="_Toc240713021"/>
       <w:r>
         <w:lastRenderedPageBreak/>
         <w:t>9. Daily checklists</w:t>
@@ -15084,7 +18124,7 @@
       <w:pPr>
         <w:pStyle w:val="Heading2"/>
       </w:pPr>
-      <w:bookmarkStart w:id="36" w:name="_Toc240466306"/>
+      <w:bookmarkStart w:id="36" w:name="_Toc240713022"/>
       <w:r>
         <w:t>Start of the day</w:t>
       </w:r>
@@ -15164,7 +18204,7 @@
       <w:pPr>
         <w:pStyle w:val="Heading2"/>
       </w:pPr>
-      <w:bookmarkStart w:id="37" w:name="_Toc240466307"/>
+      <w:bookmarkStart w:id="37" w:name="_Toc240713023"/>
       <w:r>
         <w:t>End of the day</w:t>
       </w:r>
@@ -15218,7 +18258,7 @@
       <w:pPr>
         <w:pStyle w:val="Heading2"/>
       </w:pPr>
-      <w:bookmarkStart w:id="38" w:name="_Toc240466308"/>
+      <w:bookmarkStart w:id="38" w:name="_Toc240713024"/>
       <w:r>
         <w:t>Troubleshooting</w:t>
       </w:r>
@@ -15239,7 +18279,7 @@
           <w:left w:w="10" w:type="dxa"/>
           <w:right w:w="10" w:type="dxa"/>
         </w:tblCellMar>
-        <w:tblLook w:val="0000" w:firstRow="0" w:lastRow="0" w:firstColumn="0" w:lastColumn="0" w:noHBand="0" w:noVBand="0"/>
+        <w:tblLook w:val="04A0" w:firstRow="1" w:lastRow="0" w:firstColumn="1" w:lastColumn="0" w:noHBand="0" w:noVBand="1"/>
       </w:tblPr>
       <w:tblGrid>
         <w:gridCol w:w="2635"/>
@@ -15827,6 +18867,86 @@
           </w:p>
         </w:tc>
       </w:tr>
+      <w:tr>
+        <w:tblPrEx>
+          <w:tblCellMar>
+            <w:top w:w="0" w:type="dxa"/>
+            <w:bottom w:w="0" w:type="dxa"/>
+          </w:tblCellMar>
+        </w:tblPrEx>
+        <w:trPr>
+          <w:cantSplit/>
+        </w:trPr>
+        <w:tc>
+          <w:tcPr>
+            <w:tcW w:w="2635" w:type="dxa"/>
+            <w:tcMar>
+              <w:top w:w="70" w:type="dxa"/>
+              <w:left w:w="110" w:type="dxa"/>
+              <w:bottom w:w="70" w:type="dxa"/>
+              <w:right w:w="110" w:type="dxa"/>
+            </w:tcMar>
+          </w:tcPr>
+          <w:p>
+            <w:pPr>
+              <w:spacing w:after="40"/>
+            </w:pPr>
+            <w:r>
+              <w:rPr>
+                <w:sz w:val="19"/>
+                <w:szCs w:val="19"/>
+              </w:rPr>
+              <w:t>A file upload seems stuck</w:t>
+            </w:r>
+          </w:p>
+        </w:tc>
+        <w:tc>
+          <w:tcPr>
+            <w:tcW w:w="3200" w:type="dxa"/>
+            <w:tcMar>
+              <w:top w:w="70" w:type="dxa"/>
+              <w:left w:w="110" w:type="dxa"/>
+              <w:bottom w:w="70" w:type="dxa"/>
+              <w:right w:w="110" w:type="dxa"/>
+            </w:tcMar>
+          </w:tcPr>
+          <w:p>
+            <w:pPr>
+              <w:spacing w:after="40"/>
+            </w:pPr>
+            <w:r>
+              <w:rPr>
+                <w:sz w:val="19"/>
+                <w:szCs w:val="19"/>
+              </w:rPr>
+              <w:t>A large file on a slow connection takes time; the bar shows how much has been sent.</w:t>
+            </w:r>
+          </w:p>
+        </w:tc>
+        <w:tc>
+          <w:tcPr>
+            <w:tcW w:w="3577" w:type="dxa"/>
+            <w:tcMar>
+              <w:top w:w="70" w:type="dxa"/>
+              <w:left w:w="110" w:type="dxa"/>
+              <w:bottom w:w="70" w:type="dxa"/>
+              <w:right w:w="110" w:type="dxa"/>
+            </w:tcMar>
+          </w:tcPr>
+          <w:p>
+            <w:pPr>
+              <w:spacing w:after="40"/>
+            </w:pPr>
+            <w:r>
+              <w:rPr>
+                <w:sz w:val="19"/>
+                <w:szCs w:val="19"/>
+              </w:rPr>
+              <w:t>Wait for Saving… and the file name. If it fails, try again or upload a smaller version.</w:t>
+            </w:r>
+          </w:p>
+        </w:tc>
+      </w:tr>
     </w:tbl>
     <w:p>
       <w:pPr>
@@ -15838,7 +18958,7 @@
         <w:pStyle w:val="Heading1"/>
         <w:pageBreakBefore/>
       </w:pPr>
-      <w:bookmarkStart w:id="39" w:name="_Toc240466309"/>
+      <w:bookmarkStart w:id="39" w:name="_Toc240713025"/>
       <w:r>
         <w:lastRenderedPageBreak/>
         <w:t>10. Glossary</w:t>
@@ -15860,7 +18980,7 @@
           <w:left w:w="10" w:type="dxa"/>
           <w:right w:w="10" w:type="dxa"/>
         </w:tblCellMar>
-        <w:tblLook w:val="0000" w:firstRow="0" w:lastRow="0" w:firstColumn="0" w:lastColumn="0" w:noHBand="0" w:noVBand="0"/>
+        <w:tblLook w:val="04A0" w:firstRow="1" w:lastRow="0" w:firstColumn="1" w:lastColumn="0" w:noHBand="0" w:noVBand="1"/>
       </w:tblPr>
       <w:tblGrid>
         <w:gridCol w:w="2353"/>
@@ -17004,7 +20124,7 @@
                 <w:sz w:val="19"/>
                 <w:szCs w:val="19"/>
               </w:rPr>
-              <w:t>Administration mode</w:t>
+              <w:t>Source file</w:t>
             </w:r>
           </w:p>
         </w:tc>
@@ -17027,7 +20147,7 @@
                 <w:sz w:val="19"/>
                 <w:szCs w:val="19"/>
               </w:rPr>
-              <w:t>How the questionnaire was completed (codes 01–06).</w:t>
+              <w:t>The uploaded scan, PDF, photo or document a documentary record is coded from. Stored privately; it can be removed or replaced.</w:t>
             </w:r>
           </w:p>
         </w:tc>
@@ -17062,7 +20182,7 @@
                 <w:sz w:val="19"/>
                 <w:szCs w:val="19"/>
               </w:rPr>
-              <w:t>Follow-up</w:t>
+              <w:t>Auto-fill</w:t>
             </w:r>
           </w:p>
         </w:tc>
@@ -17086,7 +20206,7 @@
                 <w:sz w:val="19"/>
                 <w:szCs w:val="19"/>
               </w:rPr>
-              <w:t>An approved reminder due to be sent to an invited respondent (Day 2, Day 7).</w:t>
+              <w:t>A button on a document's page that has AI read the source file and draft the whole Document Analysis Tool for you to review. It never submits anything by itself.</w:t>
             </w:r>
           </w:p>
         </w:tc>
@@ -17120,7 +20240,7 @@
                 <w:sz w:val="19"/>
                 <w:szCs w:val="19"/>
               </w:rPr>
-              <w:t>Withdrawal</w:t>
+              <w:t>AI draft</w:t>
             </w:r>
           </w:p>
         </w:tc>
@@ -17143,7 +20263,7 @@
                 <w:sz w:val="19"/>
                 <w:szCs w:val="19"/>
               </w:rPr>
-              <w:t>A participant's request to stop taking part, recorded once in the portal.</w:t>
+              <w:t>The AI's proposed answers to the Document Analysis Tool: editable, reviewed by a person, and only sent to KoboToolbox when that person selects Submit.</w:t>
             </w:r>
           </w:p>
         </w:tc>
@@ -17178,7 +20298,7 @@
                 <w:sz w:val="19"/>
                 <w:szCs w:val="19"/>
               </w:rPr>
-              <w:t>Audit log</w:t>
+              <w:t>Page range</w:t>
             </w:r>
           </w:p>
         </w:tc>
@@ -17202,7 +20322,7 @@
                 <w:sz w:val="19"/>
                 <w:szCs w:val="19"/>
               </w:rPr>
-              <w:t>The permanent record of every sensitive action and who took it.</w:t>
+              <w:t>The pages of a long PDF that make up one evidence unit (up to 100), entered for Auto-fill.</w:t>
             </w:r>
           </w:p>
         </w:tc>
@@ -17236,6 +20356,239 @@
                 <w:sz w:val="19"/>
                 <w:szCs w:val="19"/>
               </w:rPr>
+              <w:t>Administration mode</w:t>
+            </w:r>
+          </w:p>
+        </w:tc>
+        <w:tc>
+          <w:tcPr>
+            <w:tcW w:w="7059" w:type="dxa"/>
+            <w:tcMar>
+              <w:top w:w="70" w:type="dxa"/>
+              <w:left w:w="110" w:type="dxa"/>
+              <w:bottom w:w="70" w:type="dxa"/>
+              <w:right w:w="110" w:type="dxa"/>
+            </w:tcMar>
+          </w:tcPr>
+          <w:p>
+            <w:pPr>
+              <w:spacing w:after="40"/>
+            </w:pPr>
+            <w:r>
+              <w:rPr>
+                <w:sz w:val="19"/>
+                <w:szCs w:val="19"/>
+              </w:rPr>
+              <w:t>How the questionnaire was completed (codes 01–06).</w:t>
+            </w:r>
+          </w:p>
+        </w:tc>
+      </w:tr>
+      <w:tr>
+        <w:tblPrEx>
+          <w:tblCellMar>
+            <w:top w:w="0" w:type="dxa"/>
+            <w:bottom w:w="0" w:type="dxa"/>
+          </w:tblCellMar>
+        </w:tblPrEx>
+        <w:trPr>
+          <w:cantSplit/>
+        </w:trPr>
+        <w:tc>
+          <w:tcPr>
+            <w:tcW w:w="2353" w:type="dxa"/>
+            <w:shd w:val="clear" w:color="auto" w:fill="F8FAFB"/>
+            <w:tcMar>
+              <w:top w:w="70" w:type="dxa"/>
+              <w:left w:w="110" w:type="dxa"/>
+              <w:bottom w:w="70" w:type="dxa"/>
+              <w:right w:w="110" w:type="dxa"/>
+            </w:tcMar>
+          </w:tcPr>
+          <w:p>
+            <w:pPr>
+              <w:spacing w:after="40"/>
+            </w:pPr>
+            <w:r>
+              <w:rPr>
+                <w:sz w:val="19"/>
+                <w:szCs w:val="19"/>
+              </w:rPr>
+              <w:t>Follow-up</w:t>
+            </w:r>
+          </w:p>
+        </w:tc>
+        <w:tc>
+          <w:tcPr>
+            <w:tcW w:w="7059" w:type="dxa"/>
+            <w:shd w:val="clear" w:color="auto" w:fill="F8FAFB"/>
+            <w:tcMar>
+              <w:top w:w="70" w:type="dxa"/>
+              <w:left w:w="110" w:type="dxa"/>
+              <w:bottom w:w="70" w:type="dxa"/>
+              <w:right w:w="110" w:type="dxa"/>
+            </w:tcMar>
+          </w:tcPr>
+          <w:p>
+            <w:pPr>
+              <w:spacing w:after="40"/>
+            </w:pPr>
+            <w:r>
+              <w:rPr>
+                <w:sz w:val="19"/>
+                <w:szCs w:val="19"/>
+              </w:rPr>
+              <w:t>An approved reminder due to be sent to an invited respondent (Day 2, Day 7).</w:t>
+            </w:r>
+          </w:p>
+        </w:tc>
+      </w:tr>
+      <w:tr>
+        <w:tblPrEx>
+          <w:tblCellMar>
+            <w:top w:w="0" w:type="dxa"/>
+            <w:bottom w:w="0" w:type="dxa"/>
+          </w:tblCellMar>
+        </w:tblPrEx>
+        <w:trPr>
+          <w:cantSplit/>
+        </w:trPr>
+        <w:tc>
+          <w:tcPr>
+            <w:tcW w:w="2353" w:type="dxa"/>
+            <w:tcMar>
+              <w:top w:w="70" w:type="dxa"/>
+              <w:left w:w="110" w:type="dxa"/>
+              <w:bottom w:w="70" w:type="dxa"/>
+              <w:right w:w="110" w:type="dxa"/>
+            </w:tcMar>
+          </w:tcPr>
+          <w:p>
+            <w:pPr>
+              <w:spacing w:after="40"/>
+            </w:pPr>
+            <w:r>
+              <w:rPr>
+                <w:sz w:val="19"/>
+                <w:szCs w:val="19"/>
+              </w:rPr>
+              <w:t>Withdrawal</w:t>
+            </w:r>
+          </w:p>
+        </w:tc>
+        <w:tc>
+          <w:tcPr>
+            <w:tcW w:w="7059" w:type="dxa"/>
+            <w:tcMar>
+              <w:top w:w="70" w:type="dxa"/>
+              <w:left w:w="110" w:type="dxa"/>
+              <w:bottom w:w="70" w:type="dxa"/>
+              <w:right w:w="110" w:type="dxa"/>
+            </w:tcMar>
+          </w:tcPr>
+          <w:p>
+            <w:pPr>
+              <w:spacing w:after="40"/>
+            </w:pPr>
+            <w:r>
+              <w:rPr>
+                <w:sz w:val="19"/>
+                <w:szCs w:val="19"/>
+              </w:rPr>
+              <w:t>A participant's request to stop taking part, recorded once in the portal.</w:t>
+            </w:r>
+          </w:p>
+        </w:tc>
+      </w:tr>
+      <w:tr>
+        <w:tblPrEx>
+          <w:tblCellMar>
+            <w:top w:w="0" w:type="dxa"/>
+            <w:bottom w:w="0" w:type="dxa"/>
+          </w:tblCellMar>
+        </w:tblPrEx>
+        <w:trPr>
+          <w:cantSplit/>
+        </w:trPr>
+        <w:tc>
+          <w:tcPr>
+            <w:tcW w:w="2353" w:type="dxa"/>
+            <w:shd w:val="clear" w:color="auto" w:fill="F8FAFB"/>
+            <w:tcMar>
+              <w:top w:w="70" w:type="dxa"/>
+              <w:left w:w="110" w:type="dxa"/>
+              <w:bottom w:w="70" w:type="dxa"/>
+              <w:right w:w="110" w:type="dxa"/>
+            </w:tcMar>
+          </w:tcPr>
+          <w:p>
+            <w:pPr>
+              <w:spacing w:after="40"/>
+            </w:pPr>
+            <w:r>
+              <w:rPr>
+                <w:sz w:val="19"/>
+                <w:szCs w:val="19"/>
+              </w:rPr>
+              <w:t>Audit log</w:t>
+            </w:r>
+          </w:p>
+        </w:tc>
+        <w:tc>
+          <w:tcPr>
+            <w:tcW w:w="7059" w:type="dxa"/>
+            <w:shd w:val="clear" w:color="auto" w:fill="F8FAFB"/>
+            <w:tcMar>
+              <w:top w:w="70" w:type="dxa"/>
+              <w:left w:w="110" w:type="dxa"/>
+              <w:bottom w:w="70" w:type="dxa"/>
+              <w:right w:w="110" w:type="dxa"/>
+            </w:tcMar>
+          </w:tcPr>
+          <w:p>
+            <w:pPr>
+              <w:spacing w:after="40"/>
+            </w:pPr>
+            <w:r>
+              <w:rPr>
+                <w:sz w:val="19"/>
+                <w:szCs w:val="19"/>
+              </w:rPr>
+              <w:t>The permanent record of every sensitive action and who took it.</w:t>
+            </w:r>
+          </w:p>
+        </w:tc>
+      </w:tr>
+      <w:tr>
+        <w:tblPrEx>
+          <w:tblCellMar>
+            <w:top w:w="0" w:type="dxa"/>
+            <w:bottom w:w="0" w:type="dxa"/>
+          </w:tblCellMar>
+        </w:tblPrEx>
+        <w:trPr>
+          <w:cantSplit/>
+        </w:trPr>
+        <w:tc>
+          <w:tcPr>
+            <w:tcW w:w="2353" w:type="dxa"/>
+            <w:tcMar>
+              <w:top w:w="70" w:type="dxa"/>
+              <w:left w:w="110" w:type="dxa"/>
+              <w:bottom w:w="70" w:type="dxa"/>
+              <w:right w:w="110" w:type="dxa"/>
+            </w:tcMar>
+          </w:tcPr>
+          <w:p>
+            <w:pPr>
+              <w:spacing w:after="40"/>
+            </w:pPr>
+            <w:r>
+              <w:rPr>
+                <w:sz w:val="19"/>
+                <w:szCs w:val="19"/>
+              </w:rPr>
+              <w:lastRenderedPageBreak/>
               <w:t>Data lock</w:t>
             </w:r>
           </w:p>
@@ -17275,7 +20628,7 @@
         <w:pStyle w:val="Heading1"/>
         <w:pageBreakBefore/>
       </w:pPr>
-      <w:bookmarkStart w:id="40" w:name="_Toc240466310"/>
+      <w:bookmarkStart w:id="40" w:name="_Toc240713026"/>
       <w:r>
         <w:lastRenderedPageBreak/>
         <w:t>11. Confidentiality and conduct declaration</w:t>
@@ -17295,7 +20648,7 @@
         <w:pStyle w:val="ListParagraph"/>
         <w:numPr>
           <w:ilvl w:val="0"/>
-          <w:numId w:val="22"/>
+          <w:numId w:val="25"/>
         </w:numPr>
         <w:spacing w:after="80" w:line="276" w:lineRule="auto"/>
       </w:pPr>
@@ -17308,7 +20661,7 @@
         <w:pStyle w:val="ListParagraph"/>
         <w:numPr>
           <w:ilvl w:val="0"/>
-          <w:numId w:val="22"/>
+          <w:numId w:val="25"/>
         </w:numPr>
         <w:spacing w:after="80" w:line="276" w:lineRule="auto"/>
       </w:pPr>
@@ -17321,7 +20674,7 @@
         <w:pStyle w:val="ListParagraph"/>
         <w:numPr>
           <w:ilvl w:val="0"/>
-          <w:numId w:val="22"/>
+          <w:numId w:val="25"/>
         </w:numPr>
         <w:spacing w:after="80" w:line="276" w:lineRule="auto"/>
       </w:pPr>
@@ -17334,7 +20687,7 @@
         <w:pStyle w:val="ListParagraph"/>
         <w:numPr>
           <w:ilvl w:val="0"/>
-          <w:numId w:val="22"/>
+          <w:numId w:val="25"/>
         </w:numPr>
         <w:spacing w:after="80" w:line="276" w:lineRule="auto"/>
       </w:pPr>
@@ -17347,7 +20700,7 @@
         <w:pStyle w:val="ListParagraph"/>
         <w:numPr>
           <w:ilvl w:val="0"/>
-          <w:numId w:val="22"/>
+          <w:numId w:val="25"/>
         </w:numPr>
         <w:spacing w:after="80" w:line="276" w:lineRule="auto"/>
       </w:pPr>
@@ -17360,7 +20713,7 @@
         <w:pStyle w:val="ListParagraph"/>
         <w:numPr>
           <w:ilvl w:val="0"/>
-          <w:numId w:val="22"/>
+          <w:numId w:val="25"/>
         </w:numPr>
         <w:spacing w:after="80" w:line="276" w:lineRule="auto"/>
       </w:pPr>
@@ -17373,7 +20726,7 @@
         <w:pStyle w:val="ListParagraph"/>
         <w:numPr>
           <w:ilvl w:val="0"/>
-          <w:numId w:val="22"/>
+          <w:numId w:val="25"/>
         </w:numPr>
         <w:spacing w:after="80" w:line="276" w:lineRule="auto"/>
       </w:pPr>
@@ -17401,7 +20754,7 @@
           <w:left w:w="10" w:type="dxa"/>
           <w:right w:w="10" w:type="dxa"/>
         </w:tblCellMar>
-        <w:tblLook w:val="0000" w:firstRow="0" w:lastRow="0" w:firstColumn="0" w:lastColumn="0" w:noHBand="0" w:noVBand="0"/>
+        <w:tblLook w:val="04A0" w:firstRow="1" w:lastRow="0" w:firstColumn="1" w:lastColumn="0" w:noHBand="0" w:noVBand="1"/>
       </w:tblPr>
       <w:tblGrid>
         <w:gridCol w:w="2824"/>
@@ -17714,10 +21067,10 @@
       </w:pPr>
     </w:p>
     <w:sectPr>
-      <w:headerReference w:type="default" r:id="rId23"/>
-      <w:footerReference w:type="default" r:id="rId24"/>
-      <w:headerReference w:type="first" r:id="rId25"/>
-      <w:footerReference w:type="first" r:id="rId26"/>
+      <w:headerReference w:type="default" r:id="rId32"/>
+      <w:footerReference w:type="default" r:id="rId33"/>
+      <w:headerReference w:type="first" r:id="rId34"/>
+      <w:footerReference w:type="first" r:id="rId35"/>
       <w:pgSz w:w="11906" w:h="16838"/>
       <w:pgMar w:top="1300" w:right="1247" w:bottom="1200" w:left="1247" w:header="708" w:footer="708" w:gutter="0"/>
       <w:cols w:space="720"/>
@@ -17761,7 +21114,7 @@
         <w:sz w:val="16"/>
         <w:szCs w:val="16"/>
       </w:rPr>
-      <w:t>Version 1.0 · 15 September 2026</w:t>
+      <w:t>Version 1.1 · 19 September 2026</w:t>
     </w:r>
     <w:r>
       <w:rPr>
@@ -17934,10 +21287,10 @@
 <file path=word/numbering.xml><?xml version="1.0" encoding="utf-8"?>
 <w:numbering xmlns:wpc="http://schemas.microsoft.com/office/word/2010/wordprocessingCanvas" xmlns:cx="http://schemas.microsoft.com/office/drawing/2014/chartex" xmlns:cx1="http://schemas.microsoft.com/office/drawing/2015/9/8/chartex" xmlns:cx2="http://schemas.microsoft.com/office/drawing/2015/10/21/chartex" xmlns:cx3="http://schemas.microsoft.com/office/drawing/2016/5/9/chartex" xmlns:cx4="http://schemas.microsoft.com/office/drawing/2016/5/10/chartex" xmlns:cx5="http://schemas.microsoft.com/office/drawing/2016/5/11/chartex" xmlns:cx6="http://schemas.microsoft.com/office/drawing/2016/5/12/chartex" xmlns:cx7="http://schemas.microsoft.com/office/drawing/2016/5/13/chartex" xmlns:cx8="http://schemas.microsoft.com/office/drawing/2016/5/14/chartex" xmlns:mc="http://schemas.openxmlformats.org/markup-compatibility/2006" xmlns:aink="http://schemas.microsoft.com/office/drawing/2016/ink" xmlns:am3d="http://schemas.microsoft.com/office/drawing/2017/model3d" xmlns:o="urn:schemas-microsoft-com:office:office" xmlns:oel="http://schemas.microsoft.com/office/2019/extlst" xmlns:r="http://schemas.openxmlformats.org/officeDocument/2006/relationships" xmlns:m="http://schemas.openxmlformats.org/officeDocument/2006/math" xmlns:v="urn:schemas-microsoft-com:vml" xmlns:wp14="http://schemas.microsoft.com/office/word/2010/wordprocessingDrawing" xmlns:wp="http://schemas.openxmlformats.org/drawingml/2006/wordprocessingDrawing" xmlns:w10="urn:schemas-microsoft-com:office:word" xmlns:w="http://schemas.openxmlformats.org/wordprocessingml/2006/main" xmlns:w14="http://schemas.microsoft.com/office/word/2010/wordml" xmlns:w15="http://schemas.microsoft.com/office/word/2012/wordml" xmlns:w16cex="http://schemas.microsoft.com/office/word/2018/wordml/cex" xmlns:w16cid="http://schemas.microsoft.com/office/word/2016/wordml/cid" xmlns:w16="http://schemas.microsoft.com/office/word/2018/wordml" xmlns:w16sdtdh="http://schemas.microsoft.com/office/word/2020/wordml/sdtdatahash" xmlns:w16se="http://schemas.microsoft.com/office/word/2015/wordml/symex" xmlns:wpg="http://schemas.microsoft.com/office/word/2010/wordprocessingGroup" xmlns:wpi="http://schemas.microsoft.com/office/word/2010/wordprocessingInk" xmlns:wne="http://schemas.microsoft.com/office/word/2006/wordml" xmlns:wps="http://schemas.microsoft.com/office/word/2010/wordprocessingShape" mc:Ignorable="w14 w15 w16se w16cid w16 w16cex w16sdtdh wp14">
   <w:abstractNum w:abstractNumId="0" w15:restartNumberingAfterBreak="0">
-    <w:nsid w:val="055F3610"/>
+    <w:nsid w:val="005142E2"/>
     <w:multiLevelType w:val="hybridMultilevel"/>
-    <w:tmpl w:val="790C434C"/>
-    <w:lvl w:ilvl="0" w:tplc="2E0A91D6">
+    <w:tmpl w:val="10607BAC"/>
+    <w:lvl w:ilvl="0" w:tplc="EFC26A04">
       <w:start w:val="1"/>
       <w:numFmt w:val="decimal"/>
       <w:lvlText w:val="%1."/>
@@ -17951,52 +21304,52 @@
         <w:color w:val="A67C27"/>
       </w:rPr>
     </w:lvl>
-    <w:lvl w:ilvl="1" w:tplc="338E3FFC">
+    <w:lvl w:ilvl="1" w:tplc="865881F8">
       <w:numFmt w:val="decimal"/>
       <w:lvlText w:val=""/>
       <w:lvlJc w:val="left"/>
     </w:lvl>
-    <w:lvl w:ilvl="2" w:tplc="09E022CC">
+    <w:lvl w:ilvl="2" w:tplc="90D4AD56">
       <w:numFmt w:val="decimal"/>
       <w:lvlText w:val=""/>
       <w:lvlJc w:val="left"/>
     </w:lvl>
-    <w:lvl w:ilvl="3" w:tplc="6B003FD0">
+    <w:lvl w:ilvl="3" w:tplc="355A2EAA">
       <w:numFmt w:val="decimal"/>
       <w:lvlText w:val=""/>
       <w:lvlJc w:val="left"/>
     </w:lvl>
-    <w:lvl w:ilvl="4" w:tplc="8BE69F42">
+    <w:lvl w:ilvl="4" w:tplc="869801C2">
       <w:numFmt w:val="decimal"/>
       <w:lvlText w:val=""/>
       <w:lvlJc w:val="left"/>
     </w:lvl>
-    <w:lvl w:ilvl="5" w:tplc="52CCBF6C">
+    <w:lvl w:ilvl="5" w:tplc="CBC624B4">
       <w:numFmt w:val="decimal"/>
       <w:lvlText w:val=""/>
       <w:lvlJc w:val="left"/>
     </w:lvl>
-    <w:lvl w:ilvl="6" w:tplc="225A2034">
+    <w:lvl w:ilvl="6" w:tplc="7DC674F4">
       <w:numFmt w:val="decimal"/>
       <w:lvlText w:val=""/>
       <w:lvlJc w:val="left"/>
     </w:lvl>
-    <w:lvl w:ilvl="7" w:tplc="E4BEF39C">
+    <w:lvl w:ilvl="7" w:tplc="2D767172">
       <w:numFmt w:val="decimal"/>
       <w:lvlText w:val=""/>
       <w:lvlJc w:val="left"/>
     </w:lvl>
-    <w:lvl w:ilvl="8" w:tplc="5A84D0C4">
+    <w:lvl w:ilvl="8" w:tplc="BE86D5E0">
       <w:numFmt w:val="decimal"/>
       <w:lvlText w:val=""/>
       <w:lvlJc w:val="left"/>
     </w:lvl>
   </w:abstractNum>
   <w:abstractNum w:abstractNumId="1" w15:restartNumberingAfterBreak="0">
-    <w:nsid w:val="091A53B3"/>
+    <w:nsid w:val="01913C4B"/>
     <w:multiLevelType w:val="hybridMultilevel"/>
-    <w:tmpl w:val="996A21EA"/>
-    <w:lvl w:ilvl="0" w:tplc="5EBE2190">
+    <w:tmpl w:val="9FF4D17A"/>
+    <w:lvl w:ilvl="0" w:tplc="ABCE7CDA">
       <w:start w:val="1"/>
       <w:numFmt w:val="decimal"/>
       <w:lvlText w:val="%1."/>
@@ -18010,52 +21363,52 @@
         <w:color w:val="A67C27"/>
       </w:rPr>
     </w:lvl>
-    <w:lvl w:ilvl="1" w:tplc="123CDDD8">
+    <w:lvl w:ilvl="1" w:tplc="3D7ADEA4">
       <w:numFmt w:val="decimal"/>
       <w:lvlText w:val=""/>
       <w:lvlJc w:val="left"/>
     </w:lvl>
-    <w:lvl w:ilvl="2" w:tplc="66A8D58E">
+    <w:lvl w:ilvl="2" w:tplc="CE16CD66">
       <w:numFmt w:val="decimal"/>
       <w:lvlText w:val=""/>
       <w:lvlJc w:val="left"/>
     </w:lvl>
-    <w:lvl w:ilvl="3" w:tplc="69DEC906">
+    <w:lvl w:ilvl="3" w:tplc="6ED2FA98">
       <w:numFmt w:val="decimal"/>
       <w:lvlText w:val=""/>
       <w:lvlJc w:val="left"/>
     </w:lvl>
-    <w:lvl w:ilvl="4" w:tplc="A3F43684">
+    <w:lvl w:ilvl="4" w:tplc="27FC5D1C">
       <w:numFmt w:val="decimal"/>
       <w:lvlText w:val=""/>
       <w:lvlJc w:val="left"/>
     </w:lvl>
-    <w:lvl w:ilvl="5" w:tplc="BF92DA7C">
+    <w:lvl w:ilvl="5" w:tplc="4FB8AE8E">
       <w:numFmt w:val="decimal"/>
       <w:lvlText w:val=""/>
       <w:lvlJc w:val="left"/>
     </w:lvl>
-    <w:lvl w:ilvl="6" w:tplc="45B48DB2">
+    <w:lvl w:ilvl="6" w:tplc="1EC004E4">
       <w:numFmt w:val="decimal"/>
       <w:lvlText w:val=""/>
       <w:lvlJc w:val="left"/>
     </w:lvl>
-    <w:lvl w:ilvl="7" w:tplc="7688B1C0">
+    <w:lvl w:ilvl="7" w:tplc="078CD980">
       <w:numFmt w:val="decimal"/>
       <w:lvlText w:val=""/>
       <w:lvlJc w:val="left"/>
     </w:lvl>
-    <w:lvl w:ilvl="8" w:tplc="83D895E2">
+    <w:lvl w:ilvl="8" w:tplc="C77EC47C">
       <w:numFmt w:val="decimal"/>
       <w:lvlText w:val=""/>
       <w:lvlJc w:val="left"/>
     </w:lvl>
   </w:abstractNum>
   <w:abstractNum w:abstractNumId="2" w15:restartNumberingAfterBreak="0">
-    <w:nsid w:val="188605F6"/>
+    <w:nsid w:val="02645808"/>
     <w:multiLevelType w:val="hybridMultilevel"/>
-    <w:tmpl w:val="DDCC9388"/>
-    <w:lvl w:ilvl="0" w:tplc="2EEEA598">
+    <w:tmpl w:val="F95E1050"/>
+    <w:lvl w:ilvl="0" w:tplc="318EA0C6">
       <w:start w:val="1"/>
       <w:numFmt w:val="decimal"/>
       <w:lvlText w:val="%1."/>
@@ -18069,52 +21422,52 @@
         <w:color w:val="A67C27"/>
       </w:rPr>
     </w:lvl>
-    <w:lvl w:ilvl="1" w:tplc="3F4E1DE8">
+    <w:lvl w:ilvl="1" w:tplc="5F5247B0">
       <w:numFmt w:val="decimal"/>
       <w:lvlText w:val=""/>
       <w:lvlJc w:val="left"/>
     </w:lvl>
-    <w:lvl w:ilvl="2" w:tplc="9A0682AA">
+    <w:lvl w:ilvl="2" w:tplc="BD7CD75E">
       <w:numFmt w:val="decimal"/>
       <w:lvlText w:val=""/>
       <w:lvlJc w:val="left"/>
     </w:lvl>
-    <w:lvl w:ilvl="3" w:tplc="3B34839C">
+    <w:lvl w:ilvl="3" w:tplc="E7FE8D86">
       <w:numFmt w:val="decimal"/>
       <w:lvlText w:val=""/>
       <w:lvlJc w:val="left"/>
     </w:lvl>
-    <w:lvl w:ilvl="4" w:tplc="6F9E5F58">
+    <w:lvl w:ilvl="4" w:tplc="B2D426C4">
       <w:numFmt w:val="decimal"/>
       <w:lvlText w:val=""/>
       <w:lvlJc w:val="left"/>
     </w:lvl>
-    <w:lvl w:ilvl="5" w:tplc="0FDA700E">
+    <w:lvl w:ilvl="5" w:tplc="89DA0488">
       <w:numFmt w:val="decimal"/>
       <w:lvlText w:val=""/>
       <w:lvlJc w:val="left"/>
     </w:lvl>
-    <w:lvl w:ilvl="6" w:tplc="6A687D06">
+    <w:lvl w:ilvl="6" w:tplc="530203E2">
       <w:numFmt w:val="decimal"/>
       <w:lvlText w:val=""/>
       <w:lvlJc w:val="left"/>
     </w:lvl>
-    <w:lvl w:ilvl="7" w:tplc="D16EE1BA">
+    <w:lvl w:ilvl="7" w:tplc="53B25F98">
       <w:numFmt w:val="decimal"/>
       <w:lvlText w:val=""/>
       <w:lvlJc w:val="left"/>
     </w:lvl>
-    <w:lvl w:ilvl="8" w:tplc="4C68814C">
+    <w:lvl w:ilvl="8" w:tplc="A4A25242">
       <w:numFmt w:val="decimal"/>
       <w:lvlText w:val=""/>
       <w:lvlJc w:val="left"/>
     </w:lvl>
   </w:abstractNum>
   <w:abstractNum w:abstractNumId="3" w15:restartNumberingAfterBreak="0">
-    <w:nsid w:val="19754938"/>
+    <w:nsid w:val="059965FB"/>
     <w:multiLevelType w:val="hybridMultilevel"/>
-    <w:tmpl w:val="7F36B224"/>
-    <w:lvl w:ilvl="0" w:tplc="9BCC5E84">
+    <w:tmpl w:val="30048D34"/>
+    <w:lvl w:ilvl="0" w:tplc="9D94AC8C">
       <w:start w:val="1"/>
       <w:numFmt w:val="decimal"/>
       <w:lvlText w:val="%1."/>
@@ -18128,52 +21481,52 @@
         <w:color w:val="A67C27"/>
       </w:rPr>
     </w:lvl>
-    <w:lvl w:ilvl="1" w:tplc="85C42044">
+    <w:lvl w:ilvl="1" w:tplc="06903C42">
       <w:numFmt w:val="decimal"/>
       <w:lvlText w:val=""/>
       <w:lvlJc w:val="left"/>
     </w:lvl>
-    <w:lvl w:ilvl="2" w:tplc="264CB40C">
+    <w:lvl w:ilvl="2" w:tplc="17AA3748">
       <w:numFmt w:val="decimal"/>
       <w:lvlText w:val=""/>
       <w:lvlJc w:val="left"/>
     </w:lvl>
-    <w:lvl w:ilvl="3" w:tplc="C8EA715A">
+    <w:lvl w:ilvl="3" w:tplc="264EE528">
       <w:numFmt w:val="decimal"/>
       <w:lvlText w:val=""/>
       <w:lvlJc w:val="left"/>
     </w:lvl>
-    <w:lvl w:ilvl="4" w:tplc="24AC5F44">
+    <w:lvl w:ilvl="4" w:tplc="AB42AB5C">
       <w:numFmt w:val="decimal"/>
       <w:lvlText w:val=""/>
       <w:lvlJc w:val="left"/>
     </w:lvl>
-    <w:lvl w:ilvl="5" w:tplc="43488560">
+    <w:lvl w:ilvl="5" w:tplc="85D6E020">
       <w:numFmt w:val="decimal"/>
       <w:lvlText w:val=""/>
       <w:lvlJc w:val="left"/>
     </w:lvl>
-    <w:lvl w:ilvl="6" w:tplc="2D2EB13C">
+    <w:lvl w:ilvl="6" w:tplc="DA56A4F8">
       <w:numFmt w:val="decimal"/>
       <w:lvlText w:val=""/>
       <w:lvlJc w:val="left"/>
     </w:lvl>
-    <w:lvl w:ilvl="7" w:tplc="D4DA2E1A">
+    <w:lvl w:ilvl="7" w:tplc="6B8EC12A">
       <w:numFmt w:val="decimal"/>
       <w:lvlText w:val=""/>
       <w:lvlJc w:val="left"/>
     </w:lvl>
-    <w:lvl w:ilvl="8" w:tplc="226E583C">
+    <w:lvl w:ilvl="8" w:tplc="F2707476">
       <w:numFmt w:val="decimal"/>
       <w:lvlText w:val=""/>
       <w:lvlJc w:val="left"/>
     </w:lvl>
   </w:abstractNum>
   <w:abstractNum w:abstractNumId="4" w15:restartNumberingAfterBreak="0">
-    <w:nsid w:val="24AE5EA0"/>
+    <w:nsid w:val="068F477B"/>
     <w:multiLevelType w:val="hybridMultilevel"/>
-    <w:tmpl w:val="F4727B76"/>
-    <w:lvl w:ilvl="0" w:tplc="E29E6448">
+    <w:tmpl w:val="E8EA1264"/>
+    <w:lvl w:ilvl="0" w:tplc="075A682C">
       <w:start w:val="1"/>
       <w:numFmt w:val="decimal"/>
       <w:lvlText w:val="%1."/>
@@ -18187,52 +21540,52 @@
         <w:color w:val="A67C27"/>
       </w:rPr>
     </w:lvl>
-    <w:lvl w:ilvl="1" w:tplc="773A6F68">
+    <w:lvl w:ilvl="1" w:tplc="EB9423FE">
       <w:numFmt w:val="decimal"/>
       <w:lvlText w:val=""/>
       <w:lvlJc w:val="left"/>
     </w:lvl>
-    <w:lvl w:ilvl="2" w:tplc="5DD0818A">
+    <w:lvl w:ilvl="2" w:tplc="1916C09C">
       <w:numFmt w:val="decimal"/>
       <w:lvlText w:val=""/>
       <w:lvlJc w:val="left"/>
     </w:lvl>
-    <w:lvl w:ilvl="3" w:tplc="0F325A5E">
+    <w:lvl w:ilvl="3" w:tplc="CF7A2AE4">
       <w:numFmt w:val="decimal"/>
       <w:lvlText w:val=""/>
       <w:lvlJc w:val="left"/>
     </w:lvl>
-    <w:lvl w:ilvl="4" w:tplc="383E3486">
+    <w:lvl w:ilvl="4" w:tplc="EFD8D94A">
       <w:numFmt w:val="decimal"/>
       <w:lvlText w:val=""/>
       <w:lvlJc w:val="left"/>
     </w:lvl>
-    <w:lvl w:ilvl="5" w:tplc="409AC00E">
+    <w:lvl w:ilvl="5" w:tplc="78BA09AC">
       <w:numFmt w:val="decimal"/>
       <w:lvlText w:val=""/>
       <w:lvlJc w:val="left"/>
     </w:lvl>
-    <w:lvl w:ilvl="6" w:tplc="546E52CC">
+    <w:lvl w:ilvl="6" w:tplc="804C83AC">
       <w:numFmt w:val="decimal"/>
       <w:lvlText w:val=""/>
       <w:lvlJc w:val="left"/>
     </w:lvl>
-    <w:lvl w:ilvl="7" w:tplc="C970532A">
+    <w:lvl w:ilvl="7" w:tplc="D02C9D68">
       <w:numFmt w:val="decimal"/>
       <w:lvlText w:val=""/>
       <w:lvlJc w:val="left"/>
     </w:lvl>
-    <w:lvl w:ilvl="8" w:tplc="E3249C80">
+    <w:lvl w:ilvl="8" w:tplc="1F462FDC">
       <w:numFmt w:val="decimal"/>
       <w:lvlText w:val=""/>
       <w:lvlJc w:val="left"/>
     </w:lvl>
   </w:abstractNum>
   <w:abstractNum w:abstractNumId="5" w15:restartNumberingAfterBreak="0">
-    <w:nsid w:val="2C643B71"/>
+    <w:nsid w:val="0F835291"/>
     <w:multiLevelType w:val="hybridMultilevel"/>
-    <w:tmpl w:val="4708526E"/>
-    <w:lvl w:ilvl="0" w:tplc="D7D49E1C">
+    <w:tmpl w:val="824C3274"/>
+    <w:lvl w:ilvl="0" w:tplc="FB0ED970">
       <w:start w:val="1"/>
       <w:numFmt w:val="decimal"/>
       <w:lvlText w:val="%1."/>
@@ -18246,52 +21599,52 @@
         <w:color w:val="A67C27"/>
       </w:rPr>
     </w:lvl>
-    <w:lvl w:ilvl="1" w:tplc="125E0A7C">
+    <w:lvl w:ilvl="1" w:tplc="59D23AD6">
       <w:numFmt w:val="decimal"/>
       <w:lvlText w:val=""/>
       <w:lvlJc w:val="left"/>
     </w:lvl>
-    <w:lvl w:ilvl="2" w:tplc="799E47F0">
+    <w:lvl w:ilvl="2" w:tplc="7B9CA2F0">
       <w:numFmt w:val="decimal"/>
       <w:lvlText w:val=""/>
       <w:lvlJc w:val="left"/>
     </w:lvl>
-    <w:lvl w:ilvl="3" w:tplc="2B7EEF8C">
+    <w:lvl w:ilvl="3" w:tplc="5EC4ED3A">
       <w:numFmt w:val="decimal"/>
       <w:lvlText w:val=""/>
       <w:lvlJc w:val="left"/>
     </w:lvl>
-    <w:lvl w:ilvl="4" w:tplc="5D4EF140">
+    <w:lvl w:ilvl="4" w:tplc="7E62F1C8">
       <w:numFmt w:val="decimal"/>
       <w:lvlText w:val=""/>
       <w:lvlJc w:val="left"/>
     </w:lvl>
-    <w:lvl w:ilvl="5" w:tplc="C5C25916">
+    <w:lvl w:ilvl="5" w:tplc="2B887D1E">
       <w:numFmt w:val="decimal"/>
       <w:lvlText w:val=""/>
       <w:lvlJc w:val="left"/>
     </w:lvl>
-    <w:lvl w:ilvl="6" w:tplc="07E07C5A">
+    <w:lvl w:ilvl="6" w:tplc="5E0ECB94">
       <w:numFmt w:val="decimal"/>
       <w:lvlText w:val=""/>
       <w:lvlJc w:val="left"/>
     </w:lvl>
-    <w:lvl w:ilvl="7" w:tplc="1966E016">
+    <w:lvl w:ilvl="7" w:tplc="8B1A0AB0">
       <w:numFmt w:val="decimal"/>
       <w:lvlText w:val=""/>
       <w:lvlJc w:val="left"/>
     </w:lvl>
-    <w:lvl w:ilvl="8" w:tplc="28105134">
+    <w:lvl w:ilvl="8" w:tplc="70784D9A">
       <w:numFmt w:val="decimal"/>
       <w:lvlText w:val=""/>
       <w:lvlJc w:val="left"/>
     </w:lvl>
   </w:abstractNum>
   <w:abstractNum w:abstractNumId="6" w15:restartNumberingAfterBreak="0">
-    <w:nsid w:val="35151DFE"/>
+    <w:nsid w:val="2174182C"/>
     <w:multiLevelType w:val="hybridMultilevel"/>
-    <w:tmpl w:val="959CEE6A"/>
-    <w:lvl w:ilvl="0" w:tplc="0408EF0A">
+    <w:tmpl w:val="0414E7CA"/>
+    <w:lvl w:ilvl="0" w:tplc="E8AEDC9A">
       <w:start w:val="1"/>
       <w:numFmt w:val="decimal"/>
       <w:lvlText w:val="%1."/>
@@ -18305,52 +21658,52 @@
         <w:color w:val="A67C27"/>
       </w:rPr>
     </w:lvl>
-    <w:lvl w:ilvl="1" w:tplc="FBA24016">
+    <w:lvl w:ilvl="1" w:tplc="7CCE627E">
       <w:numFmt w:val="decimal"/>
       <w:lvlText w:val=""/>
       <w:lvlJc w:val="left"/>
     </w:lvl>
-    <w:lvl w:ilvl="2" w:tplc="D7C41260">
+    <w:lvl w:ilvl="2" w:tplc="DBFA8F76">
       <w:numFmt w:val="decimal"/>
       <w:lvlText w:val=""/>
       <w:lvlJc w:val="left"/>
     </w:lvl>
-    <w:lvl w:ilvl="3" w:tplc="5C2EC2C8">
+    <w:lvl w:ilvl="3" w:tplc="358C93B8">
       <w:numFmt w:val="decimal"/>
       <w:lvlText w:val=""/>
       <w:lvlJc w:val="left"/>
     </w:lvl>
-    <w:lvl w:ilvl="4" w:tplc="1DD4C66A">
+    <w:lvl w:ilvl="4" w:tplc="99EC8EB6">
       <w:numFmt w:val="decimal"/>
       <w:lvlText w:val=""/>
       <w:lvlJc w:val="left"/>
     </w:lvl>
-    <w:lvl w:ilvl="5" w:tplc="466873E8">
+    <w:lvl w:ilvl="5" w:tplc="810AE0AA">
       <w:numFmt w:val="decimal"/>
       <w:lvlText w:val=""/>
       <w:lvlJc w:val="left"/>
     </w:lvl>
-    <w:lvl w:ilvl="6" w:tplc="2766CEA6">
+    <w:lvl w:ilvl="6" w:tplc="8BD84516">
       <w:numFmt w:val="decimal"/>
       <w:lvlText w:val=""/>
       <w:lvlJc w:val="left"/>
     </w:lvl>
-    <w:lvl w:ilvl="7" w:tplc="38BE38B8">
+    <w:lvl w:ilvl="7" w:tplc="C91003EA">
       <w:numFmt w:val="decimal"/>
       <w:lvlText w:val=""/>
       <w:lvlJc w:val="left"/>
     </w:lvl>
-    <w:lvl w:ilvl="8" w:tplc="5E14BAD2">
+    <w:lvl w:ilvl="8" w:tplc="64A44FCA">
       <w:numFmt w:val="decimal"/>
       <w:lvlText w:val=""/>
       <w:lvlJc w:val="left"/>
     </w:lvl>
   </w:abstractNum>
   <w:abstractNum w:abstractNumId="7" w15:restartNumberingAfterBreak="0">
-    <w:nsid w:val="384F793C"/>
+    <w:nsid w:val="267B77FD"/>
     <w:multiLevelType w:val="hybridMultilevel"/>
-    <w:tmpl w:val="681C5264"/>
-    <w:lvl w:ilvl="0" w:tplc="5D1A0C2E">
+    <w:tmpl w:val="02C475BE"/>
+    <w:lvl w:ilvl="0" w:tplc="923A64EE">
       <w:start w:val="1"/>
       <w:numFmt w:val="decimal"/>
       <w:lvlText w:val="%1."/>
@@ -18364,52 +21717,110 @@
         <w:color w:val="A67C27"/>
       </w:rPr>
     </w:lvl>
-    <w:lvl w:ilvl="1" w:tplc="93FA7278">
+    <w:lvl w:ilvl="1" w:tplc="9C8ACF9C">
       <w:numFmt w:val="decimal"/>
       <w:lvlText w:val=""/>
       <w:lvlJc w:val="left"/>
     </w:lvl>
-    <w:lvl w:ilvl="2" w:tplc="F9501C1E">
+    <w:lvl w:ilvl="2" w:tplc="498AA9A6">
       <w:numFmt w:val="decimal"/>
       <w:lvlText w:val=""/>
       <w:lvlJc w:val="left"/>
     </w:lvl>
-    <w:lvl w:ilvl="3" w:tplc="2FD42A4C">
+    <w:lvl w:ilvl="3" w:tplc="B3E4E56A">
       <w:numFmt w:val="decimal"/>
       <w:lvlText w:val=""/>
       <w:lvlJc w:val="left"/>
     </w:lvl>
-    <w:lvl w:ilvl="4" w:tplc="23885E64">
+    <w:lvl w:ilvl="4" w:tplc="9D8686AC">
       <w:numFmt w:val="decimal"/>
       <w:lvlText w:val=""/>
       <w:lvlJc w:val="left"/>
     </w:lvl>
-    <w:lvl w:ilvl="5" w:tplc="B2FE506E">
+    <w:lvl w:ilvl="5" w:tplc="D4FAFF9A">
       <w:numFmt w:val="decimal"/>
       <w:lvlText w:val=""/>
       <w:lvlJc w:val="left"/>
     </w:lvl>
-    <w:lvl w:ilvl="6" w:tplc="E5AECCB6">
+    <w:lvl w:ilvl="6" w:tplc="70C84A34">
       <w:numFmt w:val="decimal"/>
       <w:lvlText w:val=""/>
       <w:lvlJc w:val="left"/>
     </w:lvl>
-    <w:lvl w:ilvl="7" w:tplc="07324C42">
+    <w:lvl w:ilvl="7" w:tplc="FCE6A650">
       <w:numFmt w:val="decimal"/>
       <w:lvlText w:val=""/>
       <w:lvlJc w:val="left"/>
     </w:lvl>
-    <w:lvl w:ilvl="8" w:tplc="E0D00A42">
+    <w:lvl w:ilvl="8" w:tplc="EC0663A0">
       <w:numFmt w:val="decimal"/>
       <w:lvlText w:val=""/>
       <w:lvlJc w:val="left"/>
     </w:lvl>
   </w:abstractNum>
   <w:abstractNum w:abstractNumId="8" w15:restartNumberingAfterBreak="0">
-    <w:nsid w:val="3DBC0A6E"/>
+    <w:nsid w:val="2AFF221B"/>
     <w:multiLevelType w:val="hybridMultilevel"/>
-    <w:tmpl w:val="ADB6928A"/>
-    <w:lvl w:ilvl="0" w:tplc="4E72E394">
+    <w:tmpl w:val="21985066"/>
+    <w:lvl w:ilvl="0" w:tplc="BE60F7E6">
+      <w:start w:val="1"/>
+      <w:numFmt w:val="bullet"/>
+      <w:lvlText w:val="•"/>
+      <w:lvlJc w:val="left"/>
+      <w:pPr>
+        <w:ind w:left="460" w:hanging="280"/>
+      </w:pPr>
+    </w:lvl>
+    <w:lvl w:ilvl="1" w:tplc="D7A441B2">
+      <w:start w:val="1"/>
+      <w:numFmt w:val="bullet"/>
+      <w:lvlText w:val="–"/>
+      <w:lvlJc w:val="left"/>
+      <w:pPr>
+        <w:ind w:left="900" w:hanging="280"/>
+      </w:pPr>
+    </w:lvl>
+    <w:lvl w:ilvl="2" w:tplc="A884527A">
+      <w:numFmt w:val="decimal"/>
+      <w:lvlText w:val=""/>
+      <w:lvlJc w:val="left"/>
+    </w:lvl>
+    <w:lvl w:ilvl="3" w:tplc="769CC274">
+      <w:numFmt w:val="decimal"/>
+      <w:lvlText w:val=""/>
+      <w:lvlJc w:val="left"/>
+    </w:lvl>
+    <w:lvl w:ilvl="4" w:tplc="6156AD92">
+      <w:numFmt w:val="decimal"/>
+      <w:lvlText w:val=""/>
+      <w:lvlJc w:val="left"/>
+    </w:lvl>
+    <w:lvl w:ilvl="5" w:tplc="7090A94C">
+      <w:numFmt w:val="decimal"/>
+      <w:lvlText w:val=""/>
+      <w:lvlJc w:val="left"/>
+    </w:lvl>
+    <w:lvl w:ilvl="6" w:tplc="69E4C958">
+      <w:numFmt w:val="decimal"/>
+      <w:lvlText w:val=""/>
+      <w:lvlJc w:val="left"/>
+    </w:lvl>
+    <w:lvl w:ilvl="7" w:tplc="EAEAA8DE">
+      <w:numFmt w:val="decimal"/>
+      <w:lvlText w:val=""/>
+      <w:lvlJc w:val="left"/>
+    </w:lvl>
+    <w:lvl w:ilvl="8" w:tplc="F774B9E0">
+      <w:numFmt w:val="decimal"/>
+      <w:lvlText w:val=""/>
+      <w:lvlJc w:val="left"/>
+    </w:lvl>
+  </w:abstractNum>
+  <w:abstractNum w:abstractNumId="9" w15:restartNumberingAfterBreak="0">
+    <w:nsid w:val="30265B1C"/>
+    <w:multiLevelType w:val="hybridMultilevel"/>
+    <w:tmpl w:val="382C752A"/>
+    <w:lvl w:ilvl="0" w:tplc="3EB29740">
       <w:start w:val="1"/>
       <w:numFmt w:val="decimal"/>
       <w:lvlText w:val="%1."/>
@@ -18423,52 +21834,52 @@
         <w:color w:val="A67C27"/>
       </w:rPr>
     </w:lvl>
-    <w:lvl w:ilvl="1" w:tplc="6A46784E">
+    <w:lvl w:ilvl="1" w:tplc="DE74A5B2">
       <w:numFmt w:val="decimal"/>
       <w:lvlText w:val=""/>
       <w:lvlJc w:val="left"/>
     </w:lvl>
-    <w:lvl w:ilvl="2" w:tplc="C0E47066">
+    <w:lvl w:ilvl="2" w:tplc="4838FB12">
       <w:numFmt w:val="decimal"/>
       <w:lvlText w:val=""/>
       <w:lvlJc w:val="left"/>
     </w:lvl>
-    <w:lvl w:ilvl="3" w:tplc="8626C284">
+    <w:lvl w:ilvl="3" w:tplc="70141DB4">
       <w:numFmt w:val="decimal"/>
       <w:lvlText w:val=""/>
       <w:lvlJc w:val="left"/>
     </w:lvl>
-    <w:lvl w:ilvl="4" w:tplc="C6CCFBE0">
+    <w:lvl w:ilvl="4" w:tplc="D1B6E746">
       <w:numFmt w:val="decimal"/>
       <w:lvlText w:val=""/>
       <w:lvlJc w:val="left"/>
     </w:lvl>
-    <w:lvl w:ilvl="5" w:tplc="85767E8C">
+    <w:lvl w:ilvl="5" w:tplc="1C4A93CA">
       <w:numFmt w:val="decimal"/>
       <w:lvlText w:val=""/>
       <w:lvlJc w:val="left"/>
     </w:lvl>
-    <w:lvl w:ilvl="6" w:tplc="2BCEFB18">
+    <w:lvl w:ilvl="6" w:tplc="1F0094D6">
       <w:numFmt w:val="decimal"/>
       <w:lvlText w:val=""/>
       <w:lvlJc w:val="left"/>
     </w:lvl>
-    <w:lvl w:ilvl="7" w:tplc="4AE6F096">
+    <w:lvl w:ilvl="7" w:tplc="5CB648E6">
       <w:numFmt w:val="decimal"/>
       <w:lvlText w:val=""/>
       <w:lvlJc w:val="left"/>
     </w:lvl>
-    <w:lvl w:ilvl="8" w:tplc="37DC60B4">
+    <w:lvl w:ilvl="8" w:tplc="25164A16">
       <w:numFmt w:val="decimal"/>
       <w:lvlText w:val=""/>
       <w:lvlJc w:val="left"/>
     </w:lvl>
   </w:abstractNum>
-  <w:abstractNum w:abstractNumId="9" w15:restartNumberingAfterBreak="0">
-    <w:nsid w:val="42DB0646"/>
+  <w:abstractNum w:abstractNumId="10" w15:restartNumberingAfterBreak="0">
+    <w:nsid w:val="320E0408"/>
     <w:multiLevelType w:val="hybridMultilevel"/>
-    <w:tmpl w:val="C09CA602"/>
-    <w:lvl w:ilvl="0" w:tplc="3C4204E4">
+    <w:tmpl w:val="C9C8A98E"/>
+    <w:lvl w:ilvl="0" w:tplc="26B8C8CE">
       <w:start w:val="1"/>
       <w:numFmt w:val="decimal"/>
       <w:lvlText w:val="%1."/>
@@ -18482,52 +21893,52 @@
         <w:color w:val="A67C27"/>
       </w:rPr>
     </w:lvl>
-    <w:lvl w:ilvl="1" w:tplc="0580448A">
+    <w:lvl w:ilvl="1" w:tplc="4506838A">
       <w:numFmt w:val="decimal"/>
       <w:lvlText w:val=""/>
       <w:lvlJc w:val="left"/>
     </w:lvl>
-    <w:lvl w:ilvl="2" w:tplc="B6103AB0">
+    <w:lvl w:ilvl="2" w:tplc="A6302D00">
       <w:numFmt w:val="decimal"/>
       <w:lvlText w:val=""/>
       <w:lvlJc w:val="left"/>
     </w:lvl>
-    <w:lvl w:ilvl="3" w:tplc="DCAC4668">
+    <w:lvl w:ilvl="3" w:tplc="E7903FC4">
       <w:numFmt w:val="decimal"/>
       <w:lvlText w:val=""/>
       <w:lvlJc w:val="left"/>
     </w:lvl>
-    <w:lvl w:ilvl="4" w:tplc="84701F8E">
+    <w:lvl w:ilvl="4" w:tplc="A2ECC46A">
       <w:numFmt w:val="decimal"/>
       <w:lvlText w:val=""/>
       <w:lvlJc w:val="left"/>
     </w:lvl>
-    <w:lvl w:ilvl="5" w:tplc="E1DC610A">
+    <w:lvl w:ilvl="5" w:tplc="B4FE1682">
       <w:numFmt w:val="decimal"/>
       <w:lvlText w:val=""/>
       <w:lvlJc w:val="left"/>
     </w:lvl>
-    <w:lvl w:ilvl="6" w:tplc="4990A794">
+    <w:lvl w:ilvl="6" w:tplc="F4E4985A">
       <w:numFmt w:val="decimal"/>
       <w:lvlText w:val=""/>
       <w:lvlJc w:val="left"/>
     </w:lvl>
-    <w:lvl w:ilvl="7" w:tplc="7B9CB3D0">
+    <w:lvl w:ilvl="7" w:tplc="607E22C6">
       <w:numFmt w:val="decimal"/>
       <w:lvlText w:val=""/>
       <w:lvlJc w:val="left"/>
     </w:lvl>
-    <w:lvl w:ilvl="8" w:tplc="C936D2FA">
+    <w:lvl w:ilvl="8" w:tplc="6490625C">
       <w:numFmt w:val="decimal"/>
       <w:lvlText w:val=""/>
       <w:lvlJc w:val="left"/>
     </w:lvl>
   </w:abstractNum>
-  <w:abstractNum w:abstractNumId="10" w15:restartNumberingAfterBreak="0">
-    <w:nsid w:val="431D67CF"/>
+  <w:abstractNum w:abstractNumId="11" w15:restartNumberingAfterBreak="0">
+    <w:nsid w:val="3536163F"/>
     <w:multiLevelType w:val="hybridMultilevel"/>
-    <w:tmpl w:val="9146BB0C"/>
-    <w:lvl w:ilvl="0" w:tplc="72BE4512">
+    <w:tmpl w:val="5BE00EAE"/>
+    <w:lvl w:ilvl="0" w:tplc="81E23FD2">
       <w:start w:val="1"/>
       <w:numFmt w:val="decimal"/>
       <w:lvlText w:val="%1."/>
@@ -18541,52 +21952,52 @@
         <w:color w:val="A67C27"/>
       </w:rPr>
     </w:lvl>
-    <w:lvl w:ilvl="1" w:tplc="318C2E68">
+    <w:lvl w:ilvl="1" w:tplc="D9808A22">
       <w:numFmt w:val="decimal"/>
       <w:lvlText w:val=""/>
       <w:lvlJc w:val="left"/>
     </w:lvl>
-    <w:lvl w:ilvl="2" w:tplc="C8E2FED6">
+    <w:lvl w:ilvl="2" w:tplc="CF883706">
       <w:numFmt w:val="decimal"/>
       <w:lvlText w:val=""/>
       <w:lvlJc w:val="left"/>
     </w:lvl>
-    <w:lvl w:ilvl="3" w:tplc="0BECA6FA">
+    <w:lvl w:ilvl="3" w:tplc="55529BC0">
       <w:numFmt w:val="decimal"/>
       <w:lvlText w:val=""/>
       <w:lvlJc w:val="left"/>
     </w:lvl>
-    <w:lvl w:ilvl="4" w:tplc="54E67C48">
+    <w:lvl w:ilvl="4" w:tplc="90A8EE1C">
       <w:numFmt w:val="decimal"/>
       <w:lvlText w:val=""/>
       <w:lvlJc w:val="left"/>
     </w:lvl>
-    <w:lvl w:ilvl="5" w:tplc="6DC451C0">
+    <w:lvl w:ilvl="5" w:tplc="2C5E6A30">
       <w:numFmt w:val="decimal"/>
       <w:lvlText w:val=""/>
       <w:lvlJc w:val="left"/>
     </w:lvl>
-    <w:lvl w:ilvl="6" w:tplc="B8DA2A40">
+    <w:lvl w:ilvl="6" w:tplc="3A20531E">
       <w:numFmt w:val="decimal"/>
       <w:lvlText w:val=""/>
       <w:lvlJc w:val="left"/>
     </w:lvl>
-    <w:lvl w:ilvl="7" w:tplc="5C709F9A">
+    <w:lvl w:ilvl="7" w:tplc="229647E2">
       <w:numFmt w:val="decimal"/>
       <w:lvlText w:val=""/>
       <w:lvlJc w:val="left"/>
     </w:lvl>
-    <w:lvl w:ilvl="8" w:tplc="5266620A">
+    <w:lvl w:ilvl="8" w:tplc="2B42F034">
       <w:numFmt w:val="decimal"/>
       <w:lvlText w:val=""/>
       <w:lvlJc w:val="left"/>
     </w:lvl>
   </w:abstractNum>
-  <w:abstractNum w:abstractNumId="11" w15:restartNumberingAfterBreak="0">
-    <w:nsid w:val="4C523512"/>
+  <w:abstractNum w:abstractNumId="12" w15:restartNumberingAfterBreak="0">
+    <w:nsid w:val="37CA7F49"/>
     <w:multiLevelType w:val="hybridMultilevel"/>
-    <w:tmpl w:val="7012E2A6"/>
-    <w:lvl w:ilvl="0" w:tplc="914479DA">
+    <w:tmpl w:val="C714C6EA"/>
+    <w:lvl w:ilvl="0" w:tplc="AA7492A8">
       <w:start w:val="1"/>
       <w:numFmt w:val="decimal"/>
       <w:lvlText w:val="%1."/>
@@ -18600,52 +22011,52 @@
         <w:color w:val="A67C27"/>
       </w:rPr>
     </w:lvl>
-    <w:lvl w:ilvl="1" w:tplc="3A3432CC">
+    <w:lvl w:ilvl="1" w:tplc="BB4E573E">
       <w:numFmt w:val="decimal"/>
       <w:lvlText w:val=""/>
       <w:lvlJc w:val="left"/>
     </w:lvl>
-    <w:lvl w:ilvl="2" w:tplc="18200524">
+    <w:lvl w:ilvl="2" w:tplc="7C2E75B8">
       <w:numFmt w:val="decimal"/>
       <w:lvlText w:val=""/>
       <w:lvlJc w:val="left"/>
     </w:lvl>
-    <w:lvl w:ilvl="3" w:tplc="6EF2BE18">
+    <w:lvl w:ilvl="3" w:tplc="8DF6AEAA">
       <w:numFmt w:val="decimal"/>
       <w:lvlText w:val=""/>
       <w:lvlJc w:val="left"/>
     </w:lvl>
-    <w:lvl w:ilvl="4" w:tplc="1FEE56A4">
+    <w:lvl w:ilvl="4" w:tplc="46CC7B06">
       <w:numFmt w:val="decimal"/>
       <w:lvlText w:val=""/>
       <w:lvlJc w:val="left"/>
     </w:lvl>
-    <w:lvl w:ilvl="5" w:tplc="672C8846">
+    <w:lvl w:ilvl="5" w:tplc="1B109160">
       <w:numFmt w:val="decimal"/>
       <w:lvlText w:val=""/>
       <w:lvlJc w:val="left"/>
     </w:lvl>
-    <w:lvl w:ilvl="6" w:tplc="7AB600B6">
+    <w:lvl w:ilvl="6" w:tplc="802812EC">
       <w:numFmt w:val="decimal"/>
       <w:lvlText w:val=""/>
       <w:lvlJc w:val="left"/>
     </w:lvl>
-    <w:lvl w:ilvl="7" w:tplc="B0146F48">
+    <w:lvl w:ilvl="7" w:tplc="4E22037E">
       <w:numFmt w:val="decimal"/>
       <w:lvlText w:val=""/>
       <w:lvlJc w:val="left"/>
     </w:lvl>
-    <w:lvl w:ilvl="8" w:tplc="7CEC103A">
+    <w:lvl w:ilvl="8" w:tplc="682A9D0E">
       <w:numFmt w:val="decimal"/>
       <w:lvlText w:val=""/>
       <w:lvlJc w:val="left"/>
     </w:lvl>
   </w:abstractNum>
-  <w:abstractNum w:abstractNumId="12" w15:restartNumberingAfterBreak="0">
-    <w:nsid w:val="52652756"/>
+  <w:abstractNum w:abstractNumId="13" w15:restartNumberingAfterBreak="0">
+    <w:nsid w:val="3BAC6ADF"/>
     <w:multiLevelType w:val="hybridMultilevel"/>
-    <w:tmpl w:val="7D1C3F10"/>
-    <w:lvl w:ilvl="0" w:tplc="95F8D248">
+    <w:tmpl w:val="777E82FC"/>
+    <w:lvl w:ilvl="0" w:tplc="5AF00978">
       <w:start w:val="1"/>
       <w:numFmt w:val="decimal"/>
       <w:lvlText w:val="%1."/>
@@ -18659,52 +22070,138 @@
         <w:color w:val="A67C27"/>
       </w:rPr>
     </w:lvl>
-    <w:lvl w:ilvl="1" w:tplc="8D80F380">
+    <w:lvl w:ilvl="1" w:tplc="B0E249A4">
       <w:numFmt w:val="decimal"/>
       <w:lvlText w:val=""/>
       <w:lvlJc w:val="left"/>
     </w:lvl>
-    <w:lvl w:ilvl="2" w:tplc="0E789034">
+    <w:lvl w:ilvl="2" w:tplc="855A3C4E">
       <w:numFmt w:val="decimal"/>
       <w:lvlText w:val=""/>
       <w:lvlJc w:val="left"/>
     </w:lvl>
-    <w:lvl w:ilvl="3" w:tplc="C4EC3E28">
+    <w:lvl w:ilvl="3" w:tplc="D5106CE6">
       <w:numFmt w:val="decimal"/>
       <w:lvlText w:val=""/>
       <w:lvlJc w:val="left"/>
     </w:lvl>
-    <w:lvl w:ilvl="4" w:tplc="09C66ACE">
+    <w:lvl w:ilvl="4" w:tplc="2B70AE5E">
       <w:numFmt w:val="decimal"/>
       <w:lvlText w:val=""/>
       <w:lvlJc w:val="left"/>
     </w:lvl>
-    <w:lvl w:ilvl="5" w:tplc="C750F266">
+    <w:lvl w:ilvl="5" w:tplc="F41C91B6">
       <w:numFmt w:val="decimal"/>
       <w:lvlText w:val=""/>
       <w:lvlJc w:val="left"/>
     </w:lvl>
-    <w:lvl w:ilvl="6" w:tplc="C9D2F30E">
+    <w:lvl w:ilvl="6" w:tplc="68EA69A6">
       <w:numFmt w:val="decimal"/>
       <w:lvlText w:val=""/>
       <w:lvlJc w:val="left"/>
     </w:lvl>
-    <w:lvl w:ilvl="7" w:tplc="21786F6C">
+    <w:lvl w:ilvl="7" w:tplc="8AE63A48">
       <w:numFmt w:val="decimal"/>
       <w:lvlText w:val=""/>
       <w:lvlJc w:val="left"/>
     </w:lvl>
-    <w:lvl w:ilvl="8" w:tplc="174C2328">
+    <w:lvl w:ilvl="8" w:tplc="35B23B48">
       <w:numFmt w:val="decimal"/>
       <w:lvlText w:val=""/>
       <w:lvlJc w:val="left"/>
     </w:lvl>
   </w:abstractNum>
-  <w:abstractNum w:abstractNumId="13" w15:restartNumberingAfterBreak="0">
-    <w:nsid w:val="53BA5B49"/>
+  <w:abstractNum w:abstractNumId="14" w15:restartNumberingAfterBreak="0">
+    <w:nsid w:val="46334CAD"/>
     <w:multiLevelType w:val="hybridMultilevel"/>
-    <w:tmpl w:val="751AC54A"/>
-    <w:lvl w:ilvl="0" w:tplc="3230D6D0">
+    <w:tmpl w:val="B6A44EE8"/>
+    <w:lvl w:ilvl="0" w:tplc="930E0F52">
+      <w:start w:val="1"/>
+      <w:numFmt w:val="bullet"/>
+      <w:lvlText w:val="●"/>
+      <w:lvlJc w:val="left"/>
+      <w:pPr>
+        <w:ind w:left="720" w:hanging="360"/>
+      </w:pPr>
+    </w:lvl>
+    <w:lvl w:ilvl="1" w:tplc="29A4F1D8">
+      <w:start w:val="1"/>
+      <w:numFmt w:val="bullet"/>
+      <w:lvlText w:val="○"/>
+      <w:lvlJc w:val="left"/>
+      <w:pPr>
+        <w:ind w:left="1440" w:hanging="360"/>
+      </w:pPr>
+    </w:lvl>
+    <w:lvl w:ilvl="2" w:tplc="ADB464D6">
+      <w:start w:val="1"/>
+      <w:numFmt w:val="bullet"/>
+      <w:lvlText w:val="■"/>
+      <w:lvlJc w:val="left"/>
+      <w:pPr>
+        <w:ind w:left="2160" w:hanging="360"/>
+      </w:pPr>
+    </w:lvl>
+    <w:lvl w:ilvl="3" w:tplc="CA78E430">
+      <w:start w:val="1"/>
+      <w:numFmt w:val="bullet"/>
+      <w:lvlText w:val="●"/>
+      <w:lvlJc w:val="left"/>
+      <w:pPr>
+        <w:ind w:left="2880" w:hanging="360"/>
+      </w:pPr>
+    </w:lvl>
+    <w:lvl w:ilvl="4" w:tplc="A9C8C9B2">
+      <w:start w:val="1"/>
+      <w:numFmt w:val="bullet"/>
+      <w:lvlText w:val="○"/>
+      <w:lvlJc w:val="left"/>
+      <w:pPr>
+        <w:ind w:left="3600" w:hanging="360"/>
+      </w:pPr>
+    </w:lvl>
+    <w:lvl w:ilvl="5" w:tplc="34E0DA00">
+      <w:start w:val="1"/>
+      <w:numFmt w:val="bullet"/>
+      <w:lvlText w:val="■"/>
+      <w:lvlJc w:val="left"/>
+      <w:pPr>
+        <w:ind w:left="4320" w:hanging="360"/>
+      </w:pPr>
+    </w:lvl>
+    <w:lvl w:ilvl="6" w:tplc="E42E5034">
+      <w:start w:val="1"/>
+      <w:numFmt w:val="bullet"/>
+      <w:lvlText w:val="●"/>
+      <w:lvlJc w:val="left"/>
+      <w:pPr>
+        <w:ind w:left="5040" w:hanging="360"/>
+      </w:pPr>
+    </w:lvl>
+    <w:lvl w:ilvl="7" w:tplc="3A5EA530">
+      <w:start w:val="1"/>
+      <w:numFmt w:val="bullet"/>
+      <w:lvlText w:val="●"/>
+      <w:lvlJc w:val="left"/>
+      <w:pPr>
+        <w:ind w:left="5760" w:hanging="360"/>
+      </w:pPr>
+    </w:lvl>
+    <w:lvl w:ilvl="8" w:tplc="B0704C9C">
+      <w:start w:val="1"/>
+      <w:numFmt w:val="bullet"/>
+      <w:lvlText w:val="●"/>
+      <w:lvlJc w:val="left"/>
+      <w:pPr>
+        <w:ind w:left="6480" w:hanging="360"/>
+      </w:pPr>
+    </w:lvl>
+  </w:abstractNum>
+  <w:abstractNum w:abstractNumId="15" w15:restartNumberingAfterBreak="0">
+    <w:nsid w:val="581E4E25"/>
+    <w:multiLevelType w:val="hybridMultilevel"/>
+    <w:tmpl w:val="626C3170"/>
+    <w:lvl w:ilvl="0" w:tplc="1E7CE66E">
       <w:start w:val="1"/>
       <w:numFmt w:val="decimal"/>
       <w:lvlText w:val="%1."/>
@@ -18718,138 +22215,52 @@
         <w:color w:val="A67C27"/>
       </w:rPr>
     </w:lvl>
-    <w:lvl w:ilvl="1" w:tplc="78085EF2">
+    <w:lvl w:ilvl="1" w:tplc="96A82466">
       <w:numFmt w:val="decimal"/>
       <w:lvlText w:val=""/>
       <w:lvlJc w:val="left"/>
     </w:lvl>
-    <w:lvl w:ilvl="2" w:tplc="BE1A7380">
+    <w:lvl w:ilvl="2" w:tplc="A9A49170">
       <w:numFmt w:val="decimal"/>
       <w:lvlText w:val=""/>
       <w:lvlJc w:val="left"/>
     </w:lvl>
-    <w:lvl w:ilvl="3" w:tplc="7EEE0A18">
+    <w:lvl w:ilvl="3" w:tplc="D9F29D16">
       <w:numFmt w:val="decimal"/>
       <w:lvlText w:val=""/>
       <w:lvlJc w:val="left"/>
     </w:lvl>
-    <w:lvl w:ilvl="4" w:tplc="ACDE49BC">
+    <w:lvl w:ilvl="4" w:tplc="DBBC5EF0">
       <w:numFmt w:val="decimal"/>
       <w:lvlText w:val=""/>
       <w:lvlJc w:val="left"/>
     </w:lvl>
-    <w:lvl w:ilvl="5" w:tplc="03DEA11A">
+    <w:lvl w:ilvl="5" w:tplc="73E48D8C">
       <w:numFmt w:val="decimal"/>
       <w:lvlText w:val=""/>
       <w:lvlJc w:val="left"/>
     </w:lvl>
-    <w:lvl w:ilvl="6" w:tplc="EE1EA648">
+    <w:lvl w:ilvl="6" w:tplc="C9BA9288">
       <w:numFmt w:val="decimal"/>
       <w:lvlText w:val=""/>
       <w:lvlJc w:val="left"/>
     </w:lvl>
-    <w:lvl w:ilvl="7" w:tplc="AC70D402">
+    <w:lvl w:ilvl="7" w:tplc="E7C401BC">
       <w:numFmt w:val="decimal"/>
       <w:lvlText w:val=""/>
       <w:lvlJc w:val="left"/>
     </w:lvl>
-    <w:lvl w:ilvl="8" w:tplc="0BB8E53C">
+    <w:lvl w:ilvl="8" w:tplc="FEB62218">
       <w:numFmt w:val="decimal"/>
       <w:lvlText w:val=""/>
       <w:lvlJc w:val="left"/>
     </w:lvl>
   </w:abstractNum>
-  <w:abstractNum w:abstractNumId="14" w15:restartNumberingAfterBreak="0">
-    <w:nsid w:val="59CF208B"/>
+  <w:abstractNum w:abstractNumId="16" w15:restartNumberingAfterBreak="0">
+    <w:nsid w:val="5BE8240E"/>
     <w:multiLevelType w:val="hybridMultilevel"/>
-    <w:tmpl w:val="6344AA60"/>
-    <w:lvl w:ilvl="0" w:tplc="AFC23002">
-      <w:start w:val="1"/>
-      <w:numFmt w:val="bullet"/>
-      <w:lvlText w:val="●"/>
-      <w:lvlJc w:val="left"/>
-      <w:pPr>
-        <w:ind w:left="720" w:hanging="360"/>
-      </w:pPr>
-    </w:lvl>
-    <w:lvl w:ilvl="1" w:tplc="03201BC8">
-      <w:start w:val="1"/>
-      <w:numFmt w:val="bullet"/>
-      <w:lvlText w:val="○"/>
-      <w:lvlJc w:val="left"/>
-      <w:pPr>
-        <w:ind w:left="1440" w:hanging="360"/>
-      </w:pPr>
-    </w:lvl>
-    <w:lvl w:ilvl="2" w:tplc="4056895C">
-      <w:start w:val="1"/>
-      <w:numFmt w:val="bullet"/>
-      <w:lvlText w:val="■"/>
-      <w:lvlJc w:val="left"/>
-      <w:pPr>
-        <w:ind w:left="2160" w:hanging="360"/>
-      </w:pPr>
-    </w:lvl>
-    <w:lvl w:ilvl="3" w:tplc="1C660008">
-      <w:start w:val="1"/>
-      <w:numFmt w:val="bullet"/>
-      <w:lvlText w:val="●"/>
-      <w:lvlJc w:val="left"/>
-      <w:pPr>
-        <w:ind w:left="2880" w:hanging="360"/>
-      </w:pPr>
-    </w:lvl>
-    <w:lvl w:ilvl="4" w:tplc="6A9C3E42">
-      <w:start w:val="1"/>
-      <w:numFmt w:val="bullet"/>
-      <w:lvlText w:val="○"/>
-      <w:lvlJc w:val="left"/>
-      <w:pPr>
-        <w:ind w:left="3600" w:hanging="360"/>
-      </w:pPr>
-    </w:lvl>
-    <w:lvl w:ilvl="5" w:tplc="FB685402">
-      <w:start w:val="1"/>
-      <w:numFmt w:val="bullet"/>
-      <w:lvlText w:val="■"/>
-      <w:lvlJc w:val="left"/>
-      <w:pPr>
-        <w:ind w:left="4320" w:hanging="360"/>
-      </w:pPr>
-    </w:lvl>
-    <w:lvl w:ilvl="6" w:tplc="5FD4B91E">
-      <w:start w:val="1"/>
-      <w:numFmt w:val="bullet"/>
-      <w:lvlText w:val="●"/>
-      <w:lvlJc w:val="left"/>
-      <w:pPr>
-        <w:ind w:left="5040" w:hanging="360"/>
-      </w:pPr>
-    </w:lvl>
-    <w:lvl w:ilvl="7" w:tplc="234EAF3E">
-      <w:start w:val="1"/>
-      <w:numFmt w:val="bullet"/>
-      <w:lvlText w:val="●"/>
-      <w:lvlJc w:val="left"/>
-      <w:pPr>
-        <w:ind w:left="5760" w:hanging="360"/>
-      </w:pPr>
-    </w:lvl>
-    <w:lvl w:ilvl="8" w:tplc="4FF86696">
-      <w:start w:val="1"/>
-      <w:numFmt w:val="bullet"/>
-      <w:lvlText w:val="●"/>
-      <w:lvlJc w:val="left"/>
-      <w:pPr>
-        <w:ind w:left="6480" w:hanging="360"/>
-      </w:pPr>
-    </w:lvl>
-  </w:abstractNum>
-  <w:abstractNum w:abstractNumId="15" w15:restartNumberingAfterBreak="0">
-    <w:nsid w:val="5AA11F2C"/>
-    <w:multiLevelType w:val="hybridMultilevel"/>
-    <w:tmpl w:val="49C47ADA"/>
-    <w:lvl w:ilvl="0" w:tplc="A2D8CEB8">
+    <w:tmpl w:val="DB34FE5A"/>
+    <w:lvl w:ilvl="0" w:tplc="6110111C">
       <w:start w:val="1"/>
       <w:numFmt w:val="decimal"/>
       <w:lvlText w:val="%1."/>
@@ -18863,52 +22274,52 @@
         <w:color w:val="A67C27"/>
       </w:rPr>
     </w:lvl>
-    <w:lvl w:ilvl="1" w:tplc="03BC8E32">
+    <w:lvl w:ilvl="1" w:tplc="A5CE3850">
       <w:numFmt w:val="decimal"/>
       <w:lvlText w:val=""/>
       <w:lvlJc w:val="left"/>
     </w:lvl>
-    <w:lvl w:ilvl="2" w:tplc="B9D6C9D2">
+    <w:lvl w:ilvl="2" w:tplc="A9BC10D6">
       <w:numFmt w:val="decimal"/>
       <w:lvlText w:val=""/>
       <w:lvlJc w:val="left"/>
     </w:lvl>
-    <w:lvl w:ilvl="3" w:tplc="0C2657CC">
+    <w:lvl w:ilvl="3" w:tplc="65CC9FD0">
       <w:numFmt w:val="decimal"/>
       <w:lvlText w:val=""/>
       <w:lvlJc w:val="left"/>
     </w:lvl>
-    <w:lvl w:ilvl="4" w:tplc="BA18A5CE">
+    <w:lvl w:ilvl="4" w:tplc="8F2866E0">
       <w:numFmt w:val="decimal"/>
       <w:lvlText w:val=""/>
       <w:lvlJc w:val="left"/>
     </w:lvl>
-    <w:lvl w:ilvl="5" w:tplc="53F66FB4">
+    <w:lvl w:ilvl="5" w:tplc="FD984862">
       <w:numFmt w:val="decimal"/>
       <w:lvlText w:val=""/>
       <w:lvlJc w:val="left"/>
     </w:lvl>
-    <w:lvl w:ilvl="6" w:tplc="EDE4E48A">
+    <w:lvl w:ilvl="6" w:tplc="3796BD10">
       <w:numFmt w:val="decimal"/>
       <w:lvlText w:val=""/>
       <w:lvlJc w:val="left"/>
     </w:lvl>
-    <w:lvl w:ilvl="7" w:tplc="14D46362">
+    <w:lvl w:ilvl="7" w:tplc="8AA43F96">
       <w:numFmt w:val="decimal"/>
       <w:lvlText w:val=""/>
       <w:lvlJc w:val="left"/>
     </w:lvl>
-    <w:lvl w:ilvl="8" w:tplc="407E9512">
+    <w:lvl w:ilvl="8" w:tplc="CA9A1098">
       <w:numFmt w:val="decimal"/>
       <w:lvlText w:val=""/>
       <w:lvlJc w:val="left"/>
     </w:lvl>
   </w:abstractNum>
-  <w:abstractNum w:abstractNumId="16" w15:restartNumberingAfterBreak="0">
-    <w:nsid w:val="5D8740D9"/>
+  <w:abstractNum w:abstractNumId="17" w15:restartNumberingAfterBreak="0">
+    <w:nsid w:val="5CE63D01"/>
     <w:multiLevelType w:val="hybridMultilevel"/>
-    <w:tmpl w:val="1F62631C"/>
-    <w:lvl w:ilvl="0" w:tplc="8CB478CC">
+    <w:tmpl w:val="3D20881E"/>
+    <w:lvl w:ilvl="0" w:tplc="7158B972">
       <w:start w:val="1"/>
       <w:numFmt w:val="decimal"/>
       <w:lvlText w:val="%1."/>
@@ -18922,110 +22333,52 @@
         <w:color w:val="A67C27"/>
       </w:rPr>
     </w:lvl>
-    <w:lvl w:ilvl="1" w:tplc="AC3E7970">
+    <w:lvl w:ilvl="1" w:tplc="F82098CA">
       <w:numFmt w:val="decimal"/>
       <w:lvlText w:val=""/>
       <w:lvlJc w:val="left"/>
     </w:lvl>
-    <w:lvl w:ilvl="2" w:tplc="2716ECF8">
+    <w:lvl w:ilvl="2" w:tplc="F7D8D4DC">
       <w:numFmt w:val="decimal"/>
       <w:lvlText w:val=""/>
       <w:lvlJc w:val="left"/>
     </w:lvl>
-    <w:lvl w:ilvl="3" w:tplc="7F3485A4">
+    <w:lvl w:ilvl="3" w:tplc="777A16F6">
       <w:numFmt w:val="decimal"/>
       <w:lvlText w:val=""/>
       <w:lvlJc w:val="left"/>
     </w:lvl>
-    <w:lvl w:ilvl="4" w:tplc="4AD8A1D4">
+    <w:lvl w:ilvl="4" w:tplc="574C7402">
       <w:numFmt w:val="decimal"/>
       <w:lvlText w:val=""/>
       <w:lvlJc w:val="left"/>
     </w:lvl>
-    <w:lvl w:ilvl="5" w:tplc="B1EC5218">
+    <w:lvl w:ilvl="5" w:tplc="CCA0C8C4">
       <w:numFmt w:val="decimal"/>
       <w:lvlText w:val=""/>
       <w:lvlJc w:val="left"/>
     </w:lvl>
-    <w:lvl w:ilvl="6" w:tplc="E96A475E">
+    <w:lvl w:ilvl="6" w:tplc="AC389520">
       <w:numFmt w:val="decimal"/>
       <w:lvlText w:val=""/>
       <w:lvlJc w:val="left"/>
     </w:lvl>
-    <w:lvl w:ilvl="7" w:tplc="3F3C4F88">
+    <w:lvl w:ilvl="7" w:tplc="9A36A25C">
       <w:numFmt w:val="decimal"/>
       <w:lvlText w:val=""/>
       <w:lvlJc w:val="left"/>
     </w:lvl>
-    <w:lvl w:ilvl="8" w:tplc="7FCE9B92">
-      <w:numFmt w:val="decimal"/>
-      <w:lvlText w:val=""/>
-      <w:lvlJc w:val="left"/>
-    </w:lvl>
-  </w:abstractNum>
-  <w:abstractNum w:abstractNumId="17" w15:restartNumberingAfterBreak="0">
-    <w:nsid w:val="617E78C5"/>
-    <w:multiLevelType w:val="hybridMultilevel"/>
-    <w:tmpl w:val="EC02C7F2"/>
-    <w:lvl w:ilvl="0" w:tplc="25D83E6C">
-      <w:start w:val="1"/>
-      <w:numFmt w:val="bullet"/>
-      <w:lvlText w:val="•"/>
-      <w:lvlJc w:val="left"/>
-      <w:pPr>
-        <w:ind w:left="460" w:hanging="280"/>
-      </w:pPr>
-    </w:lvl>
-    <w:lvl w:ilvl="1" w:tplc="3F90FC0E">
-      <w:start w:val="1"/>
-      <w:numFmt w:val="bullet"/>
-      <w:lvlText w:val="–"/>
-      <w:lvlJc w:val="left"/>
-      <w:pPr>
-        <w:ind w:left="900" w:hanging="280"/>
-      </w:pPr>
-    </w:lvl>
-    <w:lvl w:ilvl="2" w:tplc="45B0CB56">
-      <w:numFmt w:val="decimal"/>
-      <w:lvlText w:val=""/>
-      <w:lvlJc w:val="left"/>
-    </w:lvl>
-    <w:lvl w:ilvl="3" w:tplc="3A6A8552">
-      <w:numFmt w:val="decimal"/>
-      <w:lvlText w:val=""/>
-      <w:lvlJc w:val="left"/>
-    </w:lvl>
-    <w:lvl w:ilvl="4" w:tplc="F964278E">
-      <w:numFmt w:val="decimal"/>
-      <w:lvlText w:val=""/>
-      <w:lvlJc w:val="left"/>
-    </w:lvl>
-    <w:lvl w:ilvl="5" w:tplc="BF6297AA">
-      <w:numFmt w:val="decimal"/>
-      <w:lvlText w:val=""/>
-      <w:lvlJc w:val="left"/>
-    </w:lvl>
-    <w:lvl w:ilvl="6" w:tplc="03507B88">
-      <w:numFmt w:val="decimal"/>
-      <w:lvlText w:val=""/>
-      <w:lvlJc w:val="left"/>
-    </w:lvl>
-    <w:lvl w:ilvl="7" w:tplc="75084074">
-      <w:numFmt w:val="decimal"/>
-      <w:lvlText w:val=""/>
-      <w:lvlJc w:val="left"/>
-    </w:lvl>
-    <w:lvl w:ilvl="8" w:tplc="0AF22276">
+    <w:lvl w:ilvl="8" w:tplc="4E3E0BF8">
       <w:numFmt w:val="decimal"/>
       <w:lvlText w:val=""/>
       <w:lvlJc w:val="left"/>
     </w:lvl>
   </w:abstractNum>
   <w:abstractNum w:abstractNumId="18" w15:restartNumberingAfterBreak="0">
-    <w:nsid w:val="66731CF3"/>
+    <w:nsid w:val="5FDA76E1"/>
     <w:multiLevelType w:val="hybridMultilevel"/>
-    <w:tmpl w:val="AB1AAC58"/>
-    <w:lvl w:ilvl="0" w:tplc="26FC0812">
+    <w:tmpl w:val="C150A700"/>
+    <w:lvl w:ilvl="0" w:tplc="15DE412E">
       <w:start w:val="1"/>
       <w:numFmt w:val="decimal"/>
       <w:lvlText w:val="%1."/>
@@ -19039,52 +22392,52 @@
         <w:color w:val="A67C27"/>
       </w:rPr>
     </w:lvl>
-    <w:lvl w:ilvl="1" w:tplc="165E8C5E">
+    <w:lvl w:ilvl="1" w:tplc="DFF69A1E">
       <w:numFmt w:val="decimal"/>
       <w:lvlText w:val=""/>
       <w:lvlJc w:val="left"/>
     </w:lvl>
-    <w:lvl w:ilvl="2" w:tplc="7DF6B30A">
+    <w:lvl w:ilvl="2" w:tplc="D7D0044C">
       <w:numFmt w:val="decimal"/>
       <w:lvlText w:val=""/>
       <w:lvlJc w:val="left"/>
     </w:lvl>
-    <w:lvl w:ilvl="3" w:tplc="F58C88D6">
+    <w:lvl w:ilvl="3" w:tplc="1102E26C">
       <w:numFmt w:val="decimal"/>
       <w:lvlText w:val=""/>
       <w:lvlJc w:val="left"/>
     </w:lvl>
-    <w:lvl w:ilvl="4" w:tplc="0D7C890E">
+    <w:lvl w:ilvl="4" w:tplc="D4147C8A">
       <w:numFmt w:val="decimal"/>
       <w:lvlText w:val=""/>
       <w:lvlJc w:val="left"/>
     </w:lvl>
-    <w:lvl w:ilvl="5" w:tplc="71FAEFD8">
+    <w:lvl w:ilvl="5" w:tplc="4FDE826C">
       <w:numFmt w:val="decimal"/>
       <w:lvlText w:val=""/>
       <w:lvlJc w:val="left"/>
     </w:lvl>
-    <w:lvl w:ilvl="6" w:tplc="BA1E853A">
+    <w:lvl w:ilvl="6" w:tplc="F96C6082">
       <w:numFmt w:val="decimal"/>
       <w:lvlText w:val=""/>
       <w:lvlJc w:val="left"/>
     </w:lvl>
-    <w:lvl w:ilvl="7" w:tplc="9F7CECF8">
+    <w:lvl w:ilvl="7" w:tplc="F290224A">
       <w:numFmt w:val="decimal"/>
       <w:lvlText w:val=""/>
       <w:lvlJc w:val="left"/>
     </w:lvl>
-    <w:lvl w:ilvl="8" w:tplc="6C30D608">
+    <w:lvl w:ilvl="8" w:tplc="B2C00B80">
       <w:numFmt w:val="decimal"/>
       <w:lvlText w:val=""/>
       <w:lvlJc w:val="left"/>
     </w:lvl>
   </w:abstractNum>
   <w:abstractNum w:abstractNumId="19" w15:restartNumberingAfterBreak="0">
-    <w:nsid w:val="6E2978BF"/>
+    <w:nsid w:val="62AF1E95"/>
     <w:multiLevelType w:val="hybridMultilevel"/>
-    <w:tmpl w:val="1B446BCE"/>
-    <w:lvl w:ilvl="0" w:tplc="4D563A66">
+    <w:tmpl w:val="06647374"/>
+    <w:lvl w:ilvl="0" w:tplc="C5A841A4">
       <w:start w:val="1"/>
       <w:numFmt w:val="decimal"/>
       <w:lvlText w:val="%1."/>
@@ -19098,52 +22451,52 @@
         <w:color w:val="A67C27"/>
       </w:rPr>
     </w:lvl>
-    <w:lvl w:ilvl="1" w:tplc="CC68293E">
+    <w:lvl w:ilvl="1" w:tplc="B4466F32">
       <w:numFmt w:val="decimal"/>
       <w:lvlText w:val=""/>
       <w:lvlJc w:val="left"/>
     </w:lvl>
-    <w:lvl w:ilvl="2" w:tplc="9146D014">
+    <w:lvl w:ilvl="2" w:tplc="5838E0F0">
       <w:numFmt w:val="decimal"/>
       <w:lvlText w:val=""/>
       <w:lvlJc w:val="left"/>
     </w:lvl>
-    <w:lvl w:ilvl="3" w:tplc="1932D9D4">
+    <w:lvl w:ilvl="3" w:tplc="19F4152C">
       <w:numFmt w:val="decimal"/>
       <w:lvlText w:val=""/>
       <w:lvlJc w:val="left"/>
     </w:lvl>
-    <w:lvl w:ilvl="4" w:tplc="2B105DF6">
+    <w:lvl w:ilvl="4" w:tplc="8438F5B0">
       <w:numFmt w:val="decimal"/>
       <w:lvlText w:val=""/>
       <w:lvlJc w:val="left"/>
     </w:lvl>
-    <w:lvl w:ilvl="5" w:tplc="33D00236">
+    <w:lvl w:ilvl="5" w:tplc="EB443446">
       <w:numFmt w:val="decimal"/>
       <w:lvlText w:val=""/>
       <w:lvlJc w:val="left"/>
     </w:lvl>
-    <w:lvl w:ilvl="6" w:tplc="30CC7FDE">
+    <w:lvl w:ilvl="6" w:tplc="C18248B0">
       <w:numFmt w:val="decimal"/>
       <w:lvlText w:val=""/>
       <w:lvlJc w:val="left"/>
     </w:lvl>
-    <w:lvl w:ilvl="7" w:tplc="CB34FDD6">
+    <w:lvl w:ilvl="7" w:tplc="11765112">
       <w:numFmt w:val="decimal"/>
       <w:lvlText w:val=""/>
       <w:lvlJc w:val="left"/>
     </w:lvl>
-    <w:lvl w:ilvl="8" w:tplc="95F8B980">
+    <w:lvl w:ilvl="8" w:tplc="905A4064">
       <w:numFmt w:val="decimal"/>
       <w:lvlText w:val=""/>
       <w:lvlJc w:val="left"/>
     </w:lvl>
   </w:abstractNum>
   <w:abstractNum w:abstractNumId="20" w15:restartNumberingAfterBreak="0">
-    <w:nsid w:val="79F91269"/>
+    <w:nsid w:val="66133636"/>
     <w:multiLevelType w:val="hybridMultilevel"/>
-    <w:tmpl w:val="CDFE468A"/>
-    <w:lvl w:ilvl="0" w:tplc="9C968C2C">
+    <w:tmpl w:val="CAE67458"/>
+    <w:lvl w:ilvl="0" w:tplc="BE0ECD4C">
       <w:start w:val="1"/>
       <w:numFmt w:val="decimal"/>
       <w:lvlText w:val="%1."/>
@@ -19157,52 +22510,52 @@
         <w:color w:val="A67C27"/>
       </w:rPr>
     </w:lvl>
-    <w:lvl w:ilvl="1" w:tplc="1CC8887E">
+    <w:lvl w:ilvl="1" w:tplc="86C82D4A">
       <w:numFmt w:val="decimal"/>
       <w:lvlText w:val=""/>
       <w:lvlJc w:val="left"/>
     </w:lvl>
-    <w:lvl w:ilvl="2" w:tplc="DF845630">
+    <w:lvl w:ilvl="2" w:tplc="E46A318E">
       <w:numFmt w:val="decimal"/>
       <w:lvlText w:val=""/>
       <w:lvlJc w:val="left"/>
     </w:lvl>
-    <w:lvl w:ilvl="3" w:tplc="E3E8DDD8">
+    <w:lvl w:ilvl="3" w:tplc="71AE95C6">
       <w:numFmt w:val="decimal"/>
       <w:lvlText w:val=""/>
       <w:lvlJc w:val="left"/>
     </w:lvl>
-    <w:lvl w:ilvl="4" w:tplc="2E4C9702">
+    <w:lvl w:ilvl="4" w:tplc="625AB318">
       <w:numFmt w:val="decimal"/>
       <w:lvlText w:val=""/>
       <w:lvlJc w:val="left"/>
     </w:lvl>
-    <w:lvl w:ilvl="5" w:tplc="C186D600">
+    <w:lvl w:ilvl="5" w:tplc="57AE01C4">
       <w:numFmt w:val="decimal"/>
       <w:lvlText w:val=""/>
       <w:lvlJc w:val="left"/>
     </w:lvl>
-    <w:lvl w:ilvl="6" w:tplc="80A6FEAC">
+    <w:lvl w:ilvl="6" w:tplc="154C5D1A">
       <w:numFmt w:val="decimal"/>
       <w:lvlText w:val=""/>
       <w:lvlJc w:val="left"/>
     </w:lvl>
-    <w:lvl w:ilvl="7" w:tplc="B4A0DA56">
+    <w:lvl w:ilvl="7" w:tplc="263AECB2">
       <w:numFmt w:val="decimal"/>
       <w:lvlText w:val=""/>
       <w:lvlJc w:val="left"/>
     </w:lvl>
-    <w:lvl w:ilvl="8" w:tplc="AFA83188">
+    <w:lvl w:ilvl="8" w:tplc="23C4588E">
       <w:numFmt w:val="decimal"/>
       <w:lvlText w:val=""/>
       <w:lvlJc w:val="left"/>
     </w:lvl>
   </w:abstractNum>
   <w:abstractNum w:abstractNumId="21" w15:restartNumberingAfterBreak="0">
-    <w:nsid w:val="7E566D0C"/>
+    <w:nsid w:val="67625C8D"/>
     <w:multiLevelType w:val="hybridMultilevel"/>
-    <w:tmpl w:val="527A62A4"/>
-    <w:lvl w:ilvl="0" w:tplc="AA46C8B8">
+    <w:tmpl w:val="8968FA28"/>
+    <w:lvl w:ilvl="0" w:tplc="7F823C6A">
       <w:start w:val="1"/>
       <w:numFmt w:val="decimal"/>
       <w:lvlText w:val="%1."/>
@@ -19216,175 +22569,370 @@
         <w:color w:val="A67C27"/>
       </w:rPr>
     </w:lvl>
-    <w:lvl w:ilvl="1" w:tplc="F8F0B11A">
+    <w:lvl w:ilvl="1" w:tplc="0E90F252">
       <w:numFmt w:val="decimal"/>
       <w:lvlText w:val=""/>
       <w:lvlJc w:val="left"/>
     </w:lvl>
-    <w:lvl w:ilvl="2" w:tplc="E80C97E8">
+    <w:lvl w:ilvl="2" w:tplc="C9068084">
       <w:numFmt w:val="decimal"/>
       <w:lvlText w:val=""/>
       <w:lvlJc w:val="left"/>
     </w:lvl>
-    <w:lvl w:ilvl="3" w:tplc="2BD8806C">
+    <w:lvl w:ilvl="3" w:tplc="E97CFB3E">
       <w:numFmt w:val="decimal"/>
       <w:lvlText w:val=""/>
       <w:lvlJc w:val="left"/>
     </w:lvl>
-    <w:lvl w:ilvl="4" w:tplc="4898432A">
+    <w:lvl w:ilvl="4" w:tplc="1EA6358E">
       <w:numFmt w:val="decimal"/>
       <w:lvlText w:val=""/>
       <w:lvlJc w:val="left"/>
     </w:lvl>
-    <w:lvl w:ilvl="5" w:tplc="1F0219F0">
+    <w:lvl w:ilvl="5" w:tplc="08307A02">
       <w:numFmt w:val="decimal"/>
       <w:lvlText w:val=""/>
       <w:lvlJc w:val="left"/>
     </w:lvl>
-    <w:lvl w:ilvl="6" w:tplc="9276319E">
+    <w:lvl w:ilvl="6" w:tplc="3DD0C37A">
       <w:numFmt w:val="decimal"/>
       <w:lvlText w:val=""/>
       <w:lvlJc w:val="left"/>
     </w:lvl>
-    <w:lvl w:ilvl="7" w:tplc="BFCEF89E">
+    <w:lvl w:ilvl="7" w:tplc="A4CCB39C">
       <w:numFmt w:val="decimal"/>
       <w:lvlText w:val=""/>
       <w:lvlJc w:val="left"/>
     </w:lvl>
-    <w:lvl w:ilvl="8" w:tplc="6E0E81F2">
+    <w:lvl w:ilvl="8" w:tplc="E3864E7C">
       <w:numFmt w:val="decimal"/>
       <w:lvlText w:val=""/>
       <w:lvlJc w:val="left"/>
     </w:lvl>
   </w:abstractNum>
-  <w:num w:numId="1" w16cid:durableId="1560246694">
+  <w:abstractNum w:abstractNumId="22" w15:restartNumberingAfterBreak="0">
+    <w:nsid w:val="6C5A0EE0"/>
+    <w:multiLevelType w:val="hybridMultilevel"/>
+    <w:tmpl w:val="A7B418D6"/>
+    <w:lvl w:ilvl="0" w:tplc="50089EB2">
+      <w:start w:val="1"/>
+      <w:numFmt w:val="decimal"/>
+      <w:lvlText w:val="%1."/>
+      <w:lvlJc w:val="left"/>
+      <w:pPr>
+        <w:ind w:left="460" w:hanging="360"/>
+      </w:pPr>
+      <w:rPr>
+        <w:b/>
+        <w:bCs/>
+        <w:color w:val="A67C27"/>
+      </w:rPr>
+    </w:lvl>
+    <w:lvl w:ilvl="1" w:tplc="B41875B6">
+      <w:numFmt w:val="decimal"/>
+      <w:lvlText w:val=""/>
+      <w:lvlJc w:val="left"/>
+    </w:lvl>
+    <w:lvl w:ilvl="2" w:tplc="676C139A">
+      <w:numFmt w:val="decimal"/>
+      <w:lvlText w:val=""/>
+      <w:lvlJc w:val="left"/>
+    </w:lvl>
+    <w:lvl w:ilvl="3" w:tplc="6464D426">
+      <w:numFmt w:val="decimal"/>
+      <w:lvlText w:val=""/>
+      <w:lvlJc w:val="left"/>
+    </w:lvl>
+    <w:lvl w:ilvl="4" w:tplc="42145D3C">
+      <w:numFmt w:val="decimal"/>
+      <w:lvlText w:val=""/>
+      <w:lvlJc w:val="left"/>
+    </w:lvl>
+    <w:lvl w:ilvl="5" w:tplc="517C994E">
+      <w:numFmt w:val="decimal"/>
+      <w:lvlText w:val=""/>
+      <w:lvlJc w:val="left"/>
+    </w:lvl>
+    <w:lvl w:ilvl="6" w:tplc="CDFA6B38">
+      <w:numFmt w:val="decimal"/>
+      <w:lvlText w:val=""/>
+      <w:lvlJc w:val="left"/>
+    </w:lvl>
+    <w:lvl w:ilvl="7" w:tplc="AC56F658">
+      <w:numFmt w:val="decimal"/>
+      <w:lvlText w:val=""/>
+      <w:lvlJc w:val="left"/>
+    </w:lvl>
+    <w:lvl w:ilvl="8" w:tplc="4DF2A70E">
+      <w:numFmt w:val="decimal"/>
+      <w:lvlText w:val=""/>
+      <w:lvlJc w:val="left"/>
+    </w:lvl>
+  </w:abstractNum>
+  <w:abstractNum w:abstractNumId="23" w15:restartNumberingAfterBreak="0">
+    <w:nsid w:val="7062271C"/>
+    <w:multiLevelType w:val="hybridMultilevel"/>
+    <w:tmpl w:val="388EEDB2"/>
+    <w:lvl w:ilvl="0" w:tplc="52E827A6">
+      <w:start w:val="1"/>
+      <w:numFmt w:val="decimal"/>
+      <w:lvlText w:val="%1."/>
+      <w:lvlJc w:val="left"/>
+      <w:pPr>
+        <w:ind w:left="460" w:hanging="360"/>
+      </w:pPr>
+      <w:rPr>
+        <w:b/>
+        <w:bCs/>
+        <w:color w:val="A67C27"/>
+      </w:rPr>
+    </w:lvl>
+    <w:lvl w:ilvl="1" w:tplc="5E6E0ECC">
+      <w:numFmt w:val="decimal"/>
+      <w:lvlText w:val=""/>
+      <w:lvlJc w:val="left"/>
+    </w:lvl>
+    <w:lvl w:ilvl="2" w:tplc="EC528678">
+      <w:numFmt w:val="decimal"/>
+      <w:lvlText w:val=""/>
+      <w:lvlJc w:val="left"/>
+    </w:lvl>
+    <w:lvl w:ilvl="3" w:tplc="4C1063F4">
+      <w:numFmt w:val="decimal"/>
+      <w:lvlText w:val=""/>
+      <w:lvlJc w:val="left"/>
+    </w:lvl>
+    <w:lvl w:ilvl="4" w:tplc="EB163046">
+      <w:numFmt w:val="decimal"/>
+      <w:lvlText w:val=""/>
+      <w:lvlJc w:val="left"/>
+    </w:lvl>
+    <w:lvl w:ilvl="5" w:tplc="7C1E236E">
+      <w:numFmt w:val="decimal"/>
+      <w:lvlText w:val=""/>
+      <w:lvlJc w:val="left"/>
+    </w:lvl>
+    <w:lvl w:ilvl="6" w:tplc="A9525638">
+      <w:numFmt w:val="decimal"/>
+      <w:lvlText w:val=""/>
+      <w:lvlJc w:val="left"/>
+    </w:lvl>
+    <w:lvl w:ilvl="7" w:tplc="2550C842">
+      <w:numFmt w:val="decimal"/>
+      <w:lvlText w:val=""/>
+      <w:lvlJc w:val="left"/>
+    </w:lvl>
+    <w:lvl w:ilvl="8" w:tplc="4704F2B0">
+      <w:numFmt w:val="decimal"/>
+      <w:lvlText w:val=""/>
+      <w:lvlJc w:val="left"/>
+    </w:lvl>
+  </w:abstractNum>
+  <w:abstractNum w:abstractNumId="24" w15:restartNumberingAfterBreak="0">
+    <w:nsid w:val="7BFF2926"/>
+    <w:multiLevelType w:val="hybridMultilevel"/>
+    <w:tmpl w:val="8736BEBA"/>
+    <w:lvl w:ilvl="0" w:tplc="605C2268">
+      <w:start w:val="1"/>
+      <w:numFmt w:val="decimal"/>
+      <w:lvlText w:val="%1."/>
+      <w:lvlJc w:val="left"/>
+      <w:pPr>
+        <w:ind w:left="460" w:hanging="360"/>
+      </w:pPr>
+      <w:rPr>
+        <w:b/>
+        <w:bCs/>
+        <w:color w:val="A67C27"/>
+      </w:rPr>
+    </w:lvl>
+    <w:lvl w:ilvl="1" w:tplc="4524D582">
+      <w:numFmt w:val="decimal"/>
+      <w:lvlText w:val=""/>
+      <w:lvlJc w:val="left"/>
+    </w:lvl>
+    <w:lvl w:ilvl="2" w:tplc="5D308036">
+      <w:numFmt w:val="decimal"/>
+      <w:lvlText w:val=""/>
+      <w:lvlJc w:val="left"/>
+    </w:lvl>
+    <w:lvl w:ilvl="3" w:tplc="20D607E6">
+      <w:numFmt w:val="decimal"/>
+      <w:lvlText w:val=""/>
+      <w:lvlJc w:val="left"/>
+    </w:lvl>
+    <w:lvl w:ilvl="4" w:tplc="612090B4">
+      <w:numFmt w:val="decimal"/>
+      <w:lvlText w:val=""/>
+      <w:lvlJc w:val="left"/>
+    </w:lvl>
+    <w:lvl w:ilvl="5" w:tplc="E80CABA6">
+      <w:numFmt w:val="decimal"/>
+      <w:lvlText w:val=""/>
+      <w:lvlJc w:val="left"/>
+    </w:lvl>
+    <w:lvl w:ilvl="6" w:tplc="A33255A8">
+      <w:numFmt w:val="decimal"/>
+      <w:lvlText w:val=""/>
+      <w:lvlJc w:val="left"/>
+    </w:lvl>
+    <w:lvl w:ilvl="7" w:tplc="A86CB0A8">
+      <w:numFmt w:val="decimal"/>
+      <w:lvlText w:val=""/>
+      <w:lvlJc w:val="left"/>
+    </w:lvl>
+    <w:lvl w:ilvl="8" w:tplc="8C66BEBA">
+      <w:numFmt w:val="decimal"/>
+      <w:lvlText w:val=""/>
+      <w:lvlJc w:val="left"/>
+    </w:lvl>
+  </w:abstractNum>
+  <w:num w:numId="1" w16cid:durableId="2135950581">
     <w:abstractNumId w:val="14"/>
     <w:lvlOverride w:ilvl="0">
       <w:startOverride w:val="1"/>
     </w:lvlOverride>
   </w:num>
-  <w:num w:numId="2" w16cid:durableId="337462791">
+  <w:num w:numId="2" w16cid:durableId="1622493940">
+    <w:abstractNumId w:val="8"/>
+    <w:lvlOverride w:ilvl="0">
+      <w:startOverride w:val="1"/>
+    </w:lvlOverride>
+  </w:num>
+  <w:num w:numId="3" w16cid:durableId="391080933">
+    <w:abstractNumId w:val="12"/>
+    <w:lvlOverride w:ilvl="0">
+      <w:startOverride w:val="1"/>
+    </w:lvlOverride>
+  </w:num>
+  <w:num w:numId="4" w16cid:durableId="1407147278">
+    <w:abstractNumId w:val="23"/>
+    <w:lvlOverride w:ilvl="0">
+      <w:startOverride w:val="1"/>
+    </w:lvlOverride>
+  </w:num>
+  <w:num w:numId="5" w16cid:durableId="942347479">
+    <w:abstractNumId w:val="19"/>
+    <w:lvlOverride w:ilvl="0">
+      <w:startOverride w:val="1"/>
+    </w:lvlOverride>
+  </w:num>
+  <w:num w:numId="6" w16cid:durableId="620185386">
+    <w:abstractNumId w:val="0"/>
+    <w:lvlOverride w:ilvl="0">
+      <w:startOverride w:val="1"/>
+    </w:lvlOverride>
+  </w:num>
+  <w:num w:numId="7" w16cid:durableId="815028887">
+    <w:abstractNumId w:val="6"/>
+    <w:lvlOverride w:ilvl="0">
+      <w:startOverride w:val="1"/>
+    </w:lvlOverride>
+  </w:num>
+  <w:num w:numId="8" w16cid:durableId="402263479">
+    <w:abstractNumId w:val="7"/>
+    <w:lvlOverride w:ilvl="0">
+      <w:startOverride w:val="1"/>
+    </w:lvlOverride>
+  </w:num>
+  <w:num w:numId="9" w16cid:durableId="65224073">
+    <w:abstractNumId w:val="5"/>
+    <w:lvlOverride w:ilvl="0">
+      <w:startOverride w:val="1"/>
+    </w:lvlOverride>
+  </w:num>
+  <w:num w:numId="10" w16cid:durableId="1789355483">
+    <w:abstractNumId w:val="1"/>
+    <w:lvlOverride w:ilvl="0">
+      <w:startOverride w:val="1"/>
+    </w:lvlOverride>
+  </w:num>
+  <w:num w:numId="11" w16cid:durableId="892470289">
+    <w:abstractNumId w:val="21"/>
+    <w:lvlOverride w:ilvl="0">
+      <w:startOverride w:val="1"/>
+    </w:lvlOverride>
+  </w:num>
+  <w:num w:numId="12" w16cid:durableId="1927573853">
     <w:abstractNumId w:val="17"/>
     <w:lvlOverride w:ilvl="0">
       <w:startOverride w:val="1"/>
     </w:lvlOverride>
   </w:num>
-  <w:num w:numId="3" w16cid:durableId="1366448930">
-    <w:abstractNumId w:val="19"/>
+  <w:num w:numId="13" w16cid:durableId="1395664982">
+    <w:abstractNumId w:val="10"/>
     <w:lvlOverride w:ilvl="0">
       <w:startOverride w:val="1"/>
     </w:lvlOverride>
   </w:num>
-  <w:num w:numId="4" w16cid:durableId="51972975">
+  <w:num w:numId="14" w16cid:durableId="1030841843">
     <w:abstractNumId w:val="4"/>
     <w:lvlOverride w:ilvl="0">
       <w:startOverride w:val="1"/>
     </w:lvlOverride>
   </w:num>
-  <w:num w:numId="5" w16cid:durableId="182935185">
-    <w:abstractNumId w:val="18"/>
+  <w:num w:numId="15" w16cid:durableId="941451136">
+    <w:abstractNumId w:val="11"/>
     <w:lvlOverride w:ilvl="0">
       <w:startOverride w:val="1"/>
     </w:lvlOverride>
   </w:num>
-  <w:num w:numId="6" w16cid:durableId="1500847040">
+  <w:num w:numId="16" w16cid:durableId="438919204">
+    <w:abstractNumId w:val="13"/>
+    <w:lvlOverride w:ilvl="0">
+      <w:startOverride w:val="1"/>
+    </w:lvlOverride>
+  </w:num>
+  <w:num w:numId="17" w16cid:durableId="1642423270">
+    <w:abstractNumId w:val="16"/>
+    <w:lvlOverride w:ilvl="0">
+      <w:startOverride w:val="1"/>
+    </w:lvlOverride>
+  </w:num>
+  <w:num w:numId="18" w16cid:durableId="419717608">
+    <w:abstractNumId w:val="22"/>
+    <w:lvlOverride w:ilvl="0">
+      <w:startOverride w:val="1"/>
+    </w:lvlOverride>
+  </w:num>
+  <w:num w:numId="19" w16cid:durableId="251593921">
     <w:abstractNumId w:val="2"/>
     <w:lvlOverride w:ilvl="0">
       <w:startOverride w:val="1"/>
     </w:lvlOverride>
   </w:num>
-  <w:num w:numId="7" w16cid:durableId="686366460">
-    <w:abstractNumId w:val="11"/>
+  <w:num w:numId="20" w16cid:durableId="1172530917">
+    <w:abstractNumId w:val="20"/>
     <w:lvlOverride w:ilvl="0">
       <w:startOverride w:val="1"/>
     </w:lvlOverride>
   </w:num>
-  <w:num w:numId="8" w16cid:durableId="959452743">
-    <w:abstractNumId w:val="16"/>
-    <w:lvlOverride w:ilvl="0">
-      <w:startOverride w:val="1"/>
-    </w:lvlOverride>
-  </w:num>
-  <w:num w:numId="9" w16cid:durableId="1156410173">
-    <w:abstractNumId w:val="21"/>
-    <w:lvlOverride w:ilvl="0">
-      <w:startOverride w:val="1"/>
-    </w:lvlOverride>
-  </w:num>
-  <w:num w:numId="10" w16cid:durableId="419520423">
-    <w:abstractNumId w:val="0"/>
-    <w:lvlOverride w:ilvl="0">
-      <w:startOverride w:val="1"/>
-    </w:lvlOverride>
-  </w:num>
-  <w:num w:numId="11" w16cid:durableId="44717379">
-    <w:abstractNumId w:val="8"/>
-    <w:lvlOverride w:ilvl="0">
-      <w:startOverride w:val="1"/>
-    </w:lvlOverride>
-  </w:num>
-  <w:num w:numId="12" w16cid:durableId="119033425">
-    <w:abstractNumId w:val="5"/>
-    <w:lvlOverride w:ilvl="0">
-      <w:startOverride w:val="1"/>
-    </w:lvlOverride>
-  </w:num>
-  <w:num w:numId="13" w16cid:durableId="239413457">
-    <w:abstractNumId w:val="10"/>
-    <w:lvlOverride w:ilvl="0">
-      <w:startOverride w:val="1"/>
-    </w:lvlOverride>
-  </w:num>
-  <w:num w:numId="14" w16cid:durableId="521822015">
+  <w:num w:numId="21" w16cid:durableId="1851406973">
     <w:abstractNumId w:val="15"/>
     <w:lvlOverride w:ilvl="0">
       <w:startOverride w:val="1"/>
     </w:lvlOverride>
   </w:num>
-  <w:num w:numId="15" w16cid:durableId="127824228">
-    <w:abstractNumId w:val="7"/>
-    <w:lvlOverride w:ilvl="0">
-      <w:startOverride w:val="1"/>
-    </w:lvlOverride>
-  </w:num>
-  <w:num w:numId="16" w16cid:durableId="2078897065">
-    <w:abstractNumId w:val="12"/>
-    <w:lvlOverride w:ilvl="0">
-      <w:startOverride w:val="1"/>
-    </w:lvlOverride>
-  </w:num>
-  <w:num w:numId="17" w16cid:durableId="1278098725">
+  <w:num w:numId="22" w16cid:durableId="1527057098">
     <w:abstractNumId w:val="3"/>
     <w:lvlOverride w:ilvl="0">
       <w:startOverride w:val="1"/>
     </w:lvlOverride>
   </w:num>
-  <w:num w:numId="18" w16cid:durableId="78914040">
-    <w:abstractNumId w:val="20"/>
+  <w:num w:numId="23" w16cid:durableId="2041589719">
+    <w:abstractNumId w:val="24"/>
     <w:lvlOverride w:ilvl="0">
       <w:startOverride w:val="1"/>
     </w:lvlOverride>
   </w:num>
-  <w:num w:numId="19" w16cid:durableId="1152216278">
+  <w:num w:numId="24" w16cid:durableId="492524363">
     <w:abstractNumId w:val="9"/>
     <w:lvlOverride w:ilvl="0">
       <w:startOverride w:val="1"/>
     </w:lvlOverride>
   </w:num>
-  <w:num w:numId="20" w16cid:durableId="842008042">
-    <w:abstractNumId w:val="1"/>
-    <w:lvlOverride w:ilvl="0">
-      <w:startOverride w:val="1"/>
-    </w:lvlOverride>
-  </w:num>
-  <w:num w:numId="21" w16cid:durableId="1740784677">
-    <w:abstractNumId w:val="13"/>
-    <w:lvlOverride w:ilvl="0">
-      <w:startOverride w:val="1"/>
-    </w:lvlOverride>
-  </w:num>
-  <w:num w:numId="22" w16cid:durableId="579100574">
-    <w:abstractNumId w:val="6"/>
+  <w:num w:numId="25" w16cid:durableId="1190484572">
+    <w:abstractNumId w:val="18"/>
     <w:lvlOverride w:ilvl="0">
       <w:startOverride w:val="1"/>
     </w:lvlOverride>
@@ -20009,7 +23557,7 @@
     <w:autoRedefine/>
     <w:uiPriority w:val="39"/>
     <w:unhideWhenUsed/>
-    <w:rsid w:val="00E46C81"/>
+    <w:rsid w:val="00B2209A"/>
     <w:pPr>
       <w:spacing w:after="100"/>
     </w:pPr>
@@ -20021,7 +23569,7 @@
     <w:autoRedefine/>
     <w:uiPriority w:val="39"/>
     <w:unhideWhenUsed/>
-    <w:rsid w:val="00E46C81"/>
+    <w:rsid w:val="00B2209A"/>
     <w:pPr>
       <w:spacing w:after="100"/>
       <w:ind w:left="210"/>

--- a/docs/manuals/RA_Training_Manual.docx
+++ b/docs/manuals/RA_Training_Manual.docx
@@ -469,7 +469,7 @@
                 <w:sz w:val="19"/>
                 <w:szCs w:val="19"/>
               </w:rPr>
-              <w:t>Version 1.1 · 19 September 2026</w:t>
+              <w:t>Version 1.2 · 20 September 2026</w:t>
             </w:r>
           </w:p>
         </w:tc>
@@ -538,7 +538,7 @@
     <w:sdt>
       <w:sdtPr>
         <w:alias w:val="Contents"/>
-        <w:id w:val="-2129304872"/>
+        <w:id w:val="-1513837585"/>
       </w:sdtPr>
       <w:sdtEndPr/>
       <w:sdtContent>
@@ -567,7 +567,7 @@
           <w:r>
             <w:fldChar w:fldCharType="separate"/>
           </w:r>
-          <w:hyperlink w:anchor="_Toc240712986" w:history="1">
+          <w:hyperlink w:anchor="_Toc240758732" w:history="1">
             <w:r>
               <w:rPr>
                 <w:rStyle w:val="Hyperlink"/>
@@ -591,7 +591,7 @@
               <w:rPr>
                 <w:noProof/>
               </w:rPr>
-              <w:instrText xml:space="preserve"> PAGEREF _Toc240712986 \h </w:instrText>
+              <w:instrText xml:space="preserve"> PAGEREF _Toc240758732 \h </w:instrText>
             </w:r>
             <w:r>
               <w:rPr>
@@ -634,7 +634,7 @@
               <w14:ligatures w14:val="standardContextual"/>
             </w:rPr>
           </w:pPr>
-          <w:hyperlink w:anchor="_Toc240712987" w:history="1">
+          <w:hyperlink w:anchor="_Toc240758733" w:history="1">
             <w:r>
               <w:rPr>
                 <w:rStyle w:val="Hyperlink"/>
@@ -658,7 +658,7 @@
               <w:rPr>
                 <w:noProof/>
               </w:rPr>
-              <w:instrText xml:space="preserve"> PAGEREF _Toc240712987 \h </w:instrText>
+              <w:instrText xml:space="preserve"> PAGEREF _Toc240758733 \h </w:instrText>
             </w:r>
             <w:r>
               <w:rPr>
@@ -701,7 +701,7 @@
               <w14:ligatures w14:val="standardContextual"/>
             </w:rPr>
           </w:pPr>
-          <w:hyperlink w:anchor="_Toc240712988" w:history="1">
+          <w:hyperlink w:anchor="_Toc240758734" w:history="1">
             <w:r>
               <w:rPr>
                 <w:rStyle w:val="Hyperlink"/>
@@ -725,7 +725,7 @@
               <w:rPr>
                 <w:noProof/>
               </w:rPr>
-              <w:instrText xml:space="preserve"> PAGEREF _Toc240712988 \h </w:instrText>
+              <w:instrText xml:space="preserve"> PAGEREF _Toc240758734 \h </w:instrText>
             </w:r>
             <w:r>
               <w:rPr>
@@ -768,7 +768,7 @@
               <w14:ligatures w14:val="standardContextual"/>
             </w:rPr>
           </w:pPr>
-          <w:hyperlink w:anchor="_Toc240712989" w:history="1">
+          <w:hyperlink w:anchor="_Toc240758735" w:history="1">
             <w:r>
               <w:rPr>
                 <w:rStyle w:val="Hyperlink"/>
@@ -792,7 +792,7 @@
               <w:rPr>
                 <w:noProof/>
               </w:rPr>
-              <w:instrText xml:space="preserve"> PAGEREF _Toc240712989 \h </w:instrText>
+              <w:instrText xml:space="preserve"> PAGEREF _Toc240758735 \h </w:instrText>
             </w:r>
             <w:r>
               <w:rPr>
@@ -835,7 +835,7 @@
               <w14:ligatures w14:val="standardContextual"/>
             </w:rPr>
           </w:pPr>
-          <w:hyperlink w:anchor="_Toc240712990" w:history="1">
+          <w:hyperlink w:anchor="_Toc240758736" w:history="1">
             <w:r>
               <w:rPr>
                 <w:rStyle w:val="Hyperlink"/>
@@ -859,7 +859,7 @@
               <w:rPr>
                 <w:noProof/>
               </w:rPr>
-              <w:instrText xml:space="preserve"> PAGEREF _Toc240712990 \h </w:instrText>
+              <w:instrText xml:space="preserve"> PAGEREF _Toc240758736 \h </w:instrText>
             </w:r>
             <w:r>
               <w:rPr>
@@ -902,7 +902,7 @@
               <w14:ligatures w14:val="standardContextual"/>
             </w:rPr>
           </w:pPr>
-          <w:hyperlink w:anchor="_Toc240712991" w:history="1">
+          <w:hyperlink w:anchor="_Toc240758737" w:history="1">
             <w:r>
               <w:rPr>
                 <w:rStyle w:val="Hyperlink"/>
@@ -926,7 +926,7 @@
               <w:rPr>
                 <w:noProof/>
               </w:rPr>
-              <w:instrText xml:space="preserve"> PAGEREF _Toc240712991 \h </w:instrText>
+              <w:instrText xml:space="preserve"> PAGEREF _Toc240758737 \h </w:instrText>
             </w:r>
             <w:r>
               <w:rPr>
@@ -969,7 +969,7 @@
               <w14:ligatures w14:val="standardContextual"/>
             </w:rPr>
           </w:pPr>
-          <w:hyperlink w:anchor="_Toc240712992" w:history="1">
+          <w:hyperlink w:anchor="_Toc240758738" w:history="1">
             <w:r>
               <w:rPr>
                 <w:rStyle w:val="Hyperlink"/>
@@ -993,7 +993,7 @@
               <w:rPr>
                 <w:noProof/>
               </w:rPr>
-              <w:instrText xml:space="preserve"> PAGEREF _Toc240712992 \h </w:instrText>
+              <w:instrText xml:space="preserve"> PAGEREF _Toc240758738 \h </w:instrText>
             </w:r>
             <w:r>
               <w:rPr>
@@ -1036,7 +1036,7 @@
               <w14:ligatures w14:val="standardContextual"/>
             </w:rPr>
           </w:pPr>
-          <w:hyperlink w:anchor="_Toc240712993" w:history="1">
+          <w:hyperlink w:anchor="_Toc240758739" w:history="1">
             <w:r>
               <w:rPr>
                 <w:rStyle w:val="Hyperlink"/>
@@ -1060,7 +1060,7 @@
               <w:rPr>
                 <w:noProof/>
               </w:rPr>
-              <w:instrText xml:space="preserve"> PAGEREF _Toc240712993 \h </w:instrText>
+              <w:instrText xml:space="preserve"> PAGEREF _Toc240758739 \h </w:instrText>
             </w:r>
             <w:r>
               <w:rPr>
@@ -1103,7 +1103,7 @@
               <w14:ligatures w14:val="standardContextual"/>
             </w:rPr>
           </w:pPr>
-          <w:hyperlink w:anchor="_Toc240712994" w:history="1">
+          <w:hyperlink w:anchor="_Toc240758740" w:history="1">
             <w:r>
               <w:rPr>
                 <w:rStyle w:val="Hyperlink"/>
@@ -1127,7 +1127,7 @@
               <w:rPr>
                 <w:noProof/>
               </w:rPr>
-              <w:instrText xml:space="preserve"> PAGEREF _Toc240712994 \h </w:instrText>
+              <w:instrText xml:space="preserve"> PAGEREF _Toc240758740 \h </w:instrText>
             </w:r>
             <w:r>
               <w:rPr>
@@ -1170,7 +1170,7 @@
               <w14:ligatures w14:val="standardContextual"/>
             </w:rPr>
           </w:pPr>
-          <w:hyperlink w:anchor="_Toc240712995" w:history="1">
+          <w:hyperlink w:anchor="_Toc240758741" w:history="1">
             <w:r>
               <w:rPr>
                 <w:rStyle w:val="Hyperlink"/>
@@ -1194,7 +1194,7 @@
               <w:rPr>
                 <w:noProof/>
               </w:rPr>
-              <w:instrText xml:space="preserve"> PAGEREF _Toc240712995 \h </w:instrText>
+              <w:instrText xml:space="preserve"> PAGEREF _Toc240758741 \h </w:instrText>
             </w:r>
             <w:r>
               <w:rPr>
@@ -1237,7 +1237,7 @@
               <w14:ligatures w14:val="standardContextual"/>
             </w:rPr>
           </w:pPr>
-          <w:hyperlink w:anchor="_Toc240712996" w:history="1">
+          <w:hyperlink w:anchor="_Toc240758742" w:history="1">
             <w:r>
               <w:rPr>
                 <w:rStyle w:val="Hyperlink"/>
@@ -1261,7 +1261,7 @@
               <w:rPr>
                 <w:noProof/>
               </w:rPr>
-              <w:instrText xml:space="preserve"> PAGEREF _Toc240712996 \h </w:instrText>
+              <w:instrText xml:space="preserve"> PAGEREF _Toc240758742 \h </w:instrText>
             </w:r>
             <w:r>
               <w:rPr>
@@ -1304,7 +1304,7 @@
               <w14:ligatures w14:val="standardContextual"/>
             </w:rPr>
           </w:pPr>
-          <w:hyperlink w:anchor="_Toc240712997" w:history="1">
+          <w:hyperlink w:anchor="_Toc240758743" w:history="1">
             <w:r>
               <w:rPr>
                 <w:rStyle w:val="Hyperlink"/>
@@ -1328,7 +1328,7 @@
               <w:rPr>
                 <w:noProof/>
               </w:rPr>
-              <w:instrText xml:space="preserve"> PAGEREF _Toc240712997 \h </w:instrText>
+              <w:instrText xml:space="preserve"> PAGEREF _Toc240758743 \h </w:instrText>
             </w:r>
             <w:r>
               <w:rPr>
@@ -1371,7 +1371,7 @@
               <w14:ligatures w14:val="standardContextual"/>
             </w:rPr>
           </w:pPr>
-          <w:hyperlink w:anchor="_Toc240712998" w:history="1">
+          <w:hyperlink w:anchor="_Toc240758744" w:history="1">
             <w:r>
               <w:rPr>
                 <w:rStyle w:val="Hyperlink"/>
@@ -1395,7 +1395,7 @@
               <w:rPr>
                 <w:noProof/>
               </w:rPr>
-              <w:instrText xml:space="preserve"> PAGEREF _Toc240712998 \h </w:instrText>
+              <w:instrText xml:space="preserve"> PAGEREF _Toc240758744 \h </w:instrText>
             </w:r>
             <w:r>
               <w:rPr>
@@ -1438,7 +1438,7 @@
               <w14:ligatures w14:val="standardContextual"/>
             </w:rPr>
           </w:pPr>
-          <w:hyperlink w:anchor="_Toc240712999" w:history="1">
+          <w:hyperlink w:anchor="_Toc240758745" w:history="1">
             <w:r>
               <w:rPr>
                 <w:rStyle w:val="Hyperlink"/>
@@ -1462,7 +1462,7 @@
               <w:rPr>
                 <w:noProof/>
               </w:rPr>
-              <w:instrText xml:space="preserve"> PAGEREF _Toc240712999 \h </w:instrText>
+              <w:instrText xml:space="preserve"> PAGEREF _Toc240758745 \h </w:instrText>
             </w:r>
             <w:r>
               <w:rPr>
@@ -1505,7 +1505,7 @@
               <w14:ligatures w14:val="standardContextual"/>
             </w:rPr>
           </w:pPr>
-          <w:hyperlink w:anchor="_Toc240713000" w:history="1">
+          <w:hyperlink w:anchor="_Toc240758746" w:history="1">
             <w:r>
               <w:rPr>
                 <w:rStyle w:val="Hyperlink"/>
@@ -1529,7 +1529,7 @@
               <w:rPr>
                 <w:noProof/>
               </w:rPr>
-              <w:instrText xml:space="preserve"> PAGEREF _Toc240713000 \h </w:instrText>
+              <w:instrText xml:space="preserve"> PAGEREF _Toc240758746 \h </w:instrText>
             </w:r>
             <w:r>
               <w:rPr>
@@ -1572,7 +1572,7 @@
               <w14:ligatures w14:val="standardContextual"/>
             </w:rPr>
           </w:pPr>
-          <w:hyperlink w:anchor="_Toc240713001" w:history="1">
+          <w:hyperlink w:anchor="_Toc240758747" w:history="1">
             <w:r>
               <w:rPr>
                 <w:rStyle w:val="Hyperlink"/>
@@ -1596,7 +1596,7 @@
               <w:rPr>
                 <w:noProof/>
               </w:rPr>
-              <w:instrText xml:space="preserve"> PAGEREF _Toc240713001 \h </w:instrText>
+              <w:instrText xml:space="preserve"> PAGEREF _Toc240758747 \h </w:instrText>
             </w:r>
             <w:r>
               <w:rPr>
@@ -1639,7 +1639,7 @@
               <w14:ligatures w14:val="standardContextual"/>
             </w:rPr>
           </w:pPr>
-          <w:hyperlink w:anchor="_Toc240713002" w:history="1">
+          <w:hyperlink w:anchor="_Toc240758748" w:history="1">
             <w:r>
               <w:rPr>
                 <w:rStyle w:val="Hyperlink"/>
@@ -1663,7 +1663,7 @@
               <w:rPr>
                 <w:noProof/>
               </w:rPr>
-              <w:instrText xml:space="preserve"> PAGEREF _Toc240713002 \h </w:instrText>
+              <w:instrText xml:space="preserve"> PAGEREF _Toc240758748 \h </w:instrText>
             </w:r>
             <w:r>
               <w:rPr>
@@ -1706,7 +1706,7 @@
               <w14:ligatures w14:val="standardContextual"/>
             </w:rPr>
           </w:pPr>
-          <w:hyperlink w:anchor="_Toc240713003" w:history="1">
+          <w:hyperlink w:anchor="_Toc240758749" w:history="1">
             <w:r>
               <w:rPr>
                 <w:rStyle w:val="Hyperlink"/>
@@ -1730,7 +1730,7 @@
               <w:rPr>
                 <w:noProof/>
               </w:rPr>
-              <w:instrText xml:space="preserve"> PAGEREF _Toc240713003 \h </w:instrText>
+              <w:instrText xml:space="preserve"> PAGEREF _Toc240758749 \h </w:instrText>
             </w:r>
             <w:r>
               <w:rPr>
@@ -1773,7 +1773,7 @@
               <w14:ligatures w14:val="standardContextual"/>
             </w:rPr>
           </w:pPr>
-          <w:hyperlink w:anchor="_Toc240713004" w:history="1">
+          <w:hyperlink w:anchor="_Toc240758750" w:history="1">
             <w:r>
               <w:rPr>
                 <w:rStyle w:val="Hyperlink"/>
@@ -1797,7 +1797,7 @@
               <w:rPr>
                 <w:noProof/>
               </w:rPr>
-              <w:instrText xml:space="preserve"> PAGEREF _Toc240713004 \h </w:instrText>
+              <w:instrText xml:space="preserve"> PAGEREF _Toc240758750 \h </w:instrText>
             </w:r>
             <w:r>
               <w:rPr>
@@ -1840,7 +1840,7 @@
               <w14:ligatures w14:val="standardContextual"/>
             </w:rPr>
           </w:pPr>
-          <w:hyperlink w:anchor="_Toc240713005" w:history="1">
+          <w:hyperlink w:anchor="_Toc240758751" w:history="1">
             <w:r>
               <w:rPr>
                 <w:rStyle w:val="Hyperlink"/>
@@ -1864,7 +1864,7 @@
               <w:rPr>
                 <w:noProof/>
               </w:rPr>
-              <w:instrText xml:space="preserve"> PAGEREF _Toc240713005 \h </w:instrText>
+              <w:instrText xml:space="preserve"> PAGEREF _Toc240758751 \h </w:instrText>
             </w:r>
             <w:r>
               <w:rPr>
@@ -1907,7 +1907,7 @@
               <w14:ligatures w14:val="standardContextual"/>
             </w:rPr>
           </w:pPr>
-          <w:hyperlink w:anchor="_Toc240713006" w:history="1">
+          <w:hyperlink w:anchor="_Toc240758752" w:history="1">
             <w:r>
               <w:rPr>
                 <w:rStyle w:val="Hyperlink"/>
@@ -1931,7 +1931,7 @@
               <w:rPr>
                 <w:noProof/>
               </w:rPr>
-              <w:instrText xml:space="preserve"> PAGEREF _Toc240713006 \h </w:instrText>
+              <w:instrText xml:space="preserve"> PAGEREF _Toc240758752 \h </w:instrText>
             </w:r>
             <w:r>
               <w:rPr>
@@ -1974,7 +1974,7 @@
               <w14:ligatures w14:val="standardContextual"/>
             </w:rPr>
           </w:pPr>
-          <w:hyperlink w:anchor="_Toc240713007" w:history="1">
+          <w:hyperlink w:anchor="_Toc240758753" w:history="1">
             <w:r>
               <w:rPr>
                 <w:rStyle w:val="Hyperlink"/>
@@ -1998,7 +1998,7 @@
               <w:rPr>
                 <w:noProof/>
               </w:rPr>
-              <w:instrText xml:space="preserve"> PAGEREF _Toc240713007 \h </w:instrText>
+              <w:instrText xml:space="preserve"> PAGEREF _Toc240758753 \h </w:instrText>
             </w:r>
             <w:r>
               <w:rPr>
@@ -2041,7 +2041,7 @@
               <w14:ligatures w14:val="standardContextual"/>
             </w:rPr>
           </w:pPr>
-          <w:hyperlink w:anchor="_Toc240713008" w:history="1">
+          <w:hyperlink w:anchor="_Toc240758754" w:history="1">
             <w:r>
               <w:rPr>
                 <w:rStyle w:val="Hyperlink"/>
@@ -2065,7 +2065,7 @@
               <w:rPr>
                 <w:noProof/>
               </w:rPr>
-              <w:instrText xml:space="preserve"> PAGEREF _Toc240713008 \h </w:instrText>
+              <w:instrText xml:space="preserve"> PAGEREF _Toc240758754 \h </w:instrText>
             </w:r>
             <w:r>
               <w:rPr>
@@ -2108,7 +2108,7 @@
               <w14:ligatures w14:val="standardContextual"/>
             </w:rPr>
           </w:pPr>
-          <w:hyperlink w:anchor="_Toc240713009" w:history="1">
+          <w:hyperlink w:anchor="_Toc240758755" w:history="1">
             <w:r>
               <w:rPr>
                 <w:rStyle w:val="Hyperlink"/>
@@ -2132,7 +2132,7 @@
               <w:rPr>
                 <w:noProof/>
               </w:rPr>
-              <w:instrText xml:space="preserve"> PAGEREF _Toc240713009 \h </w:instrText>
+              <w:instrText xml:space="preserve"> PAGEREF _Toc240758755 \h </w:instrText>
             </w:r>
             <w:r>
               <w:rPr>
@@ -2175,7 +2175,7 @@
               <w14:ligatures w14:val="standardContextual"/>
             </w:rPr>
           </w:pPr>
-          <w:hyperlink w:anchor="_Toc240713010" w:history="1">
+          <w:hyperlink w:anchor="_Toc240758756" w:history="1">
             <w:r>
               <w:rPr>
                 <w:rStyle w:val="Hyperlink"/>
@@ -2199,7 +2199,7 @@
               <w:rPr>
                 <w:noProof/>
               </w:rPr>
-              <w:instrText xml:space="preserve"> PAGEREF _Toc240713010 \h </w:instrText>
+              <w:instrText xml:space="preserve"> PAGEREF _Toc240758756 \h </w:instrText>
             </w:r>
             <w:r>
               <w:rPr>
@@ -2242,7 +2242,7 @@
               <w14:ligatures w14:val="standardContextual"/>
             </w:rPr>
           </w:pPr>
-          <w:hyperlink w:anchor="_Toc240713011" w:history="1">
+          <w:hyperlink w:anchor="_Toc240758757" w:history="1">
             <w:r>
               <w:rPr>
                 <w:rStyle w:val="Hyperlink"/>
@@ -2266,7 +2266,7 @@
               <w:rPr>
                 <w:noProof/>
               </w:rPr>
-              <w:instrText xml:space="preserve"> PAGEREF _Toc240713011 \h </w:instrText>
+              <w:instrText xml:space="preserve"> PAGEREF _Toc240758757 \h </w:instrText>
             </w:r>
             <w:r>
               <w:rPr>
@@ -2309,7 +2309,7 @@
               <w14:ligatures w14:val="standardContextual"/>
             </w:rPr>
           </w:pPr>
-          <w:hyperlink w:anchor="_Toc240713012" w:history="1">
+          <w:hyperlink w:anchor="_Toc240758758" w:history="1">
             <w:r>
               <w:rPr>
                 <w:rStyle w:val="Hyperlink"/>
@@ -2333,7 +2333,7 @@
               <w:rPr>
                 <w:noProof/>
               </w:rPr>
-              <w:instrText xml:space="preserve"> PAGEREF _Toc240713012 \h </w:instrText>
+              <w:instrText xml:space="preserve"> PAGEREF _Toc240758758 \h </w:instrText>
             </w:r>
             <w:r>
               <w:rPr>
@@ -2376,7 +2376,7 @@
               <w14:ligatures w14:val="standardContextual"/>
             </w:rPr>
           </w:pPr>
-          <w:hyperlink w:anchor="_Toc240713013" w:history="1">
+          <w:hyperlink w:anchor="_Toc240758759" w:history="1">
             <w:r>
               <w:rPr>
                 <w:rStyle w:val="Hyperlink"/>
@@ -2400,7 +2400,7 @@
               <w:rPr>
                 <w:noProof/>
               </w:rPr>
-              <w:instrText xml:space="preserve"> PAGEREF _Toc240713013 \h </w:instrText>
+              <w:instrText xml:space="preserve"> PAGEREF _Toc240758759 \h </w:instrText>
             </w:r>
             <w:r>
               <w:rPr>
@@ -2443,7 +2443,7 @@
               <w14:ligatures w14:val="standardContextual"/>
             </w:rPr>
           </w:pPr>
-          <w:hyperlink w:anchor="_Toc240713014" w:history="1">
+          <w:hyperlink w:anchor="_Toc240758760" w:history="1">
             <w:r>
               <w:rPr>
                 <w:rStyle w:val="Hyperlink"/>
@@ -2467,7 +2467,7 @@
               <w:rPr>
                 <w:noProof/>
               </w:rPr>
-              <w:instrText xml:space="preserve"> PAGEREF _Toc240713014 \h </w:instrText>
+              <w:instrText xml:space="preserve"> PAGEREF _Toc240758760 \h </w:instrText>
             </w:r>
             <w:r>
               <w:rPr>
@@ -2510,7 +2510,7 @@
               <w14:ligatures w14:val="standardContextual"/>
             </w:rPr>
           </w:pPr>
-          <w:hyperlink w:anchor="_Toc240713015" w:history="1">
+          <w:hyperlink w:anchor="_Toc240758761" w:history="1">
             <w:r>
               <w:rPr>
                 <w:rStyle w:val="Hyperlink"/>
@@ -2534,7 +2534,7 @@
               <w:rPr>
                 <w:noProof/>
               </w:rPr>
-              <w:instrText xml:space="preserve"> PAGEREF _Toc240713015 \h </w:instrText>
+              <w:instrText xml:space="preserve"> PAGEREF _Toc240758761 \h </w:instrText>
             </w:r>
             <w:r>
               <w:rPr>
@@ -2577,7 +2577,7 @@
               <w14:ligatures w14:val="standardContextual"/>
             </w:rPr>
           </w:pPr>
-          <w:hyperlink w:anchor="_Toc240713016" w:history="1">
+          <w:hyperlink w:anchor="_Toc240758762" w:history="1">
             <w:r>
               <w:rPr>
                 <w:rStyle w:val="Hyperlink"/>
@@ -2601,7 +2601,7 @@
               <w:rPr>
                 <w:noProof/>
               </w:rPr>
-              <w:instrText xml:space="preserve"> PAGEREF _Toc240713016 \h </w:instrText>
+              <w:instrText xml:space="preserve"> PAGEREF _Toc240758762 \h </w:instrText>
             </w:r>
             <w:r>
               <w:rPr>
@@ -2644,7 +2644,7 @@
               <w14:ligatures w14:val="standardContextual"/>
             </w:rPr>
           </w:pPr>
-          <w:hyperlink w:anchor="_Toc240713017" w:history="1">
+          <w:hyperlink w:anchor="_Toc240758763" w:history="1">
             <w:r>
               <w:rPr>
                 <w:rStyle w:val="Hyperlink"/>
@@ -2668,7 +2668,7 @@
               <w:rPr>
                 <w:noProof/>
               </w:rPr>
-              <w:instrText xml:space="preserve"> PAGEREF _Toc240713017 \h </w:instrText>
+              <w:instrText xml:space="preserve"> PAGEREF _Toc240758763 \h </w:instrText>
             </w:r>
             <w:r>
               <w:rPr>
@@ -2711,7 +2711,7 @@
               <w14:ligatures w14:val="standardContextual"/>
             </w:rPr>
           </w:pPr>
-          <w:hyperlink w:anchor="_Toc240713018" w:history="1">
+          <w:hyperlink w:anchor="_Toc240758764" w:history="1">
             <w:r>
               <w:rPr>
                 <w:rStyle w:val="Hyperlink"/>
@@ -2735,7 +2735,7 @@
               <w:rPr>
                 <w:noProof/>
               </w:rPr>
-              <w:instrText xml:space="preserve"> PAGEREF _Toc240713018 \h </w:instrText>
+              <w:instrText xml:space="preserve"> PAGEREF _Toc240758764 \h </w:instrText>
             </w:r>
             <w:r>
               <w:rPr>
@@ -2778,7 +2778,7 @@
               <w14:ligatures w14:val="standardContextual"/>
             </w:rPr>
           </w:pPr>
-          <w:hyperlink w:anchor="_Toc240713019" w:history="1">
+          <w:hyperlink w:anchor="_Toc240758765" w:history="1">
             <w:r>
               <w:rPr>
                 <w:rStyle w:val="Hyperlink"/>
@@ -2802,7 +2802,7 @@
               <w:rPr>
                 <w:noProof/>
               </w:rPr>
-              <w:instrText xml:space="preserve"> PAGEREF _Toc240713019 \h </w:instrText>
+              <w:instrText xml:space="preserve"> PAGEREF _Toc240758765 \h </w:instrText>
             </w:r>
             <w:r>
               <w:rPr>
@@ -2845,7 +2845,7 @@
               <w14:ligatures w14:val="standardContextual"/>
             </w:rPr>
           </w:pPr>
-          <w:hyperlink w:anchor="_Toc240713020" w:history="1">
+          <w:hyperlink w:anchor="_Toc240758766" w:history="1">
             <w:r>
               <w:rPr>
                 <w:rStyle w:val="Hyperlink"/>
@@ -2869,7 +2869,7 @@
               <w:rPr>
                 <w:noProof/>
               </w:rPr>
-              <w:instrText xml:space="preserve"> PAGEREF _Toc240713020 \h </w:instrText>
+              <w:instrText xml:space="preserve"> PAGEREF _Toc240758766 \h </w:instrText>
             </w:r>
             <w:r>
               <w:rPr>
@@ -2912,7 +2912,7 @@
               <w14:ligatures w14:val="standardContextual"/>
             </w:rPr>
           </w:pPr>
-          <w:hyperlink w:anchor="_Toc240713021" w:history="1">
+          <w:hyperlink w:anchor="_Toc240758767" w:history="1">
             <w:r>
               <w:rPr>
                 <w:rStyle w:val="Hyperlink"/>
@@ -2936,7 +2936,7 @@
               <w:rPr>
                 <w:noProof/>
               </w:rPr>
-              <w:instrText xml:space="preserve"> PAGEREF _Toc240713021 \h </w:instrText>
+              <w:instrText xml:space="preserve"> PAGEREF _Toc240758767 \h </w:instrText>
             </w:r>
             <w:r>
               <w:rPr>
@@ -2979,7 +2979,7 @@
               <w14:ligatures w14:val="standardContextual"/>
             </w:rPr>
           </w:pPr>
-          <w:hyperlink w:anchor="_Toc240713022" w:history="1">
+          <w:hyperlink w:anchor="_Toc240758768" w:history="1">
             <w:r>
               <w:rPr>
                 <w:rStyle w:val="Hyperlink"/>
@@ -3003,7 +3003,7 @@
               <w:rPr>
                 <w:noProof/>
               </w:rPr>
-              <w:instrText xml:space="preserve"> PAGEREF _Toc240713022 \h </w:instrText>
+              <w:instrText xml:space="preserve"> PAGEREF _Toc240758768 \h </w:instrText>
             </w:r>
             <w:r>
               <w:rPr>
@@ -3046,7 +3046,7 @@
               <w14:ligatures w14:val="standardContextual"/>
             </w:rPr>
           </w:pPr>
-          <w:hyperlink w:anchor="_Toc240713023" w:history="1">
+          <w:hyperlink w:anchor="_Toc240758769" w:history="1">
             <w:r>
               <w:rPr>
                 <w:rStyle w:val="Hyperlink"/>
@@ -3070,7 +3070,7 @@
               <w:rPr>
                 <w:noProof/>
               </w:rPr>
-              <w:instrText xml:space="preserve"> PAGEREF _Toc240713023 \h </w:instrText>
+              <w:instrText xml:space="preserve"> PAGEREF _Toc240758769 \h </w:instrText>
             </w:r>
             <w:r>
               <w:rPr>
@@ -3113,7 +3113,7 @@
               <w14:ligatures w14:val="standardContextual"/>
             </w:rPr>
           </w:pPr>
-          <w:hyperlink w:anchor="_Toc240713024" w:history="1">
+          <w:hyperlink w:anchor="_Toc240758770" w:history="1">
             <w:r>
               <w:rPr>
                 <w:rStyle w:val="Hyperlink"/>
@@ -3137,7 +3137,7 @@
               <w:rPr>
                 <w:noProof/>
               </w:rPr>
-              <w:instrText xml:space="preserve"> PAGEREF _Toc240713024 \h </w:instrText>
+              <w:instrText xml:space="preserve"> PAGEREF _Toc240758770 \h </w:instrText>
             </w:r>
             <w:r>
               <w:rPr>
@@ -3180,7 +3180,7 @@
               <w14:ligatures w14:val="standardContextual"/>
             </w:rPr>
           </w:pPr>
-          <w:hyperlink w:anchor="_Toc240713025" w:history="1">
+          <w:hyperlink w:anchor="_Toc240758771" w:history="1">
             <w:r>
               <w:rPr>
                 <w:rStyle w:val="Hyperlink"/>
@@ -3204,7 +3204,7 @@
               <w:rPr>
                 <w:noProof/>
               </w:rPr>
-              <w:instrText xml:space="preserve"> PAGEREF _Toc240713025 \h </w:instrText>
+              <w:instrText xml:space="preserve"> PAGEREF _Toc240758771 \h </w:instrText>
             </w:r>
             <w:r>
               <w:rPr>
@@ -3247,7 +3247,7 @@
               <w14:ligatures w14:val="standardContextual"/>
             </w:rPr>
           </w:pPr>
-          <w:hyperlink w:anchor="_Toc240713026" w:history="1">
+          <w:hyperlink w:anchor="_Toc240758772" w:history="1">
             <w:r>
               <w:rPr>
                 <w:rStyle w:val="Hyperlink"/>
@@ -3271,7 +3271,7 @@
               <w:rPr>
                 <w:noProof/>
               </w:rPr>
-              <w:instrText xml:space="preserve"> PAGEREF _Toc240713026 \h </w:instrText>
+              <w:instrText xml:space="preserve"> PAGEREF _Toc240758772 \h </w:instrText>
             </w:r>
             <w:r>
               <w:rPr>
@@ -3310,7 +3310,7 @@
         <w:pStyle w:val="Heading1"/>
         <w:pageBreakBefore/>
       </w:pPr>
-      <w:bookmarkStart w:id="0" w:name="_Toc240712986"/>
+      <w:bookmarkStart w:id="0" w:name="_Toc240758732"/>
       <w:r>
         <w:lastRenderedPageBreak/>
         <w:t>1. Welcome</w:t>
@@ -3339,7 +3339,7 @@
       <w:pPr>
         <w:pStyle w:val="Heading2"/>
       </w:pPr>
-      <w:bookmarkStart w:id="1" w:name="_Toc240712987"/>
+      <w:bookmarkStart w:id="1" w:name="_Toc240758733"/>
       <w:r>
         <w:t>How to use this manual</w:t>
       </w:r>
@@ -3406,7 +3406,7 @@
       <w:pPr>
         <w:pStyle w:val="Heading2"/>
       </w:pPr>
-      <w:bookmarkStart w:id="2" w:name="_Toc240712988"/>
+      <w:bookmarkStart w:id="2" w:name="_Toc240758734"/>
       <w:r>
         <w:t>Who to contact</w:t>
       </w:r>
@@ -3624,7 +3624,7 @@
         <w:pStyle w:val="Heading1"/>
         <w:pageBreakBefore/>
       </w:pPr>
-      <w:bookmarkStart w:id="3" w:name="_Toc240712989"/>
+      <w:bookmarkStart w:id="3" w:name="_Toc240758735"/>
       <w:r>
         <w:lastRenderedPageBreak/>
         <w:t>2. The study</w:t>
@@ -4220,7 +4220,7 @@
       <w:pPr>
         <w:pStyle w:val="Heading2"/>
       </w:pPr>
-      <w:bookmarkStart w:id="4" w:name="_Toc240712990"/>
+      <w:bookmarkStart w:id="4" w:name="_Toc240758736"/>
       <w:r>
         <w:t>Explaining the study in two minutes</w:t>
       </w:r>
@@ -4239,7 +4239,7 @@
         <w:pStyle w:val="Heading1"/>
         <w:pageBreakBefore/>
       </w:pPr>
-      <w:bookmarkStart w:id="5" w:name="_Toc240712991"/>
+      <w:bookmarkStart w:id="5" w:name="_Toc240758737"/>
       <w:r>
         <w:lastRenderedPageBreak/>
         <w:t>3. Ethics and data protection</w:t>
@@ -4250,7 +4250,7 @@
       <w:pPr>
         <w:pStyle w:val="Heading2"/>
       </w:pPr>
-      <w:bookmarkStart w:id="6" w:name="_Toc240712992"/>
+      <w:bookmarkStart w:id="6" w:name="_Toc240758738"/>
       <w:r>
         <w:t>3.1 Principles you must apply</w:t>
       </w:r>
@@ -4700,7 +4700,7 @@
       <w:pPr>
         <w:pStyle w:val="Heading2"/>
       </w:pPr>
-      <w:bookmarkStart w:id="7" w:name="_Toc240712993"/>
+      <w:bookmarkStart w:id="7" w:name="_Toc240758739"/>
       <w:r>
         <w:t>3.2 What respondents are told (PIS v1.3, summary)</w:t>
       </w:r>
@@ -4806,7 +4806,7 @@
       <w:pPr>
         <w:pStyle w:val="Heading2"/>
       </w:pPr>
-      <w:bookmarkStart w:id="8" w:name="_Toc240712994"/>
+      <w:bookmarkStart w:id="8" w:name="_Toc240758740"/>
       <w:r>
         <w:t>3.3 Data protection rules</w:t>
       </w:r>
@@ -4938,7 +4938,7 @@
       <w:pPr>
         <w:pStyle w:val="Heading2"/>
       </w:pPr>
-      <w:bookmarkStart w:id="9" w:name="_Toc240712995"/>
+      <w:bookmarkStart w:id="9" w:name="_Toc240758741"/>
       <w:r>
         <w:t>3.4 Your devices</w:t>
       </w:r>
@@ -5018,7 +5018,7 @@
       <w:pPr>
         <w:pStyle w:val="Heading2"/>
       </w:pPr>
-      <w:bookmarkStart w:id="10" w:name="_Toc240712996"/>
+      <w:bookmarkStart w:id="10" w:name="_Toc240758742"/>
       <w:r>
         <w:t>3.5 Conduct</w:t>
       </w:r>
@@ -5099,7 +5099,7 @@
         <w:pStyle w:val="Heading1"/>
         <w:pageBreakBefore/>
       </w:pPr>
-      <w:bookmarkStart w:id="11" w:name="_Toc240712997"/>
+      <w:bookmarkStart w:id="11" w:name="_Toc240758743"/>
       <w:r>
         <w:lastRenderedPageBreak/>
         <w:t>4. The portal and the forms</w:t>
@@ -5110,7 +5110,7 @@
       <w:pPr>
         <w:pStyle w:val="Heading2"/>
       </w:pPr>
-      <w:bookmarkStart w:id="12" w:name="_Toc240712998"/>
+      <w:bookmarkStart w:id="12" w:name="_Toc240758744"/>
       <w:r>
         <w:t>Signing in</w:t>
       </w:r>
@@ -5193,7 +5193,7 @@
           <w:noProof/>
         </w:rPr>
         <w:drawing>
-          <wp:inline distT="0" distB="0" distL="0" distR="0" wp14:anchorId="584E4CB5" wp14:editId="4EE1A853">
+          <wp:inline distT="0" distB="0" distL="0" distR="0" wp14:anchorId="29C547B4" wp14:editId="105C91DF">
             <wp:extent cx="5334000" cy="2333625"/>
             <wp:effectExtent l="0" t="0" r="0" b="0"/>
             <wp:docPr id="1" name="adm_login.jpg" descr="The sign-in screen for all internal staff." title="The sign-in screen for all internal staff."/>
@@ -5360,7 +5360,7 @@
       <w:pPr>
         <w:pStyle w:val="Heading2"/>
       </w:pPr>
-      <w:bookmarkStart w:id="13" w:name="_Toc240712999"/>
+      <w:bookmarkStart w:id="13" w:name="_Toc240758745"/>
       <w:r>
         <w:t>Finding your way around</w:t>
       </w:r>
@@ -5535,7 +5535,7 @@
         </w:rPr>
         <w:lastRenderedPageBreak/>
         <w:drawing>
-          <wp:inline distT="0" distB="0" distL="0" distR="0" wp14:anchorId="4203598F" wp14:editId="158FA1E3">
+          <wp:inline distT="0" distB="0" distL="0" distR="0" wp14:anchorId="4A54C472" wp14:editId="3101183D">
             <wp:extent cx="5715000" cy="1876425"/>
             <wp:effectExtent l="0" t="0" r="0" b="0"/>
             <wp:docPr id="2" name="adm_not_your_role.jpg" descr="Opening a screen outside your role (for example from an old bookmark) shows this card instead of the screen." title="Opening a screen outside your role (for example from an old bookmark) shows this card instead of the screen."/>
@@ -5604,7 +5604,7 @@
       <w:pPr>
         <w:pStyle w:val="Heading2"/>
       </w:pPr>
-      <w:bookmarkStart w:id="14" w:name="_Toc240713000"/>
+      <w:bookmarkStart w:id="14" w:name="_Toc240758746"/>
       <w:r>
         <w:t>Roles</w:t>
       </w:r>
@@ -6386,7 +6386,7 @@
       <w:pPr>
         <w:pStyle w:val="Heading2"/>
       </w:pPr>
-      <w:bookmarkStart w:id="15" w:name="_Toc240713001"/>
+      <w:bookmarkStart w:id="15" w:name="_Toc240758747"/>
       <w:r>
         <w:t>Case statuses you will see</w:t>
       </w:r>
@@ -7901,7 +7901,7 @@
       <w:pPr>
         <w:pStyle w:val="Heading2"/>
       </w:pPr>
-      <w:bookmarkStart w:id="16" w:name="_Toc240713002"/>
+      <w:bookmarkStart w:id="16" w:name="_Toc240758748"/>
       <w:r>
         <w:t>The KoboToolbox forms</w:t>
       </w:r>
@@ -8345,7 +8345,7 @@
         <w:pStyle w:val="Heading1"/>
         <w:pageBreakBefore/>
       </w:pPr>
-      <w:bookmarkStart w:id="17" w:name="_Toc240713003"/>
+      <w:bookmarkStart w:id="17" w:name="_Toc240758749"/>
       <w:r>
         <w:lastRenderedPageBreak/>
         <w:t>5. Communication scripts</w:t>
@@ -8356,7 +8356,7 @@
       <w:pPr>
         <w:pStyle w:val="Heading2"/>
       </w:pPr>
-      <w:bookmarkStart w:id="18" w:name="_Toc240713004"/>
+      <w:bookmarkStart w:id="18" w:name="_Toc240758750"/>
       <w:r>
         <w:t>5.1 First phone call</w:t>
       </w:r>
@@ -8436,7 +8436,7 @@
       <w:pPr>
         <w:pStyle w:val="Heading2"/>
       </w:pPr>
-      <w:bookmarkStart w:id="19" w:name="_Toc240713005"/>
+      <w:bookmarkStart w:id="19" w:name="_Toc240758751"/>
       <w:r>
         <w:t>5.2 If they are busy</w:t>
       </w:r>
@@ -8454,7 +8454,7 @@
       <w:pPr>
         <w:pStyle w:val="Heading2"/>
       </w:pPr>
-      <w:bookmarkStart w:id="20" w:name="_Toc240713006"/>
+      <w:bookmarkStart w:id="20" w:name="_Toc240758752"/>
       <w:r>
         <w:t>5.3 Voicemail or no answer</w:t>
       </w:r>
@@ -8472,7 +8472,7 @@
       <w:pPr>
         <w:pStyle w:val="Heading2"/>
       </w:pPr>
-      <w:bookmarkStart w:id="21" w:name="_Toc240713007"/>
+      <w:bookmarkStart w:id="21" w:name="_Toc240758753"/>
       <w:r>
         <w:t>5.4 Common questions</w:t>
       </w:r>
@@ -8922,7 +8922,7 @@
       <w:pPr>
         <w:pStyle w:val="Heading2"/>
       </w:pPr>
-      <w:bookmarkStart w:id="22" w:name="_Toc240713008"/>
+      <w:bookmarkStart w:id="22" w:name="_Toc240758754"/>
       <w:r>
         <w:t>5.5 Refusals and withdrawals</w:t>
       </w:r>
@@ -8941,7 +8941,7 @@
         <w:pStyle w:val="Heading1"/>
         <w:pageBreakBefore/>
       </w:pPr>
-      <w:bookmarkStart w:id="23" w:name="_Toc240713009"/>
+      <w:bookmarkStart w:id="23" w:name="_Toc240758755"/>
       <w:r>
         <w:lastRenderedPageBreak/>
         <w:t>6. Role modules</w:t>
@@ -8960,7 +8960,7 @@
       <w:pPr>
         <w:pStyle w:val="Heading2"/>
       </w:pPr>
-      <w:bookmarkStart w:id="24" w:name="_Toc240713010"/>
+      <w:bookmarkStart w:id="24" w:name="_Toc240758756"/>
       <w:r>
         <w:t>Module A — Contact RA</w:t>
       </w:r>
@@ -9101,7 +9101,7 @@
           <w:noProof/>
         </w:rPr>
         <w:drawing>
-          <wp:inline distT="0" distB="0" distL="0" distR="0" wp14:anchorId="42423A43" wp14:editId="01C1EA0B">
+          <wp:inline distT="0" distB="0" distL="0" distR="0" wp14:anchorId="120BB94D" wp14:editId="66D069FB">
             <wp:extent cx="5334000" cy="2114550"/>
             <wp:effectExtent l="0" t="0" r="0" b="0"/>
             <wp:docPr id="3" name="adm_case_add_person.jpg" descr="Adding a person to a case." title="Adding a person to a case."/>
@@ -9476,7 +9476,7 @@
         </w:rPr>
         <w:lastRenderedPageBreak/>
         <w:drawing>
-          <wp:inline distT="0" distB="0" distL="0" distR="0" wp14:anchorId="073C6956" wp14:editId="33A1CAB5">
+          <wp:inline distT="0" distB="0" distL="0" distR="0" wp14:anchorId="647EA610" wp14:editId="69B59285">
             <wp:extent cx="5334000" cy="1143000"/>
             <wp:effectExtent l="0" t="0" r="0" b="0"/>
             <wp:docPr id="4" name="cra_case_invitations_before.jpg" descr="Invitations panel before sending, with the history of earlier invitations." title="Invitations panel before sending, with the history of earlier invitations."/>
@@ -9605,7 +9605,7 @@
           <w:noProof/>
         </w:rPr>
         <w:drawing>
-          <wp:inline distT="0" distB="0" distL="0" distR="0" wp14:anchorId="60EA50A4" wp14:editId="18249ECD">
+          <wp:inline distT="0" distB="0" distL="0" distR="0" wp14:anchorId="75C2E8EE" wp14:editId="516EF2E3">
             <wp:extent cx="5334000" cy="2152650"/>
             <wp:effectExtent l="0" t="0" r="0" b="0"/>
             <wp:docPr id="5" name="cra_case_invitation_sent.jpg" descr="The link, manual code and ready-written messages are shown once, with a send button for each channel." title="The link, manual code and ready-written messages are shown once, with a send button for each channel."/>
@@ -10045,7 +10045,7 @@
           <w:noProof/>
         </w:rPr>
         <w:drawing>
-          <wp:inline distT="0" distB="0" distL="0" distR="0" wp14:anchorId="4FECD9F7" wp14:editId="4C72BB1C">
+          <wp:inline distT="0" distB="0" distL="0" distR="0" wp14:anchorId="2868D531" wp14:editId="58C793C3">
             <wp:extent cx="5334000" cy="1343025"/>
             <wp:effectExtent l="0" t="0" r="0" b="0"/>
             <wp:docPr id="6" name="adm_case_timeline.jpg" descr="Contact timeline and the form for logging an attempt." title="Contact timeline and the form for logging an attempt."/>
@@ -10255,7 +10255,7 @@
         </w:rPr>
         <w:lastRenderedPageBreak/>
         <w:drawing>
-          <wp:inline distT="0" distB="0" distL="0" distR="0" wp14:anchorId="68810DF7" wp14:editId="3A01B30B">
+          <wp:inline distT="0" distB="0" distL="0" distR="0" wp14:anchorId="7B7C8D4F" wp14:editId="7445F7FF">
             <wp:extent cx="5334000" cy="3333750"/>
             <wp:effectExtent l="0" t="0" r="0" b="0"/>
             <wp:docPr id="7" name="cra_follow_ups.jpg" descr="Follow-ups due. Contact RAs see only their own cases." title="Follow-ups due. Contact RAs see only their own cases."/>
@@ -10519,7 +10519,7 @@
           <w:noProof/>
         </w:rPr>
         <w:drawing>
-          <wp:inline distT="0" distB="0" distL="0" distR="0" wp14:anchorId="6E3E7F91" wp14:editId="6EB0BDF5">
+          <wp:inline distT="0" distB="0" distL="0" distR="0" wp14:anchorId="3B47EBD8" wp14:editId="512FA133">
             <wp:extent cx="5334000" cy="2667000"/>
             <wp:effectExtent l="0" t="0" r="0" b="0"/>
             <wp:docPr id="8" name="cra_appointments.jpg" descr="Appointment Queue." title="Appointment Queue."/>
@@ -11428,7 +11428,7 @@
       <w:pPr>
         <w:pStyle w:val="Heading2"/>
       </w:pPr>
-      <w:bookmarkStart w:id="25" w:name="_Toc240713011"/>
+      <w:bookmarkStart w:id="25" w:name="_Toc240758757"/>
       <w:r>
         <w:t>Module B — QUAN/Kobo QA RA</w:t>
       </w:r>
@@ -11477,7 +11477,7 @@
         </w:rPr>
         <w:lastRenderedPageBreak/>
         <w:drawing>
-          <wp:inline distT="0" distB="0" distL="0" distR="0" wp14:anchorId="0D744995" wp14:editId="41378A0F">
+          <wp:inline distT="0" distB="0" distL="0" distR="0" wp14:anchorId="2B47F24D" wp14:editId="02274679">
             <wp:extent cx="5334000" cy="3333750"/>
             <wp:effectExtent l="0" t="0" r="0" b="0"/>
             <wp:docPr id="9" name="qa_queue.jpg" descr="QUAN QA Queue with the KoboToolbox sync panel." title="QUAN QA Queue with the KoboToolbox sync panel."/>
@@ -12278,7 +12278,7 @@
           <w:noProof/>
         </w:rPr>
         <w:drawing>
-          <wp:inline distT="0" distB="0" distL="0" distR="0" wp14:anchorId="0AB82C62" wp14:editId="568B514A">
+          <wp:inline distT="0" distB="0" distL="0" distR="0" wp14:anchorId="37C742E9" wp14:editId="725EABE7">
             <wp:extent cx="5334000" cy="3333750"/>
             <wp:effectExtent l="0" t="0" r="0" b="0"/>
             <wp:docPr id="10" name="qa_exceptions.jpg" descr="QA Exception Queue." title="QA Exception Queue."/>
@@ -12539,7 +12539,7 @@
       <w:pPr>
         <w:pStyle w:val="Heading2"/>
       </w:pPr>
-      <w:bookmarkStart w:id="26" w:name="_Toc240713012"/>
+      <w:bookmarkStart w:id="26" w:name="_Toc240758758"/>
       <w:r>
         <w:t>Module C — KII RA</w:t>
       </w:r>
@@ -12588,7 +12588,7 @@
         </w:rPr>
         <w:lastRenderedPageBreak/>
         <w:drawing>
-          <wp:inline distT="0" distB="0" distL="0" distR="0" wp14:anchorId="39BA6BBC" wp14:editId="3FC3DBB2">
+          <wp:inline distT="0" distB="0" distL="0" distR="0" wp14:anchorId="34F5A3CC" wp14:editId="4E998BB8">
             <wp:extent cx="5334000" cy="2667000"/>
             <wp:effectExtent l="0" t="0" r="0" b="0"/>
             <wp:docPr id="11" name="kii_new.jpg" descr="New KII Record." title="New KII Record."/>
@@ -12773,7 +12773,7 @@
           <w:noProof/>
         </w:rPr>
         <w:drawing>
-          <wp:inline distT="0" distB="0" distL="0" distR="0" wp14:anchorId="57D011AE" wp14:editId="64432E21">
+          <wp:inline distT="0" distB="0" distL="0" distR="0" wp14:anchorId="7391FE0A" wp14:editId="42CBAA90">
             <wp:extent cx="5334000" cy="3333750"/>
             <wp:effectExtent l="0" t="0" r="0" b="0"/>
             <wp:docPr id="12" name="kii_register.jpg" descr="KII Register." title="KII Register."/>
@@ -12873,7 +12873,7 @@
         </w:rPr>
         <w:lastRenderedPageBreak/>
         <w:drawing>
-          <wp:inline distT="0" distB="0" distL="0" distR="0" wp14:anchorId="004D93BD" wp14:editId="3B2974C7">
+          <wp:inline distT="0" distB="0" distL="0" distR="0" wp14:anchorId="1A5B2391" wp14:editId="35702F91">
             <wp:extent cx="5334000" cy="3752850"/>
             <wp:effectExtent l="0" t="0" r="0" b="0"/>
             <wp:docPr id="13" name="kii_detail.jpg" descr="KII record: status, consent, transcript and coding." title="KII record: status, consent, transcript and coding."/>
@@ -13067,7 +13067,37 @@
         <w:t>Completed KII form (KoboToolbox)</w:t>
       </w:r>
       <w:r>
-        <w:t xml:space="preserve"> panel then links to its PDF.</w:t>
+        <w:t xml:space="preserve"> panel then links to its PDF, and at the next sync (within 15 minutes, or at once with </w:t>
+      </w:r>
+      <w:r>
+        <w:rPr>
+          <w:b/>
+          <w:bCs/>
+        </w:rPr>
+        <w:t>Sync now</w:t>
+      </w:r>
+      <w:r>
+        <w:t xml:space="preserve"> on </w:t>
+      </w:r>
+      <w:r>
+        <w:rPr>
+          <w:b/>
+          <w:bCs/>
+        </w:rPr>
+        <w:t>Form PDFs</w:t>
+      </w:r>
+      <w:r>
+        <w:t xml:space="preserve">) the portal sets </w:t>
+      </w:r>
+      <w:r>
+        <w:rPr>
+          <w:b/>
+          <w:bCs/>
+        </w:rPr>
+        <w:t>Coding</w:t>
+      </w:r>
+      <w:r>
+        <w:t xml:space="preserve"> to COMPLETE for you.</w:t>
       </w:r>
     </w:p>
     <w:p>
@@ -13127,7 +13157,7 @@
           <w:noProof/>
         </w:rPr>
         <w:drawing>
-          <wp:inline distT="0" distB="0" distL="0" distR="0" wp14:anchorId="4071DC32" wp14:editId="6B195396">
+          <wp:inline distT="0" distB="0" distL="0" distR="0" wp14:anchorId="2BDDA8DD" wp14:editId="71A4024B">
             <wp:extent cx="5334000" cy="523875"/>
             <wp:effectExtent l="0" t="0" r="0" b="0"/>
             <wp:docPr id="14" name="kii_coding_locked.jpg" descr="Before consent: no interview link." title="Before consent: no interview link."/>
@@ -13225,8 +13255,9 @@
         <w:rPr>
           <w:noProof/>
         </w:rPr>
+        <w:lastRenderedPageBreak/>
         <w:drawing>
-          <wp:inline distT="0" distB="0" distL="0" distR="0" wp14:anchorId="45A89123" wp14:editId="6ED4B810">
+          <wp:inline distT="0" distB="0" distL="0" distR="0" wp14:anchorId="3BF8F98C" wp14:editId="598A44E7">
             <wp:extent cx="5334000" cy="742950"/>
             <wp:effectExtent l="0" t="0" r="0" b="0"/>
             <wp:docPr id="15" name="kii_coding_ready.jpg" descr="After consent: Continue this interview." title="After consent: Continue this interview."/>
@@ -13301,7 +13332,6 @@
         <w:spacing w:after="80" w:line="276" w:lineRule="auto"/>
       </w:pPr>
       <w:r>
-        <w:lastRenderedPageBreak/>
         <w:t>Complete the interview in the form as usual.</w:t>
       </w:r>
     </w:p>
@@ -13462,7 +13492,7 @@
       <w:pPr>
         <w:pStyle w:val="Heading2"/>
       </w:pPr>
-      <w:bookmarkStart w:id="27" w:name="_Toc240713013"/>
+      <w:bookmarkStart w:id="27" w:name="_Toc240758759"/>
       <w:r>
         <w:t>Module D — Documentary RA</w:t>
       </w:r>
@@ -13510,7 +13540,7 @@
           <w:noProof/>
         </w:rPr>
         <w:drawing>
-          <wp:inline distT="0" distB="0" distL="0" distR="0" wp14:anchorId="71A64189" wp14:editId="122D0B33">
+          <wp:inline distT="0" distB="0" distL="0" distR="0" wp14:anchorId="288231FA" wp14:editId="25C4186B">
             <wp:extent cx="5334000" cy="3171825"/>
             <wp:effectExtent l="0" t="0" r="0" b="0"/>
             <wp:docPr id="16" name="doc_new.jpg" descr="New Documentary Evidence Record." title="New Documentary Evidence Record."/>
@@ -13585,6 +13615,7 @@
         <w:spacing w:after="80" w:line="276" w:lineRule="auto"/>
       </w:pPr>
       <w:r>
+        <w:lastRenderedPageBreak/>
         <w:t xml:space="preserve">Enter </w:t>
       </w:r>
       <w:r>
@@ -13668,7 +13699,6 @@
         <w:pStyle w:val="Heading3"/>
       </w:pPr>
       <w:r>
-        <w:lastRenderedPageBreak/>
         <w:t>Attaching the source file, and removing a wrong one</w:t>
       </w:r>
     </w:p>
@@ -13716,7 +13746,7 @@
           <w:noProof/>
         </w:rPr>
         <w:drawing>
-          <wp:inline distT="0" distB="0" distL="0" distR="0" wp14:anchorId="651362B1" wp14:editId="33BDFEDD">
+          <wp:inline distT="0" distB="0" distL="0" distR="0" wp14:anchorId="6EE9771E" wp14:editId="0D8BA739">
             <wp:extent cx="5334000" cy="819150"/>
             <wp:effectExtent l="0" t="0" r="0" b="0"/>
             <wp:docPr id="17" name="doc_source_file.jpg" descr="Source file: the file name, size and date, with Remove file beside it." title="Source file: the file name, size and date, with Remove file beside it."/>
@@ -13967,7 +13997,7 @@
           <w:noProof/>
         </w:rPr>
         <w:drawing>
-          <wp:inline distT="0" distB="0" distL="0" distR="0" wp14:anchorId="1AE7209B" wp14:editId="2FDA9641">
+          <wp:inline distT="0" distB="0" distL="0" distR="0" wp14:anchorId="419AE9C8" wp14:editId="6F0780B5">
             <wp:extent cx="5334000" cy="3333750"/>
             <wp:effectExtent l="0" t="0" r="0" b="0"/>
             <wp:docPr id="18" name="doc_register.jpg" descr="Documentary Evidence Corpus." title="Documentary Evidence Corpus."/>
@@ -14042,6 +14072,7 @@
         <w:spacing w:after="80" w:line="276" w:lineRule="auto"/>
       </w:pPr>
       <w:r>
+        <w:lastRenderedPageBreak/>
         <w:t xml:space="preserve">Assess authenticity: select </w:t>
       </w:r>
       <w:r>
@@ -14075,9 +14106,8 @@
         <w:rPr>
           <w:noProof/>
         </w:rPr>
-        <w:lastRenderedPageBreak/>
         <w:drawing>
-          <wp:inline distT="0" distB="0" distL="0" distR="0" wp14:anchorId="6FC2FB13" wp14:editId="26270256">
+          <wp:inline distT="0" distB="0" distL="0" distR="0" wp14:anchorId="0DE1A4E8" wp14:editId="24800338">
             <wp:extent cx="5334000" cy="3419475"/>
             <wp:effectExtent l="0" t="0" r="0" b="0"/>
             <wp:docPr id="19" name="doc_detail.jpg" descr="Document record: authenticity, QA status, memo and coding form." title="Document record: authenticity, QA status, memo and coding form."/>
@@ -14556,7 +14586,7 @@
           <w:noProof/>
         </w:rPr>
         <w:drawing>
-          <wp:inline distT="0" distB="0" distL="0" distR="0" wp14:anchorId="41916F97" wp14:editId="0372BF3D">
+          <wp:inline distT="0" distB="0" distL="0" distR="0" wp14:anchorId="5E0831E4" wp14:editId="7B6EDAA8">
             <wp:extent cx="5715000" cy="904875"/>
             <wp:effectExtent l="0" t="0" r="0" b="0"/>
             <wp:docPr id="20" name="doc_coding_buttons.jpg" descr="The Coding panel: Code this document, and Auto-fill." title="The Coding panel: Code this document, and Auto-fill."/>
@@ -14709,7 +14739,7 @@
           <w:noProof/>
         </w:rPr>
         <w:drawing>
-          <wp:inline distT="0" distB="0" distL="0" distR="0" wp14:anchorId="641F304B" wp14:editId="1B8CA2BC">
+          <wp:inline distT="0" distB="0" distL="0" distR="0" wp14:anchorId="66C74F46" wp14:editId="07390E2B">
             <wp:extent cx="5334000" cy="2171700"/>
             <wp:effectExtent l="0" t="0" r="0" b="0"/>
             <wp:docPr id="21" name="doc_autofill_pages.jpg" descr="A 240-page PDF asks for a page range." title="A 240-page PDF asks for a page range."/>
@@ -14808,7 +14838,7 @@
           <w:noProof/>
         </w:rPr>
         <w:drawing>
-          <wp:inline distT="0" distB="0" distL="0" distR="0" wp14:anchorId="7D4BD8F0" wp14:editId="61CE7CCD">
+          <wp:inline distT="0" distB="0" distL="0" distR="0" wp14:anchorId="32E14404" wp14:editId="06FB105E">
             <wp:extent cx="5334000" cy="1752600"/>
             <wp:effectExtent l="0" t="0" r="0" b="0"/>
             <wp:docPr id="22" name="doc_autofill_running.jpg" descr="The AI is reading the document." title="The AI is reading the document."/>
@@ -14898,7 +14928,7 @@
         </w:rPr>
         <w:lastRenderedPageBreak/>
         <w:drawing>
-          <wp:inline distT="0" distB="0" distL="0" distR="0" wp14:anchorId="4996AA00" wp14:editId="3404A090">
+          <wp:inline distT="0" distB="0" distL="0" distR="0" wp14:anchorId="68AFA17D" wp14:editId="34D33338">
             <wp:extent cx="5334000" cy="4581525"/>
             <wp:effectExtent l="0" t="0" r="0" b="0"/>
             <wp:docPr id="23" name="doc_autofill_review.jpg" descr="The review screen: the draft, ready to check and edit." title="The review screen: the draft, ready to check and edit."/>
@@ -14988,7 +15018,7 @@
         </w:rPr>
         <w:lastRenderedPageBreak/>
         <w:drawing>
-          <wp:inline distT="0" distB="0" distL="0" distR="0" wp14:anchorId="309070A2" wp14:editId="303DB2CC">
+          <wp:inline distT="0" distB="0" distL="0" distR="0" wp14:anchorId="2560BA05" wp14:editId="0ACD2105">
             <wp:extent cx="5334000" cy="3838575"/>
             <wp:effectExtent l="0" t="0" r="0" b="0"/>
             <wp:docPr id="24" name="doc_autofill_section_d.jpg" descr="Section D: ratings and locators, all editable." title="Section D: ratings and locators, all editable."/>
@@ -15077,7 +15107,7 @@
           <w:noProof/>
         </w:rPr>
         <w:drawing>
-          <wp:inline distT="0" distB="0" distL="0" distR="0" wp14:anchorId="4A00FB93" wp14:editId="22C00A79">
+          <wp:inline distT="0" distB="0" distL="0" distR="0" wp14:anchorId="7A787010" wp14:editId="79701F4E">
             <wp:extent cx="5334000" cy="3838575"/>
             <wp:effectExtent l="0" t="0" r="0" b="0"/>
             <wp:docPr id="25" name="doc_autofill_section_j.jpg" descr="Section J: quantitative metrics." title="Section J: quantitative metrics."/>
@@ -15206,7 +15236,27 @@
         <w:t>Form PDFs</w:t>
       </w:r>
       <w:r>
-        <w:t>, found by its DOC ID. There is no separate sync to run for documents.</w:t>
+        <w:t xml:space="preserve">, found by its DOC ID. The portal's copy of the Document Analysis Tool is refreshed the moment you submit. If a coding you submitted is later deleted in KoboToolbox, the next sync (automatic, or </w:t>
+      </w:r>
+      <w:r>
+        <w:rPr>
+          <w:b/>
+          <w:bCs/>
+        </w:rPr>
+        <w:t>Sync now</w:t>
+      </w:r>
+      <w:r>
+        <w:t xml:space="preserve"> on </w:t>
+      </w:r>
+      <w:r>
+        <w:rPr>
+          <w:b/>
+          <w:bCs/>
+        </w:rPr>
+        <w:t>Form PDFs</w:t>
+      </w:r>
+      <w:r>
+        <w:t>) unlocks the document so it can be coded again.</w:t>
       </w:r>
     </w:p>
     <w:p>
@@ -16686,7 +16736,7 @@
         <w:pStyle w:val="Heading1"/>
         <w:pageBreakBefore/>
       </w:pPr>
-      <w:bookmarkStart w:id="28" w:name="_Toc240713014"/>
+      <w:bookmarkStart w:id="28" w:name="_Toc240758760"/>
       <w:r>
         <w:lastRenderedPageBreak/>
         <w:t>7. Scenarios</w:t>
@@ -17641,7 +17691,7 @@
         <w:pStyle w:val="Heading1"/>
         <w:pageBreakBefore/>
       </w:pPr>
-      <w:bookmarkStart w:id="29" w:name="_Toc240713015"/>
+      <w:bookmarkStart w:id="29" w:name="_Toc240758761"/>
       <w:r>
         <w:lastRenderedPageBreak/>
         <w:t>8. Practice exercises</w:t>
@@ -17660,7 +17710,7 @@
       <w:pPr>
         <w:pStyle w:val="Heading2"/>
       </w:pPr>
-      <w:bookmarkStart w:id="30" w:name="_Toc240713016"/>
+      <w:bookmarkStart w:id="30" w:name="_Toc240758762"/>
       <w:r>
         <w:t>Exercise 1 — Getting around (all RAs)</w:t>
       </w:r>
@@ -17727,7 +17777,7 @@
       <w:pPr>
         <w:pStyle w:val="Heading2"/>
       </w:pPr>
-      <w:bookmarkStart w:id="31" w:name="_Toc240713017"/>
+      <w:bookmarkStart w:id="31" w:name="_Toc240758763"/>
       <w:r>
         <w:t>Exercise 2 — A complete contact (Contact RAs)</w:t>
       </w:r>
@@ -17807,7 +17857,7 @@
       <w:pPr>
         <w:pStyle w:val="Heading2"/>
       </w:pPr>
-      <w:bookmarkStart w:id="32" w:name="_Toc240713018"/>
+      <w:bookmarkStart w:id="32" w:name="_Toc240758764"/>
       <w:r>
         <w:t>Exercise 3 — QA decisions (QA RAs)</w:t>
       </w:r>
@@ -17874,7 +17924,7 @@
       <w:pPr>
         <w:pStyle w:val="Heading2"/>
       </w:pPr>
-      <w:bookmarkStart w:id="33" w:name="_Toc240713019"/>
+      <w:bookmarkStart w:id="33" w:name="_Toc240758765"/>
       <w:r>
         <w:t>Exercise 4 — A KII record (KII RAs)</w:t>
       </w:r>
@@ -17941,7 +17991,7 @@
       <w:pPr>
         <w:pStyle w:val="Heading2"/>
       </w:pPr>
-      <w:bookmarkStart w:id="34" w:name="_Toc240713020"/>
+      <w:bookmarkStart w:id="34" w:name="_Toc240758766"/>
       <w:r>
         <w:t>Exercise 5 — A document (Documentary RAs)</w:t>
       </w:r>
@@ -18113,7 +18163,7 @@
         <w:pStyle w:val="Heading1"/>
         <w:pageBreakBefore/>
       </w:pPr>
-      <w:bookmarkStart w:id="35" w:name="_Toc240713021"/>
+      <w:bookmarkStart w:id="35" w:name="_Toc240758767"/>
       <w:r>
         <w:lastRenderedPageBreak/>
         <w:t>9. Daily checklists</w:t>
@@ -18124,7 +18174,7 @@
       <w:pPr>
         <w:pStyle w:val="Heading2"/>
       </w:pPr>
-      <w:bookmarkStart w:id="36" w:name="_Toc240713022"/>
+      <w:bookmarkStart w:id="36" w:name="_Toc240758768"/>
       <w:r>
         <w:t>Start of the day</w:t>
       </w:r>
@@ -18204,7 +18254,7 @@
       <w:pPr>
         <w:pStyle w:val="Heading2"/>
       </w:pPr>
-      <w:bookmarkStart w:id="37" w:name="_Toc240713023"/>
+      <w:bookmarkStart w:id="37" w:name="_Toc240758769"/>
       <w:r>
         <w:t>End of the day</w:t>
       </w:r>
@@ -18258,7 +18308,7 @@
       <w:pPr>
         <w:pStyle w:val="Heading2"/>
       </w:pPr>
-      <w:bookmarkStart w:id="38" w:name="_Toc240713024"/>
+      <w:bookmarkStart w:id="38" w:name="_Toc240758770"/>
       <w:r>
         <w:t>Troubleshooting</w:t>
       </w:r>
@@ -18814,7 +18864,7 @@
                 <w:sz w:val="19"/>
                 <w:szCs w:val="19"/>
               </w:rPr>
-              <w:t>A page keeps loading</w:t>
+              <w:t>Form PDFs says "Not in sync with KoboToolbox yet"</w:t>
             </w:r>
           </w:p>
         </w:tc>
@@ -18838,7 +18888,7 @@
                 <w:sz w:val="19"/>
                 <w:szCs w:val="19"/>
               </w:rPr>
-              <w:t>A slow or dropped connection.</w:t>
+              <w:t>The counts differ: a form was submitted or changed in KoboToolbox since the last sync (it runs every 15 minutes).</w:t>
             </w:r>
           </w:p>
         </w:tc>
@@ -18862,7 +18912,7 @@
                 <w:sz w:val="19"/>
                 <w:szCs w:val="19"/>
               </w:rPr>
-              <w:t>Refresh the page. Your saved work is not lost; unsaved typing may be.</w:t>
+              <w:t>Select Sync now. If it still differs, or says it couldn't reach KoboToolbox, try again in a few minutes and tell the PI if it persists.</w:t>
             </w:r>
           </w:p>
         </w:tc>
@@ -18896,6 +18946,169 @@
                 <w:sz w:val="19"/>
                 <w:szCs w:val="19"/>
               </w:rPr>
+              <w:t>A document says "Already submitted" and its answers are locked</w:t>
+            </w:r>
+          </w:p>
+        </w:tc>
+        <w:tc>
+          <w:tcPr>
+            <w:tcW w:w="3200" w:type="dxa"/>
+            <w:tcMar>
+              <w:top w:w="70" w:type="dxa"/>
+              <w:left w:w="110" w:type="dxa"/>
+              <w:bottom w:w="70" w:type="dxa"/>
+              <w:right w:w="110" w:type="dxa"/>
+            </w:tcMar>
+          </w:tcPr>
+          <w:p>
+            <w:pPr>
+              <w:spacing w:after="40"/>
+            </w:pPr>
+            <w:r>
+              <w:rPr>
+                <w:sz w:val="19"/>
+                <w:szCs w:val="19"/>
+              </w:rPr>
+              <w:t>Its coding was already sent to KoboToolbox; changing it here would not change that record.</w:t>
+            </w:r>
+          </w:p>
+        </w:tc>
+        <w:tc>
+          <w:tcPr>
+            <w:tcW w:w="3577" w:type="dxa"/>
+            <w:tcMar>
+              <w:top w:w="70" w:type="dxa"/>
+              <w:left w:w="110" w:type="dxa"/>
+              <w:bottom w:w="70" w:type="dxa"/>
+              <w:right w:w="110" w:type="dxa"/>
+            </w:tcMar>
+          </w:tcPr>
+          <w:p>
+            <w:pPr>
+              <w:spacing w:after="40"/>
+            </w:pPr>
+            <w:r>
+              <w:rPr>
+                <w:sz w:val="19"/>
+                <w:szCs w:val="19"/>
+              </w:rPr>
+              <w:t>To redo the coding, delete that record in KoboToolbox, then select Sync now on Form PDFs. The document unlocks.</w:t>
+            </w:r>
+          </w:p>
+        </w:tc>
+      </w:tr>
+      <w:tr>
+        <w:tblPrEx>
+          <w:tblCellMar>
+            <w:top w:w="0" w:type="dxa"/>
+            <w:bottom w:w="0" w:type="dxa"/>
+          </w:tblCellMar>
+        </w:tblPrEx>
+        <w:trPr>
+          <w:cantSplit/>
+        </w:trPr>
+        <w:tc>
+          <w:tcPr>
+            <w:tcW w:w="2635" w:type="dxa"/>
+            <w:shd w:val="clear" w:color="auto" w:fill="F8FAFB"/>
+            <w:tcMar>
+              <w:top w:w="70" w:type="dxa"/>
+              <w:left w:w="110" w:type="dxa"/>
+              <w:bottom w:w="70" w:type="dxa"/>
+              <w:right w:w="110" w:type="dxa"/>
+            </w:tcMar>
+          </w:tcPr>
+          <w:p>
+            <w:pPr>
+              <w:spacing w:after="40"/>
+            </w:pPr>
+            <w:r>
+              <w:rPr>
+                <w:sz w:val="19"/>
+                <w:szCs w:val="19"/>
+              </w:rPr>
+              <w:t>A page keeps loading</w:t>
+            </w:r>
+          </w:p>
+        </w:tc>
+        <w:tc>
+          <w:tcPr>
+            <w:tcW w:w="3200" w:type="dxa"/>
+            <w:shd w:val="clear" w:color="auto" w:fill="F8FAFB"/>
+            <w:tcMar>
+              <w:top w:w="70" w:type="dxa"/>
+              <w:left w:w="110" w:type="dxa"/>
+              <w:bottom w:w="70" w:type="dxa"/>
+              <w:right w:w="110" w:type="dxa"/>
+            </w:tcMar>
+          </w:tcPr>
+          <w:p>
+            <w:pPr>
+              <w:spacing w:after="40"/>
+            </w:pPr>
+            <w:r>
+              <w:rPr>
+                <w:sz w:val="19"/>
+                <w:szCs w:val="19"/>
+              </w:rPr>
+              <w:t>A slow or dropped connection.</w:t>
+            </w:r>
+          </w:p>
+        </w:tc>
+        <w:tc>
+          <w:tcPr>
+            <w:tcW w:w="3577" w:type="dxa"/>
+            <w:shd w:val="clear" w:color="auto" w:fill="F8FAFB"/>
+            <w:tcMar>
+              <w:top w:w="70" w:type="dxa"/>
+              <w:left w:w="110" w:type="dxa"/>
+              <w:bottom w:w="70" w:type="dxa"/>
+              <w:right w:w="110" w:type="dxa"/>
+            </w:tcMar>
+          </w:tcPr>
+          <w:p>
+            <w:pPr>
+              <w:spacing w:after="40"/>
+            </w:pPr>
+            <w:r>
+              <w:rPr>
+                <w:sz w:val="19"/>
+                <w:szCs w:val="19"/>
+              </w:rPr>
+              <w:t>Refresh the page. Your saved work is not lost; unsaved typing may be.</w:t>
+            </w:r>
+          </w:p>
+        </w:tc>
+      </w:tr>
+      <w:tr>
+        <w:tblPrEx>
+          <w:tblCellMar>
+            <w:top w:w="0" w:type="dxa"/>
+            <w:bottom w:w="0" w:type="dxa"/>
+          </w:tblCellMar>
+        </w:tblPrEx>
+        <w:trPr>
+          <w:cantSplit/>
+        </w:trPr>
+        <w:tc>
+          <w:tcPr>
+            <w:tcW w:w="2635" w:type="dxa"/>
+            <w:tcMar>
+              <w:top w:w="70" w:type="dxa"/>
+              <w:left w:w="110" w:type="dxa"/>
+              <w:bottom w:w="70" w:type="dxa"/>
+              <w:right w:w="110" w:type="dxa"/>
+            </w:tcMar>
+          </w:tcPr>
+          <w:p>
+            <w:pPr>
+              <w:spacing w:after="40"/>
+            </w:pPr>
+            <w:r>
+              <w:rPr>
+                <w:sz w:val="19"/>
+                <w:szCs w:val="19"/>
+              </w:rPr>
               <w:t>A file upload seems stuck</w:t>
             </w:r>
           </w:p>
@@ -18958,7 +19171,7 @@
         <w:pStyle w:val="Heading1"/>
         <w:pageBreakBefore/>
       </w:pPr>
-      <w:bookmarkStart w:id="39" w:name="_Toc240713025"/>
+      <w:bookmarkStart w:id="39" w:name="_Toc240758771"/>
       <w:r>
         <w:lastRenderedPageBreak/>
         <w:t>10. Glossary</w:t>
@@ -19892,7 +20105,7 @@
                 <w:sz w:val="19"/>
                 <w:szCs w:val="19"/>
               </w:rPr>
-              <w:t>QA</w:t>
+              <w:t>Sync</w:t>
             </w:r>
           </w:p>
         </w:tc>
@@ -19915,7 +20128,7 @@
                 <w:sz w:val="19"/>
                 <w:szCs w:val="19"/>
               </w:rPr>
-              <w:t>Quality assurance: automated checks plus a human decision on every questionnaire.</w:t>
+              <w:t>Bringing the portal's own copy of the three KoboToolbox forms level with KoboToolbox. Automatic every 15 minutes, or Sync now.</w:t>
             </w:r>
           </w:p>
         </w:tc>
@@ -19950,7 +20163,7 @@
                 <w:sz w:val="19"/>
                 <w:szCs w:val="19"/>
               </w:rPr>
-              <w:t>QA exception</w:t>
+              <w:t>QA</w:t>
             </w:r>
           </w:p>
         </w:tc>
@@ -19974,7 +20187,7 @@
                 <w:sz w:val="19"/>
                 <w:szCs w:val="19"/>
               </w:rPr>
-              <w:t>An automated flag raised by a QA rule, worked and closed by a person.</w:t>
+              <w:t>Quality assurance: automated checks plus a human decision on every questionnaire.</w:t>
             </w:r>
           </w:p>
         </w:tc>
@@ -20008,7 +20221,7 @@
                 <w:sz w:val="19"/>
                 <w:szCs w:val="19"/>
               </w:rPr>
-              <w:t>KII</w:t>
+              <w:t>QA exception</w:t>
             </w:r>
           </w:p>
         </w:tc>
@@ -20031,7 +20244,7 @@
                 <w:sz w:val="19"/>
                 <w:szCs w:val="19"/>
               </w:rPr>
-              <w:t>Key Informant Interview (target 60 completed).</w:t>
+              <w:t>An automated flag raised by a QA rule, worked and closed by a person.</w:t>
             </w:r>
           </w:p>
         </w:tc>
@@ -20066,7 +20279,7 @@
                 <w:sz w:val="19"/>
                 <w:szCs w:val="19"/>
               </w:rPr>
-              <w:t>Documentary evidence</w:t>
+              <w:t>KII</w:t>
             </w:r>
           </w:p>
         </w:tc>
@@ -20090,7 +20303,7 @@
                 <w:sz w:val="19"/>
                 <w:szCs w:val="19"/>
               </w:rPr>
-              <w:t>Documents, digital platform and media sources analysed (target 50–75).</w:t>
+              <w:t>Key Informant Interview (target 60 completed).</w:t>
             </w:r>
           </w:p>
         </w:tc>
@@ -20124,7 +20337,7 @@
                 <w:sz w:val="19"/>
                 <w:szCs w:val="19"/>
               </w:rPr>
-              <w:t>Source file</w:t>
+              <w:t>Documentary evidence</w:t>
             </w:r>
           </w:p>
         </w:tc>
@@ -20147,7 +20360,7 @@
                 <w:sz w:val="19"/>
                 <w:szCs w:val="19"/>
               </w:rPr>
-              <w:t>The uploaded scan, PDF, photo or document a documentary record is coded from. Stored privately; it can be removed or replaced.</w:t>
+              <w:t>Documents, digital platform and media sources analysed (target 50–75).</w:t>
             </w:r>
           </w:p>
         </w:tc>
@@ -20182,7 +20395,7 @@
                 <w:sz w:val="19"/>
                 <w:szCs w:val="19"/>
               </w:rPr>
-              <w:t>Auto-fill</w:t>
+              <w:t>Source file</w:t>
             </w:r>
           </w:p>
         </w:tc>
@@ -20206,7 +20419,7 @@
                 <w:sz w:val="19"/>
                 <w:szCs w:val="19"/>
               </w:rPr>
-              <w:t>A button on a document's page that has AI read the source file and draft the whole Document Analysis Tool for you to review. It never submits anything by itself.</w:t>
+              <w:t>The uploaded scan, PDF, photo or document a documentary record is coded from. Stored privately; it can be removed or replaced.</w:t>
             </w:r>
           </w:p>
         </w:tc>
@@ -20240,7 +20453,7 @@
                 <w:sz w:val="19"/>
                 <w:szCs w:val="19"/>
               </w:rPr>
-              <w:t>AI draft</w:t>
+              <w:t>Auto-fill</w:t>
             </w:r>
           </w:p>
         </w:tc>
@@ -20263,7 +20476,7 @@
                 <w:sz w:val="19"/>
                 <w:szCs w:val="19"/>
               </w:rPr>
-              <w:t>The AI's proposed answers to the Document Analysis Tool: editable, reviewed by a person, and only sent to KoboToolbox when that person selects Submit.</w:t>
+              <w:t>A button on a document's page that has AI read the source file and draft the whole Document Analysis Tool for you to review. It never submits anything by itself.</w:t>
             </w:r>
           </w:p>
         </w:tc>
@@ -20298,7 +20511,7 @@
                 <w:sz w:val="19"/>
                 <w:szCs w:val="19"/>
               </w:rPr>
-              <w:t>Page range</w:t>
+              <w:t>AI draft</w:t>
             </w:r>
           </w:p>
         </w:tc>
@@ -20322,7 +20535,7 @@
                 <w:sz w:val="19"/>
                 <w:szCs w:val="19"/>
               </w:rPr>
-              <w:t>The pages of a long PDF that make up one evidence unit (up to 100), entered for Auto-fill.</w:t>
+              <w:t>The AI's proposed answers to the Document Analysis Tool: editable, reviewed by a person, and only sent to KoboToolbox when that person selects Submit.</w:t>
             </w:r>
           </w:p>
         </w:tc>
@@ -20356,7 +20569,7 @@
                 <w:sz w:val="19"/>
                 <w:szCs w:val="19"/>
               </w:rPr>
-              <w:t>Administration mode</w:t>
+              <w:t>Page range</w:t>
             </w:r>
           </w:p>
         </w:tc>
@@ -20379,7 +20592,7 @@
                 <w:sz w:val="19"/>
                 <w:szCs w:val="19"/>
               </w:rPr>
-              <w:t>How the questionnaire was completed (codes 01–06).</w:t>
+              <w:t>The pages of a long PDF that make up one evidence unit (up to 100), entered for Auto-fill.</w:t>
             </w:r>
           </w:p>
         </w:tc>
@@ -20414,7 +20627,7 @@
                 <w:sz w:val="19"/>
                 <w:szCs w:val="19"/>
               </w:rPr>
-              <w:t>Follow-up</w:t>
+              <w:t>Administration mode</w:t>
             </w:r>
           </w:p>
         </w:tc>
@@ -20438,7 +20651,7 @@
                 <w:sz w:val="19"/>
                 <w:szCs w:val="19"/>
               </w:rPr>
-              <w:t>An approved reminder due to be sent to an invited respondent (Day 2, Day 7).</w:t>
+              <w:t>How the questionnaire was completed (codes 01–06).</w:t>
             </w:r>
           </w:p>
         </w:tc>
@@ -20472,7 +20685,7 @@
                 <w:sz w:val="19"/>
                 <w:szCs w:val="19"/>
               </w:rPr>
-              <w:t>Withdrawal</w:t>
+              <w:t>Follow-up</w:t>
             </w:r>
           </w:p>
         </w:tc>
@@ -20495,7 +20708,7 @@
                 <w:sz w:val="19"/>
                 <w:szCs w:val="19"/>
               </w:rPr>
-              <w:t>A participant's request to stop taking part, recorded once in the portal.</w:t>
+              <w:t>An approved reminder due to be sent to an invited respondent (Day 2, Day 7).</w:t>
             </w:r>
           </w:p>
         </w:tc>
@@ -20530,7 +20743,8 @@
                 <w:sz w:val="19"/>
                 <w:szCs w:val="19"/>
               </w:rPr>
-              <w:t>Audit log</w:t>
+              <w:lastRenderedPageBreak/>
+              <w:t>Withdrawal</w:t>
             </w:r>
           </w:p>
         </w:tc>
@@ -20554,7 +20768,7 @@
                 <w:sz w:val="19"/>
                 <w:szCs w:val="19"/>
               </w:rPr>
-              <w:t>The permanent record of every sensitive action and who took it.</w:t>
+              <w:t>A participant's request to stop taking part, recorded once in the portal.</w:t>
             </w:r>
           </w:p>
         </w:tc>
@@ -20588,7 +20802,64 @@
                 <w:sz w:val="19"/>
                 <w:szCs w:val="19"/>
               </w:rPr>
-              <w:lastRenderedPageBreak/>
+              <w:t>Audit log</w:t>
+            </w:r>
+          </w:p>
+        </w:tc>
+        <w:tc>
+          <w:tcPr>
+            <w:tcW w:w="7059" w:type="dxa"/>
+            <w:tcMar>
+              <w:top w:w="70" w:type="dxa"/>
+              <w:left w:w="110" w:type="dxa"/>
+              <w:bottom w:w="70" w:type="dxa"/>
+              <w:right w:w="110" w:type="dxa"/>
+            </w:tcMar>
+          </w:tcPr>
+          <w:p>
+            <w:pPr>
+              <w:spacing w:after="40"/>
+            </w:pPr>
+            <w:r>
+              <w:rPr>
+                <w:sz w:val="19"/>
+                <w:szCs w:val="19"/>
+              </w:rPr>
+              <w:t>The permanent record of every sensitive action and who took it.</w:t>
+            </w:r>
+          </w:p>
+        </w:tc>
+      </w:tr>
+      <w:tr>
+        <w:tblPrEx>
+          <w:tblCellMar>
+            <w:top w:w="0" w:type="dxa"/>
+            <w:bottom w:w="0" w:type="dxa"/>
+          </w:tblCellMar>
+        </w:tblPrEx>
+        <w:trPr>
+          <w:cantSplit/>
+        </w:trPr>
+        <w:tc>
+          <w:tcPr>
+            <w:tcW w:w="2353" w:type="dxa"/>
+            <w:shd w:val="clear" w:color="auto" w:fill="F8FAFB"/>
+            <w:tcMar>
+              <w:top w:w="70" w:type="dxa"/>
+              <w:left w:w="110" w:type="dxa"/>
+              <w:bottom w:w="70" w:type="dxa"/>
+              <w:right w:w="110" w:type="dxa"/>
+            </w:tcMar>
+          </w:tcPr>
+          <w:p>
+            <w:pPr>
+              <w:spacing w:after="40"/>
+            </w:pPr>
+            <w:r>
+              <w:rPr>
+                <w:sz w:val="19"/>
+                <w:szCs w:val="19"/>
+              </w:rPr>
               <w:t>Data lock</w:t>
             </w:r>
           </w:p>
@@ -20596,6 +20867,7 @@
         <w:tc>
           <w:tcPr>
             <w:tcW w:w="7059" w:type="dxa"/>
+            <w:shd w:val="clear" w:color="auto" w:fill="F8FAFB"/>
             <w:tcMar>
               <w:top w:w="70" w:type="dxa"/>
               <w:left w:w="110" w:type="dxa"/>
@@ -20628,7 +20900,7 @@
         <w:pStyle w:val="Heading1"/>
         <w:pageBreakBefore/>
       </w:pPr>
-      <w:bookmarkStart w:id="40" w:name="_Toc240713026"/>
+      <w:bookmarkStart w:id="40" w:name="_Toc240758772"/>
       <w:r>
         <w:lastRenderedPageBreak/>
         <w:t>11. Confidentiality and conduct declaration</w:t>
@@ -21114,7 +21386,7 @@
         <w:sz w:val="16"/>
         <w:szCs w:val="16"/>
       </w:rPr>
-      <w:t>Version 1.1 · 19 September 2026</w:t>
+      <w:t>Version 1.2 · 20 September 2026</w:t>
     </w:r>
     <w:r>
       <w:rPr>
@@ -21287,10 +21559,10 @@
 <file path=word/numbering.xml><?xml version="1.0" encoding="utf-8"?>
 <w:numbering xmlns:wpc="http://schemas.microsoft.com/office/word/2010/wordprocessingCanvas" xmlns:cx="http://schemas.microsoft.com/office/drawing/2014/chartex" xmlns:cx1="http://schemas.microsoft.com/office/drawing/2015/9/8/chartex" xmlns:cx2="http://schemas.microsoft.com/office/drawing/2015/10/21/chartex" xmlns:cx3="http://schemas.microsoft.com/office/drawing/2016/5/9/chartex" xmlns:cx4="http://schemas.microsoft.com/office/drawing/2016/5/10/chartex" xmlns:cx5="http://schemas.microsoft.com/office/drawing/2016/5/11/chartex" xmlns:cx6="http://schemas.microsoft.com/office/drawing/2016/5/12/chartex" xmlns:cx7="http://schemas.microsoft.com/office/drawing/2016/5/13/chartex" xmlns:cx8="http://schemas.microsoft.com/office/drawing/2016/5/14/chartex" xmlns:mc="http://schemas.openxmlformats.org/markup-compatibility/2006" xmlns:aink="http://schemas.microsoft.com/office/drawing/2016/ink" xmlns:am3d="http://schemas.microsoft.com/office/drawing/2017/model3d" xmlns:o="urn:schemas-microsoft-com:office:office" xmlns:oel="http://schemas.microsoft.com/office/2019/extlst" xmlns:r="http://schemas.openxmlformats.org/officeDocument/2006/relationships" xmlns:m="http://schemas.openxmlformats.org/officeDocument/2006/math" xmlns:v="urn:schemas-microsoft-com:vml" xmlns:wp14="http://schemas.microsoft.com/office/word/2010/wordprocessingDrawing" xmlns:wp="http://schemas.openxmlformats.org/drawingml/2006/wordprocessingDrawing" xmlns:w10="urn:schemas-microsoft-com:office:word" xmlns:w="http://schemas.openxmlformats.org/wordprocessingml/2006/main" xmlns:w14="http://schemas.microsoft.com/office/word/2010/wordml" xmlns:w15="http://schemas.microsoft.com/office/word/2012/wordml" xmlns:w16cex="http://schemas.microsoft.com/office/word/2018/wordml/cex" xmlns:w16cid="http://schemas.microsoft.com/office/word/2016/wordml/cid" xmlns:w16="http://schemas.microsoft.com/office/word/2018/wordml" xmlns:w16sdtdh="http://schemas.microsoft.com/office/word/2020/wordml/sdtdatahash" xmlns:w16se="http://schemas.microsoft.com/office/word/2015/wordml/symex" xmlns:wpg="http://schemas.microsoft.com/office/word/2010/wordprocessingGroup" xmlns:wpi="http://schemas.microsoft.com/office/word/2010/wordprocessingInk" xmlns:wne="http://schemas.microsoft.com/office/word/2006/wordml" xmlns:wps="http://schemas.microsoft.com/office/word/2010/wordprocessingShape" mc:Ignorable="w14 w15 w16se w16cid w16 w16cex w16sdtdh wp14">
   <w:abstractNum w:abstractNumId="0" w15:restartNumberingAfterBreak="0">
-    <w:nsid w:val="005142E2"/>
+    <w:nsid w:val="01BE107E"/>
     <w:multiLevelType w:val="hybridMultilevel"/>
-    <w:tmpl w:val="10607BAC"/>
-    <w:lvl w:ilvl="0" w:tplc="EFC26A04">
+    <w:tmpl w:val="B62ADC0A"/>
+    <w:lvl w:ilvl="0" w:tplc="F490D398">
       <w:start w:val="1"/>
       <w:numFmt w:val="decimal"/>
       <w:lvlText w:val="%1."/>
@@ -21304,52 +21576,52 @@
         <w:color w:val="A67C27"/>
       </w:rPr>
     </w:lvl>
-    <w:lvl w:ilvl="1" w:tplc="865881F8">
+    <w:lvl w:ilvl="1" w:tplc="E458C4BA">
       <w:numFmt w:val="decimal"/>
       <w:lvlText w:val=""/>
       <w:lvlJc w:val="left"/>
     </w:lvl>
-    <w:lvl w:ilvl="2" w:tplc="90D4AD56">
+    <w:lvl w:ilvl="2" w:tplc="B9D4900C">
       <w:numFmt w:val="decimal"/>
       <w:lvlText w:val=""/>
       <w:lvlJc w:val="left"/>
     </w:lvl>
-    <w:lvl w:ilvl="3" w:tplc="355A2EAA">
+    <w:lvl w:ilvl="3" w:tplc="A43E59CA">
       <w:numFmt w:val="decimal"/>
       <w:lvlText w:val=""/>
       <w:lvlJc w:val="left"/>
     </w:lvl>
-    <w:lvl w:ilvl="4" w:tplc="869801C2">
+    <w:lvl w:ilvl="4" w:tplc="23F2740C">
       <w:numFmt w:val="decimal"/>
       <w:lvlText w:val=""/>
       <w:lvlJc w:val="left"/>
     </w:lvl>
-    <w:lvl w:ilvl="5" w:tplc="CBC624B4">
+    <w:lvl w:ilvl="5" w:tplc="639859CC">
       <w:numFmt w:val="decimal"/>
       <w:lvlText w:val=""/>
       <w:lvlJc w:val="left"/>
     </w:lvl>
-    <w:lvl w:ilvl="6" w:tplc="7DC674F4">
+    <w:lvl w:ilvl="6" w:tplc="505C2CFC">
       <w:numFmt w:val="decimal"/>
       <w:lvlText w:val=""/>
       <w:lvlJc w:val="left"/>
     </w:lvl>
-    <w:lvl w:ilvl="7" w:tplc="2D767172">
+    <w:lvl w:ilvl="7" w:tplc="3786949C">
       <w:numFmt w:val="decimal"/>
       <w:lvlText w:val=""/>
       <w:lvlJc w:val="left"/>
     </w:lvl>
-    <w:lvl w:ilvl="8" w:tplc="BE86D5E0">
+    <w:lvl w:ilvl="8" w:tplc="A7420FD6">
       <w:numFmt w:val="decimal"/>
       <w:lvlText w:val=""/>
       <w:lvlJc w:val="left"/>
     </w:lvl>
   </w:abstractNum>
   <w:abstractNum w:abstractNumId="1" w15:restartNumberingAfterBreak="0">
-    <w:nsid w:val="01913C4B"/>
+    <w:nsid w:val="02E24F7C"/>
     <w:multiLevelType w:val="hybridMultilevel"/>
-    <w:tmpl w:val="9FF4D17A"/>
-    <w:lvl w:ilvl="0" w:tplc="ABCE7CDA">
+    <w:tmpl w:val="3BD4960A"/>
+    <w:lvl w:ilvl="0" w:tplc="95C8C1CA">
       <w:start w:val="1"/>
       <w:numFmt w:val="decimal"/>
       <w:lvlText w:val="%1."/>
@@ -21363,52 +21635,52 @@
         <w:color w:val="A67C27"/>
       </w:rPr>
     </w:lvl>
-    <w:lvl w:ilvl="1" w:tplc="3D7ADEA4">
+    <w:lvl w:ilvl="1" w:tplc="0FE2BAEC">
       <w:numFmt w:val="decimal"/>
       <w:lvlText w:val=""/>
       <w:lvlJc w:val="left"/>
     </w:lvl>
-    <w:lvl w:ilvl="2" w:tplc="CE16CD66">
+    <w:lvl w:ilvl="2" w:tplc="9DBCB466">
       <w:numFmt w:val="decimal"/>
       <w:lvlText w:val=""/>
       <w:lvlJc w:val="left"/>
     </w:lvl>
-    <w:lvl w:ilvl="3" w:tplc="6ED2FA98">
+    <w:lvl w:ilvl="3" w:tplc="4C4C561E">
       <w:numFmt w:val="decimal"/>
       <w:lvlText w:val=""/>
       <w:lvlJc w:val="left"/>
     </w:lvl>
-    <w:lvl w:ilvl="4" w:tplc="27FC5D1C">
+    <w:lvl w:ilvl="4" w:tplc="14AA448E">
       <w:numFmt w:val="decimal"/>
       <w:lvlText w:val=""/>
       <w:lvlJc w:val="left"/>
     </w:lvl>
-    <w:lvl w:ilvl="5" w:tplc="4FB8AE8E">
+    <w:lvl w:ilvl="5" w:tplc="90546D6A">
       <w:numFmt w:val="decimal"/>
       <w:lvlText w:val=""/>
       <w:lvlJc w:val="left"/>
     </w:lvl>
-    <w:lvl w:ilvl="6" w:tplc="1EC004E4">
+    <w:lvl w:ilvl="6" w:tplc="DEB693BA">
       <w:numFmt w:val="decimal"/>
       <w:lvlText w:val=""/>
       <w:lvlJc w:val="left"/>
     </w:lvl>
-    <w:lvl w:ilvl="7" w:tplc="078CD980">
+    <w:lvl w:ilvl="7" w:tplc="D400B00A">
       <w:numFmt w:val="decimal"/>
       <w:lvlText w:val=""/>
       <w:lvlJc w:val="left"/>
     </w:lvl>
-    <w:lvl w:ilvl="8" w:tplc="C77EC47C">
+    <w:lvl w:ilvl="8" w:tplc="E1E231D2">
       <w:numFmt w:val="decimal"/>
       <w:lvlText w:val=""/>
       <w:lvlJc w:val="left"/>
     </w:lvl>
   </w:abstractNum>
   <w:abstractNum w:abstractNumId="2" w15:restartNumberingAfterBreak="0">
-    <w:nsid w:val="02645808"/>
+    <w:nsid w:val="04667034"/>
     <w:multiLevelType w:val="hybridMultilevel"/>
-    <w:tmpl w:val="F95E1050"/>
-    <w:lvl w:ilvl="0" w:tplc="318EA0C6">
+    <w:tmpl w:val="A24A9CAC"/>
+    <w:lvl w:ilvl="0" w:tplc="DADCB384">
       <w:start w:val="1"/>
       <w:numFmt w:val="decimal"/>
       <w:lvlText w:val="%1."/>
@@ -21422,52 +21694,52 @@
         <w:color w:val="A67C27"/>
       </w:rPr>
     </w:lvl>
-    <w:lvl w:ilvl="1" w:tplc="5F5247B0">
+    <w:lvl w:ilvl="1" w:tplc="7E3E8D96">
       <w:numFmt w:val="decimal"/>
       <w:lvlText w:val=""/>
       <w:lvlJc w:val="left"/>
     </w:lvl>
-    <w:lvl w:ilvl="2" w:tplc="BD7CD75E">
+    <w:lvl w:ilvl="2" w:tplc="19B69FCA">
       <w:numFmt w:val="decimal"/>
       <w:lvlText w:val=""/>
       <w:lvlJc w:val="left"/>
     </w:lvl>
-    <w:lvl w:ilvl="3" w:tplc="E7FE8D86">
+    <w:lvl w:ilvl="3" w:tplc="81FC0F46">
       <w:numFmt w:val="decimal"/>
       <w:lvlText w:val=""/>
       <w:lvlJc w:val="left"/>
     </w:lvl>
-    <w:lvl w:ilvl="4" w:tplc="B2D426C4">
+    <w:lvl w:ilvl="4" w:tplc="4C1427FC">
       <w:numFmt w:val="decimal"/>
       <w:lvlText w:val=""/>
       <w:lvlJc w:val="left"/>
     </w:lvl>
-    <w:lvl w:ilvl="5" w:tplc="89DA0488">
+    <w:lvl w:ilvl="5" w:tplc="73BA1DCA">
       <w:numFmt w:val="decimal"/>
       <w:lvlText w:val=""/>
       <w:lvlJc w:val="left"/>
     </w:lvl>
-    <w:lvl w:ilvl="6" w:tplc="530203E2">
+    <w:lvl w:ilvl="6" w:tplc="477CD442">
       <w:numFmt w:val="decimal"/>
       <w:lvlText w:val=""/>
       <w:lvlJc w:val="left"/>
     </w:lvl>
-    <w:lvl w:ilvl="7" w:tplc="53B25F98">
+    <w:lvl w:ilvl="7" w:tplc="70EA2DB4">
       <w:numFmt w:val="decimal"/>
       <w:lvlText w:val=""/>
       <w:lvlJc w:val="left"/>
     </w:lvl>
-    <w:lvl w:ilvl="8" w:tplc="A4A25242">
+    <w:lvl w:ilvl="8" w:tplc="A7AAA9F8">
       <w:numFmt w:val="decimal"/>
       <w:lvlText w:val=""/>
       <w:lvlJc w:val="left"/>
     </w:lvl>
   </w:abstractNum>
   <w:abstractNum w:abstractNumId="3" w15:restartNumberingAfterBreak="0">
-    <w:nsid w:val="059965FB"/>
+    <w:nsid w:val="09C16E88"/>
     <w:multiLevelType w:val="hybridMultilevel"/>
-    <w:tmpl w:val="30048D34"/>
-    <w:lvl w:ilvl="0" w:tplc="9D94AC8C">
+    <w:tmpl w:val="3406157C"/>
+    <w:lvl w:ilvl="0" w:tplc="BF2C75A8">
       <w:start w:val="1"/>
       <w:numFmt w:val="decimal"/>
       <w:lvlText w:val="%1."/>
@@ -21481,52 +21753,52 @@
         <w:color w:val="A67C27"/>
       </w:rPr>
     </w:lvl>
-    <w:lvl w:ilvl="1" w:tplc="06903C42">
+    <w:lvl w:ilvl="1" w:tplc="342618C6">
       <w:numFmt w:val="decimal"/>
       <w:lvlText w:val=""/>
       <w:lvlJc w:val="left"/>
     </w:lvl>
-    <w:lvl w:ilvl="2" w:tplc="17AA3748">
+    <w:lvl w:ilvl="2" w:tplc="A2D2EFBC">
       <w:numFmt w:val="decimal"/>
       <w:lvlText w:val=""/>
       <w:lvlJc w:val="left"/>
     </w:lvl>
-    <w:lvl w:ilvl="3" w:tplc="264EE528">
+    <w:lvl w:ilvl="3" w:tplc="8F0652D6">
       <w:numFmt w:val="decimal"/>
       <w:lvlText w:val=""/>
       <w:lvlJc w:val="left"/>
     </w:lvl>
-    <w:lvl w:ilvl="4" w:tplc="AB42AB5C">
+    <w:lvl w:ilvl="4" w:tplc="530A26BE">
       <w:numFmt w:val="decimal"/>
       <w:lvlText w:val=""/>
       <w:lvlJc w:val="left"/>
     </w:lvl>
-    <w:lvl w:ilvl="5" w:tplc="85D6E020">
+    <w:lvl w:ilvl="5" w:tplc="AE603A7A">
       <w:numFmt w:val="decimal"/>
       <w:lvlText w:val=""/>
       <w:lvlJc w:val="left"/>
     </w:lvl>
-    <w:lvl w:ilvl="6" w:tplc="DA56A4F8">
+    <w:lvl w:ilvl="6" w:tplc="AEBAAA74">
       <w:numFmt w:val="decimal"/>
       <w:lvlText w:val=""/>
       <w:lvlJc w:val="left"/>
     </w:lvl>
-    <w:lvl w:ilvl="7" w:tplc="6B8EC12A">
+    <w:lvl w:ilvl="7" w:tplc="A4A4A3CC">
       <w:numFmt w:val="decimal"/>
       <w:lvlText w:val=""/>
       <w:lvlJc w:val="left"/>
     </w:lvl>
-    <w:lvl w:ilvl="8" w:tplc="F2707476">
+    <w:lvl w:ilvl="8" w:tplc="394A4E92">
       <w:numFmt w:val="decimal"/>
       <w:lvlText w:val=""/>
       <w:lvlJc w:val="left"/>
     </w:lvl>
   </w:abstractNum>
   <w:abstractNum w:abstractNumId="4" w15:restartNumberingAfterBreak="0">
-    <w:nsid w:val="068F477B"/>
+    <w:nsid w:val="0A627A49"/>
     <w:multiLevelType w:val="hybridMultilevel"/>
-    <w:tmpl w:val="E8EA1264"/>
-    <w:lvl w:ilvl="0" w:tplc="075A682C">
+    <w:tmpl w:val="2660B1EA"/>
+    <w:lvl w:ilvl="0" w:tplc="E3F6DC82">
       <w:start w:val="1"/>
       <w:numFmt w:val="decimal"/>
       <w:lvlText w:val="%1."/>
@@ -21540,52 +21812,138 @@
         <w:color w:val="A67C27"/>
       </w:rPr>
     </w:lvl>
-    <w:lvl w:ilvl="1" w:tplc="EB9423FE">
+    <w:lvl w:ilvl="1" w:tplc="E998ECC8">
       <w:numFmt w:val="decimal"/>
       <w:lvlText w:val=""/>
       <w:lvlJc w:val="left"/>
     </w:lvl>
-    <w:lvl w:ilvl="2" w:tplc="1916C09C">
+    <w:lvl w:ilvl="2" w:tplc="3924A784">
       <w:numFmt w:val="decimal"/>
       <w:lvlText w:val=""/>
       <w:lvlJc w:val="left"/>
     </w:lvl>
-    <w:lvl w:ilvl="3" w:tplc="CF7A2AE4">
+    <w:lvl w:ilvl="3" w:tplc="F4CCF304">
       <w:numFmt w:val="decimal"/>
       <w:lvlText w:val=""/>
       <w:lvlJc w:val="left"/>
     </w:lvl>
-    <w:lvl w:ilvl="4" w:tplc="EFD8D94A">
+    <w:lvl w:ilvl="4" w:tplc="845054CC">
       <w:numFmt w:val="decimal"/>
       <w:lvlText w:val=""/>
       <w:lvlJc w:val="left"/>
     </w:lvl>
-    <w:lvl w:ilvl="5" w:tplc="78BA09AC">
+    <w:lvl w:ilvl="5" w:tplc="9EF0CA00">
       <w:numFmt w:val="decimal"/>
       <w:lvlText w:val=""/>
       <w:lvlJc w:val="left"/>
     </w:lvl>
-    <w:lvl w:ilvl="6" w:tplc="804C83AC">
+    <w:lvl w:ilvl="6" w:tplc="E06ACC4A">
       <w:numFmt w:val="decimal"/>
       <w:lvlText w:val=""/>
       <w:lvlJc w:val="left"/>
     </w:lvl>
-    <w:lvl w:ilvl="7" w:tplc="D02C9D68">
+    <w:lvl w:ilvl="7" w:tplc="F282057A">
       <w:numFmt w:val="decimal"/>
       <w:lvlText w:val=""/>
       <w:lvlJc w:val="left"/>
     </w:lvl>
-    <w:lvl w:ilvl="8" w:tplc="1F462FDC">
+    <w:lvl w:ilvl="8" w:tplc="51AEE382">
       <w:numFmt w:val="decimal"/>
       <w:lvlText w:val=""/>
       <w:lvlJc w:val="left"/>
     </w:lvl>
   </w:abstractNum>
   <w:abstractNum w:abstractNumId="5" w15:restartNumberingAfterBreak="0">
-    <w:nsid w:val="0F835291"/>
+    <w:nsid w:val="0BB55D67"/>
     <w:multiLevelType w:val="hybridMultilevel"/>
-    <w:tmpl w:val="824C3274"/>
-    <w:lvl w:ilvl="0" w:tplc="FB0ED970">
+    <w:tmpl w:val="284C74C0"/>
+    <w:lvl w:ilvl="0" w:tplc="7D023B76">
+      <w:start w:val="1"/>
+      <w:numFmt w:val="bullet"/>
+      <w:lvlText w:val="●"/>
+      <w:lvlJc w:val="left"/>
+      <w:pPr>
+        <w:ind w:left="720" w:hanging="360"/>
+      </w:pPr>
+    </w:lvl>
+    <w:lvl w:ilvl="1" w:tplc="6B3C577E">
+      <w:start w:val="1"/>
+      <w:numFmt w:val="bullet"/>
+      <w:lvlText w:val="○"/>
+      <w:lvlJc w:val="left"/>
+      <w:pPr>
+        <w:ind w:left="1440" w:hanging="360"/>
+      </w:pPr>
+    </w:lvl>
+    <w:lvl w:ilvl="2" w:tplc="03DE9F54">
+      <w:start w:val="1"/>
+      <w:numFmt w:val="bullet"/>
+      <w:lvlText w:val="■"/>
+      <w:lvlJc w:val="left"/>
+      <w:pPr>
+        <w:ind w:left="2160" w:hanging="360"/>
+      </w:pPr>
+    </w:lvl>
+    <w:lvl w:ilvl="3" w:tplc="C28CFC72">
+      <w:start w:val="1"/>
+      <w:numFmt w:val="bullet"/>
+      <w:lvlText w:val="●"/>
+      <w:lvlJc w:val="left"/>
+      <w:pPr>
+        <w:ind w:left="2880" w:hanging="360"/>
+      </w:pPr>
+    </w:lvl>
+    <w:lvl w:ilvl="4" w:tplc="52BC4FAC">
+      <w:start w:val="1"/>
+      <w:numFmt w:val="bullet"/>
+      <w:lvlText w:val="○"/>
+      <w:lvlJc w:val="left"/>
+      <w:pPr>
+        <w:ind w:left="3600" w:hanging="360"/>
+      </w:pPr>
+    </w:lvl>
+    <w:lvl w:ilvl="5" w:tplc="ECA8AE98">
+      <w:start w:val="1"/>
+      <w:numFmt w:val="bullet"/>
+      <w:lvlText w:val="■"/>
+      <w:lvlJc w:val="left"/>
+      <w:pPr>
+        <w:ind w:left="4320" w:hanging="360"/>
+      </w:pPr>
+    </w:lvl>
+    <w:lvl w:ilvl="6" w:tplc="9F1EC3A6">
+      <w:start w:val="1"/>
+      <w:numFmt w:val="bullet"/>
+      <w:lvlText w:val="●"/>
+      <w:lvlJc w:val="left"/>
+      <w:pPr>
+        <w:ind w:left="5040" w:hanging="360"/>
+      </w:pPr>
+    </w:lvl>
+    <w:lvl w:ilvl="7" w:tplc="5718A702">
+      <w:start w:val="1"/>
+      <w:numFmt w:val="bullet"/>
+      <w:lvlText w:val="●"/>
+      <w:lvlJc w:val="left"/>
+      <w:pPr>
+        <w:ind w:left="5760" w:hanging="360"/>
+      </w:pPr>
+    </w:lvl>
+    <w:lvl w:ilvl="8" w:tplc="9EBAD7F0">
+      <w:start w:val="1"/>
+      <w:numFmt w:val="bullet"/>
+      <w:lvlText w:val="●"/>
+      <w:lvlJc w:val="left"/>
+      <w:pPr>
+        <w:ind w:left="6480" w:hanging="360"/>
+      </w:pPr>
+    </w:lvl>
+  </w:abstractNum>
+  <w:abstractNum w:abstractNumId="6" w15:restartNumberingAfterBreak="0">
+    <w:nsid w:val="0BDB0A0F"/>
+    <w:multiLevelType w:val="hybridMultilevel"/>
+    <w:tmpl w:val="01708EC4"/>
+    <w:lvl w:ilvl="0" w:tplc="6FAA55C2">
       <w:start w:val="1"/>
       <w:numFmt w:val="decimal"/>
       <w:lvlText w:val="%1."/>
@@ -21599,52 +21957,52 @@
         <w:color w:val="A67C27"/>
       </w:rPr>
     </w:lvl>
-    <w:lvl w:ilvl="1" w:tplc="59D23AD6">
+    <w:lvl w:ilvl="1" w:tplc="565C7C5C">
       <w:numFmt w:val="decimal"/>
       <w:lvlText w:val=""/>
       <w:lvlJc w:val="left"/>
     </w:lvl>
-    <w:lvl w:ilvl="2" w:tplc="7B9CA2F0">
+    <w:lvl w:ilvl="2" w:tplc="653644E8">
       <w:numFmt w:val="decimal"/>
       <w:lvlText w:val=""/>
       <w:lvlJc w:val="left"/>
     </w:lvl>
-    <w:lvl w:ilvl="3" w:tplc="5EC4ED3A">
+    <w:lvl w:ilvl="3" w:tplc="E6969EFC">
       <w:numFmt w:val="decimal"/>
       <w:lvlText w:val=""/>
       <w:lvlJc w:val="left"/>
     </w:lvl>
-    <w:lvl w:ilvl="4" w:tplc="7E62F1C8">
+    <w:lvl w:ilvl="4" w:tplc="D36A4064">
       <w:numFmt w:val="decimal"/>
       <w:lvlText w:val=""/>
       <w:lvlJc w:val="left"/>
     </w:lvl>
-    <w:lvl w:ilvl="5" w:tplc="2B887D1E">
+    <w:lvl w:ilvl="5" w:tplc="92703F54">
       <w:numFmt w:val="decimal"/>
       <w:lvlText w:val=""/>
       <w:lvlJc w:val="left"/>
     </w:lvl>
-    <w:lvl w:ilvl="6" w:tplc="5E0ECB94">
+    <w:lvl w:ilvl="6" w:tplc="0E38BEBE">
       <w:numFmt w:val="decimal"/>
       <w:lvlText w:val=""/>
       <w:lvlJc w:val="left"/>
     </w:lvl>
-    <w:lvl w:ilvl="7" w:tplc="8B1A0AB0">
+    <w:lvl w:ilvl="7" w:tplc="12408330">
       <w:numFmt w:val="decimal"/>
       <w:lvlText w:val=""/>
       <w:lvlJc w:val="left"/>
     </w:lvl>
-    <w:lvl w:ilvl="8" w:tplc="70784D9A">
+    <w:lvl w:ilvl="8" w:tplc="7292BFE2">
       <w:numFmt w:val="decimal"/>
       <w:lvlText w:val=""/>
       <w:lvlJc w:val="left"/>
     </w:lvl>
   </w:abstractNum>
-  <w:abstractNum w:abstractNumId="6" w15:restartNumberingAfterBreak="0">
-    <w:nsid w:val="2174182C"/>
+  <w:abstractNum w:abstractNumId="7" w15:restartNumberingAfterBreak="0">
+    <w:nsid w:val="10E2641A"/>
     <w:multiLevelType w:val="hybridMultilevel"/>
-    <w:tmpl w:val="0414E7CA"/>
-    <w:lvl w:ilvl="0" w:tplc="E8AEDC9A">
+    <w:tmpl w:val="292CC366"/>
+    <w:lvl w:ilvl="0" w:tplc="A9D497EA">
       <w:start w:val="1"/>
       <w:numFmt w:val="decimal"/>
       <w:lvlText w:val="%1."/>
@@ -21658,52 +22016,52 @@
         <w:color w:val="A67C27"/>
       </w:rPr>
     </w:lvl>
-    <w:lvl w:ilvl="1" w:tplc="7CCE627E">
+    <w:lvl w:ilvl="1" w:tplc="6AD25A18">
       <w:numFmt w:val="decimal"/>
       <w:lvlText w:val=""/>
       <w:lvlJc w:val="left"/>
     </w:lvl>
-    <w:lvl w:ilvl="2" w:tplc="DBFA8F76">
+    <w:lvl w:ilvl="2" w:tplc="ADCAD03C">
       <w:numFmt w:val="decimal"/>
       <w:lvlText w:val=""/>
       <w:lvlJc w:val="left"/>
     </w:lvl>
-    <w:lvl w:ilvl="3" w:tplc="358C93B8">
+    <w:lvl w:ilvl="3" w:tplc="36F81B9C">
       <w:numFmt w:val="decimal"/>
       <w:lvlText w:val=""/>
       <w:lvlJc w:val="left"/>
     </w:lvl>
-    <w:lvl w:ilvl="4" w:tplc="99EC8EB6">
+    <w:lvl w:ilvl="4" w:tplc="B3B8386E">
       <w:numFmt w:val="decimal"/>
       <w:lvlText w:val=""/>
       <w:lvlJc w:val="left"/>
     </w:lvl>
-    <w:lvl w:ilvl="5" w:tplc="810AE0AA">
+    <w:lvl w:ilvl="5" w:tplc="57526A8E">
       <w:numFmt w:val="decimal"/>
       <w:lvlText w:val=""/>
       <w:lvlJc w:val="left"/>
     </w:lvl>
-    <w:lvl w:ilvl="6" w:tplc="8BD84516">
+    <w:lvl w:ilvl="6" w:tplc="5BFA03D8">
       <w:numFmt w:val="decimal"/>
       <w:lvlText w:val=""/>
       <w:lvlJc w:val="left"/>
     </w:lvl>
-    <w:lvl w:ilvl="7" w:tplc="C91003EA">
+    <w:lvl w:ilvl="7" w:tplc="C384566A">
       <w:numFmt w:val="decimal"/>
       <w:lvlText w:val=""/>
       <w:lvlJc w:val="left"/>
     </w:lvl>
-    <w:lvl w:ilvl="8" w:tplc="64A44FCA">
+    <w:lvl w:ilvl="8" w:tplc="923A4DB2">
       <w:numFmt w:val="decimal"/>
       <w:lvlText w:val=""/>
       <w:lvlJc w:val="left"/>
     </w:lvl>
   </w:abstractNum>
-  <w:abstractNum w:abstractNumId="7" w15:restartNumberingAfterBreak="0">
-    <w:nsid w:val="267B77FD"/>
+  <w:abstractNum w:abstractNumId="8" w15:restartNumberingAfterBreak="0">
+    <w:nsid w:val="120749F6"/>
     <w:multiLevelType w:val="hybridMultilevel"/>
-    <w:tmpl w:val="02C475BE"/>
-    <w:lvl w:ilvl="0" w:tplc="923A64EE">
+    <w:tmpl w:val="2DFC6240"/>
+    <w:lvl w:ilvl="0" w:tplc="CABC02E2">
       <w:start w:val="1"/>
       <w:numFmt w:val="decimal"/>
       <w:lvlText w:val="%1."/>
@@ -21717,110 +22075,52 @@
         <w:color w:val="A67C27"/>
       </w:rPr>
     </w:lvl>
-    <w:lvl w:ilvl="1" w:tplc="9C8ACF9C">
+    <w:lvl w:ilvl="1" w:tplc="0394C006">
       <w:numFmt w:val="decimal"/>
       <w:lvlText w:val=""/>
       <w:lvlJc w:val="left"/>
     </w:lvl>
-    <w:lvl w:ilvl="2" w:tplc="498AA9A6">
+    <w:lvl w:ilvl="2" w:tplc="5D52952C">
       <w:numFmt w:val="decimal"/>
       <w:lvlText w:val=""/>
       <w:lvlJc w:val="left"/>
     </w:lvl>
-    <w:lvl w:ilvl="3" w:tplc="B3E4E56A">
+    <w:lvl w:ilvl="3" w:tplc="4D705774">
       <w:numFmt w:val="decimal"/>
       <w:lvlText w:val=""/>
       <w:lvlJc w:val="left"/>
     </w:lvl>
-    <w:lvl w:ilvl="4" w:tplc="9D8686AC">
+    <w:lvl w:ilvl="4" w:tplc="88CEC9AE">
       <w:numFmt w:val="decimal"/>
       <w:lvlText w:val=""/>
       <w:lvlJc w:val="left"/>
     </w:lvl>
-    <w:lvl w:ilvl="5" w:tplc="D4FAFF9A">
+    <w:lvl w:ilvl="5" w:tplc="9DC4FE14">
       <w:numFmt w:val="decimal"/>
       <w:lvlText w:val=""/>
       <w:lvlJc w:val="left"/>
     </w:lvl>
-    <w:lvl w:ilvl="6" w:tplc="70C84A34">
+    <w:lvl w:ilvl="6" w:tplc="CEAC3D02">
       <w:numFmt w:val="decimal"/>
       <w:lvlText w:val=""/>
       <w:lvlJc w:val="left"/>
     </w:lvl>
-    <w:lvl w:ilvl="7" w:tplc="FCE6A650">
+    <w:lvl w:ilvl="7" w:tplc="E012A31E">
       <w:numFmt w:val="decimal"/>
       <w:lvlText w:val=""/>
       <w:lvlJc w:val="left"/>
     </w:lvl>
-    <w:lvl w:ilvl="8" w:tplc="EC0663A0">
-      <w:numFmt w:val="decimal"/>
-      <w:lvlText w:val=""/>
-      <w:lvlJc w:val="left"/>
-    </w:lvl>
-  </w:abstractNum>
-  <w:abstractNum w:abstractNumId="8" w15:restartNumberingAfterBreak="0">
-    <w:nsid w:val="2AFF221B"/>
-    <w:multiLevelType w:val="hybridMultilevel"/>
-    <w:tmpl w:val="21985066"/>
-    <w:lvl w:ilvl="0" w:tplc="BE60F7E6">
-      <w:start w:val="1"/>
-      <w:numFmt w:val="bullet"/>
-      <w:lvlText w:val="•"/>
-      <w:lvlJc w:val="left"/>
-      <w:pPr>
-        <w:ind w:left="460" w:hanging="280"/>
-      </w:pPr>
-    </w:lvl>
-    <w:lvl w:ilvl="1" w:tplc="D7A441B2">
-      <w:start w:val="1"/>
-      <w:numFmt w:val="bullet"/>
-      <w:lvlText w:val="–"/>
-      <w:lvlJc w:val="left"/>
-      <w:pPr>
-        <w:ind w:left="900" w:hanging="280"/>
-      </w:pPr>
-    </w:lvl>
-    <w:lvl w:ilvl="2" w:tplc="A884527A">
-      <w:numFmt w:val="decimal"/>
-      <w:lvlText w:val=""/>
-      <w:lvlJc w:val="left"/>
-    </w:lvl>
-    <w:lvl w:ilvl="3" w:tplc="769CC274">
-      <w:numFmt w:val="decimal"/>
-      <w:lvlText w:val=""/>
-      <w:lvlJc w:val="left"/>
-    </w:lvl>
-    <w:lvl w:ilvl="4" w:tplc="6156AD92">
-      <w:numFmt w:val="decimal"/>
-      <w:lvlText w:val=""/>
-      <w:lvlJc w:val="left"/>
-    </w:lvl>
-    <w:lvl w:ilvl="5" w:tplc="7090A94C">
-      <w:numFmt w:val="decimal"/>
-      <w:lvlText w:val=""/>
-      <w:lvlJc w:val="left"/>
-    </w:lvl>
-    <w:lvl w:ilvl="6" w:tplc="69E4C958">
-      <w:numFmt w:val="decimal"/>
-      <w:lvlText w:val=""/>
-      <w:lvlJc w:val="left"/>
-    </w:lvl>
-    <w:lvl w:ilvl="7" w:tplc="EAEAA8DE">
-      <w:numFmt w:val="decimal"/>
-      <w:lvlText w:val=""/>
-      <w:lvlJc w:val="left"/>
-    </w:lvl>
-    <w:lvl w:ilvl="8" w:tplc="F774B9E0">
+    <w:lvl w:ilvl="8" w:tplc="23607F34">
       <w:numFmt w:val="decimal"/>
       <w:lvlText w:val=""/>
       <w:lvlJc w:val="left"/>
     </w:lvl>
   </w:abstractNum>
   <w:abstractNum w:abstractNumId="9" w15:restartNumberingAfterBreak="0">
-    <w:nsid w:val="30265B1C"/>
+    <w:nsid w:val="199E7F2E"/>
     <w:multiLevelType w:val="hybridMultilevel"/>
-    <w:tmpl w:val="382C752A"/>
-    <w:lvl w:ilvl="0" w:tplc="3EB29740">
+    <w:tmpl w:val="96F6CFB4"/>
+    <w:lvl w:ilvl="0" w:tplc="B40EFFD8">
       <w:start w:val="1"/>
       <w:numFmt w:val="decimal"/>
       <w:lvlText w:val="%1."/>
@@ -21834,52 +22134,52 @@
         <w:color w:val="A67C27"/>
       </w:rPr>
     </w:lvl>
-    <w:lvl w:ilvl="1" w:tplc="DE74A5B2">
+    <w:lvl w:ilvl="1" w:tplc="B404AE16">
       <w:numFmt w:val="decimal"/>
       <w:lvlText w:val=""/>
       <w:lvlJc w:val="left"/>
     </w:lvl>
-    <w:lvl w:ilvl="2" w:tplc="4838FB12">
+    <w:lvl w:ilvl="2" w:tplc="1FD0DFA8">
       <w:numFmt w:val="decimal"/>
       <w:lvlText w:val=""/>
       <w:lvlJc w:val="left"/>
     </w:lvl>
-    <w:lvl w:ilvl="3" w:tplc="70141DB4">
+    <w:lvl w:ilvl="3" w:tplc="E0A258F6">
       <w:numFmt w:val="decimal"/>
       <w:lvlText w:val=""/>
       <w:lvlJc w:val="left"/>
     </w:lvl>
-    <w:lvl w:ilvl="4" w:tplc="D1B6E746">
+    <w:lvl w:ilvl="4" w:tplc="38DCA248">
       <w:numFmt w:val="decimal"/>
       <w:lvlText w:val=""/>
       <w:lvlJc w:val="left"/>
     </w:lvl>
-    <w:lvl w:ilvl="5" w:tplc="1C4A93CA">
+    <w:lvl w:ilvl="5" w:tplc="22B4BDE4">
       <w:numFmt w:val="decimal"/>
       <w:lvlText w:val=""/>
       <w:lvlJc w:val="left"/>
     </w:lvl>
-    <w:lvl w:ilvl="6" w:tplc="1F0094D6">
+    <w:lvl w:ilvl="6" w:tplc="58E83C14">
       <w:numFmt w:val="decimal"/>
       <w:lvlText w:val=""/>
       <w:lvlJc w:val="left"/>
     </w:lvl>
-    <w:lvl w:ilvl="7" w:tplc="5CB648E6">
+    <w:lvl w:ilvl="7" w:tplc="1DA0F5B2">
       <w:numFmt w:val="decimal"/>
       <w:lvlText w:val=""/>
       <w:lvlJc w:val="left"/>
     </w:lvl>
-    <w:lvl w:ilvl="8" w:tplc="25164A16">
+    <w:lvl w:ilvl="8" w:tplc="5CC8C5DA">
       <w:numFmt w:val="decimal"/>
       <w:lvlText w:val=""/>
       <w:lvlJc w:val="left"/>
     </w:lvl>
   </w:abstractNum>
   <w:abstractNum w:abstractNumId="10" w15:restartNumberingAfterBreak="0">
-    <w:nsid w:val="320E0408"/>
+    <w:nsid w:val="1BAA09DE"/>
     <w:multiLevelType w:val="hybridMultilevel"/>
-    <w:tmpl w:val="C9C8A98E"/>
-    <w:lvl w:ilvl="0" w:tplc="26B8C8CE">
+    <w:tmpl w:val="65226848"/>
+    <w:lvl w:ilvl="0" w:tplc="2F8A14B8">
       <w:start w:val="1"/>
       <w:numFmt w:val="decimal"/>
       <w:lvlText w:val="%1."/>
@@ -21893,52 +22193,52 @@
         <w:color w:val="A67C27"/>
       </w:rPr>
     </w:lvl>
-    <w:lvl w:ilvl="1" w:tplc="4506838A">
+    <w:lvl w:ilvl="1" w:tplc="2CE6BBE4">
       <w:numFmt w:val="decimal"/>
       <w:lvlText w:val=""/>
       <w:lvlJc w:val="left"/>
     </w:lvl>
-    <w:lvl w:ilvl="2" w:tplc="A6302D00">
+    <w:lvl w:ilvl="2" w:tplc="89FCFE9A">
       <w:numFmt w:val="decimal"/>
       <w:lvlText w:val=""/>
       <w:lvlJc w:val="left"/>
     </w:lvl>
-    <w:lvl w:ilvl="3" w:tplc="E7903FC4">
+    <w:lvl w:ilvl="3" w:tplc="23F280A6">
       <w:numFmt w:val="decimal"/>
       <w:lvlText w:val=""/>
       <w:lvlJc w:val="left"/>
     </w:lvl>
-    <w:lvl w:ilvl="4" w:tplc="A2ECC46A">
+    <w:lvl w:ilvl="4" w:tplc="003433D2">
       <w:numFmt w:val="decimal"/>
       <w:lvlText w:val=""/>
       <w:lvlJc w:val="left"/>
     </w:lvl>
-    <w:lvl w:ilvl="5" w:tplc="B4FE1682">
+    <w:lvl w:ilvl="5" w:tplc="8ED2B96A">
       <w:numFmt w:val="decimal"/>
       <w:lvlText w:val=""/>
       <w:lvlJc w:val="left"/>
     </w:lvl>
-    <w:lvl w:ilvl="6" w:tplc="F4E4985A">
+    <w:lvl w:ilvl="6" w:tplc="BC4EB664">
       <w:numFmt w:val="decimal"/>
       <w:lvlText w:val=""/>
       <w:lvlJc w:val="left"/>
     </w:lvl>
-    <w:lvl w:ilvl="7" w:tplc="607E22C6">
+    <w:lvl w:ilvl="7" w:tplc="C4CA00C2">
       <w:numFmt w:val="decimal"/>
       <w:lvlText w:val=""/>
       <w:lvlJc w:val="left"/>
     </w:lvl>
-    <w:lvl w:ilvl="8" w:tplc="6490625C">
+    <w:lvl w:ilvl="8" w:tplc="4D343B8C">
       <w:numFmt w:val="decimal"/>
       <w:lvlText w:val=""/>
       <w:lvlJc w:val="left"/>
     </w:lvl>
   </w:abstractNum>
   <w:abstractNum w:abstractNumId="11" w15:restartNumberingAfterBreak="0">
-    <w:nsid w:val="3536163F"/>
+    <w:nsid w:val="297777BB"/>
     <w:multiLevelType w:val="hybridMultilevel"/>
-    <w:tmpl w:val="5BE00EAE"/>
-    <w:lvl w:ilvl="0" w:tplc="81E23FD2">
+    <w:tmpl w:val="0D4ED090"/>
+    <w:lvl w:ilvl="0" w:tplc="D41CF7A2">
       <w:start w:val="1"/>
       <w:numFmt w:val="decimal"/>
       <w:lvlText w:val="%1."/>
@@ -21952,52 +22252,52 @@
         <w:color w:val="A67C27"/>
       </w:rPr>
     </w:lvl>
-    <w:lvl w:ilvl="1" w:tplc="D9808A22">
+    <w:lvl w:ilvl="1" w:tplc="99ACD390">
       <w:numFmt w:val="decimal"/>
       <w:lvlText w:val=""/>
       <w:lvlJc w:val="left"/>
     </w:lvl>
-    <w:lvl w:ilvl="2" w:tplc="CF883706">
+    <w:lvl w:ilvl="2" w:tplc="F7FC0598">
       <w:numFmt w:val="decimal"/>
       <w:lvlText w:val=""/>
       <w:lvlJc w:val="left"/>
     </w:lvl>
-    <w:lvl w:ilvl="3" w:tplc="55529BC0">
+    <w:lvl w:ilvl="3" w:tplc="00006C6C">
       <w:numFmt w:val="decimal"/>
       <w:lvlText w:val=""/>
       <w:lvlJc w:val="left"/>
     </w:lvl>
-    <w:lvl w:ilvl="4" w:tplc="90A8EE1C">
+    <w:lvl w:ilvl="4" w:tplc="CA802ACE">
       <w:numFmt w:val="decimal"/>
       <w:lvlText w:val=""/>
       <w:lvlJc w:val="left"/>
     </w:lvl>
-    <w:lvl w:ilvl="5" w:tplc="2C5E6A30">
+    <w:lvl w:ilvl="5" w:tplc="A38C99B6">
       <w:numFmt w:val="decimal"/>
       <w:lvlText w:val=""/>
       <w:lvlJc w:val="left"/>
     </w:lvl>
-    <w:lvl w:ilvl="6" w:tplc="3A20531E">
+    <w:lvl w:ilvl="6" w:tplc="5500698E">
       <w:numFmt w:val="decimal"/>
       <w:lvlText w:val=""/>
       <w:lvlJc w:val="left"/>
     </w:lvl>
-    <w:lvl w:ilvl="7" w:tplc="229647E2">
+    <w:lvl w:ilvl="7" w:tplc="0452FE64">
       <w:numFmt w:val="decimal"/>
       <w:lvlText w:val=""/>
       <w:lvlJc w:val="left"/>
     </w:lvl>
-    <w:lvl w:ilvl="8" w:tplc="2B42F034">
+    <w:lvl w:ilvl="8" w:tplc="F42CF5C2">
       <w:numFmt w:val="decimal"/>
       <w:lvlText w:val=""/>
       <w:lvlJc w:val="left"/>
     </w:lvl>
   </w:abstractNum>
   <w:abstractNum w:abstractNumId="12" w15:restartNumberingAfterBreak="0">
-    <w:nsid w:val="37CA7F49"/>
+    <w:nsid w:val="2F9E0C9A"/>
     <w:multiLevelType w:val="hybridMultilevel"/>
-    <w:tmpl w:val="C714C6EA"/>
-    <w:lvl w:ilvl="0" w:tplc="AA7492A8">
+    <w:tmpl w:val="5E787706"/>
+    <w:lvl w:ilvl="0" w:tplc="85463B26">
       <w:start w:val="1"/>
       <w:numFmt w:val="decimal"/>
       <w:lvlText w:val="%1."/>
@@ -22011,52 +22311,52 @@
         <w:color w:val="A67C27"/>
       </w:rPr>
     </w:lvl>
-    <w:lvl w:ilvl="1" w:tplc="BB4E573E">
+    <w:lvl w:ilvl="1" w:tplc="9FC48B5C">
       <w:numFmt w:val="decimal"/>
       <w:lvlText w:val=""/>
       <w:lvlJc w:val="left"/>
     </w:lvl>
-    <w:lvl w:ilvl="2" w:tplc="7C2E75B8">
+    <w:lvl w:ilvl="2" w:tplc="D1869700">
       <w:numFmt w:val="decimal"/>
       <w:lvlText w:val=""/>
       <w:lvlJc w:val="left"/>
     </w:lvl>
-    <w:lvl w:ilvl="3" w:tplc="8DF6AEAA">
+    <w:lvl w:ilvl="3" w:tplc="83E8EF4C">
       <w:numFmt w:val="decimal"/>
       <w:lvlText w:val=""/>
       <w:lvlJc w:val="left"/>
     </w:lvl>
-    <w:lvl w:ilvl="4" w:tplc="46CC7B06">
+    <w:lvl w:ilvl="4" w:tplc="F2E03A08">
       <w:numFmt w:val="decimal"/>
       <w:lvlText w:val=""/>
       <w:lvlJc w:val="left"/>
     </w:lvl>
-    <w:lvl w:ilvl="5" w:tplc="1B109160">
+    <w:lvl w:ilvl="5" w:tplc="A32EA162">
       <w:numFmt w:val="decimal"/>
       <w:lvlText w:val=""/>
       <w:lvlJc w:val="left"/>
     </w:lvl>
-    <w:lvl w:ilvl="6" w:tplc="802812EC">
+    <w:lvl w:ilvl="6" w:tplc="C2F83EB0">
       <w:numFmt w:val="decimal"/>
       <w:lvlText w:val=""/>
       <w:lvlJc w:val="left"/>
     </w:lvl>
-    <w:lvl w:ilvl="7" w:tplc="4E22037E">
+    <w:lvl w:ilvl="7" w:tplc="60283948">
       <w:numFmt w:val="decimal"/>
       <w:lvlText w:val=""/>
       <w:lvlJc w:val="left"/>
     </w:lvl>
-    <w:lvl w:ilvl="8" w:tplc="682A9D0E">
+    <w:lvl w:ilvl="8" w:tplc="F5542608">
       <w:numFmt w:val="decimal"/>
       <w:lvlText w:val=""/>
       <w:lvlJc w:val="left"/>
     </w:lvl>
   </w:abstractNum>
   <w:abstractNum w:abstractNumId="13" w15:restartNumberingAfterBreak="0">
-    <w:nsid w:val="3BAC6ADF"/>
+    <w:nsid w:val="43CA531E"/>
     <w:multiLevelType w:val="hybridMultilevel"/>
-    <w:tmpl w:val="777E82FC"/>
-    <w:lvl w:ilvl="0" w:tplc="5AF00978">
+    <w:tmpl w:val="EB02547A"/>
+    <w:lvl w:ilvl="0" w:tplc="4E9409F4">
       <w:start w:val="1"/>
       <w:numFmt w:val="decimal"/>
       <w:lvlText w:val="%1."/>
@@ -22070,138 +22370,52 @@
         <w:color w:val="A67C27"/>
       </w:rPr>
     </w:lvl>
-    <w:lvl w:ilvl="1" w:tplc="B0E249A4">
+    <w:lvl w:ilvl="1" w:tplc="49CC8024">
       <w:numFmt w:val="decimal"/>
       <w:lvlText w:val=""/>
       <w:lvlJc w:val="left"/>
     </w:lvl>
-    <w:lvl w:ilvl="2" w:tplc="855A3C4E">
+    <w:lvl w:ilvl="2" w:tplc="4BFEDBC6">
       <w:numFmt w:val="decimal"/>
       <w:lvlText w:val=""/>
       <w:lvlJc w:val="left"/>
     </w:lvl>
-    <w:lvl w:ilvl="3" w:tplc="D5106CE6">
+    <w:lvl w:ilvl="3" w:tplc="C94A9C6A">
       <w:numFmt w:val="decimal"/>
       <w:lvlText w:val=""/>
       <w:lvlJc w:val="left"/>
     </w:lvl>
-    <w:lvl w:ilvl="4" w:tplc="2B70AE5E">
+    <w:lvl w:ilvl="4" w:tplc="F424C45E">
       <w:numFmt w:val="decimal"/>
       <w:lvlText w:val=""/>
       <w:lvlJc w:val="left"/>
     </w:lvl>
-    <w:lvl w:ilvl="5" w:tplc="F41C91B6">
+    <w:lvl w:ilvl="5" w:tplc="CFBC0CD6">
       <w:numFmt w:val="decimal"/>
       <w:lvlText w:val=""/>
       <w:lvlJc w:val="left"/>
     </w:lvl>
-    <w:lvl w:ilvl="6" w:tplc="68EA69A6">
+    <w:lvl w:ilvl="6" w:tplc="D5AEFEB8">
       <w:numFmt w:val="decimal"/>
       <w:lvlText w:val=""/>
       <w:lvlJc w:val="left"/>
     </w:lvl>
-    <w:lvl w:ilvl="7" w:tplc="8AE63A48">
+    <w:lvl w:ilvl="7" w:tplc="75BC31D0">
       <w:numFmt w:val="decimal"/>
       <w:lvlText w:val=""/>
       <w:lvlJc w:val="left"/>
     </w:lvl>
-    <w:lvl w:ilvl="8" w:tplc="35B23B48">
+    <w:lvl w:ilvl="8" w:tplc="4F8E81D8">
       <w:numFmt w:val="decimal"/>
       <w:lvlText w:val=""/>
       <w:lvlJc w:val="left"/>
     </w:lvl>
   </w:abstractNum>
   <w:abstractNum w:abstractNumId="14" w15:restartNumberingAfterBreak="0">
-    <w:nsid w:val="46334CAD"/>
+    <w:nsid w:val="4A513D0F"/>
     <w:multiLevelType w:val="hybridMultilevel"/>
-    <w:tmpl w:val="B6A44EE8"/>
-    <w:lvl w:ilvl="0" w:tplc="930E0F52">
-      <w:start w:val="1"/>
-      <w:numFmt w:val="bullet"/>
-      <w:lvlText w:val="●"/>
-      <w:lvlJc w:val="left"/>
-      <w:pPr>
-        <w:ind w:left="720" w:hanging="360"/>
-      </w:pPr>
-    </w:lvl>
-    <w:lvl w:ilvl="1" w:tplc="29A4F1D8">
-      <w:start w:val="1"/>
-      <w:numFmt w:val="bullet"/>
-      <w:lvlText w:val="○"/>
-      <w:lvlJc w:val="left"/>
-      <w:pPr>
-        <w:ind w:left="1440" w:hanging="360"/>
-      </w:pPr>
-    </w:lvl>
-    <w:lvl w:ilvl="2" w:tplc="ADB464D6">
-      <w:start w:val="1"/>
-      <w:numFmt w:val="bullet"/>
-      <w:lvlText w:val="■"/>
-      <w:lvlJc w:val="left"/>
-      <w:pPr>
-        <w:ind w:left="2160" w:hanging="360"/>
-      </w:pPr>
-    </w:lvl>
-    <w:lvl w:ilvl="3" w:tplc="CA78E430">
-      <w:start w:val="1"/>
-      <w:numFmt w:val="bullet"/>
-      <w:lvlText w:val="●"/>
-      <w:lvlJc w:val="left"/>
-      <w:pPr>
-        <w:ind w:left="2880" w:hanging="360"/>
-      </w:pPr>
-    </w:lvl>
-    <w:lvl w:ilvl="4" w:tplc="A9C8C9B2">
-      <w:start w:val="1"/>
-      <w:numFmt w:val="bullet"/>
-      <w:lvlText w:val="○"/>
-      <w:lvlJc w:val="left"/>
-      <w:pPr>
-        <w:ind w:left="3600" w:hanging="360"/>
-      </w:pPr>
-    </w:lvl>
-    <w:lvl w:ilvl="5" w:tplc="34E0DA00">
-      <w:start w:val="1"/>
-      <w:numFmt w:val="bullet"/>
-      <w:lvlText w:val="■"/>
-      <w:lvlJc w:val="left"/>
-      <w:pPr>
-        <w:ind w:left="4320" w:hanging="360"/>
-      </w:pPr>
-    </w:lvl>
-    <w:lvl w:ilvl="6" w:tplc="E42E5034">
-      <w:start w:val="1"/>
-      <w:numFmt w:val="bullet"/>
-      <w:lvlText w:val="●"/>
-      <w:lvlJc w:val="left"/>
-      <w:pPr>
-        <w:ind w:left="5040" w:hanging="360"/>
-      </w:pPr>
-    </w:lvl>
-    <w:lvl w:ilvl="7" w:tplc="3A5EA530">
-      <w:start w:val="1"/>
-      <w:numFmt w:val="bullet"/>
-      <w:lvlText w:val="●"/>
-      <w:lvlJc w:val="left"/>
-      <w:pPr>
-        <w:ind w:left="5760" w:hanging="360"/>
-      </w:pPr>
-    </w:lvl>
-    <w:lvl w:ilvl="8" w:tplc="B0704C9C">
-      <w:start w:val="1"/>
-      <w:numFmt w:val="bullet"/>
-      <w:lvlText w:val="●"/>
-      <w:lvlJc w:val="left"/>
-      <w:pPr>
-        <w:ind w:left="6480" w:hanging="360"/>
-      </w:pPr>
-    </w:lvl>
-  </w:abstractNum>
-  <w:abstractNum w:abstractNumId="15" w15:restartNumberingAfterBreak="0">
-    <w:nsid w:val="581E4E25"/>
-    <w:multiLevelType w:val="hybridMultilevel"/>
-    <w:tmpl w:val="626C3170"/>
-    <w:lvl w:ilvl="0" w:tplc="1E7CE66E">
+    <w:tmpl w:val="69880C2E"/>
+    <w:lvl w:ilvl="0" w:tplc="BF20A102">
       <w:start w:val="1"/>
       <w:numFmt w:val="decimal"/>
       <w:lvlText w:val="%1."/>
@@ -22215,52 +22429,111 @@
         <w:color w:val="A67C27"/>
       </w:rPr>
     </w:lvl>
-    <w:lvl w:ilvl="1" w:tplc="96A82466">
+    <w:lvl w:ilvl="1" w:tplc="7832B5C2">
       <w:numFmt w:val="decimal"/>
       <w:lvlText w:val=""/>
       <w:lvlJc w:val="left"/>
     </w:lvl>
-    <w:lvl w:ilvl="2" w:tplc="A9A49170">
+    <w:lvl w:ilvl="2" w:tplc="8C5E52E6">
       <w:numFmt w:val="decimal"/>
       <w:lvlText w:val=""/>
       <w:lvlJc w:val="left"/>
     </w:lvl>
-    <w:lvl w:ilvl="3" w:tplc="D9F29D16">
+    <w:lvl w:ilvl="3" w:tplc="95A20F7E">
       <w:numFmt w:val="decimal"/>
       <w:lvlText w:val=""/>
       <w:lvlJc w:val="left"/>
     </w:lvl>
-    <w:lvl w:ilvl="4" w:tplc="DBBC5EF0">
+    <w:lvl w:ilvl="4" w:tplc="C774253A">
       <w:numFmt w:val="decimal"/>
       <w:lvlText w:val=""/>
       <w:lvlJc w:val="left"/>
     </w:lvl>
-    <w:lvl w:ilvl="5" w:tplc="73E48D8C">
+    <w:lvl w:ilvl="5" w:tplc="9C1EDA0A">
       <w:numFmt w:val="decimal"/>
       <w:lvlText w:val=""/>
       <w:lvlJc w:val="left"/>
     </w:lvl>
-    <w:lvl w:ilvl="6" w:tplc="C9BA9288">
+    <w:lvl w:ilvl="6" w:tplc="7092FC02">
       <w:numFmt w:val="decimal"/>
       <w:lvlText w:val=""/>
       <w:lvlJc w:val="left"/>
     </w:lvl>
-    <w:lvl w:ilvl="7" w:tplc="E7C401BC">
+    <w:lvl w:ilvl="7" w:tplc="6E0A04C8">
       <w:numFmt w:val="decimal"/>
       <w:lvlText w:val=""/>
       <w:lvlJc w:val="left"/>
     </w:lvl>
-    <w:lvl w:ilvl="8" w:tplc="FEB62218">
+    <w:lvl w:ilvl="8" w:tplc="A516A62C">
+      <w:numFmt w:val="decimal"/>
+      <w:lvlText w:val=""/>
+      <w:lvlJc w:val="left"/>
+    </w:lvl>
+  </w:abstractNum>
+  <w:abstractNum w:abstractNumId="15" w15:restartNumberingAfterBreak="0">
+    <w:nsid w:val="4E625A08"/>
+    <w:multiLevelType w:val="hybridMultilevel"/>
+    <w:tmpl w:val="6EE4B49A"/>
+    <w:lvl w:ilvl="0" w:tplc="2A1AB4DE">
+      <w:start w:val="1"/>
+      <w:numFmt w:val="decimal"/>
+      <w:lvlText w:val="%1."/>
+      <w:lvlJc w:val="left"/>
+      <w:pPr>
+        <w:ind w:left="460" w:hanging="360"/>
+      </w:pPr>
+      <w:rPr>
+        <w:b/>
+        <w:bCs/>
+        <w:color w:val="A67C27"/>
+      </w:rPr>
+    </w:lvl>
+    <w:lvl w:ilvl="1" w:tplc="3A566CC6">
+      <w:numFmt w:val="decimal"/>
+      <w:lvlText w:val=""/>
+      <w:lvlJc w:val="left"/>
+    </w:lvl>
+    <w:lvl w:ilvl="2" w:tplc="51A6BC3E">
+      <w:numFmt w:val="decimal"/>
+      <w:lvlText w:val=""/>
+      <w:lvlJc w:val="left"/>
+    </w:lvl>
+    <w:lvl w:ilvl="3" w:tplc="0AA0139A">
+      <w:numFmt w:val="decimal"/>
+      <w:lvlText w:val=""/>
+      <w:lvlJc w:val="left"/>
+    </w:lvl>
+    <w:lvl w:ilvl="4" w:tplc="58D086E2">
+      <w:numFmt w:val="decimal"/>
+      <w:lvlText w:val=""/>
+      <w:lvlJc w:val="left"/>
+    </w:lvl>
+    <w:lvl w:ilvl="5" w:tplc="07967472">
+      <w:numFmt w:val="decimal"/>
+      <w:lvlText w:val=""/>
+      <w:lvlJc w:val="left"/>
+    </w:lvl>
+    <w:lvl w:ilvl="6" w:tplc="C750D03C">
+      <w:numFmt w:val="decimal"/>
+      <w:lvlText w:val=""/>
+      <w:lvlJc w:val="left"/>
+    </w:lvl>
+    <w:lvl w:ilvl="7" w:tplc="1C9A8C08">
+      <w:numFmt w:val="decimal"/>
+      <w:lvlText w:val=""/>
+      <w:lvlJc w:val="left"/>
+    </w:lvl>
+    <w:lvl w:ilvl="8" w:tplc="94FAB320">
       <w:numFmt w:val="decimal"/>
       <w:lvlText w:val=""/>
       <w:lvlJc w:val="left"/>
     </w:lvl>
   </w:abstractNum>
   <w:abstractNum w:abstractNumId="16" w15:restartNumberingAfterBreak="0">
-    <w:nsid w:val="5BE8240E"/>
+    <w:nsid w:val="52431031"/>
     <w:multiLevelType w:val="hybridMultilevel"/>
-    <w:tmpl w:val="DB34FE5A"/>
-    <w:lvl w:ilvl="0" w:tplc="6110111C">
+    <w:tmpl w:val="B9BE1E64"/>
+    <w:lvl w:ilvl="0" w:tplc="4456EC2E">
       <w:start w:val="1"/>
       <w:numFmt w:val="decimal"/>
       <w:lvlText w:val="%1."/>
@@ -22274,52 +22547,52 @@
         <w:color w:val="A67C27"/>
       </w:rPr>
     </w:lvl>
-    <w:lvl w:ilvl="1" w:tplc="A5CE3850">
+    <w:lvl w:ilvl="1" w:tplc="5942C934">
       <w:numFmt w:val="decimal"/>
       <w:lvlText w:val=""/>
       <w:lvlJc w:val="left"/>
     </w:lvl>
-    <w:lvl w:ilvl="2" w:tplc="A9BC10D6">
+    <w:lvl w:ilvl="2" w:tplc="6734ACBE">
       <w:numFmt w:val="decimal"/>
       <w:lvlText w:val=""/>
       <w:lvlJc w:val="left"/>
     </w:lvl>
-    <w:lvl w:ilvl="3" w:tplc="65CC9FD0">
+    <w:lvl w:ilvl="3" w:tplc="627A4408">
       <w:numFmt w:val="decimal"/>
       <w:lvlText w:val=""/>
       <w:lvlJc w:val="left"/>
     </w:lvl>
-    <w:lvl w:ilvl="4" w:tplc="8F2866E0">
+    <w:lvl w:ilvl="4" w:tplc="5CAEE910">
       <w:numFmt w:val="decimal"/>
       <w:lvlText w:val=""/>
       <w:lvlJc w:val="left"/>
     </w:lvl>
-    <w:lvl w:ilvl="5" w:tplc="FD984862">
+    <w:lvl w:ilvl="5" w:tplc="9DE03290">
       <w:numFmt w:val="decimal"/>
       <w:lvlText w:val=""/>
       <w:lvlJc w:val="left"/>
     </w:lvl>
-    <w:lvl w:ilvl="6" w:tplc="3796BD10">
+    <w:lvl w:ilvl="6" w:tplc="4DA2D4A8">
       <w:numFmt w:val="decimal"/>
       <w:lvlText w:val=""/>
       <w:lvlJc w:val="left"/>
     </w:lvl>
-    <w:lvl w:ilvl="7" w:tplc="8AA43F96">
+    <w:lvl w:ilvl="7" w:tplc="ECAE6C5E">
       <w:numFmt w:val="decimal"/>
       <w:lvlText w:val=""/>
       <w:lvlJc w:val="left"/>
     </w:lvl>
-    <w:lvl w:ilvl="8" w:tplc="CA9A1098">
+    <w:lvl w:ilvl="8" w:tplc="D564F520">
       <w:numFmt w:val="decimal"/>
       <w:lvlText w:val=""/>
       <w:lvlJc w:val="left"/>
     </w:lvl>
   </w:abstractNum>
   <w:abstractNum w:abstractNumId="17" w15:restartNumberingAfterBreak="0">
-    <w:nsid w:val="5CE63D01"/>
+    <w:nsid w:val="554616DE"/>
     <w:multiLevelType w:val="hybridMultilevel"/>
-    <w:tmpl w:val="3D20881E"/>
-    <w:lvl w:ilvl="0" w:tplc="7158B972">
+    <w:tmpl w:val="CCBCBC8A"/>
+    <w:lvl w:ilvl="0" w:tplc="851AC3C4">
       <w:start w:val="1"/>
       <w:numFmt w:val="decimal"/>
       <w:lvlText w:val="%1."/>
@@ -22333,52 +22606,52 @@
         <w:color w:val="A67C27"/>
       </w:rPr>
     </w:lvl>
-    <w:lvl w:ilvl="1" w:tplc="F82098CA">
+    <w:lvl w:ilvl="1" w:tplc="A8CE68E4">
       <w:numFmt w:val="decimal"/>
       <w:lvlText w:val=""/>
       <w:lvlJc w:val="left"/>
     </w:lvl>
-    <w:lvl w:ilvl="2" w:tplc="F7D8D4DC">
+    <w:lvl w:ilvl="2" w:tplc="82CC4C38">
       <w:numFmt w:val="decimal"/>
       <w:lvlText w:val=""/>
       <w:lvlJc w:val="left"/>
     </w:lvl>
-    <w:lvl w:ilvl="3" w:tplc="777A16F6">
+    <w:lvl w:ilvl="3" w:tplc="7F3C99C6">
       <w:numFmt w:val="decimal"/>
       <w:lvlText w:val=""/>
       <w:lvlJc w:val="left"/>
     </w:lvl>
-    <w:lvl w:ilvl="4" w:tplc="574C7402">
+    <w:lvl w:ilvl="4" w:tplc="BAEC9DF2">
       <w:numFmt w:val="decimal"/>
       <w:lvlText w:val=""/>
       <w:lvlJc w:val="left"/>
     </w:lvl>
-    <w:lvl w:ilvl="5" w:tplc="CCA0C8C4">
+    <w:lvl w:ilvl="5" w:tplc="B3DA269C">
       <w:numFmt w:val="decimal"/>
       <w:lvlText w:val=""/>
       <w:lvlJc w:val="left"/>
     </w:lvl>
-    <w:lvl w:ilvl="6" w:tplc="AC389520">
+    <w:lvl w:ilvl="6" w:tplc="82A448E6">
       <w:numFmt w:val="decimal"/>
       <w:lvlText w:val=""/>
       <w:lvlJc w:val="left"/>
     </w:lvl>
-    <w:lvl w:ilvl="7" w:tplc="9A36A25C">
+    <w:lvl w:ilvl="7" w:tplc="0B68E498">
       <w:numFmt w:val="decimal"/>
       <w:lvlText w:val=""/>
       <w:lvlJc w:val="left"/>
     </w:lvl>
-    <w:lvl w:ilvl="8" w:tplc="4E3E0BF8">
+    <w:lvl w:ilvl="8" w:tplc="22C417F8">
       <w:numFmt w:val="decimal"/>
       <w:lvlText w:val=""/>
       <w:lvlJc w:val="left"/>
     </w:lvl>
   </w:abstractNum>
   <w:abstractNum w:abstractNumId="18" w15:restartNumberingAfterBreak="0">
-    <w:nsid w:val="5FDA76E1"/>
+    <w:nsid w:val="57534971"/>
     <w:multiLevelType w:val="hybridMultilevel"/>
-    <w:tmpl w:val="C150A700"/>
-    <w:lvl w:ilvl="0" w:tplc="15DE412E">
+    <w:tmpl w:val="4FC23884"/>
+    <w:lvl w:ilvl="0" w:tplc="731A5178">
       <w:start w:val="1"/>
       <w:numFmt w:val="decimal"/>
       <w:lvlText w:val="%1."/>
@@ -22392,52 +22665,52 @@
         <w:color w:val="A67C27"/>
       </w:rPr>
     </w:lvl>
-    <w:lvl w:ilvl="1" w:tplc="DFF69A1E">
+    <w:lvl w:ilvl="1" w:tplc="D79C306E">
       <w:numFmt w:val="decimal"/>
       <w:lvlText w:val=""/>
       <w:lvlJc w:val="left"/>
     </w:lvl>
-    <w:lvl w:ilvl="2" w:tplc="D7D0044C">
+    <w:lvl w:ilvl="2" w:tplc="4966356C">
       <w:numFmt w:val="decimal"/>
       <w:lvlText w:val=""/>
       <w:lvlJc w:val="left"/>
     </w:lvl>
-    <w:lvl w:ilvl="3" w:tplc="1102E26C">
+    <w:lvl w:ilvl="3" w:tplc="C2921590">
       <w:numFmt w:val="decimal"/>
       <w:lvlText w:val=""/>
       <w:lvlJc w:val="left"/>
     </w:lvl>
-    <w:lvl w:ilvl="4" w:tplc="D4147C8A">
+    <w:lvl w:ilvl="4" w:tplc="AF7231E4">
       <w:numFmt w:val="decimal"/>
       <w:lvlText w:val=""/>
       <w:lvlJc w:val="left"/>
     </w:lvl>
-    <w:lvl w:ilvl="5" w:tplc="4FDE826C">
+    <w:lvl w:ilvl="5" w:tplc="55D2F0B2">
       <w:numFmt w:val="decimal"/>
       <w:lvlText w:val=""/>
       <w:lvlJc w:val="left"/>
     </w:lvl>
-    <w:lvl w:ilvl="6" w:tplc="F96C6082">
+    <w:lvl w:ilvl="6" w:tplc="5EDA412E">
       <w:numFmt w:val="decimal"/>
       <w:lvlText w:val=""/>
       <w:lvlJc w:val="left"/>
     </w:lvl>
-    <w:lvl w:ilvl="7" w:tplc="F290224A">
+    <w:lvl w:ilvl="7" w:tplc="0BA2A84A">
       <w:numFmt w:val="decimal"/>
       <w:lvlText w:val=""/>
       <w:lvlJc w:val="left"/>
     </w:lvl>
-    <w:lvl w:ilvl="8" w:tplc="B2C00B80">
+    <w:lvl w:ilvl="8" w:tplc="9156FE7A">
       <w:numFmt w:val="decimal"/>
       <w:lvlText w:val=""/>
       <w:lvlJc w:val="left"/>
     </w:lvl>
   </w:abstractNum>
   <w:abstractNum w:abstractNumId="19" w15:restartNumberingAfterBreak="0">
-    <w:nsid w:val="62AF1E95"/>
+    <w:nsid w:val="5CEA3646"/>
     <w:multiLevelType w:val="hybridMultilevel"/>
-    <w:tmpl w:val="06647374"/>
-    <w:lvl w:ilvl="0" w:tplc="C5A841A4">
+    <w:tmpl w:val="BD42180E"/>
+    <w:lvl w:ilvl="0" w:tplc="4DDEC036">
       <w:start w:val="1"/>
       <w:numFmt w:val="decimal"/>
       <w:lvlText w:val="%1."/>
@@ -22451,52 +22724,110 @@
         <w:color w:val="A67C27"/>
       </w:rPr>
     </w:lvl>
-    <w:lvl w:ilvl="1" w:tplc="B4466F32">
+    <w:lvl w:ilvl="1" w:tplc="85A218B0">
       <w:numFmt w:val="decimal"/>
       <w:lvlText w:val=""/>
       <w:lvlJc w:val="left"/>
     </w:lvl>
-    <w:lvl w:ilvl="2" w:tplc="5838E0F0">
+    <w:lvl w:ilvl="2" w:tplc="57FA7940">
       <w:numFmt w:val="decimal"/>
       <w:lvlText w:val=""/>
       <w:lvlJc w:val="left"/>
     </w:lvl>
-    <w:lvl w:ilvl="3" w:tplc="19F4152C">
+    <w:lvl w:ilvl="3" w:tplc="2518594C">
       <w:numFmt w:val="decimal"/>
       <w:lvlText w:val=""/>
       <w:lvlJc w:val="left"/>
     </w:lvl>
-    <w:lvl w:ilvl="4" w:tplc="8438F5B0">
+    <w:lvl w:ilvl="4" w:tplc="499C532E">
       <w:numFmt w:val="decimal"/>
       <w:lvlText w:val=""/>
       <w:lvlJc w:val="left"/>
     </w:lvl>
-    <w:lvl w:ilvl="5" w:tplc="EB443446">
+    <w:lvl w:ilvl="5" w:tplc="9ADECAC6">
       <w:numFmt w:val="decimal"/>
       <w:lvlText w:val=""/>
       <w:lvlJc w:val="left"/>
     </w:lvl>
-    <w:lvl w:ilvl="6" w:tplc="C18248B0">
+    <w:lvl w:ilvl="6" w:tplc="ADAC22E6">
       <w:numFmt w:val="decimal"/>
       <w:lvlText w:val=""/>
       <w:lvlJc w:val="left"/>
     </w:lvl>
-    <w:lvl w:ilvl="7" w:tplc="11765112">
+    <w:lvl w:ilvl="7" w:tplc="1826D316">
       <w:numFmt w:val="decimal"/>
       <w:lvlText w:val=""/>
       <w:lvlJc w:val="left"/>
     </w:lvl>
-    <w:lvl w:ilvl="8" w:tplc="905A4064">
+    <w:lvl w:ilvl="8" w:tplc="6D049F5E">
       <w:numFmt w:val="decimal"/>
       <w:lvlText w:val=""/>
       <w:lvlJc w:val="left"/>
     </w:lvl>
   </w:abstractNum>
   <w:abstractNum w:abstractNumId="20" w15:restartNumberingAfterBreak="0">
-    <w:nsid w:val="66133636"/>
+    <w:nsid w:val="652C1AB7"/>
     <w:multiLevelType w:val="hybridMultilevel"/>
-    <w:tmpl w:val="CAE67458"/>
-    <w:lvl w:ilvl="0" w:tplc="BE0ECD4C">
+    <w:tmpl w:val="362EFB96"/>
+    <w:lvl w:ilvl="0" w:tplc="75F25322">
+      <w:start w:val="1"/>
+      <w:numFmt w:val="bullet"/>
+      <w:lvlText w:val="•"/>
+      <w:lvlJc w:val="left"/>
+      <w:pPr>
+        <w:ind w:left="460" w:hanging="280"/>
+      </w:pPr>
+    </w:lvl>
+    <w:lvl w:ilvl="1" w:tplc="99FE17F4">
+      <w:start w:val="1"/>
+      <w:numFmt w:val="bullet"/>
+      <w:lvlText w:val="–"/>
+      <w:lvlJc w:val="left"/>
+      <w:pPr>
+        <w:ind w:left="900" w:hanging="280"/>
+      </w:pPr>
+    </w:lvl>
+    <w:lvl w:ilvl="2" w:tplc="6666D614">
+      <w:numFmt w:val="decimal"/>
+      <w:lvlText w:val=""/>
+      <w:lvlJc w:val="left"/>
+    </w:lvl>
+    <w:lvl w:ilvl="3" w:tplc="7D7ED298">
+      <w:numFmt w:val="decimal"/>
+      <w:lvlText w:val=""/>
+      <w:lvlJc w:val="left"/>
+    </w:lvl>
+    <w:lvl w:ilvl="4" w:tplc="D1A070E4">
+      <w:numFmt w:val="decimal"/>
+      <w:lvlText w:val=""/>
+      <w:lvlJc w:val="left"/>
+    </w:lvl>
+    <w:lvl w:ilvl="5" w:tplc="3BF0F938">
+      <w:numFmt w:val="decimal"/>
+      <w:lvlText w:val=""/>
+      <w:lvlJc w:val="left"/>
+    </w:lvl>
+    <w:lvl w:ilvl="6" w:tplc="990008CC">
+      <w:numFmt w:val="decimal"/>
+      <w:lvlText w:val=""/>
+      <w:lvlJc w:val="left"/>
+    </w:lvl>
+    <w:lvl w:ilvl="7" w:tplc="C3762EA4">
+      <w:numFmt w:val="decimal"/>
+      <w:lvlText w:val=""/>
+      <w:lvlJc w:val="left"/>
+    </w:lvl>
+    <w:lvl w:ilvl="8" w:tplc="972283AA">
+      <w:numFmt w:val="decimal"/>
+      <w:lvlText w:val=""/>
+      <w:lvlJc w:val="left"/>
+    </w:lvl>
+  </w:abstractNum>
+  <w:abstractNum w:abstractNumId="21" w15:restartNumberingAfterBreak="0">
+    <w:nsid w:val="698B4B19"/>
+    <w:multiLevelType w:val="hybridMultilevel"/>
+    <w:tmpl w:val="745EBB24"/>
+    <w:lvl w:ilvl="0" w:tplc="C6262272">
       <w:start w:val="1"/>
       <w:numFmt w:val="decimal"/>
       <w:lvlText w:val="%1."/>
@@ -22510,52 +22841,52 @@
         <w:color w:val="A67C27"/>
       </w:rPr>
     </w:lvl>
-    <w:lvl w:ilvl="1" w:tplc="86C82D4A">
+    <w:lvl w:ilvl="1" w:tplc="C446451A">
       <w:numFmt w:val="decimal"/>
       <w:lvlText w:val=""/>
       <w:lvlJc w:val="left"/>
     </w:lvl>
-    <w:lvl w:ilvl="2" w:tplc="E46A318E">
+    <w:lvl w:ilvl="2" w:tplc="8D8A5B60">
       <w:numFmt w:val="decimal"/>
       <w:lvlText w:val=""/>
       <w:lvlJc w:val="left"/>
     </w:lvl>
-    <w:lvl w:ilvl="3" w:tplc="71AE95C6">
+    <w:lvl w:ilvl="3" w:tplc="E0360668">
       <w:numFmt w:val="decimal"/>
       <w:lvlText w:val=""/>
       <w:lvlJc w:val="left"/>
     </w:lvl>
-    <w:lvl w:ilvl="4" w:tplc="625AB318">
+    <w:lvl w:ilvl="4" w:tplc="18D62986">
       <w:numFmt w:val="decimal"/>
       <w:lvlText w:val=""/>
       <w:lvlJc w:val="left"/>
     </w:lvl>
-    <w:lvl w:ilvl="5" w:tplc="57AE01C4">
+    <w:lvl w:ilvl="5" w:tplc="4566C280">
       <w:numFmt w:val="decimal"/>
       <w:lvlText w:val=""/>
       <w:lvlJc w:val="left"/>
     </w:lvl>
-    <w:lvl w:ilvl="6" w:tplc="154C5D1A">
+    <w:lvl w:ilvl="6" w:tplc="5E7AE662">
       <w:numFmt w:val="decimal"/>
       <w:lvlText w:val=""/>
       <w:lvlJc w:val="left"/>
     </w:lvl>
-    <w:lvl w:ilvl="7" w:tplc="263AECB2">
+    <w:lvl w:ilvl="7" w:tplc="DB481B98">
       <w:numFmt w:val="decimal"/>
       <w:lvlText w:val=""/>
       <w:lvlJc w:val="left"/>
     </w:lvl>
-    <w:lvl w:ilvl="8" w:tplc="23C4588E">
+    <w:lvl w:ilvl="8" w:tplc="EFA07774">
       <w:numFmt w:val="decimal"/>
       <w:lvlText w:val=""/>
       <w:lvlJc w:val="left"/>
     </w:lvl>
   </w:abstractNum>
-  <w:abstractNum w:abstractNumId="21" w15:restartNumberingAfterBreak="0">
-    <w:nsid w:val="67625C8D"/>
+  <w:abstractNum w:abstractNumId="22" w15:restartNumberingAfterBreak="0">
+    <w:nsid w:val="69D67B9E"/>
     <w:multiLevelType w:val="hybridMultilevel"/>
-    <w:tmpl w:val="8968FA28"/>
-    <w:lvl w:ilvl="0" w:tplc="7F823C6A">
+    <w:tmpl w:val="85802824"/>
+    <w:lvl w:ilvl="0" w:tplc="7B68B914">
       <w:start w:val="1"/>
       <w:numFmt w:val="decimal"/>
       <w:lvlText w:val="%1."/>
@@ -22569,52 +22900,52 @@
         <w:color w:val="A67C27"/>
       </w:rPr>
     </w:lvl>
-    <w:lvl w:ilvl="1" w:tplc="0E90F252">
+    <w:lvl w:ilvl="1" w:tplc="C464E7FE">
       <w:numFmt w:val="decimal"/>
       <w:lvlText w:val=""/>
       <w:lvlJc w:val="left"/>
     </w:lvl>
-    <w:lvl w:ilvl="2" w:tplc="C9068084">
+    <w:lvl w:ilvl="2" w:tplc="9F04CB54">
       <w:numFmt w:val="decimal"/>
       <w:lvlText w:val=""/>
       <w:lvlJc w:val="left"/>
     </w:lvl>
-    <w:lvl w:ilvl="3" w:tplc="E97CFB3E">
+    <w:lvl w:ilvl="3" w:tplc="CC4883D6">
       <w:numFmt w:val="decimal"/>
       <w:lvlText w:val=""/>
       <w:lvlJc w:val="left"/>
     </w:lvl>
-    <w:lvl w:ilvl="4" w:tplc="1EA6358E">
+    <w:lvl w:ilvl="4" w:tplc="1FA2F28A">
       <w:numFmt w:val="decimal"/>
       <w:lvlText w:val=""/>
       <w:lvlJc w:val="left"/>
     </w:lvl>
-    <w:lvl w:ilvl="5" w:tplc="08307A02">
+    <w:lvl w:ilvl="5" w:tplc="280C9F62">
       <w:numFmt w:val="decimal"/>
       <w:lvlText w:val=""/>
       <w:lvlJc w:val="left"/>
     </w:lvl>
-    <w:lvl w:ilvl="6" w:tplc="3DD0C37A">
+    <w:lvl w:ilvl="6" w:tplc="06BA5954">
       <w:numFmt w:val="decimal"/>
       <w:lvlText w:val=""/>
       <w:lvlJc w:val="left"/>
     </w:lvl>
-    <w:lvl w:ilvl="7" w:tplc="A4CCB39C">
+    <w:lvl w:ilvl="7" w:tplc="40128622">
       <w:numFmt w:val="decimal"/>
       <w:lvlText w:val=""/>
       <w:lvlJc w:val="left"/>
     </w:lvl>
-    <w:lvl w:ilvl="8" w:tplc="E3864E7C">
+    <w:lvl w:ilvl="8" w:tplc="45B6B1F4">
       <w:numFmt w:val="decimal"/>
       <w:lvlText w:val=""/>
       <w:lvlJc w:val="left"/>
     </w:lvl>
   </w:abstractNum>
-  <w:abstractNum w:abstractNumId="22" w15:restartNumberingAfterBreak="0">
-    <w:nsid w:val="6C5A0EE0"/>
+  <w:abstractNum w:abstractNumId="23" w15:restartNumberingAfterBreak="0">
+    <w:nsid w:val="7A056BAF"/>
     <w:multiLevelType w:val="hybridMultilevel"/>
-    <w:tmpl w:val="A7B418D6"/>
-    <w:lvl w:ilvl="0" w:tplc="50089EB2">
+    <w:tmpl w:val="ADA2A66E"/>
+    <w:lvl w:ilvl="0" w:tplc="77CEAB54">
       <w:start w:val="1"/>
       <w:numFmt w:val="decimal"/>
       <w:lvlText w:val="%1."/>
@@ -22628,52 +22959,52 @@
         <w:color w:val="A67C27"/>
       </w:rPr>
     </w:lvl>
-    <w:lvl w:ilvl="1" w:tplc="B41875B6">
+    <w:lvl w:ilvl="1" w:tplc="667E5828">
       <w:numFmt w:val="decimal"/>
       <w:lvlText w:val=""/>
       <w:lvlJc w:val="left"/>
     </w:lvl>
-    <w:lvl w:ilvl="2" w:tplc="676C139A">
+    <w:lvl w:ilvl="2" w:tplc="850822FC">
       <w:numFmt w:val="decimal"/>
       <w:lvlText w:val=""/>
       <w:lvlJc w:val="left"/>
     </w:lvl>
-    <w:lvl w:ilvl="3" w:tplc="6464D426">
+    <w:lvl w:ilvl="3" w:tplc="79308836">
       <w:numFmt w:val="decimal"/>
       <w:lvlText w:val=""/>
       <w:lvlJc w:val="left"/>
     </w:lvl>
-    <w:lvl w:ilvl="4" w:tplc="42145D3C">
+    <w:lvl w:ilvl="4" w:tplc="F6C2203E">
       <w:numFmt w:val="decimal"/>
       <w:lvlText w:val=""/>
       <w:lvlJc w:val="left"/>
     </w:lvl>
-    <w:lvl w:ilvl="5" w:tplc="517C994E">
+    <w:lvl w:ilvl="5" w:tplc="3AB46FA0">
       <w:numFmt w:val="decimal"/>
       <w:lvlText w:val=""/>
       <w:lvlJc w:val="left"/>
     </w:lvl>
-    <w:lvl w:ilvl="6" w:tplc="CDFA6B38">
+    <w:lvl w:ilvl="6" w:tplc="DF7C2724">
       <w:numFmt w:val="decimal"/>
       <w:lvlText w:val=""/>
       <w:lvlJc w:val="left"/>
     </w:lvl>
-    <w:lvl w:ilvl="7" w:tplc="AC56F658">
+    <w:lvl w:ilvl="7" w:tplc="19342D96">
       <w:numFmt w:val="decimal"/>
       <w:lvlText w:val=""/>
       <w:lvlJc w:val="left"/>
     </w:lvl>
-    <w:lvl w:ilvl="8" w:tplc="4DF2A70E">
+    <w:lvl w:ilvl="8" w:tplc="2A927EBE">
       <w:numFmt w:val="decimal"/>
       <w:lvlText w:val=""/>
       <w:lvlJc w:val="left"/>
     </w:lvl>
   </w:abstractNum>
-  <w:abstractNum w:abstractNumId="23" w15:restartNumberingAfterBreak="0">
-    <w:nsid w:val="7062271C"/>
+  <w:abstractNum w:abstractNumId="24" w15:restartNumberingAfterBreak="0">
+    <w:nsid w:val="7D4D4C4D"/>
     <w:multiLevelType w:val="hybridMultilevel"/>
-    <w:tmpl w:val="388EEDB2"/>
-    <w:lvl w:ilvl="0" w:tplc="52E827A6">
+    <w:tmpl w:val="E56AC328"/>
+    <w:lvl w:ilvl="0" w:tplc="673C09B0">
       <w:start w:val="1"/>
       <w:numFmt w:val="decimal"/>
       <w:lvlText w:val="%1."/>
@@ -22687,252 +23018,193 @@
         <w:color w:val="A67C27"/>
       </w:rPr>
     </w:lvl>
-    <w:lvl w:ilvl="1" w:tplc="5E6E0ECC">
+    <w:lvl w:ilvl="1" w:tplc="2144B2AA">
       <w:numFmt w:val="decimal"/>
       <w:lvlText w:val=""/>
       <w:lvlJc w:val="left"/>
     </w:lvl>
-    <w:lvl w:ilvl="2" w:tplc="EC528678">
+    <w:lvl w:ilvl="2" w:tplc="D5E65B6E">
       <w:numFmt w:val="decimal"/>
       <w:lvlText w:val=""/>
       <w:lvlJc w:val="left"/>
     </w:lvl>
-    <w:lvl w:ilvl="3" w:tplc="4C1063F4">
+    <w:lvl w:ilvl="3" w:tplc="FB381BDA">
       <w:numFmt w:val="decimal"/>
       <w:lvlText w:val=""/>
       <w:lvlJc w:val="left"/>
     </w:lvl>
-    <w:lvl w:ilvl="4" w:tplc="EB163046">
+    <w:lvl w:ilvl="4" w:tplc="D2CEDE8C">
       <w:numFmt w:val="decimal"/>
       <w:lvlText w:val=""/>
       <w:lvlJc w:val="left"/>
     </w:lvl>
-    <w:lvl w:ilvl="5" w:tplc="7C1E236E">
+    <w:lvl w:ilvl="5" w:tplc="4BA2F216">
       <w:numFmt w:val="decimal"/>
       <w:lvlText w:val=""/>
       <w:lvlJc w:val="left"/>
     </w:lvl>
-    <w:lvl w:ilvl="6" w:tplc="A9525638">
+    <w:lvl w:ilvl="6" w:tplc="E93C2F4A">
       <w:numFmt w:val="decimal"/>
       <w:lvlText w:val=""/>
       <w:lvlJc w:val="left"/>
     </w:lvl>
-    <w:lvl w:ilvl="7" w:tplc="2550C842">
+    <w:lvl w:ilvl="7" w:tplc="B0A41900">
       <w:numFmt w:val="decimal"/>
       <w:lvlText w:val=""/>
       <w:lvlJc w:val="left"/>
     </w:lvl>
-    <w:lvl w:ilvl="8" w:tplc="4704F2B0">
+    <w:lvl w:ilvl="8" w:tplc="61929662">
       <w:numFmt w:val="decimal"/>
       <w:lvlText w:val=""/>
       <w:lvlJc w:val="left"/>
     </w:lvl>
   </w:abstractNum>
-  <w:abstractNum w:abstractNumId="24" w15:restartNumberingAfterBreak="0">
-    <w:nsid w:val="7BFF2926"/>
-    <w:multiLevelType w:val="hybridMultilevel"/>
-    <w:tmpl w:val="8736BEBA"/>
-    <w:lvl w:ilvl="0" w:tplc="605C2268">
-      <w:start w:val="1"/>
-      <w:numFmt w:val="decimal"/>
-      <w:lvlText w:val="%1."/>
-      <w:lvlJc w:val="left"/>
-      <w:pPr>
-        <w:ind w:left="460" w:hanging="360"/>
-      </w:pPr>
-      <w:rPr>
-        <w:b/>
-        <w:bCs/>
-        <w:color w:val="A67C27"/>
-      </w:rPr>
-    </w:lvl>
-    <w:lvl w:ilvl="1" w:tplc="4524D582">
-      <w:numFmt w:val="decimal"/>
-      <w:lvlText w:val=""/>
-      <w:lvlJc w:val="left"/>
-    </w:lvl>
-    <w:lvl w:ilvl="2" w:tplc="5D308036">
-      <w:numFmt w:val="decimal"/>
-      <w:lvlText w:val=""/>
-      <w:lvlJc w:val="left"/>
-    </w:lvl>
-    <w:lvl w:ilvl="3" w:tplc="20D607E6">
-      <w:numFmt w:val="decimal"/>
-      <w:lvlText w:val=""/>
-      <w:lvlJc w:val="left"/>
-    </w:lvl>
-    <w:lvl w:ilvl="4" w:tplc="612090B4">
-      <w:numFmt w:val="decimal"/>
-      <w:lvlText w:val=""/>
-      <w:lvlJc w:val="left"/>
-    </w:lvl>
-    <w:lvl w:ilvl="5" w:tplc="E80CABA6">
-      <w:numFmt w:val="decimal"/>
-      <w:lvlText w:val=""/>
-      <w:lvlJc w:val="left"/>
-    </w:lvl>
-    <w:lvl w:ilvl="6" w:tplc="A33255A8">
-      <w:numFmt w:val="decimal"/>
-      <w:lvlText w:val=""/>
-      <w:lvlJc w:val="left"/>
-    </w:lvl>
-    <w:lvl w:ilvl="7" w:tplc="A86CB0A8">
-      <w:numFmt w:val="decimal"/>
-      <w:lvlText w:val=""/>
-      <w:lvlJc w:val="left"/>
-    </w:lvl>
-    <w:lvl w:ilvl="8" w:tplc="8C66BEBA">
-      <w:numFmt w:val="decimal"/>
-      <w:lvlText w:val=""/>
-      <w:lvlJc w:val="left"/>
-    </w:lvl>
-  </w:abstractNum>
-  <w:num w:numId="1" w16cid:durableId="2135950581">
+  <w:num w:numId="1" w16cid:durableId="982856353">
+    <w:abstractNumId w:val="5"/>
+    <w:lvlOverride w:ilvl="0">
+      <w:startOverride w:val="1"/>
+    </w:lvlOverride>
+  </w:num>
+  <w:num w:numId="2" w16cid:durableId="933711736">
+    <w:abstractNumId w:val="20"/>
+    <w:lvlOverride w:ilvl="0">
+      <w:startOverride w:val="1"/>
+    </w:lvlOverride>
+  </w:num>
+  <w:num w:numId="3" w16cid:durableId="1762678445">
+    <w:abstractNumId w:val="18"/>
+    <w:lvlOverride w:ilvl="0">
+      <w:startOverride w:val="1"/>
+    </w:lvlOverride>
+  </w:num>
+  <w:num w:numId="4" w16cid:durableId="511189863">
+    <w:abstractNumId w:val="10"/>
+    <w:lvlOverride w:ilvl="0">
+      <w:startOverride w:val="1"/>
+    </w:lvlOverride>
+  </w:num>
+  <w:num w:numId="5" w16cid:durableId="667559035">
+    <w:abstractNumId w:val="9"/>
+    <w:lvlOverride w:ilvl="0">
+      <w:startOverride w:val="1"/>
+    </w:lvlOverride>
+  </w:num>
+  <w:num w:numId="6" w16cid:durableId="1798572480">
+    <w:abstractNumId w:val="0"/>
+    <w:lvlOverride w:ilvl="0">
+      <w:startOverride w:val="1"/>
+    </w:lvlOverride>
+  </w:num>
+  <w:num w:numId="7" w16cid:durableId="981471866">
+    <w:abstractNumId w:val="8"/>
+    <w:lvlOverride w:ilvl="0">
+      <w:startOverride w:val="1"/>
+    </w:lvlOverride>
+  </w:num>
+  <w:num w:numId="8" w16cid:durableId="145127676">
+    <w:abstractNumId w:val="11"/>
+    <w:lvlOverride w:ilvl="0">
+      <w:startOverride w:val="1"/>
+    </w:lvlOverride>
+  </w:num>
+  <w:num w:numId="9" w16cid:durableId="728769585">
+    <w:abstractNumId w:val="4"/>
+    <w:lvlOverride w:ilvl="0">
+      <w:startOverride w:val="1"/>
+    </w:lvlOverride>
+  </w:num>
+  <w:num w:numId="10" w16cid:durableId="222185396">
+    <w:abstractNumId w:val="2"/>
+    <w:lvlOverride w:ilvl="0">
+      <w:startOverride w:val="1"/>
+    </w:lvlOverride>
+  </w:num>
+  <w:num w:numId="11" w16cid:durableId="384645093">
+    <w:abstractNumId w:val="12"/>
+    <w:lvlOverride w:ilvl="0">
+      <w:startOverride w:val="1"/>
+    </w:lvlOverride>
+  </w:num>
+  <w:num w:numId="12" w16cid:durableId="964651637">
+    <w:abstractNumId w:val="24"/>
+    <w:lvlOverride w:ilvl="0">
+      <w:startOverride w:val="1"/>
+    </w:lvlOverride>
+  </w:num>
+  <w:num w:numId="13" w16cid:durableId="646282263">
     <w:abstractNumId w:val="14"/>
     <w:lvlOverride w:ilvl="0">
       <w:startOverride w:val="1"/>
     </w:lvlOverride>
   </w:num>
-  <w:num w:numId="2" w16cid:durableId="1622493940">
-    <w:abstractNumId w:val="8"/>
+  <w:num w:numId="14" w16cid:durableId="1048726118">
+    <w:abstractNumId w:val="13"/>
     <w:lvlOverride w:ilvl="0">
       <w:startOverride w:val="1"/>
     </w:lvlOverride>
   </w:num>
-  <w:num w:numId="3" w16cid:durableId="391080933">
-    <w:abstractNumId w:val="12"/>
+  <w:num w:numId="15" w16cid:durableId="1138912341">
+    <w:abstractNumId w:val="15"/>
     <w:lvlOverride w:ilvl="0">
       <w:startOverride w:val="1"/>
     </w:lvlOverride>
   </w:num>
-  <w:num w:numId="4" w16cid:durableId="1407147278">
+  <w:num w:numId="16" w16cid:durableId="308438179">
+    <w:abstractNumId w:val="17"/>
+    <w:lvlOverride w:ilvl="0">
+      <w:startOverride w:val="1"/>
+    </w:lvlOverride>
+  </w:num>
+  <w:num w:numId="17" w16cid:durableId="461070927">
+    <w:abstractNumId w:val="6"/>
+    <w:lvlOverride w:ilvl="0">
+      <w:startOverride w:val="1"/>
+    </w:lvlOverride>
+  </w:num>
+  <w:num w:numId="18" w16cid:durableId="297762228">
+    <w:abstractNumId w:val="16"/>
+    <w:lvlOverride w:ilvl="0">
+      <w:startOverride w:val="1"/>
+    </w:lvlOverride>
+  </w:num>
+  <w:num w:numId="19" w16cid:durableId="1714691406">
+    <w:abstractNumId w:val="22"/>
+    <w:lvlOverride w:ilvl="0">
+      <w:startOverride w:val="1"/>
+    </w:lvlOverride>
+  </w:num>
+  <w:num w:numId="20" w16cid:durableId="2069954981">
+    <w:abstractNumId w:val="3"/>
+    <w:lvlOverride w:ilvl="0">
+      <w:startOverride w:val="1"/>
+    </w:lvlOverride>
+  </w:num>
+  <w:num w:numId="21" w16cid:durableId="472140760">
     <w:abstractNumId w:val="23"/>
     <w:lvlOverride w:ilvl="0">
       <w:startOverride w:val="1"/>
     </w:lvlOverride>
   </w:num>
-  <w:num w:numId="5" w16cid:durableId="942347479">
-    <w:abstractNumId w:val="19"/>
+  <w:num w:numId="22" w16cid:durableId="1720206920">
+    <w:abstractNumId w:val="21"/>
     <w:lvlOverride w:ilvl="0">
       <w:startOverride w:val="1"/>
     </w:lvlOverride>
   </w:num>
-  <w:num w:numId="6" w16cid:durableId="620185386">
-    <w:abstractNumId w:val="0"/>
-    <w:lvlOverride w:ilvl="0">
-      <w:startOverride w:val="1"/>
-    </w:lvlOverride>
-  </w:num>
-  <w:num w:numId="7" w16cid:durableId="815028887">
-    <w:abstractNumId w:val="6"/>
-    <w:lvlOverride w:ilvl="0">
-      <w:startOverride w:val="1"/>
-    </w:lvlOverride>
-  </w:num>
-  <w:num w:numId="8" w16cid:durableId="402263479">
+  <w:num w:numId="23" w16cid:durableId="1741518790">
     <w:abstractNumId w:val="7"/>
     <w:lvlOverride w:ilvl="0">
       <w:startOverride w:val="1"/>
     </w:lvlOverride>
   </w:num>
-  <w:num w:numId="9" w16cid:durableId="65224073">
-    <w:abstractNumId w:val="5"/>
-    <w:lvlOverride w:ilvl="0">
-      <w:startOverride w:val="1"/>
-    </w:lvlOverride>
-  </w:num>
-  <w:num w:numId="10" w16cid:durableId="1789355483">
+  <w:num w:numId="24" w16cid:durableId="1283728950">
     <w:abstractNumId w:val="1"/>
     <w:lvlOverride w:ilvl="0">
       <w:startOverride w:val="1"/>
     </w:lvlOverride>
   </w:num>
-  <w:num w:numId="11" w16cid:durableId="892470289">
-    <w:abstractNumId w:val="21"/>
-    <w:lvlOverride w:ilvl="0">
-      <w:startOverride w:val="1"/>
-    </w:lvlOverride>
-  </w:num>
-  <w:num w:numId="12" w16cid:durableId="1927573853">
-    <w:abstractNumId w:val="17"/>
-    <w:lvlOverride w:ilvl="0">
-      <w:startOverride w:val="1"/>
-    </w:lvlOverride>
-  </w:num>
-  <w:num w:numId="13" w16cid:durableId="1395664982">
-    <w:abstractNumId w:val="10"/>
-    <w:lvlOverride w:ilvl="0">
-      <w:startOverride w:val="1"/>
-    </w:lvlOverride>
-  </w:num>
-  <w:num w:numId="14" w16cid:durableId="1030841843">
-    <w:abstractNumId w:val="4"/>
-    <w:lvlOverride w:ilvl="0">
-      <w:startOverride w:val="1"/>
-    </w:lvlOverride>
-  </w:num>
-  <w:num w:numId="15" w16cid:durableId="941451136">
-    <w:abstractNumId w:val="11"/>
-    <w:lvlOverride w:ilvl="0">
-      <w:startOverride w:val="1"/>
-    </w:lvlOverride>
-  </w:num>
-  <w:num w:numId="16" w16cid:durableId="438919204">
-    <w:abstractNumId w:val="13"/>
-    <w:lvlOverride w:ilvl="0">
-      <w:startOverride w:val="1"/>
-    </w:lvlOverride>
-  </w:num>
-  <w:num w:numId="17" w16cid:durableId="1642423270">
-    <w:abstractNumId w:val="16"/>
-    <w:lvlOverride w:ilvl="0">
-      <w:startOverride w:val="1"/>
-    </w:lvlOverride>
-  </w:num>
-  <w:num w:numId="18" w16cid:durableId="419717608">
-    <w:abstractNumId w:val="22"/>
-    <w:lvlOverride w:ilvl="0">
-      <w:startOverride w:val="1"/>
-    </w:lvlOverride>
-  </w:num>
-  <w:num w:numId="19" w16cid:durableId="251593921">
-    <w:abstractNumId w:val="2"/>
-    <w:lvlOverride w:ilvl="0">
-      <w:startOverride w:val="1"/>
-    </w:lvlOverride>
-  </w:num>
-  <w:num w:numId="20" w16cid:durableId="1172530917">
-    <w:abstractNumId w:val="20"/>
-    <w:lvlOverride w:ilvl="0">
-      <w:startOverride w:val="1"/>
-    </w:lvlOverride>
-  </w:num>
-  <w:num w:numId="21" w16cid:durableId="1851406973">
-    <w:abstractNumId w:val="15"/>
-    <w:lvlOverride w:ilvl="0">
-      <w:startOverride w:val="1"/>
-    </w:lvlOverride>
-  </w:num>
-  <w:num w:numId="22" w16cid:durableId="1527057098">
-    <w:abstractNumId w:val="3"/>
-    <w:lvlOverride w:ilvl="0">
-      <w:startOverride w:val="1"/>
-    </w:lvlOverride>
-  </w:num>
-  <w:num w:numId="23" w16cid:durableId="2041589719">
-    <w:abstractNumId w:val="24"/>
-    <w:lvlOverride w:ilvl="0">
-      <w:startOverride w:val="1"/>
-    </w:lvlOverride>
-  </w:num>
-  <w:num w:numId="24" w16cid:durableId="492524363">
-    <w:abstractNumId w:val="9"/>
-    <w:lvlOverride w:ilvl="0">
-      <w:startOverride w:val="1"/>
-    </w:lvlOverride>
-  </w:num>
-  <w:num w:numId="25" w16cid:durableId="1190484572">
-    <w:abstractNumId w:val="18"/>
+  <w:num w:numId="25" w16cid:durableId="1660767600">
+    <w:abstractNumId w:val="19"/>
     <w:lvlOverride w:ilvl="0">
       <w:startOverride w:val="1"/>
     </w:lvlOverride>
@@ -23557,7 +23829,7 @@
     <w:autoRedefine/>
     <w:uiPriority w:val="39"/>
     <w:unhideWhenUsed/>
-    <w:rsid w:val="00B2209A"/>
+    <w:rsid w:val="00506FF7"/>
     <w:pPr>
       <w:spacing w:after="100"/>
     </w:pPr>
@@ -23569,7 +23841,7 @@
     <w:autoRedefine/>
     <w:uiPriority w:val="39"/>
     <w:unhideWhenUsed/>
-    <w:rsid w:val="00B2209A"/>
+    <w:rsid w:val="00506FF7"/>
     <w:pPr>
       <w:spacing w:after="100"/>
       <w:ind w:left="210"/>

--- a/docs/manuals/RA_Training_Manual.docx
+++ b/docs/manuals/RA_Training_Manual.docx
@@ -538,7 +538,7 @@
     <w:sdt>
       <w:sdtPr>
         <w:alias w:val="Contents"/>
-        <w:id w:val="-1513837585"/>
+        <w:id w:val="-1278561249"/>
       </w:sdtPr>
       <w:sdtEndPr/>
       <w:sdtContent>
@@ -567,7 +567,7 @@
           <w:r>
             <w:fldChar w:fldCharType="separate"/>
           </w:r>
-          <w:hyperlink w:anchor="_Toc240758732" w:history="1">
+          <w:hyperlink w:anchor="_Toc240758992" w:history="1">
             <w:r>
               <w:rPr>
                 <w:rStyle w:val="Hyperlink"/>
@@ -591,7 +591,7 @@
               <w:rPr>
                 <w:noProof/>
               </w:rPr>
-              <w:instrText xml:space="preserve"> PAGEREF _Toc240758732 \h </w:instrText>
+              <w:instrText xml:space="preserve"> PAGEREF _Toc240758992 \h </w:instrText>
             </w:r>
             <w:r>
               <w:rPr>
@@ -634,7 +634,7 @@
               <w14:ligatures w14:val="standardContextual"/>
             </w:rPr>
           </w:pPr>
-          <w:hyperlink w:anchor="_Toc240758733" w:history="1">
+          <w:hyperlink w:anchor="_Toc240758993" w:history="1">
             <w:r>
               <w:rPr>
                 <w:rStyle w:val="Hyperlink"/>
@@ -658,7 +658,7 @@
               <w:rPr>
                 <w:noProof/>
               </w:rPr>
-              <w:instrText xml:space="preserve"> PAGEREF _Toc240758733 \h </w:instrText>
+              <w:instrText xml:space="preserve"> PAGEREF _Toc240758993 \h </w:instrText>
             </w:r>
             <w:r>
               <w:rPr>
@@ -701,7 +701,7 @@
               <w14:ligatures w14:val="standardContextual"/>
             </w:rPr>
           </w:pPr>
-          <w:hyperlink w:anchor="_Toc240758734" w:history="1">
+          <w:hyperlink w:anchor="_Toc240758994" w:history="1">
             <w:r>
               <w:rPr>
                 <w:rStyle w:val="Hyperlink"/>
@@ -725,7 +725,7 @@
               <w:rPr>
                 <w:noProof/>
               </w:rPr>
-              <w:instrText xml:space="preserve"> PAGEREF _Toc240758734 \h </w:instrText>
+              <w:instrText xml:space="preserve"> PAGEREF _Toc240758994 \h </w:instrText>
             </w:r>
             <w:r>
               <w:rPr>
@@ -768,7 +768,7 @@
               <w14:ligatures w14:val="standardContextual"/>
             </w:rPr>
           </w:pPr>
-          <w:hyperlink w:anchor="_Toc240758735" w:history="1">
+          <w:hyperlink w:anchor="_Toc240758995" w:history="1">
             <w:r>
               <w:rPr>
                 <w:rStyle w:val="Hyperlink"/>
@@ -792,7 +792,7 @@
               <w:rPr>
                 <w:noProof/>
               </w:rPr>
-              <w:instrText xml:space="preserve"> PAGEREF _Toc240758735 \h </w:instrText>
+              <w:instrText xml:space="preserve"> PAGEREF _Toc240758995 \h </w:instrText>
             </w:r>
             <w:r>
               <w:rPr>
@@ -835,7 +835,7 @@
               <w14:ligatures w14:val="standardContextual"/>
             </w:rPr>
           </w:pPr>
-          <w:hyperlink w:anchor="_Toc240758736" w:history="1">
+          <w:hyperlink w:anchor="_Toc240758996" w:history="1">
             <w:r>
               <w:rPr>
                 <w:rStyle w:val="Hyperlink"/>
@@ -859,7 +859,7 @@
               <w:rPr>
                 <w:noProof/>
               </w:rPr>
-              <w:instrText xml:space="preserve"> PAGEREF _Toc240758736 \h </w:instrText>
+              <w:instrText xml:space="preserve"> PAGEREF _Toc240758996 \h </w:instrText>
             </w:r>
             <w:r>
               <w:rPr>
@@ -902,7 +902,7 @@
               <w14:ligatures w14:val="standardContextual"/>
             </w:rPr>
           </w:pPr>
-          <w:hyperlink w:anchor="_Toc240758737" w:history="1">
+          <w:hyperlink w:anchor="_Toc240758997" w:history="1">
             <w:r>
               <w:rPr>
                 <w:rStyle w:val="Hyperlink"/>
@@ -926,7 +926,7 @@
               <w:rPr>
                 <w:noProof/>
               </w:rPr>
-              <w:instrText xml:space="preserve"> PAGEREF _Toc240758737 \h </w:instrText>
+              <w:instrText xml:space="preserve"> PAGEREF _Toc240758997 \h </w:instrText>
             </w:r>
             <w:r>
               <w:rPr>
@@ -969,7 +969,7 @@
               <w14:ligatures w14:val="standardContextual"/>
             </w:rPr>
           </w:pPr>
-          <w:hyperlink w:anchor="_Toc240758738" w:history="1">
+          <w:hyperlink w:anchor="_Toc240758998" w:history="1">
             <w:r>
               <w:rPr>
                 <w:rStyle w:val="Hyperlink"/>
@@ -993,7 +993,7 @@
               <w:rPr>
                 <w:noProof/>
               </w:rPr>
-              <w:instrText xml:space="preserve"> PAGEREF _Toc240758738 \h </w:instrText>
+              <w:instrText xml:space="preserve"> PAGEREF _Toc240758998 \h </w:instrText>
             </w:r>
             <w:r>
               <w:rPr>
@@ -1036,7 +1036,7 @@
               <w14:ligatures w14:val="standardContextual"/>
             </w:rPr>
           </w:pPr>
-          <w:hyperlink w:anchor="_Toc240758739" w:history="1">
+          <w:hyperlink w:anchor="_Toc240758999" w:history="1">
             <w:r>
               <w:rPr>
                 <w:rStyle w:val="Hyperlink"/>
@@ -1060,7 +1060,7 @@
               <w:rPr>
                 <w:noProof/>
               </w:rPr>
-              <w:instrText xml:space="preserve"> PAGEREF _Toc240758739 \h </w:instrText>
+              <w:instrText xml:space="preserve"> PAGEREF _Toc240758999 \h </w:instrText>
             </w:r>
             <w:r>
               <w:rPr>
@@ -1103,7 +1103,7 @@
               <w14:ligatures w14:val="standardContextual"/>
             </w:rPr>
           </w:pPr>
-          <w:hyperlink w:anchor="_Toc240758740" w:history="1">
+          <w:hyperlink w:anchor="_Toc240759000" w:history="1">
             <w:r>
               <w:rPr>
                 <w:rStyle w:val="Hyperlink"/>
@@ -1127,7 +1127,7 @@
               <w:rPr>
                 <w:noProof/>
               </w:rPr>
-              <w:instrText xml:space="preserve"> PAGEREF _Toc240758740 \h </w:instrText>
+              <w:instrText xml:space="preserve"> PAGEREF _Toc240759000 \h </w:instrText>
             </w:r>
             <w:r>
               <w:rPr>
@@ -1170,7 +1170,7 @@
               <w14:ligatures w14:val="standardContextual"/>
             </w:rPr>
           </w:pPr>
-          <w:hyperlink w:anchor="_Toc240758741" w:history="1">
+          <w:hyperlink w:anchor="_Toc240759001" w:history="1">
             <w:r>
               <w:rPr>
                 <w:rStyle w:val="Hyperlink"/>
@@ -1194,7 +1194,7 @@
               <w:rPr>
                 <w:noProof/>
               </w:rPr>
-              <w:instrText xml:space="preserve"> PAGEREF _Toc240758741 \h </w:instrText>
+              <w:instrText xml:space="preserve"> PAGEREF _Toc240759001 \h </w:instrText>
             </w:r>
             <w:r>
               <w:rPr>
@@ -1237,7 +1237,7 @@
               <w14:ligatures w14:val="standardContextual"/>
             </w:rPr>
           </w:pPr>
-          <w:hyperlink w:anchor="_Toc240758742" w:history="1">
+          <w:hyperlink w:anchor="_Toc240759002" w:history="1">
             <w:r>
               <w:rPr>
                 <w:rStyle w:val="Hyperlink"/>
@@ -1261,7 +1261,7 @@
               <w:rPr>
                 <w:noProof/>
               </w:rPr>
-              <w:instrText xml:space="preserve"> PAGEREF _Toc240758742 \h </w:instrText>
+              <w:instrText xml:space="preserve"> PAGEREF _Toc240759002 \h </w:instrText>
             </w:r>
             <w:r>
               <w:rPr>
@@ -1304,7 +1304,7 @@
               <w14:ligatures w14:val="standardContextual"/>
             </w:rPr>
           </w:pPr>
-          <w:hyperlink w:anchor="_Toc240758743" w:history="1">
+          <w:hyperlink w:anchor="_Toc240759003" w:history="1">
             <w:r>
               <w:rPr>
                 <w:rStyle w:val="Hyperlink"/>
@@ -1328,7 +1328,7 @@
               <w:rPr>
                 <w:noProof/>
               </w:rPr>
-              <w:instrText xml:space="preserve"> PAGEREF _Toc240758743 \h </w:instrText>
+              <w:instrText xml:space="preserve"> PAGEREF _Toc240759003 \h </w:instrText>
             </w:r>
             <w:r>
               <w:rPr>
@@ -1371,7 +1371,7 @@
               <w14:ligatures w14:val="standardContextual"/>
             </w:rPr>
           </w:pPr>
-          <w:hyperlink w:anchor="_Toc240758744" w:history="1">
+          <w:hyperlink w:anchor="_Toc240759004" w:history="1">
             <w:r>
               <w:rPr>
                 <w:rStyle w:val="Hyperlink"/>
@@ -1395,7 +1395,7 @@
               <w:rPr>
                 <w:noProof/>
               </w:rPr>
-              <w:instrText xml:space="preserve"> PAGEREF _Toc240758744 \h </w:instrText>
+              <w:instrText xml:space="preserve"> PAGEREF _Toc240759004 \h </w:instrText>
             </w:r>
             <w:r>
               <w:rPr>
@@ -1438,7 +1438,7 @@
               <w14:ligatures w14:val="standardContextual"/>
             </w:rPr>
           </w:pPr>
-          <w:hyperlink w:anchor="_Toc240758745" w:history="1">
+          <w:hyperlink w:anchor="_Toc240759005" w:history="1">
             <w:r>
               <w:rPr>
                 <w:rStyle w:val="Hyperlink"/>
@@ -1462,7 +1462,7 @@
               <w:rPr>
                 <w:noProof/>
               </w:rPr>
-              <w:instrText xml:space="preserve"> PAGEREF _Toc240758745 \h </w:instrText>
+              <w:instrText xml:space="preserve"> PAGEREF _Toc240759005 \h </w:instrText>
             </w:r>
             <w:r>
               <w:rPr>
@@ -1505,7 +1505,7 @@
               <w14:ligatures w14:val="standardContextual"/>
             </w:rPr>
           </w:pPr>
-          <w:hyperlink w:anchor="_Toc240758746" w:history="1">
+          <w:hyperlink w:anchor="_Toc240759006" w:history="1">
             <w:r>
               <w:rPr>
                 <w:rStyle w:val="Hyperlink"/>
@@ -1529,7 +1529,7 @@
               <w:rPr>
                 <w:noProof/>
               </w:rPr>
-              <w:instrText xml:space="preserve"> PAGEREF _Toc240758746 \h </w:instrText>
+              <w:instrText xml:space="preserve"> PAGEREF _Toc240759006 \h </w:instrText>
             </w:r>
             <w:r>
               <w:rPr>
@@ -1572,7 +1572,7 @@
               <w14:ligatures w14:val="standardContextual"/>
             </w:rPr>
           </w:pPr>
-          <w:hyperlink w:anchor="_Toc240758747" w:history="1">
+          <w:hyperlink w:anchor="_Toc240759007" w:history="1">
             <w:r>
               <w:rPr>
                 <w:rStyle w:val="Hyperlink"/>
@@ -1596,7 +1596,7 @@
               <w:rPr>
                 <w:noProof/>
               </w:rPr>
-              <w:instrText xml:space="preserve"> PAGEREF _Toc240758747 \h </w:instrText>
+              <w:instrText xml:space="preserve"> PAGEREF _Toc240759007 \h </w:instrText>
             </w:r>
             <w:r>
               <w:rPr>
@@ -1639,7 +1639,7 @@
               <w14:ligatures w14:val="standardContextual"/>
             </w:rPr>
           </w:pPr>
-          <w:hyperlink w:anchor="_Toc240758748" w:history="1">
+          <w:hyperlink w:anchor="_Toc240759008" w:history="1">
             <w:r>
               <w:rPr>
                 <w:rStyle w:val="Hyperlink"/>
@@ -1663,7 +1663,7 @@
               <w:rPr>
                 <w:noProof/>
               </w:rPr>
-              <w:instrText xml:space="preserve"> PAGEREF _Toc240758748 \h </w:instrText>
+              <w:instrText xml:space="preserve"> PAGEREF _Toc240759008 \h </w:instrText>
             </w:r>
             <w:r>
               <w:rPr>
@@ -1706,7 +1706,7 @@
               <w14:ligatures w14:val="standardContextual"/>
             </w:rPr>
           </w:pPr>
-          <w:hyperlink w:anchor="_Toc240758749" w:history="1">
+          <w:hyperlink w:anchor="_Toc240759009" w:history="1">
             <w:r>
               <w:rPr>
                 <w:rStyle w:val="Hyperlink"/>
@@ -1730,7 +1730,7 @@
               <w:rPr>
                 <w:noProof/>
               </w:rPr>
-              <w:instrText xml:space="preserve"> PAGEREF _Toc240758749 \h </w:instrText>
+              <w:instrText xml:space="preserve"> PAGEREF _Toc240759009 \h </w:instrText>
             </w:r>
             <w:r>
               <w:rPr>
@@ -1773,7 +1773,7 @@
               <w14:ligatures w14:val="standardContextual"/>
             </w:rPr>
           </w:pPr>
-          <w:hyperlink w:anchor="_Toc240758750" w:history="1">
+          <w:hyperlink w:anchor="_Toc240759010" w:history="1">
             <w:r>
               <w:rPr>
                 <w:rStyle w:val="Hyperlink"/>
@@ -1797,7 +1797,7 @@
               <w:rPr>
                 <w:noProof/>
               </w:rPr>
-              <w:instrText xml:space="preserve"> PAGEREF _Toc240758750 \h </w:instrText>
+              <w:instrText xml:space="preserve"> PAGEREF _Toc240759010 \h </w:instrText>
             </w:r>
             <w:r>
               <w:rPr>
@@ -1840,7 +1840,7 @@
               <w14:ligatures w14:val="standardContextual"/>
             </w:rPr>
           </w:pPr>
-          <w:hyperlink w:anchor="_Toc240758751" w:history="1">
+          <w:hyperlink w:anchor="_Toc240759011" w:history="1">
             <w:r>
               <w:rPr>
                 <w:rStyle w:val="Hyperlink"/>
@@ -1864,7 +1864,7 @@
               <w:rPr>
                 <w:noProof/>
               </w:rPr>
-              <w:instrText xml:space="preserve"> PAGEREF _Toc240758751 \h </w:instrText>
+              <w:instrText xml:space="preserve"> PAGEREF _Toc240759011 \h </w:instrText>
             </w:r>
             <w:r>
               <w:rPr>
@@ -1907,7 +1907,7 @@
               <w14:ligatures w14:val="standardContextual"/>
             </w:rPr>
           </w:pPr>
-          <w:hyperlink w:anchor="_Toc240758752" w:history="1">
+          <w:hyperlink w:anchor="_Toc240759012" w:history="1">
             <w:r>
               <w:rPr>
                 <w:rStyle w:val="Hyperlink"/>
@@ -1931,7 +1931,7 @@
               <w:rPr>
                 <w:noProof/>
               </w:rPr>
-              <w:instrText xml:space="preserve"> PAGEREF _Toc240758752 \h </w:instrText>
+              <w:instrText xml:space="preserve"> PAGEREF _Toc240759012 \h </w:instrText>
             </w:r>
             <w:r>
               <w:rPr>
@@ -1974,7 +1974,7 @@
               <w14:ligatures w14:val="standardContextual"/>
             </w:rPr>
           </w:pPr>
-          <w:hyperlink w:anchor="_Toc240758753" w:history="1">
+          <w:hyperlink w:anchor="_Toc240759013" w:history="1">
             <w:r>
               <w:rPr>
                 <w:rStyle w:val="Hyperlink"/>
@@ -1998,7 +1998,7 @@
               <w:rPr>
                 <w:noProof/>
               </w:rPr>
-              <w:instrText xml:space="preserve"> PAGEREF _Toc240758753 \h </w:instrText>
+              <w:instrText xml:space="preserve"> PAGEREF _Toc240759013 \h </w:instrText>
             </w:r>
             <w:r>
               <w:rPr>
@@ -2041,7 +2041,7 @@
               <w14:ligatures w14:val="standardContextual"/>
             </w:rPr>
           </w:pPr>
-          <w:hyperlink w:anchor="_Toc240758754" w:history="1">
+          <w:hyperlink w:anchor="_Toc240759014" w:history="1">
             <w:r>
               <w:rPr>
                 <w:rStyle w:val="Hyperlink"/>
@@ -2065,7 +2065,7 @@
               <w:rPr>
                 <w:noProof/>
               </w:rPr>
-              <w:instrText xml:space="preserve"> PAGEREF _Toc240758754 \h </w:instrText>
+              <w:instrText xml:space="preserve"> PAGEREF _Toc240759014 \h </w:instrText>
             </w:r>
             <w:r>
               <w:rPr>
@@ -2108,7 +2108,7 @@
               <w14:ligatures w14:val="standardContextual"/>
             </w:rPr>
           </w:pPr>
-          <w:hyperlink w:anchor="_Toc240758755" w:history="1">
+          <w:hyperlink w:anchor="_Toc240759015" w:history="1">
             <w:r>
               <w:rPr>
                 <w:rStyle w:val="Hyperlink"/>
@@ -2132,7 +2132,7 @@
               <w:rPr>
                 <w:noProof/>
               </w:rPr>
-              <w:instrText xml:space="preserve"> PAGEREF _Toc240758755 \h </w:instrText>
+              <w:instrText xml:space="preserve"> PAGEREF _Toc240759015 \h </w:instrText>
             </w:r>
             <w:r>
               <w:rPr>
@@ -2175,7 +2175,7 @@
               <w14:ligatures w14:val="standardContextual"/>
             </w:rPr>
           </w:pPr>
-          <w:hyperlink w:anchor="_Toc240758756" w:history="1">
+          <w:hyperlink w:anchor="_Toc240759016" w:history="1">
             <w:r>
               <w:rPr>
                 <w:rStyle w:val="Hyperlink"/>
@@ -2199,7 +2199,7 @@
               <w:rPr>
                 <w:noProof/>
               </w:rPr>
-              <w:instrText xml:space="preserve"> PAGEREF _Toc240758756 \h </w:instrText>
+              <w:instrText xml:space="preserve"> PAGEREF _Toc240759016 \h </w:instrText>
             </w:r>
             <w:r>
               <w:rPr>
@@ -2242,7 +2242,7 @@
               <w14:ligatures w14:val="standardContextual"/>
             </w:rPr>
           </w:pPr>
-          <w:hyperlink w:anchor="_Toc240758757" w:history="1">
+          <w:hyperlink w:anchor="_Toc240759017" w:history="1">
             <w:r>
               <w:rPr>
                 <w:rStyle w:val="Hyperlink"/>
@@ -2266,7 +2266,7 @@
               <w:rPr>
                 <w:noProof/>
               </w:rPr>
-              <w:instrText xml:space="preserve"> PAGEREF _Toc240758757 \h </w:instrText>
+              <w:instrText xml:space="preserve"> PAGEREF _Toc240759017 \h </w:instrText>
             </w:r>
             <w:r>
               <w:rPr>
@@ -2309,7 +2309,7 @@
               <w14:ligatures w14:val="standardContextual"/>
             </w:rPr>
           </w:pPr>
-          <w:hyperlink w:anchor="_Toc240758758" w:history="1">
+          <w:hyperlink w:anchor="_Toc240759018" w:history="1">
             <w:r>
               <w:rPr>
                 <w:rStyle w:val="Hyperlink"/>
@@ -2333,7 +2333,7 @@
               <w:rPr>
                 <w:noProof/>
               </w:rPr>
-              <w:instrText xml:space="preserve"> PAGEREF _Toc240758758 \h </w:instrText>
+              <w:instrText xml:space="preserve"> PAGEREF _Toc240759018 \h </w:instrText>
             </w:r>
             <w:r>
               <w:rPr>
@@ -2376,7 +2376,7 @@
               <w14:ligatures w14:val="standardContextual"/>
             </w:rPr>
           </w:pPr>
-          <w:hyperlink w:anchor="_Toc240758759" w:history="1">
+          <w:hyperlink w:anchor="_Toc240759019" w:history="1">
             <w:r>
               <w:rPr>
                 <w:rStyle w:val="Hyperlink"/>
@@ -2400,7 +2400,7 @@
               <w:rPr>
                 <w:noProof/>
               </w:rPr>
-              <w:instrText xml:space="preserve"> PAGEREF _Toc240758759 \h </w:instrText>
+              <w:instrText xml:space="preserve"> PAGEREF _Toc240759019 \h </w:instrText>
             </w:r>
             <w:r>
               <w:rPr>
@@ -2443,7 +2443,7 @@
               <w14:ligatures w14:val="standardContextual"/>
             </w:rPr>
           </w:pPr>
-          <w:hyperlink w:anchor="_Toc240758760" w:history="1">
+          <w:hyperlink w:anchor="_Toc240759020" w:history="1">
             <w:r>
               <w:rPr>
                 <w:rStyle w:val="Hyperlink"/>
@@ -2467,7 +2467,7 @@
               <w:rPr>
                 <w:noProof/>
               </w:rPr>
-              <w:instrText xml:space="preserve"> PAGEREF _Toc240758760 \h </w:instrText>
+              <w:instrText xml:space="preserve"> PAGEREF _Toc240759020 \h </w:instrText>
             </w:r>
             <w:r>
               <w:rPr>
@@ -2510,7 +2510,7 @@
               <w14:ligatures w14:val="standardContextual"/>
             </w:rPr>
           </w:pPr>
-          <w:hyperlink w:anchor="_Toc240758761" w:history="1">
+          <w:hyperlink w:anchor="_Toc240759021" w:history="1">
             <w:r>
               <w:rPr>
                 <w:rStyle w:val="Hyperlink"/>
@@ -2534,7 +2534,7 @@
               <w:rPr>
                 <w:noProof/>
               </w:rPr>
-              <w:instrText xml:space="preserve"> PAGEREF _Toc240758761 \h </w:instrText>
+              <w:instrText xml:space="preserve"> PAGEREF _Toc240759021 \h </w:instrText>
             </w:r>
             <w:r>
               <w:rPr>
@@ -2577,7 +2577,7 @@
               <w14:ligatures w14:val="standardContextual"/>
             </w:rPr>
           </w:pPr>
-          <w:hyperlink w:anchor="_Toc240758762" w:history="1">
+          <w:hyperlink w:anchor="_Toc240759022" w:history="1">
             <w:r>
               <w:rPr>
                 <w:rStyle w:val="Hyperlink"/>
@@ -2601,7 +2601,7 @@
               <w:rPr>
                 <w:noProof/>
               </w:rPr>
-              <w:instrText xml:space="preserve"> PAGEREF _Toc240758762 \h </w:instrText>
+              <w:instrText xml:space="preserve"> PAGEREF _Toc240759022 \h </w:instrText>
             </w:r>
             <w:r>
               <w:rPr>
@@ -2644,7 +2644,7 @@
               <w14:ligatures w14:val="standardContextual"/>
             </w:rPr>
           </w:pPr>
-          <w:hyperlink w:anchor="_Toc240758763" w:history="1">
+          <w:hyperlink w:anchor="_Toc240759023" w:history="1">
             <w:r>
               <w:rPr>
                 <w:rStyle w:val="Hyperlink"/>
@@ -2668,7 +2668,7 @@
               <w:rPr>
                 <w:noProof/>
               </w:rPr>
-              <w:instrText xml:space="preserve"> PAGEREF _Toc240758763 \h </w:instrText>
+              <w:instrText xml:space="preserve"> PAGEREF _Toc240759023 \h </w:instrText>
             </w:r>
             <w:r>
               <w:rPr>
@@ -2711,7 +2711,7 @@
               <w14:ligatures w14:val="standardContextual"/>
             </w:rPr>
           </w:pPr>
-          <w:hyperlink w:anchor="_Toc240758764" w:history="1">
+          <w:hyperlink w:anchor="_Toc240759024" w:history="1">
             <w:r>
               <w:rPr>
                 <w:rStyle w:val="Hyperlink"/>
@@ -2735,7 +2735,7 @@
               <w:rPr>
                 <w:noProof/>
               </w:rPr>
-              <w:instrText xml:space="preserve"> PAGEREF _Toc240758764 \h </w:instrText>
+              <w:instrText xml:space="preserve"> PAGEREF _Toc240759024 \h </w:instrText>
             </w:r>
             <w:r>
               <w:rPr>
@@ -2778,7 +2778,7 @@
               <w14:ligatures w14:val="standardContextual"/>
             </w:rPr>
           </w:pPr>
-          <w:hyperlink w:anchor="_Toc240758765" w:history="1">
+          <w:hyperlink w:anchor="_Toc240759025" w:history="1">
             <w:r>
               <w:rPr>
                 <w:rStyle w:val="Hyperlink"/>
@@ -2802,7 +2802,7 @@
               <w:rPr>
                 <w:noProof/>
               </w:rPr>
-              <w:instrText xml:space="preserve"> PAGEREF _Toc240758765 \h </w:instrText>
+              <w:instrText xml:space="preserve"> PAGEREF _Toc240759025 \h </w:instrText>
             </w:r>
             <w:r>
               <w:rPr>
@@ -2845,7 +2845,7 @@
               <w14:ligatures w14:val="standardContextual"/>
             </w:rPr>
           </w:pPr>
-          <w:hyperlink w:anchor="_Toc240758766" w:history="1">
+          <w:hyperlink w:anchor="_Toc240759026" w:history="1">
             <w:r>
               <w:rPr>
                 <w:rStyle w:val="Hyperlink"/>
@@ -2869,7 +2869,7 @@
               <w:rPr>
                 <w:noProof/>
               </w:rPr>
-              <w:instrText xml:space="preserve"> PAGEREF _Toc240758766 \h </w:instrText>
+              <w:instrText xml:space="preserve"> PAGEREF _Toc240759026 \h </w:instrText>
             </w:r>
             <w:r>
               <w:rPr>
@@ -2912,7 +2912,7 @@
               <w14:ligatures w14:val="standardContextual"/>
             </w:rPr>
           </w:pPr>
-          <w:hyperlink w:anchor="_Toc240758767" w:history="1">
+          <w:hyperlink w:anchor="_Toc240759027" w:history="1">
             <w:r>
               <w:rPr>
                 <w:rStyle w:val="Hyperlink"/>
@@ -2936,7 +2936,7 @@
               <w:rPr>
                 <w:noProof/>
               </w:rPr>
-              <w:instrText xml:space="preserve"> PAGEREF _Toc240758767 \h </w:instrText>
+              <w:instrText xml:space="preserve"> PAGEREF _Toc240759027 \h </w:instrText>
             </w:r>
             <w:r>
               <w:rPr>
@@ -2979,7 +2979,7 @@
               <w14:ligatures w14:val="standardContextual"/>
             </w:rPr>
           </w:pPr>
-          <w:hyperlink w:anchor="_Toc240758768" w:history="1">
+          <w:hyperlink w:anchor="_Toc240759028" w:history="1">
             <w:r>
               <w:rPr>
                 <w:rStyle w:val="Hyperlink"/>
@@ -3003,7 +3003,7 @@
               <w:rPr>
                 <w:noProof/>
               </w:rPr>
-              <w:instrText xml:space="preserve"> PAGEREF _Toc240758768 \h </w:instrText>
+              <w:instrText xml:space="preserve"> PAGEREF _Toc240759028 \h </w:instrText>
             </w:r>
             <w:r>
               <w:rPr>
@@ -3046,7 +3046,7 @@
               <w14:ligatures w14:val="standardContextual"/>
             </w:rPr>
           </w:pPr>
-          <w:hyperlink w:anchor="_Toc240758769" w:history="1">
+          <w:hyperlink w:anchor="_Toc240759029" w:history="1">
             <w:r>
               <w:rPr>
                 <w:rStyle w:val="Hyperlink"/>
@@ -3070,7 +3070,7 @@
               <w:rPr>
                 <w:noProof/>
               </w:rPr>
-              <w:instrText xml:space="preserve"> PAGEREF _Toc240758769 \h </w:instrText>
+              <w:instrText xml:space="preserve"> PAGEREF _Toc240759029 \h </w:instrText>
             </w:r>
             <w:r>
               <w:rPr>
@@ -3113,7 +3113,7 @@
               <w14:ligatures w14:val="standardContextual"/>
             </w:rPr>
           </w:pPr>
-          <w:hyperlink w:anchor="_Toc240758770" w:history="1">
+          <w:hyperlink w:anchor="_Toc240759030" w:history="1">
             <w:r>
               <w:rPr>
                 <w:rStyle w:val="Hyperlink"/>
@@ -3137,7 +3137,7 @@
               <w:rPr>
                 <w:noProof/>
               </w:rPr>
-              <w:instrText xml:space="preserve"> PAGEREF _Toc240758770 \h </w:instrText>
+              <w:instrText xml:space="preserve"> PAGEREF _Toc240759030 \h </w:instrText>
             </w:r>
             <w:r>
               <w:rPr>
@@ -3180,7 +3180,7 @@
               <w14:ligatures w14:val="standardContextual"/>
             </w:rPr>
           </w:pPr>
-          <w:hyperlink w:anchor="_Toc240758771" w:history="1">
+          <w:hyperlink w:anchor="_Toc240759031" w:history="1">
             <w:r>
               <w:rPr>
                 <w:rStyle w:val="Hyperlink"/>
@@ -3204,7 +3204,7 @@
               <w:rPr>
                 <w:noProof/>
               </w:rPr>
-              <w:instrText xml:space="preserve"> PAGEREF _Toc240758771 \h </w:instrText>
+              <w:instrText xml:space="preserve"> PAGEREF _Toc240759031 \h </w:instrText>
             </w:r>
             <w:r>
               <w:rPr>
@@ -3247,7 +3247,7 @@
               <w14:ligatures w14:val="standardContextual"/>
             </w:rPr>
           </w:pPr>
-          <w:hyperlink w:anchor="_Toc240758772" w:history="1">
+          <w:hyperlink w:anchor="_Toc240759032" w:history="1">
             <w:r>
               <w:rPr>
                 <w:rStyle w:val="Hyperlink"/>
@@ -3271,7 +3271,7 @@
               <w:rPr>
                 <w:noProof/>
               </w:rPr>
-              <w:instrText xml:space="preserve"> PAGEREF _Toc240758772 \h </w:instrText>
+              <w:instrText xml:space="preserve"> PAGEREF _Toc240759032 \h </w:instrText>
             </w:r>
             <w:r>
               <w:rPr>
@@ -3310,7 +3310,7 @@
         <w:pStyle w:val="Heading1"/>
         <w:pageBreakBefore/>
       </w:pPr>
-      <w:bookmarkStart w:id="0" w:name="_Toc240758732"/>
+      <w:bookmarkStart w:id="0" w:name="_Toc240758992"/>
       <w:r>
         <w:lastRenderedPageBreak/>
         <w:t>1. Welcome</w:t>
@@ -3339,7 +3339,7 @@
       <w:pPr>
         <w:pStyle w:val="Heading2"/>
       </w:pPr>
-      <w:bookmarkStart w:id="1" w:name="_Toc240758733"/>
+      <w:bookmarkStart w:id="1" w:name="_Toc240758993"/>
       <w:r>
         <w:t>How to use this manual</w:t>
       </w:r>
@@ -3406,7 +3406,7 @@
       <w:pPr>
         <w:pStyle w:val="Heading2"/>
       </w:pPr>
-      <w:bookmarkStart w:id="2" w:name="_Toc240758734"/>
+      <w:bookmarkStart w:id="2" w:name="_Toc240758994"/>
       <w:r>
         <w:t>Who to contact</w:t>
       </w:r>
@@ -3624,7 +3624,7 @@
         <w:pStyle w:val="Heading1"/>
         <w:pageBreakBefore/>
       </w:pPr>
-      <w:bookmarkStart w:id="3" w:name="_Toc240758735"/>
+      <w:bookmarkStart w:id="3" w:name="_Toc240758995"/>
       <w:r>
         <w:lastRenderedPageBreak/>
         <w:t>2. The study</w:t>
@@ -4220,7 +4220,7 @@
       <w:pPr>
         <w:pStyle w:val="Heading2"/>
       </w:pPr>
-      <w:bookmarkStart w:id="4" w:name="_Toc240758736"/>
+      <w:bookmarkStart w:id="4" w:name="_Toc240758996"/>
       <w:r>
         <w:t>Explaining the study in two minutes</w:t>
       </w:r>
@@ -4239,7 +4239,7 @@
         <w:pStyle w:val="Heading1"/>
         <w:pageBreakBefore/>
       </w:pPr>
-      <w:bookmarkStart w:id="5" w:name="_Toc240758737"/>
+      <w:bookmarkStart w:id="5" w:name="_Toc240758997"/>
       <w:r>
         <w:lastRenderedPageBreak/>
         <w:t>3. Ethics and data protection</w:t>
@@ -4250,7 +4250,7 @@
       <w:pPr>
         <w:pStyle w:val="Heading2"/>
       </w:pPr>
-      <w:bookmarkStart w:id="6" w:name="_Toc240758738"/>
+      <w:bookmarkStart w:id="6" w:name="_Toc240758998"/>
       <w:r>
         <w:t>3.1 Principles you must apply</w:t>
       </w:r>
@@ -4700,7 +4700,7 @@
       <w:pPr>
         <w:pStyle w:val="Heading2"/>
       </w:pPr>
-      <w:bookmarkStart w:id="7" w:name="_Toc240758739"/>
+      <w:bookmarkStart w:id="7" w:name="_Toc240758999"/>
       <w:r>
         <w:t>3.2 What respondents are told (PIS v1.3, summary)</w:t>
       </w:r>
@@ -4806,7 +4806,7 @@
       <w:pPr>
         <w:pStyle w:val="Heading2"/>
       </w:pPr>
-      <w:bookmarkStart w:id="8" w:name="_Toc240758740"/>
+      <w:bookmarkStart w:id="8" w:name="_Toc240759000"/>
       <w:r>
         <w:t>3.3 Data protection rules</w:t>
       </w:r>
@@ -4938,7 +4938,7 @@
       <w:pPr>
         <w:pStyle w:val="Heading2"/>
       </w:pPr>
-      <w:bookmarkStart w:id="9" w:name="_Toc240758741"/>
+      <w:bookmarkStart w:id="9" w:name="_Toc240759001"/>
       <w:r>
         <w:t>3.4 Your devices</w:t>
       </w:r>
@@ -5018,7 +5018,7 @@
       <w:pPr>
         <w:pStyle w:val="Heading2"/>
       </w:pPr>
-      <w:bookmarkStart w:id="10" w:name="_Toc240758742"/>
+      <w:bookmarkStart w:id="10" w:name="_Toc240759002"/>
       <w:r>
         <w:t>3.5 Conduct</w:t>
       </w:r>
@@ -5099,7 +5099,7 @@
         <w:pStyle w:val="Heading1"/>
         <w:pageBreakBefore/>
       </w:pPr>
-      <w:bookmarkStart w:id="11" w:name="_Toc240758743"/>
+      <w:bookmarkStart w:id="11" w:name="_Toc240759003"/>
       <w:r>
         <w:lastRenderedPageBreak/>
         <w:t>4. The portal and the forms</w:t>
@@ -5110,7 +5110,7 @@
       <w:pPr>
         <w:pStyle w:val="Heading2"/>
       </w:pPr>
-      <w:bookmarkStart w:id="12" w:name="_Toc240758744"/>
+      <w:bookmarkStart w:id="12" w:name="_Toc240759004"/>
       <w:r>
         <w:t>Signing in</w:t>
       </w:r>
@@ -5193,7 +5193,7 @@
           <w:noProof/>
         </w:rPr>
         <w:drawing>
-          <wp:inline distT="0" distB="0" distL="0" distR="0" wp14:anchorId="29C547B4" wp14:editId="105C91DF">
+          <wp:inline distT="0" distB="0" distL="0" distR="0" wp14:anchorId="32A4CA14" wp14:editId="76E91E41">
             <wp:extent cx="5334000" cy="2333625"/>
             <wp:effectExtent l="0" t="0" r="0" b="0"/>
             <wp:docPr id="1" name="adm_login.jpg" descr="The sign-in screen for all internal staff." title="The sign-in screen for all internal staff."/>
@@ -5360,7 +5360,7 @@
       <w:pPr>
         <w:pStyle w:val="Heading2"/>
       </w:pPr>
-      <w:bookmarkStart w:id="13" w:name="_Toc240758745"/>
+      <w:bookmarkStart w:id="13" w:name="_Toc240759005"/>
       <w:r>
         <w:t>Finding your way around</w:t>
       </w:r>
@@ -5535,7 +5535,7 @@
         </w:rPr>
         <w:lastRenderedPageBreak/>
         <w:drawing>
-          <wp:inline distT="0" distB="0" distL="0" distR="0" wp14:anchorId="4A54C472" wp14:editId="3101183D">
+          <wp:inline distT="0" distB="0" distL="0" distR="0" wp14:anchorId="683A9E45" wp14:editId="2BD6A43F">
             <wp:extent cx="5715000" cy="1876425"/>
             <wp:effectExtent l="0" t="0" r="0" b="0"/>
             <wp:docPr id="2" name="adm_not_your_role.jpg" descr="Opening a screen outside your role (for example from an old bookmark) shows this card instead of the screen." title="Opening a screen outside your role (for example from an old bookmark) shows this card instead of the screen."/>
@@ -5604,7 +5604,7 @@
       <w:pPr>
         <w:pStyle w:val="Heading2"/>
       </w:pPr>
-      <w:bookmarkStart w:id="14" w:name="_Toc240758746"/>
+      <w:bookmarkStart w:id="14" w:name="_Toc240759006"/>
       <w:r>
         <w:t>Roles</w:t>
       </w:r>
@@ -6386,7 +6386,7 @@
       <w:pPr>
         <w:pStyle w:val="Heading2"/>
       </w:pPr>
-      <w:bookmarkStart w:id="15" w:name="_Toc240758747"/>
+      <w:bookmarkStart w:id="15" w:name="_Toc240759007"/>
       <w:r>
         <w:t>Case statuses you will see</w:t>
       </w:r>
@@ -7901,7 +7901,7 @@
       <w:pPr>
         <w:pStyle w:val="Heading2"/>
       </w:pPr>
-      <w:bookmarkStart w:id="16" w:name="_Toc240758748"/>
+      <w:bookmarkStart w:id="16" w:name="_Toc240759008"/>
       <w:r>
         <w:t>The KoboToolbox forms</w:t>
       </w:r>
@@ -8345,7 +8345,7 @@
         <w:pStyle w:val="Heading1"/>
         <w:pageBreakBefore/>
       </w:pPr>
-      <w:bookmarkStart w:id="17" w:name="_Toc240758749"/>
+      <w:bookmarkStart w:id="17" w:name="_Toc240759009"/>
       <w:r>
         <w:lastRenderedPageBreak/>
         <w:t>5. Communication scripts</w:t>
@@ -8356,7 +8356,7 @@
       <w:pPr>
         <w:pStyle w:val="Heading2"/>
       </w:pPr>
-      <w:bookmarkStart w:id="18" w:name="_Toc240758750"/>
+      <w:bookmarkStart w:id="18" w:name="_Toc240759010"/>
       <w:r>
         <w:t>5.1 First phone call</w:t>
       </w:r>
@@ -8436,7 +8436,7 @@
       <w:pPr>
         <w:pStyle w:val="Heading2"/>
       </w:pPr>
-      <w:bookmarkStart w:id="19" w:name="_Toc240758751"/>
+      <w:bookmarkStart w:id="19" w:name="_Toc240759011"/>
       <w:r>
         <w:t>5.2 If they are busy</w:t>
       </w:r>
@@ -8454,7 +8454,7 @@
       <w:pPr>
         <w:pStyle w:val="Heading2"/>
       </w:pPr>
-      <w:bookmarkStart w:id="20" w:name="_Toc240758752"/>
+      <w:bookmarkStart w:id="20" w:name="_Toc240759012"/>
       <w:r>
         <w:t>5.3 Voicemail or no answer</w:t>
       </w:r>
@@ -8472,7 +8472,7 @@
       <w:pPr>
         <w:pStyle w:val="Heading2"/>
       </w:pPr>
-      <w:bookmarkStart w:id="21" w:name="_Toc240758753"/>
+      <w:bookmarkStart w:id="21" w:name="_Toc240759013"/>
       <w:r>
         <w:t>5.4 Common questions</w:t>
       </w:r>
@@ -8922,7 +8922,7 @@
       <w:pPr>
         <w:pStyle w:val="Heading2"/>
       </w:pPr>
-      <w:bookmarkStart w:id="22" w:name="_Toc240758754"/>
+      <w:bookmarkStart w:id="22" w:name="_Toc240759014"/>
       <w:r>
         <w:t>5.5 Refusals and withdrawals</w:t>
       </w:r>
@@ -8941,7 +8941,7 @@
         <w:pStyle w:val="Heading1"/>
         <w:pageBreakBefore/>
       </w:pPr>
-      <w:bookmarkStart w:id="23" w:name="_Toc240758755"/>
+      <w:bookmarkStart w:id="23" w:name="_Toc240759015"/>
       <w:r>
         <w:lastRenderedPageBreak/>
         <w:t>6. Role modules</w:t>
@@ -8960,7 +8960,7 @@
       <w:pPr>
         <w:pStyle w:val="Heading2"/>
       </w:pPr>
-      <w:bookmarkStart w:id="24" w:name="_Toc240758756"/>
+      <w:bookmarkStart w:id="24" w:name="_Toc240759016"/>
       <w:r>
         <w:t>Module A — Contact RA</w:t>
       </w:r>
@@ -9101,7 +9101,7 @@
           <w:noProof/>
         </w:rPr>
         <w:drawing>
-          <wp:inline distT="0" distB="0" distL="0" distR="0" wp14:anchorId="120BB94D" wp14:editId="66D069FB">
+          <wp:inline distT="0" distB="0" distL="0" distR="0" wp14:anchorId="6467BCEE" wp14:editId="7AC7F191">
             <wp:extent cx="5334000" cy="2114550"/>
             <wp:effectExtent l="0" t="0" r="0" b="0"/>
             <wp:docPr id="3" name="adm_case_add_person.jpg" descr="Adding a person to a case." title="Adding a person to a case."/>
@@ -9476,7 +9476,7 @@
         </w:rPr>
         <w:lastRenderedPageBreak/>
         <w:drawing>
-          <wp:inline distT="0" distB="0" distL="0" distR="0" wp14:anchorId="647EA610" wp14:editId="69B59285">
+          <wp:inline distT="0" distB="0" distL="0" distR="0" wp14:anchorId="638B3239" wp14:editId="6E1299EF">
             <wp:extent cx="5334000" cy="1143000"/>
             <wp:effectExtent l="0" t="0" r="0" b="0"/>
             <wp:docPr id="4" name="cra_case_invitations_before.jpg" descr="Invitations panel before sending, with the history of earlier invitations." title="Invitations panel before sending, with the history of earlier invitations."/>
@@ -9605,7 +9605,7 @@
           <w:noProof/>
         </w:rPr>
         <w:drawing>
-          <wp:inline distT="0" distB="0" distL="0" distR="0" wp14:anchorId="75C2E8EE" wp14:editId="516EF2E3">
+          <wp:inline distT="0" distB="0" distL="0" distR="0" wp14:anchorId="5AA84EDF" wp14:editId="05E6B455">
             <wp:extent cx="5334000" cy="2152650"/>
             <wp:effectExtent l="0" t="0" r="0" b="0"/>
             <wp:docPr id="5" name="cra_case_invitation_sent.jpg" descr="The link, manual code and ready-written messages are shown once, with a send button for each channel." title="The link, manual code and ready-written messages are shown once, with a send button for each channel."/>
@@ -10045,7 +10045,7 @@
           <w:noProof/>
         </w:rPr>
         <w:drawing>
-          <wp:inline distT="0" distB="0" distL="0" distR="0" wp14:anchorId="2868D531" wp14:editId="58C793C3">
+          <wp:inline distT="0" distB="0" distL="0" distR="0" wp14:anchorId="7EA0C2E5" wp14:editId="7861B6DC">
             <wp:extent cx="5334000" cy="1343025"/>
             <wp:effectExtent l="0" t="0" r="0" b="0"/>
             <wp:docPr id="6" name="adm_case_timeline.jpg" descr="Contact timeline and the form for logging an attempt." title="Contact timeline and the form for logging an attempt."/>
@@ -10255,7 +10255,7 @@
         </w:rPr>
         <w:lastRenderedPageBreak/>
         <w:drawing>
-          <wp:inline distT="0" distB="0" distL="0" distR="0" wp14:anchorId="7B7C8D4F" wp14:editId="7445F7FF">
+          <wp:inline distT="0" distB="0" distL="0" distR="0" wp14:anchorId="57B116DF" wp14:editId="3FC75A14">
             <wp:extent cx="5334000" cy="3333750"/>
             <wp:effectExtent l="0" t="0" r="0" b="0"/>
             <wp:docPr id="7" name="cra_follow_ups.jpg" descr="Follow-ups due. Contact RAs see only their own cases." title="Follow-ups due. Contact RAs see only their own cases."/>
@@ -10519,7 +10519,7 @@
           <w:noProof/>
         </w:rPr>
         <w:drawing>
-          <wp:inline distT="0" distB="0" distL="0" distR="0" wp14:anchorId="3B47EBD8" wp14:editId="512FA133">
+          <wp:inline distT="0" distB="0" distL="0" distR="0" wp14:anchorId="5DD78EC6" wp14:editId="318D3625">
             <wp:extent cx="5334000" cy="2667000"/>
             <wp:effectExtent l="0" t="0" r="0" b="0"/>
             <wp:docPr id="8" name="cra_appointments.jpg" descr="Appointment Queue." title="Appointment Queue."/>
@@ -11428,7 +11428,7 @@
       <w:pPr>
         <w:pStyle w:val="Heading2"/>
       </w:pPr>
-      <w:bookmarkStart w:id="25" w:name="_Toc240758757"/>
+      <w:bookmarkStart w:id="25" w:name="_Toc240759017"/>
       <w:r>
         <w:t>Module B — QUAN/Kobo QA RA</w:t>
       </w:r>
@@ -11477,7 +11477,7 @@
         </w:rPr>
         <w:lastRenderedPageBreak/>
         <w:drawing>
-          <wp:inline distT="0" distB="0" distL="0" distR="0" wp14:anchorId="2B47F24D" wp14:editId="02274679">
+          <wp:inline distT="0" distB="0" distL="0" distR="0" wp14:anchorId="1162F8B8" wp14:editId="1CEC6511">
             <wp:extent cx="5334000" cy="3333750"/>
             <wp:effectExtent l="0" t="0" r="0" b="0"/>
             <wp:docPr id="9" name="qa_queue.jpg" descr="QUAN QA Queue with the KoboToolbox sync panel." title="QUAN QA Queue with the KoboToolbox sync panel."/>
@@ -12278,7 +12278,7 @@
           <w:noProof/>
         </w:rPr>
         <w:drawing>
-          <wp:inline distT="0" distB="0" distL="0" distR="0" wp14:anchorId="37C742E9" wp14:editId="725EABE7">
+          <wp:inline distT="0" distB="0" distL="0" distR="0" wp14:anchorId="33EDF5D3" wp14:editId="4AFC5F6A">
             <wp:extent cx="5334000" cy="3333750"/>
             <wp:effectExtent l="0" t="0" r="0" b="0"/>
             <wp:docPr id="10" name="qa_exceptions.jpg" descr="QA Exception Queue." title="QA Exception Queue."/>
@@ -12539,7 +12539,7 @@
       <w:pPr>
         <w:pStyle w:val="Heading2"/>
       </w:pPr>
-      <w:bookmarkStart w:id="26" w:name="_Toc240758758"/>
+      <w:bookmarkStart w:id="26" w:name="_Toc240759018"/>
       <w:r>
         <w:t>Module C — KII RA</w:t>
       </w:r>
@@ -12588,7 +12588,7 @@
         </w:rPr>
         <w:lastRenderedPageBreak/>
         <w:drawing>
-          <wp:inline distT="0" distB="0" distL="0" distR="0" wp14:anchorId="34F5A3CC" wp14:editId="4E998BB8">
+          <wp:inline distT="0" distB="0" distL="0" distR="0" wp14:anchorId="4EE55573" wp14:editId="4F0C04DA">
             <wp:extent cx="5334000" cy="2667000"/>
             <wp:effectExtent l="0" t="0" r="0" b="0"/>
             <wp:docPr id="11" name="kii_new.jpg" descr="New KII Record." title="New KII Record."/>
@@ -12773,7 +12773,7 @@
           <w:noProof/>
         </w:rPr>
         <w:drawing>
-          <wp:inline distT="0" distB="0" distL="0" distR="0" wp14:anchorId="7391FE0A" wp14:editId="42CBAA90">
+          <wp:inline distT="0" distB="0" distL="0" distR="0" wp14:anchorId="1B230480" wp14:editId="29706C28">
             <wp:extent cx="5334000" cy="3333750"/>
             <wp:effectExtent l="0" t="0" r="0" b="0"/>
             <wp:docPr id="12" name="kii_register.jpg" descr="KII Register." title="KII Register."/>
@@ -12873,7 +12873,7 @@
         </w:rPr>
         <w:lastRenderedPageBreak/>
         <w:drawing>
-          <wp:inline distT="0" distB="0" distL="0" distR="0" wp14:anchorId="1A5B2391" wp14:editId="35702F91">
+          <wp:inline distT="0" distB="0" distL="0" distR="0" wp14:anchorId="58F20336" wp14:editId="57720FCC">
             <wp:extent cx="5334000" cy="3752850"/>
             <wp:effectExtent l="0" t="0" r="0" b="0"/>
             <wp:docPr id="13" name="kii_detail.jpg" descr="KII record: status, consent, transcript and coding." title="KII record: status, consent, transcript and coding."/>
@@ -13157,7 +13157,7 @@
           <w:noProof/>
         </w:rPr>
         <w:drawing>
-          <wp:inline distT="0" distB="0" distL="0" distR="0" wp14:anchorId="2BDDA8DD" wp14:editId="71A4024B">
+          <wp:inline distT="0" distB="0" distL="0" distR="0" wp14:anchorId="4DD4F580" wp14:editId="7DDB1B05">
             <wp:extent cx="5334000" cy="523875"/>
             <wp:effectExtent l="0" t="0" r="0" b="0"/>
             <wp:docPr id="14" name="kii_coding_locked.jpg" descr="Before consent: no interview link." title="Before consent: no interview link."/>
@@ -13257,7 +13257,7 @@
         </w:rPr>
         <w:lastRenderedPageBreak/>
         <w:drawing>
-          <wp:inline distT="0" distB="0" distL="0" distR="0" wp14:anchorId="3BF8F98C" wp14:editId="598A44E7">
+          <wp:inline distT="0" distB="0" distL="0" distR="0" wp14:anchorId="59A881C1" wp14:editId="3086BB88">
             <wp:extent cx="5334000" cy="742950"/>
             <wp:effectExtent l="0" t="0" r="0" b="0"/>
             <wp:docPr id="15" name="kii_coding_ready.jpg" descr="After consent: Continue this interview." title="After consent: Continue this interview."/>
@@ -13492,7 +13492,7 @@
       <w:pPr>
         <w:pStyle w:val="Heading2"/>
       </w:pPr>
-      <w:bookmarkStart w:id="27" w:name="_Toc240758759"/>
+      <w:bookmarkStart w:id="27" w:name="_Toc240759019"/>
       <w:r>
         <w:t>Module D — Documentary RA</w:t>
       </w:r>
@@ -13540,7 +13540,7 @@
           <w:noProof/>
         </w:rPr>
         <w:drawing>
-          <wp:inline distT="0" distB="0" distL="0" distR="0" wp14:anchorId="288231FA" wp14:editId="25C4186B">
+          <wp:inline distT="0" distB="0" distL="0" distR="0" wp14:anchorId="3BD511E5" wp14:editId="781C4E96">
             <wp:extent cx="5334000" cy="3171825"/>
             <wp:effectExtent l="0" t="0" r="0" b="0"/>
             <wp:docPr id="16" name="doc_new.jpg" descr="New Documentary Evidence Record." title="New Documentary Evidence Record."/>
@@ -13746,7 +13746,7 @@
           <w:noProof/>
         </w:rPr>
         <w:drawing>
-          <wp:inline distT="0" distB="0" distL="0" distR="0" wp14:anchorId="6EE9771E" wp14:editId="0D8BA739">
+          <wp:inline distT="0" distB="0" distL="0" distR="0" wp14:anchorId="70FFCCDF" wp14:editId="206374EF">
             <wp:extent cx="5334000" cy="819150"/>
             <wp:effectExtent l="0" t="0" r="0" b="0"/>
             <wp:docPr id="17" name="doc_source_file.jpg" descr="Source file: the file name, size and date, with Remove file beside it." title="Source file: the file name, size and date, with Remove file beside it."/>
@@ -13997,7 +13997,7 @@
           <w:noProof/>
         </w:rPr>
         <w:drawing>
-          <wp:inline distT="0" distB="0" distL="0" distR="0" wp14:anchorId="419AE9C8" wp14:editId="6F0780B5">
+          <wp:inline distT="0" distB="0" distL="0" distR="0" wp14:anchorId="2289BA49" wp14:editId="18BC449C">
             <wp:extent cx="5334000" cy="3333750"/>
             <wp:effectExtent l="0" t="0" r="0" b="0"/>
             <wp:docPr id="18" name="doc_register.jpg" descr="Documentary Evidence Corpus." title="Documentary Evidence Corpus."/>
@@ -14107,7 +14107,7 @@
           <w:noProof/>
         </w:rPr>
         <w:drawing>
-          <wp:inline distT="0" distB="0" distL="0" distR="0" wp14:anchorId="0DE1A4E8" wp14:editId="24800338">
+          <wp:inline distT="0" distB="0" distL="0" distR="0" wp14:anchorId="09A0D018" wp14:editId="795BDDC4">
             <wp:extent cx="5334000" cy="3419475"/>
             <wp:effectExtent l="0" t="0" r="0" b="0"/>
             <wp:docPr id="19" name="doc_detail.jpg" descr="Document record: authenticity, QA status, memo and coding form." title="Document record: authenticity, QA status, memo and coding form."/>
@@ -14586,7 +14586,7 @@
           <w:noProof/>
         </w:rPr>
         <w:drawing>
-          <wp:inline distT="0" distB="0" distL="0" distR="0" wp14:anchorId="5E0831E4" wp14:editId="7B6EDAA8">
+          <wp:inline distT="0" distB="0" distL="0" distR="0" wp14:anchorId="5457991F" wp14:editId="3F9A09E9">
             <wp:extent cx="5715000" cy="904875"/>
             <wp:effectExtent l="0" t="0" r="0" b="0"/>
             <wp:docPr id="20" name="doc_coding_buttons.jpg" descr="The Coding panel: Code this document, and Auto-fill." title="The Coding panel: Code this document, and Auto-fill."/>
@@ -14739,7 +14739,7 @@
           <w:noProof/>
         </w:rPr>
         <w:drawing>
-          <wp:inline distT="0" distB="0" distL="0" distR="0" wp14:anchorId="66C74F46" wp14:editId="07390E2B">
+          <wp:inline distT="0" distB="0" distL="0" distR="0" wp14:anchorId="137B0CB5" wp14:editId="72A34628">
             <wp:extent cx="5334000" cy="2171700"/>
             <wp:effectExtent l="0" t="0" r="0" b="0"/>
             <wp:docPr id="21" name="doc_autofill_pages.jpg" descr="A 240-page PDF asks for a page range." title="A 240-page PDF asks for a page range."/>
@@ -14838,7 +14838,7 @@
           <w:noProof/>
         </w:rPr>
         <w:drawing>
-          <wp:inline distT="0" distB="0" distL="0" distR="0" wp14:anchorId="32E14404" wp14:editId="06FB105E">
+          <wp:inline distT="0" distB="0" distL="0" distR="0" wp14:anchorId="7CC75487" wp14:editId="0602C3BF">
             <wp:extent cx="5334000" cy="1752600"/>
             <wp:effectExtent l="0" t="0" r="0" b="0"/>
             <wp:docPr id="22" name="doc_autofill_running.jpg" descr="The AI is reading the document." title="The AI is reading the document."/>
@@ -14928,7 +14928,7 @@
         </w:rPr>
         <w:lastRenderedPageBreak/>
         <w:drawing>
-          <wp:inline distT="0" distB="0" distL="0" distR="0" wp14:anchorId="68AFA17D" wp14:editId="34D33338">
+          <wp:inline distT="0" distB="0" distL="0" distR="0" wp14:anchorId="331C1DE0" wp14:editId="58B2E9A6">
             <wp:extent cx="5334000" cy="4581525"/>
             <wp:effectExtent l="0" t="0" r="0" b="0"/>
             <wp:docPr id="23" name="doc_autofill_review.jpg" descr="The review screen: the draft, ready to check and edit." title="The review screen: the draft, ready to check and edit."/>
@@ -15018,7 +15018,7 @@
         </w:rPr>
         <w:lastRenderedPageBreak/>
         <w:drawing>
-          <wp:inline distT="0" distB="0" distL="0" distR="0" wp14:anchorId="2560BA05" wp14:editId="0ACD2105">
+          <wp:inline distT="0" distB="0" distL="0" distR="0" wp14:anchorId="62BA65E3" wp14:editId="23E3947A">
             <wp:extent cx="5334000" cy="3838575"/>
             <wp:effectExtent l="0" t="0" r="0" b="0"/>
             <wp:docPr id="24" name="doc_autofill_section_d.jpg" descr="Section D: ratings and locators, all editable." title="Section D: ratings and locators, all editable."/>
@@ -15107,7 +15107,7 @@
           <w:noProof/>
         </w:rPr>
         <w:drawing>
-          <wp:inline distT="0" distB="0" distL="0" distR="0" wp14:anchorId="7A787010" wp14:editId="79701F4E">
+          <wp:inline distT="0" distB="0" distL="0" distR="0" wp14:anchorId="6CC3CC15" wp14:editId="2E793193">
             <wp:extent cx="5334000" cy="3838575"/>
             <wp:effectExtent l="0" t="0" r="0" b="0"/>
             <wp:docPr id="25" name="doc_autofill_section_j.jpg" descr="Section J: quantitative metrics." title="Section J: quantitative metrics."/>
@@ -16736,7 +16736,7 @@
         <w:pStyle w:val="Heading1"/>
         <w:pageBreakBefore/>
       </w:pPr>
-      <w:bookmarkStart w:id="28" w:name="_Toc240758760"/>
+      <w:bookmarkStart w:id="28" w:name="_Toc240759020"/>
       <w:r>
         <w:lastRenderedPageBreak/>
         <w:t>7. Scenarios</w:t>
@@ -17691,7 +17691,7 @@
         <w:pStyle w:val="Heading1"/>
         <w:pageBreakBefore/>
       </w:pPr>
-      <w:bookmarkStart w:id="29" w:name="_Toc240758761"/>
+      <w:bookmarkStart w:id="29" w:name="_Toc240759021"/>
       <w:r>
         <w:lastRenderedPageBreak/>
         <w:t>8. Practice exercises</w:t>
@@ -17710,7 +17710,7 @@
       <w:pPr>
         <w:pStyle w:val="Heading2"/>
       </w:pPr>
-      <w:bookmarkStart w:id="30" w:name="_Toc240758762"/>
+      <w:bookmarkStart w:id="30" w:name="_Toc240759022"/>
       <w:r>
         <w:t>Exercise 1 — Getting around (all RAs)</w:t>
       </w:r>
@@ -17777,7 +17777,7 @@
       <w:pPr>
         <w:pStyle w:val="Heading2"/>
       </w:pPr>
-      <w:bookmarkStart w:id="31" w:name="_Toc240758763"/>
+      <w:bookmarkStart w:id="31" w:name="_Toc240759023"/>
       <w:r>
         <w:t>Exercise 2 — A complete contact (Contact RAs)</w:t>
       </w:r>
@@ -17857,7 +17857,7 @@
       <w:pPr>
         <w:pStyle w:val="Heading2"/>
       </w:pPr>
-      <w:bookmarkStart w:id="32" w:name="_Toc240758764"/>
+      <w:bookmarkStart w:id="32" w:name="_Toc240759024"/>
       <w:r>
         <w:t>Exercise 3 — QA decisions (QA RAs)</w:t>
       </w:r>
@@ -17924,7 +17924,7 @@
       <w:pPr>
         <w:pStyle w:val="Heading2"/>
       </w:pPr>
-      <w:bookmarkStart w:id="33" w:name="_Toc240758765"/>
+      <w:bookmarkStart w:id="33" w:name="_Toc240759025"/>
       <w:r>
         <w:t>Exercise 4 — A KII record (KII RAs)</w:t>
       </w:r>
@@ -17991,7 +17991,7 @@
       <w:pPr>
         <w:pStyle w:val="Heading2"/>
       </w:pPr>
-      <w:bookmarkStart w:id="34" w:name="_Toc240758766"/>
+      <w:bookmarkStart w:id="34" w:name="_Toc240759026"/>
       <w:r>
         <w:t>Exercise 5 — A document (Documentary RAs)</w:t>
       </w:r>
@@ -18163,7 +18163,7 @@
         <w:pStyle w:val="Heading1"/>
         <w:pageBreakBefore/>
       </w:pPr>
-      <w:bookmarkStart w:id="35" w:name="_Toc240758767"/>
+      <w:bookmarkStart w:id="35" w:name="_Toc240759027"/>
       <w:r>
         <w:lastRenderedPageBreak/>
         <w:t>9. Daily checklists</w:t>
@@ -18174,7 +18174,7 @@
       <w:pPr>
         <w:pStyle w:val="Heading2"/>
       </w:pPr>
-      <w:bookmarkStart w:id="36" w:name="_Toc240758768"/>
+      <w:bookmarkStart w:id="36" w:name="_Toc240759028"/>
       <w:r>
         <w:t>Start of the day</w:t>
       </w:r>
@@ -18254,7 +18254,7 @@
       <w:pPr>
         <w:pStyle w:val="Heading2"/>
       </w:pPr>
-      <w:bookmarkStart w:id="37" w:name="_Toc240758769"/>
+      <w:bookmarkStart w:id="37" w:name="_Toc240759029"/>
       <w:r>
         <w:t>End of the day</w:t>
       </w:r>
@@ -18308,7 +18308,7 @@
       <w:pPr>
         <w:pStyle w:val="Heading2"/>
       </w:pPr>
-      <w:bookmarkStart w:id="38" w:name="_Toc240758770"/>
+      <w:bookmarkStart w:id="38" w:name="_Toc240759030"/>
       <w:r>
         <w:t>Troubleshooting</w:t>
       </w:r>
@@ -19171,7 +19171,7 @@
         <w:pStyle w:val="Heading1"/>
         <w:pageBreakBefore/>
       </w:pPr>
-      <w:bookmarkStart w:id="39" w:name="_Toc240758771"/>
+      <w:bookmarkStart w:id="39" w:name="_Toc240759031"/>
       <w:r>
         <w:lastRenderedPageBreak/>
         <w:t>10. Glossary</w:t>
@@ -20900,7 +20900,7 @@
         <w:pStyle w:val="Heading1"/>
         <w:pageBreakBefore/>
       </w:pPr>
-      <w:bookmarkStart w:id="40" w:name="_Toc240758772"/>
+      <w:bookmarkStart w:id="40" w:name="_Toc240759032"/>
       <w:r>
         <w:lastRenderedPageBreak/>
         <w:t>11. Confidentiality and conduct declaration</w:t>
@@ -21559,10 +21559,10 @@
 <file path=word/numbering.xml><?xml version="1.0" encoding="utf-8"?>
 <w:numbering xmlns:wpc="http://schemas.microsoft.com/office/word/2010/wordprocessingCanvas" xmlns:cx="http://schemas.microsoft.com/office/drawing/2014/chartex" xmlns:cx1="http://schemas.microsoft.com/office/drawing/2015/9/8/chartex" xmlns:cx2="http://schemas.microsoft.com/office/drawing/2015/10/21/chartex" xmlns:cx3="http://schemas.microsoft.com/office/drawing/2016/5/9/chartex" xmlns:cx4="http://schemas.microsoft.com/office/drawing/2016/5/10/chartex" xmlns:cx5="http://schemas.microsoft.com/office/drawing/2016/5/11/chartex" xmlns:cx6="http://schemas.microsoft.com/office/drawing/2016/5/12/chartex" xmlns:cx7="http://schemas.microsoft.com/office/drawing/2016/5/13/chartex" xmlns:cx8="http://schemas.microsoft.com/office/drawing/2016/5/14/chartex" xmlns:mc="http://schemas.openxmlformats.org/markup-compatibility/2006" xmlns:aink="http://schemas.microsoft.com/office/drawing/2016/ink" xmlns:am3d="http://schemas.microsoft.com/office/drawing/2017/model3d" xmlns:o="urn:schemas-microsoft-com:office:office" xmlns:oel="http://schemas.microsoft.com/office/2019/extlst" xmlns:r="http://schemas.openxmlformats.org/officeDocument/2006/relationships" xmlns:m="http://schemas.openxmlformats.org/officeDocument/2006/math" xmlns:v="urn:schemas-microsoft-com:vml" xmlns:wp14="http://schemas.microsoft.com/office/word/2010/wordprocessingDrawing" xmlns:wp="http://schemas.openxmlformats.org/drawingml/2006/wordprocessingDrawing" xmlns:w10="urn:schemas-microsoft-com:office:word" xmlns:w="http://schemas.openxmlformats.org/wordprocessingml/2006/main" xmlns:w14="http://schemas.microsoft.com/office/word/2010/wordml" xmlns:w15="http://schemas.microsoft.com/office/word/2012/wordml" xmlns:w16cex="http://schemas.microsoft.com/office/word/2018/wordml/cex" xmlns:w16cid="http://schemas.microsoft.com/office/word/2016/wordml/cid" xmlns:w16="http://schemas.microsoft.com/office/word/2018/wordml" xmlns:w16sdtdh="http://schemas.microsoft.com/office/word/2020/wordml/sdtdatahash" xmlns:w16se="http://schemas.microsoft.com/office/word/2015/wordml/symex" xmlns:wpg="http://schemas.microsoft.com/office/word/2010/wordprocessingGroup" xmlns:wpi="http://schemas.microsoft.com/office/word/2010/wordprocessingInk" xmlns:wne="http://schemas.microsoft.com/office/word/2006/wordml" xmlns:wps="http://schemas.microsoft.com/office/word/2010/wordprocessingShape" mc:Ignorable="w14 w15 w16se w16cid w16 w16cex w16sdtdh wp14">
   <w:abstractNum w:abstractNumId="0" w15:restartNumberingAfterBreak="0">
-    <w:nsid w:val="01BE107E"/>
+    <w:nsid w:val="02C03B36"/>
     <w:multiLevelType w:val="hybridMultilevel"/>
-    <w:tmpl w:val="B62ADC0A"/>
-    <w:lvl w:ilvl="0" w:tplc="F490D398">
+    <w:tmpl w:val="6A920452"/>
+    <w:lvl w:ilvl="0" w:tplc="04A0EBB0">
       <w:start w:val="1"/>
       <w:numFmt w:val="decimal"/>
       <w:lvlText w:val="%1."/>
@@ -21576,52 +21576,52 @@
         <w:color w:val="A67C27"/>
       </w:rPr>
     </w:lvl>
-    <w:lvl w:ilvl="1" w:tplc="E458C4BA">
+    <w:lvl w:ilvl="1" w:tplc="75687412">
       <w:numFmt w:val="decimal"/>
       <w:lvlText w:val=""/>
       <w:lvlJc w:val="left"/>
     </w:lvl>
-    <w:lvl w:ilvl="2" w:tplc="B9D4900C">
+    <w:lvl w:ilvl="2" w:tplc="4DB44006">
       <w:numFmt w:val="decimal"/>
       <w:lvlText w:val=""/>
       <w:lvlJc w:val="left"/>
     </w:lvl>
-    <w:lvl w:ilvl="3" w:tplc="A43E59CA">
+    <w:lvl w:ilvl="3" w:tplc="78A003DC">
       <w:numFmt w:val="decimal"/>
       <w:lvlText w:val=""/>
       <w:lvlJc w:val="left"/>
     </w:lvl>
-    <w:lvl w:ilvl="4" w:tplc="23F2740C">
+    <w:lvl w:ilvl="4" w:tplc="6A42C2A8">
       <w:numFmt w:val="decimal"/>
       <w:lvlText w:val=""/>
       <w:lvlJc w:val="left"/>
     </w:lvl>
-    <w:lvl w:ilvl="5" w:tplc="639859CC">
+    <w:lvl w:ilvl="5" w:tplc="5238B920">
       <w:numFmt w:val="decimal"/>
       <w:lvlText w:val=""/>
       <w:lvlJc w:val="left"/>
     </w:lvl>
-    <w:lvl w:ilvl="6" w:tplc="505C2CFC">
+    <w:lvl w:ilvl="6" w:tplc="A732A3E4">
       <w:numFmt w:val="decimal"/>
       <w:lvlText w:val=""/>
       <w:lvlJc w:val="left"/>
     </w:lvl>
-    <w:lvl w:ilvl="7" w:tplc="3786949C">
+    <w:lvl w:ilvl="7" w:tplc="C910ECD4">
       <w:numFmt w:val="decimal"/>
       <w:lvlText w:val=""/>
       <w:lvlJc w:val="left"/>
     </w:lvl>
-    <w:lvl w:ilvl="8" w:tplc="A7420FD6">
+    <w:lvl w:ilvl="8" w:tplc="469C65B2">
       <w:numFmt w:val="decimal"/>
       <w:lvlText w:val=""/>
       <w:lvlJc w:val="left"/>
     </w:lvl>
   </w:abstractNum>
   <w:abstractNum w:abstractNumId="1" w15:restartNumberingAfterBreak="0">
-    <w:nsid w:val="02E24F7C"/>
+    <w:nsid w:val="041669E6"/>
     <w:multiLevelType w:val="hybridMultilevel"/>
-    <w:tmpl w:val="3BD4960A"/>
-    <w:lvl w:ilvl="0" w:tplc="95C8C1CA">
+    <w:tmpl w:val="E3745542"/>
+    <w:lvl w:ilvl="0" w:tplc="4438AC44">
       <w:start w:val="1"/>
       <w:numFmt w:val="decimal"/>
       <w:lvlText w:val="%1."/>
@@ -21635,52 +21635,52 @@
         <w:color w:val="A67C27"/>
       </w:rPr>
     </w:lvl>
-    <w:lvl w:ilvl="1" w:tplc="0FE2BAEC">
+    <w:lvl w:ilvl="1" w:tplc="417A7222">
       <w:numFmt w:val="decimal"/>
       <w:lvlText w:val=""/>
       <w:lvlJc w:val="left"/>
     </w:lvl>
-    <w:lvl w:ilvl="2" w:tplc="9DBCB466">
+    <w:lvl w:ilvl="2" w:tplc="1C426658">
       <w:numFmt w:val="decimal"/>
       <w:lvlText w:val=""/>
       <w:lvlJc w:val="left"/>
     </w:lvl>
-    <w:lvl w:ilvl="3" w:tplc="4C4C561E">
+    <w:lvl w:ilvl="3" w:tplc="D78CC9B8">
       <w:numFmt w:val="decimal"/>
       <w:lvlText w:val=""/>
       <w:lvlJc w:val="left"/>
     </w:lvl>
-    <w:lvl w:ilvl="4" w:tplc="14AA448E">
+    <w:lvl w:ilvl="4" w:tplc="3C10C136">
       <w:numFmt w:val="decimal"/>
       <w:lvlText w:val=""/>
       <w:lvlJc w:val="left"/>
     </w:lvl>
-    <w:lvl w:ilvl="5" w:tplc="90546D6A">
+    <w:lvl w:ilvl="5" w:tplc="C6C64636">
       <w:numFmt w:val="decimal"/>
       <w:lvlText w:val=""/>
       <w:lvlJc w:val="left"/>
     </w:lvl>
-    <w:lvl w:ilvl="6" w:tplc="DEB693BA">
+    <w:lvl w:ilvl="6" w:tplc="F934C0AC">
       <w:numFmt w:val="decimal"/>
       <w:lvlText w:val=""/>
       <w:lvlJc w:val="left"/>
     </w:lvl>
-    <w:lvl w:ilvl="7" w:tplc="D400B00A">
+    <w:lvl w:ilvl="7" w:tplc="24206BA6">
       <w:numFmt w:val="decimal"/>
       <w:lvlText w:val=""/>
       <w:lvlJc w:val="left"/>
     </w:lvl>
-    <w:lvl w:ilvl="8" w:tplc="E1E231D2">
+    <w:lvl w:ilvl="8" w:tplc="20AEFDDC">
       <w:numFmt w:val="decimal"/>
       <w:lvlText w:val=""/>
       <w:lvlJc w:val="left"/>
     </w:lvl>
   </w:abstractNum>
   <w:abstractNum w:abstractNumId="2" w15:restartNumberingAfterBreak="0">
-    <w:nsid w:val="04667034"/>
+    <w:nsid w:val="06534D21"/>
     <w:multiLevelType w:val="hybridMultilevel"/>
-    <w:tmpl w:val="A24A9CAC"/>
-    <w:lvl w:ilvl="0" w:tplc="DADCB384">
+    <w:tmpl w:val="5D32A28A"/>
+    <w:lvl w:ilvl="0" w:tplc="28DE1532">
       <w:start w:val="1"/>
       <w:numFmt w:val="decimal"/>
       <w:lvlText w:val="%1."/>
@@ -21694,52 +21694,52 @@
         <w:color w:val="A67C27"/>
       </w:rPr>
     </w:lvl>
-    <w:lvl w:ilvl="1" w:tplc="7E3E8D96">
+    <w:lvl w:ilvl="1" w:tplc="78C48C60">
       <w:numFmt w:val="decimal"/>
       <w:lvlText w:val=""/>
       <w:lvlJc w:val="left"/>
     </w:lvl>
-    <w:lvl w:ilvl="2" w:tplc="19B69FCA">
+    <w:lvl w:ilvl="2" w:tplc="A8DED3F2">
       <w:numFmt w:val="decimal"/>
       <w:lvlText w:val=""/>
       <w:lvlJc w:val="left"/>
     </w:lvl>
-    <w:lvl w:ilvl="3" w:tplc="81FC0F46">
+    <w:lvl w:ilvl="3" w:tplc="9BC8F71A">
       <w:numFmt w:val="decimal"/>
       <w:lvlText w:val=""/>
       <w:lvlJc w:val="left"/>
     </w:lvl>
-    <w:lvl w:ilvl="4" w:tplc="4C1427FC">
+    <w:lvl w:ilvl="4" w:tplc="33F6EF04">
       <w:numFmt w:val="decimal"/>
       <w:lvlText w:val=""/>
       <w:lvlJc w:val="left"/>
     </w:lvl>
-    <w:lvl w:ilvl="5" w:tplc="73BA1DCA">
+    <w:lvl w:ilvl="5" w:tplc="0AE2B99E">
       <w:numFmt w:val="decimal"/>
       <w:lvlText w:val=""/>
       <w:lvlJc w:val="left"/>
     </w:lvl>
-    <w:lvl w:ilvl="6" w:tplc="477CD442">
+    <w:lvl w:ilvl="6" w:tplc="9C74AE74">
       <w:numFmt w:val="decimal"/>
       <w:lvlText w:val=""/>
       <w:lvlJc w:val="left"/>
     </w:lvl>
-    <w:lvl w:ilvl="7" w:tplc="70EA2DB4">
+    <w:lvl w:ilvl="7" w:tplc="0AACA608">
       <w:numFmt w:val="decimal"/>
       <w:lvlText w:val=""/>
       <w:lvlJc w:val="left"/>
     </w:lvl>
-    <w:lvl w:ilvl="8" w:tplc="A7AAA9F8">
+    <w:lvl w:ilvl="8" w:tplc="16A2CE6C">
       <w:numFmt w:val="decimal"/>
       <w:lvlText w:val=""/>
       <w:lvlJc w:val="left"/>
     </w:lvl>
   </w:abstractNum>
   <w:abstractNum w:abstractNumId="3" w15:restartNumberingAfterBreak="0">
-    <w:nsid w:val="09C16E88"/>
+    <w:nsid w:val="0AEF1D0D"/>
     <w:multiLevelType w:val="hybridMultilevel"/>
-    <w:tmpl w:val="3406157C"/>
-    <w:lvl w:ilvl="0" w:tplc="BF2C75A8">
+    <w:tmpl w:val="8B2C7E2C"/>
+    <w:lvl w:ilvl="0" w:tplc="DB7CA342">
       <w:start w:val="1"/>
       <w:numFmt w:val="decimal"/>
       <w:lvlText w:val="%1."/>
@@ -21753,52 +21753,52 @@
         <w:color w:val="A67C27"/>
       </w:rPr>
     </w:lvl>
-    <w:lvl w:ilvl="1" w:tplc="342618C6">
+    <w:lvl w:ilvl="1" w:tplc="CB96C562">
       <w:numFmt w:val="decimal"/>
       <w:lvlText w:val=""/>
       <w:lvlJc w:val="left"/>
     </w:lvl>
-    <w:lvl w:ilvl="2" w:tplc="A2D2EFBC">
+    <w:lvl w:ilvl="2" w:tplc="DE4A7976">
       <w:numFmt w:val="decimal"/>
       <w:lvlText w:val=""/>
       <w:lvlJc w:val="left"/>
     </w:lvl>
-    <w:lvl w:ilvl="3" w:tplc="8F0652D6">
+    <w:lvl w:ilvl="3" w:tplc="42BEFB78">
       <w:numFmt w:val="decimal"/>
       <w:lvlText w:val=""/>
       <w:lvlJc w:val="left"/>
     </w:lvl>
-    <w:lvl w:ilvl="4" w:tplc="530A26BE">
+    <w:lvl w:ilvl="4" w:tplc="F54E5328">
       <w:numFmt w:val="decimal"/>
       <w:lvlText w:val=""/>
       <w:lvlJc w:val="left"/>
     </w:lvl>
-    <w:lvl w:ilvl="5" w:tplc="AE603A7A">
+    <w:lvl w:ilvl="5" w:tplc="865C1746">
       <w:numFmt w:val="decimal"/>
       <w:lvlText w:val=""/>
       <w:lvlJc w:val="left"/>
     </w:lvl>
-    <w:lvl w:ilvl="6" w:tplc="AEBAAA74">
+    <w:lvl w:ilvl="6" w:tplc="5C709DA0">
       <w:numFmt w:val="decimal"/>
       <w:lvlText w:val=""/>
       <w:lvlJc w:val="left"/>
     </w:lvl>
-    <w:lvl w:ilvl="7" w:tplc="A4A4A3CC">
+    <w:lvl w:ilvl="7" w:tplc="79F88D30">
       <w:numFmt w:val="decimal"/>
       <w:lvlText w:val=""/>
       <w:lvlJc w:val="left"/>
     </w:lvl>
-    <w:lvl w:ilvl="8" w:tplc="394A4E92">
+    <w:lvl w:ilvl="8" w:tplc="DC60F2EE">
       <w:numFmt w:val="decimal"/>
       <w:lvlText w:val=""/>
       <w:lvlJc w:val="left"/>
     </w:lvl>
   </w:abstractNum>
   <w:abstractNum w:abstractNumId="4" w15:restartNumberingAfterBreak="0">
-    <w:nsid w:val="0A627A49"/>
+    <w:nsid w:val="0D0E10D5"/>
     <w:multiLevelType w:val="hybridMultilevel"/>
-    <w:tmpl w:val="2660B1EA"/>
-    <w:lvl w:ilvl="0" w:tplc="E3F6DC82">
+    <w:tmpl w:val="E6304B1C"/>
+    <w:lvl w:ilvl="0" w:tplc="FF3C6FF2">
       <w:start w:val="1"/>
       <w:numFmt w:val="decimal"/>
       <w:lvlText w:val="%1."/>
@@ -21812,138 +21812,52 @@
         <w:color w:val="A67C27"/>
       </w:rPr>
     </w:lvl>
-    <w:lvl w:ilvl="1" w:tplc="E998ECC8">
+    <w:lvl w:ilvl="1" w:tplc="01DA556E">
       <w:numFmt w:val="decimal"/>
       <w:lvlText w:val=""/>
       <w:lvlJc w:val="left"/>
     </w:lvl>
-    <w:lvl w:ilvl="2" w:tplc="3924A784">
+    <w:lvl w:ilvl="2" w:tplc="EE0CECFA">
       <w:numFmt w:val="decimal"/>
       <w:lvlText w:val=""/>
       <w:lvlJc w:val="left"/>
     </w:lvl>
-    <w:lvl w:ilvl="3" w:tplc="F4CCF304">
+    <w:lvl w:ilvl="3" w:tplc="F6780C24">
       <w:numFmt w:val="decimal"/>
       <w:lvlText w:val=""/>
       <w:lvlJc w:val="left"/>
     </w:lvl>
-    <w:lvl w:ilvl="4" w:tplc="845054CC">
+    <w:lvl w:ilvl="4" w:tplc="08DE7C82">
       <w:numFmt w:val="decimal"/>
       <w:lvlText w:val=""/>
       <w:lvlJc w:val="left"/>
     </w:lvl>
-    <w:lvl w:ilvl="5" w:tplc="9EF0CA00">
+    <w:lvl w:ilvl="5" w:tplc="2732F26C">
       <w:numFmt w:val="decimal"/>
       <w:lvlText w:val=""/>
       <w:lvlJc w:val="left"/>
     </w:lvl>
-    <w:lvl w:ilvl="6" w:tplc="E06ACC4A">
+    <w:lvl w:ilvl="6" w:tplc="99B2D1DE">
       <w:numFmt w:val="decimal"/>
       <w:lvlText w:val=""/>
       <w:lvlJc w:val="left"/>
     </w:lvl>
-    <w:lvl w:ilvl="7" w:tplc="F282057A">
+    <w:lvl w:ilvl="7" w:tplc="B948785C">
       <w:numFmt w:val="decimal"/>
       <w:lvlText w:val=""/>
       <w:lvlJc w:val="left"/>
     </w:lvl>
-    <w:lvl w:ilvl="8" w:tplc="51AEE382">
+    <w:lvl w:ilvl="8" w:tplc="F6BC3EC4">
       <w:numFmt w:val="decimal"/>
       <w:lvlText w:val=""/>
       <w:lvlJc w:val="left"/>
     </w:lvl>
   </w:abstractNum>
   <w:abstractNum w:abstractNumId="5" w15:restartNumberingAfterBreak="0">
-    <w:nsid w:val="0BB55D67"/>
+    <w:nsid w:val="126F4F01"/>
     <w:multiLevelType w:val="hybridMultilevel"/>
-    <w:tmpl w:val="284C74C0"/>
-    <w:lvl w:ilvl="0" w:tplc="7D023B76">
-      <w:start w:val="1"/>
-      <w:numFmt w:val="bullet"/>
-      <w:lvlText w:val="●"/>
-      <w:lvlJc w:val="left"/>
-      <w:pPr>
-        <w:ind w:left="720" w:hanging="360"/>
-      </w:pPr>
-    </w:lvl>
-    <w:lvl w:ilvl="1" w:tplc="6B3C577E">
-      <w:start w:val="1"/>
-      <w:numFmt w:val="bullet"/>
-      <w:lvlText w:val="○"/>
-      <w:lvlJc w:val="left"/>
-      <w:pPr>
-        <w:ind w:left="1440" w:hanging="360"/>
-      </w:pPr>
-    </w:lvl>
-    <w:lvl w:ilvl="2" w:tplc="03DE9F54">
-      <w:start w:val="1"/>
-      <w:numFmt w:val="bullet"/>
-      <w:lvlText w:val="■"/>
-      <w:lvlJc w:val="left"/>
-      <w:pPr>
-        <w:ind w:left="2160" w:hanging="360"/>
-      </w:pPr>
-    </w:lvl>
-    <w:lvl w:ilvl="3" w:tplc="C28CFC72">
-      <w:start w:val="1"/>
-      <w:numFmt w:val="bullet"/>
-      <w:lvlText w:val="●"/>
-      <w:lvlJc w:val="left"/>
-      <w:pPr>
-        <w:ind w:left="2880" w:hanging="360"/>
-      </w:pPr>
-    </w:lvl>
-    <w:lvl w:ilvl="4" w:tplc="52BC4FAC">
-      <w:start w:val="1"/>
-      <w:numFmt w:val="bullet"/>
-      <w:lvlText w:val="○"/>
-      <w:lvlJc w:val="left"/>
-      <w:pPr>
-        <w:ind w:left="3600" w:hanging="360"/>
-      </w:pPr>
-    </w:lvl>
-    <w:lvl w:ilvl="5" w:tplc="ECA8AE98">
-      <w:start w:val="1"/>
-      <w:numFmt w:val="bullet"/>
-      <w:lvlText w:val="■"/>
-      <w:lvlJc w:val="left"/>
-      <w:pPr>
-        <w:ind w:left="4320" w:hanging="360"/>
-      </w:pPr>
-    </w:lvl>
-    <w:lvl w:ilvl="6" w:tplc="9F1EC3A6">
-      <w:start w:val="1"/>
-      <w:numFmt w:val="bullet"/>
-      <w:lvlText w:val="●"/>
-      <w:lvlJc w:val="left"/>
-      <w:pPr>
-        <w:ind w:left="5040" w:hanging="360"/>
-      </w:pPr>
-    </w:lvl>
-    <w:lvl w:ilvl="7" w:tplc="5718A702">
-      <w:start w:val="1"/>
-      <w:numFmt w:val="bullet"/>
-      <w:lvlText w:val="●"/>
-      <w:lvlJc w:val="left"/>
-      <w:pPr>
-        <w:ind w:left="5760" w:hanging="360"/>
-      </w:pPr>
-    </w:lvl>
-    <w:lvl w:ilvl="8" w:tplc="9EBAD7F0">
-      <w:start w:val="1"/>
-      <w:numFmt w:val="bullet"/>
-      <w:lvlText w:val="●"/>
-      <w:lvlJc w:val="left"/>
-      <w:pPr>
-        <w:ind w:left="6480" w:hanging="360"/>
-      </w:pPr>
-    </w:lvl>
-  </w:abstractNum>
-  <w:abstractNum w:abstractNumId="6" w15:restartNumberingAfterBreak="0">
-    <w:nsid w:val="0BDB0A0F"/>
-    <w:multiLevelType w:val="hybridMultilevel"/>
-    <w:tmpl w:val="01708EC4"/>
-    <w:lvl w:ilvl="0" w:tplc="6FAA55C2">
+    <w:tmpl w:val="5BFC4DF4"/>
+    <w:lvl w:ilvl="0" w:tplc="203C04D2">
       <w:start w:val="1"/>
       <w:numFmt w:val="decimal"/>
       <w:lvlText w:val="%1."/>
@@ -21957,52 +21871,169 @@
         <w:color w:val="A67C27"/>
       </w:rPr>
     </w:lvl>
-    <w:lvl w:ilvl="1" w:tplc="565C7C5C">
+    <w:lvl w:ilvl="1" w:tplc="6510A776">
       <w:numFmt w:val="decimal"/>
       <w:lvlText w:val=""/>
       <w:lvlJc w:val="left"/>
     </w:lvl>
-    <w:lvl w:ilvl="2" w:tplc="653644E8">
+    <w:lvl w:ilvl="2" w:tplc="CDDE4258">
       <w:numFmt w:val="decimal"/>
       <w:lvlText w:val=""/>
       <w:lvlJc w:val="left"/>
     </w:lvl>
-    <w:lvl w:ilvl="3" w:tplc="E6969EFC">
+    <w:lvl w:ilvl="3" w:tplc="AF62D40C">
       <w:numFmt w:val="decimal"/>
       <w:lvlText w:val=""/>
       <w:lvlJc w:val="left"/>
     </w:lvl>
-    <w:lvl w:ilvl="4" w:tplc="D36A4064">
+    <w:lvl w:ilvl="4" w:tplc="66A076CA">
       <w:numFmt w:val="decimal"/>
       <w:lvlText w:val=""/>
       <w:lvlJc w:val="left"/>
     </w:lvl>
-    <w:lvl w:ilvl="5" w:tplc="92703F54">
+    <w:lvl w:ilvl="5" w:tplc="97EE2532">
       <w:numFmt w:val="decimal"/>
       <w:lvlText w:val=""/>
       <w:lvlJc w:val="left"/>
     </w:lvl>
-    <w:lvl w:ilvl="6" w:tplc="0E38BEBE">
+    <w:lvl w:ilvl="6" w:tplc="66EE4142">
       <w:numFmt w:val="decimal"/>
       <w:lvlText w:val=""/>
       <w:lvlJc w:val="left"/>
     </w:lvl>
-    <w:lvl w:ilvl="7" w:tplc="12408330">
+    <w:lvl w:ilvl="7" w:tplc="04B6F66E">
       <w:numFmt w:val="decimal"/>
       <w:lvlText w:val=""/>
       <w:lvlJc w:val="left"/>
     </w:lvl>
-    <w:lvl w:ilvl="8" w:tplc="7292BFE2">
+    <w:lvl w:ilvl="8" w:tplc="708AD95E">
+      <w:numFmt w:val="decimal"/>
+      <w:lvlText w:val=""/>
+      <w:lvlJc w:val="left"/>
+    </w:lvl>
+  </w:abstractNum>
+  <w:abstractNum w:abstractNumId="6" w15:restartNumberingAfterBreak="0">
+    <w:nsid w:val="19F46DA9"/>
+    <w:multiLevelType w:val="hybridMultilevel"/>
+    <w:tmpl w:val="79009030"/>
+    <w:lvl w:ilvl="0" w:tplc="1716F4E0">
+      <w:start w:val="1"/>
+      <w:numFmt w:val="decimal"/>
+      <w:lvlText w:val="%1."/>
+      <w:lvlJc w:val="left"/>
+      <w:pPr>
+        <w:ind w:left="460" w:hanging="360"/>
+      </w:pPr>
+      <w:rPr>
+        <w:b/>
+        <w:bCs/>
+        <w:color w:val="A67C27"/>
+      </w:rPr>
+    </w:lvl>
+    <w:lvl w:ilvl="1" w:tplc="CDACF9D8">
+      <w:numFmt w:val="decimal"/>
+      <w:lvlText w:val=""/>
+      <w:lvlJc w:val="left"/>
+    </w:lvl>
+    <w:lvl w:ilvl="2" w:tplc="7AEACDEA">
+      <w:numFmt w:val="decimal"/>
+      <w:lvlText w:val=""/>
+      <w:lvlJc w:val="left"/>
+    </w:lvl>
+    <w:lvl w:ilvl="3" w:tplc="24A41ED0">
+      <w:numFmt w:val="decimal"/>
+      <w:lvlText w:val=""/>
+      <w:lvlJc w:val="left"/>
+    </w:lvl>
+    <w:lvl w:ilvl="4" w:tplc="54500074">
+      <w:numFmt w:val="decimal"/>
+      <w:lvlText w:val=""/>
+      <w:lvlJc w:val="left"/>
+    </w:lvl>
+    <w:lvl w:ilvl="5" w:tplc="BAF85396">
+      <w:numFmt w:val="decimal"/>
+      <w:lvlText w:val=""/>
+      <w:lvlJc w:val="left"/>
+    </w:lvl>
+    <w:lvl w:ilvl="6" w:tplc="2424D0E4">
+      <w:numFmt w:val="decimal"/>
+      <w:lvlText w:val=""/>
+      <w:lvlJc w:val="left"/>
+    </w:lvl>
+    <w:lvl w:ilvl="7" w:tplc="38128148">
+      <w:numFmt w:val="decimal"/>
+      <w:lvlText w:val=""/>
+      <w:lvlJc w:val="left"/>
+    </w:lvl>
+    <w:lvl w:ilvl="8" w:tplc="466282B4">
       <w:numFmt w:val="decimal"/>
       <w:lvlText w:val=""/>
       <w:lvlJc w:val="left"/>
     </w:lvl>
   </w:abstractNum>
   <w:abstractNum w:abstractNumId="7" w15:restartNumberingAfterBreak="0">
-    <w:nsid w:val="10E2641A"/>
+    <w:nsid w:val="22B11DA8"/>
     <w:multiLevelType w:val="hybridMultilevel"/>
-    <w:tmpl w:val="292CC366"/>
-    <w:lvl w:ilvl="0" w:tplc="A9D497EA">
+    <w:tmpl w:val="B99C2394"/>
+    <w:lvl w:ilvl="0" w:tplc="31EE0474">
+      <w:start w:val="1"/>
+      <w:numFmt w:val="bullet"/>
+      <w:lvlText w:val="•"/>
+      <w:lvlJc w:val="left"/>
+      <w:pPr>
+        <w:ind w:left="460" w:hanging="280"/>
+      </w:pPr>
+    </w:lvl>
+    <w:lvl w:ilvl="1" w:tplc="3DB8504C">
+      <w:start w:val="1"/>
+      <w:numFmt w:val="bullet"/>
+      <w:lvlText w:val="–"/>
+      <w:lvlJc w:val="left"/>
+      <w:pPr>
+        <w:ind w:left="900" w:hanging="280"/>
+      </w:pPr>
+    </w:lvl>
+    <w:lvl w:ilvl="2" w:tplc="DA92D002">
+      <w:numFmt w:val="decimal"/>
+      <w:lvlText w:val=""/>
+      <w:lvlJc w:val="left"/>
+    </w:lvl>
+    <w:lvl w:ilvl="3" w:tplc="826275B6">
+      <w:numFmt w:val="decimal"/>
+      <w:lvlText w:val=""/>
+      <w:lvlJc w:val="left"/>
+    </w:lvl>
+    <w:lvl w:ilvl="4" w:tplc="58949194">
+      <w:numFmt w:val="decimal"/>
+      <w:lvlText w:val=""/>
+      <w:lvlJc w:val="left"/>
+    </w:lvl>
+    <w:lvl w:ilvl="5" w:tplc="799AAB84">
+      <w:numFmt w:val="decimal"/>
+      <w:lvlText w:val=""/>
+      <w:lvlJc w:val="left"/>
+    </w:lvl>
+    <w:lvl w:ilvl="6" w:tplc="6832E22E">
+      <w:numFmt w:val="decimal"/>
+      <w:lvlText w:val=""/>
+      <w:lvlJc w:val="left"/>
+    </w:lvl>
+    <w:lvl w:ilvl="7" w:tplc="7D7A46E0">
+      <w:numFmt w:val="decimal"/>
+      <w:lvlText w:val=""/>
+      <w:lvlJc w:val="left"/>
+    </w:lvl>
+    <w:lvl w:ilvl="8" w:tplc="80EA238E">
+      <w:numFmt w:val="decimal"/>
+      <w:lvlText w:val=""/>
+      <w:lvlJc w:val="left"/>
+    </w:lvl>
+  </w:abstractNum>
+  <w:abstractNum w:abstractNumId="8" w15:restartNumberingAfterBreak="0">
+    <w:nsid w:val="24005CF4"/>
+    <w:multiLevelType w:val="hybridMultilevel"/>
+    <w:tmpl w:val="7A40464C"/>
+    <w:lvl w:ilvl="0" w:tplc="4CA6D6DE">
       <w:start w:val="1"/>
       <w:numFmt w:val="decimal"/>
       <w:lvlText w:val="%1."/>
@@ -22016,52 +22047,138 @@
         <w:color w:val="A67C27"/>
       </w:rPr>
     </w:lvl>
-    <w:lvl w:ilvl="1" w:tplc="6AD25A18">
+    <w:lvl w:ilvl="1" w:tplc="BDD66F54">
       <w:numFmt w:val="decimal"/>
       <w:lvlText w:val=""/>
       <w:lvlJc w:val="left"/>
     </w:lvl>
-    <w:lvl w:ilvl="2" w:tplc="ADCAD03C">
+    <w:lvl w:ilvl="2" w:tplc="8448661C">
       <w:numFmt w:val="decimal"/>
       <w:lvlText w:val=""/>
       <w:lvlJc w:val="left"/>
     </w:lvl>
-    <w:lvl w:ilvl="3" w:tplc="36F81B9C">
+    <w:lvl w:ilvl="3" w:tplc="D466E816">
       <w:numFmt w:val="decimal"/>
       <w:lvlText w:val=""/>
       <w:lvlJc w:val="left"/>
     </w:lvl>
-    <w:lvl w:ilvl="4" w:tplc="B3B8386E">
+    <w:lvl w:ilvl="4" w:tplc="111EFF46">
       <w:numFmt w:val="decimal"/>
       <w:lvlText w:val=""/>
       <w:lvlJc w:val="left"/>
     </w:lvl>
-    <w:lvl w:ilvl="5" w:tplc="57526A8E">
+    <w:lvl w:ilvl="5" w:tplc="A7923416">
       <w:numFmt w:val="decimal"/>
       <w:lvlText w:val=""/>
       <w:lvlJc w:val="left"/>
     </w:lvl>
-    <w:lvl w:ilvl="6" w:tplc="5BFA03D8">
+    <w:lvl w:ilvl="6" w:tplc="AD1C844A">
       <w:numFmt w:val="decimal"/>
       <w:lvlText w:val=""/>
       <w:lvlJc w:val="left"/>
     </w:lvl>
-    <w:lvl w:ilvl="7" w:tplc="C384566A">
+    <w:lvl w:ilvl="7" w:tplc="888CCBFC">
       <w:numFmt w:val="decimal"/>
       <w:lvlText w:val=""/>
       <w:lvlJc w:val="left"/>
     </w:lvl>
-    <w:lvl w:ilvl="8" w:tplc="923A4DB2">
+    <w:lvl w:ilvl="8" w:tplc="167631C2">
       <w:numFmt w:val="decimal"/>
       <w:lvlText w:val=""/>
       <w:lvlJc w:val="left"/>
     </w:lvl>
   </w:abstractNum>
-  <w:abstractNum w:abstractNumId="8" w15:restartNumberingAfterBreak="0">
-    <w:nsid w:val="120749F6"/>
+  <w:abstractNum w:abstractNumId="9" w15:restartNumberingAfterBreak="0">
+    <w:nsid w:val="253A4D71"/>
     <w:multiLevelType w:val="hybridMultilevel"/>
-    <w:tmpl w:val="2DFC6240"/>
-    <w:lvl w:ilvl="0" w:tplc="CABC02E2">
+    <w:tmpl w:val="5FB89046"/>
+    <w:lvl w:ilvl="0" w:tplc="3CCA95B6">
+      <w:start w:val="1"/>
+      <w:numFmt w:val="bullet"/>
+      <w:lvlText w:val="●"/>
+      <w:lvlJc w:val="left"/>
+      <w:pPr>
+        <w:ind w:left="720" w:hanging="360"/>
+      </w:pPr>
+    </w:lvl>
+    <w:lvl w:ilvl="1" w:tplc="E2E6468E">
+      <w:start w:val="1"/>
+      <w:numFmt w:val="bullet"/>
+      <w:lvlText w:val="○"/>
+      <w:lvlJc w:val="left"/>
+      <w:pPr>
+        <w:ind w:left="1440" w:hanging="360"/>
+      </w:pPr>
+    </w:lvl>
+    <w:lvl w:ilvl="2" w:tplc="4A1EDBCE">
+      <w:start w:val="1"/>
+      <w:numFmt w:val="bullet"/>
+      <w:lvlText w:val="■"/>
+      <w:lvlJc w:val="left"/>
+      <w:pPr>
+        <w:ind w:left="2160" w:hanging="360"/>
+      </w:pPr>
+    </w:lvl>
+    <w:lvl w:ilvl="3" w:tplc="00BC8D52">
+      <w:start w:val="1"/>
+      <w:numFmt w:val="bullet"/>
+      <w:lvlText w:val="●"/>
+      <w:lvlJc w:val="left"/>
+      <w:pPr>
+        <w:ind w:left="2880" w:hanging="360"/>
+      </w:pPr>
+    </w:lvl>
+    <w:lvl w:ilvl="4" w:tplc="1AB8517E">
+      <w:start w:val="1"/>
+      <w:numFmt w:val="bullet"/>
+      <w:lvlText w:val="○"/>
+      <w:lvlJc w:val="left"/>
+      <w:pPr>
+        <w:ind w:left="3600" w:hanging="360"/>
+      </w:pPr>
+    </w:lvl>
+    <w:lvl w:ilvl="5" w:tplc="A186142E">
+      <w:start w:val="1"/>
+      <w:numFmt w:val="bullet"/>
+      <w:lvlText w:val="■"/>
+      <w:lvlJc w:val="left"/>
+      <w:pPr>
+        <w:ind w:left="4320" w:hanging="360"/>
+      </w:pPr>
+    </w:lvl>
+    <w:lvl w:ilvl="6" w:tplc="8892D886">
+      <w:start w:val="1"/>
+      <w:numFmt w:val="bullet"/>
+      <w:lvlText w:val="●"/>
+      <w:lvlJc w:val="left"/>
+      <w:pPr>
+        <w:ind w:left="5040" w:hanging="360"/>
+      </w:pPr>
+    </w:lvl>
+    <w:lvl w:ilvl="7" w:tplc="4B7EB104">
+      <w:start w:val="1"/>
+      <w:numFmt w:val="bullet"/>
+      <w:lvlText w:val="●"/>
+      <w:lvlJc w:val="left"/>
+      <w:pPr>
+        <w:ind w:left="5760" w:hanging="360"/>
+      </w:pPr>
+    </w:lvl>
+    <w:lvl w:ilvl="8" w:tplc="57782CDC">
+      <w:start w:val="1"/>
+      <w:numFmt w:val="bullet"/>
+      <w:lvlText w:val="●"/>
+      <w:lvlJc w:val="left"/>
+      <w:pPr>
+        <w:ind w:left="6480" w:hanging="360"/>
+      </w:pPr>
+    </w:lvl>
+  </w:abstractNum>
+  <w:abstractNum w:abstractNumId="10" w15:restartNumberingAfterBreak="0">
+    <w:nsid w:val="28C962DC"/>
+    <w:multiLevelType w:val="hybridMultilevel"/>
+    <w:tmpl w:val="C82499CE"/>
+    <w:lvl w:ilvl="0" w:tplc="004246F4">
       <w:start w:val="1"/>
       <w:numFmt w:val="decimal"/>
       <w:lvlText w:val="%1."/>
@@ -22075,52 +22192,52 @@
         <w:color w:val="A67C27"/>
       </w:rPr>
     </w:lvl>
-    <w:lvl w:ilvl="1" w:tplc="0394C006">
+    <w:lvl w:ilvl="1" w:tplc="57BA0D66">
       <w:numFmt w:val="decimal"/>
       <w:lvlText w:val=""/>
       <w:lvlJc w:val="left"/>
     </w:lvl>
-    <w:lvl w:ilvl="2" w:tplc="5D52952C">
+    <w:lvl w:ilvl="2" w:tplc="6DF004C8">
       <w:numFmt w:val="decimal"/>
       <w:lvlText w:val=""/>
       <w:lvlJc w:val="left"/>
     </w:lvl>
-    <w:lvl w:ilvl="3" w:tplc="4D705774">
+    <w:lvl w:ilvl="3" w:tplc="BC1858AE">
       <w:numFmt w:val="decimal"/>
       <w:lvlText w:val=""/>
       <w:lvlJc w:val="left"/>
     </w:lvl>
-    <w:lvl w:ilvl="4" w:tplc="88CEC9AE">
+    <w:lvl w:ilvl="4" w:tplc="63542404">
       <w:numFmt w:val="decimal"/>
       <w:lvlText w:val=""/>
       <w:lvlJc w:val="left"/>
     </w:lvl>
-    <w:lvl w:ilvl="5" w:tplc="9DC4FE14">
+    <w:lvl w:ilvl="5" w:tplc="06E6F94E">
       <w:numFmt w:val="decimal"/>
       <w:lvlText w:val=""/>
       <w:lvlJc w:val="left"/>
     </w:lvl>
-    <w:lvl w:ilvl="6" w:tplc="CEAC3D02">
+    <w:lvl w:ilvl="6" w:tplc="BEA0B14C">
       <w:numFmt w:val="decimal"/>
       <w:lvlText w:val=""/>
       <w:lvlJc w:val="left"/>
     </w:lvl>
-    <w:lvl w:ilvl="7" w:tplc="E012A31E">
+    <w:lvl w:ilvl="7" w:tplc="3BB63F56">
       <w:numFmt w:val="decimal"/>
       <w:lvlText w:val=""/>
       <w:lvlJc w:val="left"/>
     </w:lvl>
-    <w:lvl w:ilvl="8" w:tplc="23607F34">
+    <w:lvl w:ilvl="8" w:tplc="23F84B5A">
       <w:numFmt w:val="decimal"/>
       <w:lvlText w:val=""/>
       <w:lvlJc w:val="left"/>
     </w:lvl>
   </w:abstractNum>
-  <w:abstractNum w:abstractNumId="9" w15:restartNumberingAfterBreak="0">
-    <w:nsid w:val="199E7F2E"/>
+  <w:abstractNum w:abstractNumId="11" w15:restartNumberingAfterBreak="0">
+    <w:nsid w:val="2BD66780"/>
     <w:multiLevelType w:val="hybridMultilevel"/>
-    <w:tmpl w:val="96F6CFB4"/>
-    <w:lvl w:ilvl="0" w:tplc="B40EFFD8">
+    <w:tmpl w:val="B4942BFE"/>
+    <w:lvl w:ilvl="0" w:tplc="0D3E8530">
       <w:start w:val="1"/>
       <w:numFmt w:val="decimal"/>
       <w:lvlText w:val="%1."/>
@@ -22134,52 +22251,52 @@
         <w:color w:val="A67C27"/>
       </w:rPr>
     </w:lvl>
-    <w:lvl w:ilvl="1" w:tplc="B404AE16">
+    <w:lvl w:ilvl="1" w:tplc="FE42DA42">
       <w:numFmt w:val="decimal"/>
       <w:lvlText w:val=""/>
       <w:lvlJc w:val="left"/>
     </w:lvl>
-    <w:lvl w:ilvl="2" w:tplc="1FD0DFA8">
+    <w:lvl w:ilvl="2" w:tplc="C5723614">
       <w:numFmt w:val="decimal"/>
       <w:lvlText w:val=""/>
       <w:lvlJc w:val="left"/>
     </w:lvl>
-    <w:lvl w:ilvl="3" w:tplc="E0A258F6">
+    <w:lvl w:ilvl="3" w:tplc="E764AB82">
       <w:numFmt w:val="decimal"/>
       <w:lvlText w:val=""/>
       <w:lvlJc w:val="left"/>
     </w:lvl>
-    <w:lvl w:ilvl="4" w:tplc="38DCA248">
+    <w:lvl w:ilvl="4" w:tplc="0EE83718">
       <w:numFmt w:val="decimal"/>
       <w:lvlText w:val=""/>
       <w:lvlJc w:val="left"/>
     </w:lvl>
-    <w:lvl w:ilvl="5" w:tplc="22B4BDE4">
+    <w:lvl w:ilvl="5" w:tplc="DE7E1B28">
       <w:numFmt w:val="decimal"/>
       <w:lvlText w:val=""/>
       <w:lvlJc w:val="left"/>
     </w:lvl>
-    <w:lvl w:ilvl="6" w:tplc="58E83C14">
+    <w:lvl w:ilvl="6" w:tplc="52B6725C">
       <w:numFmt w:val="decimal"/>
       <w:lvlText w:val=""/>
       <w:lvlJc w:val="left"/>
     </w:lvl>
-    <w:lvl w:ilvl="7" w:tplc="1DA0F5B2">
+    <w:lvl w:ilvl="7" w:tplc="BD8AFE54">
       <w:numFmt w:val="decimal"/>
       <w:lvlText w:val=""/>
       <w:lvlJc w:val="left"/>
     </w:lvl>
-    <w:lvl w:ilvl="8" w:tplc="5CC8C5DA">
+    <w:lvl w:ilvl="8" w:tplc="830262CE">
       <w:numFmt w:val="decimal"/>
       <w:lvlText w:val=""/>
       <w:lvlJc w:val="left"/>
     </w:lvl>
   </w:abstractNum>
-  <w:abstractNum w:abstractNumId="10" w15:restartNumberingAfterBreak="0">
-    <w:nsid w:val="1BAA09DE"/>
+  <w:abstractNum w:abstractNumId="12" w15:restartNumberingAfterBreak="0">
+    <w:nsid w:val="2F09181D"/>
     <w:multiLevelType w:val="hybridMultilevel"/>
-    <w:tmpl w:val="65226848"/>
-    <w:lvl w:ilvl="0" w:tplc="2F8A14B8">
+    <w:tmpl w:val="8EB89D08"/>
+    <w:lvl w:ilvl="0" w:tplc="E62E3030">
       <w:start w:val="1"/>
       <w:numFmt w:val="decimal"/>
       <w:lvlText w:val="%1."/>
@@ -22193,52 +22310,52 @@
         <w:color w:val="A67C27"/>
       </w:rPr>
     </w:lvl>
-    <w:lvl w:ilvl="1" w:tplc="2CE6BBE4">
+    <w:lvl w:ilvl="1" w:tplc="1BFACAAE">
       <w:numFmt w:val="decimal"/>
       <w:lvlText w:val=""/>
       <w:lvlJc w:val="left"/>
     </w:lvl>
-    <w:lvl w:ilvl="2" w:tplc="89FCFE9A">
+    <w:lvl w:ilvl="2" w:tplc="27C2815A">
       <w:numFmt w:val="decimal"/>
       <w:lvlText w:val=""/>
       <w:lvlJc w:val="left"/>
     </w:lvl>
-    <w:lvl w:ilvl="3" w:tplc="23F280A6">
+    <w:lvl w:ilvl="3" w:tplc="E9D2C8FC">
       <w:numFmt w:val="decimal"/>
       <w:lvlText w:val=""/>
       <w:lvlJc w:val="left"/>
     </w:lvl>
-    <w:lvl w:ilvl="4" w:tplc="003433D2">
+    <w:lvl w:ilvl="4" w:tplc="072EBABE">
       <w:numFmt w:val="decimal"/>
       <w:lvlText w:val=""/>
       <w:lvlJc w:val="left"/>
     </w:lvl>
-    <w:lvl w:ilvl="5" w:tplc="8ED2B96A">
+    <w:lvl w:ilvl="5" w:tplc="BC64CCF0">
       <w:numFmt w:val="decimal"/>
       <w:lvlText w:val=""/>
       <w:lvlJc w:val="left"/>
     </w:lvl>
-    <w:lvl w:ilvl="6" w:tplc="BC4EB664">
+    <w:lvl w:ilvl="6" w:tplc="B0486E60">
       <w:numFmt w:val="decimal"/>
       <w:lvlText w:val=""/>
       <w:lvlJc w:val="left"/>
     </w:lvl>
-    <w:lvl w:ilvl="7" w:tplc="C4CA00C2">
+    <w:lvl w:ilvl="7" w:tplc="DA1C24C4">
       <w:numFmt w:val="decimal"/>
       <w:lvlText w:val=""/>
       <w:lvlJc w:val="left"/>
     </w:lvl>
-    <w:lvl w:ilvl="8" w:tplc="4D343B8C">
+    <w:lvl w:ilvl="8" w:tplc="C42ECE7C">
       <w:numFmt w:val="decimal"/>
       <w:lvlText w:val=""/>
       <w:lvlJc w:val="left"/>
     </w:lvl>
   </w:abstractNum>
-  <w:abstractNum w:abstractNumId="11" w15:restartNumberingAfterBreak="0">
-    <w:nsid w:val="297777BB"/>
+  <w:abstractNum w:abstractNumId="13" w15:restartNumberingAfterBreak="0">
+    <w:nsid w:val="3C595D7B"/>
     <w:multiLevelType w:val="hybridMultilevel"/>
-    <w:tmpl w:val="0D4ED090"/>
-    <w:lvl w:ilvl="0" w:tplc="D41CF7A2">
+    <w:tmpl w:val="E43E9D48"/>
+    <w:lvl w:ilvl="0" w:tplc="7ADE308E">
       <w:start w:val="1"/>
       <w:numFmt w:val="decimal"/>
       <w:lvlText w:val="%1."/>
@@ -22252,52 +22369,52 @@
         <w:color w:val="A67C27"/>
       </w:rPr>
     </w:lvl>
-    <w:lvl w:ilvl="1" w:tplc="99ACD390">
+    <w:lvl w:ilvl="1" w:tplc="0FBCF2AE">
       <w:numFmt w:val="decimal"/>
       <w:lvlText w:val=""/>
       <w:lvlJc w:val="left"/>
     </w:lvl>
-    <w:lvl w:ilvl="2" w:tplc="F7FC0598">
+    <w:lvl w:ilvl="2" w:tplc="984E7962">
       <w:numFmt w:val="decimal"/>
       <w:lvlText w:val=""/>
       <w:lvlJc w:val="left"/>
     </w:lvl>
-    <w:lvl w:ilvl="3" w:tplc="00006C6C">
+    <w:lvl w:ilvl="3" w:tplc="0AB6558E">
       <w:numFmt w:val="decimal"/>
       <w:lvlText w:val=""/>
       <w:lvlJc w:val="left"/>
     </w:lvl>
-    <w:lvl w:ilvl="4" w:tplc="CA802ACE">
+    <w:lvl w:ilvl="4" w:tplc="BEB6F396">
       <w:numFmt w:val="decimal"/>
       <w:lvlText w:val=""/>
       <w:lvlJc w:val="left"/>
     </w:lvl>
-    <w:lvl w:ilvl="5" w:tplc="A38C99B6">
+    <w:lvl w:ilvl="5" w:tplc="7C3EC326">
       <w:numFmt w:val="decimal"/>
       <w:lvlText w:val=""/>
       <w:lvlJc w:val="left"/>
     </w:lvl>
-    <w:lvl w:ilvl="6" w:tplc="5500698E">
+    <w:lvl w:ilvl="6" w:tplc="258028BA">
       <w:numFmt w:val="decimal"/>
       <w:lvlText w:val=""/>
       <w:lvlJc w:val="left"/>
     </w:lvl>
-    <w:lvl w:ilvl="7" w:tplc="0452FE64">
+    <w:lvl w:ilvl="7" w:tplc="F1DAD814">
       <w:numFmt w:val="decimal"/>
       <w:lvlText w:val=""/>
       <w:lvlJc w:val="left"/>
     </w:lvl>
-    <w:lvl w:ilvl="8" w:tplc="F42CF5C2">
+    <w:lvl w:ilvl="8" w:tplc="211A67CC">
       <w:numFmt w:val="decimal"/>
       <w:lvlText w:val=""/>
       <w:lvlJc w:val="left"/>
     </w:lvl>
   </w:abstractNum>
-  <w:abstractNum w:abstractNumId="12" w15:restartNumberingAfterBreak="0">
-    <w:nsid w:val="2F9E0C9A"/>
+  <w:abstractNum w:abstractNumId="14" w15:restartNumberingAfterBreak="0">
+    <w:nsid w:val="3C8861F2"/>
     <w:multiLevelType w:val="hybridMultilevel"/>
-    <w:tmpl w:val="5E787706"/>
-    <w:lvl w:ilvl="0" w:tplc="85463B26">
+    <w:tmpl w:val="8AB0E87E"/>
+    <w:lvl w:ilvl="0" w:tplc="E0B41CCA">
       <w:start w:val="1"/>
       <w:numFmt w:val="decimal"/>
       <w:lvlText w:val="%1."/>
@@ -22311,52 +22428,52 @@
         <w:color w:val="A67C27"/>
       </w:rPr>
     </w:lvl>
-    <w:lvl w:ilvl="1" w:tplc="9FC48B5C">
+    <w:lvl w:ilvl="1" w:tplc="B2B8E6B6">
       <w:numFmt w:val="decimal"/>
       <w:lvlText w:val=""/>
       <w:lvlJc w:val="left"/>
     </w:lvl>
-    <w:lvl w:ilvl="2" w:tplc="D1869700">
+    <w:lvl w:ilvl="2" w:tplc="5908F11E">
       <w:numFmt w:val="decimal"/>
       <w:lvlText w:val=""/>
       <w:lvlJc w:val="left"/>
     </w:lvl>
-    <w:lvl w:ilvl="3" w:tplc="83E8EF4C">
+    <w:lvl w:ilvl="3" w:tplc="AB4C07F0">
       <w:numFmt w:val="decimal"/>
       <w:lvlText w:val=""/>
       <w:lvlJc w:val="left"/>
     </w:lvl>
-    <w:lvl w:ilvl="4" w:tplc="F2E03A08">
+    <w:lvl w:ilvl="4" w:tplc="F11C433A">
       <w:numFmt w:val="decimal"/>
       <w:lvlText w:val=""/>
       <w:lvlJc w:val="left"/>
     </w:lvl>
-    <w:lvl w:ilvl="5" w:tplc="A32EA162">
+    <w:lvl w:ilvl="5" w:tplc="56BE2CBC">
       <w:numFmt w:val="decimal"/>
       <w:lvlText w:val=""/>
       <w:lvlJc w:val="left"/>
     </w:lvl>
-    <w:lvl w:ilvl="6" w:tplc="C2F83EB0">
+    <w:lvl w:ilvl="6" w:tplc="6BF2AFA4">
       <w:numFmt w:val="decimal"/>
       <w:lvlText w:val=""/>
       <w:lvlJc w:val="left"/>
     </w:lvl>
-    <w:lvl w:ilvl="7" w:tplc="60283948">
+    <w:lvl w:ilvl="7" w:tplc="9926CCCC">
       <w:numFmt w:val="decimal"/>
       <w:lvlText w:val=""/>
       <w:lvlJc w:val="left"/>
     </w:lvl>
-    <w:lvl w:ilvl="8" w:tplc="F5542608">
+    <w:lvl w:ilvl="8" w:tplc="4CB060CA">
       <w:numFmt w:val="decimal"/>
       <w:lvlText w:val=""/>
       <w:lvlJc w:val="left"/>
     </w:lvl>
   </w:abstractNum>
-  <w:abstractNum w:abstractNumId="13" w15:restartNumberingAfterBreak="0">
-    <w:nsid w:val="43CA531E"/>
+  <w:abstractNum w:abstractNumId="15" w15:restartNumberingAfterBreak="0">
+    <w:nsid w:val="3D6463A9"/>
     <w:multiLevelType w:val="hybridMultilevel"/>
-    <w:tmpl w:val="EB02547A"/>
-    <w:lvl w:ilvl="0" w:tplc="4E9409F4">
+    <w:tmpl w:val="387669B6"/>
+    <w:lvl w:ilvl="0" w:tplc="02CED044">
       <w:start w:val="1"/>
       <w:numFmt w:val="decimal"/>
       <w:lvlText w:val="%1."/>
@@ -22370,52 +22487,52 @@
         <w:color w:val="A67C27"/>
       </w:rPr>
     </w:lvl>
-    <w:lvl w:ilvl="1" w:tplc="49CC8024">
+    <w:lvl w:ilvl="1" w:tplc="7754751E">
       <w:numFmt w:val="decimal"/>
       <w:lvlText w:val=""/>
       <w:lvlJc w:val="left"/>
     </w:lvl>
-    <w:lvl w:ilvl="2" w:tplc="4BFEDBC6">
+    <w:lvl w:ilvl="2" w:tplc="8A08D1BE">
       <w:numFmt w:val="decimal"/>
       <w:lvlText w:val=""/>
       <w:lvlJc w:val="left"/>
     </w:lvl>
-    <w:lvl w:ilvl="3" w:tplc="C94A9C6A">
+    <w:lvl w:ilvl="3" w:tplc="162E2894">
       <w:numFmt w:val="decimal"/>
       <w:lvlText w:val=""/>
       <w:lvlJc w:val="left"/>
     </w:lvl>
-    <w:lvl w:ilvl="4" w:tplc="F424C45E">
+    <w:lvl w:ilvl="4" w:tplc="44BA0774">
       <w:numFmt w:val="decimal"/>
       <w:lvlText w:val=""/>
       <w:lvlJc w:val="left"/>
     </w:lvl>
-    <w:lvl w:ilvl="5" w:tplc="CFBC0CD6">
+    <w:lvl w:ilvl="5" w:tplc="535E8ECE">
       <w:numFmt w:val="decimal"/>
       <w:lvlText w:val=""/>
       <w:lvlJc w:val="left"/>
     </w:lvl>
-    <w:lvl w:ilvl="6" w:tplc="D5AEFEB8">
+    <w:lvl w:ilvl="6" w:tplc="1D00CF52">
       <w:numFmt w:val="decimal"/>
       <w:lvlText w:val=""/>
       <w:lvlJc w:val="left"/>
     </w:lvl>
-    <w:lvl w:ilvl="7" w:tplc="75BC31D0">
+    <w:lvl w:ilvl="7" w:tplc="069E1658">
       <w:numFmt w:val="decimal"/>
       <w:lvlText w:val=""/>
       <w:lvlJc w:val="left"/>
     </w:lvl>
-    <w:lvl w:ilvl="8" w:tplc="4F8E81D8">
+    <w:lvl w:ilvl="8" w:tplc="6E96CDA6">
       <w:numFmt w:val="decimal"/>
       <w:lvlText w:val=""/>
       <w:lvlJc w:val="left"/>
     </w:lvl>
   </w:abstractNum>
-  <w:abstractNum w:abstractNumId="14" w15:restartNumberingAfterBreak="0">
-    <w:nsid w:val="4A513D0F"/>
+  <w:abstractNum w:abstractNumId="16" w15:restartNumberingAfterBreak="0">
+    <w:nsid w:val="539C4FD3"/>
     <w:multiLevelType w:val="hybridMultilevel"/>
-    <w:tmpl w:val="69880C2E"/>
-    <w:lvl w:ilvl="0" w:tplc="BF20A102">
+    <w:tmpl w:val="10FCF196"/>
+    <w:lvl w:ilvl="0" w:tplc="92A65326">
       <w:start w:val="1"/>
       <w:numFmt w:val="decimal"/>
       <w:lvlText w:val="%1."/>
@@ -22429,52 +22546,52 @@
         <w:color w:val="A67C27"/>
       </w:rPr>
     </w:lvl>
-    <w:lvl w:ilvl="1" w:tplc="7832B5C2">
+    <w:lvl w:ilvl="1" w:tplc="304E7E7A">
       <w:numFmt w:val="decimal"/>
       <w:lvlText w:val=""/>
       <w:lvlJc w:val="left"/>
     </w:lvl>
-    <w:lvl w:ilvl="2" w:tplc="8C5E52E6">
+    <w:lvl w:ilvl="2" w:tplc="7AAA6E88">
       <w:numFmt w:val="decimal"/>
       <w:lvlText w:val=""/>
       <w:lvlJc w:val="left"/>
     </w:lvl>
-    <w:lvl w:ilvl="3" w:tplc="95A20F7E">
+    <w:lvl w:ilvl="3" w:tplc="D6FAAD4C">
       <w:numFmt w:val="decimal"/>
       <w:lvlText w:val=""/>
       <w:lvlJc w:val="left"/>
     </w:lvl>
-    <w:lvl w:ilvl="4" w:tplc="C774253A">
+    <w:lvl w:ilvl="4" w:tplc="BE402852">
       <w:numFmt w:val="decimal"/>
       <w:lvlText w:val=""/>
       <w:lvlJc w:val="left"/>
     </w:lvl>
-    <w:lvl w:ilvl="5" w:tplc="9C1EDA0A">
+    <w:lvl w:ilvl="5" w:tplc="457876AC">
       <w:numFmt w:val="decimal"/>
       <w:lvlText w:val=""/>
       <w:lvlJc w:val="left"/>
     </w:lvl>
-    <w:lvl w:ilvl="6" w:tplc="7092FC02">
+    <w:lvl w:ilvl="6" w:tplc="0C56A136">
       <w:numFmt w:val="decimal"/>
       <w:lvlText w:val=""/>
       <w:lvlJc w:val="left"/>
     </w:lvl>
-    <w:lvl w:ilvl="7" w:tplc="6E0A04C8">
+    <w:lvl w:ilvl="7" w:tplc="0352D07C">
       <w:numFmt w:val="decimal"/>
       <w:lvlText w:val=""/>
       <w:lvlJc w:val="left"/>
     </w:lvl>
-    <w:lvl w:ilvl="8" w:tplc="A516A62C">
+    <w:lvl w:ilvl="8" w:tplc="CCC42F76">
       <w:numFmt w:val="decimal"/>
       <w:lvlText w:val=""/>
       <w:lvlJc w:val="left"/>
     </w:lvl>
   </w:abstractNum>
-  <w:abstractNum w:abstractNumId="15" w15:restartNumberingAfterBreak="0">
-    <w:nsid w:val="4E625A08"/>
+  <w:abstractNum w:abstractNumId="17" w15:restartNumberingAfterBreak="0">
+    <w:nsid w:val="53DA2B78"/>
     <w:multiLevelType w:val="hybridMultilevel"/>
-    <w:tmpl w:val="6EE4B49A"/>
-    <w:lvl w:ilvl="0" w:tplc="2A1AB4DE">
+    <w:tmpl w:val="ACF009B0"/>
+    <w:lvl w:ilvl="0" w:tplc="2A1AAC68">
       <w:start w:val="1"/>
       <w:numFmt w:val="decimal"/>
       <w:lvlText w:val="%1."/>
@@ -22488,52 +22605,52 @@
         <w:color w:val="A67C27"/>
       </w:rPr>
     </w:lvl>
-    <w:lvl w:ilvl="1" w:tplc="3A566CC6">
+    <w:lvl w:ilvl="1" w:tplc="C5C83944">
       <w:numFmt w:val="decimal"/>
       <w:lvlText w:val=""/>
       <w:lvlJc w:val="left"/>
     </w:lvl>
-    <w:lvl w:ilvl="2" w:tplc="51A6BC3E">
+    <w:lvl w:ilvl="2" w:tplc="6F6ABE36">
       <w:numFmt w:val="decimal"/>
       <w:lvlText w:val=""/>
       <w:lvlJc w:val="left"/>
     </w:lvl>
-    <w:lvl w:ilvl="3" w:tplc="0AA0139A">
+    <w:lvl w:ilvl="3" w:tplc="C8EA6454">
       <w:numFmt w:val="decimal"/>
       <w:lvlText w:val=""/>
       <w:lvlJc w:val="left"/>
     </w:lvl>
-    <w:lvl w:ilvl="4" w:tplc="58D086E2">
+    <w:lvl w:ilvl="4" w:tplc="42C4F008">
       <w:numFmt w:val="decimal"/>
       <w:lvlText w:val=""/>
       <w:lvlJc w:val="left"/>
     </w:lvl>
-    <w:lvl w:ilvl="5" w:tplc="07967472">
+    <w:lvl w:ilvl="5" w:tplc="E4AC3920">
       <w:numFmt w:val="decimal"/>
       <w:lvlText w:val=""/>
       <w:lvlJc w:val="left"/>
     </w:lvl>
-    <w:lvl w:ilvl="6" w:tplc="C750D03C">
+    <w:lvl w:ilvl="6" w:tplc="E6724C4E">
       <w:numFmt w:val="decimal"/>
       <w:lvlText w:val=""/>
       <w:lvlJc w:val="left"/>
     </w:lvl>
-    <w:lvl w:ilvl="7" w:tplc="1C9A8C08">
+    <w:lvl w:ilvl="7" w:tplc="B464E82A">
       <w:numFmt w:val="decimal"/>
       <w:lvlText w:val=""/>
       <w:lvlJc w:val="left"/>
     </w:lvl>
-    <w:lvl w:ilvl="8" w:tplc="94FAB320">
+    <w:lvl w:ilvl="8" w:tplc="2A08BA5C">
       <w:numFmt w:val="decimal"/>
       <w:lvlText w:val=""/>
       <w:lvlJc w:val="left"/>
     </w:lvl>
   </w:abstractNum>
-  <w:abstractNum w:abstractNumId="16" w15:restartNumberingAfterBreak="0">
-    <w:nsid w:val="52431031"/>
+  <w:abstractNum w:abstractNumId="18" w15:restartNumberingAfterBreak="0">
+    <w:nsid w:val="566E0901"/>
     <w:multiLevelType w:val="hybridMultilevel"/>
-    <w:tmpl w:val="B9BE1E64"/>
-    <w:lvl w:ilvl="0" w:tplc="4456EC2E">
+    <w:tmpl w:val="21E47BF4"/>
+    <w:lvl w:ilvl="0" w:tplc="9E54684E">
       <w:start w:val="1"/>
       <w:numFmt w:val="decimal"/>
       <w:lvlText w:val="%1."/>
@@ -22547,52 +22664,52 @@
         <w:color w:val="A67C27"/>
       </w:rPr>
     </w:lvl>
-    <w:lvl w:ilvl="1" w:tplc="5942C934">
+    <w:lvl w:ilvl="1" w:tplc="D3981668">
       <w:numFmt w:val="decimal"/>
       <w:lvlText w:val=""/>
       <w:lvlJc w:val="left"/>
     </w:lvl>
-    <w:lvl w:ilvl="2" w:tplc="6734ACBE">
+    <w:lvl w:ilvl="2" w:tplc="F6F6DC08">
       <w:numFmt w:val="decimal"/>
       <w:lvlText w:val=""/>
       <w:lvlJc w:val="left"/>
     </w:lvl>
-    <w:lvl w:ilvl="3" w:tplc="627A4408">
+    <w:lvl w:ilvl="3" w:tplc="BC64C82C">
       <w:numFmt w:val="decimal"/>
       <w:lvlText w:val=""/>
       <w:lvlJc w:val="left"/>
     </w:lvl>
-    <w:lvl w:ilvl="4" w:tplc="5CAEE910">
+    <w:lvl w:ilvl="4" w:tplc="F1749202">
       <w:numFmt w:val="decimal"/>
       <w:lvlText w:val=""/>
       <w:lvlJc w:val="left"/>
     </w:lvl>
-    <w:lvl w:ilvl="5" w:tplc="9DE03290">
+    <w:lvl w:ilvl="5" w:tplc="CDF6CCFE">
       <w:numFmt w:val="decimal"/>
       <w:lvlText w:val=""/>
       <w:lvlJc w:val="left"/>
     </w:lvl>
-    <w:lvl w:ilvl="6" w:tplc="4DA2D4A8">
+    <w:lvl w:ilvl="6" w:tplc="B2085BEE">
       <w:numFmt w:val="decimal"/>
       <w:lvlText w:val=""/>
       <w:lvlJc w:val="left"/>
     </w:lvl>
-    <w:lvl w:ilvl="7" w:tplc="ECAE6C5E">
+    <w:lvl w:ilvl="7" w:tplc="3A4CC7D0">
       <w:numFmt w:val="decimal"/>
       <w:lvlText w:val=""/>
       <w:lvlJc w:val="left"/>
     </w:lvl>
-    <w:lvl w:ilvl="8" w:tplc="D564F520">
+    <w:lvl w:ilvl="8" w:tplc="01C68576">
       <w:numFmt w:val="decimal"/>
       <w:lvlText w:val=""/>
       <w:lvlJc w:val="left"/>
     </w:lvl>
   </w:abstractNum>
-  <w:abstractNum w:abstractNumId="17" w15:restartNumberingAfterBreak="0">
-    <w:nsid w:val="554616DE"/>
+  <w:abstractNum w:abstractNumId="19" w15:restartNumberingAfterBreak="0">
+    <w:nsid w:val="59583FF0"/>
     <w:multiLevelType w:val="hybridMultilevel"/>
-    <w:tmpl w:val="CCBCBC8A"/>
-    <w:lvl w:ilvl="0" w:tplc="851AC3C4">
+    <w:tmpl w:val="3342E3A6"/>
+    <w:lvl w:ilvl="0" w:tplc="F6560126">
       <w:start w:val="1"/>
       <w:numFmt w:val="decimal"/>
       <w:lvlText w:val="%1."/>
@@ -22606,52 +22723,52 @@
         <w:color w:val="A67C27"/>
       </w:rPr>
     </w:lvl>
-    <w:lvl w:ilvl="1" w:tplc="A8CE68E4">
+    <w:lvl w:ilvl="1" w:tplc="48569DC0">
       <w:numFmt w:val="decimal"/>
       <w:lvlText w:val=""/>
       <w:lvlJc w:val="left"/>
     </w:lvl>
-    <w:lvl w:ilvl="2" w:tplc="82CC4C38">
+    <w:lvl w:ilvl="2" w:tplc="43EC278C">
       <w:numFmt w:val="decimal"/>
       <w:lvlText w:val=""/>
       <w:lvlJc w:val="left"/>
     </w:lvl>
-    <w:lvl w:ilvl="3" w:tplc="7F3C99C6">
+    <w:lvl w:ilvl="3" w:tplc="76C61A2C">
       <w:numFmt w:val="decimal"/>
       <w:lvlText w:val=""/>
       <w:lvlJc w:val="left"/>
     </w:lvl>
-    <w:lvl w:ilvl="4" w:tplc="BAEC9DF2">
+    <w:lvl w:ilvl="4" w:tplc="8A6E2330">
       <w:numFmt w:val="decimal"/>
       <w:lvlText w:val=""/>
       <w:lvlJc w:val="left"/>
     </w:lvl>
-    <w:lvl w:ilvl="5" w:tplc="B3DA269C">
+    <w:lvl w:ilvl="5" w:tplc="6C20A634">
       <w:numFmt w:val="decimal"/>
       <w:lvlText w:val=""/>
       <w:lvlJc w:val="left"/>
     </w:lvl>
-    <w:lvl w:ilvl="6" w:tplc="82A448E6">
+    <w:lvl w:ilvl="6" w:tplc="94449996">
       <w:numFmt w:val="decimal"/>
       <w:lvlText w:val=""/>
       <w:lvlJc w:val="left"/>
     </w:lvl>
-    <w:lvl w:ilvl="7" w:tplc="0B68E498">
+    <w:lvl w:ilvl="7" w:tplc="9006C854">
       <w:numFmt w:val="decimal"/>
       <w:lvlText w:val=""/>
       <w:lvlJc w:val="left"/>
     </w:lvl>
-    <w:lvl w:ilvl="8" w:tplc="22C417F8">
+    <w:lvl w:ilvl="8" w:tplc="C02A8372">
       <w:numFmt w:val="decimal"/>
       <w:lvlText w:val=""/>
       <w:lvlJc w:val="left"/>
     </w:lvl>
   </w:abstractNum>
-  <w:abstractNum w:abstractNumId="18" w15:restartNumberingAfterBreak="0">
-    <w:nsid w:val="57534971"/>
+  <w:abstractNum w:abstractNumId="20" w15:restartNumberingAfterBreak="0">
+    <w:nsid w:val="5DF1332C"/>
     <w:multiLevelType w:val="hybridMultilevel"/>
-    <w:tmpl w:val="4FC23884"/>
-    <w:lvl w:ilvl="0" w:tplc="731A5178">
+    <w:tmpl w:val="DC8A13EA"/>
+    <w:lvl w:ilvl="0" w:tplc="3DE8803A">
       <w:start w:val="1"/>
       <w:numFmt w:val="decimal"/>
       <w:lvlText w:val="%1."/>
@@ -22665,52 +22782,52 @@
         <w:color w:val="A67C27"/>
       </w:rPr>
     </w:lvl>
-    <w:lvl w:ilvl="1" w:tplc="D79C306E">
+    <w:lvl w:ilvl="1" w:tplc="CBCCD39A">
       <w:numFmt w:val="decimal"/>
       <w:lvlText w:val=""/>
       <w:lvlJc w:val="left"/>
     </w:lvl>
-    <w:lvl w:ilvl="2" w:tplc="4966356C">
+    <w:lvl w:ilvl="2" w:tplc="69D81890">
       <w:numFmt w:val="decimal"/>
       <w:lvlText w:val=""/>
       <w:lvlJc w:val="left"/>
     </w:lvl>
-    <w:lvl w:ilvl="3" w:tplc="C2921590">
+    <w:lvl w:ilvl="3" w:tplc="A00C913E">
       <w:numFmt w:val="decimal"/>
       <w:lvlText w:val=""/>
       <w:lvlJc w:val="left"/>
     </w:lvl>
-    <w:lvl w:ilvl="4" w:tplc="AF7231E4">
+    <w:lvl w:ilvl="4" w:tplc="9A98494C">
       <w:numFmt w:val="decimal"/>
       <w:lvlText w:val=""/>
       <w:lvlJc w:val="left"/>
     </w:lvl>
-    <w:lvl w:ilvl="5" w:tplc="55D2F0B2">
+    <w:lvl w:ilvl="5" w:tplc="7766F036">
       <w:numFmt w:val="decimal"/>
       <w:lvlText w:val=""/>
       <w:lvlJc w:val="left"/>
     </w:lvl>
-    <w:lvl w:ilvl="6" w:tplc="5EDA412E">
+    <w:lvl w:ilvl="6" w:tplc="E8F6B4BE">
       <w:numFmt w:val="decimal"/>
       <w:lvlText w:val=""/>
       <w:lvlJc w:val="left"/>
     </w:lvl>
-    <w:lvl w:ilvl="7" w:tplc="0BA2A84A">
+    <w:lvl w:ilvl="7" w:tplc="68D4E872">
       <w:numFmt w:val="decimal"/>
       <w:lvlText w:val=""/>
       <w:lvlJc w:val="left"/>
     </w:lvl>
-    <w:lvl w:ilvl="8" w:tplc="9156FE7A">
+    <w:lvl w:ilvl="8" w:tplc="21C850BA">
       <w:numFmt w:val="decimal"/>
       <w:lvlText w:val=""/>
       <w:lvlJc w:val="left"/>
     </w:lvl>
   </w:abstractNum>
-  <w:abstractNum w:abstractNumId="19" w15:restartNumberingAfterBreak="0">
-    <w:nsid w:val="5CEA3646"/>
+  <w:abstractNum w:abstractNumId="21" w15:restartNumberingAfterBreak="0">
+    <w:nsid w:val="682A6C5F"/>
     <w:multiLevelType w:val="hybridMultilevel"/>
-    <w:tmpl w:val="BD42180E"/>
-    <w:lvl w:ilvl="0" w:tplc="4DDEC036">
+    <w:tmpl w:val="704A51A0"/>
+    <w:lvl w:ilvl="0" w:tplc="F47E3F8E">
       <w:start w:val="1"/>
       <w:numFmt w:val="decimal"/>
       <w:lvlText w:val="%1."/>
@@ -22724,110 +22841,52 @@
         <w:color w:val="A67C27"/>
       </w:rPr>
     </w:lvl>
-    <w:lvl w:ilvl="1" w:tplc="85A218B0">
+    <w:lvl w:ilvl="1" w:tplc="7FFC439E">
       <w:numFmt w:val="decimal"/>
       <w:lvlText w:val=""/>
       <w:lvlJc w:val="left"/>
     </w:lvl>
-    <w:lvl w:ilvl="2" w:tplc="57FA7940">
+    <w:lvl w:ilvl="2" w:tplc="92A40C7C">
       <w:numFmt w:val="decimal"/>
       <w:lvlText w:val=""/>
       <w:lvlJc w:val="left"/>
     </w:lvl>
-    <w:lvl w:ilvl="3" w:tplc="2518594C">
+    <w:lvl w:ilvl="3" w:tplc="331ADC9C">
       <w:numFmt w:val="decimal"/>
       <w:lvlText w:val=""/>
       <w:lvlJc w:val="left"/>
     </w:lvl>
-    <w:lvl w:ilvl="4" w:tplc="499C532E">
+    <w:lvl w:ilvl="4" w:tplc="0B9E20D0">
       <w:numFmt w:val="decimal"/>
       <w:lvlText w:val=""/>
       <w:lvlJc w:val="left"/>
     </w:lvl>
-    <w:lvl w:ilvl="5" w:tplc="9ADECAC6">
+    <w:lvl w:ilvl="5" w:tplc="35A2DD06">
       <w:numFmt w:val="decimal"/>
       <w:lvlText w:val=""/>
       <w:lvlJc w:val="left"/>
     </w:lvl>
-    <w:lvl w:ilvl="6" w:tplc="ADAC22E6">
+    <w:lvl w:ilvl="6" w:tplc="E9120984">
       <w:numFmt w:val="decimal"/>
       <w:lvlText w:val=""/>
       <w:lvlJc w:val="left"/>
     </w:lvl>
-    <w:lvl w:ilvl="7" w:tplc="1826D316">
+    <w:lvl w:ilvl="7" w:tplc="870AF696">
       <w:numFmt w:val="decimal"/>
       <w:lvlText w:val=""/>
       <w:lvlJc w:val="left"/>
     </w:lvl>
-    <w:lvl w:ilvl="8" w:tplc="6D049F5E">
+    <w:lvl w:ilvl="8" w:tplc="71903572">
       <w:numFmt w:val="decimal"/>
       <w:lvlText w:val=""/>
       <w:lvlJc w:val="left"/>
     </w:lvl>
   </w:abstractNum>
-  <w:abstractNum w:abstractNumId="20" w15:restartNumberingAfterBreak="0">
-    <w:nsid w:val="652C1AB7"/>
+  <w:abstractNum w:abstractNumId="22" w15:restartNumberingAfterBreak="0">
+    <w:nsid w:val="6DCD1AC0"/>
     <w:multiLevelType w:val="hybridMultilevel"/>
-    <w:tmpl w:val="362EFB96"/>
-    <w:lvl w:ilvl="0" w:tplc="75F25322">
-      <w:start w:val="1"/>
-      <w:numFmt w:val="bullet"/>
-      <w:lvlText w:val="•"/>
-      <w:lvlJc w:val="left"/>
-      <w:pPr>
-        <w:ind w:left="460" w:hanging="280"/>
-      </w:pPr>
-    </w:lvl>
-    <w:lvl w:ilvl="1" w:tplc="99FE17F4">
-      <w:start w:val="1"/>
-      <w:numFmt w:val="bullet"/>
-      <w:lvlText w:val="–"/>
-      <w:lvlJc w:val="left"/>
-      <w:pPr>
-        <w:ind w:left="900" w:hanging="280"/>
-      </w:pPr>
-    </w:lvl>
-    <w:lvl w:ilvl="2" w:tplc="6666D614">
-      <w:numFmt w:val="decimal"/>
-      <w:lvlText w:val=""/>
-      <w:lvlJc w:val="left"/>
-    </w:lvl>
-    <w:lvl w:ilvl="3" w:tplc="7D7ED298">
-      <w:numFmt w:val="decimal"/>
-      <w:lvlText w:val=""/>
-      <w:lvlJc w:val="left"/>
-    </w:lvl>
-    <w:lvl w:ilvl="4" w:tplc="D1A070E4">
-      <w:numFmt w:val="decimal"/>
-      <w:lvlText w:val=""/>
-      <w:lvlJc w:val="left"/>
-    </w:lvl>
-    <w:lvl w:ilvl="5" w:tplc="3BF0F938">
-      <w:numFmt w:val="decimal"/>
-      <w:lvlText w:val=""/>
-      <w:lvlJc w:val="left"/>
-    </w:lvl>
-    <w:lvl w:ilvl="6" w:tplc="990008CC">
-      <w:numFmt w:val="decimal"/>
-      <w:lvlText w:val=""/>
-      <w:lvlJc w:val="left"/>
-    </w:lvl>
-    <w:lvl w:ilvl="7" w:tplc="C3762EA4">
-      <w:numFmt w:val="decimal"/>
-      <w:lvlText w:val=""/>
-      <w:lvlJc w:val="left"/>
-    </w:lvl>
-    <w:lvl w:ilvl="8" w:tplc="972283AA">
-      <w:numFmt w:val="decimal"/>
-      <w:lvlText w:val=""/>
-      <w:lvlJc w:val="left"/>
-    </w:lvl>
-  </w:abstractNum>
-  <w:abstractNum w:abstractNumId="21" w15:restartNumberingAfterBreak="0">
-    <w:nsid w:val="698B4B19"/>
-    <w:multiLevelType w:val="hybridMultilevel"/>
-    <w:tmpl w:val="745EBB24"/>
-    <w:lvl w:ilvl="0" w:tplc="C6262272">
+    <w:tmpl w:val="C3D2F8D2"/>
+    <w:lvl w:ilvl="0" w:tplc="2F34514E">
       <w:start w:val="1"/>
       <w:numFmt w:val="decimal"/>
       <w:lvlText w:val="%1."/>
@@ -22841,52 +22900,52 @@
         <w:color w:val="A67C27"/>
       </w:rPr>
     </w:lvl>
-    <w:lvl w:ilvl="1" w:tplc="C446451A">
+    <w:lvl w:ilvl="1" w:tplc="7C263406">
       <w:numFmt w:val="decimal"/>
       <w:lvlText w:val=""/>
       <w:lvlJc w:val="left"/>
     </w:lvl>
-    <w:lvl w:ilvl="2" w:tplc="8D8A5B60">
+    <w:lvl w:ilvl="2" w:tplc="1DBCFB40">
       <w:numFmt w:val="decimal"/>
       <w:lvlText w:val=""/>
       <w:lvlJc w:val="left"/>
     </w:lvl>
-    <w:lvl w:ilvl="3" w:tplc="E0360668">
+    <w:lvl w:ilvl="3" w:tplc="66227E1C">
       <w:numFmt w:val="decimal"/>
       <w:lvlText w:val=""/>
       <w:lvlJc w:val="left"/>
     </w:lvl>
-    <w:lvl w:ilvl="4" w:tplc="18D62986">
+    <w:lvl w:ilvl="4" w:tplc="6820013C">
       <w:numFmt w:val="decimal"/>
       <w:lvlText w:val=""/>
       <w:lvlJc w:val="left"/>
     </w:lvl>
-    <w:lvl w:ilvl="5" w:tplc="4566C280">
+    <w:lvl w:ilvl="5" w:tplc="DD2206C8">
       <w:numFmt w:val="decimal"/>
       <w:lvlText w:val=""/>
       <w:lvlJc w:val="left"/>
     </w:lvl>
-    <w:lvl w:ilvl="6" w:tplc="5E7AE662">
+    <w:lvl w:ilvl="6" w:tplc="6DB8C900">
       <w:numFmt w:val="decimal"/>
       <w:lvlText w:val=""/>
       <w:lvlJc w:val="left"/>
     </w:lvl>
-    <w:lvl w:ilvl="7" w:tplc="DB481B98">
+    <w:lvl w:ilvl="7" w:tplc="80D02038">
       <w:numFmt w:val="decimal"/>
       <w:lvlText w:val=""/>
       <w:lvlJc w:val="left"/>
     </w:lvl>
-    <w:lvl w:ilvl="8" w:tplc="EFA07774">
+    <w:lvl w:ilvl="8" w:tplc="6C44CEBA">
       <w:numFmt w:val="decimal"/>
       <w:lvlText w:val=""/>
       <w:lvlJc w:val="left"/>
     </w:lvl>
   </w:abstractNum>
-  <w:abstractNum w:abstractNumId="22" w15:restartNumberingAfterBreak="0">
-    <w:nsid w:val="69D67B9E"/>
+  <w:abstractNum w:abstractNumId="23" w15:restartNumberingAfterBreak="0">
+    <w:nsid w:val="734D123B"/>
     <w:multiLevelType w:val="hybridMultilevel"/>
-    <w:tmpl w:val="85802824"/>
-    <w:lvl w:ilvl="0" w:tplc="7B68B914">
+    <w:tmpl w:val="07D281D0"/>
+    <w:lvl w:ilvl="0" w:tplc="A77E2E82">
       <w:start w:val="1"/>
       <w:numFmt w:val="decimal"/>
       <w:lvlText w:val="%1."/>
@@ -22900,52 +22959,52 @@
         <w:color w:val="A67C27"/>
       </w:rPr>
     </w:lvl>
-    <w:lvl w:ilvl="1" w:tplc="C464E7FE">
+    <w:lvl w:ilvl="1" w:tplc="B6D4989C">
       <w:numFmt w:val="decimal"/>
       <w:lvlText w:val=""/>
       <w:lvlJc w:val="left"/>
     </w:lvl>
-    <w:lvl w:ilvl="2" w:tplc="9F04CB54">
+    <w:lvl w:ilvl="2" w:tplc="1CC071F8">
       <w:numFmt w:val="decimal"/>
       <w:lvlText w:val=""/>
       <w:lvlJc w:val="left"/>
     </w:lvl>
-    <w:lvl w:ilvl="3" w:tplc="CC4883D6">
+    <w:lvl w:ilvl="3" w:tplc="9654C122">
       <w:numFmt w:val="decimal"/>
       <w:lvlText w:val=""/>
       <w:lvlJc w:val="left"/>
     </w:lvl>
-    <w:lvl w:ilvl="4" w:tplc="1FA2F28A">
+    <w:lvl w:ilvl="4" w:tplc="BE6846B4">
       <w:numFmt w:val="decimal"/>
       <w:lvlText w:val=""/>
       <w:lvlJc w:val="left"/>
     </w:lvl>
-    <w:lvl w:ilvl="5" w:tplc="280C9F62">
+    <w:lvl w:ilvl="5" w:tplc="CCCA1372">
       <w:numFmt w:val="decimal"/>
       <w:lvlText w:val=""/>
       <w:lvlJc w:val="left"/>
     </w:lvl>
-    <w:lvl w:ilvl="6" w:tplc="06BA5954">
+    <w:lvl w:ilvl="6" w:tplc="64464120">
       <w:numFmt w:val="decimal"/>
       <w:lvlText w:val=""/>
       <w:lvlJc w:val="left"/>
     </w:lvl>
-    <w:lvl w:ilvl="7" w:tplc="40128622">
+    <w:lvl w:ilvl="7" w:tplc="FB0241A0">
       <w:numFmt w:val="decimal"/>
       <w:lvlText w:val=""/>
       <w:lvlJc w:val="left"/>
     </w:lvl>
-    <w:lvl w:ilvl="8" w:tplc="45B6B1F4">
+    <w:lvl w:ilvl="8" w:tplc="ED8CB0E0">
       <w:numFmt w:val="decimal"/>
       <w:lvlText w:val=""/>
       <w:lvlJc w:val="left"/>
     </w:lvl>
   </w:abstractNum>
-  <w:abstractNum w:abstractNumId="23" w15:restartNumberingAfterBreak="0">
-    <w:nsid w:val="7A056BAF"/>
+  <w:abstractNum w:abstractNumId="24" w15:restartNumberingAfterBreak="0">
+    <w:nsid w:val="74A66531"/>
     <w:multiLevelType w:val="hybridMultilevel"/>
-    <w:tmpl w:val="ADA2A66E"/>
-    <w:lvl w:ilvl="0" w:tplc="77CEAB54">
+    <w:tmpl w:val="CD9ED00E"/>
+    <w:lvl w:ilvl="0" w:tplc="508A5374">
       <w:start w:val="1"/>
       <w:numFmt w:val="decimal"/>
       <w:lvlText w:val="%1."/>
@@ -22959,252 +23018,193 @@
         <w:color w:val="A67C27"/>
       </w:rPr>
     </w:lvl>
-    <w:lvl w:ilvl="1" w:tplc="667E5828">
+    <w:lvl w:ilvl="1" w:tplc="E5F6B29E">
       <w:numFmt w:val="decimal"/>
       <w:lvlText w:val=""/>
       <w:lvlJc w:val="left"/>
     </w:lvl>
-    <w:lvl w:ilvl="2" w:tplc="850822FC">
+    <w:lvl w:ilvl="2" w:tplc="F53A4F76">
       <w:numFmt w:val="decimal"/>
       <w:lvlText w:val=""/>
       <w:lvlJc w:val="left"/>
     </w:lvl>
-    <w:lvl w:ilvl="3" w:tplc="79308836">
+    <w:lvl w:ilvl="3" w:tplc="F7D09EF2">
       <w:numFmt w:val="decimal"/>
       <w:lvlText w:val=""/>
       <w:lvlJc w:val="left"/>
     </w:lvl>
-    <w:lvl w:ilvl="4" w:tplc="F6C2203E">
+    <w:lvl w:ilvl="4" w:tplc="1388C224">
       <w:numFmt w:val="decimal"/>
       <w:lvlText w:val=""/>
       <w:lvlJc w:val="left"/>
     </w:lvl>
-    <w:lvl w:ilvl="5" w:tplc="3AB46FA0">
+    <w:lvl w:ilvl="5" w:tplc="588EB194">
       <w:numFmt w:val="decimal"/>
       <w:lvlText w:val=""/>
       <w:lvlJc w:val="left"/>
     </w:lvl>
-    <w:lvl w:ilvl="6" w:tplc="DF7C2724">
+    <w:lvl w:ilvl="6" w:tplc="0008A0C4">
       <w:numFmt w:val="decimal"/>
       <w:lvlText w:val=""/>
       <w:lvlJc w:val="left"/>
     </w:lvl>
-    <w:lvl w:ilvl="7" w:tplc="19342D96">
+    <w:lvl w:ilvl="7" w:tplc="1CB6F3A0">
       <w:numFmt w:val="decimal"/>
       <w:lvlText w:val=""/>
       <w:lvlJc w:val="left"/>
     </w:lvl>
-    <w:lvl w:ilvl="8" w:tplc="2A927EBE">
+    <w:lvl w:ilvl="8" w:tplc="0C905BDC">
       <w:numFmt w:val="decimal"/>
       <w:lvlText w:val=""/>
       <w:lvlJc w:val="left"/>
     </w:lvl>
   </w:abstractNum>
-  <w:abstractNum w:abstractNumId="24" w15:restartNumberingAfterBreak="0">
-    <w:nsid w:val="7D4D4C4D"/>
-    <w:multiLevelType w:val="hybridMultilevel"/>
-    <w:tmpl w:val="E56AC328"/>
-    <w:lvl w:ilvl="0" w:tplc="673C09B0">
-      <w:start w:val="1"/>
-      <w:numFmt w:val="decimal"/>
-      <w:lvlText w:val="%1."/>
-      <w:lvlJc w:val="left"/>
-      <w:pPr>
-        <w:ind w:left="460" w:hanging="360"/>
-      </w:pPr>
-      <w:rPr>
-        <w:b/>
-        <w:bCs/>
-        <w:color w:val="A67C27"/>
-      </w:rPr>
-    </w:lvl>
-    <w:lvl w:ilvl="1" w:tplc="2144B2AA">
-      <w:numFmt w:val="decimal"/>
-      <w:lvlText w:val=""/>
-      <w:lvlJc w:val="left"/>
-    </w:lvl>
-    <w:lvl w:ilvl="2" w:tplc="D5E65B6E">
-      <w:numFmt w:val="decimal"/>
-      <w:lvlText w:val=""/>
-      <w:lvlJc w:val="left"/>
-    </w:lvl>
-    <w:lvl w:ilvl="3" w:tplc="FB381BDA">
-      <w:numFmt w:val="decimal"/>
-      <w:lvlText w:val=""/>
-      <w:lvlJc w:val="left"/>
-    </w:lvl>
-    <w:lvl w:ilvl="4" w:tplc="D2CEDE8C">
-      <w:numFmt w:val="decimal"/>
-      <w:lvlText w:val=""/>
-      <w:lvlJc w:val="left"/>
-    </w:lvl>
-    <w:lvl w:ilvl="5" w:tplc="4BA2F216">
-      <w:numFmt w:val="decimal"/>
-      <w:lvlText w:val=""/>
-      <w:lvlJc w:val="left"/>
-    </w:lvl>
-    <w:lvl w:ilvl="6" w:tplc="E93C2F4A">
-      <w:numFmt w:val="decimal"/>
-      <w:lvlText w:val=""/>
-      <w:lvlJc w:val="left"/>
-    </w:lvl>
-    <w:lvl w:ilvl="7" w:tplc="B0A41900">
-      <w:numFmt w:val="decimal"/>
-      <w:lvlText w:val=""/>
-      <w:lvlJc w:val="left"/>
-    </w:lvl>
-    <w:lvl w:ilvl="8" w:tplc="61929662">
-      <w:numFmt w:val="decimal"/>
-      <w:lvlText w:val=""/>
-      <w:lvlJc w:val="left"/>
-    </w:lvl>
-  </w:abstractNum>
-  <w:num w:numId="1" w16cid:durableId="982856353">
+  <w:num w:numId="1" w16cid:durableId="907031321">
+    <w:abstractNumId w:val="9"/>
+    <w:lvlOverride w:ilvl="0">
+      <w:startOverride w:val="1"/>
+    </w:lvlOverride>
+  </w:num>
+  <w:num w:numId="2" w16cid:durableId="648705631">
+    <w:abstractNumId w:val="7"/>
+    <w:lvlOverride w:ilvl="0">
+      <w:startOverride w:val="1"/>
+    </w:lvlOverride>
+  </w:num>
+  <w:num w:numId="3" w16cid:durableId="580406698">
     <w:abstractNumId w:val="5"/>
     <w:lvlOverride w:ilvl="0">
       <w:startOverride w:val="1"/>
     </w:lvlOverride>
   </w:num>
-  <w:num w:numId="2" w16cid:durableId="933711736">
+  <w:num w:numId="4" w16cid:durableId="1301619327">
+    <w:abstractNumId w:val="2"/>
+    <w:lvlOverride w:ilvl="0">
+      <w:startOverride w:val="1"/>
+    </w:lvlOverride>
+  </w:num>
+  <w:num w:numId="5" w16cid:durableId="1724017702">
+    <w:abstractNumId w:val="6"/>
+    <w:lvlOverride w:ilvl="0">
+      <w:startOverride w:val="1"/>
+    </w:lvlOverride>
+  </w:num>
+  <w:num w:numId="6" w16cid:durableId="1133213577">
+    <w:abstractNumId w:val="1"/>
+    <w:lvlOverride w:ilvl="0">
+      <w:startOverride w:val="1"/>
+    </w:lvlOverride>
+  </w:num>
+  <w:num w:numId="7" w16cid:durableId="889342679">
+    <w:abstractNumId w:val="22"/>
+    <w:lvlOverride w:ilvl="0">
+      <w:startOverride w:val="1"/>
+    </w:lvlOverride>
+  </w:num>
+  <w:num w:numId="8" w16cid:durableId="841966767">
+    <w:abstractNumId w:val="0"/>
+    <w:lvlOverride w:ilvl="0">
+      <w:startOverride w:val="1"/>
+    </w:lvlOverride>
+  </w:num>
+  <w:num w:numId="9" w16cid:durableId="1604068463">
     <w:abstractNumId w:val="20"/>
     <w:lvlOverride w:ilvl="0">
       <w:startOverride w:val="1"/>
     </w:lvlOverride>
   </w:num>
-  <w:num w:numId="3" w16cid:durableId="1762678445">
+  <w:num w:numId="10" w16cid:durableId="455148184">
+    <w:abstractNumId w:val="14"/>
+    <w:lvlOverride w:ilvl="0">
+      <w:startOverride w:val="1"/>
+    </w:lvlOverride>
+  </w:num>
+  <w:num w:numId="11" w16cid:durableId="1078018157">
+    <w:abstractNumId w:val="16"/>
+    <w:lvlOverride w:ilvl="0">
+      <w:startOverride w:val="1"/>
+    </w:lvlOverride>
+  </w:num>
+  <w:num w:numId="12" w16cid:durableId="757602592">
+    <w:abstractNumId w:val="21"/>
+    <w:lvlOverride w:ilvl="0">
+      <w:startOverride w:val="1"/>
+    </w:lvlOverride>
+  </w:num>
+  <w:num w:numId="13" w16cid:durableId="247889424">
     <w:abstractNumId w:val="18"/>
     <w:lvlOverride w:ilvl="0">
       <w:startOverride w:val="1"/>
     </w:lvlOverride>
   </w:num>
-  <w:num w:numId="4" w16cid:durableId="511189863">
+  <w:num w:numId="14" w16cid:durableId="28772268">
+    <w:abstractNumId w:val="8"/>
+    <w:lvlOverride w:ilvl="0">
+      <w:startOverride w:val="1"/>
+    </w:lvlOverride>
+  </w:num>
+  <w:num w:numId="15" w16cid:durableId="237448812">
+    <w:abstractNumId w:val="13"/>
+    <w:lvlOverride w:ilvl="0">
+      <w:startOverride w:val="1"/>
+    </w:lvlOverride>
+  </w:num>
+  <w:num w:numId="16" w16cid:durableId="678309071">
+    <w:abstractNumId w:val="17"/>
+    <w:lvlOverride w:ilvl="0">
+      <w:startOverride w:val="1"/>
+    </w:lvlOverride>
+  </w:num>
+  <w:num w:numId="17" w16cid:durableId="1015109942">
+    <w:abstractNumId w:val="3"/>
+    <w:lvlOverride w:ilvl="0">
+      <w:startOverride w:val="1"/>
+    </w:lvlOverride>
+  </w:num>
+  <w:num w:numId="18" w16cid:durableId="1967658479">
+    <w:abstractNumId w:val="24"/>
+    <w:lvlOverride w:ilvl="0">
+      <w:startOverride w:val="1"/>
+    </w:lvlOverride>
+  </w:num>
+  <w:num w:numId="19" w16cid:durableId="1592738875">
     <w:abstractNumId w:val="10"/>
     <w:lvlOverride w:ilvl="0">
       <w:startOverride w:val="1"/>
     </w:lvlOverride>
   </w:num>
-  <w:num w:numId="5" w16cid:durableId="667559035">
-    <w:abstractNumId w:val="9"/>
+  <w:num w:numId="20" w16cid:durableId="1515798952">
+    <w:abstractNumId w:val="19"/>
     <w:lvlOverride w:ilvl="0">
       <w:startOverride w:val="1"/>
     </w:lvlOverride>
   </w:num>
-  <w:num w:numId="6" w16cid:durableId="1798572480">
-    <w:abstractNumId w:val="0"/>
-    <w:lvlOverride w:ilvl="0">
-      <w:startOverride w:val="1"/>
-    </w:lvlOverride>
-  </w:num>
-  <w:num w:numId="7" w16cid:durableId="981471866">
-    <w:abstractNumId w:val="8"/>
-    <w:lvlOverride w:ilvl="0">
-      <w:startOverride w:val="1"/>
-    </w:lvlOverride>
-  </w:num>
-  <w:num w:numId="8" w16cid:durableId="145127676">
+  <w:num w:numId="21" w16cid:durableId="63112812">
     <w:abstractNumId w:val="11"/>
     <w:lvlOverride w:ilvl="0">
       <w:startOverride w:val="1"/>
     </w:lvlOverride>
   </w:num>
-  <w:num w:numId="9" w16cid:durableId="728769585">
-    <w:abstractNumId w:val="4"/>
-    <w:lvlOverride w:ilvl="0">
-      <w:startOverride w:val="1"/>
-    </w:lvlOverride>
-  </w:num>
-  <w:num w:numId="10" w16cid:durableId="222185396">
-    <w:abstractNumId w:val="2"/>
-    <w:lvlOverride w:ilvl="0">
-      <w:startOverride w:val="1"/>
-    </w:lvlOverride>
-  </w:num>
-  <w:num w:numId="11" w16cid:durableId="384645093">
+  <w:num w:numId="22" w16cid:durableId="559748681">
     <w:abstractNumId w:val="12"/>
     <w:lvlOverride w:ilvl="0">
       <w:startOverride w:val="1"/>
     </w:lvlOverride>
   </w:num>
-  <w:num w:numId="12" w16cid:durableId="964651637">
-    <w:abstractNumId w:val="24"/>
+  <w:num w:numId="23" w16cid:durableId="1219587872">
+    <w:abstractNumId w:val="23"/>
     <w:lvlOverride w:ilvl="0">
       <w:startOverride w:val="1"/>
     </w:lvlOverride>
   </w:num>
-  <w:num w:numId="13" w16cid:durableId="646282263">
-    <w:abstractNumId w:val="14"/>
-    <w:lvlOverride w:ilvl="0">
-      <w:startOverride w:val="1"/>
-    </w:lvlOverride>
-  </w:num>
-  <w:num w:numId="14" w16cid:durableId="1048726118">
-    <w:abstractNumId w:val="13"/>
-    <w:lvlOverride w:ilvl="0">
-      <w:startOverride w:val="1"/>
-    </w:lvlOverride>
-  </w:num>
-  <w:num w:numId="15" w16cid:durableId="1138912341">
+  <w:num w:numId="24" w16cid:durableId="993072376">
     <w:abstractNumId w:val="15"/>
     <w:lvlOverride w:ilvl="0">
       <w:startOverride w:val="1"/>
     </w:lvlOverride>
   </w:num>
-  <w:num w:numId="16" w16cid:durableId="308438179">
-    <w:abstractNumId w:val="17"/>
-    <w:lvlOverride w:ilvl="0">
-      <w:startOverride w:val="1"/>
-    </w:lvlOverride>
-  </w:num>
-  <w:num w:numId="17" w16cid:durableId="461070927">
-    <w:abstractNumId w:val="6"/>
-    <w:lvlOverride w:ilvl="0">
-      <w:startOverride w:val="1"/>
-    </w:lvlOverride>
-  </w:num>
-  <w:num w:numId="18" w16cid:durableId="297762228">
-    <w:abstractNumId w:val="16"/>
-    <w:lvlOverride w:ilvl="0">
-      <w:startOverride w:val="1"/>
-    </w:lvlOverride>
-  </w:num>
-  <w:num w:numId="19" w16cid:durableId="1714691406">
-    <w:abstractNumId w:val="22"/>
-    <w:lvlOverride w:ilvl="0">
-      <w:startOverride w:val="1"/>
-    </w:lvlOverride>
-  </w:num>
-  <w:num w:numId="20" w16cid:durableId="2069954981">
-    <w:abstractNumId w:val="3"/>
-    <w:lvlOverride w:ilvl="0">
-      <w:startOverride w:val="1"/>
-    </w:lvlOverride>
-  </w:num>
-  <w:num w:numId="21" w16cid:durableId="472140760">
-    <w:abstractNumId w:val="23"/>
-    <w:lvlOverride w:ilvl="0">
-      <w:startOverride w:val="1"/>
-    </w:lvlOverride>
-  </w:num>
-  <w:num w:numId="22" w16cid:durableId="1720206920">
-    <w:abstractNumId w:val="21"/>
-    <w:lvlOverride w:ilvl="0">
-      <w:startOverride w:val="1"/>
-    </w:lvlOverride>
-  </w:num>
-  <w:num w:numId="23" w16cid:durableId="1741518790">
-    <w:abstractNumId w:val="7"/>
-    <w:lvlOverride w:ilvl="0">
-      <w:startOverride w:val="1"/>
-    </w:lvlOverride>
-  </w:num>
-  <w:num w:numId="24" w16cid:durableId="1283728950">
-    <w:abstractNumId w:val="1"/>
-    <w:lvlOverride w:ilvl="0">
-      <w:startOverride w:val="1"/>
-    </w:lvlOverride>
-  </w:num>
-  <w:num w:numId="25" w16cid:durableId="1660767600">
-    <w:abstractNumId w:val="19"/>
+  <w:num w:numId="25" w16cid:durableId="1483351144">
+    <w:abstractNumId w:val="4"/>
     <w:lvlOverride w:ilvl="0">
       <w:startOverride w:val="1"/>
     </w:lvlOverride>
@@ -23829,7 +23829,7 @@
     <w:autoRedefine/>
     <w:uiPriority w:val="39"/>
     <w:unhideWhenUsed/>
-    <w:rsid w:val="00506FF7"/>
+    <w:rsid w:val="00030B9E"/>
     <w:pPr>
       <w:spacing w:after="100"/>
     </w:pPr>
@@ -23841,7 +23841,7 @@
     <w:autoRedefine/>
     <w:uiPriority w:val="39"/>
     <w:unhideWhenUsed/>
-    <w:rsid w:val="00506FF7"/>
+    <w:rsid w:val="00030B9E"/>
     <w:pPr>
       <w:spacing w:after="100"/>
       <w:ind w:left="210"/>

--- a/docs/manuals/RA_Training_Manual.docx
+++ b/docs/manuals/RA_Training_Manual.docx
@@ -469,7 +469,7 @@
                 <w:sz w:val="19"/>
                 <w:szCs w:val="19"/>
               </w:rPr>
-              <w:t>Version 1.2 · 20 September 2026</w:t>
+              <w:t>Version 1.3 · 20 September 2026</w:t>
             </w:r>
           </w:p>
         </w:tc>
@@ -538,7 +538,7 @@
     <w:sdt>
       <w:sdtPr>
         <w:alias w:val="Contents"/>
-        <w:id w:val="-1278561249"/>
+        <w:id w:val="800808880"/>
       </w:sdtPr>
       <w:sdtEndPr/>
       <w:sdtContent>
@@ -567,7 +567,7 @@
           <w:r>
             <w:fldChar w:fldCharType="separate"/>
           </w:r>
-          <w:hyperlink w:anchor="_Toc240758992" w:history="1">
+          <w:hyperlink w:anchor="_Toc240767618" w:history="1">
             <w:r>
               <w:rPr>
                 <w:rStyle w:val="Hyperlink"/>
@@ -591,7 +591,7 @@
               <w:rPr>
                 <w:noProof/>
               </w:rPr>
-              <w:instrText xml:space="preserve"> PAGEREF _Toc240758992 \h </w:instrText>
+              <w:instrText xml:space="preserve"> PAGEREF _Toc240767618 \h </w:instrText>
             </w:r>
             <w:r>
               <w:rPr>
@@ -634,7 +634,7 @@
               <w14:ligatures w14:val="standardContextual"/>
             </w:rPr>
           </w:pPr>
-          <w:hyperlink w:anchor="_Toc240758993" w:history="1">
+          <w:hyperlink w:anchor="_Toc240767619" w:history="1">
             <w:r>
               <w:rPr>
                 <w:rStyle w:val="Hyperlink"/>
@@ -658,7 +658,7 @@
               <w:rPr>
                 <w:noProof/>
               </w:rPr>
-              <w:instrText xml:space="preserve"> PAGEREF _Toc240758993 \h </w:instrText>
+              <w:instrText xml:space="preserve"> PAGEREF _Toc240767619 \h </w:instrText>
             </w:r>
             <w:r>
               <w:rPr>
@@ -701,7 +701,7 @@
               <w14:ligatures w14:val="standardContextual"/>
             </w:rPr>
           </w:pPr>
-          <w:hyperlink w:anchor="_Toc240758994" w:history="1">
+          <w:hyperlink w:anchor="_Toc240767620" w:history="1">
             <w:r>
               <w:rPr>
                 <w:rStyle w:val="Hyperlink"/>
@@ -725,7 +725,7 @@
               <w:rPr>
                 <w:noProof/>
               </w:rPr>
-              <w:instrText xml:space="preserve"> PAGEREF _Toc240758994 \h </w:instrText>
+              <w:instrText xml:space="preserve"> PAGEREF _Toc240767620 \h </w:instrText>
             </w:r>
             <w:r>
               <w:rPr>
@@ -768,7 +768,7 @@
               <w14:ligatures w14:val="standardContextual"/>
             </w:rPr>
           </w:pPr>
-          <w:hyperlink w:anchor="_Toc240758995" w:history="1">
+          <w:hyperlink w:anchor="_Toc240767621" w:history="1">
             <w:r>
               <w:rPr>
                 <w:rStyle w:val="Hyperlink"/>
@@ -792,7 +792,7 @@
               <w:rPr>
                 <w:noProof/>
               </w:rPr>
-              <w:instrText xml:space="preserve"> PAGEREF _Toc240758995 \h </w:instrText>
+              <w:instrText xml:space="preserve"> PAGEREF _Toc240767621 \h </w:instrText>
             </w:r>
             <w:r>
               <w:rPr>
@@ -835,7 +835,7 @@
               <w14:ligatures w14:val="standardContextual"/>
             </w:rPr>
           </w:pPr>
-          <w:hyperlink w:anchor="_Toc240758996" w:history="1">
+          <w:hyperlink w:anchor="_Toc240767622" w:history="1">
             <w:r>
               <w:rPr>
                 <w:rStyle w:val="Hyperlink"/>
@@ -859,7 +859,7 @@
               <w:rPr>
                 <w:noProof/>
               </w:rPr>
-              <w:instrText xml:space="preserve"> PAGEREF _Toc240758996 \h </w:instrText>
+              <w:instrText xml:space="preserve"> PAGEREF _Toc240767622 \h </w:instrText>
             </w:r>
             <w:r>
               <w:rPr>
@@ -902,7 +902,7 @@
               <w14:ligatures w14:val="standardContextual"/>
             </w:rPr>
           </w:pPr>
-          <w:hyperlink w:anchor="_Toc240758997" w:history="1">
+          <w:hyperlink w:anchor="_Toc240767623" w:history="1">
             <w:r>
               <w:rPr>
                 <w:rStyle w:val="Hyperlink"/>
@@ -926,7 +926,7 @@
               <w:rPr>
                 <w:noProof/>
               </w:rPr>
-              <w:instrText xml:space="preserve"> PAGEREF _Toc240758997 \h </w:instrText>
+              <w:instrText xml:space="preserve"> PAGEREF _Toc240767623 \h </w:instrText>
             </w:r>
             <w:r>
               <w:rPr>
@@ -969,7 +969,7 @@
               <w14:ligatures w14:val="standardContextual"/>
             </w:rPr>
           </w:pPr>
-          <w:hyperlink w:anchor="_Toc240758998" w:history="1">
+          <w:hyperlink w:anchor="_Toc240767624" w:history="1">
             <w:r>
               <w:rPr>
                 <w:rStyle w:val="Hyperlink"/>
@@ -993,7 +993,7 @@
               <w:rPr>
                 <w:noProof/>
               </w:rPr>
-              <w:instrText xml:space="preserve"> PAGEREF _Toc240758998 \h </w:instrText>
+              <w:instrText xml:space="preserve"> PAGEREF _Toc240767624 \h </w:instrText>
             </w:r>
             <w:r>
               <w:rPr>
@@ -1036,7 +1036,7 @@
               <w14:ligatures w14:val="standardContextual"/>
             </w:rPr>
           </w:pPr>
-          <w:hyperlink w:anchor="_Toc240758999" w:history="1">
+          <w:hyperlink w:anchor="_Toc240767625" w:history="1">
             <w:r>
               <w:rPr>
                 <w:rStyle w:val="Hyperlink"/>
@@ -1060,7 +1060,7 @@
               <w:rPr>
                 <w:noProof/>
               </w:rPr>
-              <w:instrText xml:space="preserve"> PAGEREF _Toc240758999 \h </w:instrText>
+              <w:instrText xml:space="preserve"> PAGEREF _Toc240767625 \h </w:instrText>
             </w:r>
             <w:r>
               <w:rPr>
@@ -1103,7 +1103,7 @@
               <w14:ligatures w14:val="standardContextual"/>
             </w:rPr>
           </w:pPr>
-          <w:hyperlink w:anchor="_Toc240759000" w:history="1">
+          <w:hyperlink w:anchor="_Toc240767626" w:history="1">
             <w:r>
               <w:rPr>
                 <w:rStyle w:val="Hyperlink"/>
@@ -1127,7 +1127,7 @@
               <w:rPr>
                 <w:noProof/>
               </w:rPr>
-              <w:instrText xml:space="preserve"> PAGEREF _Toc240759000 \h </w:instrText>
+              <w:instrText xml:space="preserve"> PAGEREF _Toc240767626 \h </w:instrText>
             </w:r>
             <w:r>
               <w:rPr>
@@ -1170,7 +1170,7 @@
               <w14:ligatures w14:val="standardContextual"/>
             </w:rPr>
           </w:pPr>
-          <w:hyperlink w:anchor="_Toc240759001" w:history="1">
+          <w:hyperlink w:anchor="_Toc240767627" w:history="1">
             <w:r>
               <w:rPr>
                 <w:rStyle w:val="Hyperlink"/>
@@ -1194,7 +1194,7 @@
               <w:rPr>
                 <w:noProof/>
               </w:rPr>
-              <w:instrText xml:space="preserve"> PAGEREF _Toc240759001 \h </w:instrText>
+              <w:instrText xml:space="preserve"> PAGEREF _Toc240767627 \h </w:instrText>
             </w:r>
             <w:r>
               <w:rPr>
@@ -1237,7 +1237,7 @@
               <w14:ligatures w14:val="standardContextual"/>
             </w:rPr>
           </w:pPr>
-          <w:hyperlink w:anchor="_Toc240759002" w:history="1">
+          <w:hyperlink w:anchor="_Toc240767628" w:history="1">
             <w:r>
               <w:rPr>
                 <w:rStyle w:val="Hyperlink"/>
@@ -1261,7 +1261,7 @@
               <w:rPr>
                 <w:noProof/>
               </w:rPr>
-              <w:instrText xml:space="preserve"> PAGEREF _Toc240759002 \h </w:instrText>
+              <w:instrText xml:space="preserve"> PAGEREF _Toc240767628 \h </w:instrText>
             </w:r>
             <w:r>
               <w:rPr>
@@ -1304,7 +1304,7 @@
               <w14:ligatures w14:val="standardContextual"/>
             </w:rPr>
           </w:pPr>
-          <w:hyperlink w:anchor="_Toc240759003" w:history="1">
+          <w:hyperlink w:anchor="_Toc240767629" w:history="1">
             <w:r>
               <w:rPr>
                 <w:rStyle w:val="Hyperlink"/>
@@ -1328,7 +1328,7 @@
               <w:rPr>
                 <w:noProof/>
               </w:rPr>
-              <w:instrText xml:space="preserve"> PAGEREF _Toc240759003 \h </w:instrText>
+              <w:instrText xml:space="preserve"> PAGEREF _Toc240767629 \h </w:instrText>
             </w:r>
             <w:r>
               <w:rPr>
@@ -1371,7 +1371,7 @@
               <w14:ligatures w14:val="standardContextual"/>
             </w:rPr>
           </w:pPr>
-          <w:hyperlink w:anchor="_Toc240759004" w:history="1">
+          <w:hyperlink w:anchor="_Toc240767630" w:history="1">
             <w:r>
               <w:rPr>
                 <w:rStyle w:val="Hyperlink"/>
@@ -1395,7 +1395,7 @@
               <w:rPr>
                 <w:noProof/>
               </w:rPr>
-              <w:instrText xml:space="preserve"> PAGEREF _Toc240759004 \h </w:instrText>
+              <w:instrText xml:space="preserve"> PAGEREF _Toc240767630 \h </w:instrText>
             </w:r>
             <w:r>
               <w:rPr>
@@ -1438,7 +1438,7 @@
               <w14:ligatures w14:val="standardContextual"/>
             </w:rPr>
           </w:pPr>
-          <w:hyperlink w:anchor="_Toc240759005" w:history="1">
+          <w:hyperlink w:anchor="_Toc240767631" w:history="1">
             <w:r>
               <w:rPr>
                 <w:rStyle w:val="Hyperlink"/>
@@ -1462,7 +1462,7 @@
               <w:rPr>
                 <w:noProof/>
               </w:rPr>
-              <w:instrText xml:space="preserve"> PAGEREF _Toc240759005 \h </w:instrText>
+              <w:instrText xml:space="preserve"> PAGEREF _Toc240767631 \h </w:instrText>
             </w:r>
             <w:r>
               <w:rPr>
@@ -1505,7 +1505,7 @@
               <w14:ligatures w14:val="standardContextual"/>
             </w:rPr>
           </w:pPr>
-          <w:hyperlink w:anchor="_Toc240759006" w:history="1">
+          <w:hyperlink w:anchor="_Toc240767632" w:history="1">
             <w:r>
               <w:rPr>
                 <w:rStyle w:val="Hyperlink"/>
@@ -1529,7 +1529,7 @@
               <w:rPr>
                 <w:noProof/>
               </w:rPr>
-              <w:instrText xml:space="preserve"> PAGEREF _Toc240759006 \h </w:instrText>
+              <w:instrText xml:space="preserve"> PAGEREF _Toc240767632 \h </w:instrText>
             </w:r>
             <w:r>
               <w:rPr>
@@ -1572,7 +1572,7 @@
               <w14:ligatures w14:val="standardContextual"/>
             </w:rPr>
           </w:pPr>
-          <w:hyperlink w:anchor="_Toc240759007" w:history="1">
+          <w:hyperlink w:anchor="_Toc240767633" w:history="1">
             <w:r>
               <w:rPr>
                 <w:rStyle w:val="Hyperlink"/>
@@ -1596,7 +1596,7 @@
               <w:rPr>
                 <w:noProof/>
               </w:rPr>
-              <w:instrText xml:space="preserve"> PAGEREF _Toc240759007 \h </w:instrText>
+              <w:instrText xml:space="preserve"> PAGEREF _Toc240767633 \h </w:instrText>
             </w:r>
             <w:r>
               <w:rPr>
@@ -1639,7 +1639,7 @@
               <w14:ligatures w14:val="standardContextual"/>
             </w:rPr>
           </w:pPr>
-          <w:hyperlink w:anchor="_Toc240759008" w:history="1">
+          <w:hyperlink w:anchor="_Toc240767634" w:history="1">
             <w:r>
               <w:rPr>
                 <w:rStyle w:val="Hyperlink"/>
@@ -1663,7 +1663,7 @@
               <w:rPr>
                 <w:noProof/>
               </w:rPr>
-              <w:instrText xml:space="preserve"> PAGEREF _Toc240759008 \h </w:instrText>
+              <w:instrText xml:space="preserve"> PAGEREF _Toc240767634 \h </w:instrText>
             </w:r>
             <w:r>
               <w:rPr>
@@ -1706,7 +1706,7 @@
               <w14:ligatures w14:val="standardContextual"/>
             </w:rPr>
           </w:pPr>
-          <w:hyperlink w:anchor="_Toc240759009" w:history="1">
+          <w:hyperlink w:anchor="_Toc240767635" w:history="1">
             <w:r>
               <w:rPr>
                 <w:rStyle w:val="Hyperlink"/>
@@ -1730,7 +1730,7 @@
               <w:rPr>
                 <w:noProof/>
               </w:rPr>
-              <w:instrText xml:space="preserve"> PAGEREF _Toc240759009 \h </w:instrText>
+              <w:instrText xml:space="preserve"> PAGEREF _Toc240767635 \h </w:instrText>
             </w:r>
             <w:r>
               <w:rPr>
@@ -1773,7 +1773,7 @@
               <w14:ligatures w14:val="standardContextual"/>
             </w:rPr>
           </w:pPr>
-          <w:hyperlink w:anchor="_Toc240759010" w:history="1">
+          <w:hyperlink w:anchor="_Toc240767636" w:history="1">
             <w:r>
               <w:rPr>
                 <w:rStyle w:val="Hyperlink"/>
@@ -1797,7 +1797,7 @@
               <w:rPr>
                 <w:noProof/>
               </w:rPr>
-              <w:instrText xml:space="preserve"> PAGEREF _Toc240759010 \h </w:instrText>
+              <w:instrText xml:space="preserve"> PAGEREF _Toc240767636 \h </w:instrText>
             </w:r>
             <w:r>
               <w:rPr>
@@ -1840,7 +1840,7 @@
               <w14:ligatures w14:val="standardContextual"/>
             </w:rPr>
           </w:pPr>
-          <w:hyperlink w:anchor="_Toc240759011" w:history="1">
+          <w:hyperlink w:anchor="_Toc240767637" w:history="1">
             <w:r>
               <w:rPr>
                 <w:rStyle w:val="Hyperlink"/>
@@ -1864,7 +1864,7 @@
               <w:rPr>
                 <w:noProof/>
               </w:rPr>
-              <w:instrText xml:space="preserve"> PAGEREF _Toc240759011 \h </w:instrText>
+              <w:instrText xml:space="preserve"> PAGEREF _Toc240767637 \h </w:instrText>
             </w:r>
             <w:r>
               <w:rPr>
@@ -1907,7 +1907,7 @@
               <w14:ligatures w14:val="standardContextual"/>
             </w:rPr>
           </w:pPr>
-          <w:hyperlink w:anchor="_Toc240759012" w:history="1">
+          <w:hyperlink w:anchor="_Toc240767638" w:history="1">
             <w:r>
               <w:rPr>
                 <w:rStyle w:val="Hyperlink"/>
@@ -1931,7 +1931,7 @@
               <w:rPr>
                 <w:noProof/>
               </w:rPr>
-              <w:instrText xml:space="preserve"> PAGEREF _Toc240759012 \h </w:instrText>
+              <w:instrText xml:space="preserve"> PAGEREF _Toc240767638 \h </w:instrText>
             </w:r>
             <w:r>
               <w:rPr>
@@ -1974,7 +1974,7 @@
               <w14:ligatures w14:val="standardContextual"/>
             </w:rPr>
           </w:pPr>
-          <w:hyperlink w:anchor="_Toc240759013" w:history="1">
+          <w:hyperlink w:anchor="_Toc240767639" w:history="1">
             <w:r>
               <w:rPr>
                 <w:rStyle w:val="Hyperlink"/>
@@ -1998,7 +1998,7 @@
               <w:rPr>
                 <w:noProof/>
               </w:rPr>
-              <w:instrText xml:space="preserve"> PAGEREF _Toc240759013 \h </w:instrText>
+              <w:instrText xml:space="preserve"> PAGEREF _Toc240767639 \h </w:instrText>
             </w:r>
             <w:r>
               <w:rPr>
@@ -2041,7 +2041,7 @@
               <w14:ligatures w14:val="standardContextual"/>
             </w:rPr>
           </w:pPr>
-          <w:hyperlink w:anchor="_Toc240759014" w:history="1">
+          <w:hyperlink w:anchor="_Toc240767640" w:history="1">
             <w:r>
               <w:rPr>
                 <w:rStyle w:val="Hyperlink"/>
@@ -2065,7 +2065,7 @@
               <w:rPr>
                 <w:noProof/>
               </w:rPr>
-              <w:instrText xml:space="preserve"> PAGEREF _Toc240759014 \h </w:instrText>
+              <w:instrText xml:space="preserve"> PAGEREF _Toc240767640 \h </w:instrText>
             </w:r>
             <w:r>
               <w:rPr>
@@ -2108,7 +2108,7 @@
               <w14:ligatures w14:val="standardContextual"/>
             </w:rPr>
           </w:pPr>
-          <w:hyperlink w:anchor="_Toc240759015" w:history="1">
+          <w:hyperlink w:anchor="_Toc240767641" w:history="1">
             <w:r>
               <w:rPr>
                 <w:rStyle w:val="Hyperlink"/>
@@ -2132,7 +2132,7 @@
               <w:rPr>
                 <w:noProof/>
               </w:rPr>
-              <w:instrText xml:space="preserve"> PAGEREF _Toc240759015 \h </w:instrText>
+              <w:instrText xml:space="preserve"> PAGEREF _Toc240767641 \h </w:instrText>
             </w:r>
             <w:r>
               <w:rPr>
@@ -2175,7 +2175,7 @@
               <w14:ligatures w14:val="standardContextual"/>
             </w:rPr>
           </w:pPr>
-          <w:hyperlink w:anchor="_Toc240759016" w:history="1">
+          <w:hyperlink w:anchor="_Toc240767642" w:history="1">
             <w:r>
               <w:rPr>
                 <w:rStyle w:val="Hyperlink"/>
@@ -2199,7 +2199,7 @@
               <w:rPr>
                 <w:noProof/>
               </w:rPr>
-              <w:instrText xml:space="preserve"> PAGEREF _Toc240759016 \h </w:instrText>
+              <w:instrText xml:space="preserve"> PAGEREF _Toc240767642 \h </w:instrText>
             </w:r>
             <w:r>
               <w:rPr>
@@ -2242,7 +2242,7 @@
               <w14:ligatures w14:val="standardContextual"/>
             </w:rPr>
           </w:pPr>
-          <w:hyperlink w:anchor="_Toc240759017" w:history="1">
+          <w:hyperlink w:anchor="_Toc240767643" w:history="1">
             <w:r>
               <w:rPr>
                 <w:rStyle w:val="Hyperlink"/>
@@ -2266,7 +2266,7 @@
               <w:rPr>
                 <w:noProof/>
               </w:rPr>
-              <w:instrText xml:space="preserve"> PAGEREF _Toc240759017 \h </w:instrText>
+              <w:instrText xml:space="preserve"> PAGEREF _Toc240767643 \h </w:instrText>
             </w:r>
             <w:r>
               <w:rPr>
@@ -2309,7 +2309,7 @@
               <w14:ligatures w14:val="standardContextual"/>
             </w:rPr>
           </w:pPr>
-          <w:hyperlink w:anchor="_Toc240759018" w:history="1">
+          <w:hyperlink w:anchor="_Toc240767644" w:history="1">
             <w:r>
               <w:rPr>
                 <w:rStyle w:val="Hyperlink"/>
@@ -2333,7 +2333,7 @@
               <w:rPr>
                 <w:noProof/>
               </w:rPr>
-              <w:instrText xml:space="preserve"> PAGEREF _Toc240759018 \h </w:instrText>
+              <w:instrText xml:space="preserve"> PAGEREF _Toc240767644 \h </w:instrText>
             </w:r>
             <w:r>
               <w:rPr>
@@ -2376,7 +2376,7 @@
               <w14:ligatures w14:val="standardContextual"/>
             </w:rPr>
           </w:pPr>
-          <w:hyperlink w:anchor="_Toc240759019" w:history="1">
+          <w:hyperlink w:anchor="_Toc240767645" w:history="1">
             <w:r>
               <w:rPr>
                 <w:rStyle w:val="Hyperlink"/>
@@ -2400,7 +2400,7 @@
               <w:rPr>
                 <w:noProof/>
               </w:rPr>
-              <w:instrText xml:space="preserve"> PAGEREF _Toc240759019 \h </w:instrText>
+              <w:instrText xml:space="preserve"> PAGEREF _Toc240767645 \h </w:instrText>
             </w:r>
             <w:r>
               <w:rPr>
@@ -2443,7 +2443,7 @@
               <w14:ligatures w14:val="standardContextual"/>
             </w:rPr>
           </w:pPr>
-          <w:hyperlink w:anchor="_Toc240759020" w:history="1">
+          <w:hyperlink w:anchor="_Toc240767646" w:history="1">
             <w:r>
               <w:rPr>
                 <w:rStyle w:val="Hyperlink"/>
@@ -2467,7 +2467,7 @@
               <w:rPr>
                 <w:noProof/>
               </w:rPr>
-              <w:instrText xml:space="preserve"> PAGEREF _Toc240759020 \h </w:instrText>
+              <w:instrText xml:space="preserve"> PAGEREF _Toc240767646 \h </w:instrText>
             </w:r>
             <w:r>
               <w:rPr>
@@ -2484,7 +2484,7 @@
               <w:rPr>
                 <w:noProof/>
               </w:rPr>
-              <w:t>29</w:t>
+              <w:t>30</w:t>
             </w:r>
             <w:r>
               <w:rPr>
@@ -2510,7 +2510,7 @@
               <w14:ligatures w14:val="standardContextual"/>
             </w:rPr>
           </w:pPr>
-          <w:hyperlink w:anchor="_Toc240759021" w:history="1">
+          <w:hyperlink w:anchor="_Toc240767647" w:history="1">
             <w:r>
               <w:rPr>
                 <w:rStyle w:val="Hyperlink"/>
@@ -2534,7 +2534,7 @@
               <w:rPr>
                 <w:noProof/>
               </w:rPr>
-              <w:instrText xml:space="preserve"> PAGEREF _Toc240759021 \h </w:instrText>
+              <w:instrText xml:space="preserve"> PAGEREF _Toc240767647 \h </w:instrText>
             </w:r>
             <w:r>
               <w:rPr>
@@ -2551,7 +2551,7 @@
               <w:rPr>
                 <w:noProof/>
               </w:rPr>
-              <w:t>30</w:t>
+              <w:t>31</w:t>
             </w:r>
             <w:r>
               <w:rPr>
@@ -2577,7 +2577,7 @@
               <w14:ligatures w14:val="standardContextual"/>
             </w:rPr>
           </w:pPr>
-          <w:hyperlink w:anchor="_Toc240759022" w:history="1">
+          <w:hyperlink w:anchor="_Toc240767648" w:history="1">
             <w:r>
               <w:rPr>
                 <w:rStyle w:val="Hyperlink"/>
@@ -2601,7 +2601,7 @@
               <w:rPr>
                 <w:noProof/>
               </w:rPr>
-              <w:instrText xml:space="preserve"> PAGEREF _Toc240759022 \h </w:instrText>
+              <w:instrText xml:space="preserve"> PAGEREF _Toc240767648 \h </w:instrText>
             </w:r>
             <w:r>
               <w:rPr>
@@ -2618,7 +2618,7 @@
               <w:rPr>
                 <w:noProof/>
               </w:rPr>
-              <w:t>30</w:t>
+              <w:t>31</w:t>
             </w:r>
             <w:r>
               <w:rPr>
@@ -2644,7 +2644,7 @@
               <w14:ligatures w14:val="standardContextual"/>
             </w:rPr>
           </w:pPr>
-          <w:hyperlink w:anchor="_Toc240759023" w:history="1">
+          <w:hyperlink w:anchor="_Toc240767649" w:history="1">
             <w:r>
               <w:rPr>
                 <w:rStyle w:val="Hyperlink"/>
@@ -2668,7 +2668,7 @@
               <w:rPr>
                 <w:noProof/>
               </w:rPr>
-              <w:instrText xml:space="preserve"> PAGEREF _Toc240759023 \h </w:instrText>
+              <w:instrText xml:space="preserve"> PAGEREF _Toc240767649 \h </w:instrText>
             </w:r>
             <w:r>
               <w:rPr>
@@ -2685,7 +2685,7 @@
               <w:rPr>
                 <w:noProof/>
               </w:rPr>
-              <w:t>30</w:t>
+              <w:t>31</w:t>
             </w:r>
             <w:r>
               <w:rPr>
@@ -2711,7 +2711,7 @@
               <w14:ligatures w14:val="standardContextual"/>
             </w:rPr>
           </w:pPr>
-          <w:hyperlink w:anchor="_Toc240759024" w:history="1">
+          <w:hyperlink w:anchor="_Toc240767650" w:history="1">
             <w:r>
               <w:rPr>
                 <w:rStyle w:val="Hyperlink"/>
@@ -2735,7 +2735,7 @@
               <w:rPr>
                 <w:noProof/>
               </w:rPr>
-              <w:instrText xml:space="preserve"> PAGEREF _Toc240759024 \h </w:instrText>
+              <w:instrText xml:space="preserve"> PAGEREF _Toc240767650 \h </w:instrText>
             </w:r>
             <w:r>
               <w:rPr>
@@ -2752,7 +2752,7 @@
               <w:rPr>
                 <w:noProof/>
               </w:rPr>
-              <w:t>30</w:t>
+              <w:t>31</w:t>
             </w:r>
             <w:r>
               <w:rPr>
@@ -2778,7 +2778,7 @@
               <w14:ligatures w14:val="standardContextual"/>
             </w:rPr>
           </w:pPr>
-          <w:hyperlink w:anchor="_Toc240759025" w:history="1">
+          <w:hyperlink w:anchor="_Toc240767651" w:history="1">
             <w:r>
               <w:rPr>
                 <w:rStyle w:val="Hyperlink"/>
@@ -2802,7 +2802,7 @@
               <w:rPr>
                 <w:noProof/>
               </w:rPr>
-              <w:instrText xml:space="preserve"> PAGEREF _Toc240759025 \h </w:instrText>
+              <w:instrText xml:space="preserve"> PAGEREF _Toc240767651 \h </w:instrText>
             </w:r>
             <w:r>
               <w:rPr>
@@ -2819,7 +2819,7 @@
               <w:rPr>
                 <w:noProof/>
               </w:rPr>
-              <w:t>30</w:t>
+              <w:t>31</w:t>
             </w:r>
             <w:r>
               <w:rPr>
@@ -2845,7 +2845,7 @@
               <w14:ligatures w14:val="standardContextual"/>
             </w:rPr>
           </w:pPr>
-          <w:hyperlink w:anchor="_Toc240759026" w:history="1">
+          <w:hyperlink w:anchor="_Toc240767652" w:history="1">
             <w:r>
               <w:rPr>
                 <w:rStyle w:val="Hyperlink"/>
@@ -2869,7 +2869,7 @@
               <w:rPr>
                 <w:noProof/>
               </w:rPr>
-              <w:instrText xml:space="preserve"> PAGEREF _Toc240759026 \h </w:instrText>
+              <w:instrText xml:space="preserve"> PAGEREF _Toc240767652 \h </w:instrText>
             </w:r>
             <w:r>
               <w:rPr>
@@ -2886,7 +2886,7 @@
               <w:rPr>
                 <w:noProof/>
               </w:rPr>
-              <w:t>30</w:t>
+              <w:t>31</w:t>
             </w:r>
             <w:r>
               <w:rPr>
@@ -2912,7 +2912,7 @@
               <w14:ligatures w14:val="standardContextual"/>
             </w:rPr>
           </w:pPr>
-          <w:hyperlink w:anchor="_Toc240759027" w:history="1">
+          <w:hyperlink w:anchor="_Toc240767653" w:history="1">
             <w:r>
               <w:rPr>
                 <w:rStyle w:val="Hyperlink"/>
@@ -2936,7 +2936,7 @@
               <w:rPr>
                 <w:noProof/>
               </w:rPr>
-              <w:instrText xml:space="preserve"> PAGEREF _Toc240759027 \h </w:instrText>
+              <w:instrText xml:space="preserve"> PAGEREF _Toc240767653 \h </w:instrText>
             </w:r>
             <w:r>
               <w:rPr>
@@ -2953,7 +2953,7 @@
               <w:rPr>
                 <w:noProof/>
               </w:rPr>
-              <w:t>32</w:t>
+              <w:t>33</w:t>
             </w:r>
             <w:r>
               <w:rPr>
@@ -2979,7 +2979,7 @@
               <w14:ligatures w14:val="standardContextual"/>
             </w:rPr>
           </w:pPr>
-          <w:hyperlink w:anchor="_Toc240759028" w:history="1">
+          <w:hyperlink w:anchor="_Toc240767654" w:history="1">
             <w:r>
               <w:rPr>
                 <w:rStyle w:val="Hyperlink"/>
@@ -3003,7 +3003,7 @@
               <w:rPr>
                 <w:noProof/>
               </w:rPr>
-              <w:instrText xml:space="preserve"> PAGEREF _Toc240759028 \h </w:instrText>
+              <w:instrText xml:space="preserve"> PAGEREF _Toc240767654 \h </w:instrText>
             </w:r>
             <w:r>
               <w:rPr>
@@ -3020,7 +3020,7 @@
               <w:rPr>
                 <w:noProof/>
               </w:rPr>
-              <w:t>32</w:t>
+              <w:t>33</w:t>
             </w:r>
             <w:r>
               <w:rPr>
@@ -3046,7 +3046,7 @@
               <w14:ligatures w14:val="standardContextual"/>
             </w:rPr>
           </w:pPr>
-          <w:hyperlink w:anchor="_Toc240759029" w:history="1">
+          <w:hyperlink w:anchor="_Toc240767655" w:history="1">
             <w:r>
               <w:rPr>
                 <w:rStyle w:val="Hyperlink"/>
@@ -3070,7 +3070,7 @@
               <w:rPr>
                 <w:noProof/>
               </w:rPr>
-              <w:instrText xml:space="preserve"> PAGEREF _Toc240759029 \h </w:instrText>
+              <w:instrText xml:space="preserve"> PAGEREF _Toc240767655 \h </w:instrText>
             </w:r>
             <w:r>
               <w:rPr>
@@ -3087,7 +3087,7 @@
               <w:rPr>
                 <w:noProof/>
               </w:rPr>
-              <w:t>32</w:t>
+              <w:t>33</w:t>
             </w:r>
             <w:r>
               <w:rPr>
@@ -3113,7 +3113,7 @@
               <w14:ligatures w14:val="standardContextual"/>
             </w:rPr>
           </w:pPr>
-          <w:hyperlink w:anchor="_Toc240759030" w:history="1">
+          <w:hyperlink w:anchor="_Toc240767656" w:history="1">
             <w:r>
               <w:rPr>
                 <w:rStyle w:val="Hyperlink"/>
@@ -3137,7 +3137,7 @@
               <w:rPr>
                 <w:noProof/>
               </w:rPr>
-              <w:instrText xml:space="preserve"> PAGEREF _Toc240759030 \h </w:instrText>
+              <w:instrText xml:space="preserve"> PAGEREF _Toc240767656 \h </w:instrText>
             </w:r>
             <w:r>
               <w:rPr>
@@ -3154,7 +3154,7 @@
               <w:rPr>
                 <w:noProof/>
               </w:rPr>
-              <w:t>32</w:t>
+              <w:t>33</w:t>
             </w:r>
             <w:r>
               <w:rPr>
@@ -3180,7 +3180,7 @@
               <w14:ligatures w14:val="standardContextual"/>
             </w:rPr>
           </w:pPr>
-          <w:hyperlink w:anchor="_Toc240759031" w:history="1">
+          <w:hyperlink w:anchor="_Toc240767657" w:history="1">
             <w:r>
               <w:rPr>
                 <w:rStyle w:val="Hyperlink"/>
@@ -3204,7 +3204,7 @@
               <w:rPr>
                 <w:noProof/>
               </w:rPr>
-              <w:instrText xml:space="preserve"> PAGEREF _Toc240759031 \h </w:instrText>
+              <w:instrText xml:space="preserve"> PAGEREF _Toc240767657 \h </w:instrText>
             </w:r>
             <w:r>
               <w:rPr>
@@ -3221,7 +3221,7 @@
               <w:rPr>
                 <w:noProof/>
               </w:rPr>
-              <w:t>33</w:t>
+              <w:t>34</w:t>
             </w:r>
             <w:r>
               <w:rPr>
@@ -3247,7 +3247,7 @@
               <w14:ligatures w14:val="standardContextual"/>
             </w:rPr>
           </w:pPr>
-          <w:hyperlink w:anchor="_Toc240759032" w:history="1">
+          <w:hyperlink w:anchor="_Toc240767658" w:history="1">
             <w:r>
               <w:rPr>
                 <w:rStyle w:val="Hyperlink"/>
@@ -3271,7 +3271,7 @@
               <w:rPr>
                 <w:noProof/>
               </w:rPr>
-              <w:instrText xml:space="preserve"> PAGEREF _Toc240759032 \h </w:instrText>
+              <w:instrText xml:space="preserve"> PAGEREF _Toc240767658 \h </w:instrText>
             </w:r>
             <w:r>
               <w:rPr>
@@ -3288,7 +3288,7 @@
               <w:rPr>
                 <w:noProof/>
               </w:rPr>
-              <w:t>35</w:t>
+              <w:t>36</w:t>
             </w:r>
             <w:r>
               <w:rPr>
@@ -3310,7 +3310,7 @@
         <w:pStyle w:val="Heading1"/>
         <w:pageBreakBefore/>
       </w:pPr>
-      <w:bookmarkStart w:id="0" w:name="_Toc240758992"/>
+      <w:bookmarkStart w:id="0" w:name="_Toc240767618"/>
       <w:r>
         <w:lastRenderedPageBreak/>
         <w:t>1. Welcome</w:t>
@@ -3339,7 +3339,7 @@
       <w:pPr>
         <w:pStyle w:val="Heading2"/>
       </w:pPr>
-      <w:bookmarkStart w:id="1" w:name="_Toc240758993"/>
+      <w:bookmarkStart w:id="1" w:name="_Toc240767619"/>
       <w:r>
         <w:t>How to use this manual</w:t>
       </w:r>
@@ -3406,7 +3406,7 @@
       <w:pPr>
         <w:pStyle w:val="Heading2"/>
       </w:pPr>
-      <w:bookmarkStart w:id="2" w:name="_Toc240758994"/>
+      <w:bookmarkStart w:id="2" w:name="_Toc240767620"/>
       <w:r>
         <w:t>Who to contact</w:t>
       </w:r>
@@ -3624,7 +3624,7 @@
         <w:pStyle w:val="Heading1"/>
         <w:pageBreakBefore/>
       </w:pPr>
-      <w:bookmarkStart w:id="3" w:name="_Toc240758995"/>
+      <w:bookmarkStart w:id="3" w:name="_Toc240767621"/>
       <w:r>
         <w:lastRenderedPageBreak/>
         <w:t>2. The study</w:t>
@@ -4220,7 +4220,7 @@
       <w:pPr>
         <w:pStyle w:val="Heading2"/>
       </w:pPr>
-      <w:bookmarkStart w:id="4" w:name="_Toc240758996"/>
+      <w:bookmarkStart w:id="4" w:name="_Toc240767622"/>
       <w:r>
         <w:t>Explaining the study in two minutes</w:t>
       </w:r>
@@ -4239,7 +4239,7 @@
         <w:pStyle w:val="Heading1"/>
         <w:pageBreakBefore/>
       </w:pPr>
-      <w:bookmarkStart w:id="5" w:name="_Toc240758997"/>
+      <w:bookmarkStart w:id="5" w:name="_Toc240767623"/>
       <w:r>
         <w:lastRenderedPageBreak/>
         <w:t>3. Ethics and data protection</w:t>
@@ -4250,7 +4250,7 @@
       <w:pPr>
         <w:pStyle w:val="Heading2"/>
       </w:pPr>
-      <w:bookmarkStart w:id="6" w:name="_Toc240758998"/>
+      <w:bookmarkStart w:id="6" w:name="_Toc240767624"/>
       <w:r>
         <w:t>3.1 Principles you must apply</w:t>
       </w:r>
@@ -4700,7 +4700,7 @@
       <w:pPr>
         <w:pStyle w:val="Heading2"/>
       </w:pPr>
-      <w:bookmarkStart w:id="7" w:name="_Toc240758999"/>
+      <w:bookmarkStart w:id="7" w:name="_Toc240767625"/>
       <w:r>
         <w:t>3.2 What respondents are told (PIS v1.3, summary)</w:t>
       </w:r>
@@ -4806,7 +4806,7 @@
       <w:pPr>
         <w:pStyle w:val="Heading2"/>
       </w:pPr>
-      <w:bookmarkStart w:id="8" w:name="_Toc240759000"/>
+      <w:bookmarkStart w:id="8" w:name="_Toc240767626"/>
       <w:r>
         <w:t>3.3 Data protection rules</w:t>
       </w:r>
@@ -4938,7 +4938,7 @@
       <w:pPr>
         <w:pStyle w:val="Heading2"/>
       </w:pPr>
-      <w:bookmarkStart w:id="9" w:name="_Toc240759001"/>
+      <w:bookmarkStart w:id="9" w:name="_Toc240767627"/>
       <w:r>
         <w:t>3.4 Your devices</w:t>
       </w:r>
@@ -5018,7 +5018,7 @@
       <w:pPr>
         <w:pStyle w:val="Heading2"/>
       </w:pPr>
-      <w:bookmarkStart w:id="10" w:name="_Toc240759002"/>
+      <w:bookmarkStart w:id="10" w:name="_Toc240767628"/>
       <w:r>
         <w:t>3.5 Conduct</w:t>
       </w:r>
@@ -5099,7 +5099,7 @@
         <w:pStyle w:val="Heading1"/>
         <w:pageBreakBefore/>
       </w:pPr>
-      <w:bookmarkStart w:id="11" w:name="_Toc240759003"/>
+      <w:bookmarkStart w:id="11" w:name="_Toc240767629"/>
       <w:r>
         <w:lastRenderedPageBreak/>
         <w:t>4. The portal and the forms</w:t>
@@ -5110,7 +5110,7 @@
       <w:pPr>
         <w:pStyle w:val="Heading2"/>
       </w:pPr>
-      <w:bookmarkStart w:id="12" w:name="_Toc240759004"/>
+      <w:bookmarkStart w:id="12" w:name="_Toc240767630"/>
       <w:r>
         <w:t>Signing in</w:t>
       </w:r>
@@ -5193,7 +5193,7 @@
           <w:noProof/>
         </w:rPr>
         <w:drawing>
-          <wp:inline distT="0" distB="0" distL="0" distR="0" wp14:anchorId="32A4CA14" wp14:editId="76E91E41">
+          <wp:inline distT="0" distB="0" distL="0" distR="0" wp14:anchorId="7C677C0A" wp14:editId="290E7788">
             <wp:extent cx="5334000" cy="2333625"/>
             <wp:effectExtent l="0" t="0" r="0" b="0"/>
             <wp:docPr id="1" name="adm_login.jpg" descr="The sign-in screen for all internal staff." title="The sign-in screen for all internal staff."/>
@@ -5360,7 +5360,7 @@
       <w:pPr>
         <w:pStyle w:val="Heading2"/>
       </w:pPr>
-      <w:bookmarkStart w:id="13" w:name="_Toc240759005"/>
+      <w:bookmarkStart w:id="13" w:name="_Toc240767631"/>
       <w:r>
         <w:t>Finding your way around</w:t>
       </w:r>
@@ -5535,7 +5535,7 @@
         </w:rPr>
         <w:lastRenderedPageBreak/>
         <w:drawing>
-          <wp:inline distT="0" distB="0" distL="0" distR="0" wp14:anchorId="683A9E45" wp14:editId="2BD6A43F">
+          <wp:inline distT="0" distB="0" distL="0" distR="0" wp14:anchorId="2B0C6577" wp14:editId="159D3D88">
             <wp:extent cx="5715000" cy="1876425"/>
             <wp:effectExtent l="0" t="0" r="0" b="0"/>
             <wp:docPr id="2" name="adm_not_your_role.jpg" descr="Opening a screen outside your role (for example from an old bookmark) shows this card instead of the screen." title="Opening a screen outside your role (for example from an old bookmark) shows this card instead of the screen."/>
@@ -5604,7 +5604,7 @@
       <w:pPr>
         <w:pStyle w:val="Heading2"/>
       </w:pPr>
-      <w:bookmarkStart w:id="14" w:name="_Toc240759006"/>
+      <w:bookmarkStart w:id="14" w:name="_Toc240767632"/>
       <w:r>
         <w:t>Roles</w:t>
       </w:r>
@@ -6386,7 +6386,7 @@
       <w:pPr>
         <w:pStyle w:val="Heading2"/>
       </w:pPr>
-      <w:bookmarkStart w:id="15" w:name="_Toc240759007"/>
+      <w:bookmarkStart w:id="15" w:name="_Toc240767633"/>
       <w:r>
         <w:t>Case statuses you will see</w:t>
       </w:r>
@@ -7901,7 +7901,7 @@
       <w:pPr>
         <w:pStyle w:val="Heading2"/>
       </w:pPr>
-      <w:bookmarkStart w:id="16" w:name="_Toc240759008"/>
+      <w:bookmarkStart w:id="16" w:name="_Toc240767634"/>
       <w:r>
         <w:t>The KoboToolbox forms</w:t>
       </w:r>
@@ -8345,7 +8345,7 @@
         <w:pStyle w:val="Heading1"/>
         <w:pageBreakBefore/>
       </w:pPr>
-      <w:bookmarkStart w:id="17" w:name="_Toc240759009"/>
+      <w:bookmarkStart w:id="17" w:name="_Toc240767635"/>
       <w:r>
         <w:lastRenderedPageBreak/>
         <w:t>5. Communication scripts</w:t>
@@ -8356,7 +8356,7 @@
       <w:pPr>
         <w:pStyle w:val="Heading2"/>
       </w:pPr>
-      <w:bookmarkStart w:id="18" w:name="_Toc240759010"/>
+      <w:bookmarkStart w:id="18" w:name="_Toc240767636"/>
       <w:r>
         <w:t>5.1 First phone call</w:t>
       </w:r>
@@ -8436,7 +8436,7 @@
       <w:pPr>
         <w:pStyle w:val="Heading2"/>
       </w:pPr>
-      <w:bookmarkStart w:id="19" w:name="_Toc240759011"/>
+      <w:bookmarkStart w:id="19" w:name="_Toc240767637"/>
       <w:r>
         <w:t>5.2 If they are busy</w:t>
       </w:r>
@@ -8454,7 +8454,7 @@
       <w:pPr>
         <w:pStyle w:val="Heading2"/>
       </w:pPr>
-      <w:bookmarkStart w:id="20" w:name="_Toc240759012"/>
+      <w:bookmarkStart w:id="20" w:name="_Toc240767638"/>
       <w:r>
         <w:t>5.3 Voicemail or no answer</w:t>
       </w:r>
@@ -8472,7 +8472,7 @@
       <w:pPr>
         <w:pStyle w:val="Heading2"/>
       </w:pPr>
-      <w:bookmarkStart w:id="21" w:name="_Toc240759013"/>
+      <w:bookmarkStart w:id="21" w:name="_Toc240767639"/>
       <w:r>
         <w:t>5.4 Common questions</w:t>
       </w:r>
@@ -8922,7 +8922,7 @@
       <w:pPr>
         <w:pStyle w:val="Heading2"/>
       </w:pPr>
-      <w:bookmarkStart w:id="22" w:name="_Toc240759014"/>
+      <w:bookmarkStart w:id="22" w:name="_Toc240767640"/>
       <w:r>
         <w:t>5.5 Refusals and withdrawals</w:t>
       </w:r>
@@ -8941,7 +8941,7 @@
         <w:pStyle w:val="Heading1"/>
         <w:pageBreakBefore/>
       </w:pPr>
-      <w:bookmarkStart w:id="23" w:name="_Toc240759015"/>
+      <w:bookmarkStart w:id="23" w:name="_Toc240767641"/>
       <w:r>
         <w:lastRenderedPageBreak/>
         <w:t>6. Role modules</w:t>
@@ -8960,7 +8960,7 @@
       <w:pPr>
         <w:pStyle w:val="Heading2"/>
       </w:pPr>
-      <w:bookmarkStart w:id="24" w:name="_Toc240759016"/>
+      <w:bookmarkStart w:id="24" w:name="_Toc240767642"/>
       <w:r>
         <w:t>Module A — Contact RA</w:t>
       </w:r>
@@ -9101,7 +9101,7 @@
           <w:noProof/>
         </w:rPr>
         <w:drawing>
-          <wp:inline distT="0" distB="0" distL="0" distR="0" wp14:anchorId="6467BCEE" wp14:editId="7AC7F191">
+          <wp:inline distT="0" distB="0" distL="0" distR="0" wp14:anchorId="4C4E3FD4" wp14:editId="70F39569">
             <wp:extent cx="5334000" cy="2114550"/>
             <wp:effectExtent l="0" t="0" r="0" b="0"/>
             <wp:docPr id="3" name="adm_case_add_person.jpg" descr="Adding a person to a case." title="Adding a person to a case."/>
@@ -9476,7 +9476,7 @@
         </w:rPr>
         <w:lastRenderedPageBreak/>
         <w:drawing>
-          <wp:inline distT="0" distB="0" distL="0" distR="0" wp14:anchorId="638B3239" wp14:editId="6E1299EF">
+          <wp:inline distT="0" distB="0" distL="0" distR="0" wp14:anchorId="4BB7BE7A" wp14:editId="6313265C">
             <wp:extent cx="5334000" cy="1143000"/>
             <wp:effectExtent l="0" t="0" r="0" b="0"/>
             <wp:docPr id="4" name="cra_case_invitations_before.jpg" descr="Invitations panel before sending, with the history of earlier invitations." title="Invitations panel before sending, with the history of earlier invitations."/>
@@ -9605,7 +9605,7 @@
           <w:noProof/>
         </w:rPr>
         <w:drawing>
-          <wp:inline distT="0" distB="0" distL="0" distR="0" wp14:anchorId="5AA84EDF" wp14:editId="05E6B455">
+          <wp:inline distT="0" distB="0" distL="0" distR="0" wp14:anchorId="70B381AB" wp14:editId="31826CB1">
             <wp:extent cx="5334000" cy="2152650"/>
             <wp:effectExtent l="0" t="0" r="0" b="0"/>
             <wp:docPr id="5" name="cra_case_invitation_sent.jpg" descr="The link, manual code and ready-written messages are shown once, with a send button for each channel." title="The link, manual code and ready-written messages are shown once, with a send button for each channel."/>
@@ -10045,7 +10045,7 @@
           <w:noProof/>
         </w:rPr>
         <w:drawing>
-          <wp:inline distT="0" distB="0" distL="0" distR="0" wp14:anchorId="7EA0C2E5" wp14:editId="7861B6DC">
+          <wp:inline distT="0" distB="0" distL="0" distR="0" wp14:anchorId="7390879B" wp14:editId="0AAF4630">
             <wp:extent cx="5334000" cy="1343025"/>
             <wp:effectExtent l="0" t="0" r="0" b="0"/>
             <wp:docPr id="6" name="adm_case_timeline.jpg" descr="Contact timeline and the form for logging an attempt." title="Contact timeline and the form for logging an attempt."/>
@@ -10255,7 +10255,7 @@
         </w:rPr>
         <w:lastRenderedPageBreak/>
         <w:drawing>
-          <wp:inline distT="0" distB="0" distL="0" distR="0" wp14:anchorId="57B116DF" wp14:editId="3FC75A14">
+          <wp:inline distT="0" distB="0" distL="0" distR="0" wp14:anchorId="0124631A" wp14:editId="6BFA90BE">
             <wp:extent cx="5334000" cy="3333750"/>
             <wp:effectExtent l="0" t="0" r="0" b="0"/>
             <wp:docPr id="7" name="cra_follow_ups.jpg" descr="Follow-ups due. Contact RAs see only their own cases." title="Follow-ups due. Contact RAs see only their own cases."/>
@@ -10519,7 +10519,7 @@
           <w:noProof/>
         </w:rPr>
         <w:drawing>
-          <wp:inline distT="0" distB="0" distL="0" distR="0" wp14:anchorId="5DD78EC6" wp14:editId="318D3625">
+          <wp:inline distT="0" distB="0" distL="0" distR="0" wp14:anchorId="068FC0FD" wp14:editId="53EB6195">
             <wp:extent cx="5334000" cy="2667000"/>
             <wp:effectExtent l="0" t="0" r="0" b="0"/>
             <wp:docPr id="8" name="cra_appointments.jpg" descr="Appointment Queue." title="Appointment Queue."/>
@@ -11428,7 +11428,7 @@
       <w:pPr>
         <w:pStyle w:val="Heading2"/>
       </w:pPr>
-      <w:bookmarkStart w:id="25" w:name="_Toc240759017"/>
+      <w:bookmarkStart w:id="25" w:name="_Toc240767643"/>
       <w:r>
         <w:t>Module B — QUAN/Kobo QA RA</w:t>
       </w:r>
@@ -11477,7 +11477,7 @@
         </w:rPr>
         <w:lastRenderedPageBreak/>
         <w:drawing>
-          <wp:inline distT="0" distB="0" distL="0" distR="0" wp14:anchorId="1162F8B8" wp14:editId="1CEC6511">
+          <wp:inline distT="0" distB="0" distL="0" distR="0" wp14:anchorId="080B6966" wp14:editId="38D7207B">
             <wp:extent cx="5334000" cy="3333750"/>
             <wp:effectExtent l="0" t="0" r="0" b="0"/>
             <wp:docPr id="9" name="qa_queue.jpg" descr="QUAN QA Queue with the KoboToolbox sync panel." title="QUAN QA Queue with the KoboToolbox sync panel."/>
@@ -12278,7 +12278,7 @@
           <w:noProof/>
         </w:rPr>
         <w:drawing>
-          <wp:inline distT="0" distB="0" distL="0" distR="0" wp14:anchorId="33EDF5D3" wp14:editId="4AFC5F6A">
+          <wp:inline distT="0" distB="0" distL="0" distR="0" wp14:anchorId="3005F1E4" wp14:editId="6F1D7E2F">
             <wp:extent cx="5334000" cy="3333750"/>
             <wp:effectExtent l="0" t="0" r="0" b="0"/>
             <wp:docPr id="10" name="qa_exceptions.jpg" descr="QA Exception Queue." title="QA Exception Queue."/>
@@ -12539,7 +12539,7 @@
       <w:pPr>
         <w:pStyle w:val="Heading2"/>
       </w:pPr>
-      <w:bookmarkStart w:id="26" w:name="_Toc240759018"/>
+      <w:bookmarkStart w:id="26" w:name="_Toc240767644"/>
       <w:r>
         <w:t>Module C — KII RA</w:t>
       </w:r>
@@ -12588,7 +12588,7 @@
         </w:rPr>
         <w:lastRenderedPageBreak/>
         <w:drawing>
-          <wp:inline distT="0" distB="0" distL="0" distR="0" wp14:anchorId="4EE55573" wp14:editId="4F0C04DA">
+          <wp:inline distT="0" distB="0" distL="0" distR="0" wp14:anchorId="597EC06B" wp14:editId="6EA89FB6">
             <wp:extent cx="5334000" cy="2667000"/>
             <wp:effectExtent l="0" t="0" r="0" b="0"/>
             <wp:docPr id="11" name="kii_new.jpg" descr="New KII Record." title="New KII Record."/>
@@ -12773,7 +12773,7 @@
           <w:noProof/>
         </w:rPr>
         <w:drawing>
-          <wp:inline distT="0" distB="0" distL="0" distR="0" wp14:anchorId="1B230480" wp14:editId="29706C28">
+          <wp:inline distT="0" distB="0" distL="0" distR="0" wp14:anchorId="5603F6F6" wp14:editId="7126204B">
             <wp:extent cx="5334000" cy="3333750"/>
             <wp:effectExtent l="0" t="0" r="0" b="0"/>
             <wp:docPr id="12" name="kii_register.jpg" descr="KII Register." title="KII Register."/>
@@ -12873,7 +12873,7 @@
         </w:rPr>
         <w:lastRenderedPageBreak/>
         <w:drawing>
-          <wp:inline distT="0" distB="0" distL="0" distR="0" wp14:anchorId="58F20336" wp14:editId="57720FCC">
+          <wp:inline distT="0" distB="0" distL="0" distR="0" wp14:anchorId="5EB1D0C9" wp14:editId="66A38C74">
             <wp:extent cx="5334000" cy="3752850"/>
             <wp:effectExtent l="0" t="0" r="0" b="0"/>
             <wp:docPr id="13" name="kii_detail.jpg" descr="KII record: status, consent, transcript and coding." title="KII record: status, consent, transcript and coding."/>
@@ -13157,7 +13157,7 @@
           <w:noProof/>
         </w:rPr>
         <w:drawing>
-          <wp:inline distT="0" distB="0" distL="0" distR="0" wp14:anchorId="4DD4F580" wp14:editId="7DDB1B05">
+          <wp:inline distT="0" distB="0" distL="0" distR="0" wp14:anchorId="2B502B63" wp14:editId="3D9D485C">
             <wp:extent cx="5334000" cy="523875"/>
             <wp:effectExtent l="0" t="0" r="0" b="0"/>
             <wp:docPr id="14" name="kii_coding_locked.jpg" descr="Before consent: no interview link." title="Before consent: no interview link."/>
@@ -13257,7 +13257,7 @@
         </w:rPr>
         <w:lastRenderedPageBreak/>
         <w:drawing>
-          <wp:inline distT="0" distB="0" distL="0" distR="0" wp14:anchorId="59A881C1" wp14:editId="3086BB88">
+          <wp:inline distT="0" distB="0" distL="0" distR="0" wp14:anchorId="55EDD1A1" wp14:editId="1F8FF005">
             <wp:extent cx="5334000" cy="742950"/>
             <wp:effectExtent l="0" t="0" r="0" b="0"/>
             <wp:docPr id="15" name="kii_coding_ready.jpg" descr="After consent: Continue this interview." title="After consent: Continue this interview."/>
@@ -13492,7 +13492,7 @@
       <w:pPr>
         <w:pStyle w:val="Heading2"/>
       </w:pPr>
-      <w:bookmarkStart w:id="27" w:name="_Toc240759019"/>
+      <w:bookmarkStart w:id="27" w:name="_Toc240767645"/>
       <w:r>
         <w:t>Module D — Documentary RA</w:t>
       </w:r>
@@ -13540,7 +13540,7 @@
           <w:noProof/>
         </w:rPr>
         <w:drawing>
-          <wp:inline distT="0" distB="0" distL="0" distR="0" wp14:anchorId="3BD511E5" wp14:editId="781C4E96">
+          <wp:inline distT="0" distB="0" distL="0" distR="0" wp14:anchorId="6FF7C42F" wp14:editId="0F2E2D26">
             <wp:extent cx="5334000" cy="3171825"/>
             <wp:effectExtent l="0" t="0" r="0" b="0"/>
             <wp:docPr id="16" name="doc_new.jpg" descr="New Documentary Evidence Record." title="New Documentary Evidence Record."/>
@@ -13746,7 +13746,7 @@
           <w:noProof/>
         </w:rPr>
         <w:drawing>
-          <wp:inline distT="0" distB="0" distL="0" distR="0" wp14:anchorId="70FFCCDF" wp14:editId="206374EF">
+          <wp:inline distT="0" distB="0" distL="0" distR="0" wp14:anchorId="7986B7D5" wp14:editId="40476CF3">
             <wp:extent cx="5334000" cy="819150"/>
             <wp:effectExtent l="0" t="0" r="0" b="0"/>
             <wp:docPr id="17" name="doc_source_file.jpg" descr="Source file: the file name, size and date, with Remove file beside it." title="Source file: the file name, size and date, with Remove file beside it."/>
@@ -13997,7 +13997,7 @@
           <w:noProof/>
         </w:rPr>
         <w:drawing>
-          <wp:inline distT="0" distB="0" distL="0" distR="0" wp14:anchorId="2289BA49" wp14:editId="18BC449C">
+          <wp:inline distT="0" distB="0" distL="0" distR="0" wp14:anchorId="0F2B88D0" wp14:editId="142C4192">
             <wp:extent cx="5334000" cy="3333750"/>
             <wp:effectExtent l="0" t="0" r="0" b="0"/>
             <wp:docPr id="18" name="doc_register.jpg" descr="Documentary Evidence Corpus." title="Documentary Evidence Corpus."/>
@@ -14107,7 +14107,7 @@
           <w:noProof/>
         </w:rPr>
         <w:drawing>
-          <wp:inline distT="0" distB="0" distL="0" distR="0" wp14:anchorId="09A0D018" wp14:editId="795BDDC4">
+          <wp:inline distT="0" distB="0" distL="0" distR="0" wp14:anchorId="00DC45C0" wp14:editId="1D6C83B6">
             <wp:extent cx="5334000" cy="3419475"/>
             <wp:effectExtent l="0" t="0" r="0" b="0"/>
             <wp:docPr id="19" name="doc_detail.jpg" descr="Document record: authenticity, QA status, memo and coding form." title="Document record: authenticity, QA status, memo and coding form."/>
@@ -14586,7 +14586,7 @@
           <w:noProof/>
         </w:rPr>
         <w:drawing>
-          <wp:inline distT="0" distB="0" distL="0" distR="0" wp14:anchorId="5457991F" wp14:editId="3F9A09E9">
+          <wp:inline distT="0" distB="0" distL="0" distR="0" wp14:anchorId="67058FFE" wp14:editId="5B71F56D">
             <wp:extent cx="5715000" cy="904875"/>
             <wp:effectExtent l="0" t="0" r="0" b="0"/>
             <wp:docPr id="20" name="doc_coding_buttons.jpg" descr="The Coding panel: Code this document, and Auto-fill." title="The Coding panel: Code this document, and Auto-fill."/>
@@ -14725,7 +14725,17 @@
         <w:t>10-90</w:t>
       </w:r>
       <w:r>
-        <w:t>. The AI reads up to 100 pages at a time, so choose the pages that make up this evidence unit, such as one chapter. Its locators use the original page numbers. For shorter files, leave the box empty to read everything.</w:t>
+        <w:t xml:space="preserve">. The AI reads up to 100 pages at a time, so either choose the pages that make up this evidence unit, such as one chapter, or tick </w:t>
+      </w:r>
+      <w:r>
+        <w:rPr>
+          <w:b/>
+          <w:bCs/>
+        </w:rPr>
+        <w:t>Read the whole document in parts</w:t>
+      </w:r>
+      <w:r>
+        <w:t xml:space="preserve"> (see “Coding a very long document” below). Its locators use the original page numbers. For shorter files, leave the box empty to read everything.</w:t>
       </w:r>
     </w:p>
     <w:p>
@@ -14739,10 +14749,10 @@
           <w:noProof/>
         </w:rPr>
         <w:drawing>
-          <wp:inline distT="0" distB="0" distL="0" distR="0" wp14:anchorId="137B0CB5" wp14:editId="72A34628">
-            <wp:extent cx="5334000" cy="2171700"/>
+          <wp:inline distT="0" distB="0" distL="0" distR="0" wp14:anchorId="3DE13934" wp14:editId="045C5B3B">
+            <wp:extent cx="5334000" cy="2667000"/>
             <wp:effectExtent l="0" t="0" r="0" b="0"/>
-            <wp:docPr id="21" name="doc_autofill_pages.jpg" descr="A 240-page PDF asks for a page range." title="A 240-page PDF asks for a page range."/>
+            <wp:docPr id="21" name="doc_autofill_pages.jpg" descr="A 240-page PDF: enter a page range, or read the whole document in parts." title="A 240-page PDF: enter a page range, or read the whole document in parts."/>
             <wp:cNvGraphicFramePr>
               <a:graphicFrameLocks xmlns:a="http://schemas.openxmlformats.org/drawingml/2006/main" noChangeAspect="1"/>
             </wp:cNvGraphicFramePr>
@@ -14765,7 +14775,7 @@
                   <pic:spPr bwMode="auto">
                     <a:xfrm>
                       <a:off x="0" y="0"/>
-                      <a:ext cx="5334000" cy="2171700"/>
+                      <a:ext cx="5334000" cy="2667000"/>
                     </a:xfrm>
                     <a:prstGeom prst="rect">
                       <a:avLst/>
@@ -14801,7 +14811,7 @@
           <w:sz w:val="17"/>
           <w:szCs w:val="17"/>
         </w:rPr>
-        <w:t>A 240-page PDF asks for a page range.</w:t>
+        <w:t>A 240-page PDF: enter a page range, or read the whole document in parts.</w:t>
       </w:r>
     </w:p>
     <w:p>
@@ -14838,7 +14848,7 @@
           <w:noProof/>
         </w:rPr>
         <w:drawing>
-          <wp:inline distT="0" distB="0" distL="0" distR="0" wp14:anchorId="7CC75487" wp14:editId="0602C3BF">
+          <wp:inline distT="0" distB="0" distL="0" distR="0" wp14:anchorId="6624AA04" wp14:editId="279B5583">
             <wp:extent cx="5334000" cy="1752600"/>
             <wp:effectExtent l="0" t="0" r="0" b="0"/>
             <wp:docPr id="22" name="doc_autofill_running.jpg" descr="The AI is reading the document." title="The AI is reading the document."/>
@@ -14928,7 +14938,7 @@
         </w:rPr>
         <w:lastRenderedPageBreak/>
         <w:drawing>
-          <wp:inline distT="0" distB="0" distL="0" distR="0" wp14:anchorId="331C1DE0" wp14:editId="58B2E9A6">
+          <wp:inline distT="0" distB="0" distL="0" distR="0" wp14:anchorId="0D2C5850" wp14:editId="7944A0BE">
             <wp:extent cx="5334000" cy="4581525"/>
             <wp:effectExtent l="0" t="0" r="0" b="0"/>
             <wp:docPr id="23" name="doc_autofill_review.jpg" descr="The review screen: the draft, ready to check and edit." title="The review screen: the draft, ready to check and edit."/>
@@ -15018,7 +15028,7 @@
         </w:rPr>
         <w:lastRenderedPageBreak/>
         <w:drawing>
-          <wp:inline distT="0" distB="0" distL="0" distR="0" wp14:anchorId="62BA65E3" wp14:editId="23E3947A">
+          <wp:inline distT="0" distB="0" distL="0" distR="0" wp14:anchorId="58D79541" wp14:editId="6185BEBF">
             <wp:extent cx="5334000" cy="3838575"/>
             <wp:effectExtent l="0" t="0" r="0" b="0"/>
             <wp:docPr id="24" name="doc_autofill_section_d.jpg" descr="Section D: ratings and locators, all editable." title="Section D: ratings and locators, all editable."/>
@@ -15107,7 +15117,7 @@
           <w:noProof/>
         </w:rPr>
         <w:drawing>
-          <wp:inline distT="0" distB="0" distL="0" distR="0" wp14:anchorId="6CC3CC15" wp14:editId="2E793193">
+          <wp:inline distT="0" distB="0" distL="0" distR="0" wp14:anchorId="62F380F3" wp14:editId="32A6C2C5">
             <wp:extent cx="5334000" cy="3838575"/>
             <wp:effectExtent l="0" t="0" r="0" b="0"/>
             <wp:docPr id="25" name="doc_autofill_section_j.jpg" descr="Section J: quantitative metrics." title="Section J: quantitative metrics."/>
@@ -15547,7 +15557,7 @@
                 <w:sz w:val="19"/>
                 <w:szCs w:val="19"/>
               </w:rPr>
-              <w:t>Yes, up to 100 pages at a time (choose a page range for longer files).</w:t>
+              <w:t>Yes, up to 100 pages at a time; longer files by page range, or read whole in parts (up to 1,500 pages).</w:t>
             </w:r>
           </w:p>
         </w:tc>
@@ -15951,6 +15961,194 @@
         <w:spacing w:after="120"/>
       </w:pPr>
     </w:p>
+    <w:p>
+      <w:pPr>
+        <w:pStyle w:val="Heading3"/>
+      </w:pPr>
+      <w:r>
+        <w:t>Coding a very long document</w:t>
+      </w:r>
+    </w:p>
+    <w:p>
+      <w:pPr>
+        <w:spacing w:after="120" w:line="288" w:lineRule="auto"/>
+      </w:pPr>
+      <w:r>
+        <w:t>The AI can take in 100 pages at a time. A report of several hundred or a thousand pages therefore needs one of two approaches:</w:t>
+      </w:r>
+    </w:p>
+    <w:p>
+      <w:pPr>
+        <w:pStyle w:val="ListParagraph"/>
+        <w:numPr>
+          <w:ilvl w:val="0"/>
+          <w:numId w:val="2"/>
+        </w:numPr>
+        <w:spacing w:after="60" w:line="276" w:lineRule="auto"/>
+      </w:pPr>
+      <w:r>
+        <w:rPr>
+          <w:b/>
+          <w:bCs/>
+        </w:rPr>
+        <w:t>One record per chapter (recommended).</w:t>
+      </w:r>
+      <w:r>
+        <w:t xml:space="preserve"> Create a document record for each part you want coded, for example “NDS2 – Agriculture chapter”. Upload the same PDF to each, enter that part's page range, and review and submit each one. Each part gets its own DOC ID, its own coding and its own row in the Excel export.</w:t>
+      </w:r>
+    </w:p>
+    <w:p>
+      <w:pPr>
+        <w:pStyle w:val="ListParagraph"/>
+        <w:numPr>
+          <w:ilvl w:val="0"/>
+          <w:numId w:val="2"/>
+        </w:numPr>
+        <w:spacing w:after="60" w:line="276" w:lineRule="auto"/>
+      </w:pPr>
+      <w:r>
+        <w:rPr>
+          <w:b/>
+          <w:bCs/>
+        </w:rPr>
+        <w:t>Read the whole document in parts.</w:t>
+      </w:r>
+      <w:r>
+        <w:t xml:space="preserve"> Tick </w:t>
+      </w:r>
+      <w:r>
+        <w:rPr>
+          <w:b/>
+          <w:bCs/>
+        </w:rPr>
+        <w:t>Read the whole document in parts</w:t>
+      </w:r>
+      <w:r>
+        <w:t xml:space="preserve">. Leave </w:t>
+      </w:r>
+      <w:r>
+        <w:rPr>
+          <w:b/>
+          <w:bCs/>
+        </w:rPr>
+        <w:t>Pages to read</w:t>
+      </w:r>
+      <w:r>
+        <w:t xml:space="preserve"> empty for every page, or enter a longer range such as </w:t>
+      </w:r>
+      <w:r>
+        <w:rPr>
+          <w:rFonts w:ascii="Consolas" w:eastAsia="Consolas" w:hAnsi="Consolas" w:cs="Consolas"/>
+          <w:color w:val="122238"/>
+          <w:sz w:val="19"/>
+          <w:szCs w:val="19"/>
+        </w:rPr>
+        <w:t>1-600</w:t>
+      </w:r>
+      <w:r>
+        <w:t xml:space="preserve"> (up to 1,500 pages). The AI codes each part of about 80 pages, then combines them into one draft for the record. The screen tells you how many parts it will take and asks you to confirm, then shows progress (“Read part 3 of 8”, then “Combining the parts into one draft”). Expect roughly ten to thirty minutes, and you can leave the page.</w:t>
+      </w:r>
+    </w:p>
+    <w:p>
+      <w:pPr>
+        <w:spacing w:after="60"/>
+      </w:pPr>
+    </w:p>
+    <w:tbl>
+      <w:tblPr>
+        <w:tblW w:w="9412" w:type="dxa"/>
+        <w:tblBorders>
+          <w:top w:val="single" w:sz="2" w:space="0" w:color="FBF1E1"/>
+          <w:left w:val="single" w:sz="24" w:space="0" w:color="D9A441"/>
+          <w:bottom w:val="single" w:sz="2" w:space="0" w:color="FBF1E1"/>
+          <w:right w:val="single" w:sz="2" w:space="0" w:color="FBF1E1"/>
+          <w:insideH w:val="single" w:sz="4" w:space="0" w:color="FBF1E1"/>
+          <w:insideV w:val="single" w:sz="4" w:space="0" w:color="FBF1E1"/>
+        </w:tblBorders>
+        <w:tblCellMar>
+          <w:left w:w="10" w:type="dxa"/>
+          <w:right w:w="10" w:type="dxa"/>
+        </w:tblCellMar>
+        <w:tblLook w:val="04A0" w:firstRow="1" w:lastRow="0" w:firstColumn="1" w:lastColumn="0" w:noHBand="0" w:noVBand="1"/>
+      </w:tblPr>
+      <w:tblGrid>
+        <w:gridCol w:w="9412"/>
+      </w:tblGrid>
+      <w:tr>
+        <w:tblPrEx>
+          <w:tblCellMar>
+            <w:top w:w="0" w:type="dxa"/>
+            <w:bottom w:w="0" w:type="dxa"/>
+          </w:tblCellMar>
+        </w:tblPrEx>
+        <w:trPr>
+          <w:cantSplit/>
+        </w:trPr>
+        <w:tc>
+          <w:tcPr>
+            <w:tcW w:w="9412" w:type="dxa"/>
+            <w:shd w:val="clear" w:color="auto" w:fill="FBF1E1"/>
+            <w:tcMar>
+              <w:top w:w="100" w:type="dxa"/>
+              <w:left w:w="180" w:type="dxa"/>
+              <w:bottom w:w="100" w:type="dxa"/>
+              <w:right w:w="160" w:type="dxa"/>
+            </w:tcMar>
+          </w:tcPr>
+          <w:p>
+            <w:pPr>
+              <w:spacing w:after="40"/>
+            </w:pPr>
+            <w:r>
+              <w:rPr>
+                <w:b/>
+                <w:bCs/>
+                <w:sz w:val="20"/>
+                <w:szCs w:val="20"/>
+              </w:rPr>
+              <w:lastRenderedPageBreak/>
+              <w:t>A combined draft needs extra care</w:t>
+            </w:r>
+          </w:p>
+          <w:p>
+            <w:pPr>
+              <w:spacing w:after="40" w:line="264" w:lineRule="auto"/>
+            </w:pPr>
+            <w:r>
+              <w:rPr>
+                <w:sz w:val="19"/>
+                <w:szCs w:val="19"/>
+              </w:rPr>
+              <w:t>Because the ratings are judged across the parts rather than from every page at once, check the strength ratings (Sections D and H), the hypothesis codes (Section K) and the locators more carefully than for a single chapter. The draft states which pages it covers; confirm that this is the evidence unit you meant.</w:t>
+            </w:r>
+          </w:p>
+          <w:p>
+            <w:pPr>
+              <w:spacing w:after="40" w:line="264" w:lineRule="auto"/>
+            </w:pPr>
+            <w:r>
+              <w:rPr>
+                <w:sz w:val="19"/>
+                <w:szCs w:val="19"/>
+              </w:rPr>
+              <w:t>A whole-document read costs about the number of parts plus one times an ordinary draft. If any part fails, the whole draft fails and nothing is saved, so you never receive a coding that silently skipped pages.</w:t>
+            </w:r>
+          </w:p>
+          <w:p>
+            <w:pPr>
+              <w:spacing w:after="40" w:line="264" w:lineRule="auto"/>
+            </w:pPr>
+            <w:r>
+              <w:rPr>
+                <w:sz w:val="19"/>
+                <w:szCs w:val="19"/>
+              </w:rPr>
+              <w:t>Whether a whole-document coding is appropriate for a given source is a methodology decision for the PI; for a report that covers many topics, one record per chapter usually gives a sharper analysis.</w:t>
+            </w:r>
+          </w:p>
+        </w:tc>
+      </w:tr>
+    </w:tbl>
     <w:p>
       <w:pPr>
         <w:pStyle w:val="Heading3"/>
@@ -16148,7 +16346,7 @@
                 <w:sz w:val="19"/>
                 <w:szCs w:val="19"/>
               </w:rPr>
-              <w:t>Enter a page range of up to 100 pages.</w:t>
+              <w:t>Enter a page range of up to 100 pages, or tick Read the whole document in parts.</w:t>
             </w:r>
           </w:p>
         </w:tc>
@@ -16183,7 +16381,7 @@
                 <w:sz w:val="19"/>
                 <w:szCs w:val="19"/>
               </w:rPr>
-              <w:t>“The AI's answer was cut off…”</w:t>
+              <w:t>“…over the 1500-page ceiling…”</w:t>
             </w:r>
           </w:p>
         </w:tc>
@@ -16207,7 +16405,7 @@
                 <w:sz w:val="19"/>
                 <w:szCs w:val="19"/>
               </w:rPr>
-              <w:t>The range was too big to answer in one go.</w:t>
+              <w:t>The PDF is longer than the most that can be read in one draft.</w:t>
             </w:r>
           </w:p>
         </w:tc>
@@ -16231,7 +16429,7 @@
                 <w:sz w:val="19"/>
                 <w:szCs w:val="19"/>
               </w:rPr>
-              <w:t>Try a narrower range.</w:t>
+              <w:t>Enter a page range, or make one record per chapter.</w:t>
             </w:r>
           </w:p>
         </w:tc>
@@ -16265,6 +16463,169 @@
                 <w:sz w:val="19"/>
                 <w:szCs w:val="19"/>
               </w:rPr>
+              <w:t>“Read part 4 of 12” or “Combining the parts…”</w:t>
+            </w:r>
+          </w:p>
+        </w:tc>
+        <w:tc>
+          <w:tcPr>
+            <w:tcW w:w="3294" w:type="dxa"/>
+            <w:tcMar>
+              <w:top w:w="70" w:type="dxa"/>
+              <w:left w:w="110" w:type="dxa"/>
+              <w:bottom w:w="70" w:type="dxa"/>
+              <w:right w:w="110" w:type="dxa"/>
+            </w:tcMar>
+          </w:tcPr>
+          <w:p>
+            <w:pPr>
+              <w:spacing w:after="40"/>
+            </w:pPr>
+            <w:r>
+              <w:rPr>
+                <w:sz w:val="19"/>
+                <w:szCs w:val="19"/>
+              </w:rPr>
+              <w:t>A long document is being read in parts. Nothing is wrong.</w:t>
+            </w:r>
+          </w:p>
+        </w:tc>
+        <w:tc>
+          <w:tcPr>
+            <w:tcW w:w="3294" w:type="dxa"/>
+            <w:tcMar>
+              <w:top w:w="70" w:type="dxa"/>
+              <w:left w:w="110" w:type="dxa"/>
+              <w:bottom w:w="70" w:type="dxa"/>
+              <w:right w:w="110" w:type="dxa"/>
+            </w:tcMar>
+          </w:tcPr>
+          <w:p>
+            <w:pPr>
+              <w:spacing w:after="40"/>
+            </w:pPr>
+            <w:r>
+              <w:rPr>
+                <w:sz w:val="19"/>
+                <w:szCs w:val="19"/>
+              </w:rPr>
+              <w:t>Wait, or leave the page and come back.</w:t>
+            </w:r>
+          </w:p>
+        </w:tc>
+      </w:tr>
+      <w:tr>
+        <w:tblPrEx>
+          <w:tblCellMar>
+            <w:top w:w="0" w:type="dxa"/>
+            <w:bottom w:w="0" w:type="dxa"/>
+          </w:tblCellMar>
+        </w:tblPrEx>
+        <w:trPr>
+          <w:cantSplit/>
+        </w:trPr>
+        <w:tc>
+          <w:tcPr>
+            <w:tcW w:w="2824" w:type="dxa"/>
+            <w:shd w:val="clear" w:color="auto" w:fill="F8FAFB"/>
+            <w:tcMar>
+              <w:top w:w="70" w:type="dxa"/>
+              <w:left w:w="110" w:type="dxa"/>
+              <w:bottom w:w="70" w:type="dxa"/>
+              <w:right w:w="110" w:type="dxa"/>
+            </w:tcMar>
+          </w:tcPr>
+          <w:p>
+            <w:pPr>
+              <w:spacing w:after="40"/>
+            </w:pPr>
+            <w:r>
+              <w:rPr>
+                <w:sz w:val="19"/>
+                <w:szCs w:val="19"/>
+              </w:rPr>
+              <w:t>“The AI's answer was cut off…”</w:t>
+            </w:r>
+          </w:p>
+        </w:tc>
+        <w:tc>
+          <w:tcPr>
+            <w:tcW w:w="3294" w:type="dxa"/>
+            <w:shd w:val="clear" w:color="auto" w:fill="F8FAFB"/>
+            <w:tcMar>
+              <w:top w:w="70" w:type="dxa"/>
+              <w:left w:w="110" w:type="dxa"/>
+              <w:bottom w:w="70" w:type="dxa"/>
+              <w:right w:w="110" w:type="dxa"/>
+            </w:tcMar>
+          </w:tcPr>
+          <w:p>
+            <w:pPr>
+              <w:spacing w:after="40"/>
+            </w:pPr>
+            <w:r>
+              <w:rPr>
+                <w:sz w:val="19"/>
+                <w:szCs w:val="19"/>
+              </w:rPr>
+              <w:t>The range was too big to answer in one go.</w:t>
+            </w:r>
+          </w:p>
+        </w:tc>
+        <w:tc>
+          <w:tcPr>
+            <w:tcW w:w="3294" w:type="dxa"/>
+            <w:shd w:val="clear" w:color="auto" w:fill="F8FAFB"/>
+            <w:tcMar>
+              <w:top w:w="70" w:type="dxa"/>
+              <w:left w:w="110" w:type="dxa"/>
+              <w:bottom w:w="70" w:type="dxa"/>
+              <w:right w:w="110" w:type="dxa"/>
+            </w:tcMar>
+          </w:tcPr>
+          <w:p>
+            <w:pPr>
+              <w:spacing w:after="40"/>
+            </w:pPr>
+            <w:r>
+              <w:rPr>
+                <w:sz w:val="19"/>
+                <w:szCs w:val="19"/>
+              </w:rPr>
+              <w:t>Try a narrower range.</w:t>
+            </w:r>
+          </w:p>
+        </w:tc>
+      </w:tr>
+      <w:tr>
+        <w:tblPrEx>
+          <w:tblCellMar>
+            <w:top w:w="0" w:type="dxa"/>
+            <w:bottom w:w="0" w:type="dxa"/>
+          </w:tblCellMar>
+        </w:tblPrEx>
+        <w:trPr>
+          <w:cantSplit/>
+        </w:trPr>
+        <w:tc>
+          <w:tcPr>
+            <w:tcW w:w="2824" w:type="dxa"/>
+            <w:tcMar>
+              <w:top w:w="70" w:type="dxa"/>
+              <w:left w:w="110" w:type="dxa"/>
+              <w:bottom w:w="70" w:type="dxa"/>
+              <w:right w:w="110" w:type="dxa"/>
+            </w:tcMar>
+          </w:tcPr>
+          <w:p>
+            <w:pPr>
+              <w:spacing w:after="40"/>
+            </w:pPr>
+            <w:r>
+              <w:rPr>
+                <w:sz w:val="19"/>
+                <w:szCs w:val="19"/>
+              </w:rPr>
               <w:t>“A draft is already being generated”</w:t>
             </w:r>
           </w:p>
@@ -16311,7 +16672,7 @@
                 <w:sz w:val="19"/>
                 <w:szCs w:val="19"/>
               </w:rPr>
-              <w:t>Wait for it to finish (about five minutes).</w:t>
+              <w:t>Wait for it to finish (about five minutes; up to half an hour for a document read in parts).</w:t>
             </w:r>
           </w:p>
         </w:tc>
@@ -16646,7 +17007,7 @@
                 <w:sz w:val="19"/>
                 <w:szCs w:val="19"/>
               </w:rPr>
-              <w:t>Each draft is a paid request on the study's AI account. A short chapter costs little; a full 100 pages costs several times more. Choose the pages you need.</w:t>
+              <w:t>Each draft is a paid request on the study's AI account. A short chapter costs little; a full 100 pages costs several times more; a whole document read in parts costs about the number of parts plus one times an ordinary draft. Choose the pages you need.</w:t>
             </w:r>
           </w:p>
         </w:tc>
@@ -16657,7 +17018,6 @@
         <w:pStyle w:val="Heading3"/>
       </w:pPr>
       <w:r>
-        <w:lastRenderedPageBreak/>
         <w:t>Evidence standards</w:t>
       </w:r>
     </w:p>
@@ -16736,7 +17096,7 @@
         <w:pStyle w:val="Heading1"/>
         <w:pageBreakBefore/>
       </w:pPr>
-      <w:bookmarkStart w:id="28" w:name="_Toc240759020"/>
+      <w:bookmarkStart w:id="28" w:name="_Toc240767646"/>
       <w:r>
         <w:lastRenderedPageBreak/>
         <w:t>7. Scenarios</w:t>
@@ -17691,7 +18051,7 @@
         <w:pStyle w:val="Heading1"/>
         <w:pageBreakBefore/>
       </w:pPr>
-      <w:bookmarkStart w:id="29" w:name="_Toc240759021"/>
+      <w:bookmarkStart w:id="29" w:name="_Toc240767647"/>
       <w:r>
         <w:lastRenderedPageBreak/>
         <w:t>8. Practice exercises</w:t>
@@ -17710,7 +18070,7 @@
       <w:pPr>
         <w:pStyle w:val="Heading2"/>
       </w:pPr>
-      <w:bookmarkStart w:id="30" w:name="_Toc240759022"/>
+      <w:bookmarkStart w:id="30" w:name="_Toc240767648"/>
       <w:r>
         <w:t>Exercise 1 — Getting around (all RAs)</w:t>
       </w:r>
@@ -17777,7 +18137,7 @@
       <w:pPr>
         <w:pStyle w:val="Heading2"/>
       </w:pPr>
-      <w:bookmarkStart w:id="31" w:name="_Toc240759023"/>
+      <w:bookmarkStart w:id="31" w:name="_Toc240767649"/>
       <w:r>
         <w:t>Exercise 2 — A complete contact (Contact RAs)</w:t>
       </w:r>
@@ -17857,7 +18217,7 @@
       <w:pPr>
         <w:pStyle w:val="Heading2"/>
       </w:pPr>
-      <w:bookmarkStart w:id="32" w:name="_Toc240759024"/>
+      <w:bookmarkStart w:id="32" w:name="_Toc240767650"/>
       <w:r>
         <w:t>Exercise 3 — QA decisions (QA RAs)</w:t>
       </w:r>
@@ -17924,7 +18284,7 @@
       <w:pPr>
         <w:pStyle w:val="Heading2"/>
       </w:pPr>
-      <w:bookmarkStart w:id="33" w:name="_Toc240759025"/>
+      <w:bookmarkStart w:id="33" w:name="_Toc240767651"/>
       <w:r>
         <w:t>Exercise 4 — A KII record (KII RAs)</w:t>
       </w:r>
@@ -17991,7 +18351,7 @@
       <w:pPr>
         <w:pStyle w:val="Heading2"/>
       </w:pPr>
-      <w:bookmarkStart w:id="34" w:name="_Toc240759026"/>
+      <w:bookmarkStart w:id="34" w:name="_Toc240767652"/>
       <w:r>
         <w:t>Exercise 5 — A document (Documentary RAs)</w:t>
       </w:r>
@@ -18163,7 +18523,7 @@
         <w:pStyle w:val="Heading1"/>
         <w:pageBreakBefore/>
       </w:pPr>
-      <w:bookmarkStart w:id="35" w:name="_Toc240759027"/>
+      <w:bookmarkStart w:id="35" w:name="_Toc240767653"/>
       <w:r>
         <w:lastRenderedPageBreak/>
         <w:t>9. Daily checklists</w:t>
@@ -18174,7 +18534,7 @@
       <w:pPr>
         <w:pStyle w:val="Heading2"/>
       </w:pPr>
-      <w:bookmarkStart w:id="36" w:name="_Toc240759028"/>
+      <w:bookmarkStart w:id="36" w:name="_Toc240767654"/>
       <w:r>
         <w:t>Start of the day</w:t>
       </w:r>
@@ -18254,7 +18614,7 @@
       <w:pPr>
         <w:pStyle w:val="Heading2"/>
       </w:pPr>
-      <w:bookmarkStart w:id="37" w:name="_Toc240759029"/>
+      <w:bookmarkStart w:id="37" w:name="_Toc240767655"/>
       <w:r>
         <w:t>End of the day</w:t>
       </w:r>
@@ -18308,7 +18668,7 @@
       <w:pPr>
         <w:pStyle w:val="Heading2"/>
       </w:pPr>
-      <w:bookmarkStart w:id="38" w:name="_Toc240759030"/>
+      <w:bookmarkStart w:id="38" w:name="_Toc240767656"/>
       <w:r>
         <w:t>Troubleshooting</w:t>
       </w:r>
@@ -19171,7 +19531,7 @@
         <w:pStyle w:val="Heading1"/>
         <w:pageBreakBefore/>
       </w:pPr>
-      <w:bookmarkStart w:id="39" w:name="_Toc240759031"/>
+      <w:bookmarkStart w:id="39" w:name="_Toc240767657"/>
       <w:r>
         <w:lastRenderedPageBreak/>
         <w:t>10. Glossary</w:t>
@@ -20627,7 +20987,7 @@
                 <w:sz w:val="19"/>
                 <w:szCs w:val="19"/>
               </w:rPr>
-              <w:t>Administration mode</w:t>
+              <w:t>Read in parts</w:t>
             </w:r>
           </w:p>
         </w:tc>
@@ -20651,7 +21011,7 @@
                 <w:sz w:val="19"/>
                 <w:szCs w:val="19"/>
               </w:rPr>
-              <w:t>How the questionnaire was completed (codes 01–06).</w:t>
+              <w:t>Auto-fill option for a PDF over 100 pages: the AI codes each part of about 80 pages, then combines them into one draft.</w:t>
             </w:r>
           </w:p>
         </w:tc>
@@ -20685,7 +21045,7 @@
                 <w:sz w:val="19"/>
                 <w:szCs w:val="19"/>
               </w:rPr>
-              <w:t>Follow-up</w:t>
+              <w:t>Administration mode</w:t>
             </w:r>
           </w:p>
         </w:tc>
@@ -20708,7 +21068,7 @@
                 <w:sz w:val="19"/>
                 <w:szCs w:val="19"/>
               </w:rPr>
-              <w:t>An approved reminder due to be sent to an invited respondent (Day 2, Day 7).</w:t>
+              <w:t>How the questionnaire was completed (codes 01–06).</w:t>
             </w:r>
           </w:p>
         </w:tc>
@@ -20744,7 +21104,7 @@
                 <w:szCs w:val="19"/>
               </w:rPr>
               <w:lastRenderedPageBreak/>
-              <w:t>Withdrawal</w:t>
+              <w:t>Follow-up</w:t>
             </w:r>
           </w:p>
         </w:tc>
@@ -20768,7 +21128,7 @@
                 <w:sz w:val="19"/>
                 <w:szCs w:val="19"/>
               </w:rPr>
-              <w:t>A participant's request to stop taking part, recorded once in the portal.</w:t>
+              <w:t>An approved reminder due to be sent to an invited respondent (Day 2, Day 7).</w:t>
             </w:r>
           </w:p>
         </w:tc>
@@ -20802,7 +21162,7 @@
                 <w:sz w:val="19"/>
                 <w:szCs w:val="19"/>
               </w:rPr>
-              <w:t>Audit log</w:t>
+              <w:t>Withdrawal</w:t>
             </w:r>
           </w:p>
         </w:tc>
@@ -20825,7 +21185,7 @@
                 <w:sz w:val="19"/>
                 <w:szCs w:val="19"/>
               </w:rPr>
-              <w:t>The permanent record of every sensitive action and who took it.</w:t>
+              <w:t>A participant's request to stop taking part, recorded once in the portal.</w:t>
             </w:r>
           </w:p>
         </w:tc>
@@ -20860,7 +21220,7 @@
                 <w:sz w:val="19"/>
                 <w:szCs w:val="19"/>
               </w:rPr>
-              <w:t>Data lock</w:t>
+              <w:t>Audit log</w:t>
             </w:r>
           </w:p>
         </w:tc>
@@ -20884,6 +21244,63 @@
                 <w:sz w:val="19"/>
                 <w:szCs w:val="19"/>
               </w:rPr>
+              <w:t>The permanent record of every sensitive action and who took it.</w:t>
+            </w:r>
+          </w:p>
+        </w:tc>
+      </w:tr>
+      <w:tr>
+        <w:tblPrEx>
+          <w:tblCellMar>
+            <w:top w:w="0" w:type="dxa"/>
+            <w:bottom w:w="0" w:type="dxa"/>
+          </w:tblCellMar>
+        </w:tblPrEx>
+        <w:trPr>
+          <w:cantSplit/>
+        </w:trPr>
+        <w:tc>
+          <w:tcPr>
+            <w:tcW w:w="2353" w:type="dxa"/>
+            <w:tcMar>
+              <w:top w:w="70" w:type="dxa"/>
+              <w:left w:w="110" w:type="dxa"/>
+              <w:bottom w:w="70" w:type="dxa"/>
+              <w:right w:w="110" w:type="dxa"/>
+            </w:tcMar>
+          </w:tcPr>
+          <w:p>
+            <w:pPr>
+              <w:spacing w:after="40"/>
+            </w:pPr>
+            <w:r>
+              <w:rPr>
+                <w:sz w:val="19"/>
+                <w:szCs w:val="19"/>
+              </w:rPr>
+              <w:t>Data lock</w:t>
+            </w:r>
+          </w:p>
+        </w:tc>
+        <w:tc>
+          <w:tcPr>
+            <w:tcW w:w="7059" w:type="dxa"/>
+            <w:tcMar>
+              <w:top w:w="70" w:type="dxa"/>
+              <w:left w:w="110" w:type="dxa"/>
+              <w:bottom w:w="70" w:type="dxa"/>
+              <w:right w:w="110" w:type="dxa"/>
+            </w:tcMar>
+          </w:tcPr>
+          <w:p>
+            <w:pPr>
+              <w:spacing w:after="40"/>
+            </w:pPr>
+            <w:r>
+              <w:rPr>
+                <w:sz w:val="19"/>
+                <w:szCs w:val="19"/>
+              </w:rPr>
               <w:t>30 November 2026 — the date fieldwork data is frozen for analysis.</w:t>
             </w:r>
           </w:p>
@@ -20900,7 +21317,7 @@
         <w:pStyle w:val="Heading1"/>
         <w:pageBreakBefore/>
       </w:pPr>
-      <w:bookmarkStart w:id="40" w:name="_Toc240759032"/>
+      <w:bookmarkStart w:id="40" w:name="_Toc240767658"/>
       <w:r>
         <w:lastRenderedPageBreak/>
         <w:t>11. Confidentiality and conduct declaration</w:t>
@@ -21386,7 +21803,7 @@
         <w:sz w:val="16"/>
         <w:szCs w:val="16"/>
       </w:rPr>
-      <w:t>Version 1.2 · 20 September 2026</w:t>
+      <w:t>Version 1.3 · 20 September 2026</w:t>
     </w:r>
     <w:r>
       <w:rPr>
@@ -21559,10 +21976,10 @@
 <file path=word/numbering.xml><?xml version="1.0" encoding="utf-8"?>
 <w:numbering xmlns:wpc="http://schemas.microsoft.com/office/word/2010/wordprocessingCanvas" xmlns:cx="http://schemas.microsoft.com/office/drawing/2014/chartex" xmlns:cx1="http://schemas.microsoft.com/office/drawing/2015/9/8/chartex" xmlns:cx2="http://schemas.microsoft.com/office/drawing/2015/10/21/chartex" xmlns:cx3="http://schemas.microsoft.com/office/drawing/2016/5/9/chartex" xmlns:cx4="http://schemas.microsoft.com/office/drawing/2016/5/10/chartex" xmlns:cx5="http://schemas.microsoft.com/office/drawing/2016/5/11/chartex" xmlns:cx6="http://schemas.microsoft.com/office/drawing/2016/5/12/chartex" xmlns:cx7="http://schemas.microsoft.com/office/drawing/2016/5/13/chartex" xmlns:cx8="http://schemas.microsoft.com/office/drawing/2016/5/14/chartex" xmlns:mc="http://schemas.openxmlformats.org/markup-compatibility/2006" xmlns:aink="http://schemas.microsoft.com/office/drawing/2016/ink" xmlns:am3d="http://schemas.microsoft.com/office/drawing/2017/model3d" xmlns:o="urn:schemas-microsoft-com:office:office" xmlns:oel="http://schemas.microsoft.com/office/2019/extlst" xmlns:r="http://schemas.openxmlformats.org/officeDocument/2006/relationships" xmlns:m="http://schemas.openxmlformats.org/officeDocument/2006/math" xmlns:v="urn:schemas-microsoft-com:vml" xmlns:wp14="http://schemas.microsoft.com/office/word/2010/wordprocessingDrawing" xmlns:wp="http://schemas.openxmlformats.org/drawingml/2006/wordprocessingDrawing" xmlns:w10="urn:schemas-microsoft-com:office:word" xmlns:w="http://schemas.openxmlformats.org/wordprocessingml/2006/main" xmlns:w14="http://schemas.microsoft.com/office/word/2010/wordml" xmlns:w15="http://schemas.microsoft.com/office/word/2012/wordml" xmlns:w16cex="http://schemas.microsoft.com/office/word/2018/wordml/cex" xmlns:w16cid="http://schemas.microsoft.com/office/word/2016/wordml/cid" xmlns:w16="http://schemas.microsoft.com/office/word/2018/wordml" xmlns:w16sdtdh="http://schemas.microsoft.com/office/word/2020/wordml/sdtdatahash" xmlns:w16se="http://schemas.microsoft.com/office/word/2015/wordml/symex" xmlns:wpg="http://schemas.microsoft.com/office/word/2010/wordprocessingGroup" xmlns:wpi="http://schemas.microsoft.com/office/word/2010/wordprocessingInk" xmlns:wne="http://schemas.microsoft.com/office/word/2006/wordml" xmlns:wps="http://schemas.microsoft.com/office/word/2010/wordprocessingShape" mc:Ignorable="w14 w15 w16se w16cid w16 w16cex w16sdtdh wp14">
   <w:abstractNum w:abstractNumId="0" w15:restartNumberingAfterBreak="0">
-    <w:nsid w:val="02C03B36"/>
+    <w:nsid w:val="04141A35"/>
     <w:multiLevelType w:val="hybridMultilevel"/>
-    <w:tmpl w:val="6A920452"/>
-    <w:lvl w:ilvl="0" w:tplc="04A0EBB0">
+    <w:tmpl w:val="231417EC"/>
+    <w:lvl w:ilvl="0" w:tplc="FEB8751A">
       <w:start w:val="1"/>
       <w:numFmt w:val="decimal"/>
       <w:lvlText w:val="%1."/>
@@ -21576,52 +21993,52 @@
         <w:color w:val="A67C27"/>
       </w:rPr>
     </w:lvl>
-    <w:lvl w:ilvl="1" w:tplc="75687412">
+    <w:lvl w:ilvl="1" w:tplc="C23CF2FA">
       <w:numFmt w:val="decimal"/>
       <w:lvlText w:val=""/>
       <w:lvlJc w:val="left"/>
     </w:lvl>
-    <w:lvl w:ilvl="2" w:tplc="4DB44006">
+    <w:lvl w:ilvl="2" w:tplc="123C07CC">
       <w:numFmt w:val="decimal"/>
       <w:lvlText w:val=""/>
       <w:lvlJc w:val="left"/>
     </w:lvl>
-    <w:lvl w:ilvl="3" w:tplc="78A003DC">
+    <w:lvl w:ilvl="3" w:tplc="6D583F26">
       <w:numFmt w:val="decimal"/>
       <w:lvlText w:val=""/>
       <w:lvlJc w:val="left"/>
     </w:lvl>
-    <w:lvl w:ilvl="4" w:tplc="6A42C2A8">
+    <w:lvl w:ilvl="4" w:tplc="E5242518">
       <w:numFmt w:val="decimal"/>
       <w:lvlText w:val=""/>
       <w:lvlJc w:val="left"/>
     </w:lvl>
-    <w:lvl w:ilvl="5" w:tplc="5238B920">
+    <w:lvl w:ilvl="5" w:tplc="93DA7BB4">
       <w:numFmt w:val="decimal"/>
       <w:lvlText w:val=""/>
       <w:lvlJc w:val="left"/>
     </w:lvl>
-    <w:lvl w:ilvl="6" w:tplc="A732A3E4">
+    <w:lvl w:ilvl="6" w:tplc="106C3A5C">
       <w:numFmt w:val="decimal"/>
       <w:lvlText w:val=""/>
       <w:lvlJc w:val="left"/>
     </w:lvl>
-    <w:lvl w:ilvl="7" w:tplc="C910ECD4">
+    <w:lvl w:ilvl="7" w:tplc="31445700">
       <w:numFmt w:val="decimal"/>
       <w:lvlText w:val=""/>
       <w:lvlJc w:val="left"/>
     </w:lvl>
-    <w:lvl w:ilvl="8" w:tplc="469C65B2">
+    <w:lvl w:ilvl="8" w:tplc="FF4A4398">
       <w:numFmt w:val="decimal"/>
       <w:lvlText w:val=""/>
       <w:lvlJc w:val="left"/>
     </w:lvl>
   </w:abstractNum>
   <w:abstractNum w:abstractNumId="1" w15:restartNumberingAfterBreak="0">
-    <w:nsid w:val="041669E6"/>
+    <w:nsid w:val="0D616548"/>
     <w:multiLevelType w:val="hybridMultilevel"/>
-    <w:tmpl w:val="E3745542"/>
-    <w:lvl w:ilvl="0" w:tplc="4438AC44">
+    <w:tmpl w:val="8A7C4BE8"/>
+    <w:lvl w:ilvl="0" w:tplc="87C05D5C">
       <w:start w:val="1"/>
       <w:numFmt w:val="decimal"/>
       <w:lvlText w:val="%1."/>
@@ -21635,52 +22052,52 @@
         <w:color w:val="A67C27"/>
       </w:rPr>
     </w:lvl>
-    <w:lvl w:ilvl="1" w:tplc="417A7222">
+    <w:lvl w:ilvl="1" w:tplc="252E9BB8">
       <w:numFmt w:val="decimal"/>
       <w:lvlText w:val=""/>
       <w:lvlJc w:val="left"/>
     </w:lvl>
-    <w:lvl w:ilvl="2" w:tplc="1C426658">
+    <w:lvl w:ilvl="2" w:tplc="4DB0C116">
       <w:numFmt w:val="decimal"/>
       <w:lvlText w:val=""/>
       <w:lvlJc w:val="left"/>
     </w:lvl>
-    <w:lvl w:ilvl="3" w:tplc="D78CC9B8">
+    <w:lvl w:ilvl="3" w:tplc="E176167C">
       <w:numFmt w:val="decimal"/>
       <w:lvlText w:val=""/>
       <w:lvlJc w:val="left"/>
     </w:lvl>
-    <w:lvl w:ilvl="4" w:tplc="3C10C136">
+    <w:lvl w:ilvl="4" w:tplc="0F14C8A0">
       <w:numFmt w:val="decimal"/>
       <w:lvlText w:val=""/>
       <w:lvlJc w:val="left"/>
     </w:lvl>
-    <w:lvl w:ilvl="5" w:tplc="C6C64636">
+    <w:lvl w:ilvl="5" w:tplc="4B8823F0">
       <w:numFmt w:val="decimal"/>
       <w:lvlText w:val=""/>
       <w:lvlJc w:val="left"/>
     </w:lvl>
-    <w:lvl w:ilvl="6" w:tplc="F934C0AC">
+    <w:lvl w:ilvl="6" w:tplc="16A055CE">
       <w:numFmt w:val="decimal"/>
       <w:lvlText w:val=""/>
       <w:lvlJc w:val="left"/>
     </w:lvl>
-    <w:lvl w:ilvl="7" w:tplc="24206BA6">
+    <w:lvl w:ilvl="7" w:tplc="26A037C8">
       <w:numFmt w:val="decimal"/>
       <w:lvlText w:val=""/>
       <w:lvlJc w:val="left"/>
     </w:lvl>
-    <w:lvl w:ilvl="8" w:tplc="20AEFDDC">
+    <w:lvl w:ilvl="8" w:tplc="8326D0F2">
       <w:numFmt w:val="decimal"/>
       <w:lvlText w:val=""/>
       <w:lvlJc w:val="left"/>
     </w:lvl>
   </w:abstractNum>
   <w:abstractNum w:abstractNumId="2" w15:restartNumberingAfterBreak="0">
-    <w:nsid w:val="06534D21"/>
+    <w:nsid w:val="0E341FCD"/>
     <w:multiLevelType w:val="hybridMultilevel"/>
-    <w:tmpl w:val="5D32A28A"/>
-    <w:lvl w:ilvl="0" w:tplc="28DE1532">
+    <w:tmpl w:val="86EC949C"/>
+    <w:lvl w:ilvl="0" w:tplc="B30A3616">
       <w:start w:val="1"/>
       <w:numFmt w:val="decimal"/>
       <w:lvlText w:val="%1."/>
@@ -21694,52 +22111,52 @@
         <w:color w:val="A67C27"/>
       </w:rPr>
     </w:lvl>
-    <w:lvl w:ilvl="1" w:tplc="78C48C60">
+    <w:lvl w:ilvl="1" w:tplc="4D32C730">
       <w:numFmt w:val="decimal"/>
       <w:lvlText w:val=""/>
       <w:lvlJc w:val="left"/>
     </w:lvl>
-    <w:lvl w:ilvl="2" w:tplc="A8DED3F2">
+    <w:lvl w:ilvl="2" w:tplc="2DF43B4A">
       <w:numFmt w:val="decimal"/>
       <w:lvlText w:val=""/>
       <w:lvlJc w:val="left"/>
     </w:lvl>
-    <w:lvl w:ilvl="3" w:tplc="9BC8F71A">
+    <w:lvl w:ilvl="3" w:tplc="047E9ED6">
       <w:numFmt w:val="decimal"/>
       <w:lvlText w:val=""/>
       <w:lvlJc w:val="left"/>
     </w:lvl>
-    <w:lvl w:ilvl="4" w:tplc="33F6EF04">
+    <w:lvl w:ilvl="4" w:tplc="1EE6DCD6">
       <w:numFmt w:val="decimal"/>
       <w:lvlText w:val=""/>
       <w:lvlJc w:val="left"/>
     </w:lvl>
-    <w:lvl w:ilvl="5" w:tplc="0AE2B99E">
+    <w:lvl w:ilvl="5" w:tplc="8E3AEAFC">
       <w:numFmt w:val="decimal"/>
       <w:lvlText w:val=""/>
       <w:lvlJc w:val="left"/>
     </w:lvl>
-    <w:lvl w:ilvl="6" w:tplc="9C74AE74">
+    <w:lvl w:ilvl="6" w:tplc="46A8EADA">
       <w:numFmt w:val="decimal"/>
       <w:lvlText w:val=""/>
       <w:lvlJc w:val="left"/>
     </w:lvl>
-    <w:lvl w:ilvl="7" w:tplc="0AACA608">
+    <w:lvl w:ilvl="7" w:tplc="4D121BB4">
       <w:numFmt w:val="decimal"/>
       <w:lvlText w:val=""/>
       <w:lvlJc w:val="left"/>
     </w:lvl>
-    <w:lvl w:ilvl="8" w:tplc="16A2CE6C">
+    <w:lvl w:ilvl="8" w:tplc="0C6E43EC">
       <w:numFmt w:val="decimal"/>
       <w:lvlText w:val=""/>
       <w:lvlJc w:val="left"/>
     </w:lvl>
   </w:abstractNum>
   <w:abstractNum w:abstractNumId="3" w15:restartNumberingAfterBreak="0">
-    <w:nsid w:val="0AEF1D0D"/>
+    <w:nsid w:val="1139630A"/>
     <w:multiLevelType w:val="hybridMultilevel"/>
-    <w:tmpl w:val="8B2C7E2C"/>
-    <w:lvl w:ilvl="0" w:tplc="DB7CA342">
+    <w:tmpl w:val="93D002F4"/>
+    <w:lvl w:ilvl="0" w:tplc="BE30B6C2">
       <w:start w:val="1"/>
       <w:numFmt w:val="decimal"/>
       <w:lvlText w:val="%1."/>
@@ -21753,52 +22170,52 @@
         <w:color w:val="A67C27"/>
       </w:rPr>
     </w:lvl>
-    <w:lvl w:ilvl="1" w:tplc="CB96C562">
+    <w:lvl w:ilvl="1" w:tplc="DA9C2090">
       <w:numFmt w:val="decimal"/>
       <w:lvlText w:val=""/>
       <w:lvlJc w:val="left"/>
     </w:lvl>
-    <w:lvl w:ilvl="2" w:tplc="DE4A7976">
+    <w:lvl w:ilvl="2" w:tplc="7FEE6CA4">
       <w:numFmt w:val="decimal"/>
       <w:lvlText w:val=""/>
       <w:lvlJc w:val="left"/>
     </w:lvl>
-    <w:lvl w:ilvl="3" w:tplc="42BEFB78">
+    <w:lvl w:ilvl="3" w:tplc="34527B06">
       <w:numFmt w:val="decimal"/>
       <w:lvlText w:val=""/>
       <w:lvlJc w:val="left"/>
     </w:lvl>
-    <w:lvl w:ilvl="4" w:tplc="F54E5328">
+    <w:lvl w:ilvl="4" w:tplc="36B64C02">
       <w:numFmt w:val="decimal"/>
       <w:lvlText w:val=""/>
       <w:lvlJc w:val="left"/>
     </w:lvl>
-    <w:lvl w:ilvl="5" w:tplc="865C1746">
+    <w:lvl w:ilvl="5" w:tplc="4B6A8E96">
       <w:numFmt w:val="decimal"/>
       <w:lvlText w:val=""/>
       <w:lvlJc w:val="left"/>
     </w:lvl>
-    <w:lvl w:ilvl="6" w:tplc="5C709DA0">
+    <w:lvl w:ilvl="6" w:tplc="9C923446">
       <w:numFmt w:val="decimal"/>
       <w:lvlText w:val=""/>
       <w:lvlJc w:val="left"/>
     </w:lvl>
-    <w:lvl w:ilvl="7" w:tplc="79F88D30">
+    <w:lvl w:ilvl="7" w:tplc="A9E43424">
       <w:numFmt w:val="decimal"/>
       <w:lvlText w:val=""/>
       <w:lvlJc w:val="left"/>
     </w:lvl>
-    <w:lvl w:ilvl="8" w:tplc="DC60F2EE">
+    <w:lvl w:ilvl="8" w:tplc="A8F4296E">
       <w:numFmt w:val="decimal"/>
       <w:lvlText w:val=""/>
       <w:lvlJc w:val="left"/>
     </w:lvl>
   </w:abstractNum>
   <w:abstractNum w:abstractNumId="4" w15:restartNumberingAfterBreak="0">
-    <w:nsid w:val="0D0E10D5"/>
+    <w:nsid w:val="1DA1527E"/>
     <w:multiLevelType w:val="hybridMultilevel"/>
-    <w:tmpl w:val="E6304B1C"/>
-    <w:lvl w:ilvl="0" w:tplc="FF3C6FF2">
+    <w:tmpl w:val="DBE20A96"/>
+    <w:lvl w:ilvl="0" w:tplc="7C682A78">
       <w:start w:val="1"/>
       <w:numFmt w:val="decimal"/>
       <w:lvlText w:val="%1."/>
@@ -21812,52 +22229,52 @@
         <w:color w:val="A67C27"/>
       </w:rPr>
     </w:lvl>
-    <w:lvl w:ilvl="1" w:tplc="01DA556E">
+    <w:lvl w:ilvl="1" w:tplc="85301FF0">
       <w:numFmt w:val="decimal"/>
       <w:lvlText w:val=""/>
       <w:lvlJc w:val="left"/>
     </w:lvl>
-    <w:lvl w:ilvl="2" w:tplc="EE0CECFA">
+    <w:lvl w:ilvl="2" w:tplc="9932BDD6">
       <w:numFmt w:val="decimal"/>
       <w:lvlText w:val=""/>
       <w:lvlJc w:val="left"/>
     </w:lvl>
-    <w:lvl w:ilvl="3" w:tplc="F6780C24">
+    <w:lvl w:ilvl="3" w:tplc="4B4AE272">
       <w:numFmt w:val="decimal"/>
       <w:lvlText w:val=""/>
       <w:lvlJc w:val="left"/>
     </w:lvl>
-    <w:lvl w:ilvl="4" w:tplc="08DE7C82">
+    <w:lvl w:ilvl="4" w:tplc="B79A15AE">
       <w:numFmt w:val="decimal"/>
       <w:lvlText w:val=""/>
       <w:lvlJc w:val="left"/>
     </w:lvl>
-    <w:lvl w:ilvl="5" w:tplc="2732F26C">
+    <w:lvl w:ilvl="5" w:tplc="251C1612">
       <w:numFmt w:val="decimal"/>
       <w:lvlText w:val=""/>
       <w:lvlJc w:val="left"/>
     </w:lvl>
-    <w:lvl w:ilvl="6" w:tplc="99B2D1DE">
+    <w:lvl w:ilvl="6" w:tplc="0F42A086">
       <w:numFmt w:val="decimal"/>
       <w:lvlText w:val=""/>
       <w:lvlJc w:val="left"/>
     </w:lvl>
-    <w:lvl w:ilvl="7" w:tplc="B948785C">
+    <w:lvl w:ilvl="7" w:tplc="E592D5EC">
       <w:numFmt w:val="decimal"/>
       <w:lvlText w:val=""/>
       <w:lvlJc w:val="left"/>
     </w:lvl>
-    <w:lvl w:ilvl="8" w:tplc="F6BC3EC4">
+    <w:lvl w:ilvl="8" w:tplc="6E0A0D70">
       <w:numFmt w:val="decimal"/>
       <w:lvlText w:val=""/>
       <w:lvlJc w:val="left"/>
     </w:lvl>
   </w:abstractNum>
   <w:abstractNum w:abstractNumId="5" w15:restartNumberingAfterBreak="0">
-    <w:nsid w:val="126F4F01"/>
+    <w:nsid w:val="208666DF"/>
     <w:multiLevelType w:val="hybridMultilevel"/>
-    <w:tmpl w:val="5BFC4DF4"/>
-    <w:lvl w:ilvl="0" w:tplc="203C04D2">
+    <w:tmpl w:val="7A56BF20"/>
+    <w:lvl w:ilvl="0" w:tplc="CAB40DC6">
       <w:start w:val="1"/>
       <w:numFmt w:val="decimal"/>
       <w:lvlText w:val="%1."/>
@@ -21871,52 +22288,52 @@
         <w:color w:val="A67C27"/>
       </w:rPr>
     </w:lvl>
-    <w:lvl w:ilvl="1" w:tplc="6510A776">
+    <w:lvl w:ilvl="1" w:tplc="B9BAB720">
       <w:numFmt w:val="decimal"/>
       <w:lvlText w:val=""/>
       <w:lvlJc w:val="left"/>
     </w:lvl>
-    <w:lvl w:ilvl="2" w:tplc="CDDE4258">
+    <w:lvl w:ilvl="2" w:tplc="EED6165E">
       <w:numFmt w:val="decimal"/>
       <w:lvlText w:val=""/>
       <w:lvlJc w:val="left"/>
     </w:lvl>
-    <w:lvl w:ilvl="3" w:tplc="AF62D40C">
+    <w:lvl w:ilvl="3" w:tplc="5C30268A">
       <w:numFmt w:val="decimal"/>
       <w:lvlText w:val=""/>
       <w:lvlJc w:val="left"/>
     </w:lvl>
-    <w:lvl w:ilvl="4" w:tplc="66A076CA">
+    <w:lvl w:ilvl="4" w:tplc="F43C605C">
       <w:numFmt w:val="decimal"/>
       <w:lvlText w:val=""/>
       <w:lvlJc w:val="left"/>
     </w:lvl>
-    <w:lvl w:ilvl="5" w:tplc="97EE2532">
+    <w:lvl w:ilvl="5" w:tplc="32BA9858">
       <w:numFmt w:val="decimal"/>
       <w:lvlText w:val=""/>
       <w:lvlJc w:val="left"/>
     </w:lvl>
-    <w:lvl w:ilvl="6" w:tplc="66EE4142">
+    <w:lvl w:ilvl="6" w:tplc="FF562FA4">
       <w:numFmt w:val="decimal"/>
       <w:lvlText w:val=""/>
       <w:lvlJc w:val="left"/>
     </w:lvl>
-    <w:lvl w:ilvl="7" w:tplc="04B6F66E">
+    <w:lvl w:ilvl="7" w:tplc="0CD21720">
       <w:numFmt w:val="decimal"/>
       <w:lvlText w:val=""/>
       <w:lvlJc w:val="left"/>
     </w:lvl>
-    <w:lvl w:ilvl="8" w:tplc="708AD95E">
+    <w:lvl w:ilvl="8" w:tplc="95BCFCD6">
       <w:numFmt w:val="decimal"/>
       <w:lvlText w:val=""/>
       <w:lvlJc w:val="left"/>
     </w:lvl>
   </w:abstractNum>
   <w:abstractNum w:abstractNumId="6" w15:restartNumberingAfterBreak="0">
-    <w:nsid w:val="19F46DA9"/>
+    <w:nsid w:val="22CD419B"/>
     <w:multiLevelType w:val="hybridMultilevel"/>
-    <w:tmpl w:val="79009030"/>
-    <w:lvl w:ilvl="0" w:tplc="1716F4E0">
+    <w:tmpl w:val="48C4EECE"/>
+    <w:lvl w:ilvl="0" w:tplc="E368969A">
       <w:start w:val="1"/>
       <w:numFmt w:val="decimal"/>
       <w:lvlText w:val="%1."/>
@@ -21930,110 +22347,111 @@
         <w:color w:val="A67C27"/>
       </w:rPr>
     </w:lvl>
-    <w:lvl w:ilvl="1" w:tplc="CDACF9D8">
+    <w:lvl w:ilvl="1" w:tplc="194616CA">
       <w:numFmt w:val="decimal"/>
       <w:lvlText w:val=""/>
       <w:lvlJc w:val="left"/>
     </w:lvl>
-    <w:lvl w:ilvl="2" w:tplc="7AEACDEA">
+    <w:lvl w:ilvl="2" w:tplc="8738FC6A">
       <w:numFmt w:val="decimal"/>
       <w:lvlText w:val=""/>
       <w:lvlJc w:val="left"/>
     </w:lvl>
-    <w:lvl w:ilvl="3" w:tplc="24A41ED0">
+    <w:lvl w:ilvl="3" w:tplc="1FDCB8C6">
       <w:numFmt w:val="decimal"/>
       <w:lvlText w:val=""/>
       <w:lvlJc w:val="left"/>
     </w:lvl>
-    <w:lvl w:ilvl="4" w:tplc="54500074">
+    <w:lvl w:ilvl="4" w:tplc="3C364B14">
       <w:numFmt w:val="decimal"/>
       <w:lvlText w:val=""/>
       <w:lvlJc w:val="left"/>
     </w:lvl>
-    <w:lvl w:ilvl="5" w:tplc="BAF85396">
+    <w:lvl w:ilvl="5" w:tplc="908E3858">
       <w:numFmt w:val="decimal"/>
       <w:lvlText w:val=""/>
       <w:lvlJc w:val="left"/>
     </w:lvl>
-    <w:lvl w:ilvl="6" w:tplc="2424D0E4">
+    <w:lvl w:ilvl="6" w:tplc="F392B426">
       <w:numFmt w:val="decimal"/>
       <w:lvlText w:val=""/>
       <w:lvlJc w:val="left"/>
     </w:lvl>
-    <w:lvl w:ilvl="7" w:tplc="38128148">
+    <w:lvl w:ilvl="7" w:tplc="CD548FF8">
       <w:numFmt w:val="decimal"/>
       <w:lvlText w:val=""/>
       <w:lvlJc w:val="left"/>
     </w:lvl>
-    <w:lvl w:ilvl="8" w:tplc="466282B4">
+    <w:lvl w:ilvl="8" w:tplc="BAE68170">
       <w:numFmt w:val="decimal"/>
       <w:lvlText w:val=""/>
       <w:lvlJc w:val="left"/>
     </w:lvl>
   </w:abstractNum>
   <w:abstractNum w:abstractNumId="7" w15:restartNumberingAfterBreak="0">
-    <w:nsid w:val="22B11DA8"/>
+    <w:nsid w:val="239D7C2D"/>
     <w:multiLevelType w:val="hybridMultilevel"/>
-    <w:tmpl w:val="B99C2394"/>
-    <w:lvl w:ilvl="0" w:tplc="31EE0474">
+    <w:tmpl w:val="16F63A66"/>
+    <w:lvl w:ilvl="0" w:tplc="D17E8574">
       <w:start w:val="1"/>
-      <w:numFmt w:val="bullet"/>
-      <w:lvlText w:val="•"/>
+      <w:numFmt w:val="decimal"/>
+      <w:lvlText w:val="%1."/>
       <w:lvlJc w:val="left"/>
       <w:pPr>
-        <w:ind w:left="460" w:hanging="280"/>
-      </w:pPr>
+        <w:ind w:left="460" w:hanging="360"/>
+      </w:pPr>
+      <w:rPr>
+        <w:b/>
+        <w:bCs/>
+        <w:color w:val="A67C27"/>
+      </w:rPr>
     </w:lvl>
-    <w:lvl w:ilvl="1" w:tplc="3DB8504C">
-      <w:start w:val="1"/>
-      <w:numFmt w:val="bullet"/>
-      <w:lvlText w:val="–"/>
-      <w:lvlJc w:val="left"/>
-      <w:pPr>
-        <w:ind w:left="900" w:hanging="280"/>
-      </w:pPr>
-    </w:lvl>
-    <w:lvl w:ilvl="2" w:tplc="DA92D002">
+    <w:lvl w:ilvl="1" w:tplc="249E253E">
       <w:numFmt w:val="decimal"/>
       <w:lvlText w:val=""/>
       <w:lvlJc w:val="left"/>
     </w:lvl>
-    <w:lvl w:ilvl="3" w:tplc="826275B6">
+    <w:lvl w:ilvl="2" w:tplc="0FE2BF2A">
       <w:numFmt w:val="decimal"/>
       <w:lvlText w:val=""/>
       <w:lvlJc w:val="left"/>
     </w:lvl>
-    <w:lvl w:ilvl="4" w:tplc="58949194">
+    <w:lvl w:ilvl="3" w:tplc="66B46D88">
       <w:numFmt w:val="decimal"/>
       <w:lvlText w:val=""/>
       <w:lvlJc w:val="left"/>
     </w:lvl>
-    <w:lvl w:ilvl="5" w:tplc="799AAB84">
+    <w:lvl w:ilvl="4" w:tplc="75A6DD62">
       <w:numFmt w:val="decimal"/>
       <w:lvlText w:val=""/>
       <w:lvlJc w:val="left"/>
     </w:lvl>
-    <w:lvl w:ilvl="6" w:tplc="6832E22E">
+    <w:lvl w:ilvl="5" w:tplc="A9D6EE44">
       <w:numFmt w:val="decimal"/>
       <w:lvlText w:val=""/>
       <w:lvlJc w:val="left"/>
     </w:lvl>
-    <w:lvl w:ilvl="7" w:tplc="7D7A46E0">
+    <w:lvl w:ilvl="6" w:tplc="317E1C56">
       <w:numFmt w:val="decimal"/>
       <w:lvlText w:val=""/>
       <w:lvlJc w:val="left"/>
     </w:lvl>
-    <w:lvl w:ilvl="8" w:tplc="80EA238E">
+    <w:lvl w:ilvl="7" w:tplc="7B2A5B6C">
+      <w:numFmt w:val="decimal"/>
+      <w:lvlText w:val=""/>
+      <w:lvlJc w:val="left"/>
+    </w:lvl>
+    <w:lvl w:ilvl="8" w:tplc="B868FBBE">
       <w:numFmt w:val="decimal"/>
       <w:lvlText w:val=""/>
       <w:lvlJc w:val="left"/>
     </w:lvl>
   </w:abstractNum>
   <w:abstractNum w:abstractNumId="8" w15:restartNumberingAfterBreak="0">
-    <w:nsid w:val="24005CF4"/>
+    <w:nsid w:val="28A3312F"/>
     <w:multiLevelType w:val="hybridMultilevel"/>
-    <w:tmpl w:val="7A40464C"/>
-    <w:lvl w:ilvl="0" w:tplc="4CA6D6DE">
+    <w:tmpl w:val="127A2786"/>
+    <w:lvl w:ilvl="0" w:tplc="96AA88D2">
       <w:start w:val="1"/>
       <w:numFmt w:val="decimal"/>
       <w:lvlText w:val="%1."/>
@@ -22047,138 +22465,52 @@
         <w:color w:val="A67C27"/>
       </w:rPr>
     </w:lvl>
-    <w:lvl w:ilvl="1" w:tplc="BDD66F54">
+    <w:lvl w:ilvl="1" w:tplc="615EA8E8">
       <w:numFmt w:val="decimal"/>
       <w:lvlText w:val=""/>
       <w:lvlJc w:val="left"/>
     </w:lvl>
-    <w:lvl w:ilvl="2" w:tplc="8448661C">
+    <w:lvl w:ilvl="2" w:tplc="6DAE0612">
       <w:numFmt w:val="decimal"/>
       <w:lvlText w:val=""/>
       <w:lvlJc w:val="left"/>
     </w:lvl>
-    <w:lvl w:ilvl="3" w:tplc="D466E816">
+    <w:lvl w:ilvl="3" w:tplc="45BA4720">
       <w:numFmt w:val="decimal"/>
       <w:lvlText w:val=""/>
       <w:lvlJc w:val="left"/>
     </w:lvl>
-    <w:lvl w:ilvl="4" w:tplc="111EFF46">
+    <w:lvl w:ilvl="4" w:tplc="0134703A">
       <w:numFmt w:val="decimal"/>
       <w:lvlText w:val=""/>
       <w:lvlJc w:val="left"/>
     </w:lvl>
-    <w:lvl w:ilvl="5" w:tplc="A7923416">
+    <w:lvl w:ilvl="5" w:tplc="B916F0C4">
       <w:numFmt w:val="decimal"/>
       <w:lvlText w:val=""/>
       <w:lvlJc w:val="left"/>
     </w:lvl>
-    <w:lvl w:ilvl="6" w:tplc="AD1C844A">
+    <w:lvl w:ilvl="6" w:tplc="2A267A36">
       <w:numFmt w:val="decimal"/>
       <w:lvlText w:val=""/>
       <w:lvlJc w:val="left"/>
     </w:lvl>
-    <w:lvl w:ilvl="7" w:tplc="888CCBFC">
+    <w:lvl w:ilvl="7" w:tplc="0240A54E">
       <w:numFmt w:val="decimal"/>
       <w:lvlText w:val=""/>
       <w:lvlJc w:val="left"/>
     </w:lvl>
-    <w:lvl w:ilvl="8" w:tplc="167631C2">
+    <w:lvl w:ilvl="8" w:tplc="15A850A0">
       <w:numFmt w:val="decimal"/>
       <w:lvlText w:val=""/>
       <w:lvlJc w:val="left"/>
     </w:lvl>
   </w:abstractNum>
   <w:abstractNum w:abstractNumId="9" w15:restartNumberingAfterBreak="0">
-    <w:nsid w:val="253A4D71"/>
+    <w:nsid w:val="33E511D7"/>
     <w:multiLevelType w:val="hybridMultilevel"/>
-    <w:tmpl w:val="5FB89046"/>
-    <w:lvl w:ilvl="0" w:tplc="3CCA95B6">
-      <w:start w:val="1"/>
-      <w:numFmt w:val="bullet"/>
-      <w:lvlText w:val="●"/>
-      <w:lvlJc w:val="left"/>
-      <w:pPr>
-        <w:ind w:left="720" w:hanging="360"/>
-      </w:pPr>
-    </w:lvl>
-    <w:lvl w:ilvl="1" w:tplc="E2E6468E">
-      <w:start w:val="1"/>
-      <w:numFmt w:val="bullet"/>
-      <w:lvlText w:val="○"/>
-      <w:lvlJc w:val="left"/>
-      <w:pPr>
-        <w:ind w:left="1440" w:hanging="360"/>
-      </w:pPr>
-    </w:lvl>
-    <w:lvl w:ilvl="2" w:tplc="4A1EDBCE">
-      <w:start w:val="1"/>
-      <w:numFmt w:val="bullet"/>
-      <w:lvlText w:val="■"/>
-      <w:lvlJc w:val="left"/>
-      <w:pPr>
-        <w:ind w:left="2160" w:hanging="360"/>
-      </w:pPr>
-    </w:lvl>
-    <w:lvl w:ilvl="3" w:tplc="00BC8D52">
-      <w:start w:val="1"/>
-      <w:numFmt w:val="bullet"/>
-      <w:lvlText w:val="●"/>
-      <w:lvlJc w:val="left"/>
-      <w:pPr>
-        <w:ind w:left="2880" w:hanging="360"/>
-      </w:pPr>
-    </w:lvl>
-    <w:lvl w:ilvl="4" w:tplc="1AB8517E">
-      <w:start w:val="1"/>
-      <w:numFmt w:val="bullet"/>
-      <w:lvlText w:val="○"/>
-      <w:lvlJc w:val="left"/>
-      <w:pPr>
-        <w:ind w:left="3600" w:hanging="360"/>
-      </w:pPr>
-    </w:lvl>
-    <w:lvl w:ilvl="5" w:tplc="A186142E">
-      <w:start w:val="1"/>
-      <w:numFmt w:val="bullet"/>
-      <w:lvlText w:val="■"/>
-      <w:lvlJc w:val="left"/>
-      <w:pPr>
-        <w:ind w:left="4320" w:hanging="360"/>
-      </w:pPr>
-    </w:lvl>
-    <w:lvl w:ilvl="6" w:tplc="8892D886">
-      <w:start w:val="1"/>
-      <w:numFmt w:val="bullet"/>
-      <w:lvlText w:val="●"/>
-      <w:lvlJc w:val="left"/>
-      <w:pPr>
-        <w:ind w:left="5040" w:hanging="360"/>
-      </w:pPr>
-    </w:lvl>
-    <w:lvl w:ilvl="7" w:tplc="4B7EB104">
-      <w:start w:val="1"/>
-      <w:numFmt w:val="bullet"/>
-      <w:lvlText w:val="●"/>
-      <w:lvlJc w:val="left"/>
-      <w:pPr>
-        <w:ind w:left="5760" w:hanging="360"/>
-      </w:pPr>
-    </w:lvl>
-    <w:lvl w:ilvl="8" w:tplc="57782CDC">
-      <w:start w:val="1"/>
-      <w:numFmt w:val="bullet"/>
-      <w:lvlText w:val="●"/>
-      <w:lvlJc w:val="left"/>
-      <w:pPr>
-        <w:ind w:left="6480" w:hanging="360"/>
-      </w:pPr>
-    </w:lvl>
-  </w:abstractNum>
-  <w:abstractNum w:abstractNumId="10" w15:restartNumberingAfterBreak="0">
-    <w:nsid w:val="28C962DC"/>
-    <w:multiLevelType w:val="hybridMultilevel"/>
-    <w:tmpl w:val="C82499CE"/>
-    <w:lvl w:ilvl="0" w:tplc="004246F4">
+    <w:tmpl w:val="53788A3E"/>
+    <w:lvl w:ilvl="0" w:tplc="DC788AF4">
       <w:start w:val="1"/>
       <w:numFmt w:val="decimal"/>
       <w:lvlText w:val="%1."/>
@@ -22192,52 +22524,111 @@
         <w:color w:val="A67C27"/>
       </w:rPr>
     </w:lvl>
-    <w:lvl w:ilvl="1" w:tplc="57BA0D66">
+    <w:lvl w:ilvl="1" w:tplc="530A40AC">
       <w:numFmt w:val="decimal"/>
       <w:lvlText w:val=""/>
       <w:lvlJc w:val="left"/>
     </w:lvl>
-    <w:lvl w:ilvl="2" w:tplc="6DF004C8">
+    <w:lvl w:ilvl="2" w:tplc="60D400BE">
       <w:numFmt w:val="decimal"/>
       <w:lvlText w:val=""/>
       <w:lvlJc w:val="left"/>
     </w:lvl>
-    <w:lvl w:ilvl="3" w:tplc="BC1858AE">
+    <w:lvl w:ilvl="3" w:tplc="DF00AD80">
       <w:numFmt w:val="decimal"/>
       <w:lvlText w:val=""/>
       <w:lvlJc w:val="left"/>
     </w:lvl>
-    <w:lvl w:ilvl="4" w:tplc="63542404">
+    <w:lvl w:ilvl="4" w:tplc="B7F6FCB8">
       <w:numFmt w:val="decimal"/>
       <w:lvlText w:val=""/>
       <w:lvlJc w:val="left"/>
     </w:lvl>
-    <w:lvl w:ilvl="5" w:tplc="06E6F94E">
+    <w:lvl w:ilvl="5" w:tplc="E268372C">
       <w:numFmt w:val="decimal"/>
       <w:lvlText w:val=""/>
       <w:lvlJc w:val="left"/>
     </w:lvl>
-    <w:lvl w:ilvl="6" w:tplc="BEA0B14C">
+    <w:lvl w:ilvl="6" w:tplc="242AE870">
       <w:numFmt w:val="decimal"/>
       <w:lvlText w:val=""/>
       <w:lvlJc w:val="left"/>
     </w:lvl>
-    <w:lvl w:ilvl="7" w:tplc="3BB63F56">
+    <w:lvl w:ilvl="7" w:tplc="9A729390">
       <w:numFmt w:val="decimal"/>
       <w:lvlText w:val=""/>
       <w:lvlJc w:val="left"/>
     </w:lvl>
-    <w:lvl w:ilvl="8" w:tplc="23F84B5A">
+    <w:lvl w:ilvl="8" w:tplc="A2261F12">
+      <w:numFmt w:val="decimal"/>
+      <w:lvlText w:val=""/>
+      <w:lvlJc w:val="left"/>
+    </w:lvl>
+  </w:abstractNum>
+  <w:abstractNum w:abstractNumId="10" w15:restartNumberingAfterBreak="0">
+    <w:nsid w:val="36A16EA1"/>
+    <w:multiLevelType w:val="hybridMultilevel"/>
+    <w:tmpl w:val="DC2AD616"/>
+    <w:lvl w:ilvl="0" w:tplc="A4445272">
+      <w:start w:val="1"/>
+      <w:numFmt w:val="decimal"/>
+      <w:lvlText w:val="%1."/>
+      <w:lvlJc w:val="left"/>
+      <w:pPr>
+        <w:ind w:left="460" w:hanging="360"/>
+      </w:pPr>
+      <w:rPr>
+        <w:b/>
+        <w:bCs/>
+        <w:color w:val="A67C27"/>
+      </w:rPr>
+    </w:lvl>
+    <w:lvl w:ilvl="1" w:tplc="7002881C">
+      <w:numFmt w:val="decimal"/>
+      <w:lvlText w:val=""/>
+      <w:lvlJc w:val="left"/>
+    </w:lvl>
+    <w:lvl w:ilvl="2" w:tplc="12AE057E">
+      <w:numFmt w:val="decimal"/>
+      <w:lvlText w:val=""/>
+      <w:lvlJc w:val="left"/>
+    </w:lvl>
+    <w:lvl w:ilvl="3" w:tplc="1AA6BC34">
+      <w:numFmt w:val="decimal"/>
+      <w:lvlText w:val=""/>
+      <w:lvlJc w:val="left"/>
+    </w:lvl>
+    <w:lvl w:ilvl="4" w:tplc="9A342250">
+      <w:numFmt w:val="decimal"/>
+      <w:lvlText w:val=""/>
+      <w:lvlJc w:val="left"/>
+    </w:lvl>
+    <w:lvl w:ilvl="5" w:tplc="ADEEFE60">
+      <w:numFmt w:val="decimal"/>
+      <w:lvlText w:val=""/>
+      <w:lvlJc w:val="left"/>
+    </w:lvl>
+    <w:lvl w:ilvl="6" w:tplc="647EC570">
+      <w:numFmt w:val="decimal"/>
+      <w:lvlText w:val=""/>
+      <w:lvlJc w:val="left"/>
+    </w:lvl>
+    <w:lvl w:ilvl="7" w:tplc="09A44CEC">
+      <w:numFmt w:val="decimal"/>
+      <w:lvlText w:val=""/>
+      <w:lvlJc w:val="left"/>
+    </w:lvl>
+    <w:lvl w:ilvl="8" w:tplc="8EDC0E7A">
       <w:numFmt w:val="decimal"/>
       <w:lvlText w:val=""/>
       <w:lvlJc w:val="left"/>
     </w:lvl>
   </w:abstractNum>
   <w:abstractNum w:abstractNumId="11" w15:restartNumberingAfterBreak="0">
-    <w:nsid w:val="2BD66780"/>
+    <w:nsid w:val="3EA87B60"/>
     <w:multiLevelType w:val="hybridMultilevel"/>
-    <w:tmpl w:val="B4942BFE"/>
-    <w:lvl w:ilvl="0" w:tplc="0D3E8530">
+    <w:tmpl w:val="AFB08096"/>
+    <w:lvl w:ilvl="0" w:tplc="612A0C5A">
       <w:start w:val="1"/>
       <w:numFmt w:val="decimal"/>
       <w:lvlText w:val="%1."/>
@@ -22251,52 +22642,52 @@
         <w:color w:val="A67C27"/>
       </w:rPr>
     </w:lvl>
-    <w:lvl w:ilvl="1" w:tplc="FE42DA42">
+    <w:lvl w:ilvl="1" w:tplc="593E283C">
       <w:numFmt w:val="decimal"/>
       <w:lvlText w:val=""/>
       <w:lvlJc w:val="left"/>
     </w:lvl>
-    <w:lvl w:ilvl="2" w:tplc="C5723614">
+    <w:lvl w:ilvl="2" w:tplc="11D44EE2">
       <w:numFmt w:val="decimal"/>
       <w:lvlText w:val=""/>
       <w:lvlJc w:val="left"/>
     </w:lvl>
-    <w:lvl w:ilvl="3" w:tplc="E764AB82">
+    <w:lvl w:ilvl="3" w:tplc="9B8CE898">
       <w:numFmt w:val="decimal"/>
       <w:lvlText w:val=""/>
       <w:lvlJc w:val="left"/>
     </w:lvl>
-    <w:lvl w:ilvl="4" w:tplc="0EE83718">
+    <w:lvl w:ilvl="4" w:tplc="CB620BA2">
       <w:numFmt w:val="decimal"/>
       <w:lvlText w:val=""/>
       <w:lvlJc w:val="left"/>
     </w:lvl>
-    <w:lvl w:ilvl="5" w:tplc="DE7E1B28">
+    <w:lvl w:ilvl="5" w:tplc="BCA495BE">
       <w:numFmt w:val="decimal"/>
       <w:lvlText w:val=""/>
       <w:lvlJc w:val="left"/>
     </w:lvl>
-    <w:lvl w:ilvl="6" w:tplc="52B6725C">
+    <w:lvl w:ilvl="6" w:tplc="FF5C051A">
       <w:numFmt w:val="decimal"/>
       <w:lvlText w:val=""/>
       <w:lvlJc w:val="left"/>
     </w:lvl>
-    <w:lvl w:ilvl="7" w:tplc="BD8AFE54">
+    <w:lvl w:ilvl="7" w:tplc="31CA6ABE">
       <w:numFmt w:val="decimal"/>
       <w:lvlText w:val=""/>
       <w:lvlJc w:val="left"/>
     </w:lvl>
-    <w:lvl w:ilvl="8" w:tplc="830262CE">
+    <w:lvl w:ilvl="8" w:tplc="7200E384">
       <w:numFmt w:val="decimal"/>
       <w:lvlText w:val=""/>
       <w:lvlJc w:val="left"/>
     </w:lvl>
   </w:abstractNum>
   <w:abstractNum w:abstractNumId="12" w15:restartNumberingAfterBreak="0">
-    <w:nsid w:val="2F09181D"/>
+    <w:nsid w:val="459B1998"/>
     <w:multiLevelType w:val="hybridMultilevel"/>
-    <w:tmpl w:val="8EB89D08"/>
-    <w:lvl w:ilvl="0" w:tplc="E62E3030">
+    <w:tmpl w:val="1BB073D0"/>
+    <w:lvl w:ilvl="0" w:tplc="7F3CBB40">
       <w:start w:val="1"/>
       <w:numFmt w:val="decimal"/>
       <w:lvlText w:val="%1."/>
@@ -22310,52 +22701,52 @@
         <w:color w:val="A67C27"/>
       </w:rPr>
     </w:lvl>
-    <w:lvl w:ilvl="1" w:tplc="1BFACAAE">
+    <w:lvl w:ilvl="1" w:tplc="40C8931C">
       <w:numFmt w:val="decimal"/>
       <w:lvlText w:val=""/>
       <w:lvlJc w:val="left"/>
     </w:lvl>
-    <w:lvl w:ilvl="2" w:tplc="27C2815A">
+    <w:lvl w:ilvl="2" w:tplc="34CE0DDA">
       <w:numFmt w:val="decimal"/>
       <w:lvlText w:val=""/>
       <w:lvlJc w:val="left"/>
     </w:lvl>
-    <w:lvl w:ilvl="3" w:tplc="E9D2C8FC">
+    <w:lvl w:ilvl="3" w:tplc="D276AA78">
       <w:numFmt w:val="decimal"/>
       <w:lvlText w:val=""/>
       <w:lvlJc w:val="left"/>
     </w:lvl>
-    <w:lvl w:ilvl="4" w:tplc="072EBABE">
+    <w:lvl w:ilvl="4" w:tplc="42A89AB4">
       <w:numFmt w:val="decimal"/>
       <w:lvlText w:val=""/>
       <w:lvlJc w:val="left"/>
     </w:lvl>
-    <w:lvl w:ilvl="5" w:tplc="BC64CCF0">
+    <w:lvl w:ilvl="5" w:tplc="5894ACC4">
       <w:numFmt w:val="decimal"/>
       <w:lvlText w:val=""/>
       <w:lvlJc w:val="left"/>
     </w:lvl>
-    <w:lvl w:ilvl="6" w:tplc="B0486E60">
+    <w:lvl w:ilvl="6" w:tplc="4516CDE4">
       <w:numFmt w:val="decimal"/>
       <w:lvlText w:val=""/>
       <w:lvlJc w:val="left"/>
     </w:lvl>
-    <w:lvl w:ilvl="7" w:tplc="DA1C24C4">
+    <w:lvl w:ilvl="7" w:tplc="280A786A">
       <w:numFmt w:val="decimal"/>
       <w:lvlText w:val=""/>
       <w:lvlJc w:val="left"/>
     </w:lvl>
-    <w:lvl w:ilvl="8" w:tplc="C42ECE7C">
+    <w:lvl w:ilvl="8" w:tplc="0A1C15AE">
       <w:numFmt w:val="decimal"/>
       <w:lvlText w:val=""/>
       <w:lvlJc w:val="left"/>
     </w:lvl>
   </w:abstractNum>
   <w:abstractNum w:abstractNumId="13" w15:restartNumberingAfterBreak="0">
-    <w:nsid w:val="3C595D7B"/>
+    <w:nsid w:val="4A741639"/>
     <w:multiLevelType w:val="hybridMultilevel"/>
-    <w:tmpl w:val="E43E9D48"/>
-    <w:lvl w:ilvl="0" w:tplc="7ADE308E">
+    <w:tmpl w:val="8BAA7C2A"/>
+    <w:lvl w:ilvl="0" w:tplc="F81E18C4">
       <w:start w:val="1"/>
       <w:numFmt w:val="decimal"/>
       <w:lvlText w:val="%1."/>
@@ -22369,52 +22760,52 @@
         <w:color w:val="A67C27"/>
       </w:rPr>
     </w:lvl>
-    <w:lvl w:ilvl="1" w:tplc="0FBCF2AE">
+    <w:lvl w:ilvl="1" w:tplc="64E4E540">
       <w:numFmt w:val="decimal"/>
       <w:lvlText w:val=""/>
       <w:lvlJc w:val="left"/>
     </w:lvl>
-    <w:lvl w:ilvl="2" w:tplc="984E7962">
+    <w:lvl w:ilvl="2" w:tplc="711CCB98">
       <w:numFmt w:val="decimal"/>
       <w:lvlText w:val=""/>
       <w:lvlJc w:val="left"/>
     </w:lvl>
-    <w:lvl w:ilvl="3" w:tplc="0AB6558E">
+    <w:lvl w:ilvl="3" w:tplc="0B0ACD42">
       <w:numFmt w:val="decimal"/>
       <w:lvlText w:val=""/>
       <w:lvlJc w:val="left"/>
     </w:lvl>
-    <w:lvl w:ilvl="4" w:tplc="BEB6F396">
+    <w:lvl w:ilvl="4" w:tplc="0A8C0E7E">
       <w:numFmt w:val="decimal"/>
       <w:lvlText w:val=""/>
       <w:lvlJc w:val="left"/>
     </w:lvl>
-    <w:lvl w:ilvl="5" w:tplc="7C3EC326">
+    <w:lvl w:ilvl="5" w:tplc="65BE9B54">
       <w:numFmt w:val="decimal"/>
       <w:lvlText w:val=""/>
       <w:lvlJc w:val="left"/>
     </w:lvl>
-    <w:lvl w:ilvl="6" w:tplc="258028BA">
+    <w:lvl w:ilvl="6" w:tplc="5A0610C0">
       <w:numFmt w:val="decimal"/>
       <w:lvlText w:val=""/>
       <w:lvlJc w:val="left"/>
     </w:lvl>
-    <w:lvl w:ilvl="7" w:tplc="F1DAD814">
+    <w:lvl w:ilvl="7" w:tplc="04C68150">
       <w:numFmt w:val="decimal"/>
       <w:lvlText w:val=""/>
       <w:lvlJc w:val="left"/>
     </w:lvl>
-    <w:lvl w:ilvl="8" w:tplc="211A67CC">
+    <w:lvl w:ilvl="8" w:tplc="42F8B6B4">
       <w:numFmt w:val="decimal"/>
       <w:lvlText w:val=""/>
       <w:lvlJc w:val="left"/>
     </w:lvl>
   </w:abstractNum>
   <w:abstractNum w:abstractNumId="14" w15:restartNumberingAfterBreak="0">
-    <w:nsid w:val="3C8861F2"/>
+    <w:nsid w:val="595A227C"/>
     <w:multiLevelType w:val="hybridMultilevel"/>
-    <w:tmpl w:val="8AB0E87E"/>
-    <w:lvl w:ilvl="0" w:tplc="E0B41CCA">
+    <w:tmpl w:val="4D16CCD4"/>
+    <w:lvl w:ilvl="0" w:tplc="6018DD78">
       <w:start w:val="1"/>
       <w:numFmt w:val="decimal"/>
       <w:lvlText w:val="%1."/>
@@ -22428,52 +22819,52 @@
         <w:color w:val="A67C27"/>
       </w:rPr>
     </w:lvl>
-    <w:lvl w:ilvl="1" w:tplc="B2B8E6B6">
+    <w:lvl w:ilvl="1" w:tplc="FA82FBBC">
       <w:numFmt w:val="decimal"/>
       <w:lvlText w:val=""/>
       <w:lvlJc w:val="left"/>
     </w:lvl>
-    <w:lvl w:ilvl="2" w:tplc="5908F11E">
+    <w:lvl w:ilvl="2" w:tplc="DDCA2C6C">
       <w:numFmt w:val="decimal"/>
       <w:lvlText w:val=""/>
       <w:lvlJc w:val="left"/>
     </w:lvl>
-    <w:lvl w:ilvl="3" w:tplc="AB4C07F0">
+    <w:lvl w:ilvl="3" w:tplc="8724D5D0">
       <w:numFmt w:val="decimal"/>
       <w:lvlText w:val=""/>
       <w:lvlJc w:val="left"/>
     </w:lvl>
-    <w:lvl w:ilvl="4" w:tplc="F11C433A">
+    <w:lvl w:ilvl="4" w:tplc="31E694E6">
       <w:numFmt w:val="decimal"/>
       <w:lvlText w:val=""/>
       <w:lvlJc w:val="left"/>
     </w:lvl>
-    <w:lvl w:ilvl="5" w:tplc="56BE2CBC">
+    <w:lvl w:ilvl="5" w:tplc="C2501AE0">
       <w:numFmt w:val="decimal"/>
       <w:lvlText w:val=""/>
       <w:lvlJc w:val="left"/>
     </w:lvl>
-    <w:lvl w:ilvl="6" w:tplc="6BF2AFA4">
+    <w:lvl w:ilvl="6" w:tplc="7A3CD2E6">
       <w:numFmt w:val="decimal"/>
       <w:lvlText w:val=""/>
       <w:lvlJc w:val="left"/>
     </w:lvl>
-    <w:lvl w:ilvl="7" w:tplc="9926CCCC">
+    <w:lvl w:ilvl="7" w:tplc="7C68220C">
       <w:numFmt w:val="decimal"/>
       <w:lvlText w:val=""/>
       <w:lvlJc w:val="left"/>
     </w:lvl>
-    <w:lvl w:ilvl="8" w:tplc="4CB060CA">
+    <w:lvl w:ilvl="8" w:tplc="6C58E5BA">
       <w:numFmt w:val="decimal"/>
       <w:lvlText w:val=""/>
       <w:lvlJc w:val="left"/>
     </w:lvl>
   </w:abstractNum>
   <w:abstractNum w:abstractNumId="15" w15:restartNumberingAfterBreak="0">
-    <w:nsid w:val="3D6463A9"/>
+    <w:nsid w:val="5A2D26A7"/>
     <w:multiLevelType w:val="hybridMultilevel"/>
-    <w:tmpl w:val="387669B6"/>
-    <w:lvl w:ilvl="0" w:tplc="02CED044">
+    <w:tmpl w:val="FDAE81F4"/>
+    <w:lvl w:ilvl="0" w:tplc="EFF2AB36">
       <w:start w:val="1"/>
       <w:numFmt w:val="decimal"/>
       <w:lvlText w:val="%1."/>
@@ -22487,52 +22878,52 @@
         <w:color w:val="A67C27"/>
       </w:rPr>
     </w:lvl>
-    <w:lvl w:ilvl="1" w:tplc="7754751E">
+    <w:lvl w:ilvl="1" w:tplc="C3D41B40">
       <w:numFmt w:val="decimal"/>
       <w:lvlText w:val=""/>
       <w:lvlJc w:val="left"/>
     </w:lvl>
-    <w:lvl w:ilvl="2" w:tplc="8A08D1BE">
+    <w:lvl w:ilvl="2" w:tplc="CBE6E964">
       <w:numFmt w:val="decimal"/>
       <w:lvlText w:val=""/>
       <w:lvlJc w:val="left"/>
     </w:lvl>
-    <w:lvl w:ilvl="3" w:tplc="162E2894">
+    <w:lvl w:ilvl="3" w:tplc="55F6132C">
       <w:numFmt w:val="decimal"/>
       <w:lvlText w:val=""/>
       <w:lvlJc w:val="left"/>
     </w:lvl>
-    <w:lvl w:ilvl="4" w:tplc="44BA0774">
+    <w:lvl w:ilvl="4" w:tplc="EAF44E2E">
       <w:numFmt w:val="decimal"/>
       <w:lvlText w:val=""/>
       <w:lvlJc w:val="left"/>
     </w:lvl>
-    <w:lvl w:ilvl="5" w:tplc="535E8ECE">
+    <w:lvl w:ilvl="5" w:tplc="BD667FA0">
       <w:numFmt w:val="decimal"/>
       <w:lvlText w:val=""/>
       <w:lvlJc w:val="left"/>
     </w:lvl>
-    <w:lvl w:ilvl="6" w:tplc="1D00CF52">
+    <w:lvl w:ilvl="6" w:tplc="C3761986">
       <w:numFmt w:val="decimal"/>
       <w:lvlText w:val=""/>
       <w:lvlJc w:val="left"/>
     </w:lvl>
-    <w:lvl w:ilvl="7" w:tplc="069E1658">
+    <w:lvl w:ilvl="7" w:tplc="7B5C140E">
       <w:numFmt w:val="decimal"/>
       <w:lvlText w:val=""/>
       <w:lvlJc w:val="left"/>
     </w:lvl>
-    <w:lvl w:ilvl="8" w:tplc="6E96CDA6">
+    <w:lvl w:ilvl="8" w:tplc="D1BC9F9C">
       <w:numFmt w:val="decimal"/>
       <w:lvlText w:val=""/>
       <w:lvlJc w:val="left"/>
     </w:lvl>
   </w:abstractNum>
   <w:abstractNum w:abstractNumId="16" w15:restartNumberingAfterBreak="0">
-    <w:nsid w:val="539C4FD3"/>
+    <w:nsid w:val="5D1D5C9C"/>
     <w:multiLevelType w:val="hybridMultilevel"/>
-    <w:tmpl w:val="10FCF196"/>
-    <w:lvl w:ilvl="0" w:tplc="92A65326">
+    <w:tmpl w:val="223237D2"/>
+    <w:lvl w:ilvl="0" w:tplc="FAC03E20">
       <w:start w:val="1"/>
       <w:numFmt w:val="decimal"/>
       <w:lvlText w:val="%1."/>
@@ -22546,52 +22937,52 @@
         <w:color w:val="A67C27"/>
       </w:rPr>
     </w:lvl>
-    <w:lvl w:ilvl="1" w:tplc="304E7E7A">
+    <w:lvl w:ilvl="1" w:tplc="AA02BCC0">
       <w:numFmt w:val="decimal"/>
       <w:lvlText w:val=""/>
       <w:lvlJc w:val="left"/>
     </w:lvl>
-    <w:lvl w:ilvl="2" w:tplc="7AAA6E88">
+    <w:lvl w:ilvl="2" w:tplc="81344AE4">
       <w:numFmt w:val="decimal"/>
       <w:lvlText w:val=""/>
       <w:lvlJc w:val="left"/>
     </w:lvl>
-    <w:lvl w:ilvl="3" w:tplc="D6FAAD4C">
+    <w:lvl w:ilvl="3" w:tplc="868C4412">
       <w:numFmt w:val="decimal"/>
       <w:lvlText w:val=""/>
       <w:lvlJc w:val="left"/>
     </w:lvl>
-    <w:lvl w:ilvl="4" w:tplc="BE402852">
+    <w:lvl w:ilvl="4" w:tplc="DDC2D9CE">
       <w:numFmt w:val="decimal"/>
       <w:lvlText w:val=""/>
       <w:lvlJc w:val="left"/>
     </w:lvl>
-    <w:lvl w:ilvl="5" w:tplc="457876AC">
+    <w:lvl w:ilvl="5" w:tplc="6228F1AA">
       <w:numFmt w:val="decimal"/>
       <w:lvlText w:val=""/>
       <w:lvlJc w:val="left"/>
     </w:lvl>
-    <w:lvl w:ilvl="6" w:tplc="0C56A136">
+    <w:lvl w:ilvl="6" w:tplc="BFF826F6">
       <w:numFmt w:val="decimal"/>
       <w:lvlText w:val=""/>
       <w:lvlJc w:val="left"/>
     </w:lvl>
-    <w:lvl w:ilvl="7" w:tplc="0352D07C">
+    <w:lvl w:ilvl="7" w:tplc="FB9AF114">
       <w:numFmt w:val="decimal"/>
       <w:lvlText w:val=""/>
       <w:lvlJc w:val="left"/>
     </w:lvl>
-    <w:lvl w:ilvl="8" w:tplc="CCC42F76">
+    <w:lvl w:ilvl="8" w:tplc="3BD4B220">
       <w:numFmt w:val="decimal"/>
       <w:lvlText w:val=""/>
       <w:lvlJc w:val="left"/>
     </w:lvl>
   </w:abstractNum>
   <w:abstractNum w:abstractNumId="17" w15:restartNumberingAfterBreak="0">
-    <w:nsid w:val="53DA2B78"/>
+    <w:nsid w:val="5F1E564B"/>
     <w:multiLevelType w:val="hybridMultilevel"/>
-    <w:tmpl w:val="ACF009B0"/>
-    <w:lvl w:ilvl="0" w:tplc="2A1AAC68">
+    <w:tmpl w:val="6F966312"/>
+    <w:lvl w:ilvl="0" w:tplc="00A414FE">
       <w:start w:val="1"/>
       <w:numFmt w:val="decimal"/>
       <w:lvlText w:val="%1."/>
@@ -22605,52 +22996,52 @@
         <w:color w:val="A67C27"/>
       </w:rPr>
     </w:lvl>
-    <w:lvl w:ilvl="1" w:tplc="C5C83944">
+    <w:lvl w:ilvl="1" w:tplc="AC142530">
       <w:numFmt w:val="decimal"/>
       <w:lvlText w:val=""/>
       <w:lvlJc w:val="left"/>
     </w:lvl>
-    <w:lvl w:ilvl="2" w:tplc="6F6ABE36">
+    <w:lvl w:ilvl="2" w:tplc="24DA27A0">
       <w:numFmt w:val="decimal"/>
       <w:lvlText w:val=""/>
       <w:lvlJc w:val="left"/>
     </w:lvl>
-    <w:lvl w:ilvl="3" w:tplc="C8EA6454">
+    <w:lvl w:ilvl="3" w:tplc="AE56A622">
       <w:numFmt w:val="decimal"/>
       <w:lvlText w:val=""/>
       <w:lvlJc w:val="left"/>
     </w:lvl>
-    <w:lvl w:ilvl="4" w:tplc="42C4F008">
+    <w:lvl w:ilvl="4" w:tplc="07A6AA90">
       <w:numFmt w:val="decimal"/>
       <w:lvlText w:val=""/>
       <w:lvlJc w:val="left"/>
     </w:lvl>
-    <w:lvl w:ilvl="5" w:tplc="E4AC3920">
+    <w:lvl w:ilvl="5" w:tplc="0B0066DE">
       <w:numFmt w:val="decimal"/>
       <w:lvlText w:val=""/>
       <w:lvlJc w:val="left"/>
     </w:lvl>
-    <w:lvl w:ilvl="6" w:tplc="E6724C4E">
+    <w:lvl w:ilvl="6" w:tplc="B42EF562">
       <w:numFmt w:val="decimal"/>
       <w:lvlText w:val=""/>
       <w:lvlJc w:val="left"/>
     </w:lvl>
-    <w:lvl w:ilvl="7" w:tplc="B464E82A">
+    <w:lvl w:ilvl="7" w:tplc="478EA8D2">
       <w:numFmt w:val="decimal"/>
       <w:lvlText w:val=""/>
       <w:lvlJc w:val="left"/>
     </w:lvl>
-    <w:lvl w:ilvl="8" w:tplc="2A08BA5C">
+    <w:lvl w:ilvl="8" w:tplc="0F7C5046">
       <w:numFmt w:val="decimal"/>
       <w:lvlText w:val=""/>
       <w:lvlJc w:val="left"/>
     </w:lvl>
   </w:abstractNum>
   <w:abstractNum w:abstractNumId="18" w15:restartNumberingAfterBreak="0">
-    <w:nsid w:val="566E0901"/>
+    <w:nsid w:val="60C36491"/>
     <w:multiLevelType w:val="hybridMultilevel"/>
-    <w:tmpl w:val="21E47BF4"/>
-    <w:lvl w:ilvl="0" w:tplc="9E54684E">
+    <w:tmpl w:val="BBEE3038"/>
+    <w:lvl w:ilvl="0" w:tplc="2D36B56C">
       <w:start w:val="1"/>
       <w:numFmt w:val="decimal"/>
       <w:lvlText w:val="%1."/>
@@ -22664,52 +23055,196 @@
         <w:color w:val="A67C27"/>
       </w:rPr>
     </w:lvl>
-    <w:lvl w:ilvl="1" w:tplc="D3981668">
+    <w:lvl w:ilvl="1" w:tplc="7AF2F33C">
       <w:numFmt w:val="decimal"/>
       <w:lvlText w:val=""/>
       <w:lvlJc w:val="left"/>
     </w:lvl>
-    <w:lvl w:ilvl="2" w:tplc="F6F6DC08">
+    <w:lvl w:ilvl="2" w:tplc="EA3A5B3E">
       <w:numFmt w:val="decimal"/>
       <w:lvlText w:val=""/>
       <w:lvlJc w:val="left"/>
     </w:lvl>
-    <w:lvl w:ilvl="3" w:tplc="BC64C82C">
+    <w:lvl w:ilvl="3" w:tplc="BEB6BF4C">
       <w:numFmt w:val="decimal"/>
       <w:lvlText w:val=""/>
       <w:lvlJc w:val="left"/>
     </w:lvl>
-    <w:lvl w:ilvl="4" w:tplc="F1749202">
+    <w:lvl w:ilvl="4" w:tplc="7C728066">
       <w:numFmt w:val="decimal"/>
       <w:lvlText w:val=""/>
       <w:lvlJc w:val="left"/>
     </w:lvl>
-    <w:lvl w:ilvl="5" w:tplc="CDF6CCFE">
+    <w:lvl w:ilvl="5" w:tplc="6C1043A8">
       <w:numFmt w:val="decimal"/>
       <w:lvlText w:val=""/>
       <w:lvlJc w:val="left"/>
     </w:lvl>
-    <w:lvl w:ilvl="6" w:tplc="B2085BEE">
+    <w:lvl w:ilvl="6" w:tplc="D2406398">
       <w:numFmt w:val="decimal"/>
       <w:lvlText w:val=""/>
       <w:lvlJc w:val="left"/>
     </w:lvl>
-    <w:lvl w:ilvl="7" w:tplc="3A4CC7D0">
+    <w:lvl w:ilvl="7" w:tplc="410CDACC">
       <w:numFmt w:val="decimal"/>
       <w:lvlText w:val=""/>
       <w:lvlJc w:val="left"/>
     </w:lvl>
-    <w:lvl w:ilvl="8" w:tplc="01C68576">
+    <w:lvl w:ilvl="8" w:tplc="5C408D94">
       <w:numFmt w:val="decimal"/>
       <w:lvlText w:val=""/>
       <w:lvlJc w:val="left"/>
     </w:lvl>
   </w:abstractNum>
   <w:abstractNum w:abstractNumId="19" w15:restartNumberingAfterBreak="0">
-    <w:nsid w:val="59583FF0"/>
+    <w:nsid w:val="637A7FE4"/>
     <w:multiLevelType w:val="hybridMultilevel"/>
-    <w:tmpl w:val="3342E3A6"/>
-    <w:lvl w:ilvl="0" w:tplc="F6560126">
+    <w:tmpl w:val="296803D2"/>
+    <w:lvl w:ilvl="0" w:tplc="F0081E48">
+      <w:start w:val="1"/>
+      <w:numFmt w:val="bullet"/>
+      <w:lvlText w:val="•"/>
+      <w:lvlJc w:val="left"/>
+      <w:pPr>
+        <w:ind w:left="460" w:hanging="280"/>
+      </w:pPr>
+    </w:lvl>
+    <w:lvl w:ilvl="1" w:tplc="338A7B5A">
+      <w:start w:val="1"/>
+      <w:numFmt w:val="bullet"/>
+      <w:lvlText w:val="–"/>
+      <w:lvlJc w:val="left"/>
+      <w:pPr>
+        <w:ind w:left="900" w:hanging="280"/>
+      </w:pPr>
+    </w:lvl>
+    <w:lvl w:ilvl="2" w:tplc="AB06909A">
+      <w:numFmt w:val="decimal"/>
+      <w:lvlText w:val=""/>
+      <w:lvlJc w:val="left"/>
+    </w:lvl>
+    <w:lvl w:ilvl="3" w:tplc="E21CD0AA">
+      <w:numFmt w:val="decimal"/>
+      <w:lvlText w:val=""/>
+      <w:lvlJc w:val="left"/>
+    </w:lvl>
+    <w:lvl w:ilvl="4" w:tplc="8E00F996">
+      <w:numFmt w:val="decimal"/>
+      <w:lvlText w:val=""/>
+      <w:lvlJc w:val="left"/>
+    </w:lvl>
+    <w:lvl w:ilvl="5" w:tplc="A6D00300">
+      <w:numFmt w:val="decimal"/>
+      <w:lvlText w:val=""/>
+      <w:lvlJc w:val="left"/>
+    </w:lvl>
+    <w:lvl w:ilvl="6" w:tplc="4F168B7C">
+      <w:numFmt w:val="decimal"/>
+      <w:lvlText w:val=""/>
+      <w:lvlJc w:val="left"/>
+    </w:lvl>
+    <w:lvl w:ilvl="7" w:tplc="7B5E4788">
+      <w:numFmt w:val="decimal"/>
+      <w:lvlText w:val=""/>
+      <w:lvlJc w:val="left"/>
+    </w:lvl>
+    <w:lvl w:ilvl="8" w:tplc="8DC079A6">
+      <w:numFmt w:val="decimal"/>
+      <w:lvlText w:val=""/>
+      <w:lvlJc w:val="left"/>
+    </w:lvl>
+  </w:abstractNum>
+  <w:abstractNum w:abstractNumId="20" w15:restartNumberingAfterBreak="0">
+    <w:nsid w:val="64BF2E94"/>
+    <w:multiLevelType w:val="hybridMultilevel"/>
+    <w:tmpl w:val="1C706892"/>
+    <w:lvl w:ilvl="0" w:tplc="35543DCC">
+      <w:start w:val="1"/>
+      <w:numFmt w:val="bullet"/>
+      <w:lvlText w:val="●"/>
+      <w:lvlJc w:val="left"/>
+      <w:pPr>
+        <w:ind w:left="720" w:hanging="360"/>
+      </w:pPr>
+    </w:lvl>
+    <w:lvl w:ilvl="1" w:tplc="1F24F0B4">
+      <w:start w:val="1"/>
+      <w:numFmt w:val="bullet"/>
+      <w:lvlText w:val="○"/>
+      <w:lvlJc w:val="left"/>
+      <w:pPr>
+        <w:ind w:left="1440" w:hanging="360"/>
+      </w:pPr>
+    </w:lvl>
+    <w:lvl w:ilvl="2" w:tplc="B18CCF0C">
+      <w:start w:val="1"/>
+      <w:numFmt w:val="bullet"/>
+      <w:lvlText w:val="■"/>
+      <w:lvlJc w:val="left"/>
+      <w:pPr>
+        <w:ind w:left="2160" w:hanging="360"/>
+      </w:pPr>
+    </w:lvl>
+    <w:lvl w:ilvl="3" w:tplc="A1A4AC3C">
+      <w:start w:val="1"/>
+      <w:numFmt w:val="bullet"/>
+      <w:lvlText w:val="●"/>
+      <w:lvlJc w:val="left"/>
+      <w:pPr>
+        <w:ind w:left="2880" w:hanging="360"/>
+      </w:pPr>
+    </w:lvl>
+    <w:lvl w:ilvl="4" w:tplc="172A2EF4">
+      <w:start w:val="1"/>
+      <w:numFmt w:val="bullet"/>
+      <w:lvlText w:val="○"/>
+      <w:lvlJc w:val="left"/>
+      <w:pPr>
+        <w:ind w:left="3600" w:hanging="360"/>
+      </w:pPr>
+    </w:lvl>
+    <w:lvl w:ilvl="5" w:tplc="D6C84248">
+      <w:start w:val="1"/>
+      <w:numFmt w:val="bullet"/>
+      <w:lvlText w:val="■"/>
+      <w:lvlJc w:val="left"/>
+      <w:pPr>
+        <w:ind w:left="4320" w:hanging="360"/>
+      </w:pPr>
+    </w:lvl>
+    <w:lvl w:ilvl="6" w:tplc="4482AFE6">
+      <w:start w:val="1"/>
+      <w:numFmt w:val="bullet"/>
+      <w:lvlText w:val="●"/>
+      <w:lvlJc w:val="left"/>
+      <w:pPr>
+        <w:ind w:left="5040" w:hanging="360"/>
+      </w:pPr>
+    </w:lvl>
+    <w:lvl w:ilvl="7" w:tplc="93300888">
+      <w:start w:val="1"/>
+      <w:numFmt w:val="bullet"/>
+      <w:lvlText w:val="●"/>
+      <w:lvlJc w:val="left"/>
+      <w:pPr>
+        <w:ind w:left="5760" w:hanging="360"/>
+      </w:pPr>
+    </w:lvl>
+    <w:lvl w:ilvl="8" w:tplc="B0E48F5A">
+      <w:start w:val="1"/>
+      <w:numFmt w:val="bullet"/>
+      <w:lvlText w:val="●"/>
+      <w:lvlJc w:val="left"/>
+      <w:pPr>
+        <w:ind w:left="6480" w:hanging="360"/>
+      </w:pPr>
+    </w:lvl>
+  </w:abstractNum>
+  <w:abstractNum w:abstractNumId="21" w15:restartNumberingAfterBreak="0">
+    <w:nsid w:val="6A127F71"/>
+    <w:multiLevelType w:val="hybridMultilevel"/>
+    <w:tmpl w:val="D4426E96"/>
+    <w:lvl w:ilvl="0" w:tplc="0C6A833A">
       <w:start w:val="1"/>
       <w:numFmt w:val="decimal"/>
       <w:lvlText w:val="%1."/>
@@ -22723,52 +23258,52 @@
         <w:color w:val="A67C27"/>
       </w:rPr>
     </w:lvl>
-    <w:lvl w:ilvl="1" w:tplc="48569DC0">
+    <w:lvl w:ilvl="1" w:tplc="DEFCF3DA">
       <w:numFmt w:val="decimal"/>
       <w:lvlText w:val=""/>
       <w:lvlJc w:val="left"/>
     </w:lvl>
-    <w:lvl w:ilvl="2" w:tplc="43EC278C">
+    <w:lvl w:ilvl="2" w:tplc="B31E2C36">
       <w:numFmt w:val="decimal"/>
       <w:lvlText w:val=""/>
       <w:lvlJc w:val="left"/>
     </w:lvl>
-    <w:lvl w:ilvl="3" w:tplc="76C61A2C">
+    <w:lvl w:ilvl="3" w:tplc="A0428298">
       <w:numFmt w:val="decimal"/>
       <w:lvlText w:val=""/>
       <w:lvlJc w:val="left"/>
     </w:lvl>
-    <w:lvl w:ilvl="4" w:tplc="8A6E2330">
+    <w:lvl w:ilvl="4" w:tplc="AAE21578">
       <w:numFmt w:val="decimal"/>
       <w:lvlText w:val=""/>
       <w:lvlJc w:val="left"/>
     </w:lvl>
-    <w:lvl w:ilvl="5" w:tplc="6C20A634">
+    <w:lvl w:ilvl="5" w:tplc="F0C2CB28">
       <w:numFmt w:val="decimal"/>
       <w:lvlText w:val=""/>
       <w:lvlJc w:val="left"/>
     </w:lvl>
-    <w:lvl w:ilvl="6" w:tplc="94449996">
+    <w:lvl w:ilvl="6" w:tplc="405C952E">
       <w:numFmt w:val="decimal"/>
       <w:lvlText w:val=""/>
       <w:lvlJc w:val="left"/>
     </w:lvl>
-    <w:lvl w:ilvl="7" w:tplc="9006C854">
+    <w:lvl w:ilvl="7" w:tplc="96CA3CE2">
       <w:numFmt w:val="decimal"/>
       <w:lvlText w:val=""/>
       <w:lvlJc w:val="left"/>
     </w:lvl>
-    <w:lvl w:ilvl="8" w:tplc="C02A8372">
+    <w:lvl w:ilvl="8" w:tplc="36FCB456">
       <w:numFmt w:val="decimal"/>
       <w:lvlText w:val=""/>
       <w:lvlJc w:val="left"/>
     </w:lvl>
   </w:abstractNum>
-  <w:abstractNum w:abstractNumId="20" w15:restartNumberingAfterBreak="0">
-    <w:nsid w:val="5DF1332C"/>
+  <w:abstractNum w:abstractNumId="22" w15:restartNumberingAfterBreak="0">
+    <w:nsid w:val="71E76BC8"/>
     <w:multiLevelType w:val="hybridMultilevel"/>
-    <w:tmpl w:val="DC8A13EA"/>
-    <w:lvl w:ilvl="0" w:tplc="3DE8803A">
+    <w:tmpl w:val="6DE8E2A6"/>
+    <w:lvl w:ilvl="0" w:tplc="7A80DCC4">
       <w:start w:val="1"/>
       <w:numFmt w:val="decimal"/>
       <w:lvlText w:val="%1."/>
@@ -22782,52 +23317,52 @@
         <w:color w:val="A67C27"/>
       </w:rPr>
     </w:lvl>
-    <w:lvl w:ilvl="1" w:tplc="CBCCD39A">
+    <w:lvl w:ilvl="1" w:tplc="F7761090">
       <w:numFmt w:val="decimal"/>
       <w:lvlText w:val=""/>
       <w:lvlJc w:val="left"/>
     </w:lvl>
-    <w:lvl w:ilvl="2" w:tplc="69D81890">
+    <w:lvl w:ilvl="2" w:tplc="D4208D8A">
       <w:numFmt w:val="decimal"/>
       <w:lvlText w:val=""/>
       <w:lvlJc w:val="left"/>
     </w:lvl>
-    <w:lvl w:ilvl="3" w:tplc="A00C913E">
+    <w:lvl w:ilvl="3" w:tplc="4D96CBEC">
       <w:numFmt w:val="decimal"/>
       <w:lvlText w:val=""/>
       <w:lvlJc w:val="left"/>
     </w:lvl>
-    <w:lvl w:ilvl="4" w:tplc="9A98494C">
+    <w:lvl w:ilvl="4" w:tplc="BEA8DF30">
       <w:numFmt w:val="decimal"/>
       <w:lvlText w:val=""/>
       <w:lvlJc w:val="left"/>
     </w:lvl>
-    <w:lvl w:ilvl="5" w:tplc="7766F036">
+    <w:lvl w:ilvl="5" w:tplc="B6EC253E">
       <w:numFmt w:val="decimal"/>
       <w:lvlText w:val=""/>
       <w:lvlJc w:val="left"/>
     </w:lvl>
-    <w:lvl w:ilvl="6" w:tplc="E8F6B4BE">
+    <w:lvl w:ilvl="6" w:tplc="01CC52F2">
       <w:numFmt w:val="decimal"/>
       <w:lvlText w:val=""/>
       <w:lvlJc w:val="left"/>
     </w:lvl>
-    <w:lvl w:ilvl="7" w:tplc="68D4E872">
+    <w:lvl w:ilvl="7" w:tplc="9C2252FA">
       <w:numFmt w:val="decimal"/>
       <w:lvlText w:val=""/>
       <w:lvlJc w:val="left"/>
     </w:lvl>
-    <w:lvl w:ilvl="8" w:tplc="21C850BA">
+    <w:lvl w:ilvl="8" w:tplc="D9E4B80C">
       <w:numFmt w:val="decimal"/>
       <w:lvlText w:val=""/>
       <w:lvlJc w:val="left"/>
     </w:lvl>
   </w:abstractNum>
-  <w:abstractNum w:abstractNumId="21" w15:restartNumberingAfterBreak="0">
-    <w:nsid w:val="682A6C5F"/>
+  <w:abstractNum w:abstractNumId="23" w15:restartNumberingAfterBreak="0">
+    <w:nsid w:val="79127331"/>
     <w:multiLevelType w:val="hybridMultilevel"/>
-    <w:tmpl w:val="704A51A0"/>
-    <w:lvl w:ilvl="0" w:tplc="F47E3F8E">
+    <w:tmpl w:val="F4108DF2"/>
+    <w:lvl w:ilvl="0" w:tplc="ECE82ECC">
       <w:start w:val="1"/>
       <w:numFmt w:val="decimal"/>
       <w:lvlText w:val="%1."/>
@@ -22841,52 +23376,52 @@
         <w:color w:val="A67C27"/>
       </w:rPr>
     </w:lvl>
-    <w:lvl w:ilvl="1" w:tplc="7FFC439E">
+    <w:lvl w:ilvl="1" w:tplc="9398B062">
       <w:numFmt w:val="decimal"/>
       <w:lvlText w:val=""/>
       <w:lvlJc w:val="left"/>
     </w:lvl>
-    <w:lvl w:ilvl="2" w:tplc="92A40C7C">
+    <w:lvl w:ilvl="2" w:tplc="3D766360">
       <w:numFmt w:val="decimal"/>
       <w:lvlText w:val=""/>
       <w:lvlJc w:val="left"/>
     </w:lvl>
-    <w:lvl w:ilvl="3" w:tplc="331ADC9C">
+    <w:lvl w:ilvl="3" w:tplc="DC8444FA">
       <w:numFmt w:val="decimal"/>
       <w:lvlText w:val=""/>
       <w:lvlJc w:val="left"/>
     </w:lvl>
-    <w:lvl w:ilvl="4" w:tplc="0B9E20D0">
+    <w:lvl w:ilvl="4" w:tplc="ACF84726">
       <w:numFmt w:val="decimal"/>
       <w:lvlText w:val=""/>
       <w:lvlJc w:val="left"/>
     </w:lvl>
-    <w:lvl w:ilvl="5" w:tplc="35A2DD06">
+    <w:lvl w:ilvl="5" w:tplc="F586B45E">
       <w:numFmt w:val="decimal"/>
       <w:lvlText w:val=""/>
       <w:lvlJc w:val="left"/>
     </w:lvl>
-    <w:lvl w:ilvl="6" w:tplc="E9120984">
+    <w:lvl w:ilvl="6" w:tplc="F8F80DFE">
       <w:numFmt w:val="decimal"/>
       <w:lvlText w:val=""/>
       <w:lvlJc w:val="left"/>
     </w:lvl>
-    <w:lvl w:ilvl="7" w:tplc="870AF696">
+    <w:lvl w:ilvl="7" w:tplc="3370C5B0">
       <w:numFmt w:val="decimal"/>
       <w:lvlText w:val=""/>
       <w:lvlJc w:val="left"/>
     </w:lvl>
-    <w:lvl w:ilvl="8" w:tplc="71903572">
+    <w:lvl w:ilvl="8" w:tplc="A50C3F38">
       <w:numFmt w:val="decimal"/>
       <w:lvlText w:val=""/>
       <w:lvlJc w:val="left"/>
     </w:lvl>
   </w:abstractNum>
-  <w:abstractNum w:abstractNumId="22" w15:restartNumberingAfterBreak="0">
-    <w:nsid w:val="6DCD1AC0"/>
+  <w:abstractNum w:abstractNumId="24" w15:restartNumberingAfterBreak="0">
+    <w:nsid w:val="794D500C"/>
     <w:multiLevelType w:val="hybridMultilevel"/>
-    <w:tmpl w:val="C3D2F8D2"/>
-    <w:lvl w:ilvl="0" w:tplc="2F34514E">
+    <w:tmpl w:val="257ED512"/>
+    <w:lvl w:ilvl="0" w:tplc="B3C64678">
       <w:start w:val="1"/>
       <w:numFmt w:val="decimal"/>
       <w:lvlText w:val="%1."/>
@@ -22900,311 +23435,193 @@
         <w:color w:val="A67C27"/>
       </w:rPr>
     </w:lvl>
-    <w:lvl w:ilvl="1" w:tplc="7C263406">
+    <w:lvl w:ilvl="1" w:tplc="CED66C5A">
       <w:numFmt w:val="decimal"/>
       <w:lvlText w:val=""/>
       <w:lvlJc w:val="left"/>
     </w:lvl>
-    <w:lvl w:ilvl="2" w:tplc="1DBCFB40">
+    <w:lvl w:ilvl="2" w:tplc="23CE1A12">
       <w:numFmt w:val="decimal"/>
       <w:lvlText w:val=""/>
       <w:lvlJc w:val="left"/>
     </w:lvl>
-    <w:lvl w:ilvl="3" w:tplc="66227E1C">
+    <w:lvl w:ilvl="3" w:tplc="6C0CAB2A">
       <w:numFmt w:val="decimal"/>
       <w:lvlText w:val=""/>
       <w:lvlJc w:val="left"/>
     </w:lvl>
-    <w:lvl w:ilvl="4" w:tplc="6820013C">
+    <w:lvl w:ilvl="4" w:tplc="1EEE0AF8">
       <w:numFmt w:val="decimal"/>
       <w:lvlText w:val=""/>
       <w:lvlJc w:val="left"/>
     </w:lvl>
-    <w:lvl w:ilvl="5" w:tplc="DD2206C8">
+    <w:lvl w:ilvl="5" w:tplc="4CE8BC22">
       <w:numFmt w:val="decimal"/>
       <w:lvlText w:val=""/>
       <w:lvlJc w:val="left"/>
     </w:lvl>
-    <w:lvl w:ilvl="6" w:tplc="6DB8C900">
+    <w:lvl w:ilvl="6" w:tplc="12EC6BF6">
       <w:numFmt w:val="decimal"/>
       <w:lvlText w:val=""/>
       <w:lvlJc w:val="left"/>
     </w:lvl>
-    <w:lvl w:ilvl="7" w:tplc="80D02038">
+    <w:lvl w:ilvl="7" w:tplc="52F25FF8">
       <w:numFmt w:val="decimal"/>
       <w:lvlText w:val=""/>
       <w:lvlJc w:val="left"/>
     </w:lvl>
-    <w:lvl w:ilvl="8" w:tplc="6C44CEBA">
+    <w:lvl w:ilvl="8" w:tplc="166ED46C">
       <w:numFmt w:val="decimal"/>
       <w:lvlText w:val=""/>
       <w:lvlJc w:val="left"/>
     </w:lvl>
   </w:abstractNum>
-  <w:abstractNum w:abstractNumId="23" w15:restartNumberingAfterBreak="0">
-    <w:nsid w:val="734D123B"/>
-    <w:multiLevelType w:val="hybridMultilevel"/>
-    <w:tmpl w:val="07D281D0"/>
-    <w:lvl w:ilvl="0" w:tplc="A77E2E82">
-      <w:start w:val="1"/>
-      <w:numFmt w:val="decimal"/>
-      <w:lvlText w:val="%1."/>
-      <w:lvlJc w:val="left"/>
-      <w:pPr>
-        <w:ind w:left="460" w:hanging="360"/>
-      </w:pPr>
-      <w:rPr>
-        <w:b/>
-        <w:bCs/>
-        <w:color w:val="A67C27"/>
-      </w:rPr>
-    </w:lvl>
-    <w:lvl w:ilvl="1" w:tplc="B6D4989C">
-      <w:numFmt w:val="decimal"/>
-      <w:lvlText w:val=""/>
-      <w:lvlJc w:val="left"/>
-    </w:lvl>
-    <w:lvl w:ilvl="2" w:tplc="1CC071F8">
-      <w:numFmt w:val="decimal"/>
-      <w:lvlText w:val=""/>
-      <w:lvlJc w:val="left"/>
-    </w:lvl>
-    <w:lvl w:ilvl="3" w:tplc="9654C122">
-      <w:numFmt w:val="decimal"/>
-      <w:lvlText w:val=""/>
-      <w:lvlJc w:val="left"/>
-    </w:lvl>
-    <w:lvl w:ilvl="4" w:tplc="BE6846B4">
-      <w:numFmt w:val="decimal"/>
-      <w:lvlText w:val=""/>
-      <w:lvlJc w:val="left"/>
-    </w:lvl>
-    <w:lvl w:ilvl="5" w:tplc="CCCA1372">
-      <w:numFmt w:val="decimal"/>
-      <w:lvlText w:val=""/>
-      <w:lvlJc w:val="left"/>
-    </w:lvl>
-    <w:lvl w:ilvl="6" w:tplc="64464120">
-      <w:numFmt w:val="decimal"/>
-      <w:lvlText w:val=""/>
-      <w:lvlJc w:val="left"/>
-    </w:lvl>
-    <w:lvl w:ilvl="7" w:tplc="FB0241A0">
-      <w:numFmt w:val="decimal"/>
-      <w:lvlText w:val=""/>
-      <w:lvlJc w:val="left"/>
-    </w:lvl>
-    <w:lvl w:ilvl="8" w:tplc="ED8CB0E0">
-      <w:numFmt w:val="decimal"/>
-      <w:lvlText w:val=""/>
-      <w:lvlJc w:val="left"/>
-    </w:lvl>
-  </w:abstractNum>
-  <w:abstractNum w:abstractNumId="24" w15:restartNumberingAfterBreak="0">
-    <w:nsid w:val="74A66531"/>
-    <w:multiLevelType w:val="hybridMultilevel"/>
-    <w:tmpl w:val="CD9ED00E"/>
-    <w:lvl w:ilvl="0" w:tplc="508A5374">
-      <w:start w:val="1"/>
-      <w:numFmt w:val="decimal"/>
-      <w:lvlText w:val="%1."/>
-      <w:lvlJc w:val="left"/>
-      <w:pPr>
-        <w:ind w:left="460" w:hanging="360"/>
-      </w:pPr>
-      <w:rPr>
-        <w:b/>
-        <w:bCs/>
-        <w:color w:val="A67C27"/>
-      </w:rPr>
-    </w:lvl>
-    <w:lvl w:ilvl="1" w:tplc="E5F6B29E">
-      <w:numFmt w:val="decimal"/>
-      <w:lvlText w:val=""/>
-      <w:lvlJc w:val="left"/>
-    </w:lvl>
-    <w:lvl w:ilvl="2" w:tplc="F53A4F76">
-      <w:numFmt w:val="decimal"/>
-      <w:lvlText w:val=""/>
-      <w:lvlJc w:val="left"/>
-    </w:lvl>
-    <w:lvl w:ilvl="3" w:tplc="F7D09EF2">
-      <w:numFmt w:val="decimal"/>
-      <w:lvlText w:val=""/>
-      <w:lvlJc w:val="left"/>
-    </w:lvl>
-    <w:lvl w:ilvl="4" w:tplc="1388C224">
-      <w:numFmt w:val="decimal"/>
-      <w:lvlText w:val=""/>
-      <w:lvlJc w:val="left"/>
-    </w:lvl>
-    <w:lvl w:ilvl="5" w:tplc="588EB194">
-      <w:numFmt w:val="decimal"/>
-      <w:lvlText w:val=""/>
-      <w:lvlJc w:val="left"/>
-    </w:lvl>
-    <w:lvl w:ilvl="6" w:tplc="0008A0C4">
-      <w:numFmt w:val="decimal"/>
-      <w:lvlText w:val=""/>
-      <w:lvlJc w:val="left"/>
-    </w:lvl>
-    <w:lvl w:ilvl="7" w:tplc="1CB6F3A0">
-      <w:numFmt w:val="decimal"/>
-      <w:lvlText w:val=""/>
-      <w:lvlJc w:val="left"/>
-    </w:lvl>
-    <w:lvl w:ilvl="8" w:tplc="0C905BDC">
-      <w:numFmt w:val="decimal"/>
-      <w:lvlText w:val=""/>
-      <w:lvlJc w:val="left"/>
-    </w:lvl>
-  </w:abstractNum>
-  <w:num w:numId="1" w16cid:durableId="907031321">
+  <w:num w:numId="1" w16cid:durableId="2119179662">
+    <w:abstractNumId w:val="20"/>
+    <w:lvlOverride w:ilvl="0">
+      <w:startOverride w:val="1"/>
+    </w:lvlOverride>
+  </w:num>
+  <w:num w:numId="2" w16cid:durableId="1606425400">
+    <w:abstractNumId w:val="19"/>
+    <w:lvlOverride w:ilvl="0">
+      <w:startOverride w:val="1"/>
+    </w:lvlOverride>
+  </w:num>
+  <w:num w:numId="3" w16cid:durableId="618149819">
+    <w:abstractNumId w:val="24"/>
+    <w:lvlOverride w:ilvl="0">
+      <w:startOverride w:val="1"/>
+    </w:lvlOverride>
+  </w:num>
+  <w:num w:numId="4" w16cid:durableId="1835411817">
+    <w:abstractNumId w:val="18"/>
+    <w:lvlOverride w:ilvl="0">
+      <w:startOverride w:val="1"/>
+    </w:lvlOverride>
+  </w:num>
+  <w:num w:numId="5" w16cid:durableId="1807236145">
+    <w:abstractNumId w:val="1"/>
+    <w:lvlOverride w:ilvl="0">
+      <w:startOverride w:val="1"/>
+    </w:lvlOverride>
+  </w:num>
+  <w:num w:numId="6" w16cid:durableId="1005865437">
+    <w:abstractNumId w:val="22"/>
+    <w:lvlOverride w:ilvl="0">
+      <w:startOverride w:val="1"/>
+    </w:lvlOverride>
+  </w:num>
+  <w:num w:numId="7" w16cid:durableId="927807981">
+    <w:abstractNumId w:val="14"/>
+    <w:lvlOverride w:ilvl="0">
+      <w:startOverride w:val="1"/>
+    </w:lvlOverride>
+  </w:num>
+  <w:num w:numId="8" w16cid:durableId="271281911">
+    <w:abstractNumId w:val="12"/>
+    <w:lvlOverride w:ilvl="0">
+      <w:startOverride w:val="1"/>
+    </w:lvlOverride>
+  </w:num>
+  <w:num w:numId="9" w16cid:durableId="1397975865">
+    <w:abstractNumId w:val="17"/>
+    <w:lvlOverride w:ilvl="0">
+      <w:startOverride w:val="1"/>
+    </w:lvlOverride>
+  </w:num>
+  <w:num w:numId="10" w16cid:durableId="1997806746">
     <w:abstractNumId w:val="9"/>
     <w:lvlOverride w:ilvl="0">
       <w:startOverride w:val="1"/>
     </w:lvlOverride>
   </w:num>
-  <w:num w:numId="2" w16cid:durableId="648705631">
+  <w:num w:numId="11" w16cid:durableId="1540973336">
+    <w:abstractNumId w:val="16"/>
+    <w:lvlOverride w:ilvl="0">
+      <w:startOverride w:val="1"/>
+    </w:lvlOverride>
+  </w:num>
+  <w:num w:numId="12" w16cid:durableId="1998914939">
+    <w:abstractNumId w:val="0"/>
+    <w:lvlOverride w:ilvl="0">
+      <w:startOverride w:val="1"/>
+    </w:lvlOverride>
+  </w:num>
+  <w:num w:numId="13" w16cid:durableId="1141847675">
+    <w:abstractNumId w:val="15"/>
+    <w:lvlOverride w:ilvl="0">
+      <w:startOverride w:val="1"/>
+    </w:lvlOverride>
+  </w:num>
+  <w:num w:numId="14" w16cid:durableId="1295524450">
+    <w:abstractNumId w:val="23"/>
+    <w:lvlOverride w:ilvl="0">
+      <w:startOverride w:val="1"/>
+    </w:lvlOverride>
+  </w:num>
+  <w:num w:numId="15" w16cid:durableId="1145048430">
+    <w:abstractNumId w:val="11"/>
+    <w:lvlOverride w:ilvl="0">
+      <w:startOverride w:val="1"/>
+    </w:lvlOverride>
+  </w:num>
+  <w:num w:numId="16" w16cid:durableId="37434786">
+    <w:abstractNumId w:val="3"/>
+    <w:lvlOverride w:ilvl="0">
+      <w:startOverride w:val="1"/>
+    </w:lvlOverride>
+  </w:num>
+  <w:num w:numId="17" w16cid:durableId="363602935">
+    <w:abstractNumId w:val="10"/>
+    <w:lvlOverride w:ilvl="0">
+      <w:startOverride w:val="1"/>
+    </w:lvlOverride>
+  </w:num>
+  <w:num w:numId="18" w16cid:durableId="132530407">
+    <w:abstractNumId w:val="4"/>
+    <w:lvlOverride w:ilvl="0">
+      <w:startOverride w:val="1"/>
+    </w:lvlOverride>
+  </w:num>
+  <w:num w:numId="19" w16cid:durableId="1380133129">
+    <w:abstractNumId w:val="6"/>
+    <w:lvlOverride w:ilvl="0">
+      <w:startOverride w:val="1"/>
+    </w:lvlOverride>
+  </w:num>
+  <w:num w:numId="20" w16cid:durableId="1230581793">
+    <w:abstractNumId w:val="2"/>
+    <w:lvlOverride w:ilvl="0">
+      <w:startOverride w:val="1"/>
+    </w:lvlOverride>
+  </w:num>
+  <w:num w:numId="21" w16cid:durableId="1927568784">
     <w:abstractNumId w:val="7"/>
     <w:lvlOverride w:ilvl="0">
       <w:startOverride w:val="1"/>
     </w:lvlOverride>
   </w:num>
-  <w:num w:numId="3" w16cid:durableId="580406698">
+  <w:num w:numId="22" w16cid:durableId="1724450550">
+    <w:abstractNumId w:val="13"/>
+    <w:lvlOverride w:ilvl="0">
+      <w:startOverride w:val="1"/>
+    </w:lvlOverride>
+  </w:num>
+  <w:num w:numId="23" w16cid:durableId="40833270">
+    <w:abstractNumId w:val="21"/>
+    <w:lvlOverride w:ilvl="0">
+      <w:startOverride w:val="1"/>
+    </w:lvlOverride>
+  </w:num>
+  <w:num w:numId="24" w16cid:durableId="431510856">
     <w:abstractNumId w:val="5"/>
     <w:lvlOverride w:ilvl="0">
       <w:startOverride w:val="1"/>
     </w:lvlOverride>
   </w:num>
-  <w:num w:numId="4" w16cid:durableId="1301619327">
-    <w:abstractNumId w:val="2"/>
-    <w:lvlOverride w:ilvl="0">
-      <w:startOverride w:val="1"/>
-    </w:lvlOverride>
-  </w:num>
-  <w:num w:numId="5" w16cid:durableId="1724017702">
-    <w:abstractNumId w:val="6"/>
-    <w:lvlOverride w:ilvl="0">
-      <w:startOverride w:val="1"/>
-    </w:lvlOverride>
-  </w:num>
-  <w:num w:numId="6" w16cid:durableId="1133213577">
-    <w:abstractNumId w:val="1"/>
-    <w:lvlOverride w:ilvl="0">
-      <w:startOverride w:val="1"/>
-    </w:lvlOverride>
-  </w:num>
-  <w:num w:numId="7" w16cid:durableId="889342679">
-    <w:abstractNumId w:val="22"/>
-    <w:lvlOverride w:ilvl="0">
-      <w:startOverride w:val="1"/>
-    </w:lvlOverride>
-  </w:num>
-  <w:num w:numId="8" w16cid:durableId="841966767">
-    <w:abstractNumId w:val="0"/>
-    <w:lvlOverride w:ilvl="0">
-      <w:startOverride w:val="1"/>
-    </w:lvlOverride>
-  </w:num>
-  <w:num w:numId="9" w16cid:durableId="1604068463">
-    <w:abstractNumId w:val="20"/>
-    <w:lvlOverride w:ilvl="0">
-      <w:startOverride w:val="1"/>
-    </w:lvlOverride>
-  </w:num>
-  <w:num w:numId="10" w16cid:durableId="455148184">
-    <w:abstractNumId w:val="14"/>
-    <w:lvlOverride w:ilvl="0">
-      <w:startOverride w:val="1"/>
-    </w:lvlOverride>
-  </w:num>
-  <w:num w:numId="11" w16cid:durableId="1078018157">
-    <w:abstractNumId w:val="16"/>
-    <w:lvlOverride w:ilvl="0">
-      <w:startOverride w:val="1"/>
-    </w:lvlOverride>
-  </w:num>
-  <w:num w:numId="12" w16cid:durableId="757602592">
-    <w:abstractNumId w:val="21"/>
-    <w:lvlOverride w:ilvl="0">
-      <w:startOverride w:val="1"/>
-    </w:lvlOverride>
-  </w:num>
-  <w:num w:numId="13" w16cid:durableId="247889424">
-    <w:abstractNumId w:val="18"/>
-    <w:lvlOverride w:ilvl="0">
-      <w:startOverride w:val="1"/>
-    </w:lvlOverride>
-  </w:num>
-  <w:num w:numId="14" w16cid:durableId="28772268">
+  <w:num w:numId="25" w16cid:durableId="1748766884">
     <w:abstractNumId w:val="8"/>
-    <w:lvlOverride w:ilvl="0">
-      <w:startOverride w:val="1"/>
-    </w:lvlOverride>
-  </w:num>
-  <w:num w:numId="15" w16cid:durableId="237448812">
-    <w:abstractNumId w:val="13"/>
-    <w:lvlOverride w:ilvl="0">
-      <w:startOverride w:val="1"/>
-    </w:lvlOverride>
-  </w:num>
-  <w:num w:numId="16" w16cid:durableId="678309071">
-    <w:abstractNumId w:val="17"/>
-    <w:lvlOverride w:ilvl="0">
-      <w:startOverride w:val="1"/>
-    </w:lvlOverride>
-  </w:num>
-  <w:num w:numId="17" w16cid:durableId="1015109942">
-    <w:abstractNumId w:val="3"/>
-    <w:lvlOverride w:ilvl="0">
-      <w:startOverride w:val="1"/>
-    </w:lvlOverride>
-  </w:num>
-  <w:num w:numId="18" w16cid:durableId="1967658479">
-    <w:abstractNumId w:val="24"/>
-    <w:lvlOverride w:ilvl="0">
-      <w:startOverride w:val="1"/>
-    </w:lvlOverride>
-  </w:num>
-  <w:num w:numId="19" w16cid:durableId="1592738875">
-    <w:abstractNumId w:val="10"/>
-    <w:lvlOverride w:ilvl="0">
-      <w:startOverride w:val="1"/>
-    </w:lvlOverride>
-  </w:num>
-  <w:num w:numId="20" w16cid:durableId="1515798952">
-    <w:abstractNumId w:val="19"/>
-    <w:lvlOverride w:ilvl="0">
-      <w:startOverride w:val="1"/>
-    </w:lvlOverride>
-  </w:num>
-  <w:num w:numId="21" w16cid:durableId="63112812">
-    <w:abstractNumId w:val="11"/>
-    <w:lvlOverride w:ilvl="0">
-      <w:startOverride w:val="1"/>
-    </w:lvlOverride>
-  </w:num>
-  <w:num w:numId="22" w16cid:durableId="559748681">
-    <w:abstractNumId w:val="12"/>
-    <w:lvlOverride w:ilvl="0">
-      <w:startOverride w:val="1"/>
-    </w:lvlOverride>
-  </w:num>
-  <w:num w:numId="23" w16cid:durableId="1219587872">
-    <w:abstractNumId w:val="23"/>
-    <w:lvlOverride w:ilvl="0">
-      <w:startOverride w:val="1"/>
-    </w:lvlOverride>
-  </w:num>
-  <w:num w:numId="24" w16cid:durableId="993072376">
-    <w:abstractNumId w:val="15"/>
-    <w:lvlOverride w:ilvl="0">
-      <w:startOverride w:val="1"/>
-    </w:lvlOverride>
-  </w:num>
-  <w:num w:numId="25" w16cid:durableId="1483351144">
-    <w:abstractNumId w:val="4"/>
     <w:lvlOverride w:ilvl="0">
       <w:startOverride w:val="1"/>
     </w:lvlOverride>
@@ -23829,7 +24246,7 @@
     <w:autoRedefine/>
     <w:uiPriority w:val="39"/>
     <w:unhideWhenUsed/>
-    <w:rsid w:val="00030B9E"/>
+    <w:rsid w:val="003B164B"/>
     <w:pPr>
       <w:spacing w:after="100"/>
     </w:pPr>
@@ -23841,7 +24258,7 @@
     <w:autoRedefine/>
     <w:uiPriority w:val="39"/>
     <w:unhideWhenUsed/>
-    <w:rsid w:val="00030B9E"/>
+    <w:rsid w:val="003B164B"/>
     <w:pPr>
       <w:spacing w:after="100"/>
       <w:ind w:left="210"/>

--- a/docs/manuals/RA_Training_Manual.docx
+++ b/docs/manuals/RA_Training_Manual.docx
@@ -469,7 +469,7 @@
                 <w:sz w:val="19"/>
                 <w:szCs w:val="19"/>
               </w:rPr>
-              <w:t>Version 1.3 · 20 September 2026</w:t>
+              <w:t>Version 1.4 · 20 September 2026</w:t>
             </w:r>
           </w:p>
         </w:tc>
@@ -538,7 +538,7 @@
     <w:sdt>
       <w:sdtPr>
         <w:alias w:val="Contents"/>
-        <w:id w:val="800808880"/>
+        <w:id w:val="-1037813823"/>
       </w:sdtPr>
       <w:sdtEndPr/>
       <w:sdtContent>
@@ -567,7 +567,7 @@
           <w:r>
             <w:fldChar w:fldCharType="separate"/>
           </w:r>
-          <w:hyperlink w:anchor="_Toc240767618" w:history="1">
+          <w:hyperlink w:anchor="_Toc240773163" w:history="1">
             <w:r>
               <w:rPr>
                 <w:rStyle w:val="Hyperlink"/>
@@ -591,7 +591,7 @@
               <w:rPr>
                 <w:noProof/>
               </w:rPr>
-              <w:instrText xml:space="preserve"> PAGEREF _Toc240767618 \h </w:instrText>
+              <w:instrText xml:space="preserve"> PAGEREF _Toc240773163 \h </w:instrText>
             </w:r>
             <w:r>
               <w:rPr>
@@ -634,7 +634,7 @@
               <w14:ligatures w14:val="standardContextual"/>
             </w:rPr>
           </w:pPr>
-          <w:hyperlink w:anchor="_Toc240767619" w:history="1">
+          <w:hyperlink w:anchor="_Toc240773164" w:history="1">
             <w:r>
               <w:rPr>
                 <w:rStyle w:val="Hyperlink"/>
@@ -658,7 +658,7 @@
               <w:rPr>
                 <w:noProof/>
               </w:rPr>
-              <w:instrText xml:space="preserve"> PAGEREF _Toc240767619 \h </w:instrText>
+              <w:instrText xml:space="preserve"> PAGEREF _Toc240773164 \h </w:instrText>
             </w:r>
             <w:r>
               <w:rPr>
@@ -701,7 +701,7 @@
               <w14:ligatures w14:val="standardContextual"/>
             </w:rPr>
           </w:pPr>
-          <w:hyperlink w:anchor="_Toc240767620" w:history="1">
+          <w:hyperlink w:anchor="_Toc240773165" w:history="1">
             <w:r>
               <w:rPr>
                 <w:rStyle w:val="Hyperlink"/>
@@ -725,7 +725,7 @@
               <w:rPr>
                 <w:noProof/>
               </w:rPr>
-              <w:instrText xml:space="preserve"> PAGEREF _Toc240767620 \h </w:instrText>
+              <w:instrText xml:space="preserve"> PAGEREF _Toc240773165 \h </w:instrText>
             </w:r>
             <w:r>
               <w:rPr>
@@ -768,7 +768,7 @@
               <w14:ligatures w14:val="standardContextual"/>
             </w:rPr>
           </w:pPr>
-          <w:hyperlink w:anchor="_Toc240767621" w:history="1">
+          <w:hyperlink w:anchor="_Toc240773166" w:history="1">
             <w:r>
               <w:rPr>
                 <w:rStyle w:val="Hyperlink"/>
@@ -792,7 +792,7 @@
               <w:rPr>
                 <w:noProof/>
               </w:rPr>
-              <w:instrText xml:space="preserve"> PAGEREF _Toc240767621 \h </w:instrText>
+              <w:instrText xml:space="preserve"> PAGEREF _Toc240773166 \h </w:instrText>
             </w:r>
             <w:r>
               <w:rPr>
@@ -835,7 +835,7 @@
               <w14:ligatures w14:val="standardContextual"/>
             </w:rPr>
           </w:pPr>
-          <w:hyperlink w:anchor="_Toc240767622" w:history="1">
+          <w:hyperlink w:anchor="_Toc240773167" w:history="1">
             <w:r>
               <w:rPr>
                 <w:rStyle w:val="Hyperlink"/>
@@ -859,7 +859,7 @@
               <w:rPr>
                 <w:noProof/>
               </w:rPr>
-              <w:instrText xml:space="preserve"> PAGEREF _Toc240767622 \h </w:instrText>
+              <w:instrText xml:space="preserve"> PAGEREF _Toc240773167 \h </w:instrText>
             </w:r>
             <w:r>
               <w:rPr>
@@ -902,7 +902,7 @@
               <w14:ligatures w14:val="standardContextual"/>
             </w:rPr>
           </w:pPr>
-          <w:hyperlink w:anchor="_Toc240767623" w:history="1">
+          <w:hyperlink w:anchor="_Toc240773168" w:history="1">
             <w:r>
               <w:rPr>
                 <w:rStyle w:val="Hyperlink"/>
@@ -926,7 +926,7 @@
               <w:rPr>
                 <w:noProof/>
               </w:rPr>
-              <w:instrText xml:space="preserve"> PAGEREF _Toc240767623 \h </w:instrText>
+              <w:instrText xml:space="preserve"> PAGEREF _Toc240773168 \h </w:instrText>
             </w:r>
             <w:r>
               <w:rPr>
@@ -969,7 +969,7 @@
               <w14:ligatures w14:val="standardContextual"/>
             </w:rPr>
           </w:pPr>
-          <w:hyperlink w:anchor="_Toc240767624" w:history="1">
+          <w:hyperlink w:anchor="_Toc240773169" w:history="1">
             <w:r>
               <w:rPr>
                 <w:rStyle w:val="Hyperlink"/>
@@ -993,7 +993,7 @@
               <w:rPr>
                 <w:noProof/>
               </w:rPr>
-              <w:instrText xml:space="preserve"> PAGEREF _Toc240767624 \h </w:instrText>
+              <w:instrText xml:space="preserve"> PAGEREF _Toc240773169 \h </w:instrText>
             </w:r>
             <w:r>
               <w:rPr>
@@ -1036,7 +1036,7 @@
               <w14:ligatures w14:val="standardContextual"/>
             </w:rPr>
           </w:pPr>
-          <w:hyperlink w:anchor="_Toc240767625" w:history="1">
+          <w:hyperlink w:anchor="_Toc240773170" w:history="1">
             <w:r>
               <w:rPr>
                 <w:rStyle w:val="Hyperlink"/>
@@ -1060,7 +1060,7 @@
               <w:rPr>
                 <w:noProof/>
               </w:rPr>
-              <w:instrText xml:space="preserve"> PAGEREF _Toc240767625 \h </w:instrText>
+              <w:instrText xml:space="preserve"> PAGEREF _Toc240773170 \h </w:instrText>
             </w:r>
             <w:r>
               <w:rPr>
@@ -1103,7 +1103,7 @@
               <w14:ligatures w14:val="standardContextual"/>
             </w:rPr>
           </w:pPr>
-          <w:hyperlink w:anchor="_Toc240767626" w:history="1">
+          <w:hyperlink w:anchor="_Toc240773171" w:history="1">
             <w:r>
               <w:rPr>
                 <w:rStyle w:val="Hyperlink"/>
@@ -1127,7 +1127,7 @@
               <w:rPr>
                 <w:noProof/>
               </w:rPr>
-              <w:instrText xml:space="preserve"> PAGEREF _Toc240767626 \h </w:instrText>
+              <w:instrText xml:space="preserve"> PAGEREF _Toc240773171 \h </w:instrText>
             </w:r>
             <w:r>
               <w:rPr>
@@ -1170,7 +1170,7 @@
               <w14:ligatures w14:val="standardContextual"/>
             </w:rPr>
           </w:pPr>
-          <w:hyperlink w:anchor="_Toc240767627" w:history="1">
+          <w:hyperlink w:anchor="_Toc240773172" w:history="1">
             <w:r>
               <w:rPr>
                 <w:rStyle w:val="Hyperlink"/>
@@ -1194,7 +1194,7 @@
               <w:rPr>
                 <w:noProof/>
               </w:rPr>
-              <w:instrText xml:space="preserve"> PAGEREF _Toc240767627 \h </w:instrText>
+              <w:instrText xml:space="preserve"> PAGEREF _Toc240773172 \h </w:instrText>
             </w:r>
             <w:r>
               <w:rPr>
@@ -1237,7 +1237,7 @@
               <w14:ligatures w14:val="standardContextual"/>
             </w:rPr>
           </w:pPr>
-          <w:hyperlink w:anchor="_Toc240767628" w:history="1">
+          <w:hyperlink w:anchor="_Toc240773173" w:history="1">
             <w:r>
               <w:rPr>
                 <w:rStyle w:val="Hyperlink"/>
@@ -1261,7 +1261,7 @@
               <w:rPr>
                 <w:noProof/>
               </w:rPr>
-              <w:instrText xml:space="preserve"> PAGEREF _Toc240767628 \h </w:instrText>
+              <w:instrText xml:space="preserve"> PAGEREF _Toc240773173 \h </w:instrText>
             </w:r>
             <w:r>
               <w:rPr>
@@ -1304,7 +1304,7 @@
               <w14:ligatures w14:val="standardContextual"/>
             </w:rPr>
           </w:pPr>
-          <w:hyperlink w:anchor="_Toc240767629" w:history="1">
+          <w:hyperlink w:anchor="_Toc240773174" w:history="1">
             <w:r>
               <w:rPr>
                 <w:rStyle w:val="Hyperlink"/>
@@ -1328,7 +1328,7 @@
               <w:rPr>
                 <w:noProof/>
               </w:rPr>
-              <w:instrText xml:space="preserve"> PAGEREF _Toc240767629 \h </w:instrText>
+              <w:instrText xml:space="preserve"> PAGEREF _Toc240773174 \h </w:instrText>
             </w:r>
             <w:r>
               <w:rPr>
@@ -1371,7 +1371,7 @@
               <w14:ligatures w14:val="standardContextual"/>
             </w:rPr>
           </w:pPr>
-          <w:hyperlink w:anchor="_Toc240767630" w:history="1">
+          <w:hyperlink w:anchor="_Toc240773175" w:history="1">
             <w:r>
               <w:rPr>
                 <w:rStyle w:val="Hyperlink"/>
@@ -1395,7 +1395,7 @@
               <w:rPr>
                 <w:noProof/>
               </w:rPr>
-              <w:instrText xml:space="preserve"> PAGEREF _Toc240767630 \h </w:instrText>
+              <w:instrText xml:space="preserve"> PAGEREF _Toc240773175 \h </w:instrText>
             </w:r>
             <w:r>
               <w:rPr>
@@ -1438,7 +1438,7 @@
               <w14:ligatures w14:val="standardContextual"/>
             </w:rPr>
           </w:pPr>
-          <w:hyperlink w:anchor="_Toc240767631" w:history="1">
+          <w:hyperlink w:anchor="_Toc240773176" w:history="1">
             <w:r>
               <w:rPr>
                 <w:rStyle w:val="Hyperlink"/>
@@ -1462,7 +1462,7 @@
               <w:rPr>
                 <w:noProof/>
               </w:rPr>
-              <w:instrText xml:space="preserve"> PAGEREF _Toc240767631 \h </w:instrText>
+              <w:instrText xml:space="preserve"> PAGEREF _Toc240773176 \h </w:instrText>
             </w:r>
             <w:r>
               <w:rPr>
@@ -1505,7 +1505,7 @@
               <w14:ligatures w14:val="standardContextual"/>
             </w:rPr>
           </w:pPr>
-          <w:hyperlink w:anchor="_Toc240767632" w:history="1">
+          <w:hyperlink w:anchor="_Toc240773177" w:history="1">
             <w:r>
               <w:rPr>
                 <w:rStyle w:val="Hyperlink"/>
@@ -1529,7 +1529,7 @@
               <w:rPr>
                 <w:noProof/>
               </w:rPr>
-              <w:instrText xml:space="preserve"> PAGEREF _Toc240767632 \h </w:instrText>
+              <w:instrText xml:space="preserve"> PAGEREF _Toc240773177 \h </w:instrText>
             </w:r>
             <w:r>
               <w:rPr>
@@ -1572,7 +1572,7 @@
               <w14:ligatures w14:val="standardContextual"/>
             </w:rPr>
           </w:pPr>
-          <w:hyperlink w:anchor="_Toc240767633" w:history="1">
+          <w:hyperlink w:anchor="_Toc240773178" w:history="1">
             <w:r>
               <w:rPr>
                 <w:rStyle w:val="Hyperlink"/>
@@ -1596,7 +1596,7 @@
               <w:rPr>
                 <w:noProof/>
               </w:rPr>
-              <w:instrText xml:space="preserve"> PAGEREF _Toc240767633 \h </w:instrText>
+              <w:instrText xml:space="preserve"> PAGEREF _Toc240773178 \h </w:instrText>
             </w:r>
             <w:r>
               <w:rPr>
@@ -1639,7 +1639,7 @@
               <w14:ligatures w14:val="standardContextual"/>
             </w:rPr>
           </w:pPr>
-          <w:hyperlink w:anchor="_Toc240767634" w:history="1">
+          <w:hyperlink w:anchor="_Toc240773179" w:history="1">
             <w:r>
               <w:rPr>
                 <w:rStyle w:val="Hyperlink"/>
@@ -1663,7 +1663,7 @@
               <w:rPr>
                 <w:noProof/>
               </w:rPr>
-              <w:instrText xml:space="preserve"> PAGEREF _Toc240767634 \h </w:instrText>
+              <w:instrText xml:space="preserve"> PAGEREF _Toc240773179 \h </w:instrText>
             </w:r>
             <w:r>
               <w:rPr>
@@ -1706,7 +1706,7 @@
               <w14:ligatures w14:val="standardContextual"/>
             </w:rPr>
           </w:pPr>
-          <w:hyperlink w:anchor="_Toc240767635" w:history="1">
+          <w:hyperlink w:anchor="_Toc240773180" w:history="1">
             <w:r>
               <w:rPr>
                 <w:rStyle w:val="Hyperlink"/>
@@ -1730,7 +1730,7 @@
               <w:rPr>
                 <w:noProof/>
               </w:rPr>
-              <w:instrText xml:space="preserve"> PAGEREF _Toc240767635 \h </w:instrText>
+              <w:instrText xml:space="preserve"> PAGEREF _Toc240773180 \h </w:instrText>
             </w:r>
             <w:r>
               <w:rPr>
@@ -1773,7 +1773,7 @@
               <w14:ligatures w14:val="standardContextual"/>
             </w:rPr>
           </w:pPr>
-          <w:hyperlink w:anchor="_Toc240767636" w:history="1">
+          <w:hyperlink w:anchor="_Toc240773181" w:history="1">
             <w:r>
               <w:rPr>
                 <w:rStyle w:val="Hyperlink"/>
@@ -1797,7 +1797,7 @@
               <w:rPr>
                 <w:noProof/>
               </w:rPr>
-              <w:instrText xml:space="preserve"> PAGEREF _Toc240767636 \h </w:instrText>
+              <w:instrText xml:space="preserve"> PAGEREF _Toc240773181 \h </w:instrText>
             </w:r>
             <w:r>
               <w:rPr>
@@ -1840,7 +1840,7 @@
               <w14:ligatures w14:val="standardContextual"/>
             </w:rPr>
           </w:pPr>
-          <w:hyperlink w:anchor="_Toc240767637" w:history="1">
+          <w:hyperlink w:anchor="_Toc240773182" w:history="1">
             <w:r>
               <w:rPr>
                 <w:rStyle w:val="Hyperlink"/>
@@ -1864,7 +1864,7 @@
               <w:rPr>
                 <w:noProof/>
               </w:rPr>
-              <w:instrText xml:space="preserve"> PAGEREF _Toc240767637 \h </w:instrText>
+              <w:instrText xml:space="preserve"> PAGEREF _Toc240773182 \h </w:instrText>
             </w:r>
             <w:r>
               <w:rPr>
@@ -1907,7 +1907,7 @@
               <w14:ligatures w14:val="standardContextual"/>
             </w:rPr>
           </w:pPr>
-          <w:hyperlink w:anchor="_Toc240767638" w:history="1">
+          <w:hyperlink w:anchor="_Toc240773183" w:history="1">
             <w:r>
               <w:rPr>
                 <w:rStyle w:val="Hyperlink"/>
@@ -1931,7 +1931,7 @@
               <w:rPr>
                 <w:noProof/>
               </w:rPr>
-              <w:instrText xml:space="preserve"> PAGEREF _Toc240767638 \h </w:instrText>
+              <w:instrText xml:space="preserve"> PAGEREF _Toc240773183 \h </w:instrText>
             </w:r>
             <w:r>
               <w:rPr>
@@ -1974,7 +1974,7 @@
               <w14:ligatures w14:val="standardContextual"/>
             </w:rPr>
           </w:pPr>
-          <w:hyperlink w:anchor="_Toc240767639" w:history="1">
+          <w:hyperlink w:anchor="_Toc240773184" w:history="1">
             <w:r>
               <w:rPr>
                 <w:rStyle w:val="Hyperlink"/>
@@ -1998,7 +1998,7 @@
               <w:rPr>
                 <w:noProof/>
               </w:rPr>
-              <w:instrText xml:space="preserve"> PAGEREF _Toc240767639 \h </w:instrText>
+              <w:instrText xml:space="preserve"> PAGEREF _Toc240773184 \h </w:instrText>
             </w:r>
             <w:r>
               <w:rPr>
@@ -2041,7 +2041,7 @@
               <w14:ligatures w14:val="standardContextual"/>
             </w:rPr>
           </w:pPr>
-          <w:hyperlink w:anchor="_Toc240767640" w:history="1">
+          <w:hyperlink w:anchor="_Toc240773185" w:history="1">
             <w:r>
               <w:rPr>
                 <w:rStyle w:val="Hyperlink"/>
@@ -2065,7 +2065,7 @@
               <w:rPr>
                 <w:noProof/>
               </w:rPr>
-              <w:instrText xml:space="preserve"> PAGEREF _Toc240767640 \h </w:instrText>
+              <w:instrText xml:space="preserve"> PAGEREF _Toc240773185 \h </w:instrText>
             </w:r>
             <w:r>
               <w:rPr>
@@ -2108,7 +2108,7 @@
               <w14:ligatures w14:val="standardContextual"/>
             </w:rPr>
           </w:pPr>
-          <w:hyperlink w:anchor="_Toc240767641" w:history="1">
+          <w:hyperlink w:anchor="_Toc240773186" w:history="1">
             <w:r>
               <w:rPr>
                 <w:rStyle w:val="Hyperlink"/>
@@ -2132,7 +2132,7 @@
               <w:rPr>
                 <w:noProof/>
               </w:rPr>
-              <w:instrText xml:space="preserve"> PAGEREF _Toc240767641 \h </w:instrText>
+              <w:instrText xml:space="preserve"> PAGEREF _Toc240773186 \h </w:instrText>
             </w:r>
             <w:r>
               <w:rPr>
@@ -2175,7 +2175,7 @@
               <w14:ligatures w14:val="standardContextual"/>
             </w:rPr>
           </w:pPr>
-          <w:hyperlink w:anchor="_Toc240767642" w:history="1">
+          <w:hyperlink w:anchor="_Toc240773187" w:history="1">
             <w:r>
               <w:rPr>
                 <w:rStyle w:val="Hyperlink"/>
@@ -2199,7 +2199,7 @@
               <w:rPr>
                 <w:noProof/>
               </w:rPr>
-              <w:instrText xml:space="preserve"> PAGEREF _Toc240767642 \h </w:instrText>
+              <w:instrText xml:space="preserve"> PAGEREF _Toc240773187 \h </w:instrText>
             </w:r>
             <w:r>
               <w:rPr>
@@ -2242,7 +2242,7 @@
               <w14:ligatures w14:val="standardContextual"/>
             </w:rPr>
           </w:pPr>
-          <w:hyperlink w:anchor="_Toc240767643" w:history="1">
+          <w:hyperlink w:anchor="_Toc240773188" w:history="1">
             <w:r>
               <w:rPr>
                 <w:rStyle w:val="Hyperlink"/>
@@ -2266,7 +2266,7 @@
               <w:rPr>
                 <w:noProof/>
               </w:rPr>
-              <w:instrText xml:space="preserve"> PAGEREF _Toc240767643 \h </w:instrText>
+              <w:instrText xml:space="preserve"> PAGEREF _Toc240773188 \h </w:instrText>
             </w:r>
             <w:r>
               <w:rPr>
@@ -2309,7 +2309,7 @@
               <w14:ligatures w14:val="standardContextual"/>
             </w:rPr>
           </w:pPr>
-          <w:hyperlink w:anchor="_Toc240767644" w:history="1">
+          <w:hyperlink w:anchor="_Toc240773189" w:history="1">
             <w:r>
               <w:rPr>
                 <w:rStyle w:val="Hyperlink"/>
@@ -2333,7 +2333,7 @@
               <w:rPr>
                 <w:noProof/>
               </w:rPr>
-              <w:instrText xml:space="preserve"> PAGEREF _Toc240767644 \h </w:instrText>
+              <w:instrText xml:space="preserve"> PAGEREF _Toc240773189 \h </w:instrText>
             </w:r>
             <w:r>
               <w:rPr>
@@ -2376,7 +2376,7 @@
               <w14:ligatures w14:val="standardContextual"/>
             </w:rPr>
           </w:pPr>
-          <w:hyperlink w:anchor="_Toc240767645" w:history="1">
+          <w:hyperlink w:anchor="_Toc240773190" w:history="1">
             <w:r>
               <w:rPr>
                 <w:rStyle w:val="Hyperlink"/>
@@ -2400,7 +2400,7 @@
               <w:rPr>
                 <w:noProof/>
               </w:rPr>
-              <w:instrText xml:space="preserve"> PAGEREF _Toc240767645 \h </w:instrText>
+              <w:instrText xml:space="preserve"> PAGEREF _Toc240773190 \h </w:instrText>
             </w:r>
             <w:r>
               <w:rPr>
@@ -2443,7 +2443,7 @@
               <w14:ligatures w14:val="standardContextual"/>
             </w:rPr>
           </w:pPr>
-          <w:hyperlink w:anchor="_Toc240767646" w:history="1">
+          <w:hyperlink w:anchor="_Toc240773191" w:history="1">
             <w:r>
               <w:rPr>
                 <w:rStyle w:val="Hyperlink"/>
@@ -2467,7 +2467,7 @@
               <w:rPr>
                 <w:noProof/>
               </w:rPr>
-              <w:instrText xml:space="preserve"> PAGEREF _Toc240767646 \h </w:instrText>
+              <w:instrText xml:space="preserve"> PAGEREF _Toc240773191 \h </w:instrText>
             </w:r>
             <w:r>
               <w:rPr>
@@ -2484,7 +2484,7 @@
               <w:rPr>
                 <w:noProof/>
               </w:rPr>
-              <w:t>30</w:t>
+              <w:t>32</w:t>
             </w:r>
             <w:r>
               <w:rPr>
@@ -2510,7 +2510,7 @@
               <w14:ligatures w14:val="standardContextual"/>
             </w:rPr>
           </w:pPr>
-          <w:hyperlink w:anchor="_Toc240767647" w:history="1">
+          <w:hyperlink w:anchor="_Toc240773192" w:history="1">
             <w:r>
               <w:rPr>
                 <w:rStyle w:val="Hyperlink"/>
@@ -2534,7 +2534,7 @@
               <w:rPr>
                 <w:noProof/>
               </w:rPr>
-              <w:instrText xml:space="preserve"> PAGEREF _Toc240767647 \h </w:instrText>
+              <w:instrText xml:space="preserve"> PAGEREF _Toc240773192 \h </w:instrText>
             </w:r>
             <w:r>
               <w:rPr>
@@ -2551,7 +2551,7 @@
               <w:rPr>
                 <w:noProof/>
               </w:rPr>
-              <w:t>31</w:t>
+              <w:t>33</w:t>
             </w:r>
             <w:r>
               <w:rPr>
@@ -2577,7 +2577,7 @@
               <w14:ligatures w14:val="standardContextual"/>
             </w:rPr>
           </w:pPr>
-          <w:hyperlink w:anchor="_Toc240767648" w:history="1">
+          <w:hyperlink w:anchor="_Toc240773193" w:history="1">
             <w:r>
               <w:rPr>
                 <w:rStyle w:val="Hyperlink"/>
@@ -2601,7 +2601,7 @@
               <w:rPr>
                 <w:noProof/>
               </w:rPr>
-              <w:instrText xml:space="preserve"> PAGEREF _Toc240767648 \h </w:instrText>
+              <w:instrText xml:space="preserve"> PAGEREF _Toc240773193 \h </w:instrText>
             </w:r>
             <w:r>
               <w:rPr>
@@ -2618,7 +2618,7 @@
               <w:rPr>
                 <w:noProof/>
               </w:rPr>
-              <w:t>31</w:t>
+              <w:t>33</w:t>
             </w:r>
             <w:r>
               <w:rPr>
@@ -2644,7 +2644,7 @@
               <w14:ligatures w14:val="standardContextual"/>
             </w:rPr>
           </w:pPr>
-          <w:hyperlink w:anchor="_Toc240767649" w:history="1">
+          <w:hyperlink w:anchor="_Toc240773194" w:history="1">
             <w:r>
               <w:rPr>
                 <w:rStyle w:val="Hyperlink"/>
@@ -2668,7 +2668,7 @@
               <w:rPr>
                 <w:noProof/>
               </w:rPr>
-              <w:instrText xml:space="preserve"> PAGEREF _Toc240767649 \h </w:instrText>
+              <w:instrText xml:space="preserve"> PAGEREF _Toc240773194 \h </w:instrText>
             </w:r>
             <w:r>
               <w:rPr>
@@ -2685,7 +2685,7 @@
               <w:rPr>
                 <w:noProof/>
               </w:rPr>
-              <w:t>31</w:t>
+              <w:t>33</w:t>
             </w:r>
             <w:r>
               <w:rPr>
@@ -2711,7 +2711,7 @@
               <w14:ligatures w14:val="standardContextual"/>
             </w:rPr>
           </w:pPr>
-          <w:hyperlink w:anchor="_Toc240767650" w:history="1">
+          <w:hyperlink w:anchor="_Toc240773195" w:history="1">
             <w:r>
               <w:rPr>
                 <w:rStyle w:val="Hyperlink"/>
@@ -2735,7 +2735,7 @@
               <w:rPr>
                 <w:noProof/>
               </w:rPr>
-              <w:instrText xml:space="preserve"> PAGEREF _Toc240767650 \h </w:instrText>
+              <w:instrText xml:space="preserve"> PAGEREF _Toc240773195 \h </w:instrText>
             </w:r>
             <w:r>
               <w:rPr>
@@ -2752,7 +2752,7 @@
               <w:rPr>
                 <w:noProof/>
               </w:rPr>
-              <w:t>31</w:t>
+              <w:t>33</w:t>
             </w:r>
             <w:r>
               <w:rPr>
@@ -2778,7 +2778,7 @@
               <w14:ligatures w14:val="standardContextual"/>
             </w:rPr>
           </w:pPr>
-          <w:hyperlink w:anchor="_Toc240767651" w:history="1">
+          <w:hyperlink w:anchor="_Toc240773196" w:history="1">
             <w:r>
               <w:rPr>
                 <w:rStyle w:val="Hyperlink"/>
@@ -2802,7 +2802,7 @@
               <w:rPr>
                 <w:noProof/>
               </w:rPr>
-              <w:instrText xml:space="preserve"> PAGEREF _Toc240767651 \h </w:instrText>
+              <w:instrText xml:space="preserve"> PAGEREF _Toc240773196 \h </w:instrText>
             </w:r>
             <w:r>
               <w:rPr>
@@ -2819,7 +2819,7 @@
               <w:rPr>
                 <w:noProof/>
               </w:rPr>
-              <w:t>31</w:t>
+              <w:t>33</w:t>
             </w:r>
             <w:r>
               <w:rPr>
@@ -2845,7 +2845,7 @@
               <w14:ligatures w14:val="standardContextual"/>
             </w:rPr>
           </w:pPr>
-          <w:hyperlink w:anchor="_Toc240767652" w:history="1">
+          <w:hyperlink w:anchor="_Toc240773197" w:history="1">
             <w:r>
               <w:rPr>
                 <w:rStyle w:val="Hyperlink"/>
@@ -2869,7 +2869,7 @@
               <w:rPr>
                 <w:noProof/>
               </w:rPr>
-              <w:instrText xml:space="preserve"> PAGEREF _Toc240767652 \h </w:instrText>
+              <w:instrText xml:space="preserve"> PAGEREF _Toc240773197 \h </w:instrText>
             </w:r>
             <w:r>
               <w:rPr>
@@ -2886,7 +2886,7 @@
               <w:rPr>
                 <w:noProof/>
               </w:rPr>
-              <w:t>31</w:t>
+              <w:t>33</w:t>
             </w:r>
             <w:r>
               <w:rPr>
@@ -2912,7 +2912,7 @@
               <w14:ligatures w14:val="standardContextual"/>
             </w:rPr>
           </w:pPr>
-          <w:hyperlink w:anchor="_Toc240767653" w:history="1">
+          <w:hyperlink w:anchor="_Toc240773198" w:history="1">
             <w:r>
               <w:rPr>
                 <w:rStyle w:val="Hyperlink"/>
@@ -2936,7 +2936,7 @@
               <w:rPr>
                 <w:noProof/>
               </w:rPr>
-              <w:instrText xml:space="preserve"> PAGEREF _Toc240767653 \h </w:instrText>
+              <w:instrText xml:space="preserve"> PAGEREF _Toc240773198 \h </w:instrText>
             </w:r>
             <w:r>
               <w:rPr>
@@ -2953,7 +2953,7 @@
               <w:rPr>
                 <w:noProof/>
               </w:rPr>
-              <w:t>33</w:t>
+              <w:t>35</w:t>
             </w:r>
             <w:r>
               <w:rPr>
@@ -2979,7 +2979,7 @@
               <w14:ligatures w14:val="standardContextual"/>
             </w:rPr>
           </w:pPr>
-          <w:hyperlink w:anchor="_Toc240767654" w:history="1">
+          <w:hyperlink w:anchor="_Toc240773199" w:history="1">
             <w:r>
               <w:rPr>
                 <w:rStyle w:val="Hyperlink"/>
@@ -3003,7 +3003,7 @@
               <w:rPr>
                 <w:noProof/>
               </w:rPr>
-              <w:instrText xml:space="preserve"> PAGEREF _Toc240767654 \h </w:instrText>
+              <w:instrText xml:space="preserve"> PAGEREF _Toc240773199 \h </w:instrText>
             </w:r>
             <w:r>
               <w:rPr>
@@ -3020,7 +3020,7 @@
               <w:rPr>
                 <w:noProof/>
               </w:rPr>
-              <w:t>33</w:t>
+              <w:t>35</w:t>
             </w:r>
             <w:r>
               <w:rPr>
@@ -3046,7 +3046,7 @@
               <w14:ligatures w14:val="standardContextual"/>
             </w:rPr>
           </w:pPr>
-          <w:hyperlink w:anchor="_Toc240767655" w:history="1">
+          <w:hyperlink w:anchor="_Toc240773200" w:history="1">
             <w:r>
               <w:rPr>
                 <w:rStyle w:val="Hyperlink"/>
@@ -3070,7 +3070,7 @@
               <w:rPr>
                 <w:noProof/>
               </w:rPr>
-              <w:instrText xml:space="preserve"> PAGEREF _Toc240767655 \h </w:instrText>
+              <w:instrText xml:space="preserve"> PAGEREF _Toc240773200 \h </w:instrText>
             </w:r>
             <w:r>
               <w:rPr>
@@ -3087,7 +3087,7 @@
               <w:rPr>
                 <w:noProof/>
               </w:rPr>
-              <w:t>33</w:t>
+              <w:t>35</w:t>
             </w:r>
             <w:r>
               <w:rPr>
@@ -3113,7 +3113,7 @@
               <w14:ligatures w14:val="standardContextual"/>
             </w:rPr>
           </w:pPr>
-          <w:hyperlink w:anchor="_Toc240767656" w:history="1">
+          <w:hyperlink w:anchor="_Toc240773201" w:history="1">
             <w:r>
               <w:rPr>
                 <w:rStyle w:val="Hyperlink"/>
@@ -3137,7 +3137,7 @@
               <w:rPr>
                 <w:noProof/>
               </w:rPr>
-              <w:instrText xml:space="preserve"> PAGEREF _Toc240767656 \h </w:instrText>
+              <w:instrText xml:space="preserve"> PAGEREF _Toc240773201 \h </w:instrText>
             </w:r>
             <w:r>
               <w:rPr>
@@ -3154,7 +3154,7 @@
               <w:rPr>
                 <w:noProof/>
               </w:rPr>
-              <w:t>33</w:t>
+              <w:t>35</w:t>
             </w:r>
             <w:r>
               <w:rPr>
@@ -3180,7 +3180,7 @@
               <w14:ligatures w14:val="standardContextual"/>
             </w:rPr>
           </w:pPr>
-          <w:hyperlink w:anchor="_Toc240767657" w:history="1">
+          <w:hyperlink w:anchor="_Toc240773202" w:history="1">
             <w:r>
               <w:rPr>
                 <w:rStyle w:val="Hyperlink"/>
@@ -3204,7 +3204,7 @@
               <w:rPr>
                 <w:noProof/>
               </w:rPr>
-              <w:instrText xml:space="preserve"> PAGEREF _Toc240767657 \h </w:instrText>
+              <w:instrText xml:space="preserve"> PAGEREF _Toc240773202 \h </w:instrText>
             </w:r>
             <w:r>
               <w:rPr>
@@ -3221,7 +3221,7 @@
               <w:rPr>
                 <w:noProof/>
               </w:rPr>
-              <w:t>34</w:t>
+              <w:t>36</w:t>
             </w:r>
             <w:r>
               <w:rPr>
@@ -3247,7 +3247,7 @@
               <w14:ligatures w14:val="standardContextual"/>
             </w:rPr>
           </w:pPr>
-          <w:hyperlink w:anchor="_Toc240767658" w:history="1">
+          <w:hyperlink w:anchor="_Toc240773203" w:history="1">
             <w:r>
               <w:rPr>
                 <w:rStyle w:val="Hyperlink"/>
@@ -3271,7 +3271,7 @@
               <w:rPr>
                 <w:noProof/>
               </w:rPr>
-              <w:instrText xml:space="preserve"> PAGEREF _Toc240767658 \h </w:instrText>
+              <w:instrText xml:space="preserve"> PAGEREF _Toc240773203 \h </w:instrText>
             </w:r>
             <w:r>
               <w:rPr>
@@ -3288,7 +3288,7 @@
               <w:rPr>
                 <w:noProof/>
               </w:rPr>
-              <w:t>36</w:t>
+              <w:t>38</w:t>
             </w:r>
             <w:r>
               <w:rPr>
@@ -3310,7 +3310,7 @@
         <w:pStyle w:val="Heading1"/>
         <w:pageBreakBefore/>
       </w:pPr>
-      <w:bookmarkStart w:id="0" w:name="_Toc240767618"/>
+      <w:bookmarkStart w:id="0" w:name="_Toc240773163"/>
       <w:r>
         <w:lastRenderedPageBreak/>
         <w:t>1. Welcome</w:t>
@@ -3339,7 +3339,7 @@
       <w:pPr>
         <w:pStyle w:val="Heading2"/>
       </w:pPr>
-      <w:bookmarkStart w:id="1" w:name="_Toc240767619"/>
+      <w:bookmarkStart w:id="1" w:name="_Toc240773164"/>
       <w:r>
         <w:t>How to use this manual</w:t>
       </w:r>
@@ -3406,7 +3406,7 @@
       <w:pPr>
         <w:pStyle w:val="Heading2"/>
       </w:pPr>
-      <w:bookmarkStart w:id="2" w:name="_Toc240767620"/>
+      <w:bookmarkStart w:id="2" w:name="_Toc240773165"/>
       <w:r>
         <w:t>Who to contact</w:t>
       </w:r>
@@ -3624,7 +3624,7 @@
         <w:pStyle w:val="Heading1"/>
         <w:pageBreakBefore/>
       </w:pPr>
-      <w:bookmarkStart w:id="3" w:name="_Toc240767621"/>
+      <w:bookmarkStart w:id="3" w:name="_Toc240773166"/>
       <w:r>
         <w:lastRenderedPageBreak/>
         <w:t>2. The study</w:t>
@@ -4220,7 +4220,7 @@
       <w:pPr>
         <w:pStyle w:val="Heading2"/>
       </w:pPr>
-      <w:bookmarkStart w:id="4" w:name="_Toc240767622"/>
+      <w:bookmarkStart w:id="4" w:name="_Toc240773167"/>
       <w:r>
         <w:t>Explaining the study in two minutes</w:t>
       </w:r>
@@ -4239,7 +4239,7 @@
         <w:pStyle w:val="Heading1"/>
         <w:pageBreakBefore/>
       </w:pPr>
-      <w:bookmarkStart w:id="5" w:name="_Toc240767623"/>
+      <w:bookmarkStart w:id="5" w:name="_Toc240773168"/>
       <w:r>
         <w:lastRenderedPageBreak/>
         <w:t>3. Ethics and data protection</w:t>
@@ -4250,7 +4250,7 @@
       <w:pPr>
         <w:pStyle w:val="Heading2"/>
       </w:pPr>
-      <w:bookmarkStart w:id="6" w:name="_Toc240767624"/>
+      <w:bookmarkStart w:id="6" w:name="_Toc240773169"/>
       <w:r>
         <w:t>3.1 Principles you must apply</w:t>
       </w:r>
@@ -4700,7 +4700,7 @@
       <w:pPr>
         <w:pStyle w:val="Heading2"/>
       </w:pPr>
-      <w:bookmarkStart w:id="7" w:name="_Toc240767625"/>
+      <w:bookmarkStart w:id="7" w:name="_Toc240773170"/>
       <w:r>
         <w:t>3.2 What respondents are told (PIS v1.3, summary)</w:t>
       </w:r>
@@ -4806,7 +4806,7 @@
       <w:pPr>
         <w:pStyle w:val="Heading2"/>
       </w:pPr>
-      <w:bookmarkStart w:id="8" w:name="_Toc240767626"/>
+      <w:bookmarkStart w:id="8" w:name="_Toc240773171"/>
       <w:r>
         <w:t>3.3 Data protection rules</w:t>
       </w:r>
@@ -4938,7 +4938,7 @@
       <w:pPr>
         <w:pStyle w:val="Heading2"/>
       </w:pPr>
-      <w:bookmarkStart w:id="9" w:name="_Toc240767627"/>
+      <w:bookmarkStart w:id="9" w:name="_Toc240773172"/>
       <w:r>
         <w:t>3.4 Your devices</w:t>
       </w:r>
@@ -5018,7 +5018,7 @@
       <w:pPr>
         <w:pStyle w:val="Heading2"/>
       </w:pPr>
-      <w:bookmarkStart w:id="10" w:name="_Toc240767628"/>
+      <w:bookmarkStart w:id="10" w:name="_Toc240773173"/>
       <w:r>
         <w:t>3.5 Conduct</w:t>
       </w:r>
@@ -5099,7 +5099,7 @@
         <w:pStyle w:val="Heading1"/>
         <w:pageBreakBefore/>
       </w:pPr>
-      <w:bookmarkStart w:id="11" w:name="_Toc240767629"/>
+      <w:bookmarkStart w:id="11" w:name="_Toc240773174"/>
       <w:r>
         <w:lastRenderedPageBreak/>
         <w:t>4. The portal and the forms</w:t>
@@ -5110,7 +5110,7 @@
       <w:pPr>
         <w:pStyle w:val="Heading2"/>
       </w:pPr>
-      <w:bookmarkStart w:id="12" w:name="_Toc240767630"/>
+      <w:bookmarkStart w:id="12" w:name="_Toc240773175"/>
       <w:r>
         <w:t>Signing in</w:t>
       </w:r>
@@ -5193,7 +5193,7 @@
           <w:noProof/>
         </w:rPr>
         <w:drawing>
-          <wp:inline distT="0" distB="0" distL="0" distR="0" wp14:anchorId="7C677C0A" wp14:editId="290E7788">
+          <wp:inline distT="0" distB="0" distL="0" distR="0" wp14:anchorId="67DD1613" wp14:editId="27A4C3DA">
             <wp:extent cx="5334000" cy="2333625"/>
             <wp:effectExtent l="0" t="0" r="0" b="0"/>
             <wp:docPr id="1" name="adm_login.jpg" descr="The sign-in screen for all internal staff." title="The sign-in screen for all internal staff."/>
@@ -5360,7 +5360,7 @@
       <w:pPr>
         <w:pStyle w:val="Heading2"/>
       </w:pPr>
-      <w:bookmarkStart w:id="13" w:name="_Toc240767631"/>
+      <w:bookmarkStart w:id="13" w:name="_Toc240773176"/>
       <w:r>
         <w:t>Finding your way around</w:t>
       </w:r>
@@ -5535,7 +5535,7 @@
         </w:rPr>
         <w:lastRenderedPageBreak/>
         <w:drawing>
-          <wp:inline distT="0" distB="0" distL="0" distR="0" wp14:anchorId="2B0C6577" wp14:editId="159D3D88">
+          <wp:inline distT="0" distB="0" distL="0" distR="0" wp14:anchorId="76FA39B7" wp14:editId="7885122B">
             <wp:extent cx="5715000" cy="1876425"/>
             <wp:effectExtent l="0" t="0" r="0" b="0"/>
             <wp:docPr id="2" name="adm_not_your_role.jpg" descr="Opening a screen outside your role (for example from an old bookmark) shows this card instead of the screen." title="Opening a screen outside your role (for example from an old bookmark) shows this card instead of the screen."/>
@@ -5604,7 +5604,7 @@
       <w:pPr>
         <w:pStyle w:val="Heading2"/>
       </w:pPr>
-      <w:bookmarkStart w:id="14" w:name="_Toc240767632"/>
+      <w:bookmarkStart w:id="14" w:name="_Toc240773177"/>
       <w:r>
         <w:t>Roles</w:t>
       </w:r>
@@ -6386,7 +6386,7 @@
       <w:pPr>
         <w:pStyle w:val="Heading2"/>
       </w:pPr>
-      <w:bookmarkStart w:id="15" w:name="_Toc240767633"/>
+      <w:bookmarkStart w:id="15" w:name="_Toc240773178"/>
       <w:r>
         <w:t>Case statuses you will see</w:t>
       </w:r>
@@ -7901,7 +7901,7 @@
       <w:pPr>
         <w:pStyle w:val="Heading2"/>
       </w:pPr>
-      <w:bookmarkStart w:id="16" w:name="_Toc240767634"/>
+      <w:bookmarkStart w:id="16" w:name="_Toc240773179"/>
       <w:r>
         <w:t>The KoboToolbox forms</w:t>
       </w:r>
@@ -8345,7 +8345,7 @@
         <w:pStyle w:val="Heading1"/>
         <w:pageBreakBefore/>
       </w:pPr>
-      <w:bookmarkStart w:id="17" w:name="_Toc240767635"/>
+      <w:bookmarkStart w:id="17" w:name="_Toc240773180"/>
       <w:r>
         <w:lastRenderedPageBreak/>
         <w:t>5. Communication scripts</w:t>
@@ -8356,7 +8356,7 @@
       <w:pPr>
         <w:pStyle w:val="Heading2"/>
       </w:pPr>
-      <w:bookmarkStart w:id="18" w:name="_Toc240767636"/>
+      <w:bookmarkStart w:id="18" w:name="_Toc240773181"/>
       <w:r>
         <w:t>5.1 First phone call</w:t>
       </w:r>
@@ -8436,7 +8436,7 @@
       <w:pPr>
         <w:pStyle w:val="Heading2"/>
       </w:pPr>
-      <w:bookmarkStart w:id="19" w:name="_Toc240767637"/>
+      <w:bookmarkStart w:id="19" w:name="_Toc240773182"/>
       <w:r>
         <w:t>5.2 If they are busy</w:t>
       </w:r>
@@ -8454,7 +8454,7 @@
       <w:pPr>
         <w:pStyle w:val="Heading2"/>
       </w:pPr>
-      <w:bookmarkStart w:id="20" w:name="_Toc240767638"/>
+      <w:bookmarkStart w:id="20" w:name="_Toc240773183"/>
       <w:r>
         <w:t>5.3 Voicemail or no answer</w:t>
       </w:r>
@@ -8472,7 +8472,7 @@
       <w:pPr>
         <w:pStyle w:val="Heading2"/>
       </w:pPr>
-      <w:bookmarkStart w:id="21" w:name="_Toc240767639"/>
+      <w:bookmarkStart w:id="21" w:name="_Toc240773184"/>
       <w:r>
         <w:t>5.4 Common questions</w:t>
       </w:r>
@@ -8922,7 +8922,7 @@
       <w:pPr>
         <w:pStyle w:val="Heading2"/>
       </w:pPr>
-      <w:bookmarkStart w:id="22" w:name="_Toc240767640"/>
+      <w:bookmarkStart w:id="22" w:name="_Toc240773185"/>
       <w:r>
         <w:t>5.5 Refusals and withdrawals</w:t>
       </w:r>
@@ -8941,7 +8941,7 @@
         <w:pStyle w:val="Heading1"/>
         <w:pageBreakBefore/>
       </w:pPr>
-      <w:bookmarkStart w:id="23" w:name="_Toc240767641"/>
+      <w:bookmarkStart w:id="23" w:name="_Toc240773186"/>
       <w:r>
         <w:lastRenderedPageBreak/>
         <w:t>6. Role modules</w:t>
@@ -8960,7 +8960,7 @@
       <w:pPr>
         <w:pStyle w:val="Heading2"/>
       </w:pPr>
-      <w:bookmarkStart w:id="24" w:name="_Toc240767642"/>
+      <w:bookmarkStart w:id="24" w:name="_Toc240773187"/>
       <w:r>
         <w:t>Module A — Contact RA</w:t>
       </w:r>
@@ -9101,7 +9101,7 @@
           <w:noProof/>
         </w:rPr>
         <w:drawing>
-          <wp:inline distT="0" distB="0" distL="0" distR="0" wp14:anchorId="4C4E3FD4" wp14:editId="70F39569">
+          <wp:inline distT="0" distB="0" distL="0" distR="0" wp14:anchorId="24170305" wp14:editId="21DB92FC">
             <wp:extent cx="5334000" cy="2114550"/>
             <wp:effectExtent l="0" t="0" r="0" b="0"/>
             <wp:docPr id="3" name="adm_case_add_person.jpg" descr="Adding a person to a case." title="Adding a person to a case."/>
@@ -9476,7 +9476,7 @@
         </w:rPr>
         <w:lastRenderedPageBreak/>
         <w:drawing>
-          <wp:inline distT="0" distB="0" distL="0" distR="0" wp14:anchorId="4BB7BE7A" wp14:editId="6313265C">
+          <wp:inline distT="0" distB="0" distL="0" distR="0" wp14:anchorId="7FA2A1EA" wp14:editId="1D2A7C14">
             <wp:extent cx="5334000" cy="1143000"/>
             <wp:effectExtent l="0" t="0" r="0" b="0"/>
             <wp:docPr id="4" name="cra_case_invitations_before.jpg" descr="Invitations panel before sending, with the history of earlier invitations." title="Invitations panel before sending, with the history of earlier invitations."/>
@@ -9605,7 +9605,7 @@
           <w:noProof/>
         </w:rPr>
         <w:drawing>
-          <wp:inline distT="0" distB="0" distL="0" distR="0" wp14:anchorId="70B381AB" wp14:editId="31826CB1">
+          <wp:inline distT="0" distB="0" distL="0" distR="0" wp14:anchorId="01E6DEAA" wp14:editId="10F8D99B">
             <wp:extent cx="5334000" cy="2152650"/>
             <wp:effectExtent l="0" t="0" r="0" b="0"/>
             <wp:docPr id="5" name="cra_case_invitation_sent.jpg" descr="The link, manual code and ready-written messages are shown once, with a send button for each channel." title="The link, manual code and ready-written messages are shown once, with a send button for each channel."/>
@@ -10045,7 +10045,7 @@
           <w:noProof/>
         </w:rPr>
         <w:drawing>
-          <wp:inline distT="0" distB="0" distL="0" distR="0" wp14:anchorId="7390879B" wp14:editId="0AAF4630">
+          <wp:inline distT="0" distB="0" distL="0" distR="0" wp14:anchorId="35C0CB7B" wp14:editId="404AF2B1">
             <wp:extent cx="5334000" cy="1343025"/>
             <wp:effectExtent l="0" t="0" r="0" b="0"/>
             <wp:docPr id="6" name="adm_case_timeline.jpg" descr="Contact timeline and the form for logging an attempt." title="Contact timeline and the form for logging an attempt."/>
@@ -10255,7 +10255,7 @@
         </w:rPr>
         <w:lastRenderedPageBreak/>
         <w:drawing>
-          <wp:inline distT="0" distB="0" distL="0" distR="0" wp14:anchorId="0124631A" wp14:editId="6BFA90BE">
+          <wp:inline distT="0" distB="0" distL="0" distR="0" wp14:anchorId="164D554F" wp14:editId="2FCE657B">
             <wp:extent cx="5334000" cy="3333750"/>
             <wp:effectExtent l="0" t="0" r="0" b="0"/>
             <wp:docPr id="7" name="cra_follow_ups.jpg" descr="Follow-ups due. Contact RAs see only their own cases." title="Follow-ups due. Contact RAs see only their own cases."/>
@@ -10519,7 +10519,7 @@
           <w:noProof/>
         </w:rPr>
         <w:drawing>
-          <wp:inline distT="0" distB="0" distL="0" distR="0" wp14:anchorId="068FC0FD" wp14:editId="53EB6195">
+          <wp:inline distT="0" distB="0" distL="0" distR="0" wp14:anchorId="1C17F8DA" wp14:editId="5EB27C84">
             <wp:extent cx="5334000" cy="2667000"/>
             <wp:effectExtent l="0" t="0" r="0" b="0"/>
             <wp:docPr id="8" name="cra_appointments.jpg" descr="Appointment Queue." title="Appointment Queue."/>
@@ -11428,7 +11428,7 @@
       <w:pPr>
         <w:pStyle w:val="Heading2"/>
       </w:pPr>
-      <w:bookmarkStart w:id="25" w:name="_Toc240767643"/>
+      <w:bookmarkStart w:id="25" w:name="_Toc240773188"/>
       <w:r>
         <w:t>Module B — QUAN/Kobo QA RA</w:t>
       </w:r>
@@ -11477,7 +11477,7 @@
         </w:rPr>
         <w:lastRenderedPageBreak/>
         <w:drawing>
-          <wp:inline distT="0" distB="0" distL="0" distR="0" wp14:anchorId="080B6966" wp14:editId="38D7207B">
+          <wp:inline distT="0" distB="0" distL="0" distR="0" wp14:anchorId="005FAC13" wp14:editId="7158F964">
             <wp:extent cx="5334000" cy="3333750"/>
             <wp:effectExtent l="0" t="0" r="0" b="0"/>
             <wp:docPr id="9" name="qa_queue.jpg" descr="QUAN QA Queue with the KoboToolbox sync panel." title="QUAN QA Queue with the KoboToolbox sync panel."/>
@@ -12278,7 +12278,7 @@
           <w:noProof/>
         </w:rPr>
         <w:drawing>
-          <wp:inline distT="0" distB="0" distL="0" distR="0" wp14:anchorId="3005F1E4" wp14:editId="6F1D7E2F">
+          <wp:inline distT="0" distB="0" distL="0" distR="0" wp14:anchorId="7D645CC6" wp14:editId="0E48124A">
             <wp:extent cx="5334000" cy="3333750"/>
             <wp:effectExtent l="0" t="0" r="0" b="0"/>
             <wp:docPr id="10" name="qa_exceptions.jpg" descr="QA Exception Queue." title="QA Exception Queue."/>
@@ -12539,7 +12539,7 @@
       <w:pPr>
         <w:pStyle w:val="Heading2"/>
       </w:pPr>
-      <w:bookmarkStart w:id="26" w:name="_Toc240767644"/>
+      <w:bookmarkStart w:id="26" w:name="_Toc240773189"/>
       <w:r>
         <w:t>Module C — KII RA</w:t>
       </w:r>
@@ -12588,7 +12588,7 @@
         </w:rPr>
         <w:lastRenderedPageBreak/>
         <w:drawing>
-          <wp:inline distT="0" distB="0" distL="0" distR="0" wp14:anchorId="597EC06B" wp14:editId="6EA89FB6">
+          <wp:inline distT="0" distB="0" distL="0" distR="0" wp14:anchorId="7DF26C2F" wp14:editId="582D35F8">
             <wp:extent cx="5334000" cy="2667000"/>
             <wp:effectExtent l="0" t="0" r="0" b="0"/>
             <wp:docPr id="11" name="kii_new.jpg" descr="New KII Record." title="New KII Record."/>
@@ -12773,7 +12773,7 @@
           <w:noProof/>
         </w:rPr>
         <w:drawing>
-          <wp:inline distT="0" distB="0" distL="0" distR="0" wp14:anchorId="5603F6F6" wp14:editId="7126204B">
+          <wp:inline distT="0" distB="0" distL="0" distR="0" wp14:anchorId="597C3E56" wp14:editId="0E7061E1">
             <wp:extent cx="5334000" cy="3333750"/>
             <wp:effectExtent l="0" t="0" r="0" b="0"/>
             <wp:docPr id="12" name="kii_register.jpg" descr="KII Register." title="KII Register."/>
@@ -12873,7 +12873,7 @@
         </w:rPr>
         <w:lastRenderedPageBreak/>
         <w:drawing>
-          <wp:inline distT="0" distB="0" distL="0" distR="0" wp14:anchorId="5EB1D0C9" wp14:editId="66A38C74">
+          <wp:inline distT="0" distB="0" distL="0" distR="0" wp14:anchorId="0867B927" wp14:editId="0E36BA6E">
             <wp:extent cx="5334000" cy="3752850"/>
             <wp:effectExtent l="0" t="0" r="0" b="0"/>
             <wp:docPr id="13" name="kii_detail.jpg" descr="KII record: status, consent, transcript and coding." title="KII record: status, consent, transcript and coding."/>
@@ -13157,7 +13157,7 @@
           <w:noProof/>
         </w:rPr>
         <w:drawing>
-          <wp:inline distT="0" distB="0" distL="0" distR="0" wp14:anchorId="2B502B63" wp14:editId="3D9D485C">
+          <wp:inline distT="0" distB="0" distL="0" distR="0" wp14:anchorId="649AB658" wp14:editId="1E524A80">
             <wp:extent cx="5334000" cy="523875"/>
             <wp:effectExtent l="0" t="0" r="0" b="0"/>
             <wp:docPr id="14" name="kii_coding_locked.jpg" descr="Before consent: no interview link." title="Before consent: no interview link."/>
@@ -13257,7 +13257,7 @@
         </w:rPr>
         <w:lastRenderedPageBreak/>
         <w:drawing>
-          <wp:inline distT="0" distB="0" distL="0" distR="0" wp14:anchorId="55EDD1A1" wp14:editId="1F8FF005">
+          <wp:inline distT="0" distB="0" distL="0" distR="0" wp14:anchorId="5600E5FE" wp14:editId="7B8424C6">
             <wp:extent cx="5334000" cy="742950"/>
             <wp:effectExtent l="0" t="0" r="0" b="0"/>
             <wp:docPr id="15" name="kii_coding_ready.jpg" descr="After consent: Continue this interview." title="After consent: Continue this interview."/>
@@ -13492,7 +13492,7 @@
       <w:pPr>
         <w:pStyle w:val="Heading2"/>
       </w:pPr>
-      <w:bookmarkStart w:id="27" w:name="_Toc240767645"/>
+      <w:bookmarkStart w:id="27" w:name="_Toc240773190"/>
       <w:r>
         <w:t>Module D — Documentary RA</w:t>
       </w:r>
@@ -13503,7 +13503,15 @@
         <w:pStyle w:val="Heading3"/>
       </w:pPr>
       <w:r>
-        <w:t>Adding a document</w:t>
+        <w:t>The fastest way: upload the document (Quick add)</w:t>
+      </w:r>
+    </w:p>
+    <w:p>
+      <w:pPr>
+        <w:spacing w:after="120" w:line="288" w:lineRule="auto"/>
+      </w:pPr>
+      <w:r>
+        <w:t>You do not need to type the details of a document. Upload it and the AI reads it, fills in the record, drafts the whole KoboToolbox coding form, and waits for you to review. (This needs AI drafting to be switched on; otherwise use “Adding a document by hand” below.)</w:t>
       </w:r>
     </w:p>
     <w:p>
@@ -13526,6 +13534,16 @@
         <w:t>Documents → New document</w:t>
       </w:r>
       <w:r>
+        <w:t xml:space="preserve">. At the top is the box </w:t>
+      </w:r>
+      <w:r>
+        <w:rPr>
+          <w:b/>
+          <w:bCs/>
+        </w:rPr>
+        <w:t>Fastest: upload the document</w:t>
+      </w:r>
+      <w:r>
         <w:t>.</w:t>
       </w:r>
     </w:p>
@@ -13539,11 +13557,12 @@
         <w:rPr>
           <w:noProof/>
         </w:rPr>
+        <w:lastRenderedPageBreak/>
         <w:drawing>
-          <wp:inline distT="0" distB="0" distL="0" distR="0" wp14:anchorId="6FF7C42F" wp14:editId="0F2E2D26">
-            <wp:extent cx="5334000" cy="3171825"/>
+          <wp:inline distT="0" distB="0" distL="0" distR="0" wp14:anchorId="1783C887" wp14:editId="35B09B9D">
+            <wp:extent cx="5334000" cy="4248150"/>
             <wp:effectExtent l="0" t="0" r="0" b="0"/>
-            <wp:docPr id="16" name="doc_new.jpg" descr="New Documentary Evidence Record." title="New Documentary Evidence Record."/>
+            <wp:docPr id="16" name="doc_new.jpg" descr="New document: upload the file and let the AI do the rest." title="New document: upload the file and let the AI do the rest."/>
             <wp:cNvGraphicFramePr>
               <a:graphicFrameLocks xmlns:a="http://schemas.openxmlformats.org/drawingml/2006/main" noChangeAspect="1"/>
             </wp:cNvGraphicFramePr>
@@ -13566,7 +13585,7 @@
                   <pic:spPr bwMode="auto">
                     <a:xfrm>
                       <a:off x="0" y="0"/>
-                      <a:ext cx="5334000" cy="3171825"/>
+                      <a:ext cx="5334000" cy="4248150"/>
                     </a:xfrm>
                     <a:prstGeom prst="rect">
                       <a:avLst/>
@@ -13602,7 +13621,7 @@
           <w:sz w:val="17"/>
           <w:szCs w:val="17"/>
         </w:rPr>
-        <w:t>New Documentary Evidence Record.</w:t>
+        <w:t>New document: upload the file and let the AI do the rest.</w:t>
       </w:r>
     </w:p>
     <w:p>
@@ -13615,91 +13634,7 @@
         <w:spacing w:after="80" w:line="276" w:lineRule="auto"/>
       </w:pPr>
       <w:r>
-        <w:lastRenderedPageBreak/>
-        <w:t xml:space="preserve">Enter </w:t>
-      </w:r>
-      <w:r>
-        <w:rPr>
-          <w:b/>
-          <w:bCs/>
-        </w:rPr>
-        <w:t>Title</w:t>
-      </w:r>
-      <w:r>
-        <w:t xml:space="preserve">, </w:t>
-      </w:r>
-      <w:r>
-        <w:rPr>
-          <w:b/>
-          <w:bCs/>
-        </w:rPr>
-        <w:t>Author / speaker</w:t>
-      </w:r>
-      <w:r>
-        <w:t xml:space="preserve">, </w:t>
-      </w:r>
-      <w:r>
-        <w:rPr>
-          <w:b/>
-          <w:bCs/>
-        </w:rPr>
-        <w:t>Source URL / reference</w:t>
-      </w:r>
-      <w:r>
-        <w:t xml:space="preserve">, </w:t>
-      </w:r>
-      <w:r>
-        <w:rPr>
-          <w:b/>
-          <w:bCs/>
-        </w:rPr>
-        <w:t>Document type</w:t>
-      </w:r>
-      <w:r>
-        <w:t xml:space="preserve"> (OFFICIAL, SECONDARY or PLATFORM), </w:t>
-      </w:r>
-      <w:r>
-        <w:rPr>
-          <w:b/>
-          <w:bCs/>
-        </w:rPr>
-        <w:t>Geographic scope</w:t>
-      </w:r>
-      <w:r>
-        <w:t xml:space="preserve"> and an </w:t>
-      </w:r>
-      <w:r>
-        <w:rPr>
-          <w:b/>
-          <w:bCs/>
-        </w:rPr>
-        <w:t>Evidence extract</w:t>
-      </w:r>
-      <w:r>
-        <w:t xml:space="preserve">, then select </w:t>
-      </w:r>
-      <w:r>
-        <w:rPr>
-          <w:b/>
-          <w:bCs/>
-        </w:rPr>
-        <w:t>Create document record</w:t>
-      </w:r>
-      <w:r>
-        <w:t>. The document ID (e.g. DOC-0025) is generated.</w:t>
-      </w:r>
-    </w:p>
-    <w:p>
-      <w:pPr>
-        <w:spacing w:after="80"/>
-      </w:pPr>
-    </w:p>
-    <w:p>
-      <w:pPr>
-        <w:pStyle w:val="Heading3"/>
-      </w:pPr>
-      <w:r>
-        <w:t>Attaching the source file, and removing a wrong one</w:t>
+        <w:t>Choose the file: a PDF, a Word (.docx) or Excel (.xlsx) file, a text or CSV file, or a JPG or PNG scan or photo (up to 20 MB). Nothing else is required.</w:t>
       </w:r>
     </w:p>
     <w:p>
@@ -13707,108 +13642,64 @@
         <w:pStyle w:val="ListParagraph"/>
         <w:numPr>
           <w:ilvl w:val="0"/>
-          <w:numId w:val="17"/>
+          <w:numId w:val="16"/>
         </w:numPr>
         <w:spacing w:after="80" w:line="276" w:lineRule="auto"/>
       </w:pPr>
       <w:r>
-        <w:t xml:space="preserve">On the document's page, under </w:t>
+        <w:t xml:space="preserve">Optional (open </w:t>
       </w:r>
       <w:r>
         <w:rPr>
           <w:b/>
           <w:bCs/>
         </w:rPr>
-        <w:t>Source file</w:t>
-      </w:r>
-      <w:r>
-        <w:t xml:space="preserve">, select </w:t>
+        <w:t>Optional: title, pages to read</w:t>
+      </w:r>
+      <w:r>
+        <w:t xml:space="preserve">): a </w:t>
       </w:r>
       <w:r>
         <w:rPr>
           <w:b/>
           <w:bCs/>
         </w:rPr>
-        <w:t>Choose File</w:t>
-      </w:r>
-      <w:r>
-        <w:t xml:space="preserve"> and pick the source: a PDF, a scan or photo (JPG or PNG), a Word (.docx) or Excel (.xlsx) file, or a text or CSV file. Audio and video can be attached as a reference. The limit is 20 MB. The file is stored privately on the server.</w:t>
-      </w:r>
-    </w:p>
-    <w:p>
-      <w:pPr>
-        <w:keepNext/>
-        <w:spacing w:before="80" w:after="40"/>
-        <w:jc w:val="center"/>
-      </w:pPr>
-      <w:r>
-        <w:rPr>
-          <w:noProof/>
-        </w:rPr>
-        <w:drawing>
-          <wp:inline distT="0" distB="0" distL="0" distR="0" wp14:anchorId="7986B7D5" wp14:editId="40476CF3">
-            <wp:extent cx="5334000" cy="819150"/>
-            <wp:effectExtent l="0" t="0" r="0" b="0"/>
-            <wp:docPr id="17" name="doc_source_file.jpg" descr="Source file: the file name, size and date, with Remove file beside it." title="Source file: the file name, size and date, with Remove file beside it."/>
-            <wp:cNvGraphicFramePr>
-              <a:graphicFrameLocks xmlns:a="http://schemas.openxmlformats.org/drawingml/2006/main" noChangeAspect="1"/>
-            </wp:cNvGraphicFramePr>
-            <a:graphic xmlns:a="http://schemas.openxmlformats.org/drawingml/2006/main">
-              <a:graphicData uri="http://schemas.openxmlformats.org/drawingml/2006/picture">
-                <pic:pic xmlns:pic="http://schemas.openxmlformats.org/drawingml/2006/picture">
-                  <pic:nvPicPr>
-                    <pic:cNvPr id="0" name=""/>
-                    <pic:cNvPicPr>
-                      <a:picLocks noChangeAspect="1" noChangeArrowheads="1"/>
-                    </pic:cNvPicPr>
-                  </pic:nvPicPr>
-                  <pic:blipFill>
-                    <a:blip r:embed="rId23"/>
-                    <a:srcRect/>
-                    <a:stretch>
-                      <a:fillRect/>
-                    </a:stretch>
-                  </pic:blipFill>
-                  <pic:spPr bwMode="auto">
-                    <a:xfrm>
-                      <a:off x="0" y="0"/>
-                      <a:ext cx="5334000" cy="819150"/>
-                    </a:xfrm>
-                    <a:prstGeom prst="rect">
-                      <a:avLst/>
-                    </a:prstGeom>
-                  </pic:spPr>
-                </pic:pic>
-              </a:graphicData>
-            </a:graphic>
-          </wp:inline>
-        </w:drawing>
-      </w:r>
-    </w:p>
-    <w:p>
-      <w:pPr>
-        <w:spacing w:after="180"/>
-        <w:jc w:val="center"/>
-      </w:pPr>
+        <w:t>Title</w:t>
+      </w:r>
+      <w:r>
+        <w:t xml:space="preserve"> if you want your own; </w:t>
+      </w:r>
       <w:r>
         <w:rPr>
           <w:b/>
           <w:bCs/>
-          <w:color w:val="5B6670"/>
-          <w:sz w:val="17"/>
-          <w:szCs w:val="17"/>
-        </w:rPr>
-        <w:t xml:space="preserve">Figure 17. </w:t>
-      </w:r>
-      <w:r>
-        <w:rPr>
-          <w:i/>
-          <w:iCs/>
-          <w:color w:val="5B6670"/>
-          <w:sz w:val="17"/>
-          <w:szCs w:val="17"/>
-        </w:rPr>
-        <w:t>Source file: the file name, size and date, with Remove file beside it.</w:t>
+        </w:rPr>
+        <w:t>Pages to read</w:t>
+      </w:r>
+      <w:r>
+        <w:t xml:space="preserve"> if you are coding one chapter of a long PDF, for example </w:t>
+      </w:r>
+      <w:r>
+        <w:rPr>
+          <w:rFonts w:ascii="Consolas" w:eastAsia="Consolas" w:hAnsi="Consolas" w:cs="Consolas"/>
+          <w:color w:val="122238"/>
+          <w:sz w:val="19"/>
+          <w:szCs w:val="19"/>
+        </w:rPr>
+        <w:t>290-340</w:t>
+      </w:r>
+      <w:r>
+        <w:t xml:space="preserve">; or tick </w:t>
+      </w:r>
+      <w:r>
+        <w:rPr>
+          <w:b/>
+          <w:bCs/>
+        </w:rPr>
+        <w:t>Read the whole document in parts</w:t>
+      </w:r>
+      <w:r>
+        <w:t xml:space="preserve"> for a PDF over 100 pages (see “Coding a very long document” below).</w:t>
       </w:r>
     </w:p>
     <w:p>
@@ -13816,22 +13707,22 @@
         <w:pStyle w:val="ListParagraph"/>
         <w:numPr>
           <w:ilvl w:val="0"/>
-          <w:numId w:val="17"/>
+          <w:numId w:val="16"/>
         </w:numPr>
         <w:spacing w:after="80" w:line="276" w:lineRule="auto"/>
       </w:pPr>
       <w:r>
-        <w:t xml:space="preserve">A bar shows how much of the file has been sent. A large file on a slow connection can take a minute or two: wait until it says </w:t>
+        <w:t xml:space="preserve">Select </w:t>
       </w:r>
       <w:r>
         <w:rPr>
           <w:b/>
           <w:bCs/>
         </w:rPr>
-        <w:t>Saving…</w:t>
-      </w:r>
-      <w:r>
-        <w:t xml:space="preserve"> and the file name appears.</w:t>
+        <w:t>Upload and auto-fill</w:t>
+      </w:r>
+      <w:r>
+        <w:t>. The record is created straight away and the review screen opens, showing “Step 1 of 2: reading the document’s details”, then “Step 2 of 2: drafting the coding form”. You can leave the page; the draft will be there when you return.</w:t>
       </w:r>
     </w:p>
     <w:p>
@@ -13839,22 +13730,22 @@
         <w:pStyle w:val="ListParagraph"/>
         <w:numPr>
           <w:ilvl w:val="0"/>
-          <w:numId w:val="17"/>
+          <w:numId w:val="16"/>
         </w:numPr>
         <w:spacing w:after="80" w:line="276" w:lineRule="auto"/>
       </w:pPr>
       <w:r>
-        <w:t xml:space="preserve">Attached the wrong one? Select the red </w:t>
+        <w:t xml:space="preserve">The AI has filled in the title, author, date, document type, geographic scope, value chain and source it found in the document, and left blank anything the document does not state. Check them on the record page under </w:t>
       </w:r>
       <w:r>
         <w:rPr>
           <w:b/>
           <w:bCs/>
         </w:rPr>
-        <w:t>Remove file</w:t>
-      </w:r>
-      <w:r>
-        <w:t xml:space="preserve"> link beside the file name and confirm. The file is deleted from the server and the record says “No file uploaded yet”. Then choose the right file.</w:t>
+        <w:t>Record details</w:t>
+      </w:r>
+      <w:r>
+        <w:t xml:space="preserve"> and correct anything wrong; a correction shows in the draft at once and is used when you submit.</w:t>
       </w:r>
     </w:p>
     <w:p>
@@ -13862,12 +13753,95 @@
         <w:pStyle w:val="ListParagraph"/>
         <w:numPr>
           <w:ilvl w:val="0"/>
-          <w:numId w:val="17"/>
+          <w:numId w:val="16"/>
         </w:numPr>
         <w:spacing w:after="80" w:line="276" w:lineRule="auto"/>
       </w:pPr>
       <w:r>
-        <w:t>Choosing another file straight away also replaces the old one.</w:t>
+        <w:t xml:space="preserve">You still make the human decisions: assess </w:t>
+      </w:r>
+      <w:r>
+        <w:rPr>
+          <w:b/>
+          <w:bCs/>
+        </w:rPr>
+        <w:t>authenticity</w:t>
+      </w:r>
+      <w:r>
+        <w:t xml:space="preserve"> (Verified or Disputed) and </w:t>
+      </w:r>
+      <w:r>
+        <w:rPr>
+          <w:b/>
+          <w:bCs/>
+        </w:rPr>
+        <w:t>Include</w:t>
+      </w:r>
+      <w:r>
+        <w:t xml:space="preserve"> or </w:t>
+      </w:r>
+      <w:r>
+        <w:rPr>
+          <w:b/>
+          <w:bCs/>
+        </w:rPr>
+        <w:t>Exclude</w:t>
+      </w:r>
+      <w:r>
+        <w:t xml:space="preserve"> the document, as described below.</w:t>
+      </w:r>
+    </w:p>
+    <w:p>
+      <w:pPr>
+        <w:pStyle w:val="ListParagraph"/>
+        <w:numPr>
+          <w:ilvl w:val="0"/>
+          <w:numId w:val="16"/>
+        </w:numPr>
+        <w:spacing w:after="80" w:line="276" w:lineRule="auto"/>
+      </w:pPr>
+      <w:r>
+        <w:t xml:space="preserve">Review every section of the draft, </w:t>
+      </w:r>
+      <w:r>
+        <w:rPr>
+          <w:b/>
+          <w:bCs/>
+        </w:rPr>
+        <w:t>Save changes</w:t>
+      </w:r>
+      <w:r>
+        <w:t xml:space="preserve">, then </w:t>
+      </w:r>
+      <w:r>
+        <w:rPr>
+          <w:b/>
+          <w:bCs/>
+        </w:rPr>
+        <w:t>Submit to KoboToolbox</w:t>
+      </w:r>
+      <w:r>
+        <w:t xml:space="preserve"> (see “Auto-fill: the AI drafts, you review”). The portal keeps its own copy of the completed form; </w:t>
+      </w:r>
+      <w:r>
+        <w:rPr>
+          <w:b/>
+          <w:bCs/>
+        </w:rPr>
+        <w:t>Sync now</w:t>
+      </w:r>
+      <w:r>
+        <w:t xml:space="preserve"> on </w:t>
+      </w:r>
+      <w:r>
+        <w:rPr>
+          <w:b/>
+          <w:bCs/>
+        </w:rPr>
+        <w:t>Form PDFs</w:t>
+      </w:r>
+      <w:r>
+        <w:t xml:space="preserve"> confirms the portal and KoboToolbox match.</w:t>
       </w:r>
     </w:p>
     <w:p>
@@ -13927,7 +13901,7 @@
                 <w:sz w:val="20"/>
                 <w:szCs w:val="20"/>
               </w:rPr>
-              <w:t>What goes with a removed file</w:t>
+              <w:t>One document, one chapter</w:t>
             </w:r>
           </w:p>
           <w:p>
@@ -13939,7 +13913,7 @@
                 <w:sz w:val="19"/>
                 <w:szCs w:val="19"/>
               </w:rPr>
-              <w:t>An AI draft (see below) made from the removed or replaced file is discarded too, so a draft of the wrong document can never be reviewed and submitted for the right one. A draft that has already been submitted to KoboToolbox is kept as the record of what was filed. Removals are recorded in the audit log with the file name.</w:t>
+              <w:t>For a long report, make one record per chapter you want coded: on each new record choose the same PDF and enter that chapter's pages. Put the chapter in the title (or leave the title empty: with a page range the AI names the part, for example “Title – Chapter 6: Agriculture (pp. 290-340)”).</w:t>
             </w:r>
           </w:p>
         </w:tc>
@@ -13950,7 +13924,147 @@
         <w:pStyle w:val="Heading3"/>
       </w:pPr>
       <w:r>
-        <w:t>Assessing and including a document</w:t>
+        <w:lastRenderedPageBreak/>
+        <w:t>Adding a document by hand</w:t>
+      </w:r>
+    </w:p>
+    <w:p>
+      <w:pPr>
+        <w:pStyle w:val="ListParagraph"/>
+        <w:numPr>
+          <w:ilvl w:val="0"/>
+          <w:numId w:val="17"/>
+        </w:numPr>
+        <w:spacing w:after="80" w:line="276" w:lineRule="auto"/>
+      </w:pPr>
+      <w:r>
+        <w:t xml:space="preserve">Select </w:t>
+      </w:r>
+      <w:r>
+        <w:rPr>
+          <w:b/>
+          <w:bCs/>
+        </w:rPr>
+        <w:t>Documents → New document</w:t>
+      </w:r>
+      <w:r>
+        <w:t xml:space="preserve"> and, below </w:t>
+      </w:r>
+      <w:r>
+        <w:rPr>
+          <w:b/>
+          <w:bCs/>
+        </w:rPr>
+        <w:t>Or enter the details yourself</w:t>
+      </w:r>
+      <w:r>
+        <w:t xml:space="preserve">, fill in </w:t>
+      </w:r>
+      <w:r>
+        <w:rPr>
+          <w:b/>
+          <w:bCs/>
+        </w:rPr>
+        <w:t>Title</w:t>
+      </w:r>
+      <w:r>
+        <w:t xml:space="preserve">, </w:t>
+      </w:r>
+      <w:r>
+        <w:rPr>
+          <w:b/>
+          <w:bCs/>
+        </w:rPr>
+        <w:t>Author / speaker</w:t>
+      </w:r>
+      <w:r>
+        <w:t xml:space="preserve">, </w:t>
+      </w:r>
+      <w:r>
+        <w:rPr>
+          <w:b/>
+          <w:bCs/>
+        </w:rPr>
+        <w:t>Source URL / reference</w:t>
+      </w:r>
+      <w:r>
+        <w:t xml:space="preserve">, </w:t>
+      </w:r>
+      <w:r>
+        <w:rPr>
+          <w:b/>
+          <w:bCs/>
+        </w:rPr>
+        <w:t>Document type</w:t>
+      </w:r>
+      <w:r>
+        <w:t xml:space="preserve"> (OFFICIAL, SECONDARY or PLATFORM), </w:t>
+      </w:r>
+      <w:r>
+        <w:rPr>
+          <w:b/>
+          <w:bCs/>
+        </w:rPr>
+        <w:t>Geographic scope</w:t>
+      </w:r>
+      <w:r>
+        <w:t xml:space="preserve"> and an </w:t>
+      </w:r>
+      <w:r>
+        <w:rPr>
+          <w:b/>
+          <w:bCs/>
+        </w:rPr>
+        <w:t>Evidence extract</w:t>
+      </w:r>
+      <w:r>
+        <w:t xml:space="preserve">, then select </w:t>
+      </w:r>
+      <w:r>
+        <w:rPr>
+          <w:b/>
+          <w:bCs/>
+        </w:rPr>
+        <w:t>Create document record</w:t>
+      </w:r>
+      <w:r>
+        <w:t>. The document ID (e.g. DOC-0025) is generated.</w:t>
+      </w:r>
+    </w:p>
+    <w:p>
+      <w:pPr>
+        <w:pStyle w:val="ListParagraph"/>
+        <w:numPr>
+          <w:ilvl w:val="0"/>
+          <w:numId w:val="17"/>
+        </w:numPr>
+        <w:spacing w:after="80" w:line="276" w:lineRule="auto"/>
+      </w:pPr>
+      <w:r>
+        <w:t xml:space="preserve">Then attach the source file (below). If AI drafting is on, ticking </w:t>
+      </w:r>
+      <w:r>
+        <w:rPr>
+          <w:b/>
+          <w:bCs/>
+        </w:rPr>
+        <w:t>Start Auto-fill as soon as the file is uploaded</w:t>
+      </w:r>
+      <w:r>
+        <w:t xml:space="preserve"> sends you straight to the draft.</w:t>
+      </w:r>
+    </w:p>
+    <w:p>
+      <w:pPr>
+        <w:spacing w:after="80"/>
+      </w:pPr>
+    </w:p>
+    <w:p>
+      <w:pPr>
+        <w:pStyle w:val="Heading3"/>
+      </w:pPr>
+      <w:r>
+        <w:t>Correcting a record's details</w:t>
       </w:r>
     </w:p>
     <w:p>
@@ -13963,27 +14077,17 @@
         <w:spacing w:after="80" w:line="276" w:lineRule="auto"/>
       </w:pPr>
       <w:r>
-        <w:t xml:space="preserve">In </w:t>
+        <w:t xml:space="preserve">Open the record. Under </w:t>
       </w:r>
       <w:r>
         <w:rPr>
           <w:b/>
           <w:bCs/>
         </w:rPr>
-        <w:t>Documents</w:t>
-      </w:r>
-      <w:r>
-        <w:t xml:space="preserve">, select </w:t>
-      </w:r>
-      <w:r>
-        <w:rPr>
-          <w:b/>
-          <w:bCs/>
-        </w:rPr>
-        <w:t>Manage</w:t>
-      </w:r>
-      <w:r>
-        <w:t xml:space="preserve"> on the record.</w:t>
+        <w:t>Record details</w:t>
+      </w:r>
+      <w:r>
+        <w:t xml:space="preserve"> you can edit the title, author, publication or event date, source URL or reference, geographic scope, value chain and document type.</w:t>
       </w:r>
     </w:p>
     <w:p>
@@ -13997,10 +14101,155 @@
           <w:noProof/>
         </w:rPr>
         <w:drawing>
-          <wp:inline distT="0" distB="0" distL="0" distR="0" wp14:anchorId="0F2B88D0" wp14:editId="142C4192">
-            <wp:extent cx="5334000" cy="3333750"/>
+          <wp:inline distT="0" distB="0" distL="0" distR="0" wp14:anchorId="534EB531" wp14:editId="0D8A0CDE">
+            <wp:extent cx="5334000" cy="2038350"/>
             <wp:effectExtent l="0" t="0" r="0" b="0"/>
-            <wp:docPr id="18" name="doc_register.jpg" descr="Documentary Evidence Corpus." title="Documentary Evidence Corpus."/>
+            <wp:docPr id="17" name="doc_record_details.jpg" descr="Record details: the details the AI filled in, ready to check." title="Record details: the details the AI filled in, ready to check."/>
+            <wp:cNvGraphicFramePr>
+              <a:graphicFrameLocks xmlns:a="http://schemas.openxmlformats.org/drawingml/2006/main" noChangeAspect="1"/>
+            </wp:cNvGraphicFramePr>
+            <a:graphic xmlns:a="http://schemas.openxmlformats.org/drawingml/2006/main">
+              <a:graphicData uri="http://schemas.openxmlformats.org/drawingml/2006/picture">
+                <pic:pic xmlns:pic="http://schemas.openxmlformats.org/drawingml/2006/picture">
+                  <pic:nvPicPr>
+                    <pic:cNvPr id="0" name=""/>
+                    <pic:cNvPicPr>
+                      <a:picLocks noChangeAspect="1" noChangeArrowheads="1"/>
+                    </pic:cNvPicPr>
+                  </pic:nvPicPr>
+                  <pic:blipFill>
+                    <a:blip r:embed="rId23"/>
+                    <a:srcRect/>
+                    <a:stretch>
+                      <a:fillRect/>
+                    </a:stretch>
+                  </pic:blipFill>
+                  <pic:spPr bwMode="auto">
+                    <a:xfrm>
+                      <a:off x="0" y="0"/>
+                      <a:ext cx="5334000" cy="2038350"/>
+                    </a:xfrm>
+                    <a:prstGeom prst="rect">
+                      <a:avLst/>
+                    </a:prstGeom>
+                  </pic:spPr>
+                </pic:pic>
+              </a:graphicData>
+            </a:graphic>
+          </wp:inline>
+        </w:drawing>
+      </w:r>
+    </w:p>
+    <w:p>
+      <w:pPr>
+        <w:spacing w:after="180"/>
+        <w:jc w:val="center"/>
+      </w:pPr>
+      <w:r>
+        <w:rPr>
+          <w:b/>
+          <w:bCs/>
+          <w:color w:val="5B6670"/>
+          <w:sz w:val="17"/>
+          <w:szCs w:val="17"/>
+        </w:rPr>
+        <w:t xml:space="preserve">Figure 17. </w:t>
+      </w:r>
+      <w:r>
+        <w:rPr>
+          <w:i/>
+          <w:iCs/>
+          <w:color w:val="5B6670"/>
+          <w:sz w:val="17"/>
+          <w:szCs w:val="17"/>
+        </w:rPr>
+        <w:t>Record details: the details the AI filled in, ready to check.</w:t>
+      </w:r>
+    </w:p>
+    <w:p>
+      <w:pPr>
+        <w:pStyle w:val="ListParagraph"/>
+        <w:numPr>
+          <w:ilvl w:val="0"/>
+          <w:numId w:val="18"/>
+        </w:numPr>
+        <w:spacing w:after="80" w:line="276" w:lineRule="auto"/>
+      </w:pPr>
+      <w:r>
+        <w:t xml:space="preserve">Select </w:t>
+      </w:r>
+      <w:r>
+        <w:rPr>
+          <w:b/>
+          <w:bCs/>
+        </w:rPr>
+        <w:t>Save details</w:t>
+      </w:r>
+      <w:r>
+        <w:t>. The details appear in the coding form's Section A: on the review screen they show in grey, and the corrected values are the ones submitted to KoboToolbox.</w:t>
+      </w:r>
+    </w:p>
+    <w:p>
+      <w:pPr>
+        <w:spacing w:after="80"/>
+      </w:pPr>
+    </w:p>
+    <w:p>
+      <w:pPr>
+        <w:pStyle w:val="Heading3"/>
+      </w:pPr>
+      <w:r>
+        <w:t>Attaching the source file, and removing a wrong one</w:t>
+      </w:r>
+    </w:p>
+    <w:p>
+      <w:pPr>
+        <w:pStyle w:val="ListParagraph"/>
+        <w:numPr>
+          <w:ilvl w:val="0"/>
+          <w:numId w:val="19"/>
+        </w:numPr>
+        <w:spacing w:after="80" w:line="276" w:lineRule="auto"/>
+      </w:pPr>
+      <w:r>
+        <w:t xml:space="preserve">On the document's page, under </w:t>
+      </w:r>
+      <w:r>
+        <w:rPr>
+          <w:b/>
+          <w:bCs/>
+        </w:rPr>
+        <w:t>Source file</w:t>
+      </w:r>
+      <w:r>
+        <w:t xml:space="preserve">, select </w:t>
+      </w:r>
+      <w:r>
+        <w:rPr>
+          <w:b/>
+          <w:bCs/>
+        </w:rPr>
+        <w:t>Choose File</w:t>
+      </w:r>
+      <w:r>
+        <w:t xml:space="preserve"> and pick the source: a PDF, a scan or photo (JPG or PNG), a Word (.docx) or Excel (.xlsx) file, or a text or CSV file. Audio and video can be attached as a reference. The limit is 20 MB. The file is stored privately on the server.</w:t>
+      </w:r>
+    </w:p>
+    <w:p>
+      <w:pPr>
+        <w:keepNext/>
+        <w:spacing w:before="80" w:after="40"/>
+        <w:jc w:val="center"/>
+      </w:pPr>
+      <w:r>
+        <w:rPr>
+          <w:noProof/>
+        </w:rPr>
+        <w:drawing>
+          <wp:inline distT="0" distB="0" distL="0" distR="0" wp14:anchorId="041C61FD" wp14:editId="4FE7E95F">
+            <wp:extent cx="5334000" cy="952500"/>
+            <wp:effectExtent l="0" t="0" r="0" b="0"/>
+            <wp:docPr id="18" name="doc_source_file.jpg" descr="Source file: the file name, size and date, with Remove file beside it." title="Source file: the file name, size and date, with Remove file beside it."/>
             <wp:cNvGraphicFramePr>
               <a:graphicFrameLocks xmlns:a="http://schemas.openxmlformats.org/drawingml/2006/main" noChangeAspect="1"/>
             </wp:cNvGraphicFramePr>
@@ -14023,7 +14272,7 @@
                   <pic:spPr bwMode="auto">
                     <a:xfrm>
                       <a:off x="0" y="0"/>
-                      <a:ext cx="5334000" cy="3333750"/>
+                      <a:ext cx="5334000" cy="952500"/>
                     </a:xfrm>
                     <a:prstGeom prst="rect">
                       <a:avLst/>
@@ -14059,7 +14308,7 @@
           <w:sz w:val="17"/>
           <w:szCs w:val="17"/>
         </w:rPr>
-        <w:t>Documentary Evidence Corpus.</w:t>
+        <w:t>Source file: the file name, size and date, with Remove file beside it.</w:t>
       </w:r>
     </w:p>
     <w:p>
@@ -14067,33 +14316,185 @@
         <w:pStyle w:val="ListParagraph"/>
         <w:numPr>
           <w:ilvl w:val="0"/>
-          <w:numId w:val="18"/>
+          <w:numId w:val="19"/>
         </w:numPr>
         <w:spacing w:after="80" w:line="276" w:lineRule="auto"/>
       </w:pPr>
       <w:r>
-        <w:lastRenderedPageBreak/>
-        <w:t xml:space="preserve">Assess authenticity: select </w:t>
+        <w:t xml:space="preserve">A bar shows how much of the file has been sent. A large file on a slow connection can take a minute or two: wait until it says </w:t>
       </w:r>
       <w:r>
         <w:rPr>
           <w:b/>
           <w:bCs/>
         </w:rPr>
-        <w:t>Mark verified</w:t>
-      </w:r>
-      <w:r>
-        <w:t xml:space="preserve"> or </w:t>
+        <w:t>Saving…</w:t>
+      </w:r>
+      <w:r>
+        <w:t xml:space="preserve"> and the file name appears. If </w:t>
       </w:r>
       <w:r>
         <w:rPr>
           <w:b/>
           <w:bCs/>
         </w:rPr>
-        <w:t>Mark disputed</w:t>
-      </w:r>
-      <w:r>
-        <w:t>.</w:t>
+        <w:t>Start Auto-fill as soon as the file is uploaded</w:t>
+      </w:r>
+      <w:r>
+        <w:t xml:space="preserve"> is ticked (it is by default), the review screen then opens and the AI starts reading.</w:t>
+      </w:r>
+    </w:p>
+    <w:p>
+      <w:pPr>
+        <w:pStyle w:val="ListParagraph"/>
+        <w:numPr>
+          <w:ilvl w:val="0"/>
+          <w:numId w:val="19"/>
+        </w:numPr>
+        <w:spacing w:after="80" w:line="276" w:lineRule="auto"/>
+      </w:pPr>
+      <w:r>
+        <w:t xml:space="preserve">Attached the wrong one? Select the red </w:t>
+      </w:r>
+      <w:r>
+        <w:rPr>
+          <w:b/>
+          <w:bCs/>
+        </w:rPr>
+        <w:t>Remove file</w:t>
+      </w:r>
+      <w:r>
+        <w:t xml:space="preserve"> link beside the file name and confirm. The file is deleted from the server and the record says “No file uploaded yet”. Then choose the right file.</w:t>
+      </w:r>
+    </w:p>
+    <w:p>
+      <w:pPr>
+        <w:pStyle w:val="ListParagraph"/>
+        <w:numPr>
+          <w:ilvl w:val="0"/>
+          <w:numId w:val="19"/>
+        </w:numPr>
+        <w:spacing w:after="80" w:line="276" w:lineRule="auto"/>
+      </w:pPr>
+      <w:r>
+        <w:t>Choosing another file straight away also replaces the old one.</w:t>
+      </w:r>
+    </w:p>
+    <w:p>
+      <w:pPr>
+        <w:spacing w:after="80"/>
+      </w:pPr>
+    </w:p>
+    <w:tbl>
+      <w:tblPr>
+        <w:tblW w:w="9412" w:type="dxa"/>
+        <w:tblBorders>
+          <w:top w:val="single" w:sz="2" w:space="0" w:color="EAF2FA"/>
+          <w:left w:val="single" w:sz="24" w:space="0" w:color="2A6FB0"/>
+          <w:bottom w:val="single" w:sz="2" w:space="0" w:color="EAF2FA"/>
+          <w:right w:val="single" w:sz="2" w:space="0" w:color="EAF2FA"/>
+          <w:insideH w:val="single" w:sz="4" w:space="0" w:color="EAF2FA"/>
+          <w:insideV w:val="single" w:sz="4" w:space="0" w:color="EAF2FA"/>
+        </w:tblBorders>
+        <w:tblCellMar>
+          <w:left w:w="10" w:type="dxa"/>
+          <w:right w:w="10" w:type="dxa"/>
+        </w:tblCellMar>
+        <w:tblLook w:val="04A0" w:firstRow="1" w:lastRow="0" w:firstColumn="1" w:lastColumn="0" w:noHBand="0" w:noVBand="1"/>
+      </w:tblPr>
+      <w:tblGrid>
+        <w:gridCol w:w="9412"/>
+      </w:tblGrid>
+      <w:tr>
+        <w:tblPrEx>
+          <w:tblCellMar>
+            <w:top w:w="0" w:type="dxa"/>
+            <w:bottom w:w="0" w:type="dxa"/>
+          </w:tblCellMar>
+        </w:tblPrEx>
+        <w:trPr>
+          <w:cantSplit/>
+        </w:trPr>
+        <w:tc>
+          <w:tcPr>
+            <w:tcW w:w="9412" w:type="dxa"/>
+            <w:shd w:val="clear" w:color="auto" w:fill="EAF2FA"/>
+            <w:tcMar>
+              <w:top w:w="100" w:type="dxa"/>
+              <w:left w:w="180" w:type="dxa"/>
+              <w:bottom w:w="100" w:type="dxa"/>
+              <w:right w:w="160" w:type="dxa"/>
+            </w:tcMar>
+          </w:tcPr>
+          <w:p>
+            <w:pPr>
+              <w:spacing w:after="40"/>
+            </w:pPr>
+            <w:r>
+              <w:rPr>
+                <w:b/>
+                <w:bCs/>
+                <w:sz w:val="20"/>
+                <w:szCs w:val="20"/>
+              </w:rPr>
+              <w:lastRenderedPageBreak/>
+              <w:t>What goes with a removed file</w:t>
+            </w:r>
+          </w:p>
+          <w:p>
+            <w:pPr>
+              <w:spacing w:after="40" w:line="264" w:lineRule="auto"/>
+            </w:pPr>
+            <w:r>
+              <w:rPr>
+                <w:sz w:val="19"/>
+                <w:szCs w:val="19"/>
+              </w:rPr>
+              <w:t>An AI draft (see below) made from the removed or replaced file is discarded too, so a draft of the wrong document can never be reviewed and submitted for the right one. A draft that has already been submitted to KoboToolbox is kept as the record of what was filed. Removals are recorded in the audit log with the file name.</w:t>
+            </w:r>
+          </w:p>
+        </w:tc>
+      </w:tr>
+    </w:tbl>
+    <w:p>
+      <w:pPr>
+        <w:pStyle w:val="Heading3"/>
+      </w:pPr>
+      <w:r>
+        <w:t>Assessing and including a document</w:t>
+      </w:r>
+    </w:p>
+    <w:p>
+      <w:pPr>
+        <w:pStyle w:val="ListParagraph"/>
+        <w:numPr>
+          <w:ilvl w:val="0"/>
+          <w:numId w:val="20"/>
+        </w:numPr>
+        <w:spacing w:after="80" w:line="276" w:lineRule="auto"/>
+      </w:pPr>
+      <w:r>
+        <w:t xml:space="preserve">In </w:t>
+      </w:r>
+      <w:r>
+        <w:rPr>
+          <w:b/>
+          <w:bCs/>
+        </w:rPr>
+        <w:t>Documents</w:t>
+      </w:r>
+      <w:r>
+        <w:t xml:space="preserve">, select </w:t>
+      </w:r>
+      <w:r>
+        <w:rPr>
+          <w:b/>
+          <w:bCs/>
+        </w:rPr>
+        <w:t>Manage</w:t>
+      </w:r>
+      <w:r>
+        <w:t xml:space="preserve"> on the record.</w:t>
       </w:r>
     </w:p>
     <w:p>
@@ -14107,10 +14508,10 @@
           <w:noProof/>
         </w:rPr>
         <w:drawing>
-          <wp:inline distT="0" distB="0" distL="0" distR="0" wp14:anchorId="00DC45C0" wp14:editId="1D6C83B6">
-            <wp:extent cx="5334000" cy="3419475"/>
+          <wp:inline distT="0" distB="0" distL="0" distR="0" wp14:anchorId="0EF0BFC6" wp14:editId="44F9D5BD">
+            <wp:extent cx="5334000" cy="3333750"/>
             <wp:effectExtent l="0" t="0" r="0" b="0"/>
-            <wp:docPr id="19" name="doc_detail.jpg" descr="Document record: authenticity, QA status, memo and coding form." title="Document record: authenticity, QA status, memo and coding form."/>
+            <wp:docPr id="19" name="doc_register.jpg" descr="Documentary Evidence Corpus." title="Documentary Evidence Corpus."/>
             <wp:cNvGraphicFramePr>
               <a:graphicFrameLocks xmlns:a="http://schemas.openxmlformats.org/drawingml/2006/main" noChangeAspect="1"/>
             </wp:cNvGraphicFramePr>
@@ -14133,6 +14534,115 @@
                   <pic:spPr bwMode="auto">
                     <a:xfrm>
                       <a:off x="0" y="0"/>
+                      <a:ext cx="5334000" cy="3333750"/>
+                    </a:xfrm>
+                    <a:prstGeom prst="rect">
+                      <a:avLst/>
+                    </a:prstGeom>
+                  </pic:spPr>
+                </pic:pic>
+              </a:graphicData>
+            </a:graphic>
+          </wp:inline>
+        </w:drawing>
+      </w:r>
+    </w:p>
+    <w:p>
+      <w:pPr>
+        <w:spacing w:after="180"/>
+        <w:jc w:val="center"/>
+      </w:pPr>
+      <w:r>
+        <w:rPr>
+          <w:b/>
+          <w:bCs/>
+          <w:color w:val="5B6670"/>
+          <w:sz w:val="17"/>
+          <w:szCs w:val="17"/>
+        </w:rPr>
+        <w:t xml:space="preserve">Figure 19. </w:t>
+      </w:r>
+      <w:r>
+        <w:rPr>
+          <w:i/>
+          <w:iCs/>
+          <w:color w:val="5B6670"/>
+          <w:sz w:val="17"/>
+          <w:szCs w:val="17"/>
+        </w:rPr>
+        <w:t>Documentary Evidence Corpus.</w:t>
+      </w:r>
+    </w:p>
+    <w:p>
+      <w:pPr>
+        <w:pStyle w:val="ListParagraph"/>
+        <w:numPr>
+          <w:ilvl w:val="0"/>
+          <w:numId w:val="20"/>
+        </w:numPr>
+        <w:spacing w:after="80" w:line="276" w:lineRule="auto"/>
+      </w:pPr>
+      <w:r>
+        <w:t xml:space="preserve">Assess authenticity: select </w:t>
+      </w:r>
+      <w:r>
+        <w:rPr>
+          <w:b/>
+          <w:bCs/>
+        </w:rPr>
+        <w:t>Mark verified</w:t>
+      </w:r>
+      <w:r>
+        <w:t xml:space="preserve"> or </w:t>
+      </w:r>
+      <w:r>
+        <w:rPr>
+          <w:b/>
+          <w:bCs/>
+        </w:rPr>
+        <w:t>Mark disputed</w:t>
+      </w:r>
+      <w:r>
+        <w:t>.</w:t>
+      </w:r>
+    </w:p>
+    <w:p>
+      <w:pPr>
+        <w:keepNext/>
+        <w:spacing w:before="80" w:after="40"/>
+        <w:jc w:val="center"/>
+      </w:pPr>
+      <w:r>
+        <w:rPr>
+          <w:noProof/>
+        </w:rPr>
+        <w:drawing>
+          <wp:inline distT="0" distB="0" distL="0" distR="0" wp14:anchorId="3F898016" wp14:editId="1903B053">
+            <wp:extent cx="5334000" cy="3419475"/>
+            <wp:effectExtent l="0" t="0" r="0" b="0"/>
+            <wp:docPr id="20" name="doc_detail.jpg" descr="Document record: authenticity, QA status, memo and coding form." title="Document record: authenticity, QA status, memo and coding form."/>
+            <wp:cNvGraphicFramePr>
+              <a:graphicFrameLocks xmlns:a="http://schemas.openxmlformats.org/drawingml/2006/main" noChangeAspect="1"/>
+            </wp:cNvGraphicFramePr>
+            <a:graphic xmlns:a="http://schemas.openxmlformats.org/drawingml/2006/main">
+              <a:graphicData uri="http://schemas.openxmlformats.org/drawingml/2006/picture">
+                <pic:pic xmlns:pic="http://schemas.openxmlformats.org/drawingml/2006/picture">
+                  <pic:nvPicPr>
+                    <pic:cNvPr id="0" name=""/>
+                    <pic:cNvPicPr>
+                      <a:picLocks noChangeAspect="1" noChangeArrowheads="1"/>
+                    </pic:cNvPicPr>
+                  </pic:nvPicPr>
+                  <pic:blipFill>
+                    <a:blip r:embed="rId26"/>
+                    <a:srcRect/>
+                    <a:stretch>
+                      <a:fillRect/>
+                    </a:stretch>
+                  </pic:blipFill>
+                  <pic:spPr bwMode="auto">
+                    <a:xfrm>
+                      <a:off x="0" y="0"/>
                       <a:ext cx="5334000" cy="3419475"/>
                     </a:xfrm>
                     <a:prstGeom prst="rect">
@@ -14159,7 +14669,7 @@
           <w:sz w:val="17"/>
           <w:szCs w:val="17"/>
         </w:rPr>
-        <w:t xml:space="preserve">Figure 19. </w:t>
+        <w:t xml:space="preserve">Figure 20. </w:t>
       </w:r>
       <w:r>
         <w:rPr>
@@ -14177,11 +14687,12 @@
         <w:pStyle w:val="ListParagraph"/>
         <w:numPr>
           <w:ilvl w:val="0"/>
-          <w:numId w:val="18"/>
+          <w:numId w:val="20"/>
         </w:numPr>
         <w:spacing w:after="80" w:line="276" w:lineRule="auto"/>
       </w:pPr>
       <w:r>
+        <w:lastRenderedPageBreak/>
         <w:t xml:space="preserve">Set the QA status: </w:t>
       </w:r>
       <w:r>
@@ -14210,7 +14721,7 @@
         <w:pStyle w:val="ListParagraph"/>
         <w:numPr>
           <w:ilvl w:val="0"/>
-          <w:numId w:val="18"/>
+          <w:numId w:val="20"/>
         </w:numPr>
         <w:spacing w:after="80" w:line="276" w:lineRule="auto"/>
       </w:pPr>
@@ -14243,7 +14754,7 @@
         <w:pStyle w:val="ListParagraph"/>
         <w:numPr>
           <w:ilvl w:val="0"/>
-          <w:numId w:val="18"/>
+          <w:numId w:val="20"/>
         </w:numPr>
         <w:spacing w:after="80" w:line="276" w:lineRule="auto"/>
       </w:pPr>
@@ -14586,173 +15097,10 @@
           <w:noProof/>
         </w:rPr>
         <w:drawing>
-          <wp:inline distT="0" distB="0" distL="0" distR="0" wp14:anchorId="67058FFE" wp14:editId="5B71F56D">
+          <wp:inline distT="0" distB="0" distL="0" distR="0" wp14:anchorId="3D901BF2" wp14:editId="5C8CEACE">
             <wp:extent cx="5715000" cy="904875"/>
             <wp:effectExtent l="0" t="0" r="0" b="0"/>
-            <wp:docPr id="20" name="doc_coding_buttons.jpg" descr="The Coding panel: Code this document, and Auto-fill." title="The Coding panel: Code this document, and Auto-fill."/>
-            <wp:cNvGraphicFramePr>
-              <a:graphicFrameLocks xmlns:a="http://schemas.openxmlformats.org/drawingml/2006/main" noChangeAspect="1"/>
-            </wp:cNvGraphicFramePr>
-            <a:graphic xmlns:a="http://schemas.openxmlformats.org/drawingml/2006/main">
-              <a:graphicData uri="http://schemas.openxmlformats.org/drawingml/2006/picture">
-                <pic:pic xmlns:pic="http://schemas.openxmlformats.org/drawingml/2006/picture">
-                  <pic:nvPicPr>
-                    <pic:cNvPr id="0" name=""/>
-                    <pic:cNvPicPr>
-                      <a:picLocks noChangeAspect="1" noChangeArrowheads="1"/>
-                    </pic:cNvPicPr>
-                  </pic:nvPicPr>
-                  <pic:blipFill>
-                    <a:blip r:embed="rId26"/>
-                    <a:srcRect/>
-                    <a:stretch>
-                      <a:fillRect/>
-                    </a:stretch>
-                  </pic:blipFill>
-                  <pic:spPr bwMode="auto">
-                    <a:xfrm>
-                      <a:off x="0" y="0"/>
-                      <a:ext cx="5715000" cy="904875"/>
-                    </a:xfrm>
-                    <a:prstGeom prst="rect">
-                      <a:avLst/>
-                    </a:prstGeom>
-                  </pic:spPr>
-                </pic:pic>
-              </a:graphicData>
-            </a:graphic>
-          </wp:inline>
-        </w:drawing>
-      </w:r>
-    </w:p>
-    <w:p>
-      <w:pPr>
-        <w:spacing w:after="180"/>
-        <w:jc w:val="center"/>
-      </w:pPr>
-      <w:r>
-        <w:rPr>
-          <w:b/>
-          <w:bCs/>
-          <w:color w:val="5B6670"/>
-          <w:sz w:val="17"/>
-          <w:szCs w:val="17"/>
-        </w:rPr>
-        <w:t xml:space="preserve">Figure 20. </w:t>
-      </w:r>
-      <w:r>
-        <w:rPr>
-          <w:i/>
-          <w:iCs/>
-          <w:color w:val="5B6670"/>
-          <w:sz w:val="17"/>
-          <w:szCs w:val="17"/>
-        </w:rPr>
-        <w:t>The Coding panel: Code this document, and Auto-fill.</w:t>
-      </w:r>
-    </w:p>
-    <w:p>
-      <w:pPr>
-        <w:pStyle w:val="Heading3"/>
-      </w:pPr>
-      <w:r>
-        <w:lastRenderedPageBreak/>
-        <w:t>Auto-fill: the AI drafts, you review</w:t>
-      </w:r>
-    </w:p>
-    <w:p>
-      <w:pPr>
-        <w:pStyle w:val="ListParagraph"/>
-        <w:numPr>
-          <w:ilvl w:val="0"/>
-          <w:numId w:val="19"/>
-        </w:numPr>
-        <w:spacing w:after="80" w:line="276" w:lineRule="auto"/>
-      </w:pPr>
-      <w:r>
-        <w:t xml:space="preserve">Attach the source file (above). Select </w:t>
-      </w:r>
-      <w:r>
-        <w:rPr>
-          <w:b/>
-          <w:bCs/>
-        </w:rPr>
-        <w:t>Auto-fill</w:t>
-      </w:r>
-      <w:r>
-        <w:t xml:space="preserve"> in the </w:t>
-      </w:r>
-      <w:r>
-        <w:rPr>
-          <w:b/>
-          <w:bCs/>
-        </w:rPr>
-        <w:t>Coding</w:t>
-      </w:r>
-      <w:r>
-        <w:t xml:space="preserve"> panel; the review screen opens.</w:t>
-      </w:r>
-    </w:p>
-    <w:p>
-      <w:pPr>
-        <w:pStyle w:val="ListParagraph"/>
-        <w:numPr>
-          <w:ilvl w:val="0"/>
-          <w:numId w:val="19"/>
-        </w:numPr>
-        <w:spacing w:after="80" w:line="276" w:lineRule="auto"/>
-      </w:pPr>
-      <w:r>
-        <w:t xml:space="preserve">If the file is a PDF of more than 100 pages, enter the </w:t>
-      </w:r>
-      <w:r>
-        <w:rPr>
-          <w:b/>
-          <w:bCs/>
-        </w:rPr>
-        <w:t>Pages to read</w:t>
-      </w:r>
-      <w:r>
-        <w:t xml:space="preserve">, for example </w:t>
-      </w:r>
-      <w:r>
-        <w:rPr>
-          <w:rFonts w:ascii="Consolas" w:eastAsia="Consolas" w:hAnsi="Consolas" w:cs="Consolas"/>
-          <w:color w:val="122238"/>
-          <w:sz w:val="19"/>
-          <w:szCs w:val="19"/>
-        </w:rPr>
-        <w:t>10-90</w:t>
-      </w:r>
-      <w:r>
-        <w:t xml:space="preserve">. The AI reads up to 100 pages at a time, so either choose the pages that make up this evidence unit, such as one chapter, or tick </w:t>
-      </w:r>
-      <w:r>
-        <w:rPr>
-          <w:b/>
-          <w:bCs/>
-        </w:rPr>
-        <w:t>Read the whole document in parts</w:t>
-      </w:r>
-      <w:r>
-        <w:t xml:space="preserve"> (see “Coding a very long document” below). Its locators use the original page numbers. For shorter files, leave the box empty to read everything.</w:t>
-      </w:r>
-    </w:p>
-    <w:p>
-      <w:pPr>
-        <w:keepNext/>
-        <w:spacing w:before="80" w:after="40"/>
-        <w:jc w:val="center"/>
-      </w:pPr>
-      <w:r>
-        <w:rPr>
-          <w:noProof/>
-        </w:rPr>
-        <w:drawing>
-          <wp:inline distT="0" distB="0" distL="0" distR="0" wp14:anchorId="3DE13934" wp14:editId="045C5B3B">
-            <wp:extent cx="5334000" cy="2667000"/>
-            <wp:effectExtent l="0" t="0" r="0" b="0"/>
-            <wp:docPr id="21" name="doc_autofill_pages.jpg" descr="A 240-page PDF: enter a page range, or read the whole document in parts." title="A 240-page PDF: enter a page range, or read the whole document in parts."/>
+            <wp:docPr id="21" name="doc_coding_buttons.jpg" descr="The Coding panel: Code this document, and Auto-fill." title="The Coding panel: Code this document, and Auto-fill."/>
             <wp:cNvGraphicFramePr>
               <a:graphicFrameLocks xmlns:a="http://schemas.openxmlformats.org/drawingml/2006/main" noChangeAspect="1"/>
             </wp:cNvGraphicFramePr>
@@ -14775,7 +15123,7 @@
                   <pic:spPr bwMode="auto">
                     <a:xfrm>
                       <a:off x="0" y="0"/>
-                      <a:ext cx="5334000" cy="2667000"/>
+                      <a:ext cx="5715000" cy="904875"/>
                     </a:xfrm>
                     <a:prstGeom prst="rect">
                       <a:avLst/>
@@ -14811,7 +15159,15 @@
           <w:sz w:val="17"/>
           <w:szCs w:val="17"/>
         </w:rPr>
-        <w:t>A 240-page PDF: enter a page range, or read the whole document in parts.</w:t>
+        <w:t>The Coding panel: Code this document, and Auto-fill.</w:t>
+      </w:r>
+    </w:p>
+    <w:p>
+      <w:pPr>
+        <w:pStyle w:val="Heading3"/>
+      </w:pPr>
+      <w:r>
+        <w:t>Auto-fill: the AI drafts, you review</w:t>
       </w:r>
     </w:p>
     <w:p>
@@ -14819,22 +15175,77 @@
         <w:pStyle w:val="ListParagraph"/>
         <w:numPr>
           <w:ilvl w:val="0"/>
-          <w:numId w:val="19"/>
+          <w:numId w:val="21"/>
         </w:numPr>
         <w:spacing w:after="80" w:line="276" w:lineRule="auto"/>
       </w:pPr>
       <w:r>
-        <w:t xml:space="preserve">Select </w:t>
+        <w:t xml:space="preserve">Attach the source file (above). Select </w:t>
       </w:r>
       <w:r>
         <w:rPr>
           <w:b/>
           <w:bCs/>
         </w:rPr>
-        <w:t>Generate AI draft</w:t>
-      </w:r>
-      <w:r>
-        <w:t>. The AI reads in the background, usually one to five minutes. You can leave the page and come back; the draft will be there.</w:t>
+        <w:t>Auto-fill</w:t>
+      </w:r>
+      <w:r>
+        <w:t xml:space="preserve"> in the </w:t>
+      </w:r>
+      <w:r>
+        <w:rPr>
+          <w:b/>
+          <w:bCs/>
+        </w:rPr>
+        <w:t>Coding</w:t>
+      </w:r>
+      <w:r>
+        <w:t xml:space="preserve"> panel; the review screen opens.</w:t>
+      </w:r>
+    </w:p>
+    <w:p>
+      <w:pPr>
+        <w:pStyle w:val="ListParagraph"/>
+        <w:numPr>
+          <w:ilvl w:val="0"/>
+          <w:numId w:val="21"/>
+        </w:numPr>
+        <w:spacing w:after="80" w:line="276" w:lineRule="auto"/>
+      </w:pPr>
+      <w:r>
+        <w:t xml:space="preserve">If the file is a PDF of more than 100 pages, enter the </w:t>
+      </w:r>
+      <w:r>
+        <w:rPr>
+          <w:b/>
+          <w:bCs/>
+        </w:rPr>
+        <w:t>Pages to read</w:t>
+      </w:r>
+      <w:r>
+        <w:t xml:space="preserve">, for example </w:t>
+      </w:r>
+      <w:r>
+        <w:rPr>
+          <w:rFonts w:ascii="Consolas" w:eastAsia="Consolas" w:hAnsi="Consolas" w:cs="Consolas"/>
+          <w:color w:val="122238"/>
+          <w:sz w:val="19"/>
+          <w:szCs w:val="19"/>
+        </w:rPr>
+        <w:t>10-90</w:t>
+      </w:r>
+      <w:r>
+        <w:t xml:space="preserve">. The AI reads up to 100 pages at a time, so either choose the pages that make up this evidence unit, such as one chapter, or tick </w:t>
+      </w:r>
+      <w:r>
+        <w:rPr>
+          <w:b/>
+          <w:bCs/>
+        </w:rPr>
+        <w:t>Read the whole document in parts</w:t>
+      </w:r>
+      <w:r>
+        <w:t xml:space="preserve"> (see “Coding a very long document” below). Its locators use the original page numbers. For shorter files, leave the box empty to read everything.</w:t>
       </w:r>
     </w:p>
     <w:p>
@@ -14847,11 +15258,12 @@
         <w:rPr>
           <w:noProof/>
         </w:rPr>
+        <w:lastRenderedPageBreak/>
         <w:drawing>
-          <wp:inline distT="0" distB="0" distL="0" distR="0" wp14:anchorId="6624AA04" wp14:editId="279B5583">
-            <wp:extent cx="5334000" cy="1752600"/>
+          <wp:inline distT="0" distB="0" distL="0" distR="0" wp14:anchorId="2518BD26" wp14:editId="411D2C41">
+            <wp:extent cx="5334000" cy="2667000"/>
             <wp:effectExtent l="0" t="0" r="0" b="0"/>
-            <wp:docPr id="22" name="doc_autofill_running.jpg" descr="The AI is reading the document." title="The AI is reading the document."/>
+            <wp:docPr id="22" name="doc_autofill_pages.jpg" descr="A 240-page PDF: enter a page range, or read the whole document in parts." title="A 240-page PDF: enter a page range, or read the whole document in parts."/>
             <wp:cNvGraphicFramePr>
               <a:graphicFrameLocks xmlns:a="http://schemas.openxmlformats.org/drawingml/2006/main" noChangeAspect="1"/>
             </wp:cNvGraphicFramePr>
@@ -14874,7 +15286,7 @@
                   <pic:spPr bwMode="auto">
                     <a:xfrm>
                       <a:off x="0" y="0"/>
-                      <a:ext cx="5334000" cy="1752600"/>
+                      <a:ext cx="5334000" cy="2667000"/>
                     </a:xfrm>
                     <a:prstGeom prst="rect">
                       <a:avLst/>
@@ -14910,7 +15322,7 @@
           <w:sz w:val="17"/>
           <w:szCs w:val="17"/>
         </w:rPr>
-        <w:t>The AI is reading the document.</w:t>
+        <w:t>A 240-page PDF: enter a page range, or read the whole document in parts.</w:t>
       </w:r>
     </w:p>
     <w:p>
@@ -14918,12 +15330,22 @@
         <w:pStyle w:val="ListParagraph"/>
         <w:numPr>
           <w:ilvl w:val="0"/>
-          <w:numId w:val="19"/>
+          <w:numId w:val="21"/>
         </w:numPr>
         <w:spacing w:after="80" w:line="276" w:lineRule="auto"/>
       </w:pPr>
       <w:r>
-        <w:t>Read the draft. It has every section of the KoboToolbox form, A to L. The DOC ID, author, title, date and source come from the record and cannot be changed here; everything else you can edit.</w:t>
+        <w:t xml:space="preserve">Select </w:t>
+      </w:r>
+      <w:r>
+        <w:rPr>
+          <w:b/>
+          <w:bCs/>
+        </w:rPr>
+        <w:t>Generate AI draft</w:t>
+      </w:r>
+      <w:r>
+        <w:t>. The AI reads in the background, usually one to five minutes. You can leave the page and come back; the draft will be there.</w:t>
       </w:r>
     </w:p>
     <w:p>
@@ -14936,12 +15358,11 @@
         <w:rPr>
           <w:noProof/>
         </w:rPr>
-        <w:lastRenderedPageBreak/>
         <w:drawing>
-          <wp:inline distT="0" distB="0" distL="0" distR="0" wp14:anchorId="0D2C5850" wp14:editId="7944A0BE">
-            <wp:extent cx="5334000" cy="4581525"/>
+          <wp:inline distT="0" distB="0" distL="0" distR="0" wp14:anchorId="17377E1A" wp14:editId="46ED5FAC">
+            <wp:extent cx="5334000" cy="1752600"/>
             <wp:effectExtent l="0" t="0" r="0" b="0"/>
-            <wp:docPr id="23" name="doc_autofill_review.jpg" descr="The review screen: the draft, ready to check and edit." title="The review screen: the draft, ready to check and edit."/>
+            <wp:docPr id="23" name="doc_autofill_running.jpg" descr="The AI is reading the document." title="The AI is reading the document."/>
             <wp:cNvGraphicFramePr>
               <a:graphicFrameLocks xmlns:a="http://schemas.openxmlformats.org/drawingml/2006/main" noChangeAspect="1"/>
             </wp:cNvGraphicFramePr>
@@ -14964,7 +15385,7 @@
                   <pic:spPr bwMode="auto">
                     <a:xfrm>
                       <a:off x="0" y="0"/>
-                      <a:ext cx="5334000" cy="4581525"/>
+                      <a:ext cx="5334000" cy="1752600"/>
                     </a:xfrm>
                     <a:prstGeom prst="rect">
                       <a:avLst/>
@@ -15000,7 +15421,7 @@
           <w:sz w:val="17"/>
           <w:szCs w:val="17"/>
         </w:rPr>
-        <w:t>The review screen: the draft, ready to check and edit.</w:t>
+        <w:t>The AI is reading the document.</w:t>
       </w:r>
     </w:p>
     <w:p>
@@ -15008,12 +15429,12 @@
         <w:pStyle w:val="ListParagraph"/>
         <w:numPr>
           <w:ilvl w:val="0"/>
-          <w:numId w:val="19"/>
+          <w:numId w:val="21"/>
         </w:numPr>
         <w:spacing w:after="80" w:line="276" w:lineRule="auto"/>
       </w:pPr>
       <w:r>
-        <w:t>Check the judgements, not just the facts: the strength ratings (Sections D and H), the hypothesis codes (Section K) and the locators. Open the source and confirm a few page or paragraph references.</w:t>
+        <w:t>Read the draft. It has every section of the KoboToolbox form, A to L. The DOC ID, author, title, date and source come from the record and cannot be changed here; everything else you can edit.</w:t>
       </w:r>
     </w:p>
     <w:p>
@@ -15028,10 +15449,10 @@
         </w:rPr>
         <w:lastRenderedPageBreak/>
         <w:drawing>
-          <wp:inline distT="0" distB="0" distL="0" distR="0" wp14:anchorId="58D79541" wp14:editId="6185BEBF">
-            <wp:extent cx="5334000" cy="3838575"/>
+          <wp:inline distT="0" distB="0" distL="0" distR="0" wp14:anchorId="1B7C141E" wp14:editId="021C7315">
+            <wp:extent cx="5334000" cy="4581525"/>
             <wp:effectExtent l="0" t="0" r="0" b="0"/>
-            <wp:docPr id="24" name="doc_autofill_section_d.jpg" descr="Section D: ratings and locators, all editable." title="Section D: ratings and locators, all editable."/>
+            <wp:docPr id="24" name="doc_autofill_review.jpg" descr="The review screen: the draft, ready to check and edit." title="The review screen: the draft, ready to check and edit."/>
             <wp:cNvGraphicFramePr>
               <a:graphicFrameLocks xmlns:a="http://schemas.openxmlformats.org/drawingml/2006/main" noChangeAspect="1"/>
             </wp:cNvGraphicFramePr>
@@ -15054,7 +15475,7 @@
                   <pic:spPr bwMode="auto">
                     <a:xfrm>
                       <a:off x="0" y="0"/>
-                      <a:ext cx="5334000" cy="3838575"/>
+                      <a:ext cx="5334000" cy="4581525"/>
                     </a:xfrm>
                     <a:prstGeom prst="rect">
                       <a:avLst/>
@@ -15090,7 +15511,7 @@
           <w:sz w:val="17"/>
           <w:szCs w:val="17"/>
         </w:rPr>
-        <w:t>Section D: ratings and locators, all editable.</w:t>
+        <w:t>The review screen: the draft, ready to check and edit.</w:t>
       </w:r>
     </w:p>
     <w:p>
@@ -15098,12 +15519,12 @@
         <w:pStyle w:val="ListParagraph"/>
         <w:numPr>
           <w:ilvl w:val="0"/>
-          <w:numId w:val="19"/>
+          <w:numId w:val="21"/>
         </w:numPr>
         <w:spacing w:after="80" w:line="276" w:lineRule="auto"/>
       </w:pPr>
       <w:r>
-        <w:t>Check the numbers in Section J against the source. Add or remove metrics as needed.</w:t>
+        <w:t>Check the judgements, not just the facts: the strength ratings (Sections D and H), the hypothesis codes (Section K) and the locators. Open the source and confirm a few page or paragraph references.</w:t>
       </w:r>
     </w:p>
     <w:p>
@@ -15116,11 +15537,12 @@
         <w:rPr>
           <w:noProof/>
         </w:rPr>
+        <w:lastRenderedPageBreak/>
         <w:drawing>
-          <wp:inline distT="0" distB="0" distL="0" distR="0" wp14:anchorId="62F380F3" wp14:editId="32A6C2C5">
+          <wp:inline distT="0" distB="0" distL="0" distR="0" wp14:anchorId="1877983D" wp14:editId="3F182B10">
             <wp:extent cx="5334000" cy="3838575"/>
             <wp:effectExtent l="0" t="0" r="0" b="0"/>
-            <wp:docPr id="25" name="doc_autofill_section_j.jpg" descr="Section J: quantitative metrics." title="Section J: quantitative metrics."/>
+            <wp:docPr id="25" name="doc_autofill_section_d.jpg" descr="Section D: ratings and locators, all editable." title="Section D: ratings and locators, all editable."/>
             <wp:cNvGraphicFramePr>
               <a:graphicFrameLocks xmlns:a="http://schemas.openxmlformats.org/drawingml/2006/main" noChangeAspect="1"/>
             </wp:cNvGraphicFramePr>
@@ -15179,7 +15601,7 @@
           <w:sz w:val="17"/>
           <w:szCs w:val="17"/>
         </w:rPr>
-        <w:t>Section J: quantitative metrics.</w:t>
+        <w:t>Section D: ratings and locators, all editable.</w:t>
       </w:r>
     </w:p>
     <w:p>
@@ -15187,32 +15609,88 @@
         <w:pStyle w:val="ListParagraph"/>
         <w:numPr>
           <w:ilvl w:val="0"/>
-          <w:numId w:val="19"/>
+          <w:numId w:val="21"/>
         </w:numPr>
         <w:spacing w:after="80" w:line="276" w:lineRule="auto"/>
       </w:pPr>
       <w:r>
-        <w:t xml:space="preserve">Select </w:t>
-      </w:r>
+        <w:t>Check the numbers in Section J against the source. Add or remove metrics as needed.</w:t>
+      </w:r>
+    </w:p>
+    <w:p>
+      <w:pPr>
+        <w:keepNext/>
+        <w:spacing w:before="80" w:after="40"/>
+        <w:jc w:val="center"/>
+      </w:pPr>
+      <w:r>
+        <w:rPr>
+          <w:noProof/>
+        </w:rPr>
+        <w:drawing>
+          <wp:inline distT="0" distB="0" distL="0" distR="0" wp14:anchorId="1D38D98F" wp14:editId="28FF0723">
+            <wp:extent cx="5334000" cy="3838575"/>
+            <wp:effectExtent l="0" t="0" r="0" b="0"/>
+            <wp:docPr id="26" name="doc_autofill_section_j.jpg" descr="Section J: quantitative metrics." title="Section J: quantitative metrics."/>
+            <wp:cNvGraphicFramePr>
+              <a:graphicFrameLocks xmlns:a="http://schemas.openxmlformats.org/drawingml/2006/main" noChangeAspect="1"/>
+            </wp:cNvGraphicFramePr>
+            <a:graphic xmlns:a="http://schemas.openxmlformats.org/drawingml/2006/main">
+              <a:graphicData uri="http://schemas.openxmlformats.org/drawingml/2006/picture">
+                <pic:pic xmlns:pic="http://schemas.openxmlformats.org/drawingml/2006/picture">
+                  <pic:nvPicPr>
+                    <pic:cNvPr id="0" name=""/>
+                    <pic:cNvPicPr>
+                      <a:picLocks noChangeAspect="1" noChangeArrowheads="1"/>
+                    </pic:cNvPicPr>
+                  </pic:nvPicPr>
+                  <pic:blipFill>
+                    <a:blip r:embed="rId32"/>
+                    <a:srcRect/>
+                    <a:stretch>
+                      <a:fillRect/>
+                    </a:stretch>
+                  </pic:blipFill>
+                  <pic:spPr bwMode="auto">
+                    <a:xfrm>
+                      <a:off x="0" y="0"/>
+                      <a:ext cx="5334000" cy="3838575"/>
+                    </a:xfrm>
+                    <a:prstGeom prst="rect">
+                      <a:avLst/>
+                    </a:prstGeom>
+                  </pic:spPr>
+                </pic:pic>
+              </a:graphicData>
+            </a:graphic>
+          </wp:inline>
+        </w:drawing>
+      </w:r>
+    </w:p>
+    <w:p>
+      <w:pPr>
+        <w:spacing w:after="180"/>
+        <w:jc w:val="center"/>
+      </w:pPr>
       <w:r>
         <w:rPr>
           <w:b/>
           <w:bCs/>
-        </w:rPr>
-        <w:t>Save changes</w:t>
-      </w:r>
-      <w:r>
-        <w:t xml:space="preserve"> to keep your edits and finish later. When you are satisfied, select </w:t>
-      </w:r>
-      <w:r>
-        <w:rPr>
-          <w:b/>
-          <w:bCs/>
-        </w:rPr>
-        <w:t>Submit to KoboToolbox</w:t>
-      </w:r>
-      <w:r>
-        <w:t xml:space="preserve"> and confirm. Your reviewed answers are sent as a completed record.</w:t>
+          <w:color w:val="5B6670"/>
+          <w:sz w:val="17"/>
+          <w:szCs w:val="17"/>
+        </w:rPr>
+        <w:t xml:space="preserve">Figure 26. </w:t>
+      </w:r>
+      <w:r>
+        <w:rPr>
+          <w:i/>
+          <w:iCs/>
+          <w:color w:val="5B6670"/>
+          <w:sz w:val="17"/>
+          <w:szCs w:val="17"/>
+        </w:rPr>
+        <w:t>Section J: quantitative metrics.</w:t>
       </w:r>
     </w:p>
     <w:p>
@@ -15220,7 +15698,40 @@
         <w:pStyle w:val="ListParagraph"/>
         <w:numPr>
           <w:ilvl w:val="0"/>
-          <w:numId w:val="19"/>
+          <w:numId w:val="21"/>
+        </w:numPr>
+        <w:spacing w:after="80" w:line="276" w:lineRule="auto"/>
+      </w:pPr>
+      <w:r>
+        <w:t xml:space="preserve">Select </w:t>
+      </w:r>
+      <w:r>
+        <w:rPr>
+          <w:b/>
+          <w:bCs/>
+        </w:rPr>
+        <w:t>Save changes</w:t>
+      </w:r>
+      <w:r>
+        <w:t xml:space="preserve"> to keep your edits and finish later. When you are satisfied, select </w:t>
+      </w:r>
+      <w:r>
+        <w:rPr>
+          <w:b/>
+          <w:bCs/>
+        </w:rPr>
+        <w:t>Submit to KoboToolbox</w:t>
+      </w:r>
+      <w:r>
+        <w:t xml:space="preserve"> and confirm. Your reviewed answers are sent as a completed record.</w:t>
+      </w:r>
+    </w:p>
+    <w:p>
+      <w:pPr>
+        <w:pStyle w:val="ListParagraph"/>
+        <w:numPr>
+          <w:ilvl w:val="0"/>
+          <w:numId w:val="21"/>
         </w:numPr>
         <w:spacing w:after="80" w:line="276" w:lineRule="auto"/>
       </w:pPr>
@@ -16463,7 +16974,7 @@
                 <w:sz w:val="19"/>
                 <w:szCs w:val="19"/>
               </w:rPr>
-              <w:t>“Read part 4 of 12” or “Combining the parts…”</w:t>
+              <w:t>“Step 1 of 2…” or “Step 2 of 2…”</w:t>
             </w:r>
           </w:p>
         </w:tc>
@@ -16486,7 +16997,7 @@
                 <w:sz w:val="19"/>
                 <w:szCs w:val="19"/>
               </w:rPr>
-              <w:t>A long document is being read in parts. Nothing is wrong.</w:t>
+              <w:t>A record made by Quick add is being filled in and drafted. Nothing is wrong.</w:t>
             </w:r>
           </w:p>
         </w:tc>
@@ -16544,7 +17055,7 @@
                 <w:sz w:val="19"/>
                 <w:szCs w:val="19"/>
               </w:rPr>
-              <w:t>“The AI's answer was cut off…”</w:t>
+              <w:t>A detail in Section A is wrong or blank</w:t>
             </w:r>
           </w:p>
         </w:tc>
@@ -16568,7 +17079,7 @@
                 <w:sz w:val="19"/>
                 <w:szCs w:val="19"/>
               </w:rPr>
-              <w:t>The range was too big to answer in one go.</w:t>
+              <w:t>The AI reads only what the document states, and can mistake a title or date.</w:t>
             </w:r>
           </w:p>
         </w:tc>
@@ -16592,7 +17103,14 @@
                 <w:sz w:val="19"/>
                 <w:szCs w:val="19"/>
               </w:rPr>
-              <w:t>Try a narrower range.</w:t>
+              <w:t>Correct it under Record details</w:t>
+            </w:r>
+            <w:r>
+              <w:rPr>
+                <w:sz w:val="19"/>
+                <w:szCs w:val="19"/>
+              </w:rPr>
+              <w:t xml:space="preserve"> on the record page; the draft and the submission use the corrected value.</w:t>
             </w:r>
           </w:p>
         </w:tc>
@@ -16626,7 +17144,7 @@
                 <w:sz w:val="19"/>
                 <w:szCs w:val="19"/>
               </w:rPr>
-              <w:t>“A draft is already being generated”</w:t>
+              <w:t>Quick add says the file can't be used</w:t>
             </w:r>
           </w:p>
         </w:tc>
@@ -16649,7 +17167,7 @@
                 <w:sz w:val="19"/>
                 <w:szCs w:val="19"/>
               </w:rPr>
-              <w:t>You or a colleague already started one.</w:t>
+              <w:t>Unsupported type (for example audio), a damaged file, or a long PDF with no pages chosen.</w:t>
             </w:r>
           </w:p>
         </w:tc>
@@ -16672,7 +17190,7 @@
                 <w:sz w:val="19"/>
                 <w:szCs w:val="19"/>
               </w:rPr>
-              <w:t>Wait for it to finish (about five minutes; up to half an hour for a document read in parts).</w:t>
+              <w:t>Read the message: convert the file, enter a page range, or tick Read the whole document in parts. No record is created when this happens.</w:t>
             </w:r>
           </w:p>
         </w:tc>
@@ -16707,7 +17225,7 @@
                 <w:sz w:val="19"/>
                 <w:szCs w:val="19"/>
               </w:rPr>
-              <w:t>“The last attempt failed: …”</w:t>
+              <w:t>“Read part 4 of 12” or “Combining the parts…”</w:t>
             </w:r>
           </w:p>
         </w:tc>
@@ -16731,7 +17249,7 @@
                 <w:sz w:val="19"/>
                 <w:szCs w:val="19"/>
               </w:rPr>
-              <w:t>The AI request did not complete.</w:t>
+              <w:t>A long document is being read in parts. Nothing is wrong.</w:t>
             </w:r>
           </w:p>
         </w:tc>
@@ -16755,14 +17273,7 @@
                 <w:sz w:val="19"/>
                 <w:szCs w:val="19"/>
               </w:rPr>
-              <w:t>Select Generate AI draft</w:t>
-            </w:r>
-            <w:r>
-              <w:rPr>
-                <w:sz w:val="19"/>
-                <w:szCs w:val="19"/>
-              </w:rPr>
-              <w:t xml:space="preserve"> again. If it keeps failing, tell the administrator the message.</w:t>
+              <w:t>Wait, or leave the page and come back.</w:t>
             </w:r>
           </w:p>
         </w:tc>
@@ -16796,7 +17307,7 @@
                 <w:sz w:val="19"/>
                 <w:szCs w:val="19"/>
               </w:rPr>
-              <w:t>No Auto-fill button</w:t>
+              <w:t>“The AI's answer was cut off…”</w:t>
             </w:r>
           </w:p>
         </w:tc>
@@ -16819,7 +17330,7 @@
                 <w:sz w:val="19"/>
                 <w:szCs w:val="19"/>
               </w:rPr>
-              <w:t>AI drafting has not been switched on, or there is no source file yet.</w:t>
+              <w:t>The range was too big to answer in one go.</w:t>
             </w:r>
           </w:p>
         </w:tc>
@@ -16842,7 +17353,7 @@
                 <w:sz w:val="19"/>
                 <w:szCs w:val="19"/>
               </w:rPr>
-              <w:t>Attach the file; otherwise ask the administrator.</w:t>
+              <w:t>Try a narrower range.</w:t>
             </w:r>
           </w:p>
         </w:tc>
@@ -16877,14 +17388,7 @@
                 <w:sz w:val="19"/>
                 <w:szCs w:val="19"/>
               </w:rPr>
-              <w:t>Submit</w:t>
-            </w:r>
-            <w:r>
-              <w:rPr>
-                <w:sz w:val="19"/>
-                <w:szCs w:val="19"/>
-              </w:rPr>
-              <w:t xml:space="preserve"> is refused by KoboToolbox</w:t>
+              <w:t>“A draft is already being generated”</w:t>
             </w:r>
           </w:p>
         </w:tc>
@@ -16908,7 +17412,7 @@
                 <w:sz w:val="19"/>
                 <w:szCs w:val="19"/>
               </w:rPr>
-              <w:t>KoboToolbox did not accept the record.</w:t>
+              <w:t>You or a colleague already started one.</w:t>
             </w:r>
           </w:p>
         </w:tc>
@@ -16916,6 +17420,256 @@
           <w:tcPr>
             <w:tcW w:w="3294" w:type="dxa"/>
             <w:shd w:val="clear" w:color="auto" w:fill="F8FAFB"/>
+            <w:tcMar>
+              <w:top w:w="70" w:type="dxa"/>
+              <w:left w:w="110" w:type="dxa"/>
+              <w:bottom w:w="70" w:type="dxa"/>
+              <w:right w:w="110" w:type="dxa"/>
+            </w:tcMar>
+          </w:tcPr>
+          <w:p>
+            <w:pPr>
+              <w:spacing w:after="40"/>
+            </w:pPr>
+            <w:r>
+              <w:rPr>
+                <w:sz w:val="19"/>
+                <w:szCs w:val="19"/>
+              </w:rPr>
+              <w:t>Wait for it to finish (about five minutes; up to half an hour for a document read in parts).</w:t>
+            </w:r>
+          </w:p>
+        </w:tc>
+      </w:tr>
+      <w:tr>
+        <w:tblPrEx>
+          <w:tblCellMar>
+            <w:top w:w="0" w:type="dxa"/>
+            <w:bottom w:w="0" w:type="dxa"/>
+          </w:tblCellMar>
+        </w:tblPrEx>
+        <w:trPr>
+          <w:cantSplit/>
+        </w:trPr>
+        <w:tc>
+          <w:tcPr>
+            <w:tcW w:w="2824" w:type="dxa"/>
+            <w:tcMar>
+              <w:top w:w="70" w:type="dxa"/>
+              <w:left w:w="110" w:type="dxa"/>
+              <w:bottom w:w="70" w:type="dxa"/>
+              <w:right w:w="110" w:type="dxa"/>
+            </w:tcMar>
+          </w:tcPr>
+          <w:p>
+            <w:pPr>
+              <w:spacing w:after="40"/>
+            </w:pPr>
+            <w:r>
+              <w:rPr>
+                <w:sz w:val="19"/>
+                <w:szCs w:val="19"/>
+              </w:rPr>
+              <w:t>“The last attempt failed: …”</w:t>
+            </w:r>
+          </w:p>
+        </w:tc>
+        <w:tc>
+          <w:tcPr>
+            <w:tcW w:w="3294" w:type="dxa"/>
+            <w:tcMar>
+              <w:top w:w="70" w:type="dxa"/>
+              <w:left w:w="110" w:type="dxa"/>
+              <w:bottom w:w="70" w:type="dxa"/>
+              <w:right w:w="110" w:type="dxa"/>
+            </w:tcMar>
+          </w:tcPr>
+          <w:p>
+            <w:pPr>
+              <w:spacing w:after="40"/>
+            </w:pPr>
+            <w:r>
+              <w:rPr>
+                <w:sz w:val="19"/>
+                <w:szCs w:val="19"/>
+              </w:rPr>
+              <w:t>The AI request did not complete.</w:t>
+            </w:r>
+          </w:p>
+        </w:tc>
+        <w:tc>
+          <w:tcPr>
+            <w:tcW w:w="3294" w:type="dxa"/>
+            <w:tcMar>
+              <w:top w:w="70" w:type="dxa"/>
+              <w:left w:w="110" w:type="dxa"/>
+              <w:bottom w:w="70" w:type="dxa"/>
+              <w:right w:w="110" w:type="dxa"/>
+            </w:tcMar>
+          </w:tcPr>
+          <w:p>
+            <w:pPr>
+              <w:spacing w:after="40"/>
+            </w:pPr>
+            <w:r>
+              <w:rPr>
+                <w:sz w:val="19"/>
+                <w:szCs w:val="19"/>
+              </w:rPr>
+              <w:t>Select Generate AI draft again. If it keeps failing, tell the administrator the message.</w:t>
+            </w:r>
+          </w:p>
+        </w:tc>
+      </w:tr>
+      <w:tr>
+        <w:tblPrEx>
+          <w:tblCellMar>
+            <w:top w:w="0" w:type="dxa"/>
+            <w:bottom w:w="0" w:type="dxa"/>
+          </w:tblCellMar>
+        </w:tblPrEx>
+        <w:trPr>
+          <w:cantSplit/>
+        </w:trPr>
+        <w:tc>
+          <w:tcPr>
+            <w:tcW w:w="2824" w:type="dxa"/>
+            <w:shd w:val="clear" w:color="auto" w:fill="F8FAFB"/>
+            <w:tcMar>
+              <w:top w:w="70" w:type="dxa"/>
+              <w:left w:w="110" w:type="dxa"/>
+              <w:bottom w:w="70" w:type="dxa"/>
+              <w:right w:w="110" w:type="dxa"/>
+            </w:tcMar>
+          </w:tcPr>
+          <w:p>
+            <w:pPr>
+              <w:spacing w:after="40"/>
+            </w:pPr>
+            <w:r>
+              <w:rPr>
+                <w:sz w:val="19"/>
+                <w:szCs w:val="19"/>
+              </w:rPr>
+              <w:t>No Auto-fill button</w:t>
+            </w:r>
+          </w:p>
+        </w:tc>
+        <w:tc>
+          <w:tcPr>
+            <w:tcW w:w="3294" w:type="dxa"/>
+            <w:shd w:val="clear" w:color="auto" w:fill="F8FAFB"/>
+            <w:tcMar>
+              <w:top w:w="70" w:type="dxa"/>
+              <w:left w:w="110" w:type="dxa"/>
+              <w:bottom w:w="70" w:type="dxa"/>
+              <w:right w:w="110" w:type="dxa"/>
+            </w:tcMar>
+          </w:tcPr>
+          <w:p>
+            <w:pPr>
+              <w:spacing w:after="40"/>
+            </w:pPr>
+            <w:r>
+              <w:rPr>
+                <w:sz w:val="19"/>
+                <w:szCs w:val="19"/>
+              </w:rPr>
+              <w:t>AI drafting has not been switched on, or there is no source file yet.</w:t>
+            </w:r>
+          </w:p>
+        </w:tc>
+        <w:tc>
+          <w:tcPr>
+            <w:tcW w:w="3294" w:type="dxa"/>
+            <w:shd w:val="clear" w:color="auto" w:fill="F8FAFB"/>
+            <w:tcMar>
+              <w:top w:w="70" w:type="dxa"/>
+              <w:left w:w="110" w:type="dxa"/>
+              <w:bottom w:w="70" w:type="dxa"/>
+              <w:right w:w="110" w:type="dxa"/>
+            </w:tcMar>
+          </w:tcPr>
+          <w:p>
+            <w:pPr>
+              <w:spacing w:after="40"/>
+            </w:pPr>
+            <w:r>
+              <w:rPr>
+                <w:sz w:val="19"/>
+                <w:szCs w:val="19"/>
+              </w:rPr>
+              <w:t>Attach the file; otherwise ask the administrator.</w:t>
+            </w:r>
+          </w:p>
+        </w:tc>
+      </w:tr>
+      <w:tr>
+        <w:tblPrEx>
+          <w:tblCellMar>
+            <w:top w:w="0" w:type="dxa"/>
+            <w:bottom w:w="0" w:type="dxa"/>
+          </w:tblCellMar>
+        </w:tblPrEx>
+        <w:trPr>
+          <w:cantSplit/>
+        </w:trPr>
+        <w:tc>
+          <w:tcPr>
+            <w:tcW w:w="2824" w:type="dxa"/>
+            <w:tcMar>
+              <w:top w:w="70" w:type="dxa"/>
+              <w:left w:w="110" w:type="dxa"/>
+              <w:bottom w:w="70" w:type="dxa"/>
+              <w:right w:w="110" w:type="dxa"/>
+            </w:tcMar>
+          </w:tcPr>
+          <w:p>
+            <w:pPr>
+              <w:spacing w:after="40"/>
+            </w:pPr>
+            <w:r>
+              <w:rPr>
+                <w:sz w:val="19"/>
+                <w:szCs w:val="19"/>
+              </w:rPr>
+              <w:t>Submit</w:t>
+            </w:r>
+            <w:r>
+              <w:rPr>
+                <w:sz w:val="19"/>
+                <w:szCs w:val="19"/>
+              </w:rPr>
+              <w:t xml:space="preserve"> is refused by KoboToolbox</w:t>
+            </w:r>
+          </w:p>
+        </w:tc>
+        <w:tc>
+          <w:tcPr>
+            <w:tcW w:w="3294" w:type="dxa"/>
+            <w:tcMar>
+              <w:top w:w="70" w:type="dxa"/>
+              <w:left w:w="110" w:type="dxa"/>
+              <w:bottom w:w="70" w:type="dxa"/>
+              <w:right w:w="110" w:type="dxa"/>
+            </w:tcMar>
+          </w:tcPr>
+          <w:p>
+            <w:pPr>
+              <w:spacing w:after="40"/>
+            </w:pPr>
+            <w:r>
+              <w:rPr>
+                <w:sz w:val="19"/>
+                <w:szCs w:val="19"/>
+              </w:rPr>
+              <w:t>KoboToolbox did not accept the record.</w:t>
+            </w:r>
+          </w:p>
+        </w:tc>
+        <w:tc>
+          <w:tcPr>
+            <w:tcW w:w="3294" w:type="dxa"/>
             <w:tcMar>
               <w:top w:w="70" w:type="dxa"/>
               <w:left w:w="110" w:type="dxa"/>
@@ -17018,6 +17772,7 @@
         <w:pStyle w:val="Heading3"/>
       </w:pPr>
       <w:r>
+        <w:lastRenderedPageBreak/>
         <w:t>Evidence standards</w:t>
       </w:r>
     </w:p>
@@ -17096,7 +17851,7 @@
         <w:pStyle w:val="Heading1"/>
         <w:pageBreakBefore/>
       </w:pPr>
-      <w:bookmarkStart w:id="28" w:name="_Toc240767646"/>
+      <w:bookmarkStart w:id="28" w:name="_Toc240773191"/>
       <w:r>
         <w:lastRenderedPageBreak/>
         <w:t>7. Scenarios</w:t>
@@ -18051,7 +18806,7 @@
         <w:pStyle w:val="Heading1"/>
         <w:pageBreakBefore/>
       </w:pPr>
-      <w:bookmarkStart w:id="29" w:name="_Toc240767647"/>
+      <w:bookmarkStart w:id="29" w:name="_Toc240773192"/>
       <w:r>
         <w:lastRenderedPageBreak/>
         <w:t>8. Practice exercises</w:t>
@@ -18070,158 +18825,11 @@
       <w:pPr>
         <w:pStyle w:val="Heading2"/>
       </w:pPr>
-      <w:bookmarkStart w:id="30" w:name="_Toc240767648"/>
+      <w:bookmarkStart w:id="30" w:name="_Toc240773193"/>
       <w:r>
         <w:t>Exercise 1 — Getting around (all RAs)</w:t>
       </w:r>
       <w:bookmarkEnd w:id="30"/>
-    </w:p>
-    <w:p>
-      <w:pPr>
-        <w:pStyle w:val="ListParagraph"/>
-        <w:numPr>
-          <w:ilvl w:val="0"/>
-          <w:numId w:val="20"/>
-        </w:numPr>
-        <w:spacing w:after="80" w:line="276" w:lineRule="auto"/>
-      </w:pPr>
-      <w:r>
-        <w:t>Sign in with your practice account and change your password.</w:t>
-      </w:r>
-    </w:p>
-    <w:p>
-      <w:pPr>
-        <w:pStyle w:val="ListParagraph"/>
-        <w:numPr>
-          <w:ilvl w:val="0"/>
-          <w:numId w:val="20"/>
-        </w:numPr>
-        <w:spacing w:after="80" w:line="276" w:lineRule="auto"/>
-      </w:pPr>
-      <w:r>
-        <w:t>List the screens in your top bar and write one sentence on what each is for.</w:t>
-      </w:r>
-    </w:p>
-    <w:p>
-      <w:pPr>
-        <w:pStyle w:val="ListParagraph"/>
-        <w:numPr>
-          <w:ilvl w:val="0"/>
-          <w:numId w:val="20"/>
-        </w:numPr>
-        <w:spacing w:after="80" w:line="276" w:lineRule="auto"/>
-      </w:pPr>
-      <w:r>
-        <w:t>Open a screen that isn't yours from a link your facilitator gives you. What do you see?</w:t>
-      </w:r>
-    </w:p>
-    <w:p>
-      <w:pPr>
-        <w:pStyle w:val="ListParagraph"/>
-        <w:numPr>
-          <w:ilvl w:val="0"/>
-          <w:numId w:val="20"/>
-        </w:numPr>
-        <w:spacing w:after="80" w:line="276" w:lineRule="auto"/>
-      </w:pPr>
-      <w:r>
-        <w:t>Sign out.</w:t>
-      </w:r>
-    </w:p>
-    <w:p>
-      <w:pPr>
-        <w:spacing w:after="80"/>
-      </w:pPr>
-    </w:p>
-    <w:p>
-      <w:pPr>
-        <w:pStyle w:val="Heading2"/>
-      </w:pPr>
-      <w:bookmarkStart w:id="31" w:name="_Toc240767649"/>
-      <w:r>
-        <w:t>Exercise 2 — A complete contact (Contact RAs)</w:t>
-      </w:r>
-      <w:bookmarkEnd w:id="31"/>
-    </w:p>
-    <w:p>
-      <w:pPr>
-        <w:pStyle w:val="ListParagraph"/>
-        <w:numPr>
-          <w:ilvl w:val="0"/>
-          <w:numId w:val="21"/>
-        </w:numPr>
-        <w:spacing w:after="80" w:line="276" w:lineRule="auto"/>
-      </w:pPr>
-      <w:r>
-        <w:t>Open the practice case your facilitator assigns you.</w:t>
-      </w:r>
-    </w:p>
-    <w:p>
-      <w:pPr>
-        <w:pStyle w:val="ListParagraph"/>
-        <w:numPr>
-          <w:ilvl w:val="0"/>
-          <w:numId w:val="21"/>
-        </w:numPr>
-        <w:spacing w:after="80" w:line="276" w:lineRule="auto"/>
-      </w:pPr>
-      <w:r>
-        <w:t>Add the respondent your facilitator describes, with a correctly formatted WhatsApp number (your own phone).</w:t>
-      </w:r>
-    </w:p>
-    <w:p>
-      <w:pPr>
-        <w:pStyle w:val="ListParagraph"/>
-        <w:numPr>
-          <w:ilvl w:val="0"/>
-          <w:numId w:val="21"/>
-        </w:numPr>
-        <w:spacing w:after="80" w:line="276" w:lineRule="auto"/>
-      </w:pPr>
-      <w:r>
-        <w:t>Send the invitation by WhatsApp from the demo study number and log the attempt.</w:t>
-      </w:r>
-    </w:p>
-    <w:p>
-      <w:pPr>
-        <w:pStyle w:val="ListParagraph"/>
-        <w:numPr>
-          <w:ilvl w:val="0"/>
-          <w:numId w:val="21"/>
-        </w:numPr>
-        <w:spacing w:after="80" w:line="276" w:lineRule="auto"/>
-      </w:pPr>
-      <w:r>
-        <w:t>On your phone, open the link and go as far as the consent screen. Which screens did you see?</w:t>
-      </w:r>
-    </w:p>
-    <w:p>
-      <w:pPr>
-        <w:pStyle w:val="ListParagraph"/>
-        <w:numPr>
-          <w:ilvl w:val="0"/>
-          <w:numId w:val="21"/>
-        </w:numPr>
-        <w:spacing w:after="80" w:line="276" w:lineRule="auto"/>
-      </w:pPr>
-      <w:r>
-        <w:t>Back in the portal, find the change of status. What is it now, and why?</w:t>
-      </w:r>
-    </w:p>
-    <w:p>
-      <w:pPr>
-        <w:spacing w:after="80"/>
-      </w:pPr>
-    </w:p>
-    <w:p>
-      <w:pPr>
-        <w:pStyle w:val="Heading2"/>
-      </w:pPr>
-      <w:bookmarkStart w:id="32" w:name="_Toc240767650"/>
-      <w:r>
-        <w:t>Exercise 3 — QA decisions (QA RAs)</w:t>
-      </w:r>
-      <w:bookmarkEnd w:id="32"/>
     </w:p>
     <w:p>
       <w:pPr>
@@ -18233,7 +18841,7 @@
         <w:spacing w:after="80" w:line="276" w:lineRule="auto"/>
       </w:pPr>
       <w:r>
-        <w:t>Open the practice QA Queue. Choose the three oldest submissions.</w:t>
+        <w:t>Sign in with your practice account and change your password.</w:t>
       </w:r>
     </w:p>
     <w:p>
@@ -18246,7 +18854,7 @@
         <w:spacing w:after="80" w:line="276" w:lineRule="auto"/>
       </w:pPr>
       <w:r>
-        <w:t>For each, open the PDF and decide Accept, Re-query or Reject. Write your note.</w:t>
+        <w:t>List the screens in your top bar and write one sentence on what each is for.</w:t>
       </w:r>
     </w:p>
     <w:p>
@@ -18259,7 +18867,7 @@
         <w:spacing w:after="80" w:line="276" w:lineRule="auto"/>
       </w:pPr>
       <w:r>
-        <w:t>Swap notes with a partner. Could they understand your reasoning without asking you?</w:t>
+        <w:t>Open a screen that isn't yours from a link your facilitator gives you. What do you see?</w:t>
       </w:r>
     </w:p>
     <w:p>
@@ -18272,7 +18880,7 @@
         <w:spacing w:after="80" w:line="276" w:lineRule="auto"/>
       </w:pPr>
       <w:r>
-        <w:t>Take one practice exception, assign it to yourself, and close it with a note.</w:t>
+        <w:t>Sign out.</w:t>
       </w:r>
     </w:p>
     <w:p>
@@ -18284,11 +18892,11 @@
       <w:pPr>
         <w:pStyle w:val="Heading2"/>
       </w:pPr>
-      <w:bookmarkStart w:id="33" w:name="_Toc240767651"/>
-      <w:r>
-        <w:t>Exercise 4 — A KII record (KII RAs)</w:t>
-      </w:r>
-      <w:bookmarkEnd w:id="33"/>
+      <w:bookmarkStart w:id="31" w:name="_Toc240773194"/>
+      <w:r>
+        <w:t>Exercise 2 — A complete contact (Contact RAs)</w:t>
+      </w:r>
+      <w:bookmarkEnd w:id="31"/>
     </w:p>
     <w:p>
       <w:pPr>
@@ -18300,7 +18908,7 @@
         <w:spacing w:after="80" w:line="276" w:lineRule="auto"/>
       </w:pPr>
       <w:r>
-        <w:t>Create a practice KII record for a fictional informant.</w:t>
+        <w:t>Open the practice case your facilitator assigns you.</w:t>
       </w:r>
     </w:p>
     <w:p>
@@ -18313,7 +18921,7 @@
         <w:spacing w:after="80" w:line="276" w:lineRule="auto"/>
       </w:pPr>
       <w:r>
-        <w:t>Move it to SCHEDULED; record participation consent only.</w:t>
+        <w:t>Add the respondent your facilitator describes, with a correctly formatted WhatsApp number (your own phone).</w:t>
       </w:r>
     </w:p>
     <w:p>
@@ -18326,7 +18934,7 @@
         <w:spacing w:after="80" w:line="276" w:lineRule="auto"/>
       </w:pPr>
       <w:r>
-        <w:t>Try to mark it COMPLETED with Recording made ticked. What happens, and why?</w:t>
+        <w:t>Send the invitation by WhatsApp from the demo study number and log the attempt.</w:t>
       </w:r>
     </w:p>
     <w:p>
@@ -18339,7 +18947,20 @@
         <w:spacing w:after="80" w:line="276" w:lineRule="auto"/>
       </w:pPr>
       <w:r>
-        <w:t>Complete it correctly and advance the transcript to IN_PROGRESS.</w:t>
+        <w:t>On your phone, open the link and go as far as the consent screen. Which screens did you see?</w:t>
+      </w:r>
+    </w:p>
+    <w:p>
+      <w:pPr>
+        <w:pStyle w:val="ListParagraph"/>
+        <w:numPr>
+          <w:ilvl w:val="0"/>
+          <w:numId w:val="23"/>
+        </w:numPr>
+        <w:spacing w:after="80" w:line="276" w:lineRule="auto"/>
+      </w:pPr>
+      <w:r>
+        <w:t>Back in the portal, find the change of status. What is it now, and why?</w:t>
       </w:r>
     </w:p>
     <w:p>
@@ -18351,11 +18972,11 @@
       <w:pPr>
         <w:pStyle w:val="Heading2"/>
       </w:pPr>
-      <w:bookmarkStart w:id="34" w:name="_Toc240767652"/>
-      <w:r>
-        <w:t>Exercise 5 — A document (Documentary RAs)</w:t>
-      </w:r>
-      <w:bookmarkEnd w:id="34"/>
+      <w:bookmarkStart w:id="32" w:name="_Toc240773195"/>
+      <w:r>
+        <w:t>Exercise 3 — QA decisions (QA RAs)</w:t>
+      </w:r>
+      <w:bookmarkEnd w:id="32"/>
     </w:p>
     <w:p>
       <w:pPr>
@@ -18367,7 +18988,7 @@
         <w:spacing w:after="80" w:line="276" w:lineRule="auto"/>
       </w:pPr>
       <w:r>
-        <w:t>Add a practice document from a public web page your facilitator names.</w:t>
+        <w:t>Open the practice QA Queue. Choose the three oldest submissions.</w:t>
       </w:r>
     </w:p>
     <w:p>
@@ -18380,7 +19001,7 @@
         <w:spacing w:after="80" w:line="276" w:lineRule="auto"/>
       </w:pPr>
       <w:r>
-        <w:t>Try to Include it straight away. What happens?</w:t>
+        <w:t>For each, open the PDF and decide Accept, Re-query or Reject. Write your note.</w:t>
       </w:r>
     </w:p>
     <w:p>
@@ -18393,7 +19014,7 @@
         <w:spacing w:after="80" w:line="276" w:lineRule="auto"/>
       </w:pPr>
       <w:r>
-        <w:t>Assess authenticity, include or exclude it, and write a three-sentence memo.</w:t>
+        <w:t>Swap notes with a partner. Could they understand your reasoning without asking you?</w:t>
       </w:r>
     </w:p>
     <w:p>
@@ -18406,30 +19027,217 @@
         <w:spacing w:after="80" w:line="276" w:lineRule="auto"/>
       </w:pPr>
       <w:r>
-        <w:t xml:space="preserve">Attach a source file, then remove it with </w:t>
-      </w:r>
-      <w:r>
-        <w:rPr>
-          <w:b/>
-          <w:bCs/>
-        </w:rPr>
-        <w:t>Remove file</w:t>
-      </w:r>
-      <w:r>
-        <w:t xml:space="preserve"> and attach it again.</w:t>
-      </w:r>
+        <w:t>Take one practice exception, assign it to yourself, and close it with a note.</w:t>
+      </w:r>
+    </w:p>
+    <w:p>
+      <w:pPr>
+        <w:spacing w:after="80"/>
+      </w:pPr>
+    </w:p>
+    <w:p>
+      <w:pPr>
+        <w:pStyle w:val="Heading2"/>
+      </w:pPr>
+      <w:bookmarkStart w:id="33" w:name="_Toc240773196"/>
+      <w:r>
+        <w:t>Exercise 4 — A KII record (KII RAs)</w:t>
+      </w:r>
+      <w:bookmarkEnd w:id="33"/>
     </w:p>
     <w:p>
       <w:pPr>
         <w:pStyle w:val="ListParagraph"/>
         <w:numPr>
           <w:ilvl w:val="0"/>
-          <w:numId w:val="24"/>
+          <w:numId w:val="25"/>
         </w:numPr>
         <w:spacing w:after="80" w:line="276" w:lineRule="auto"/>
       </w:pPr>
       <w:r>
+        <w:t>Create a practice KII record for a fictional informant.</w:t>
+      </w:r>
+    </w:p>
+    <w:p>
+      <w:pPr>
+        <w:pStyle w:val="ListParagraph"/>
+        <w:numPr>
+          <w:ilvl w:val="0"/>
+          <w:numId w:val="25"/>
+        </w:numPr>
+        <w:spacing w:after="80" w:line="276" w:lineRule="auto"/>
+      </w:pPr>
+      <w:r>
+        <w:t>Move it to SCHEDULED; record participation consent only.</w:t>
+      </w:r>
+    </w:p>
+    <w:p>
+      <w:pPr>
+        <w:pStyle w:val="ListParagraph"/>
+        <w:numPr>
+          <w:ilvl w:val="0"/>
+          <w:numId w:val="25"/>
+        </w:numPr>
+        <w:spacing w:after="80" w:line="276" w:lineRule="auto"/>
+      </w:pPr>
+      <w:r>
+        <w:t>Try to mark it COMPLETED with Recording made ticked. What happens, and why?</w:t>
+      </w:r>
+    </w:p>
+    <w:p>
+      <w:pPr>
+        <w:pStyle w:val="ListParagraph"/>
+        <w:numPr>
+          <w:ilvl w:val="0"/>
+          <w:numId w:val="25"/>
+        </w:numPr>
+        <w:spacing w:after="80" w:line="276" w:lineRule="auto"/>
+      </w:pPr>
+      <w:r>
+        <w:t>Complete it correctly and advance the transcript to IN_PROGRESS.</w:t>
+      </w:r>
+    </w:p>
+    <w:p>
+      <w:pPr>
+        <w:spacing w:after="80"/>
+      </w:pPr>
+    </w:p>
+    <w:p>
+      <w:pPr>
+        <w:pStyle w:val="Heading2"/>
+      </w:pPr>
+      <w:bookmarkStart w:id="34" w:name="_Toc240773197"/>
+      <w:r>
+        <w:t>Exercise 5 — A document (Documentary RAs)</w:t>
+      </w:r>
+      <w:bookmarkEnd w:id="34"/>
+    </w:p>
+    <w:p>
+      <w:pPr>
+        <w:pStyle w:val="ListParagraph"/>
+        <w:numPr>
+          <w:ilvl w:val="0"/>
+          <w:numId w:val="26"/>
+        </w:numPr>
+        <w:spacing w:after="80" w:line="276" w:lineRule="auto"/>
+      </w:pPr>
+      <w:r>
+        <w:t xml:space="preserve">Add a practice document the facilitator gives you. If Auto-fill is on for the practice site, use </w:t>
+      </w:r>
+      <w:r>
+        <w:rPr>
+          <w:b/>
+          <w:bCs/>
+        </w:rPr>
+        <w:t>Quick add</w:t>
+      </w:r>
+      <w:r>
+        <w:t xml:space="preserve">: </w:t>
+      </w:r>
+      <w:r>
+        <w:rPr>
+          <w:b/>
+          <w:bCs/>
+        </w:rPr>
+        <w:t>Documents → New document → Upload and auto-fill</w:t>
+      </w:r>
+      <w:r>
+        <w:t>, and watch the two steps (“reading the document’s details”, then “drafting the coding form”). Otherwise type the details by hand.</w:t>
+      </w:r>
+    </w:p>
+    <w:p>
+      <w:pPr>
+        <w:pStyle w:val="ListParagraph"/>
+        <w:numPr>
+          <w:ilvl w:val="0"/>
+          <w:numId w:val="26"/>
+        </w:numPr>
+        <w:spacing w:after="80" w:line="276" w:lineRule="auto"/>
+      </w:pPr>
+      <w:r>
+        <w:t xml:space="preserve">Open </w:t>
+      </w:r>
+      <w:r>
+        <w:rPr>
+          <w:b/>
+          <w:bCs/>
+        </w:rPr>
+        <w:t>Record details</w:t>
+      </w:r>
+      <w:r>
+        <w:t xml:space="preserve"> and find one detail the AI filled in that you would correct (a title, a date). Change it and select </w:t>
+      </w:r>
+      <w:r>
+        <w:rPr>
+          <w:b/>
+          <w:bCs/>
+        </w:rPr>
+        <w:t>Save details</w:t>
+      </w:r>
+      <w:r>
+        <w:t>.</w:t>
+      </w:r>
+    </w:p>
+    <w:p>
+      <w:pPr>
+        <w:pStyle w:val="ListParagraph"/>
+        <w:numPr>
+          <w:ilvl w:val="0"/>
+          <w:numId w:val="26"/>
+        </w:numPr>
+        <w:spacing w:after="80" w:line="276" w:lineRule="auto"/>
+      </w:pPr>
+      <w:r>
         <w:lastRenderedPageBreak/>
+        <w:t>Try to Include it straight away. What happens?</w:t>
+      </w:r>
+    </w:p>
+    <w:p>
+      <w:pPr>
+        <w:pStyle w:val="ListParagraph"/>
+        <w:numPr>
+          <w:ilvl w:val="0"/>
+          <w:numId w:val="26"/>
+        </w:numPr>
+        <w:spacing w:after="80" w:line="276" w:lineRule="auto"/>
+      </w:pPr>
+      <w:r>
+        <w:t>Assess authenticity, include or exclude it, and write a three-sentence memo.</w:t>
+      </w:r>
+    </w:p>
+    <w:p>
+      <w:pPr>
+        <w:pStyle w:val="ListParagraph"/>
+        <w:numPr>
+          <w:ilvl w:val="0"/>
+          <w:numId w:val="26"/>
+        </w:numPr>
+        <w:spacing w:after="80" w:line="276" w:lineRule="auto"/>
+      </w:pPr>
+      <w:r>
+        <w:t xml:space="preserve">Attach a source file, then remove it with </w:t>
+      </w:r>
+      <w:r>
+        <w:rPr>
+          <w:b/>
+          <w:bCs/>
+        </w:rPr>
+        <w:t>Remove file</w:t>
+      </w:r>
+      <w:r>
+        <w:t xml:space="preserve"> and attach it again.</w:t>
+      </w:r>
+    </w:p>
+    <w:p>
+      <w:pPr>
+        <w:pStyle w:val="ListParagraph"/>
+        <w:numPr>
+          <w:ilvl w:val="0"/>
+          <w:numId w:val="26"/>
+        </w:numPr>
+        <w:spacing w:after="80" w:line="276" w:lineRule="auto"/>
+      </w:pPr>
+      <w:r>
         <w:t xml:space="preserve">If the facilitator says Auto-fill is on for the practice site: generate a draft from the practice file, find two things in it you would change, and change them. </w:t>
       </w:r>
       <w:r>
@@ -18523,7 +19331,7 @@
         <w:pStyle w:val="Heading1"/>
         <w:pageBreakBefore/>
       </w:pPr>
-      <w:bookmarkStart w:id="35" w:name="_Toc240767653"/>
+      <w:bookmarkStart w:id="35" w:name="_Toc240773198"/>
       <w:r>
         <w:lastRenderedPageBreak/>
         <w:t>9. Daily checklists</w:t>
@@ -18534,7 +19342,7 @@
       <w:pPr>
         <w:pStyle w:val="Heading2"/>
       </w:pPr>
-      <w:bookmarkStart w:id="36" w:name="_Toc240767654"/>
+      <w:bookmarkStart w:id="36" w:name="_Toc240773199"/>
       <w:r>
         <w:t>Start of the day</w:t>
       </w:r>
@@ -18602,7 +19410,7 @@
         <w:spacing w:after="60" w:line="276" w:lineRule="auto"/>
       </w:pPr>
       <w:r>
-        <w:t>Documentary RAs: documents waiting for assessment.</w:t>
+        <w:t>Documentary RAs: documents waiting for assessment; drafts waiting for review.</w:t>
       </w:r>
     </w:p>
     <w:p>
@@ -18614,7 +19422,7 @@
       <w:pPr>
         <w:pStyle w:val="Heading2"/>
       </w:pPr>
-      <w:bookmarkStart w:id="37" w:name="_Toc240767655"/>
+      <w:bookmarkStart w:id="37" w:name="_Toc240773200"/>
       <w:r>
         <w:t>End of the day</w:t>
       </w:r>
@@ -18668,7 +19476,7 @@
       <w:pPr>
         <w:pStyle w:val="Heading2"/>
       </w:pPr>
-      <w:bookmarkStart w:id="38" w:name="_Toc240767656"/>
+      <w:bookmarkStart w:id="38" w:name="_Toc240773201"/>
       <w:r>
         <w:t>Troubleshooting</w:t>
       </w:r>
@@ -19531,7 +20339,7 @@
         <w:pStyle w:val="Heading1"/>
         <w:pageBreakBefore/>
       </w:pPr>
-      <w:bookmarkStart w:id="39" w:name="_Toc240767657"/>
+      <w:bookmarkStart w:id="39" w:name="_Toc240773202"/>
       <w:r>
         <w:lastRenderedPageBreak/>
         <w:t>10. Glossary</w:t>
@@ -20987,7 +21795,7 @@
                 <w:sz w:val="19"/>
                 <w:szCs w:val="19"/>
               </w:rPr>
-              <w:t>Read in parts</w:t>
+              <w:t>Quick add</w:t>
             </w:r>
           </w:p>
         </w:tc>
@@ -21011,7 +21819,7 @@
                 <w:sz w:val="19"/>
                 <w:szCs w:val="19"/>
               </w:rPr>
-              <w:t>Auto-fill option for a PDF over 100 pages: the AI codes each part of about 80 pages, then combines them into one draft.</w:t>
+              <w:t>Documents → New document → upload a file: the AI fills in the record's details and drafts the coding form for you to review.</w:t>
             </w:r>
           </w:p>
         </w:tc>
@@ -21045,7 +21853,8 @@
                 <w:sz w:val="19"/>
                 <w:szCs w:val="19"/>
               </w:rPr>
-              <w:t>Administration mode</w:t>
+              <w:lastRenderedPageBreak/>
+              <w:t>Record details</w:t>
             </w:r>
           </w:p>
         </w:tc>
@@ -21068,7 +21877,7 @@
                 <w:sz w:val="19"/>
                 <w:szCs w:val="19"/>
               </w:rPr>
-              <w:t>How the questionnaire was completed (codes 01–06).</w:t>
+              <w:t>A document's title, author, date, type, scope, value chain and source. They feed Section A of the coding form and can be corrected on the record page.</w:t>
             </w:r>
           </w:p>
         </w:tc>
@@ -21103,8 +21912,7 @@
                 <w:sz w:val="19"/>
                 <w:szCs w:val="19"/>
               </w:rPr>
-              <w:lastRenderedPageBreak/>
-              <w:t>Follow-up</w:t>
+              <w:t>Read in parts</w:t>
             </w:r>
           </w:p>
         </w:tc>
@@ -21128,7 +21936,7 @@
                 <w:sz w:val="19"/>
                 <w:szCs w:val="19"/>
               </w:rPr>
-              <w:t>An approved reminder due to be sent to an invited respondent (Day 2, Day 7).</w:t>
+              <w:t>Auto-fill option for a PDF over 100 pages: the AI codes each part of about 80 pages, then combines them into one draft.</w:t>
             </w:r>
           </w:p>
         </w:tc>
@@ -21162,7 +21970,7 @@
                 <w:sz w:val="19"/>
                 <w:szCs w:val="19"/>
               </w:rPr>
-              <w:t>Withdrawal</w:t>
+              <w:t>Administration mode</w:t>
             </w:r>
           </w:p>
         </w:tc>
@@ -21185,7 +21993,7 @@
                 <w:sz w:val="19"/>
                 <w:szCs w:val="19"/>
               </w:rPr>
-              <w:t>A participant's request to stop taking part, recorded once in the portal.</w:t>
+              <w:t>How the questionnaire was completed (codes 01–06).</w:t>
             </w:r>
           </w:p>
         </w:tc>
@@ -21220,7 +22028,7 @@
                 <w:sz w:val="19"/>
                 <w:szCs w:val="19"/>
               </w:rPr>
-              <w:t>Audit log</w:t>
+              <w:t>Follow-up</w:t>
             </w:r>
           </w:p>
         </w:tc>
@@ -21244,7 +22052,7 @@
                 <w:sz w:val="19"/>
                 <w:szCs w:val="19"/>
               </w:rPr>
-              <w:t>The permanent record of every sensitive action and who took it.</w:t>
+              <w:t>An approved reminder due to be sent to an invited respondent (Day 2, Day 7).</w:t>
             </w:r>
           </w:p>
         </w:tc>
@@ -21278,6 +22086,122 @@
                 <w:sz w:val="19"/>
                 <w:szCs w:val="19"/>
               </w:rPr>
+              <w:t>Withdrawal</w:t>
+            </w:r>
+          </w:p>
+        </w:tc>
+        <w:tc>
+          <w:tcPr>
+            <w:tcW w:w="7059" w:type="dxa"/>
+            <w:tcMar>
+              <w:top w:w="70" w:type="dxa"/>
+              <w:left w:w="110" w:type="dxa"/>
+              <w:bottom w:w="70" w:type="dxa"/>
+              <w:right w:w="110" w:type="dxa"/>
+            </w:tcMar>
+          </w:tcPr>
+          <w:p>
+            <w:pPr>
+              <w:spacing w:after="40"/>
+            </w:pPr>
+            <w:r>
+              <w:rPr>
+                <w:sz w:val="19"/>
+                <w:szCs w:val="19"/>
+              </w:rPr>
+              <w:t>A participant's request to stop taking part, recorded once in the portal.</w:t>
+            </w:r>
+          </w:p>
+        </w:tc>
+      </w:tr>
+      <w:tr>
+        <w:tblPrEx>
+          <w:tblCellMar>
+            <w:top w:w="0" w:type="dxa"/>
+            <w:bottom w:w="0" w:type="dxa"/>
+          </w:tblCellMar>
+        </w:tblPrEx>
+        <w:trPr>
+          <w:cantSplit/>
+        </w:trPr>
+        <w:tc>
+          <w:tcPr>
+            <w:tcW w:w="2353" w:type="dxa"/>
+            <w:shd w:val="clear" w:color="auto" w:fill="F8FAFB"/>
+            <w:tcMar>
+              <w:top w:w="70" w:type="dxa"/>
+              <w:left w:w="110" w:type="dxa"/>
+              <w:bottom w:w="70" w:type="dxa"/>
+              <w:right w:w="110" w:type="dxa"/>
+            </w:tcMar>
+          </w:tcPr>
+          <w:p>
+            <w:pPr>
+              <w:spacing w:after="40"/>
+            </w:pPr>
+            <w:r>
+              <w:rPr>
+                <w:sz w:val="19"/>
+                <w:szCs w:val="19"/>
+              </w:rPr>
+              <w:t>Audit log</w:t>
+            </w:r>
+          </w:p>
+        </w:tc>
+        <w:tc>
+          <w:tcPr>
+            <w:tcW w:w="7059" w:type="dxa"/>
+            <w:shd w:val="clear" w:color="auto" w:fill="F8FAFB"/>
+            <w:tcMar>
+              <w:top w:w="70" w:type="dxa"/>
+              <w:left w:w="110" w:type="dxa"/>
+              <w:bottom w:w="70" w:type="dxa"/>
+              <w:right w:w="110" w:type="dxa"/>
+            </w:tcMar>
+          </w:tcPr>
+          <w:p>
+            <w:pPr>
+              <w:spacing w:after="40"/>
+            </w:pPr>
+            <w:r>
+              <w:rPr>
+                <w:sz w:val="19"/>
+                <w:szCs w:val="19"/>
+              </w:rPr>
+              <w:t>The permanent record of every sensitive action and who took it.</w:t>
+            </w:r>
+          </w:p>
+        </w:tc>
+      </w:tr>
+      <w:tr>
+        <w:tblPrEx>
+          <w:tblCellMar>
+            <w:top w:w="0" w:type="dxa"/>
+            <w:bottom w:w="0" w:type="dxa"/>
+          </w:tblCellMar>
+        </w:tblPrEx>
+        <w:trPr>
+          <w:cantSplit/>
+        </w:trPr>
+        <w:tc>
+          <w:tcPr>
+            <w:tcW w:w="2353" w:type="dxa"/>
+            <w:tcMar>
+              <w:top w:w="70" w:type="dxa"/>
+              <w:left w:w="110" w:type="dxa"/>
+              <w:bottom w:w="70" w:type="dxa"/>
+              <w:right w:w="110" w:type="dxa"/>
+            </w:tcMar>
+          </w:tcPr>
+          <w:p>
+            <w:pPr>
+              <w:spacing w:after="40"/>
+            </w:pPr>
+            <w:r>
+              <w:rPr>
+                <w:sz w:val="19"/>
+                <w:szCs w:val="19"/>
+              </w:rPr>
               <w:t>Data lock</w:t>
             </w:r>
           </w:p>
@@ -21317,7 +22241,7 @@
         <w:pStyle w:val="Heading1"/>
         <w:pageBreakBefore/>
       </w:pPr>
-      <w:bookmarkStart w:id="40" w:name="_Toc240767658"/>
+      <w:bookmarkStart w:id="40" w:name="_Toc240773203"/>
       <w:r>
         <w:lastRenderedPageBreak/>
         <w:t>11. Confidentiality and conduct declaration</w:t>
@@ -21337,7 +22261,7 @@
         <w:pStyle w:val="ListParagraph"/>
         <w:numPr>
           <w:ilvl w:val="0"/>
-          <w:numId w:val="25"/>
+          <w:numId w:val="27"/>
         </w:numPr>
         <w:spacing w:after="80" w:line="276" w:lineRule="auto"/>
       </w:pPr>
@@ -21350,7 +22274,7 @@
         <w:pStyle w:val="ListParagraph"/>
         <w:numPr>
           <w:ilvl w:val="0"/>
-          <w:numId w:val="25"/>
+          <w:numId w:val="27"/>
         </w:numPr>
         <w:spacing w:after="80" w:line="276" w:lineRule="auto"/>
       </w:pPr>
@@ -21363,7 +22287,7 @@
         <w:pStyle w:val="ListParagraph"/>
         <w:numPr>
           <w:ilvl w:val="0"/>
-          <w:numId w:val="25"/>
+          <w:numId w:val="27"/>
         </w:numPr>
         <w:spacing w:after="80" w:line="276" w:lineRule="auto"/>
       </w:pPr>
@@ -21376,7 +22300,7 @@
         <w:pStyle w:val="ListParagraph"/>
         <w:numPr>
           <w:ilvl w:val="0"/>
-          <w:numId w:val="25"/>
+          <w:numId w:val="27"/>
         </w:numPr>
         <w:spacing w:after="80" w:line="276" w:lineRule="auto"/>
       </w:pPr>
@@ -21389,7 +22313,7 @@
         <w:pStyle w:val="ListParagraph"/>
         <w:numPr>
           <w:ilvl w:val="0"/>
-          <w:numId w:val="25"/>
+          <w:numId w:val="27"/>
         </w:numPr>
         <w:spacing w:after="80" w:line="276" w:lineRule="auto"/>
       </w:pPr>
@@ -21402,7 +22326,7 @@
         <w:pStyle w:val="ListParagraph"/>
         <w:numPr>
           <w:ilvl w:val="0"/>
-          <w:numId w:val="25"/>
+          <w:numId w:val="27"/>
         </w:numPr>
         <w:spacing w:after="80" w:line="276" w:lineRule="auto"/>
       </w:pPr>
@@ -21415,7 +22339,7 @@
         <w:pStyle w:val="ListParagraph"/>
         <w:numPr>
           <w:ilvl w:val="0"/>
-          <w:numId w:val="25"/>
+          <w:numId w:val="27"/>
         </w:numPr>
         <w:spacing w:after="80" w:line="276" w:lineRule="auto"/>
       </w:pPr>
@@ -21756,10 +22680,10 @@
       </w:pPr>
     </w:p>
     <w:sectPr>
-      <w:headerReference w:type="default" r:id="rId32"/>
-      <w:footerReference w:type="default" r:id="rId33"/>
-      <w:headerReference w:type="first" r:id="rId34"/>
-      <w:footerReference w:type="first" r:id="rId35"/>
+      <w:headerReference w:type="default" r:id="rId33"/>
+      <w:footerReference w:type="default" r:id="rId34"/>
+      <w:headerReference w:type="first" r:id="rId35"/>
+      <w:footerReference w:type="first" r:id="rId36"/>
       <w:pgSz w:w="11906" w:h="16838"/>
       <w:pgMar w:top="1300" w:right="1247" w:bottom="1200" w:left="1247" w:header="708" w:footer="708" w:gutter="0"/>
       <w:cols w:space="720"/>
@@ -21803,7 +22727,7 @@
         <w:sz w:val="16"/>
         <w:szCs w:val="16"/>
       </w:rPr>
-      <w:t>Version 1.3 · 20 September 2026</w:t>
+      <w:t>Version 1.4 · 20 September 2026</w:t>
     </w:r>
     <w:r>
       <w:rPr>
@@ -21976,10 +22900,10 @@
 <file path=word/numbering.xml><?xml version="1.0" encoding="utf-8"?>
 <w:numbering xmlns:wpc="http://schemas.microsoft.com/office/word/2010/wordprocessingCanvas" xmlns:cx="http://schemas.microsoft.com/office/drawing/2014/chartex" xmlns:cx1="http://schemas.microsoft.com/office/drawing/2015/9/8/chartex" xmlns:cx2="http://schemas.microsoft.com/office/drawing/2015/10/21/chartex" xmlns:cx3="http://schemas.microsoft.com/office/drawing/2016/5/9/chartex" xmlns:cx4="http://schemas.microsoft.com/office/drawing/2016/5/10/chartex" xmlns:cx5="http://schemas.microsoft.com/office/drawing/2016/5/11/chartex" xmlns:cx6="http://schemas.microsoft.com/office/drawing/2016/5/12/chartex" xmlns:cx7="http://schemas.microsoft.com/office/drawing/2016/5/13/chartex" xmlns:cx8="http://schemas.microsoft.com/office/drawing/2016/5/14/chartex" xmlns:mc="http://schemas.openxmlformats.org/markup-compatibility/2006" xmlns:aink="http://schemas.microsoft.com/office/drawing/2016/ink" xmlns:am3d="http://schemas.microsoft.com/office/drawing/2017/model3d" xmlns:o="urn:schemas-microsoft-com:office:office" xmlns:oel="http://schemas.microsoft.com/office/2019/extlst" xmlns:r="http://schemas.openxmlformats.org/officeDocument/2006/relationships" xmlns:m="http://schemas.openxmlformats.org/officeDocument/2006/math" xmlns:v="urn:schemas-microsoft-com:vml" xmlns:wp14="http://schemas.microsoft.com/office/word/2010/wordprocessingDrawing" xmlns:wp="http://schemas.openxmlformats.org/drawingml/2006/wordprocessingDrawing" xmlns:w10="urn:schemas-microsoft-com:office:word" xmlns:w="http://schemas.openxmlformats.org/wordprocessingml/2006/main" xmlns:w14="http://schemas.microsoft.com/office/word/2010/wordml" xmlns:w15="http://schemas.microsoft.com/office/word/2012/wordml" xmlns:w16cex="http://schemas.microsoft.com/office/word/2018/wordml/cex" xmlns:w16cid="http://schemas.microsoft.com/office/word/2016/wordml/cid" xmlns:w16="http://schemas.microsoft.com/office/word/2018/wordml" xmlns:w16sdtdh="http://schemas.microsoft.com/office/word/2020/wordml/sdtdatahash" xmlns:w16se="http://schemas.microsoft.com/office/word/2015/wordml/symex" xmlns:wpg="http://schemas.microsoft.com/office/word/2010/wordprocessingGroup" xmlns:wpi="http://schemas.microsoft.com/office/word/2010/wordprocessingInk" xmlns:wne="http://schemas.microsoft.com/office/word/2006/wordml" xmlns:wps="http://schemas.microsoft.com/office/word/2010/wordprocessingShape" mc:Ignorable="w14 w15 w16se w16cid w16 w16cex w16sdtdh wp14">
   <w:abstractNum w:abstractNumId="0" w15:restartNumberingAfterBreak="0">
-    <w:nsid w:val="04141A35"/>
+    <w:nsid w:val="01F11FA8"/>
     <w:multiLevelType w:val="hybridMultilevel"/>
-    <w:tmpl w:val="231417EC"/>
-    <w:lvl w:ilvl="0" w:tplc="FEB8751A">
+    <w:tmpl w:val="2B98B2DC"/>
+    <w:lvl w:ilvl="0" w:tplc="14AA40BE">
       <w:start w:val="1"/>
       <w:numFmt w:val="decimal"/>
       <w:lvlText w:val="%1."/>
@@ -21993,52 +22917,52 @@
         <w:color w:val="A67C27"/>
       </w:rPr>
     </w:lvl>
-    <w:lvl w:ilvl="1" w:tplc="C23CF2FA">
+    <w:lvl w:ilvl="1" w:tplc="1BD2D0D0">
       <w:numFmt w:val="decimal"/>
       <w:lvlText w:val=""/>
       <w:lvlJc w:val="left"/>
     </w:lvl>
-    <w:lvl w:ilvl="2" w:tplc="123C07CC">
+    <w:lvl w:ilvl="2" w:tplc="39EEC074">
       <w:numFmt w:val="decimal"/>
       <w:lvlText w:val=""/>
       <w:lvlJc w:val="left"/>
     </w:lvl>
-    <w:lvl w:ilvl="3" w:tplc="6D583F26">
+    <w:lvl w:ilvl="3" w:tplc="D0644484">
       <w:numFmt w:val="decimal"/>
       <w:lvlText w:val=""/>
       <w:lvlJc w:val="left"/>
     </w:lvl>
-    <w:lvl w:ilvl="4" w:tplc="E5242518">
+    <w:lvl w:ilvl="4" w:tplc="EA042290">
       <w:numFmt w:val="decimal"/>
       <w:lvlText w:val=""/>
       <w:lvlJc w:val="left"/>
     </w:lvl>
-    <w:lvl w:ilvl="5" w:tplc="93DA7BB4">
+    <w:lvl w:ilvl="5" w:tplc="401C0016">
       <w:numFmt w:val="decimal"/>
       <w:lvlText w:val=""/>
       <w:lvlJc w:val="left"/>
     </w:lvl>
-    <w:lvl w:ilvl="6" w:tplc="106C3A5C">
+    <w:lvl w:ilvl="6" w:tplc="A73AC908">
       <w:numFmt w:val="decimal"/>
       <w:lvlText w:val=""/>
       <w:lvlJc w:val="left"/>
     </w:lvl>
-    <w:lvl w:ilvl="7" w:tplc="31445700">
+    <w:lvl w:ilvl="7" w:tplc="B8A63534">
       <w:numFmt w:val="decimal"/>
       <w:lvlText w:val=""/>
       <w:lvlJc w:val="left"/>
     </w:lvl>
-    <w:lvl w:ilvl="8" w:tplc="FF4A4398">
+    <w:lvl w:ilvl="8" w:tplc="9738A38E">
       <w:numFmt w:val="decimal"/>
       <w:lvlText w:val=""/>
       <w:lvlJc w:val="left"/>
     </w:lvl>
   </w:abstractNum>
   <w:abstractNum w:abstractNumId="1" w15:restartNumberingAfterBreak="0">
-    <w:nsid w:val="0D616548"/>
+    <w:nsid w:val="03771DA5"/>
     <w:multiLevelType w:val="hybridMultilevel"/>
-    <w:tmpl w:val="8A7C4BE8"/>
-    <w:lvl w:ilvl="0" w:tplc="87C05D5C">
+    <w:tmpl w:val="D724109C"/>
+    <w:lvl w:ilvl="0" w:tplc="71CE7F76">
       <w:start w:val="1"/>
       <w:numFmt w:val="decimal"/>
       <w:lvlText w:val="%1."/>
@@ -22052,52 +22976,52 @@
         <w:color w:val="A67C27"/>
       </w:rPr>
     </w:lvl>
-    <w:lvl w:ilvl="1" w:tplc="252E9BB8">
+    <w:lvl w:ilvl="1" w:tplc="607619E8">
       <w:numFmt w:val="decimal"/>
       <w:lvlText w:val=""/>
       <w:lvlJc w:val="left"/>
     </w:lvl>
-    <w:lvl w:ilvl="2" w:tplc="4DB0C116">
+    <w:lvl w:ilvl="2" w:tplc="50D46A96">
       <w:numFmt w:val="decimal"/>
       <w:lvlText w:val=""/>
       <w:lvlJc w:val="left"/>
     </w:lvl>
-    <w:lvl w:ilvl="3" w:tplc="E176167C">
+    <w:lvl w:ilvl="3" w:tplc="8354B102">
       <w:numFmt w:val="decimal"/>
       <w:lvlText w:val=""/>
       <w:lvlJc w:val="left"/>
     </w:lvl>
-    <w:lvl w:ilvl="4" w:tplc="0F14C8A0">
+    <w:lvl w:ilvl="4" w:tplc="3E02595A">
       <w:numFmt w:val="decimal"/>
       <w:lvlText w:val=""/>
       <w:lvlJc w:val="left"/>
     </w:lvl>
-    <w:lvl w:ilvl="5" w:tplc="4B8823F0">
+    <w:lvl w:ilvl="5" w:tplc="48321262">
       <w:numFmt w:val="decimal"/>
       <w:lvlText w:val=""/>
       <w:lvlJc w:val="left"/>
     </w:lvl>
-    <w:lvl w:ilvl="6" w:tplc="16A055CE">
+    <w:lvl w:ilvl="6" w:tplc="974A6B52">
       <w:numFmt w:val="decimal"/>
       <w:lvlText w:val=""/>
       <w:lvlJc w:val="left"/>
     </w:lvl>
-    <w:lvl w:ilvl="7" w:tplc="26A037C8">
+    <w:lvl w:ilvl="7" w:tplc="96E08896">
       <w:numFmt w:val="decimal"/>
       <w:lvlText w:val=""/>
       <w:lvlJc w:val="left"/>
     </w:lvl>
-    <w:lvl w:ilvl="8" w:tplc="8326D0F2">
+    <w:lvl w:ilvl="8" w:tplc="4836B838">
       <w:numFmt w:val="decimal"/>
       <w:lvlText w:val=""/>
       <w:lvlJc w:val="left"/>
     </w:lvl>
   </w:abstractNum>
   <w:abstractNum w:abstractNumId="2" w15:restartNumberingAfterBreak="0">
-    <w:nsid w:val="0E341FCD"/>
+    <w:nsid w:val="0C2343B2"/>
     <w:multiLevelType w:val="hybridMultilevel"/>
-    <w:tmpl w:val="86EC949C"/>
-    <w:lvl w:ilvl="0" w:tplc="B30A3616">
+    <w:tmpl w:val="A7921E44"/>
+    <w:lvl w:ilvl="0" w:tplc="59B28554">
       <w:start w:val="1"/>
       <w:numFmt w:val="decimal"/>
       <w:lvlText w:val="%1."/>
@@ -22111,52 +23035,52 @@
         <w:color w:val="A67C27"/>
       </w:rPr>
     </w:lvl>
-    <w:lvl w:ilvl="1" w:tplc="4D32C730">
+    <w:lvl w:ilvl="1" w:tplc="554A7ED6">
       <w:numFmt w:val="decimal"/>
       <w:lvlText w:val=""/>
       <w:lvlJc w:val="left"/>
     </w:lvl>
-    <w:lvl w:ilvl="2" w:tplc="2DF43B4A">
+    <w:lvl w:ilvl="2" w:tplc="4F282FFA">
       <w:numFmt w:val="decimal"/>
       <w:lvlText w:val=""/>
       <w:lvlJc w:val="left"/>
     </w:lvl>
-    <w:lvl w:ilvl="3" w:tplc="047E9ED6">
+    <w:lvl w:ilvl="3" w:tplc="0616BEE2">
       <w:numFmt w:val="decimal"/>
       <w:lvlText w:val=""/>
       <w:lvlJc w:val="left"/>
     </w:lvl>
-    <w:lvl w:ilvl="4" w:tplc="1EE6DCD6">
+    <w:lvl w:ilvl="4" w:tplc="6FD49B06">
       <w:numFmt w:val="decimal"/>
       <w:lvlText w:val=""/>
       <w:lvlJc w:val="left"/>
     </w:lvl>
-    <w:lvl w:ilvl="5" w:tplc="8E3AEAFC">
+    <w:lvl w:ilvl="5" w:tplc="A9B8A1CE">
       <w:numFmt w:val="decimal"/>
       <w:lvlText w:val=""/>
       <w:lvlJc w:val="left"/>
     </w:lvl>
-    <w:lvl w:ilvl="6" w:tplc="46A8EADA">
+    <w:lvl w:ilvl="6" w:tplc="033EAEE6">
       <w:numFmt w:val="decimal"/>
       <w:lvlText w:val=""/>
       <w:lvlJc w:val="left"/>
     </w:lvl>
-    <w:lvl w:ilvl="7" w:tplc="4D121BB4">
+    <w:lvl w:ilvl="7" w:tplc="4B8A72B2">
       <w:numFmt w:val="decimal"/>
       <w:lvlText w:val=""/>
       <w:lvlJc w:val="left"/>
     </w:lvl>
-    <w:lvl w:ilvl="8" w:tplc="0C6E43EC">
+    <w:lvl w:ilvl="8" w:tplc="BAE0B2A6">
       <w:numFmt w:val="decimal"/>
       <w:lvlText w:val=""/>
       <w:lvlJc w:val="left"/>
     </w:lvl>
   </w:abstractNum>
   <w:abstractNum w:abstractNumId="3" w15:restartNumberingAfterBreak="0">
-    <w:nsid w:val="1139630A"/>
+    <w:nsid w:val="15966249"/>
     <w:multiLevelType w:val="hybridMultilevel"/>
-    <w:tmpl w:val="93D002F4"/>
-    <w:lvl w:ilvl="0" w:tplc="BE30B6C2">
+    <w:tmpl w:val="897E477A"/>
+    <w:lvl w:ilvl="0" w:tplc="99ACEFAA">
       <w:start w:val="1"/>
       <w:numFmt w:val="decimal"/>
       <w:lvlText w:val="%1."/>
@@ -22170,52 +23094,52 @@
         <w:color w:val="A67C27"/>
       </w:rPr>
     </w:lvl>
-    <w:lvl w:ilvl="1" w:tplc="DA9C2090">
+    <w:lvl w:ilvl="1" w:tplc="0EAE7E86">
       <w:numFmt w:val="decimal"/>
       <w:lvlText w:val=""/>
       <w:lvlJc w:val="left"/>
     </w:lvl>
-    <w:lvl w:ilvl="2" w:tplc="7FEE6CA4">
+    <w:lvl w:ilvl="2" w:tplc="726C210A">
       <w:numFmt w:val="decimal"/>
       <w:lvlText w:val=""/>
       <w:lvlJc w:val="left"/>
     </w:lvl>
-    <w:lvl w:ilvl="3" w:tplc="34527B06">
+    <w:lvl w:ilvl="3" w:tplc="F8929562">
       <w:numFmt w:val="decimal"/>
       <w:lvlText w:val=""/>
       <w:lvlJc w:val="left"/>
     </w:lvl>
-    <w:lvl w:ilvl="4" w:tplc="36B64C02">
+    <w:lvl w:ilvl="4" w:tplc="549EC822">
       <w:numFmt w:val="decimal"/>
       <w:lvlText w:val=""/>
       <w:lvlJc w:val="left"/>
     </w:lvl>
-    <w:lvl w:ilvl="5" w:tplc="4B6A8E96">
+    <w:lvl w:ilvl="5" w:tplc="49E65AE6">
       <w:numFmt w:val="decimal"/>
       <w:lvlText w:val=""/>
       <w:lvlJc w:val="left"/>
     </w:lvl>
-    <w:lvl w:ilvl="6" w:tplc="9C923446">
+    <w:lvl w:ilvl="6" w:tplc="B4280A90">
       <w:numFmt w:val="decimal"/>
       <w:lvlText w:val=""/>
       <w:lvlJc w:val="left"/>
     </w:lvl>
-    <w:lvl w:ilvl="7" w:tplc="A9E43424">
+    <w:lvl w:ilvl="7" w:tplc="7A92C778">
       <w:numFmt w:val="decimal"/>
       <w:lvlText w:val=""/>
       <w:lvlJc w:val="left"/>
     </w:lvl>
-    <w:lvl w:ilvl="8" w:tplc="A8F4296E">
+    <w:lvl w:ilvl="8" w:tplc="DB9CA70C">
       <w:numFmt w:val="decimal"/>
       <w:lvlText w:val=""/>
       <w:lvlJc w:val="left"/>
     </w:lvl>
   </w:abstractNum>
   <w:abstractNum w:abstractNumId="4" w15:restartNumberingAfterBreak="0">
-    <w:nsid w:val="1DA1527E"/>
+    <w:nsid w:val="1A515BE3"/>
     <w:multiLevelType w:val="hybridMultilevel"/>
-    <w:tmpl w:val="DBE20A96"/>
-    <w:lvl w:ilvl="0" w:tplc="7C682A78">
+    <w:tmpl w:val="C48CD224"/>
+    <w:lvl w:ilvl="0" w:tplc="2F80C6B8">
       <w:start w:val="1"/>
       <w:numFmt w:val="decimal"/>
       <w:lvlText w:val="%1."/>
@@ -22229,52 +23153,52 @@
         <w:color w:val="A67C27"/>
       </w:rPr>
     </w:lvl>
-    <w:lvl w:ilvl="1" w:tplc="85301FF0">
+    <w:lvl w:ilvl="1" w:tplc="256284A6">
       <w:numFmt w:val="decimal"/>
       <w:lvlText w:val=""/>
       <w:lvlJc w:val="left"/>
     </w:lvl>
-    <w:lvl w:ilvl="2" w:tplc="9932BDD6">
+    <w:lvl w:ilvl="2" w:tplc="3D0073E8">
       <w:numFmt w:val="decimal"/>
       <w:lvlText w:val=""/>
       <w:lvlJc w:val="left"/>
     </w:lvl>
-    <w:lvl w:ilvl="3" w:tplc="4B4AE272">
+    <w:lvl w:ilvl="3" w:tplc="15B4F808">
       <w:numFmt w:val="decimal"/>
       <w:lvlText w:val=""/>
       <w:lvlJc w:val="left"/>
     </w:lvl>
-    <w:lvl w:ilvl="4" w:tplc="B79A15AE">
+    <w:lvl w:ilvl="4" w:tplc="E530E318">
       <w:numFmt w:val="decimal"/>
       <w:lvlText w:val=""/>
       <w:lvlJc w:val="left"/>
     </w:lvl>
-    <w:lvl w:ilvl="5" w:tplc="251C1612">
+    <w:lvl w:ilvl="5" w:tplc="B8BCA252">
       <w:numFmt w:val="decimal"/>
       <w:lvlText w:val=""/>
       <w:lvlJc w:val="left"/>
     </w:lvl>
-    <w:lvl w:ilvl="6" w:tplc="0F42A086">
+    <w:lvl w:ilvl="6" w:tplc="D56AD166">
       <w:numFmt w:val="decimal"/>
       <w:lvlText w:val=""/>
       <w:lvlJc w:val="left"/>
     </w:lvl>
-    <w:lvl w:ilvl="7" w:tplc="E592D5EC">
+    <w:lvl w:ilvl="7" w:tplc="BCC8CA84">
       <w:numFmt w:val="decimal"/>
       <w:lvlText w:val=""/>
       <w:lvlJc w:val="left"/>
     </w:lvl>
-    <w:lvl w:ilvl="8" w:tplc="6E0A0D70">
+    <w:lvl w:ilvl="8" w:tplc="CD223872">
       <w:numFmt w:val="decimal"/>
       <w:lvlText w:val=""/>
       <w:lvlJc w:val="left"/>
     </w:lvl>
   </w:abstractNum>
   <w:abstractNum w:abstractNumId="5" w15:restartNumberingAfterBreak="0">
-    <w:nsid w:val="208666DF"/>
+    <w:nsid w:val="26F4249E"/>
     <w:multiLevelType w:val="hybridMultilevel"/>
-    <w:tmpl w:val="7A56BF20"/>
-    <w:lvl w:ilvl="0" w:tplc="CAB40DC6">
+    <w:tmpl w:val="007A94AC"/>
+    <w:lvl w:ilvl="0" w:tplc="2D62676A">
       <w:start w:val="1"/>
       <w:numFmt w:val="decimal"/>
       <w:lvlText w:val="%1."/>
@@ -22288,52 +23212,52 @@
         <w:color w:val="A67C27"/>
       </w:rPr>
     </w:lvl>
-    <w:lvl w:ilvl="1" w:tplc="B9BAB720">
+    <w:lvl w:ilvl="1" w:tplc="DD2A2564">
       <w:numFmt w:val="decimal"/>
       <w:lvlText w:val=""/>
       <w:lvlJc w:val="left"/>
     </w:lvl>
-    <w:lvl w:ilvl="2" w:tplc="EED6165E">
+    <w:lvl w:ilvl="2" w:tplc="E512805C">
       <w:numFmt w:val="decimal"/>
       <w:lvlText w:val=""/>
       <w:lvlJc w:val="left"/>
     </w:lvl>
-    <w:lvl w:ilvl="3" w:tplc="5C30268A">
+    <w:lvl w:ilvl="3" w:tplc="F1C81E16">
       <w:numFmt w:val="decimal"/>
       <w:lvlText w:val=""/>
       <w:lvlJc w:val="left"/>
     </w:lvl>
-    <w:lvl w:ilvl="4" w:tplc="F43C605C">
+    <w:lvl w:ilvl="4" w:tplc="78EC773A">
       <w:numFmt w:val="decimal"/>
       <w:lvlText w:val=""/>
       <w:lvlJc w:val="left"/>
     </w:lvl>
-    <w:lvl w:ilvl="5" w:tplc="32BA9858">
+    <w:lvl w:ilvl="5" w:tplc="78503A08">
       <w:numFmt w:val="decimal"/>
       <w:lvlText w:val=""/>
       <w:lvlJc w:val="left"/>
     </w:lvl>
-    <w:lvl w:ilvl="6" w:tplc="FF562FA4">
+    <w:lvl w:ilvl="6" w:tplc="CB203A66">
       <w:numFmt w:val="decimal"/>
       <w:lvlText w:val=""/>
       <w:lvlJc w:val="left"/>
     </w:lvl>
-    <w:lvl w:ilvl="7" w:tplc="0CD21720">
+    <w:lvl w:ilvl="7" w:tplc="A7B0BA3C">
       <w:numFmt w:val="decimal"/>
       <w:lvlText w:val=""/>
       <w:lvlJc w:val="left"/>
     </w:lvl>
-    <w:lvl w:ilvl="8" w:tplc="95BCFCD6">
+    <w:lvl w:ilvl="8" w:tplc="2EB086BC">
       <w:numFmt w:val="decimal"/>
       <w:lvlText w:val=""/>
       <w:lvlJc w:val="left"/>
     </w:lvl>
   </w:abstractNum>
   <w:abstractNum w:abstractNumId="6" w15:restartNumberingAfterBreak="0">
-    <w:nsid w:val="22CD419B"/>
+    <w:nsid w:val="27CE4EAA"/>
     <w:multiLevelType w:val="hybridMultilevel"/>
-    <w:tmpl w:val="48C4EECE"/>
-    <w:lvl w:ilvl="0" w:tplc="E368969A">
+    <w:tmpl w:val="3558E58C"/>
+    <w:lvl w:ilvl="0" w:tplc="DBAE5BE4">
       <w:start w:val="1"/>
       <w:numFmt w:val="decimal"/>
       <w:lvlText w:val="%1."/>
@@ -22347,52 +23271,52 @@
         <w:color w:val="A67C27"/>
       </w:rPr>
     </w:lvl>
-    <w:lvl w:ilvl="1" w:tplc="194616CA">
+    <w:lvl w:ilvl="1" w:tplc="8E526006">
       <w:numFmt w:val="decimal"/>
       <w:lvlText w:val=""/>
       <w:lvlJc w:val="left"/>
     </w:lvl>
-    <w:lvl w:ilvl="2" w:tplc="8738FC6A">
+    <w:lvl w:ilvl="2" w:tplc="28443DBA">
       <w:numFmt w:val="decimal"/>
       <w:lvlText w:val=""/>
       <w:lvlJc w:val="left"/>
     </w:lvl>
-    <w:lvl w:ilvl="3" w:tplc="1FDCB8C6">
+    <w:lvl w:ilvl="3" w:tplc="8A240C9C">
       <w:numFmt w:val="decimal"/>
       <w:lvlText w:val=""/>
       <w:lvlJc w:val="left"/>
     </w:lvl>
-    <w:lvl w:ilvl="4" w:tplc="3C364B14">
+    <w:lvl w:ilvl="4" w:tplc="3C84FABA">
       <w:numFmt w:val="decimal"/>
       <w:lvlText w:val=""/>
       <w:lvlJc w:val="left"/>
     </w:lvl>
-    <w:lvl w:ilvl="5" w:tplc="908E3858">
+    <w:lvl w:ilvl="5" w:tplc="757220BA">
       <w:numFmt w:val="decimal"/>
       <w:lvlText w:val=""/>
       <w:lvlJc w:val="left"/>
     </w:lvl>
-    <w:lvl w:ilvl="6" w:tplc="F392B426">
+    <w:lvl w:ilvl="6" w:tplc="F578C64C">
       <w:numFmt w:val="decimal"/>
       <w:lvlText w:val=""/>
       <w:lvlJc w:val="left"/>
     </w:lvl>
-    <w:lvl w:ilvl="7" w:tplc="CD548FF8">
+    <w:lvl w:ilvl="7" w:tplc="09568238">
       <w:numFmt w:val="decimal"/>
       <w:lvlText w:val=""/>
       <w:lvlJc w:val="left"/>
     </w:lvl>
-    <w:lvl w:ilvl="8" w:tplc="BAE68170">
+    <w:lvl w:ilvl="8" w:tplc="01D25402">
       <w:numFmt w:val="decimal"/>
       <w:lvlText w:val=""/>
       <w:lvlJc w:val="left"/>
     </w:lvl>
   </w:abstractNum>
   <w:abstractNum w:abstractNumId="7" w15:restartNumberingAfterBreak="0">
-    <w:nsid w:val="239D7C2D"/>
+    <w:nsid w:val="29915AA1"/>
     <w:multiLevelType w:val="hybridMultilevel"/>
-    <w:tmpl w:val="16F63A66"/>
-    <w:lvl w:ilvl="0" w:tplc="D17E8574">
+    <w:tmpl w:val="2BF4A628"/>
+    <w:lvl w:ilvl="0" w:tplc="F8683ABA">
       <w:start w:val="1"/>
       <w:numFmt w:val="decimal"/>
       <w:lvlText w:val="%1."/>
@@ -22406,52 +23330,52 @@
         <w:color w:val="A67C27"/>
       </w:rPr>
     </w:lvl>
-    <w:lvl w:ilvl="1" w:tplc="249E253E">
+    <w:lvl w:ilvl="1" w:tplc="6D164C02">
       <w:numFmt w:val="decimal"/>
       <w:lvlText w:val=""/>
       <w:lvlJc w:val="left"/>
     </w:lvl>
-    <w:lvl w:ilvl="2" w:tplc="0FE2BF2A">
+    <w:lvl w:ilvl="2" w:tplc="821A92C2">
       <w:numFmt w:val="decimal"/>
       <w:lvlText w:val=""/>
       <w:lvlJc w:val="left"/>
     </w:lvl>
-    <w:lvl w:ilvl="3" w:tplc="66B46D88">
+    <w:lvl w:ilvl="3" w:tplc="A050B81A">
       <w:numFmt w:val="decimal"/>
       <w:lvlText w:val=""/>
       <w:lvlJc w:val="left"/>
     </w:lvl>
-    <w:lvl w:ilvl="4" w:tplc="75A6DD62">
+    <w:lvl w:ilvl="4" w:tplc="61EC025A">
       <w:numFmt w:val="decimal"/>
       <w:lvlText w:val=""/>
       <w:lvlJc w:val="left"/>
     </w:lvl>
-    <w:lvl w:ilvl="5" w:tplc="A9D6EE44">
+    <w:lvl w:ilvl="5" w:tplc="7750C5D6">
       <w:numFmt w:val="decimal"/>
       <w:lvlText w:val=""/>
       <w:lvlJc w:val="left"/>
     </w:lvl>
-    <w:lvl w:ilvl="6" w:tplc="317E1C56">
+    <w:lvl w:ilvl="6" w:tplc="5B540048">
       <w:numFmt w:val="decimal"/>
       <w:lvlText w:val=""/>
       <w:lvlJc w:val="left"/>
     </w:lvl>
-    <w:lvl w:ilvl="7" w:tplc="7B2A5B6C">
+    <w:lvl w:ilvl="7" w:tplc="071C0F18">
       <w:numFmt w:val="decimal"/>
       <w:lvlText w:val=""/>
       <w:lvlJc w:val="left"/>
     </w:lvl>
-    <w:lvl w:ilvl="8" w:tplc="B868FBBE">
+    <w:lvl w:ilvl="8" w:tplc="87F2B0E8">
       <w:numFmt w:val="decimal"/>
       <w:lvlText w:val=""/>
       <w:lvlJc w:val="left"/>
     </w:lvl>
   </w:abstractNum>
   <w:abstractNum w:abstractNumId="8" w15:restartNumberingAfterBreak="0">
-    <w:nsid w:val="28A3312F"/>
+    <w:nsid w:val="2B767D8A"/>
     <w:multiLevelType w:val="hybridMultilevel"/>
-    <w:tmpl w:val="127A2786"/>
-    <w:lvl w:ilvl="0" w:tplc="96AA88D2">
+    <w:tmpl w:val="BA88A7B8"/>
+    <w:lvl w:ilvl="0" w:tplc="B8BE02B4">
       <w:start w:val="1"/>
       <w:numFmt w:val="decimal"/>
       <w:lvlText w:val="%1."/>
@@ -22465,52 +23389,52 @@
         <w:color w:val="A67C27"/>
       </w:rPr>
     </w:lvl>
-    <w:lvl w:ilvl="1" w:tplc="615EA8E8">
+    <w:lvl w:ilvl="1" w:tplc="03D0C398">
       <w:numFmt w:val="decimal"/>
       <w:lvlText w:val=""/>
       <w:lvlJc w:val="left"/>
     </w:lvl>
-    <w:lvl w:ilvl="2" w:tplc="6DAE0612">
+    <w:lvl w:ilvl="2" w:tplc="41909B84">
       <w:numFmt w:val="decimal"/>
       <w:lvlText w:val=""/>
       <w:lvlJc w:val="left"/>
     </w:lvl>
-    <w:lvl w:ilvl="3" w:tplc="45BA4720">
+    <w:lvl w:ilvl="3" w:tplc="A8CE6A80">
       <w:numFmt w:val="decimal"/>
       <w:lvlText w:val=""/>
       <w:lvlJc w:val="left"/>
     </w:lvl>
-    <w:lvl w:ilvl="4" w:tplc="0134703A">
+    <w:lvl w:ilvl="4" w:tplc="358A744A">
       <w:numFmt w:val="decimal"/>
       <w:lvlText w:val=""/>
       <w:lvlJc w:val="left"/>
     </w:lvl>
-    <w:lvl w:ilvl="5" w:tplc="B916F0C4">
+    <w:lvl w:ilvl="5" w:tplc="DAACA2B4">
       <w:numFmt w:val="decimal"/>
       <w:lvlText w:val=""/>
       <w:lvlJc w:val="left"/>
     </w:lvl>
-    <w:lvl w:ilvl="6" w:tplc="2A267A36">
+    <w:lvl w:ilvl="6" w:tplc="7B7E1022">
       <w:numFmt w:val="decimal"/>
       <w:lvlText w:val=""/>
       <w:lvlJc w:val="left"/>
     </w:lvl>
-    <w:lvl w:ilvl="7" w:tplc="0240A54E">
+    <w:lvl w:ilvl="7" w:tplc="57500B96">
       <w:numFmt w:val="decimal"/>
       <w:lvlText w:val=""/>
       <w:lvlJc w:val="left"/>
     </w:lvl>
-    <w:lvl w:ilvl="8" w:tplc="15A850A0">
+    <w:lvl w:ilvl="8" w:tplc="E44E2F92">
       <w:numFmt w:val="decimal"/>
       <w:lvlText w:val=""/>
       <w:lvlJc w:val="left"/>
     </w:lvl>
   </w:abstractNum>
   <w:abstractNum w:abstractNumId="9" w15:restartNumberingAfterBreak="0">
-    <w:nsid w:val="33E511D7"/>
+    <w:nsid w:val="2C946EDC"/>
     <w:multiLevelType w:val="hybridMultilevel"/>
-    <w:tmpl w:val="53788A3E"/>
-    <w:lvl w:ilvl="0" w:tplc="DC788AF4">
+    <w:tmpl w:val="87E85798"/>
+    <w:lvl w:ilvl="0" w:tplc="C540CDD8">
       <w:start w:val="1"/>
       <w:numFmt w:val="decimal"/>
       <w:lvlText w:val="%1."/>
@@ -22524,52 +23448,138 @@
         <w:color w:val="A67C27"/>
       </w:rPr>
     </w:lvl>
-    <w:lvl w:ilvl="1" w:tplc="530A40AC">
+    <w:lvl w:ilvl="1" w:tplc="5CA454BE">
       <w:numFmt w:val="decimal"/>
       <w:lvlText w:val=""/>
       <w:lvlJc w:val="left"/>
     </w:lvl>
-    <w:lvl w:ilvl="2" w:tplc="60D400BE">
+    <w:lvl w:ilvl="2" w:tplc="7F1AA5D2">
       <w:numFmt w:val="decimal"/>
       <w:lvlText w:val=""/>
       <w:lvlJc w:val="left"/>
     </w:lvl>
-    <w:lvl w:ilvl="3" w:tplc="DF00AD80">
+    <w:lvl w:ilvl="3" w:tplc="1AEAEB20">
       <w:numFmt w:val="decimal"/>
       <w:lvlText w:val=""/>
       <w:lvlJc w:val="left"/>
     </w:lvl>
-    <w:lvl w:ilvl="4" w:tplc="B7F6FCB8">
+    <w:lvl w:ilvl="4" w:tplc="B900CF36">
       <w:numFmt w:val="decimal"/>
       <w:lvlText w:val=""/>
       <w:lvlJc w:val="left"/>
     </w:lvl>
-    <w:lvl w:ilvl="5" w:tplc="E268372C">
+    <w:lvl w:ilvl="5" w:tplc="F120E942">
       <w:numFmt w:val="decimal"/>
       <w:lvlText w:val=""/>
       <w:lvlJc w:val="left"/>
     </w:lvl>
-    <w:lvl w:ilvl="6" w:tplc="242AE870">
+    <w:lvl w:ilvl="6" w:tplc="3856AED6">
       <w:numFmt w:val="decimal"/>
       <w:lvlText w:val=""/>
       <w:lvlJc w:val="left"/>
     </w:lvl>
-    <w:lvl w:ilvl="7" w:tplc="9A729390">
+    <w:lvl w:ilvl="7" w:tplc="E2103FF0">
       <w:numFmt w:val="decimal"/>
       <w:lvlText w:val=""/>
       <w:lvlJc w:val="left"/>
     </w:lvl>
-    <w:lvl w:ilvl="8" w:tplc="A2261F12">
+    <w:lvl w:ilvl="8" w:tplc="4ED0E1A6">
       <w:numFmt w:val="decimal"/>
       <w:lvlText w:val=""/>
       <w:lvlJc w:val="left"/>
     </w:lvl>
   </w:abstractNum>
   <w:abstractNum w:abstractNumId="10" w15:restartNumberingAfterBreak="0">
-    <w:nsid w:val="36A16EA1"/>
+    <w:nsid w:val="2CD80322"/>
     <w:multiLevelType w:val="hybridMultilevel"/>
-    <w:tmpl w:val="DC2AD616"/>
-    <w:lvl w:ilvl="0" w:tplc="A4445272">
+    <w:tmpl w:val="DEF4FABE"/>
+    <w:lvl w:ilvl="0" w:tplc="FD8A63D4">
+      <w:start w:val="1"/>
+      <w:numFmt w:val="bullet"/>
+      <w:lvlText w:val="●"/>
+      <w:lvlJc w:val="left"/>
+      <w:pPr>
+        <w:ind w:left="720" w:hanging="360"/>
+      </w:pPr>
+    </w:lvl>
+    <w:lvl w:ilvl="1" w:tplc="2BA82B06">
+      <w:start w:val="1"/>
+      <w:numFmt w:val="bullet"/>
+      <w:lvlText w:val="○"/>
+      <w:lvlJc w:val="left"/>
+      <w:pPr>
+        <w:ind w:left="1440" w:hanging="360"/>
+      </w:pPr>
+    </w:lvl>
+    <w:lvl w:ilvl="2" w:tplc="F3DA7D20">
+      <w:start w:val="1"/>
+      <w:numFmt w:val="bullet"/>
+      <w:lvlText w:val="■"/>
+      <w:lvlJc w:val="left"/>
+      <w:pPr>
+        <w:ind w:left="2160" w:hanging="360"/>
+      </w:pPr>
+    </w:lvl>
+    <w:lvl w:ilvl="3" w:tplc="92CE7D3A">
+      <w:start w:val="1"/>
+      <w:numFmt w:val="bullet"/>
+      <w:lvlText w:val="●"/>
+      <w:lvlJc w:val="left"/>
+      <w:pPr>
+        <w:ind w:left="2880" w:hanging="360"/>
+      </w:pPr>
+    </w:lvl>
+    <w:lvl w:ilvl="4" w:tplc="80F2284A">
+      <w:start w:val="1"/>
+      <w:numFmt w:val="bullet"/>
+      <w:lvlText w:val="○"/>
+      <w:lvlJc w:val="left"/>
+      <w:pPr>
+        <w:ind w:left="3600" w:hanging="360"/>
+      </w:pPr>
+    </w:lvl>
+    <w:lvl w:ilvl="5" w:tplc="F634DF1E">
+      <w:start w:val="1"/>
+      <w:numFmt w:val="bullet"/>
+      <w:lvlText w:val="■"/>
+      <w:lvlJc w:val="left"/>
+      <w:pPr>
+        <w:ind w:left="4320" w:hanging="360"/>
+      </w:pPr>
+    </w:lvl>
+    <w:lvl w:ilvl="6" w:tplc="41F83B74">
+      <w:start w:val="1"/>
+      <w:numFmt w:val="bullet"/>
+      <w:lvlText w:val="●"/>
+      <w:lvlJc w:val="left"/>
+      <w:pPr>
+        <w:ind w:left="5040" w:hanging="360"/>
+      </w:pPr>
+    </w:lvl>
+    <w:lvl w:ilvl="7" w:tplc="37FAF938">
+      <w:start w:val="1"/>
+      <w:numFmt w:val="bullet"/>
+      <w:lvlText w:val="●"/>
+      <w:lvlJc w:val="left"/>
+      <w:pPr>
+        <w:ind w:left="5760" w:hanging="360"/>
+      </w:pPr>
+    </w:lvl>
+    <w:lvl w:ilvl="8" w:tplc="8E0A89B4">
+      <w:start w:val="1"/>
+      <w:numFmt w:val="bullet"/>
+      <w:lvlText w:val="●"/>
+      <w:lvlJc w:val="left"/>
+      <w:pPr>
+        <w:ind w:left="6480" w:hanging="360"/>
+      </w:pPr>
+    </w:lvl>
+  </w:abstractNum>
+  <w:abstractNum w:abstractNumId="11" w15:restartNumberingAfterBreak="0">
+    <w:nsid w:val="3B032C69"/>
+    <w:multiLevelType w:val="hybridMultilevel"/>
+    <w:tmpl w:val="03042A70"/>
+    <w:lvl w:ilvl="0" w:tplc="622E0664">
       <w:start w:val="1"/>
       <w:numFmt w:val="decimal"/>
       <w:lvlText w:val="%1."/>
@@ -22583,52 +23593,110 @@
         <w:color w:val="A67C27"/>
       </w:rPr>
     </w:lvl>
-    <w:lvl w:ilvl="1" w:tplc="7002881C">
+    <w:lvl w:ilvl="1" w:tplc="808AD624">
       <w:numFmt w:val="decimal"/>
       <w:lvlText w:val=""/>
       <w:lvlJc w:val="left"/>
     </w:lvl>
-    <w:lvl w:ilvl="2" w:tplc="12AE057E">
+    <w:lvl w:ilvl="2" w:tplc="CDF27964">
       <w:numFmt w:val="decimal"/>
       <w:lvlText w:val=""/>
       <w:lvlJc w:val="left"/>
     </w:lvl>
-    <w:lvl w:ilvl="3" w:tplc="1AA6BC34">
+    <w:lvl w:ilvl="3" w:tplc="568EF01A">
       <w:numFmt w:val="decimal"/>
       <w:lvlText w:val=""/>
       <w:lvlJc w:val="left"/>
     </w:lvl>
-    <w:lvl w:ilvl="4" w:tplc="9A342250">
+    <w:lvl w:ilvl="4" w:tplc="A050A022">
       <w:numFmt w:val="decimal"/>
       <w:lvlText w:val=""/>
       <w:lvlJc w:val="left"/>
     </w:lvl>
-    <w:lvl w:ilvl="5" w:tplc="ADEEFE60">
+    <w:lvl w:ilvl="5" w:tplc="DE48F9F8">
       <w:numFmt w:val="decimal"/>
       <w:lvlText w:val=""/>
       <w:lvlJc w:val="left"/>
     </w:lvl>
-    <w:lvl w:ilvl="6" w:tplc="647EC570">
+    <w:lvl w:ilvl="6" w:tplc="6B62E6D2">
       <w:numFmt w:val="decimal"/>
       <w:lvlText w:val=""/>
       <w:lvlJc w:val="left"/>
     </w:lvl>
-    <w:lvl w:ilvl="7" w:tplc="09A44CEC">
+    <w:lvl w:ilvl="7" w:tplc="8DD6AF92">
       <w:numFmt w:val="decimal"/>
       <w:lvlText w:val=""/>
       <w:lvlJc w:val="left"/>
     </w:lvl>
-    <w:lvl w:ilvl="8" w:tplc="8EDC0E7A">
+    <w:lvl w:ilvl="8" w:tplc="F1E6C652">
       <w:numFmt w:val="decimal"/>
       <w:lvlText w:val=""/>
       <w:lvlJc w:val="left"/>
     </w:lvl>
   </w:abstractNum>
-  <w:abstractNum w:abstractNumId="11" w15:restartNumberingAfterBreak="0">
-    <w:nsid w:val="3EA87B60"/>
+  <w:abstractNum w:abstractNumId="12" w15:restartNumberingAfterBreak="0">
+    <w:nsid w:val="448F5978"/>
     <w:multiLevelType w:val="hybridMultilevel"/>
-    <w:tmpl w:val="AFB08096"/>
-    <w:lvl w:ilvl="0" w:tplc="612A0C5A">
+    <w:tmpl w:val="2D3CBCE2"/>
+    <w:lvl w:ilvl="0" w:tplc="D208386A">
+      <w:start w:val="1"/>
+      <w:numFmt w:val="bullet"/>
+      <w:lvlText w:val="•"/>
+      <w:lvlJc w:val="left"/>
+      <w:pPr>
+        <w:ind w:left="460" w:hanging="280"/>
+      </w:pPr>
+    </w:lvl>
+    <w:lvl w:ilvl="1" w:tplc="82A43290">
+      <w:start w:val="1"/>
+      <w:numFmt w:val="bullet"/>
+      <w:lvlText w:val="–"/>
+      <w:lvlJc w:val="left"/>
+      <w:pPr>
+        <w:ind w:left="900" w:hanging="280"/>
+      </w:pPr>
+    </w:lvl>
+    <w:lvl w:ilvl="2" w:tplc="47BAF6FA">
+      <w:numFmt w:val="decimal"/>
+      <w:lvlText w:val=""/>
+      <w:lvlJc w:val="left"/>
+    </w:lvl>
+    <w:lvl w:ilvl="3" w:tplc="557C09A8">
+      <w:numFmt w:val="decimal"/>
+      <w:lvlText w:val=""/>
+      <w:lvlJc w:val="left"/>
+    </w:lvl>
+    <w:lvl w:ilvl="4" w:tplc="BA34F44A">
+      <w:numFmt w:val="decimal"/>
+      <w:lvlText w:val=""/>
+      <w:lvlJc w:val="left"/>
+    </w:lvl>
+    <w:lvl w:ilvl="5" w:tplc="5664BFE6">
+      <w:numFmt w:val="decimal"/>
+      <w:lvlText w:val=""/>
+      <w:lvlJc w:val="left"/>
+    </w:lvl>
+    <w:lvl w:ilvl="6" w:tplc="72EC2A2C">
+      <w:numFmt w:val="decimal"/>
+      <w:lvlText w:val=""/>
+      <w:lvlJc w:val="left"/>
+    </w:lvl>
+    <w:lvl w:ilvl="7" w:tplc="4396622E">
+      <w:numFmt w:val="decimal"/>
+      <w:lvlText w:val=""/>
+      <w:lvlJc w:val="left"/>
+    </w:lvl>
+    <w:lvl w:ilvl="8" w:tplc="1006F76C">
+      <w:numFmt w:val="decimal"/>
+      <w:lvlText w:val=""/>
+      <w:lvlJc w:val="left"/>
+    </w:lvl>
+  </w:abstractNum>
+  <w:abstractNum w:abstractNumId="13" w15:restartNumberingAfterBreak="0">
+    <w:nsid w:val="4A2F26FE"/>
+    <w:multiLevelType w:val="hybridMultilevel"/>
+    <w:tmpl w:val="2DB28FBA"/>
+    <w:lvl w:ilvl="0" w:tplc="742EA25C">
       <w:start w:val="1"/>
       <w:numFmt w:val="decimal"/>
       <w:lvlText w:val="%1."/>
@@ -22642,52 +23710,52 @@
         <w:color w:val="A67C27"/>
       </w:rPr>
     </w:lvl>
-    <w:lvl w:ilvl="1" w:tplc="593E283C">
+    <w:lvl w:ilvl="1" w:tplc="48E85066">
       <w:numFmt w:val="decimal"/>
       <w:lvlText w:val=""/>
       <w:lvlJc w:val="left"/>
     </w:lvl>
-    <w:lvl w:ilvl="2" w:tplc="11D44EE2">
+    <w:lvl w:ilvl="2" w:tplc="F3D6E408">
       <w:numFmt w:val="decimal"/>
       <w:lvlText w:val=""/>
       <w:lvlJc w:val="left"/>
     </w:lvl>
-    <w:lvl w:ilvl="3" w:tplc="9B8CE898">
+    <w:lvl w:ilvl="3" w:tplc="C6B214E6">
       <w:numFmt w:val="decimal"/>
       <w:lvlText w:val=""/>
       <w:lvlJc w:val="left"/>
     </w:lvl>
-    <w:lvl w:ilvl="4" w:tplc="CB620BA2">
+    <w:lvl w:ilvl="4" w:tplc="22ACAB5A">
       <w:numFmt w:val="decimal"/>
       <w:lvlText w:val=""/>
       <w:lvlJc w:val="left"/>
     </w:lvl>
-    <w:lvl w:ilvl="5" w:tplc="BCA495BE">
+    <w:lvl w:ilvl="5" w:tplc="3FFC1CB2">
       <w:numFmt w:val="decimal"/>
       <w:lvlText w:val=""/>
       <w:lvlJc w:val="left"/>
     </w:lvl>
-    <w:lvl w:ilvl="6" w:tplc="FF5C051A">
+    <w:lvl w:ilvl="6" w:tplc="63DAFDD2">
       <w:numFmt w:val="decimal"/>
       <w:lvlText w:val=""/>
       <w:lvlJc w:val="left"/>
     </w:lvl>
-    <w:lvl w:ilvl="7" w:tplc="31CA6ABE">
+    <w:lvl w:ilvl="7" w:tplc="EA24ED68">
       <w:numFmt w:val="decimal"/>
       <w:lvlText w:val=""/>
       <w:lvlJc w:val="left"/>
     </w:lvl>
-    <w:lvl w:ilvl="8" w:tplc="7200E384">
+    <w:lvl w:ilvl="8" w:tplc="2D0C9486">
       <w:numFmt w:val="decimal"/>
       <w:lvlText w:val=""/>
       <w:lvlJc w:val="left"/>
     </w:lvl>
   </w:abstractNum>
-  <w:abstractNum w:abstractNumId="12" w15:restartNumberingAfterBreak="0">
-    <w:nsid w:val="459B1998"/>
+  <w:abstractNum w:abstractNumId="14" w15:restartNumberingAfterBreak="0">
+    <w:nsid w:val="4FEB2FAE"/>
     <w:multiLevelType w:val="hybridMultilevel"/>
-    <w:tmpl w:val="1BB073D0"/>
-    <w:lvl w:ilvl="0" w:tplc="7F3CBB40">
+    <w:tmpl w:val="A09C0C98"/>
+    <w:lvl w:ilvl="0" w:tplc="7F9E752E">
       <w:start w:val="1"/>
       <w:numFmt w:val="decimal"/>
       <w:lvlText w:val="%1."/>
@@ -22701,52 +23769,52 @@
         <w:color w:val="A67C27"/>
       </w:rPr>
     </w:lvl>
-    <w:lvl w:ilvl="1" w:tplc="40C8931C">
+    <w:lvl w:ilvl="1" w:tplc="CF20BD7E">
       <w:numFmt w:val="decimal"/>
       <w:lvlText w:val=""/>
       <w:lvlJc w:val="left"/>
     </w:lvl>
-    <w:lvl w:ilvl="2" w:tplc="34CE0DDA">
+    <w:lvl w:ilvl="2" w:tplc="267230D6">
       <w:numFmt w:val="decimal"/>
       <w:lvlText w:val=""/>
       <w:lvlJc w:val="left"/>
     </w:lvl>
-    <w:lvl w:ilvl="3" w:tplc="D276AA78">
+    <w:lvl w:ilvl="3" w:tplc="CEB69F1C">
       <w:numFmt w:val="decimal"/>
       <w:lvlText w:val=""/>
       <w:lvlJc w:val="left"/>
     </w:lvl>
-    <w:lvl w:ilvl="4" w:tplc="42A89AB4">
+    <w:lvl w:ilvl="4" w:tplc="9FDC63A6">
       <w:numFmt w:val="decimal"/>
       <w:lvlText w:val=""/>
       <w:lvlJc w:val="left"/>
     </w:lvl>
-    <w:lvl w:ilvl="5" w:tplc="5894ACC4">
+    <w:lvl w:ilvl="5" w:tplc="775C8190">
       <w:numFmt w:val="decimal"/>
       <w:lvlText w:val=""/>
       <w:lvlJc w:val="left"/>
     </w:lvl>
-    <w:lvl w:ilvl="6" w:tplc="4516CDE4">
+    <w:lvl w:ilvl="6" w:tplc="02CEE85E">
       <w:numFmt w:val="decimal"/>
       <w:lvlText w:val=""/>
       <w:lvlJc w:val="left"/>
     </w:lvl>
-    <w:lvl w:ilvl="7" w:tplc="280A786A">
+    <w:lvl w:ilvl="7" w:tplc="F208BD84">
       <w:numFmt w:val="decimal"/>
       <w:lvlText w:val=""/>
       <w:lvlJc w:val="left"/>
     </w:lvl>
-    <w:lvl w:ilvl="8" w:tplc="0A1C15AE">
+    <w:lvl w:ilvl="8" w:tplc="F6C47F5E">
       <w:numFmt w:val="decimal"/>
       <w:lvlText w:val=""/>
       <w:lvlJc w:val="left"/>
     </w:lvl>
   </w:abstractNum>
-  <w:abstractNum w:abstractNumId="13" w15:restartNumberingAfterBreak="0">
-    <w:nsid w:val="4A741639"/>
+  <w:abstractNum w:abstractNumId="15" w15:restartNumberingAfterBreak="0">
+    <w:nsid w:val="5533456D"/>
     <w:multiLevelType w:val="hybridMultilevel"/>
-    <w:tmpl w:val="8BAA7C2A"/>
-    <w:lvl w:ilvl="0" w:tplc="F81E18C4">
+    <w:tmpl w:val="59E63A56"/>
+    <w:lvl w:ilvl="0" w:tplc="87904814">
       <w:start w:val="1"/>
       <w:numFmt w:val="decimal"/>
       <w:lvlText w:val="%1."/>
@@ -22760,52 +23828,52 @@
         <w:color w:val="A67C27"/>
       </w:rPr>
     </w:lvl>
-    <w:lvl w:ilvl="1" w:tplc="64E4E540">
+    <w:lvl w:ilvl="1" w:tplc="8E0E2EC8">
       <w:numFmt w:val="decimal"/>
       <w:lvlText w:val=""/>
       <w:lvlJc w:val="left"/>
     </w:lvl>
-    <w:lvl w:ilvl="2" w:tplc="711CCB98">
+    <w:lvl w:ilvl="2" w:tplc="0F4C2BC8">
       <w:numFmt w:val="decimal"/>
       <w:lvlText w:val=""/>
       <w:lvlJc w:val="left"/>
     </w:lvl>
-    <w:lvl w:ilvl="3" w:tplc="0B0ACD42">
+    <w:lvl w:ilvl="3" w:tplc="FD44CD48">
       <w:numFmt w:val="decimal"/>
       <w:lvlText w:val=""/>
       <w:lvlJc w:val="left"/>
     </w:lvl>
-    <w:lvl w:ilvl="4" w:tplc="0A8C0E7E">
+    <w:lvl w:ilvl="4" w:tplc="ED4AF912">
       <w:numFmt w:val="decimal"/>
       <w:lvlText w:val=""/>
       <w:lvlJc w:val="left"/>
     </w:lvl>
-    <w:lvl w:ilvl="5" w:tplc="65BE9B54">
+    <w:lvl w:ilvl="5" w:tplc="E960C69E">
       <w:numFmt w:val="decimal"/>
       <w:lvlText w:val=""/>
       <w:lvlJc w:val="left"/>
     </w:lvl>
-    <w:lvl w:ilvl="6" w:tplc="5A0610C0">
+    <w:lvl w:ilvl="6" w:tplc="158E3F38">
       <w:numFmt w:val="decimal"/>
       <w:lvlText w:val=""/>
       <w:lvlJc w:val="left"/>
     </w:lvl>
-    <w:lvl w:ilvl="7" w:tplc="04C68150">
+    <w:lvl w:ilvl="7" w:tplc="DC3EE45C">
       <w:numFmt w:val="decimal"/>
       <w:lvlText w:val=""/>
       <w:lvlJc w:val="left"/>
     </w:lvl>
-    <w:lvl w:ilvl="8" w:tplc="42F8B6B4">
+    <w:lvl w:ilvl="8" w:tplc="1BCEF7B2">
       <w:numFmt w:val="decimal"/>
       <w:lvlText w:val=""/>
       <w:lvlJc w:val="left"/>
     </w:lvl>
   </w:abstractNum>
-  <w:abstractNum w:abstractNumId="14" w15:restartNumberingAfterBreak="0">
-    <w:nsid w:val="595A227C"/>
+  <w:abstractNum w:abstractNumId="16" w15:restartNumberingAfterBreak="0">
+    <w:nsid w:val="580469E6"/>
     <w:multiLevelType w:val="hybridMultilevel"/>
-    <w:tmpl w:val="4D16CCD4"/>
-    <w:lvl w:ilvl="0" w:tplc="6018DD78">
+    <w:tmpl w:val="CFCA0C38"/>
+    <w:lvl w:ilvl="0" w:tplc="26669D1C">
       <w:start w:val="1"/>
       <w:numFmt w:val="decimal"/>
       <w:lvlText w:val="%1."/>
@@ -22819,52 +23887,52 @@
         <w:color w:val="A67C27"/>
       </w:rPr>
     </w:lvl>
-    <w:lvl w:ilvl="1" w:tplc="FA82FBBC">
+    <w:lvl w:ilvl="1" w:tplc="D376F112">
       <w:numFmt w:val="decimal"/>
       <w:lvlText w:val=""/>
       <w:lvlJc w:val="left"/>
     </w:lvl>
-    <w:lvl w:ilvl="2" w:tplc="DDCA2C6C">
+    <w:lvl w:ilvl="2" w:tplc="E15E82C4">
       <w:numFmt w:val="decimal"/>
       <w:lvlText w:val=""/>
       <w:lvlJc w:val="left"/>
     </w:lvl>
-    <w:lvl w:ilvl="3" w:tplc="8724D5D0">
+    <w:lvl w:ilvl="3" w:tplc="2F9E0EB2">
       <w:numFmt w:val="decimal"/>
       <w:lvlText w:val=""/>
       <w:lvlJc w:val="left"/>
     </w:lvl>
-    <w:lvl w:ilvl="4" w:tplc="31E694E6">
+    <w:lvl w:ilvl="4" w:tplc="1EFE5076">
       <w:numFmt w:val="decimal"/>
       <w:lvlText w:val=""/>
       <w:lvlJc w:val="left"/>
     </w:lvl>
-    <w:lvl w:ilvl="5" w:tplc="C2501AE0">
+    <w:lvl w:ilvl="5" w:tplc="2EF607AE">
       <w:numFmt w:val="decimal"/>
       <w:lvlText w:val=""/>
       <w:lvlJc w:val="left"/>
     </w:lvl>
-    <w:lvl w:ilvl="6" w:tplc="7A3CD2E6">
+    <w:lvl w:ilvl="6" w:tplc="DFD4417A">
       <w:numFmt w:val="decimal"/>
       <w:lvlText w:val=""/>
       <w:lvlJc w:val="left"/>
     </w:lvl>
-    <w:lvl w:ilvl="7" w:tplc="7C68220C">
+    <w:lvl w:ilvl="7" w:tplc="53741AFA">
       <w:numFmt w:val="decimal"/>
       <w:lvlText w:val=""/>
       <w:lvlJc w:val="left"/>
     </w:lvl>
-    <w:lvl w:ilvl="8" w:tplc="6C58E5BA">
+    <w:lvl w:ilvl="8" w:tplc="2F181A5C">
       <w:numFmt w:val="decimal"/>
       <w:lvlText w:val=""/>
       <w:lvlJc w:val="left"/>
     </w:lvl>
   </w:abstractNum>
-  <w:abstractNum w:abstractNumId="15" w15:restartNumberingAfterBreak="0">
-    <w:nsid w:val="5A2D26A7"/>
+  <w:abstractNum w:abstractNumId="17" w15:restartNumberingAfterBreak="0">
+    <w:nsid w:val="58EC0DCC"/>
     <w:multiLevelType w:val="hybridMultilevel"/>
-    <w:tmpl w:val="FDAE81F4"/>
-    <w:lvl w:ilvl="0" w:tplc="EFF2AB36">
+    <w:tmpl w:val="D4FA0D0C"/>
+    <w:lvl w:ilvl="0" w:tplc="E2C8ABD4">
       <w:start w:val="1"/>
       <w:numFmt w:val="decimal"/>
       <w:lvlText w:val="%1."/>
@@ -22878,52 +23946,52 @@
         <w:color w:val="A67C27"/>
       </w:rPr>
     </w:lvl>
-    <w:lvl w:ilvl="1" w:tplc="C3D41B40">
+    <w:lvl w:ilvl="1" w:tplc="92ECDB20">
       <w:numFmt w:val="decimal"/>
       <w:lvlText w:val=""/>
       <w:lvlJc w:val="left"/>
     </w:lvl>
-    <w:lvl w:ilvl="2" w:tplc="CBE6E964">
+    <w:lvl w:ilvl="2" w:tplc="D730CCE8">
       <w:numFmt w:val="decimal"/>
       <w:lvlText w:val=""/>
       <w:lvlJc w:val="left"/>
     </w:lvl>
-    <w:lvl w:ilvl="3" w:tplc="55F6132C">
+    <w:lvl w:ilvl="3" w:tplc="97E81E44">
       <w:numFmt w:val="decimal"/>
       <w:lvlText w:val=""/>
       <w:lvlJc w:val="left"/>
     </w:lvl>
-    <w:lvl w:ilvl="4" w:tplc="EAF44E2E">
+    <w:lvl w:ilvl="4" w:tplc="5BEA8330">
       <w:numFmt w:val="decimal"/>
       <w:lvlText w:val=""/>
       <w:lvlJc w:val="left"/>
     </w:lvl>
-    <w:lvl w:ilvl="5" w:tplc="BD667FA0">
+    <w:lvl w:ilvl="5" w:tplc="39E6BB9A">
       <w:numFmt w:val="decimal"/>
       <w:lvlText w:val=""/>
       <w:lvlJc w:val="left"/>
     </w:lvl>
-    <w:lvl w:ilvl="6" w:tplc="C3761986">
+    <w:lvl w:ilvl="6" w:tplc="AC140CEC">
       <w:numFmt w:val="decimal"/>
       <w:lvlText w:val=""/>
       <w:lvlJc w:val="left"/>
     </w:lvl>
-    <w:lvl w:ilvl="7" w:tplc="7B5C140E">
+    <w:lvl w:ilvl="7" w:tplc="293C5302">
       <w:numFmt w:val="decimal"/>
       <w:lvlText w:val=""/>
       <w:lvlJc w:val="left"/>
     </w:lvl>
-    <w:lvl w:ilvl="8" w:tplc="D1BC9F9C">
+    <w:lvl w:ilvl="8" w:tplc="F0405972">
       <w:numFmt w:val="decimal"/>
       <w:lvlText w:val=""/>
       <w:lvlJc w:val="left"/>
     </w:lvl>
   </w:abstractNum>
-  <w:abstractNum w:abstractNumId="16" w15:restartNumberingAfterBreak="0">
-    <w:nsid w:val="5D1D5C9C"/>
+  <w:abstractNum w:abstractNumId="18" w15:restartNumberingAfterBreak="0">
+    <w:nsid w:val="5927630B"/>
     <w:multiLevelType w:val="hybridMultilevel"/>
-    <w:tmpl w:val="223237D2"/>
-    <w:lvl w:ilvl="0" w:tplc="FAC03E20">
+    <w:tmpl w:val="B136F9B2"/>
+    <w:lvl w:ilvl="0" w:tplc="C57CCCE2">
       <w:start w:val="1"/>
       <w:numFmt w:val="decimal"/>
       <w:lvlText w:val="%1."/>
@@ -22937,52 +24005,52 @@
         <w:color w:val="A67C27"/>
       </w:rPr>
     </w:lvl>
-    <w:lvl w:ilvl="1" w:tplc="AA02BCC0">
+    <w:lvl w:ilvl="1" w:tplc="8290361A">
       <w:numFmt w:val="decimal"/>
       <w:lvlText w:val=""/>
       <w:lvlJc w:val="left"/>
     </w:lvl>
-    <w:lvl w:ilvl="2" w:tplc="81344AE4">
+    <w:lvl w:ilvl="2" w:tplc="ED82594C">
       <w:numFmt w:val="decimal"/>
       <w:lvlText w:val=""/>
       <w:lvlJc w:val="left"/>
     </w:lvl>
-    <w:lvl w:ilvl="3" w:tplc="868C4412">
+    <w:lvl w:ilvl="3" w:tplc="48FE8A98">
       <w:numFmt w:val="decimal"/>
       <w:lvlText w:val=""/>
       <w:lvlJc w:val="left"/>
     </w:lvl>
-    <w:lvl w:ilvl="4" w:tplc="DDC2D9CE">
+    <w:lvl w:ilvl="4" w:tplc="88E4F47E">
       <w:numFmt w:val="decimal"/>
       <w:lvlText w:val=""/>
       <w:lvlJc w:val="left"/>
     </w:lvl>
-    <w:lvl w:ilvl="5" w:tplc="6228F1AA">
+    <w:lvl w:ilvl="5" w:tplc="0938E6F6">
       <w:numFmt w:val="decimal"/>
       <w:lvlText w:val=""/>
       <w:lvlJc w:val="left"/>
     </w:lvl>
-    <w:lvl w:ilvl="6" w:tplc="BFF826F6">
+    <w:lvl w:ilvl="6" w:tplc="1B7A70C4">
       <w:numFmt w:val="decimal"/>
       <w:lvlText w:val=""/>
       <w:lvlJc w:val="left"/>
     </w:lvl>
-    <w:lvl w:ilvl="7" w:tplc="FB9AF114">
+    <w:lvl w:ilvl="7" w:tplc="7160DD1A">
       <w:numFmt w:val="decimal"/>
       <w:lvlText w:val=""/>
       <w:lvlJc w:val="left"/>
     </w:lvl>
-    <w:lvl w:ilvl="8" w:tplc="3BD4B220">
+    <w:lvl w:ilvl="8" w:tplc="BD643AA8">
       <w:numFmt w:val="decimal"/>
       <w:lvlText w:val=""/>
       <w:lvlJc w:val="left"/>
     </w:lvl>
   </w:abstractNum>
-  <w:abstractNum w:abstractNumId="17" w15:restartNumberingAfterBreak="0">
-    <w:nsid w:val="5F1E564B"/>
+  <w:abstractNum w:abstractNumId="19" w15:restartNumberingAfterBreak="0">
+    <w:nsid w:val="5B70291C"/>
     <w:multiLevelType w:val="hybridMultilevel"/>
-    <w:tmpl w:val="6F966312"/>
-    <w:lvl w:ilvl="0" w:tplc="00A414FE">
+    <w:tmpl w:val="8F5C5D6E"/>
+    <w:lvl w:ilvl="0" w:tplc="DFFC6BB4">
       <w:start w:val="1"/>
       <w:numFmt w:val="decimal"/>
       <w:lvlText w:val="%1."/>
@@ -22996,52 +24064,52 @@
         <w:color w:val="A67C27"/>
       </w:rPr>
     </w:lvl>
-    <w:lvl w:ilvl="1" w:tplc="AC142530">
+    <w:lvl w:ilvl="1" w:tplc="318EA4E0">
       <w:numFmt w:val="decimal"/>
       <w:lvlText w:val=""/>
       <w:lvlJc w:val="left"/>
     </w:lvl>
-    <w:lvl w:ilvl="2" w:tplc="24DA27A0">
+    <w:lvl w:ilvl="2" w:tplc="9A26483A">
       <w:numFmt w:val="decimal"/>
       <w:lvlText w:val=""/>
       <w:lvlJc w:val="left"/>
     </w:lvl>
-    <w:lvl w:ilvl="3" w:tplc="AE56A622">
+    <w:lvl w:ilvl="3" w:tplc="317013AE">
       <w:numFmt w:val="decimal"/>
       <w:lvlText w:val=""/>
       <w:lvlJc w:val="left"/>
     </w:lvl>
-    <w:lvl w:ilvl="4" w:tplc="07A6AA90">
+    <w:lvl w:ilvl="4" w:tplc="6C28D308">
       <w:numFmt w:val="decimal"/>
       <w:lvlText w:val=""/>
       <w:lvlJc w:val="left"/>
     </w:lvl>
-    <w:lvl w:ilvl="5" w:tplc="0B0066DE">
+    <w:lvl w:ilvl="5" w:tplc="5EA6A0BA">
       <w:numFmt w:val="decimal"/>
       <w:lvlText w:val=""/>
       <w:lvlJc w:val="left"/>
     </w:lvl>
-    <w:lvl w:ilvl="6" w:tplc="B42EF562">
+    <w:lvl w:ilvl="6" w:tplc="8168D168">
       <w:numFmt w:val="decimal"/>
       <w:lvlText w:val=""/>
       <w:lvlJc w:val="left"/>
     </w:lvl>
-    <w:lvl w:ilvl="7" w:tplc="478EA8D2">
+    <w:lvl w:ilvl="7" w:tplc="114E4DD2">
       <w:numFmt w:val="decimal"/>
       <w:lvlText w:val=""/>
       <w:lvlJc w:val="left"/>
     </w:lvl>
-    <w:lvl w:ilvl="8" w:tplc="0F7C5046">
+    <w:lvl w:ilvl="8" w:tplc="CC8EE960">
       <w:numFmt w:val="decimal"/>
       <w:lvlText w:val=""/>
       <w:lvlJc w:val="left"/>
     </w:lvl>
   </w:abstractNum>
-  <w:abstractNum w:abstractNumId="18" w15:restartNumberingAfterBreak="0">
-    <w:nsid w:val="60C36491"/>
+  <w:abstractNum w:abstractNumId="20" w15:restartNumberingAfterBreak="0">
+    <w:nsid w:val="5F3664BB"/>
     <w:multiLevelType w:val="hybridMultilevel"/>
-    <w:tmpl w:val="BBEE3038"/>
-    <w:lvl w:ilvl="0" w:tplc="2D36B56C">
+    <w:tmpl w:val="6A52365C"/>
+    <w:lvl w:ilvl="0" w:tplc="BE8A63DE">
       <w:start w:val="1"/>
       <w:numFmt w:val="decimal"/>
       <w:lvlText w:val="%1."/>
@@ -23055,196 +24123,52 @@
         <w:color w:val="A67C27"/>
       </w:rPr>
     </w:lvl>
-    <w:lvl w:ilvl="1" w:tplc="7AF2F33C">
+    <w:lvl w:ilvl="1" w:tplc="BA46A260">
       <w:numFmt w:val="decimal"/>
       <w:lvlText w:val=""/>
       <w:lvlJc w:val="left"/>
     </w:lvl>
-    <w:lvl w:ilvl="2" w:tplc="EA3A5B3E">
+    <w:lvl w:ilvl="2" w:tplc="BE845EFA">
       <w:numFmt w:val="decimal"/>
       <w:lvlText w:val=""/>
       <w:lvlJc w:val="left"/>
     </w:lvl>
-    <w:lvl w:ilvl="3" w:tplc="BEB6BF4C">
+    <w:lvl w:ilvl="3" w:tplc="FCA26BFE">
       <w:numFmt w:val="decimal"/>
       <w:lvlText w:val=""/>
       <w:lvlJc w:val="left"/>
     </w:lvl>
-    <w:lvl w:ilvl="4" w:tplc="7C728066">
+    <w:lvl w:ilvl="4" w:tplc="58D8B3E6">
       <w:numFmt w:val="decimal"/>
       <w:lvlText w:val=""/>
       <w:lvlJc w:val="left"/>
     </w:lvl>
-    <w:lvl w:ilvl="5" w:tplc="6C1043A8">
+    <w:lvl w:ilvl="5" w:tplc="F7783F1E">
       <w:numFmt w:val="decimal"/>
       <w:lvlText w:val=""/>
       <w:lvlJc w:val="left"/>
     </w:lvl>
-    <w:lvl w:ilvl="6" w:tplc="D2406398">
+    <w:lvl w:ilvl="6" w:tplc="D51E7E82">
       <w:numFmt w:val="decimal"/>
       <w:lvlText w:val=""/>
       <w:lvlJc w:val="left"/>
     </w:lvl>
-    <w:lvl w:ilvl="7" w:tplc="410CDACC">
+    <w:lvl w:ilvl="7" w:tplc="DB169F58">
       <w:numFmt w:val="decimal"/>
       <w:lvlText w:val=""/>
       <w:lvlJc w:val="left"/>
     </w:lvl>
-    <w:lvl w:ilvl="8" w:tplc="5C408D94">
+    <w:lvl w:ilvl="8" w:tplc="96AA8238">
       <w:numFmt w:val="decimal"/>
       <w:lvlText w:val=""/>
       <w:lvlJc w:val="left"/>
     </w:lvl>
   </w:abstractNum>
-  <w:abstractNum w:abstractNumId="19" w15:restartNumberingAfterBreak="0">
-    <w:nsid w:val="637A7FE4"/>
+  <w:abstractNum w:abstractNumId="21" w15:restartNumberingAfterBreak="0">
+    <w:nsid w:val="5FAE637B"/>
     <w:multiLevelType w:val="hybridMultilevel"/>
-    <w:tmpl w:val="296803D2"/>
-    <w:lvl w:ilvl="0" w:tplc="F0081E48">
-      <w:start w:val="1"/>
-      <w:numFmt w:val="bullet"/>
-      <w:lvlText w:val="•"/>
-      <w:lvlJc w:val="left"/>
-      <w:pPr>
-        <w:ind w:left="460" w:hanging="280"/>
-      </w:pPr>
-    </w:lvl>
-    <w:lvl w:ilvl="1" w:tplc="338A7B5A">
-      <w:start w:val="1"/>
-      <w:numFmt w:val="bullet"/>
-      <w:lvlText w:val="–"/>
-      <w:lvlJc w:val="left"/>
-      <w:pPr>
-        <w:ind w:left="900" w:hanging="280"/>
-      </w:pPr>
-    </w:lvl>
-    <w:lvl w:ilvl="2" w:tplc="AB06909A">
-      <w:numFmt w:val="decimal"/>
-      <w:lvlText w:val=""/>
-      <w:lvlJc w:val="left"/>
-    </w:lvl>
-    <w:lvl w:ilvl="3" w:tplc="E21CD0AA">
-      <w:numFmt w:val="decimal"/>
-      <w:lvlText w:val=""/>
-      <w:lvlJc w:val="left"/>
-    </w:lvl>
-    <w:lvl w:ilvl="4" w:tplc="8E00F996">
-      <w:numFmt w:val="decimal"/>
-      <w:lvlText w:val=""/>
-      <w:lvlJc w:val="left"/>
-    </w:lvl>
-    <w:lvl w:ilvl="5" w:tplc="A6D00300">
-      <w:numFmt w:val="decimal"/>
-      <w:lvlText w:val=""/>
-      <w:lvlJc w:val="left"/>
-    </w:lvl>
-    <w:lvl w:ilvl="6" w:tplc="4F168B7C">
-      <w:numFmt w:val="decimal"/>
-      <w:lvlText w:val=""/>
-      <w:lvlJc w:val="left"/>
-    </w:lvl>
-    <w:lvl w:ilvl="7" w:tplc="7B5E4788">
-      <w:numFmt w:val="decimal"/>
-      <w:lvlText w:val=""/>
-      <w:lvlJc w:val="left"/>
-    </w:lvl>
-    <w:lvl w:ilvl="8" w:tplc="8DC079A6">
-      <w:numFmt w:val="decimal"/>
-      <w:lvlText w:val=""/>
-      <w:lvlJc w:val="left"/>
-    </w:lvl>
-  </w:abstractNum>
-  <w:abstractNum w:abstractNumId="20" w15:restartNumberingAfterBreak="0">
-    <w:nsid w:val="64BF2E94"/>
-    <w:multiLevelType w:val="hybridMultilevel"/>
-    <w:tmpl w:val="1C706892"/>
-    <w:lvl w:ilvl="0" w:tplc="35543DCC">
-      <w:start w:val="1"/>
-      <w:numFmt w:val="bullet"/>
-      <w:lvlText w:val="●"/>
-      <w:lvlJc w:val="left"/>
-      <w:pPr>
-        <w:ind w:left="720" w:hanging="360"/>
-      </w:pPr>
-    </w:lvl>
-    <w:lvl w:ilvl="1" w:tplc="1F24F0B4">
-      <w:start w:val="1"/>
-      <w:numFmt w:val="bullet"/>
-      <w:lvlText w:val="○"/>
-      <w:lvlJc w:val="left"/>
-      <w:pPr>
-        <w:ind w:left="1440" w:hanging="360"/>
-      </w:pPr>
-    </w:lvl>
-    <w:lvl w:ilvl="2" w:tplc="B18CCF0C">
-      <w:start w:val="1"/>
-      <w:numFmt w:val="bullet"/>
-      <w:lvlText w:val="■"/>
-      <w:lvlJc w:val="left"/>
-      <w:pPr>
-        <w:ind w:left="2160" w:hanging="360"/>
-      </w:pPr>
-    </w:lvl>
-    <w:lvl w:ilvl="3" w:tplc="A1A4AC3C">
-      <w:start w:val="1"/>
-      <w:numFmt w:val="bullet"/>
-      <w:lvlText w:val="●"/>
-      <w:lvlJc w:val="left"/>
-      <w:pPr>
-        <w:ind w:left="2880" w:hanging="360"/>
-      </w:pPr>
-    </w:lvl>
-    <w:lvl w:ilvl="4" w:tplc="172A2EF4">
-      <w:start w:val="1"/>
-      <w:numFmt w:val="bullet"/>
-      <w:lvlText w:val="○"/>
-      <w:lvlJc w:val="left"/>
-      <w:pPr>
-        <w:ind w:left="3600" w:hanging="360"/>
-      </w:pPr>
-    </w:lvl>
-    <w:lvl w:ilvl="5" w:tplc="D6C84248">
-      <w:start w:val="1"/>
-      <w:numFmt w:val="bullet"/>
-      <w:lvlText w:val="■"/>
-      <w:lvlJc w:val="left"/>
-      <w:pPr>
-        <w:ind w:left="4320" w:hanging="360"/>
-      </w:pPr>
-    </w:lvl>
-    <w:lvl w:ilvl="6" w:tplc="4482AFE6">
-      <w:start w:val="1"/>
-      <w:numFmt w:val="bullet"/>
-      <w:lvlText w:val="●"/>
-      <w:lvlJc w:val="left"/>
-      <w:pPr>
-        <w:ind w:left="5040" w:hanging="360"/>
-      </w:pPr>
-    </w:lvl>
-    <w:lvl w:ilvl="7" w:tplc="93300888">
-      <w:start w:val="1"/>
-      <w:numFmt w:val="bullet"/>
-      <w:lvlText w:val="●"/>
-      <w:lvlJc w:val="left"/>
-      <w:pPr>
-        <w:ind w:left="5760" w:hanging="360"/>
-      </w:pPr>
-    </w:lvl>
-    <w:lvl w:ilvl="8" w:tplc="B0E48F5A">
-      <w:start w:val="1"/>
-      <w:numFmt w:val="bullet"/>
-      <w:lvlText w:val="●"/>
-      <w:lvlJc w:val="left"/>
-      <w:pPr>
-        <w:ind w:left="6480" w:hanging="360"/>
-      </w:pPr>
-    </w:lvl>
-  </w:abstractNum>
-  <w:abstractNum w:abstractNumId="21" w15:restartNumberingAfterBreak="0">
-    <w:nsid w:val="6A127F71"/>
-    <w:multiLevelType w:val="hybridMultilevel"/>
-    <w:tmpl w:val="D4426E96"/>
-    <w:lvl w:ilvl="0" w:tplc="0C6A833A">
+    <w:tmpl w:val="86D8A97E"/>
+    <w:lvl w:ilvl="0" w:tplc="E4DA4604">
       <w:start w:val="1"/>
       <w:numFmt w:val="decimal"/>
       <w:lvlText w:val="%1."/>
@@ -23258,52 +24182,52 @@
         <w:color w:val="A67C27"/>
       </w:rPr>
     </w:lvl>
-    <w:lvl w:ilvl="1" w:tplc="DEFCF3DA">
+    <w:lvl w:ilvl="1" w:tplc="90D6E6AE">
       <w:numFmt w:val="decimal"/>
       <w:lvlText w:val=""/>
       <w:lvlJc w:val="left"/>
     </w:lvl>
-    <w:lvl w:ilvl="2" w:tplc="B31E2C36">
+    <w:lvl w:ilvl="2" w:tplc="359E525A">
       <w:numFmt w:val="decimal"/>
       <w:lvlText w:val=""/>
       <w:lvlJc w:val="left"/>
     </w:lvl>
-    <w:lvl w:ilvl="3" w:tplc="A0428298">
+    <w:lvl w:ilvl="3" w:tplc="970C22F2">
       <w:numFmt w:val="decimal"/>
       <w:lvlText w:val=""/>
       <w:lvlJc w:val="left"/>
     </w:lvl>
-    <w:lvl w:ilvl="4" w:tplc="AAE21578">
+    <w:lvl w:ilvl="4" w:tplc="26E8DB3C">
       <w:numFmt w:val="decimal"/>
       <w:lvlText w:val=""/>
       <w:lvlJc w:val="left"/>
     </w:lvl>
-    <w:lvl w:ilvl="5" w:tplc="F0C2CB28">
+    <w:lvl w:ilvl="5" w:tplc="363CF3C4">
       <w:numFmt w:val="decimal"/>
       <w:lvlText w:val=""/>
       <w:lvlJc w:val="left"/>
     </w:lvl>
-    <w:lvl w:ilvl="6" w:tplc="405C952E">
+    <w:lvl w:ilvl="6" w:tplc="6AC474C6">
       <w:numFmt w:val="decimal"/>
       <w:lvlText w:val=""/>
       <w:lvlJc w:val="left"/>
     </w:lvl>
-    <w:lvl w:ilvl="7" w:tplc="96CA3CE2">
+    <w:lvl w:ilvl="7" w:tplc="34EC8B04">
       <w:numFmt w:val="decimal"/>
       <w:lvlText w:val=""/>
       <w:lvlJc w:val="left"/>
     </w:lvl>
-    <w:lvl w:ilvl="8" w:tplc="36FCB456">
+    <w:lvl w:ilvl="8" w:tplc="924025B6">
       <w:numFmt w:val="decimal"/>
       <w:lvlText w:val=""/>
       <w:lvlJc w:val="left"/>
     </w:lvl>
   </w:abstractNum>
   <w:abstractNum w:abstractNumId="22" w15:restartNumberingAfterBreak="0">
-    <w:nsid w:val="71E76BC8"/>
+    <w:nsid w:val="62204047"/>
     <w:multiLevelType w:val="hybridMultilevel"/>
-    <w:tmpl w:val="6DE8E2A6"/>
-    <w:lvl w:ilvl="0" w:tplc="7A80DCC4">
+    <w:tmpl w:val="3AF09214"/>
+    <w:lvl w:ilvl="0" w:tplc="919EC19C">
       <w:start w:val="1"/>
       <w:numFmt w:val="decimal"/>
       <w:lvlText w:val="%1."/>
@@ -23317,52 +24241,52 @@
         <w:color w:val="A67C27"/>
       </w:rPr>
     </w:lvl>
-    <w:lvl w:ilvl="1" w:tplc="F7761090">
+    <w:lvl w:ilvl="1" w:tplc="0880544C">
       <w:numFmt w:val="decimal"/>
       <w:lvlText w:val=""/>
       <w:lvlJc w:val="left"/>
     </w:lvl>
-    <w:lvl w:ilvl="2" w:tplc="D4208D8A">
+    <w:lvl w:ilvl="2" w:tplc="4F3AF1E4">
       <w:numFmt w:val="decimal"/>
       <w:lvlText w:val=""/>
       <w:lvlJc w:val="left"/>
     </w:lvl>
-    <w:lvl w:ilvl="3" w:tplc="4D96CBEC">
+    <w:lvl w:ilvl="3" w:tplc="6CFC716E">
       <w:numFmt w:val="decimal"/>
       <w:lvlText w:val=""/>
       <w:lvlJc w:val="left"/>
     </w:lvl>
-    <w:lvl w:ilvl="4" w:tplc="BEA8DF30">
+    <w:lvl w:ilvl="4" w:tplc="E7DA3618">
       <w:numFmt w:val="decimal"/>
       <w:lvlText w:val=""/>
       <w:lvlJc w:val="left"/>
     </w:lvl>
-    <w:lvl w:ilvl="5" w:tplc="B6EC253E">
+    <w:lvl w:ilvl="5" w:tplc="8E4A3DA2">
       <w:numFmt w:val="decimal"/>
       <w:lvlText w:val=""/>
       <w:lvlJc w:val="left"/>
     </w:lvl>
-    <w:lvl w:ilvl="6" w:tplc="01CC52F2">
+    <w:lvl w:ilvl="6" w:tplc="D88E726A">
       <w:numFmt w:val="decimal"/>
       <w:lvlText w:val=""/>
       <w:lvlJc w:val="left"/>
     </w:lvl>
-    <w:lvl w:ilvl="7" w:tplc="9C2252FA">
+    <w:lvl w:ilvl="7" w:tplc="ABAEA5A0">
       <w:numFmt w:val="decimal"/>
       <w:lvlText w:val=""/>
       <w:lvlJc w:val="left"/>
     </w:lvl>
-    <w:lvl w:ilvl="8" w:tplc="D9E4B80C">
+    <w:lvl w:ilvl="8" w:tplc="7B749B62">
       <w:numFmt w:val="decimal"/>
       <w:lvlText w:val=""/>
       <w:lvlJc w:val="left"/>
     </w:lvl>
   </w:abstractNum>
   <w:abstractNum w:abstractNumId="23" w15:restartNumberingAfterBreak="0">
-    <w:nsid w:val="79127331"/>
+    <w:nsid w:val="66546999"/>
     <w:multiLevelType w:val="hybridMultilevel"/>
-    <w:tmpl w:val="F4108DF2"/>
-    <w:lvl w:ilvl="0" w:tplc="ECE82ECC">
+    <w:tmpl w:val="A7E0E9C0"/>
+    <w:lvl w:ilvl="0" w:tplc="0616E506">
       <w:start w:val="1"/>
       <w:numFmt w:val="decimal"/>
       <w:lvlText w:val="%1."/>
@@ -23376,52 +24300,52 @@
         <w:color w:val="A67C27"/>
       </w:rPr>
     </w:lvl>
-    <w:lvl w:ilvl="1" w:tplc="9398B062">
+    <w:lvl w:ilvl="1" w:tplc="AB42B628">
       <w:numFmt w:val="decimal"/>
       <w:lvlText w:val=""/>
       <w:lvlJc w:val="left"/>
     </w:lvl>
-    <w:lvl w:ilvl="2" w:tplc="3D766360">
+    <w:lvl w:ilvl="2" w:tplc="B3CC2E7E">
       <w:numFmt w:val="decimal"/>
       <w:lvlText w:val=""/>
       <w:lvlJc w:val="left"/>
     </w:lvl>
-    <w:lvl w:ilvl="3" w:tplc="DC8444FA">
+    <w:lvl w:ilvl="3" w:tplc="1234B802">
       <w:numFmt w:val="decimal"/>
       <w:lvlText w:val=""/>
       <w:lvlJc w:val="left"/>
     </w:lvl>
-    <w:lvl w:ilvl="4" w:tplc="ACF84726">
+    <w:lvl w:ilvl="4" w:tplc="C7C451A0">
       <w:numFmt w:val="decimal"/>
       <w:lvlText w:val=""/>
       <w:lvlJc w:val="left"/>
     </w:lvl>
-    <w:lvl w:ilvl="5" w:tplc="F586B45E">
+    <w:lvl w:ilvl="5" w:tplc="E306180C">
       <w:numFmt w:val="decimal"/>
       <w:lvlText w:val=""/>
       <w:lvlJc w:val="left"/>
     </w:lvl>
-    <w:lvl w:ilvl="6" w:tplc="F8F80DFE">
+    <w:lvl w:ilvl="6" w:tplc="DDACA5FC">
       <w:numFmt w:val="decimal"/>
       <w:lvlText w:val=""/>
       <w:lvlJc w:val="left"/>
     </w:lvl>
-    <w:lvl w:ilvl="7" w:tplc="3370C5B0">
+    <w:lvl w:ilvl="7" w:tplc="2E6A276E">
       <w:numFmt w:val="decimal"/>
       <w:lvlText w:val=""/>
       <w:lvlJc w:val="left"/>
     </w:lvl>
-    <w:lvl w:ilvl="8" w:tplc="A50C3F38">
+    <w:lvl w:ilvl="8" w:tplc="F67A6874">
       <w:numFmt w:val="decimal"/>
       <w:lvlText w:val=""/>
       <w:lvlJc w:val="left"/>
     </w:lvl>
   </w:abstractNum>
   <w:abstractNum w:abstractNumId="24" w15:restartNumberingAfterBreak="0">
-    <w:nsid w:val="794D500C"/>
+    <w:nsid w:val="6FD34ECA"/>
     <w:multiLevelType w:val="hybridMultilevel"/>
-    <w:tmpl w:val="257ED512"/>
-    <w:lvl w:ilvl="0" w:tplc="B3C64678">
+    <w:tmpl w:val="ACE8C5AE"/>
+    <w:lvl w:ilvl="0" w:tplc="54B4D0CE">
       <w:start w:val="1"/>
       <w:numFmt w:val="decimal"/>
       <w:lvlText w:val="%1."/>
@@ -23435,193 +24359,323 @@
         <w:color w:val="A67C27"/>
       </w:rPr>
     </w:lvl>
-    <w:lvl w:ilvl="1" w:tplc="CED66C5A">
+    <w:lvl w:ilvl="1" w:tplc="F27AB9AA">
       <w:numFmt w:val="decimal"/>
       <w:lvlText w:val=""/>
       <w:lvlJc w:val="left"/>
     </w:lvl>
-    <w:lvl w:ilvl="2" w:tplc="23CE1A12">
+    <w:lvl w:ilvl="2" w:tplc="5A5C0F10">
       <w:numFmt w:val="decimal"/>
       <w:lvlText w:val=""/>
       <w:lvlJc w:val="left"/>
     </w:lvl>
-    <w:lvl w:ilvl="3" w:tplc="6C0CAB2A">
+    <w:lvl w:ilvl="3" w:tplc="384408E2">
       <w:numFmt w:val="decimal"/>
       <w:lvlText w:val=""/>
       <w:lvlJc w:val="left"/>
     </w:lvl>
-    <w:lvl w:ilvl="4" w:tplc="1EEE0AF8">
+    <w:lvl w:ilvl="4" w:tplc="492A22AA">
       <w:numFmt w:val="decimal"/>
       <w:lvlText w:val=""/>
       <w:lvlJc w:val="left"/>
     </w:lvl>
-    <w:lvl w:ilvl="5" w:tplc="4CE8BC22">
+    <w:lvl w:ilvl="5" w:tplc="3F46AA1C">
       <w:numFmt w:val="decimal"/>
       <w:lvlText w:val=""/>
       <w:lvlJc w:val="left"/>
     </w:lvl>
-    <w:lvl w:ilvl="6" w:tplc="12EC6BF6">
+    <w:lvl w:ilvl="6" w:tplc="67104274">
       <w:numFmt w:val="decimal"/>
       <w:lvlText w:val=""/>
       <w:lvlJc w:val="left"/>
     </w:lvl>
-    <w:lvl w:ilvl="7" w:tplc="52F25FF8">
+    <w:lvl w:ilvl="7" w:tplc="A98E27F8">
       <w:numFmt w:val="decimal"/>
       <w:lvlText w:val=""/>
       <w:lvlJc w:val="left"/>
     </w:lvl>
-    <w:lvl w:ilvl="8" w:tplc="166ED46C">
+    <w:lvl w:ilvl="8" w:tplc="AC8282A2">
       <w:numFmt w:val="decimal"/>
       <w:lvlText w:val=""/>
       <w:lvlJc w:val="left"/>
     </w:lvl>
   </w:abstractNum>
-  <w:num w:numId="1" w16cid:durableId="2119179662">
+  <w:abstractNum w:abstractNumId="25" w15:restartNumberingAfterBreak="0">
+    <w:nsid w:val="74F6517F"/>
+    <w:multiLevelType w:val="hybridMultilevel"/>
+    <w:tmpl w:val="8D44E02E"/>
+    <w:lvl w:ilvl="0" w:tplc="DA16F89C">
+      <w:start w:val="1"/>
+      <w:numFmt w:val="decimal"/>
+      <w:lvlText w:val="%1."/>
+      <w:lvlJc w:val="left"/>
+      <w:pPr>
+        <w:ind w:left="460" w:hanging="360"/>
+      </w:pPr>
+      <w:rPr>
+        <w:b/>
+        <w:bCs/>
+        <w:color w:val="A67C27"/>
+      </w:rPr>
+    </w:lvl>
+    <w:lvl w:ilvl="1" w:tplc="13307E82">
+      <w:numFmt w:val="decimal"/>
+      <w:lvlText w:val=""/>
+      <w:lvlJc w:val="left"/>
+    </w:lvl>
+    <w:lvl w:ilvl="2" w:tplc="C91E264C">
+      <w:numFmt w:val="decimal"/>
+      <w:lvlText w:val=""/>
+      <w:lvlJc w:val="left"/>
+    </w:lvl>
+    <w:lvl w:ilvl="3" w:tplc="96408A2A">
+      <w:numFmt w:val="decimal"/>
+      <w:lvlText w:val=""/>
+      <w:lvlJc w:val="left"/>
+    </w:lvl>
+    <w:lvl w:ilvl="4" w:tplc="F57E8CEE">
+      <w:numFmt w:val="decimal"/>
+      <w:lvlText w:val=""/>
+      <w:lvlJc w:val="left"/>
+    </w:lvl>
+    <w:lvl w:ilvl="5" w:tplc="08620704">
+      <w:numFmt w:val="decimal"/>
+      <w:lvlText w:val=""/>
+      <w:lvlJc w:val="left"/>
+    </w:lvl>
+    <w:lvl w:ilvl="6" w:tplc="83E6B086">
+      <w:numFmt w:val="decimal"/>
+      <w:lvlText w:val=""/>
+      <w:lvlJc w:val="left"/>
+    </w:lvl>
+    <w:lvl w:ilvl="7" w:tplc="851E78F0">
+      <w:numFmt w:val="decimal"/>
+      <w:lvlText w:val=""/>
+      <w:lvlJc w:val="left"/>
+    </w:lvl>
+    <w:lvl w:ilvl="8" w:tplc="F996A968">
+      <w:numFmt w:val="decimal"/>
+      <w:lvlText w:val=""/>
+      <w:lvlJc w:val="left"/>
+    </w:lvl>
+  </w:abstractNum>
+  <w:abstractNum w:abstractNumId="26" w15:restartNumberingAfterBreak="0">
+    <w:nsid w:val="7EAC65F2"/>
+    <w:multiLevelType w:val="hybridMultilevel"/>
+    <w:tmpl w:val="68BA20B2"/>
+    <w:lvl w:ilvl="0" w:tplc="984C4026">
+      <w:start w:val="1"/>
+      <w:numFmt w:val="decimal"/>
+      <w:lvlText w:val="%1."/>
+      <w:lvlJc w:val="left"/>
+      <w:pPr>
+        <w:ind w:left="460" w:hanging="360"/>
+      </w:pPr>
+      <w:rPr>
+        <w:b/>
+        <w:bCs/>
+        <w:color w:val="A67C27"/>
+      </w:rPr>
+    </w:lvl>
+    <w:lvl w:ilvl="1" w:tplc="77567D18">
+      <w:numFmt w:val="decimal"/>
+      <w:lvlText w:val=""/>
+      <w:lvlJc w:val="left"/>
+    </w:lvl>
+    <w:lvl w:ilvl="2" w:tplc="84AA0144">
+      <w:numFmt w:val="decimal"/>
+      <w:lvlText w:val=""/>
+      <w:lvlJc w:val="left"/>
+    </w:lvl>
+    <w:lvl w:ilvl="3" w:tplc="06AC760A">
+      <w:numFmt w:val="decimal"/>
+      <w:lvlText w:val=""/>
+      <w:lvlJc w:val="left"/>
+    </w:lvl>
+    <w:lvl w:ilvl="4" w:tplc="E9C4BB8A">
+      <w:numFmt w:val="decimal"/>
+      <w:lvlText w:val=""/>
+      <w:lvlJc w:val="left"/>
+    </w:lvl>
+    <w:lvl w:ilvl="5" w:tplc="1A7081D4">
+      <w:numFmt w:val="decimal"/>
+      <w:lvlText w:val=""/>
+      <w:lvlJc w:val="left"/>
+    </w:lvl>
+    <w:lvl w:ilvl="6" w:tplc="25768428">
+      <w:numFmt w:val="decimal"/>
+      <w:lvlText w:val=""/>
+      <w:lvlJc w:val="left"/>
+    </w:lvl>
+    <w:lvl w:ilvl="7" w:tplc="996AF012">
+      <w:numFmt w:val="decimal"/>
+      <w:lvlText w:val=""/>
+      <w:lvlJc w:val="left"/>
+    </w:lvl>
+    <w:lvl w:ilvl="8" w:tplc="972AC3E0">
+      <w:numFmt w:val="decimal"/>
+      <w:lvlText w:val=""/>
+      <w:lvlJc w:val="left"/>
+    </w:lvl>
+  </w:abstractNum>
+  <w:num w:numId="1" w16cid:durableId="644895581">
+    <w:abstractNumId w:val="10"/>
+    <w:lvlOverride w:ilvl="0">
+      <w:startOverride w:val="1"/>
+    </w:lvlOverride>
+  </w:num>
+  <w:num w:numId="2" w16cid:durableId="790630829">
+    <w:abstractNumId w:val="12"/>
+    <w:lvlOverride w:ilvl="0">
+      <w:startOverride w:val="1"/>
+    </w:lvlOverride>
+  </w:num>
+  <w:num w:numId="3" w16cid:durableId="1697807588">
     <w:abstractNumId w:val="20"/>
     <w:lvlOverride w:ilvl="0">
       <w:startOverride w:val="1"/>
     </w:lvlOverride>
   </w:num>
-  <w:num w:numId="2" w16cid:durableId="1606425400">
+  <w:num w:numId="4" w16cid:durableId="2105301413">
+    <w:abstractNumId w:val="26"/>
+    <w:lvlOverride w:ilvl="0">
+      <w:startOverride w:val="1"/>
+    </w:lvlOverride>
+  </w:num>
+  <w:num w:numId="5" w16cid:durableId="1183323415">
+    <w:abstractNumId w:val="17"/>
+    <w:lvlOverride w:ilvl="0">
+      <w:startOverride w:val="1"/>
+    </w:lvlOverride>
+  </w:num>
+  <w:num w:numId="6" w16cid:durableId="1763064110">
+    <w:abstractNumId w:val="15"/>
+    <w:lvlOverride w:ilvl="0">
+      <w:startOverride w:val="1"/>
+    </w:lvlOverride>
+  </w:num>
+  <w:num w:numId="7" w16cid:durableId="302080667">
+    <w:abstractNumId w:val="9"/>
+    <w:lvlOverride w:ilvl="0">
+      <w:startOverride w:val="1"/>
+    </w:lvlOverride>
+  </w:num>
+  <w:num w:numId="8" w16cid:durableId="1709185458">
+    <w:abstractNumId w:val="14"/>
+    <w:lvlOverride w:ilvl="0">
+      <w:startOverride w:val="1"/>
+    </w:lvlOverride>
+  </w:num>
+  <w:num w:numId="9" w16cid:durableId="2099405857">
+    <w:abstractNumId w:val="2"/>
+    <w:lvlOverride w:ilvl="0">
+      <w:startOverride w:val="1"/>
+    </w:lvlOverride>
+  </w:num>
+  <w:num w:numId="10" w16cid:durableId="1601797580">
+    <w:abstractNumId w:val="23"/>
+    <w:lvlOverride w:ilvl="0">
+      <w:startOverride w:val="1"/>
+    </w:lvlOverride>
+  </w:num>
+  <w:num w:numId="11" w16cid:durableId="254098775">
+    <w:abstractNumId w:val="0"/>
+    <w:lvlOverride w:ilvl="0">
+      <w:startOverride w:val="1"/>
+    </w:lvlOverride>
+  </w:num>
+  <w:num w:numId="12" w16cid:durableId="1956211959">
+    <w:abstractNumId w:val="21"/>
+    <w:lvlOverride w:ilvl="0">
+      <w:startOverride w:val="1"/>
+    </w:lvlOverride>
+  </w:num>
+  <w:num w:numId="13" w16cid:durableId="1243879517">
+    <w:abstractNumId w:val="1"/>
+    <w:lvlOverride w:ilvl="0">
+      <w:startOverride w:val="1"/>
+    </w:lvlOverride>
+  </w:num>
+  <w:num w:numId="14" w16cid:durableId="1349718129">
+    <w:abstractNumId w:val="6"/>
+    <w:lvlOverride w:ilvl="0">
+      <w:startOverride w:val="1"/>
+    </w:lvlOverride>
+  </w:num>
+  <w:num w:numId="15" w16cid:durableId="99884823">
+    <w:abstractNumId w:val="11"/>
+    <w:lvlOverride w:ilvl="0">
+      <w:startOverride w:val="1"/>
+    </w:lvlOverride>
+  </w:num>
+  <w:num w:numId="16" w16cid:durableId="301890095">
+    <w:abstractNumId w:val="13"/>
+    <w:lvlOverride w:ilvl="0">
+      <w:startOverride w:val="1"/>
+    </w:lvlOverride>
+  </w:num>
+  <w:num w:numId="17" w16cid:durableId="1397433019">
+    <w:abstractNumId w:val="18"/>
+    <w:lvlOverride w:ilvl="0">
+      <w:startOverride w:val="1"/>
+    </w:lvlOverride>
+  </w:num>
+  <w:num w:numId="18" w16cid:durableId="2005208639">
+    <w:abstractNumId w:val="25"/>
+    <w:lvlOverride w:ilvl="0">
+      <w:startOverride w:val="1"/>
+    </w:lvlOverride>
+  </w:num>
+  <w:num w:numId="19" w16cid:durableId="1832600959">
+    <w:abstractNumId w:val="16"/>
+    <w:lvlOverride w:ilvl="0">
+      <w:startOverride w:val="1"/>
+    </w:lvlOverride>
+  </w:num>
+  <w:num w:numId="20" w16cid:durableId="409277344">
+    <w:abstractNumId w:val="5"/>
+    <w:lvlOverride w:ilvl="0">
+      <w:startOverride w:val="1"/>
+    </w:lvlOverride>
+  </w:num>
+  <w:num w:numId="21" w16cid:durableId="1290430504">
+    <w:abstractNumId w:val="4"/>
+    <w:lvlOverride w:ilvl="0">
+      <w:startOverride w:val="1"/>
+    </w:lvlOverride>
+  </w:num>
+  <w:num w:numId="22" w16cid:durableId="159082188">
+    <w:abstractNumId w:val="7"/>
+    <w:lvlOverride w:ilvl="0">
+      <w:startOverride w:val="1"/>
+    </w:lvlOverride>
+  </w:num>
+  <w:num w:numId="23" w16cid:durableId="2060351813">
+    <w:abstractNumId w:val="8"/>
+    <w:lvlOverride w:ilvl="0">
+      <w:startOverride w:val="1"/>
+    </w:lvlOverride>
+  </w:num>
+  <w:num w:numId="24" w16cid:durableId="1098403912">
+    <w:abstractNumId w:val="3"/>
+    <w:lvlOverride w:ilvl="0">
+      <w:startOverride w:val="1"/>
+    </w:lvlOverride>
+  </w:num>
+  <w:num w:numId="25" w16cid:durableId="1814834531">
     <w:abstractNumId w:val="19"/>
     <w:lvlOverride w:ilvl="0">
       <w:startOverride w:val="1"/>
     </w:lvlOverride>
   </w:num>
-  <w:num w:numId="3" w16cid:durableId="618149819">
-    <w:abstractNumId w:val="24"/>
-    <w:lvlOverride w:ilvl="0">
-      <w:startOverride w:val="1"/>
-    </w:lvlOverride>
-  </w:num>
-  <w:num w:numId="4" w16cid:durableId="1835411817">
-    <w:abstractNumId w:val="18"/>
-    <w:lvlOverride w:ilvl="0">
-      <w:startOverride w:val="1"/>
-    </w:lvlOverride>
-  </w:num>
-  <w:num w:numId="5" w16cid:durableId="1807236145">
-    <w:abstractNumId w:val="1"/>
-    <w:lvlOverride w:ilvl="0">
-      <w:startOverride w:val="1"/>
-    </w:lvlOverride>
-  </w:num>
-  <w:num w:numId="6" w16cid:durableId="1005865437">
+  <w:num w:numId="26" w16cid:durableId="1834175434">
     <w:abstractNumId w:val="22"/>
     <w:lvlOverride w:ilvl="0">
       <w:startOverride w:val="1"/>
     </w:lvlOverride>
   </w:num>
-  <w:num w:numId="7" w16cid:durableId="927807981">
-    <w:abstractNumId w:val="14"/>
-    <w:lvlOverride w:ilvl="0">
-      <w:startOverride w:val="1"/>
-    </w:lvlOverride>
-  </w:num>
-  <w:num w:numId="8" w16cid:durableId="271281911">
-    <w:abstractNumId w:val="12"/>
-    <w:lvlOverride w:ilvl="0">
-      <w:startOverride w:val="1"/>
-    </w:lvlOverride>
-  </w:num>
-  <w:num w:numId="9" w16cid:durableId="1397975865">
-    <w:abstractNumId w:val="17"/>
-    <w:lvlOverride w:ilvl="0">
-      <w:startOverride w:val="1"/>
-    </w:lvlOverride>
-  </w:num>
-  <w:num w:numId="10" w16cid:durableId="1997806746">
-    <w:abstractNumId w:val="9"/>
-    <w:lvlOverride w:ilvl="0">
-      <w:startOverride w:val="1"/>
-    </w:lvlOverride>
-  </w:num>
-  <w:num w:numId="11" w16cid:durableId="1540973336">
-    <w:abstractNumId w:val="16"/>
-    <w:lvlOverride w:ilvl="0">
-      <w:startOverride w:val="1"/>
-    </w:lvlOverride>
-  </w:num>
-  <w:num w:numId="12" w16cid:durableId="1998914939">
-    <w:abstractNumId w:val="0"/>
-    <w:lvlOverride w:ilvl="0">
-      <w:startOverride w:val="1"/>
-    </w:lvlOverride>
-  </w:num>
-  <w:num w:numId="13" w16cid:durableId="1141847675">
-    <w:abstractNumId w:val="15"/>
-    <w:lvlOverride w:ilvl="0">
-      <w:startOverride w:val="1"/>
-    </w:lvlOverride>
-  </w:num>
-  <w:num w:numId="14" w16cid:durableId="1295524450">
-    <w:abstractNumId w:val="23"/>
-    <w:lvlOverride w:ilvl="0">
-      <w:startOverride w:val="1"/>
-    </w:lvlOverride>
-  </w:num>
-  <w:num w:numId="15" w16cid:durableId="1145048430">
-    <w:abstractNumId w:val="11"/>
-    <w:lvlOverride w:ilvl="0">
-      <w:startOverride w:val="1"/>
-    </w:lvlOverride>
-  </w:num>
-  <w:num w:numId="16" w16cid:durableId="37434786">
-    <w:abstractNumId w:val="3"/>
-    <w:lvlOverride w:ilvl="0">
-      <w:startOverride w:val="1"/>
-    </w:lvlOverride>
-  </w:num>
-  <w:num w:numId="17" w16cid:durableId="363602935">
-    <w:abstractNumId w:val="10"/>
-    <w:lvlOverride w:ilvl="0">
-      <w:startOverride w:val="1"/>
-    </w:lvlOverride>
-  </w:num>
-  <w:num w:numId="18" w16cid:durableId="132530407">
-    <w:abstractNumId w:val="4"/>
-    <w:lvlOverride w:ilvl="0">
-      <w:startOverride w:val="1"/>
-    </w:lvlOverride>
-  </w:num>
-  <w:num w:numId="19" w16cid:durableId="1380133129">
-    <w:abstractNumId w:val="6"/>
-    <w:lvlOverride w:ilvl="0">
-      <w:startOverride w:val="1"/>
-    </w:lvlOverride>
-  </w:num>
-  <w:num w:numId="20" w16cid:durableId="1230581793">
-    <w:abstractNumId w:val="2"/>
-    <w:lvlOverride w:ilvl="0">
-      <w:startOverride w:val="1"/>
-    </w:lvlOverride>
-  </w:num>
-  <w:num w:numId="21" w16cid:durableId="1927568784">
-    <w:abstractNumId w:val="7"/>
-    <w:lvlOverride w:ilvl="0">
-      <w:startOverride w:val="1"/>
-    </w:lvlOverride>
-  </w:num>
-  <w:num w:numId="22" w16cid:durableId="1724450550">
-    <w:abstractNumId w:val="13"/>
-    <w:lvlOverride w:ilvl="0">
-      <w:startOverride w:val="1"/>
-    </w:lvlOverride>
-  </w:num>
-  <w:num w:numId="23" w16cid:durableId="40833270">
-    <w:abstractNumId w:val="21"/>
-    <w:lvlOverride w:ilvl="0">
-      <w:startOverride w:val="1"/>
-    </w:lvlOverride>
-  </w:num>
-  <w:num w:numId="24" w16cid:durableId="431510856">
-    <w:abstractNumId w:val="5"/>
-    <w:lvlOverride w:ilvl="0">
-      <w:startOverride w:val="1"/>
-    </w:lvlOverride>
-  </w:num>
-  <w:num w:numId="25" w16cid:durableId="1748766884">
-    <w:abstractNumId w:val="8"/>
+  <w:num w:numId="27" w16cid:durableId="1051076704">
+    <w:abstractNumId w:val="24"/>
     <w:lvlOverride w:ilvl="0">
       <w:startOverride w:val="1"/>
     </w:lvlOverride>
@@ -24246,7 +25300,7 @@
     <w:autoRedefine/>
     <w:uiPriority w:val="39"/>
     <w:unhideWhenUsed/>
-    <w:rsid w:val="003B164B"/>
+    <w:rsid w:val="005219F0"/>
     <w:pPr>
       <w:spacing w:after="100"/>
     </w:pPr>
@@ -24258,7 +25312,7 @@
     <w:autoRedefine/>
     <w:uiPriority w:val="39"/>
     <w:unhideWhenUsed/>
-    <w:rsid w:val="003B164B"/>
+    <w:rsid w:val="005219F0"/>
     <w:pPr>
       <w:spacing w:after="100"/>
       <w:ind w:left="210"/>

--- a/docs/manuals/RA_Training_Manual.docx
+++ b/docs/manuals/RA_Training_Manual.docx
@@ -69,7 +69,7 @@
           <w:left w:w="10" w:type="dxa"/>
           <w:right w:w="10" w:type="dxa"/>
         </w:tblCellMar>
-        <w:tblLook w:val="04A0" w:firstRow="1" w:lastRow="0" w:firstColumn="1" w:lastColumn="0" w:noHBand="0" w:noVBand="1"/>
+        <w:tblLook w:val="0000" w:firstRow="0" w:lastRow="0" w:firstColumn="0" w:lastColumn="0" w:noHBand="0" w:noVBand="0"/>
       </w:tblPr>
       <w:tblGrid>
         <w:gridCol w:w="2300"/>
@@ -469,7 +469,7 @@
                 <w:sz w:val="19"/>
                 <w:szCs w:val="19"/>
               </w:rPr>
-              <w:t>Version 1.4 · 20 September 2026</w:t>
+              <w:t>Version 1.5 · 20 September 2026</w:t>
             </w:r>
           </w:p>
         </w:tc>
@@ -538,7 +538,7 @@
     <w:sdt>
       <w:sdtPr>
         <w:alias w:val="Contents"/>
-        <w:id w:val="-1037813823"/>
+        <w:id w:val="475808389"/>
       </w:sdtPr>
       <w:sdtEndPr/>
       <w:sdtContent>
@@ -567,7 +567,7 @@
           <w:r>
             <w:fldChar w:fldCharType="separate"/>
           </w:r>
-          <w:hyperlink w:anchor="_Toc240773163" w:history="1">
+          <w:hyperlink w:anchor="_Toc240779345" w:history="1">
             <w:r>
               <w:rPr>
                 <w:rStyle w:val="Hyperlink"/>
@@ -591,7 +591,7 @@
               <w:rPr>
                 <w:noProof/>
               </w:rPr>
-              <w:instrText xml:space="preserve"> PAGEREF _Toc240773163 \h </w:instrText>
+              <w:instrText xml:space="preserve"> PAGEREF _Toc240779345 \h </w:instrText>
             </w:r>
             <w:r>
               <w:rPr>
@@ -634,7 +634,7 @@
               <w14:ligatures w14:val="standardContextual"/>
             </w:rPr>
           </w:pPr>
-          <w:hyperlink w:anchor="_Toc240773164" w:history="1">
+          <w:hyperlink w:anchor="_Toc240779346" w:history="1">
             <w:r>
               <w:rPr>
                 <w:rStyle w:val="Hyperlink"/>
@@ -658,7 +658,7 @@
               <w:rPr>
                 <w:noProof/>
               </w:rPr>
-              <w:instrText xml:space="preserve"> PAGEREF _Toc240773164 \h </w:instrText>
+              <w:instrText xml:space="preserve"> PAGEREF _Toc240779346 \h </w:instrText>
             </w:r>
             <w:r>
               <w:rPr>
@@ -701,7 +701,7 @@
               <w14:ligatures w14:val="standardContextual"/>
             </w:rPr>
           </w:pPr>
-          <w:hyperlink w:anchor="_Toc240773165" w:history="1">
+          <w:hyperlink w:anchor="_Toc240779347" w:history="1">
             <w:r>
               <w:rPr>
                 <w:rStyle w:val="Hyperlink"/>
@@ -725,7 +725,7 @@
               <w:rPr>
                 <w:noProof/>
               </w:rPr>
-              <w:instrText xml:space="preserve"> PAGEREF _Toc240773165 \h </w:instrText>
+              <w:instrText xml:space="preserve"> PAGEREF _Toc240779347 \h </w:instrText>
             </w:r>
             <w:r>
               <w:rPr>
@@ -768,7 +768,7 @@
               <w14:ligatures w14:val="standardContextual"/>
             </w:rPr>
           </w:pPr>
-          <w:hyperlink w:anchor="_Toc240773166" w:history="1">
+          <w:hyperlink w:anchor="_Toc240779348" w:history="1">
             <w:r>
               <w:rPr>
                 <w:rStyle w:val="Hyperlink"/>
@@ -792,7 +792,7 @@
               <w:rPr>
                 <w:noProof/>
               </w:rPr>
-              <w:instrText xml:space="preserve"> PAGEREF _Toc240773166 \h </w:instrText>
+              <w:instrText xml:space="preserve"> PAGEREF _Toc240779348 \h </w:instrText>
             </w:r>
             <w:r>
               <w:rPr>
@@ -835,7 +835,7 @@
               <w14:ligatures w14:val="standardContextual"/>
             </w:rPr>
           </w:pPr>
-          <w:hyperlink w:anchor="_Toc240773167" w:history="1">
+          <w:hyperlink w:anchor="_Toc240779349" w:history="1">
             <w:r>
               <w:rPr>
                 <w:rStyle w:val="Hyperlink"/>
@@ -859,7 +859,7 @@
               <w:rPr>
                 <w:noProof/>
               </w:rPr>
-              <w:instrText xml:space="preserve"> PAGEREF _Toc240773167 \h </w:instrText>
+              <w:instrText xml:space="preserve"> PAGEREF _Toc240779349 \h </w:instrText>
             </w:r>
             <w:r>
               <w:rPr>
@@ -902,7 +902,7 @@
               <w14:ligatures w14:val="standardContextual"/>
             </w:rPr>
           </w:pPr>
-          <w:hyperlink w:anchor="_Toc240773168" w:history="1">
+          <w:hyperlink w:anchor="_Toc240779350" w:history="1">
             <w:r>
               <w:rPr>
                 <w:rStyle w:val="Hyperlink"/>
@@ -926,7 +926,7 @@
               <w:rPr>
                 <w:noProof/>
               </w:rPr>
-              <w:instrText xml:space="preserve"> PAGEREF _Toc240773168 \h </w:instrText>
+              <w:instrText xml:space="preserve"> PAGEREF _Toc240779350 \h </w:instrText>
             </w:r>
             <w:r>
               <w:rPr>
@@ -969,7 +969,7 @@
               <w14:ligatures w14:val="standardContextual"/>
             </w:rPr>
           </w:pPr>
-          <w:hyperlink w:anchor="_Toc240773169" w:history="1">
+          <w:hyperlink w:anchor="_Toc240779351" w:history="1">
             <w:r>
               <w:rPr>
                 <w:rStyle w:val="Hyperlink"/>
@@ -993,7 +993,7 @@
               <w:rPr>
                 <w:noProof/>
               </w:rPr>
-              <w:instrText xml:space="preserve"> PAGEREF _Toc240773169 \h </w:instrText>
+              <w:instrText xml:space="preserve"> PAGEREF _Toc240779351 \h </w:instrText>
             </w:r>
             <w:r>
               <w:rPr>
@@ -1036,7 +1036,7 @@
               <w14:ligatures w14:val="standardContextual"/>
             </w:rPr>
           </w:pPr>
-          <w:hyperlink w:anchor="_Toc240773170" w:history="1">
+          <w:hyperlink w:anchor="_Toc240779352" w:history="1">
             <w:r>
               <w:rPr>
                 <w:rStyle w:val="Hyperlink"/>
@@ -1060,7 +1060,7 @@
               <w:rPr>
                 <w:noProof/>
               </w:rPr>
-              <w:instrText xml:space="preserve"> PAGEREF _Toc240773170 \h </w:instrText>
+              <w:instrText xml:space="preserve"> PAGEREF _Toc240779352 \h </w:instrText>
             </w:r>
             <w:r>
               <w:rPr>
@@ -1103,7 +1103,7 @@
               <w14:ligatures w14:val="standardContextual"/>
             </w:rPr>
           </w:pPr>
-          <w:hyperlink w:anchor="_Toc240773171" w:history="1">
+          <w:hyperlink w:anchor="_Toc240779353" w:history="1">
             <w:r>
               <w:rPr>
                 <w:rStyle w:val="Hyperlink"/>
@@ -1127,7 +1127,7 @@
               <w:rPr>
                 <w:noProof/>
               </w:rPr>
-              <w:instrText xml:space="preserve"> PAGEREF _Toc240773171 \h </w:instrText>
+              <w:instrText xml:space="preserve"> PAGEREF _Toc240779353 \h </w:instrText>
             </w:r>
             <w:r>
               <w:rPr>
@@ -1170,7 +1170,7 @@
               <w14:ligatures w14:val="standardContextual"/>
             </w:rPr>
           </w:pPr>
-          <w:hyperlink w:anchor="_Toc240773172" w:history="1">
+          <w:hyperlink w:anchor="_Toc240779354" w:history="1">
             <w:r>
               <w:rPr>
                 <w:rStyle w:val="Hyperlink"/>
@@ -1194,7 +1194,7 @@
               <w:rPr>
                 <w:noProof/>
               </w:rPr>
-              <w:instrText xml:space="preserve"> PAGEREF _Toc240773172 \h </w:instrText>
+              <w:instrText xml:space="preserve"> PAGEREF _Toc240779354 \h </w:instrText>
             </w:r>
             <w:r>
               <w:rPr>
@@ -1237,7 +1237,7 @@
               <w14:ligatures w14:val="standardContextual"/>
             </w:rPr>
           </w:pPr>
-          <w:hyperlink w:anchor="_Toc240773173" w:history="1">
+          <w:hyperlink w:anchor="_Toc240779355" w:history="1">
             <w:r>
               <w:rPr>
                 <w:rStyle w:val="Hyperlink"/>
@@ -1261,7 +1261,7 @@
               <w:rPr>
                 <w:noProof/>
               </w:rPr>
-              <w:instrText xml:space="preserve"> PAGEREF _Toc240773173 \h </w:instrText>
+              <w:instrText xml:space="preserve"> PAGEREF _Toc240779355 \h </w:instrText>
             </w:r>
             <w:r>
               <w:rPr>
@@ -1304,7 +1304,7 @@
               <w14:ligatures w14:val="standardContextual"/>
             </w:rPr>
           </w:pPr>
-          <w:hyperlink w:anchor="_Toc240773174" w:history="1">
+          <w:hyperlink w:anchor="_Toc240779356" w:history="1">
             <w:r>
               <w:rPr>
                 <w:rStyle w:val="Hyperlink"/>
@@ -1328,7 +1328,7 @@
               <w:rPr>
                 <w:noProof/>
               </w:rPr>
-              <w:instrText xml:space="preserve"> PAGEREF _Toc240773174 \h </w:instrText>
+              <w:instrText xml:space="preserve"> PAGEREF _Toc240779356 \h </w:instrText>
             </w:r>
             <w:r>
               <w:rPr>
@@ -1371,7 +1371,7 @@
               <w14:ligatures w14:val="standardContextual"/>
             </w:rPr>
           </w:pPr>
-          <w:hyperlink w:anchor="_Toc240773175" w:history="1">
+          <w:hyperlink w:anchor="_Toc240779357" w:history="1">
             <w:r>
               <w:rPr>
                 <w:rStyle w:val="Hyperlink"/>
@@ -1395,7 +1395,7 @@
               <w:rPr>
                 <w:noProof/>
               </w:rPr>
-              <w:instrText xml:space="preserve"> PAGEREF _Toc240773175 \h </w:instrText>
+              <w:instrText xml:space="preserve"> PAGEREF _Toc240779357 \h </w:instrText>
             </w:r>
             <w:r>
               <w:rPr>
@@ -1438,7 +1438,7 @@
               <w14:ligatures w14:val="standardContextual"/>
             </w:rPr>
           </w:pPr>
-          <w:hyperlink w:anchor="_Toc240773176" w:history="1">
+          <w:hyperlink w:anchor="_Toc240779358" w:history="1">
             <w:r>
               <w:rPr>
                 <w:rStyle w:val="Hyperlink"/>
@@ -1462,7 +1462,7 @@
               <w:rPr>
                 <w:noProof/>
               </w:rPr>
-              <w:instrText xml:space="preserve"> PAGEREF _Toc240773176 \h </w:instrText>
+              <w:instrText xml:space="preserve"> PAGEREF _Toc240779358 \h </w:instrText>
             </w:r>
             <w:r>
               <w:rPr>
@@ -1505,7 +1505,7 @@
               <w14:ligatures w14:val="standardContextual"/>
             </w:rPr>
           </w:pPr>
-          <w:hyperlink w:anchor="_Toc240773177" w:history="1">
+          <w:hyperlink w:anchor="_Toc240779359" w:history="1">
             <w:r>
               <w:rPr>
                 <w:rStyle w:val="Hyperlink"/>
@@ -1529,7 +1529,7 @@
               <w:rPr>
                 <w:noProof/>
               </w:rPr>
-              <w:instrText xml:space="preserve"> PAGEREF _Toc240773177 \h </w:instrText>
+              <w:instrText xml:space="preserve"> PAGEREF _Toc240779359 \h </w:instrText>
             </w:r>
             <w:r>
               <w:rPr>
@@ -1572,7 +1572,7 @@
               <w14:ligatures w14:val="standardContextual"/>
             </w:rPr>
           </w:pPr>
-          <w:hyperlink w:anchor="_Toc240773178" w:history="1">
+          <w:hyperlink w:anchor="_Toc240779360" w:history="1">
             <w:r>
               <w:rPr>
                 <w:rStyle w:val="Hyperlink"/>
@@ -1596,7 +1596,7 @@
               <w:rPr>
                 <w:noProof/>
               </w:rPr>
-              <w:instrText xml:space="preserve"> PAGEREF _Toc240773178 \h </w:instrText>
+              <w:instrText xml:space="preserve"> PAGEREF _Toc240779360 \h </w:instrText>
             </w:r>
             <w:r>
               <w:rPr>
@@ -1639,7 +1639,7 @@
               <w14:ligatures w14:val="standardContextual"/>
             </w:rPr>
           </w:pPr>
-          <w:hyperlink w:anchor="_Toc240773179" w:history="1">
+          <w:hyperlink w:anchor="_Toc240779361" w:history="1">
             <w:r>
               <w:rPr>
                 <w:rStyle w:val="Hyperlink"/>
@@ -1663,7 +1663,7 @@
               <w:rPr>
                 <w:noProof/>
               </w:rPr>
-              <w:instrText xml:space="preserve"> PAGEREF _Toc240773179 \h </w:instrText>
+              <w:instrText xml:space="preserve"> PAGEREF _Toc240779361 \h </w:instrText>
             </w:r>
             <w:r>
               <w:rPr>
@@ -1706,7 +1706,7 @@
               <w14:ligatures w14:val="standardContextual"/>
             </w:rPr>
           </w:pPr>
-          <w:hyperlink w:anchor="_Toc240773180" w:history="1">
+          <w:hyperlink w:anchor="_Toc240779362" w:history="1">
             <w:r>
               <w:rPr>
                 <w:rStyle w:val="Hyperlink"/>
@@ -1730,7 +1730,7 @@
               <w:rPr>
                 <w:noProof/>
               </w:rPr>
-              <w:instrText xml:space="preserve"> PAGEREF _Toc240773180 \h </w:instrText>
+              <w:instrText xml:space="preserve"> PAGEREF _Toc240779362 \h </w:instrText>
             </w:r>
             <w:r>
               <w:rPr>
@@ -1773,7 +1773,7 @@
               <w14:ligatures w14:val="standardContextual"/>
             </w:rPr>
           </w:pPr>
-          <w:hyperlink w:anchor="_Toc240773181" w:history="1">
+          <w:hyperlink w:anchor="_Toc240779363" w:history="1">
             <w:r>
               <w:rPr>
                 <w:rStyle w:val="Hyperlink"/>
@@ -1797,7 +1797,7 @@
               <w:rPr>
                 <w:noProof/>
               </w:rPr>
-              <w:instrText xml:space="preserve"> PAGEREF _Toc240773181 \h </w:instrText>
+              <w:instrText xml:space="preserve"> PAGEREF _Toc240779363 \h </w:instrText>
             </w:r>
             <w:r>
               <w:rPr>
@@ -1840,7 +1840,7 @@
               <w14:ligatures w14:val="standardContextual"/>
             </w:rPr>
           </w:pPr>
-          <w:hyperlink w:anchor="_Toc240773182" w:history="1">
+          <w:hyperlink w:anchor="_Toc240779364" w:history="1">
             <w:r>
               <w:rPr>
                 <w:rStyle w:val="Hyperlink"/>
@@ -1864,7 +1864,7 @@
               <w:rPr>
                 <w:noProof/>
               </w:rPr>
-              <w:instrText xml:space="preserve"> PAGEREF _Toc240773182 \h </w:instrText>
+              <w:instrText xml:space="preserve"> PAGEREF _Toc240779364 \h </w:instrText>
             </w:r>
             <w:r>
               <w:rPr>
@@ -1907,7 +1907,7 @@
               <w14:ligatures w14:val="standardContextual"/>
             </w:rPr>
           </w:pPr>
-          <w:hyperlink w:anchor="_Toc240773183" w:history="1">
+          <w:hyperlink w:anchor="_Toc240779365" w:history="1">
             <w:r>
               <w:rPr>
                 <w:rStyle w:val="Hyperlink"/>
@@ -1931,7 +1931,7 @@
               <w:rPr>
                 <w:noProof/>
               </w:rPr>
-              <w:instrText xml:space="preserve"> PAGEREF _Toc240773183 \h </w:instrText>
+              <w:instrText xml:space="preserve"> PAGEREF _Toc240779365 \h </w:instrText>
             </w:r>
             <w:r>
               <w:rPr>
@@ -1974,7 +1974,7 @@
               <w14:ligatures w14:val="standardContextual"/>
             </w:rPr>
           </w:pPr>
-          <w:hyperlink w:anchor="_Toc240773184" w:history="1">
+          <w:hyperlink w:anchor="_Toc240779366" w:history="1">
             <w:r>
               <w:rPr>
                 <w:rStyle w:val="Hyperlink"/>
@@ -1998,7 +1998,7 @@
               <w:rPr>
                 <w:noProof/>
               </w:rPr>
-              <w:instrText xml:space="preserve"> PAGEREF _Toc240773184 \h </w:instrText>
+              <w:instrText xml:space="preserve"> PAGEREF _Toc240779366 \h </w:instrText>
             </w:r>
             <w:r>
               <w:rPr>
@@ -2041,7 +2041,7 @@
               <w14:ligatures w14:val="standardContextual"/>
             </w:rPr>
           </w:pPr>
-          <w:hyperlink w:anchor="_Toc240773185" w:history="1">
+          <w:hyperlink w:anchor="_Toc240779367" w:history="1">
             <w:r>
               <w:rPr>
                 <w:rStyle w:val="Hyperlink"/>
@@ -2065,7 +2065,7 @@
               <w:rPr>
                 <w:noProof/>
               </w:rPr>
-              <w:instrText xml:space="preserve"> PAGEREF _Toc240773185 \h </w:instrText>
+              <w:instrText xml:space="preserve"> PAGEREF _Toc240779367 \h </w:instrText>
             </w:r>
             <w:r>
               <w:rPr>
@@ -2108,7 +2108,7 @@
               <w14:ligatures w14:val="standardContextual"/>
             </w:rPr>
           </w:pPr>
-          <w:hyperlink w:anchor="_Toc240773186" w:history="1">
+          <w:hyperlink w:anchor="_Toc240779368" w:history="1">
             <w:r>
               <w:rPr>
                 <w:rStyle w:val="Hyperlink"/>
@@ -2132,7 +2132,7 @@
               <w:rPr>
                 <w:noProof/>
               </w:rPr>
-              <w:instrText xml:space="preserve"> PAGEREF _Toc240773186 \h </w:instrText>
+              <w:instrText xml:space="preserve"> PAGEREF _Toc240779368 \h </w:instrText>
             </w:r>
             <w:r>
               <w:rPr>
@@ -2175,7 +2175,7 @@
               <w14:ligatures w14:val="standardContextual"/>
             </w:rPr>
           </w:pPr>
-          <w:hyperlink w:anchor="_Toc240773187" w:history="1">
+          <w:hyperlink w:anchor="_Toc240779369" w:history="1">
             <w:r>
               <w:rPr>
                 <w:rStyle w:val="Hyperlink"/>
@@ -2199,7 +2199,7 @@
               <w:rPr>
                 <w:noProof/>
               </w:rPr>
-              <w:instrText xml:space="preserve"> PAGEREF _Toc240773187 \h </w:instrText>
+              <w:instrText xml:space="preserve"> PAGEREF _Toc240779369 \h </w:instrText>
             </w:r>
             <w:r>
               <w:rPr>
@@ -2242,7 +2242,7 @@
               <w14:ligatures w14:val="standardContextual"/>
             </w:rPr>
           </w:pPr>
-          <w:hyperlink w:anchor="_Toc240773188" w:history="1">
+          <w:hyperlink w:anchor="_Toc240779370" w:history="1">
             <w:r>
               <w:rPr>
                 <w:rStyle w:val="Hyperlink"/>
@@ -2266,7 +2266,7 @@
               <w:rPr>
                 <w:noProof/>
               </w:rPr>
-              <w:instrText xml:space="preserve"> PAGEREF _Toc240773188 \h </w:instrText>
+              <w:instrText xml:space="preserve"> PAGEREF _Toc240779370 \h </w:instrText>
             </w:r>
             <w:r>
               <w:rPr>
@@ -2309,7 +2309,7 @@
               <w14:ligatures w14:val="standardContextual"/>
             </w:rPr>
           </w:pPr>
-          <w:hyperlink w:anchor="_Toc240773189" w:history="1">
+          <w:hyperlink w:anchor="_Toc240779371" w:history="1">
             <w:r>
               <w:rPr>
                 <w:rStyle w:val="Hyperlink"/>
@@ -2333,7 +2333,7 @@
               <w:rPr>
                 <w:noProof/>
               </w:rPr>
-              <w:instrText xml:space="preserve"> PAGEREF _Toc240773189 \h </w:instrText>
+              <w:instrText xml:space="preserve"> PAGEREF _Toc240779371 \h </w:instrText>
             </w:r>
             <w:r>
               <w:rPr>
@@ -2376,7 +2376,7 @@
               <w14:ligatures w14:val="standardContextual"/>
             </w:rPr>
           </w:pPr>
-          <w:hyperlink w:anchor="_Toc240773190" w:history="1">
+          <w:hyperlink w:anchor="_Toc240779372" w:history="1">
             <w:r>
               <w:rPr>
                 <w:rStyle w:val="Hyperlink"/>
@@ -2400,7 +2400,7 @@
               <w:rPr>
                 <w:noProof/>
               </w:rPr>
-              <w:instrText xml:space="preserve"> PAGEREF _Toc240773190 \h </w:instrText>
+              <w:instrText xml:space="preserve"> PAGEREF _Toc240779372 \h </w:instrText>
             </w:r>
             <w:r>
               <w:rPr>
@@ -2443,7 +2443,7 @@
               <w14:ligatures w14:val="standardContextual"/>
             </w:rPr>
           </w:pPr>
-          <w:hyperlink w:anchor="_Toc240773191" w:history="1">
+          <w:hyperlink w:anchor="_Toc240779373" w:history="1">
             <w:r>
               <w:rPr>
                 <w:rStyle w:val="Hyperlink"/>
@@ -2467,7 +2467,7 @@
               <w:rPr>
                 <w:noProof/>
               </w:rPr>
-              <w:instrText xml:space="preserve"> PAGEREF _Toc240773191 \h </w:instrText>
+              <w:instrText xml:space="preserve"> PAGEREF _Toc240779373 \h </w:instrText>
             </w:r>
             <w:r>
               <w:rPr>
@@ -2510,7 +2510,7 @@
               <w14:ligatures w14:val="standardContextual"/>
             </w:rPr>
           </w:pPr>
-          <w:hyperlink w:anchor="_Toc240773192" w:history="1">
+          <w:hyperlink w:anchor="_Toc240779374" w:history="1">
             <w:r>
               <w:rPr>
                 <w:rStyle w:val="Hyperlink"/>
@@ -2534,7 +2534,7 @@
               <w:rPr>
                 <w:noProof/>
               </w:rPr>
-              <w:instrText xml:space="preserve"> PAGEREF _Toc240773192 \h </w:instrText>
+              <w:instrText xml:space="preserve"> PAGEREF _Toc240779374 \h </w:instrText>
             </w:r>
             <w:r>
               <w:rPr>
@@ -2577,7 +2577,7 @@
               <w14:ligatures w14:val="standardContextual"/>
             </w:rPr>
           </w:pPr>
-          <w:hyperlink w:anchor="_Toc240773193" w:history="1">
+          <w:hyperlink w:anchor="_Toc240779375" w:history="1">
             <w:r>
               <w:rPr>
                 <w:rStyle w:val="Hyperlink"/>
@@ -2601,7 +2601,7 @@
               <w:rPr>
                 <w:noProof/>
               </w:rPr>
-              <w:instrText xml:space="preserve"> PAGEREF _Toc240773193 \h </w:instrText>
+              <w:instrText xml:space="preserve"> PAGEREF _Toc240779375 \h </w:instrText>
             </w:r>
             <w:r>
               <w:rPr>
@@ -2644,7 +2644,7 @@
               <w14:ligatures w14:val="standardContextual"/>
             </w:rPr>
           </w:pPr>
-          <w:hyperlink w:anchor="_Toc240773194" w:history="1">
+          <w:hyperlink w:anchor="_Toc240779376" w:history="1">
             <w:r>
               <w:rPr>
                 <w:rStyle w:val="Hyperlink"/>
@@ -2668,7 +2668,7 @@
               <w:rPr>
                 <w:noProof/>
               </w:rPr>
-              <w:instrText xml:space="preserve"> PAGEREF _Toc240773194 \h </w:instrText>
+              <w:instrText xml:space="preserve"> PAGEREF _Toc240779376 \h </w:instrText>
             </w:r>
             <w:r>
               <w:rPr>
@@ -2711,7 +2711,7 @@
               <w14:ligatures w14:val="standardContextual"/>
             </w:rPr>
           </w:pPr>
-          <w:hyperlink w:anchor="_Toc240773195" w:history="1">
+          <w:hyperlink w:anchor="_Toc240779377" w:history="1">
             <w:r>
               <w:rPr>
                 <w:rStyle w:val="Hyperlink"/>
@@ -2735,7 +2735,7 @@
               <w:rPr>
                 <w:noProof/>
               </w:rPr>
-              <w:instrText xml:space="preserve"> PAGEREF _Toc240773195 \h </w:instrText>
+              <w:instrText xml:space="preserve"> PAGEREF _Toc240779377 \h </w:instrText>
             </w:r>
             <w:r>
               <w:rPr>
@@ -2778,7 +2778,7 @@
               <w14:ligatures w14:val="standardContextual"/>
             </w:rPr>
           </w:pPr>
-          <w:hyperlink w:anchor="_Toc240773196" w:history="1">
+          <w:hyperlink w:anchor="_Toc240779378" w:history="1">
             <w:r>
               <w:rPr>
                 <w:rStyle w:val="Hyperlink"/>
@@ -2802,7 +2802,7 @@
               <w:rPr>
                 <w:noProof/>
               </w:rPr>
-              <w:instrText xml:space="preserve"> PAGEREF _Toc240773196 \h </w:instrText>
+              <w:instrText xml:space="preserve"> PAGEREF _Toc240779378 \h </w:instrText>
             </w:r>
             <w:r>
               <w:rPr>
@@ -2845,7 +2845,7 @@
               <w14:ligatures w14:val="standardContextual"/>
             </w:rPr>
           </w:pPr>
-          <w:hyperlink w:anchor="_Toc240773197" w:history="1">
+          <w:hyperlink w:anchor="_Toc240779379" w:history="1">
             <w:r>
               <w:rPr>
                 <w:rStyle w:val="Hyperlink"/>
@@ -2869,7 +2869,7 @@
               <w:rPr>
                 <w:noProof/>
               </w:rPr>
-              <w:instrText xml:space="preserve"> PAGEREF _Toc240773197 \h </w:instrText>
+              <w:instrText xml:space="preserve"> PAGEREF _Toc240779379 \h </w:instrText>
             </w:r>
             <w:r>
               <w:rPr>
@@ -2912,7 +2912,7 @@
               <w14:ligatures w14:val="standardContextual"/>
             </w:rPr>
           </w:pPr>
-          <w:hyperlink w:anchor="_Toc240773198" w:history="1">
+          <w:hyperlink w:anchor="_Toc240779380" w:history="1">
             <w:r>
               <w:rPr>
                 <w:rStyle w:val="Hyperlink"/>
@@ -2936,7 +2936,7 @@
               <w:rPr>
                 <w:noProof/>
               </w:rPr>
-              <w:instrText xml:space="preserve"> PAGEREF _Toc240773198 \h </w:instrText>
+              <w:instrText xml:space="preserve"> PAGEREF _Toc240779380 \h </w:instrText>
             </w:r>
             <w:r>
               <w:rPr>
@@ -2979,7 +2979,7 @@
               <w14:ligatures w14:val="standardContextual"/>
             </w:rPr>
           </w:pPr>
-          <w:hyperlink w:anchor="_Toc240773199" w:history="1">
+          <w:hyperlink w:anchor="_Toc240779381" w:history="1">
             <w:r>
               <w:rPr>
                 <w:rStyle w:val="Hyperlink"/>
@@ -3003,7 +3003,7 @@
               <w:rPr>
                 <w:noProof/>
               </w:rPr>
-              <w:instrText xml:space="preserve"> PAGEREF _Toc240773199 \h </w:instrText>
+              <w:instrText xml:space="preserve"> PAGEREF _Toc240779381 \h </w:instrText>
             </w:r>
             <w:r>
               <w:rPr>
@@ -3046,7 +3046,7 @@
               <w14:ligatures w14:val="standardContextual"/>
             </w:rPr>
           </w:pPr>
-          <w:hyperlink w:anchor="_Toc240773200" w:history="1">
+          <w:hyperlink w:anchor="_Toc240779382" w:history="1">
             <w:r>
               <w:rPr>
                 <w:rStyle w:val="Hyperlink"/>
@@ -3070,7 +3070,7 @@
               <w:rPr>
                 <w:noProof/>
               </w:rPr>
-              <w:instrText xml:space="preserve"> PAGEREF _Toc240773200 \h </w:instrText>
+              <w:instrText xml:space="preserve"> PAGEREF _Toc240779382 \h </w:instrText>
             </w:r>
             <w:r>
               <w:rPr>
@@ -3113,7 +3113,7 @@
               <w14:ligatures w14:val="standardContextual"/>
             </w:rPr>
           </w:pPr>
-          <w:hyperlink w:anchor="_Toc240773201" w:history="1">
+          <w:hyperlink w:anchor="_Toc240779383" w:history="1">
             <w:r>
               <w:rPr>
                 <w:rStyle w:val="Hyperlink"/>
@@ -3137,7 +3137,7 @@
               <w:rPr>
                 <w:noProof/>
               </w:rPr>
-              <w:instrText xml:space="preserve"> PAGEREF _Toc240773201 \h </w:instrText>
+              <w:instrText xml:space="preserve"> PAGEREF _Toc240779383 \h </w:instrText>
             </w:r>
             <w:r>
               <w:rPr>
@@ -3180,7 +3180,7 @@
               <w14:ligatures w14:val="standardContextual"/>
             </w:rPr>
           </w:pPr>
-          <w:hyperlink w:anchor="_Toc240773202" w:history="1">
+          <w:hyperlink w:anchor="_Toc240779384" w:history="1">
             <w:r>
               <w:rPr>
                 <w:rStyle w:val="Hyperlink"/>
@@ -3204,7 +3204,7 @@
               <w:rPr>
                 <w:noProof/>
               </w:rPr>
-              <w:instrText xml:space="preserve"> PAGEREF _Toc240773202 \h </w:instrText>
+              <w:instrText xml:space="preserve"> PAGEREF _Toc240779384 \h </w:instrText>
             </w:r>
             <w:r>
               <w:rPr>
@@ -3247,7 +3247,7 @@
               <w14:ligatures w14:val="standardContextual"/>
             </w:rPr>
           </w:pPr>
-          <w:hyperlink w:anchor="_Toc240773203" w:history="1">
+          <w:hyperlink w:anchor="_Toc240779385" w:history="1">
             <w:r>
               <w:rPr>
                 <w:rStyle w:val="Hyperlink"/>
@@ -3271,7 +3271,7 @@
               <w:rPr>
                 <w:noProof/>
               </w:rPr>
-              <w:instrText xml:space="preserve"> PAGEREF _Toc240773203 \h </w:instrText>
+              <w:instrText xml:space="preserve"> PAGEREF _Toc240779385 \h </w:instrText>
             </w:r>
             <w:r>
               <w:rPr>
@@ -3310,7 +3310,7 @@
         <w:pStyle w:val="Heading1"/>
         <w:pageBreakBefore/>
       </w:pPr>
-      <w:bookmarkStart w:id="0" w:name="_Toc240773163"/>
+      <w:bookmarkStart w:id="0" w:name="_Toc240779345"/>
       <w:r>
         <w:lastRenderedPageBreak/>
         <w:t>1. Welcome</w:t>
@@ -3339,7 +3339,7 @@
       <w:pPr>
         <w:pStyle w:val="Heading2"/>
       </w:pPr>
-      <w:bookmarkStart w:id="1" w:name="_Toc240773164"/>
+      <w:bookmarkStart w:id="1" w:name="_Toc240779346"/>
       <w:r>
         <w:t>How to use this manual</w:t>
       </w:r>
@@ -3406,7 +3406,7 @@
       <w:pPr>
         <w:pStyle w:val="Heading2"/>
       </w:pPr>
-      <w:bookmarkStart w:id="2" w:name="_Toc240773165"/>
+      <w:bookmarkStart w:id="2" w:name="_Toc240779347"/>
       <w:r>
         <w:t>Who to contact</w:t>
       </w:r>
@@ -3427,7 +3427,7 @@
           <w:left w:w="10" w:type="dxa"/>
           <w:right w:w="10" w:type="dxa"/>
         </w:tblCellMar>
-        <w:tblLook w:val="04A0" w:firstRow="1" w:lastRow="0" w:firstColumn="1" w:lastColumn="0" w:noHBand="0" w:noVBand="1"/>
+        <w:tblLook w:val="0000" w:firstRow="0" w:lastRow="0" w:firstColumn="0" w:lastColumn="0" w:noHBand="0" w:noVBand="0"/>
       </w:tblPr>
       <w:tblGrid>
         <w:gridCol w:w="2824"/>
@@ -3624,7 +3624,7 @@
         <w:pStyle w:val="Heading1"/>
         <w:pageBreakBefore/>
       </w:pPr>
-      <w:bookmarkStart w:id="3" w:name="_Toc240773166"/>
+      <w:bookmarkStart w:id="3" w:name="_Toc240779348"/>
       <w:r>
         <w:lastRenderedPageBreak/>
         <w:t>2. The study</w:t>
@@ -3661,7 +3661,7 @@
           <w:left w:w="10" w:type="dxa"/>
           <w:right w:w="10" w:type="dxa"/>
         </w:tblCellMar>
-        <w:tblLook w:val="04A0" w:firstRow="1" w:lastRow="0" w:firstColumn="1" w:lastColumn="0" w:noHBand="0" w:noVBand="1"/>
+        <w:tblLook w:val="0000" w:firstRow="0" w:lastRow="0" w:firstColumn="0" w:lastColumn="0" w:noHBand="0" w:noVBand="0"/>
       </w:tblPr>
       <w:tblGrid>
         <w:gridCol w:w="2635"/>
@@ -4024,7 +4024,7 @@
           <w:left w:w="10" w:type="dxa"/>
           <w:right w:w="10" w:type="dxa"/>
         </w:tblCellMar>
-        <w:tblLook w:val="04A0" w:firstRow="1" w:lastRow="0" w:firstColumn="1" w:lastColumn="0" w:noHBand="0" w:noVBand="1"/>
+        <w:tblLook w:val="0000" w:firstRow="0" w:lastRow="0" w:firstColumn="0" w:lastColumn="0" w:noHBand="0" w:noVBand="0"/>
       </w:tblPr>
       <w:tblGrid>
         <w:gridCol w:w="2824"/>
@@ -4220,7 +4220,7 @@
       <w:pPr>
         <w:pStyle w:val="Heading2"/>
       </w:pPr>
-      <w:bookmarkStart w:id="4" w:name="_Toc240773167"/>
+      <w:bookmarkStart w:id="4" w:name="_Toc240779349"/>
       <w:r>
         <w:t>Explaining the study in two minutes</w:t>
       </w:r>
@@ -4239,7 +4239,7 @@
         <w:pStyle w:val="Heading1"/>
         <w:pageBreakBefore/>
       </w:pPr>
-      <w:bookmarkStart w:id="5" w:name="_Toc240773168"/>
+      <w:bookmarkStart w:id="5" w:name="_Toc240779350"/>
       <w:r>
         <w:lastRenderedPageBreak/>
         <w:t>3. Ethics and data protection</w:t>
@@ -4250,7 +4250,7 @@
       <w:pPr>
         <w:pStyle w:val="Heading2"/>
       </w:pPr>
-      <w:bookmarkStart w:id="6" w:name="_Toc240773169"/>
+      <w:bookmarkStart w:id="6" w:name="_Toc240779351"/>
       <w:r>
         <w:t>3.1 Principles you must apply</w:t>
       </w:r>
@@ -4271,7 +4271,7 @@
           <w:left w:w="10" w:type="dxa"/>
           <w:right w:w="10" w:type="dxa"/>
         </w:tblCellMar>
-        <w:tblLook w:val="04A0" w:firstRow="1" w:lastRow="0" w:firstColumn="1" w:lastColumn="0" w:noHBand="0" w:noVBand="1"/>
+        <w:tblLook w:val="0000" w:firstRow="0" w:lastRow="0" w:firstColumn="0" w:lastColumn="0" w:noHBand="0" w:noVBand="0"/>
       </w:tblPr>
       <w:tblGrid>
         <w:gridCol w:w="2447"/>
@@ -4700,7 +4700,7 @@
       <w:pPr>
         <w:pStyle w:val="Heading2"/>
       </w:pPr>
-      <w:bookmarkStart w:id="7" w:name="_Toc240773170"/>
+      <w:bookmarkStart w:id="7" w:name="_Toc240779352"/>
       <w:r>
         <w:t>3.2 What respondents are told (PIS v1.3, summary)</w:t>
       </w:r>
@@ -4806,7 +4806,7 @@
       <w:pPr>
         <w:pStyle w:val="Heading2"/>
       </w:pPr>
-      <w:bookmarkStart w:id="8" w:name="_Toc240773171"/>
+      <w:bookmarkStart w:id="8" w:name="_Toc240779353"/>
       <w:r>
         <w:t>3.3 Data protection rules</w:t>
       </w:r>
@@ -4938,7 +4938,7 @@
       <w:pPr>
         <w:pStyle w:val="Heading2"/>
       </w:pPr>
-      <w:bookmarkStart w:id="9" w:name="_Toc240773172"/>
+      <w:bookmarkStart w:id="9" w:name="_Toc240779354"/>
       <w:r>
         <w:t>3.4 Your devices</w:t>
       </w:r>
@@ -5018,7 +5018,7 @@
       <w:pPr>
         <w:pStyle w:val="Heading2"/>
       </w:pPr>
-      <w:bookmarkStart w:id="10" w:name="_Toc240773173"/>
+      <w:bookmarkStart w:id="10" w:name="_Toc240779355"/>
       <w:r>
         <w:t>3.5 Conduct</w:t>
       </w:r>
@@ -5099,7 +5099,7 @@
         <w:pStyle w:val="Heading1"/>
         <w:pageBreakBefore/>
       </w:pPr>
-      <w:bookmarkStart w:id="11" w:name="_Toc240773174"/>
+      <w:bookmarkStart w:id="11" w:name="_Toc240779356"/>
       <w:r>
         <w:lastRenderedPageBreak/>
         <w:t>4. The portal and the forms</w:t>
@@ -5110,7 +5110,7 @@
       <w:pPr>
         <w:pStyle w:val="Heading2"/>
       </w:pPr>
-      <w:bookmarkStart w:id="12" w:name="_Toc240773175"/>
+      <w:bookmarkStart w:id="12" w:name="_Toc240779357"/>
       <w:r>
         <w:t>Signing in</w:t>
       </w:r>
@@ -5193,7 +5193,7 @@
           <w:noProof/>
         </w:rPr>
         <w:drawing>
-          <wp:inline distT="0" distB="0" distL="0" distR="0" wp14:anchorId="67DD1613" wp14:editId="27A4C3DA">
+          <wp:inline distT="0" distB="0" distL="0" distR="0" wp14:anchorId="1A399594" wp14:editId="2E2BFF78">
             <wp:extent cx="5334000" cy="2333625"/>
             <wp:effectExtent l="0" t="0" r="0" b="0"/>
             <wp:docPr id="1" name="adm_login.jpg" descr="The sign-in screen for all internal staff." title="The sign-in screen for all internal staff."/>
@@ -5301,7 +5301,7 @@
           <w:left w:w="10" w:type="dxa"/>
           <w:right w:w="10" w:type="dxa"/>
         </w:tblCellMar>
-        <w:tblLook w:val="04A0" w:firstRow="1" w:lastRow="0" w:firstColumn="1" w:lastColumn="0" w:noHBand="0" w:noVBand="1"/>
+        <w:tblLook w:val="0000" w:firstRow="0" w:lastRow="0" w:firstColumn="0" w:lastColumn="0" w:noHBand="0" w:noVBand="0"/>
       </w:tblPr>
       <w:tblGrid>
         <w:gridCol w:w="9412"/>
@@ -5360,7 +5360,7 @@
       <w:pPr>
         <w:pStyle w:val="Heading2"/>
       </w:pPr>
-      <w:bookmarkStart w:id="13" w:name="_Toc240773176"/>
+      <w:bookmarkStart w:id="13" w:name="_Toc240779358"/>
       <w:r>
         <w:t>Finding your way around</w:t>
       </w:r>
@@ -5535,7 +5535,7 @@
         </w:rPr>
         <w:lastRenderedPageBreak/>
         <w:drawing>
-          <wp:inline distT="0" distB="0" distL="0" distR="0" wp14:anchorId="76FA39B7" wp14:editId="7885122B">
+          <wp:inline distT="0" distB="0" distL="0" distR="0" wp14:anchorId="68F47AFA" wp14:editId="061EC79A">
             <wp:extent cx="5715000" cy="1876425"/>
             <wp:effectExtent l="0" t="0" r="0" b="0"/>
             <wp:docPr id="2" name="adm_not_your_role.jpg" descr="Opening a screen outside your role (for example from an old bookmark) shows this card instead of the screen." title="Opening a screen outside your role (for example from an old bookmark) shows this card instead of the screen."/>
@@ -5604,7 +5604,7 @@
       <w:pPr>
         <w:pStyle w:val="Heading2"/>
       </w:pPr>
-      <w:bookmarkStart w:id="14" w:name="_Toc240773177"/>
+      <w:bookmarkStart w:id="14" w:name="_Toc240779359"/>
       <w:r>
         <w:t>Roles</w:t>
       </w:r>
@@ -5625,7 +5625,7 @@
           <w:left w:w="10" w:type="dxa"/>
           <w:right w:w="10" w:type="dxa"/>
         </w:tblCellMar>
-        <w:tblLook w:val="04A0" w:firstRow="1" w:lastRow="0" w:firstColumn="1" w:lastColumn="0" w:noHBand="0" w:noVBand="1"/>
+        <w:tblLook w:val="0000" w:firstRow="0" w:lastRow="0" w:firstColumn="0" w:lastColumn="0" w:noHBand="0" w:noVBand="0"/>
       </w:tblPr>
       <w:tblGrid>
         <w:gridCol w:w="2071"/>
@@ -6386,7 +6386,7 @@
       <w:pPr>
         <w:pStyle w:val="Heading2"/>
       </w:pPr>
-      <w:bookmarkStart w:id="15" w:name="_Toc240773178"/>
+      <w:bookmarkStart w:id="15" w:name="_Toc240779360"/>
       <w:r>
         <w:t>Case statuses you will see</w:t>
       </w:r>
@@ -6407,7 +6407,7 @@
           <w:left w:w="10" w:type="dxa"/>
           <w:right w:w="10" w:type="dxa"/>
         </w:tblCellMar>
-        <w:tblLook w:val="04A0" w:firstRow="1" w:lastRow="0" w:firstColumn="1" w:lastColumn="0" w:noHBand="0" w:noVBand="1"/>
+        <w:tblLook w:val="0000" w:firstRow="0" w:lastRow="0" w:firstColumn="0" w:lastColumn="0" w:noHBand="0" w:noVBand="0"/>
       </w:tblPr>
       <w:tblGrid>
         <w:gridCol w:w="847"/>
@@ -7901,7 +7901,7 @@
       <w:pPr>
         <w:pStyle w:val="Heading2"/>
       </w:pPr>
-      <w:bookmarkStart w:id="16" w:name="_Toc240773179"/>
+      <w:bookmarkStart w:id="16" w:name="_Toc240779361"/>
       <w:r>
         <w:t>The KoboToolbox forms</w:t>
       </w:r>
@@ -7922,7 +7922,7 @@
           <w:left w:w="10" w:type="dxa"/>
           <w:right w:w="10" w:type="dxa"/>
         </w:tblCellMar>
-        <w:tblLook w:val="04A0" w:firstRow="1" w:lastRow="0" w:firstColumn="1" w:lastColumn="0" w:noHBand="0" w:noVBand="1"/>
+        <w:tblLook w:val="0000" w:firstRow="0" w:lastRow="0" w:firstColumn="0" w:lastColumn="0" w:noHBand="0" w:noVBand="0"/>
       </w:tblPr>
       <w:tblGrid>
         <w:gridCol w:w="3388"/>
@@ -8285,7 +8285,7 @@
           <w:left w:w="10" w:type="dxa"/>
           <w:right w:w="10" w:type="dxa"/>
         </w:tblCellMar>
-        <w:tblLook w:val="04A0" w:firstRow="1" w:lastRow="0" w:firstColumn="1" w:lastColumn="0" w:noHBand="0" w:noVBand="1"/>
+        <w:tblLook w:val="0000" w:firstRow="0" w:lastRow="0" w:firstColumn="0" w:lastColumn="0" w:noHBand="0" w:noVBand="0"/>
       </w:tblPr>
       <w:tblGrid>
         <w:gridCol w:w="9412"/>
@@ -8345,7 +8345,7 @@
         <w:pStyle w:val="Heading1"/>
         <w:pageBreakBefore/>
       </w:pPr>
-      <w:bookmarkStart w:id="17" w:name="_Toc240773180"/>
+      <w:bookmarkStart w:id="17" w:name="_Toc240779362"/>
       <w:r>
         <w:lastRenderedPageBreak/>
         <w:t>5. Communication scripts</w:t>
@@ -8356,7 +8356,7 @@
       <w:pPr>
         <w:pStyle w:val="Heading2"/>
       </w:pPr>
-      <w:bookmarkStart w:id="18" w:name="_Toc240773181"/>
+      <w:bookmarkStart w:id="18" w:name="_Toc240779363"/>
       <w:r>
         <w:t>5.1 First phone call</w:t>
       </w:r>
@@ -8436,7 +8436,7 @@
       <w:pPr>
         <w:pStyle w:val="Heading2"/>
       </w:pPr>
-      <w:bookmarkStart w:id="19" w:name="_Toc240773182"/>
+      <w:bookmarkStart w:id="19" w:name="_Toc240779364"/>
       <w:r>
         <w:t>5.2 If they are busy</w:t>
       </w:r>
@@ -8454,7 +8454,7 @@
       <w:pPr>
         <w:pStyle w:val="Heading2"/>
       </w:pPr>
-      <w:bookmarkStart w:id="20" w:name="_Toc240773183"/>
+      <w:bookmarkStart w:id="20" w:name="_Toc240779365"/>
       <w:r>
         <w:t>5.3 Voicemail or no answer</w:t>
       </w:r>
@@ -8472,7 +8472,7 @@
       <w:pPr>
         <w:pStyle w:val="Heading2"/>
       </w:pPr>
-      <w:bookmarkStart w:id="21" w:name="_Toc240773184"/>
+      <w:bookmarkStart w:id="21" w:name="_Toc240779366"/>
       <w:r>
         <w:t>5.4 Common questions</w:t>
       </w:r>
@@ -8493,7 +8493,7 @@
           <w:left w:w="10" w:type="dxa"/>
           <w:right w:w="10" w:type="dxa"/>
         </w:tblCellMar>
-        <w:tblLook w:val="04A0" w:firstRow="1" w:lastRow="0" w:firstColumn="1" w:lastColumn="0" w:noHBand="0" w:noVBand="1"/>
+        <w:tblLook w:val="0000" w:firstRow="0" w:lastRow="0" w:firstColumn="0" w:lastColumn="0" w:noHBand="0" w:noVBand="0"/>
       </w:tblPr>
       <w:tblGrid>
         <w:gridCol w:w="3200"/>
@@ -8922,7 +8922,7 @@
       <w:pPr>
         <w:pStyle w:val="Heading2"/>
       </w:pPr>
-      <w:bookmarkStart w:id="22" w:name="_Toc240773185"/>
+      <w:bookmarkStart w:id="22" w:name="_Toc240779367"/>
       <w:r>
         <w:t>5.5 Refusals and withdrawals</w:t>
       </w:r>
@@ -8941,7 +8941,7 @@
         <w:pStyle w:val="Heading1"/>
         <w:pageBreakBefore/>
       </w:pPr>
-      <w:bookmarkStart w:id="23" w:name="_Toc240773186"/>
+      <w:bookmarkStart w:id="23" w:name="_Toc240779368"/>
       <w:r>
         <w:lastRenderedPageBreak/>
         <w:t>6. Role modules</w:t>
@@ -8960,7 +8960,7 @@
       <w:pPr>
         <w:pStyle w:val="Heading2"/>
       </w:pPr>
-      <w:bookmarkStart w:id="24" w:name="_Toc240773187"/>
+      <w:bookmarkStart w:id="24" w:name="_Toc240779369"/>
       <w:r>
         <w:t>Module A — Contact RA</w:t>
       </w:r>
@@ -9101,7 +9101,7 @@
           <w:noProof/>
         </w:rPr>
         <w:drawing>
-          <wp:inline distT="0" distB="0" distL="0" distR="0" wp14:anchorId="24170305" wp14:editId="21DB92FC">
+          <wp:inline distT="0" distB="0" distL="0" distR="0" wp14:anchorId="65DC1F4F" wp14:editId="48A9F4A9">
             <wp:extent cx="5334000" cy="2114550"/>
             <wp:effectExtent l="0" t="0" r="0" b="0"/>
             <wp:docPr id="3" name="adm_case_add_person.jpg" descr="Adding a person to a case." title="Adding a person to a case."/>
@@ -9305,7 +9305,7 @@
           <w:left w:w="10" w:type="dxa"/>
           <w:right w:w="10" w:type="dxa"/>
         </w:tblCellMar>
-        <w:tblLook w:val="04A0" w:firstRow="1" w:lastRow="0" w:firstColumn="1" w:lastColumn="0" w:noHBand="0" w:noVBand="1"/>
+        <w:tblLook w:val="0000" w:firstRow="0" w:lastRow="0" w:firstColumn="0" w:lastColumn="0" w:noHBand="0" w:noVBand="0"/>
       </w:tblPr>
       <w:tblGrid>
         <w:gridCol w:w="9412"/>
@@ -9476,7 +9476,7 @@
         </w:rPr>
         <w:lastRenderedPageBreak/>
         <w:drawing>
-          <wp:inline distT="0" distB="0" distL="0" distR="0" wp14:anchorId="7FA2A1EA" wp14:editId="1D2A7C14">
+          <wp:inline distT="0" distB="0" distL="0" distR="0" wp14:anchorId="3B1BE4DE" wp14:editId="3827DA96">
             <wp:extent cx="5334000" cy="1143000"/>
             <wp:effectExtent l="0" t="0" r="0" b="0"/>
             <wp:docPr id="4" name="cra_case_invitations_before.jpg" descr="Invitations panel before sending, with the history of earlier invitations." title="Invitations panel before sending, with the history of earlier invitations."/>
@@ -9605,7 +9605,7 @@
           <w:noProof/>
         </w:rPr>
         <w:drawing>
-          <wp:inline distT="0" distB="0" distL="0" distR="0" wp14:anchorId="01E6DEAA" wp14:editId="10F8D99B">
+          <wp:inline distT="0" distB="0" distL="0" distR="0" wp14:anchorId="6BF98056" wp14:editId="5DBD46E5">
             <wp:extent cx="5334000" cy="2152650"/>
             <wp:effectExtent l="0" t="0" r="0" b="0"/>
             <wp:docPr id="5" name="cra_case_invitation_sent.jpg" descr="The link, manual code and ready-written messages are shown once, with a send button for each channel." title="The link, manual code and ready-written messages are shown once, with a send button for each channel."/>
@@ -9859,7 +9859,7 @@
           <w:left w:w="10" w:type="dxa"/>
           <w:right w:w="10" w:type="dxa"/>
         </w:tblCellMar>
-        <w:tblLook w:val="04A0" w:firstRow="1" w:lastRow="0" w:firstColumn="1" w:lastColumn="0" w:noHBand="0" w:noVBand="1"/>
+        <w:tblLook w:val="0000" w:firstRow="0" w:lastRow="0" w:firstColumn="0" w:lastColumn="0" w:noHBand="0" w:noVBand="0"/>
       </w:tblPr>
       <w:tblGrid>
         <w:gridCol w:w="9412"/>
@@ -10045,7 +10045,7 @@
           <w:noProof/>
         </w:rPr>
         <w:drawing>
-          <wp:inline distT="0" distB="0" distL="0" distR="0" wp14:anchorId="35C0CB7B" wp14:editId="404AF2B1">
+          <wp:inline distT="0" distB="0" distL="0" distR="0" wp14:anchorId="4155AF82" wp14:editId="0F3AF2C9">
             <wp:extent cx="5334000" cy="1343025"/>
             <wp:effectExtent l="0" t="0" r="0" b="0"/>
             <wp:docPr id="6" name="adm_case_timeline.jpg" descr="Contact timeline and the form for logging an attempt." title="Contact timeline and the form for logging an attempt."/>
@@ -10255,7 +10255,7 @@
         </w:rPr>
         <w:lastRenderedPageBreak/>
         <w:drawing>
-          <wp:inline distT="0" distB="0" distL="0" distR="0" wp14:anchorId="164D554F" wp14:editId="2FCE657B">
+          <wp:inline distT="0" distB="0" distL="0" distR="0" wp14:anchorId="6380B35A" wp14:editId="5B6D7596">
             <wp:extent cx="5334000" cy="3333750"/>
             <wp:effectExtent l="0" t="0" r="0" b="0"/>
             <wp:docPr id="7" name="cra_follow_ups.jpg" descr="Follow-ups due. Contact RAs see only their own cases." title="Follow-ups due. Contact RAs see only their own cases."/>
@@ -10406,7 +10406,7 @@
           <w:left w:w="10" w:type="dxa"/>
           <w:right w:w="10" w:type="dxa"/>
         </w:tblCellMar>
-        <w:tblLook w:val="04A0" w:firstRow="1" w:lastRow="0" w:firstColumn="1" w:lastColumn="0" w:noHBand="0" w:noVBand="1"/>
+        <w:tblLook w:val="0000" w:firstRow="0" w:lastRow="0" w:firstColumn="0" w:lastColumn="0" w:noHBand="0" w:noVBand="0"/>
       </w:tblPr>
       <w:tblGrid>
         <w:gridCol w:w="9412"/>
@@ -10519,7 +10519,7 @@
           <w:noProof/>
         </w:rPr>
         <w:drawing>
-          <wp:inline distT="0" distB="0" distL="0" distR="0" wp14:anchorId="1C17F8DA" wp14:editId="5EB27C84">
+          <wp:inline distT="0" distB="0" distL="0" distR="0" wp14:anchorId="1144D8EE" wp14:editId="1942E959">
             <wp:extent cx="5334000" cy="2667000"/>
             <wp:effectExtent l="0" t="0" r="0" b="0"/>
             <wp:docPr id="8" name="cra_appointments.jpg" descr="Appointment Queue." title="Appointment Queue."/>
@@ -10830,7 +10830,7 @@
           <w:left w:w="10" w:type="dxa"/>
           <w:right w:w="10" w:type="dxa"/>
         </w:tblCellMar>
-        <w:tblLook w:val="04A0" w:firstRow="1" w:lastRow="0" w:firstColumn="1" w:lastColumn="0" w:noHBand="0" w:noVBand="1"/>
+        <w:tblLook w:val="0000" w:firstRow="0" w:lastRow="0" w:firstColumn="0" w:lastColumn="0" w:noHBand="0" w:noVBand="0"/>
       </w:tblPr>
       <w:tblGrid>
         <w:gridCol w:w="941"/>
@@ -11428,7 +11428,7 @@
       <w:pPr>
         <w:pStyle w:val="Heading2"/>
       </w:pPr>
-      <w:bookmarkStart w:id="25" w:name="_Toc240773188"/>
+      <w:bookmarkStart w:id="25" w:name="_Toc240779370"/>
       <w:r>
         <w:t>Module B — QUAN/Kobo QA RA</w:t>
       </w:r>
@@ -11477,7 +11477,7 @@
         </w:rPr>
         <w:lastRenderedPageBreak/>
         <w:drawing>
-          <wp:inline distT="0" distB="0" distL="0" distR="0" wp14:anchorId="005FAC13" wp14:editId="7158F964">
+          <wp:inline distT="0" distB="0" distL="0" distR="0" wp14:anchorId="36FEA85D" wp14:editId="628DD7FE">
             <wp:extent cx="5334000" cy="3333750"/>
             <wp:effectExtent l="0" t="0" r="0" b="0"/>
             <wp:docPr id="9" name="qa_queue.jpg" descr="QUAN QA Queue with the KoboToolbox sync panel." title="QUAN QA Queue with the KoboToolbox sync panel."/>
@@ -11674,7 +11674,7 @@
           <w:left w:w="10" w:type="dxa"/>
           <w:right w:w="10" w:type="dxa"/>
         </w:tblCellMar>
-        <w:tblLook w:val="04A0" w:firstRow="1" w:lastRow="0" w:firstColumn="1" w:lastColumn="0" w:noHBand="0" w:noVBand="1"/>
+        <w:tblLook w:val="0000" w:firstRow="0" w:lastRow="0" w:firstColumn="0" w:lastColumn="0" w:noHBand="0" w:noVBand="0"/>
       </w:tblPr>
       <w:tblGrid>
         <w:gridCol w:w="2353"/>
@@ -12120,7 +12120,7 @@
           <w:left w:w="10" w:type="dxa"/>
           <w:right w:w="10" w:type="dxa"/>
         </w:tblCellMar>
-        <w:tblLook w:val="04A0" w:firstRow="1" w:lastRow="0" w:firstColumn="1" w:lastColumn="0" w:noHBand="0" w:noVBand="1"/>
+        <w:tblLook w:val="0000" w:firstRow="0" w:lastRow="0" w:firstColumn="0" w:lastColumn="0" w:noHBand="0" w:noVBand="0"/>
       </w:tblPr>
       <w:tblGrid>
         <w:gridCol w:w="9412"/>
@@ -12278,7 +12278,7 @@
           <w:noProof/>
         </w:rPr>
         <w:drawing>
-          <wp:inline distT="0" distB="0" distL="0" distR="0" wp14:anchorId="7D645CC6" wp14:editId="0E48124A">
+          <wp:inline distT="0" distB="0" distL="0" distR="0" wp14:anchorId="76A40DCD" wp14:editId="0EB26C35">
             <wp:extent cx="5334000" cy="3333750"/>
             <wp:effectExtent l="0" t="0" r="0" b="0"/>
             <wp:docPr id="10" name="qa_exceptions.jpg" descr="QA Exception Queue." title="QA Exception Queue."/>
@@ -12539,7 +12539,7 @@
       <w:pPr>
         <w:pStyle w:val="Heading2"/>
       </w:pPr>
-      <w:bookmarkStart w:id="26" w:name="_Toc240773189"/>
+      <w:bookmarkStart w:id="26" w:name="_Toc240779371"/>
       <w:r>
         <w:t>Module C — KII RA</w:t>
       </w:r>
@@ -12588,7 +12588,7 @@
         </w:rPr>
         <w:lastRenderedPageBreak/>
         <w:drawing>
-          <wp:inline distT="0" distB="0" distL="0" distR="0" wp14:anchorId="7DF26C2F" wp14:editId="582D35F8">
+          <wp:inline distT="0" distB="0" distL="0" distR="0" wp14:anchorId="6DEDF51C" wp14:editId="5CE1146D">
             <wp:extent cx="5334000" cy="2667000"/>
             <wp:effectExtent l="0" t="0" r="0" b="0"/>
             <wp:docPr id="11" name="kii_new.jpg" descr="New KII Record." title="New KII Record."/>
@@ -12773,7 +12773,7 @@
           <w:noProof/>
         </w:rPr>
         <w:drawing>
-          <wp:inline distT="0" distB="0" distL="0" distR="0" wp14:anchorId="597C3E56" wp14:editId="0E7061E1">
+          <wp:inline distT="0" distB="0" distL="0" distR="0" wp14:anchorId="41D9911C" wp14:editId="52A0AE25">
             <wp:extent cx="5334000" cy="3333750"/>
             <wp:effectExtent l="0" t="0" r="0" b="0"/>
             <wp:docPr id="12" name="kii_register.jpg" descr="KII Register." title="KII Register."/>
@@ -12873,7 +12873,7 @@
         </w:rPr>
         <w:lastRenderedPageBreak/>
         <w:drawing>
-          <wp:inline distT="0" distB="0" distL="0" distR="0" wp14:anchorId="0867B927" wp14:editId="0E36BA6E">
+          <wp:inline distT="0" distB="0" distL="0" distR="0" wp14:anchorId="7945AC83" wp14:editId="00F80D16">
             <wp:extent cx="5334000" cy="3752850"/>
             <wp:effectExtent l="0" t="0" r="0" b="0"/>
             <wp:docPr id="13" name="kii_detail.jpg" descr="KII record: status, consent, transcript and coding." title="KII record: status, consent, transcript and coding."/>
@@ -13157,7 +13157,7 @@
           <w:noProof/>
         </w:rPr>
         <w:drawing>
-          <wp:inline distT="0" distB="0" distL="0" distR="0" wp14:anchorId="649AB658" wp14:editId="1E524A80">
+          <wp:inline distT="0" distB="0" distL="0" distR="0" wp14:anchorId="471AC342" wp14:editId="68C192A4">
             <wp:extent cx="5334000" cy="523875"/>
             <wp:effectExtent l="0" t="0" r="0" b="0"/>
             <wp:docPr id="14" name="kii_coding_locked.jpg" descr="Before consent: no interview link." title="Before consent: no interview link."/>
@@ -13257,7 +13257,7 @@
         </w:rPr>
         <w:lastRenderedPageBreak/>
         <w:drawing>
-          <wp:inline distT="0" distB="0" distL="0" distR="0" wp14:anchorId="5600E5FE" wp14:editId="7B8424C6">
+          <wp:inline distT="0" distB="0" distL="0" distR="0" wp14:anchorId="652396CF" wp14:editId="215D7F5C">
             <wp:extent cx="5334000" cy="742950"/>
             <wp:effectExtent l="0" t="0" r="0" b="0"/>
             <wp:docPr id="15" name="kii_coding_ready.jpg" descr="After consent: Continue this interview." title="After consent: Continue this interview."/>
@@ -13355,7 +13355,7 @@
           <w:left w:w="10" w:type="dxa"/>
           <w:right w:w="10" w:type="dxa"/>
         </w:tblCellMar>
-        <w:tblLook w:val="04A0" w:firstRow="1" w:lastRow="0" w:firstColumn="1" w:lastColumn="0" w:noHBand="0" w:noVBand="1"/>
+        <w:tblLook w:val="0000" w:firstRow="0" w:lastRow="0" w:firstColumn="0" w:lastColumn="0" w:noHBand="0" w:noVBand="0"/>
       </w:tblPr>
       <w:tblGrid>
         <w:gridCol w:w="9412"/>
@@ -13492,7 +13492,7 @@
       <w:pPr>
         <w:pStyle w:val="Heading2"/>
       </w:pPr>
-      <w:bookmarkStart w:id="27" w:name="_Toc240773190"/>
+      <w:bookmarkStart w:id="27" w:name="_Toc240779372"/>
       <w:r>
         <w:t>Module D — Documentary RA</w:t>
       </w:r>
@@ -13559,7 +13559,7 @@
         </w:rPr>
         <w:lastRenderedPageBreak/>
         <w:drawing>
-          <wp:inline distT="0" distB="0" distL="0" distR="0" wp14:anchorId="1783C887" wp14:editId="35B09B9D">
+          <wp:inline distT="0" distB="0" distL="0" distR="0" wp14:anchorId="1AEB9F13" wp14:editId="5C426DA6">
             <wp:extent cx="5334000" cy="4248150"/>
             <wp:effectExtent l="0" t="0" r="0" b="0"/>
             <wp:docPr id="16" name="doc_new.jpg" descr="New document: upload the file and let the AI do the rest." title="New document: upload the file and let the AI do the rest."/>
@@ -13849,83 +13849,20 @@
         <w:spacing w:after="80"/>
       </w:pPr>
     </w:p>
-    <w:tbl>
-      <w:tblPr>
-        <w:tblW w:w="9412" w:type="dxa"/>
-        <w:tblBorders>
-          <w:top w:val="single" w:sz="2" w:space="0" w:color="EAF2FA"/>
-          <w:left w:val="single" w:sz="24" w:space="0" w:color="2A6FB0"/>
-          <w:bottom w:val="single" w:sz="2" w:space="0" w:color="EAF2FA"/>
-          <w:right w:val="single" w:sz="2" w:space="0" w:color="EAF2FA"/>
-          <w:insideH w:val="single" w:sz="4" w:space="0" w:color="EAF2FA"/>
-          <w:insideV w:val="single" w:sz="4" w:space="0" w:color="EAF2FA"/>
-        </w:tblBorders>
-        <w:tblCellMar>
-          <w:left w:w="10" w:type="dxa"/>
-          <w:right w:w="10" w:type="dxa"/>
-        </w:tblCellMar>
-        <w:tblLook w:val="04A0" w:firstRow="1" w:lastRow="0" w:firstColumn="1" w:lastColumn="0" w:noHBand="0" w:noVBand="1"/>
-      </w:tblPr>
-      <w:tblGrid>
-        <w:gridCol w:w="9412"/>
-      </w:tblGrid>
-      <w:tr>
-        <w:tblPrEx>
-          <w:tblCellMar>
-            <w:top w:w="0" w:type="dxa"/>
-            <w:bottom w:w="0" w:type="dxa"/>
-          </w:tblCellMar>
-        </w:tblPrEx>
-        <w:trPr>
-          <w:cantSplit/>
-        </w:trPr>
-        <w:tc>
-          <w:tcPr>
-            <w:tcW w:w="9412" w:type="dxa"/>
-            <w:shd w:val="clear" w:color="auto" w:fill="EAF2FA"/>
-            <w:tcMar>
-              <w:top w:w="100" w:type="dxa"/>
-              <w:left w:w="180" w:type="dxa"/>
-              <w:bottom w:w="100" w:type="dxa"/>
-              <w:right w:w="160" w:type="dxa"/>
-            </w:tcMar>
-          </w:tcPr>
-          <w:p>
-            <w:pPr>
-              <w:spacing w:after="40"/>
-            </w:pPr>
-            <w:r>
-              <w:rPr>
-                <w:b/>
-                <w:bCs/>
-                <w:sz w:val="20"/>
-                <w:szCs w:val="20"/>
-              </w:rPr>
-              <w:t>One document, one chapter</w:t>
-            </w:r>
-          </w:p>
-          <w:p>
-            <w:pPr>
-              <w:spacing w:after="40" w:line="264" w:lineRule="auto"/>
-            </w:pPr>
-            <w:r>
-              <w:rPr>
-                <w:sz w:val="19"/>
-                <w:szCs w:val="19"/>
-              </w:rPr>
-              <w:t>For a long report, make one record per chapter you want coded: on each new record choose the same PDF and enter that chapter's pages. Put the chapter in the title (or leave the title empty: with a page range the AI names the part, for example “Title – Chapter 6: Agriculture (pp. 290-340)”).</w:t>
-            </w:r>
-          </w:p>
-        </w:tc>
-      </w:tr>
-    </w:tbl>
     <w:p>
       <w:pPr>
         <w:pStyle w:val="Heading3"/>
       </w:pPr>
       <w:r>
-        <w:lastRenderedPageBreak/>
-        <w:t>Adding a document by hand</w:t>
+        <w:t>Coding another chapter of the same document (Copy for another chapter)</w:t>
+      </w:r>
+    </w:p>
+    <w:p>
+      <w:pPr>
+        <w:spacing w:after="120" w:line="288" w:lineRule="auto"/>
+      </w:pPr>
+      <w:r>
+        <w:t>A long report holds several evidence units. Give each chapter you want coded its own record, so each gets its own ratings, its own DOC ID and its own row in the export. You do not upload the file again or retype the details:</w:t>
       </w:r>
     </w:p>
     <w:p>
@@ -13938,156 +13875,50 @@
         <w:spacing w:after="80" w:line="276" w:lineRule="auto"/>
       </w:pPr>
       <w:r>
-        <w:t xml:space="preserve">Select </w:t>
+        <w:lastRenderedPageBreak/>
+        <w:t xml:space="preserve">Open the record of the document and, under </w:t>
       </w:r>
       <w:r>
         <w:rPr>
           <w:b/>
           <w:bCs/>
         </w:rPr>
-        <w:t>Documents → New document</w:t>
-      </w:r>
-      <w:r>
-        <w:t xml:space="preserve"> and, below </w:t>
+        <w:t>Copy for another chapter</w:t>
+      </w:r>
+      <w:r>
+        <w:t xml:space="preserve">, enter the chapter's </w:t>
       </w:r>
       <w:r>
         <w:rPr>
           <w:b/>
           <w:bCs/>
         </w:rPr>
-        <w:t>Or enter the details yourself</w:t>
-      </w:r>
-      <w:r>
-        <w:t xml:space="preserve">, fill in </w:t>
+        <w:t>Pages to read</w:t>
+      </w:r>
+      <w:r>
+        <w:t xml:space="preserve"> (for example </w:t>
+      </w:r>
+      <w:r>
+        <w:rPr>
+          <w:rFonts w:ascii="Consolas" w:eastAsia="Consolas" w:hAnsi="Consolas" w:cs="Consolas"/>
+          <w:color w:val="122238"/>
+          <w:sz w:val="19"/>
+          <w:szCs w:val="19"/>
+        </w:rPr>
+        <w:t>290-340</w:t>
+      </w:r>
+      <w:r>
+        <w:t xml:space="preserve">) and, if you like, a </w:t>
       </w:r>
       <w:r>
         <w:rPr>
           <w:b/>
           <w:bCs/>
         </w:rPr>
-        <w:t>Title</w:t>
-      </w:r>
-      <w:r>
-        <w:t xml:space="preserve">, </w:t>
-      </w:r>
-      <w:r>
-        <w:rPr>
-          <w:b/>
-          <w:bCs/>
-        </w:rPr>
-        <w:t>Author / speaker</w:t>
-      </w:r>
-      <w:r>
-        <w:t xml:space="preserve">, </w:t>
-      </w:r>
-      <w:r>
-        <w:rPr>
-          <w:b/>
-          <w:bCs/>
-        </w:rPr>
-        <w:t>Source URL / reference</w:t>
-      </w:r>
-      <w:r>
-        <w:t xml:space="preserve">, </w:t>
-      </w:r>
-      <w:r>
-        <w:rPr>
-          <w:b/>
-          <w:bCs/>
-        </w:rPr>
-        <w:t>Document type</w:t>
-      </w:r>
-      <w:r>
-        <w:t xml:space="preserve"> (OFFICIAL, SECONDARY or PLATFORM), </w:t>
-      </w:r>
-      <w:r>
-        <w:rPr>
-          <w:b/>
-          <w:bCs/>
-        </w:rPr>
-        <w:t>Geographic scope</w:t>
-      </w:r>
-      <w:r>
-        <w:t xml:space="preserve"> and an </w:t>
-      </w:r>
-      <w:r>
-        <w:rPr>
-          <w:b/>
-          <w:bCs/>
-        </w:rPr>
-        <w:t>Evidence extract</w:t>
-      </w:r>
-      <w:r>
-        <w:t xml:space="preserve">, then select </w:t>
-      </w:r>
-      <w:r>
-        <w:rPr>
-          <w:b/>
-          <w:bCs/>
-        </w:rPr>
-        <w:t>Create document record</w:t>
-      </w:r>
-      <w:r>
-        <w:t>. The document ID (e.g. DOC-0025) is generated.</w:t>
-      </w:r>
-    </w:p>
-    <w:p>
-      <w:pPr>
-        <w:pStyle w:val="ListParagraph"/>
-        <w:numPr>
-          <w:ilvl w:val="0"/>
-          <w:numId w:val="17"/>
-        </w:numPr>
-        <w:spacing w:after="80" w:line="276" w:lineRule="auto"/>
-      </w:pPr>
-      <w:r>
-        <w:t xml:space="preserve">Then attach the source file (below). If AI drafting is on, ticking </w:t>
-      </w:r>
-      <w:r>
-        <w:rPr>
-          <w:b/>
-          <w:bCs/>
-        </w:rPr>
-        <w:t>Start Auto-fill as soon as the file is uploaded</w:t>
-      </w:r>
-      <w:r>
-        <w:t xml:space="preserve"> sends you straight to the draft.</w:t>
-      </w:r>
-    </w:p>
-    <w:p>
-      <w:pPr>
-        <w:spacing w:after="80"/>
-      </w:pPr>
-    </w:p>
-    <w:p>
-      <w:pPr>
-        <w:pStyle w:val="Heading3"/>
-      </w:pPr>
-      <w:r>
-        <w:t>Correcting a record's details</w:t>
-      </w:r>
-    </w:p>
-    <w:p>
-      <w:pPr>
-        <w:pStyle w:val="ListParagraph"/>
-        <w:numPr>
-          <w:ilvl w:val="0"/>
-          <w:numId w:val="18"/>
-        </w:numPr>
-        <w:spacing w:after="80" w:line="276" w:lineRule="auto"/>
-      </w:pPr>
-      <w:r>
-        <w:t xml:space="preserve">Open the record. Under </w:t>
-      </w:r>
-      <w:r>
-        <w:rPr>
-          <w:b/>
-          <w:bCs/>
-        </w:rPr>
-        <w:t>Record details</w:t>
-      </w:r>
-      <w:r>
-        <w:t xml:space="preserve"> you can edit the title, author, publication or event date, source URL or reference, geographic scope, value chain and document type.</w:t>
+        <w:t>Chapter title</w:t>
+      </w:r>
+      <w:r>
+        <w:t>. Leave the title empty and the AI names the part from its pages, for example “Title – Chapter 6: Agriculture (pp. 290-340)”.</w:t>
       </w:r>
     </w:p>
     <w:p>
@@ -14101,10 +13932,10 @@
           <w:noProof/>
         </w:rPr>
         <w:drawing>
-          <wp:inline distT="0" distB="0" distL="0" distR="0" wp14:anchorId="534EB531" wp14:editId="0D8A0CDE">
-            <wp:extent cx="5334000" cy="2038350"/>
+          <wp:inline distT="0" distB="0" distL="0" distR="0" wp14:anchorId="7B7559A9" wp14:editId="5FFD98DC">
+            <wp:extent cx="5334000" cy="1019175"/>
             <wp:effectExtent l="0" t="0" r="0" b="0"/>
-            <wp:docPr id="17" name="doc_record_details.jpg" descr="Record details: the details the AI filled in, ready to check." title="Record details: the details the AI filled in, ready to check."/>
+            <wp:docPr id="17" name="doc_copy_chapter.jpg" descr="Copy for another chapter: pages, and an optional title." title="Copy for another chapter: pages, and an optional title."/>
             <wp:cNvGraphicFramePr>
               <a:graphicFrameLocks xmlns:a="http://schemas.openxmlformats.org/drawingml/2006/main" noChangeAspect="1"/>
             </wp:cNvGraphicFramePr>
@@ -14127,7 +13958,7 @@
                   <pic:spPr bwMode="auto">
                     <a:xfrm>
                       <a:off x="0" y="0"/>
-                      <a:ext cx="5334000" cy="2038350"/>
+                      <a:ext cx="5334000" cy="1019175"/>
                     </a:xfrm>
                     <a:prstGeom prst="rect">
                       <a:avLst/>
@@ -14163,7 +13994,185 @@
           <w:sz w:val="17"/>
           <w:szCs w:val="17"/>
         </w:rPr>
-        <w:t>Record details: the details the AI filled in, ready to check.</w:t>
+        <w:t>Copy for another chapter: pages, and an optional title.</w:t>
+      </w:r>
+    </w:p>
+    <w:p>
+      <w:pPr>
+        <w:pStyle w:val="ListParagraph"/>
+        <w:numPr>
+          <w:ilvl w:val="0"/>
+          <w:numId w:val="17"/>
+        </w:numPr>
+        <w:spacing w:after="80" w:line="276" w:lineRule="auto"/>
+      </w:pPr>
+      <w:r>
+        <w:t xml:space="preserve">Select </w:t>
+      </w:r>
+      <w:r>
+        <w:rPr>
+          <w:b/>
+          <w:bCs/>
+        </w:rPr>
+        <w:t>Copy and auto-fill</w:t>
+      </w:r>
+      <w:r>
+        <w:t xml:space="preserve"> (or </w:t>
+      </w:r>
+      <w:r>
+        <w:rPr>
+          <w:b/>
+          <w:bCs/>
+        </w:rPr>
+        <w:t>Copy record</w:t>
+      </w:r>
+      <w:r>
+        <w:t xml:space="preserve"> if AI drafting is not switched on). A new record is created with the same author, date, source, type and scope, and </w:t>
+      </w:r>
+      <w:r>
+        <w:rPr>
+          <w:b/>
+          <w:bCs/>
+        </w:rPr>
+        <w:t>its own copy of the file</w:t>
+      </w:r>
+      <w:r>
+        <w:t>, so removing or replacing one file never affects the other.</w:t>
+      </w:r>
+    </w:p>
+    <w:p>
+      <w:pPr>
+        <w:pStyle w:val="ListParagraph"/>
+        <w:numPr>
+          <w:ilvl w:val="0"/>
+          <w:numId w:val="17"/>
+        </w:numPr>
+        <w:spacing w:after="80" w:line="276" w:lineRule="auto"/>
+      </w:pPr>
+      <w:r>
+        <w:t>With AI drafting on, the new record's review screen opens and the AI starts drafting that chapter. Review, save and submit it as usual.</w:t>
+      </w:r>
+    </w:p>
+    <w:p>
+      <w:pPr>
+        <w:pStyle w:val="ListParagraph"/>
+        <w:numPr>
+          <w:ilvl w:val="0"/>
+          <w:numId w:val="17"/>
+        </w:numPr>
+        <w:spacing w:after="80" w:line="276" w:lineRule="auto"/>
+      </w:pPr>
+      <w:r>
+        <w:t xml:space="preserve">Authenticity and Include or Exclude are </w:t>
+      </w:r>
+      <w:r>
+        <w:rPr>
+          <w:b/>
+          <w:bCs/>
+        </w:rPr>
+        <w:t>not</w:t>
+      </w:r>
+      <w:r>
+        <w:t xml:space="preserve"> copied: assess each chapter on its own. Repeat for every chapter you want coded.</w:t>
+      </w:r>
+    </w:p>
+    <w:p>
+      <w:pPr>
+        <w:spacing w:after="80"/>
+      </w:pPr>
+    </w:p>
+    <w:tbl>
+      <w:tblPr>
+        <w:tblW w:w="9412" w:type="dxa"/>
+        <w:tblBorders>
+          <w:top w:val="single" w:sz="2" w:space="0" w:color="EAF2FA"/>
+          <w:left w:val="single" w:sz="24" w:space="0" w:color="2A6FB0"/>
+          <w:bottom w:val="single" w:sz="2" w:space="0" w:color="EAF2FA"/>
+          <w:right w:val="single" w:sz="2" w:space="0" w:color="EAF2FA"/>
+          <w:insideH w:val="single" w:sz="4" w:space="0" w:color="EAF2FA"/>
+          <w:insideV w:val="single" w:sz="4" w:space="0" w:color="EAF2FA"/>
+        </w:tblBorders>
+        <w:tblCellMar>
+          <w:left w:w="10" w:type="dxa"/>
+          <w:right w:w="10" w:type="dxa"/>
+        </w:tblCellMar>
+        <w:tblLook w:val="0000" w:firstRow="0" w:lastRow="0" w:firstColumn="0" w:lastColumn="0" w:noHBand="0" w:noVBand="0"/>
+      </w:tblPr>
+      <w:tblGrid>
+        <w:gridCol w:w="9412"/>
+      </w:tblGrid>
+      <w:tr>
+        <w:tblPrEx>
+          <w:tblCellMar>
+            <w:top w:w="0" w:type="dxa"/>
+            <w:bottom w:w="0" w:type="dxa"/>
+          </w:tblCellMar>
+        </w:tblPrEx>
+        <w:trPr>
+          <w:cantSplit/>
+        </w:trPr>
+        <w:tc>
+          <w:tcPr>
+            <w:tcW w:w="9412" w:type="dxa"/>
+            <w:shd w:val="clear" w:color="auto" w:fill="EAF2FA"/>
+            <w:tcMar>
+              <w:top w:w="100" w:type="dxa"/>
+              <w:left w:w="180" w:type="dxa"/>
+              <w:bottom w:w="100" w:type="dxa"/>
+              <w:right w:w="160" w:type="dxa"/>
+            </w:tcMar>
+          </w:tcPr>
+          <w:p>
+            <w:pPr>
+              <w:spacing w:after="40"/>
+            </w:pPr>
+            <w:r>
+              <w:rPr>
+                <w:b/>
+                <w:bCs/>
+                <w:sz w:val="20"/>
+                <w:szCs w:val="20"/>
+              </w:rPr>
+              <w:t>Copy needs a file</w:t>
+            </w:r>
+          </w:p>
+          <w:p>
+            <w:pPr>
+              <w:spacing w:after="40" w:line="264" w:lineRule="auto"/>
+            </w:pPr>
+            <w:r>
+              <w:rPr>
+                <w:sz w:val="19"/>
+                <w:szCs w:val="19"/>
+              </w:rPr>
+              <w:t xml:space="preserve">The </w:t>
+            </w:r>
+            <w:r>
+              <w:rPr>
+                <w:b/>
+                <w:bCs/>
+                <w:sz w:val="19"/>
+                <w:szCs w:val="19"/>
+              </w:rPr>
+              <w:t>Copy for another chapter</w:t>
+            </w:r>
+            <w:r>
+              <w:rPr>
+                <w:sz w:val="19"/>
+                <w:szCs w:val="19"/>
+              </w:rPr>
+              <w:t xml:space="preserve"> panel appears once a record has its source file. A title or pages is required, and a long PDF needs a page range (or the whole-document option). If the pages are not valid nothing is created.</w:t>
+            </w:r>
+          </w:p>
+        </w:tc>
+      </w:tr>
+    </w:tbl>
+    <w:p>
+      <w:pPr>
+        <w:pStyle w:val="Heading3"/>
+      </w:pPr>
+      <w:r>
+        <w:t>Adding a document by hand</w:t>
       </w:r>
     </w:p>
     <w:p>
@@ -14183,10 +14192,113 @@
           <w:b/>
           <w:bCs/>
         </w:rPr>
-        <w:t>Save details</w:t>
-      </w:r>
-      <w:r>
-        <w:t>. The details appear in the coding form's Section A: on the review screen they show in grey, and the corrected values are the ones submitted to KoboToolbox.</w:t>
+        <w:t>Documents → New document</w:t>
+      </w:r>
+      <w:r>
+        <w:t xml:space="preserve"> and, below </w:t>
+      </w:r>
+      <w:r>
+        <w:rPr>
+          <w:b/>
+          <w:bCs/>
+        </w:rPr>
+        <w:t>Or enter the details yourself</w:t>
+      </w:r>
+      <w:r>
+        <w:t xml:space="preserve">, fill in </w:t>
+      </w:r>
+      <w:r>
+        <w:rPr>
+          <w:b/>
+          <w:bCs/>
+        </w:rPr>
+        <w:t>Title</w:t>
+      </w:r>
+      <w:r>
+        <w:t xml:space="preserve">, </w:t>
+      </w:r>
+      <w:r>
+        <w:rPr>
+          <w:b/>
+          <w:bCs/>
+        </w:rPr>
+        <w:t>Author / speaker</w:t>
+      </w:r>
+      <w:r>
+        <w:t xml:space="preserve">, </w:t>
+      </w:r>
+      <w:r>
+        <w:rPr>
+          <w:b/>
+          <w:bCs/>
+        </w:rPr>
+        <w:t>Source URL / reference</w:t>
+      </w:r>
+      <w:r>
+        <w:t xml:space="preserve">, </w:t>
+      </w:r>
+      <w:r>
+        <w:rPr>
+          <w:b/>
+          <w:bCs/>
+        </w:rPr>
+        <w:t>Document type</w:t>
+      </w:r>
+      <w:r>
+        <w:t xml:space="preserve"> (OFFICIAL, SECONDARY or PLATFORM), </w:t>
+      </w:r>
+      <w:r>
+        <w:rPr>
+          <w:b/>
+          <w:bCs/>
+        </w:rPr>
+        <w:t>Geographic scope</w:t>
+      </w:r>
+      <w:r>
+        <w:t xml:space="preserve"> and an </w:t>
+      </w:r>
+      <w:r>
+        <w:rPr>
+          <w:b/>
+          <w:bCs/>
+        </w:rPr>
+        <w:t>Evidence extract</w:t>
+      </w:r>
+      <w:r>
+        <w:t xml:space="preserve">, then select </w:t>
+      </w:r>
+      <w:r>
+        <w:rPr>
+          <w:b/>
+          <w:bCs/>
+        </w:rPr>
+        <w:t>Create document record</w:t>
+      </w:r>
+      <w:r>
+        <w:t>. The document ID (e.g. DOC-0025) is generated.</w:t>
+      </w:r>
+    </w:p>
+    <w:p>
+      <w:pPr>
+        <w:pStyle w:val="ListParagraph"/>
+        <w:numPr>
+          <w:ilvl w:val="0"/>
+          <w:numId w:val="18"/>
+        </w:numPr>
+        <w:spacing w:after="80" w:line="276" w:lineRule="auto"/>
+      </w:pPr>
+      <w:r>
+        <w:t xml:space="preserve">Then attach the source file (below). If AI drafting is on, ticking </w:t>
+      </w:r>
+      <w:r>
+        <w:rPr>
+          <w:b/>
+          <w:bCs/>
+        </w:rPr>
+        <w:t>Start Auto-fill as soon as the file is uploaded</w:t>
+      </w:r>
+      <w:r>
+        <w:t xml:space="preserve"> sends you straight to the draft.</w:t>
       </w:r>
     </w:p>
     <w:p>
@@ -14199,7 +14311,7 @@
         <w:pStyle w:val="Heading3"/>
       </w:pPr>
       <w:r>
-        <w:t>Attaching the source file, and removing a wrong one</w:t>
+        <w:t>Correcting a record's details</w:t>
       </w:r>
     </w:p>
     <w:p>
@@ -14212,27 +14324,17 @@
         <w:spacing w:after="80" w:line="276" w:lineRule="auto"/>
       </w:pPr>
       <w:r>
-        <w:t xml:space="preserve">On the document's page, under </w:t>
+        <w:t xml:space="preserve">Open the record. Under </w:t>
       </w:r>
       <w:r>
         <w:rPr>
           <w:b/>
           <w:bCs/>
         </w:rPr>
-        <w:t>Source file</w:t>
-      </w:r>
-      <w:r>
-        <w:t xml:space="preserve">, select </w:t>
-      </w:r>
-      <w:r>
-        <w:rPr>
-          <w:b/>
-          <w:bCs/>
-        </w:rPr>
-        <w:t>Choose File</w:t>
-      </w:r>
-      <w:r>
-        <w:t xml:space="preserve"> and pick the source: a PDF, a scan or photo (JPG or PNG), a Word (.docx) or Excel (.xlsx) file, or a text or CSV file. Audio and video can be attached as a reference. The limit is 20 MB. The file is stored privately on the server.</w:t>
+        <w:t>Record details</w:t>
+      </w:r>
+      <w:r>
+        <w:t xml:space="preserve"> you can edit the title, author, publication or event date, source URL or reference, geographic scope, value chain and document type.</w:t>
       </w:r>
     </w:p>
     <w:p>
@@ -14246,10 +14348,10 @@
           <w:noProof/>
         </w:rPr>
         <w:drawing>
-          <wp:inline distT="0" distB="0" distL="0" distR="0" wp14:anchorId="041C61FD" wp14:editId="4FE7E95F">
-            <wp:extent cx="5334000" cy="952500"/>
+          <wp:inline distT="0" distB="0" distL="0" distR="0" wp14:anchorId="1EDE227D" wp14:editId="4ADDE4D5">
+            <wp:extent cx="5334000" cy="2038350"/>
             <wp:effectExtent l="0" t="0" r="0" b="0"/>
-            <wp:docPr id="18" name="doc_source_file.jpg" descr="Source file: the file name, size and date, with Remove file beside it." title="Source file: the file name, size and date, with Remove file beside it."/>
+            <wp:docPr id="18" name="doc_record_details.jpg" descr="Record details: the details the AI filled in, ready to check." title="Record details: the details the AI filled in, ready to check."/>
             <wp:cNvGraphicFramePr>
               <a:graphicFrameLocks xmlns:a="http://schemas.openxmlformats.org/drawingml/2006/main" noChangeAspect="1"/>
             </wp:cNvGraphicFramePr>
@@ -14272,7 +14374,7 @@
                   <pic:spPr bwMode="auto">
                     <a:xfrm>
                       <a:off x="0" y="0"/>
-                      <a:ext cx="5334000" cy="952500"/>
+                      <a:ext cx="5334000" cy="2038350"/>
                     </a:xfrm>
                     <a:prstGeom prst="rect">
                       <a:avLst/>
@@ -14308,7 +14410,7 @@
           <w:sz w:val="17"/>
           <w:szCs w:val="17"/>
         </w:rPr>
-        <w:t>Source file: the file name, size and date, with Remove file beside it.</w:t>
+        <w:t>Record details: the details the AI filled in, ready to check.</w:t>
       </w:r>
     </w:p>
     <w:p>
@@ -14321,63 +14423,18 @@
         <w:spacing w:after="80" w:line="276" w:lineRule="auto"/>
       </w:pPr>
       <w:r>
-        <w:t xml:space="preserve">A bar shows how much of the file has been sent. A large file on a slow connection can take a minute or two: wait until it says </w:t>
+        <w:lastRenderedPageBreak/>
+        <w:t xml:space="preserve">Select </w:t>
       </w:r>
       <w:r>
         <w:rPr>
           <w:b/>
           <w:bCs/>
         </w:rPr>
-        <w:t>Saving…</w:t>
-      </w:r>
-      <w:r>
-        <w:t xml:space="preserve"> and the file name appears. If </w:t>
-      </w:r>
-      <w:r>
-        <w:rPr>
-          <w:b/>
-          <w:bCs/>
-        </w:rPr>
-        <w:t>Start Auto-fill as soon as the file is uploaded</w:t>
-      </w:r>
-      <w:r>
-        <w:t xml:space="preserve"> is ticked (it is by default), the review screen then opens and the AI starts reading.</w:t>
-      </w:r>
-    </w:p>
-    <w:p>
-      <w:pPr>
-        <w:pStyle w:val="ListParagraph"/>
-        <w:numPr>
-          <w:ilvl w:val="0"/>
-          <w:numId w:val="19"/>
-        </w:numPr>
-        <w:spacing w:after="80" w:line="276" w:lineRule="auto"/>
-      </w:pPr>
-      <w:r>
-        <w:t xml:space="preserve">Attached the wrong one? Select the red </w:t>
-      </w:r>
-      <w:r>
-        <w:rPr>
-          <w:b/>
-          <w:bCs/>
-        </w:rPr>
-        <w:t>Remove file</w:t>
-      </w:r>
-      <w:r>
-        <w:t xml:space="preserve"> link beside the file name and confirm. The file is deleted from the server and the record says “No file uploaded yet”. Then choose the right file.</w:t>
-      </w:r>
-    </w:p>
-    <w:p>
-      <w:pPr>
-        <w:pStyle w:val="ListParagraph"/>
-        <w:numPr>
-          <w:ilvl w:val="0"/>
-          <w:numId w:val="19"/>
-        </w:numPr>
-        <w:spacing w:after="80" w:line="276" w:lineRule="auto"/>
-      </w:pPr>
-      <w:r>
-        <w:t>Choosing another file straight away also replaces the old one.</w:t>
+        <w:t>Save details</w:t>
+      </w:r>
+      <w:r>
+        <w:t>. The details appear in the coding form's Section A: on the review screen they show in grey, and the corrected values are the ones submitted to KoboToolbox.</w:t>
       </w:r>
     </w:p>
     <w:p>
@@ -14385,83 +14442,12 @@
         <w:spacing w:after="80"/>
       </w:pPr>
     </w:p>
-    <w:tbl>
-      <w:tblPr>
-        <w:tblW w:w="9412" w:type="dxa"/>
-        <w:tblBorders>
-          <w:top w:val="single" w:sz="2" w:space="0" w:color="EAF2FA"/>
-          <w:left w:val="single" w:sz="24" w:space="0" w:color="2A6FB0"/>
-          <w:bottom w:val="single" w:sz="2" w:space="0" w:color="EAF2FA"/>
-          <w:right w:val="single" w:sz="2" w:space="0" w:color="EAF2FA"/>
-          <w:insideH w:val="single" w:sz="4" w:space="0" w:color="EAF2FA"/>
-          <w:insideV w:val="single" w:sz="4" w:space="0" w:color="EAF2FA"/>
-        </w:tblBorders>
-        <w:tblCellMar>
-          <w:left w:w="10" w:type="dxa"/>
-          <w:right w:w="10" w:type="dxa"/>
-        </w:tblCellMar>
-        <w:tblLook w:val="04A0" w:firstRow="1" w:lastRow="0" w:firstColumn="1" w:lastColumn="0" w:noHBand="0" w:noVBand="1"/>
-      </w:tblPr>
-      <w:tblGrid>
-        <w:gridCol w:w="9412"/>
-      </w:tblGrid>
-      <w:tr>
-        <w:tblPrEx>
-          <w:tblCellMar>
-            <w:top w:w="0" w:type="dxa"/>
-            <w:bottom w:w="0" w:type="dxa"/>
-          </w:tblCellMar>
-        </w:tblPrEx>
-        <w:trPr>
-          <w:cantSplit/>
-        </w:trPr>
-        <w:tc>
-          <w:tcPr>
-            <w:tcW w:w="9412" w:type="dxa"/>
-            <w:shd w:val="clear" w:color="auto" w:fill="EAF2FA"/>
-            <w:tcMar>
-              <w:top w:w="100" w:type="dxa"/>
-              <w:left w:w="180" w:type="dxa"/>
-              <w:bottom w:w="100" w:type="dxa"/>
-              <w:right w:w="160" w:type="dxa"/>
-            </w:tcMar>
-          </w:tcPr>
-          <w:p>
-            <w:pPr>
-              <w:spacing w:after="40"/>
-            </w:pPr>
-            <w:r>
-              <w:rPr>
-                <w:b/>
-                <w:bCs/>
-                <w:sz w:val="20"/>
-                <w:szCs w:val="20"/>
-              </w:rPr>
-              <w:lastRenderedPageBreak/>
-              <w:t>What goes with a removed file</w:t>
-            </w:r>
-          </w:p>
-          <w:p>
-            <w:pPr>
-              <w:spacing w:after="40" w:line="264" w:lineRule="auto"/>
-            </w:pPr>
-            <w:r>
-              <w:rPr>
-                <w:sz w:val="19"/>
-                <w:szCs w:val="19"/>
-              </w:rPr>
-              <w:t>An AI draft (see below) made from the removed or replaced file is discarded too, so a draft of the wrong document can never be reviewed and submitted for the right one. A draft that has already been submitted to KoboToolbox is kept as the record of what was filed. Removals are recorded in the audit log with the file name.</w:t>
-            </w:r>
-          </w:p>
-        </w:tc>
-      </w:tr>
-    </w:tbl>
     <w:p>
       <w:pPr>
         <w:pStyle w:val="Heading3"/>
       </w:pPr>
       <w:r>
-        <w:t>Assessing and including a document</w:t>
+        <w:t>Attaching the source file, and removing a wrong one</w:t>
       </w:r>
     </w:p>
     <w:p>
@@ -14474,14 +14460,14 @@
         <w:spacing w:after="80" w:line="276" w:lineRule="auto"/>
       </w:pPr>
       <w:r>
-        <w:t xml:space="preserve">In </w:t>
+        <w:t xml:space="preserve">On the document's page, under </w:t>
       </w:r>
       <w:r>
         <w:rPr>
           <w:b/>
           <w:bCs/>
         </w:rPr>
-        <w:t>Documents</w:t>
+        <w:t>Source file</w:t>
       </w:r>
       <w:r>
         <w:t xml:space="preserve">, select </w:t>
@@ -14491,10 +14477,10 @@
           <w:b/>
           <w:bCs/>
         </w:rPr>
-        <w:t>Manage</w:t>
-      </w:r>
-      <w:r>
-        <w:t xml:space="preserve"> on the record.</w:t>
+        <w:t>Choose File</w:t>
+      </w:r>
+      <w:r>
+        <w:t xml:space="preserve"> and pick the source: a PDF, a scan or photo (JPG or PNG), a Word (.docx) or Excel (.xlsx) file, or a text or CSV file. Audio and video can be attached as a reference. The limit is 20 MB. The file is stored privately on the server.</w:t>
       </w:r>
     </w:p>
     <w:p>
@@ -14508,10 +14494,10 @@
           <w:noProof/>
         </w:rPr>
         <w:drawing>
-          <wp:inline distT="0" distB="0" distL="0" distR="0" wp14:anchorId="0EF0BFC6" wp14:editId="44F9D5BD">
-            <wp:extent cx="5334000" cy="3333750"/>
+          <wp:inline distT="0" distB="0" distL="0" distR="0" wp14:anchorId="3DA0ADE6" wp14:editId="583C2752">
+            <wp:extent cx="5334000" cy="952500"/>
             <wp:effectExtent l="0" t="0" r="0" b="0"/>
-            <wp:docPr id="19" name="doc_register.jpg" descr="Documentary Evidence Corpus." title="Documentary Evidence Corpus."/>
+            <wp:docPr id="19" name="doc_source_file.jpg" descr="Source file: the file name, size and date, with Remove file beside it." title="Source file: the file name, size and date, with Remove file beside it."/>
             <wp:cNvGraphicFramePr>
               <a:graphicFrameLocks xmlns:a="http://schemas.openxmlformats.org/drawingml/2006/main" noChangeAspect="1"/>
             </wp:cNvGraphicFramePr>
@@ -14534,7 +14520,7 @@
                   <pic:spPr bwMode="auto">
                     <a:xfrm>
                       <a:off x="0" y="0"/>
-                      <a:ext cx="5334000" cy="3333750"/>
+                      <a:ext cx="5334000" cy="952500"/>
                     </a:xfrm>
                     <a:prstGeom prst="rect">
                       <a:avLst/>
@@ -14570,7 +14556,7 @@
           <w:sz w:val="17"/>
           <w:szCs w:val="17"/>
         </w:rPr>
-        <w:t>Documentary Evidence Corpus.</w:t>
+        <w:t>Source file: the file name, size and date, with Remove file beside it.</w:t>
       </w:r>
     </w:p>
     <w:p>
@@ -14583,27 +14569,179 @@
         <w:spacing w:after="80" w:line="276" w:lineRule="auto"/>
       </w:pPr>
       <w:r>
-        <w:t xml:space="preserve">Assess authenticity: select </w:t>
+        <w:t xml:space="preserve">A bar shows how much of the file has been sent. A large file on a slow connection can take a minute or two: wait until it says </w:t>
       </w:r>
       <w:r>
         <w:rPr>
           <w:b/>
           <w:bCs/>
         </w:rPr>
-        <w:t>Mark verified</w:t>
-      </w:r>
-      <w:r>
-        <w:t xml:space="preserve"> or </w:t>
+        <w:t>Saving…</w:t>
+      </w:r>
+      <w:r>
+        <w:t xml:space="preserve"> and the file name appears. If </w:t>
       </w:r>
       <w:r>
         <w:rPr>
           <w:b/>
           <w:bCs/>
         </w:rPr>
-        <w:t>Mark disputed</w:t>
-      </w:r>
-      <w:r>
-        <w:t>.</w:t>
+        <w:t>Start Auto-fill as soon as the file is uploaded</w:t>
+      </w:r>
+      <w:r>
+        <w:t xml:space="preserve"> is ticked (it is by default), the review screen then opens and the AI starts reading.</w:t>
+      </w:r>
+    </w:p>
+    <w:p>
+      <w:pPr>
+        <w:pStyle w:val="ListParagraph"/>
+        <w:numPr>
+          <w:ilvl w:val="0"/>
+          <w:numId w:val="20"/>
+        </w:numPr>
+        <w:spacing w:after="80" w:line="276" w:lineRule="auto"/>
+      </w:pPr>
+      <w:r>
+        <w:t xml:space="preserve">Attached the wrong one? Select the red </w:t>
+      </w:r>
+      <w:r>
+        <w:rPr>
+          <w:b/>
+          <w:bCs/>
+        </w:rPr>
+        <w:t>Remove file</w:t>
+      </w:r>
+      <w:r>
+        <w:t xml:space="preserve"> link beside the file name and confirm. The file is deleted from the server and the record says “No file uploaded yet”. Then choose the right file.</w:t>
+      </w:r>
+    </w:p>
+    <w:p>
+      <w:pPr>
+        <w:pStyle w:val="ListParagraph"/>
+        <w:numPr>
+          <w:ilvl w:val="0"/>
+          <w:numId w:val="20"/>
+        </w:numPr>
+        <w:spacing w:after="80" w:line="276" w:lineRule="auto"/>
+      </w:pPr>
+      <w:r>
+        <w:t>Choosing another file straight away also replaces the old one.</w:t>
+      </w:r>
+    </w:p>
+    <w:p>
+      <w:pPr>
+        <w:spacing w:after="80"/>
+      </w:pPr>
+    </w:p>
+    <w:tbl>
+      <w:tblPr>
+        <w:tblW w:w="9412" w:type="dxa"/>
+        <w:tblBorders>
+          <w:top w:val="single" w:sz="2" w:space="0" w:color="EAF2FA"/>
+          <w:left w:val="single" w:sz="24" w:space="0" w:color="2A6FB0"/>
+          <w:bottom w:val="single" w:sz="2" w:space="0" w:color="EAF2FA"/>
+          <w:right w:val="single" w:sz="2" w:space="0" w:color="EAF2FA"/>
+          <w:insideH w:val="single" w:sz="4" w:space="0" w:color="EAF2FA"/>
+          <w:insideV w:val="single" w:sz="4" w:space="0" w:color="EAF2FA"/>
+        </w:tblBorders>
+        <w:tblCellMar>
+          <w:left w:w="10" w:type="dxa"/>
+          <w:right w:w="10" w:type="dxa"/>
+        </w:tblCellMar>
+        <w:tblLook w:val="0000" w:firstRow="0" w:lastRow="0" w:firstColumn="0" w:lastColumn="0" w:noHBand="0" w:noVBand="0"/>
+      </w:tblPr>
+      <w:tblGrid>
+        <w:gridCol w:w="9412"/>
+      </w:tblGrid>
+      <w:tr>
+        <w:tblPrEx>
+          <w:tblCellMar>
+            <w:top w:w="0" w:type="dxa"/>
+            <w:bottom w:w="0" w:type="dxa"/>
+          </w:tblCellMar>
+        </w:tblPrEx>
+        <w:trPr>
+          <w:cantSplit/>
+        </w:trPr>
+        <w:tc>
+          <w:tcPr>
+            <w:tcW w:w="9412" w:type="dxa"/>
+            <w:shd w:val="clear" w:color="auto" w:fill="EAF2FA"/>
+            <w:tcMar>
+              <w:top w:w="100" w:type="dxa"/>
+              <w:left w:w="180" w:type="dxa"/>
+              <w:bottom w:w="100" w:type="dxa"/>
+              <w:right w:w="160" w:type="dxa"/>
+            </w:tcMar>
+          </w:tcPr>
+          <w:p>
+            <w:pPr>
+              <w:spacing w:after="40"/>
+            </w:pPr>
+            <w:r>
+              <w:rPr>
+                <w:b/>
+                <w:bCs/>
+                <w:sz w:val="20"/>
+                <w:szCs w:val="20"/>
+              </w:rPr>
+              <w:t>What goes with a removed file</w:t>
+            </w:r>
+          </w:p>
+          <w:p>
+            <w:pPr>
+              <w:spacing w:after="40" w:line="264" w:lineRule="auto"/>
+            </w:pPr>
+            <w:r>
+              <w:rPr>
+                <w:sz w:val="19"/>
+                <w:szCs w:val="19"/>
+              </w:rPr>
+              <w:t>An AI draft (see below) made from the removed or replaced file is discarded too, so a draft of the wrong document can never be reviewed and submitted for the right one. A draft that has already been submitted to KoboToolbox is kept as the record of what was filed. Removals are recorded in the audit log with the file name.</w:t>
+            </w:r>
+          </w:p>
+        </w:tc>
+      </w:tr>
+    </w:tbl>
+    <w:p>
+      <w:pPr>
+        <w:pStyle w:val="Heading3"/>
+      </w:pPr>
+      <w:r>
+        <w:t>Assessing and including a document</w:t>
+      </w:r>
+    </w:p>
+    <w:p>
+      <w:pPr>
+        <w:pStyle w:val="ListParagraph"/>
+        <w:numPr>
+          <w:ilvl w:val="0"/>
+          <w:numId w:val="21"/>
+        </w:numPr>
+        <w:spacing w:after="80" w:line="276" w:lineRule="auto"/>
+      </w:pPr>
+      <w:r>
+        <w:t xml:space="preserve">In </w:t>
+      </w:r>
+      <w:r>
+        <w:rPr>
+          <w:b/>
+          <w:bCs/>
+        </w:rPr>
+        <w:t>Documents</w:t>
+      </w:r>
+      <w:r>
+        <w:t xml:space="preserve">, select </w:t>
+      </w:r>
+      <w:r>
+        <w:rPr>
+          <w:b/>
+          <w:bCs/>
+        </w:rPr>
+        <w:t>Manage</w:t>
+      </w:r>
+      <w:r>
+        <w:t xml:space="preserve"> on the record.</w:t>
       </w:r>
     </w:p>
     <w:p>
@@ -14616,11 +14754,12 @@
         <w:rPr>
           <w:noProof/>
         </w:rPr>
+        <w:lastRenderedPageBreak/>
         <w:drawing>
-          <wp:inline distT="0" distB="0" distL="0" distR="0" wp14:anchorId="3F898016" wp14:editId="1903B053">
-            <wp:extent cx="5334000" cy="3419475"/>
+          <wp:inline distT="0" distB="0" distL="0" distR="0" wp14:anchorId="16BD5BAB" wp14:editId="797271A7">
+            <wp:extent cx="5334000" cy="3333750"/>
             <wp:effectExtent l="0" t="0" r="0" b="0"/>
-            <wp:docPr id="20" name="doc_detail.jpg" descr="Document record: authenticity, QA status, memo and coding form." title="Document record: authenticity, QA status, memo and coding form."/>
+            <wp:docPr id="20" name="doc_register.jpg" descr="Documentary Evidence Corpus." title="Documentary Evidence Corpus."/>
             <wp:cNvGraphicFramePr>
               <a:graphicFrameLocks xmlns:a="http://schemas.openxmlformats.org/drawingml/2006/main" noChangeAspect="1"/>
             </wp:cNvGraphicFramePr>
@@ -14643,7 +14782,7 @@
                   <pic:spPr bwMode="auto">
                     <a:xfrm>
                       <a:off x="0" y="0"/>
-                      <a:ext cx="5334000" cy="3419475"/>
+                      <a:ext cx="5334000" cy="3333750"/>
                     </a:xfrm>
                     <a:prstGeom prst="rect">
                       <a:avLst/>
@@ -14679,7 +14818,7 @@
           <w:sz w:val="17"/>
           <w:szCs w:val="17"/>
         </w:rPr>
-        <w:t>Document record: authenticity, QA status, memo and coding form.</w:t>
+        <w:t>Documentary Evidence Corpus.</w:t>
       </w:r>
     </w:p>
     <w:p>
@@ -14687,20 +14826,19 @@
         <w:pStyle w:val="ListParagraph"/>
         <w:numPr>
           <w:ilvl w:val="0"/>
-          <w:numId w:val="20"/>
+          <w:numId w:val="21"/>
         </w:numPr>
         <w:spacing w:after="80" w:line="276" w:lineRule="auto"/>
       </w:pPr>
       <w:r>
-        <w:lastRenderedPageBreak/>
-        <w:t xml:space="preserve">Set the QA status: </w:t>
+        <w:t xml:space="preserve">Assess authenticity: select </w:t>
       </w:r>
       <w:r>
         <w:rPr>
           <w:b/>
           <w:bCs/>
         </w:rPr>
-        <w:t>Include</w:t>
+        <w:t>Mark verified</w:t>
       </w:r>
       <w:r>
         <w:t xml:space="preserve"> or </w:t>
@@ -14710,381 +14848,11 @@
           <w:b/>
           <w:bCs/>
         </w:rPr>
-        <w:t>Exclude</w:t>
-      </w:r>
-      <w:r>
-        <w:t>. A document cannot be included until authenticity has been assessed.</w:t>
-      </w:r>
-    </w:p>
-    <w:p>
-      <w:pPr>
-        <w:pStyle w:val="ListParagraph"/>
-        <w:numPr>
-          <w:ilvl w:val="0"/>
-          <w:numId w:val="20"/>
-        </w:numPr>
-        <w:spacing w:after="80" w:line="276" w:lineRule="auto"/>
-      </w:pPr>
-      <w:r>
-        <w:t xml:space="preserve">Write the </w:t>
-      </w:r>
-      <w:r>
-        <w:rPr>
-          <w:b/>
-          <w:bCs/>
-        </w:rPr>
-        <w:t>Interpretive memo</w:t>
-      </w:r>
-      <w:r>
-        <w:t xml:space="preserve"> (dispute reasons, interpretation notes) and select </w:t>
-      </w:r>
-      <w:r>
-        <w:rPr>
-          <w:b/>
-          <w:bCs/>
-        </w:rPr>
-        <w:t>Save memo</w:t>
+        <w:t>Mark disputed</w:t>
       </w:r>
       <w:r>
         <w:t>.</w:t>
       </w:r>
-    </w:p>
-    <w:p>
-      <w:pPr>
-        <w:pStyle w:val="ListParagraph"/>
-        <w:numPr>
-          <w:ilvl w:val="0"/>
-          <w:numId w:val="20"/>
-        </w:numPr>
-        <w:spacing w:after="80" w:line="276" w:lineRule="auto"/>
-      </w:pPr>
-      <w:r>
-        <w:t xml:space="preserve">Code the document (next two sections). The completed form's PDF then appears on the record, under </w:t>
-      </w:r>
-      <w:r>
-        <w:rPr>
-          <w:b/>
-          <w:bCs/>
-        </w:rPr>
-        <w:t>Completed coding form (KoboToolbox)</w:t>
-      </w:r>
-      <w:r>
-        <w:t>.</w:t>
-      </w:r>
-    </w:p>
-    <w:p>
-      <w:pPr>
-        <w:spacing w:after="80"/>
-      </w:pPr>
-    </w:p>
-    <w:p>
-      <w:pPr>
-        <w:pStyle w:val="Heading3"/>
-      </w:pPr>
-      <w:r>
-        <w:t>Coding a document: two ways</w:t>
-      </w:r>
-    </w:p>
-    <w:p>
-      <w:pPr>
-        <w:spacing w:after="120" w:line="288" w:lineRule="auto"/>
-      </w:pPr>
-      <w:r>
-        <w:t xml:space="preserve">The </w:t>
-      </w:r>
-      <w:r>
-        <w:rPr>
-          <w:b/>
-          <w:bCs/>
-        </w:rPr>
-        <w:t>Coding</w:t>
-      </w:r>
-      <w:r>
-        <w:t xml:space="preserve"> panel offers two buttons for the Document, Digital Platform &amp; Media Analysis Tool:</w:t>
-      </w:r>
-    </w:p>
-    <w:tbl>
-      <w:tblPr>
-        <w:tblW w:w="9412" w:type="dxa"/>
-        <w:tblBorders>
-          <w:top w:val="single" w:sz="4" w:space="0" w:color="D5DAE0"/>
-          <w:left w:val="single" w:sz="4" w:space="0" w:color="D5DAE0"/>
-          <w:bottom w:val="single" w:sz="4" w:space="0" w:color="D5DAE0"/>
-          <w:right w:val="single" w:sz="4" w:space="0" w:color="D5DAE0"/>
-          <w:insideH w:val="single" w:sz="4" w:space="0" w:color="D5DAE0"/>
-          <w:insideV w:val="single" w:sz="4" w:space="0" w:color="D5DAE0"/>
-        </w:tblBorders>
-        <w:tblCellMar>
-          <w:left w:w="10" w:type="dxa"/>
-          <w:right w:w="10" w:type="dxa"/>
-        </w:tblCellMar>
-        <w:tblLook w:val="04A0" w:firstRow="1" w:lastRow="0" w:firstColumn="1" w:lastColumn="0" w:noHBand="0" w:noVBand="1"/>
-      </w:tblPr>
-      <w:tblGrid>
-        <w:gridCol w:w="1882"/>
-        <w:gridCol w:w="4706"/>
-        <w:gridCol w:w="2824"/>
-      </w:tblGrid>
-      <w:tr>
-        <w:tblPrEx>
-          <w:tblCellMar>
-            <w:top w:w="0" w:type="dxa"/>
-            <w:bottom w:w="0" w:type="dxa"/>
-          </w:tblCellMar>
-        </w:tblPrEx>
-        <w:trPr>
-          <w:tblHeader/>
-        </w:trPr>
-        <w:tc>
-          <w:tcPr>
-            <w:tcW w:w="1882" w:type="dxa"/>
-            <w:shd w:val="clear" w:color="auto" w:fill="1B3350"/>
-            <w:tcMar>
-              <w:top w:w="70" w:type="dxa"/>
-              <w:left w:w="110" w:type="dxa"/>
-              <w:bottom w:w="70" w:type="dxa"/>
-              <w:right w:w="110" w:type="dxa"/>
-            </w:tcMar>
-          </w:tcPr>
-          <w:p>
-            <w:pPr>
-              <w:spacing w:after="40"/>
-            </w:pPr>
-            <w:r>
-              <w:rPr>
-                <w:b/>
-                <w:bCs/>
-                <w:color w:val="FFFFFF"/>
-                <w:sz w:val="19"/>
-                <w:szCs w:val="19"/>
-              </w:rPr>
-              <w:t>Button</w:t>
-            </w:r>
-          </w:p>
-        </w:tc>
-        <w:tc>
-          <w:tcPr>
-            <w:tcW w:w="4706" w:type="dxa"/>
-            <w:shd w:val="clear" w:color="auto" w:fill="1B3350"/>
-            <w:tcMar>
-              <w:top w:w="70" w:type="dxa"/>
-              <w:left w:w="110" w:type="dxa"/>
-              <w:bottom w:w="70" w:type="dxa"/>
-              <w:right w:w="110" w:type="dxa"/>
-            </w:tcMar>
-          </w:tcPr>
-          <w:p>
-            <w:pPr>
-              <w:spacing w:after="40"/>
-            </w:pPr>
-            <w:r>
-              <w:rPr>
-                <w:b/>
-                <w:bCs/>
-                <w:color w:val="FFFFFF"/>
-                <w:sz w:val="19"/>
-                <w:szCs w:val="19"/>
-              </w:rPr>
-              <w:t>What it does</w:t>
-            </w:r>
-          </w:p>
-        </w:tc>
-        <w:tc>
-          <w:tcPr>
-            <w:tcW w:w="2824" w:type="dxa"/>
-            <w:shd w:val="clear" w:color="auto" w:fill="1B3350"/>
-            <w:tcMar>
-              <w:top w:w="70" w:type="dxa"/>
-              <w:left w:w="110" w:type="dxa"/>
-              <w:bottom w:w="70" w:type="dxa"/>
-              <w:right w:w="110" w:type="dxa"/>
-            </w:tcMar>
-          </w:tcPr>
-          <w:p>
-            <w:pPr>
-              <w:spacing w:after="40"/>
-            </w:pPr>
-            <w:r>
-              <w:rPr>
-                <w:b/>
-                <w:bCs/>
-                <w:color w:val="FFFFFF"/>
-                <w:sz w:val="19"/>
-                <w:szCs w:val="19"/>
-              </w:rPr>
-              <w:t>Use it when</w:t>
-            </w:r>
-          </w:p>
-        </w:tc>
-      </w:tr>
-      <w:tr>
-        <w:tblPrEx>
-          <w:tblCellMar>
-            <w:top w:w="0" w:type="dxa"/>
-            <w:bottom w:w="0" w:type="dxa"/>
-          </w:tblCellMar>
-        </w:tblPrEx>
-        <w:trPr>
-          <w:cantSplit/>
-        </w:trPr>
-        <w:tc>
-          <w:tcPr>
-            <w:tcW w:w="1882" w:type="dxa"/>
-            <w:tcMar>
-              <w:top w:w="70" w:type="dxa"/>
-              <w:left w:w="110" w:type="dxa"/>
-              <w:bottom w:w="70" w:type="dxa"/>
-              <w:right w:w="110" w:type="dxa"/>
-            </w:tcMar>
-          </w:tcPr>
-          <w:p>
-            <w:pPr>
-              <w:spacing w:after="40"/>
-            </w:pPr>
-            <w:r>
-              <w:rPr>
-                <w:sz w:val="19"/>
-                <w:szCs w:val="19"/>
-              </w:rPr>
-              <w:t>Code this document</w:t>
-            </w:r>
-          </w:p>
-        </w:tc>
-        <w:tc>
-          <w:tcPr>
-            <w:tcW w:w="4706" w:type="dxa"/>
-            <w:tcMar>
-              <w:top w:w="70" w:type="dxa"/>
-              <w:left w:w="110" w:type="dxa"/>
-              <w:bottom w:w="70" w:type="dxa"/>
-              <w:right w:w="110" w:type="dxa"/>
-            </w:tcMar>
-          </w:tcPr>
-          <w:p>
-            <w:pPr>
-              <w:spacing w:after="40"/>
-            </w:pPr>
-            <w:r>
-              <w:rPr>
-                <w:sz w:val="19"/>
-                <w:szCs w:val="19"/>
-              </w:rPr>
-              <w:t>Opens the KoboToolbox Document Analysis Tool with the DOC ID, title, author, date and source already filled in. You answer every other question yourself.</w:t>
-            </w:r>
-          </w:p>
-        </w:tc>
-        <w:tc>
-          <w:tcPr>
-            <w:tcW w:w="2824" w:type="dxa"/>
-            <w:tcMar>
-              <w:top w:w="70" w:type="dxa"/>
-              <w:left w:w="110" w:type="dxa"/>
-              <w:bottom w:w="70" w:type="dxa"/>
-              <w:right w:w="110" w:type="dxa"/>
-            </w:tcMar>
-          </w:tcPr>
-          <w:p>
-            <w:pPr>
-              <w:spacing w:after="40"/>
-            </w:pPr>
-            <w:r>
-              <w:rPr>
-                <w:sz w:val="19"/>
-                <w:szCs w:val="19"/>
-              </w:rPr>
-              <w:t>You code by hand, or the source cannot be read by the AI.</w:t>
-            </w:r>
-          </w:p>
-        </w:tc>
-      </w:tr>
-      <w:tr>
-        <w:tblPrEx>
-          <w:tblCellMar>
-            <w:top w:w="0" w:type="dxa"/>
-            <w:bottom w:w="0" w:type="dxa"/>
-          </w:tblCellMar>
-        </w:tblPrEx>
-        <w:trPr>
-          <w:cantSplit/>
-        </w:trPr>
-        <w:tc>
-          <w:tcPr>
-            <w:tcW w:w="1882" w:type="dxa"/>
-            <w:shd w:val="clear" w:color="auto" w:fill="F8FAFB"/>
-            <w:tcMar>
-              <w:top w:w="70" w:type="dxa"/>
-              <w:left w:w="110" w:type="dxa"/>
-              <w:bottom w:w="70" w:type="dxa"/>
-              <w:right w:w="110" w:type="dxa"/>
-            </w:tcMar>
-          </w:tcPr>
-          <w:p>
-            <w:pPr>
-              <w:spacing w:after="40"/>
-            </w:pPr>
-            <w:r>
-              <w:rPr>
-                <w:sz w:val="19"/>
-                <w:szCs w:val="19"/>
-              </w:rPr>
-              <w:t>Auto-fill</w:t>
-            </w:r>
-          </w:p>
-        </w:tc>
-        <w:tc>
-          <w:tcPr>
-            <w:tcW w:w="4706" w:type="dxa"/>
-            <w:shd w:val="clear" w:color="auto" w:fill="F8FAFB"/>
-            <w:tcMar>
-              <w:top w:w="70" w:type="dxa"/>
-              <w:left w:w="110" w:type="dxa"/>
-              <w:bottom w:w="70" w:type="dxa"/>
-              <w:right w:w="110" w:type="dxa"/>
-            </w:tcMar>
-          </w:tcPr>
-          <w:p>
-            <w:pPr>
-              <w:spacing w:after="40"/>
-            </w:pPr>
-            <w:r>
-              <w:rPr>
-                <w:sz w:val="19"/>
-                <w:szCs w:val="19"/>
-              </w:rPr>
-              <w:t>Has the AI read the uploaded source file and draft answers to the whole form. You review, edit and submit.</w:t>
-            </w:r>
-          </w:p>
-        </w:tc>
-        <w:tc>
-          <w:tcPr>
-            <w:tcW w:w="2824" w:type="dxa"/>
-            <w:shd w:val="clear" w:color="auto" w:fill="F8FAFB"/>
-            <w:tcMar>
-              <w:top w:w="70" w:type="dxa"/>
-              <w:left w:w="110" w:type="dxa"/>
-              <w:bottom w:w="70" w:type="dxa"/>
-              <w:right w:w="110" w:type="dxa"/>
-            </w:tcMar>
-          </w:tcPr>
-          <w:p>
-            <w:pPr>
-              <w:spacing w:after="40"/>
-            </w:pPr>
-            <w:r>
-              <w:rPr>
-                <w:sz w:val="19"/>
-                <w:szCs w:val="19"/>
-              </w:rPr>
-              <w:t>A source file is uploaded and you want a fast first draft. The button only appears once the administrator has switched AI drafting on.</w:t>
-            </w:r>
-          </w:p>
-        </w:tc>
-      </w:tr>
-    </w:tbl>
-    <w:p>
-      <w:pPr>
-        <w:spacing w:after="120"/>
-      </w:pPr>
     </w:p>
     <w:p>
       <w:pPr>
@@ -15097,10 +14865,10 @@
           <w:noProof/>
         </w:rPr>
         <w:drawing>
-          <wp:inline distT="0" distB="0" distL="0" distR="0" wp14:anchorId="3D901BF2" wp14:editId="5C8CEACE">
-            <wp:extent cx="5715000" cy="904875"/>
+          <wp:inline distT="0" distB="0" distL="0" distR="0" wp14:anchorId="367F1F43" wp14:editId="45DF101A">
+            <wp:extent cx="5334000" cy="3419475"/>
             <wp:effectExtent l="0" t="0" r="0" b="0"/>
-            <wp:docPr id="21" name="doc_coding_buttons.jpg" descr="The Coding panel: Code this document, and Auto-fill." title="The Coding panel: Code this document, and Auto-fill."/>
+            <wp:docPr id="21" name="doc_detail.jpg" descr="Document record: authenticity, QA status, memo and coding form." title="Document record: authenticity, QA status, memo and coding form."/>
             <wp:cNvGraphicFramePr>
               <a:graphicFrameLocks xmlns:a="http://schemas.openxmlformats.org/drawingml/2006/main" noChangeAspect="1"/>
             </wp:cNvGraphicFramePr>
@@ -15123,7 +14891,7 @@
                   <pic:spPr bwMode="auto">
                     <a:xfrm>
                       <a:off x="0" y="0"/>
-                      <a:ext cx="5715000" cy="904875"/>
+                      <a:ext cx="5334000" cy="3419475"/>
                     </a:xfrm>
                     <a:prstGeom prst="rect">
                       <a:avLst/>
@@ -15159,15 +14927,7 @@
           <w:sz w:val="17"/>
           <w:szCs w:val="17"/>
         </w:rPr>
-        <w:t>The Coding panel: Code this document, and Auto-fill.</w:t>
-      </w:r>
-    </w:p>
-    <w:p>
-      <w:pPr>
-        <w:pStyle w:val="Heading3"/>
-      </w:pPr>
-      <w:r>
-        <w:t>Auto-fill: the AI drafts, you review</w:t>
+        <w:t>Document record: authenticity, QA status, memo and coding form.</w:t>
       </w:r>
     </w:p>
     <w:p>
@@ -15180,27 +14940,27 @@
         <w:spacing w:after="80" w:line="276" w:lineRule="auto"/>
       </w:pPr>
       <w:r>
-        <w:t xml:space="preserve">Attach the source file (above). Select </w:t>
+        <w:t xml:space="preserve">Set the QA status: </w:t>
       </w:r>
       <w:r>
         <w:rPr>
           <w:b/>
           <w:bCs/>
         </w:rPr>
-        <w:t>Auto-fill</w:t>
-      </w:r>
-      <w:r>
-        <w:t xml:space="preserve"> in the </w:t>
+        <w:t>Include</w:t>
+      </w:r>
+      <w:r>
+        <w:t xml:space="preserve"> or </w:t>
       </w:r>
       <w:r>
         <w:rPr>
           <w:b/>
           <w:bCs/>
         </w:rPr>
-        <w:t>Coding</w:t>
-      </w:r>
-      <w:r>
-        <w:t xml:space="preserve"> panel; the review screen opens.</w:t>
+        <w:t>Exclude</w:t>
+      </w:r>
+      <w:r>
+        <w:t>. A document cannot be included until authenticity has been assessed.</w:t>
       </w:r>
     </w:p>
     <w:p>
@@ -15213,40 +14973,366 @@
         <w:spacing w:after="80" w:line="276" w:lineRule="auto"/>
       </w:pPr>
       <w:r>
-        <w:t xml:space="preserve">If the file is a PDF of more than 100 pages, enter the </w:t>
+        <w:t xml:space="preserve">Write the </w:t>
       </w:r>
       <w:r>
         <w:rPr>
           <w:b/>
           <w:bCs/>
         </w:rPr>
-        <w:t>Pages to read</w:t>
-      </w:r>
-      <w:r>
-        <w:t xml:space="preserve">, for example </w:t>
-      </w:r>
-      <w:r>
-        <w:rPr>
-          <w:rFonts w:ascii="Consolas" w:eastAsia="Consolas" w:hAnsi="Consolas" w:cs="Consolas"/>
-          <w:color w:val="122238"/>
-          <w:sz w:val="19"/>
-          <w:szCs w:val="19"/>
-        </w:rPr>
-        <w:t>10-90</w:t>
-      </w:r>
-      <w:r>
-        <w:t xml:space="preserve">. The AI reads up to 100 pages at a time, so either choose the pages that make up this evidence unit, such as one chapter, or tick </w:t>
+        <w:t>Interpretive memo</w:t>
+      </w:r>
+      <w:r>
+        <w:t xml:space="preserve"> (dispute reasons, interpretation notes) and select </w:t>
       </w:r>
       <w:r>
         <w:rPr>
           <w:b/>
           <w:bCs/>
         </w:rPr>
-        <w:t>Read the whole document in parts</w:t>
-      </w:r>
-      <w:r>
-        <w:t xml:space="preserve"> (see “Coding a very long document” below). Its locators use the original page numbers. For shorter files, leave the box empty to read everything.</w:t>
-      </w:r>
+        <w:t>Save memo</w:t>
+      </w:r>
+      <w:r>
+        <w:t>.</w:t>
+      </w:r>
+    </w:p>
+    <w:p>
+      <w:pPr>
+        <w:pStyle w:val="ListParagraph"/>
+        <w:numPr>
+          <w:ilvl w:val="0"/>
+          <w:numId w:val="21"/>
+        </w:numPr>
+        <w:spacing w:after="80" w:line="276" w:lineRule="auto"/>
+      </w:pPr>
+      <w:r>
+        <w:t xml:space="preserve">Code the document (next two sections). The completed form's PDF then appears on the record, under </w:t>
+      </w:r>
+      <w:r>
+        <w:rPr>
+          <w:b/>
+          <w:bCs/>
+        </w:rPr>
+        <w:t>Completed coding form (KoboToolbox)</w:t>
+      </w:r>
+      <w:r>
+        <w:t>.</w:t>
+      </w:r>
+    </w:p>
+    <w:p>
+      <w:pPr>
+        <w:spacing w:after="80"/>
+      </w:pPr>
+    </w:p>
+    <w:p>
+      <w:pPr>
+        <w:pStyle w:val="Heading3"/>
+      </w:pPr>
+      <w:r>
+        <w:lastRenderedPageBreak/>
+        <w:t>Coding a document: two ways</w:t>
+      </w:r>
+    </w:p>
+    <w:p>
+      <w:pPr>
+        <w:spacing w:after="120" w:line="288" w:lineRule="auto"/>
+      </w:pPr>
+      <w:r>
+        <w:t xml:space="preserve">The </w:t>
+      </w:r>
+      <w:r>
+        <w:rPr>
+          <w:b/>
+          <w:bCs/>
+        </w:rPr>
+        <w:t>Coding</w:t>
+      </w:r>
+      <w:r>
+        <w:t xml:space="preserve"> panel offers two buttons for the Document, Digital Platform &amp; Media Analysis Tool:</w:t>
+      </w:r>
+    </w:p>
+    <w:tbl>
+      <w:tblPr>
+        <w:tblW w:w="9412" w:type="dxa"/>
+        <w:tblBorders>
+          <w:top w:val="single" w:sz="4" w:space="0" w:color="D5DAE0"/>
+          <w:left w:val="single" w:sz="4" w:space="0" w:color="D5DAE0"/>
+          <w:bottom w:val="single" w:sz="4" w:space="0" w:color="D5DAE0"/>
+          <w:right w:val="single" w:sz="4" w:space="0" w:color="D5DAE0"/>
+          <w:insideH w:val="single" w:sz="4" w:space="0" w:color="D5DAE0"/>
+          <w:insideV w:val="single" w:sz="4" w:space="0" w:color="D5DAE0"/>
+        </w:tblBorders>
+        <w:tblCellMar>
+          <w:left w:w="10" w:type="dxa"/>
+          <w:right w:w="10" w:type="dxa"/>
+        </w:tblCellMar>
+        <w:tblLook w:val="0000" w:firstRow="0" w:lastRow="0" w:firstColumn="0" w:lastColumn="0" w:noHBand="0" w:noVBand="0"/>
+      </w:tblPr>
+      <w:tblGrid>
+        <w:gridCol w:w="1882"/>
+        <w:gridCol w:w="4706"/>
+        <w:gridCol w:w="2824"/>
+      </w:tblGrid>
+      <w:tr>
+        <w:tblPrEx>
+          <w:tblCellMar>
+            <w:top w:w="0" w:type="dxa"/>
+            <w:bottom w:w="0" w:type="dxa"/>
+          </w:tblCellMar>
+        </w:tblPrEx>
+        <w:trPr>
+          <w:tblHeader/>
+        </w:trPr>
+        <w:tc>
+          <w:tcPr>
+            <w:tcW w:w="1882" w:type="dxa"/>
+            <w:shd w:val="clear" w:color="auto" w:fill="1B3350"/>
+            <w:tcMar>
+              <w:top w:w="70" w:type="dxa"/>
+              <w:left w:w="110" w:type="dxa"/>
+              <w:bottom w:w="70" w:type="dxa"/>
+              <w:right w:w="110" w:type="dxa"/>
+            </w:tcMar>
+          </w:tcPr>
+          <w:p>
+            <w:pPr>
+              <w:spacing w:after="40"/>
+            </w:pPr>
+            <w:r>
+              <w:rPr>
+                <w:b/>
+                <w:bCs/>
+                <w:color w:val="FFFFFF"/>
+                <w:sz w:val="19"/>
+                <w:szCs w:val="19"/>
+              </w:rPr>
+              <w:t>Button</w:t>
+            </w:r>
+          </w:p>
+        </w:tc>
+        <w:tc>
+          <w:tcPr>
+            <w:tcW w:w="4706" w:type="dxa"/>
+            <w:shd w:val="clear" w:color="auto" w:fill="1B3350"/>
+            <w:tcMar>
+              <w:top w:w="70" w:type="dxa"/>
+              <w:left w:w="110" w:type="dxa"/>
+              <w:bottom w:w="70" w:type="dxa"/>
+              <w:right w:w="110" w:type="dxa"/>
+            </w:tcMar>
+          </w:tcPr>
+          <w:p>
+            <w:pPr>
+              <w:spacing w:after="40"/>
+            </w:pPr>
+            <w:r>
+              <w:rPr>
+                <w:b/>
+                <w:bCs/>
+                <w:color w:val="FFFFFF"/>
+                <w:sz w:val="19"/>
+                <w:szCs w:val="19"/>
+              </w:rPr>
+              <w:t>What it does</w:t>
+            </w:r>
+          </w:p>
+        </w:tc>
+        <w:tc>
+          <w:tcPr>
+            <w:tcW w:w="2824" w:type="dxa"/>
+            <w:shd w:val="clear" w:color="auto" w:fill="1B3350"/>
+            <w:tcMar>
+              <w:top w:w="70" w:type="dxa"/>
+              <w:left w:w="110" w:type="dxa"/>
+              <w:bottom w:w="70" w:type="dxa"/>
+              <w:right w:w="110" w:type="dxa"/>
+            </w:tcMar>
+          </w:tcPr>
+          <w:p>
+            <w:pPr>
+              <w:spacing w:after="40"/>
+            </w:pPr>
+            <w:r>
+              <w:rPr>
+                <w:b/>
+                <w:bCs/>
+                <w:color w:val="FFFFFF"/>
+                <w:sz w:val="19"/>
+                <w:szCs w:val="19"/>
+              </w:rPr>
+              <w:t>Use it when</w:t>
+            </w:r>
+          </w:p>
+        </w:tc>
+      </w:tr>
+      <w:tr>
+        <w:tblPrEx>
+          <w:tblCellMar>
+            <w:top w:w="0" w:type="dxa"/>
+            <w:bottom w:w="0" w:type="dxa"/>
+          </w:tblCellMar>
+        </w:tblPrEx>
+        <w:trPr>
+          <w:cantSplit/>
+        </w:trPr>
+        <w:tc>
+          <w:tcPr>
+            <w:tcW w:w="1882" w:type="dxa"/>
+            <w:tcMar>
+              <w:top w:w="70" w:type="dxa"/>
+              <w:left w:w="110" w:type="dxa"/>
+              <w:bottom w:w="70" w:type="dxa"/>
+              <w:right w:w="110" w:type="dxa"/>
+            </w:tcMar>
+          </w:tcPr>
+          <w:p>
+            <w:pPr>
+              <w:spacing w:after="40"/>
+            </w:pPr>
+            <w:r>
+              <w:rPr>
+                <w:sz w:val="19"/>
+                <w:szCs w:val="19"/>
+              </w:rPr>
+              <w:t>Code this document</w:t>
+            </w:r>
+          </w:p>
+        </w:tc>
+        <w:tc>
+          <w:tcPr>
+            <w:tcW w:w="4706" w:type="dxa"/>
+            <w:tcMar>
+              <w:top w:w="70" w:type="dxa"/>
+              <w:left w:w="110" w:type="dxa"/>
+              <w:bottom w:w="70" w:type="dxa"/>
+              <w:right w:w="110" w:type="dxa"/>
+            </w:tcMar>
+          </w:tcPr>
+          <w:p>
+            <w:pPr>
+              <w:spacing w:after="40"/>
+            </w:pPr>
+            <w:r>
+              <w:rPr>
+                <w:sz w:val="19"/>
+                <w:szCs w:val="19"/>
+              </w:rPr>
+              <w:t>Opens the KoboToolbox Document Analysis Tool with the DOC ID, title, author, date and source already filled in. You answer every other question yourself.</w:t>
+            </w:r>
+          </w:p>
+        </w:tc>
+        <w:tc>
+          <w:tcPr>
+            <w:tcW w:w="2824" w:type="dxa"/>
+            <w:tcMar>
+              <w:top w:w="70" w:type="dxa"/>
+              <w:left w:w="110" w:type="dxa"/>
+              <w:bottom w:w="70" w:type="dxa"/>
+              <w:right w:w="110" w:type="dxa"/>
+            </w:tcMar>
+          </w:tcPr>
+          <w:p>
+            <w:pPr>
+              <w:spacing w:after="40"/>
+            </w:pPr>
+            <w:r>
+              <w:rPr>
+                <w:sz w:val="19"/>
+                <w:szCs w:val="19"/>
+              </w:rPr>
+              <w:t>You code by hand, or the source cannot be read by the AI.</w:t>
+            </w:r>
+          </w:p>
+        </w:tc>
+      </w:tr>
+      <w:tr>
+        <w:tblPrEx>
+          <w:tblCellMar>
+            <w:top w:w="0" w:type="dxa"/>
+            <w:bottom w:w="0" w:type="dxa"/>
+          </w:tblCellMar>
+        </w:tblPrEx>
+        <w:trPr>
+          <w:cantSplit/>
+        </w:trPr>
+        <w:tc>
+          <w:tcPr>
+            <w:tcW w:w="1882" w:type="dxa"/>
+            <w:shd w:val="clear" w:color="auto" w:fill="F8FAFB"/>
+            <w:tcMar>
+              <w:top w:w="70" w:type="dxa"/>
+              <w:left w:w="110" w:type="dxa"/>
+              <w:bottom w:w="70" w:type="dxa"/>
+              <w:right w:w="110" w:type="dxa"/>
+            </w:tcMar>
+          </w:tcPr>
+          <w:p>
+            <w:pPr>
+              <w:spacing w:after="40"/>
+            </w:pPr>
+            <w:r>
+              <w:rPr>
+                <w:sz w:val="19"/>
+                <w:szCs w:val="19"/>
+              </w:rPr>
+              <w:t>Auto-fill</w:t>
+            </w:r>
+          </w:p>
+        </w:tc>
+        <w:tc>
+          <w:tcPr>
+            <w:tcW w:w="4706" w:type="dxa"/>
+            <w:shd w:val="clear" w:color="auto" w:fill="F8FAFB"/>
+            <w:tcMar>
+              <w:top w:w="70" w:type="dxa"/>
+              <w:left w:w="110" w:type="dxa"/>
+              <w:bottom w:w="70" w:type="dxa"/>
+              <w:right w:w="110" w:type="dxa"/>
+            </w:tcMar>
+          </w:tcPr>
+          <w:p>
+            <w:pPr>
+              <w:spacing w:after="40"/>
+            </w:pPr>
+            <w:r>
+              <w:rPr>
+                <w:sz w:val="19"/>
+                <w:szCs w:val="19"/>
+              </w:rPr>
+              <w:t>Has the AI read the uploaded source file and draft answers to the whole form. You review, edit and submit.</w:t>
+            </w:r>
+          </w:p>
+        </w:tc>
+        <w:tc>
+          <w:tcPr>
+            <w:tcW w:w="2824" w:type="dxa"/>
+            <w:shd w:val="clear" w:color="auto" w:fill="F8FAFB"/>
+            <w:tcMar>
+              <w:top w:w="70" w:type="dxa"/>
+              <w:left w:w="110" w:type="dxa"/>
+              <w:bottom w:w="70" w:type="dxa"/>
+              <w:right w:w="110" w:type="dxa"/>
+            </w:tcMar>
+          </w:tcPr>
+          <w:p>
+            <w:pPr>
+              <w:spacing w:after="40"/>
+            </w:pPr>
+            <w:r>
+              <w:rPr>
+                <w:sz w:val="19"/>
+                <w:szCs w:val="19"/>
+              </w:rPr>
+              <w:t>A source file is uploaded and you want a fast first draft. The button only appears once the administrator has switched AI drafting on.</w:t>
+            </w:r>
+          </w:p>
+        </w:tc>
+      </w:tr>
+    </w:tbl>
+    <w:p>
+      <w:pPr>
+        <w:spacing w:after="120"/>
+      </w:pPr>
     </w:p>
     <w:p>
       <w:pPr>
@@ -15258,12 +15344,11 @@
         <w:rPr>
           <w:noProof/>
         </w:rPr>
-        <w:lastRenderedPageBreak/>
         <w:drawing>
-          <wp:inline distT="0" distB="0" distL="0" distR="0" wp14:anchorId="2518BD26" wp14:editId="411D2C41">
-            <wp:extent cx="5334000" cy="2667000"/>
+          <wp:inline distT="0" distB="0" distL="0" distR="0" wp14:anchorId="19798938" wp14:editId="6691DFAA">
+            <wp:extent cx="5715000" cy="904875"/>
             <wp:effectExtent l="0" t="0" r="0" b="0"/>
-            <wp:docPr id="22" name="doc_autofill_pages.jpg" descr="A 240-page PDF: enter a page range, or read the whole document in parts." title="A 240-page PDF: enter a page range, or read the whole document in parts."/>
+            <wp:docPr id="22" name="doc_coding_buttons.jpg" descr="The Coding panel: Code this document, and Auto-fill." title="The Coding panel: Code this document, and Auto-fill."/>
             <wp:cNvGraphicFramePr>
               <a:graphicFrameLocks xmlns:a="http://schemas.openxmlformats.org/drawingml/2006/main" noChangeAspect="1"/>
             </wp:cNvGraphicFramePr>
@@ -15286,7 +15371,7 @@
                   <pic:spPr bwMode="auto">
                     <a:xfrm>
                       <a:off x="0" y="0"/>
-                      <a:ext cx="5334000" cy="2667000"/>
+                      <a:ext cx="5715000" cy="904875"/>
                     </a:xfrm>
                     <a:prstGeom prst="rect">
                       <a:avLst/>
@@ -15322,7 +15407,15 @@
           <w:sz w:val="17"/>
           <w:szCs w:val="17"/>
         </w:rPr>
-        <w:t>A 240-page PDF: enter a page range, or read the whole document in parts.</w:t>
+        <w:t>The Coding panel: Code this document, and Auto-fill.</w:t>
+      </w:r>
+    </w:p>
+    <w:p>
+      <w:pPr>
+        <w:pStyle w:val="Heading3"/>
+      </w:pPr>
+      <w:r>
+        <w:t>Auto-fill: the AI drafts, you review</w:t>
       </w:r>
     </w:p>
     <w:p>
@@ -15330,22 +15423,77 @@
         <w:pStyle w:val="ListParagraph"/>
         <w:numPr>
           <w:ilvl w:val="0"/>
-          <w:numId w:val="21"/>
+          <w:numId w:val="22"/>
         </w:numPr>
         <w:spacing w:after="80" w:line="276" w:lineRule="auto"/>
       </w:pPr>
       <w:r>
-        <w:t xml:space="preserve">Select </w:t>
+        <w:t xml:space="preserve">Attach the source file (above). Select </w:t>
       </w:r>
       <w:r>
         <w:rPr>
           <w:b/>
           <w:bCs/>
         </w:rPr>
-        <w:t>Generate AI draft</w:t>
-      </w:r>
-      <w:r>
-        <w:t>. The AI reads in the background, usually one to five minutes. You can leave the page and come back; the draft will be there.</w:t>
+        <w:t>Auto-fill</w:t>
+      </w:r>
+      <w:r>
+        <w:t xml:space="preserve"> in the </w:t>
+      </w:r>
+      <w:r>
+        <w:rPr>
+          <w:b/>
+          <w:bCs/>
+        </w:rPr>
+        <w:t>Coding</w:t>
+      </w:r>
+      <w:r>
+        <w:t xml:space="preserve"> panel; the review screen opens.</w:t>
+      </w:r>
+    </w:p>
+    <w:p>
+      <w:pPr>
+        <w:pStyle w:val="ListParagraph"/>
+        <w:numPr>
+          <w:ilvl w:val="0"/>
+          <w:numId w:val="22"/>
+        </w:numPr>
+        <w:spacing w:after="80" w:line="276" w:lineRule="auto"/>
+      </w:pPr>
+      <w:r>
+        <w:t xml:space="preserve">If the file is a PDF of more than 100 pages, enter the </w:t>
+      </w:r>
+      <w:r>
+        <w:rPr>
+          <w:b/>
+          <w:bCs/>
+        </w:rPr>
+        <w:t>Pages to read</w:t>
+      </w:r>
+      <w:r>
+        <w:t xml:space="preserve">, for example </w:t>
+      </w:r>
+      <w:r>
+        <w:rPr>
+          <w:rFonts w:ascii="Consolas" w:eastAsia="Consolas" w:hAnsi="Consolas" w:cs="Consolas"/>
+          <w:color w:val="122238"/>
+          <w:sz w:val="19"/>
+          <w:szCs w:val="19"/>
+        </w:rPr>
+        <w:t>10-90</w:t>
+      </w:r>
+      <w:r>
+        <w:t xml:space="preserve">. The AI reads up to 100 pages at a time, so either choose the pages that make up this evidence unit, such as one chapter, or tick </w:t>
+      </w:r>
+      <w:r>
+        <w:rPr>
+          <w:b/>
+          <w:bCs/>
+        </w:rPr>
+        <w:t>Read the whole document in parts</w:t>
+      </w:r>
+      <w:r>
+        <w:t xml:space="preserve"> (see “Coding a very long document” below). Its locators use the original page numbers. For shorter files, leave the box empty to read everything.</w:t>
       </w:r>
     </w:p>
     <w:p>
@@ -15359,10 +15507,10 @@
           <w:noProof/>
         </w:rPr>
         <w:drawing>
-          <wp:inline distT="0" distB="0" distL="0" distR="0" wp14:anchorId="17377E1A" wp14:editId="46ED5FAC">
-            <wp:extent cx="5334000" cy="1752600"/>
+          <wp:inline distT="0" distB="0" distL="0" distR="0" wp14:anchorId="053E710D" wp14:editId="4783AF9A">
+            <wp:extent cx="5334000" cy="2667000"/>
             <wp:effectExtent l="0" t="0" r="0" b="0"/>
-            <wp:docPr id="23" name="doc_autofill_running.jpg" descr="The AI is reading the document." title="The AI is reading the document."/>
+            <wp:docPr id="23" name="doc_autofill_pages.jpg" descr="A 240-page PDF: enter a page range, or read the whole document in parts." title="A 240-page PDF: enter a page range, or read the whole document in parts."/>
             <wp:cNvGraphicFramePr>
               <a:graphicFrameLocks xmlns:a="http://schemas.openxmlformats.org/drawingml/2006/main" noChangeAspect="1"/>
             </wp:cNvGraphicFramePr>
@@ -15385,7 +15533,7 @@
                   <pic:spPr bwMode="auto">
                     <a:xfrm>
                       <a:off x="0" y="0"/>
-                      <a:ext cx="5334000" cy="1752600"/>
+                      <a:ext cx="5334000" cy="2667000"/>
                     </a:xfrm>
                     <a:prstGeom prst="rect">
                       <a:avLst/>
@@ -15421,7 +15569,7 @@
           <w:sz w:val="17"/>
           <w:szCs w:val="17"/>
         </w:rPr>
-        <w:t>The AI is reading the document.</w:t>
+        <w:t>A 240-page PDF: enter a page range, or read the whole document in parts.</w:t>
       </w:r>
     </w:p>
     <w:p>
@@ -15429,12 +15577,22 @@
         <w:pStyle w:val="ListParagraph"/>
         <w:numPr>
           <w:ilvl w:val="0"/>
-          <w:numId w:val="21"/>
+          <w:numId w:val="22"/>
         </w:numPr>
         <w:spacing w:after="80" w:line="276" w:lineRule="auto"/>
       </w:pPr>
       <w:r>
-        <w:t>Read the draft. It has every section of the KoboToolbox form, A to L. The DOC ID, author, title, date and source come from the record and cannot be changed here; everything else you can edit.</w:t>
+        <w:t xml:space="preserve">Select </w:t>
+      </w:r>
+      <w:r>
+        <w:rPr>
+          <w:b/>
+          <w:bCs/>
+        </w:rPr>
+        <w:t>Generate AI draft</w:t>
+      </w:r>
+      <w:r>
+        <w:t>. The AI reads in the background, usually one to five minutes. You can leave the page and come back; the draft will be there.</w:t>
       </w:r>
     </w:p>
     <w:p>
@@ -15449,10 +15607,10 @@
         </w:rPr>
         <w:lastRenderedPageBreak/>
         <w:drawing>
-          <wp:inline distT="0" distB="0" distL="0" distR="0" wp14:anchorId="1B7C141E" wp14:editId="021C7315">
-            <wp:extent cx="5334000" cy="4581525"/>
+          <wp:inline distT="0" distB="0" distL="0" distR="0" wp14:anchorId="21F48369" wp14:editId="3C620C2A">
+            <wp:extent cx="5334000" cy="1752600"/>
             <wp:effectExtent l="0" t="0" r="0" b="0"/>
-            <wp:docPr id="24" name="doc_autofill_review.jpg" descr="The review screen: the draft, ready to check and edit." title="The review screen: the draft, ready to check and edit."/>
+            <wp:docPr id="24" name="doc_autofill_running.jpg" descr="The AI is reading the document." title="The AI is reading the document."/>
             <wp:cNvGraphicFramePr>
               <a:graphicFrameLocks xmlns:a="http://schemas.openxmlformats.org/drawingml/2006/main" noChangeAspect="1"/>
             </wp:cNvGraphicFramePr>
@@ -15475,7 +15633,7 @@
                   <pic:spPr bwMode="auto">
                     <a:xfrm>
                       <a:off x="0" y="0"/>
-                      <a:ext cx="5334000" cy="4581525"/>
+                      <a:ext cx="5334000" cy="1752600"/>
                     </a:xfrm>
                     <a:prstGeom prst="rect">
                       <a:avLst/>
@@ -15511,7 +15669,7 @@
           <w:sz w:val="17"/>
           <w:szCs w:val="17"/>
         </w:rPr>
-        <w:t>The review screen: the draft, ready to check and edit.</w:t>
+        <w:t>The AI is reading the document.</w:t>
       </w:r>
     </w:p>
     <w:p>
@@ -15519,12 +15677,12 @@
         <w:pStyle w:val="ListParagraph"/>
         <w:numPr>
           <w:ilvl w:val="0"/>
-          <w:numId w:val="21"/>
+          <w:numId w:val="22"/>
         </w:numPr>
         <w:spacing w:after="80" w:line="276" w:lineRule="auto"/>
       </w:pPr>
       <w:r>
-        <w:t>Check the judgements, not just the facts: the strength ratings (Sections D and H), the hypothesis codes (Section K) and the locators. Open the source and confirm a few page or paragraph references.</w:t>
+        <w:t>Read the draft. It has every section of the KoboToolbox form, A to L. The DOC ID, author, title, date and source come from the record and cannot be changed here; everything else you can edit.</w:t>
       </w:r>
     </w:p>
     <w:p>
@@ -15537,12 +15695,11 @@
         <w:rPr>
           <w:noProof/>
         </w:rPr>
-        <w:lastRenderedPageBreak/>
         <w:drawing>
-          <wp:inline distT="0" distB="0" distL="0" distR="0" wp14:anchorId="1877983D" wp14:editId="3F182B10">
-            <wp:extent cx="5334000" cy="3838575"/>
+          <wp:inline distT="0" distB="0" distL="0" distR="0" wp14:anchorId="187989DE" wp14:editId="09AABEA0">
+            <wp:extent cx="5334000" cy="4581525"/>
             <wp:effectExtent l="0" t="0" r="0" b="0"/>
-            <wp:docPr id="25" name="doc_autofill_section_d.jpg" descr="Section D: ratings and locators, all editable." title="Section D: ratings and locators, all editable."/>
+            <wp:docPr id="25" name="doc_autofill_review.jpg" descr="The review screen: the draft, ready to check and edit." title="The review screen: the draft, ready to check and edit."/>
             <wp:cNvGraphicFramePr>
               <a:graphicFrameLocks xmlns:a="http://schemas.openxmlformats.org/drawingml/2006/main" noChangeAspect="1"/>
             </wp:cNvGraphicFramePr>
@@ -15565,7 +15722,7 @@
                   <pic:spPr bwMode="auto">
                     <a:xfrm>
                       <a:off x="0" y="0"/>
-                      <a:ext cx="5334000" cy="3838575"/>
+                      <a:ext cx="5334000" cy="4581525"/>
                     </a:xfrm>
                     <a:prstGeom prst="rect">
                       <a:avLst/>
@@ -15601,7 +15758,7 @@
           <w:sz w:val="17"/>
           <w:szCs w:val="17"/>
         </w:rPr>
-        <w:t>Section D: ratings and locators, all editable.</w:t>
+        <w:t>The review screen: the draft, ready to check and edit.</w:t>
       </w:r>
     </w:p>
     <w:p>
@@ -15609,12 +15766,12 @@
         <w:pStyle w:val="ListParagraph"/>
         <w:numPr>
           <w:ilvl w:val="0"/>
-          <w:numId w:val="21"/>
+          <w:numId w:val="22"/>
         </w:numPr>
         <w:spacing w:after="80" w:line="276" w:lineRule="auto"/>
       </w:pPr>
       <w:r>
-        <w:t>Check the numbers in Section J against the source. Add or remove metrics as needed.</w:t>
+        <w:t>Check the judgements, not just the facts: the strength ratings (Sections D and H), the hypothesis codes (Section K) and the locators. Open the source and confirm a few page or paragraph references.</w:t>
       </w:r>
     </w:p>
     <w:p>
@@ -15627,11 +15784,12 @@
         <w:rPr>
           <w:noProof/>
         </w:rPr>
+        <w:lastRenderedPageBreak/>
         <w:drawing>
-          <wp:inline distT="0" distB="0" distL="0" distR="0" wp14:anchorId="1D38D98F" wp14:editId="28FF0723">
+          <wp:inline distT="0" distB="0" distL="0" distR="0" wp14:anchorId="765FC3B5" wp14:editId="52E3F0D0">
             <wp:extent cx="5334000" cy="3838575"/>
             <wp:effectExtent l="0" t="0" r="0" b="0"/>
-            <wp:docPr id="26" name="doc_autofill_section_j.jpg" descr="Section J: quantitative metrics." title="Section J: quantitative metrics."/>
+            <wp:docPr id="26" name="doc_autofill_section_d.jpg" descr="Section D: ratings and locators, all editable." title="Section D: ratings and locators, all editable."/>
             <wp:cNvGraphicFramePr>
               <a:graphicFrameLocks xmlns:a="http://schemas.openxmlformats.org/drawingml/2006/main" noChangeAspect="1"/>
             </wp:cNvGraphicFramePr>
@@ -15690,7 +15848,7 @@
           <w:sz w:val="17"/>
           <w:szCs w:val="17"/>
         </w:rPr>
-        <w:t>Section J: quantitative metrics.</w:t>
+        <w:t>Section D: ratings and locators, all editable.</w:t>
       </w:r>
     </w:p>
     <w:p>
@@ -15698,32 +15856,88 @@
         <w:pStyle w:val="ListParagraph"/>
         <w:numPr>
           <w:ilvl w:val="0"/>
-          <w:numId w:val="21"/>
+          <w:numId w:val="22"/>
         </w:numPr>
         <w:spacing w:after="80" w:line="276" w:lineRule="auto"/>
       </w:pPr>
       <w:r>
-        <w:t xml:space="preserve">Select </w:t>
-      </w:r>
+        <w:t>Check the numbers in Section J against the source. Add or remove metrics as needed.</w:t>
+      </w:r>
+    </w:p>
+    <w:p>
+      <w:pPr>
+        <w:keepNext/>
+        <w:spacing w:before="80" w:after="40"/>
+        <w:jc w:val="center"/>
+      </w:pPr>
+      <w:r>
+        <w:rPr>
+          <w:noProof/>
+        </w:rPr>
+        <w:drawing>
+          <wp:inline distT="0" distB="0" distL="0" distR="0" wp14:anchorId="0D9A315C" wp14:editId="6F644912">
+            <wp:extent cx="5334000" cy="3838575"/>
+            <wp:effectExtent l="0" t="0" r="0" b="0"/>
+            <wp:docPr id="27" name="doc_autofill_section_j.jpg" descr="Section J: quantitative metrics." title="Section J: quantitative metrics."/>
+            <wp:cNvGraphicFramePr>
+              <a:graphicFrameLocks xmlns:a="http://schemas.openxmlformats.org/drawingml/2006/main" noChangeAspect="1"/>
+            </wp:cNvGraphicFramePr>
+            <a:graphic xmlns:a="http://schemas.openxmlformats.org/drawingml/2006/main">
+              <a:graphicData uri="http://schemas.openxmlformats.org/drawingml/2006/picture">
+                <pic:pic xmlns:pic="http://schemas.openxmlformats.org/drawingml/2006/picture">
+                  <pic:nvPicPr>
+                    <pic:cNvPr id="0" name=""/>
+                    <pic:cNvPicPr>
+                      <a:picLocks noChangeAspect="1" noChangeArrowheads="1"/>
+                    </pic:cNvPicPr>
+                  </pic:nvPicPr>
+                  <pic:blipFill>
+                    <a:blip r:embed="rId33"/>
+                    <a:srcRect/>
+                    <a:stretch>
+                      <a:fillRect/>
+                    </a:stretch>
+                  </pic:blipFill>
+                  <pic:spPr bwMode="auto">
+                    <a:xfrm>
+                      <a:off x="0" y="0"/>
+                      <a:ext cx="5334000" cy="3838575"/>
+                    </a:xfrm>
+                    <a:prstGeom prst="rect">
+                      <a:avLst/>
+                    </a:prstGeom>
+                  </pic:spPr>
+                </pic:pic>
+              </a:graphicData>
+            </a:graphic>
+          </wp:inline>
+        </w:drawing>
+      </w:r>
+    </w:p>
+    <w:p>
+      <w:pPr>
+        <w:spacing w:after="180"/>
+        <w:jc w:val="center"/>
+      </w:pPr>
       <w:r>
         <w:rPr>
           <w:b/>
           <w:bCs/>
-        </w:rPr>
-        <w:t>Save changes</w:t>
-      </w:r>
-      <w:r>
-        <w:t xml:space="preserve"> to keep your edits and finish later. When you are satisfied, select </w:t>
-      </w:r>
-      <w:r>
-        <w:rPr>
-          <w:b/>
-          <w:bCs/>
-        </w:rPr>
-        <w:t>Submit to KoboToolbox</w:t>
-      </w:r>
-      <w:r>
-        <w:t xml:space="preserve"> and confirm. Your reviewed answers are sent as a completed record.</w:t>
+          <w:color w:val="5B6670"/>
+          <w:sz w:val="17"/>
+          <w:szCs w:val="17"/>
+        </w:rPr>
+        <w:t xml:space="preserve">Figure 27. </w:t>
+      </w:r>
+      <w:r>
+        <w:rPr>
+          <w:i/>
+          <w:iCs/>
+          <w:color w:val="5B6670"/>
+          <w:sz w:val="17"/>
+          <w:szCs w:val="17"/>
+        </w:rPr>
+        <w:t>Section J: quantitative metrics.</w:t>
       </w:r>
     </w:p>
     <w:p>
@@ -15731,7 +15945,40 @@
         <w:pStyle w:val="ListParagraph"/>
         <w:numPr>
           <w:ilvl w:val="0"/>
-          <w:numId w:val="21"/>
+          <w:numId w:val="22"/>
+        </w:numPr>
+        <w:spacing w:after="80" w:line="276" w:lineRule="auto"/>
+      </w:pPr>
+      <w:r>
+        <w:t xml:space="preserve">Select </w:t>
+      </w:r>
+      <w:r>
+        <w:rPr>
+          <w:b/>
+          <w:bCs/>
+        </w:rPr>
+        <w:t>Save changes</w:t>
+      </w:r>
+      <w:r>
+        <w:t xml:space="preserve"> to keep your edits and finish later. When you are satisfied, select </w:t>
+      </w:r>
+      <w:r>
+        <w:rPr>
+          <w:b/>
+          <w:bCs/>
+        </w:rPr>
+        <w:t>Submit to KoboToolbox</w:t>
+      </w:r>
+      <w:r>
+        <w:t xml:space="preserve"> and confirm. Your reviewed answers are sent as a completed record.</w:t>
+      </w:r>
+    </w:p>
+    <w:p>
+      <w:pPr>
+        <w:pStyle w:val="ListParagraph"/>
+        <w:numPr>
+          <w:ilvl w:val="0"/>
+          <w:numId w:val="22"/>
         </w:numPr>
         <w:spacing w:after="80" w:line="276" w:lineRule="auto"/>
       </w:pPr>
@@ -15801,7 +16048,7 @@
           <w:left w:w="10" w:type="dxa"/>
           <w:right w:w="10" w:type="dxa"/>
         </w:tblCellMar>
-        <w:tblLook w:val="04A0" w:firstRow="1" w:lastRow="0" w:firstColumn="1" w:lastColumn="0" w:noHBand="0" w:noVBand="1"/>
+        <w:tblLook w:val="0000" w:firstRow="0" w:lastRow="0" w:firstColumn="0" w:lastColumn="0" w:noHBand="0" w:noVBand="0"/>
       </w:tblPr>
       <w:tblGrid>
         <w:gridCol w:w="24"/>
@@ -16505,7 +16752,17 @@
         <w:t>One record per chapter (recommended).</w:t>
       </w:r>
       <w:r>
-        <w:t xml:space="preserve"> Create a document record for each part you want coded, for example “NDS2 – Agriculture chapter”. Upload the same PDF to each, enter that part's page range, and review and submit each one. Each part gets its own DOC ID, its own coding and its own row in the Excel export.</w:t>
+        <w:t xml:space="preserve"> Make a record for each part you want coded, for example “NDS2 – Agriculture chapter”: upload the PDF once, then use </w:t>
+      </w:r>
+      <w:r>
+        <w:rPr>
+          <w:b/>
+          <w:bCs/>
+        </w:rPr>
+        <w:t>Copy for another chapter</w:t>
+      </w:r>
+      <w:r>
+        <w:t xml:space="preserve"> on that record for every further part, entering each part's page range (see “Coding another chapter of the same document” above). Review and submit each one. Each part gets its own DOC ID, its own coding and its own row in the Excel export.</w:t>
       </w:r>
     </w:p>
     <w:p>
@@ -16580,7 +16837,7 @@
           <w:left w:w="10" w:type="dxa"/>
           <w:right w:w="10" w:type="dxa"/>
         </w:tblCellMar>
-        <w:tblLook w:val="04A0" w:firstRow="1" w:lastRow="0" w:firstColumn="1" w:lastColumn="0" w:noHBand="0" w:noVBand="1"/>
+        <w:tblLook w:val="0000" w:firstRow="0" w:lastRow="0" w:firstColumn="0" w:lastColumn="0" w:noHBand="0" w:noVBand="0"/>
       </w:tblPr>
       <w:tblGrid>
         <w:gridCol w:w="9412"/>
@@ -16683,7 +16940,7 @@
           <w:left w:w="10" w:type="dxa"/>
           <w:right w:w="10" w:type="dxa"/>
         </w:tblCellMar>
-        <w:tblLook w:val="04A0" w:firstRow="1" w:lastRow="0" w:firstColumn="1" w:lastColumn="0" w:noHBand="0" w:noVBand="1"/>
+        <w:tblLook w:val="0000" w:firstRow="0" w:lastRow="0" w:firstColumn="0" w:lastColumn="0" w:noHBand="0" w:noVBand="0"/>
       </w:tblPr>
       <w:tblGrid>
         <w:gridCol w:w="2824"/>
@@ -16857,7 +17114,14 @@
                 <w:sz w:val="19"/>
                 <w:szCs w:val="19"/>
               </w:rPr>
-              <w:t>Enter a page range of up to 100 pages, or tick Read the whole document in parts.</w:t>
+              <w:t xml:space="preserve">Enter a page range of up to 100 pages, or tick </w:t>
+            </w:r>
+            <w:r>
+              <w:rPr>
+                <w:sz w:val="19"/>
+                <w:szCs w:val="19"/>
+              </w:rPr>
+              <w:t>Read the whole document in parts.</w:t>
             </w:r>
           </w:p>
         </w:tc>
@@ -17103,14 +17367,7 @@
                 <w:sz w:val="19"/>
                 <w:szCs w:val="19"/>
               </w:rPr>
-              <w:t>Correct it under Record details</w:t>
-            </w:r>
-            <w:r>
-              <w:rPr>
-                <w:sz w:val="19"/>
-                <w:szCs w:val="19"/>
-              </w:rPr>
-              <w:t xml:space="preserve"> on the record page; the draft and the submission use the corrected value.</w:t>
+              <w:t>Correct it under Record details on the record page; the draft and the submission use the corrected value.</w:t>
             </w:r>
           </w:p>
         </w:tc>
@@ -17551,7 +17808,14 @@
                 <w:sz w:val="19"/>
                 <w:szCs w:val="19"/>
               </w:rPr>
-              <w:t>No Auto-fill button</w:t>
+              <w:t xml:space="preserve">No </w:t>
+            </w:r>
+            <w:r>
+              <w:rPr>
+                <w:sz w:val="19"/>
+                <w:szCs w:val="19"/>
+              </w:rPr>
+              <w:t>Auto-fill button</w:t>
             </w:r>
           </w:p>
         </w:tc>
@@ -17633,14 +17897,7 @@
                 <w:sz w:val="19"/>
                 <w:szCs w:val="19"/>
               </w:rPr>
-              <w:t>Submit</w:t>
-            </w:r>
-            <w:r>
-              <w:rPr>
-                <w:sz w:val="19"/>
-                <w:szCs w:val="19"/>
-              </w:rPr>
-              <w:t xml:space="preserve"> is refused by KoboToolbox</w:t>
+              <w:t>Submit is refused by KoboToolbox</w:t>
             </w:r>
           </w:p>
         </w:tc>
@@ -17712,7 +17969,7 @@
           <w:left w:w="10" w:type="dxa"/>
           <w:right w:w="10" w:type="dxa"/>
         </w:tblCellMar>
-        <w:tblLook w:val="04A0" w:firstRow="1" w:lastRow="0" w:firstColumn="1" w:lastColumn="0" w:noHBand="0" w:noVBand="1"/>
+        <w:tblLook w:val="0000" w:firstRow="0" w:lastRow="0" w:firstColumn="0" w:lastColumn="0" w:noHBand="0" w:noVBand="0"/>
       </w:tblPr>
       <w:tblGrid>
         <w:gridCol w:w="9412"/>
@@ -17851,7 +18108,7 @@
         <w:pStyle w:val="Heading1"/>
         <w:pageBreakBefore/>
       </w:pPr>
-      <w:bookmarkStart w:id="28" w:name="_Toc240773191"/>
+      <w:bookmarkStart w:id="28" w:name="_Toc240779373"/>
       <w:r>
         <w:lastRenderedPageBreak/>
         <w:t>7. Scenarios</w:t>
@@ -17881,7 +18138,7 @@
           <w:left w:w="10" w:type="dxa"/>
           <w:right w:w="10" w:type="dxa"/>
         </w:tblCellMar>
-        <w:tblLook w:val="04A0" w:firstRow="1" w:lastRow="0" w:firstColumn="1" w:lastColumn="0" w:noHBand="0" w:noVBand="1"/>
+        <w:tblLook w:val="0000" w:firstRow="0" w:lastRow="0" w:firstColumn="0" w:lastColumn="0" w:noHBand="0" w:noVBand="0"/>
       </w:tblPr>
       <w:tblGrid>
         <w:gridCol w:w="1882"/>
@@ -18806,7 +19063,7 @@
         <w:pStyle w:val="Heading1"/>
         <w:pageBreakBefore/>
       </w:pPr>
-      <w:bookmarkStart w:id="29" w:name="_Toc240773192"/>
+      <w:bookmarkStart w:id="29" w:name="_Toc240779374"/>
       <w:r>
         <w:lastRenderedPageBreak/>
         <w:t>8. Practice exercises</w:t>
@@ -18825,78 +19082,11 @@
       <w:pPr>
         <w:pStyle w:val="Heading2"/>
       </w:pPr>
-      <w:bookmarkStart w:id="30" w:name="_Toc240773193"/>
+      <w:bookmarkStart w:id="30" w:name="_Toc240779375"/>
       <w:r>
         <w:t>Exercise 1 — Getting around (all RAs)</w:t>
       </w:r>
       <w:bookmarkEnd w:id="30"/>
-    </w:p>
-    <w:p>
-      <w:pPr>
-        <w:pStyle w:val="ListParagraph"/>
-        <w:numPr>
-          <w:ilvl w:val="0"/>
-          <w:numId w:val="22"/>
-        </w:numPr>
-        <w:spacing w:after="80" w:line="276" w:lineRule="auto"/>
-      </w:pPr>
-      <w:r>
-        <w:t>Sign in with your practice account and change your password.</w:t>
-      </w:r>
-    </w:p>
-    <w:p>
-      <w:pPr>
-        <w:pStyle w:val="ListParagraph"/>
-        <w:numPr>
-          <w:ilvl w:val="0"/>
-          <w:numId w:val="22"/>
-        </w:numPr>
-        <w:spacing w:after="80" w:line="276" w:lineRule="auto"/>
-      </w:pPr>
-      <w:r>
-        <w:t>List the screens in your top bar and write one sentence on what each is for.</w:t>
-      </w:r>
-    </w:p>
-    <w:p>
-      <w:pPr>
-        <w:pStyle w:val="ListParagraph"/>
-        <w:numPr>
-          <w:ilvl w:val="0"/>
-          <w:numId w:val="22"/>
-        </w:numPr>
-        <w:spacing w:after="80" w:line="276" w:lineRule="auto"/>
-      </w:pPr>
-      <w:r>
-        <w:t>Open a screen that isn't yours from a link your facilitator gives you. What do you see?</w:t>
-      </w:r>
-    </w:p>
-    <w:p>
-      <w:pPr>
-        <w:pStyle w:val="ListParagraph"/>
-        <w:numPr>
-          <w:ilvl w:val="0"/>
-          <w:numId w:val="22"/>
-        </w:numPr>
-        <w:spacing w:after="80" w:line="276" w:lineRule="auto"/>
-      </w:pPr>
-      <w:r>
-        <w:t>Sign out.</w:t>
-      </w:r>
-    </w:p>
-    <w:p>
-      <w:pPr>
-        <w:spacing w:after="80"/>
-      </w:pPr>
-    </w:p>
-    <w:p>
-      <w:pPr>
-        <w:pStyle w:val="Heading2"/>
-      </w:pPr>
-      <w:bookmarkStart w:id="31" w:name="_Toc240773194"/>
-      <w:r>
-        <w:t>Exercise 2 — A complete contact (Contact RAs)</w:t>
-      </w:r>
-      <w:bookmarkEnd w:id="31"/>
     </w:p>
     <w:p>
       <w:pPr>
@@ -18908,7 +19098,7 @@
         <w:spacing w:after="80" w:line="276" w:lineRule="auto"/>
       </w:pPr>
       <w:r>
-        <w:t>Open the practice case your facilitator assigns you.</w:t>
+        <w:t>Sign in with your practice account and change your password.</w:t>
       </w:r>
     </w:p>
     <w:p>
@@ -18921,7 +19111,7 @@
         <w:spacing w:after="80" w:line="276" w:lineRule="auto"/>
       </w:pPr>
       <w:r>
-        <w:t>Add the respondent your facilitator describes, with a correctly formatted WhatsApp number (your own phone).</w:t>
+        <w:t>List the screens in your top bar and write one sentence on what each is for.</w:t>
       </w:r>
     </w:p>
     <w:p>
@@ -18934,7 +19124,7 @@
         <w:spacing w:after="80" w:line="276" w:lineRule="auto"/>
       </w:pPr>
       <w:r>
-        <w:t>Send the invitation by WhatsApp from the demo study number and log the attempt.</w:t>
+        <w:t>Open a screen that isn't yours from a link your facilitator gives you. What do you see?</w:t>
       </w:r>
     </w:p>
     <w:p>
@@ -18947,20 +19137,7 @@
         <w:spacing w:after="80" w:line="276" w:lineRule="auto"/>
       </w:pPr>
       <w:r>
-        <w:t>On your phone, open the link and go as far as the consent screen. Which screens did you see?</w:t>
-      </w:r>
-    </w:p>
-    <w:p>
-      <w:pPr>
-        <w:pStyle w:val="ListParagraph"/>
-        <w:numPr>
-          <w:ilvl w:val="0"/>
-          <w:numId w:val="23"/>
-        </w:numPr>
-        <w:spacing w:after="80" w:line="276" w:lineRule="auto"/>
-      </w:pPr>
-      <w:r>
-        <w:t>Back in the portal, find the change of status. What is it now, and why?</w:t>
+        <w:t>Sign out.</w:t>
       </w:r>
     </w:p>
     <w:p>
@@ -18972,11 +19149,11 @@
       <w:pPr>
         <w:pStyle w:val="Heading2"/>
       </w:pPr>
-      <w:bookmarkStart w:id="32" w:name="_Toc240773195"/>
-      <w:r>
-        <w:t>Exercise 3 — QA decisions (QA RAs)</w:t>
-      </w:r>
-      <w:bookmarkEnd w:id="32"/>
+      <w:bookmarkStart w:id="31" w:name="_Toc240779376"/>
+      <w:r>
+        <w:t>Exercise 2 — A complete contact (Contact RAs)</w:t>
+      </w:r>
+      <w:bookmarkEnd w:id="31"/>
     </w:p>
     <w:p>
       <w:pPr>
@@ -18988,7 +19165,7 @@
         <w:spacing w:after="80" w:line="276" w:lineRule="auto"/>
       </w:pPr>
       <w:r>
-        <w:t>Open the practice QA Queue. Choose the three oldest submissions.</w:t>
+        <w:t>Open the practice case your facilitator assigns you.</w:t>
       </w:r>
     </w:p>
     <w:p>
@@ -19001,7 +19178,7 @@
         <w:spacing w:after="80" w:line="276" w:lineRule="auto"/>
       </w:pPr>
       <w:r>
-        <w:t>For each, open the PDF and decide Accept, Re-query or Reject. Write your note.</w:t>
+        <w:t>Add the respondent your facilitator describes, with a correctly formatted WhatsApp number (your own phone).</w:t>
       </w:r>
     </w:p>
     <w:p>
@@ -19014,7 +19191,7 @@
         <w:spacing w:after="80" w:line="276" w:lineRule="auto"/>
       </w:pPr>
       <w:r>
-        <w:t>Swap notes with a partner. Could they understand your reasoning without asking you?</w:t>
+        <w:t>Send the invitation by WhatsApp from the demo study number and log the attempt.</w:t>
       </w:r>
     </w:p>
     <w:p>
@@ -19027,7 +19204,20 @@
         <w:spacing w:after="80" w:line="276" w:lineRule="auto"/>
       </w:pPr>
       <w:r>
-        <w:t>Take one practice exception, assign it to yourself, and close it with a note.</w:t>
+        <w:t>On your phone, open the link and go as far as the consent screen. Which screens did you see?</w:t>
+      </w:r>
+    </w:p>
+    <w:p>
+      <w:pPr>
+        <w:pStyle w:val="ListParagraph"/>
+        <w:numPr>
+          <w:ilvl w:val="0"/>
+          <w:numId w:val="24"/>
+        </w:numPr>
+        <w:spacing w:after="80" w:line="276" w:lineRule="auto"/>
+      </w:pPr>
+      <w:r>
+        <w:t>Back in the portal, find the change of status. What is it now, and why?</w:t>
       </w:r>
     </w:p>
     <w:p>
@@ -19039,11 +19229,11 @@
       <w:pPr>
         <w:pStyle w:val="Heading2"/>
       </w:pPr>
-      <w:bookmarkStart w:id="33" w:name="_Toc240773196"/>
-      <w:r>
-        <w:t>Exercise 4 — A KII record (KII RAs)</w:t>
-      </w:r>
-      <w:bookmarkEnd w:id="33"/>
+      <w:bookmarkStart w:id="32" w:name="_Toc240779377"/>
+      <w:r>
+        <w:t>Exercise 3 — QA decisions (QA RAs)</w:t>
+      </w:r>
+      <w:bookmarkEnd w:id="32"/>
     </w:p>
     <w:p>
       <w:pPr>
@@ -19055,7 +19245,7 @@
         <w:spacing w:after="80" w:line="276" w:lineRule="auto"/>
       </w:pPr>
       <w:r>
-        <w:t>Create a practice KII record for a fictional informant.</w:t>
+        <w:t>Open the practice QA Queue. Choose the three oldest submissions.</w:t>
       </w:r>
     </w:p>
     <w:p>
@@ -19068,7 +19258,7 @@
         <w:spacing w:after="80" w:line="276" w:lineRule="auto"/>
       </w:pPr>
       <w:r>
-        <w:t>Move it to SCHEDULED; record participation consent only.</w:t>
+        <w:t>For each, open the PDF and decide Accept, Re-query or Reject. Write your note.</w:t>
       </w:r>
     </w:p>
     <w:p>
@@ -19081,7 +19271,7 @@
         <w:spacing w:after="80" w:line="276" w:lineRule="auto"/>
       </w:pPr>
       <w:r>
-        <w:t>Try to mark it COMPLETED with Recording made ticked. What happens, and why?</w:t>
+        <w:t>Swap notes with a partner. Could they understand your reasoning without asking you?</w:t>
       </w:r>
     </w:p>
     <w:p>
@@ -19094,7 +19284,7 @@
         <w:spacing w:after="80" w:line="276" w:lineRule="auto"/>
       </w:pPr>
       <w:r>
-        <w:t>Complete it correctly and advance the transcript to IN_PROGRESS.</w:t>
+        <w:t>Take one practice exception, assign it to yourself, and close it with a note.</w:t>
       </w:r>
     </w:p>
     <w:p>
@@ -19106,11 +19296,11 @@
       <w:pPr>
         <w:pStyle w:val="Heading2"/>
       </w:pPr>
-      <w:bookmarkStart w:id="34" w:name="_Toc240773197"/>
-      <w:r>
-        <w:t>Exercise 5 — A document (Documentary RAs)</w:t>
-      </w:r>
-      <w:bookmarkEnd w:id="34"/>
+      <w:bookmarkStart w:id="33" w:name="_Toc240779378"/>
+      <w:r>
+        <w:t>Exercise 4 — A KII record (KII RAs)</w:t>
+      </w:r>
+      <w:bookmarkEnd w:id="33"/>
     </w:p>
     <w:p>
       <w:pPr>
@@ -19122,27 +19312,7 @@
         <w:spacing w:after="80" w:line="276" w:lineRule="auto"/>
       </w:pPr>
       <w:r>
-        <w:t xml:space="preserve">Add a practice document the facilitator gives you. If Auto-fill is on for the practice site, use </w:t>
-      </w:r>
-      <w:r>
-        <w:rPr>
-          <w:b/>
-          <w:bCs/>
-        </w:rPr>
-        <w:t>Quick add</w:t>
-      </w:r>
-      <w:r>
-        <w:t xml:space="preserve">: </w:t>
-      </w:r>
-      <w:r>
-        <w:rPr>
-          <w:b/>
-          <w:bCs/>
-        </w:rPr>
-        <w:t>Documents → New document → Upload and auto-fill</w:t>
-      </w:r>
-      <w:r>
-        <w:t>, and watch the two steps (“reading the document’s details”, then “drafting the coding form”). Otherwise type the details by hand.</w:t>
+        <w:t>Create a practice KII record for a fictional informant.</w:t>
       </w:r>
     </w:p>
     <w:p>
@@ -19155,27 +19325,7 @@
         <w:spacing w:after="80" w:line="276" w:lineRule="auto"/>
       </w:pPr>
       <w:r>
-        <w:t xml:space="preserve">Open </w:t>
-      </w:r>
-      <w:r>
-        <w:rPr>
-          <w:b/>
-          <w:bCs/>
-        </w:rPr>
-        <w:t>Record details</w:t>
-      </w:r>
-      <w:r>
-        <w:t xml:space="preserve"> and find one detail the AI filled in that you would correct (a title, a date). Change it and select </w:t>
-      </w:r>
-      <w:r>
-        <w:rPr>
-          <w:b/>
-          <w:bCs/>
-        </w:rPr>
-        <w:t>Save details</w:t>
-      </w:r>
-      <w:r>
-        <w:t>.</w:t>
+        <w:t>Move it to SCHEDULED; record participation consent only.</w:t>
       </w:r>
     </w:p>
     <w:p>
@@ -19188,8 +19338,7 @@
         <w:spacing w:after="80" w:line="276" w:lineRule="auto"/>
       </w:pPr>
       <w:r>
-        <w:lastRenderedPageBreak/>
-        <w:t>Try to Include it straight away. What happens?</w:t>
+        <w:t>Try to mark it COMPLETED with Recording made ticked. What happens, and why?</w:t>
       </w:r>
     </w:p>
     <w:p>
@@ -19202,30 +19351,55 @@
         <w:spacing w:after="80" w:line="276" w:lineRule="auto"/>
       </w:pPr>
       <w:r>
-        <w:t>Assess authenticity, include or exclude it, and write a three-sentence memo.</w:t>
-      </w:r>
+        <w:t>Complete it correctly and advance the transcript to IN_PROGRESS.</w:t>
+      </w:r>
+    </w:p>
+    <w:p>
+      <w:pPr>
+        <w:spacing w:after="80"/>
+      </w:pPr>
+    </w:p>
+    <w:p>
+      <w:pPr>
+        <w:pStyle w:val="Heading2"/>
+      </w:pPr>
+      <w:bookmarkStart w:id="34" w:name="_Toc240779379"/>
+      <w:r>
+        <w:t>Exercise 5 — A document (Documentary RAs)</w:t>
+      </w:r>
+      <w:bookmarkEnd w:id="34"/>
     </w:p>
     <w:p>
       <w:pPr>
         <w:pStyle w:val="ListParagraph"/>
         <w:numPr>
           <w:ilvl w:val="0"/>
-          <w:numId w:val="26"/>
+          <w:numId w:val="27"/>
         </w:numPr>
         <w:spacing w:after="80" w:line="276" w:lineRule="auto"/>
       </w:pPr>
       <w:r>
-        <w:t xml:space="preserve">Attach a source file, then remove it with </w:t>
+        <w:t xml:space="preserve">Add a practice document the facilitator gives you. If Auto-fill is on for the practice site, use </w:t>
       </w:r>
       <w:r>
         <w:rPr>
           <w:b/>
           <w:bCs/>
         </w:rPr>
-        <w:t>Remove file</w:t>
-      </w:r>
-      <w:r>
-        <w:t xml:space="preserve"> and attach it again.</w:t>
+        <w:t>Quick add</w:t>
+      </w:r>
+      <w:r>
+        <w:t xml:space="preserve">: </w:t>
+      </w:r>
+      <w:r>
+        <w:rPr>
+          <w:b/>
+          <w:bCs/>
+        </w:rPr>
+        <w:t>Documents → New document → Upload and auto-fill</w:t>
+      </w:r>
+      <w:r>
+        <w:t>, and watch the two steps (“reading the document’s details”, then “drafting the coding form”). Otherwise type the details by hand.</w:t>
       </w:r>
     </w:p>
     <w:p>
@@ -19233,7 +19407,113 @@
         <w:pStyle w:val="ListParagraph"/>
         <w:numPr>
           <w:ilvl w:val="0"/>
-          <w:numId w:val="26"/>
+          <w:numId w:val="27"/>
+        </w:numPr>
+        <w:spacing w:after="80" w:line="276" w:lineRule="auto"/>
+      </w:pPr>
+      <w:r>
+        <w:t xml:space="preserve">Open </w:t>
+      </w:r>
+      <w:r>
+        <w:rPr>
+          <w:b/>
+          <w:bCs/>
+        </w:rPr>
+        <w:t>Record details</w:t>
+      </w:r>
+      <w:r>
+        <w:t xml:space="preserve"> and find one detail the AI filled in that you would correct (a title, a date). Change it and select </w:t>
+      </w:r>
+      <w:r>
+        <w:rPr>
+          <w:b/>
+          <w:bCs/>
+        </w:rPr>
+        <w:t>Save details</w:t>
+      </w:r>
+      <w:r>
+        <w:t>.</w:t>
+      </w:r>
+    </w:p>
+    <w:p>
+      <w:pPr>
+        <w:pStyle w:val="ListParagraph"/>
+        <w:numPr>
+          <w:ilvl w:val="0"/>
+          <w:numId w:val="27"/>
+        </w:numPr>
+        <w:spacing w:after="80" w:line="276" w:lineRule="auto"/>
+      </w:pPr>
+      <w:r>
+        <w:lastRenderedPageBreak/>
+        <w:t xml:space="preserve">Use </w:t>
+      </w:r>
+      <w:r>
+        <w:rPr>
+          <w:b/>
+          <w:bCs/>
+        </w:rPr>
+        <w:t>Copy for another chapter</w:t>
+      </w:r>
+      <w:r>
+        <w:t xml:space="preserve"> to make a second record for a different page range of the same file. Check that the new record has its own file and that authenticity is unassessed.</w:t>
+      </w:r>
+    </w:p>
+    <w:p>
+      <w:pPr>
+        <w:pStyle w:val="ListParagraph"/>
+        <w:numPr>
+          <w:ilvl w:val="0"/>
+          <w:numId w:val="27"/>
+        </w:numPr>
+        <w:spacing w:after="80" w:line="276" w:lineRule="auto"/>
+      </w:pPr>
+      <w:r>
+        <w:t>Try to Include it straight away. What happens?</w:t>
+      </w:r>
+    </w:p>
+    <w:p>
+      <w:pPr>
+        <w:pStyle w:val="ListParagraph"/>
+        <w:numPr>
+          <w:ilvl w:val="0"/>
+          <w:numId w:val="27"/>
+        </w:numPr>
+        <w:spacing w:after="80" w:line="276" w:lineRule="auto"/>
+      </w:pPr>
+      <w:r>
+        <w:t>Assess authenticity, include or exclude it, and write a three-sentence memo.</w:t>
+      </w:r>
+    </w:p>
+    <w:p>
+      <w:pPr>
+        <w:pStyle w:val="ListParagraph"/>
+        <w:numPr>
+          <w:ilvl w:val="0"/>
+          <w:numId w:val="27"/>
+        </w:numPr>
+        <w:spacing w:after="80" w:line="276" w:lineRule="auto"/>
+      </w:pPr>
+      <w:r>
+        <w:t xml:space="preserve">Attach a source file, then remove it with </w:t>
+      </w:r>
+      <w:r>
+        <w:rPr>
+          <w:b/>
+          <w:bCs/>
+        </w:rPr>
+        <w:t>Remove file</w:t>
+      </w:r>
+      <w:r>
+        <w:t xml:space="preserve"> and attach it again.</w:t>
+      </w:r>
+    </w:p>
+    <w:p>
+      <w:pPr>
+        <w:pStyle w:val="ListParagraph"/>
+        <w:numPr>
+          <w:ilvl w:val="0"/>
+          <w:numId w:val="27"/>
         </w:numPr>
         <w:spacing w:after="80" w:line="276" w:lineRule="auto"/>
       </w:pPr>
@@ -19271,7 +19551,7 @@
           <w:left w:w="10" w:type="dxa"/>
           <w:right w:w="10" w:type="dxa"/>
         </w:tblCellMar>
-        <w:tblLook w:val="04A0" w:firstRow="1" w:lastRow="0" w:firstColumn="1" w:lastColumn="0" w:noHBand="0" w:noVBand="1"/>
+        <w:tblLook w:val="0000" w:firstRow="0" w:lastRow="0" w:firstColumn="0" w:lastColumn="0" w:noHBand="0" w:noVBand="0"/>
       </w:tblPr>
       <w:tblGrid>
         <w:gridCol w:w="9412"/>
@@ -19331,7 +19611,7 @@
         <w:pStyle w:val="Heading1"/>
         <w:pageBreakBefore/>
       </w:pPr>
-      <w:bookmarkStart w:id="35" w:name="_Toc240773198"/>
+      <w:bookmarkStart w:id="35" w:name="_Toc240779380"/>
       <w:r>
         <w:lastRenderedPageBreak/>
         <w:t>9. Daily checklists</w:t>
@@ -19342,7 +19622,7 @@
       <w:pPr>
         <w:pStyle w:val="Heading2"/>
       </w:pPr>
-      <w:bookmarkStart w:id="36" w:name="_Toc240773199"/>
+      <w:bookmarkStart w:id="36" w:name="_Toc240779381"/>
       <w:r>
         <w:t>Start of the day</w:t>
       </w:r>
@@ -19422,7 +19702,7 @@
       <w:pPr>
         <w:pStyle w:val="Heading2"/>
       </w:pPr>
-      <w:bookmarkStart w:id="37" w:name="_Toc240773200"/>
+      <w:bookmarkStart w:id="37" w:name="_Toc240779382"/>
       <w:r>
         <w:t>End of the day</w:t>
       </w:r>
@@ -19476,7 +19756,7 @@
       <w:pPr>
         <w:pStyle w:val="Heading2"/>
       </w:pPr>
-      <w:bookmarkStart w:id="38" w:name="_Toc240773201"/>
+      <w:bookmarkStart w:id="38" w:name="_Toc240779383"/>
       <w:r>
         <w:t>Troubleshooting</w:t>
       </w:r>
@@ -19497,7 +19777,7 @@
           <w:left w:w="10" w:type="dxa"/>
           <w:right w:w="10" w:type="dxa"/>
         </w:tblCellMar>
-        <w:tblLook w:val="04A0" w:firstRow="1" w:lastRow="0" w:firstColumn="1" w:lastColumn="0" w:noHBand="0" w:noVBand="1"/>
+        <w:tblLook w:val="0000" w:firstRow="0" w:lastRow="0" w:firstColumn="0" w:lastColumn="0" w:noHBand="0" w:noVBand="0"/>
       </w:tblPr>
       <w:tblGrid>
         <w:gridCol w:w="2635"/>
@@ -20339,7 +20619,7 @@
         <w:pStyle w:val="Heading1"/>
         <w:pageBreakBefore/>
       </w:pPr>
-      <w:bookmarkStart w:id="39" w:name="_Toc240773202"/>
+      <w:bookmarkStart w:id="39" w:name="_Toc240779384"/>
       <w:r>
         <w:lastRenderedPageBreak/>
         <w:t>10. Glossary</w:t>
@@ -20361,7 +20641,7 @@
           <w:left w:w="10" w:type="dxa"/>
           <w:right w:w="10" w:type="dxa"/>
         </w:tblCellMar>
-        <w:tblLook w:val="04A0" w:firstRow="1" w:lastRow="0" w:firstColumn="1" w:lastColumn="0" w:noHBand="0" w:noVBand="1"/>
+        <w:tblLook w:val="0000" w:firstRow="0" w:lastRow="0" w:firstColumn="0" w:lastColumn="0" w:noHBand="0" w:noVBand="0"/>
       </w:tblPr>
       <w:tblGrid>
         <w:gridCol w:w="2353"/>
@@ -21795,7 +22075,7 @@
                 <w:sz w:val="19"/>
                 <w:szCs w:val="19"/>
               </w:rPr>
-              <w:t>Quick add</w:t>
+              <w:t>Copy for another chapter</w:t>
             </w:r>
           </w:p>
         </w:tc>
@@ -21819,7 +22099,7 @@
                 <w:sz w:val="19"/>
                 <w:szCs w:val="19"/>
               </w:rPr>
-              <w:t>Documents → New document → upload a file: the AI fills in the record's details and drafts the coding form for you to review.</w:t>
+              <w:t>A button on a document record: makes a new record for a different part of the same source, with the same details and its own copy of the file.</w:t>
             </w:r>
           </w:p>
         </w:tc>
@@ -21854,7 +22134,7 @@
                 <w:szCs w:val="19"/>
               </w:rPr>
               <w:lastRenderedPageBreak/>
-              <w:t>Record details</w:t>
+              <w:t>Quick add</w:t>
             </w:r>
           </w:p>
         </w:tc>
@@ -21877,7 +22157,7 @@
                 <w:sz w:val="19"/>
                 <w:szCs w:val="19"/>
               </w:rPr>
-              <w:t>A document's title, author, date, type, scope, value chain and source. They feed Section A of the coding form and can be corrected on the record page.</w:t>
+              <w:t>Documents → New document → upload a file: the AI fills in the record's details and drafts the coding form for you to review.</w:t>
             </w:r>
           </w:p>
         </w:tc>
@@ -21912,7 +22192,7 @@
                 <w:sz w:val="19"/>
                 <w:szCs w:val="19"/>
               </w:rPr>
-              <w:t>Read in parts</w:t>
+              <w:t>Record details</w:t>
             </w:r>
           </w:p>
         </w:tc>
@@ -21936,7 +22216,7 @@
                 <w:sz w:val="19"/>
                 <w:szCs w:val="19"/>
               </w:rPr>
-              <w:t>Auto-fill option for a PDF over 100 pages: the AI codes each part of about 80 pages, then combines them into one draft.</w:t>
+              <w:t>A document's title, author, date, type, scope, value chain and source. They feed Section A of the coding form and can be corrected on the record page.</w:t>
             </w:r>
           </w:p>
         </w:tc>
@@ -21970,7 +22250,7 @@
                 <w:sz w:val="19"/>
                 <w:szCs w:val="19"/>
               </w:rPr>
-              <w:t>Administration mode</w:t>
+              <w:t>Read in parts</w:t>
             </w:r>
           </w:p>
         </w:tc>
@@ -21993,7 +22273,7 @@
                 <w:sz w:val="19"/>
                 <w:szCs w:val="19"/>
               </w:rPr>
-              <w:t>How the questionnaire was completed (codes 01–06).</w:t>
+              <w:t>Auto-fill option for a PDF over 100 pages: the AI codes each part of about 80 pages, then combines them into one draft.</w:t>
             </w:r>
           </w:p>
         </w:tc>
@@ -22028,7 +22308,7 @@
                 <w:sz w:val="19"/>
                 <w:szCs w:val="19"/>
               </w:rPr>
-              <w:t>Follow-up</w:t>
+              <w:t>Administration mode</w:t>
             </w:r>
           </w:p>
         </w:tc>
@@ -22052,7 +22332,7 @@
                 <w:sz w:val="19"/>
                 <w:szCs w:val="19"/>
               </w:rPr>
-              <w:t>An approved reminder due to be sent to an invited respondent (Day 2, Day 7).</w:t>
+              <w:t>How the questionnaire was completed (codes 01–06).</w:t>
             </w:r>
           </w:p>
         </w:tc>
@@ -22086,7 +22366,7 @@
                 <w:sz w:val="19"/>
                 <w:szCs w:val="19"/>
               </w:rPr>
-              <w:t>Withdrawal</w:t>
+              <w:t>Follow-up</w:t>
             </w:r>
           </w:p>
         </w:tc>
@@ -22109,7 +22389,7 @@
                 <w:sz w:val="19"/>
                 <w:szCs w:val="19"/>
               </w:rPr>
-              <w:t>A participant's request to stop taking part, recorded once in the portal.</w:t>
+              <w:t>An approved reminder due to be sent to an invited respondent (Day 2, Day 7).</w:t>
             </w:r>
           </w:p>
         </w:tc>
@@ -22144,7 +22424,7 @@
                 <w:sz w:val="19"/>
                 <w:szCs w:val="19"/>
               </w:rPr>
-              <w:t>Audit log</w:t>
+              <w:t>Withdrawal</w:t>
             </w:r>
           </w:p>
         </w:tc>
@@ -22168,7 +22448,7 @@
                 <w:sz w:val="19"/>
                 <w:szCs w:val="19"/>
               </w:rPr>
-              <w:t>The permanent record of every sensitive action and who took it.</w:t>
+              <w:t>A participant's request to stop taking part, recorded once in the portal.</w:t>
             </w:r>
           </w:p>
         </w:tc>
@@ -22202,6 +22482,64 @@
                 <w:sz w:val="19"/>
                 <w:szCs w:val="19"/>
               </w:rPr>
+              <w:t>Audit log</w:t>
+            </w:r>
+          </w:p>
+        </w:tc>
+        <w:tc>
+          <w:tcPr>
+            <w:tcW w:w="7059" w:type="dxa"/>
+            <w:tcMar>
+              <w:top w:w="70" w:type="dxa"/>
+              <w:left w:w="110" w:type="dxa"/>
+              <w:bottom w:w="70" w:type="dxa"/>
+              <w:right w:w="110" w:type="dxa"/>
+            </w:tcMar>
+          </w:tcPr>
+          <w:p>
+            <w:pPr>
+              <w:spacing w:after="40"/>
+            </w:pPr>
+            <w:r>
+              <w:rPr>
+                <w:sz w:val="19"/>
+                <w:szCs w:val="19"/>
+              </w:rPr>
+              <w:t>The permanent record of every sensitive action and who took it.</w:t>
+            </w:r>
+          </w:p>
+        </w:tc>
+      </w:tr>
+      <w:tr>
+        <w:tblPrEx>
+          <w:tblCellMar>
+            <w:top w:w="0" w:type="dxa"/>
+            <w:bottom w:w="0" w:type="dxa"/>
+          </w:tblCellMar>
+        </w:tblPrEx>
+        <w:trPr>
+          <w:cantSplit/>
+        </w:trPr>
+        <w:tc>
+          <w:tcPr>
+            <w:tcW w:w="2353" w:type="dxa"/>
+            <w:shd w:val="clear" w:color="auto" w:fill="F8FAFB"/>
+            <w:tcMar>
+              <w:top w:w="70" w:type="dxa"/>
+              <w:left w:w="110" w:type="dxa"/>
+              <w:bottom w:w="70" w:type="dxa"/>
+              <w:right w:w="110" w:type="dxa"/>
+            </w:tcMar>
+          </w:tcPr>
+          <w:p>
+            <w:pPr>
+              <w:spacing w:after="40"/>
+            </w:pPr>
+            <w:r>
+              <w:rPr>
+                <w:sz w:val="19"/>
+                <w:szCs w:val="19"/>
+              </w:rPr>
               <w:t>Data lock</w:t>
             </w:r>
           </w:p>
@@ -22209,6 +22547,7 @@
         <w:tc>
           <w:tcPr>
             <w:tcW w:w="7059" w:type="dxa"/>
+            <w:shd w:val="clear" w:color="auto" w:fill="F8FAFB"/>
             <w:tcMar>
               <w:top w:w="70" w:type="dxa"/>
               <w:left w:w="110" w:type="dxa"/>
@@ -22241,7 +22580,7 @@
         <w:pStyle w:val="Heading1"/>
         <w:pageBreakBefore/>
       </w:pPr>
-      <w:bookmarkStart w:id="40" w:name="_Toc240773203"/>
+      <w:bookmarkStart w:id="40" w:name="_Toc240779385"/>
       <w:r>
         <w:lastRenderedPageBreak/>
         <w:t>11. Confidentiality and conduct declaration</w:t>
@@ -22261,7 +22600,7 @@
         <w:pStyle w:val="ListParagraph"/>
         <w:numPr>
           <w:ilvl w:val="0"/>
-          <w:numId w:val="27"/>
+          <w:numId w:val="28"/>
         </w:numPr>
         <w:spacing w:after="80" w:line="276" w:lineRule="auto"/>
       </w:pPr>
@@ -22274,7 +22613,7 @@
         <w:pStyle w:val="ListParagraph"/>
         <w:numPr>
           <w:ilvl w:val="0"/>
-          <w:numId w:val="27"/>
+          <w:numId w:val="28"/>
         </w:numPr>
         <w:spacing w:after="80" w:line="276" w:lineRule="auto"/>
       </w:pPr>
@@ -22287,7 +22626,7 @@
         <w:pStyle w:val="ListParagraph"/>
         <w:numPr>
           <w:ilvl w:val="0"/>
-          <w:numId w:val="27"/>
+          <w:numId w:val="28"/>
         </w:numPr>
         <w:spacing w:after="80" w:line="276" w:lineRule="auto"/>
       </w:pPr>
@@ -22300,7 +22639,7 @@
         <w:pStyle w:val="ListParagraph"/>
         <w:numPr>
           <w:ilvl w:val="0"/>
-          <w:numId w:val="27"/>
+          <w:numId w:val="28"/>
         </w:numPr>
         <w:spacing w:after="80" w:line="276" w:lineRule="auto"/>
       </w:pPr>
@@ -22313,7 +22652,7 @@
         <w:pStyle w:val="ListParagraph"/>
         <w:numPr>
           <w:ilvl w:val="0"/>
-          <w:numId w:val="27"/>
+          <w:numId w:val="28"/>
         </w:numPr>
         <w:spacing w:after="80" w:line="276" w:lineRule="auto"/>
       </w:pPr>
@@ -22326,7 +22665,7 @@
         <w:pStyle w:val="ListParagraph"/>
         <w:numPr>
           <w:ilvl w:val="0"/>
-          <w:numId w:val="27"/>
+          <w:numId w:val="28"/>
         </w:numPr>
         <w:spacing w:after="80" w:line="276" w:lineRule="auto"/>
       </w:pPr>
@@ -22339,7 +22678,7 @@
         <w:pStyle w:val="ListParagraph"/>
         <w:numPr>
           <w:ilvl w:val="0"/>
-          <w:numId w:val="27"/>
+          <w:numId w:val="28"/>
         </w:numPr>
         <w:spacing w:after="80" w:line="276" w:lineRule="auto"/>
       </w:pPr>
@@ -22367,7 +22706,7 @@
           <w:left w:w="10" w:type="dxa"/>
           <w:right w:w="10" w:type="dxa"/>
         </w:tblCellMar>
-        <w:tblLook w:val="04A0" w:firstRow="1" w:lastRow="0" w:firstColumn="1" w:lastColumn="0" w:noHBand="0" w:noVBand="1"/>
+        <w:tblLook w:val="0000" w:firstRow="0" w:lastRow="0" w:firstColumn="0" w:lastColumn="0" w:noHBand="0" w:noVBand="0"/>
       </w:tblPr>
       <w:tblGrid>
         <w:gridCol w:w="2824"/>
@@ -22680,10 +23019,10 @@
       </w:pPr>
     </w:p>
     <w:sectPr>
-      <w:headerReference w:type="default" r:id="rId33"/>
-      <w:footerReference w:type="default" r:id="rId34"/>
-      <w:headerReference w:type="first" r:id="rId35"/>
-      <w:footerReference w:type="first" r:id="rId36"/>
+      <w:headerReference w:type="default" r:id="rId34"/>
+      <w:footerReference w:type="default" r:id="rId35"/>
+      <w:headerReference w:type="first" r:id="rId36"/>
+      <w:footerReference w:type="first" r:id="rId37"/>
       <w:pgSz w:w="11906" w:h="16838"/>
       <w:pgMar w:top="1300" w:right="1247" w:bottom="1200" w:left="1247" w:header="708" w:footer="708" w:gutter="0"/>
       <w:cols w:space="720"/>
@@ -22727,7 +23066,7 @@
         <w:sz w:val="16"/>
         <w:szCs w:val="16"/>
       </w:rPr>
-      <w:t>Version 1.4 · 20 September 2026</w:t>
+      <w:t>Version 1.5 · 20 September 2026</w:t>
     </w:r>
     <w:r>
       <w:rPr>
@@ -22900,10 +23239,10 @@
 <file path=word/numbering.xml><?xml version="1.0" encoding="utf-8"?>
 <w:numbering xmlns:wpc="http://schemas.microsoft.com/office/word/2010/wordprocessingCanvas" xmlns:cx="http://schemas.microsoft.com/office/drawing/2014/chartex" xmlns:cx1="http://schemas.microsoft.com/office/drawing/2015/9/8/chartex" xmlns:cx2="http://schemas.microsoft.com/office/drawing/2015/10/21/chartex" xmlns:cx3="http://schemas.microsoft.com/office/drawing/2016/5/9/chartex" xmlns:cx4="http://schemas.microsoft.com/office/drawing/2016/5/10/chartex" xmlns:cx5="http://schemas.microsoft.com/office/drawing/2016/5/11/chartex" xmlns:cx6="http://schemas.microsoft.com/office/drawing/2016/5/12/chartex" xmlns:cx7="http://schemas.microsoft.com/office/drawing/2016/5/13/chartex" xmlns:cx8="http://schemas.microsoft.com/office/drawing/2016/5/14/chartex" xmlns:mc="http://schemas.openxmlformats.org/markup-compatibility/2006" xmlns:aink="http://schemas.microsoft.com/office/drawing/2016/ink" xmlns:am3d="http://schemas.microsoft.com/office/drawing/2017/model3d" xmlns:o="urn:schemas-microsoft-com:office:office" xmlns:oel="http://schemas.microsoft.com/office/2019/extlst" xmlns:r="http://schemas.openxmlformats.org/officeDocument/2006/relationships" xmlns:m="http://schemas.openxmlformats.org/officeDocument/2006/math" xmlns:v="urn:schemas-microsoft-com:vml" xmlns:wp14="http://schemas.microsoft.com/office/word/2010/wordprocessingDrawing" xmlns:wp="http://schemas.openxmlformats.org/drawingml/2006/wordprocessingDrawing" xmlns:w10="urn:schemas-microsoft-com:office:word" xmlns:w="http://schemas.openxmlformats.org/wordprocessingml/2006/main" xmlns:w14="http://schemas.microsoft.com/office/word/2010/wordml" xmlns:w15="http://schemas.microsoft.com/office/word/2012/wordml" xmlns:w16cex="http://schemas.microsoft.com/office/word/2018/wordml/cex" xmlns:w16cid="http://schemas.microsoft.com/office/word/2016/wordml/cid" xmlns:w16="http://schemas.microsoft.com/office/word/2018/wordml" xmlns:w16sdtdh="http://schemas.microsoft.com/office/word/2020/wordml/sdtdatahash" xmlns:w16se="http://schemas.microsoft.com/office/word/2015/wordml/symex" xmlns:wpg="http://schemas.microsoft.com/office/word/2010/wordprocessingGroup" xmlns:wpi="http://schemas.microsoft.com/office/word/2010/wordprocessingInk" xmlns:wne="http://schemas.microsoft.com/office/word/2006/wordml" xmlns:wps="http://schemas.microsoft.com/office/word/2010/wordprocessingShape" mc:Ignorable="w14 w15 w16se w16cid w16 w16cex w16sdtdh wp14">
   <w:abstractNum w:abstractNumId="0" w15:restartNumberingAfterBreak="0">
-    <w:nsid w:val="01F11FA8"/>
+    <w:nsid w:val="037B3BE1"/>
     <w:multiLevelType w:val="hybridMultilevel"/>
-    <w:tmpl w:val="2B98B2DC"/>
-    <w:lvl w:ilvl="0" w:tplc="14AA40BE">
+    <w:tmpl w:val="BE901132"/>
+    <w:lvl w:ilvl="0" w:tplc="2F321FFE">
       <w:start w:val="1"/>
       <w:numFmt w:val="decimal"/>
       <w:lvlText w:val="%1."/>
@@ -22917,52 +23256,52 @@
         <w:color w:val="A67C27"/>
       </w:rPr>
     </w:lvl>
-    <w:lvl w:ilvl="1" w:tplc="1BD2D0D0">
+    <w:lvl w:ilvl="1" w:tplc="BE321DAC">
       <w:numFmt w:val="decimal"/>
       <w:lvlText w:val=""/>
       <w:lvlJc w:val="left"/>
     </w:lvl>
-    <w:lvl w:ilvl="2" w:tplc="39EEC074">
+    <w:lvl w:ilvl="2" w:tplc="AF92EBA6">
       <w:numFmt w:val="decimal"/>
       <w:lvlText w:val=""/>
       <w:lvlJc w:val="left"/>
     </w:lvl>
-    <w:lvl w:ilvl="3" w:tplc="D0644484">
+    <w:lvl w:ilvl="3" w:tplc="C34CB4FA">
       <w:numFmt w:val="decimal"/>
       <w:lvlText w:val=""/>
       <w:lvlJc w:val="left"/>
     </w:lvl>
-    <w:lvl w:ilvl="4" w:tplc="EA042290">
+    <w:lvl w:ilvl="4" w:tplc="5FE4377E">
       <w:numFmt w:val="decimal"/>
       <w:lvlText w:val=""/>
       <w:lvlJc w:val="left"/>
     </w:lvl>
-    <w:lvl w:ilvl="5" w:tplc="401C0016">
+    <w:lvl w:ilvl="5" w:tplc="5F64D3C8">
       <w:numFmt w:val="decimal"/>
       <w:lvlText w:val=""/>
       <w:lvlJc w:val="left"/>
     </w:lvl>
-    <w:lvl w:ilvl="6" w:tplc="A73AC908">
+    <w:lvl w:ilvl="6" w:tplc="1B54ECA0">
       <w:numFmt w:val="decimal"/>
       <w:lvlText w:val=""/>
       <w:lvlJc w:val="left"/>
     </w:lvl>
-    <w:lvl w:ilvl="7" w:tplc="B8A63534">
+    <w:lvl w:ilvl="7" w:tplc="335CA686">
       <w:numFmt w:val="decimal"/>
       <w:lvlText w:val=""/>
       <w:lvlJc w:val="left"/>
     </w:lvl>
-    <w:lvl w:ilvl="8" w:tplc="9738A38E">
+    <w:lvl w:ilvl="8" w:tplc="120A4FB6">
       <w:numFmt w:val="decimal"/>
       <w:lvlText w:val=""/>
       <w:lvlJc w:val="left"/>
     </w:lvl>
   </w:abstractNum>
   <w:abstractNum w:abstractNumId="1" w15:restartNumberingAfterBreak="0">
-    <w:nsid w:val="03771DA5"/>
+    <w:nsid w:val="0983217E"/>
     <w:multiLevelType w:val="hybridMultilevel"/>
-    <w:tmpl w:val="D724109C"/>
-    <w:lvl w:ilvl="0" w:tplc="71CE7F76">
+    <w:tmpl w:val="294EE95A"/>
+    <w:lvl w:ilvl="0" w:tplc="B23E89EA">
       <w:start w:val="1"/>
       <w:numFmt w:val="decimal"/>
       <w:lvlText w:val="%1."/>
@@ -22976,52 +23315,52 @@
         <w:color w:val="A67C27"/>
       </w:rPr>
     </w:lvl>
-    <w:lvl w:ilvl="1" w:tplc="607619E8">
+    <w:lvl w:ilvl="1" w:tplc="456C91DA">
       <w:numFmt w:val="decimal"/>
       <w:lvlText w:val=""/>
       <w:lvlJc w:val="left"/>
     </w:lvl>
-    <w:lvl w:ilvl="2" w:tplc="50D46A96">
+    <w:lvl w:ilvl="2" w:tplc="C5501DE6">
       <w:numFmt w:val="decimal"/>
       <w:lvlText w:val=""/>
       <w:lvlJc w:val="left"/>
     </w:lvl>
-    <w:lvl w:ilvl="3" w:tplc="8354B102">
+    <w:lvl w:ilvl="3" w:tplc="5DCCB3BE">
       <w:numFmt w:val="decimal"/>
       <w:lvlText w:val=""/>
       <w:lvlJc w:val="left"/>
     </w:lvl>
-    <w:lvl w:ilvl="4" w:tplc="3E02595A">
+    <w:lvl w:ilvl="4" w:tplc="EDB27F36">
       <w:numFmt w:val="decimal"/>
       <w:lvlText w:val=""/>
       <w:lvlJc w:val="left"/>
     </w:lvl>
-    <w:lvl w:ilvl="5" w:tplc="48321262">
+    <w:lvl w:ilvl="5" w:tplc="99165710">
       <w:numFmt w:val="decimal"/>
       <w:lvlText w:val=""/>
       <w:lvlJc w:val="left"/>
     </w:lvl>
-    <w:lvl w:ilvl="6" w:tplc="974A6B52">
+    <w:lvl w:ilvl="6" w:tplc="59E6291A">
       <w:numFmt w:val="decimal"/>
       <w:lvlText w:val=""/>
       <w:lvlJc w:val="left"/>
     </w:lvl>
-    <w:lvl w:ilvl="7" w:tplc="96E08896">
+    <w:lvl w:ilvl="7" w:tplc="4C90BF00">
       <w:numFmt w:val="decimal"/>
       <w:lvlText w:val=""/>
       <w:lvlJc w:val="left"/>
     </w:lvl>
-    <w:lvl w:ilvl="8" w:tplc="4836B838">
+    <w:lvl w:ilvl="8" w:tplc="1A6A9F2A">
       <w:numFmt w:val="decimal"/>
       <w:lvlText w:val=""/>
       <w:lvlJc w:val="left"/>
     </w:lvl>
   </w:abstractNum>
   <w:abstractNum w:abstractNumId="2" w15:restartNumberingAfterBreak="0">
-    <w:nsid w:val="0C2343B2"/>
+    <w:nsid w:val="0F711378"/>
     <w:multiLevelType w:val="hybridMultilevel"/>
-    <w:tmpl w:val="A7921E44"/>
-    <w:lvl w:ilvl="0" w:tplc="59B28554">
+    <w:tmpl w:val="3F668AEE"/>
+    <w:lvl w:ilvl="0" w:tplc="301634C6">
       <w:start w:val="1"/>
       <w:numFmt w:val="decimal"/>
       <w:lvlText w:val="%1."/>
@@ -23035,52 +23374,52 @@
         <w:color w:val="A67C27"/>
       </w:rPr>
     </w:lvl>
-    <w:lvl w:ilvl="1" w:tplc="554A7ED6">
+    <w:lvl w:ilvl="1" w:tplc="F510F7CC">
       <w:numFmt w:val="decimal"/>
       <w:lvlText w:val=""/>
       <w:lvlJc w:val="left"/>
     </w:lvl>
-    <w:lvl w:ilvl="2" w:tplc="4F282FFA">
+    <w:lvl w:ilvl="2" w:tplc="05BEC6F2">
       <w:numFmt w:val="decimal"/>
       <w:lvlText w:val=""/>
       <w:lvlJc w:val="left"/>
     </w:lvl>
-    <w:lvl w:ilvl="3" w:tplc="0616BEE2">
+    <w:lvl w:ilvl="3" w:tplc="CED4165A">
       <w:numFmt w:val="decimal"/>
       <w:lvlText w:val=""/>
       <w:lvlJc w:val="left"/>
     </w:lvl>
-    <w:lvl w:ilvl="4" w:tplc="6FD49B06">
+    <w:lvl w:ilvl="4" w:tplc="D12880B6">
       <w:numFmt w:val="decimal"/>
       <w:lvlText w:val=""/>
       <w:lvlJc w:val="left"/>
     </w:lvl>
-    <w:lvl w:ilvl="5" w:tplc="A9B8A1CE">
+    <w:lvl w:ilvl="5" w:tplc="2E306A50">
       <w:numFmt w:val="decimal"/>
       <w:lvlText w:val=""/>
       <w:lvlJc w:val="left"/>
     </w:lvl>
-    <w:lvl w:ilvl="6" w:tplc="033EAEE6">
+    <w:lvl w:ilvl="6" w:tplc="D55CB952">
       <w:numFmt w:val="decimal"/>
       <w:lvlText w:val=""/>
       <w:lvlJc w:val="left"/>
     </w:lvl>
-    <w:lvl w:ilvl="7" w:tplc="4B8A72B2">
+    <w:lvl w:ilvl="7" w:tplc="2AEC093A">
       <w:numFmt w:val="decimal"/>
       <w:lvlText w:val=""/>
       <w:lvlJc w:val="left"/>
     </w:lvl>
-    <w:lvl w:ilvl="8" w:tplc="BAE0B2A6">
+    <w:lvl w:ilvl="8" w:tplc="5BB243F8">
       <w:numFmt w:val="decimal"/>
       <w:lvlText w:val=""/>
       <w:lvlJc w:val="left"/>
     </w:lvl>
   </w:abstractNum>
   <w:abstractNum w:abstractNumId="3" w15:restartNumberingAfterBreak="0">
-    <w:nsid w:val="15966249"/>
+    <w:nsid w:val="149D0356"/>
     <w:multiLevelType w:val="hybridMultilevel"/>
-    <w:tmpl w:val="897E477A"/>
-    <w:lvl w:ilvl="0" w:tplc="99ACEFAA">
+    <w:tmpl w:val="5A20038C"/>
+    <w:lvl w:ilvl="0" w:tplc="6F2426BE">
       <w:start w:val="1"/>
       <w:numFmt w:val="decimal"/>
       <w:lvlText w:val="%1."/>
@@ -23094,52 +23433,52 @@
         <w:color w:val="A67C27"/>
       </w:rPr>
     </w:lvl>
-    <w:lvl w:ilvl="1" w:tplc="0EAE7E86">
+    <w:lvl w:ilvl="1" w:tplc="AB123E58">
       <w:numFmt w:val="decimal"/>
       <w:lvlText w:val=""/>
       <w:lvlJc w:val="left"/>
     </w:lvl>
-    <w:lvl w:ilvl="2" w:tplc="726C210A">
+    <w:lvl w:ilvl="2" w:tplc="0360ECE8">
       <w:numFmt w:val="decimal"/>
       <w:lvlText w:val=""/>
       <w:lvlJc w:val="left"/>
     </w:lvl>
-    <w:lvl w:ilvl="3" w:tplc="F8929562">
+    <w:lvl w:ilvl="3" w:tplc="44284960">
       <w:numFmt w:val="decimal"/>
       <w:lvlText w:val=""/>
       <w:lvlJc w:val="left"/>
     </w:lvl>
-    <w:lvl w:ilvl="4" w:tplc="549EC822">
+    <w:lvl w:ilvl="4" w:tplc="623400E0">
       <w:numFmt w:val="decimal"/>
       <w:lvlText w:val=""/>
       <w:lvlJc w:val="left"/>
     </w:lvl>
-    <w:lvl w:ilvl="5" w:tplc="49E65AE6">
+    <w:lvl w:ilvl="5" w:tplc="CD84FEFC">
       <w:numFmt w:val="decimal"/>
       <w:lvlText w:val=""/>
       <w:lvlJc w:val="left"/>
     </w:lvl>
-    <w:lvl w:ilvl="6" w:tplc="B4280A90">
+    <w:lvl w:ilvl="6" w:tplc="D7F8E5B6">
       <w:numFmt w:val="decimal"/>
       <w:lvlText w:val=""/>
       <w:lvlJc w:val="left"/>
     </w:lvl>
-    <w:lvl w:ilvl="7" w:tplc="7A92C778">
+    <w:lvl w:ilvl="7" w:tplc="326A9A92">
       <w:numFmt w:val="decimal"/>
       <w:lvlText w:val=""/>
       <w:lvlJc w:val="left"/>
     </w:lvl>
-    <w:lvl w:ilvl="8" w:tplc="DB9CA70C">
+    <w:lvl w:ilvl="8" w:tplc="73CA8DDA">
       <w:numFmt w:val="decimal"/>
       <w:lvlText w:val=""/>
       <w:lvlJc w:val="left"/>
     </w:lvl>
   </w:abstractNum>
   <w:abstractNum w:abstractNumId="4" w15:restartNumberingAfterBreak="0">
-    <w:nsid w:val="1A515BE3"/>
+    <w:nsid w:val="155D3D30"/>
     <w:multiLevelType w:val="hybridMultilevel"/>
-    <w:tmpl w:val="C48CD224"/>
-    <w:lvl w:ilvl="0" w:tplc="2F80C6B8">
+    <w:tmpl w:val="151AD318"/>
+    <w:lvl w:ilvl="0" w:tplc="F57420F6">
       <w:start w:val="1"/>
       <w:numFmt w:val="decimal"/>
       <w:lvlText w:val="%1."/>
@@ -23153,52 +23492,52 @@
         <w:color w:val="A67C27"/>
       </w:rPr>
     </w:lvl>
-    <w:lvl w:ilvl="1" w:tplc="256284A6">
+    <w:lvl w:ilvl="1" w:tplc="F49EE040">
       <w:numFmt w:val="decimal"/>
       <w:lvlText w:val=""/>
       <w:lvlJc w:val="left"/>
     </w:lvl>
-    <w:lvl w:ilvl="2" w:tplc="3D0073E8">
+    <w:lvl w:ilvl="2" w:tplc="7D3E1A4C">
       <w:numFmt w:val="decimal"/>
       <w:lvlText w:val=""/>
       <w:lvlJc w:val="left"/>
     </w:lvl>
-    <w:lvl w:ilvl="3" w:tplc="15B4F808">
+    <w:lvl w:ilvl="3" w:tplc="3150186A">
       <w:numFmt w:val="decimal"/>
       <w:lvlText w:val=""/>
       <w:lvlJc w:val="left"/>
     </w:lvl>
-    <w:lvl w:ilvl="4" w:tplc="E530E318">
+    <w:lvl w:ilvl="4" w:tplc="1B8C34B6">
       <w:numFmt w:val="decimal"/>
       <w:lvlText w:val=""/>
       <w:lvlJc w:val="left"/>
     </w:lvl>
-    <w:lvl w:ilvl="5" w:tplc="B8BCA252">
+    <w:lvl w:ilvl="5" w:tplc="8ABA7026">
       <w:numFmt w:val="decimal"/>
       <w:lvlText w:val=""/>
       <w:lvlJc w:val="left"/>
     </w:lvl>
-    <w:lvl w:ilvl="6" w:tplc="D56AD166">
+    <w:lvl w:ilvl="6" w:tplc="D7546B40">
       <w:numFmt w:val="decimal"/>
       <w:lvlText w:val=""/>
       <w:lvlJc w:val="left"/>
     </w:lvl>
-    <w:lvl w:ilvl="7" w:tplc="BCC8CA84">
+    <w:lvl w:ilvl="7" w:tplc="1780DEE0">
       <w:numFmt w:val="decimal"/>
       <w:lvlText w:val=""/>
       <w:lvlJc w:val="left"/>
     </w:lvl>
-    <w:lvl w:ilvl="8" w:tplc="CD223872">
+    <w:lvl w:ilvl="8" w:tplc="B1409190">
       <w:numFmt w:val="decimal"/>
       <w:lvlText w:val=""/>
       <w:lvlJc w:val="left"/>
     </w:lvl>
   </w:abstractNum>
   <w:abstractNum w:abstractNumId="5" w15:restartNumberingAfterBreak="0">
-    <w:nsid w:val="26F4249E"/>
+    <w:nsid w:val="21EC247E"/>
     <w:multiLevelType w:val="hybridMultilevel"/>
-    <w:tmpl w:val="007A94AC"/>
-    <w:lvl w:ilvl="0" w:tplc="2D62676A">
+    <w:tmpl w:val="6B203F62"/>
+    <w:lvl w:ilvl="0" w:tplc="1ED2A8D2">
       <w:start w:val="1"/>
       <w:numFmt w:val="decimal"/>
       <w:lvlText w:val="%1."/>
@@ -23212,52 +23551,52 @@
         <w:color w:val="A67C27"/>
       </w:rPr>
     </w:lvl>
-    <w:lvl w:ilvl="1" w:tplc="DD2A2564">
+    <w:lvl w:ilvl="1" w:tplc="FA0ADD22">
       <w:numFmt w:val="decimal"/>
       <w:lvlText w:val=""/>
       <w:lvlJc w:val="left"/>
     </w:lvl>
-    <w:lvl w:ilvl="2" w:tplc="E512805C">
+    <w:lvl w:ilvl="2" w:tplc="04A46808">
       <w:numFmt w:val="decimal"/>
       <w:lvlText w:val=""/>
       <w:lvlJc w:val="left"/>
     </w:lvl>
-    <w:lvl w:ilvl="3" w:tplc="F1C81E16">
+    <w:lvl w:ilvl="3" w:tplc="760AC89C">
       <w:numFmt w:val="decimal"/>
       <w:lvlText w:val=""/>
       <w:lvlJc w:val="left"/>
     </w:lvl>
-    <w:lvl w:ilvl="4" w:tplc="78EC773A">
+    <w:lvl w:ilvl="4" w:tplc="B15A5606">
       <w:numFmt w:val="decimal"/>
       <w:lvlText w:val=""/>
       <w:lvlJc w:val="left"/>
     </w:lvl>
-    <w:lvl w:ilvl="5" w:tplc="78503A08">
+    <w:lvl w:ilvl="5" w:tplc="A522B20A">
       <w:numFmt w:val="decimal"/>
       <w:lvlText w:val=""/>
       <w:lvlJc w:val="left"/>
     </w:lvl>
-    <w:lvl w:ilvl="6" w:tplc="CB203A66">
+    <w:lvl w:ilvl="6" w:tplc="9B1C158C">
       <w:numFmt w:val="decimal"/>
       <w:lvlText w:val=""/>
       <w:lvlJc w:val="left"/>
     </w:lvl>
-    <w:lvl w:ilvl="7" w:tplc="A7B0BA3C">
+    <w:lvl w:ilvl="7" w:tplc="DF962E04">
       <w:numFmt w:val="decimal"/>
       <w:lvlText w:val=""/>
       <w:lvlJc w:val="left"/>
     </w:lvl>
-    <w:lvl w:ilvl="8" w:tplc="2EB086BC">
+    <w:lvl w:ilvl="8" w:tplc="BD04F6AE">
       <w:numFmt w:val="decimal"/>
       <w:lvlText w:val=""/>
       <w:lvlJc w:val="left"/>
     </w:lvl>
   </w:abstractNum>
   <w:abstractNum w:abstractNumId="6" w15:restartNumberingAfterBreak="0">
-    <w:nsid w:val="27CE4EAA"/>
+    <w:nsid w:val="21FD1454"/>
     <w:multiLevelType w:val="hybridMultilevel"/>
-    <w:tmpl w:val="3558E58C"/>
-    <w:lvl w:ilvl="0" w:tplc="DBAE5BE4">
+    <w:tmpl w:val="131A08F8"/>
+    <w:lvl w:ilvl="0" w:tplc="8D56A212">
       <w:start w:val="1"/>
       <w:numFmt w:val="decimal"/>
       <w:lvlText w:val="%1."/>
@@ -23271,52 +23610,52 @@
         <w:color w:val="A67C27"/>
       </w:rPr>
     </w:lvl>
-    <w:lvl w:ilvl="1" w:tplc="8E526006">
+    <w:lvl w:ilvl="1" w:tplc="19C61374">
       <w:numFmt w:val="decimal"/>
       <w:lvlText w:val=""/>
       <w:lvlJc w:val="left"/>
     </w:lvl>
-    <w:lvl w:ilvl="2" w:tplc="28443DBA">
+    <w:lvl w:ilvl="2" w:tplc="D188C500">
       <w:numFmt w:val="decimal"/>
       <w:lvlText w:val=""/>
       <w:lvlJc w:val="left"/>
     </w:lvl>
-    <w:lvl w:ilvl="3" w:tplc="8A240C9C">
+    <w:lvl w:ilvl="3" w:tplc="1DAA64E8">
       <w:numFmt w:val="decimal"/>
       <w:lvlText w:val=""/>
       <w:lvlJc w:val="left"/>
     </w:lvl>
-    <w:lvl w:ilvl="4" w:tplc="3C84FABA">
+    <w:lvl w:ilvl="4" w:tplc="ABE2876C">
       <w:numFmt w:val="decimal"/>
       <w:lvlText w:val=""/>
       <w:lvlJc w:val="left"/>
     </w:lvl>
-    <w:lvl w:ilvl="5" w:tplc="757220BA">
+    <w:lvl w:ilvl="5" w:tplc="DA4C3EC2">
       <w:numFmt w:val="decimal"/>
       <w:lvlText w:val=""/>
       <w:lvlJc w:val="left"/>
     </w:lvl>
-    <w:lvl w:ilvl="6" w:tplc="F578C64C">
+    <w:lvl w:ilvl="6" w:tplc="F30A4C34">
       <w:numFmt w:val="decimal"/>
       <w:lvlText w:val=""/>
       <w:lvlJc w:val="left"/>
     </w:lvl>
-    <w:lvl w:ilvl="7" w:tplc="09568238">
+    <w:lvl w:ilvl="7" w:tplc="B838E96C">
       <w:numFmt w:val="decimal"/>
       <w:lvlText w:val=""/>
       <w:lvlJc w:val="left"/>
     </w:lvl>
-    <w:lvl w:ilvl="8" w:tplc="01D25402">
+    <w:lvl w:ilvl="8" w:tplc="71568552">
       <w:numFmt w:val="decimal"/>
       <w:lvlText w:val=""/>
       <w:lvlJc w:val="left"/>
     </w:lvl>
   </w:abstractNum>
   <w:abstractNum w:abstractNumId="7" w15:restartNumberingAfterBreak="0">
-    <w:nsid w:val="29915AA1"/>
+    <w:nsid w:val="25415C05"/>
     <w:multiLevelType w:val="hybridMultilevel"/>
-    <w:tmpl w:val="2BF4A628"/>
-    <w:lvl w:ilvl="0" w:tplc="F8683ABA">
+    <w:tmpl w:val="D7EAC164"/>
+    <w:lvl w:ilvl="0" w:tplc="C3F2B126">
       <w:start w:val="1"/>
       <w:numFmt w:val="decimal"/>
       <w:lvlText w:val="%1."/>
@@ -23330,52 +23669,52 @@
         <w:color w:val="A67C27"/>
       </w:rPr>
     </w:lvl>
-    <w:lvl w:ilvl="1" w:tplc="6D164C02">
+    <w:lvl w:ilvl="1" w:tplc="7E40F098">
       <w:numFmt w:val="decimal"/>
       <w:lvlText w:val=""/>
       <w:lvlJc w:val="left"/>
     </w:lvl>
-    <w:lvl w:ilvl="2" w:tplc="821A92C2">
+    <w:lvl w:ilvl="2" w:tplc="A9B06934">
       <w:numFmt w:val="decimal"/>
       <w:lvlText w:val=""/>
       <w:lvlJc w:val="left"/>
     </w:lvl>
-    <w:lvl w:ilvl="3" w:tplc="A050B81A">
+    <w:lvl w:ilvl="3" w:tplc="4D8A00C6">
       <w:numFmt w:val="decimal"/>
       <w:lvlText w:val=""/>
       <w:lvlJc w:val="left"/>
     </w:lvl>
-    <w:lvl w:ilvl="4" w:tplc="61EC025A">
+    <w:lvl w:ilvl="4" w:tplc="049040F8">
       <w:numFmt w:val="decimal"/>
       <w:lvlText w:val=""/>
       <w:lvlJc w:val="left"/>
     </w:lvl>
-    <w:lvl w:ilvl="5" w:tplc="7750C5D6">
+    <w:lvl w:ilvl="5" w:tplc="EF4A6BE0">
       <w:numFmt w:val="decimal"/>
       <w:lvlText w:val=""/>
       <w:lvlJc w:val="left"/>
     </w:lvl>
-    <w:lvl w:ilvl="6" w:tplc="5B540048">
+    <w:lvl w:ilvl="6" w:tplc="D4DE09E2">
       <w:numFmt w:val="decimal"/>
       <w:lvlText w:val=""/>
       <w:lvlJc w:val="left"/>
     </w:lvl>
-    <w:lvl w:ilvl="7" w:tplc="071C0F18">
+    <w:lvl w:ilvl="7" w:tplc="947CD478">
       <w:numFmt w:val="decimal"/>
       <w:lvlText w:val=""/>
       <w:lvlJc w:val="left"/>
     </w:lvl>
-    <w:lvl w:ilvl="8" w:tplc="87F2B0E8">
+    <w:lvl w:ilvl="8" w:tplc="91D2C77A">
       <w:numFmt w:val="decimal"/>
       <w:lvlText w:val=""/>
       <w:lvlJc w:val="left"/>
     </w:lvl>
   </w:abstractNum>
   <w:abstractNum w:abstractNumId="8" w15:restartNumberingAfterBreak="0">
-    <w:nsid w:val="2B767D8A"/>
+    <w:nsid w:val="2C364CD3"/>
     <w:multiLevelType w:val="hybridMultilevel"/>
-    <w:tmpl w:val="BA88A7B8"/>
-    <w:lvl w:ilvl="0" w:tplc="B8BE02B4">
+    <w:tmpl w:val="07E2A6C6"/>
+    <w:lvl w:ilvl="0" w:tplc="669269EA">
       <w:start w:val="1"/>
       <w:numFmt w:val="decimal"/>
       <w:lvlText w:val="%1."/>
@@ -23389,52 +23728,52 @@
         <w:color w:val="A67C27"/>
       </w:rPr>
     </w:lvl>
-    <w:lvl w:ilvl="1" w:tplc="03D0C398">
+    <w:lvl w:ilvl="1" w:tplc="93CCA4D4">
       <w:numFmt w:val="decimal"/>
       <w:lvlText w:val=""/>
       <w:lvlJc w:val="left"/>
     </w:lvl>
-    <w:lvl w:ilvl="2" w:tplc="41909B84">
+    <w:lvl w:ilvl="2" w:tplc="F1C0D836">
       <w:numFmt w:val="decimal"/>
       <w:lvlText w:val=""/>
       <w:lvlJc w:val="left"/>
     </w:lvl>
-    <w:lvl w:ilvl="3" w:tplc="A8CE6A80">
+    <w:lvl w:ilvl="3" w:tplc="2682CDFC">
       <w:numFmt w:val="decimal"/>
       <w:lvlText w:val=""/>
       <w:lvlJc w:val="left"/>
     </w:lvl>
-    <w:lvl w:ilvl="4" w:tplc="358A744A">
+    <w:lvl w:ilvl="4" w:tplc="D1985630">
       <w:numFmt w:val="decimal"/>
       <w:lvlText w:val=""/>
       <w:lvlJc w:val="left"/>
     </w:lvl>
-    <w:lvl w:ilvl="5" w:tplc="DAACA2B4">
+    <w:lvl w:ilvl="5" w:tplc="F5566716">
       <w:numFmt w:val="decimal"/>
       <w:lvlText w:val=""/>
       <w:lvlJc w:val="left"/>
     </w:lvl>
-    <w:lvl w:ilvl="6" w:tplc="7B7E1022">
+    <w:lvl w:ilvl="6" w:tplc="48CAE490">
       <w:numFmt w:val="decimal"/>
       <w:lvlText w:val=""/>
       <w:lvlJc w:val="left"/>
     </w:lvl>
-    <w:lvl w:ilvl="7" w:tplc="57500B96">
+    <w:lvl w:ilvl="7" w:tplc="0930D656">
       <w:numFmt w:val="decimal"/>
       <w:lvlText w:val=""/>
       <w:lvlJc w:val="left"/>
     </w:lvl>
-    <w:lvl w:ilvl="8" w:tplc="E44E2F92">
+    <w:lvl w:ilvl="8" w:tplc="4A06216C">
       <w:numFmt w:val="decimal"/>
       <w:lvlText w:val=""/>
       <w:lvlJc w:val="left"/>
     </w:lvl>
   </w:abstractNum>
   <w:abstractNum w:abstractNumId="9" w15:restartNumberingAfterBreak="0">
-    <w:nsid w:val="2C946EDC"/>
+    <w:nsid w:val="2F24281B"/>
     <w:multiLevelType w:val="hybridMultilevel"/>
-    <w:tmpl w:val="87E85798"/>
-    <w:lvl w:ilvl="0" w:tplc="C540CDD8">
+    <w:tmpl w:val="B98828C4"/>
+    <w:lvl w:ilvl="0" w:tplc="44DAB764">
       <w:start w:val="1"/>
       <w:numFmt w:val="decimal"/>
       <w:lvlText w:val="%1."/>
@@ -23448,138 +23787,52 @@
         <w:color w:val="A67C27"/>
       </w:rPr>
     </w:lvl>
-    <w:lvl w:ilvl="1" w:tplc="5CA454BE">
+    <w:lvl w:ilvl="1" w:tplc="1F2AEF60">
       <w:numFmt w:val="decimal"/>
       <w:lvlText w:val=""/>
       <w:lvlJc w:val="left"/>
     </w:lvl>
-    <w:lvl w:ilvl="2" w:tplc="7F1AA5D2">
+    <w:lvl w:ilvl="2" w:tplc="B72EE97E">
       <w:numFmt w:val="decimal"/>
       <w:lvlText w:val=""/>
       <w:lvlJc w:val="left"/>
     </w:lvl>
-    <w:lvl w:ilvl="3" w:tplc="1AEAEB20">
+    <w:lvl w:ilvl="3" w:tplc="2A324458">
       <w:numFmt w:val="decimal"/>
       <w:lvlText w:val=""/>
       <w:lvlJc w:val="left"/>
     </w:lvl>
-    <w:lvl w:ilvl="4" w:tplc="B900CF36">
+    <w:lvl w:ilvl="4" w:tplc="4A5E4F2C">
       <w:numFmt w:val="decimal"/>
       <w:lvlText w:val=""/>
       <w:lvlJc w:val="left"/>
     </w:lvl>
-    <w:lvl w:ilvl="5" w:tplc="F120E942">
+    <w:lvl w:ilvl="5" w:tplc="C5AE2526">
       <w:numFmt w:val="decimal"/>
       <w:lvlText w:val=""/>
       <w:lvlJc w:val="left"/>
     </w:lvl>
-    <w:lvl w:ilvl="6" w:tplc="3856AED6">
+    <w:lvl w:ilvl="6" w:tplc="84485A20">
       <w:numFmt w:val="decimal"/>
       <w:lvlText w:val=""/>
       <w:lvlJc w:val="left"/>
     </w:lvl>
-    <w:lvl w:ilvl="7" w:tplc="E2103FF0">
+    <w:lvl w:ilvl="7" w:tplc="1156935E">
       <w:numFmt w:val="decimal"/>
       <w:lvlText w:val=""/>
       <w:lvlJc w:val="left"/>
     </w:lvl>
-    <w:lvl w:ilvl="8" w:tplc="4ED0E1A6">
+    <w:lvl w:ilvl="8" w:tplc="1D103004">
       <w:numFmt w:val="decimal"/>
       <w:lvlText w:val=""/>
       <w:lvlJc w:val="left"/>
     </w:lvl>
   </w:abstractNum>
   <w:abstractNum w:abstractNumId="10" w15:restartNumberingAfterBreak="0">
-    <w:nsid w:val="2CD80322"/>
+    <w:nsid w:val="33004BFF"/>
     <w:multiLevelType w:val="hybridMultilevel"/>
-    <w:tmpl w:val="DEF4FABE"/>
-    <w:lvl w:ilvl="0" w:tplc="FD8A63D4">
-      <w:start w:val="1"/>
-      <w:numFmt w:val="bullet"/>
-      <w:lvlText w:val="●"/>
-      <w:lvlJc w:val="left"/>
-      <w:pPr>
-        <w:ind w:left="720" w:hanging="360"/>
-      </w:pPr>
-    </w:lvl>
-    <w:lvl w:ilvl="1" w:tplc="2BA82B06">
-      <w:start w:val="1"/>
-      <w:numFmt w:val="bullet"/>
-      <w:lvlText w:val="○"/>
-      <w:lvlJc w:val="left"/>
-      <w:pPr>
-        <w:ind w:left="1440" w:hanging="360"/>
-      </w:pPr>
-    </w:lvl>
-    <w:lvl w:ilvl="2" w:tplc="F3DA7D20">
-      <w:start w:val="1"/>
-      <w:numFmt w:val="bullet"/>
-      <w:lvlText w:val="■"/>
-      <w:lvlJc w:val="left"/>
-      <w:pPr>
-        <w:ind w:left="2160" w:hanging="360"/>
-      </w:pPr>
-    </w:lvl>
-    <w:lvl w:ilvl="3" w:tplc="92CE7D3A">
-      <w:start w:val="1"/>
-      <w:numFmt w:val="bullet"/>
-      <w:lvlText w:val="●"/>
-      <w:lvlJc w:val="left"/>
-      <w:pPr>
-        <w:ind w:left="2880" w:hanging="360"/>
-      </w:pPr>
-    </w:lvl>
-    <w:lvl w:ilvl="4" w:tplc="80F2284A">
-      <w:start w:val="1"/>
-      <w:numFmt w:val="bullet"/>
-      <w:lvlText w:val="○"/>
-      <w:lvlJc w:val="left"/>
-      <w:pPr>
-        <w:ind w:left="3600" w:hanging="360"/>
-      </w:pPr>
-    </w:lvl>
-    <w:lvl w:ilvl="5" w:tplc="F634DF1E">
-      <w:start w:val="1"/>
-      <w:numFmt w:val="bullet"/>
-      <w:lvlText w:val="■"/>
-      <w:lvlJc w:val="left"/>
-      <w:pPr>
-        <w:ind w:left="4320" w:hanging="360"/>
-      </w:pPr>
-    </w:lvl>
-    <w:lvl w:ilvl="6" w:tplc="41F83B74">
-      <w:start w:val="1"/>
-      <w:numFmt w:val="bullet"/>
-      <w:lvlText w:val="●"/>
-      <w:lvlJc w:val="left"/>
-      <w:pPr>
-        <w:ind w:left="5040" w:hanging="360"/>
-      </w:pPr>
-    </w:lvl>
-    <w:lvl w:ilvl="7" w:tplc="37FAF938">
-      <w:start w:val="1"/>
-      <w:numFmt w:val="bullet"/>
-      <w:lvlText w:val="●"/>
-      <w:lvlJc w:val="left"/>
-      <w:pPr>
-        <w:ind w:left="5760" w:hanging="360"/>
-      </w:pPr>
-    </w:lvl>
-    <w:lvl w:ilvl="8" w:tplc="8E0A89B4">
-      <w:start w:val="1"/>
-      <w:numFmt w:val="bullet"/>
-      <w:lvlText w:val="●"/>
-      <w:lvlJc w:val="left"/>
-      <w:pPr>
-        <w:ind w:left="6480" w:hanging="360"/>
-      </w:pPr>
-    </w:lvl>
-  </w:abstractNum>
-  <w:abstractNum w:abstractNumId="11" w15:restartNumberingAfterBreak="0">
-    <w:nsid w:val="3B032C69"/>
-    <w:multiLevelType w:val="hybridMultilevel"/>
-    <w:tmpl w:val="03042A70"/>
-    <w:lvl w:ilvl="0" w:tplc="622E0664">
+    <w:tmpl w:val="7FA6601A"/>
+    <w:lvl w:ilvl="0" w:tplc="245AE0E2">
       <w:start w:val="1"/>
       <w:numFmt w:val="decimal"/>
       <w:lvlText w:val="%1."/>
@@ -23593,110 +23846,170 @@
         <w:color w:val="A67C27"/>
       </w:rPr>
     </w:lvl>
-    <w:lvl w:ilvl="1" w:tplc="808AD624">
+    <w:lvl w:ilvl="1" w:tplc="D632E9F0">
       <w:numFmt w:val="decimal"/>
       <w:lvlText w:val=""/>
       <w:lvlJc w:val="left"/>
     </w:lvl>
-    <w:lvl w:ilvl="2" w:tplc="CDF27964">
+    <w:lvl w:ilvl="2" w:tplc="4FD4FA46">
       <w:numFmt w:val="decimal"/>
       <w:lvlText w:val=""/>
       <w:lvlJc w:val="left"/>
     </w:lvl>
-    <w:lvl w:ilvl="3" w:tplc="568EF01A">
+    <w:lvl w:ilvl="3" w:tplc="EF7CFC46">
       <w:numFmt w:val="decimal"/>
       <w:lvlText w:val=""/>
       <w:lvlJc w:val="left"/>
     </w:lvl>
-    <w:lvl w:ilvl="4" w:tplc="A050A022">
+    <w:lvl w:ilvl="4" w:tplc="997A7702">
       <w:numFmt w:val="decimal"/>
       <w:lvlText w:val=""/>
       <w:lvlJc w:val="left"/>
     </w:lvl>
-    <w:lvl w:ilvl="5" w:tplc="DE48F9F8">
+    <w:lvl w:ilvl="5" w:tplc="09B0E616">
       <w:numFmt w:val="decimal"/>
       <w:lvlText w:val=""/>
       <w:lvlJc w:val="left"/>
     </w:lvl>
-    <w:lvl w:ilvl="6" w:tplc="6B62E6D2">
+    <w:lvl w:ilvl="6" w:tplc="628CED86">
       <w:numFmt w:val="decimal"/>
       <w:lvlText w:val=""/>
       <w:lvlJc w:val="left"/>
     </w:lvl>
-    <w:lvl w:ilvl="7" w:tplc="8DD6AF92">
+    <w:lvl w:ilvl="7" w:tplc="DB20E704">
       <w:numFmt w:val="decimal"/>
       <w:lvlText w:val=""/>
       <w:lvlJc w:val="left"/>
     </w:lvl>
-    <w:lvl w:ilvl="8" w:tplc="F1E6C652">
+    <w:lvl w:ilvl="8" w:tplc="06B832E6">
+      <w:numFmt w:val="decimal"/>
+      <w:lvlText w:val=""/>
+      <w:lvlJc w:val="left"/>
+    </w:lvl>
+  </w:abstractNum>
+  <w:abstractNum w:abstractNumId="11" w15:restartNumberingAfterBreak="0">
+    <w:nsid w:val="337D748A"/>
+    <w:multiLevelType w:val="hybridMultilevel"/>
+    <w:tmpl w:val="2530EBAA"/>
+    <w:lvl w:ilvl="0" w:tplc="7E2CD6FE">
+      <w:start w:val="1"/>
+      <w:numFmt w:val="decimal"/>
+      <w:lvlText w:val="%1."/>
+      <w:lvlJc w:val="left"/>
+      <w:pPr>
+        <w:ind w:left="460" w:hanging="360"/>
+      </w:pPr>
+      <w:rPr>
+        <w:b/>
+        <w:bCs/>
+        <w:color w:val="A67C27"/>
+      </w:rPr>
+    </w:lvl>
+    <w:lvl w:ilvl="1" w:tplc="8AC883CE">
+      <w:numFmt w:val="decimal"/>
+      <w:lvlText w:val=""/>
+      <w:lvlJc w:val="left"/>
+    </w:lvl>
+    <w:lvl w:ilvl="2" w:tplc="D768322E">
+      <w:numFmt w:val="decimal"/>
+      <w:lvlText w:val=""/>
+      <w:lvlJc w:val="left"/>
+    </w:lvl>
+    <w:lvl w:ilvl="3" w:tplc="99A85CC0">
+      <w:numFmt w:val="decimal"/>
+      <w:lvlText w:val=""/>
+      <w:lvlJc w:val="left"/>
+    </w:lvl>
+    <w:lvl w:ilvl="4" w:tplc="CAD4B6B0">
+      <w:numFmt w:val="decimal"/>
+      <w:lvlText w:val=""/>
+      <w:lvlJc w:val="left"/>
+    </w:lvl>
+    <w:lvl w:ilvl="5" w:tplc="FDEE194C">
+      <w:numFmt w:val="decimal"/>
+      <w:lvlText w:val=""/>
+      <w:lvlJc w:val="left"/>
+    </w:lvl>
+    <w:lvl w:ilvl="6" w:tplc="B6CC49C4">
+      <w:numFmt w:val="decimal"/>
+      <w:lvlText w:val=""/>
+      <w:lvlJc w:val="left"/>
+    </w:lvl>
+    <w:lvl w:ilvl="7" w:tplc="3E384C4C">
+      <w:numFmt w:val="decimal"/>
+      <w:lvlText w:val=""/>
+      <w:lvlJc w:val="left"/>
+    </w:lvl>
+    <w:lvl w:ilvl="8" w:tplc="5A387EAE">
       <w:numFmt w:val="decimal"/>
       <w:lvlText w:val=""/>
       <w:lvlJc w:val="left"/>
     </w:lvl>
   </w:abstractNum>
   <w:abstractNum w:abstractNumId="12" w15:restartNumberingAfterBreak="0">
-    <w:nsid w:val="448F5978"/>
+    <w:nsid w:val="33D112CC"/>
     <w:multiLevelType w:val="hybridMultilevel"/>
-    <w:tmpl w:val="2D3CBCE2"/>
-    <w:lvl w:ilvl="0" w:tplc="D208386A">
+    <w:tmpl w:val="92DEF308"/>
+    <w:lvl w:ilvl="0" w:tplc="13CE3304">
       <w:start w:val="1"/>
-      <w:numFmt w:val="bullet"/>
-      <w:lvlText w:val="•"/>
+      <w:numFmt w:val="decimal"/>
+      <w:lvlText w:val="%1."/>
       <w:lvlJc w:val="left"/>
       <w:pPr>
-        <w:ind w:left="460" w:hanging="280"/>
-      </w:pPr>
+        <w:ind w:left="460" w:hanging="360"/>
+      </w:pPr>
+      <w:rPr>
+        <w:b/>
+        <w:bCs/>
+        <w:color w:val="A67C27"/>
+      </w:rPr>
     </w:lvl>
-    <w:lvl w:ilvl="1" w:tplc="82A43290">
-      <w:start w:val="1"/>
-      <w:numFmt w:val="bullet"/>
-      <w:lvlText w:val="–"/>
-      <w:lvlJc w:val="left"/>
-      <w:pPr>
-        <w:ind w:left="900" w:hanging="280"/>
-      </w:pPr>
-    </w:lvl>
-    <w:lvl w:ilvl="2" w:tplc="47BAF6FA">
+    <w:lvl w:ilvl="1" w:tplc="87486B20">
       <w:numFmt w:val="decimal"/>
       <w:lvlText w:val=""/>
       <w:lvlJc w:val="left"/>
     </w:lvl>
-    <w:lvl w:ilvl="3" w:tplc="557C09A8">
+    <w:lvl w:ilvl="2" w:tplc="312843FE">
       <w:numFmt w:val="decimal"/>
       <w:lvlText w:val=""/>
       <w:lvlJc w:val="left"/>
     </w:lvl>
-    <w:lvl w:ilvl="4" w:tplc="BA34F44A">
+    <w:lvl w:ilvl="3" w:tplc="BA025726">
       <w:numFmt w:val="decimal"/>
       <w:lvlText w:val=""/>
       <w:lvlJc w:val="left"/>
     </w:lvl>
-    <w:lvl w:ilvl="5" w:tplc="5664BFE6">
+    <w:lvl w:ilvl="4" w:tplc="A732B184">
       <w:numFmt w:val="decimal"/>
       <w:lvlText w:val=""/>
       <w:lvlJc w:val="left"/>
     </w:lvl>
-    <w:lvl w:ilvl="6" w:tplc="72EC2A2C">
+    <w:lvl w:ilvl="5" w:tplc="B5A285CE">
       <w:numFmt w:val="decimal"/>
       <w:lvlText w:val=""/>
       <w:lvlJc w:val="left"/>
     </w:lvl>
-    <w:lvl w:ilvl="7" w:tplc="4396622E">
+    <w:lvl w:ilvl="6" w:tplc="93746792">
       <w:numFmt w:val="decimal"/>
       <w:lvlText w:val=""/>
       <w:lvlJc w:val="left"/>
     </w:lvl>
-    <w:lvl w:ilvl="8" w:tplc="1006F76C">
+    <w:lvl w:ilvl="7" w:tplc="CE40134C">
+      <w:numFmt w:val="decimal"/>
+      <w:lvlText w:val=""/>
+      <w:lvlJc w:val="left"/>
+    </w:lvl>
+    <w:lvl w:ilvl="8" w:tplc="ACAE18B0">
       <w:numFmt w:val="decimal"/>
       <w:lvlText w:val=""/>
       <w:lvlJc w:val="left"/>
     </w:lvl>
   </w:abstractNum>
   <w:abstractNum w:abstractNumId="13" w15:restartNumberingAfterBreak="0">
-    <w:nsid w:val="4A2F26FE"/>
+    <w:nsid w:val="3AE360B3"/>
     <w:multiLevelType w:val="hybridMultilevel"/>
-    <w:tmpl w:val="2DB28FBA"/>
-    <w:lvl w:ilvl="0" w:tplc="742EA25C">
+    <w:tmpl w:val="1BD88F24"/>
+    <w:lvl w:ilvl="0" w:tplc="EB665260">
       <w:start w:val="1"/>
       <w:numFmt w:val="decimal"/>
       <w:lvlText w:val="%1."/>
@@ -23710,52 +24023,138 @@
         <w:color w:val="A67C27"/>
       </w:rPr>
     </w:lvl>
-    <w:lvl w:ilvl="1" w:tplc="48E85066">
+    <w:lvl w:ilvl="1" w:tplc="83605E42">
       <w:numFmt w:val="decimal"/>
       <w:lvlText w:val=""/>
       <w:lvlJc w:val="left"/>
     </w:lvl>
-    <w:lvl w:ilvl="2" w:tplc="F3D6E408">
+    <w:lvl w:ilvl="2" w:tplc="5C640284">
       <w:numFmt w:val="decimal"/>
       <w:lvlText w:val=""/>
       <w:lvlJc w:val="left"/>
     </w:lvl>
-    <w:lvl w:ilvl="3" w:tplc="C6B214E6">
+    <w:lvl w:ilvl="3" w:tplc="E668DDC2">
       <w:numFmt w:val="decimal"/>
       <w:lvlText w:val=""/>
       <w:lvlJc w:val="left"/>
     </w:lvl>
-    <w:lvl w:ilvl="4" w:tplc="22ACAB5A">
+    <w:lvl w:ilvl="4" w:tplc="F6885268">
       <w:numFmt w:val="decimal"/>
       <w:lvlText w:val=""/>
       <w:lvlJc w:val="left"/>
     </w:lvl>
-    <w:lvl w:ilvl="5" w:tplc="3FFC1CB2">
+    <w:lvl w:ilvl="5" w:tplc="CC7C5FF0">
       <w:numFmt w:val="decimal"/>
       <w:lvlText w:val=""/>
       <w:lvlJc w:val="left"/>
     </w:lvl>
-    <w:lvl w:ilvl="6" w:tplc="63DAFDD2">
+    <w:lvl w:ilvl="6" w:tplc="D012E4C0">
       <w:numFmt w:val="decimal"/>
       <w:lvlText w:val=""/>
       <w:lvlJc w:val="left"/>
     </w:lvl>
-    <w:lvl w:ilvl="7" w:tplc="EA24ED68">
+    <w:lvl w:ilvl="7" w:tplc="22DA521E">
       <w:numFmt w:val="decimal"/>
       <w:lvlText w:val=""/>
       <w:lvlJc w:val="left"/>
     </w:lvl>
-    <w:lvl w:ilvl="8" w:tplc="2D0C9486">
+    <w:lvl w:ilvl="8" w:tplc="D556F05A">
       <w:numFmt w:val="decimal"/>
       <w:lvlText w:val=""/>
       <w:lvlJc w:val="left"/>
     </w:lvl>
   </w:abstractNum>
   <w:abstractNum w:abstractNumId="14" w15:restartNumberingAfterBreak="0">
-    <w:nsid w:val="4FEB2FAE"/>
+    <w:nsid w:val="3C276CCF"/>
     <w:multiLevelType w:val="hybridMultilevel"/>
-    <w:tmpl w:val="A09C0C98"/>
-    <w:lvl w:ilvl="0" w:tplc="7F9E752E">
+    <w:tmpl w:val="24E6D19C"/>
+    <w:lvl w:ilvl="0" w:tplc="E8F8233E">
+      <w:start w:val="1"/>
+      <w:numFmt w:val="bullet"/>
+      <w:lvlText w:val="●"/>
+      <w:lvlJc w:val="left"/>
+      <w:pPr>
+        <w:ind w:left="720" w:hanging="360"/>
+      </w:pPr>
+    </w:lvl>
+    <w:lvl w:ilvl="1" w:tplc="5680EEB8">
+      <w:start w:val="1"/>
+      <w:numFmt w:val="bullet"/>
+      <w:lvlText w:val="○"/>
+      <w:lvlJc w:val="left"/>
+      <w:pPr>
+        <w:ind w:left="1440" w:hanging="360"/>
+      </w:pPr>
+    </w:lvl>
+    <w:lvl w:ilvl="2" w:tplc="C6809134">
+      <w:start w:val="1"/>
+      <w:numFmt w:val="bullet"/>
+      <w:lvlText w:val="■"/>
+      <w:lvlJc w:val="left"/>
+      <w:pPr>
+        <w:ind w:left="2160" w:hanging="360"/>
+      </w:pPr>
+    </w:lvl>
+    <w:lvl w:ilvl="3" w:tplc="0AD4B9CE">
+      <w:start w:val="1"/>
+      <w:numFmt w:val="bullet"/>
+      <w:lvlText w:val="●"/>
+      <w:lvlJc w:val="left"/>
+      <w:pPr>
+        <w:ind w:left="2880" w:hanging="360"/>
+      </w:pPr>
+    </w:lvl>
+    <w:lvl w:ilvl="4" w:tplc="8A626C10">
+      <w:start w:val="1"/>
+      <w:numFmt w:val="bullet"/>
+      <w:lvlText w:val="○"/>
+      <w:lvlJc w:val="left"/>
+      <w:pPr>
+        <w:ind w:left="3600" w:hanging="360"/>
+      </w:pPr>
+    </w:lvl>
+    <w:lvl w:ilvl="5" w:tplc="376819A6">
+      <w:start w:val="1"/>
+      <w:numFmt w:val="bullet"/>
+      <w:lvlText w:val="■"/>
+      <w:lvlJc w:val="left"/>
+      <w:pPr>
+        <w:ind w:left="4320" w:hanging="360"/>
+      </w:pPr>
+    </w:lvl>
+    <w:lvl w:ilvl="6" w:tplc="414A0AAE">
+      <w:start w:val="1"/>
+      <w:numFmt w:val="bullet"/>
+      <w:lvlText w:val="●"/>
+      <w:lvlJc w:val="left"/>
+      <w:pPr>
+        <w:ind w:left="5040" w:hanging="360"/>
+      </w:pPr>
+    </w:lvl>
+    <w:lvl w:ilvl="7" w:tplc="10DC35DA">
+      <w:start w:val="1"/>
+      <w:numFmt w:val="bullet"/>
+      <w:lvlText w:val="●"/>
+      <w:lvlJc w:val="left"/>
+      <w:pPr>
+        <w:ind w:left="5760" w:hanging="360"/>
+      </w:pPr>
+    </w:lvl>
+    <w:lvl w:ilvl="8" w:tplc="7690E24E">
+      <w:start w:val="1"/>
+      <w:numFmt w:val="bullet"/>
+      <w:lvlText w:val="●"/>
+      <w:lvlJc w:val="left"/>
+      <w:pPr>
+        <w:ind w:left="6480" w:hanging="360"/>
+      </w:pPr>
+    </w:lvl>
+  </w:abstractNum>
+  <w:abstractNum w:abstractNumId="15" w15:restartNumberingAfterBreak="0">
+    <w:nsid w:val="3C8C064E"/>
+    <w:multiLevelType w:val="hybridMultilevel"/>
+    <w:tmpl w:val="433CD41C"/>
+    <w:lvl w:ilvl="0" w:tplc="F7841374">
       <w:start w:val="1"/>
       <w:numFmt w:val="decimal"/>
       <w:lvlText w:val="%1."/>
@@ -23769,52 +24168,52 @@
         <w:color w:val="A67C27"/>
       </w:rPr>
     </w:lvl>
-    <w:lvl w:ilvl="1" w:tplc="CF20BD7E">
+    <w:lvl w:ilvl="1" w:tplc="BBD2111E">
       <w:numFmt w:val="decimal"/>
       <w:lvlText w:val=""/>
       <w:lvlJc w:val="left"/>
     </w:lvl>
-    <w:lvl w:ilvl="2" w:tplc="267230D6">
+    <w:lvl w:ilvl="2" w:tplc="266A2276">
       <w:numFmt w:val="decimal"/>
       <w:lvlText w:val=""/>
       <w:lvlJc w:val="left"/>
     </w:lvl>
-    <w:lvl w:ilvl="3" w:tplc="CEB69F1C">
+    <w:lvl w:ilvl="3" w:tplc="769E18A4">
       <w:numFmt w:val="decimal"/>
       <w:lvlText w:val=""/>
       <w:lvlJc w:val="left"/>
     </w:lvl>
-    <w:lvl w:ilvl="4" w:tplc="9FDC63A6">
+    <w:lvl w:ilvl="4" w:tplc="8C4242A6">
       <w:numFmt w:val="decimal"/>
       <w:lvlText w:val=""/>
       <w:lvlJc w:val="left"/>
     </w:lvl>
-    <w:lvl w:ilvl="5" w:tplc="775C8190">
+    <w:lvl w:ilvl="5" w:tplc="2E887A00">
       <w:numFmt w:val="decimal"/>
       <w:lvlText w:val=""/>
       <w:lvlJc w:val="left"/>
     </w:lvl>
-    <w:lvl w:ilvl="6" w:tplc="02CEE85E">
+    <w:lvl w:ilvl="6" w:tplc="F5568C6E">
       <w:numFmt w:val="decimal"/>
       <w:lvlText w:val=""/>
       <w:lvlJc w:val="left"/>
     </w:lvl>
-    <w:lvl w:ilvl="7" w:tplc="F208BD84">
+    <w:lvl w:ilvl="7" w:tplc="E892D1A8">
       <w:numFmt w:val="decimal"/>
       <w:lvlText w:val=""/>
       <w:lvlJc w:val="left"/>
     </w:lvl>
-    <w:lvl w:ilvl="8" w:tplc="F6C47F5E">
+    <w:lvl w:ilvl="8" w:tplc="93B85C56">
       <w:numFmt w:val="decimal"/>
       <w:lvlText w:val=""/>
       <w:lvlJc w:val="left"/>
     </w:lvl>
   </w:abstractNum>
-  <w:abstractNum w:abstractNumId="15" w15:restartNumberingAfterBreak="0">
-    <w:nsid w:val="5533456D"/>
+  <w:abstractNum w:abstractNumId="16" w15:restartNumberingAfterBreak="0">
+    <w:nsid w:val="3D301E1D"/>
     <w:multiLevelType w:val="hybridMultilevel"/>
-    <w:tmpl w:val="59E63A56"/>
-    <w:lvl w:ilvl="0" w:tplc="87904814">
+    <w:tmpl w:val="F20A23DC"/>
+    <w:lvl w:ilvl="0" w:tplc="0FB4B552">
       <w:start w:val="1"/>
       <w:numFmt w:val="decimal"/>
       <w:lvlText w:val="%1."/>
@@ -23828,52 +24227,52 @@
         <w:color w:val="A67C27"/>
       </w:rPr>
     </w:lvl>
-    <w:lvl w:ilvl="1" w:tplc="8E0E2EC8">
+    <w:lvl w:ilvl="1" w:tplc="B9DA7F3E">
       <w:numFmt w:val="decimal"/>
       <w:lvlText w:val=""/>
       <w:lvlJc w:val="left"/>
     </w:lvl>
-    <w:lvl w:ilvl="2" w:tplc="0F4C2BC8">
+    <w:lvl w:ilvl="2" w:tplc="E9EE012A">
       <w:numFmt w:val="decimal"/>
       <w:lvlText w:val=""/>
       <w:lvlJc w:val="left"/>
     </w:lvl>
-    <w:lvl w:ilvl="3" w:tplc="FD44CD48">
+    <w:lvl w:ilvl="3" w:tplc="0C6E1FB8">
       <w:numFmt w:val="decimal"/>
       <w:lvlText w:val=""/>
       <w:lvlJc w:val="left"/>
     </w:lvl>
-    <w:lvl w:ilvl="4" w:tplc="ED4AF912">
+    <w:lvl w:ilvl="4" w:tplc="33EEBE8A">
       <w:numFmt w:val="decimal"/>
       <w:lvlText w:val=""/>
       <w:lvlJc w:val="left"/>
     </w:lvl>
-    <w:lvl w:ilvl="5" w:tplc="E960C69E">
+    <w:lvl w:ilvl="5" w:tplc="55400330">
       <w:numFmt w:val="decimal"/>
       <w:lvlText w:val=""/>
       <w:lvlJc w:val="left"/>
     </w:lvl>
-    <w:lvl w:ilvl="6" w:tplc="158E3F38">
+    <w:lvl w:ilvl="6" w:tplc="9F48300C">
       <w:numFmt w:val="decimal"/>
       <w:lvlText w:val=""/>
       <w:lvlJc w:val="left"/>
     </w:lvl>
-    <w:lvl w:ilvl="7" w:tplc="DC3EE45C">
+    <w:lvl w:ilvl="7" w:tplc="AD7841F6">
       <w:numFmt w:val="decimal"/>
       <w:lvlText w:val=""/>
       <w:lvlJc w:val="left"/>
     </w:lvl>
-    <w:lvl w:ilvl="8" w:tplc="1BCEF7B2">
+    <w:lvl w:ilvl="8" w:tplc="EDFC88A4">
       <w:numFmt w:val="decimal"/>
       <w:lvlText w:val=""/>
       <w:lvlJc w:val="left"/>
     </w:lvl>
   </w:abstractNum>
-  <w:abstractNum w:abstractNumId="16" w15:restartNumberingAfterBreak="0">
-    <w:nsid w:val="580469E6"/>
+  <w:abstractNum w:abstractNumId="17" w15:restartNumberingAfterBreak="0">
+    <w:nsid w:val="4007029A"/>
     <w:multiLevelType w:val="hybridMultilevel"/>
-    <w:tmpl w:val="CFCA0C38"/>
-    <w:lvl w:ilvl="0" w:tplc="26669D1C">
+    <w:tmpl w:val="F5C07B90"/>
+    <w:lvl w:ilvl="0" w:tplc="E36A04A2">
       <w:start w:val="1"/>
       <w:numFmt w:val="decimal"/>
       <w:lvlText w:val="%1."/>
@@ -23887,52 +24286,52 @@
         <w:color w:val="A67C27"/>
       </w:rPr>
     </w:lvl>
-    <w:lvl w:ilvl="1" w:tplc="D376F112">
+    <w:lvl w:ilvl="1" w:tplc="11A088E0">
       <w:numFmt w:val="decimal"/>
       <w:lvlText w:val=""/>
       <w:lvlJc w:val="left"/>
     </w:lvl>
-    <w:lvl w:ilvl="2" w:tplc="E15E82C4">
+    <w:lvl w:ilvl="2" w:tplc="7D9C4770">
       <w:numFmt w:val="decimal"/>
       <w:lvlText w:val=""/>
       <w:lvlJc w:val="left"/>
     </w:lvl>
-    <w:lvl w:ilvl="3" w:tplc="2F9E0EB2">
+    <w:lvl w:ilvl="3" w:tplc="0A022D82">
       <w:numFmt w:val="decimal"/>
       <w:lvlText w:val=""/>
       <w:lvlJc w:val="left"/>
     </w:lvl>
-    <w:lvl w:ilvl="4" w:tplc="1EFE5076">
+    <w:lvl w:ilvl="4" w:tplc="4C62BEC6">
       <w:numFmt w:val="decimal"/>
       <w:lvlText w:val=""/>
       <w:lvlJc w:val="left"/>
     </w:lvl>
-    <w:lvl w:ilvl="5" w:tplc="2EF607AE">
+    <w:lvl w:ilvl="5" w:tplc="2736CC0A">
       <w:numFmt w:val="decimal"/>
       <w:lvlText w:val=""/>
       <w:lvlJc w:val="left"/>
     </w:lvl>
-    <w:lvl w:ilvl="6" w:tplc="DFD4417A">
+    <w:lvl w:ilvl="6" w:tplc="30D0F6C8">
       <w:numFmt w:val="decimal"/>
       <w:lvlText w:val=""/>
       <w:lvlJc w:val="left"/>
     </w:lvl>
-    <w:lvl w:ilvl="7" w:tplc="53741AFA">
+    <w:lvl w:ilvl="7" w:tplc="1610D8D8">
       <w:numFmt w:val="decimal"/>
       <w:lvlText w:val=""/>
       <w:lvlJc w:val="left"/>
     </w:lvl>
-    <w:lvl w:ilvl="8" w:tplc="2F181A5C">
+    <w:lvl w:ilvl="8" w:tplc="55D67B1C">
       <w:numFmt w:val="decimal"/>
       <w:lvlText w:val=""/>
       <w:lvlJc w:val="left"/>
     </w:lvl>
   </w:abstractNum>
-  <w:abstractNum w:abstractNumId="17" w15:restartNumberingAfterBreak="0">
-    <w:nsid w:val="58EC0DCC"/>
+  <w:abstractNum w:abstractNumId="18" w15:restartNumberingAfterBreak="0">
+    <w:nsid w:val="4628248E"/>
     <w:multiLevelType w:val="hybridMultilevel"/>
-    <w:tmpl w:val="D4FA0D0C"/>
-    <w:lvl w:ilvl="0" w:tplc="E2C8ABD4">
+    <w:tmpl w:val="46CC9762"/>
+    <w:lvl w:ilvl="0" w:tplc="F9F849CA">
       <w:start w:val="1"/>
       <w:numFmt w:val="decimal"/>
       <w:lvlText w:val="%1."/>
@@ -23946,52 +24345,52 @@
         <w:color w:val="A67C27"/>
       </w:rPr>
     </w:lvl>
-    <w:lvl w:ilvl="1" w:tplc="92ECDB20">
+    <w:lvl w:ilvl="1" w:tplc="35C065EE">
       <w:numFmt w:val="decimal"/>
       <w:lvlText w:val=""/>
       <w:lvlJc w:val="left"/>
     </w:lvl>
-    <w:lvl w:ilvl="2" w:tplc="D730CCE8">
+    <w:lvl w:ilvl="2" w:tplc="D2F81BF8">
       <w:numFmt w:val="decimal"/>
       <w:lvlText w:val=""/>
       <w:lvlJc w:val="left"/>
     </w:lvl>
-    <w:lvl w:ilvl="3" w:tplc="97E81E44">
+    <w:lvl w:ilvl="3" w:tplc="6A5000F8">
       <w:numFmt w:val="decimal"/>
       <w:lvlText w:val=""/>
       <w:lvlJc w:val="left"/>
     </w:lvl>
-    <w:lvl w:ilvl="4" w:tplc="5BEA8330">
+    <w:lvl w:ilvl="4" w:tplc="9DA4212A">
       <w:numFmt w:val="decimal"/>
       <w:lvlText w:val=""/>
       <w:lvlJc w:val="left"/>
     </w:lvl>
-    <w:lvl w:ilvl="5" w:tplc="39E6BB9A">
+    <w:lvl w:ilvl="5" w:tplc="896A2556">
       <w:numFmt w:val="decimal"/>
       <w:lvlText w:val=""/>
       <w:lvlJc w:val="left"/>
     </w:lvl>
-    <w:lvl w:ilvl="6" w:tplc="AC140CEC">
+    <w:lvl w:ilvl="6" w:tplc="B7ACD5F4">
       <w:numFmt w:val="decimal"/>
       <w:lvlText w:val=""/>
       <w:lvlJc w:val="left"/>
     </w:lvl>
-    <w:lvl w:ilvl="7" w:tplc="293C5302">
+    <w:lvl w:ilvl="7" w:tplc="6C08CD9A">
       <w:numFmt w:val="decimal"/>
       <w:lvlText w:val=""/>
       <w:lvlJc w:val="left"/>
     </w:lvl>
-    <w:lvl w:ilvl="8" w:tplc="F0405972">
+    <w:lvl w:ilvl="8" w:tplc="1B3C44AA">
       <w:numFmt w:val="decimal"/>
       <w:lvlText w:val=""/>
       <w:lvlJc w:val="left"/>
     </w:lvl>
   </w:abstractNum>
-  <w:abstractNum w:abstractNumId="18" w15:restartNumberingAfterBreak="0">
-    <w:nsid w:val="5927630B"/>
+  <w:abstractNum w:abstractNumId="19" w15:restartNumberingAfterBreak="0">
+    <w:nsid w:val="4A096D1E"/>
     <w:multiLevelType w:val="hybridMultilevel"/>
-    <w:tmpl w:val="B136F9B2"/>
-    <w:lvl w:ilvl="0" w:tplc="C57CCCE2">
+    <w:tmpl w:val="DAE4F316"/>
+    <w:lvl w:ilvl="0" w:tplc="5C661172">
       <w:start w:val="1"/>
       <w:numFmt w:val="decimal"/>
       <w:lvlText w:val="%1."/>
@@ -24005,52 +24404,52 @@
         <w:color w:val="A67C27"/>
       </w:rPr>
     </w:lvl>
-    <w:lvl w:ilvl="1" w:tplc="8290361A">
+    <w:lvl w:ilvl="1" w:tplc="94249026">
       <w:numFmt w:val="decimal"/>
       <w:lvlText w:val=""/>
       <w:lvlJc w:val="left"/>
     </w:lvl>
-    <w:lvl w:ilvl="2" w:tplc="ED82594C">
+    <w:lvl w:ilvl="2" w:tplc="72BADFA2">
       <w:numFmt w:val="decimal"/>
       <w:lvlText w:val=""/>
       <w:lvlJc w:val="left"/>
     </w:lvl>
-    <w:lvl w:ilvl="3" w:tplc="48FE8A98">
+    <w:lvl w:ilvl="3" w:tplc="F7A6592C">
       <w:numFmt w:val="decimal"/>
       <w:lvlText w:val=""/>
       <w:lvlJc w:val="left"/>
     </w:lvl>
-    <w:lvl w:ilvl="4" w:tplc="88E4F47E">
+    <w:lvl w:ilvl="4" w:tplc="4656ABAA">
       <w:numFmt w:val="decimal"/>
       <w:lvlText w:val=""/>
       <w:lvlJc w:val="left"/>
     </w:lvl>
-    <w:lvl w:ilvl="5" w:tplc="0938E6F6">
+    <w:lvl w:ilvl="5" w:tplc="49FA7086">
       <w:numFmt w:val="decimal"/>
       <w:lvlText w:val=""/>
       <w:lvlJc w:val="left"/>
     </w:lvl>
-    <w:lvl w:ilvl="6" w:tplc="1B7A70C4">
+    <w:lvl w:ilvl="6" w:tplc="20B62E2E">
       <w:numFmt w:val="decimal"/>
       <w:lvlText w:val=""/>
       <w:lvlJc w:val="left"/>
     </w:lvl>
-    <w:lvl w:ilvl="7" w:tplc="7160DD1A">
+    <w:lvl w:ilvl="7" w:tplc="F7481FB2">
       <w:numFmt w:val="decimal"/>
       <w:lvlText w:val=""/>
       <w:lvlJc w:val="left"/>
     </w:lvl>
-    <w:lvl w:ilvl="8" w:tplc="BD643AA8">
+    <w:lvl w:ilvl="8" w:tplc="3CF87E48">
       <w:numFmt w:val="decimal"/>
       <w:lvlText w:val=""/>
       <w:lvlJc w:val="left"/>
     </w:lvl>
   </w:abstractNum>
-  <w:abstractNum w:abstractNumId="19" w15:restartNumberingAfterBreak="0">
-    <w:nsid w:val="5B70291C"/>
+  <w:abstractNum w:abstractNumId="20" w15:restartNumberingAfterBreak="0">
+    <w:nsid w:val="4D976960"/>
     <w:multiLevelType w:val="hybridMultilevel"/>
-    <w:tmpl w:val="8F5C5D6E"/>
-    <w:lvl w:ilvl="0" w:tplc="DFFC6BB4">
+    <w:tmpl w:val="89142CBA"/>
+    <w:lvl w:ilvl="0" w:tplc="3B1E6094">
       <w:start w:val="1"/>
       <w:numFmt w:val="decimal"/>
       <w:lvlText w:val="%1."/>
@@ -24064,52 +24463,52 @@
         <w:color w:val="A67C27"/>
       </w:rPr>
     </w:lvl>
-    <w:lvl w:ilvl="1" w:tplc="318EA4E0">
+    <w:lvl w:ilvl="1" w:tplc="84AEA9A4">
       <w:numFmt w:val="decimal"/>
       <w:lvlText w:val=""/>
       <w:lvlJc w:val="left"/>
     </w:lvl>
-    <w:lvl w:ilvl="2" w:tplc="9A26483A">
+    <w:lvl w:ilvl="2" w:tplc="80AAA25A">
       <w:numFmt w:val="decimal"/>
       <w:lvlText w:val=""/>
       <w:lvlJc w:val="left"/>
     </w:lvl>
-    <w:lvl w:ilvl="3" w:tplc="317013AE">
+    <w:lvl w:ilvl="3" w:tplc="D51661B0">
       <w:numFmt w:val="decimal"/>
       <w:lvlText w:val=""/>
       <w:lvlJc w:val="left"/>
     </w:lvl>
-    <w:lvl w:ilvl="4" w:tplc="6C28D308">
+    <w:lvl w:ilvl="4" w:tplc="3CEEFF3A">
       <w:numFmt w:val="decimal"/>
       <w:lvlText w:val=""/>
       <w:lvlJc w:val="left"/>
     </w:lvl>
-    <w:lvl w:ilvl="5" w:tplc="5EA6A0BA">
+    <w:lvl w:ilvl="5" w:tplc="05E4677E">
       <w:numFmt w:val="decimal"/>
       <w:lvlText w:val=""/>
       <w:lvlJc w:val="left"/>
     </w:lvl>
-    <w:lvl w:ilvl="6" w:tplc="8168D168">
+    <w:lvl w:ilvl="6" w:tplc="E6526A16">
       <w:numFmt w:val="decimal"/>
       <w:lvlText w:val=""/>
       <w:lvlJc w:val="left"/>
     </w:lvl>
-    <w:lvl w:ilvl="7" w:tplc="114E4DD2">
+    <w:lvl w:ilvl="7" w:tplc="688AD336">
       <w:numFmt w:val="decimal"/>
       <w:lvlText w:val=""/>
       <w:lvlJc w:val="left"/>
     </w:lvl>
-    <w:lvl w:ilvl="8" w:tplc="CC8EE960">
+    <w:lvl w:ilvl="8" w:tplc="4A32D580">
       <w:numFmt w:val="decimal"/>
       <w:lvlText w:val=""/>
       <w:lvlJc w:val="left"/>
     </w:lvl>
   </w:abstractNum>
-  <w:abstractNum w:abstractNumId="20" w15:restartNumberingAfterBreak="0">
-    <w:nsid w:val="5F3664BB"/>
+  <w:abstractNum w:abstractNumId="21" w15:restartNumberingAfterBreak="0">
+    <w:nsid w:val="56FA0B06"/>
     <w:multiLevelType w:val="hybridMultilevel"/>
-    <w:tmpl w:val="6A52365C"/>
-    <w:lvl w:ilvl="0" w:tplc="BE8A63DE">
+    <w:tmpl w:val="4CAA9104"/>
+    <w:lvl w:ilvl="0" w:tplc="CEECF008">
       <w:start w:val="1"/>
       <w:numFmt w:val="decimal"/>
       <w:lvlText w:val="%1."/>
@@ -24123,52 +24522,52 @@
         <w:color w:val="A67C27"/>
       </w:rPr>
     </w:lvl>
-    <w:lvl w:ilvl="1" w:tplc="BA46A260">
+    <w:lvl w:ilvl="1" w:tplc="0FF227C2">
       <w:numFmt w:val="decimal"/>
       <w:lvlText w:val=""/>
       <w:lvlJc w:val="left"/>
     </w:lvl>
-    <w:lvl w:ilvl="2" w:tplc="BE845EFA">
+    <w:lvl w:ilvl="2" w:tplc="A2A87A1E">
       <w:numFmt w:val="decimal"/>
       <w:lvlText w:val=""/>
       <w:lvlJc w:val="left"/>
     </w:lvl>
-    <w:lvl w:ilvl="3" w:tplc="FCA26BFE">
+    <w:lvl w:ilvl="3" w:tplc="551C6E94">
       <w:numFmt w:val="decimal"/>
       <w:lvlText w:val=""/>
       <w:lvlJc w:val="left"/>
     </w:lvl>
-    <w:lvl w:ilvl="4" w:tplc="58D8B3E6">
+    <w:lvl w:ilvl="4" w:tplc="8B887F72">
       <w:numFmt w:val="decimal"/>
       <w:lvlText w:val=""/>
       <w:lvlJc w:val="left"/>
     </w:lvl>
-    <w:lvl w:ilvl="5" w:tplc="F7783F1E">
+    <w:lvl w:ilvl="5" w:tplc="CC7C41A8">
       <w:numFmt w:val="decimal"/>
       <w:lvlText w:val=""/>
       <w:lvlJc w:val="left"/>
     </w:lvl>
-    <w:lvl w:ilvl="6" w:tplc="D51E7E82">
+    <w:lvl w:ilvl="6" w:tplc="5AAAA87A">
       <w:numFmt w:val="decimal"/>
       <w:lvlText w:val=""/>
       <w:lvlJc w:val="left"/>
     </w:lvl>
-    <w:lvl w:ilvl="7" w:tplc="DB169F58">
+    <w:lvl w:ilvl="7" w:tplc="C4FA621A">
       <w:numFmt w:val="decimal"/>
       <w:lvlText w:val=""/>
       <w:lvlJc w:val="left"/>
     </w:lvl>
-    <w:lvl w:ilvl="8" w:tplc="96AA8238">
+    <w:lvl w:ilvl="8" w:tplc="05201EAE">
       <w:numFmt w:val="decimal"/>
       <w:lvlText w:val=""/>
       <w:lvlJc w:val="left"/>
     </w:lvl>
   </w:abstractNum>
-  <w:abstractNum w:abstractNumId="21" w15:restartNumberingAfterBreak="0">
-    <w:nsid w:val="5FAE637B"/>
+  <w:abstractNum w:abstractNumId="22" w15:restartNumberingAfterBreak="0">
+    <w:nsid w:val="69745AE3"/>
     <w:multiLevelType w:val="hybridMultilevel"/>
-    <w:tmpl w:val="86D8A97E"/>
-    <w:lvl w:ilvl="0" w:tplc="E4DA4604">
+    <w:tmpl w:val="22405998"/>
+    <w:lvl w:ilvl="0" w:tplc="9F0619B2">
       <w:start w:val="1"/>
       <w:numFmt w:val="decimal"/>
       <w:lvlText w:val="%1."/>
@@ -24182,52 +24581,52 @@
         <w:color w:val="A67C27"/>
       </w:rPr>
     </w:lvl>
-    <w:lvl w:ilvl="1" w:tplc="90D6E6AE">
+    <w:lvl w:ilvl="1" w:tplc="391C3A1C">
       <w:numFmt w:val="decimal"/>
       <w:lvlText w:val=""/>
       <w:lvlJc w:val="left"/>
     </w:lvl>
-    <w:lvl w:ilvl="2" w:tplc="359E525A">
+    <w:lvl w:ilvl="2" w:tplc="BC92E74A">
       <w:numFmt w:val="decimal"/>
       <w:lvlText w:val=""/>
       <w:lvlJc w:val="left"/>
     </w:lvl>
-    <w:lvl w:ilvl="3" w:tplc="970C22F2">
+    <w:lvl w:ilvl="3" w:tplc="BBD6A500">
       <w:numFmt w:val="decimal"/>
       <w:lvlText w:val=""/>
       <w:lvlJc w:val="left"/>
     </w:lvl>
-    <w:lvl w:ilvl="4" w:tplc="26E8DB3C">
+    <w:lvl w:ilvl="4" w:tplc="7E5CF4C6">
       <w:numFmt w:val="decimal"/>
       <w:lvlText w:val=""/>
       <w:lvlJc w:val="left"/>
     </w:lvl>
-    <w:lvl w:ilvl="5" w:tplc="363CF3C4">
+    <w:lvl w:ilvl="5" w:tplc="D54A0EAA">
       <w:numFmt w:val="decimal"/>
       <w:lvlText w:val=""/>
       <w:lvlJc w:val="left"/>
     </w:lvl>
-    <w:lvl w:ilvl="6" w:tplc="6AC474C6">
+    <w:lvl w:ilvl="6" w:tplc="CCCC453C">
       <w:numFmt w:val="decimal"/>
       <w:lvlText w:val=""/>
       <w:lvlJc w:val="left"/>
     </w:lvl>
-    <w:lvl w:ilvl="7" w:tplc="34EC8B04">
+    <w:lvl w:ilvl="7" w:tplc="61649C62">
       <w:numFmt w:val="decimal"/>
       <w:lvlText w:val=""/>
       <w:lvlJc w:val="left"/>
     </w:lvl>
-    <w:lvl w:ilvl="8" w:tplc="924025B6">
+    <w:lvl w:ilvl="8" w:tplc="F3408A98">
       <w:numFmt w:val="decimal"/>
       <w:lvlText w:val=""/>
       <w:lvlJc w:val="left"/>
     </w:lvl>
   </w:abstractNum>
-  <w:abstractNum w:abstractNumId="22" w15:restartNumberingAfterBreak="0">
-    <w:nsid w:val="62204047"/>
+  <w:abstractNum w:abstractNumId="23" w15:restartNumberingAfterBreak="0">
+    <w:nsid w:val="6BB26CD5"/>
     <w:multiLevelType w:val="hybridMultilevel"/>
-    <w:tmpl w:val="3AF09214"/>
-    <w:lvl w:ilvl="0" w:tplc="919EC19C">
+    <w:tmpl w:val="D320EAD6"/>
+    <w:lvl w:ilvl="0" w:tplc="C4F46B98">
       <w:start w:val="1"/>
       <w:numFmt w:val="decimal"/>
       <w:lvlText w:val="%1."/>
@@ -24241,52 +24640,110 @@
         <w:color w:val="A67C27"/>
       </w:rPr>
     </w:lvl>
-    <w:lvl w:ilvl="1" w:tplc="0880544C">
+    <w:lvl w:ilvl="1" w:tplc="000ACD48">
       <w:numFmt w:val="decimal"/>
       <w:lvlText w:val=""/>
       <w:lvlJc w:val="left"/>
     </w:lvl>
-    <w:lvl w:ilvl="2" w:tplc="4F3AF1E4">
+    <w:lvl w:ilvl="2" w:tplc="C2B64794">
       <w:numFmt w:val="decimal"/>
       <w:lvlText w:val=""/>
       <w:lvlJc w:val="left"/>
     </w:lvl>
-    <w:lvl w:ilvl="3" w:tplc="6CFC716E">
+    <w:lvl w:ilvl="3" w:tplc="743244AA">
       <w:numFmt w:val="decimal"/>
       <w:lvlText w:val=""/>
       <w:lvlJc w:val="left"/>
     </w:lvl>
-    <w:lvl w:ilvl="4" w:tplc="E7DA3618">
+    <w:lvl w:ilvl="4" w:tplc="98F0A72A">
       <w:numFmt w:val="decimal"/>
       <w:lvlText w:val=""/>
       <w:lvlJc w:val="left"/>
     </w:lvl>
-    <w:lvl w:ilvl="5" w:tplc="8E4A3DA2">
+    <w:lvl w:ilvl="5" w:tplc="9D08B408">
       <w:numFmt w:val="decimal"/>
       <w:lvlText w:val=""/>
       <w:lvlJc w:val="left"/>
     </w:lvl>
-    <w:lvl w:ilvl="6" w:tplc="D88E726A">
+    <w:lvl w:ilvl="6" w:tplc="32822D44">
       <w:numFmt w:val="decimal"/>
       <w:lvlText w:val=""/>
       <w:lvlJc w:val="left"/>
     </w:lvl>
-    <w:lvl w:ilvl="7" w:tplc="ABAEA5A0">
+    <w:lvl w:ilvl="7" w:tplc="03F66160">
       <w:numFmt w:val="decimal"/>
       <w:lvlText w:val=""/>
       <w:lvlJc w:val="left"/>
     </w:lvl>
-    <w:lvl w:ilvl="8" w:tplc="7B749B62">
+    <w:lvl w:ilvl="8" w:tplc="12EE9668">
       <w:numFmt w:val="decimal"/>
       <w:lvlText w:val=""/>
       <w:lvlJc w:val="left"/>
     </w:lvl>
   </w:abstractNum>
-  <w:abstractNum w:abstractNumId="23" w15:restartNumberingAfterBreak="0">
-    <w:nsid w:val="66546999"/>
+  <w:abstractNum w:abstractNumId="24" w15:restartNumberingAfterBreak="0">
+    <w:nsid w:val="6C17081B"/>
     <w:multiLevelType w:val="hybridMultilevel"/>
-    <w:tmpl w:val="A7E0E9C0"/>
-    <w:lvl w:ilvl="0" w:tplc="0616E506">
+    <w:tmpl w:val="366E6B68"/>
+    <w:lvl w:ilvl="0" w:tplc="CB726C12">
+      <w:start w:val="1"/>
+      <w:numFmt w:val="bullet"/>
+      <w:lvlText w:val="•"/>
+      <w:lvlJc w:val="left"/>
+      <w:pPr>
+        <w:ind w:left="460" w:hanging="280"/>
+      </w:pPr>
+    </w:lvl>
+    <w:lvl w:ilvl="1" w:tplc="6F0A33C0">
+      <w:start w:val="1"/>
+      <w:numFmt w:val="bullet"/>
+      <w:lvlText w:val="–"/>
+      <w:lvlJc w:val="left"/>
+      <w:pPr>
+        <w:ind w:left="900" w:hanging="280"/>
+      </w:pPr>
+    </w:lvl>
+    <w:lvl w:ilvl="2" w:tplc="9566D8F2">
+      <w:numFmt w:val="decimal"/>
+      <w:lvlText w:val=""/>
+      <w:lvlJc w:val="left"/>
+    </w:lvl>
+    <w:lvl w:ilvl="3" w:tplc="7DD25748">
+      <w:numFmt w:val="decimal"/>
+      <w:lvlText w:val=""/>
+      <w:lvlJc w:val="left"/>
+    </w:lvl>
+    <w:lvl w:ilvl="4" w:tplc="FA5AFA78">
+      <w:numFmt w:val="decimal"/>
+      <w:lvlText w:val=""/>
+      <w:lvlJc w:val="left"/>
+    </w:lvl>
+    <w:lvl w:ilvl="5" w:tplc="5262F4DC">
+      <w:numFmt w:val="decimal"/>
+      <w:lvlText w:val=""/>
+      <w:lvlJc w:val="left"/>
+    </w:lvl>
+    <w:lvl w:ilvl="6" w:tplc="384062EC">
+      <w:numFmt w:val="decimal"/>
+      <w:lvlText w:val=""/>
+      <w:lvlJc w:val="left"/>
+    </w:lvl>
+    <w:lvl w:ilvl="7" w:tplc="8A3E1304">
+      <w:numFmt w:val="decimal"/>
+      <w:lvlText w:val=""/>
+      <w:lvlJc w:val="left"/>
+    </w:lvl>
+    <w:lvl w:ilvl="8" w:tplc="C10EDC08">
+      <w:numFmt w:val="decimal"/>
+      <w:lvlText w:val=""/>
+      <w:lvlJc w:val="left"/>
+    </w:lvl>
+  </w:abstractNum>
+  <w:abstractNum w:abstractNumId="25" w15:restartNumberingAfterBreak="0">
+    <w:nsid w:val="728F3410"/>
+    <w:multiLevelType w:val="hybridMultilevel"/>
+    <w:tmpl w:val="F808CF28"/>
+    <w:lvl w:ilvl="0" w:tplc="D18A2F32">
       <w:start w:val="1"/>
       <w:numFmt w:val="decimal"/>
       <w:lvlText w:val="%1."/>
@@ -24300,52 +24757,52 @@
         <w:color w:val="A67C27"/>
       </w:rPr>
     </w:lvl>
-    <w:lvl w:ilvl="1" w:tplc="AB42B628">
+    <w:lvl w:ilvl="1" w:tplc="0CD2142C">
       <w:numFmt w:val="decimal"/>
       <w:lvlText w:val=""/>
       <w:lvlJc w:val="left"/>
     </w:lvl>
-    <w:lvl w:ilvl="2" w:tplc="B3CC2E7E">
+    <w:lvl w:ilvl="2" w:tplc="409C231C">
       <w:numFmt w:val="decimal"/>
       <w:lvlText w:val=""/>
       <w:lvlJc w:val="left"/>
     </w:lvl>
-    <w:lvl w:ilvl="3" w:tplc="1234B802">
+    <w:lvl w:ilvl="3" w:tplc="732853E6">
       <w:numFmt w:val="decimal"/>
       <w:lvlText w:val=""/>
       <w:lvlJc w:val="left"/>
     </w:lvl>
-    <w:lvl w:ilvl="4" w:tplc="C7C451A0">
+    <w:lvl w:ilvl="4" w:tplc="170EDFD0">
       <w:numFmt w:val="decimal"/>
       <w:lvlText w:val=""/>
       <w:lvlJc w:val="left"/>
     </w:lvl>
-    <w:lvl w:ilvl="5" w:tplc="E306180C">
+    <w:lvl w:ilvl="5" w:tplc="BE984EBA">
       <w:numFmt w:val="decimal"/>
       <w:lvlText w:val=""/>
       <w:lvlJc w:val="left"/>
     </w:lvl>
-    <w:lvl w:ilvl="6" w:tplc="DDACA5FC">
+    <w:lvl w:ilvl="6" w:tplc="A4085FD4">
       <w:numFmt w:val="decimal"/>
       <w:lvlText w:val=""/>
       <w:lvlJc w:val="left"/>
     </w:lvl>
-    <w:lvl w:ilvl="7" w:tplc="2E6A276E">
+    <w:lvl w:ilvl="7" w:tplc="C5D03694">
       <w:numFmt w:val="decimal"/>
       <w:lvlText w:val=""/>
       <w:lvlJc w:val="left"/>
     </w:lvl>
-    <w:lvl w:ilvl="8" w:tplc="F67A6874">
+    <w:lvl w:ilvl="8" w:tplc="1520E41C">
       <w:numFmt w:val="decimal"/>
       <w:lvlText w:val=""/>
       <w:lvlJc w:val="left"/>
     </w:lvl>
   </w:abstractNum>
-  <w:abstractNum w:abstractNumId="24" w15:restartNumberingAfterBreak="0">
-    <w:nsid w:val="6FD34ECA"/>
+  <w:abstractNum w:abstractNumId="26" w15:restartNumberingAfterBreak="0">
+    <w:nsid w:val="74FE7E61"/>
     <w:multiLevelType w:val="hybridMultilevel"/>
-    <w:tmpl w:val="ACE8C5AE"/>
-    <w:lvl w:ilvl="0" w:tplc="54B4D0CE">
+    <w:tmpl w:val="28FCC4C0"/>
+    <w:lvl w:ilvl="0" w:tplc="9F1A2E0E">
       <w:start w:val="1"/>
       <w:numFmt w:val="decimal"/>
       <w:lvlText w:val="%1."/>
@@ -24359,52 +24816,52 @@
         <w:color w:val="A67C27"/>
       </w:rPr>
     </w:lvl>
-    <w:lvl w:ilvl="1" w:tplc="F27AB9AA">
+    <w:lvl w:ilvl="1" w:tplc="40B60E44">
       <w:numFmt w:val="decimal"/>
       <w:lvlText w:val=""/>
       <w:lvlJc w:val="left"/>
     </w:lvl>
-    <w:lvl w:ilvl="2" w:tplc="5A5C0F10">
+    <w:lvl w:ilvl="2" w:tplc="9294A51E">
       <w:numFmt w:val="decimal"/>
       <w:lvlText w:val=""/>
       <w:lvlJc w:val="left"/>
     </w:lvl>
-    <w:lvl w:ilvl="3" w:tplc="384408E2">
+    <w:lvl w:ilvl="3" w:tplc="D78EE61A">
       <w:numFmt w:val="decimal"/>
       <w:lvlText w:val=""/>
       <w:lvlJc w:val="left"/>
     </w:lvl>
-    <w:lvl w:ilvl="4" w:tplc="492A22AA">
+    <w:lvl w:ilvl="4" w:tplc="0A104216">
       <w:numFmt w:val="decimal"/>
       <w:lvlText w:val=""/>
       <w:lvlJc w:val="left"/>
     </w:lvl>
-    <w:lvl w:ilvl="5" w:tplc="3F46AA1C">
+    <w:lvl w:ilvl="5" w:tplc="A80EC5D6">
       <w:numFmt w:val="decimal"/>
       <w:lvlText w:val=""/>
       <w:lvlJc w:val="left"/>
     </w:lvl>
-    <w:lvl w:ilvl="6" w:tplc="67104274">
+    <w:lvl w:ilvl="6" w:tplc="2B2A5914">
       <w:numFmt w:val="decimal"/>
       <w:lvlText w:val=""/>
       <w:lvlJc w:val="left"/>
     </w:lvl>
-    <w:lvl w:ilvl="7" w:tplc="A98E27F8">
+    <w:lvl w:ilvl="7" w:tplc="A8FEAA44">
       <w:numFmt w:val="decimal"/>
       <w:lvlText w:val=""/>
       <w:lvlJc w:val="left"/>
     </w:lvl>
-    <w:lvl w:ilvl="8" w:tplc="AC8282A2">
+    <w:lvl w:ilvl="8" w:tplc="8A28A490">
       <w:numFmt w:val="decimal"/>
       <w:lvlText w:val=""/>
       <w:lvlJc w:val="left"/>
     </w:lvl>
   </w:abstractNum>
-  <w:abstractNum w:abstractNumId="25" w15:restartNumberingAfterBreak="0">
-    <w:nsid w:val="74F6517F"/>
+  <w:abstractNum w:abstractNumId="27" w15:restartNumberingAfterBreak="0">
+    <w:nsid w:val="7BC87485"/>
     <w:multiLevelType w:val="hybridMultilevel"/>
-    <w:tmpl w:val="8D44E02E"/>
-    <w:lvl w:ilvl="0" w:tplc="DA16F89C">
+    <w:tmpl w:val="CAB2AA9A"/>
+    <w:lvl w:ilvl="0" w:tplc="5F28FC3C">
       <w:start w:val="1"/>
       <w:numFmt w:val="decimal"/>
       <w:lvlText w:val="%1."/>
@@ -24418,264 +24875,211 @@
         <w:color w:val="A67C27"/>
       </w:rPr>
     </w:lvl>
-    <w:lvl w:ilvl="1" w:tplc="13307E82">
+    <w:lvl w:ilvl="1" w:tplc="10F24FC0">
       <w:numFmt w:val="decimal"/>
       <w:lvlText w:val=""/>
       <w:lvlJc w:val="left"/>
     </w:lvl>
-    <w:lvl w:ilvl="2" w:tplc="C91E264C">
+    <w:lvl w:ilvl="2" w:tplc="F29E2A28">
       <w:numFmt w:val="decimal"/>
       <w:lvlText w:val=""/>
       <w:lvlJc w:val="left"/>
     </w:lvl>
-    <w:lvl w:ilvl="3" w:tplc="96408A2A">
+    <w:lvl w:ilvl="3" w:tplc="B9604570">
       <w:numFmt w:val="decimal"/>
       <w:lvlText w:val=""/>
       <w:lvlJc w:val="left"/>
     </w:lvl>
-    <w:lvl w:ilvl="4" w:tplc="F57E8CEE">
+    <w:lvl w:ilvl="4" w:tplc="5C50CB0A">
       <w:numFmt w:val="decimal"/>
       <w:lvlText w:val=""/>
       <w:lvlJc w:val="left"/>
     </w:lvl>
-    <w:lvl w:ilvl="5" w:tplc="08620704">
+    <w:lvl w:ilvl="5" w:tplc="E7EE3B50">
       <w:numFmt w:val="decimal"/>
       <w:lvlText w:val=""/>
       <w:lvlJc w:val="left"/>
     </w:lvl>
-    <w:lvl w:ilvl="6" w:tplc="83E6B086">
+    <w:lvl w:ilvl="6" w:tplc="F28EDE02">
       <w:numFmt w:val="decimal"/>
       <w:lvlText w:val=""/>
       <w:lvlJc w:val="left"/>
     </w:lvl>
-    <w:lvl w:ilvl="7" w:tplc="851E78F0">
+    <w:lvl w:ilvl="7" w:tplc="726C1324">
       <w:numFmt w:val="decimal"/>
       <w:lvlText w:val=""/>
       <w:lvlJc w:val="left"/>
     </w:lvl>
-    <w:lvl w:ilvl="8" w:tplc="F996A968">
+    <w:lvl w:ilvl="8" w:tplc="927048C0">
       <w:numFmt w:val="decimal"/>
       <w:lvlText w:val=""/>
       <w:lvlJc w:val="left"/>
     </w:lvl>
   </w:abstractNum>
-  <w:abstractNum w:abstractNumId="26" w15:restartNumberingAfterBreak="0">
-    <w:nsid w:val="7EAC65F2"/>
-    <w:multiLevelType w:val="hybridMultilevel"/>
-    <w:tmpl w:val="68BA20B2"/>
-    <w:lvl w:ilvl="0" w:tplc="984C4026">
-      <w:start w:val="1"/>
-      <w:numFmt w:val="decimal"/>
-      <w:lvlText w:val="%1."/>
-      <w:lvlJc w:val="left"/>
-      <w:pPr>
-        <w:ind w:left="460" w:hanging="360"/>
-      </w:pPr>
-      <w:rPr>
-        <w:b/>
-        <w:bCs/>
-        <w:color w:val="A67C27"/>
-      </w:rPr>
-    </w:lvl>
-    <w:lvl w:ilvl="1" w:tplc="77567D18">
-      <w:numFmt w:val="decimal"/>
-      <w:lvlText w:val=""/>
-      <w:lvlJc w:val="left"/>
-    </w:lvl>
-    <w:lvl w:ilvl="2" w:tplc="84AA0144">
-      <w:numFmt w:val="decimal"/>
-      <w:lvlText w:val=""/>
-      <w:lvlJc w:val="left"/>
-    </w:lvl>
-    <w:lvl w:ilvl="3" w:tplc="06AC760A">
-      <w:numFmt w:val="decimal"/>
-      <w:lvlText w:val=""/>
-      <w:lvlJc w:val="left"/>
-    </w:lvl>
-    <w:lvl w:ilvl="4" w:tplc="E9C4BB8A">
-      <w:numFmt w:val="decimal"/>
-      <w:lvlText w:val=""/>
-      <w:lvlJc w:val="left"/>
-    </w:lvl>
-    <w:lvl w:ilvl="5" w:tplc="1A7081D4">
-      <w:numFmt w:val="decimal"/>
-      <w:lvlText w:val=""/>
-      <w:lvlJc w:val="left"/>
-    </w:lvl>
-    <w:lvl w:ilvl="6" w:tplc="25768428">
-      <w:numFmt w:val="decimal"/>
-      <w:lvlText w:val=""/>
-      <w:lvlJc w:val="left"/>
-    </w:lvl>
-    <w:lvl w:ilvl="7" w:tplc="996AF012">
-      <w:numFmt w:val="decimal"/>
-      <w:lvlText w:val=""/>
-      <w:lvlJc w:val="left"/>
-    </w:lvl>
-    <w:lvl w:ilvl="8" w:tplc="972AC3E0">
-      <w:numFmt w:val="decimal"/>
-      <w:lvlText w:val=""/>
-      <w:lvlJc w:val="left"/>
-    </w:lvl>
-  </w:abstractNum>
-  <w:num w:numId="1" w16cid:durableId="644895581">
+  <w:num w:numId="1" w16cid:durableId="848713489">
+    <w:abstractNumId w:val="14"/>
+    <w:lvlOverride w:ilvl="0">
+      <w:startOverride w:val="1"/>
+    </w:lvlOverride>
+  </w:num>
+  <w:num w:numId="2" w16cid:durableId="173417470">
+    <w:abstractNumId w:val="24"/>
+    <w:lvlOverride w:ilvl="0">
+      <w:startOverride w:val="1"/>
+    </w:lvlOverride>
+  </w:num>
+  <w:num w:numId="3" w16cid:durableId="1307782558">
+    <w:abstractNumId w:val="9"/>
+    <w:lvlOverride w:ilvl="0">
+      <w:startOverride w:val="1"/>
+    </w:lvlOverride>
+  </w:num>
+  <w:num w:numId="4" w16cid:durableId="901793323">
+    <w:abstractNumId w:val="12"/>
+    <w:lvlOverride w:ilvl="0">
+      <w:startOverride w:val="1"/>
+    </w:lvlOverride>
+  </w:num>
+  <w:num w:numId="5" w16cid:durableId="748230404">
+    <w:abstractNumId w:val="0"/>
+    <w:lvlOverride w:ilvl="0">
+      <w:startOverride w:val="1"/>
+    </w:lvlOverride>
+  </w:num>
+  <w:num w:numId="6" w16cid:durableId="1566792725">
+    <w:abstractNumId w:val="15"/>
+    <w:lvlOverride w:ilvl="0">
+      <w:startOverride w:val="1"/>
+    </w:lvlOverride>
+  </w:num>
+  <w:num w:numId="7" w16cid:durableId="1905218229">
+    <w:abstractNumId w:val="20"/>
+    <w:lvlOverride w:ilvl="0">
+      <w:startOverride w:val="1"/>
+    </w:lvlOverride>
+  </w:num>
+  <w:num w:numId="8" w16cid:durableId="1567643505">
+    <w:abstractNumId w:val="18"/>
+    <w:lvlOverride w:ilvl="0">
+      <w:startOverride w:val="1"/>
+    </w:lvlOverride>
+  </w:num>
+  <w:num w:numId="9" w16cid:durableId="1510367330">
+    <w:abstractNumId w:val="1"/>
+    <w:lvlOverride w:ilvl="0">
+      <w:startOverride w:val="1"/>
+    </w:lvlOverride>
+  </w:num>
+  <w:num w:numId="10" w16cid:durableId="991910174">
     <w:abstractNumId w:val="10"/>
     <w:lvlOverride w:ilvl="0">
       <w:startOverride w:val="1"/>
     </w:lvlOverride>
   </w:num>
-  <w:num w:numId="2" w16cid:durableId="790630829">
-    <w:abstractNumId w:val="12"/>
+  <w:num w:numId="11" w16cid:durableId="1105150976">
+    <w:abstractNumId w:val="22"/>
     <w:lvlOverride w:ilvl="0">
       <w:startOverride w:val="1"/>
     </w:lvlOverride>
   </w:num>
-  <w:num w:numId="3" w16cid:durableId="1697807588">
-    <w:abstractNumId w:val="20"/>
+  <w:num w:numId="12" w16cid:durableId="1991051870">
+    <w:abstractNumId w:val="19"/>
     <w:lvlOverride w:ilvl="0">
       <w:startOverride w:val="1"/>
     </w:lvlOverride>
   </w:num>
-  <w:num w:numId="4" w16cid:durableId="2105301413">
+  <w:num w:numId="13" w16cid:durableId="647901036">
+    <w:abstractNumId w:val="23"/>
+    <w:lvlOverride w:ilvl="0">
+      <w:startOverride w:val="1"/>
+    </w:lvlOverride>
+  </w:num>
+  <w:num w:numId="14" w16cid:durableId="1700280969">
+    <w:abstractNumId w:val="11"/>
+    <w:lvlOverride w:ilvl="0">
+      <w:startOverride w:val="1"/>
+    </w:lvlOverride>
+  </w:num>
+  <w:num w:numId="15" w16cid:durableId="132889">
+    <w:abstractNumId w:val="13"/>
+    <w:lvlOverride w:ilvl="0">
+      <w:startOverride w:val="1"/>
+    </w:lvlOverride>
+  </w:num>
+  <w:num w:numId="16" w16cid:durableId="1365329998">
+    <w:abstractNumId w:val="7"/>
+    <w:lvlOverride w:ilvl="0">
+      <w:startOverride w:val="1"/>
+    </w:lvlOverride>
+  </w:num>
+  <w:num w:numId="17" w16cid:durableId="1555265332">
+    <w:abstractNumId w:val="16"/>
+    <w:lvlOverride w:ilvl="0">
+      <w:startOverride w:val="1"/>
+    </w:lvlOverride>
+  </w:num>
+  <w:num w:numId="18" w16cid:durableId="424502275">
+    <w:abstractNumId w:val="25"/>
+    <w:lvlOverride w:ilvl="0">
+      <w:startOverride w:val="1"/>
+    </w:lvlOverride>
+  </w:num>
+  <w:num w:numId="19" w16cid:durableId="573781773">
+    <w:abstractNumId w:val="2"/>
+    <w:lvlOverride w:ilvl="0">
+      <w:startOverride w:val="1"/>
+    </w:lvlOverride>
+  </w:num>
+  <w:num w:numId="20" w16cid:durableId="626475653">
+    <w:abstractNumId w:val="27"/>
+    <w:lvlOverride w:ilvl="0">
+      <w:startOverride w:val="1"/>
+    </w:lvlOverride>
+  </w:num>
+  <w:num w:numId="21" w16cid:durableId="147138566">
+    <w:abstractNumId w:val="3"/>
+    <w:lvlOverride w:ilvl="0">
+      <w:startOverride w:val="1"/>
+    </w:lvlOverride>
+  </w:num>
+  <w:num w:numId="22" w16cid:durableId="1341156870">
+    <w:abstractNumId w:val="5"/>
+    <w:lvlOverride w:ilvl="0">
+      <w:startOverride w:val="1"/>
+    </w:lvlOverride>
+  </w:num>
+  <w:num w:numId="23" w16cid:durableId="1507329054">
     <w:abstractNumId w:val="26"/>
     <w:lvlOverride w:ilvl="0">
       <w:startOverride w:val="1"/>
     </w:lvlOverride>
   </w:num>
-  <w:num w:numId="5" w16cid:durableId="1183323415">
+  <w:num w:numId="24" w16cid:durableId="1111129112">
     <w:abstractNumId w:val="17"/>
     <w:lvlOverride w:ilvl="0">
       <w:startOverride w:val="1"/>
     </w:lvlOverride>
   </w:num>
-  <w:num w:numId="6" w16cid:durableId="1763064110">
-    <w:abstractNumId w:val="15"/>
-    <w:lvlOverride w:ilvl="0">
-      <w:startOverride w:val="1"/>
-    </w:lvlOverride>
-  </w:num>
-  <w:num w:numId="7" w16cid:durableId="302080667">
-    <w:abstractNumId w:val="9"/>
-    <w:lvlOverride w:ilvl="0">
-      <w:startOverride w:val="1"/>
-    </w:lvlOverride>
-  </w:num>
-  <w:num w:numId="8" w16cid:durableId="1709185458">
-    <w:abstractNumId w:val="14"/>
-    <w:lvlOverride w:ilvl="0">
-      <w:startOverride w:val="1"/>
-    </w:lvlOverride>
-  </w:num>
-  <w:num w:numId="9" w16cid:durableId="2099405857">
-    <w:abstractNumId w:val="2"/>
-    <w:lvlOverride w:ilvl="0">
-      <w:startOverride w:val="1"/>
-    </w:lvlOverride>
-  </w:num>
-  <w:num w:numId="10" w16cid:durableId="1601797580">
-    <w:abstractNumId w:val="23"/>
-    <w:lvlOverride w:ilvl="0">
-      <w:startOverride w:val="1"/>
-    </w:lvlOverride>
-  </w:num>
-  <w:num w:numId="11" w16cid:durableId="254098775">
-    <w:abstractNumId w:val="0"/>
-    <w:lvlOverride w:ilvl="0">
-      <w:startOverride w:val="1"/>
-    </w:lvlOverride>
-  </w:num>
-  <w:num w:numId="12" w16cid:durableId="1956211959">
-    <w:abstractNumId w:val="21"/>
-    <w:lvlOverride w:ilvl="0">
-      <w:startOverride w:val="1"/>
-    </w:lvlOverride>
-  </w:num>
-  <w:num w:numId="13" w16cid:durableId="1243879517">
-    <w:abstractNumId w:val="1"/>
-    <w:lvlOverride w:ilvl="0">
-      <w:startOverride w:val="1"/>
-    </w:lvlOverride>
-  </w:num>
-  <w:num w:numId="14" w16cid:durableId="1349718129">
+  <w:num w:numId="25" w16cid:durableId="330641132">
     <w:abstractNumId w:val="6"/>
     <w:lvlOverride w:ilvl="0">
       <w:startOverride w:val="1"/>
     </w:lvlOverride>
   </w:num>
-  <w:num w:numId="15" w16cid:durableId="99884823">
-    <w:abstractNumId w:val="11"/>
+  <w:num w:numId="26" w16cid:durableId="944574152">
+    <w:abstractNumId w:val="8"/>
     <w:lvlOverride w:ilvl="0">
       <w:startOverride w:val="1"/>
     </w:lvlOverride>
   </w:num>
-  <w:num w:numId="16" w16cid:durableId="301890095">
-    <w:abstractNumId w:val="13"/>
-    <w:lvlOverride w:ilvl="0">
-      <w:startOverride w:val="1"/>
-    </w:lvlOverride>
-  </w:num>
-  <w:num w:numId="17" w16cid:durableId="1397433019">
-    <w:abstractNumId w:val="18"/>
-    <w:lvlOverride w:ilvl="0">
-      <w:startOverride w:val="1"/>
-    </w:lvlOverride>
-  </w:num>
-  <w:num w:numId="18" w16cid:durableId="2005208639">
-    <w:abstractNumId w:val="25"/>
-    <w:lvlOverride w:ilvl="0">
-      <w:startOverride w:val="1"/>
-    </w:lvlOverride>
-  </w:num>
-  <w:num w:numId="19" w16cid:durableId="1832600959">
-    <w:abstractNumId w:val="16"/>
-    <w:lvlOverride w:ilvl="0">
-      <w:startOverride w:val="1"/>
-    </w:lvlOverride>
-  </w:num>
-  <w:num w:numId="20" w16cid:durableId="409277344">
-    <w:abstractNumId w:val="5"/>
-    <w:lvlOverride w:ilvl="0">
-      <w:startOverride w:val="1"/>
-    </w:lvlOverride>
-  </w:num>
-  <w:num w:numId="21" w16cid:durableId="1290430504">
+  <w:num w:numId="27" w16cid:durableId="1366053069">
     <w:abstractNumId w:val="4"/>
     <w:lvlOverride w:ilvl="0">
       <w:startOverride w:val="1"/>
     </w:lvlOverride>
   </w:num>
-  <w:num w:numId="22" w16cid:durableId="159082188">
-    <w:abstractNumId w:val="7"/>
-    <w:lvlOverride w:ilvl="0">
-      <w:startOverride w:val="1"/>
-    </w:lvlOverride>
-  </w:num>
-  <w:num w:numId="23" w16cid:durableId="2060351813">
-    <w:abstractNumId w:val="8"/>
-    <w:lvlOverride w:ilvl="0">
-      <w:startOverride w:val="1"/>
-    </w:lvlOverride>
-  </w:num>
-  <w:num w:numId="24" w16cid:durableId="1098403912">
-    <w:abstractNumId w:val="3"/>
-    <w:lvlOverride w:ilvl="0">
-      <w:startOverride w:val="1"/>
-    </w:lvlOverride>
-  </w:num>
-  <w:num w:numId="25" w16cid:durableId="1814834531">
-    <w:abstractNumId w:val="19"/>
-    <w:lvlOverride w:ilvl="0">
-      <w:startOverride w:val="1"/>
-    </w:lvlOverride>
-  </w:num>
-  <w:num w:numId="26" w16cid:durableId="1834175434">
-    <w:abstractNumId w:val="22"/>
-    <w:lvlOverride w:ilvl="0">
-      <w:startOverride w:val="1"/>
-    </w:lvlOverride>
-  </w:num>
-  <w:num w:numId="27" w16cid:durableId="1051076704">
-    <w:abstractNumId w:val="24"/>
+  <w:num w:numId="28" w16cid:durableId="1366829732">
+    <w:abstractNumId w:val="21"/>
     <w:lvlOverride w:ilvl="0">
       <w:startOverride w:val="1"/>
     </w:lvlOverride>
@@ -25300,7 +25704,7 @@
     <w:autoRedefine/>
     <w:uiPriority w:val="39"/>
     <w:unhideWhenUsed/>
-    <w:rsid w:val="005219F0"/>
+    <w:rsid w:val="007D3876"/>
     <w:pPr>
       <w:spacing w:after="100"/>
     </w:pPr>
@@ -25312,7 +25716,7 @@
     <w:autoRedefine/>
     <w:uiPriority w:val="39"/>
     <w:unhideWhenUsed/>
-    <w:rsid w:val="005219F0"/>
+    <w:rsid w:val="007D3876"/>
     <w:pPr>
       <w:spacing w:after="100"/>
       <w:ind w:left="210"/>

--- a/docs/manuals/RA_Training_Manual.docx
+++ b/docs/manuals/RA_Training_Manual.docx
@@ -69,7 +69,7 @@
           <w:left w:w="10" w:type="dxa"/>
           <w:right w:w="10" w:type="dxa"/>
         </w:tblCellMar>
-        <w:tblLook w:val="0000" w:firstRow="0" w:lastRow="0" w:firstColumn="0" w:lastColumn="0" w:noHBand="0" w:noVBand="0"/>
+        <w:tblLook w:val="04A0" w:firstRow="1" w:lastRow="0" w:firstColumn="1" w:lastColumn="0" w:noHBand="0" w:noVBand="1"/>
       </w:tblPr>
       <w:tblGrid>
         <w:gridCol w:w="2300"/>
@@ -469,7 +469,7 @@
                 <w:sz w:val="19"/>
                 <w:szCs w:val="19"/>
               </w:rPr>
-              <w:t>Version 1.5 · 20 September 2026</w:t>
+              <w:t>Version 1.6 · 20 September 2026</w:t>
             </w:r>
           </w:p>
         </w:tc>
@@ -538,7 +538,7 @@
     <w:sdt>
       <w:sdtPr>
         <w:alias w:val="Contents"/>
-        <w:id w:val="475808389"/>
+        <w:id w:val="1314144819"/>
       </w:sdtPr>
       <w:sdtEndPr/>
       <w:sdtContent>
@@ -567,7 +567,7 @@
           <w:r>
             <w:fldChar w:fldCharType="separate"/>
           </w:r>
-          <w:hyperlink w:anchor="_Toc240779345" w:history="1">
+          <w:hyperlink w:anchor="_Toc240784103" w:history="1">
             <w:r>
               <w:rPr>
                 <w:rStyle w:val="Hyperlink"/>
@@ -591,7 +591,7 @@
               <w:rPr>
                 <w:noProof/>
               </w:rPr>
-              <w:instrText xml:space="preserve"> PAGEREF _Toc240779345 \h </w:instrText>
+              <w:instrText xml:space="preserve"> PAGEREF _Toc240784103 \h </w:instrText>
             </w:r>
             <w:r>
               <w:rPr>
@@ -634,7 +634,7 @@
               <w14:ligatures w14:val="standardContextual"/>
             </w:rPr>
           </w:pPr>
-          <w:hyperlink w:anchor="_Toc240779346" w:history="1">
+          <w:hyperlink w:anchor="_Toc240784104" w:history="1">
             <w:r>
               <w:rPr>
                 <w:rStyle w:val="Hyperlink"/>
@@ -658,7 +658,7 @@
               <w:rPr>
                 <w:noProof/>
               </w:rPr>
-              <w:instrText xml:space="preserve"> PAGEREF _Toc240779346 \h </w:instrText>
+              <w:instrText xml:space="preserve"> PAGEREF _Toc240784104 \h </w:instrText>
             </w:r>
             <w:r>
               <w:rPr>
@@ -701,7 +701,7 @@
               <w14:ligatures w14:val="standardContextual"/>
             </w:rPr>
           </w:pPr>
-          <w:hyperlink w:anchor="_Toc240779347" w:history="1">
+          <w:hyperlink w:anchor="_Toc240784105" w:history="1">
             <w:r>
               <w:rPr>
                 <w:rStyle w:val="Hyperlink"/>
@@ -725,7 +725,7 @@
               <w:rPr>
                 <w:noProof/>
               </w:rPr>
-              <w:instrText xml:space="preserve"> PAGEREF _Toc240779347 \h </w:instrText>
+              <w:instrText xml:space="preserve"> PAGEREF _Toc240784105 \h </w:instrText>
             </w:r>
             <w:r>
               <w:rPr>
@@ -768,7 +768,7 @@
               <w14:ligatures w14:val="standardContextual"/>
             </w:rPr>
           </w:pPr>
-          <w:hyperlink w:anchor="_Toc240779348" w:history="1">
+          <w:hyperlink w:anchor="_Toc240784106" w:history="1">
             <w:r>
               <w:rPr>
                 <w:rStyle w:val="Hyperlink"/>
@@ -792,7 +792,7 @@
               <w:rPr>
                 <w:noProof/>
               </w:rPr>
-              <w:instrText xml:space="preserve"> PAGEREF _Toc240779348 \h </w:instrText>
+              <w:instrText xml:space="preserve"> PAGEREF _Toc240784106 \h </w:instrText>
             </w:r>
             <w:r>
               <w:rPr>
@@ -835,7 +835,7 @@
               <w14:ligatures w14:val="standardContextual"/>
             </w:rPr>
           </w:pPr>
-          <w:hyperlink w:anchor="_Toc240779349" w:history="1">
+          <w:hyperlink w:anchor="_Toc240784107" w:history="1">
             <w:r>
               <w:rPr>
                 <w:rStyle w:val="Hyperlink"/>
@@ -859,7 +859,7 @@
               <w:rPr>
                 <w:noProof/>
               </w:rPr>
-              <w:instrText xml:space="preserve"> PAGEREF _Toc240779349 \h </w:instrText>
+              <w:instrText xml:space="preserve"> PAGEREF _Toc240784107 \h </w:instrText>
             </w:r>
             <w:r>
               <w:rPr>
@@ -902,7 +902,7 @@
               <w14:ligatures w14:val="standardContextual"/>
             </w:rPr>
           </w:pPr>
-          <w:hyperlink w:anchor="_Toc240779350" w:history="1">
+          <w:hyperlink w:anchor="_Toc240784108" w:history="1">
             <w:r>
               <w:rPr>
                 <w:rStyle w:val="Hyperlink"/>
@@ -926,7 +926,7 @@
               <w:rPr>
                 <w:noProof/>
               </w:rPr>
-              <w:instrText xml:space="preserve"> PAGEREF _Toc240779350 \h </w:instrText>
+              <w:instrText xml:space="preserve"> PAGEREF _Toc240784108 \h </w:instrText>
             </w:r>
             <w:r>
               <w:rPr>
@@ -969,7 +969,7 @@
               <w14:ligatures w14:val="standardContextual"/>
             </w:rPr>
           </w:pPr>
-          <w:hyperlink w:anchor="_Toc240779351" w:history="1">
+          <w:hyperlink w:anchor="_Toc240784109" w:history="1">
             <w:r>
               <w:rPr>
                 <w:rStyle w:val="Hyperlink"/>
@@ -993,7 +993,7 @@
               <w:rPr>
                 <w:noProof/>
               </w:rPr>
-              <w:instrText xml:space="preserve"> PAGEREF _Toc240779351 \h </w:instrText>
+              <w:instrText xml:space="preserve"> PAGEREF _Toc240784109 \h </w:instrText>
             </w:r>
             <w:r>
               <w:rPr>
@@ -1036,7 +1036,7 @@
               <w14:ligatures w14:val="standardContextual"/>
             </w:rPr>
           </w:pPr>
-          <w:hyperlink w:anchor="_Toc240779352" w:history="1">
+          <w:hyperlink w:anchor="_Toc240784110" w:history="1">
             <w:r>
               <w:rPr>
                 <w:rStyle w:val="Hyperlink"/>
@@ -1060,7 +1060,7 @@
               <w:rPr>
                 <w:noProof/>
               </w:rPr>
-              <w:instrText xml:space="preserve"> PAGEREF _Toc240779352 \h </w:instrText>
+              <w:instrText xml:space="preserve"> PAGEREF _Toc240784110 \h </w:instrText>
             </w:r>
             <w:r>
               <w:rPr>
@@ -1103,7 +1103,7 @@
               <w14:ligatures w14:val="standardContextual"/>
             </w:rPr>
           </w:pPr>
-          <w:hyperlink w:anchor="_Toc240779353" w:history="1">
+          <w:hyperlink w:anchor="_Toc240784111" w:history="1">
             <w:r>
               <w:rPr>
                 <w:rStyle w:val="Hyperlink"/>
@@ -1127,7 +1127,7 @@
               <w:rPr>
                 <w:noProof/>
               </w:rPr>
-              <w:instrText xml:space="preserve"> PAGEREF _Toc240779353 \h </w:instrText>
+              <w:instrText xml:space="preserve"> PAGEREF _Toc240784111 \h </w:instrText>
             </w:r>
             <w:r>
               <w:rPr>
@@ -1170,7 +1170,7 @@
               <w14:ligatures w14:val="standardContextual"/>
             </w:rPr>
           </w:pPr>
-          <w:hyperlink w:anchor="_Toc240779354" w:history="1">
+          <w:hyperlink w:anchor="_Toc240784112" w:history="1">
             <w:r>
               <w:rPr>
                 <w:rStyle w:val="Hyperlink"/>
@@ -1194,7 +1194,7 @@
               <w:rPr>
                 <w:noProof/>
               </w:rPr>
-              <w:instrText xml:space="preserve"> PAGEREF _Toc240779354 \h </w:instrText>
+              <w:instrText xml:space="preserve"> PAGEREF _Toc240784112 \h </w:instrText>
             </w:r>
             <w:r>
               <w:rPr>
@@ -1237,7 +1237,7 @@
               <w14:ligatures w14:val="standardContextual"/>
             </w:rPr>
           </w:pPr>
-          <w:hyperlink w:anchor="_Toc240779355" w:history="1">
+          <w:hyperlink w:anchor="_Toc240784113" w:history="1">
             <w:r>
               <w:rPr>
                 <w:rStyle w:val="Hyperlink"/>
@@ -1261,7 +1261,7 @@
               <w:rPr>
                 <w:noProof/>
               </w:rPr>
-              <w:instrText xml:space="preserve"> PAGEREF _Toc240779355 \h </w:instrText>
+              <w:instrText xml:space="preserve"> PAGEREF _Toc240784113 \h </w:instrText>
             </w:r>
             <w:r>
               <w:rPr>
@@ -1304,7 +1304,7 @@
               <w14:ligatures w14:val="standardContextual"/>
             </w:rPr>
           </w:pPr>
-          <w:hyperlink w:anchor="_Toc240779356" w:history="1">
+          <w:hyperlink w:anchor="_Toc240784114" w:history="1">
             <w:r>
               <w:rPr>
                 <w:rStyle w:val="Hyperlink"/>
@@ -1328,7 +1328,7 @@
               <w:rPr>
                 <w:noProof/>
               </w:rPr>
-              <w:instrText xml:space="preserve"> PAGEREF _Toc240779356 \h </w:instrText>
+              <w:instrText xml:space="preserve"> PAGEREF _Toc240784114 \h </w:instrText>
             </w:r>
             <w:r>
               <w:rPr>
@@ -1371,7 +1371,7 @@
               <w14:ligatures w14:val="standardContextual"/>
             </w:rPr>
           </w:pPr>
-          <w:hyperlink w:anchor="_Toc240779357" w:history="1">
+          <w:hyperlink w:anchor="_Toc240784115" w:history="1">
             <w:r>
               <w:rPr>
                 <w:rStyle w:val="Hyperlink"/>
@@ -1395,7 +1395,7 @@
               <w:rPr>
                 <w:noProof/>
               </w:rPr>
-              <w:instrText xml:space="preserve"> PAGEREF _Toc240779357 \h </w:instrText>
+              <w:instrText xml:space="preserve"> PAGEREF _Toc240784115 \h </w:instrText>
             </w:r>
             <w:r>
               <w:rPr>
@@ -1438,7 +1438,7 @@
               <w14:ligatures w14:val="standardContextual"/>
             </w:rPr>
           </w:pPr>
-          <w:hyperlink w:anchor="_Toc240779358" w:history="1">
+          <w:hyperlink w:anchor="_Toc240784116" w:history="1">
             <w:r>
               <w:rPr>
                 <w:rStyle w:val="Hyperlink"/>
@@ -1462,7 +1462,7 @@
               <w:rPr>
                 <w:noProof/>
               </w:rPr>
-              <w:instrText xml:space="preserve"> PAGEREF _Toc240779358 \h </w:instrText>
+              <w:instrText xml:space="preserve"> PAGEREF _Toc240784116 \h </w:instrText>
             </w:r>
             <w:r>
               <w:rPr>
@@ -1505,7 +1505,7 @@
               <w14:ligatures w14:val="standardContextual"/>
             </w:rPr>
           </w:pPr>
-          <w:hyperlink w:anchor="_Toc240779359" w:history="1">
+          <w:hyperlink w:anchor="_Toc240784117" w:history="1">
             <w:r>
               <w:rPr>
                 <w:rStyle w:val="Hyperlink"/>
@@ -1529,7 +1529,7 @@
               <w:rPr>
                 <w:noProof/>
               </w:rPr>
-              <w:instrText xml:space="preserve"> PAGEREF _Toc240779359 \h </w:instrText>
+              <w:instrText xml:space="preserve"> PAGEREF _Toc240784117 \h </w:instrText>
             </w:r>
             <w:r>
               <w:rPr>
@@ -1572,7 +1572,7 @@
               <w14:ligatures w14:val="standardContextual"/>
             </w:rPr>
           </w:pPr>
-          <w:hyperlink w:anchor="_Toc240779360" w:history="1">
+          <w:hyperlink w:anchor="_Toc240784118" w:history="1">
             <w:r>
               <w:rPr>
                 <w:rStyle w:val="Hyperlink"/>
@@ -1596,7 +1596,7 @@
               <w:rPr>
                 <w:noProof/>
               </w:rPr>
-              <w:instrText xml:space="preserve"> PAGEREF _Toc240779360 \h </w:instrText>
+              <w:instrText xml:space="preserve"> PAGEREF _Toc240784118 \h </w:instrText>
             </w:r>
             <w:r>
               <w:rPr>
@@ -1639,7 +1639,7 @@
               <w14:ligatures w14:val="standardContextual"/>
             </w:rPr>
           </w:pPr>
-          <w:hyperlink w:anchor="_Toc240779361" w:history="1">
+          <w:hyperlink w:anchor="_Toc240784119" w:history="1">
             <w:r>
               <w:rPr>
                 <w:rStyle w:val="Hyperlink"/>
@@ -1663,7 +1663,7 @@
               <w:rPr>
                 <w:noProof/>
               </w:rPr>
-              <w:instrText xml:space="preserve"> PAGEREF _Toc240779361 \h </w:instrText>
+              <w:instrText xml:space="preserve"> PAGEREF _Toc240784119 \h </w:instrText>
             </w:r>
             <w:r>
               <w:rPr>
@@ -1706,7 +1706,7 @@
               <w14:ligatures w14:val="standardContextual"/>
             </w:rPr>
           </w:pPr>
-          <w:hyperlink w:anchor="_Toc240779362" w:history="1">
+          <w:hyperlink w:anchor="_Toc240784120" w:history="1">
             <w:r>
               <w:rPr>
                 <w:rStyle w:val="Hyperlink"/>
@@ -1730,7 +1730,7 @@
               <w:rPr>
                 <w:noProof/>
               </w:rPr>
-              <w:instrText xml:space="preserve"> PAGEREF _Toc240779362 \h </w:instrText>
+              <w:instrText xml:space="preserve"> PAGEREF _Toc240784120 \h </w:instrText>
             </w:r>
             <w:r>
               <w:rPr>
@@ -1773,7 +1773,7 @@
               <w14:ligatures w14:val="standardContextual"/>
             </w:rPr>
           </w:pPr>
-          <w:hyperlink w:anchor="_Toc240779363" w:history="1">
+          <w:hyperlink w:anchor="_Toc240784121" w:history="1">
             <w:r>
               <w:rPr>
                 <w:rStyle w:val="Hyperlink"/>
@@ -1797,7 +1797,7 @@
               <w:rPr>
                 <w:noProof/>
               </w:rPr>
-              <w:instrText xml:space="preserve"> PAGEREF _Toc240779363 \h </w:instrText>
+              <w:instrText xml:space="preserve"> PAGEREF _Toc240784121 \h </w:instrText>
             </w:r>
             <w:r>
               <w:rPr>
@@ -1840,7 +1840,7 @@
               <w14:ligatures w14:val="standardContextual"/>
             </w:rPr>
           </w:pPr>
-          <w:hyperlink w:anchor="_Toc240779364" w:history="1">
+          <w:hyperlink w:anchor="_Toc240784122" w:history="1">
             <w:r>
               <w:rPr>
                 <w:rStyle w:val="Hyperlink"/>
@@ -1864,7 +1864,7 @@
               <w:rPr>
                 <w:noProof/>
               </w:rPr>
-              <w:instrText xml:space="preserve"> PAGEREF _Toc240779364 \h </w:instrText>
+              <w:instrText xml:space="preserve"> PAGEREF _Toc240784122 \h </w:instrText>
             </w:r>
             <w:r>
               <w:rPr>
@@ -1907,7 +1907,7 @@
               <w14:ligatures w14:val="standardContextual"/>
             </w:rPr>
           </w:pPr>
-          <w:hyperlink w:anchor="_Toc240779365" w:history="1">
+          <w:hyperlink w:anchor="_Toc240784123" w:history="1">
             <w:r>
               <w:rPr>
                 <w:rStyle w:val="Hyperlink"/>
@@ -1931,7 +1931,7 @@
               <w:rPr>
                 <w:noProof/>
               </w:rPr>
-              <w:instrText xml:space="preserve"> PAGEREF _Toc240779365 \h </w:instrText>
+              <w:instrText xml:space="preserve"> PAGEREF _Toc240784123 \h </w:instrText>
             </w:r>
             <w:r>
               <w:rPr>
@@ -1974,7 +1974,7 @@
               <w14:ligatures w14:val="standardContextual"/>
             </w:rPr>
           </w:pPr>
-          <w:hyperlink w:anchor="_Toc240779366" w:history="1">
+          <w:hyperlink w:anchor="_Toc240784124" w:history="1">
             <w:r>
               <w:rPr>
                 <w:rStyle w:val="Hyperlink"/>
@@ -1998,7 +1998,7 @@
               <w:rPr>
                 <w:noProof/>
               </w:rPr>
-              <w:instrText xml:space="preserve"> PAGEREF _Toc240779366 \h </w:instrText>
+              <w:instrText xml:space="preserve"> PAGEREF _Toc240784124 \h </w:instrText>
             </w:r>
             <w:r>
               <w:rPr>
@@ -2041,7 +2041,7 @@
               <w14:ligatures w14:val="standardContextual"/>
             </w:rPr>
           </w:pPr>
-          <w:hyperlink w:anchor="_Toc240779367" w:history="1">
+          <w:hyperlink w:anchor="_Toc240784125" w:history="1">
             <w:r>
               <w:rPr>
                 <w:rStyle w:val="Hyperlink"/>
@@ -2065,7 +2065,7 @@
               <w:rPr>
                 <w:noProof/>
               </w:rPr>
-              <w:instrText xml:space="preserve"> PAGEREF _Toc240779367 \h </w:instrText>
+              <w:instrText xml:space="preserve"> PAGEREF _Toc240784125 \h </w:instrText>
             </w:r>
             <w:r>
               <w:rPr>
@@ -2108,7 +2108,7 @@
               <w14:ligatures w14:val="standardContextual"/>
             </w:rPr>
           </w:pPr>
-          <w:hyperlink w:anchor="_Toc240779368" w:history="1">
+          <w:hyperlink w:anchor="_Toc240784126" w:history="1">
             <w:r>
               <w:rPr>
                 <w:rStyle w:val="Hyperlink"/>
@@ -2132,7 +2132,7 @@
               <w:rPr>
                 <w:noProof/>
               </w:rPr>
-              <w:instrText xml:space="preserve"> PAGEREF _Toc240779368 \h </w:instrText>
+              <w:instrText xml:space="preserve"> PAGEREF _Toc240784126 \h </w:instrText>
             </w:r>
             <w:r>
               <w:rPr>
@@ -2175,7 +2175,7 @@
               <w14:ligatures w14:val="standardContextual"/>
             </w:rPr>
           </w:pPr>
-          <w:hyperlink w:anchor="_Toc240779369" w:history="1">
+          <w:hyperlink w:anchor="_Toc240784127" w:history="1">
             <w:r>
               <w:rPr>
                 <w:rStyle w:val="Hyperlink"/>
@@ -2199,7 +2199,7 @@
               <w:rPr>
                 <w:noProof/>
               </w:rPr>
-              <w:instrText xml:space="preserve"> PAGEREF _Toc240779369 \h </w:instrText>
+              <w:instrText xml:space="preserve"> PAGEREF _Toc240784127 \h </w:instrText>
             </w:r>
             <w:r>
               <w:rPr>
@@ -2242,7 +2242,7 @@
               <w14:ligatures w14:val="standardContextual"/>
             </w:rPr>
           </w:pPr>
-          <w:hyperlink w:anchor="_Toc240779370" w:history="1">
+          <w:hyperlink w:anchor="_Toc240784128" w:history="1">
             <w:r>
               <w:rPr>
                 <w:rStyle w:val="Hyperlink"/>
@@ -2266,7 +2266,7 @@
               <w:rPr>
                 <w:noProof/>
               </w:rPr>
-              <w:instrText xml:space="preserve"> PAGEREF _Toc240779370 \h </w:instrText>
+              <w:instrText xml:space="preserve"> PAGEREF _Toc240784128 \h </w:instrText>
             </w:r>
             <w:r>
               <w:rPr>
@@ -2309,7 +2309,7 @@
               <w14:ligatures w14:val="standardContextual"/>
             </w:rPr>
           </w:pPr>
-          <w:hyperlink w:anchor="_Toc240779371" w:history="1">
+          <w:hyperlink w:anchor="_Toc240784129" w:history="1">
             <w:r>
               <w:rPr>
                 <w:rStyle w:val="Hyperlink"/>
@@ -2333,7 +2333,7 @@
               <w:rPr>
                 <w:noProof/>
               </w:rPr>
-              <w:instrText xml:space="preserve"> PAGEREF _Toc240779371 \h </w:instrText>
+              <w:instrText xml:space="preserve"> PAGEREF _Toc240784129 \h </w:instrText>
             </w:r>
             <w:r>
               <w:rPr>
@@ -2376,7 +2376,7 @@
               <w14:ligatures w14:val="standardContextual"/>
             </w:rPr>
           </w:pPr>
-          <w:hyperlink w:anchor="_Toc240779372" w:history="1">
+          <w:hyperlink w:anchor="_Toc240784130" w:history="1">
             <w:r>
               <w:rPr>
                 <w:rStyle w:val="Hyperlink"/>
@@ -2400,7 +2400,7 @@
               <w:rPr>
                 <w:noProof/>
               </w:rPr>
-              <w:instrText xml:space="preserve"> PAGEREF _Toc240779372 \h </w:instrText>
+              <w:instrText xml:space="preserve"> PAGEREF _Toc240784130 \h </w:instrText>
             </w:r>
             <w:r>
               <w:rPr>
@@ -2443,7 +2443,7 @@
               <w14:ligatures w14:val="standardContextual"/>
             </w:rPr>
           </w:pPr>
-          <w:hyperlink w:anchor="_Toc240779373" w:history="1">
+          <w:hyperlink w:anchor="_Toc240784131" w:history="1">
             <w:r>
               <w:rPr>
                 <w:rStyle w:val="Hyperlink"/>
@@ -2467,7 +2467,7 @@
               <w:rPr>
                 <w:noProof/>
               </w:rPr>
-              <w:instrText xml:space="preserve"> PAGEREF _Toc240779373 \h </w:instrText>
+              <w:instrText xml:space="preserve"> PAGEREF _Toc240784131 \h </w:instrText>
             </w:r>
             <w:r>
               <w:rPr>
@@ -2510,7 +2510,7 @@
               <w14:ligatures w14:val="standardContextual"/>
             </w:rPr>
           </w:pPr>
-          <w:hyperlink w:anchor="_Toc240779374" w:history="1">
+          <w:hyperlink w:anchor="_Toc240784132" w:history="1">
             <w:r>
               <w:rPr>
                 <w:rStyle w:val="Hyperlink"/>
@@ -2534,7 +2534,7 @@
               <w:rPr>
                 <w:noProof/>
               </w:rPr>
-              <w:instrText xml:space="preserve"> PAGEREF _Toc240779374 \h </w:instrText>
+              <w:instrText xml:space="preserve"> PAGEREF _Toc240784132 \h </w:instrText>
             </w:r>
             <w:r>
               <w:rPr>
@@ -2577,7 +2577,7 @@
               <w14:ligatures w14:val="standardContextual"/>
             </w:rPr>
           </w:pPr>
-          <w:hyperlink w:anchor="_Toc240779375" w:history="1">
+          <w:hyperlink w:anchor="_Toc240784133" w:history="1">
             <w:r>
               <w:rPr>
                 <w:rStyle w:val="Hyperlink"/>
@@ -2601,7 +2601,7 @@
               <w:rPr>
                 <w:noProof/>
               </w:rPr>
-              <w:instrText xml:space="preserve"> PAGEREF _Toc240779375 \h </w:instrText>
+              <w:instrText xml:space="preserve"> PAGEREF _Toc240784133 \h </w:instrText>
             </w:r>
             <w:r>
               <w:rPr>
@@ -2644,7 +2644,7 @@
               <w14:ligatures w14:val="standardContextual"/>
             </w:rPr>
           </w:pPr>
-          <w:hyperlink w:anchor="_Toc240779376" w:history="1">
+          <w:hyperlink w:anchor="_Toc240784134" w:history="1">
             <w:r>
               <w:rPr>
                 <w:rStyle w:val="Hyperlink"/>
@@ -2668,7 +2668,7 @@
               <w:rPr>
                 <w:noProof/>
               </w:rPr>
-              <w:instrText xml:space="preserve"> PAGEREF _Toc240779376 \h </w:instrText>
+              <w:instrText xml:space="preserve"> PAGEREF _Toc240784134 \h </w:instrText>
             </w:r>
             <w:r>
               <w:rPr>
@@ -2711,7 +2711,7 @@
               <w14:ligatures w14:val="standardContextual"/>
             </w:rPr>
           </w:pPr>
-          <w:hyperlink w:anchor="_Toc240779377" w:history="1">
+          <w:hyperlink w:anchor="_Toc240784135" w:history="1">
             <w:r>
               <w:rPr>
                 <w:rStyle w:val="Hyperlink"/>
@@ -2735,7 +2735,7 @@
               <w:rPr>
                 <w:noProof/>
               </w:rPr>
-              <w:instrText xml:space="preserve"> PAGEREF _Toc240779377 \h </w:instrText>
+              <w:instrText xml:space="preserve"> PAGEREF _Toc240784135 \h </w:instrText>
             </w:r>
             <w:r>
               <w:rPr>
@@ -2778,7 +2778,7 @@
               <w14:ligatures w14:val="standardContextual"/>
             </w:rPr>
           </w:pPr>
-          <w:hyperlink w:anchor="_Toc240779378" w:history="1">
+          <w:hyperlink w:anchor="_Toc240784136" w:history="1">
             <w:r>
               <w:rPr>
                 <w:rStyle w:val="Hyperlink"/>
@@ -2802,7 +2802,7 @@
               <w:rPr>
                 <w:noProof/>
               </w:rPr>
-              <w:instrText xml:space="preserve"> PAGEREF _Toc240779378 \h </w:instrText>
+              <w:instrText xml:space="preserve"> PAGEREF _Toc240784136 \h </w:instrText>
             </w:r>
             <w:r>
               <w:rPr>
@@ -2845,7 +2845,7 @@
               <w14:ligatures w14:val="standardContextual"/>
             </w:rPr>
           </w:pPr>
-          <w:hyperlink w:anchor="_Toc240779379" w:history="1">
+          <w:hyperlink w:anchor="_Toc240784137" w:history="1">
             <w:r>
               <w:rPr>
                 <w:rStyle w:val="Hyperlink"/>
@@ -2869,7 +2869,7 @@
               <w:rPr>
                 <w:noProof/>
               </w:rPr>
-              <w:instrText xml:space="preserve"> PAGEREF _Toc240779379 \h </w:instrText>
+              <w:instrText xml:space="preserve"> PAGEREF _Toc240784137 \h </w:instrText>
             </w:r>
             <w:r>
               <w:rPr>
@@ -2912,7 +2912,7 @@
               <w14:ligatures w14:val="standardContextual"/>
             </w:rPr>
           </w:pPr>
-          <w:hyperlink w:anchor="_Toc240779380" w:history="1">
+          <w:hyperlink w:anchor="_Toc240784138" w:history="1">
             <w:r>
               <w:rPr>
                 <w:rStyle w:val="Hyperlink"/>
@@ -2936,7 +2936,7 @@
               <w:rPr>
                 <w:noProof/>
               </w:rPr>
-              <w:instrText xml:space="preserve"> PAGEREF _Toc240779380 \h </w:instrText>
+              <w:instrText xml:space="preserve"> PAGEREF _Toc240784138 \h </w:instrText>
             </w:r>
             <w:r>
               <w:rPr>
@@ -2979,7 +2979,7 @@
               <w14:ligatures w14:val="standardContextual"/>
             </w:rPr>
           </w:pPr>
-          <w:hyperlink w:anchor="_Toc240779381" w:history="1">
+          <w:hyperlink w:anchor="_Toc240784139" w:history="1">
             <w:r>
               <w:rPr>
                 <w:rStyle w:val="Hyperlink"/>
@@ -3003,7 +3003,7 @@
               <w:rPr>
                 <w:noProof/>
               </w:rPr>
-              <w:instrText xml:space="preserve"> PAGEREF _Toc240779381 \h </w:instrText>
+              <w:instrText xml:space="preserve"> PAGEREF _Toc240784139 \h </w:instrText>
             </w:r>
             <w:r>
               <w:rPr>
@@ -3046,7 +3046,7 @@
               <w14:ligatures w14:val="standardContextual"/>
             </w:rPr>
           </w:pPr>
-          <w:hyperlink w:anchor="_Toc240779382" w:history="1">
+          <w:hyperlink w:anchor="_Toc240784140" w:history="1">
             <w:r>
               <w:rPr>
                 <w:rStyle w:val="Hyperlink"/>
@@ -3070,7 +3070,7 @@
               <w:rPr>
                 <w:noProof/>
               </w:rPr>
-              <w:instrText xml:space="preserve"> PAGEREF _Toc240779382 \h </w:instrText>
+              <w:instrText xml:space="preserve"> PAGEREF _Toc240784140 \h </w:instrText>
             </w:r>
             <w:r>
               <w:rPr>
@@ -3113,7 +3113,7 @@
               <w14:ligatures w14:val="standardContextual"/>
             </w:rPr>
           </w:pPr>
-          <w:hyperlink w:anchor="_Toc240779383" w:history="1">
+          <w:hyperlink w:anchor="_Toc240784141" w:history="1">
             <w:r>
               <w:rPr>
                 <w:rStyle w:val="Hyperlink"/>
@@ -3137,7 +3137,7 @@
               <w:rPr>
                 <w:noProof/>
               </w:rPr>
-              <w:instrText xml:space="preserve"> PAGEREF _Toc240779383 \h </w:instrText>
+              <w:instrText xml:space="preserve"> PAGEREF _Toc240784141 \h </w:instrText>
             </w:r>
             <w:r>
               <w:rPr>
@@ -3180,7 +3180,7 @@
               <w14:ligatures w14:val="standardContextual"/>
             </w:rPr>
           </w:pPr>
-          <w:hyperlink w:anchor="_Toc240779384" w:history="1">
+          <w:hyperlink w:anchor="_Toc240784142" w:history="1">
             <w:r>
               <w:rPr>
                 <w:rStyle w:val="Hyperlink"/>
@@ -3204,7 +3204,7 @@
               <w:rPr>
                 <w:noProof/>
               </w:rPr>
-              <w:instrText xml:space="preserve"> PAGEREF _Toc240779384 \h </w:instrText>
+              <w:instrText xml:space="preserve"> PAGEREF _Toc240784142 \h </w:instrText>
             </w:r>
             <w:r>
               <w:rPr>
@@ -3221,7 +3221,7 @@
               <w:rPr>
                 <w:noProof/>
               </w:rPr>
-              <w:t>36</w:t>
+              <w:t>37</w:t>
             </w:r>
             <w:r>
               <w:rPr>
@@ -3247,7 +3247,7 @@
               <w14:ligatures w14:val="standardContextual"/>
             </w:rPr>
           </w:pPr>
-          <w:hyperlink w:anchor="_Toc240779385" w:history="1">
+          <w:hyperlink w:anchor="_Toc240784143" w:history="1">
             <w:r>
               <w:rPr>
                 <w:rStyle w:val="Hyperlink"/>
@@ -3271,7 +3271,7 @@
               <w:rPr>
                 <w:noProof/>
               </w:rPr>
-              <w:instrText xml:space="preserve"> PAGEREF _Toc240779385 \h </w:instrText>
+              <w:instrText xml:space="preserve"> PAGEREF _Toc240784143 \h </w:instrText>
             </w:r>
             <w:r>
               <w:rPr>
@@ -3288,7 +3288,7 @@
               <w:rPr>
                 <w:noProof/>
               </w:rPr>
-              <w:t>38</w:t>
+              <w:t>39</w:t>
             </w:r>
             <w:r>
               <w:rPr>
@@ -3310,7 +3310,7 @@
         <w:pStyle w:val="Heading1"/>
         <w:pageBreakBefore/>
       </w:pPr>
-      <w:bookmarkStart w:id="0" w:name="_Toc240779345"/>
+      <w:bookmarkStart w:id="0" w:name="_Toc240784103"/>
       <w:r>
         <w:lastRenderedPageBreak/>
         <w:t>1. Welcome</w:t>
@@ -3339,7 +3339,7 @@
       <w:pPr>
         <w:pStyle w:val="Heading2"/>
       </w:pPr>
-      <w:bookmarkStart w:id="1" w:name="_Toc240779346"/>
+      <w:bookmarkStart w:id="1" w:name="_Toc240784104"/>
       <w:r>
         <w:t>How to use this manual</w:t>
       </w:r>
@@ -3406,7 +3406,7 @@
       <w:pPr>
         <w:pStyle w:val="Heading2"/>
       </w:pPr>
-      <w:bookmarkStart w:id="2" w:name="_Toc240779347"/>
+      <w:bookmarkStart w:id="2" w:name="_Toc240784105"/>
       <w:r>
         <w:t>Who to contact</w:t>
       </w:r>
@@ -3427,7 +3427,7 @@
           <w:left w:w="10" w:type="dxa"/>
           <w:right w:w="10" w:type="dxa"/>
         </w:tblCellMar>
-        <w:tblLook w:val="0000" w:firstRow="0" w:lastRow="0" w:firstColumn="0" w:lastColumn="0" w:noHBand="0" w:noVBand="0"/>
+        <w:tblLook w:val="04A0" w:firstRow="1" w:lastRow="0" w:firstColumn="1" w:lastColumn="0" w:noHBand="0" w:noVBand="1"/>
       </w:tblPr>
       <w:tblGrid>
         <w:gridCol w:w="2824"/>
@@ -3624,7 +3624,7 @@
         <w:pStyle w:val="Heading1"/>
         <w:pageBreakBefore/>
       </w:pPr>
-      <w:bookmarkStart w:id="3" w:name="_Toc240779348"/>
+      <w:bookmarkStart w:id="3" w:name="_Toc240784106"/>
       <w:r>
         <w:lastRenderedPageBreak/>
         <w:t>2. The study</w:t>
@@ -3661,7 +3661,7 @@
           <w:left w:w="10" w:type="dxa"/>
           <w:right w:w="10" w:type="dxa"/>
         </w:tblCellMar>
-        <w:tblLook w:val="0000" w:firstRow="0" w:lastRow="0" w:firstColumn="0" w:lastColumn="0" w:noHBand="0" w:noVBand="0"/>
+        <w:tblLook w:val="04A0" w:firstRow="1" w:lastRow="0" w:firstColumn="1" w:lastColumn="0" w:noHBand="0" w:noVBand="1"/>
       </w:tblPr>
       <w:tblGrid>
         <w:gridCol w:w="2635"/>
@@ -4024,7 +4024,7 @@
           <w:left w:w="10" w:type="dxa"/>
           <w:right w:w="10" w:type="dxa"/>
         </w:tblCellMar>
-        <w:tblLook w:val="0000" w:firstRow="0" w:lastRow="0" w:firstColumn="0" w:lastColumn="0" w:noHBand="0" w:noVBand="0"/>
+        <w:tblLook w:val="04A0" w:firstRow="1" w:lastRow="0" w:firstColumn="1" w:lastColumn="0" w:noHBand="0" w:noVBand="1"/>
       </w:tblPr>
       <w:tblGrid>
         <w:gridCol w:w="2824"/>
@@ -4220,7 +4220,7 @@
       <w:pPr>
         <w:pStyle w:val="Heading2"/>
       </w:pPr>
-      <w:bookmarkStart w:id="4" w:name="_Toc240779349"/>
+      <w:bookmarkStart w:id="4" w:name="_Toc240784107"/>
       <w:r>
         <w:t>Explaining the study in two minutes</w:t>
       </w:r>
@@ -4239,7 +4239,7 @@
         <w:pStyle w:val="Heading1"/>
         <w:pageBreakBefore/>
       </w:pPr>
-      <w:bookmarkStart w:id="5" w:name="_Toc240779350"/>
+      <w:bookmarkStart w:id="5" w:name="_Toc240784108"/>
       <w:r>
         <w:lastRenderedPageBreak/>
         <w:t>3. Ethics and data protection</w:t>
@@ -4250,7 +4250,7 @@
       <w:pPr>
         <w:pStyle w:val="Heading2"/>
       </w:pPr>
-      <w:bookmarkStart w:id="6" w:name="_Toc240779351"/>
+      <w:bookmarkStart w:id="6" w:name="_Toc240784109"/>
       <w:r>
         <w:t>3.1 Principles you must apply</w:t>
       </w:r>
@@ -4271,7 +4271,7 @@
           <w:left w:w="10" w:type="dxa"/>
           <w:right w:w="10" w:type="dxa"/>
         </w:tblCellMar>
-        <w:tblLook w:val="0000" w:firstRow="0" w:lastRow="0" w:firstColumn="0" w:lastColumn="0" w:noHBand="0" w:noVBand="0"/>
+        <w:tblLook w:val="04A0" w:firstRow="1" w:lastRow="0" w:firstColumn="1" w:lastColumn="0" w:noHBand="0" w:noVBand="1"/>
       </w:tblPr>
       <w:tblGrid>
         <w:gridCol w:w="2447"/>
@@ -4700,7 +4700,7 @@
       <w:pPr>
         <w:pStyle w:val="Heading2"/>
       </w:pPr>
-      <w:bookmarkStart w:id="7" w:name="_Toc240779352"/>
+      <w:bookmarkStart w:id="7" w:name="_Toc240784110"/>
       <w:r>
         <w:t>3.2 What respondents are told (PIS v1.3, summary)</w:t>
       </w:r>
@@ -4806,7 +4806,7 @@
       <w:pPr>
         <w:pStyle w:val="Heading2"/>
       </w:pPr>
-      <w:bookmarkStart w:id="8" w:name="_Toc240779353"/>
+      <w:bookmarkStart w:id="8" w:name="_Toc240784111"/>
       <w:r>
         <w:t>3.3 Data protection rules</w:t>
       </w:r>
@@ -4938,7 +4938,7 @@
       <w:pPr>
         <w:pStyle w:val="Heading2"/>
       </w:pPr>
-      <w:bookmarkStart w:id="9" w:name="_Toc240779354"/>
+      <w:bookmarkStart w:id="9" w:name="_Toc240784112"/>
       <w:r>
         <w:t>3.4 Your devices</w:t>
       </w:r>
@@ -5018,7 +5018,7 @@
       <w:pPr>
         <w:pStyle w:val="Heading2"/>
       </w:pPr>
-      <w:bookmarkStart w:id="10" w:name="_Toc240779355"/>
+      <w:bookmarkStart w:id="10" w:name="_Toc240784113"/>
       <w:r>
         <w:t>3.5 Conduct</w:t>
       </w:r>
@@ -5099,7 +5099,7 @@
         <w:pStyle w:val="Heading1"/>
         <w:pageBreakBefore/>
       </w:pPr>
-      <w:bookmarkStart w:id="11" w:name="_Toc240779356"/>
+      <w:bookmarkStart w:id="11" w:name="_Toc240784114"/>
       <w:r>
         <w:lastRenderedPageBreak/>
         <w:t>4. The portal and the forms</w:t>
@@ -5110,7 +5110,7 @@
       <w:pPr>
         <w:pStyle w:val="Heading2"/>
       </w:pPr>
-      <w:bookmarkStart w:id="12" w:name="_Toc240779357"/>
+      <w:bookmarkStart w:id="12" w:name="_Toc240784115"/>
       <w:r>
         <w:t>Signing in</w:t>
       </w:r>
@@ -5193,7 +5193,7 @@
           <w:noProof/>
         </w:rPr>
         <w:drawing>
-          <wp:inline distT="0" distB="0" distL="0" distR="0" wp14:anchorId="1A399594" wp14:editId="2E2BFF78">
+          <wp:inline distT="0" distB="0" distL="0" distR="0">
             <wp:extent cx="5334000" cy="2333625"/>
             <wp:effectExtent l="0" t="0" r="0" b="0"/>
             <wp:docPr id="1" name="adm_login.jpg" descr="The sign-in screen for all internal staff." title="The sign-in screen for all internal staff."/>
@@ -5301,7 +5301,7 @@
           <w:left w:w="10" w:type="dxa"/>
           <w:right w:w="10" w:type="dxa"/>
         </w:tblCellMar>
-        <w:tblLook w:val="0000" w:firstRow="0" w:lastRow="0" w:firstColumn="0" w:lastColumn="0" w:noHBand="0" w:noVBand="0"/>
+        <w:tblLook w:val="04A0" w:firstRow="1" w:lastRow="0" w:firstColumn="1" w:lastColumn="0" w:noHBand="0" w:noVBand="1"/>
       </w:tblPr>
       <w:tblGrid>
         <w:gridCol w:w="9412"/>
@@ -5360,7 +5360,7 @@
       <w:pPr>
         <w:pStyle w:val="Heading2"/>
       </w:pPr>
-      <w:bookmarkStart w:id="13" w:name="_Toc240779358"/>
+      <w:bookmarkStart w:id="13" w:name="_Toc240784116"/>
       <w:r>
         <w:t>Finding your way around</w:t>
       </w:r>
@@ -5432,37 +5432,47 @@
         <w:t>20 rows per page</w:t>
       </w:r>
       <w:r>
-        <w:t xml:space="preserve">. Use </w:t>
+        <w:t xml:space="preserve"> to begin with. At the foot of the list, </w:t>
       </w:r>
       <w:r>
         <w:rPr>
           <w:b/>
           <w:bCs/>
         </w:rPr>
-        <w:t>Previous</w:t>
-      </w:r>
-      <w:r>
-        <w:t xml:space="preserve"> and </w:t>
+        <w:t>Show</w:t>
+      </w:r>
+      <w:r>
+        <w:t xml:space="preserve"> lets you choose 10, 20, 50, 100 or 200 rows per page (the portal remembers your choice), and the page numbers, </w:t>
       </w:r>
       <w:r>
         <w:rPr>
           <w:b/>
           <w:bCs/>
         </w:rPr>
-        <w:t>Next</w:t>
-      </w:r>
-      <w:r>
-        <w:t xml:space="preserve"> at the foot of the list, and the </w:t>
+        <w:t>Previous</w:t>
+      </w:r>
+      <w:r>
+        <w:t xml:space="preserve">, </w:t>
       </w:r>
       <w:r>
         <w:rPr>
           <w:b/>
           <w:bCs/>
         </w:rPr>
+        <w:t>Next</w:t>
+      </w:r>
+      <w:r>
+        <w:t xml:space="preserve"> and the double arrows take you to any page. The </w:t>
+      </w:r>
+      <w:r>
+        <w:rPr>
+          <w:b/>
+          <w:bCs/>
+        </w:rPr>
         <w:t>Search</w:t>
       </w:r>
       <w:r>
-        <w:t xml:space="preserve"> box above it.</w:t>
+        <w:t xml:space="preserve"> box above the list narrows it.</w:t>
       </w:r>
     </w:p>
     <w:p>
@@ -5535,7 +5545,7 @@
         </w:rPr>
         <w:lastRenderedPageBreak/>
         <w:drawing>
-          <wp:inline distT="0" distB="0" distL="0" distR="0" wp14:anchorId="68F47AFA" wp14:editId="061EC79A">
+          <wp:inline distT="0" distB="0" distL="0" distR="0">
             <wp:extent cx="5715000" cy="1876425"/>
             <wp:effectExtent l="0" t="0" r="0" b="0"/>
             <wp:docPr id="2" name="adm_not_your_role.jpg" descr="Opening a screen outside your role (for example from an old bookmark) shows this card instead of the screen." title="Opening a screen outside your role (for example from an old bookmark) shows this card instead of the screen."/>
@@ -5604,7 +5614,7 @@
       <w:pPr>
         <w:pStyle w:val="Heading2"/>
       </w:pPr>
-      <w:bookmarkStart w:id="14" w:name="_Toc240779359"/>
+      <w:bookmarkStart w:id="14" w:name="_Toc240784117"/>
       <w:r>
         <w:t>Roles</w:t>
       </w:r>
@@ -5625,7 +5635,7 @@
           <w:left w:w="10" w:type="dxa"/>
           <w:right w:w="10" w:type="dxa"/>
         </w:tblCellMar>
-        <w:tblLook w:val="0000" w:firstRow="0" w:lastRow="0" w:firstColumn="0" w:lastColumn="0" w:noHBand="0" w:noVBand="0"/>
+        <w:tblLook w:val="04A0" w:firstRow="1" w:lastRow="0" w:firstColumn="1" w:lastColumn="0" w:noHBand="0" w:noVBand="1"/>
       </w:tblPr>
       <w:tblGrid>
         <w:gridCol w:w="2071"/>
@@ -6386,7 +6396,7 @@
       <w:pPr>
         <w:pStyle w:val="Heading2"/>
       </w:pPr>
-      <w:bookmarkStart w:id="15" w:name="_Toc240779360"/>
+      <w:bookmarkStart w:id="15" w:name="_Toc240784118"/>
       <w:r>
         <w:t>Case statuses you will see</w:t>
       </w:r>
@@ -6407,7 +6417,7 @@
           <w:left w:w="10" w:type="dxa"/>
           <w:right w:w="10" w:type="dxa"/>
         </w:tblCellMar>
-        <w:tblLook w:val="0000" w:firstRow="0" w:lastRow="0" w:firstColumn="0" w:lastColumn="0" w:noHBand="0" w:noVBand="0"/>
+        <w:tblLook w:val="04A0" w:firstRow="1" w:lastRow="0" w:firstColumn="1" w:lastColumn="0" w:noHBand="0" w:noVBand="1"/>
       </w:tblPr>
       <w:tblGrid>
         <w:gridCol w:w="847"/>
@@ -7901,7 +7911,7 @@
       <w:pPr>
         <w:pStyle w:val="Heading2"/>
       </w:pPr>
-      <w:bookmarkStart w:id="16" w:name="_Toc240779361"/>
+      <w:bookmarkStart w:id="16" w:name="_Toc240784119"/>
       <w:r>
         <w:t>The KoboToolbox forms</w:t>
       </w:r>
@@ -7922,7 +7932,7 @@
           <w:left w:w="10" w:type="dxa"/>
           <w:right w:w="10" w:type="dxa"/>
         </w:tblCellMar>
-        <w:tblLook w:val="0000" w:firstRow="0" w:lastRow="0" w:firstColumn="0" w:lastColumn="0" w:noHBand="0" w:noVBand="0"/>
+        <w:tblLook w:val="04A0" w:firstRow="1" w:lastRow="0" w:firstColumn="1" w:lastColumn="0" w:noHBand="0" w:noVBand="1"/>
       </w:tblPr>
       <w:tblGrid>
         <w:gridCol w:w="3388"/>
@@ -8285,7 +8295,7 @@
           <w:left w:w="10" w:type="dxa"/>
           <w:right w:w="10" w:type="dxa"/>
         </w:tblCellMar>
-        <w:tblLook w:val="0000" w:firstRow="0" w:lastRow="0" w:firstColumn="0" w:lastColumn="0" w:noHBand="0" w:noVBand="0"/>
+        <w:tblLook w:val="04A0" w:firstRow="1" w:lastRow="0" w:firstColumn="1" w:lastColumn="0" w:noHBand="0" w:noVBand="1"/>
       </w:tblPr>
       <w:tblGrid>
         <w:gridCol w:w="9412"/>
@@ -8345,7 +8355,7 @@
         <w:pStyle w:val="Heading1"/>
         <w:pageBreakBefore/>
       </w:pPr>
-      <w:bookmarkStart w:id="17" w:name="_Toc240779362"/>
+      <w:bookmarkStart w:id="17" w:name="_Toc240784120"/>
       <w:r>
         <w:lastRenderedPageBreak/>
         <w:t>5. Communication scripts</w:t>
@@ -8356,7 +8366,7 @@
       <w:pPr>
         <w:pStyle w:val="Heading2"/>
       </w:pPr>
-      <w:bookmarkStart w:id="18" w:name="_Toc240779363"/>
+      <w:bookmarkStart w:id="18" w:name="_Toc240784121"/>
       <w:r>
         <w:t>5.1 First phone call</w:t>
       </w:r>
@@ -8436,7 +8446,7 @@
       <w:pPr>
         <w:pStyle w:val="Heading2"/>
       </w:pPr>
-      <w:bookmarkStart w:id="19" w:name="_Toc240779364"/>
+      <w:bookmarkStart w:id="19" w:name="_Toc240784122"/>
       <w:r>
         <w:t>5.2 If they are busy</w:t>
       </w:r>
@@ -8454,7 +8464,7 @@
       <w:pPr>
         <w:pStyle w:val="Heading2"/>
       </w:pPr>
-      <w:bookmarkStart w:id="20" w:name="_Toc240779365"/>
+      <w:bookmarkStart w:id="20" w:name="_Toc240784123"/>
       <w:r>
         <w:t>5.3 Voicemail or no answer</w:t>
       </w:r>
@@ -8472,7 +8482,7 @@
       <w:pPr>
         <w:pStyle w:val="Heading2"/>
       </w:pPr>
-      <w:bookmarkStart w:id="21" w:name="_Toc240779366"/>
+      <w:bookmarkStart w:id="21" w:name="_Toc240784124"/>
       <w:r>
         <w:t>5.4 Common questions</w:t>
       </w:r>
@@ -8493,7 +8503,7 @@
           <w:left w:w="10" w:type="dxa"/>
           <w:right w:w="10" w:type="dxa"/>
         </w:tblCellMar>
-        <w:tblLook w:val="0000" w:firstRow="0" w:lastRow="0" w:firstColumn="0" w:lastColumn="0" w:noHBand="0" w:noVBand="0"/>
+        <w:tblLook w:val="04A0" w:firstRow="1" w:lastRow="0" w:firstColumn="1" w:lastColumn="0" w:noHBand="0" w:noVBand="1"/>
       </w:tblPr>
       <w:tblGrid>
         <w:gridCol w:w="3200"/>
@@ -8922,7 +8932,7 @@
       <w:pPr>
         <w:pStyle w:val="Heading2"/>
       </w:pPr>
-      <w:bookmarkStart w:id="22" w:name="_Toc240779367"/>
+      <w:bookmarkStart w:id="22" w:name="_Toc240784125"/>
       <w:r>
         <w:t>5.5 Refusals and withdrawals</w:t>
       </w:r>
@@ -8941,7 +8951,7 @@
         <w:pStyle w:val="Heading1"/>
         <w:pageBreakBefore/>
       </w:pPr>
-      <w:bookmarkStart w:id="23" w:name="_Toc240779368"/>
+      <w:bookmarkStart w:id="23" w:name="_Toc240784126"/>
       <w:r>
         <w:lastRenderedPageBreak/>
         <w:t>6. Role modules</w:t>
@@ -8960,7 +8970,7 @@
       <w:pPr>
         <w:pStyle w:val="Heading2"/>
       </w:pPr>
-      <w:bookmarkStart w:id="24" w:name="_Toc240779369"/>
+      <w:bookmarkStart w:id="24" w:name="_Toc240784127"/>
       <w:r>
         <w:t>Module A — Contact RA</w:t>
       </w:r>
@@ -9101,7 +9111,7 @@
           <w:noProof/>
         </w:rPr>
         <w:drawing>
-          <wp:inline distT="0" distB="0" distL="0" distR="0" wp14:anchorId="65DC1F4F" wp14:editId="48A9F4A9">
+          <wp:inline distT="0" distB="0" distL="0" distR="0">
             <wp:extent cx="5334000" cy="2114550"/>
             <wp:effectExtent l="0" t="0" r="0" b="0"/>
             <wp:docPr id="3" name="adm_case_add_person.jpg" descr="Adding a person to a case." title="Adding a person to a case."/>
@@ -9305,7 +9315,7 @@
           <w:left w:w="10" w:type="dxa"/>
           <w:right w:w="10" w:type="dxa"/>
         </w:tblCellMar>
-        <w:tblLook w:val="0000" w:firstRow="0" w:lastRow="0" w:firstColumn="0" w:lastColumn="0" w:noHBand="0" w:noVBand="0"/>
+        <w:tblLook w:val="04A0" w:firstRow="1" w:lastRow="0" w:firstColumn="1" w:lastColumn="0" w:noHBand="0" w:noVBand="1"/>
       </w:tblPr>
       <w:tblGrid>
         <w:gridCol w:w="9412"/>
@@ -9476,7 +9486,7 @@
         </w:rPr>
         <w:lastRenderedPageBreak/>
         <w:drawing>
-          <wp:inline distT="0" distB="0" distL="0" distR="0" wp14:anchorId="3B1BE4DE" wp14:editId="3827DA96">
+          <wp:inline distT="0" distB="0" distL="0" distR="0">
             <wp:extent cx="5334000" cy="1143000"/>
             <wp:effectExtent l="0" t="0" r="0" b="0"/>
             <wp:docPr id="4" name="cra_case_invitations_before.jpg" descr="Invitations panel before sending, with the history of earlier invitations." title="Invitations panel before sending, with the history of earlier invitations."/>
@@ -9605,7 +9615,7 @@
           <w:noProof/>
         </w:rPr>
         <w:drawing>
-          <wp:inline distT="0" distB="0" distL="0" distR="0" wp14:anchorId="6BF98056" wp14:editId="5DBD46E5">
+          <wp:inline distT="0" distB="0" distL="0" distR="0">
             <wp:extent cx="5334000" cy="2152650"/>
             <wp:effectExtent l="0" t="0" r="0" b="0"/>
             <wp:docPr id="5" name="cra_case_invitation_sent.jpg" descr="The link, manual code and ready-written messages are shown once, with a send button for each channel." title="The link, manual code and ready-written messages are shown once, with a send button for each channel."/>
@@ -9859,7 +9869,7 @@
           <w:left w:w="10" w:type="dxa"/>
           <w:right w:w="10" w:type="dxa"/>
         </w:tblCellMar>
-        <w:tblLook w:val="0000" w:firstRow="0" w:lastRow="0" w:firstColumn="0" w:lastColumn="0" w:noHBand="0" w:noVBand="0"/>
+        <w:tblLook w:val="04A0" w:firstRow="1" w:lastRow="0" w:firstColumn="1" w:lastColumn="0" w:noHBand="0" w:noVBand="1"/>
       </w:tblPr>
       <w:tblGrid>
         <w:gridCol w:w="9412"/>
@@ -10045,7 +10055,7 @@
           <w:noProof/>
         </w:rPr>
         <w:drawing>
-          <wp:inline distT="0" distB="0" distL="0" distR="0" wp14:anchorId="4155AF82" wp14:editId="0F3AF2C9">
+          <wp:inline distT="0" distB="0" distL="0" distR="0">
             <wp:extent cx="5334000" cy="1343025"/>
             <wp:effectExtent l="0" t="0" r="0" b="0"/>
             <wp:docPr id="6" name="adm_case_timeline.jpg" descr="Contact timeline and the form for logging an attempt." title="Contact timeline and the form for logging an attempt."/>
@@ -10255,7 +10265,7 @@
         </w:rPr>
         <w:lastRenderedPageBreak/>
         <w:drawing>
-          <wp:inline distT="0" distB="0" distL="0" distR="0" wp14:anchorId="6380B35A" wp14:editId="5B6D7596">
+          <wp:inline distT="0" distB="0" distL="0" distR="0">
             <wp:extent cx="5334000" cy="3333750"/>
             <wp:effectExtent l="0" t="0" r="0" b="0"/>
             <wp:docPr id="7" name="cra_follow_ups.jpg" descr="Follow-ups due. Contact RAs see only their own cases." title="Follow-ups due. Contact RAs see only their own cases."/>
@@ -10406,7 +10416,7 @@
           <w:left w:w="10" w:type="dxa"/>
           <w:right w:w="10" w:type="dxa"/>
         </w:tblCellMar>
-        <w:tblLook w:val="0000" w:firstRow="0" w:lastRow="0" w:firstColumn="0" w:lastColumn="0" w:noHBand="0" w:noVBand="0"/>
+        <w:tblLook w:val="04A0" w:firstRow="1" w:lastRow="0" w:firstColumn="1" w:lastColumn="0" w:noHBand="0" w:noVBand="1"/>
       </w:tblPr>
       <w:tblGrid>
         <w:gridCol w:w="9412"/>
@@ -10519,7 +10529,7 @@
           <w:noProof/>
         </w:rPr>
         <w:drawing>
-          <wp:inline distT="0" distB="0" distL="0" distR="0" wp14:anchorId="1144D8EE" wp14:editId="1942E959">
+          <wp:inline distT="0" distB="0" distL="0" distR="0">
             <wp:extent cx="5334000" cy="2667000"/>
             <wp:effectExtent l="0" t="0" r="0" b="0"/>
             <wp:docPr id="8" name="cra_appointments.jpg" descr="Appointment Queue." title="Appointment Queue."/>
@@ -10830,7 +10840,7 @@
           <w:left w:w="10" w:type="dxa"/>
           <w:right w:w="10" w:type="dxa"/>
         </w:tblCellMar>
-        <w:tblLook w:val="0000" w:firstRow="0" w:lastRow="0" w:firstColumn="0" w:lastColumn="0" w:noHBand="0" w:noVBand="0"/>
+        <w:tblLook w:val="04A0" w:firstRow="1" w:lastRow="0" w:firstColumn="1" w:lastColumn="0" w:noHBand="0" w:noVBand="1"/>
       </w:tblPr>
       <w:tblGrid>
         <w:gridCol w:w="941"/>
@@ -11428,7 +11438,7 @@
       <w:pPr>
         <w:pStyle w:val="Heading2"/>
       </w:pPr>
-      <w:bookmarkStart w:id="25" w:name="_Toc240779370"/>
+      <w:bookmarkStart w:id="25" w:name="_Toc240784128"/>
       <w:r>
         <w:t>Module B — QUAN/Kobo QA RA</w:t>
       </w:r>
@@ -11477,7 +11487,7 @@
         </w:rPr>
         <w:lastRenderedPageBreak/>
         <w:drawing>
-          <wp:inline distT="0" distB="0" distL="0" distR="0" wp14:anchorId="36FEA85D" wp14:editId="628DD7FE">
+          <wp:inline distT="0" distB="0" distL="0" distR="0">
             <wp:extent cx="5334000" cy="3333750"/>
             <wp:effectExtent l="0" t="0" r="0" b="0"/>
             <wp:docPr id="9" name="qa_queue.jpg" descr="QUAN QA Queue with the KoboToolbox sync panel." title="QUAN QA Queue with the KoboToolbox sync panel."/>
@@ -11674,7 +11684,7 @@
           <w:left w:w="10" w:type="dxa"/>
           <w:right w:w="10" w:type="dxa"/>
         </w:tblCellMar>
-        <w:tblLook w:val="0000" w:firstRow="0" w:lastRow="0" w:firstColumn="0" w:lastColumn="0" w:noHBand="0" w:noVBand="0"/>
+        <w:tblLook w:val="04A0" w:firstRow="1" w:lastRow="0" w:firstColumn="1" w:lastColumn="0" w:noHBand="0" w:noVBand="1"/>
       </w:tblPr>
       <w:tblGrid>
         <w:gridCol w:w="2353"/>
@@ -12120,7 +12130,7 @@
           <w:left w:w="10" w:type="dxa"/>
           <w:right w:w="10" w:type="dxa"/>
         </w:tblCellMar>
-        <w:tblLook w:val="0000" w:firstRow="0" w:lastRow="0" w:firstColumn="0" w:lastColumn="0" w:noHBand="0" w:noVBand="0"/>
+        <w:tblLook w:val="04A0" w:firstRow="1" w:lastRow="0" w:firstColumn="1" w:lastColumn="0" w:noHBand="0" w:noVBand="1"/>
       </w:tblPr>
       <w:tblGrid>
         <w:gridCol w:w="9412"/>
@@ -12278,7 +12288,7 @@
           <w:noProof/>
         </w:rPr>
         <w:drawing>
-          <wp:inline distT="0" distB="0" distL="0" distR="0" wp14:anchorId="76A40DCD" wp14:editId="0EB26C35">
+          <wp:inline distT="0" distB="0" distL="0" distR="0">
             <wp:extent cx="5334000" cy="3333750"/>
             <wp:effectExtent l="0" t="0" r="0" b="0"/>
             <wp:docPr id="10" name="qa_exceptions.jpg" descr="QA Exception Queue." title="QA Exception Queue."/>
@@ -12539,7 +12549,7 @@
       <w:pPr>
         <w:pStyle w:val="Heading2"/>
       </w:pPr>
-      <w:bookmarkStart w:id="26" w:name="_Toc240779371"/>
+      <w:bookmarkStart w:id="26" w:name="_Toc240784129"/>
       <w:r>
         <w:t>Module C — KII RA</w:t>
       </w:r>
@@ -12588,7 +12598,7 @@
         </w:rPr>
         <w:lastRenderedPageBreak/>
         <w:drawing>
-          <wp:inline distT="0" distB="0" distL="0" distR="0" wp14:anchorId="6DEDF51C" wp14:editId="5CE1146D">
+          <wp:inline distT="0" distB="0" distL="0" distR="0">
             <wp:extent cx="5334000" cy="2667000"/>
             <wp:effectExtent l="0" t="0" r="0" b="0"/>
             <wp:docPr id="11" name="kii_new.jpg" descr="New KII Record." title="New KII Record."/>
@@ -12773,7 +12783,7 @@
           <w:noProof/>
         </w:rPr>
         <w:drawing>
-          <wp:inline distT="0" distB="0" distL="0" distR="0" wp14:anchorId="41D9911C" wp14:editId="52A0AE25">
+          <wp:inline distT="0" distB="0" distL="0" distR="0">
             <wp:extent cx="5334000" cy="3333750"/>
             <wp:effectExtent l="0" t="0" r="0" b="0"/>
             <wp:docPr id="12" name="kii_register.jpg" descr="KII Register." title="KII Register."/>
@@ -12873,7 +12883,7 @@
         </w:rPr>
         <w:lastRenderedPageBreak/>
         <w:drawing>
-          <wp:inline distT="0" distB="0" distL="0" distR="0" wp14:anchorId="7945AC83" wp14:editId="00F80D16">
+          <wp:inline distT="0" distB="0" distL="0" distR="0">
             <wp:extent cx="5334000" cy="3752850"/>
             <wp:effectExtent l="0" t="0" r="0" b="0"/>
             <wp:docPr id="13" name="kii_detail.jpg" descr="KII record: status, consent, transcript and coding." title="KII record: status, consent, transcript and coding."/>
@@ -13157,7 +13167,7 @@
           <w:noProof/>
         </w:rPr>
         <w:drawing>
-          <wp:inline distT="0" distB="0" distL="0" distR="0" wp14:anchorId="471AC342" wp14:editId="68C192A4">
+          <wp:inline distT="0" distB="0" distL="0" distR="0">
             <wp:extent cx="5334000" cy="523875"/>
             <wp:effectExtent l="0" t="0" r="0" b="0"/>
             <wp:docPr id="14" name="kii_coding_locked.jpg" descr="Before consent: no interview link." title="Before consent: no interview link."/>
@@ -13257,7 +13267,7 @@
         </w:rPr>
         <w:lastRenderedPageBreak/>
         <w:drawing>
-          <wp:inline distT="0" distB="0" distL="0" distR="0" wp14:anchorId="652396CF" wp14:editId="215D7F5C">
+          <wp:inline distT="0" distB="0" distL="0" distR="0">
             <wp:extent cx="5334000" cy="742950"/>
             <wp:effectExtent l="0" t="0" r="0" b="0"/>
             <wp:docPr id="15" name="kii_coding_ready.jpg" descr="After consent: Continue this interview." title="After consent: Continue this interview."/>
@@ -13355,7 +13365,7 @@
           <w:left w:w="10" w:type="dxa"/>
           <w:right w:w="10" w:type="dxa"/>
         </w:tblCellMar>
-        <w:tblLook w:val="0000" w:firstRow="0" w:lastRow="0" w:firstColumn="0" w:lastColumn="0" w:noHBand="0" w:noVBand="0"/>
+        <w:tblLook w:val="04A0" w:firstRow="1" w:lastRow="0" w:firstColumn="1" w:lastColumn="0" w:noHBand="0" w:noVBand="1"/>
       </w:tblPr>
       <w:tblGrid>
         <w:gridCol w:w="9412"/>
@@ -13492,7 +13502,7 @@
       <w:pPr>
         <w:pStyle w:val="Heading2"/>
       </w:pPr>
-      <w:bookmarkStart w:id="27" w:name="_Toc240779372"/>
+      <w:bookmarkStart w:id="27" w:name="_Toc240784130"/>
       <w:r>
         <w:t>Module D — Documentary RA</w:t>
       </w:r>
@@ -13559,7 +13569,7 @@
         </w:rPr>
         <w:lastRenderedPageBreak/>
         <w:drawing>
-          <wp:inline distT="0" distB="0" distL="0" distR="0" wp14:anchorId="1AEB9F13" wp14:editId="5C426DA6">
+          <wp:inline distT="0" distB="0" distL="0" distR="0">
             <wp:extent cx="5334000" cy="4248150"/>
             <wp:effectExtent l="0" t="0" r="0" b="0"/>
             <wp:docPr id="16" name="doc_new.jpg" descr="New document: upload the file and let the AI do the rest." title="New document: upload the file and let the AI do the rest."/>
@@ -13932,7 +13942,7 @@
           <w:noProof/>
         </w:rPr>
         <w:drawing>
-          <wp:inline distT="0" distB="0" distL="0" distR="0" wp14:anchorId="7B7559A9" wp14:editId="5FFD98DC">
+          <wp:inline distT="0" distB="0" distL="0" distR="0">
             <wp:extent cx="5334000" cy="1019175"/>
             <wp:effectExtent l="0" t="0" r="0" b="0"/>
             <wp:docPr id="17" name="doc_copy_chapter.jpg" descr="Copy for another chapter: pages, and an optional title." title="Copy for another chapter: pages, and an optional title."/>
@@ -14096,7 +14106,7 @@
           <w:left w:w="10" w:type="dxa"/>
           <w:right w:w="10" w:type="dxa"/>
         </w:tblCellMar>
-        <w:tblLook w:val="0000" w:firstRow="0" w:lastRow="0" w:firstColumn="0" w:lastColumn="0" w:noHBand="0" w:noVBand="0"/>
+        <w:tblLook w:val="04A0" w:firstRow="1" w:lastRow="0" w:firstColumn="1" w:lastColumn="0" w:noHBand="0" w:noVBand="1"/>
       </w:tblPr>
       <w:tblGrid>
         <w:gridCol w:w="9412"/>
@@ -14348,7 +14358,7 @@
           <w:noProof/>
         </w:rPr>
         <w:drawing>
-          <wp:inline distT="0" distB="0" distL="0" distR="0" wp14:anchorId="1EDE227D" wp14:editId="4ADDE4D5">
+          <wp:inline distT="0" distB="0" distL="0" distR="0">
             <wp:extent cx="5334000" cy="2038350"/>
             <wp:effectExtent l="0" t="0" r="0" b="0"/>
             <wp:docPr id="18" name="doc_record_details.jpg" descr="Record details: the details the AI filled in, ready to check." title="Record details: the details the AI filled in, ready to check."/>
@@ -14494,7 +14504,7 @@
           <w:noProof/>
         </w:rPr>
         <w:drawing>
-          <wp:inline distT="0" distB="0" distL="0" distR="0" wp14:anchorId="3DA0ADE6" wp14:editId="583C2752">
+          <wp:inline distT="0" distB="0" distL="0" distR="0">
             <wp:extent cx="5334000" cy="952500"/>
             <wp:effectExtent l="0" t="0" r="0" b="0"/>
             <wp:docPr id="19" name="doc_source_file.jpg" descr="Source file: the file name, size and date, with Remove file beside it." title="Source file: the file name, size and date, with Remove file beside it."/>
@@ -14648,7 +14658,7 @@
           <w:left w:w="10" w:type="dxa"/>
           <w:right w:w="10" w:type="dxa"/>
         </w:tblCellMar>
-        <w:tblLook w:val="0000" w:firstRow="0" w:lastRow="0" w:firstColumn="0" w:lastColumn="0" w:noHBand="0" w:noVBand="0"/>
+        <w:tblLook w:val="04A0" w:firstRow="1" w:lastRow="0" w:firstColumn="1" w:lastColumn="0" w:noHBand="0" w:noVBand="1"/>
       </w:tblPr>
       <w:tblGrid>
         <w:gridCol w:w="9412"/>
@@ -14756,7 +14766,7 @@
         </w:rPr>
         <w:lastRenderedPageBreak/>
         <w:drawing>
-          <wp:inline distT="0" distB="0" distL="0" distR="0" wp14:anchorId="16BD5BAB" wp14:editId="797271A7">
+          <wp:inline distT="0" distB="0" distL="0" distR="0">
             <wp:extent cx="5334000" cy="3333750"/>
             <wp:effectExtent l="0" t="0" r="0" b="0"/>
             <wp:docPr id="20" name="doc_register.jpg" descr="Documentary Evidence Corpus." title="Documentary Evidence Corpus."/>
@@ -14865,7 +14875,7 @@
           <w:noProof/>
         </w:rPr>
         <w:drawing>
-          <wp:inline distT="0" distB="0" distL="0" distR="0" wp14:anchorId="367F1F43" wp14:editId="45DF101A">
+          <wp:inline distT="0" distB="0" distL="0" distR="0">
             <wp:extent cx="5334000" cy="3419475"/>
             <wp:effectExtent l="0" t="0" r="0" b="0"/>
             <wp:docPr id="21" name="doc_detail.jpg" descr="Document record: authenticity, QA status, memo and coding form." title="Document record: authenticity, QA status, memo and coding form."/>
@@ -15066,7 +15076,7 @@
           <w:left w:w="10" w:type="dxa"/>
           <w:right w:w="10" w:type="dxa"/>
         </w:tblCellMar>
-        <w:tblLook w:val="0000" w:firstRow="0" w:lastRow="0" w:firstColumn="0" w:lastColumn="0" w:noHBand="0" w:noVBand="0"/>
+        <w:tblLook w:val="04A0" w:firstRow="1" w:lastRow="0" w:firstColumn="1" w:lastColumn="0" w:noHBand="0" w:noVBand="1"/>
       </w:tblPr>
       <w:tblGrid>
         <w:gridCol w:w="1882"/>
@@ -15345,7 +15355,7 @@
           <w:noProof/>
         </w:rPr>
         <w:drawing>
-          <wp:inline distT="0" distB="0" distL="0" distR="0" wp14:anchorId="19798938" wp14:editId="6691DFAA">
+          <wp:inline distT="0" distB="0" distL="0" distR="0">
             <wp:extent cx="5715000" cy="904875"/>
             <wp:effectExtent l="0" t="0" r="0" b="0"/>
             <wp:docPr id="22" name="doc_coding_buttons.jpg" descr="The Coding panel: Code this document, and Auto-fill." title="The Coding panel: Code this document, and Auto-fill."/>
@@ -15507,7 +15517,7 @@
           <w:noProof/>
         </w:rPr>
         <w:drawing>
-          <wp:inline distT="0" distB="0" distL="0" distR="0" wp14:anchorId="053E710D" wp14:editId="4783AF9A">
+          <wp:inline distT="0" distB="0" distL="0" distR="0">
             <wp:extent cx="5334000" cy="2667000"/>
             <wp:effectExtent l="0" t="0" r="0" b="0"/>
             <wp:docPr id="23" name="doc_autofill_pages.jpg" descr="A 240-page PDF: enter a page range, or read the whole document in parts." title="A 240-page PDF: enter a page range, or read the whole document in parts."/>
@@ -15607,7 +15617,7 @@
         </w:rPr>
         <w:lastRenderedPageBreak/>
         <w:drawing>
-          <wp:inline distT="0" distB="0" distL="0" distR="0" wp14:anchorId="21F48369" wp14:editId="3C620C2A">
+          <wp:inline distT="0" distB="0" distL="0" distR="0">
             <wp:extent cx="5334000" cy="1752600"/>
             <wp:effectExtent l="0" t="0" r="0" b="0"/>
             <wp:docPr id="24" name="doc_autofill_running.jpg" descr="The AI is reading the document." title="The AI is reading the document."/>
@@ -15696,7 +15706,7 @@
           <w:noProof/>
         </w:rPr>
         <w:drawing>
-          <wp:inline distT="0" distB="0" distL="0" distR="0" wp14:anchorId="187989DE" wp14:editId="09AABEA0">
+          <wp:inline distT="0" distB="0" distL="0" distR="0">
             <wp:extent cx="5334000" cy="4581525"/>
             <wp:effectExtent l="0" t="0" r="0" b="0"/>
             <wp:docPr id="25" name="doc_autofill_review.jpg" descr="The review screen: the draft, ready to check and edit." title="The review screen: the draft, ready to check and edit."/>
@@ -15786,7 +15796,7 @@
         </w:rPr>
         <w:lastRenderedPageBreak/>
         <w:drawing>
-          <wp:inline distT="0" distB="0" distL="0" distR="0" wp14:anchorId="765FC3B5" wp14:editId="52E3F0D0">
+          <wp:inline distT="0" distB="0" distL="0" distR="0">
             <wp:extent cx="5334000" cy="3838575"/>
             <wp:effectExtent l="0" t="0" r="0" b="0"/>
             <wp:docPr id="26" name="doc_autofill_section_d.jpg" descr="Section D: ratings and locators, all editable." title="Section D: ratings and locators, all editable."/>
@@ -15875,7 +15885,7 @@
           <w:noProof/>
         </w:rPr>
         <w:drawing>
-          <wp:inline distT="0" distB="0" distL="0" distR="0" wp14:anchorId="0D9A315C" wp14:editId="6F644912">
+          <wp:inline distT="0" distB="0" distL="0" distR="0">
             <wp:extent cx="5334000" cy="3838575"/>
             <wp:effectExtent l="0" t="0" r="0" b="0"/>
             <wp:docPr id="27" name="doc_autofill_section_j.jpg" descr="Section J: quantitative metrics." title="Section J: quantitative metrics."/>
@@ -16048,7 +16058,7 @@
           <w:left w:w="10" w:type="dxa"/>
           <w:right w:w="10" w:type="dxa"/>
         </w:tblCellMar>
-        <w:tblLook w:val="0000" w:firstRow="0" w:lastRow="0" w:firstColumn="0" w:lastColumn="0" w:noHBand="0" w:noVBand="0"/>
+        <w:tblLook w:val="04A0" w:firstRow="1" w:lastRow="0" w:firstColumn="1" w:lastColumn="0" w:noHBand="0" w:noVBand="1"/>
       </w:tblPr>
       <w:tblGrid>
         <w:gridCol w:w="24"/>
@@ -16837,7 +16847,7 @@
           <w:left w:w="10" w:type="dxa"/>
           <w:right w:w="10" w:type="dxa"/>
         </w:tblCellMar>
-        <w:tblLook w:val="0000" w:firstRow="0" w:lastRow="0" w:firstColumn="0" w:lastColumn="0" w:noHBand="0" w:noVBand="0"/>
+        <w:tblLook w:val="04A0" w:firstRow="1" w:lastRow="0" w:firstColumn="1" w:lastColumn="0" w:noHBand="0" w:noVBand="1"/>
       </w:tblPr>
       <w:tblGrid>
         <w:gridCol w:w="9412"/>
@@ -16940,7 +16950,7 @@
           <w:left w:w="10" w:type="dxa"/>
           <w:right w:w="10" w:type="dxa"/>
         </w:tblCellMar>
-        <w:tblLook w:val="0000" w:firstRow="0" w:lastRow="0" w:firstColumn="0" w:lastColumn="0" w:noHBand="0" w:noVBand="0"/>
+        <w:tblLook w:val="04A0" w:firstRow="1" w:lastRow="0" w:firstColumn="1" w:lastColumn="0" w:noHBand="0" w:noVBand="1"/>
       </w:tblPr>
       <w:tblGrid>
         <w:gridCol w:w="2824"/>
@@ -17969,7 +17979,7 @@
           <w:left w:w="10" w:type="dxa"/>
           <w:right w:w="10" w:type="dxa"/>
         </w:tblCellMar>
-        <w:tblLook w:val="0000" w:firstRow="0" w:lastRow="0" w:firstColumn="0" w:lastColumn="0" w:noHBand="0" w:noVBand="0"/>
+        <w:tblLook w:val="04A0" w:firstRow="1" w:lastRow="0" w:firstColumn="1" w:lastColumn="0" w:noHBand="0" w:noVBand="1"/>
       </w:tblPr>
       <w:tblGrid>
         <w:gridCol w:w="9412"/>
@@ -18108,7 +18118,7 @@
         <w:pStyle w:val="Heading1"/>
         <w:pageBreakBefore/>
       </w:pPr>
-      <w:bookmarkStart w:id="28" w:name="_Toc240779373"/>
+      <w:bookmarkStart w:id="28" w:name="_Toc240784131"/>
       <w:r>
         <w:lastRenderedPageBreak/>
         <w:t>7. Scenarios</w:t>
@@ -18138,7 +18148,7 @@
           <w:left w:w="10" w:type="dxa"/>
           <w:right w:w="10" w:type="dxa"/>
         </w:tblCellMar>
-        <w:tblLook w:val="0000" w:firstRow="0" w:lastRow="0" w:firstColumn="0" w:lastColumn="0" w:noHBand="0" w:noVBand="0"/>
+        <w:tblLook w:val="04A0" w:firstRow="1" w:lastRow="0" w:firstColumn="1" w:lastColumn="0" w:noHBand="0" w:noVBand="1"/>
       </w:tblPr>
       <w:tblGrid>
         <w:gridCol w:w="1882"/>
@@ -19063,7 +19073,7 @@
         <w:pStyle w:val="Heading1"/>
         <w:pageBreakBefore/>
       </w:pPr>
-      <w:bookmarkStart w:id="29" w:name="_Toc240779374"/>
+      <w:bookmarkStart w:id="29" w:name="_Toc240784132"/>
       <w:r>
         <w:lastRenderedPageBreak/>
         <w:t>8. Practice exercises</w:t>
@@ -19082,7 +19092,7 @@
       <w:pPr>
         <w:pStyle w:val="Heading2"/>
       </w:pPr>
-      <w:bookmarkStart w:id="30" w:name="_Toc240779375"/>
+      <w:bookmarkStart w:id="30" w:name="_Toc240784133"/>
       <w:r>
         <w:t>Exercise 1 — Getting around (all RAs)</w:t>
       </w:r>
@@ -19149,7 +19159,7 @@
       <w:pPr>
         <w:pStyle w:val="Heading2"/>
       </w:pPr>
-      <w:bookmarkStart w:id="31" w:name="_Toc240779376"/>
+      <w:bookmarkStart w:id="31" w:name="_Toc240784134"/>
       <w:r>
         <w:t>Exercise 2 — A complete contact (Contact RAs)</w:t>
       </w:r>
@@ -19229,7 +19239,7 @@
       <w:pPr>
         <w:pStyle w:val="Heading2"/>
       </w:pPr>
-      <w:bookmarkStart w:id="32" w:name="_Toc240779377"/>
+      <w:bookmarkStart w:id="32" w:name="_Toc240784135"/>
       <w:r>
         <w:t>Exercise 3 — QA decisions (QA RAs)</w:t>
       </w:r>
@@ -19296,7 +19306,7 @@
       <w:pPr>
         <w:pStyle w:val="Heading2"/>
       </w:pPr>
-      <w:bookmarkStart w:id="33" w:name="_Toc240779378"/>
+      <w:bookmarkStart w:id="33" w:name="_Toc240784136"/>
       <w:r>
         <w:t>Exercise 4 — A KII record (KII RAs)</w:t>
       </w:r>
@@ -19363,7 +19373,7 @@
       <w:pPr>
         <w:pStyle w:val="Heading2"/>
       </w:pPr>
-      <w:bookmarkStart w:id="34" w:name="_Toc240779379"/>
+      <w:bookmarkStart w:id="34" w:name="_Toc240784137"/>
       <w:r>
         <w:t>Exercise 5 — A document (Documentary RAs)</w:t>
       </w:r>
@@ -19551,7 +19561,7 @@
           <w:left w:w="10" w:type="dxa"/>
           <w:right w:w="10" w:type="dxa"/>
         </w:tblCellMar>
-        <w:tblLook w:val="0000" w:firstRow="0" w:lastRow="0" w:firstColumn="0" w:lastColumn="0" w:noHBand="0" w:noVBand="0"/>
+        <w:tblLook w:val="04A0" w:firstRow="1" w:lastRow="0" w:firstColumn="1" w:lastColumn="0" w:noHBand="0" w:noVBand="1"/>
       </w:tblPr>
       <w:tblGrid>
         <w:gridCol w:w="9412"/>
@@ -19611,7 +19621,7 @@
         <w:pStyle w:val="Heading1"/>
         <w:pageBreakBefore/>
       </w:pPr>
-      <w:bookmarkStart w:id="35" w:name="_Toc240779380"/>
+      <w:bookmarkStart w:id="35" w:name="_Toc240784138"/>
       <w:r>
         <w:lastRenderedPageBreak/>
         <w:t>9. Daily checklists</w:t>
@@ -19622,7 +19632,7 @@
       <w:pPr>
         <w:pStyle w:val="Heading2"/>
       </w:pPr>
-      <w:bookmarkStart w:id="36" w:name="_Toc240779381"/>
+      <w:bookmarkStart w:id="36" w:name="_Toc240784139"/>
       <w:r>
         <w:t>Start of the day</w:t>
       </w:r>
@@ -19702,7 +19712,7 @@
       <w:pPr>
         <w:pStyle w:val="Heading2"/>
       </w:pPr>
-      <w:bookmarkStart w:id="37" w:name="_Toc240779382"/>
+      <w:bookmarkStart w:id="37" w:name="_Toc240784140"/>
       <w:r>
         <w:t>End of the day</w:t>
       </w:r>
@@ -19756,7 +19766,7 @@
       <w:pPr>
         <w:pStyle w:val="Heading2"/>
       </w:pPr>
-      <w:bookmarkStart w:id="38" w:name="_Toc240779383"/>
+      <w:bookmarkStart w:id="38" w:name="_Toc240784141"/>
       <w:r>
         <w:t>Troubleshooting</w:t>
       </w:r>
@@ -19777,7 +19787,7 @@
           <w:left w:w="10" w:type="dxa"/>
           <w:right w:w="10" w:type="dxa"/>
         </w:tblCellMar>
-        <w:tblLook w:val="0000" w:firstRow="0" w:lastRow="0" w:firstColumn="0" w:lastColumn="0" w:noHBand="0" w:noVBand="0"/>
+        <w:tblLook w:val="04A0" w:firstRow="1" w:lastRow="0" w:firstColumn="1" w:lastColumn="0" w:noHBand="0" w:noVBand="1"/>
       </w:tblPr>
       <w:tblGrid>
         <w:gridCol w:w="2635"/>
@@ -20091,7 +20101,7 @@
                 <w:sz w:val="19"/>
                 <w:szCs w:val="19"/>
               </w:rPr>
-              <w:t>Registers show 20 rows per page; a Contact RA sees only assigned cases.</w:t>
+              <w:t>Registers show 20 rows per page to begin with; a Contact RA sees only assigned cases.</w:t>
             </w:r>
           </w:p>
         </w:tc>
@@ -20114,7 +20124,7 @@
                 <w:sz w:val="19"/>
                 <w:szCs w:val="19"/>
               </w:rPr>
-              <w:t>Use Next, or search. Ask the Field Coordinator to assign the case.</w:t>
+              <w:t>Choose more rows under Show at the foot of the list, use the page numbers or Next, or search. Ask the Field Coordinator to assign the case.</w:t>
             </w:r>
           </w:p>
         </w:tc>
@@ -20619,7 +20629,7 @@
         <w:pStyle w:val="Heading1"/>
         <w:pageBreakBefore/>
       </w:pPr>
-      <w:bookmarkStart w:id="39" w:name="_Toc240779384"/>
+      <w:bookmarkStart w:id="39" w:name="_Toc240784142"/>
       <w:r>
         <w:lastRenderedPageBreak/>
         <w:t>10. Glossary</w:t>
@@ -20641,7 +20651,7 @@
           <w:left w:w="10" w:type="dxa"/>
           <w:right w:w="10" w:type="dxa"/>
         </w:tblCellMar>
-        <w:tblLook w:val="0000" w:firstRow="0" w:lastRow="0" w:firstColumn="0" w:lastColumn="0" w:noHBand="0" w:noVBand="0"/>
+        <w:tblLook w:val="04A0" w:firstRow="1" w:lastRow="0" w:firstColumn="1" w:lastColumn="0" w:noHBand="0" w:noVBand="1"/>
       </w:tblPr>
       <w:tblGrid>
         <w:gridCol w:w="2353"/>
@@ -22580,7 +22590,7 @@
         <w:pStyle w:val="Heading1"/>
         <w:pageBreakBefore/>
       </w:pPr>
-      <w:bookmarkStart w:id="40" w:name="_Toc240779385"/>
+      <w:bookmarkStart w:id="40" w:name="_Toc240784143"/>
       <w:r>
         <w:lastRenderedPageBreak/>
         <w:t>11. Confidentiality and conduct declaration</w:t>
@@ -22706,7 +22716,7 @@
           <w:left w:w="10" w:type="dxa"/>
           <w:right w:w="10" w:type="dxa"/>
         </w:tblCellMar>
-        <w:tblLook w:val="0000" w:firstRow="0" w:lastRow="0" w:firstColumn="0" w:lastColumn="0" w:noHBand="0" w:noVBand="0"/>
+        <w:tblLook w:val="04A0" w:firstRow="1" w:lastRow="0" w:firstColumn="1" w:lastColumn="0" w:noHBand="0" w:noVBand="1"/>
       </w:tblPr>
       <w:tblGrid>
         <w:gridCol w:w="2824"/>
@@ -23066,7 +23076,7 @@
         <w:sz w:val="16"/>
         <w:szCs w:val="16"/>
       </w:rPr>
-      <w:t>Version 1.5 · 20 September 2026</w:t>
+      <w:t>Version 1.6 · 20 September 2026</w:t>
     </w:r>
     <w:r>
       <w:rPr>
@@ -23239,10 +23249,10 @@
 <file path=word/numbering.xml><?xml version="1.0" encoding="utf-8"?>
 <w:numbering xmlns:wpc="http://schemas.microsoft.com/office/word/2010/wordprocessingCanvas" xmlns:cx="http://schemas.microsoft.com/office/drawing/2014/chartex" xmlns:cx1="http://schemas.microsoft.com/office/drawing/2015/9/8/chartex" xmlns:cx2="http://schemas.microsoft.com/office/drawing/2015/10/21/chartex" xmlns:cx3="http://schemas.microsoft.com/office/drawing/2016/5/9/chartex" xmlns:cx4="http://schemas.microsoft.com/office/drawing/2016/5/10/chartex" xmlns:cx5="http://schemas.microsoft.com/office/drawing/2016/5/11/chartex" xmlns:cx6="http://schemas.microsoft.com/office/drawing/2016/5/12/chartex" xmlns:cx7="http://schemas.microsoft.com/office/drawing/2016/5/13/chartex" xmlns:cx8="http://schemas.microsoft.com/office/drawing/2016/5/14/chartex" xmlns:mc="http://schemas.openxmlformats.org/markup-compatibility/2006" xmlns:aink="http://schemas.microsoft.com/office/drawing/2016/ink" xmlns:am3d="http://schemas.microsoft.com/office/drawing/2017/model3d" xmlns:o="urn:schemas-microsoft-com:office:office" xmlns:oel="http://schemas.microsoft.com/office/2019/extlst" xmlns:r="http://schemas.openxmlformats.org/officeDocument/2006/relationships" xmlns:m="http://schemas.openxmlformats.org/officeDocument/2006/math" xmlns:v="urn:schemas-microsoft-com:vml" xmlns:wp14="http://schemas.microsoft.com/office/word/2010/wordprocessingDrawing" xmlns:wp="http://schemas.openxmlformats.org/drawingml/2006/wordprocessingDrawing" xmlns:w10="urn:schemas-microsoft-com:office:word" xmlns:w="http://schemas.openxmlformats.org/wordprocessingml/2006/main" xmlns:w14="http://schemas.microsoft.com/office/word/2010/wordml" xmlns:w15="http://schemas.microsoft.com/office/word/2012/wordml" xmlns:w16cex="http://schemas.microsoft.com/office/word/2018/wordml/cex" xmlns:w16cid="http://schemas.microsoft.com/office/word/2016/wordml/cid" xmlns:w16="http://schemas.microsoft.com/office/word/2018/wordml" xmlns:w16sdtdh="http://schemas.microsoft.com/office/word/2020/wordml/sdtdatahash" xmlns:w16se="http://schemas.microsoft.com/office/word/2015/wordml/symex" xmlns:wpg="http://schemas.microsoft.com/office/word/2010/wordprocessingGroup" xmlns:wpi="http://schemas.microsoft.com/office/word/2010/wordprocessingInk" xmlns:wne="http://schemas.microsoft.com/office/word/2006/wordml" xmlns:wps="http://schemas.microsoft.com/office/word/2010/wordprocessingShape" mc:Ignorable="w14 w15 w16se w16cid w16 w16cex w16sdtdh wp14">
   <w:abstractNum w:abstractNumId="0" w15:restartNumberingAfterBreak="0">
-    <w:nsid w:val="037B3BE1"/>
+    <w:nsid w:val="0060128F"/>
     <w:multiLevelType w:val="hybridMultilevel"/>
-    <w:tmpl w:val="BE901132"/>
-    <w:lvl w:ilvl="0" w:tplc="2F321FFE">
+    <w:tmpl w:val="390E1F30"/>
+    <w:lvl w:ilvl="0" w:tplc="C6146554">
       <w:start w:val="1"/>
       <w:numFmt w:val="decimal"/>
       <w:lvlText w:val="%1."/>
@@ -23256,52 +23266,52 @@
         <w:color w:val="A67C27"/>
       </w:rPr>
     </w:lvl>
-    <w:lvl w:ilvl="1" w:tplc="BE321DAC">
+    <w:lvl w:ilvl="1" w:tplc="AD38AA2E">
       <w:numFmt w:val="decimal"/>
       <w:lvlText w:val=""/>
       <w:lvlJc w:val="left"/>
     </w:lvl>
-    <w:lvl w:ilvl="2" w:tplc="AF92EBA6">
+    <w:lvl w:ilvl="2" w:tplc="3E0483D0">
       <w:numFmt w:val="decimal"/>
       <w:lvlText w:val=""/>
       <w:lvlJc w:val="left"/>
     </w:lvl>
-    <w:lvl w:ilvl="3" w:tplc="C34CB4FA">
+    <w:lvl w:ilvl="3" w:tplc="3AE84642">
       <w:numFmt w:val="decimal"/>
       <w:lvlText w:val=""/>
       <w:lvlJc w:val="left"/>
     </w:lvl>
-    <w:lvl w:ilvl="4" w:tplc="5FE4377E">
+    <w:lvl w:ilvl="4" w:tplc="AC40C612">
       <w:numFmt w:val="decimal"/>
       <w:lvlText w:val=""/>
       <w:lvlJc w:val="left"/>
     </w:lvl>
-    <w:lvl w:ilvl="5" w:tplc="5F64D3C8">
+    <w:lvl w:ilvl="5" w:tplc="2906388A">
       <w:numFmt w:val="decimal"/>
       <w:lvlText w:val=""/>
       <w:lvlJc w:val="left"/>
     </w:lvl>
-    <w:lvl w:ilvl="6" w:tplc="1B54ECA0">
+    <w:lvl w:ilvl="6" w:tplc="9278985E">
       <w:numFmt w:val="decimal"/>
       <w:lvlText w:val=""/>
       <w:lvlJc w:val="left"/>
     </w:lvl>
-    <w:lvl w:ilvl="7" w:tplc="335CA686">
+    <w:lvl w:ilvl="7" w:tplc="D9ECC34A">
       <w:numFmt w:val="decimal"/>
       <w:lvlText w:val=""/>
       <w:lvlJc w:val="left"/>
     </w:lvl>
-    <w:lvl w:ilvl="8" w:tplc="120A4FB6">
+    <w:lvl w:ilvl="8" w:tplc="7F2656BE">
       <w:numFmt w:val="decimal"/>
       <w:lvlText w:val=""/>
       <w:lvlJc w:val="left"/>
     </w:lvl>
   </w:abstractNum>
   <w:abstractNum w:abstractNumId="1" w15:restartNumberingAfterBreak="0">
-    <w:nsid w:val="0983217E"/>
+    <w:nsid w:val="02A63BF1"/>
     <w:multiLevelType w:val="hybridMultilevel"/>
-    <w:tmpl w:val="294EE95A"/>
-    <w:lvl w:ilvl="0" w:tplc="B23E89EA">
+    <w:tmpl w:val="7A300F4A"/>
+    <w:lvl w:ilvl="0" w:tplc="E43A133C">
       <w:start w:val="1"/>
       <w:numFmt w:val="decimal"/>
       <w:lvlText w:val="%1."/>
@@ -23315,52 +23325,52 @@
         <w:color w:val="A67C27"/>
       </w:rPr>
     </w:lvl>
-    <w:lvl w:ilvl="1" w:tplc="456C91DA">
+    <w:lvl w:ilvl="1" w:tplc="53A2CD9A">
       <w:numFmt w:val="decimal"/>
       <w:lvlText w:val=""/>
       <w:lvlJc w:val="left"/>
     </w:lvl>
-    <w:lvl w:ilvl="2" w:tplc="C5501DE6">
+    <w:lvl w:ilvl="2" w:tplc="0F9AF566">
       <w:numFmt w:val="decimal"/>
       <w:lvlText w:val=""/>
       <w:lvlJc w:val="left"/>
     </w:lvl>
-    <w:lvl w:ilvl="3" w:tplc="5DCCB3BE">
+    <w:lvl w:ilvl="3" w:tplc="F85EBEB8">
       <w:numFmt w:val="decimal"/>
       <w:lvlText w:val=""/>
       <w:lvlJc w:val="left"/>
     </w:lvl>
-    <w:lvl w:ilvl="4" w:tplc="EDB27F36">
+    <w:lvl w:ilvl="4" w:tplc="507068E0">
       <w:numFmt w:val="decimal"/>
       <w:lvlText w:val=""/>
       <w:lvlJc w:val="left"/>
     </w:lvl>
-    <w:lvl w:ilvl="5" w:tplc="99165710">
+    <w:lvl w:ilvl="5" w:tplc="EC983B0E">
       <w:numFmt w:val="decimal"/>
       <w:lvlText w:val=""/>
       <w:lvlJc w:val="left"/>
     </w:lvl>
-    <w:lvl w:ilvl="6" w:tplc="59E6291A">
+    <w:lvl w:ilvl="6" w:tplc="D5ACD6E4">
       <w:numFmt w:val="decimal"/>
       <w:lvlText w:val=""/>
       <w:lvlJc w:val="left"/>
     </w:lvl>
-    <w:lvl w:ilvl="7" w:tplc="4C90BF00">
+    <w:lvl w:ilvl="7" w:tplc="6EDEDCFA">
       <w:numFmt w:val="decimal"/>
       <w:lvlText w:val=""/>
       <w:lvlJc w:val="left"/>
     </w:lvl>
-    <w:lvl w:ilvl="8" w:tplc="1A6A9F2A">
+    <w:lvl w:ilvl="8" w:tplc="2294FB78">
       <w:numFmt w:val="decimal"/>
       <w:lvlText w:val=""/>
       <w:lvlJc w:val="left"/>
     </w:lvl>
   </w:abstractNum>
   <w:abstractNum w:abstractNumId="2" w15:restartNumberingAfterBreak="0">
-    <w:nsid w:val="0F711378"/>
+    <w:nsid w:val="07864136"/>
     <w:multiLevelType w:val="hybridMultilevel"/>
-    <w:tmpl w:val="3F668AEE"/>
-    <w:lvl w:ilvl="0" w:tplc="301634C6">
+    <w:tmpl w:val="12602A8E"/>
+    <w:lvl w:ilvl="0" w:tplc="D5A6CFE0">
       <w:start w:val="1"/>
       <w:numFmt w:val="decimal"/>
       <w:lvlText w:val="%1."/>
@@ -23374,52 +23384,52 @@
         <w:color w:val="A67C27"/>
       </w:rPr>
     </w:lvl>
-    <w:lvl w:ilvl="1" w:tplc="F510F7CC">
+    <w:lvl w:ilvl="1" w:tplc="7ECAB1EC">
       <w:numFmt w:val="decimal"/>
       <w:lvlText w:val=""/>
       <w:lvlJc w:val="left"/>
     </w:lvl>
-    <w:lvl w:ilvl="2" w:tplc="05BEC6F2">
+    <w:lvl w:ilvl="2" w:tplc="37480FDE">
       <w:numFmt w:val="decimal"/>
       <w:lvlText w:val=""/>
       <w:lvlJc w:val="left"/>
     </w:lvl>
-    <w:lvl w:ilvl="3" w:tplc="CED4165A">
+    <w:lvl w:ilvl="3" w:tplc="01C68122">
       <w:numFmt w:val="decimal"/>
       <w:lvlText w:val=""/>
       <w:lvlJc w:val="left"/>
     </w:lvl>
-    <w:lvl w:ilvl="4" w:tplc="D12880B6">
+    <w:lvl w:ilvl="4" w:tplc="96D6200C">
       <w:numFmt w:val="decimal"/>
       <w:lvlText w:val=""/>
       <w:lvlJc w:val="left"/>
     </w:lvl>
-    <w:lvl w:ilvl="5" w:tplc="2E306A50">
+    <w:lvl w:ilvl="5" w:tplc="CE66CAB8">
       <w:numFmt w:val="decimal"/>
       <w:lvlText w:val=""/>
       <w:lvlJc w:val="left"/>
     </w:lvl>
-    <w:lvl w:ilvl="6" w:tplc="D55CB952">
+    <w:lvl w:ilvl="6" w:tplc="6BCE5D84">
       <w:numFmt w:val="decimal"/>
       <w:lvlText w:val=""/>
       <w:lvlJc w:val="left"/>
     </w:lvl>
-    <w:lvl w:ilvl="7" w:tplc="2AEC093A">
+    <w:lvl w:ilvl="7" w:tplc="F8E4D076">
       <w:numFmt w:val="decimal"/>
       <w:lvlText w:val=""/>
       <w:lvlJc w:val="left"/>
     </w:lvl>
-    <w:lvl w:ilvl="8" w:tplc="5BB243F8">
+    <w:lvl w:ilvl="8" w:tplc="B998A6C2">
       <w:numFmt w:val="decimal"/>
       <w:lvlText w:val=""/>
       <w:lvlJc w:val="left"/>
     </w:lvl>
   </w:abstractNum>
   <w:abstractNum w:abstractNumId="3" w15:restartNumberingAfterBreak="0">
-    <w:nsid w:val="149D0356"/>
+    <w:nsid w:val="0C914930"/>
     <w:multiLevelType w:val="hybridMultilevel"/>
-    <w:tmpl w:val="5A20038C"/>
-    <w:lvl w:ilvl="0" w:tplc="6F2426BE">
+    <w:tmpl w:val="E976D2CC"/>
+    <w:lvl w:ilvl="0" w:tplc="58C4F0D8">
       <w:start w:val="1"/>
       <w:numFmt w:val="decimal"/>
       <w:lvlText w:val="%1."/>
@@ -23433,52 +23443,52 @@
         <w:color w:val="A67C27"/>
       </w:rPr>
     </w:lvl>
-    <w:lvl w:ilvl="1" w:tplc="AB123E58">
+    <w:lvl w:ilvl="1" w:tplc="30BCF0F2">
       <w:numFmt w:val="decimal"/>
       <w:lvlText w:val=""/>
       <w:lvlJc w:val="left"/>
     </w:lvl>
-    <w:lvl w:ilvl="2" w:tplc="0360ECE8">
+    <w:lvl w:ilvl="2" w:tplc="31DC2E10">
       <w:numFmt w:val="decimal"/>
       <w:lvlText w:val=""/>
       <w:lvlJc w:val="left"/>
     </w:lvl>
-    <w:lvl w:ilvl="3" w:tplc="44284960">
+    <w:lvl w:ilvl="3" w:tplc="63CCFB48">
       <w:numFmt w:val="decimal"/>
       <w:lvlText w:val=""/>
       <w:lvlJc w:val="left"/>
     </w:lvl>
-    <w:lvl w:ilvl="4" w:tplc="623400E0">
+    <w:lvl w:ilvl="4" w:tplc="A8B6CD4C">
       <w:numFmt w:val="decimal"/>
       <w:lvlText w:val=""/>
       <w:lvlJc w:val="left"/>
     </w:lvl>
-    <w:lvl w:ilvl="5" w:tplc="CD84FEFC">
+    <w:lvl w:ilvl="5" w:tplc="875EA624">
       <w:numFmt w:val="decimal"/>
       <w:lvlText w:val=""/>
       <w:lvlJc w:val="left"/>
     </w:lvl>
-    <w:lvl w:ilvl="6" w:tplc="D7F8E5B6">
+    <w:lvl w:ilvl="6" w:tplc="2E4ED2AE">
       <w:numFmt w:val="decimal"/>
       <w:lvlText w:val=""/>
       <w:lvlJc w:val="left"/>
     </w:lvl>
-    <w:lvl w:ilvl="7" w:tplc="326A9A92">
+    <w:lvl w:ilvl="7" w:tplc="EC60C9DE">
       <w:numFmt w:val="decimal"/>
       <w:lvlText w:val=""/>
       <w:lvlJc w:val="left"/>
     </w:lvl>
-    <w:lvl w:ilvl="8" w:tplc="73CA8DDA">
+    <w:lvl w:ilvl="8" w:tplc="06E6008E">
       <w:numFmt w:val="decimal"/>
       <w:lvlText w:val=""/>
       <w:lvlJc w:val="left"/>
     </w:lvl>
   </w:abstractNum>
   <w:abstractNum w:abstractNumId="4" w15:restartNumberingAfterBreak="0">
-    <w:nsid w:val="155D3D30"/>
+    <w:nsid w:val="155933E8"/>
     <w:multiLevelType w:val="hybridMultilevel"/>
-    <w:tmpl w:val="151AD318"/>
-    <w:lvl w:ilvl="0" w:tplc="F57420F6">
+    <w:tmpl w:val="1A14E140"/>
+    <w:lvl w:ilvl="0" w:tplc="D12ACDE8">
       <w:start w:val="1"/>
       <w:numFmt w:val="decimal"/>
       <w:lvlText w:val="%1."/>
@@ -23492,52 +23502,52 @@
         <w:color w:val="A67C27"/>
       </w:rPr>
     </w:lvl>
-    <w:lvl w:ilvl="1" w:tplc="F49EE040">
+    <w:lvl w:ilvl="1" w:tplc="D682CC2A">
       <w:numFmt w:val="decimal"/>
       <w:lvlText w:val=""/>
       <w:lvlJc w:val="left"/>
     </w:lvl>
-    <w:lvl w:ilvl="2" w:tplc="7D3E1A4C">
+    <w:lvl w:ilvl="2" w:tplc="0E32F62E">
       <w:numFmt w:val="decimal"/>
       <w:lvlText w:val=""/>
       <w:lvlJc w:val="left"/>
     </w:lvl>
-    <w:lvl w:ilvl="3" w:tplc="3150186A">
+    <w:lvl w:ilvl="3" w:tplc="CB3EB796">
       <w:numFmt w:val="decimal"/>
       <w:lvlText w:val=""/>
       <w:lvlJc w:val="left"/>
     </w:lvl>
-    <w:lvl w:ilvl="4" w:tplc="1B8C34B6">
+    <w:lvl w:ilvl="4" w:tplc="AD14717A">
       <w:numFmt w:val="decimal"/>
       <w:lvlText w:val=""/>
       <w:lvlJc w:val="left"/>
     </w:lvl>
-    <w:lvl w:ilvl="5" w:tplc="8ABA7026">
+    <w:lvl w:ilvl="5" w:tplc="BA5C0AC2">
       <w:numFmt w:val="decimal"/>
       <w:lvlText w:val=""/>
       <w:lvlJc w:val="left"/>
     </w:lvl>
-    <w:lvl w:ilvl="6" w:tplc="D7546B40">
+    <w:lvl w:ilvl="6" w:tplc="22A22BD6">
       <w:numFmt w:val="decimal"/>
       <w:lvlText w:val=""/>
       <w:lvlJc w:val="left"/>
     </w:lvl>
-    <w:lvl w:ilvl="7" w:tplc="1780DEE0">
+    <w:lvl w:ilvl="7" w:tplc="3850A552">
       <w:numFmt w:val="decimal"/>
       <w:lvlText w:val=""/>
       <w:lvlJc w:val="left"/>
     </w:lvl>
-    <w:lvl w:ilvl="8" w:tplc="B1409190">
+    <w:lvl w:ilvl="8" w:tplc="E1AC3B7E">
       <w:numFmt w:val="decimal"/>
       <w:lvlText w:val=""/>
       <w:lvlJc w:val="left"/>
     </w:lvl>
   </w:abstractNum>
   <w:abstractNum w:abstractNumId="5" w15:restartNumberingAfterBreak="0">
-    <w:nsid w:val="21EC247E"/>
+    <w:nsid w:val="17F714FC"/>
     <w:multiLevelType w:val="hybridMultilevel"/>
-    <w:tmpl w:val="6B203F62"/>
-    <w:lvl w:ilvl="0" w:tplc="1ED2A8D2">
+    <w:tmpl w:val="9D0EC5E2"/>
+    <w:lvl w:ilvl="0" w:tplc="0CE89F9E">
       <w:start w:val="1"/>
       <w:numFmt w:val="decimal"/>
       <w:lvlText w:val="%1."/>
@@ -23551,52 +23561,52 @@
         <w:color w:val="A67C27"/>
       </w:rPr>
     </w:lvl>
-    <w:lvl w:ilvl="1" w:tplc="FA0ADD22">
+    <w:lvl w:ilvl="1" w:tplc="218420AE">
       <w:numFmt w:val="decimal"/>
       <w:lvlText w:val=""/>
       <w:lvlJc w:val="left"/>
     </w:lvl>
-    <w:lvl w:ilvl="2" w:tplc="04A46808">
+    <w:lvl w:ilvl="2" w:tplc="0F3A6CB2">
       <w:numFmt w:val="decimal"/>
       <w:lvlText w:val=""/>
       <w:lvlJc w:val="left"/>
     </w:lvl>
-    <w:lvl w:ilvl="3" w:tplc="760AC89C">
+    <w:lvl w:ilvl="3" w:tplc="66F09D6E">
       <w:numFmt w:val="decimal"/>
       <w:lvlText w:val=""/>
       <w:lvlJc w:val="left"/>
     </w:lvl>
-    <w:lvl w:ilvl="4" w:tplc="B15A5606">
+    <w:lvl w:ilvl="4" w:tplc="2742732A">
       <w:numFmt w:val="decimal"/>
       <w:lvlText w:val=""/>
       <w:lvlJc w:val="left"/>
     </w:lvl>
-    <w:lvl w:ilvl="5" w:tplc="A522B20A">
+    <w:lvl w:ilvl="5" w:tplc="8332862C">
       <w:numFmt w:val="decimal"/>
       <w:lvlText w:val=""/>
       <w:lvlJc w:val="left"/>
     </w:lvl>
-    <w:lvl w:ilvl="6" w:tplc="9B1C158C">
+    <w:lvl w:ilvl="6" w:tplc="CDEED786">
       <w:numFmt w:val="decimal"/>
       <w:lvlText w:val=""/>
       <w:lvlJc w:val="left"/>
     </w:lvl>
-    <w:lvl w:ilvl="7" w:tplc="DF962E04">
+    <w:lvl w:ilvl="7" w:tplc="C5DAB3D2">
       <w:numFmt w:val="decimal"/>
       <w:lvlText w:val=""/>
       <w:lvlJc w:val="left"/>
     </w:lvl>
-    <w:lvl w:ilvl="8" w:tplc="BD04F6AE">
+    <w:lvl w:ilvl="8" w:tplc="1B04D0B8">
       <w:numFmt w:val="decimal"/>
       <w:lvlText w:val=""/>
       <w:lvlJc w:val="left"/>
     </w:lvl>
   </w:abstractNum>
   <w:abstractNum w:abstractNumId="6" w15:restartNumberingAfterBreak="0">
-    <w:nsid w:val="21FD1454"/>
+    <w:nsid w:val="37155F53"/>
     <w:multiLevelType w:val="hybridMultilevel"/>
-    <w:tmpl w:val="131A08F8"/>
-    <w:lvl w:ilvl="0" w:tplc="8D56A212">
+    <w:tmpl w:val="71D0C3C2"/>
+    <w:lvl w:ilvl="0" w:tplc="88824650">
       <w:start w:val="1"/>
       <w:numFmt w:val="decimal"/>
       <w:lvlText w:val="%1."/>
@@ -23610,52 +23620,52 @@
         <w:color w:val="A67C27"/>
       </w:rPr>
     </w:lvl>
-    <w:lvl w:ilvl="1" w:tplc="19C61374">
+    <w:lvl w:ilvl="1" w:tplc="DB4A5A80">
       <w:numFmt w:val="decimal"/>
       <w:lvlText w:val=""/>
       <w:lvlJc w:val="left"/>
     </w:lvl>
-    <w:lvl w:ilvl="2" w:tplc="D188C500">
+    <w:lvl w:ilvl="2" w:tplc="6BE00A50">
       <w:numFmt w:val="decimal"/>
       <w:lvlText w:val=""/>
       <w:lvlJc w:val="left"/>
     </w:lvl>
-    <w:lvl w:ilvl="3" w:tplc="1DAA64E8">
+    <w:lvl w:ilvl="3" w:tplc="055A900C">
       <w:numFmt w:val="decimal"/>
       <w:lvlText w:val=""/>
       <w:lvlJc w:val="left"/>
     </w:lvl>
-    <w:lvl w:ilvl="4" w:tplc="ABE2876C">
+    <w:lvl w:ilvl="4" w:tplc="842E5C32">
       <w:numFmt w:val="decimal"/>
       <w:lvlText w:val=""/>
       <w:lvlJc w:val="left"/>
     </w:lvl>
-    <w:lvl w:ilvl="5" w:tplc="DA4C3EC2">
+    <w:lvl w:ilvl="5" w:tplc="5818F6A2">
       <w:numFmt w:val="decimal"/>
       <w:lvlText w:val=""/>
       <w:lvlJc w:val="left"/>
     </w:lvl>
-    <w:lvl w:ilvl="6" w:tplc="F30A4C34">
+    <w:lvl w:ilvl="6" w:tplc="4A2AB196">
       <w:numFmt w:val="decimal"/>
       <w:lvlText w:val=""/>
       <w:lvlJc w:val="left"/>
     </w:lvl>
-    <w:lvl w:ilvl="7" w:tplc="B838E96C">
+    <w:lvl w:ilvl="7" w:tplc="4558CC0A">
       <w:numFmt w:val="decimal"/>
       <w:lvlText w:val=""/>
       <w:lvlJc w:val="left"/>
     </w:lvl>
-    <w:lvl w:ilvl="8" w:tplc="71568552">
+    <w:lvl w:ilvl="8" w:tplc="34588144">
       <w:numFmt w:val="decimal"/>
       <w:lvlText w:val=""/>
       <w:lvlJc w:val="left"/>
     </w:lvl>
   </w:abstractNum>
   <w:abstractNum w:abstractNumId="7" w15:restartNumberingAfterBreak="0">
-    <w:nsid w:val="25415C05"/>
+    <w:nsid w:val="38C633FC"/>
     <w:multiLevelType w:val="hybridMultilevel"/>
-    <w:tmpl w:val="D7EAC164"/>
-    <w:lvl w:ilvl="0" w:tplc="C3F2B126">
+    <w:tmpl w:val="0C824450"/>
+    <w:lvl w:ilvl="0" w:tplc="2E84D6C8">
       <w:start w:val="1"/>
       <w:numFmt w:val="decimal"/>
       <w:lvlText w:val="%1."/>
@@ -23669,52 +23679,52 @@
         <w:color w:val="A67C27"/>
       </w:rPr>
     </w:lvl>
-    <w:lvl w:ilvl="1" w:tplc="7E40F098">
+    <w:lvl w:ilvl="1" w:tplc="34FAC5C6">
       <w:numFmt w:val="decimal"/>
       <w:lvlText w:val=""/>
       <w:lvlJc w:val="left"/>
     </w:lvl>
-    <w:lvl w:ilvl="2" w:tplc="A9B06934">
+    <w:lvl w:ilvl="2" w:tplc="F54C26A6">
       <w:numFmt w:val="decimal"/>
       <w:lvlText w:val=""/>
       <w:lvlJc w:val="left"/>
     </w:lvl>
-    <w:lvl w:ilvl="3" w:tplc="4D8A00C6">
+    <w:lvl w:ilvl="3" w:tplc="FECA20BA">
       <w:numFmt w:val="decimal"/>
       <w:lvlText w:val=""/>
       <w:lvlJc w:val="left"/>
     </w:lvl>
-    <w:lvl w:ilvl="4" w:tplc="049040F8">
+    <w:lvl w:ilvl="4" w:tplc="DEA4DF78">
       <w:numFmt w:val="decimal"/>
       <w:lvlText w:val=""/>
       <w:lvlJc w:val="left"/>
     </w:lvl>
-    <w:lvl w:ilvl="5" w:tplc="EF4A6BE0">
+    <w:lvl w:ilvl="5" w:tplc="A6209648">
       <w:numFmt w:val="decimal"/>
       <w:lvlText w:val=""/>
       <w:lvlJc w:val="left"/>
     </w:lvl>
-    <w:lvl w:ilvl="6" w:tplc="D4DE09E2">
+    <w:lvl w:ilvl="6" w:tplc="E1FAD5C4">
       <w:numFmt w:val="decimal"/>
       <w:lvlText w:val=""/>
       <w:lvlJc w:val="left"/>
     </w:lvl>
-    <w:lvl w:ilvl="7" w:tplc="947CD478">
+    <w:lvl w:ilvl="7" w:tplc="794CF0AC">
       <w:numFmt w:val="decimal"/>
       <w:lvlText w:val=""/>
       <w:lvlJc w:val="left"/>
     </w:lvl>
-    <w:lvl w:ilvl="8" w:tplc="91D2C77A">
+    <w:lvl w:ilvl="8" w:tplc="97AC338A">
       <w:numFmt w:val="decimal"/>
       <w:lvlText w:val=""/>
       <w:lvlJc w:val="left"/>
     </w:lvl>
   </w:abstractNum>
   <w:abstractNum w:abstractNumId="8" w15:restartNumberingAfterBreak="0">
-    <w:nsid w:val="2C364CD3"/>
+    <w:nsid w:val="3A700E2B"/>
     <w:multiLevelType w:val="hybridMultilevel"/>
-    <w:tmpl w:val="07E2A6C6"/>
-    <w:lvl w:ilvl="0" w:tplc="669269EA">
+    <w:tmpl w:val="62DE70BA"/>
+    <w:lvl w:ilvl="0" w:tplc="FFC6FB02">
       <w:start w:val="1"/>
       <w:numFmt w:val="decimal"/>
       <w:lvlText w:val="%1."/>
@@ -23728,52 +23738,52 @@
         <w:color w:val="A67C27"/>
       </w:rPr>
     </w:lvl>
-    <w:lvl w:ilvl="1" w:tplc="93CCA4D4">
+    <w:lvl w:ilvl="1" w:tplc="10526B50">
       <w:numFmt w:val="decimal"/>
       <w:lvlText w:val=""/>
       <w:lvlJc w:val="left"/>
     </w:lvl>
-    <w:lvl w:ilvl="2" w:tplc="F1C0D836">
+    <w:lvl w:ilvl="2" w:tplc="653C31A8">
       <w:numFmt w:val="decimal"/>
       <w:lvlText w:val=""/>
       <w:lvlJc w:val="left"/>
     </w:lvl>
-    <w:lvl w:ilvl="3" w:tplc="2682CDFC">
+    <w:lvl w:ilvl="3" w:tplc="56B60DEA">
       <w:numFmt w:val="decimal"/>
       <w:lvlText w:val=""/>
       <w:lvlJc w:val="left"/>
     </w:lvl>
-    <w:lvl w:ilvl="4" w:tplc="D1985630">
+    <w:lvl w:ilvl="4" w:tplc="3138AE0A">
       <w:numFmt w:val="decimal"/>
       <w:lvlText w:val=""/>
       <w:lvlJc w:val="left"/>
     </w:lvl>
-    <w:lvl w:ilvl="5" w:tplc="F5566716">
+    <w:lvl w:ilvl="5" w:tplc="3BC42844">
       <w:numFmt w:val="decimal"/>
       <w:lvlText w:val=""/>
       <w:lvlJc w:val="left"/>
     </w:lvl>
-    <w:lvl w:ilvl="6" w:tplc="48CAE490">
+    <w:lvl w:ilvl="6" w:tplc="41E089E2">
       <w:numFmt w:val="decimal"/>
       <w:lvlText w:val=""/>
       <w:lvlJc w:val="left"/>
     </w:lvl>
-    <w:lvl w:ilvl="7" w:tplc="0930D656">
+    <w:lvl w:ilvl="7" w:tplc="43B25894">
       <w:numFmt w:val="decimal"/>
       <w:lvlText w:val=""/>
       <w:lvlJc w:val="left"/>
     </w:lvl>
-    <w:lvl w:ilvl="8" w:tplc="4A06216C">
+    <w:lvl w:ilvl="8" w:tplc="95986A2A">
       <w:numFmt w:val="decimal"/>
       <w:lvlText w:val=""/>
       <w:lvlJc w:val="left"/>
     </w:lvl>
   </w:abstractNum>
   <w:abstractNum w:abstractNumId="9" w15:restartNumberingAfterBreak="0">
-    <w:nsid w:val="2F24281B"/>
+    <w:nsid w:val="3BF73A0C"/>
     <w:multiLevelType w:val="hybridMultilevel"/>
-    <w:tmpl w:val="B98828C4"/>
-    <w:lvl w:ilvl="0" w:tplc="44DAB764">
+    <w:tmpl w:val="32789B24"/>
+    <w:lvl w:ilvl="0" w:tplc="4A343138">
       <w:start w:val="1"/>
       <w:numFmt w:val="decimal"/>
       <w:lvlText w:val="%1."/>
@@ -23787,52 +23797,52 @@
         <w:color w:val="A67C27"/>
       </w:rPr>
     </w:lvl>
-    <w:lvl w:ilvl="1" w:tplc="1F2AEF60">
+    <w:lvl w:ilvl="1" w:tplc="BF409990">
       <w:numFmt w:val="decimal"/>
       <w:lvlText w:val=""/>
       <w:lvlJc w:val="left"/>
     </w:lvl>
-    <w:lvl w:ilvl="2" w:tplc="B72EE97E">
+    <w:lvl w:ilvl="2" w:tplc="AECAE8F8">
       <w:numFmt w:val="decimal"/>
       <w:lvlText w:val=""/>
       <w:lvlJc w:val="left"/>
     </w:lvl>
-    <w:lvl w:ilvl="3" w:tplc="2A324458">
+    <w:lvl w:ilvl="3" w:tplc="08445340">
       <w:numFmt w:val="decimal"/>
       <w:lvlText w:val=""/>
       <w:lvlJc w:val="left"/>
     </w:lvl>
-    <w:lvl w:ilvl="4" w:tplc="4A5E4F2C">
+    <w:lvl w:ilvl="4" w:tplc="29F4D722">
       <w:numFmt w:val="decimal"/>
       <w:lvlText w:val=""/>
       <w:lvlJc w:val="left"/>
     </w:lvl>
-    <w:lvl w:ilvl="5" w:tplc="C5AE2526">
+    <w:lvl w:ilvl="5" w:tplc="D94A687C">
       <w:numFmt w:val="decimal"/>
       <w:lvlText w:val=""/>
       <w:lvlJc w:val="left"/>
     </w:lvl>
-    <w:lvl w:ilvl="6" w:tplc="84485A20">
+    <w:lvl w:ilvl="6" w:tplc="E22064F8">
       <w:numFmt w:val="decimal"/>
       <w:lvlText w:val=""/>
       <w:lvlJc w:val="left"/>
     </w:lvl>
-    <w:lvl w:ilvl="7" w:tplc="1156935E">
+    <w:lvl w:ilvl="7" w:tplc="F796DFEA">
       <w:numFmt w:val="decimal"/>
       <w:lvlText w:val=""/>
       <w:lvlJc w:val="left"/>
     </w:lvl>
-    <w:lvl w:ilvl="8" w:tplc="1D103004">
+    <w:lvl w:ilvl="8" w:tplc="9B76ABF4">
       <w:numFmt w:val="decimal"/>
       <w:lvlText w:val=""/>
       <w:lvlJc w:val="left"/>
     </w:lvl>
   </w:abstractNum>
   <w:abstractNum w:abstractNumId="10" w15:restartNumberingAfterBreak="0">
-    <w:nsid w:val="33004BFF"/>
+    <w:nsid w:val="3C0C5ED6"/>
     <w:multiLevelType w:val="hybridMultilevel"/>
-    <w:tmpl w:val="7FA6601A"/>
-    <w:lvl w:ilvl="0" w:tplc="245AE0E2">
+    <w:tmpl w:val="E5DCD42A"/>
+    <w:lvl w:ilvl="0" w:tplc="D8EA1814">
       <w:start w:val="1"/>
       <w:numFmt w:val="decimal"/>
       <w:lvlText w:val="%1."/>
@@ -23846,52 +23856,138 @@
         <w:color w:val="A67C27"/>
       </w:rPr>
     </w:lvl>
-    <w:lvl w:ilvl="1" w:tplc="D632E9F0">
+    <w:lvl w:ilvl="1" w:tplc="1ABE7434">
       <w:numFmt w:val="decimal"/>
       <w:lvlText w:val=""/>
       <w:lvlJc w:val="left"/>
     </w:lvl>
-    <w:lvl w:ilvl="2" w:tplc="4FD4FA46">
+    <w:lvl w:ilvl="2" w:tplc="7E38ACE2">
       <w:numFmt w:val="decimal"/>
       <w:lvlText w:val=""/>
       <w:lvlJc w:val="left"/>
     </w:lvl>
-    <w:lvl w:ilvl="3" w:tplc="EF7CFC46">
+    <w:lvl w:ilvl="3" w:tplc="E0D0112A">
       <w:numFmt w:val="decimal"/>
       <w:lvlText w:val=""/>
       <w:lvlJc w:val="left"/>
     </w:lvl>
-    <w:lvl w:ilvl="4" w:tplc="997A7702">
+    <w:lvl w:ilvl="4" w:tplc="D514EDBE">
       <w:numFmt w:val="decimal"/>
       <w:lvlText w:val=""/>
       <w:lvlJc w:val="left"/>
     </w:lvl>
-    <w:lvl w:ilvl="5" w:tplc="09B0E616">
+    <w:lvl w:ilvl="5" w:tplc="43FA4A82">
       <w:numFmt w:val="decimal"/>
       <w:lvlText w:val=""/>
       <w:lvlJc w:val="left"/>
     </w:lvl>
-    <w:lvl w:ilvl="6" w:tplc="628CED86">
+    <w:lvl w:ilvl="6" w:tplc="BF2A581E">
       <w:numFmt w:val="decimal"/>
       <w:lvlText w:val=""/>
       <w:lvlJc w:val="left"/>
     </w:lvl>
-    <w:lvl w:ilvl="7" w:tplc="DB20E704">
+    <w:lvl w:ilvl="7" w:tplc="12940172">
       <w:numFmt w:val="decimal"/>
       <w:lvlText w:val=""/>
       <w:lvlJc w:val="left"/>
     </w:lvl>
-    <w:lvl w:ilvl="8" w:tplc="06B832E6">
+    <w:lvl w:ilvl="8" w:tplc="C7AEF960">
       <w:numFmt w:val="decimal"/>
       <w:lvlText w:val=""/>
       <w:lvlJc w:val="left"/>
     </w:lvl>
   </w:abstractNum>
   <w:abstractNum w:abstractNumId="11" w15:restartNumberingAfterBreak="0">
-    <w:nsid w:val="337D748A"/>
+    <w:nsid w:val="48CF638E"/>
     <w:multiLevelType w:val="hybridMultilevel"/>
-    <w:tmpl w:val="2530EBAA"/>
-    <w:lvl w:ilvl="0" w:tplc="7E2CD6FE">
+    <w:tmpl w:val="24CCED9A"/>
+    <w:lvl w:ilvl="0" w:tplc="EBE07A6A">
+      <w:start w:val="1"/>
+      <w:numFmt w:val="bullet"/>
+      <w:lvlText w:val="●"/>
+      <w:lvlJc w:val="left"/>
+      <w:pPr>
+        <w:ind w:left="720" w:hanging="360"/>
+      </w:pPr>
+    </w:lvl>
+    <w:lvl w:ilvl="1" w:tplc="D576AEBC">
+      <w:start w:val="1"/>
+      <w:numFmt w:val="bullet"/>
+      <w:lvlText w:val="○"/>
+      <w:lvlJc w:val="left"/>
+      <w:pPr>
+        <w:ind w:left="1440" w:hanging="360"/>
+      </w:pPr>
+    </w:lvl>
+    <w:lvl w:ilvl="2" w:tplc="10B2E746">
+      <w:start w:val="1"/>
+      <w:numFmt w:val="bullet"/>
+      <w:lvlText w:val="■"/>
+      <w:lvlJc w:val="left"/>
+      <w:pPr>
+        <w:ind w:left="2160" w:hanging="360"/>
+      </w:pPr>
+    </w:lvl>
+    <w:lvl w:ilvl="3" w:tplc="EF84443E">
+      <w:start w:val="1"/>
+      <w:numFmt w:val="bullet"/>
+      <w:lvlText w:val="●"/>
+      <w:lvlJc w:val="left"/>
+      <w:pPr>
+        <w:ind w:left="2880" w:hanging="360"/>
+      </w:pPr>
+    </w:lvl>
+    <w:lvl w:ilvl="4" w:tplc="62FE3FE4">
+      <w:start w:val="1"/>
+      <w:numFmt w:val="bullet"/>
+      <w:lvlText w:val="○"/>
+      <w:lvlJc w:val="left"/>
+      <w:pPr>
+        <w:ind w:left="3600" w:hanging="360"/>
+      </w:pPr>
+    </w:lvl>
+    <w:lvl w:ilvl="5" w:tplc="8B6C2660">
+      <w:start w:val="1"/>
+      <w:numFmt w:val="bullet"/>
+      <w:lvlText w:val="■"/>
+      <w:lvlJc w:val="left"/>
+      <w:pPr>
+        <w:ind w:left="4320" w:hanging="360"/>
+      </w:pPr>
+    </w:lvl>
+    <w:lvl w:ilvl="6" w:tplc="90B63C44">
+      <w:start w:val="1"/>
+      <w:numFmt w:val="bullet"/>
+      <w:lvlText w:val="●"/>
+      <w:lvlJc w:val="left"/>
+      <w:pPr>
+        <w:ind w:left="5040" w:hanging="360"/>
+      </w:pPr>
+    </w:lvl>
+    <w:lvl w:ilvl="7" w:tplc="5EF08E60">
+      <w:start w:val="1"/>
+      <w:numFmt w:val="bullet"/>
+      <w:lvlText w:val="●"/>
+      <w:lvlJc w:val="left"/>
+      <w:pPr>
+        <w:ind w:left="5760" w:hanging="360"/>
+      </w:pPr>
+    </w:lvl>
+    <w:lvl w:ilvl="8" w:tplc="5FC6ACF4">
+      <w:start w:val="1"/>
+      <w:numFmt w:val="bullet"/>
+      <w:lvlText w:val="●"/>
+      <w:lvlJc w:val="left"/>
+      <w:pPr>
+        <w:ind w:left="6480" w:hanging="360"/>
+      </w:pPr>
+    </w:lvl>
+  </w:abstractNum>
+  <w:abstractNum w:abstractNumId="12" w15:restartNumberingAfterBreak="0">
+    <w:nsid w:val="4ECD5127"/>
+    <w:multiLevelType w:val="hybridMultilevel"/>
+    <w:tmpl w:val="257EB836"/>
+    <w:lvl w:ilvl="0" w:tplc="6C9276B0">
       <w:start w:val="1"/>
       <w:numFmt w:val="decimal"/>
       <w:lvlText w:val="%1."/>
@@ -23905,52 +24001,52 @@
         <w:color w:val="A67C27"/>
       </w:rPr>
     </w:lvl>
-    <w:lvl w:ilvl="1" w:tplc="8AC883CE">
+    <w:lvl w:ilvl="1" w:tplc="A4E0BA42">
       <w:numFmt w:val="decimal"/>
       <w:lvlText w:val=""/>
       <w:lvlJc w:val="left"/>
     </w:lvl>
-    <w:lvl w:ilvl="2" w:tplc="D768322E">
+    <w:lvl w:ilvl="2" w:tplc="F1CEF01C">
       <w:numFmt w:val="decimal"/>
       <w:lvlText w:val=""/>
       <w:lvlJc w:val="left"/>
     </w:lvl>
-    <w:lvl w:ilvl="3" w:tplc="99A85CC0">
+    <w:lvl w:ilvl="3" w:tplc="1C4E5268">
       <w:numFmt w:val="decimal"/>
       <w:lvlText w:val=""/>
       <w:lvlJc w:val="left"/>
     </w:lvl>
-    <w:lvl w:ilvl="4" w:tplc="CAD4B6B0">
+    <w:lvl w:ilvl="4" w:tplc="D7568FB0">
       <w:numFmt w:val="decimal"/>
       <w:lvlText w:val=""/>
       <w:lvlJc w:val="left"/>
     </w:lvl>
-    <w:lvl w:ilvl="5" w:tplc="FDEE194C">
+    <w:lvl w:ilvl="5" w:tplc="EC529F0A">
       <w:numFmt w:val="decimal"/>
       <w:lvlText w:val=""/>
       <w:lvlJc w:val="left"/>
     </w:lvl>
-    <w:lvl w:ilvl="6" w:tplc="B6CC49C4">
+    <w:lvl w:ilvl="6" w:tplc="D38E8B58">
       <w:numFmt w:val="decimal"/>
       <w:lvlText w:val=""/>
       <w:lvlJc w:val="left"/>
     </w:lvl>
-    <w:lvl w:ilvl="7" w:tplc="3E384C4C">
+    <w:lvl w:ilvl="7" w:tplc="3A120D9C">
       <w:numFmt w:val="decimal"/>
       <w:lvlText w:val=""/>
       <w:lvlJc w:val="left"/>
     </w:lvl>
-    <w:lvl w:ilvl="8" w:tplc="5A387EAE">
+    <w:lvl w:ilvl="8" w:tplc="7E586394">
       <w:numFmt w:val="decimal"/>
       <w:lvlText w:val=""/>
       <w:lvlJc w:val="left"/>
     </w:lvl>
   </w:abstractNum>
-  <w:abstractNum w:abstractNumId="12" w15:restartNumberingAfterBreak="0">
-    <w:nsid w:val="33D112CC"/>
+  <w:abstractNum w:abstractNumId="13" w15:restartNumberingAfterBreak="0">
+    <w:nsid w:val="51836288"/>
     <w:multiLevelType w:val="hybridMultilevel"/>
-    <w:tmpl w:val="92DEF308"/>
-    <w:lvl w:ilvl="0" w:tplc="13CE3304">
+    <w:tmpl w:val="AADADD84"/>
+    <w:lvl w:ilvl="0" w:tplc="CDF60622">
       <w:start w:val="1"/>
       <w:numFmt w:val="decimal"/>
       <w:lvlText w:val="%1."/>
@@ -23964,52 +24060,52 @@
         <w:color w:val="A67C27"/>
       </w:rPr>
     </w:lvl>
-    <w:lvl w:ilvl="1" w:tplc="87486B20">
+    <w:lvl w:ilvl="1" w:tplc="AD7ABDD4">
       <w:numFmt w:val="decimal"/>
       <w:lvlText w:val=""/>
       <w:lvlJc w:val="left"/>
     </w:lvl>
-    <w:lvl w:ilvl="2" w:tplc="312843FE">
+    <w:lvl w:ilvl="2" w:tplc="F5B47ECC">
       <w:numFmt w:val="decimal"/>
       <w:lvlText w:val=""/>
       <w:lvlJc w:val="left"/>
     </w:lvl>
-    <w:lvl w:ilvl="3" w:tplc="BA025726">
+    <w:lvl w:ilvl="3" w:tplc="DD64F2C2">
       <w:numFmt w:val="decimal"/>
       <w:lvlText w:val=""/>
       <w:lvlJc w:val="left"/>
     </w:lvl>
-    <w:lvl w:ilvl="4" w:tplc="A732B184">
+    <w:lvl w:ilvl="4" w:tplc="A308080E">
       <w:numFmt w:val="decimal"/>
       <w:lvlText w:val=""/>
       <w:lvlJc w:val="left"/>
     </w:lvl>
-    <w:lvl w:ilvl="5" w:tplc="B5A285CE">
+    <w:lvl w:ilvl="5" w:tplc="4DE49708">
       <w:numFmt w:val="decimal"/>
       <w:lvlText w:val=""/>
       <w:lvlJc w:val="left"/>
     </w:lvl>
-    <w:lvl w:ilvl="6" w:tplc="93746792">
+    <w:lvl w:ilvl="6" w:tplc="73A4CCA8">
       <w:numFmt w:val="decimal"/>
       <w:lvlText w:val=""/>
       <w:lvlJc w:val="left"/>
     </w:lvl>
-    <w:lvl w:ilvl="7" w:tplc="CE40134C">
+    <w:lvl w:ilvl="7" w:tplc="0504AAE8">
       <w:numFmt w:val="decimal"/>
       <w:lvlText w:val=""/>
       <w:lvlJc w:val="left"/>
     </w:lvl>
-    <w:lvl w:ilvl="8" w:tplc="ACAE18B0">
+    <w:lvl w:ilvl="8" w:tplc="38E881C6">
       <w:numFmt w:val="decimal"/>
       <w:lvlText w:val=""/>
       <w:lvlJc w:val="left"/>
     </w:lvl>
   </w:abstractNum>
-  <w:abstractNum w:abstractNumId="13" w15:restartNumberingAfterBreak="0">
-    <w:nsid w:val="3AE360B3"/>
+  <w:abstractNum w:abstractNumId="14" w15:restartNumberingAfterBreak="0">
+    <w:nsid w:val="591A117A"/>
     <w:multiLevelType w:val="hybridMultilevel"/>
-    <w:tmpl w:val="1BD88F24"/>
-    <w:lvl w:ilvl="0" w:tplc="EB665260">
+    <w:tmpl w:val="728843DA"/>
+    <w:lvl w:ilvl="0" w:tplc="88E0878A">
       <w:start w:val="1"/>
       <w:numFmt w:val="decimal"/>
       <w:lvlText w:val="%1."/>
@@ -24023,138 +24119,52 @@
         <w:color w:val="A67C27"/>
       </w:rPr>
     </w:lvl>
-    <w:lvl w:ilvl="1" w:tplc="83605E42">
+    <w:lvl w:ilvl="1" w:tplc="2FC2A7B0">
       <w:numFmt w:val="decimal"/>
       <w:lvlText w:val=""/>
       <w:lvlJc w:val="left"/>
     </w:lvl>
-    <w:lvl w:ilvl="2" w:tplc="5C640284">
+    <w:lvl w:ilvl="2" w:tplc="7CE835EC">
       <w:numFmt w:val="decimal"/>
       <w:lvlText w:val=""/>
       <w:lvlJc w:val="left"/>
     </w:lvl>
-    <w:lvl w:ilvl="3" w:tplc="E668DDC2">
+    <w:lvl w:ilvl="3" w:tplc="174C0300">
       <w:numFmt w:val="decimal"/>
       <w:lvlText w:val=""/>
       <w:lvlJc w:val="left"/>
     </w:lvl>
-    <w:lvl w:ilvl="4" w:tplc="F6885268">
+    <w:lvl w:ilvl="4" w:tplc="7CFC60F4">
       <w:numFmt w:val="decimal"/>
       <w:lvlText w:val=""/>
       <w:lvlJc w:val="left"/>
     </w:lvl>
-    <w:lvl w:ilvl="5" w:tplc="CC7C5FF0">
+    <w:lvl w:ilvl="5" w:tplc="F7F29E64">
       <w:numFmt w:val="decimal"/>
       <w:lvlText w:val=""/>
       <w:lvlJc w:val="left"/>
     </w:lvl>
-    <w:lvl w:ilvl="6" w:tplc="D012E4C0">
+    <w:lvl w:ilvl="6" w:tplc="E4EA6B14">
       <w:numFmt w:val="decimal"/>
       <w:lvlText w:val=""/>
       <w:lvlJc w:val="left"/>
     </w:lvl>
-    <w:lvl w:ilvl="7" w:tplc="22DA521E">
+    <w:lvl w:ilvl="7" w:tplc="534043D0">
       <w:numFmt w:val="decimal"/>
       <w:lvlText w:val=""/>
       <w:lvlJc w:val="left"/>
     </w:lvl>
-    <w:lvl w:ilvl="8" w:tplc="D556F05A">
+    <w:lvl w:ilvl="8" w:tplc="CED44EFE">
       <w:numFmt w:val="decimal"/>
       <w:lvlText w:val=""/>
       <w:lvlJc w:val="left"/>
     </w:lvl>
   </w:abstractNum>
-  <w:abstractNum w:abstractNumId="14" w15:restartNumberingAfterBreak="0">
-    <w:nsid w:val="3C276CCF"/>
+  <w:abstractNum w:abstractNumId="15" w15:restartNumberingAfterBreak="0">
+    <w:nsid w:val="5C573A1A"/>
     <w:multiLevelType w:val="hybridMultilevel"/>
-    <w:tmpl w:val="24E6D19C"/>
-    <w:lvl w:ilvl="0" w:tplc="E8F8233E">
-      <w:start w:val="1"/>
-      <w:numFmt w:val="bullet"/>
-      <w:lvlText w:val="●"/>
-      <w:lvlJc w:val="left"/>
-      <w:pPr>
-        <w:ind w:left="720" w:hanging="360"/>
-      </w:pPr>
-    </w:lvl>
-    <w:lvl w:ilvl="1" w:tplc="5680EEB8">
-      <w:start w:val="1"/>
-      <w:numFmt w:val="bullet"/>
-      <w:lvlText w:val="○"/>
-      <w:lvlJc w:val="left"/>
-      <w:pPr>
-        <w:ind w:left="1440" w:hanging="360"/>
-      </w:pPr>
-    </w:lvl>
-    <w:lvl w:ilvl="2" w:tplc="C6809134">
-      <w:start w:val="1"/>
-      <w:numFmt w:val="bullet"/>
-      <w:lvlText w:val="■"/>
-      <w:lvlJc w:val="left"/>
-      <w:pPr>
-        <w:ind w:left="2160" w:hanging="360"/>
-      </w:pPr>
-    </w:lvl>
-    <w:lvl w:ilvl="3" w:tplc="0AD4B9CE">
-      <w:start w:val="1"/>
-      <w:numFmt w:val="bullet"/>
-      <w:lvlText w:val="●"/>
-      <w:lvlJc w:val="left"/>
-      <w:pPr>
-        <w:ind w:left="2880" w:hanging="360"/>
-      </w:pPr>
-    </w:lvl>
-    <w:lvl w:ilvl="4" w:tplc="8A626C10">
-      <w:start w:val="1"/>
-      <w:numFmt w:val="bullet"/>
-      <w:lvlText w:val="○"/>
-      <w:lvlJc w:val="left"/>
-      <w:pPr>
-        <w:ind w:left="3600" w:hanging="360"/>
-      </w:pPr>
-    </w:lvl>
-    <w:lvl w:ilvl="5" w:tplc="376819A6">
-      <w:start w:val="1"/>
-      <w:numFmt w:val="bullet"/>
-      <w:lvlText w:val="■"/>
-      <w:lvlJc w:val="left"/>
-      <w:pPr>
-        <w:ind w:left="4320" w:hanging="360"/>
-      </w:pPr>
-    </w:lvl>
-    <w:lvl w:ilvl="6" w:tplc="414A0AAE">
-      <w:start w:val="1"/>
-      <w:numFmt w:val="bullet"/>
-      <w:lvlText w:val="●"/>
-      <w:lvlJc w:val="left"/>
-      <w:pPr>
-        <w:ind w:left="5040" w:hanging="360"/>
-      </w:pPr>
-    </w:lvl>
-    <w:lvl w:ilvl="7" w:tplc="10DC35DA">
-      <w:start w:val="1"/>
-      <w:numFmt w:val="bullet"/>
-      <w:lvlText w:val="●"/>
-      <w:lvlJc w:val="left"/>
-      <w:pPr>
-        <w:ind w:left="5760" w:hanging="360"/>
-      </w:pPr>
-    </w:lvl>
-    <w:lvl w:ilvl="8" w:tplc="7690E24E">
-      <w:start w:val="1"/>
-      <w:numFmt w:val="bullet"/>
-      <w:lvlText w:val="●"/>
-      <w:lvlJc w:val="left"/>
-      <w:pPr>
-        <w:ind w:left="6480" w:hanging="360"/>
-      </w:pPr>
-    </w:lvl>
-  </w:abstractNum>
-  <w:abstractNum w:abstractNumId="15" w15:restartNumberingAfterBreak="0">
-    <w:nsid w:val="3C8C064E"/>
-    <w:multiLevelType w:val="hybridMultilevel"/>
-    <w:tmpl w:val="433CD41C"/>
-    <w:lvl w:ilvl="0" w:tplc="F7841374">
+    <w:tmpl w:val="77103374"/>
+    <w:lvl w:ilvl="0" w:tplc="5E8EDF10">
       <w:start w:val="1"/>
       <w:numFmt w:val="decimal"/>
       <w:lvlText w:val="%1."/>
@@ -24168,52 +24178,52 @@
         <w:color w:val="A67C27"/>
       </w:rPr>
     </w:lvl>
-    <w:lvl w:ilvl="1" w:tplc="BBD2111E">
+    <w:lvl w:ilvl="1" w:tplc="0D1653A6">
       <w:numFmt w:val="decimal"/>
       <w:lvlText w:val=""/>
       <w:lvlJc w:val="left"/>
     </w:lvl>
-    <w:lvl w:ilvl="2" w:tplc="266A2276">
+    <w:lvl w:ilvl="2" w:tplc="5FE40CE2">
       <w:numFmt w:val="decimal"/>
       <w:lvlText w:val=""/>
       <w:lvlJc w:val="left"/>
     </w:lvl>
-    <w:lvl w:ilvl="3" w:tplc="769E18A4">
+    <w:lvl w:ilvl="3" w:tplc="852A09E4">
       <w:numFmt w:val="decimal"/>
       <w:lvlText w:val=""/>
       <w:lvlJc w:val="left"/>
     </w:lvl>
-    <w:lvl w:ilvl="4" w:tplc="8C4242A6">
+    <w:lvl w:ilvl="4" w:tplc="C4162DC0">
       <w:numFmt w:val="decimal"/>
       <w:lvlText w:val=""/>
       <w:lvlJc w:val="left"/>
     </w:lvl>
-    <w:lvl w:ilvl="5" w:tplc="2E887A00">
+    <w:lvl w:ilvl="5" w:tplc="64848528">
       <w:numFmt w:val="decimal"/>
       <w:lvlText w:val=""/>
       <w:lvlJc w:val="left"/>
     </w:lvl>
-    <w:lvl w:ilvl="6" w:tplc="F5568C6E">
+    <w:lvl w:ilvl="6" w:tplc="E30A8EA2">
       <w:numFmt w:val="decimal"/>
       <w:lvlText w:val=""/>
       <w:lvlJc w:val="left"/>
     </w:lvl>
-    <w:lvl w:ilvl="7" w:tplc="E892D1A8">
+    <w:lvl w:ilvl="7" w:tplc="88C09E9A">
       <w:numFmt w:val="decimal"/>
       <w:lvlText w:val=""/>
       <w:lvlJc w:val="left"/>
     </w:lvl>
-    <w:lvl w:ilvl="8" w:tplc="93B85C56">
+    <w:lvl w:ilvl="8" w:tplc="21E00CC6">
       <w:numFmt w:val="decimal"/>
       <w:lvlText w:val=""/>
       <w:lvlJc w:val="left"/>
     </w:lvl>
   </w:abstractNum>
   <w:abstractNum w:abstractNumId="16" w15:restartNumberingAfterBreak="0">
-    <w:nsid w:val="3D301E1D"/>
+    <w:nsid w:val="5DCC18FF"/>
     <w:multiLevelType w:val="hybridMultilevel"/>
-    <w:tmpl w:val="F20A23DC"/>
-    <w:lvl w:ilvl="0" w:tplc="0FB4B552">
+    <w:tmpl w:val="2BFA8614"/>
+    <w:lvl w:ilvl="0" w:tplc="4E685D04">
       <w:start w:val="1"/>
       <w:numFmt w:val="decimal"/>
       <w:lvlText w:val="%1."/>
@@ -24227,52 +24237,52 @@
         <w:color w:val="A67C27"/>
       </w:rPr>
     </w:lvl>
-    <w:lvl w:ilvl="1" w:tplc="B9DA7F3E">
+    <w:lvl w:ilvl="1" w:tplc="B8D4429A">
       <w:numFmt w:val="decimal"/>
       <w:lvlText w:val=""/>
       <w:lvlJc w:val="left"/>
     </w:lvl>
-    <w:lvl w:ilvl="2" w:tplc="E9EE012A">
+    <w:lvl w:ilvl="2" w:tplc="7EFCF606">
       <w:numFmt w:val="decimal"/>
       <w:lvlText w:val=""/>
       <w:lvlJc w:val="left"/>
     </w:lvl>
-    <w:lvl w:ilvl="3" w:tplc="0C6E1FB8">
+    <w:lvl w:ilvl="3" w:tplc="C5887E3E">
       <w:numFmt w:val="decimal"/>
       <w:lvlText w:val=""/>
       <w:lvlJc w:val="left"/>
     </w:lvl>
-    <w:lvl w:ilvl="4" w:tplc="33EEBE8A">
+    <w:lvl w:ilvl="4" w:tplc="9EA82DA0">
       <w:numFmt w:val="decimal"/>
       <w:lvlText w:val=""/>
       <w:lvlJc w:val="left"/>
     </w:lvl>
-    <w:lvl w:ilvl="5" w:tplc="55400330">
+    <w:lvl w:ilvl="5" w:tplc="997CC184">
       <w:numFmt w:val="decimal"/>
       <w:lvlText w:val=""/>
       <w:lvlJc w:val="left"/>
     </w:lvl>
-    <w:lvl w:ilvl="6" w:tplc="9F48300C">
+    <w:lvl w:ilvl="6" w:tplc="A166368A">
       <w:numFmt w:val="decimal"/>
       <w:lvlText w:val=""/>
       <w:lvlJc w:val="left"/>
     </w:lvl>
-    <w:lvl w:ilvl="7" w:tplc="AD7841F6">
+    <w:lvl w:ilvl="7" w:tplc="CBCC0192">
       <w:numFmt w:val="decimal"/>
       <w:lvlText w:val=""/>
       <w:lvlJc w:val="left"/>
     </w:lvl>
-    <w:lvl w:ilvl="8" w:tplc="EDFC88A4">
+    <w:lvl w:ilvl="8" w:tplc="9B86E1C0">
       <w:numFmt w:val="decimal"/>
       <w:lvlText w:val=""/>
       <w:lvlJc w:val="left"/>
     </w:lvl>
   </w:abstractNum>
   <w:abstractNum w:abstractNumId="17" w15:restartNumberingAfterBreak="0">
-    <w:nsid w:val="4007029A"/>
+    <w:nsid w:val="5F574820"/>
     <w:multiLevelType w:val="hybridMultilevel"/>
-    <w:tmpl w:val="F5C07B90"/>
-    <w:lvl w:ilvl="0" w:tplc="E36A04A2">
+    <w:tmpl w:val="8F425FBA"/>
+    <w:lvl w:ilvl="0" w:tplc="DB2CAE96">
       <w:start w:val="1"/>
       <w:numFmt w:val="decimal"/>
       <w:lvlText w:val="%1."/>
@@ -24286,52 +24296,52 @@
         <w:color w:val="A67C27"/>
       </w:rPr>
     </w:lvl>
-    <w:lvl w:ilvl="1" w:tplc="11A088E0">
+    <w:lvl w:ilvl="1" w:tplc="31F4AD6A">
       <w:numFmt w:val="decimal"/>
       <w:lvlText w:val=""/>
       <w:lvlJc w:val="left"/>
     </w:lvl>
-    <w:lvl w:ilvl="2" w:tplc="7D9C4770">
+    <w:lvl w:ilvl="2" w:tplc="6B287DB8">
       <w:numFmt w:val="decimal"/>
       <w:lvlText w:val=""/>
       <w:lvlJc w:val="left"/>
     </w:lvl>
-    <w:lvl w:ilvl="3" w:tplc="0A022D82">
+    <w:lvl w:ilvl="3" w:tplc="A08207D2">
       <w:numFmt w:val="decimal"/>
       <w:lvlText w:val=""/>
       <w:lvlJc w:val="left"/>
     </w:lvl>
-    <w:lvl w:ilvl="4" w:tplc="4C62BEC6">
+    <w:lvl w:ilvl="4" w:tplc="41283134">
       <w:numFmt w:val="decimal"/>
       <w:lvlText w:val=""/>
       <w:lvlJc w:val="left"/>
     </w:lvl>
-    <w:lvl w:ilvl="5" w:tplc="2736CC0A">
+    <w:lvl w:ilvl="5" w:tplc="F9FC0036">
       <w:numFmt w:val="decimal"/>
       <w:lvlText w:val=""/>
       <w:lvlJc w:val="left"/>
     </w:lvl>
-    <w:lvl w:ilvl="6" w:tplc="30D0F6C8">
+    <w:lvl w:ilvl="6" w:tplc="87ECD354">
       <w:numFmt w:val="decimal"/>
       <w:lvlText w:val=""/>
       <w:lvlJc w:val="left"/>
     </w:lvl>
-    <w:lvl w:ilvl="7" w:tplc="1610D8D8">
+    <w:lvl w:ilvl="7" w:tplc="FB28C604">
       <w:numFmt w:val="decimal"/>
       <w:lvlText w:val=""/>
       <w:lvlJc w:val="left"/>
     </w:lvl>
-    <w:lvl w:ilvl="8" w:tplc="55D67B1C">
+    <w:lvl w:ilvl="8" w:tplc="FF4A408A">
       <w:numFmt w:val="decimal"/>
       <w:lvlText w:val=""/>
       <w:lvlJc w:val="left"/>
     </w:lvl>
   </w:abstractNum>
   <w:abstractNum w:abstractNumId="18" w15:restartNumberingAfterBreak="0">
-    <w:nsid w:val="4628248E"/>
+    <w:nsid w:val="61F70A38"/>
     <w:multiLevelType w:val="hybridMultilevel"/>
-    <w:tmpl w:val="46CC9762"/>
-    <w:lvl w:ilvl="0" w:tplc="F9F849CA">
+    <w:tmpl w:val="63ECD668"/>
+    <w:lvl w:ilvl="0" w:tplc="F0CEA46E">
       <w:start w:val="1"/>
       <w:numFmt w:val="decimal"/>
       <w:lvlText w:val="%1."/>
@@ -24345,52 +24355,52 @@
         <w:color w:val="A67C27"/>
       </w:rPr>
     </w:lvl>
-    <w:lvl w:ilvl="1" w:tplc="35C065EE">
+    <w:lvl w:ilvl="1" w:tplc="ABEE7128">
       <w:numFmt w:val="decimal"/>
       <w:lvlText w:val=""/>
       <w:lvlJc w:val="left"/>
     </w:lvl>
-    <w:lvl w:ilvl="2" w:tplc="D2F81BF8">
+    <w:lvl w:ilvl="2" w:tplc="A5B494B2">
       <w:numFmt w:val="decimal"/>
       <w:lvlText w:val=""/>
       <w:lvlJc w:val="left"/>
     </w:lvl>
-    <w:lvl w:ilvl="3" w:tplc="6A5000F8">
+    <w:lvl w:ilvl="3" w:tplc="F18AD8E6">
       <w:numFmt w:val="decimal"/>
       <w:lvlText w:val=""/>
       <w:lvlJc w:val="left"/>
     </w:lvl>
-    <w:lvl w:ilvl="4" w:tplc="9DA4212A">
+    <w:lvl w:ilvl="4" w:tplc="AE2E9892">
       <w:numFmt w:val="decimal"/>
       <w:lvlText w:val=""/>
       <w:lvlJc w:val="left"/>
     </w:lvl>
-    <w:lvl w:ilvl="5" w:tplc="896A2556">
+    <w:lvl w:ilvl="5" w:tplc="8732127E">
       <w:numFmt w:val="decimal"/>
       <w:lvlText w:val=""/>
       <w:lvlJc w:val="left"/>
     </w:lvl>
-    <w:lvl w:ilvl="6" w:tplc="B7ACD5F4">
+    <w:lvl w:ilvl="6" w:tplc="BCA83406">
       <w:numFmt w:val="decimal"/>
       <w:lvlText w:val=""/>
       <w:lvlJc w:val="left"/>
     </w:lvl>
-    <w:lvl w:ilvl="7" w:tplc="6C08CD9A">
+    <w:lvl w:ilvl="7" w:tplc="164239B0">
       <w:numFmt w:val="decimal"/>
       <w:lvlText w:val=""/>
       <w:lvlJc w:val="left"/>
     </w:lvl>
-    <w:lvl w:ilvl="8" w:tplc="1B3C44AA">
+    <w:lvl w:ilvl="8" w:tplc="851AD22C">
       <w:numFmt w:val="decimal"/>
       <w:lvlText w:val=""/>
       <w:lvlJc w:val="left"/>
     </w:lvl>
   </w:abstractNum>
   <w:abstractNum w:abstractNumId="19" w15:restartNumberingAfterBreak="0">
-    <w:nsid w:val="4A096D1E"/>
+    <w:nsid w:val="62B04813"/>
     <w:multiLevelType w:val="hybridMultilevel"/>
-    <w:tmpl w:val="DAE4F316"/>
-    <w:lvl w:ilvl="0" w:tplc="5C661172">
+    <w:tmpl w:val="A1AE030C"/>
+    <w:lvl w:ilvl="0" w:tplc="2C5622D2">
       <w:start w:val="1"/>
       <w:numFmt w:val="decimal"/>
       <w:lvlText w:val="%1."/>
@@ -24404,52 +24414,52 @@
         <w:color w:val="A67C27"/>
       </w:rPr>
     </w:lvl>
-    <w:lvl w:ilvl="1" w:tplc="94249026">
+    <w:lvl w:ilvl="1" w:tplc="1FCADE46">
       <w:numFmt w:val="decimal"/>
       <w:lvlText w:val=""/>
       <w:lvlJc w:val="left"/>
     </w:lvl>
-    <w:lvl w:ilvl="2" w:tplc="72BADFA2">
+    <w:lvl w:ilvl="2" w:tplc="D4985DEA">
       <w:numFmt w:val="decimal"/>
       <w:lvlText w:val=""/>
       <w:lvlJc w:val="left"/>
     </w:lvl>
-    <w:lvl w:ilvl="3" w:tplc="F7A6592C">
+    <w:lvl w:ilvl="3" w:tplc="5A1C3CEC">
       <w:numFmt w:val="decimal"/>
       <w:lvlText w:val=""/>
       <w:lvlJc w:val="left"/>
     </w:lvl>
-    <w:lvl w:ilvl="4" w:tplc="4656ABAA">
+    <w:lvl w:ilvl="4" w:tplc="9F90E4DE">
       <w:numFmt w:val="decimal"/>
       <w:lvlText w:val=""/>
       <w:lvlJc w:val="left"/>
     </w:lvl>
-    <w:lvl w:ilvl="5" w:tplc="49FA7086">
+    <w:lvl w:ilvl="5" w:tplc="A1585352">
       <w:numFmt w:val="decimal"/>
       <w:lvlText w:val=""/>
       <w:lvlJc w:val="left"/>
     </w:lvl>
-    <w:lvl w:ilvl="6" w:tplc="20B62E2E">
+    <w:lvl w:ilvl="6" w:tplc="F2E4D532">
       <w:numFmt w:val="decimal"/>
       <w:lvlText w:val=""/>
       <w:lvlJc w:val="left"/>
     </w:lvl>
-    <w:lvl w:ilvl="7" w:tplc="F7481FB2">
+    <w:lvl w:ilvl="7" w:tplc="93768DE0">
       <w:numFmt w:val="decimal"/>
       <w:lvlText w:val=""/>
       <w:lvlJc w:val="left"/>
     </w:lvl>
-    <w:lvl w:ilvl="8" w:tplc="3CF87E48">
+    <w:lvl w:ilvl="8" w:tplc="6A2ECBE0">
       <w:numFmt w:val="decimal"/>
       <w:lvlText w:val=""/>
       <w:lvlJc w:val="left"/>
     </w:lvl>
   </w:abstractNum>
   <w:abstractNum w:abstractNumId="20" w15:restartNumberingAfterBreak="0">
-    <w:nsid w:val="4D976960"/>
+    <w:nsid w:val="636F5850"/>
     <w:multiLevelType w:val="hybridMultilevel"/>
-    <w:tmpl w:val="89142CBA"/>
-    <w:lvl w:ilvl="0" w:tplc="3B1E6094">
+    <w:tmpl w:val="900697B2"/>
+    <w:lvl w:ilvl="0" w:tplc="28A6AFDA">
       <w:start w:val="1"/>
       <w:numFmt w:val="decimal"/>
       <w:lvlText w:val="%1."/>
@@ -24463,52 +24473,52 @@
         <w:color w:val="A67C27"/>
       </w:rPr>
     </w:lvl>
-    <w:lvl w:ilvl="1" w:tplc="84AEA9A4">
+    <w:lvl w:ilvl="1" w:tplc="DE0AB8AC">
       <w:numFmt w:val="decimal"/>
       <w:lvlText w:val=""/>
       <w:lvlJc w:val="left"/>
     </w:lvl>
-    <w:lvl w:ilvl="2" w:tplc="80AAA25A">
+    <w:lvl w:ilvl="2" w:tplc="41F24414">
       <w:numFmt w:val="decimal"/>
       <w:lvlText w:val=""/>
       <w:lvlJc w:val="left"/>
     </w:lvl>
-    <w:lvl w:ilvl="3" w:tplc="D51661B0">
+    <w:lvl w:ilvl="3" w:tplc="3F08870E">
       <w:numFmt w:val="decimal"/>
       <w:lvlText w:val=""/>
       <w:lvlJc w:val="left"/>
     </w:lvl>
-    <w:lvl w:ilvl="4" w:tplc="3CEEFF3A">
+    <w:lvl w:ilvl="4" w:tplc="CCF0AF9C">
       <w:numFmt w:val="decimal"/>
       <w:lvlText w:val=""/>
       <w:lvlJc w:val="left"/>
     </w:lvl>
-    <w:lvl w:ilvl="5" w:tplc="05E4677E">
+    <w:lvl w:ilvl="5" w:tplc="948C3FC6">
       <w:numFmt w:val="decimal"/>
       <w:lvlText w:val=""/>
       <w:lvlJc w:val="left"/>
     </w:lvl>
-    <w:lvl w:ilvl="6" w:tplc="E6526A16">
+    <w:lvl w:ilvl="6" w:tplc="11E4BE14">
       <w:numFmt w:val="decimal"/>
       <w:lvlText w:val=""/>
       <w:lvlJc w:val="left"/>
     </w:lvl>
-    <w:lvl w:ilvl="7" w:tplc="688AD336">
+    <w:lvl w:ilvl="7" w:tplc="967C8C94">
       <w:numFmt w:val="decimal"/>
       <w:lvlText w:val=""/>
       <w:lvlJc w:val="left"/>
     </w:lvl>
-    <w:lvl w:ilvl="8" w:tplc="4A32D580">
+    <w:lvl w:ilvl="8" w:tplc="6B064444">
       <w:numFmt w:val="decimal"/>
       <w:lvlText w:val=""/>
       <w:lvlJc w:val="left"/>
     </w:lvl>
   </w:abstractNum>
   <w:abstractNum w:abstractNumId="21" w15:restartNumberingAfterBreak="0">
-    <w:nsid w:val="56FA0B06"/>
+    <w:nsid w:val="64030A6A"/>
     <w:multiLevelType w:val="hybridMultilevel"/>
-    <w:tmpl w:val="4CAA9104"/>
-    <w:lvl w:ilvl="0" w:tplc="CEECF008">
+    <w:tmpl w:val="53E29232"/>
+    <w:lvl w:ilvl="0" w:tplc="EB2A4B5E">
       <w:start w:val="1"/>
       <w:numFmt w:val="decimal"/>
       <w:lvlText w:val="%1."/>
@@ -24522,52 +24532,52 @@
         <w:color w:val="A67C27"/>
       </w:rPr>
     </w:lvl>
-    <w:lvl w:ilvl="1" w:tplc="0FF227C2">
+    <w:lvl w:ilvl="1" w:tplc="EDDEDB9C">
       <w:numFmt w:val="decimal"/>
       <w:lvlText w:val=""/>
       <w:lvlJc w:val="left"/>
     </w:lvl>
-    <w:lvl w:ilvl="2" w:tplc="A2A87A1E">
+    <w:lvl w:ilvl="2" w:tplc="AC969FBA">
       <w:numFmt w:val="decimal"/>
       <w:lvlText w:val=""/>
       <w:lvlJc w:val="left"/>
     </w:lvl>
-    <w:lvl w:ilvl="3" w:tplc="551C6E94">
+    <w:lvl w:ilvl="3" w:tplc="120EF26C">
       <w:numFmt w:val="decimal"/>
       <w:lvlText w:val=""/>
       <w:lvlJc w:val="left"/>
     </w:lvl>
-    <w:lvl w:ilvl="4" w:tplc="8B887F72">
+    <w:lvl w:ilvl="4" w:tplc="AE0A4CF8">
       <w:numFmt w:val="decimal"/>
       <w:lvlText w:val=""/>
       <w:lvlJc w:val="left"/>
     </w:lvl>
-    <w:lvl w:ilvl="5" w:tplc="CC7C41A8">
+    <w:lvl w:ilvl="5" w:tplc="5ECAFA40">
       <w:numFmt w:val="decimal"/>
       <w:lvlText w:val=""/>
       <w:lvlJc w:val="left"/>
     </w:lvl>
-    <w:lvl w:ilvl="6" w:tplc="5AAAA87A">
+    <w:lvl w:ilvl="6" w:tplc="203E3052">
       <w:numFmt w:val="decimal"/>
       <w:lvlText w:val=""/>
       <w:lvlJc w:val="left"/>
     </w:lvl>
-    <w:lvl w:ilvl="7" w:tplc="C4FA621A">
+    <w:lvl w:ilvl="7" w:tplc="22D49D68">
       <w:numFmt w:val="decimal"/>
       <w:lvlText w:val=""/>
       <w:lvlJc w:val="left"/>
     </w:lvl>
-    <w:lvl w:ilvl="8" w:tplc="05201EAE">
+    <w:lvl w:ilvl="8" w:tplc="2AF8DEEC">
       <w:numFmt w:val="decimal"/>
       <w:lvlText w:val=""/>
       <w:lvlJc w:val="left"/>
     </w:lvl>
   </w:abstractNum>
   <w:abstractNum w:abstractNumId="22" w15:restartNumberingAfterBreak="0">
-    <w:nsid w:val="69745AE3"/>
+    <w:nsid w:val="64B002C8"/>
     <w:multiLevelType w:val="hybridMultilevel"/>
-    <w:tmpl w:val="22405998"/>
-    <w:lvl w:ilvl="0" w:tplc="9F0619B2">
+    <w:tmpl w:val="DCD69720"/>
+    <w:lvl w:ilvl="0" w:tplc="348AFA68">
       <w:start w:val="1"/>
       <w:numFmt w:val="decimal"/>
       <w:lvlText w:val="%1."/>
@@ -24581,52 +24591,52 @@
         <w:color w:val="A67C27"/>
       </w:rPr>
     </w:lvl>
-    <w:lvl w:ilvl="1" w:tplc="391C3A1C">
+    <w:lvl w:ilvl="1" w:tplc="27BA574E">
       <w:numFmt w:val="decimal"/>
       <w:lvlText w:val=""/>
       <w:lvlJc w:val="left"/>
     </w:lvl>
-    <w:lvl w:ilvl="2" w:tplc="BC92E74A">
+    <w:lvl w:ilvl="2" w:tplc="C5E80736">
       <w:numFmt w:val="decimal"/>
       <w:lvlText w:val=""/>
       <w:lvlJc w:val="left"/>
     </w:lvl>
-    <w:lvl w:ilvl="3" w:tplc="BBD6A500">
+    <w:lvl w:ilvl="3" w:tplc="052A590E">
       <w:numFmt w:val="decimal"/>
       <w:lvlText w:val=""/>
       <w:lvlJc w:val="left"/>
     </w:lvl>
-    <w:lvl w:ilvl="4" w:tplc="7E5CF4C6">
+    <w:lvl w:ilvl="4" w:tplc="C2DCF456">
       <w:numFmt w:val="decimal"/>
       <w:lvlText w:val=""/>
       <w:lvlJc w:val="left"/>
     </w:lvl>
-    <w:lvl w:ilvl="5" w:tplc="D54A0EAA">
+    <w:lvl w:ilvl="5" w:tplc="385806D8">
       <w:numFmt w:val="decimal"/>
       <w:lvlText w:val=""/>
       <w:lvlJc w:val="left"/>
     </w:lvl>
-    <w:lvl w:ilvl="6" w:tplc="CCCC453C">
+    <w:lvl w:ilvl="6" w:tplc="F4E0BEB2">
       <w:numFmt w:val="decimal"/>
       <w:lvlText w:val=""/>
       <w:lvlJc w:val="left"/>
     </w:lvl>
-    <w:lvl w:ilvl="7" w:tplc="61649C62">
+    <w:lvl w:ilvl="7" w:tplc="3042BFFC">
       <w:numFmt w:val="decimal"/>
       <w:lvlText w:val=""/>
       <w:lvlJc w:val="left"/>
     </w:lvl>
-    <w:lvl w:ilvl="8" w:tplc="F3408A98">
+    <w:lvl w:ilvl="8" w:tplc="C1AEBA7E">
       <w:numFmt w:val="decimal"/>
       <w:lvlText w:val=""/>
       <w:lvlJc w:val="left"/>
     </w:lvl>
   </w:abstractNum>
   <w:abstractNum w:abstractNumId="23" w15:restartNumberingAfterBreak="0">
-    <w:nsid w:val="6BB26CD5"/>
+    <w:nsid w:val="6AE52C8B"/>
     <w:multiLevelType w:val="hybridMultilevel"/>
-    <w:tmpl w:val="D320EAD6"/>
-    <w:lvl w:ilvl="0" w:tplc="C4F46B98">
+    <w:tmpl w:val="1B54D94E"/>
+    <w:lvl w:ilvl="0" w:tplc="FF18F896">
       <w:start w:val="1"/>
       <w:numFmt w:val="decimal"/>
       <w:lvlText w:val="%1."/>
@@ -24640,110 +24650,111 @@
         <w:color w:val="A67C27"/>
       </w:rPr>
     </w:lvl>
-    <w:lvl w:ilvl="1" w:tplc="000ACD48">
+    <w:lvl w:ilvl="1" w:tplc="4BEE6B78">
       <w:numFmt w:val="decimal"/>
       <w:lvlText w:val=""/>
       <w:lvlJc w:val="left"/>
     </w:lvl>
-    <w:lvl w:ilvl="2" w:tplc="C2B64794">
+    <w:lvl w:ilvl="2" w:tplc="331647E6">
       <w:numFmt w:val="decimal"/>
       <w:lvlText w:val=""/>
       <w:lvlJc w:val="left"/>
     </w:lvl>
-    <w:lvl w:ilvl="3" w:tplc="743244AA">
+    <w:lvl w:ilvl="3" w:tplc="B1B2A6EC">
       <w:numFmt w:val="decimal"/>
       <w:lvlText w:val=""/>
       <w:lvlJc w:val="left"/>
     </w:lvl>
-    <w:lvl w:ilvl="4" w:tplc="98F0A72A">
+    <w:lvl w:ilvl="4" w:tplc="59EE97CE">
       <w:numFmt w:val="decimal"/>
       <w:lvlText w:val=""/>
       <w:lvlJc w:val="left"/>
     </w:lvl>
-    <w:lvl w:ilvl="5" w:tplc="9D08B408">
+    <w:lvl w:ilvl="5" w:tplc="51F6CE74">
       <w:numFmt w:val="decimal"/>
       <w:lvlText w:val=""/>
       <w:lvlJc w:val="left"/>
     </w:lvl>
-    <w:lvl w:ilvl="6" w:tplc="32822D44">
+    <w:lvl w:ilvl="6" w:tplc="DB329204">
       <w:numFmt w:val="decimal"/>
       <w:lvlText w:val=""/>
       <w:lvlJc w:val="left"/>
     </w:lvl>
-    <w:lvl w:ilvl="7" w:tplc="03F66160">
+    <w:lvl w:ilvl="7" w:tplc="4B86B168">
       <w:numFmt w:val="decimal"/>
       <w:lvlText w:val=""/>
       <w:lvlJc w:val="left"/>
     </w:lvl>
-    <w:lvl w:ilvl="8" w:tplc="12EE9668">
+    <w:lvl w:ilvl="8" w:tplc="5E10E328">
       <w:numFmt w:val="decimal"/>
       <w:lvlText w:val=""/>
       <w:lvlJc w:val="left"/>
     </w:lvl>
   </w:abstractNum>
   <w:abstractNum w:abstractNumId="24" w15:restartNumberingAfterBreak="0">
-    <w:nsid w:val="6C17081B"/>
+    <w:nsid w:val="6F8630F4"/>
     <w:multiLevelType w:val="hybridMultilevel"/>
-    <w:tmpl w:val="366E6B68"/>
-    <w:lvl w:ilvl="0" w:tplc="CB726C12">
+    <w:tmpl w:val="72CA4180"/>
+    <w:lvl w:ilvl="0" w:tplc="2DACA046">
       <w:start w:val="1"/>
-      <w:numFmt w:val="bullet"/>
-      <w:lvlText w:val="•"/>
+      <w:numFmt w:val="decimal"/>
+      <w:lvlText w:val="%1."/>
       <w:lvlJc w:val="left"/>
       <w:pPr>
-        <w:ind w:left="460" w:hanging="280"/>
-      </w:pPr>
+        <w:ind w:left="460" w:hanging="360"/>
+      </w:pPr>
+      <w:rPr>
+        <w:b/>
+        <w:bCs/>
+        <w:color w:val="A67C27"/>
+      </w:rPr>
     </w:lvl>
-    <w:lvl w:ilvl="1" w:tplc="6F0A33C0">
-      <w:start w:val="1"/>
-      <w:numFmt w:val="bullet"/>
-      <w:lvlText w:val="–"/>
-      <w:lvlJc w:val="left"/>
-      <w:pPr>
-        <w:ind w:left="900" w:hanging="280"/>
-      </w:pPr>
-    </w:lvl>
-    <w:lvl w:ilvl="2" w:tplc="9566D8F2">
+    <w:lvl w:ilvl="1" w:tplc="1436B96C">
       <w:numFmt w:val="decimal"/>
       <w:lvlText w:val=""/>
       <w:lvlJc w:val="left"/>
     </w:lvl>
-    <w:lvl w:ilvl="3" w:tplc="7DD25748">
+    <w:lvl w:ilvl="2" w:tplc="F6BAF256">
       <w:numFmt w:val="decimal"/>
       <w:lvlText w:val=""/>
       <w:lvlJc w:val="left"/>
     </w:lvl>
-    <w:lvl w:ilvl="4" w:tplc="FA5AFA78">
+    <w:lvl w:ilvl="3" w:tplc="948C4DE6">
       <w:numFmt w:val="decimal"/>
       <w:lvlText w:val=""/>
       <w:lvlJc w:val="left"/>
     </w:lvl>
-    <w:lvl w:ilvl="5" w:tplc="5262F4DC">
+    <w:lvl w:ilvl="4" w:tplc="E138CF7A">
       <w:numFmt w:val="decimal"/>
       <w:lvlText w:val=""/>
       <w:lvlJc w:val="left"/>
     </w:lvl>
-    <w:lvl w:ilvl="6" w:tplc="384062EC">
+    <w:lvl w:ilvl="5" w:tplc="22B605FC">
       <w:numFmt w:val="decimal"/>
       <w:lvlText w:val=""/>
       <w:lvlJc w:val="left"/>
     </w:lvl>
-    <w:lvl w:ilvl="7" w:tplc="8A3E1304">
+    <w:lvl w:ilvl="6" w:tplc="D4A2F628">
       <w:numFmt w:val="decimal"/>
       <w:lvlText w:val=""/>
       <w:lvlJc w:val="left"/>
     </w:lvl>
-    <w:lvl w:ilvl="8" w:tplc="C10EDC08">
+    <w:lvl w:ilvl="7" w:tplc="EB2EC300">
+      <w:numFmt w:val="decimal"/>
+      <w:lvlText w:val=""/>
+      <w:lvlJc w:val="left"/>
+    </w:lvl>
+    <w:lvl w:ilvl="8" w:tplc="52F4B0C8">
       <w:numFmt w:val="decimal"/>
       <w:lvlText w:val=""/>
       <w:lvlJc w:val="left"/>
     </w:lvl>
   </w:abstractNum>
   <w:abstractNum w:abstractNumId="25" w15:restartNumberingAfterBreak="0">
-    <w:nsid w:val="728F3410"/>
+    <w:nsid w:val="76BC6ABC"/>
     <w:multiLevelType w:val="hybridMultilevel"/>
-    <w:tmpl w:val="F808CF28"/>
-    <w:lvl w:ilvl="0" w:tplc="D18A2F32">
+    <w:tmpl w:val="E0220F9A"/>
+    <w:lvl w:ilvl="0" w:tplc="C5A01140">
       <w:start w:val="1"/>
       <w:numFmt w:val="decimal"/>
       <w:lvlText w:val="%1."/>
@@ -24757,52 +24768,110 @@
         <w:color w:val="A67C27"/>
       </w:rPr>
     </w:lvl>
-    <w:lvl w:ilvl="1" w:tplc="0CD2142C">
+    <w:lvl w:ilvl="1" w:tplc="0762766E">
       <w:numFmt w:val="decimal"/>
       <w:lvlText w:val=""/>
       <w:lvlJc w:val="left"/>
     </w:lvl>
-    <w:lvl w:ilvl="2" w:tplc="409C231C">
+    <w:lvl w:ilvl="2" w:tplc="CB6C70E4">
       <w:numFmt w:val="decimal"/>
       <w:lvlText w:val=""/>
       <w:lvlJc w:val="left"/>
     </w:lvl>
-    <w:lvl w:ilvl="3" w:tplc="732853E6">
+    <w:lvl w:ilvl="3" w:tplc="4CA25B70">
       <w:numFmt w:val="decimal"/>
       <w:lvlText w:val=""/>
       <w:lvlJc w:val="left"/>
     </w:lvl>
-    <w:lvl w:ilvl="4" w:tplc="170EDFD0">
+    <w:lvl w:ilvl="4" w:tplc="4C023B10">
       <w:numFmt w:val="decimal"/>
       <w:lvlText w:val=""/>
       <w:lvlJc w:val="left"/>
     </w:lvl>
-    <w:lvl w:ilvl="5" w:tplc="BE984EBA">
+    <w:lvl w:ilvl="5" w:tplc="3CDAEFD4">
       <w:numFmt w:val="decimal"/>
       <w:lvlText w:val=""/>
       <w:lvlJc w:val="left"/>
     </w:lvl>
-    <w:lvl w:ilvl="6" w:tplc="A4085FD4">
+    <w:lvl w:ilvl="6" w:tplc="5884334E">
       <w:numFmt w:val="decimal"/>
       <w:lvlText w:val=""/>
       <w:lvlJc w:val="left"/>
     </w:lvl>
-    <w:lvl w:ilvl="7" w:tplc="C5D03694">
+    <w:lvl w:ilvl="7" w:tplc="7EF28642">
       <w:numFmt w:val="decimal"/>
       <w:lvlText w:val=""/>
       <w:lvlJc w:val="left"/>
     </w:lvl>
-    <w:lvl w:ilvl="8" w:tplc="1520E41C">
+    <w:lvl w:ilvl="8" w:tplc="244E1662">
       <w:numFmt w:val="decimal"/>
       <w:lvlText w:val=""/>
       <w:lvlJc w:val="left"/>
     </w:lvl>
   </w:abstractNum>
   <w:abstractNum w:abstractNumId="26" w15:restartNumberingAfterBreak="0">
-    <w:nsid w:val="74FE7E61"/>
+    <w:nsid w:val="7A822AB0"/>
     <w:multiLevelType w:val="hybridMultilevel"/>
-    <w:tmpl w:val="28FCC4C0"/>
-    <w:lvl w:ilvl="0" w:tplc="9F1A2E0E">
+    <w:tmpl w:val="D7C65B80"/>
+    <w:lvl w:ilvl="0" w:tplc="A860DF90">
+      <w:start w:val="1"/>
+      <w:numFmt w:val="bullet"/>
+      <w:lvlText w:val="•"/>
+      <w:lvlJc w:val="left"/>
+      <w:pPr>
+        <w:ind w:left="460" w:hanging="280"/>
+      </w:pPr>
+    </w:lvl>
+    <w:lvl w:ilvl="1" w:tplc="224E5D90">
+      <w:start w:val="1"/>
+      <w:numFmt w:val="bullet"/>
+      <w:lvlText w:val="–"/>
+      <w:lvlJc w:val="left"/>
+      <w:pPr>
+        <w:ind w:left="900" w:hanging="280"/>
+      </w:pPr>
+    </w:lvl>
+    <w:lvl w:ilvl="2" w:tplc="E368BA00">
+      <w:numFmt w:val="decimal"/>
+      <w:lvlText w:val=""/>
+      <w:lvlJc w:val="left"/>
+    </w:lvl>
+    <w:lvl w:ilvl="3" w:tplc="2F10FF2E">
+      <w:numFmt w:val="decimal"/>
+      <w:lvlText w:val=""/>
+      <w:lvlJc w:val="left"/>
+    </w:lvl>
+    <w:lvl w:ilvl="4" w:tplc="2A5C61C0">
+      <w:numFmt w:val="decimal"/>
+      <w:lvlText w:val=""/>
+      <w:lvlJc w:val="left"/>
+    </w:lvl>
+    <w:lvl w:ilvl="5" w:tplc="91C80C36">
+      <w:numFmt w:val="decimal"/>
+      <w:lvlText w:val=""/>
+      <w:lvlJc w:val="left"/>
+    </w:lvl>
+    <w:lvl w:ilvl="6" w:tplc="EE3CF2AA">
+      <w:numFmt w:val="decimal"/>
+      <w:lvlText w:val=""/>
+      <w:lvlJc w:val="left"/>
+    </w:lvl>
+    <w:lvl w:ilvl="7" w:tplc="EFEE00C8">
+      <w:numFmt w:val="decimal"/>
+      <w:lvlText w:val=""/>
+      <w:lvlJc w:val="left"/>
+    </w:lvl>
+    <w:lvl w:ilvl="8" w:tplc="4882033A">
+      <w:numFmt w:val="decimal"/>
+      <w:lvlText w:val=""/>
+      <w:lvlJc w:val="left"/>
+    </w:lvl>
+  </w:abstractNum>
+  <w:abstractNum w:abstractNumId="27" w15:restartNumberingAfterBreak="0">
+    <w:nsid w:val="7E196374"/>
+    <w:multiLevelType w:val="hybridMultilevel"/>
+    <w:tmpl w:val="650ABD7C"/>
+    <w:lvl w:ilvl="0" w:tplc="F506AE04">
       <w:start w:val="1"/>
       <w:numFmt w:val="decimal"/>
       <w:lvlText w:val="%1."/>
@@ -24816,270 +24885,211 @@
         <w:color w:val="A67C27"/>
       </w:rPr>
     </w:lvl>
-    <w:lvl w:ilvl="1" w:tplc="40B60E44">
+    <w:lvl w:ilvl="1" w:tplc="59082354">
       <w:numFmt w:val="decimal"/>
       <w:lvlText w:val=""/>
       <w:lvlJc w:val="left"/>
     </w:lvl>
-    <w:lvl w:ilvl="2" w:tplc="9294A51E">
+    <w:lvl w:ilvl="2" w:tplc="AF9EDB5A">
       <w:numFmt w:val="decimal"/>
       <w:lvlText w:val=""/>
       <w:lvlJc w:val="left"/>
     </w:lvl>
-    <w:lvl w:ilvl="3" w:tplc="D78EE61A">
+    <w:lvl w:ilvl="3" w:tplc="CAFE1D98">
       <w:numFmt w:val="decimal"/>
       <w:lvlText w:val=""/>
       <w:lvlJc w:val="left"/>
     </w:lvl>
-    <w:lvl w:ilvl="4" w:tplc="0A104216">
+    <w:lvl w:ilvl="4" w:tplc="C194C970">
       <w:numFmt w:val="decimal"/>
       <w:lvlText w:val=""/>
       <w:lvlJc w:val="left"/>
     </w:lvl>
-    <w:lvl w:ilvl="5" w:tplc="A80EC5D6">
+    <w:lvl w:ilvl="5" w:tplc="718EBA7C">
       <w:numFmt w:val="decimal"/>
       <w:lvlText w:val=""/>
       <w:lvlJc w:val="left"/>
     </w:lvl>
-    <w:lvl w:ilvl="6" w:tplc="2B2A5914">
+    <w:lvl w:ilvl="6" w:tplc="B78CF410">
       <w:numFmt w:val="decimal"/>
       <w:lvlText w:val=""/>
       <w:lvlJc w:val="left"/>
     </w:lvl>
-    <w:lvl w:ilvl="7" w:tplc="A8FEAA44">
+    <w:lvl w:ilvl="7" w:tplc="9624762E">
       <w:numFmt w:val="decimal"/>
       <w:lvlText w:val=""/>
       <w:lvlJc w:val="left"/>
     </w:lvl>
-    <w:lvl w:ilvl="8" w:tplc="8A28A490">
+    <w:lvl w:ilvl="8" w:tplc="4C141D6E">
       <w:numFmt w:val="decimal"/>
       <w:lvlText w:val=""/>
       <w:lvlJc w:val="left"/>
     </w:lvl>
   </w:abstractNum>
-  <w:abstractNum w:abstractNumId="27" w15:restartNumberingAfterBreak="0">
-    <w:nsid w:val="7BC87485"/>
-    <w:multiLevelType w:val="hybridMultilevel"/>
-    <w:tmpl w:val="CAB2AA9A"/>
-    <w:lvl w:ilvl="0" w:tplc="5F28FC3C">
-      <w:start w:val="1"/>
-      <w:numFmt w:val="decimal"/>
-      <w:lvlText w:val="%1."/>
-      <w:lvlJc w:val="left"/>
-      <w:pPr>
-        <w:ind w:left="460" w:hanging="360"/>
-      </w:pPr>
-      <w:rPr>
-        <w:b/>
-        <w:bCs/>
-        <w:color w:val="A67C27"/>
-      </w:rPr>
-    </w:lvl>
-    <w:lvl w:ilvl="1" w:tplc="10F24FC0">
-      <w:numFmt w:val="decimal"/>
-      <w:lvlText w:val=""/>
-      <w:lvlJc w:val="left"/>
-    </w:lvl>
-    <w:lvl w:ilvl="2" w:tplc="F29E2A28">
-      <w:numFmt w:val="decimal"/>
-      <w:lvlText w:val=""/>
-      <w:lvlJc w:val="left"/>
-    </w:lvl>
-    <w:lvl w:ilvl="3" w:tplc="B9604570">
-      <w:numFmt w:val="decimal"/>
-      <w:lvlText w:val=""/>
-      <w:lvlJc w:val="left"/>
-    </w:lvl>
-    <w:lvl w:ilvl="4" w:tplc="5C50CB0A">
-      <w:numFmt w:val="decimal"/>
-      <w:lvlText w:val=""/>
-      <w:lvlJc w:val="left"/>
-    </w:lvl>
-    <w:lvl w:ilvl="5" w:tplc="E7EE3B50">
-      <w:numFmt w:val="decimal"/>
-      <w:lvlText w:val=""/>
-      <w:lvlJc w:val="left"/>
-    </w:lvl>
-    <w:lvl w:ilvl="6" w:tplc="F28EDE02">
-      <w:numFmt w:val="decimal"/>
-      <w:lvlText w:val=""/>
-      <w:lvlJc w:val="left"/>
-    </w:lvl>
-    <w:lvl w:ilvl="7" w:tplc="726C1324">
-      <w:numFmt w:val="decimal"/>
-      <w:lvlText w:val=""/>
-      <w:lvlJc w:val="left"/>
-    </w:lvl>
-    <w:lvl w:ilvl="8" w:tplc="927048C0">
-      <w:numFmt w:val="decimal"/>
-      <w:lvlText w:val=""/>
-      <w:lvlJc w:val="left"/>
-    </w:lvl>
-  </w:abstractNum>
-  <w:num w:numId="1" w16cid:durableId="848713489">
+  <w:num w:numId="1" w16cid:durableId="889878372">
+    <w:abstractNumId w:val="11"/>
+    <w:lvlOverride w:ilvl="0">
+      <w:startOverride w:val="1"/>
+    </w:lvlOverride>
+  </w:num>
+  <w:num w:numId="2" w16cid:durableId="497040865">
+    <w:abstractNumId w:val="26"/>
+    <w:lvlOverride w:ilvl="0">
+      <w:startOverride w:val="1"/>
+    </w:lvlOverride>
+  </w:num>
+  <w:num w:numId="3" w16cid:durableId="1394501113">
+    <w:abstractNumId w:val="4"/>
+    <w:lvlOverride w:ilvl="0">
+      <w:startOverride w:val="1"/>
+    </w:lvlOverride>
+  </w:num>
+  <w:num w:numId="4" w16cid:durableId="309986309">
+    <w:abstractNumId w:val="20"/>
+    <w:lvlOverride w:ilvl="0">
+      <w:startOverride w:val="1"/>
+    </w:lvlOverride>
+  </w:num>
+  <w:num w:numId="5" w16cid:durableId="1017806013">
+    <w:abstractNumId w:val="5"/>
+    <w:lvlOverride w:ilvl="0">
+      <w:startOverride w:val="1"/>
+    </w:lvlOverride>
+  </w:num>
+  <w:num w:numId="6" w16cid:durableId="162085592">
+    <w:abstractNumId w:val="17"/>
+    <w:lvlOverride w:ilvl="0">
+      <w:startOverride w:val="1"/>
+    </w:lvlOverride>
+  </w:num>
+  <w:num w:numId="7" w16cid:durableId="619846410">
+    <w:abstractNumId w:val="13"/>
+    <w:lvlOverride w:ilvl="0">
+      <w:startOverride w:val="1"/>
+    </w:lvlOverride>
+  </w:num>
+  <w:num w:numId="8" w16cid:durableId="1073503082">
+    <w:abstractNumId w:val="24"/>
+    <w:lvlOverride w:ilvl="0">
+      <w:startOverride w:val="1"/>
+    </w:lvlOverride>
+  </w:num>
+  <w:num w:numId="9" w16cid:durableId="821653699">
+    <w:abstractNumId w:val="27"/>
+    <w:lvlOverride w:ilvl="0">
+      <w:startOverride w:val="1"/>
+    </w:lvlOverride>
+  </w:num>
+  <w:num w:numId="10" w16cid:durableId="1798909916">
+    <w:abstractNumId w:val="18"/>
+    <w:lvlOverride w:ilvl="0">
+      <w:startOverride w:val="1"/>
+    </w:lvlOverride>
+  </w:num>
+  <w:num w:numId="11" w16cid:durableId="267857134">
+    <w:abstractNumId w:val="2"/>
+    <w:lvlOverride w:ilvl="0">
+      <w:startOverride w:val="1"/>
+    </w:lvlOverride>
+  </w:num>
+  <w:num w:numId="12" w16cid:durableId="1671331018">
+    <w:abstractNumId w:val="16"/>
+    <w:lvlOverride w:ilvl="0">
+      <w:startOverride w:val="1"/>
+    </w:lvlOverride>
+  </w:num>
+  <w:num w:numId="13" w16cid:durableId="1757943579">
+    <w:abstractNumId w:val="10"/>
+    <w:lvlOverride w:ilvl="0">
+      <w:startOverride w:val="1"/>
+    </w:lvlOverride>
+  </w:num>
+  <w:num w:numId="14" w16cid:durableId="132256408">
+    <w:abstractNumId w:val="7"/>
+    <w:lvlOverride w:ilvl="0">
+      <w:startOverride w:val="1"/>
+    </w:lvlOverride>
+  </w:num>
+  <w:num w:numId="15" w16cid:durableId="203060908">
+    <w:abstractNumId w:val="1"/>
+    <w:lvlOverride w:ilvl="0">
+      <w:startOverride w:val="1"/>
+    </w:lvlOverride>
+  </w:num>
+  <w:num w:numId="16" w16cid:durableId="310329172">
+    <w:abstractNumId w:val="15"/>
+    <w:lvlOverride w:ilvl="0">
+      <w:startOverride w:val="1"/>
+    </w:lvlOverride>
+  </w:num>
+  <w:num w:numId="17" w16cid:durableId="693070279">
+    <w:abstractNumId w:val="9"/>
+    <w:lvlOverride w:ilvl="0">
+      <w:startOverride w:val="1"/>
+    </w:lvlOverride>
+  </w:num>
+  <w:num w:numId="18" w16cid:durableId="1301954560">
+    <w:abstractNumId w:val="21"/>
+    <w:lvlOverride w:ilvl="0">
+      <w:startOverride w:val="1"/>
+    </w:lvlOverride>
+  </w:num>
+  <w:num w:numId="19" w16cid:durableId="1368600403">
     <w:abstractNumId w:val="14"/>
     <w:lvlOverride w:ilvl="0">
       <w:startOverride w:val="1"/>
     </w:lvlOverride>
   </w:num>
-  <w:num w:numId="2" w16cid:durableId="173417470">
-    <w:abstractNumId w:val="24"/>
+  <w:num w:numId="20" w16cid:durableId="1222860772">
+    <w:abstractNumId w:val="8"/>
     <w:lvlOverride w:ilvl="0">
       <w:startOverride w:val="1"/>
     </w:lvlOverride>
   </w:num>
-  <w:num w:numId="3" w16cid:durableId="1307782558">
-    <w:abstractNumId w:val="9"/>
+  <w:num w:numId="21" w16cid:durableId="1482236362">
+    <w:abstractNumId w:val="25"/>
     <w:lvlOverride w:ilvl="0">
       <w:startOverride w:val="1"/>
     </w:lvlOverride>
   </w:num>
-  <w:num w:numId="4" w16cid:durableId="901793323">
+  <w:num w:numId="22" w16cid:durableId="1220631364">
     <w:abstractNumId w:val="12"/>
     <w:lvlOverride w:ilvl="0">
       <w:startOverride w:val="1"/>
     </w:lvlOverride>
   </w:num>
-  <w:num w:numId="5" w16cid:durableId="748230404">
+  <w:num w:numId="23" w16cid:durableId="1811363397">
+    <w:abstractNumId w:val="19"/>
+    <w:lvlOverride w:ilvl="0">
+      <w:startOverride w:val="1"/>
+    </w:lvlOverride>
+  </w:num>
+  <w:num w:numId="24" w16cid:durableId="2015917497">
+    <w:abstractNumId w:val="22"/>
+    <w:lvlOverride w:ilvl="0">
+      <w:startOverride w:val="1"/>
+    </w:lvlOverride>
+  </w:num>
+  <w:num w:numId="25" w16cid:durableId="1088888941">
+    <w:abstractNumId w:val="3"/>
+    <w:lvlOverride w:ilvl="0">
+      <w:startOverride w:val="1"/>
+    </w:lvlOverride>
+  </w:num>
+  <w:num w:numId="26" w16cid:durableId="114057484">
     <w:abstractNumId w:val="0"/>
     <w:lvlOverride w:ilvl="0">
       <w:startOverride w:val="1"/>
     </w:lvlOverride>
   </w:num>
-  <w:num w:numId="6" w16cid:durableId="1566792725">
-    <w:abstractNumId w:val="15"/>
-    <w:lvlOverride w:ilvl="0">
-      <w:startOverride w:val="1"/>
-    </w:lvlOverride>
-  </w:num>
-  <w:num w:numId="7" w16cid:durableId="1905218229">
-    <w:abstractNumId w:val="20"/>
-    <w:lvlOverride w:ilvl="0">
-      <w:startOverride w:val="1"/>
-    </w:lvlOverride>
-  </w:num>
-  <w:num w:numId="8" w16cid:durableId="1567643505">
-    <w:abstractNumId w:val="18"/>
-    <w:lvlOverride w:ilvl="0">
-      <w:startOverride w:val="1"/>
-    </w:lvlOverride>
-  </w:num>
-  <w:num w:numId="9" w16cid:durableId="1510367330">
-    <w:abstractNumId w:val="1"/>
-    <w:lvlOverride w:ilvl="0">
-      <w:startOverride w:val="1"/>
-    </w:lvlOverride>
-  </w:num>
-  <w:num w:numId="10" w16cid:durableId="991910174">
-    <w:abstractNumId w:val="10"/>
-    <w:lvlOverride w:ilvl="0">
-      <w:startOverride w:val="1"/>
-    </w:lvlOverride>
-  </w:num>
-  <w:num w:numId="11" w16cid:durableId="1105150976">
-    <w:abstractNumId w:val="22"/>
-    <w:lvlOverride w:ilvl="0">
-      <w:startOverride w:val="1"/>
-    </w:lvlOverride>
-  </w:num>
-  <w:num w:numId="12" w16cid:durableId="1991051870">
-    <w:abstractNumId w:val="19"/>
-    <w:lvlOverride w:ilvl="0">
-      <w:startOverride w:val="1"/>
-    </w:lvlOverride>
-  </w:num>
-  <w:num w:numId="13" w16cid:durableId="647901036">
+  <w:num w:numId="27" w16cid:durableId="156576389">
     <w:abstractNumId w:val="23"/>
     <w:lvlOverride w:ilvl="0">
       <w:startOverride w:val="1"/>
     </w:lvlOverride>
   </w:num>
-  <w:num w:numId="14" w16cid:durableId="1700280969">
-    <w:abstractNumId w:val="11"/>
-    <w:lvlOverride w:ilvl="0">
-      <w:startOverride w:val="1"/>
-    </w:lvlOverride>
-  </w:num>
-  <w:num w:numId="15" w16cid:durableId="132889">
-    <w:abstractNumId w:val="13"/>
-    <w:lvlOverride w:ilvl="0">
-      <w:startOverride w:val="1"/>
-    </w:lvlOverride>
-  </w:num>
-  <w:num w:numId="16" w16cid:durableId="1365329998">
-    <w:abstractNumId w:val="7"/>
-    <w:lvlOverride w:ilvl="0">
-      <w:startOverride w:val="1"/>
-    </w:lvlOverride>
-  </w:num>
-  <w:num w:numId="17" w16cid:durableId="1555265332">
-    <w:abstractNumId w:val="16"/>
-    <w:lvlOverride w:ilvl="0">
-      <w:startOverride w:val="1"/>
-    </w:lvlOverride>
-  </w:num>
-  <w:num w:numId="18" w16cid:durableId="424502275">
-    <w:abstractNumId w:val="25"/>
-    <w:lvlOverride w:ilvl="0">
-      <w:startOverride w:val="1"/>
-    </w:lvlOverride>
-  </w:num>
-  <w:num w:numId="19" w16cid:durableId="573781773">
-    <w:abstractNumId w:val="2"/>
-    <w:lvlOverride w:ilvl="0">
-      <w:startOverride w:val="1"/>
-    </w:lvlOverride>
-  </w:num>
-  <w:num w:numId="20" w16cid:durableId="626475653">
-    <w:abstractNumId w:val="27"/>
-    <w:lvlOverride w:ilvl="0">
-      <w:startOverride w:val="1"/>
-    </w:lvlOverride>
-  </w:num>
-  <w:num w:numId="21" w16cid:durableId="147138566">
-    <w:abstractNumId w:val="3"/>
-    <w:lvlOverride w:ilvl="0">
-      <w:startOverride w:val="1"/>
-    </w:lvlOverride>
-  </w:num>
-  <w:num w:numId="22" w16cid:durableId="1341156870">
-    <w:abstractNumId w:val="5"/>
-    <w:lvlOverride w:ilvl="0">
-      <w:startOverride w:val="1"/>
-    </w:lvlOverride>
-  </w:num>
-  <w:num w:numId="23" w16cid:durableId="1507329054">
-    <w:abstractNumId w:val="26"/>
-    <w:lvlOverride w:ilvl="0">
-      <w:startOverride w:val="1"/>
-    </w:lvlOverride>
-  </w:num>
-  <w:num w:numId="24" w16cid:durableId="1111129112">
-    <w:abstractNumId w:val="17"/>
-    <w:lvlOverride w:ilvl="0">
-      <w:startOverride w:val="1"/>
-    </w:lvlOverride>
-  </w:num>
-  <w:num w:numId="25" w16cid:durableId="330641132">
+  <w:num w:numId="28" w16cid:durableId="391392790">
     <w:abstractNumId w:val="6"/>
-    <w:lvlOverride w:ilvl="0">
-      <w:startOverride w:val="1"/>
-    </w:lvlOverride>
-  </w:num>
-  <w:num w:numId="26" w16cid:durableId="944574152">
-    <w:abstractNumId w:val="8"/>
-    <w:lvlOverride w:ilvl="0">
-      <w:startOverride w:val="1"/>
-    </w:lvlOverride>
-  </w:num>
-  <w:num w:numId="27" w16cid:durableId="1366053069">
-    <w:abstractNumId w:val="4"/>
-    <w:lvlOverride w:ilvl="0">
-      <w:startOverride w:val="1"/>
-    </w:lvlOverride>
-  </w:num>
-  <w:num w:numId="28" w16cid:durableId="1366829732">
-    <w:abstractNumId w:val="21"/>
     <w:lvlOverride w:ilvl="0">
       <w:startOverride w:val="1"/>
     </w:lvlOverride>
@@ -25704,7 +25714,7 @@
     <w:autoRedefine/>
     <w:uiPriority w:val="39"/>
     <w:unhideWhenUsed/>
-    <w:rsid w:val="007D3876"/>
+    <w:rsid w:val="00D34E16"/>
     <w:pPr>
       <w:spacing w:after="100"/>
     </w:pPr>
@@ -25716,7 +25726,7 @@
     <w:autoRedefine/>
     <w:uiPriority w:val="39"/>
     <w:unhideWhenUsed/>
-    <w:rsid w:val="007D3876"/>
+    <w:rsid w:val="00D34E16"/>
     <w:pPr>
       <w:spacing w:after="100"/>
       <w:ind w:left="210"/>

--- a/docs/manuals/RA_Training_Manual.docx
+++ b/docs/manuals/RA_Training_Manual.docx
@@ -469,7 +469,7 @@
                 <w:sz w:val="19"/>
                 <w:szCs w:val="19"/>
               </w:rPr>
-              <w:t>Version 1.6 · 20 September 2026</w:t>
+              <w:t>Version 1.7 · 21 September 2026</w:t>
             </w:r>
           </w:p>
         </w:tc>
@@ -538,7 +538,7 @@
     <w:sdt>
       <w:sdtPr>
         <w:alias w:val="Contents"/>
-        <w:id w:val="1314144819"/>
+        <w:id w:val="1660886792"/>
       </w:sdtPr>
       <w:sdtEndPr/>
       <w:sdtContent>
@@ -567,7 +567,7 @@
           <w:r>
             <w:fldChar w:fldCharType="separate"/>
           </w:r>
-          <w:hyperlink w:anchor="_Toc240784103" w:history="1">
+          <w:hyperlink w:anchor="_Toc240888524" w:history="1">
             <w:r>
               <w:rPr>
                 <w:rStyle w:val="Hyperlink"/>
@@ -591,7 +591,7 @@
               <w:rPr>
                 <w:noProof/>
               </w:rPr>
-              <w:instrText xml:space="preserve"> PAGEREF _Toc240784103 \h </w:instrText>
+              <w:instrText xml:space="preserve"> PAGEREF _Toc240888524 \h </w:instrText>
             </w:r>
             <w:r>
               <w:rPr>
@@ -634,7 +634,7 @@
               <w14:ligatures w14:val="standardContextual"/>
             </w:rPr>
           </w:pPr>
-          <w:hyperlink w:anchor="_Toc240784104" w:history="1">
+          <w:hyperlink w:anchor="_Toc240888525" w:history="1">
             <w:r>
               <w:rPr>
                 <w:rStyle w:val="Hyperlink"/>
@@ -658,7 +658,7 @@
               <w:rPr>
                 <w:noProof/>
               </w:rPr>
-              <w:instrText xml:space="preserve"> PAGEREF _Toc240784104 \h </w:instrText>
+              <w:instrText xml:space="preserve"> PAGEREF _Toc240888525 \h </w:instrText>
             </w:r>
             <w:r>
               <w:rPr>
@@ -701,7 +701,7 @@
               <w14:ligatures w14:val="standardContextual"/>
             </w:rPr>
           </w:pPr>
-          <w:hyperlink w:anchor="_Toc240784105" w:history="1">
+          <w:hyperlink w:anchor="_Toc240888526" w:history="1">
             <w:r>
               <w:rPr>
                 <w:rStyle w:val="Hyperlink"/>
@@ -725,7 +725,7 @@
               <w:rPr>
                 <w:noProof/>
               </w:rPr>
-              <w:instrText xml:space="preserve"> PAGEREF _Toc240784105 \h </w:instrText>
+              <w:instrText xml:space="preserve"> PAGEREF _Toc240888526 \h </w:instrText>
             </w:r>
             <w:r>
               <w:rPr>
@@ -768,7 +768,7 @@
               <w14:ligatures w14:val="standardContextual"/>
             </w:rPr>
           </w:pPr>
-          <w:hyperlink w:anchor="_Toc240784106" w:history="1">
+          <w:hyperlink w:anchor="_Toc240888527" w:history="1">
             <w:r>
               <w:rPr>
                 <w:rStyle w:val="Hyperlink"/>
@@ -792,7 +792,7 @@
               <w:rPr>
                 <w:noProof/>
               </w:rPr>
-              <w:instrText xml:space="preserve"> PAGEREF _Toc240784106 \h </w:instrText>
+              <w:instrText xml:space="preserve"> PAGEREF _Toc240888527 \h </w:instrText>
             </w:r>
             <w:r>
               <w:rPr>
@@ -835,7 +835,7 @@
               <w14:ligatures w14:val="standardContextual"/>
             </w:rPr>
           </w:pPr>
-          <w:hyperlink w:anchor="_Toc240784107" w:history="1">
+          <w:hyperlink w:anchor="_Toc240888528" w:history="1">
             <w:r>
               <w:rPr>
                 <w:rStyle w:val="Hyperlink"/>
@@ -859,7 +859,7 @@
               <w:rPr>
                 <w:noProof/>
               </w:rPr>
-              <w:instrText xml:space="preserve"> PAGEREF _Toc240784107 \h </w:instrText>
+              <w:instrText xml:space="preserve"> PAGEREF _Toc240888528 \h </w:instrText>
             </w:r>
             <w:r>
               <w:rPr>
@@ -902,7 +902,7 @@
               <w14:ligatures w14:val="standardContextual"/>
             </w:rPr>
           </w:pPr>
-          <w:hyperlink w:anchor="_Toc240784108" w:history="1">
+          <w:hyperlink w:anchor="_Toc240888529" w:history="1">
             <w:r>
               <w:rPr>
                 <w:rStyle w:val="Hyperlink"/>
@@ -926,7 +926,7 @@
               <w:rPr>
                 <w:noProof/>
               </w:rPr>
-              <w:instrText xml:space="preserve"> PAGEREF _Toc240784108 \h </w:instrText>
+              <w:instrText xml:space="preserve"> PAGEREF _Toc240888529 \h </w:instrText>
             </w:r>
             <w:r>
               <w:rPr>
@@ -969,7 +969,7 @@
               <w14:ligatures w14:val="standardContextual"/>
             </w:rPr>
           </w:pPr>
-          <w:hyperlink w:anchor="_Toc240784109" w:history="1">
+          <w:hyperlink w:anchor="_Toc240888530" w:history="1">
             <w:r>
               <w:rPr>
                 <w:rStyle w:val="Hyperlink"/>
@@ -993,7 +993,7 @@
               <w:rPr>
                 <w:noProof/>
               </w:rPr>
-              <w:instrText xml:space="preserve"> PAGEREF _Toc240784109 \h </w:instrText>
+              <w:instrText xml:space="preserve"> PAGEREF _Toc240888530 \h </w:instrText>
             </w:r>
             <w:r>
               <w:rPr>
@@ -1036,7 +1036,7 @@
               <w14:ligatures w14:val="standardContextual"/>
             </w:rPr>
           </w:pPr>
-          <w:hyperlink w:anchor="_Toc240784110" w:history="1">
+          <w:hyperlink w:anchor="_Toc240888531" w:history="1">
             <w:r>
               <w:rPr>
                 <w:rStyle w:val="Hyperlink"/>
@@ -1060,7 +1060,7 @@
               <w:rPr>
                 <w:noProof/>
               </w:rPr>
-              <w:instrText xml:space="preserve"> PAGEREF _Toc240784110 \h </w:instrText>
+              <w:instrText xml:space="preserve"> PAGEREF _Toc240888531 \h </w:instrText>
             </w:r>
             <w:r>
               <w:rPr>
@@ -1103,7 +1103,7 @@
               <w14:ligatures w14:val="standardContextual"/>
             </w:rPr>
           </w:pPr>
-          <w:hyperlink w:anchor="_Toc240784111" w:history="1">
+          <w:hyperlink w:anchor="_Toc240888532" w:history="1">
             <w:r>
               <w:rPr>
                 <w:rStyle w:val="Hyperlink"/>
@@ -1127,7 +1127,7 @@
               <w:rPr>
                 <w:noProof/>
               </w:rPr>
-              <w:instrText xml:space="preserve"> PAGEREF _Toc240784111 \h </w:instrText>
+              <w:instrText xml:space="preserve"> PAGEREF _Toc240888532 \h </w:instrText>
             </w:r>
             <w:r>
               <w:rPr>
@@ -1170,7 +1170,7 @@
               <w14:ligatures w14:val="standardContextual"/>
             </w:rPr>
           </w:pPr>
-          <w:hyperlink w:anchor="_Toc240784112" w:history="1">
+          <w:hyperlink w:anchor="_Toc240888533" w:history="1">
             <w:r>
               <w:rPr>
                 <w:rStyle w:val="Hyperlink"/>
@@ -1194,7 +1194,7 @@
               <w:rPr>
                 <w:noProof/>
               </w:rPr>
-              <w:instrText xml:space="preserve"> PAGEREF _Toc240784112 \h </w:instrText>
+              <w:instrText xml:space="preserve"> PAGEREF _Toc240888533 \h </w:instrText>
             </w:r>
             <w:r>
               <w:rPr>
@@ -1237,7 +1237,7 @@
               <w14:ligatures w14:val="standardContextual"/>
             </w:rPr>
           </w:pPr>
-          <w:hyperlink w:anchor="_Toc240784113" w:history="1">
+          <w:hyperlink w:anchor="_Toc240888534" w:history="1">
             <w:r>
               <w:rPr>
                 <w:rStyle w:val="Hyperlink"/>
@@ -1261,7 +1261,7 @@
               <w:rPr>
                 <w:noProof/>
               </w:rPr>
-              <w:instrText xml:space="preserve"> PAGEREF _Toc240784113 \h </w:instrText>
+              <w:instrText xml:space="preserve"> PAGEREF _Toc240888534 \h </w:instrText>
             </w:r>
             <w:r>
               <w:rPr>
@@ -1304,7 +1304,7 @@
               <w14:ligatures w14:val="standardContextual"/>
             </w:rPr>
           </w:pPr>
-          <w:hyperlink w:anchor="_Toc240784114" w:history="1">
+          <w:hyperlink w:anchor="_Toc240888535" w:history="1">
             <w:r>
               <w:rPr>
                 <w:rStyle w:val="Hyperlink"/>
@@ -1328,7 +1328,7 @@
               <w:rPr>
                 <w:noProof/>
               </w:rPr>
-              <w:instrText xml:space="preserve"> PAGEREF _Toc240784114 \h </w:instrText>
+              <w:instrText xml:space="preserve"> PAGEREF _Toc240888535 \h </w:instrText>
             </w:r>
             <w:r>
               <w:rPr>
@@ -1371,7 +1371,7 @@
               <w14:ligatures w14:val="standardContextual"/>
             </w:rPr>
           </w:pPr>
-          <w:hyperlink w:anchor="_Toc240784115" w:history="1">
+          <w:hyperlink w:anchor="_Toc240888536" w:history="1">
             <w:r>
               <w:rPr>
                 <w:rStyle w:val="Hyperlink"/>
@@ -1395,7 +1395,7 @@
               <w:rPr>
                 <w:noProof/>
               </w:rPr>
-              <w:instrText xml:space="preserve"> PAGEREF _Toc240784115 \h </w:instrText>
+              <w:instrText xml:space="preserve"> PAGEREF _Toc240888536 \h </w:instrText>
             </w:r>
             <w:r>
               <w:rPr>
@@ -1438,7 +1438,7 @@
               <w14:ligatures w14:val="standardContextual"/>
             </w:rPr>
           </w:pPr>
-          <w:hyperlink w:anchor="_Toc240784116" w:history="1">
+          <w:hyperlink w:anchor="_Toc240888537" w:history="1">
             <w:r>
               <w:rPr>
                 <w:rStyle w:val="Hyperlink"/>
@@ -1462,7 +1462,7 @@
               <w:rPr>
                 <w:noProof/>
               </w:rPr>
-              <w:instrText xml:space="preserve"> PAGEREF _Toc240784116 \h </w:instrText>
+              <w:instrText xml:space="preserve"> PAGEREF _Toc240888537 \h </w:instrText>
             </w:r>
             <w:r>
               <w:rPr>
@@ -1505,7 +1505,7 @@
               <w14:ligatures w14:val="standardContextual"/>
             </w:rPr>
           </w:pPr>
-          <w:hyperlink w:anchor="_Toc240784117" w:history="1">
+          <w:hyperlink w:anchor="_Toc240888538" w:history="1">
             <w:r>
               <w:rPr>
                 <w:rStyle w:val="Hyperlink"/>
@@ -1529,7 +1529,7 @@
               <w:rPr>
                 <w:noProof/>
               </w:rPr>
-              <w:instrText xml:space="preserve"> PAGEREF _Toc240784117 \h </w:instrText>
+              <w:instrText xml:space="preserve"> PAGEREF _Toc240888538 \h </w:instrText>
             </w:r>
             <w:r>
               <w:rPr>
@@ -1572,7 +1572,7 @@
               <w14:ligatures w14:val="standardContextual"/>
             </w:rPr>
           </w:pPr>
-          <w:hyperlink w:anchor="_Toc240784118" w:history="1">
+          <w:hyperlink w:anchor="_Toc240888539" w:history="1">
             <w:r>
               <w:rPr>
                 <w:rStyle w:val="Hyperlink"/>
@@ -1596,7 +1596,7 @@
               <w:rPr>
                 <w:noProof/>
               </w:rPr>
-              <w:instrText xml:space="preserve"> PAGEREF _Toc240784118 \h </w:instrText>
+              <w:instrText xml:space="preserve"> PAGEREF _Toc240888539 \h </w:instrText>
             </w:r>
             <w:r>
               <w:rPr>
@@ -1639,7 +1639,7 @@
               <w14:ligatures w14:val="standardContextual"/>
             </w:rPr>
           </w:pPr>
-          <w:hyperlink w:anchor="_Toc240784119" w:history="1">
+          <w:hyperlink w:anchor="_Toc240888540" w:history="1">
             <w:r>
               <w:rPr>
                 <w:rStyle w:val="Hyperlink"/>
@@ -1663,7 +1663,7 @@
               <w:rPr>
                 <w:noProof/>
               </w:rPr>
-              <w:instrText xml:space="preserve"> PAGEREF _Toc240784119 \h </w:instrText>
+              <w:instrText xml:space="preserve"> PAGEREF _Toc240888540 \h </w:instrText>
             </w:r>
             <w:r>
               <w:rPr>
@@ -1706,7 +1706,7 @@
               <w14:ligatures w14:val="standardContextual"/>
             </w:rPr>
           </w:pPr>
-          <w:hyperlink w:anchor="_Toc240784120" w:history="1">
+          <w:hyperlink w:anchor="_Toc240888541" w:history="1">
             <w:r>
               <w:rPr>
                 <w:rStyle w:val="Hyperlink"/>
@@ -1730,7 +1730,7 @@
               <w:rPr>
                 <w:noProof/>
               </w:rPr>
-              <w:instrText xml:space="preserve"> PAGEREF _Toc240784120 \h </w:instrText>
+              <w:instrText xml:space="preserve"> PAGEREF _Toc240888541 \h </w:instrText>
             </w:r>
             <w:r>
               <w:rPr>
@@ -1773,7 +1773,7 @@
               <w14:ligatures w14:val="standardContextual"/>
             </w:rPr>
           </w:pPr>
-          <w:hyperlink w:anchor="_Toc240784121" w:history="1">
+          <w:hyperlink w:anchor="_Toc240888542" w:history="1">
             <w:r>
               <w:rPr>
                 <w:rStyle w:val="Hyperlink"/>
@@ -1797,7 +1797,7 @@
               <w:rPr>
                 <w:noProof/>
               </w:rPr>
-              <w:instrText xml:space="preserve"> PAGEREF _Toc240784121 \h </w:instrText>
+              <w:instrText xml:space="preserve"> PAGEREF _Toc240888542 \h </w:instrText>
             </w:r>
             <w:r>
               <w:rPr>
@@ -1840,7 +1840,7 @@
               <w14:ligatures w14:val="standardContextual"/>
             </w:rPr>
           </w:pPr>
-          <w:hyperlink w:anchor="_Toc240784122" w:history="1">
+          <w:hyperlink w:anchor="_Toc240888543" w:history="1">
             <w:r>
               <w:rPr>
                 <w:rStyle w:val="Hyperlink"/>
@@ -1864,7 +1864,7 @@
               <w:rPr>
                 <w:noProof/>
               </w:rPr>
-              <w:instrText xml:space="preserve"> PAGEREF _Toc240784122 \h </w:instrText>
+              <w:instrText xml:space="preserve"> PAGEREF _Toc240888543 \h </w:instrText>
             </w:r>
             <w:r>
               <w:rPr>
@@ -1907,7 +1907,7 @@
               <w14:ligatures w14:val="standardContextual"/>
             </w:rPr>
           </w:pPr>
-          <w:hyperlink w:anchor="_Toc240784123" w:history="1">
+          <w:hyperlink w:anchor="_Toc240888544" w:history="1">
             <w:r>
               <w:rPr>
                 <w:rStyle w:val="Hyperlink"/>
@@ -1931,7 +1931,7 @@
               <w:rPr>
                 <w:noProof/>
               </w:rPr>
-              <w:instrText xml:space="preserve"> PAGEREF _Toc240784123 \h </w:instrText>
+              <w:instrText xml:space="preserve"> PAGEREF _Toc240888544 \h </w:instrText>
             </w:r>
             <w:r>
               <w:rPr>
@@ -1974,7 +1974,7 @@
               <w14:ligatures w14:val="standardContextual"/>
             </w:rPr>
           </w:pPr>
-          <w:hyperlink w:anchor="_Toc240784124" w:history="1">
+          <w:hyperlink w:anchor="_Toc240888545" w:history="1">
             <w:r>
               <w:rPr>
                 <w:rStyle w:val="Hyperlink"/>
@@ -1998,7 +1998,7 @@
               <w:rPr>
                 <w:noProof/>
               </w:rPr>
-              <w:instrText xml:space="preserve"> PAGEREF _Toc240784124 \h </w:instrText>
+              <w:instrText xml:space="preserve"> PAGEREF _Toc240888545 \h </w:instrText>
             </w:r>
             <w:r>
               <w:rPr>
@@ -2041,7 +2041,7 @@
               <w14:ligatures w14:val="standardContextual"/>
             </w:rPr>
           </w:pPr>
-          <w:hyperlink w:anchor="_Toc240784125" w:history="1">
+          <w:hyperlink w:anchor="_Toc240888546" w:history="1">
             <w:r>
               <w:rPr>
                 <w:rStyle w:val="Hyperlink"/>
@@ -2065,7 +2065,7 @@
               <w:rPr>
                 <w:noProof/>
               </w:rPr>
-              <w:instrText xml:space="preserve"> PAGEREF _Toc240784125 \h </w:instrText>
+              <w:instrText xml:space="preserve"> PAGEREF _Toc240888546 \h </w:instrText>
             </w:r>
             <w:r>
               <w:rPr>
@@ -2108,7 +2108,7 @@
               <w14:ligatures w14:val="standardContextual"/>
             </w:rPr>
           </w:pPr>
-          <w:hyperlink w:anchor="_Toc240784126" w:history="1">
+          <w:hyperlink w:anchor="_Toc240888547" w:history="1">
             <w:r>
               <w:rPr>
                 <w:rStyle w:val="Hyperlink"/>
@@ -2132,7 +2132,7 @@
               <w:rPr>
                 <w:noProof/>
               </w:rPr>
-              <w:instrText xml:space="preserve"> PAGEREF _Toc240784126 \h </w:instrText>
+              <w:instrText xml:space="preserve"> PAGEREF _Toc240888547 \h </w:instrText>
             </w:r>
             <w:r>
               <w:rPr>
@@ -2175,7 +2175,7 @@
               <w14:ligatures w14:val="standardContextual"/>
             </w:rPr>
           </w:pPr>
-          <w:hyperlink w:anchor="_Toc240784127" w:history="1">
+          <w:hyperlink w:anchor="_Toc240888548" w:history="1">
             <w:r>
               <w:rPr>
                 <w:rStyle w:val="Hyperlink"/>
@@ -2199,7 +2199,7 @@
               <w:rPr>
                 <w:noProof/>
               </w:rPr>
-              <w:instrText xml:space="preserve"> PAGEREF _Toc240784127 \h </w:instrText>
+              <w:instrText xml:space="preserve"> PAGEREF _Toc240888548 \h </w:instrText>
             </w:r>
             <w:r>
               <w:rPr>
@@ -2242,7 +2242,7 @@
               <w14:ligatures w14:val="standardContextual"/>
             </w:rPr>
           </w:pPr>
-          <w:hyperlink w:anchor="_Toc240784128" w:history="1">
+          <w:hyperlink w:anchor="_Toc240888549" w:history="1">
             <w:r>
               <w:rPr>
                 <w:rStyle w:val="Hyperlink"/>
@@ -2266,7 +2266,7 @@
               <w:rPr>
                 <w:noProof/>
               </w:rPr>
-              <w:instrText xml:space="preserve"> PAGEREF _Toc240784128 \h </w:instrText>
+              <w:instrText xml:space="preserve"> PAGEREF _Toc240888549 \h </w:instrText>
             </w:r>
             <w:r>
               <w:rPr>
@@ -2309,7 +2309,7 @@
               <w14:ligatures w14:val="standardContextual"/>
             </w:rPr>
           </w:pPr>
-          <w:hyperlink w:anchor="_Toc240784129" w:history="1">
+          <w:hyperlink w:anchor="_Toc240888550" w:history="1">
             <w:r>
               <w:rPr>
                 <w:rStyle w:val="Hyperlink"/>
@@ -2333,7 +2333,7 @@
               <w:rPr>
                 <w:noProof/>
               </w:rPr>
-              <w:instrText xml:space="preserve"> PAGEREF _Toc240784129 \h </w:instrText>
+              <w:instrText xml:space="preserve"> PAGEREF _Toc240888550 \h </w:instrText>
             </w:r>
             <w:r>
               <w:rPr>
@@ -2376,7 +2376,7 @@
               <w14:ligatures w14:val="standardContextual"/>
             </w:rPr>
           </w:pPr>
-          <w:hyperlink w:anchor="_Toc240784130" w:history="1">
+          <w:hyperlink w:anchor="_Toc240888551" w:history="1">
             <w:r>
               <w:rPr>
                 <w:rStyle w:val="Hyperlink"/>
@@ -2400,7 +2400,7 @@
               <w:rPr>
                 <w:noProof/>
               </w:rPr>
-              <w:instrText xml:space="preserve"> PAGEREF _Toc240784130 \h </w:instrText>
+              <w:instrText xml:space="preserve"> PAGEREF _Toc240888551 \h </w:instrText>
             </w:r>
             <w:r>
               <w:rPr>
@@ -2443,7 +2443,7 @@
               <w14:ligatures w14:val="standardContextual"/>
             </w:rPr>
           </w:pPr>
-          <w:hyperlink w:anchor="_Toc240784131" w:history="1">
+          <w:hyperlink w:anchor="_Toc240888552" w:history="1">
             <w:r>
               <w:rPr>
                 <w:rStyle w:val="Hyperlink"/>
@@ -2467,7 +2467,7 @@
               <w:rPr>
                 <w:noProof/>
               </w:rPr>
-              <w:instrText xml:space="preserve"> PAGEREF _Toc240784131 \h </w:instrText>
+              <w:instrText xml:space="preserve"> PAGEREF _Toc240888552 \h </w:instrText>
             </w:r>
             <w:r>
               <w:rPr>
@@ -2510,7 +2510,7 @@
               <w14:ligatures w14:val="standardContextual"/>
             </w:rPr>
           </w:pPr>
-          <w:hyperlink w:anchor="_Toc240784132" w:history="1">
+          <w:hyperlink w:anchor="_Toc240888553" w:history="1">
             <w:r>
               <w:rPr>
                 <w:rStyle w:val="Hyperlink"/>
@@ -2534,7 +2534,7 @@
               <w:rPr>
                 <w:noProof/>
               </w:rPr>
-              <w:instrText xml:space="preserve"> PAGEREF _Toc240784132 \h </w:instrText>
+              <w:instrText xml:space="preserve"> PAGEREF _Toc240888553 \h </w:instrText>
             </w:r>
             <w:r>
               <w:rPr>
@@ -2577,7 +2577,7 @@
               <w14:ligatures w14:val="standardContextual"/>
             </w:rPr>
           </w:pPr>
-          <w:hyperlink w:anchor="_Toc240784133" w:history="1">
+          <w:hyperlink w:anchor="_Toc240888554" w:history="1">
             <w:r>
               <w:rPr>
                 <w:rStyle w:val="Hyperlink"/>
@@ -2601,7 +2601,7 @@
               <w:rPr>
                 <w:noProof/>
               </w:rPr>
-              <w:instrText xml:space="preserve"> PAGEREF _Toc240784133 \h </w:instrText>
+              <w:instrText xml:space="preserve"> PAGEREF _Toc240888554 \h </w:instrText>
             </w:r>
             <w:r>
               <w:rPr>
@@ -2644,7 +2644,7 @@
               <w14:ligatures w14:val="standardContextual"/>
             </w:rPr>
           </w:pPr>
-          <w:hyperlink w:anchor="_Toc240784134" w:history="1">
+          <w:hyperlink w:anchor="_Toc240888555" w:history="1">
             <w:r>
               <w:rPr>
                 <w:rStyle w:val="Hyperlink"/>
@@ -2668,7 +2668,7 @@
               <w:rPr>
                 <w:noProof/>
               </w:rPr>
-              <w:instrText xml:space="preserve"> PAGEREF _Toc240784134 \h </w:instrText>
+              <w:instrText xml:space="preserve"> PAGEREF _Toc240888555 \h </w:instrText>
             </w:r>
             <w:r>
               <w:rPr>
@@ -2711,7 +2711,7 @@
               <w14:ligatures w14:val="standardContextual"/>
             </w:rPr>
           </w:pPr>
-          <w:hyperlink w:anchor="_Toc240784135" w:history="1">
+          <w:hyperlink w:anchor="_Toc240888556" w:history="1">
             <w:r>
               <w:rPr>
                 <w:rStyle w:val="Hyperlink"/>
@@ -2735,7 +2735,7 @@
               <w:rPr>
                 <w:noProof/>
               </w:rPr>
-              <w:instrText xml:space="preserve"> PAGEREF _Toc240784135 \h </w:instrText>
+              <w:instrText xml:space="preserve"> PAGEREF _Toc240888556 \h </w:instrText>
             </w:r>
             <w:r>
               <w:rPr>
@@ -2778,7 +2778,7 @@
               <w14:ligatures w14:val="standardContextual"/>
             </w:rPr>
           </w:pPr>
-          <w:hyperlink w:anchor="_Toc240784136" w:history="1">
+          <w:hyperlink w:anchor="_Toc240888557" w:history="1">
             <w:r>
               <w:rPr>
                 <w:rStyle w:val="Hyperlink"/>
@@ -2802,7 +2802,7 @@
               <w:rPr>
                 <w:noProof/>
               </w:rPr>
-              <w:instrText xml:space="preserve"> PAGEREF _Toc240784136 \h </w:instrText>
+              <w:instrText xml:space="preserve"> PAGEREF _Toc240888557 \h </w:instrText>
             </w:r>
             <w:r>
               <w:rPr>
@@ -2845,7 +2845,7 @@
               <w14:ligatures w14:val="standardContextual"/>
             </w:rPr>
           </w:pPr>
-          <w:hyperlink w:anchor="_Toc240784137" w:history="1">
+          <w:hyperlink w:anchor="_Toc240888558" w:history="1">
             <w:r>
               <w:rPr>
                 <w:rStyle w:val="Hyperlink"/>
@@ -2869,7 +2869,7 @@
               <w:rPr>
                 <w:noProof/>
               </w:rPr>
-              <w:instrText xml:space="preserve"> PAGEREF _Toc240784137 \h </w:instrText>
+              <w:instrText xml:space="preserve"> PAGEREF _Toc240888558 \h </w:instrText>
             </w:r>
             <w:r>
               <w:rPr>
@@ -2912,7 +2912,7 @@
               <w14:ligatures w14:val="standardContextual"/>
             </w:rPr>
           </w:pPr>
-          <w:hyperlink w:anchor="_Toc240784138" w:history="1">
+          <w:hyperlink w:anchor="_Toc240888559" w:history="1">
             <w:r>
               <w:rPr>
                 <w:rStyle w:val="Hyperlink"/>
@@ -2936,7 +2936,7 @@
               <w:rPr>
                 <w:noProof/>
               </w:rPr>
-              <w:instrText xml:space="preserve"> PAGEREF _Toc240784138 \h </w:instrText>
+              <w:instrText xml:space="preserve"> PAGEREF _Toc240888559 \h </w:instrText>
             </w:r>
             <w:r>
               <w:rPr>
@@ -2979,7 +2979,7 @@
               <w14:ligatures w14:val="standardContextual"/>
             </w:rPr>
           </w:pPr>
-          <w:hyperlink w:anchor="_Toc240784139" w:history="1">
+          <w:hyperlink w:anchor="_Toc240888560" w:history="1">
             <w:r>
               <w:rPr>
                 <w:rStyle w:val="Hyperlink"/>
@@ -3003,7 +3003,7 @@
               <w:rPr>
                 <w:noProof/>
               </w:rPr>
-              <w:instrText xml:space="preserve"> PAGEREF _Toc240784139 \h </w:instrText>
+              <w:instrText xml:space="preserve"> PAGEREF _Toc240888560 \h </w:instrText>
             </w:r>
             <w:r>
               <w:rPr>
@@ -3046,7 +3046,7 @@
               <w14:ligatures w14:val="standardContextual"/>
             </w:rPr>
           </w:pPr>
-          <w:hyperlink w:anchor="_Toc240784140" w:history="1">
+          <w:hyperlink w:anchor="_Toc240888561" w:history="1">
             <w:r>
               <w:rPr>
                 <w:rStyle w:val="Hyperlink"/>
@@ -3070,7 +3070,7 @@
               <w:rPr>
                 <w:noProof/>
               </w:rPr>
-              <w:instrText xml:space="preserve"> PAGEREF _Toc240784140 \h </w:instrText>
+              <w:instrText xml:space="preserve"> PAGEREF _Toc240888561 \h </w:instrText>
             </w:r>
             <w:r>
               <w:rPr>
@@ -3113,7 +3113,7 @@
               <w14:ligatures w14:val="standardContextual"/>
             </w:rPr>
           </w:pPr>
-          <w:hyperlink w:anchor="_Toc240784141" w:history="1">
+          <w:hyperlink w:anchor="_Toc240888562" w:history="1">
             <w:r>
               <w:rPr>
                 <w:rStyle w:val="Hyperlink"/>
@@ -3137,7 +3137,7 @@
               <w:rPr>
                 <w:noProof/>
               </w:rPr>
-              <w:instrText xml:space="preserve"> PAGEREF _Toc240784141 \h </w:instrText>
+              <w:instrText xml:space="preserve"> PAGEREF _Toc240888562 \h </w:instrText>
             </w:r>
             <w:r>
               <w:rPr>
@@ -3180,7 +3180,7 @@
               <w14:ligatures w14:val="standardContextual"/>
             </w:rPr>
           </w:pPr>
-          <w:hyperlink w:anchor="_Toc240784142" w:history="1">
+          <w:hyperlink w:anchor="_Toc240888563" w:history="1">
             <w:r>
               <w:rPr>
                 <w:rStyle w:val="Hyperlink"/>
@@ -3204,7 +3204,7 @@
               <w:rPr>
                 <w:noProof/>
               </w:rPr>
-              <w:instrText xml:space="preserve"> PAGEREF _Toc240784142 \h </w:instrText>
+              <w:instrText xml:space="preserve"> PAGEREF _Toc240888563 \h </w:instrText>
             </w:r>
             <w:r>
               <w:rPr>
@@ -3247,7 +3247,7 @@
               <w14:ligatures w14:val="standardContextual"/>
             </w:rPr>
           </w:pPr>
-          <w:hyperlink w:anchor="_Toc240784143" w:history="1">
+          <w:hyperlink w:anchor="_Toc240888564" w:history="1">
             <w:r>
               <w:rPr>
                 <w:rStyle w:val="Hyperlink"/>
@@ -3271,7 +3271,7 @@
               <w:rPr>
                 <w:noProof/>
               </w:rPr>
-              <w:instrText xml:space="preserve"> PAGEREF _Toc240784143 \h </w:instrText>
+              <w:instrText xml:space="preserve"> PAGEREF _Toc240888564 \h </w:instrText>
             </w:r>
             <w:r>
               <w:rPr>
@@ -3310,7 +3310,7 @@
         <w:pStyle w:val="Heading1"/>
         <w:pageBreakBefore/>
       </w:pPr>
-      <w:bookmarkStart w:id="0" w:name="_Toc240784103"/>
+      <w:bookmarkStart w:id="0" w:name="_Toc240888524"/>
       <w:r>
         <w:lastRenderedPageBreak/>
         <w:t>1. Welcome</w:t>
@@ -3339,7 +3339,7 @@
       <w:pPr>
         <w:pStyle w:val="Heading2"/>
       </w:pPr>
-      <w:bookmarkStart w:id="1" w:name="_Toc240784104"/>
+      <w:bookmarkStart w:id="1" w:name="_Toc240888525"/>
       <w:r>
         <w:t>How to use this manual</w:t>
       </w:r>
@@ -3406,7 +3406,7 @@
       <w:pPr>
         <w:pStyle w:val="Heading2"/>
       </w:pPr>
-      <w:bookmarkStart w:id="2" w:name="_Toc240784105"/>
+      <w:bookmarkStart w:id="2" w:name="_Toc240888526"/>
       <w:r>
         <w:t>Who to contact</w:t>
       </w:r>
@@ -3624,7 +3624,7 @@
         <w:pStyle w:val="Heading1"/>
         <w:pageBreakBefore/>
       </w:pPr>
-      <w:bookmarkStart w:id="3" w:name="_Toc240784106"/>
+      <w:bookmarkStart w:id="3" w:name="_Toc240888527"/>
       <w:r>
         <w:lastRenderedPageBreak/>
         <w:t>2. The study</w:t>
@@ -4220,7 +4220,7 @@
       <w:pPr>
         <w:pStyle w:val="Heading2"/>
       </w:pPr>
-      <w:bookmarkStart w:id="4" w:name="_Toc240784107"/>
+      <w:bookmarkStart w:id="4" w:name="_Toc240888528"/>
       <w:r>
         <w:t>Explaining the study in two minutes</w:t>
       </w:r>
@@ -4239,7 +4239,7 @@
         <w:pStyle w:val="Heading1"/>
         <w:pageBreakBefore/>
       </w:pPr>
-      <w:bookmarkStart w:id="5" w:name="_Toc240784108"/>
+      <w:bookmarkStart w:id="5" w:name="_Toc240888529"/>
       <w:r>
         <w:lastRenderedPageBreak/>
         <w:t>3. Ethics and data protection</w:t>
@@ -4250,7 +4250,7 @@
       <w:pPr>
         <w:pStyle w:val="Heading2"/>
       </w:pPr>
-      <w:bookmarkStart w:id="6" w:name="_Toc240784109"/>
+      <w:bookmarkStart w:id="6" w:name="_Toc240888530"/>
       <w:r>
         <w:t>3.1 Principles you must apply</w:t>
       </w:r>
@@ -4700,7 +4700,7 @@
       <w:pPr>
         <w:pStyle w:val="Heading2"/>
       </w:pPr>
-      <w:bookmarkStart w:id="7" w:name="_Toc240784110"/>
+      <w:bookmarkStart w:id="7" w:name="_Toc240888531"/>
       <w:r>
         <w:t>3.2 What respondents are told (PIS v1.3, summary)</w:t>
       </w:r>
@@ -4806,7 +4806,7 @@
       <w:pPr>
         <w:pStyle w:val="Heading2"/>
       </w:pPr>
-      <w:bookmarkStart w:id="8" w:name="_Toc240784111"/>
+      <w:bookmarkStart w:id="8" w:name="_Toc240888532"/>
       <w:r>
         <w:t>3.3 Data protection rules</w:t>
       </w:r>
@@ -4938,7 +4938,7 @@
       <w:pPr>
         <w:pStyle w:val="Heading2"/>
       </w:pPr>
-      <w:bookmarkStart w:id="9" w:name="_Toc240784112"/>
+      <w:bookmarkStart w:id="9" w:name="_Toc240888533"/>
       <w:r>
         <w:t>3.4 Your devices</w:t>
       </w:r>
@@ -5018,7 +5018,7 @@
       <w:pPr>
         <w:pStyle w:val="Heading2"/>
       </w:pPr>
-      <w:bookmarkStart w:id="10" w:name="_Toc240784113"/>
+      <w:bookmarkStart w:id="10" w:name="_Toc240888534"/>
       <w:r>
         <w:t>3.5 Conduct</w:t>
       </w:r>
@@ -5099,7 +5099,7 @@
         <w:pStyle w:val="Heading1"/>
         <w:pageBreakBefore/>
       </w:pPr>
-      <w:bookmarkStart w:id="11" w:name="_Toc240784114"/>
+      <w:bookmarkStart w:id="11" w:name="_Toc240888535"/>
       <w:r>
         <w:lastRenderedPageBreak/>
         <w:t>4. The portal and the forms</w:t>
@@ -5110,7 +5110,7 @@
       <w:pPr>
         <w:pStyle w:val="Heading2"/>
       </w:pPr>
-      <w:bookmarkStart w:id="12" w:name="_Toc240784115"/>
+      <w:bookmarkStart w:id="12" w:name="_Toc240888536"/>
       <w:r>
         <w:t>Signing in</w:t>
       </w:r>
@@ -5360,7 +5360,7 @@
       <w:pPr>
         <w:pStyle w:val="Heading2"/>
       </w:pPr>
-      <w:bookmarkStart w:id="13" w:name="_Toc240784116"/>
+      <w:bookmarkStart w:id="13" w:name="_Toc240888537"/>
       <w:r>
         <w:t>Finding your way around</w:t>
       </w:r>
@@ -5614,7 +5614,7 @@
       <w:pPr>
         <w:pStyle w:val="Heading2"/>
       </w:pPr>
-      <w:bookmarkStart w:id="14" w:name="_Toc240784117"/>
+      <w:bookmarkStart w:id="14" w:name="_Toc240888538"/>
       <w:r>
         <w:t>Roles</w:t>
       </w:r>
@@ -6396,7 +6396,7 @@
       <w:pPr>
         <w:pStyle w:val="Heading2"/>
       </w:pPr>
-      <w:bookmarkStart w:id="15" w:name="_Toc240784118"/>
+      <w:bookmarkStart w:id="15" w:name="_Toc240888539"/>
       <w:r>
         <w:t>Case statuses you will see</w:t>
       </w:r>
@@ -7911,7 +7911,7 @@
       <w:pPr>
         <w:pStyle w:val="Heading2"/>
       </w:pPr>
-      <w:bookmarkStart w:id="16" w:name="_Toc240784119"/>
+      <w:bookmarkStart w:id="16" w:name="_Toc240888540"/>
       <w:r>
         <w:t>The KoboToolbox forms</w:t>
       </w:r>
@@ -8355,7 +8355,7 @@
         <w:pStyle w:val="Heading1"/>
         <w:pageBreakBefore/>
       </w:pPr>
-      <w:bookmarkStart w:id="17" w:name="_Toc240784120"/>
+      <w:bookmarkStart w:id="17" w:name="_Toc240888541"/>
       <w:r>
         <w:lastRenderedPageBreak/>
         <w:t>5. Communication scripts</w:t>
@@ -8366,7 +8366,7 @@
       <w:pPr>
         <w:pStyle w:val="Heading2"/>
       </w:pPr>
-      <w:bookmarkStart w:id="18" w:name="_Toc240784121"/>
+      <w:bookmarkStart w:id="18" w:name="_Toc240888542"/>
       <w:r>
         <w:t>5.1 First phone call</w:t>
       </w:r>
@@ -8446,7 +8446,7 @@
       <w:pPr>
         <w:pStyle w:val="Heading2"/>
       </w:pPr>
-      <w:bookmarkStart w:id="19" w:name="_Toc240784122"/>
+      <w:bookmarkStart w:id="19" w:name="_Toc240888543"/>
       <w:r>
         <w:t>5.2 If they are busy</w:t>
       </w:r>
@@ -8464,7 +8464,7 @@
       <w:pPr>
         <w:pStyle w:val="Heading2"/>
       </w:pPr>
-      <w:bookmarkStart w:id="20" w:name="_Toc240784123"/>
+      <w:bookmarkStart w:id="20" w:name="_Toc240888544"/>
       <w:r>
         <w:t>5.3 Voicemail or no answer</w:t>
       </w:r>
@@ -8482,7 +8482,7 @@
       <w:pPr>
         <w:pStyle w:val="Heading2"/>
       </w:pPr>
-      <w:bookmarkStart w:id="21" w:name="_Toc240784124"/>
+      <w:bookmarkStart w:id="21" w:name="_Toc240888545"/>
       <w:r>
         <w:t>5.4 Common questions</w:t>
       </w:r>
@@ -8932,7 +8932,7 @@
       <w:pPr>
         <w:pStyle w:val="Heading2"/>
       </w:pPr>
-      <w:bookmarkStart w:id="22" w:name="_Toc240784125"/>
+      <w:bookmarkStart w:id="22" w:name="_Toc240888546"/>
       <w:r>
         <w:t>5.5 Refusals and withdrawals</w:t>
       </w:r>
@@ -8951,7 +8951,7 @@
         <w:pStyle w:val="Heading1"/>
         <w:pageBreakBefore/>
       </w:pPr>
-      <w:bookmarkStart w:id="23" w:name="_Toc240784126"/>
+      <w:bookmarkStart w:id="23" w:name="_Toc240888547"/>
       <w:r>
         <w:lastRenderedPageBreak/>
         <w:t>6. Role modules</w:t>
@@ -8970,7 +8970,7 @@
       <w:pPr>
         <w:pStyle w:val="Heading2"/>
       </w:pPr>
-      <w:bookmarkStart w:id="24" w:name="_Toc240784127"/>
+      <w:bookmarkStart w:id="24" w:name="_Toc240888548"/>
       <w:r>
         <w:t>Module A — Contact RA</w:t>
       </w:r>
@@ -11438,7 +11438,7 @@
       <w:pPr>
         <w:pStyle w:val="Heading2"/>
       </w:pPr>
-      <w:bookmarkStart w:id="25" w:name="_Toc240784128"/>
+      <w:bookmarkStart w:id="25" w:name="_Toc240888549"/>
       <w:r>
         <w:t>Module B — QUAN/Kobo QA RA</w:t>
       </w:r>
@@ -12549,7 +12549,7 @@
       <w:pPr>
         <w:pStyle w:val="Heading2"/>
       </w:pPr>
-      <w:bookmarkStart w:id="26" w:name="_Toc240784129"/>
+      <w:bookmarkStart w:id="26" w:name="_Toc240888550"/>
       <w:r>
         <w:t>Module C — KII RA</w:t>
       </w:r>
@@ -13502,7 +13502,7 @@
       <w:pPr>
         <w:pStyle w:val="Heading2"/>
       </w:pPr>
-      <w:bookmarkStart w:id="27" w:name="_Toc240784130"/>
+      <w:bookmarkStart w:id="27" w:name="_Toc240888551"/>
       <w:r>
         <w:t>Module D — Documentary RA</w:t>
       </w:r>
@@ -18118,7 +18118,7 @@
         <w:pStyle w:val="Heading1"/>
         <w:pageBreakBefore/>
       </w:pPr>
-      <w:bookmarkStart w:id="28" w:name="_Toc240784131"/>
+      <w:bookmarkStart w:id="28" w:name="_Toc240888552"/>
       <w:r>
         <w:lastRenderedPageBreak/>
         <w:t>7. Scenarios</w:t>
@@ -19073,7 +19073,7 @@
         <w:pStyle w:val="Heading1"/>
         <w:pageBreakBefore/>
       </w:pPr>
-      <w:bookmarkStart w:id="29" w:name="_Toc240784132"/>
+      <w:bookmarkStart w:id="29" w:name="_Toc240888553"/>
       <w:r>
         <w:lastRenderedPageBreak/>
         <w:t>8. Practice exercises</w:t>
@@ -19092,7 +19092,7 @@
       <w:pPr>
         <w:pStyle w:val="Heading2"/>
       </w:pPr>
-      <w:bookmarkStart w:id="30" w:name="_Toc240784133"/>
+      <w:bookmarkStart w:id="30" w:name="_Toc240888554"/>
       <w:r>
         <w:t>Exercise 1 — Getting around (all RAs)</w:t>
       </w:r>
@@ -19159,7 +19159,7 @@
       <w:pPr>
         <w:pStyle w:val="Heading2"/>
       </w:pPr>
-      <w:bookmarkStart w:id="31" w:name="_Toc240784134"/>
+      <w:bookmarkStart w:id="31" w:name="_Toc240888555"/>
       <w:r>
         <w:t>Exercise 2 — A complete contact (Contact RAs)</w:t>
       </w:r>
@@ -19239,7 +19239,7 @@
       <w:pPr>
         <w:pStyle w:val="Heading2"/>
       </w:pPr>
-      <w:bookmarkStart w:id="32" w:name="_Toc240784135"/>
+      <w:bookmarkStart w:id="32" w:name="_Toc240888556"/>
       <w:r>
         <w:t>Exercise 3 — QA decisions (QA RAs)</w:t>
       </w:r>
@@ -19306,7 +19306,7 @@
       <w:pPr>
         <w:pStyle w:val="Heading2"/>
       </w:pPr>
-      <w:bookmarkStart w:id="33" w:name="_Toc240784136"/>
+      <w:bookmarkStart w:id="33" w:name="_Toc240888557"/>
       <w:r>
         <w:t>Exercise 4 — A KII record (KII RAs)</w:t>
       </w:r>
@@ -19373,7 +19373,7 @@
       <w:pPr>
         <w:pStyle w:val="Heading2"/>
       </w:pPr>
-      <w:bookmarkStart w:id="34" w:name="_Toc240784137"/>
+      <w:bookmarkStart w:id="34" w:name="_Toc240888558"/>
       <w:r>
         <w:t>Exercise 5 — A document (Documentary RAs)</w:t>
       </w:r>
@@ -19621,7 +19621,7 @@
         <w:pStyle w:val="Heading1"/>
         <w:pageBreakBefore/>
       </w:pPr>
-      <w:bookmarkStart w:id="35" w:name="_Toc240784138"/>
+      <w:bookmarkStart w:id="35" w:name="_Toc240888559"/>
       <w:r>
         <w:lastRenderedPageBreak/>
         <w:t>9. Daily checklists</w:t>
@@ -19632,7 +19632,7 @@
       <w:pPr>
         <w:pStyle w:val="Heading2"/>
       </w:pPr>
-      <w:bookmarkStart w:id="36" w:name="_Toc240784139"/>
+      <w:bookmarkStart w:id="36" w:name="_Toc240888560"/>
       <w:r>
         <w:t>Start of the day</w:t>
       </w:r>
@@ -19712,7 +19712,7 @@
       <w:pPr>
         <w:pStyle w:val="Heading2"/>
       </w:pPr>
-      <w:bookmarkStart w:id="37" w:name="_Toc240784140"/>
+      <w:bookmarkStart w:id="37" w:name="_Toc240888561"/>
       <w:r>
         <w:t>End of the day</w:t>
       </w:r>
@@ -19766,7 +19766,7 @@
       <w:pPr>
         <w:pStyle w:val="Heading2"/>
       </w:pPr>
-      <w:bookmarkStart w:id="38" w:name="_Toc240784141"/>
+      <w:bookmarkStart w:id="38" w:name="_Toc240888562"/>
       <w:r>
         <w:t>Troubleshooting</w:t>
       </w:r>
@@ -20629,7 +20629,7 @@
         <w:pStyle w:val="Heading1"/>
         <w:pageBreakBefore/>
       </w:pPr>
-      <w:bookmarkStart w:id="39" w:name="_Toc240784142"/>
+      <w:bookmarkStart w:id="39" w:name="_Toc240888563"/>
       <w:r>
         <w:lastRenderedPageBreak/>
         <w:t>10. Glossary</w:t>
@@ -22590,7 +22590,7 @@
         <w:pStyle w:val="Heading1"/>
         <w:pageBreakBefore/>
       </w:pPr>
-      <w:bookmarkStart w:id="40" w:name="_Toc240784143"/>
+      <w:bookmarkStart w:id="40" w:name="_Toc240888564"/>
       <w:r>
         <w:lastRenderedPageBreak/>
         <w:t>11. Confidentiality and conduct declaration</w:t>
@@ -23076,7 +23076,7 @@
         <w:sz w:val="16"/>
         <w:szCs w:val="16"/>
       </w:rPr>
-      <w:t>Version 1.6 · 20 September 2026</w:t>
+      <w:t>Version 1.7 · 21 September 2026</w:t>
     </w:r>
     <w:r>
       <w:rPr>
@@ -23249,10 +23249,10 @@
 <file path=word/numbering.xml><?xml version="1.0" encoding="utf-8"?>
 <w:numbering xmlns:wpc="http://schemas.microsoft.com/office/word/2010/wordprocessingCanvas" xmlns:cx="http://schemas.microsoft.com/office/drawing/2014/chartex" xmlns:cx1="http://schemas.microsoft.com/office/drawing/2015/9/8/chartex" xmlns:cx2="http://schemas.microsoft.com/office/drawing/2015/10/21/chartex" xmlns:cx3="http://schemas.microsoft.com/office/drawing/2016/5/9/chartex" xmlns:cx4="http://schemas.microsoft.com/office/drawing/2016/5/10/chartex" xmlns:cx5="http://schemas.microsoft.com/office/drawing/2016/5/11/chartex" xmlns:cx6="http://schemas.microsoft.com/office/drawing/2016/5/12/chartex" xmlns:cx7="http://schemas.microsoft.com/office/drawing/2016/5/13/chartex" xmlns:cx8="http://schemas.microsoft.com/office/drawing/2016/5/14/chartex" xmlns:mc="http://schemas.openxmlformats.org/markup-compatibility/2006" xmlns:aink="http://schemas.microsoft.com/office/drawing/2016/ink" xmlns:am3d="http://schemas.microsoft.com/office/drawing/2017/model3d" xmlns:o="urn:schemas-microsoft-com:office:office" xmlns:oel="http://schemas.microsoft.com/office/2019/extlst" xmlns:r="http://schemas.openxmlformats.org/officeDocument/2006/relationships" xmlns:m="http://schemas.openxmlformats.org/officeDocument/2006/math" xmlns:v="urn:schemas-microsoft-com:vml" xmlns:wp14="http://schemas.microsoft.com/office/word/2010/wordprocessingDrawing" xmlns:wp="http://schemas.openxmlformats.org/drawingml/2006/wordprocessingDrawing" xmlns:w10="urn:schemas-microsoft-com:office:word" xmlns:w="http://schemas.openxmlformats.org/wordprocessingml/2006/main" xmlns:w14="http://schemas.microsoft.com/office/word/2010/wordml" xmlns:w15="http://schemas.microsoft.com/office/word/2012/wordml" xmlns:w16cex="http://schemas.microsoft.com/office/word/2018/wordml/cex" xmlns:w16cid="http://schemas.microsoft.com/office/word/2016/wordml/cid" xmlns:w16="http://schemas.microsoft.com/office/word/2018/wordml" xmlns:w16sdtdh="http://schemas.microsoft.com/office/word/2020/wordml/sdtdatahash" xmlns:w16se="http://schemas.microsoft.com/office/word/2015/wordml/symex" xmlns:wpg="http://schemas.microsoft.com/office/word/2010/wordprocessingGroup" xmlns:wpi="http://schemas.microsoft.com/office/word/2010/wordprocessingInk" xmlns:wne="http://schemas.microsoft.com/office/word/2006/wordml" xmlns:wps="http://schemas.microsoft.com/office/word/2010/wordprocessingShape" mc:Ignorable="w14 w15 w16se w16cid w16 w16cex w16sdtdh wp14">
   <w:abstractNum w:abstractNumId="0" w15:restartNumberingAfterBreak="0">
-    <w:nsid w:val="0060128F"/>
+    <w:nsid w:val="012637F6"/>
     <w:multiLevelType w:val="hybridMultilevel"/>
-    <w:tmpl w:val="390E1F30"/>
-    <w:lvl w:ilvl="0" w:tplc="C6146554">
+    <w:tmpl w:val="1FCC58E0"/>
+    <w:lvl w:ilvl="0" w:tplc="E9F28B6A">
       <w:start w:val="1"/>
       <w:numFmt w:val="decimal"/>
       <w:lvlText w:val="%1."/>
@@ -23266,52 +23266,52 @@
         <w:color w:val="A67C27"/>
       </w:rPr>
     </w:lvl>
-    <w:lvl w:ilvl="1" w:tplc="AD38AA2E">
+    <w:lvl w:ilvl="1" w:tplc="CA883F28">
       <w:numFmt w:val="decimal"/>
       <w:lvlText w:val=""/>
       <w:lvlJc w:val="left"/>
     </w:lvl>
-    <w:lvl w:ilvl="2" w:tplc="3E0483D0">
+    <w:lvl w:ilvl="2" w:tplc="3EA6CB58">
       <w:numFmt w:val="decimal"/>
       <w:lvlText w:val=""/>
       <w:lvlJc w:val="left"/>
     </w:lvl>
-    <w:lvl w:ilvl="3" w:tplc="3AE84642">
+    <w:lvl w:ilvl="3" w:tplc="8014E80C">
       <w:numFmt w:val="decimal"/>
       <w:lvlText w:val=""/>
       <w:lvlJc w:val="left"/>
     </w:lvl>
-    <w:lvl w:ilvl="4" w:tplc="AC40C612">
+    <w:lvl w:ilvl="4" w:tplc="B246C6B2">
       <w:numFmt w:val="decimal"/>
       <w:lvlText w:val=""/>
       <w:lvlJc w:val="left"/>
     </w:lvl>
-    <w:lvl w:ilvl="5" w:tplc="2906388A">
+    <w:lvl w:ilvl="5" w:tplc="1B4EE0A0">
       <w:numFmt w:val="decimal"/>
       <w:lvlText w:val=""/>
       <w:lvlJc w:val="left"/>
     </w:lvl>
-    <w:lvl w:ilvl="6" w:tplc="9278985E">
+    <w:lvl w:ilvl="6" w:tplc="19EE05E8">
       <w:numFmt w:val="decimal"/>
       <w:lvlText w:val=""/>
       <w:lvlJc w:val="left"/>
     </w:lvl>
-    <w:lvl w:ilvl="7" w:tplc="D9ECC34A">
+    <w:lvl w:ilvl="7" w:tplc="EFFE8CFC">
       <w:numFmt w:val="decimal"/>
       <w:lvlText w:val=""/>
       <w:lvlJc w:val="left"/>
     </w:lvl>
-    <w:lvl w:ilvl="8" w:tplc="7F2656BE">
+    <w:lvl w:ilvl="8" w:tplc="2BCEEC62">
       <w:numFmt w:val="decimal"/>
       <w:lvlText w:val=""/>
       <w:lvlJc w:val="left"/>
     </w:lvl>
   </w:abstractNum>
   <w:abstractNum w:abstractNumId="1" w15:restartNumberingAfterBreak="0">
-    <w:nsid w:val="02A63BF1"/>
+    <w:nsid w:val="017A45A8"/>
     <w:multiLevelType w:val="hybridMultilevel"/>
-    <w:tmpl w:val="7A300F4A"/>
-    <w:lvl w:ilvl="0" w:tplc="E43A133C">
+    <w:tmpl w:val="0AB87C22"/>
+    <w:lvl w:ilvl="0" w:tplc="AFEA26E0">
       <w:start w:val="1"/>
       <w:numFmt w:val="decimal"/>
       <w:lvlText w:val="%1."/>
@@ -23325,52 +23325,52 @@
         <w:color w:val="A67C27"/>
       </w:rPr>
     </w:lvl>
-    <w:lvl w:ilvl="1" w:tplc="53A2CD9A">
+    <w:lvl w:ilvl="1" w:tplc="B02E8804">
       <w:numFmt w:val="decimal"/>
       <w:lvlText w:val=""/>
       <w:lvlJc w:val="left"/>
     </w:lvl>
-    <w:lvl w:ilvl="2" w:tplc="0F9AF566">
+    <w:lvl w:ilvl="2" w:tplc="9518261C">
       <w:numFmt w:val="decimal"/>
       <w:lvlText w:val=""/>
       <w:lvlJc w:val="left"/>
     </w:lvl>
-    <w:lvl w:ilvl="3" w:tplc="F85EBEB8">
+    <w:lvl w:ilvl="3" w:tplc="6A06FEB8">
       <w:numFmt w:val="decimal"/>
       <w:lvlText w:val=""/>
       <w:lvlJc w:val="left"/>
     </w:lvl>
-    <w:lvl w:ilvl="4" w:tplc="507068E0">
+    <w:lvl w:ilvl="4" w:tplc="9AFA00DA">
       <w:numFmt w:val="decimal"/>
       <w:lvlText w:val=""/>
       <w:lvlJc w:val="left"/>
     </w:lvl>
-    <w:lvl w:ilvl="5" w:tplc="EC983B0E">
+    <w:lvl w:ilvl="5" w:tplc="1E505D5C">
       <w:numFmt w:val="decimal"/>
       <w:lvlText w:val=""/>
       <w:lvlJc w:val="left"/>
     </w:lvl>
-    <w:lvl w:ilvl="6" w:tplc="D5ACD6E4">
+    <w:lvl w:ilvl="6" w:tplc="FCB65684">
       <w:numFmt w:val="decimal"/>
       <w:lvlText w:val=""/>
       <w:lvlJc w:val="left"/>
     </w:lvl>
-    <w:lvl w:ilvl="7" w:tplc="6EDEDCFA">
+    <w:lvl w:ilvl="7" w:tplc="805A6998">
       <w:numFmt w:val="decimal"/>
       <w:lvlText w:val=""/>
       <w:lvlJc w:val="left"/>
     </w:lvl>
-    <w:lvl w:ilvl="8" w:tplc="2294FB78">
+    <w:lvl w:ilvl="8" w:tplc="6D6E7E3C">
       <w:numFmt w:val="decimal"/>
       <w:lvlText w:val=""/>
       <w:lvlJc w:val="left"/>
     </w:lvl>
   </w:abstractNum>
   <w:abstractNum w:abstractNumId="2" w15:restartNumberingAfterBreak="0">
-    <w:nsid w:val="07864136"/>
+    <w:nsid w:val="04057083"/>
     <w:multiLevelType w:val="hybridMultilevel"/>
-    <w:tmpl w:val="12602A8E"/>
-    <w:lvl w:ilvl="0" w:tplc="D5A6CFE0">
+    <w:tmpl w:val="29D400F8"/>
+    <w:lvl w:ilvl="0" w:tplc="8F2C0D7A">
       <w:start w:val="1"/>
       <w:numFmt w:val="decimal"/>
       <w:lvlText w:val="%1."/>
@@ -23384,52 +23384,52 @@
         <w:color w:val="A67C27"/>
       </w:rPr>
     </w:lvl>
-    <w:lvl w:ilvl="1" w:tplc="7ECAB1EC">
+    <w:lvl w:ilvl="1" w:tplc="5300BD60">
       <w:numFmt w:val="decimal"/>
       <w:lvlText w:val=""/>
       <w:lvlJc w:val="left"/>
     </w:lvl>
-    <w:lvl w:ilvl="2" w:tplc="37480FDE">
+    <w:lvl w:ilvl="2" w:tplc="9CC6EE4E">
       <w:numFmt w:val="decimal"/>
       <w:lvlText w:val=""/>
       <w:lvlJc w:val="left"/>
     </w:lvl>
-    <w:lvl w:ilvl="3" w:tplc="01C68122">
+    <w:lvl w:ilvl="3" w:tplc="B6ECFF78">
       <w:numFmt w:val="decimal"/>
       <w:lvlText w:val=""/>
       <w:lvlJc w:val="left"/>
     </w:lvl>
-    <w:lvl w:ilvl="4" w:tplc="96D6200C">
+    <w:lvl w:ilvl="4" w:tplc="3F40D6BC">
       <w:numFmt w:val="decimal"/>
       <w:lvlText w:val=""/>
       <w:lvlJc w:val="left"/>
     </w:lvl>
-    <w:lvl w:ilvl="5" w:tplc="CE66CAB8">
+    <w:lvl w:ilvl="5" w:tplc="6F047184">
       <w:numFmt w:val="decimal"/>
       <w:lvlText w:val=""/>
       <w:lvlJc w:val="left"/>
     </w:lvl>
-    <w:lvl w:ilvl="6" w:tplc="6BCE5D84">
+    <w:lvl w:ilvl="6" w:tplc="46386074">
       <w:numFmt w:val="decimal"/>
       <w:lvlText w:val=""/>
       <w:lvlJc w:val="left"/>
     </w:lvl>
-    <w:lvl w:ilvl="7" w:tplc="F8E4D076">
+    <w:lvl w:ilvl="7" w:tplc="B544803E">
       <w:numFmt w:val="decimal"/>
       <w:lvlText w:val=""/>
       <w:lvlJc w:val="left"/>
     </w:lvl>
-    <w:lvl w:ilvl="8" w:tplc="B998A6C2">
+    <w:lvl w:ilvl="8" w:tplc="3A14982C">
       <w:numFmt w:val="decimal"/>
       <w:lvlText w:val=""/>
       <w:lvlJc w:val="left"/>
     </w:lvl>
   </w:abstractNum>
   <w:abstractNum w:abstractNumId="3" w15:restartNumberingAfterBreak="0">
-    <w:nsid w:val="0C914930"/>
+    <w:nsid w:val="111B7CC7"/>
     <w:multiLevelType w:val="hybridMultilevel"/>
-    <w:tmpl w:val="E976D2CC"/>
-    <w:lvl w:ilvl="0" w:tplc="58C4F0D8">
+    <w:tmpl w:val="7EA8659A"/>
+    <w:lvl w:ilvl="0" w:tplc="26D62332">
       <w:start w:val="1"/>
       <w:numFmt w:val="decimal"/>
       <w:lvlText w:val="%1."/>
@@ -23443,52 +23443,52 @@
         <w:color w:val="A67C27"/>
       </w:rPr>
     </w:lvl>
-    <w:lvl w:ilvl="1" w:tplc="30BCF0F2">
+    <w:lvl w:ilvl="1" w:tplc="905E1354">
       <w:numFmt w:val="decimal"/>
       <w:lvlText w:val=""/>
       <w:lvlJc w:val="left"/>
     </w:lvl>
-    <w:lvl w:ilvl="2" w:tplc="31DC2E10">
+    <w:lvl w:ilvl="2" w:tplc="CB30A9DE">
       <w:numFmt w:val="decimal"/>
       <w:lvlText w:val=""/>
       <w:lvlJc w:val="left"/>
     </w:lvl>
-    <w:lvl w:ilvl="3" w:tplc="63CCFB48">
+    <w:lvl w:ilvl="3" w:tplc="3C3E76E2">
       <w:numFmt w:val="decimal"/>
       <w:lvlText w:val=""/>
       <w:lvlJc w:val="left"/>
     </w:lvl>
-    <w:lvl w:ilvl="4" w:tplc="A8B6CD4C">
+    <w:lvl w:ilvl="4" w:tplc="50760E94">
       <w:numFmt w:val="decimal"/>
       <w:lvlText w:val=""/>
       <w:lvlJc w:val="left"/>
     </w:lvl>
-    <w:lvl w:ilvl="5" w:tplc="875EA624">
+    <w:lvl w:ilvl="5" w:tplc="8F367FA0">
       <w:numFmt w:val="decimal"/>
       <w:lvlText w:val=""/>
       <w:lvlJc w:val="left"/>
     </w:lvl>
-    <w:lvl w:ilvl="6" w:tplc="2E4ED2AE">
+    <w:lvl w:ilvl="6" w:tplc="98884972">
       <w:numFmt w:val="decimal"/>
       <w:lvlText w:val=""/>
       <w:lvlJc w:val="left"/>
     </w:lvl>
-    <w:lvl w:ilvl="7" w:tplc="EC60C9DE">
+    <w:lvl w:ilvl="7" w:tplc="F24AAB72">
       <w:numFmt w:val="decimal"/>
       <w:lvlText w:val=""/>
       <w:lvlJc w:val="left"/>
     </w:lvl>
-    <w:lvl w:ilvl="8" w:tplc="06E6008E">
+    <w:lvl w:ilvl="8" w:tplc="C1FC6214">
       <w:numFmt w:val="decimal"/>
       <w:lvlText w:val=""/>
       <w:lvlJc w:val="left"/>
     </w:lvl>
   </w:abstractNum>
   <w:abstractNum w:abstractNumId="4" w15:restartNumberingAfterBreak="0">
-    <w:nsid w:val="155933E8"/>
+    <w:nsid w:val="131B1AD9"/>
     <w:multiLevelType w:val="hybridMultilevel"/>
-    <w:tmpl w:val="1A14E140"/>
-    <w:lvl w:ilvl="0" w:tplc="D12ACDE8">
+    <w:tmpl w:val="6854F55A"/>
+    <w:lvl w:ilvl="0" w:tplc="1B80772E">
       <w:start w:val="1"/>
       <w:numFmt w:val="decimal"/>
       <w:lvlText w:val="%1."/>
@@ -23502,52 +23502,52 @@
         <w:color w:val="A67C27"/>
       </w:rPr>
     </w:lvl>
-    <w:lvl w:ilvl="1" w:tplc="D682CC2A">
+    <w:lvl w:ilvl="1" w:tplc="B44087F4">
       <w:numFmt w:val="decimal"/>
       <w:lvlText w:val=""/>
       <w:lvlJc w:val="left"/>
     </w:lvl>
-    <w:lvl w:ilvl="2" w:tplc="0E32F62E">
+    <w:lvl w:ilvl="2" w:tplc="1B421358">
       <w:numFmt w:val="decimal"/>
       <w:lvlText w:val=""/>
       <w:lvlJc w:val="left"/>
     </w:lvl>
-    <w:lvl w:ilvl="3" w:tplc="CB3EB796">
+    <w:lvl w:ilvl="3" w:tplc="93BAE734">
       <w:numFmt w:val="decimal"/>
       <w:lvlText w:val=""/>
       <w:lvlJc w:val="left"/>
     </w:lvl>
-    <w:lvl w:ilvl="4" w:tplc="AD14717A">
+    <w:lvl w:ilvl="4" w:tplc="34146B60">
       <w:numFmt w:val="decimal"/>
       <w:lvlText w:val=""/>
       <w:lvlJc w:val="left"/>
     </w:lvl>
-    <w:lvl w:ilvl="5" w:tplc="BA5C0AC2">
+    <w:lvl w:ilvl="5" w:tplc="E22AE454">
       <w:numFmt w:val="decimal"/>
       <w:lvlText w:val=""/>
       <w:lvlJc w:val="left"/>
     </w:lvl>
-    <w:lvl w:ilvl="6" w:tplc="22A22BD6">
+    <w:lvl w:ilvl="6" w:tplc="09904594">
       <w:numFmt w:val="decimal"/>
       <w:lvlText w:val=""/>
       <w:lvlJc w:val="left"/>
     </w:lvl>
-    <w:lvl w:ilvl="7" w:tplc="3850A552">
+    <w:lvl w:ilvl="7" w:tplc="B60A25EA">
       <w:numFmt w:val="decimal"/>
       <w:lvlText w:val=""/>
       <w:lvlJc w:val="left"/>
     </w:lvl>
-    <w:lvl w:ilvl="8" w:tplc="E1AC3B7E">
+    <w:lvl w:ilvl="8" w:tplc="D5BC1F96">
       <w:numFmt w:val="decimal"/>
       <w:lvlText w:val=""/>
       <w:lvlJc w:val="left"/>
     </w:lvl>
   </w:abstractNum>
   <w:abstractNum w:abstractNumId="5" w15:restartNumberingAfterBreak="0">
-    <w:nsid w:val="17F714FC"/>
+    <w:nsid w:val="160909FB"/>
     <w:multiLevelType w:val="hybridMultilevel"/>
-    <w:tmpl w:val="9D0EC5E2"/>
-    <w:lvl w:ilvl="0" w:tplc="0CE89F9E">
+    <w:tmpl w:val="0A085A56"/>
+    <w:lvl w:ilvl="0" w:tplc="100E2D6E">
       <w:start w:val="1"/>
       <w:numFmt w:val="decimal"/>
       <w:lvlText w:val="%1."/>
@@ -23561,52 +23561,138 @@
         <w:color w:val="A67C27"/>
       </w:rPr>
     </w:lvl>
-    <w:lvl w:ilvl="1" w:tplc="218420AE">
+    <w:lvl w:ilvl="1" w:tplc="64545968">
       <w:numFmt w:val="decimal"/>
       <w:lvlText w:val=""/>
       <w:lvlJc w:val="left"/>
     </w:lvl>
-    <w:lvl w:ilvl="2" w:tplc="0F3A6CB2">
+    <w:lvl w:ilvl="2" w:tplc="63123EB0">
       <w:numFmt w:val="decimal"/>
       <w:lvlText w:val=""/>
       <w:lvlJc w:val="left"/>
     </w:lvl>
-    <w:lvl w:ilvl="3" w:tplc="66F09D6E">
+    <w:lvl w:ilvl="3" w:tplc="364EB936">
       <w:numFmt w:val="decimal"/>
       <w:lvlText w:val=""/>
       <w:lvlJc w:val="left"/>
     </w:lvl>
-    <w:lvl w:ilvl="4" w:tplc="2742732A">
+    <w:lvl w:ilvl="4" w:tplc="C62E4BB2">
       <w:numFmt w:val="decimal"/>
       <w:lvlText w:val=""/>
       <w:lvlJc w:val="left"/>
     </w:lvl>
-    <w:lvl w:ilvl="5" w:tplc="8332862C">
+    <w:lvl w:ilvl="5" w:tplc="791EF8C6">
       <w:numFmt w:val="decimal"/>
       <w:lvlText w:val=""/>
       <w:lvlJc w:val="left"/>
     </w:lvl>
-    <w:lvl w:ilvl="6" w:tplc="CDEED786">
+    <w:lvl w:ilvl="6" w:tplc="58F0568C">
       <w:numFmt w:val="decimal"/>
       <w:lvlText w:val=""/>
       <w:lvlJc w:val="left"/>
     </w:lvl>
-    <w:lvl w:ilvl="7" w:tplc="C5DAB3D2">
+    <w:lvl w:ilvl="7" w:tplc="9E0E0DA2">
       <w:numFmt w:val="decimal"/>
       <w:lvlText w:val=""/>
       <w:lvlJc w:val="left"/>
     </w:lvl>
-    <w:lvl w:ilvl="8" w:tplc="1B04D0B8">
+    <w:lvl w:ilvl="8" w:tplc="7EB67A76">
       <w:numFmt w:val="decimal"/>
       <w:lvlText w:val=""/>
       <w:lvlJc w:val="left"/>
     </w:lvl>
   </w:abstractNum>
   <w:abstractNum w:abstractNumId="6" w15:restartNumberingAfterBreak="0">
-    <w:nsid w:val="37155F53"/>
+    <w:nsid w:val="18C16670"/>
     <w:multiLevelType w:val="hybridMultilevel"/>
-    <w:tmpl w:val="71D0C3C2"/>
-    <w:lvl w:ilvl="0" w:tplc="88824650">
+    <w:tmpl w:val="52A629AC"/>
+    <w:lvl w:ilvl="0" w:tplc="157810F6">
+      <w:start w:val="1"/>
+      <w:numFmt w:val="bullet"/>
+      <w:lvlText w:val="●"/>
+      <w:lvlJc w:val="left"/>
+      <w:pPr>
+        <w:ind w:left="720" w:hanging="360"/>
+      </w:pPr>
+    </w:lvl>
+    <w:lvl w:ilvl="1" w:tplc="F6D0325A">
+      <w:start w:val="1"/>
+      <w:numFmt w:val="bullet"/>
+      <w:lvlText w:val="○"/>
+      <w:lvlJc w:val="left"/>
+      <w:pPr>
+        <w:ind w:left="1440" w:hanging="360"/>
+      </w:pPr>
+    </w:lvl>
+    <w:lvl w:ilvl="2" w:tplc="0A548014">
+      <w:start w:val="1"/>
+      <w:numFmt w:val="bullet"/>
+      <w:lvlText w:val="■"/>
+      <w:lvlJc w:val="left"/>
+      <w:pPr>
+        <w:ind w:left="2160" w:hanging="360"/>
+      </w:pPr>
+    </w:lvl>
+    <w:lvl w:ilvl="3" w:tplc="F80CAB50">
+      <w:start w:val="1"/>
+      <w:numFmt w:val="bullet"/>
+      <w:lvlText w:val="●"/>
+      <w:lvlJc w:val="left"/>
+      <w:pPr>
+        <w:ind w:left="2880" w:hanging="360"/>
+      </w:pPr>
+    </w:lvl>
+    <w:lvl w:ilvl="4" w:tplc="C406C330">
+      <w:start w:val="1"/>
+      <w:numFmt w:val="bullet"/>
+      <w:lvlText w:val="○"/>
+      <w:lvlJc w:val="left"/>
+      <w:pPr>
+        <w:ind w:left="3600" w:hanging="360"/>
+      </w:pPr>
+    </w:lvl>
+    <w:lvl w:ilvl="5" w:tplc="A7CE0756">
+      <w:start w:val="1"/>
+      <w:numFmt w:val="bullet"/>
+      <w:lvlText w:val="■"/>
+      <w:lvlJc w:val="left"/>
+      <w:pPr>
+        <w:ind w:left="4320" w:hanging="360"/>
+      </w:pPr>
+    </w:lvl>
+    <w:lvl w:ilvl="6" w:tplc="D9B8E434">
+      <w:start w:val="1"/>
+      <w:numFmt w:val="bullet"/>
+      <w:lvlText w:val="●"/>
+      <w:lvlJc w:val="left"/>
+      <w:pPr>
+        <w:ind w:left="5040" w:hanging="360"/>
+      </w:pPr>
+    </w:lvl>
+    <w:lvl w:ilvl="7" w:tplc="4A8A23B2">
+      <w:start w:val="1"/>
+      <w:numFmt w:val="bullet"/>
+      <w:lvlText w:val="●"/>
+      <w:lvlJc w:val="left"/>
+      <w:pPr>
+        <w:ind w:left="5760" w:hanging="360"/>
+      </w:pPr>
+    </w:lvl>
+    <w:lvl w:ilvl="8" w:tplc="A7F841C4">
+      <w:start w:val="1"/>
+      <w:numFmt w:val="bullet"/>
+      <w:lvlText w:val="●"/>
+      <w:lvlJc w:val="left"/>
+      <w:pPr>
+        <w:ind w:left="6480" w:hanging="360"/>
+      </w:pPr>
+    </w:lvl>
+  </w:abstractNum>
+  <w:abstractNum w:abstractNumId="7" w15:restartNumberingAfterBreak="0">
+    <w:nsid w:val="1E6821C8"/>
+    <w:multiLevelType w:val="hybridMultilevel"/>
+    <w:tmpl w:val="3AFC412C"/>
+    <w:lvl w:ilvl="0" w:tplc="B5F64846">
       <w:start w:val="1"/>
       <w:numFmt w:val="decimal"/>
       <w:lvlText w:val="%1."/>
@@ -23620,52 +23706,110 @@
         <w:color w:val="A67C27"/>
       </w:rPr>
     </w:lvl>
-    <w:lvl w:ilvl="1" w:tplc="DB4A5A80">
+    <w:lvl w:ilvl="1" w:tplc="0728D8C8">
       <w:numFmt w:val="decimal"/>
       <w:lvlText w:val=""/>
       <w:lvlJc w:val="left"/>
     </w:lvl>
-    <w:lvl w:ilvl="2" w:tplc="6BE00A50">
+    <w:lvl w:ilvl="2" w:tplc="0D802CC4">
       <w:numFmt w:val="decimal"/>
       <w:lvlText w:val=""/>
       <w:lvlJc w:val="left"/>
     </w:lvl>
-    <w:lvl w:ilvl="3" w:tplc="055A900C">
+    <w:lvl w:ilvl="3" w:tplc="C79433F8">
       <w:numFmt w:val="decimal"/>
       <w:lvlText w:val=""/>
       <w:lvlJc w:val="left"/>
     </w:lvl>
-    <w:lvl w:ilvl="4" w:tplc="842E5C32">
+    <w:lvl w:ilvl="4" w:tplc="FAB0E602">
       <w:numFmt w:val="decimal"/>
       <w:lvlText w:val=""/>
       <w:lvlJc w:val="left"/>
     </w:lvl>
-    <w:lvl w:ilvl="5" w:tplc="5818F6A2">
+    <w:lvl w:ilvl="5" w:tplc="743A78C4">
       <w:numFmt w:val="decimal"/>
       <w:lvlText w:val=""/>
       <w:lvlJc w:val="left"/>
     </w:lvl>
-    <w:lvl w:ilvl="6" w:tplc="4A2AB196">
+    <w:lvl w:ilvl="6" w:tplc="6B645A9A">
       <w:numFmt w:val="decimal"/>
       <w:lvlText w:val=""/>
       <w:lvlJc w:val="left"/>
     </w:lvl>
-    <w:lvl w:ilvl="7" w:tplc="4558CC0A">
+    <w:lvl w:ilvl="7" w:tplc="50F8AC0E">
       <w:numFmt w:val="decimal"/>
       <w:lvlText w:val=""/>
       <w:lvlJc w:val="left"/>
     </w:lvl>
-    <w:lvl w:ilvl="8" w:tplc="34588144">
+    <w:lvl w:ilvl="8" w:tplc="1D70BC72">
       <w:numFmt w:val="decimal"/>
       <w:lvlText w:val=""/>
       <w:lvlJc w:val="left"/>
     </w:lvl>
   </w:abstractNum>
-  <w:abstractNum w:abstractNumId="7" w15:restartNumberingAfterBreak="0">
-    <w:nsid w:val="38C633FC"/>
+  <w:abstractNum w:abstractNumId="8" w15:restartNumberingAfterBreak="0">
+    <w:nsid w:val="1F0A7F8C"/>
     <w:multiLevelType w:val="hybridMultilevel"/>
-    <w:tmpl w:val="0C824450"/>
-    <w:lvl w:ilvl="0" w:tplc="2E84D6C8">
+    <w:tmpl w:val="CDCCBF0C"/>
+    <w:lvl w:ilvl="0" w:tplc="B344A7CC">
+      <w:start w:val="1"/>
+      <w:numFmt w:val="bullet"/>
+      <w:lvlText w:val="•"/>
+      <w:lvlJc w:val="left"/>
+      <w:pPr>
+        <w:ind w:left="460" w:hanging="280"/>
+      </w:pPr>
+    </w:lvl>
+    <w:lvl w:ilvl="1" w:tplc="D2C8F74E">
+      <w:start w:val="1"/>
+      <w:numFmt w:val="bullet"/>
+      <w:lvlText w:val="–"/>
+      <w:lvlJc w:val="left"/>
+      <w:pPr>
+        <w:ind w:left="900" w:hanging="280"/>
+      </w:pPr>
+    </w:lvl>
+    <w:lvl w:ilvl="2" w:tplc="179C0770">
+      <w:numFmt w:val="decimal"/>
+      <w:lvlText w:val=""/>
+      <w:lvlJc w:val="left"/>
+    </w:lvl>
+    <w:lvl w:ilvl="3" w:tplc="A45279FE">
+      <w:numFmt w:val="decimal"/>
+      <w:lvlText w:val=""/>
+      <w:lvlJc w:val="left"/>
+    </w:lvl>
+    <w:lvl w:ilvl="4" w:tplc="85162CFE">
+      <w:numFmt w:val="decimal"/>
+      <w:lvlText w:val=""/>
+      <w:lvlJc w:val="left"/>
+    </w:lvl>
+    <w:lvl w:ilvl="5" w:tplc="780C0420">
+      <w:numFmt w:val="decimal"/>
+      <w:lvlText w:val=""/>
+      <w:lvlJc w:val="left"/>
+    </w:lvl>
+    <w:lvl w:ilvl="6" w:tplc="8AAC5C56">
+      <w:numFmt w:val="decimal"/>
+      <w:lvlText w:val=""/>
+      <w:lvlJc w:val="left"/>
+    </w:lvl>
+    <w:lvl w:ilvl="7" w:tplc="E1CC1396">
+      <w:numFmt w:val="decimal"/>
+      <w:lvlText w:val=""/>
+      <w:lvlJc w:val="left"/>
+    </w:lvl>
+    <w:lvl w:ilvl="8" w:tplc="CFB4BD8C">
+      <w:numFmt w:val="decimal"/>
+      <w:lvlText w:val=""/>
+      <w:lvlJc w:val="left"/>
+    </w:lvl>
+  </w:abstractNum>
+  <w:abstractNum w:abstractNumId="9" w15:restartNumberingAfterBreak="0">
+    <w:nsid w:val="2346770A"/>
+    <w:multiLevelType w:val="hybridMultilevel"/>
+    <w:tmpl w:val="008067EA"/>
+    <w:lvl w:ilvl="0" w:tplc="D7ECF6F4">
       <w:start w:val="1"/>
       <w:numFmt w:val="decimal"/>
       <w:lvlText w:val="%1."/>
@@ -23679,52 +23823,52 @@
         <w:color w:val="A67C27"/>
       </w:rPr>
     </w:lvl>
-    <w:lvl w:ilvl="1" w:tplc="34FAC5C6">
+    <w:lvl w:ilvl="1" w:tplc="B2FE6378">
       <w:numFmt w:val="decimal"/>
       <w:lvlText w:val=""/>
       <w:lvlJc w:val="left"/>
     </w:lvl>
-    <w:lvl w:ilvl="2" w:tplc="F54C26A6">
+    <w:lvl w:ilvl="2" w:tplc="905C82C2">
       <w:numFmt w:val="decimal"/>
       <w:lvlText w:val=""/>
       <w:lvlJc w:val="left"/>
     </w:lvl>
-    <w:lvl w:ilvl="3" w:tplc="FECA20BA">
+    <w:lvl w:ilvl="3" w:tplc="B0DEB704">
       <w:numFmt w:val="decimal"/>
       <w:lvlText w:val=""/>
       <w:lvlJc w:val="left"/>
     </w:lvl>
-    <w:lvl w:ilvl="4" w:tplc="DEA4DF78">
+    <w:lvl w:ilvl="4" w:tplc="BD9EE182">
       <w:numFmt w:val="decimal"/>
       <w:lvlText w:val=""/>
       <w:lvlJc w:val="left"/>
     </w:lvl>
-    <w:lvl w:ilvl="5" w:tplc="A6209648">
+    <w:lvl w:ilvl="5" w:tplc="C3FADAB0">
       <w:numFmt w:val="decimal"/>
       <w:lvlText w:val=""/>
       <w:lvlJc w:val="left"/>
     </w:lvl>
-    <w:lvl w:ilvl="6" w:tplc="E1FAD5C4">
+    <w:lvl w:ilvl="6" w:tplc="2416ED68">
       <w:numFmt w:val="decimal"/>
       <w:lvlText w:val=""/>
       <w:lvlJc w:val="left"/>
     </w:lvl>
-    <w:lvl w:ilvl="7" w:tplc="794CF0AC">
+    <w:lvl w:ilvl="7" w:tplc="3912E9FE">
       <w:numFmt w:val="decimal"/>
       <w:lvlText w:val=""/>
       <w:lvlJc w:val="left"/>
     </w:lvl>
-    <w:lvl w:ilvl="8" w:tplc="97AC338A">
+    <w:lvl w:ilvl="8" w:tplc="4712F884">
       <w:numFmt w:val="decimal"/>
       <w:lvlText w:val=""/>
       <w:lvlJc w:val="left"/>
     </w:lvl>
   </w:abstractNum>
-  <w:abstractNum w:abstractNumId="8" w15:restartNumberingAfterBreak="0">
-    <w:nsid w:val="3A700E2B"/>
+  <w:abstractNum w:abstractNumId="10" w15:restartNumberingAfterBreak="0">
+    <w:nsid w:val="30FE500F"/>
     <w:multiLevelType w:val="hybridMultilevel"/>
-    <w:tmpl w:val="62DE70BA"/>
-    <w:lvl w:ilvl="0" w:tplc="FFC6FB02">
+    <w:tmpl w:val="1BE4661E"/>
+    <w:lvl w:ilvl="0" w:tplc="E676F458">
       <w:start w:val="1"/>
       <w:numFmt w:val="decimal"/>
       <w:lvlText w:val="%1."/>
@@ -23738,52 +23882,52 @@
         <w:color w:val="A67C27"/>
       </w:rPr>
     </w:lvl>
-    <w:lvl w:ilvl="1" w:tplc="10526B50">
+    <w:lvl w:ilvl="1" w:tplc="9C920CD2">
       <w:numFmt w:val="decimal"/>
       <w:lvlText w:val=""/>
       <w:lvlJc w:val="left"/>
     </w:lvl>
-    <w:lvl w:ilvl="2" w:tplc="653C31A8">
+    <w:lvl w:ilvl="2" w:tplc="116A4CBE">
       <w:numFmt w:val="decimal"/>
       <w:lvlText w:val=""/>
       <w:lvlJc w:val="left"/>
     </w:lvl>
-    <w:lvl w:ilvl="3" w:tplc="56B60DEA">
+    <w:lvl w:ilvl="3" w:tplc="90BE6F5C">
       <w:numFmt w:val="decimal"/>
       <w:lvlText w:val=""/>
       <w:lvlJc w:val="left"/>
     </w:lvl>
-    <w:lvl w:ilvl="4" w:tplc="3138AE0A">
+    <w:lvl w:ilvl="4" w:tplc="81FE6822">
       <w:numFmt w:val="decimal"/>
       <w:lvlText w:val=""/>
       <w:lvlJc w:val="left"/>
     </w:lvl>
-    <w:lvl w:ilvl="5" w:tplc="3BC42844">
+    <w:lvl w:ilvl="5" w:tplc="40267006">
       <w:numFmt w:val="decimal"/>
       <w:lvlText w:val=""/>
       <w:lvlJc w:val="left"/>
     </w:lvl>
-    <w:lvl w:ilvl="6" w:tplc="41E089E2">
+    <w:lvl w:ilvl="6" w:tplc="042C50E0">
       <w:numFmt w:val="decimal"/>
       <w:lvlText w:val=""/>
       <w:lvlJc w:val="left"/>
     </w:lvl>
-    <w:lvl w:ilvl="7" w:tplc="43B25894">
+    <w:lvl w:ilvl="7" w:tplc="082A8C86">
       <w:numFmt w:val="decimal"/>
       <w:lvlText w:val=""/>
       <w:lvlJc w:val="left"/>
     </w:lvl>
-    <w:lvl w:ilvl="8" w:tplc="95986A2A">
+    <w:lvl w:ilvl="8" w:tplc="90F0D51C">
       <w:numFmt w:val="decimal"/>
       <w:lvlText w:val=""/>
       <w:lvlJc w:val="left"/>
     </w:lvl>
   </w:abstractNum>
-  <w:abstractNum w:abstractNumId="9" w15:restartNumberingAfterBreak="0">
-    <w:nsid w:val="3BF73A0C"/>
+  <w:abstractNum w:abstractNumId="11" w15:restartNumberingAfterBreak="0">
+    <w:nsid w:val="318624A3"/>
     <w:multiLevelType w:val="hybridMultilevel"/>
-    <w:tmpl w:val="32789B24"/>
-    <w:lvl w:ilvl="0" w:tplc="4A343138">
+    <w:tmpl w:val="7A0A70E8"/>
+    <w:lvl w:ilvl="0" w:tplc="15E0962E">
       <w:start w:val="1"/>
       <w:numFmt w:val="decimal"/>
       <w:lvlText w:val="%1."/>
@@ -23797,52 +23941,52 @@
         <w:color w:val="A67C27"/>
       </w:rPr>
     </w:lvl>
-    <w:lvl w:ilvl="1" w:tplc="BF409990">
+    <w:lvl w:ilvl="1" w:tplc="E4C4CF74">
       <w:numFmt w:val="decimal"/>
       <w:lvlText w:val=""/>
       <w:lvlJc w:val="left"/>
     </w:lvl>
-    <w:lvl w:ilvl="2" w:tplc="AECAE8F8">
+    <w:lvl w:ilvl="2" w:tplc="300202C2">
       <w:numFmt w:val="decimal"/>
       <w:lvlText w:val=""/>
       <w:lvlJc w:val="left"/>
     </w:lvl>
-    <w:lvl w:ilvl="3" w:tplc="08445340">
+    <w:lvl w:ilvl="3" w:tplc="0B8C54E8">
       <w:numFmt w:val="decimal"/>
       <w:lvlText w:val=""/>
       <w:lvlJc w:val="left"/>
     </w:lvl>
-    <w:lvl w:ilvl="4" w:tplc="29F4D722">
+    <w:lvl w:ilvl="4" w:tplc="BEC05676">
       <w:numFmt w:val="decimal"/>
       <w:lvlText w:val=""/>
       <w:lvlJc w:val="left"/>
     </w:lvl>
-    <w:lvl w:ilvl="5" w:tplc="D94A687C">
+    <w:lvl w:ilvl="5" w:tplc="524A4D2C">
       <w:numFmt w:val="decimal"/>
       <w:lvlText w:val=""/>
       <w:lvlJc w:val="left"/>
     </w:lvl>
-    <w:lvl w:ilvl="6" w:tplc="E22064F8">
+    <w:lvl w:ilvl="6" w:tplc="207A3926">
       <w:numFmt w:val="decimal"/>
       <w:lvlText w:val=""/>
       <w:lvlJc w:val="left"/>
     </w:lvl>
-    <w:lvl w:ilvl="7" w:tplc="F796DFEA">
+    <w:lvl w:ilvl="7" w:tplc="ED50A63A">
       <w:numFmt w:val="decimal"/>
       <w:lvlText w:val=""/>
       <w:lvlJc w:val="left"/>
     </w:lvl>
-    <w:lvl w:ilvl="8" w:tplc="9B76ABF4">
+    <w:lvl w:ilvl="8" w:tplc="96720EA0">
       <w:numFmt w:val="decimal"/>
       <w:lvlText w:val=""/>
       <w:lvlJc w:val="left"/>
     </w:lvl>
   </w:abstractNum>
-  <w:abstractNum w:abstractNumId="10" w15:restartNumberingAfterBreak="0">
-    <w:nsid w:val="3C0C5ED6"/>
+  <w:abstractNum w:abstractNumId="12" w15:restartNumberingAfterBreak="0">
+    <w:nsid w:val="32D261BD"/>
     <w:multiLevelType w:val="hybridMultilevel"/>
-    <w:tmpl w:val="E5DCD42A"/>
-    <w:lvl w:ilvl="0" w:tplc="D8EA1814">
+    <w:tmpl w:val="D6E47EE6"/>
+    <w:lvl w:ilvl="0" w:tplc="ADECD0A8">
       <w:start w:val="1"/>
       <w:numFmt w:val="decimal"/>
       <w:lvlText w:val="%1."/>
@@ -23856,138 +24000,52 @@
         <w:color w:val="A67C27"/>
       </w:rPr>
     </w:lvl>
-    <w:lvl w:ilvl="1" w:tplc="1ABE7434">
+    <w:lvl w:ilvl="1" w:tplc="37BC8F72">
       <w:numFmt w:val="decimal"/>
       <w:lvlText w:val=""/>
       <w:lvlJc w:val="left"/>
     </w:lvl>
-    <w:lvl w:ilvl="2" w:tplc="7E38ACE2">
+    <w:lvl w:ilvl="2" w:tplc="A01A8D5E">
       <w:numFmt w:val="decimal"/>
       <w:lvlText w:val=""/>
       <w:lvlJc w:val="left"/>
     </w:lvl>
-    <w:lvl w:ilvl="3" w:tplc="E0D0112A">
+    <w:lvl w:ilvl="3" w:tplc="C7964060">
       <w:numFmt w:val="decimal"/>
       <w:lvlText w:val=""/>
       <w:lvlJc w:val="left"/>
     </w:lvl>
-    <w:lvl w:ilvl="4" w:tplc="D514EDBE">
+    <w:lvl w:ilvl="4" w:tplc="1D34A042">
       <w:numFmt w:val="decimal"/>
       <w:lvlText w:val=""/>
       <w:lvlJc w:val="left"/>
     </w:lvl>
-    <w:lvl w:ilvl="5" w:tplc="43FA4A82">
+    <w:lvl w:ilvl="5" w:tplc="86644E7A">
       <w:numFmt w:val="decimal"/>
       <w:lvlText w:val=""/>
       <w:lvlJc w:val="left"/>
     </w:lvl>
-    <w:lvl w:ilvl="6" w:tplc="BF2A581E">
+    <w:lvl w:ilvl="6" w:tplc="F06CE11E">
       <w:numFmt w:val="decimal"/>
       <w:lvlText w:val=""/>
       <w:lvlJc w:val="left"/>
     </w:lvl>
-    <w:lvl w:ilvl="7" w:tplc="12940172">
+    <w:lvl w:ilvl="7" w:tplc="E0884BB2">
       <w:numFmt w:val="decimal"/>
       <w:lvlText w:val=""/>
       <w:lvlJc w:val="left"/>
     </w:lvl>
-    <w:lvl w:ilvl="8" w:tplc="C7AEF960">
+    <w:lvl w:ilvl="8" w:tplc="3BA82E96">
       <w:numFmt w:val="decimal"/>
       <w:lvlText w:val=""/>
       <w:lvlJc w:val="left"/>
     </w:lvl>
   </w:abstractNum>
-  <w:abstractNum w:abstractNumId="11" w15:restartNumberingAfterBreak="0">
-    <w:nsid w:val="48CF638E"/>
+  <w:abstractNum w:abstractNumId="13" w15:restartNumberingAfterBreak="0">
+    <w:nsid w:val="37D82366"/>
     <w:multiLevelType w:val="hybridMultilevel"/>
-    <w:tmpl w:val="24CCED9A"/>
-    <w:lvl w:ilvl="0" w:tplc="EBE07A6A">
-      <w:start w:val="1"/>
-      <w:numFmt w:val="bullet"/>
-      <w:lvlText w:val="●"/>
-      <w:lvlJc w:val="left"/>
-      <w:pPr>
-        <w:ind w:left="720" w:hanging="360"/>
-      </w:pPr>
-    </w:lvl>
-    <w:lvl w:ilvl="1" w:tplc="D576AEBC">
-      <w:start w:val="1"/>
-      <w:numFmt w:val="bullet"/>
-      <w:lvlText w:val="○"/>
-      <w:lvlJc w:val="left"/>
-      <w:pPr>
-        <w:ind w:left="1440" w:hanging="360"/>
-      </w:pPr>
-    </w:lvl>
-    <w:lvl w:ilvl="2" w:tplc="10B2E746">
-      <w:start w:val="1"/>
-      <w:numFmt w:val="bullet"/>
-      <w:lvlText w:val="■"/>
-      <w:lvlJc w:val="left"/>
-      <w:pPr>
-        <w:ind w:left="2160" w:hanging="360"/>
-      </w:pPr>
-    </w:lvl>
-    <w:lvl w:ilvl="3" w:tplc="EF84443E">
-      <w:start w:val="1"/>
-      <w:numFmt w:val="bullet"/>
-      <w:lvlText w:val="●"/>
-      <w:lvlJc w:val="left"/>
-      <w:pPr>
-        <w:ind w:left="2880" w:hanging="360"/>
-      </w:pPr>
-    </w:lvl>
-    <w:lvl w:ilvl="4" w:tplc="62FE3FE4">
-      <w:start w:val="1"/>
-      <w:numFmt w:val="bullet"/>
-      <w:lvlText w:val="○"/>
-      <w:lvlJc w:val="left"/>
-      <w:pPr>
-        <w:ind w:left="3600" w:hanging="360"/>
-      </w:pPr>
-    </w:lvl>
-    <w:lvl w:ilvl="5" w:tplc="8B6C2660">
-      <w:start w:val="1"/>
-      <w:numFmt w:val="bullet"/>
-      <w:lvlText w:val="■"/>
-      <w:lvlJc w:val="left"/>
-      <w:pPr>
-        <w:ind w:left="4320" w:hanging="360"/>
-      </w:pPr>
-    </w:lvl>
-    <w:lvl w:ilvl="6" w:tplc="90B63C44">
-      <w:start w:val="1"/>
-      <w:numFmt w:val="bullet"/>
-      <w:lvlText w:val="●"/>
-      <w:lvlJc w:val="left"/>
-      <w:pPr>
-        <w:ind w:left="5040" w:hanging="360"/>
-      </w:pPr>
-    </w:lvl>
-    <w:lvl w:ilvl="7" w:tplc="5EF08E60">
-      <w:start w:val="1"/>
-      <w:numFmt w:val="bullet"/>
-      <w:lvlText w:val="●"/>
-      <w:lvlJc w:val="left"/>
-      <w:pPr>
-        <w:ind w:left="5760" w:hanging="360"/>
-      </w:pPr>
-    </w:lvl>
-    <w:lvl w:ilvl="8" w:tplc="5FC6ACF4">
-      <w:start w:val="1"/>
-      <w:numFmt w:val="bullet"/>
-      <w:lvlText w:val="●"/>
-      <w:lvlJc w:val="left"/>
-      <w:pPr>
-        <w:ind w:left="6480" w:hanging="360"/>
-      </w:pPr>
-    </w:lvl>
-  </w:abstractNum>
-  <w:abstractNum w:abstractNumId="12" w15:restartNumberingAfterBreak="0">
-    <w:nsid w:val="4ECD5127"/>
-    <w:multiLevelType w:val="hybridMultilevel"/>
-    <w:tmpl w:val="257EB836"/>
-    <w:lvl w:ilvl="0" w:tplc="6C9276B0">
+    <w:tmpl w:val="5C22F14C"/>
+    <w:lvl w:ilvl="0" w:tplc="7EC48330">
       <w:start w:val="1"/>
       <w:numFmt w:val="decimal"/>
       <w:lvlText w:val="%1."/>
@@ -24001,52 +24059,52 @@
         <w:color w:val="A67C27"/>
       </w:rPr>
     </w:lvl>
-    <w:lvl w:ilvl="1" w:tplc="A4E0BA42">
+    <w:lvl w:ilvl="1" w:tplc="26A4BE64">
       <w:numFmt w:val="decimal"/>
       <w:lvlText w:val=""/>
       <w:lvlJc w:val="left"/>
     </w:lvl>
-    <w:lvl w:ilvl="2" w:tplc="F1CEF01C">
+    <w:lvl w:ilvl="2" w:tplc="7856E0C8">
       <w:numFmt w:val="decimal"/>
       <w:lvlText w:val=""/>
       <w:lvlJc w:val="left"/>
     </w:lvl>
-    <w:lvl w:ilvl="3" w:tplc="1C4E5268">
+    <w:lvl w:ilvl="3" w:tplc="F0DE2A44">
       <w:numFmt w:val="decimal"/>
       <w:lvlText w:val=""/>
       <w:lvlJc w:val="left"/>
     </w:lvl>
-    <w:lvl w:ilvl="4" w:tplc="D7568FB0">
+    <w:lvl w:ilvl="4" w:tplc="E7C2A6C0">
       <w:numFmt w:val="decimal"/>
       <w:lvlText w:val=""/>
       <w:lvlJc w:val="left"/>
     </w:lvl>
-    <w:lvl w:ilvl="5" w:tplc="EC529F0A">
+    <w:lvl w:ilvl="5" w:tplc="B936FE40">
       <w:numFmt w:val="decimal"/>
       <w:lvlText w:val=""/>
       <w:lvlJc w:val="left"/>
     </w:lvl>
-    <w:lvl w:ilvl="6" w:tplc="D38E8B58">
+    <w:lvl w:ilvl="6" w:tplc="862A8CBA">
       <w:numFmt w:val="decimal"/>
       <w:lvlText w:val=""/>
       <w:lvlJc w:val="left"/>
     </w:lvl>
-    <w:lvl w:ilvl="7" w:tplc="3A120D9C">
+    <w:lvl w:ilvl="7" w:tplc="411E8822">
       <w:numFmt w:val="decimal"/>
       <w:lvlText w:val=""/>
       <w:lvlJc w:val="left"/>
     </w:lvl>
-    <w:lvl w:ilvl="8" w:tplc="7E586394">
+    <w:lvl w:ilvl="8" w:tplc="E64C7D3E">
       <w:numFmt w:val="decimal"/>
       <w:lvlText w:val=""/>
       <w:lvlJc w:val="left"/>
     </w:lvl>
   </w:abstractNum>
-  <w:abstractNum w:abstractNumId="13" w15:restartNumberingAfterBreak="0">
-    <w:nsid w:val="51836288"/>
+  <w:abstractNum w:abstractNumId="14" w15:restartNumberingAfterBreak="0">
+    <w:nsid w:val="3A9E01B4"/>
     <w:multiLevelType w:val="hybridMultilevel"/>
-    <w:tmpl w:val="AADADD84"/>
-    <w:lvl w:ilvl="0" w:tplc="CDF60622">
+    <w:tmpl w:val="1A3AA344"/>
+    <w:lvl w:ilvl="0" w:tplc="FD54092E">
       <w:start w:val="1"/>
       <w:numFmt w:val="decimal"/>
       <w:lvlText w:val="%1."/>
@@ -24060,52 +24118,52 @@
         <w:color w:val="A67C27"/>
       </w:rPr>
     </w:lvl>
-    <w:lvl w:ilvl="1" w:tplc="AD7ABDD4">
+    <w:lvl w:ilvl="1" w:tplc="734821BA">
       <w:numFmt w:val="decimal"/>
       <w:lvlText w:val=""/>
       <w:lvlJc w:val="left"/>
     </w:lvl>
-    <w:lvl w:ilvl="2" w:tplc="F5B47ECC">
+    <w:lvl w:ilvl="2" w:tplc="1DFA6C36">
       <w:numFmt w:val="decimal"/>
       <w:lvlText w:val=""/>
       <w:lvlJc w:val="left"/>
     </w:lvl>
-    <w:lvl w:ilvl="3" w:tplc="DD64F2C2">
+    <w:lvl w:ilvl="3" w:tplc="F34C4DC0">
       <w:numFmt w:val="decimal"/>
       <w:lvlText w:val=""/>
       <w:lvlJc w:val="left"/>
     </w:lvl>
-    <w:lvl w:ilvl="4" w:tplc="A308080E">
+    <w:lvl w:ilvl="4" w:tplc="0C94D214">
       <w:numFmt w:val="decimal"/>
       <w:lvlText w:val=""/>
       <w:lvlJc w:val="left"/>
     </w:lvl>
-    <w:lvl w:ilvl="5" w:tplc="4DE49708">
+    <w:lvl w:ilvl="5" w:tplc="E7567F62">
       <w:numFmt w:val="decimal"/>
       <w:lvlText w:val=""/>
       <w:lvlJc w:val="left"/>
     </w:lvl>
-    <w:lvl w:ilvl="6" w:tplc="73A4CCA8">
+    <w:lvl w:ilvl="6" w:tplc="59347A90">
       <w:numFmt w:val="decimal"/>
       <w:lvlText w:val=""/>
       <w:lvlJc w:val="left"/>
     </w:lvl>
-    <w:lvl w:ilvl="7" w:tplc="0504AAE8">
+    <w:lvl w:ilvl="7" w:tplc="4D148EF2">
       <w:numFmt w:val="decimal"/>
       <w:lvlText w:val=""/>
       <w:lvlJc w:val="left"/>
     </w:lvl>
-    <w:lvl w:ilvl="8" w:tplc="38E881C6">
+    <w:lvl w:ilvl="8" w:tplc="806E8E7E">
       <w:numFmt w:val="decimal"/>
       <w:lvlText w:val=""/>
       <w:lvlJc w:val="left"/>
     </w:lvl>
   </w:abstractNum>
-  <w:abstractNum w:abstractNumId="14" w15:restartNumberingAfterBreak="0">
-    <w:nsid w:val="591A117A"/>
+  <w:abstractNum w:abstractNumId="15" w15:restartNumberingAfterBreak="0">
+    <w:nsid w:val="49964A95"/>
     <w:multiLevelType w:val="hybridMultilevel"/>
-    <w:tmpl w:val="728843DA"/>
-    <w:lvl w:ilvl="0" w:tplc="88E0878A">
+    <w:tmpl w:val="FD4AAB1E"/>
+    <w:lvl w:ilvl="0" w:tplc="2034F19E">
       <w:start w:val="1"/>
       <w:numFmt w:val="decimal"/>
       <w:lvlText w:val="%1."/>
@@ -24119,52 +24177,52 @@
         <w:color w:val="A67C27"/>
       </w:rPr>
     </w:lvl>
-    <w:lvl w:ilvl="1" w:tplc="2FC2A7B0">
+    <w:lvl w:ilvl="1" w:tplc="05640C64">
       <w:numFmt w:val="decimal"/>
       <w:lvlText w:val=""/>
       <w:lvlJc w:val="left"/>
     </w:lvl>
-    <w:lvl w:ilvl="2" w:tplc="7CE835EC">
+    <w:lvl w:ilvl="2" w:tplc="BFBC3B50">
       <w:numFmt w:val="decimal"/>
       <w:lvlText w:val=""/>
       <w:lvlJc w:val="left"/>
     </w:lvl>
-    <w:lvl w:ilvl="3" w:tplc="174C0300">
+    <w:lvl w:ilvl="3" w:tplc="D5748194">
       <w:numFmt w:val="decimal"/>
       <w:lvlText w:val=""/>
       <w:lvlJc w:val="left"/>
     </w:lvl>
-    <w:lvl w:ilvl="4" w:tplc="7CFC60F4">
+    <w:lvl w:ilvl="4" w:tplc="9810083E">
       <w:numFmt w:val="decimal"/>
       <w:lvlText w:val=""/>
       <w:lvlJc w:val="left"/>
     </w:lvl>
-    <w:lvl w:ilvl="5" w:tplc="F7F29E64">
+    <w:lvl w:ilvl="5" w:tplc="70723C5C">
       <w:numFmt w:val="decimal"/>
       <w:lvlText w:val=""/>
       <w:lvlJc w:val="left"/>
     </w:lvl>
-    <w:lvl w:ilvl="6" w:tplc="E4EA6B14">
+    <w:lvl w:ilvl="6" w:tplc="FFE6C772">
       <w:numFmt w:val="decimal"/>
       <w:lvlText w:val=""/>
       <w:lvlJc w:val="left"/>
     </w:lvl>
-    <w:lvl w:ilvl="7" w:tplc="534043D0">
+    <w:lvl w:ilvl="7" w:tplc="D91A3BDC">
       <w:numFmt w:val="decimal"/>
       <w:lvlText w:val=""/>
       <w:lvlJc w:val="left"/>
     </w:lvl>
-    <w:lvl w:ilvl="8" w:tplc="CED44EFE">
+    <w:lvl w:ilvl="8" w:tplc="D75CA700">
       <w:numFmt w:val="decimal"/>
       <w:lvlText w:val=""/>
       <w:lvlJc w:val="left"/>
     </w:lvl>
   </w:abstractNum>
-  <w:abstractNum w:abstractNumId="15" w15:restartNumberingAfterBreak="0">
-    <w:nsid w:val="5C573A1A"/>
+  <w:abstractNum w:abstractNumId="16" w15:restartNumberingAfterBreak="0">
+    <w:nsid w:val="4CE66A62"/>
     <w:multiLevelType w:val="hybridMultilevel"/>
-    <w:tmpl w:val="77103374"/>
-    <w:lvl w:ilvl="0" w:tplc="5E8EDF10">
+    <w:tmpl w:val="E51E75EA"/>
+    <w:lvl w:ilvl="0" w:tplc="2D22C69A">
       <w:start w:val="1"/>
       <w:numFmt w:val="decimal"/>
       <w:lvlText w:val="%1."/>
@@ -24178,52 +24236,52 @@
         <w:color w:val="A67C27"/>
       </w:rPr>
     </w:lvl>
-    <w:lvl w:ilvl="1" w:tplc="0D1653A6">
+    <w:lvl w:ilvl="1" w:tplc="B03A498E">
       <w:numFmt w:val="decimal"/>
       <w:lvlText w:val=""/>
       <w:lvlJc w:val="left"/>
     </w:lvl>
-    <w:lvl w:ilvl="2" w:tplc="5FE40CE2">
+    <w:lvl w:ilvl="2" w:tplc="19FE8E7A">
       <w:numFmt w:val="decimal"/>
       <w:lvlText w:val=""/>
       <w:lvlJc w:val="left"/>
     </w:lvl>
-    <w:lvl w:ilvl="3" w:tplc="852A09E4">
+    <w:lvl w:ilvl="3" w:tplc="5344E152">
       <w:numFmt w:val="decimal"/>
       <w:lvlText w:val=""/>
       <w:lvlJc w:val="left"/>
     </w:lvl>
-    <w:lvl w:ilvl="4" w:tplc="C4162DC0">
+    <w:lvl w:ilvl="4" w:tplc="B5ECBE54">
       <w:numFmt w:val="decimal"/>
       <w:lvlText w:val=""/>
       <w:lvlJc w:val="left"/>
     </w:lvl>
-    <w:lvl w:ilvl="5" w:tplc="64848528">
+    <w:lvl w:ilvl="5" w:tplc="4EF0B918">
       <w:numFmt w:val="decimal"/>
       <w:lvlText w:val=""/>
       <w:lvlJc w:val="left"/>
     </w:lvl>
-    <w:lvl w:ilvl="6" w:tplc="E30A8EA2">
+    <w:lvl w:ilvl="6" w:tplc="64C8E2CA">
       <w:numFmt w:val="decimal"/>
       <w:lvlText w:val=""/>
       <w:lvlJc w:val="left"/>
     </w:lvl>
-    <w:lvl w:ilvl="7" w:tplc="88C09E9A">
+    <w:lvl w:ilvl="7" w:tplc="0888ACCC">
       <w:numFmt w:val="decimal"/>
       <w:lvlText w:val=""/>
       <w:lvlJc w:val="left"/>
     </w:lvl>
-    <w:lvl w:ilvl="8" w:tplc="21E00CC6">
+    <w:lvl w:ilvl="8" w:tplc="7AE055F2">
       <w:numFmt w:val="decimal"/>
       <w:lvlText w:val=""/>
       <w:lvlJc w:val="left"/>
     </w:lvl>
   </w:abstractNum>
-  <w:abstractNum w:abstractNumId="16" w15:restartNumberingAfterBreak="0">
-    <w:nsid w:val="5DCC18FF"/>
+  <w:abstractNum w:abstractNumId="17" w15:restartNumberingAfterBreak="0">
+    <w:nsid w:val="4EAE2B2E"/>
     <w:multiLevelType w:val="hybridMultilevel"/>
-    <w:tmpl w:val="2BFA8614"/>
-    <w:lvl w:ilvl="0" w:tplc="4E685D04">
+    <w:tmpl w:val="8124D818"/>
+    <w:lvl w:ilvl="0" w:tplc="D4068B0E">
       <w:start w:val="1"/>
       <w:numFmt w:val="decimal"/>
       <w:lvlText w:val="%1."/>
@@ -24237,52 +24295,52 @@
         <w:color w:val="A67C27"/>
       </w:rPr>
     </w:lvl>
-    <w:lvl w:ilvl="1" w:tplc="B8D4429A">
+    <w:lvl w:ilvl="1" w:tplc="2A06A0F0">
       <w:numFmt w:val="decimal"/>
       <w:lvlText w:val=""/>
       <w:lvlJc w:val="left"/>
     </w:lvl>
-    <w:lvl w:ilvl="2" w:tplc="7EFCF606">
+    <w:lvl w:ilvl="2" w:tplc="A68A651A">
       <w:numFmt w:val="decimal"/>
       <w:lvlText w:val=""/>
       <w:lvlJc w:val="left"/>
     </w:lvl>
-    <w:lvl w:ilvl="3" w:tplc="C5887E3E">
+    <w:lvl w:ilvl="3" w:tplc="F880FC98">
       <w:numFmt w:val="decimal"/>
       <w:lvlText w:val=""/>
       <w:lvlJc w:val="left"/>
     </w:lvl>
-    <w:lvl w:ilvl="4" w:tplc="9EA82DA0">
+    <w:lvl w:ilvl="4" w:tplc="1BC26B04">
       <w:numFmt w:val="decimal"/>
       <w:lvlText w:val=""/>
       <w:lvlJc w:val="left"/>
     </w:lvl>
-    <w:lvl w:ilvl="5" w:tplc="997CC184">
+    <w:lvl w:ilvl="5" w:tplc="F5E4B878">
       <w:numFmt w:val="decimal"/>
       <w:lvlText w:val=""/>
       <w:lvlJc w:val="left"/>
     </w:lvl>
-    <w:lvl w:ilvl="6" w:tplc="A166368A">
+    <w:lvl w:ilvl="6" w:tplc="54B62C5E">
       <w:numFmt w:val="decimal"/>
       <w:lvlText w:val=""/>
       <w:lvlJc w:val="left"/>
     </w:lvl>
-    <w:lvl w:ilvl="7" w:tplc="CBCC0192">
+    <w:lvl w:ilvl="7" w:tplc="774034EC">
       <w:numFmt w:val="decimal"/>
       <w:lvlText w:val=""/>
       <w:lvlJc w:val="left"/>
     </w:lvl>
-    <w:lvl w:ilvl="8" w:tplc="9B86E1C0">
+    <w:lvl w:ilvl="8" w:tplc="B316CA6C">
       <w:numFmt w:val="decimal"/>
       <w:lvlText w:val=""/>
       <w:lvlJc w:val="left"/>
     </w:lvl>
   </w:abstractNum>
-  <w:abstractNum w:abstractNumId="17" w15:restartNumberingAfterBreak="0">
-    <w:nsid w:val="5F574820"/>
+  <w:abstractNum w:abstractNumId="18" w15:restartNumberingAfterBreak="0">
+    <w:nsid w:val="50E65CFA"/>
     <w:multiLevelType w:val="hybridMultilevel"/>
-    <w:tmpl w:val="8F425FBA"/>
-    <w:lvl w:ilvl="0" w:tplc="DB2CAE96">
+    <w:tmpl w:val="631E0B14"/>
+    <w:lvl w:ilvl="0" w:tplc="45EE4650">
       <w:start w:val="1"/>
       <w:numFmt w:val="decimal"/>
       <w:lvlText w:val="%1."/>
@@ -24296,52 +24354,52 @@
         <w:color w:val="A67C27"/>
       </w:rPr>
     </w:lvl>
-    <w:lvl w:ilvl="1" w:tplc="31F4AD6A">
+    <w:lvl w:ilvl="1" w:tplc="CAE2C8D4">
       <w:numFmt w:val="decimal"/>
       <w:lvlText w:val=""/>
       <w:lvlJc w:val="left"/>
     </w:lvl>
-    <w:lvl w:ilvl="2" w:tplc="6B287DB8">
+    <w:lvl w:ilvl="2" w:tplc="1B1C607A">
       <w:numFmt w:val="decimal"/>
       <w:lvlText w:val=""/>
       <w:lvlJc w:val="left"/>
     </w:lvl>
-    <w:lvl w:ilvl="3" w:tplc="A08207D2">
+    <w:lvl w:ilvl="3" w:tplc="84B0F1CE">
       <w:numFmt w:val="decimal"/>
       <w:lvlText w:val=""/>
       <w:lvlJc w:val="left"/>
     </w:lvl>
-    <w:lvl w:ilvl="4" w:tplc="41283134">
+    <w:lvl w:ilvl="4" w:tplc="135C17BE">
       <w:numFmt w:val="decimal"/>
       <w:lvlText w:val=""/>
       <w:lvlJc w:val="left"/>
     </w:lvl>
-    <w:lvl w:ilvl="5" w:tplc="F9FC0036">
+    <w:lvl w:ilvl="5" w:tplc="275405D8">
       <w:numFmt w:val="decimal"/>
       <w:lvlText w:val=""/>
       <w:lvlJc w:val="left"/>
     </w:lvl>
-    <w:lvl w:ilvl="6" w:tplc="87ECD354">
+    <w:lvl w:ilvl="6" w:tplc="70DE7CEC">
       <w:numFmt w:val="decimal"/>
       <w:lvlText w:val=""/>
       <w:lvlJc w:val="left"/>
     </w:lvl>
-    <w:lvl w:ilvl="7" w:tplc="FB28C604">
+    <w:lvl w:ilvl="7" w:tplc="07689866">
       <w:numFmt w:val="decimal"/>
       <w:lvlText w:val=""/>
       <w:lvlJc w:val="left"/>
     </w:lvl>
-    <w:lvl w:ilvl="8" w:tplc="FF4A408A">
+    <w:lvl w:ilvl="8" w:tplc="20302866">
       <w:numFmt w:val="decimal"/>
       <w:lvlText w:val=""/>
       <w:lvlJc w:val="left"/>
     </w:lvl>
   </w:abstractNum>
-  <w:abstractNum w:abstractNumId="18" w15:restartNumberingAfterBreak="0">
-    <w:nsid w:val="61F70A38"/>
+  <w:abstractNum w:abstractNumId="19" w15:restartNumberingAfterBreak="0">
+    <w:nsid w:val="54307C14"/>
     <w:multiLevelType w:val="hybridMultilevel"/>
-    <w:tmpl w:val="63ECD668"/>
-    <w:lvl w:ilvl="0" w:tplc="F0CEA46E">
+    <w:tmpl w:val="B26EB76E"/>
+    <w:lvl w:ilvl="0" w:tplc="B082F8D4">
       <w:start w:val="1"/>
       <w:numFmt w:val="decimal"/>
       <w:lvlText w:val="%1."/>
@@ -24355,52 +24413,52 @@
         <w:color w:val="A67C27"/>
       </w:rPr>
     </w:lvl>
-    <w:lvl w:ilvl="1" w:tplc="ABEE7128">
+    <w:lvl w:ilvl="1" w:tplc="7E62E93E">
       <w:numFmt w:val="decimal"/>
       <w:lvlText w:val=""/>
       <w:lvlJc w:val="left"/>
     </w:lvl>
-    <w:lvl w:ilvl="2" w:tplc="A5B494B2">
+    <w:lvl w:ilvl="2" w:tplc="A718EF96">
       <w:numFmt w:val="decimal"/>
       <w:lvlText w:val=""/>
       <w:lvlJc w:val="left"/>
     </w:lvl>
-    <w:lvl w:ilvl="3" w:tplc="F18AD8E6">
+    <w:lvl w:ilvl="3" w:tplc="14F43FA2">
       <w:numFmt w:val="decimal"/>
       <w:lvlText w:val=""/>
       <w:lvlJc w:val="left"/>
     </w:lvl>
-    <w:lvl w:ilvl="4" w:tplc="AE2E9892">
+    <w:lvl w:ilvl="4" w:tplc="BA747DC2">
       <w:numFmt w:val="decimal"/>
       <w:lvlText w:val=""/>
       <w:lvlJc w:val="left"/>
     </w:lvl>
-    <w:lvl w:ilvl="5" w:tplc="8732127E">
+    <w:lvl w:ilvl="5" w:tplc="F8DEFBC8">
       <w:numFmt w:val="decimal"/>
       <w:lvlText w:val=""/>
       <w:lvlJc w:val="left"/>
     </w:lvl>
-    <w:lvl w:ilvl="6" w:tplc="BCA83406">
+    <w:lvl w:ilvl="6" w:tplc="CA86F0B2">
       <w:numFmt w:val="decimal"/>
       <w:lvlText w:val=""/>
       <w:lvlJc w:val="left"/>
     </w:lvl>
-    <w:lvl w:ilvl="7" w:tplc="164239B0">
+    <w:lvl w:ilvl="7" w:tplc="74D81E8A">
       <w:numFmt w:val="decimal"/>
       <w:lvlText w:val=""/>
       <w:lvlJc w:val="left"/>
     </w:lvl>
-    <w:lvl w:ilvl="8" w:tplc="851AD22C">
+    <w:lvl w:ilvl="8" w:tplc="079058AA">
       <w:numFmt w:val="decimal"/>
       <w:lvlText w:val=""/>
       <w:lvlJc w:val="left"/>
     </w:lvl>
   </w:abstractNum>
-  <w:abstractNum w:abstractNumId="19" w15:restartNumberingAfterBreak="0">
-    <w:nsid w:val="62B04813"/>
+  <w:abstractNum w:abstractNumId="20" w15:restartNumberingAfterBreak="0">
+    <w:nsid w:val="56A52EF1"/>
     <w:multiLevelType w:val="hybridMultilevel"/>
-    <w:tmpl w:val="A1AE030C"/>
-    <w:lvl w:ilvl="0" w:tplc="2C5622D2">
+    <w:tmpl w:val="04EE78D2"/>
+    <w:lvl w:ilvl="0" w:tplc="92069E80">
       <w:start w:val="1"/>
       <w:numFmt w:val="decimal"/>
       <w:lvlText w:val="%1."/>
@@ -24414,52 +24472,52 @@
         <w:color w:val="A67C27"/>
       </w:rPr>
     </w:lvl>
-    <w:lvl w:ilvl="1" w:tplc="1FCADE46">
+    <w:lvl w:ilvl="1" w:tplc="2B78DF7C">
       <w:numFmt w:val="decimal"/>
       <w:lvlText w:val=""/>
       <w:lvlJc w:val="left"/>
     </w:lvl>
-    <w:lvl w:ilvl="2" w:tplc="D4985DEA">
+    <w:lvl w:ilvl="2" w:tplc="27763028">
       <w:numFmt w:val="decimal"/>
       <w:lvlText w:val=""/>
       <w:lvlJc w:val="left"/>
     </w:lvl>
-    <w:lvl w:ilvl="3" w:tplc="5A1C3CEC">
+    <w:lvl w:ilvl="3" w:tplc="CFA21348">
       <w:numFmt w:val="decimal"/>
       <w:lvlText w:val=""/>
       <w:lvlJc w:val="left"/>
     </w:lvl>
-    <w:lvl w:ilvl="4" w:tplc="9F90E4DE">
+    <w:lvl w:ilvl="4" w:tplc="2A66D804">
       <w:numFmt w:val="decimal"/>
       <w:lvlText w:val=""/>
       <w:lvlJc w:val="left"/>
     </w:lvl>
-    <w:lvl w:ilvl="5" w:tplc="A1585352">
+    <w:lvl w:ilvl="5" w:tplc="95CADCF8">
       <w:numFmt w:val="decimal"/>
       <w:lvlText w:val=""/>
       <w:lvlJc w:val="left"/>
     </w:lvl>
-    <w:lvl w:ilvl="6" w:tplc="F2E4D532">
+    <w:lvl w:ilvl="6" w:tplc="92C86B5C">
       <w:numFmt w:val="decimal"/>
       <w:lvlText w:val=""/>
       <w:lvlJc w:val="left"/>
     </w:lvl>
-    <w:lvl w:ilvl="7" w:tplc="93768DE0">
+    <w:lvl w:ilvl="7" w:tplc="16B6A67E">
       <w:numFmt w:val="decimal"/>
       <w:lvlText w:val=""/>
       <w:lvlJc w:val="left"/>
     </w:lvl>
-    <w:lvl w:ilvl="8" w:tplc="6A2ECBE0">
+    <w:lvl w:ilvl="8" w:tplc="D002737A">
       <w:numFmt w:val="decimal"/>
       <w:lvlText w:val=""/>
       <w:lvlJc w:val="left"/>
     </w:lvl>
   </w:abstractNum>
-  <w:abstractNum w:abstractNumId="20" w15:restartNumberingAfterBreak="0">
-    <w:nsid w:val="636F5850"/>
+  <w:abstractNum w:abstractNumId="21" w15:restartNumberingAfterBreak="0">
+    <w:nsid w:val="5E3D17EE"/>
     <w:multiLevelType w:val="hybridMultilevel"/>
-    <w:tmpl w:val="900697B2"/>
-    <w:lvl w:ilvl="0" w:tplc="28A6AFDA">
+    <w:tmpl w:val="6F185B9A"/>
+    <w:lvl w:ilvl="0" w:tplc="B87283D2">
       <w:start w:val="1"/>
       <w:numFmt w:val="decimal"/>
       <w:lvlText w:val="%1."/>
@@ -24473,52 +24531,52 @@
         <w:color w:val="A67C27"/>
       </w:rPr>
     </w:lvl>
-    <w:lvl w:ilvl="1" w:tplc="DE0AB8AC">
+    <w:lvl w:ilvl="1" w:tplc="A0E04458">
       <w:numFmt w:val="decimal"/>
       <w:lvlText w:val=""/>
       <w:lvlJc w:val="left"/>
     </w:lvl>
-    <w:lvl w:ilvl="2" w:tplc="41F24414">
+    <w:lvl w:ilvl="2" w:tplc="531CE948">
       <w:numFmt w:val="decimal"/>
       <w:lvlText w:val=""/>
       <w:lvlJc w:val="left"/>
     </w:lvl>
-    <w:lvl w:ilvl="3" w:tplc="3F08870E">
+    <w:lvl w:ilvl="3" w:tplc="16201D04">
       <w:numFmt w:val="decimal"/>
       <w:lvlText w:val=""/>
       <w:lvlJc w:val="left"/>
     </w:lvl>
-    <w:lvl w:ilvl="4" w:tplc="CCF0AF9C">
+    <w:lvl w:ilvl="4" w:tplc="8884A1B2">
       <w:numFmt w:val="decimal"/>
       <w:lvlText w:val=""/>
       <w:lvlJc w:val="left"/>
     </w:lvl>
-    <w:lvl w:ilvl="5" w:tplc="948C3FC6">
+    <w:lvl w:ilvl="5" w:tplc="AD507544">
       <w:numFmt w:val="decimal"/>
       <w:lvlText w:val=""/>
       <w:lvlJc w:val="left"/>
     </w:lvl>
-    <w:lvl w:ilvl="6" w:tplc="11E4BE14">
+    <w:lvl w:ilvl="6" w:tplc="52BEBD92">
       <w:numFmt w:val="decimal"/>
       <w:lvlText w:val=""/>
       <w:lvlJc w:val="left"/>
     </w:lvl>
-    <w:lvl w:ilvl="7" w:tplc="967C8C94">
+    <w:lvl w:ilvl="7" w:tplc="FB881980">
       <w:numFmt w:val="decimal"/>
       <w:lvlText w:val=""/>
       <w:lvlJc w:val="left"/>
     </w:lvl>
-    <w:lvl w:ilvl="8" w:tplc="6B064444">
+    <w:lvl w:ilvl="8" w:tplc="A7F87098">
       <w:numFmt w:val="decimal"/>
       <w:lvlText w:val=""/>
       <w:lvlJc w:val="left"/>
     </w:lvl>
   </w:abstractNum>
-  <w:abstractNum w:abstractNumId="21" w15:restartNumberingAfterBreak="0">
-    <w:nsid w:val="64030A6A"/>
+  <w:abstractNum w:abstractNumId="22" w15:restartNumberingAfterBreak="0">
+    <w:nsid w:val="5E466257"/>
     <w:multiLevelType w:val="hybridMultilevel"/>
-    <w:tmpl w:val="53E29232"/>
-    <w:lvl w:ilvl="0" w:tplc="EB2A4B5E">
+    <w:tmpl w:val="CF8CEA46"/>
+    <w:lvl w:ilvl="0" w:tplc="29BA4C2E">
       <w:start w:val="1"/>
       <w:numFmt w:val="decimal"/>
       <w:lvlText w:val="%1."/>
@@ -24532,52 +24590,52 @@
         <w:color w:val="A67C27"/>
       </w:rPr>
     </w:lvl>
-    <w:lvl w:ilvl="1" w:tplc="EDDEDB9C">
+    <w:lvl w:ilvl="1" w:tplc="E118F392">
       <w:numFmt w:val="decimal"/>
       <w:lvlText w:val=""/>
       <w:lvlJc w:val="left"/>
     </w:lvl>
-    <w:lvl w:ilvl="2" w:tplc="AC969FBA">
+    <w:lvl w:ilvl="2" w:tplc="E98C2364">
       <w:numFmt w:val="decimal"/>
       <w:lvlText w:val=""/>
       <w:lvlJc w:val="left"/>
     </w:lvl>
-    <w:lvl w:ilvl="3" w:tplc="120EF26C">
+    <w:lvl w:ilvl="3" w:tplc="0CCAE8FA">
       <w:numFmt w:val="decimal"/>
       <w:lvlText w:val=""/>
       <w:lvlJc w:val="left"/>
     </w:lvl>
-    <w:lvl w:ilvl="4" w:tplc="AE0A4CF8">
+    <w:lvl w:ilvl="4" w:tplc="70C6EDF2">
       <w:numFmt w:val="decimal"/>
       <w:lvlText w:val=""/>
       <w:lvlJc w:val="left"/>
     </w:lvl>
-    <w:lvl w:ilvl="5" w:tplc="5ECAFA40">
+    <w:lvl w:ilvl="5" w:tplc="F9F0127E">
       <w:numFmt w:val="decimal"/>
       <w:lvlText w:val=""/>
       <w:lvlJc w:val="left"/>
     </w:lvl>
-    <w:lvl w:ilvl="6" w:tplc="203E3052">
+    <w:lvl w:ilvl="6" w:tplc="EAE85A66">
       <w:numFmt w:val="decimal"/>
       <w:lvlText w:val=""/>
       <w:lvlJc w:val="left"/>
     </w:lvl>
-    <w:lvl w:ilvl="7" w:tplc="22D49D68">
+    <w:lvl w:ilvl="7" w:tplc="4F5CD39C">
       <w:numFmt w:val="decimal"/>
       <w:lvlText w:val=""/>
       <w:lvlJc w:val="left"/>
     </w:lvl>
-    <w:lvl w:ilvl="8" w:tplc="2AF8DEEC">
+    <w:lvl w:ilvl="8" w:tplc="97946F00">
       <w:numFmt w:val="decimal"/>
       <w:lvlText w:val=""/>
       <w:lvlJc w:val="left"/>
     </w:lvl>
   </w:abstractNum>
-  <w:abstractNum w:abstractNumId="22" w15:restartNumberingAfterBreak="0">
-    <w:nsid w:val="64B002C8"/>
+  <w:abstractNum w:abstractNumId="23" w15:restartNumberingAfterBreak="0">
+    <w:nsid w:val="628A1DCD"/>
     <w:multiLevelType w:val="hybridMultilevel"/>
-    <w:tmpl w:val="DCD69720"/>
-    <w:lvl w:ilvl="0" w:tplc="348AFA68">
+    <w:tmpl w:val="F3B64072"/>
+    <w:lvl w:ilvl="0" w:tplc="DBD4E656">
       <w:start w:val="1"/>
       <w:numFmt w:val="decimal"/>
       <w:lvlText w:val="%1."/>
@@ -24591,52 +24649,52 @@
         <w:color w:val="A67C27"/>
       </w:rPr>
     </w:lvl>
-    <w:lvl w:ilvl="1" w:tplc="27BA574E">
+    <w:lvl w:ilvl="1" w:tplc="31ECAB6C">
       <w:numFmt w:val="decimal"/>
       <w:lvlText w:val=""/>
       <w:lvlJc w:val="left"/>
     </w:lvl>
-    <w:lvl w:ilvl="2" w:tplc="C5E80736">
+    <w:lvl w:ilvl="2" w:tplc="E2B828F0">
       <w:numFmt w:val="decimal"/>
       <w:lvlText w:val=""/>
       <w:lvlJc w:val="left"/>
     </w:lvl>
-    <w:lvl w:ilvl="3" w:tplc="052A590E">
+    <w:lvl w:ilvl="3" w:tplc="D50A6022">
       <w:numFmt w:val="decimal"/>
       <w:lvlText w:val=""/>
       <w:lvlJc w:val="left"/>
     </w:lvl>
-    <w:lvl w:ilvl="4" w:tplc="C2DCF456">
+    <w:lvl w:ilvl="4" w:tplc="8FA075C2">
       <w:numFmt w:val="decimal"/>
       <w:lvlText w:val=""/>
       <w:lvlJc w:val="left"/>
     </w:lvl>
-    <w:lvl w:ilvl="5" w:tplc="385806D8">
+    <w:lvl w:ilvl="5" w:tplc="2F567BAE">
       <w:numFmt w:val="decimal"/>
       <w:lvlText w:val=""/>
       <w:lvlJc w:val="left"/>
     </w:lvl>
-    <w:lvl w:ilvl="6" w:tplc="F4E0BEB2">
+    <w:lvl w:ilvl="6" w:tplc="44327F28">
       <w:numFmt w:val="decimal"/>
       <w:lvlText w:val=""/>
       <w:lvlJc w:val="left"/>
     </w:lvl>
-    <w:lvl w:ilvl="7" w:tplc="3042BFFC">
+    <w:lvl w:ilvl="7" w:tplc="7E66A12C">
       <w:numFmt w:val="decimal"/>
       <w:lvlText w:val=""/>
       <w:lvlJc w:val="left"/>
     </w:lvl>
-    <w:lvl w:ilvl="8" w:tplc="C1AEBA7E">
+    <w:lvl w:ilvl="8" w:tplc="9072CDBC">
       <w:numFmt w:val="decimal"/>
       <w:lvlText w:val=""/>
       <w:lvlJc w:val="left"/>
     </w:lvl>
   </w:abstractNum>
-  <w:abstractNum w:abstractNumId="23" w15:restartNumberingAfterBreak="0">
-    <w:nsid w:val="6AE52C8B"/>
+  <w:abstractNum w:abstractNumId="24" w15:restartNumberingAfterBreak="0">
+    <w:nsid w:val="6A731B38"/>
     <w:multiLevelType w:val="hybridMultilevel"/>
-    <w:tmpl w:val="1B54D94E"/>
-    <w:lvl w:ilvl="0" w:tplc="FF18F896">
+    <w:tmpl w:val="C1E2886C"/>
+    <w:lvl w:ilvl="0" w:tplc="23A4BCDE">
       <w:start w:val="1"/>
       <w:numFmt w:val="decimal"/>
       <w:lvlText w:val="%1."/>
@@ -24650,52 +24708,52 @@
         <w:color w:val="A67C27"/>
       </w:rPr>
     </w:lvl>
-    <w:lvl w:ilvl="1" w:tplc="4BEE6B78">
+    <w:lvl w:ilvl="1" w:tplc="351CF12C">
       <w:numFmt w:val="decimal"/>
       <w:lvlText w:val=""/>
       <w:lvlJc w:val="left"/>
     </w:lvl>
-    <w:lvl w:ilvl="2" w:tplc="331647E6">
+    <w:lvl w:ilvl="2" w:tplc="D4B82674">
       <w:numFmt w:val="decimal"/>
       <w:lvlText w:val=""/>
       <w:lvlJc w:val="left"/>
     </w:lvl>
-    <w:lvl w:ilvl="3" w:tplc="B1B2A6EC">
+    <w:lvl w:ilvl="3" w:tplc="7F729A0C">
       <w:numFmt w:val="decimal"/>
       <w:lvlText w:val=""/>
       <w:lvlJc w:val="left"/>
     </w:lvl>
-    <w:lvl w:ilvl="4" w:tplc="59EE97CE">
+    <w:lvl w:ilvl="4" w:tplc="638437B2">
       <w:numFmt w:val="decimal"/>
       <w:lvlText w:val=""/>
       <w:lvlJc w:val="left"/>
     </w:lvl>
-    <w:lvl w:ilvl="5" w:tplc="51F6CE74">
+    <w:lvl w:ilvl="5" w:tplc="14A42B78">
       <w:numFmt w:val="decimal"/>
       <w:lvlText w:val=""/>
       <w:lvlJc w:val="left"/>
     </w:lvl>
-    <w:lvl w:ilvl="6" w:tplc="DB329204">
+    <w:lvl w:ilvl="6" w:tplc="17C8A046">
       <w:numFmt w:val="decimal"/>
       <w:lvlText w:val=""/>
       <w:lvlJc w:val="left"/>
     </w:lvl>
-    <w:lvl w:ilvl="7" w:tplc="4B86B168">
+    <w:lvl w:ilvl="7" w:tplc="3EEC7068">
       <w:numFmt w:val="decimal"/>
       <w:lvlText w:val=""/>
       <w:lvlJc w:val="left"/>
     </w:lvl>
-    <w:lvl w:ilvl="8" w:tplc="5E10E328">
+    <w:lvl w:ilvl="8" w:tplc="C944C190">
       <w:numFmt w:val="decimal"/>
       <w:lvlText w:val=""/>
       <w:lvlJc w:val="left"/>
     </w:lvl>
   </w:abstractNum>
-  <w:abstractNum w:abstractNumId="24" w15:restartNumberingAfterBreak="0">
-    <w:nsid w:val="6F8630F4"/>
+  <w:abstractNum w:abstractNumId="25" w15:restartNumberingAfterBreak="0">
+    <w:nsid w:val="70E60995"/>
     <w:multiLevelType w:val="hybridMultilevel"/>
-    <w:tmpl w:val="72CA4180"/>
-    <w:lvl w:ilvl="0" w:tplc="2DACA046">
+    <w:tmpl w:val="6EF0839A"/>
+    <w:lvl w:ilvl="0" w:tplc="39E46F9A">
       <w:start w:val="1"/>
       <w:numFmt w:val="decimal"/>
       <w:lvlText w:val="%1."/>
@@ -24709,52 +24767,52 @@
         <w:color w:val="A67C27"/>
       </w:rPr>
     </w:lvl>
-    <w:lvl w:ilvl="1" w:tplc="1436B96C">
+    <w:lvl w:ilvl="1" w:tplc="02D6395E">
       <w:numFmt w:val="decimal"/>
       <w:lvlText w:val=""/>
       <w:lvlJc w:val="left"/>
     </w:lvl>
-    <w:lvl w:ilvl="2" w:tplc="F6BAF256">
+    <w:lvl w:ilvl="2" w:tplc="440E302A">
       <w:numFmt w:val="decimal"/>
       <w:lvlText w:val=""/>
       <w:lvlJc w:val="left"/>
     </w:lvl>
-    <w:lvl w:ilvl="3" w:tplc="948C4DE6">
+    <w:lvl w:ilvl="3" w:tplc="372CFCDA">
       <w:numFmt w:val="decimal"/>
       <w:lvlText w:val=""/>
       <w:lvlJc w:val="left"/>
     </w:lvl>
-    <w:lvl w:ilvl="4" w:tplc="E138CF7A">
+    <w:lvl w:ilvl="4" w:tplc="BB4A7D42">
       <w:numFmt w:val="decimal"/>
       <w:lvlText w:val=""/>
       <w:lvlJc w:val="left"/>
     </w:lvl>
-    <w:lvl w:ilvl="5" w:tplc="22B605FC">
+    <w:lvl w:ilvl="5" w:tplc="C3FC40CA">
       <w:numFmt w:val="decimal"/>
       <w:lvlText w:val=""/>
       <w:lvlJc w:val="left"/>
     </w:lvl>
-    <w:lvl w:ilvl="6" w:tplc="D4A2F628">
+    <w:lvl w:ilvl="6" w:tplc="1368D544">
       <w:numFmt w:val="decimal"/>
       <w:lvlText w:val=""/>
       <w:lvlJc w:val="left"/>
     </w:lvl>
-    <w:lvl w:ilvl="7" w:tplc="EB2EC300">
+    <w:lvl w:ilvl="7" w:tplc="0A04994A">
       <w:numFmt w:val="decimal"/>
       <w:lvlText w:val=""/>
       <w:lvlJc w:val="left"/>
     </w:lvl>
-    <w:lvl w:ilvl="8" w:tplc="52F4B0C8">
+    <w:lvl w:ilvl="8" w:tplc="3148006A">
       <w:numFmt w:val="decimal"/>
       <w:lvlText w:val=""/>
       <w:lvlJc w:val="left"/>
     </w:lvl>
   </w:abstractNum>
-  <w:abstractNum w:abstractNumId="25" w15:restartNumberingAfterBreak="0">
-    <w:nsid w:val="76BC6ABC"/>
+  <w:abstractNum w:abstractNumId="26" w15:restartNumberingAfterBreak="0">
+    <w:nsid w:val="7B0E2A99"/>
     <w:multiLevelType w:val="hybridMultilevel"/>
-    <w:tmpl w:val="E0220F9A"/>
-    <w:lvl w:ilvl="0" w:tplc="C5A01140">
+    <w:tmpl w:val="F9DE7CDC"/>
+    <w:lvl w:ilvl="0" w:tplc="9D80E648">
       <w:start w:val="1"/>
       <w:numFmt w:val="decimal"/>
       <w:lvlText w:val="%1."/>
@@ -24768,110 +24826,52 @@
         <w:color w:val="A67C27"/>
       </w:rPr>
     </w:lvl>
-    <w:lvl w:ilvl="1" w:tplc="0762766E">
+    <w:lvl w:ilvl="1" w:tplc="18526C3C">
       <w:numFmt w:val="decimal"/>
       <w:lvlText w:val=""/>
       <w:lvlJc w:val="left"/>
     </w:lvl>
-    <w:lvl w:ilvl="2" w:tplc="CB6C70E4">
+    <w:lvl w:ilvl="2" w:tplc="DB04C118">
       <w:numFmt w:val="decimal"/>
       <w:lvlText w:val=""/>
       <w:lvlJc w:val="left"/>
     </w:lvl>
-    <w:lvl w:ilvl="3" w:tplc="4CA25B70">
+    <w:lvl w:ilvl="3" w:tplc="43FECF4A">
       <w:numFmt w:val="decimal"/>
       <w:lvlText w:val=""/>
       <w:lvlJc w:val="left"/>
     </w:lvl>
-    <w:lvl w:ilvl="4" w:tplc="4C023B10">
+    <w:lvl w:ilvl="4" w:tplc="EBE8A06A">
       <w:numFmt w:val="decimal"/>
       <w:lvlText w:val=""/>
       <w:lvlJc w:val="left"/>
     </w:lvl>
-    <w:lvl w:ilvl="5" w:tplc="3CDAEFD4">
+    <w:lvl w:ilvl="5" w:tplc="A15E3342">
       <w:numFmt w:val="decimal"/>
       <w:lvlText w:val=""/>
       <w:lvlJc w:val="left"/>
     </w:lvl>
-    <w:lvl w:ilvl="6" w:tplc="5884334E">
+    <w:lvl w:ilvl="6" w:tplc="BC745E56">
       <w:numFmt w:val="decimal"/>
       <w:lvlText w:val=""/>
       <w:lvlJc w:val="left"/>
     </w:lvl>
-    <w:lvl w:ilvl="7" w:tplc="7EF28642">
+    <w:lvl w:ilvl="7" w:tplc="773EFECA">
       <w:numFmt w:val="decimal"/>
       <w:lvlText w:val=""/>
       <w:lvlJc w:val="left"/>
     </w:lvl>
-    <w:lvl w:ilvl="8" w:tplc="244E1662">
-      <w:numFmt w:val="decimal"/>
-      <w:lvlText w:val=""/>
-      <w:lvlJc w:val="left"/>
-    </w:lvl>
-  </w:abstractNum>
-  <w:abstractNum w:abstractNumId="26" w15:restartNumberingAfterBreak="0">
-    <w:nsid w:val="7A822AB0"/>
-    <w:multiLevelType w:val="hybridMultilevel"/>
-    <w:tmpl w:val="D7C65B80"/>
-    <w:lvl w:ilvl="0" w:tplc="A860DF90">
-      <w:start w:val="1"/>
-      <w:numFmt w:val="bullet"/>
-      <w:lvlText w:val="•"/>
-      <w:lvlJc w:val="left"/>
-      <w:pPr>
-        <w:ind w:left="460" w:hanging="280"/>
-      </w:pPr>
-    </w:lvl>
-    <w:lvl w:ilvl="1" w:tplc="224E5D90">
-      <w:start w:val="1"/>
-      <w:numFmt w:val="bullet"/>
-      <w:lvlText w:val="–"/>
-      <w:lvlJc w:val="left"/>
-      <w:pPr>
-        <w:ind w:left="900" w:hanging="280"/>
-      </w:pPr>
-    </w:lvl>
-    <w:lvl w:ilvl="2" w:tplc="E368BA00">
-      <w:numFmt w:val="decimal"/>
-      <w:lvlText w:val=""/>
-      <w:lvlJc w:val="left"/>
-    </w:lvl>
-    <w:lvl w:ilvl="3" w:tplc="2F10FF2E">
-      <w:numFmt w:val="decimal"/>
-      <w:lvlText w:val=""/>
-      <w:lvlJc w:val="left"/>
-    </w:lvl>
-    <w:lvl w:ilvl="4" w:tplc="2A5C61C0">
-      <w:numFmt w:val="decimal"/>
-      <w:lvlText w:val=""/>
-      <w:lvlJc w:val="left"/>
-    </w:lvl>
-    <w:lvl w:ilvl="5" w:tplc="91C80C36">
-      <w:numFmt w:val="decimal"/>
-      <w:lvlText w:val=""/>
-      <w:lvlJc w:val="left"/>
-    </w:lvl>
-    <w:lvl w:ilvl="6" w:tplc="EE3CF2AA">
-      <w:numFmt w:val="decimal"/>
-      <w:lvlText w:val=""/>
-      <w:lvlJc w:val="left"/>
-    </w:lvl>
-    <w:lvl w:ilvl="7" w:tplc="EFEE00C8">
-      <w:numFmt w:val="decimal"/>
-      <w:lvlText w:val=""/>
-      <w:lvlJc w:val="left"/>
-    </w:lvl>
-    <w:lvl w:ilvl="8" w:tplc="4882033A">
+    <w:lvl w:ilvl="8" w:tplc="164A6D60">
       <w:numFmt w:val="decimal"/>
       <w:lvlText w:val=""/>
       <w:lvlJc w:val="left"/>
     </w:lvl>
   </w:abstractNum>
   <w:abstractNum w:abstractNumId="27" w15:restartNumberingAfterBreak="0">
-    <w:nsid w:val="7E196374"/>
+    <w:nsid w:val="7FF53CC8"/>
     <w:multiLevelType w:val="hybridMultilevel"/>
-    <w:tmpl w:val="650ABD7C"/>
-    <w:lvl w:ilvl="0" w:tplc="F506AE04">
+    <w:tmpl w:val="F9B413C6"/>
+    <w:lvl w:ilvl="0" w:tplc="EC32D95E">
       <w:start w:val="1"/>
       <w:numFmt w:val="decimal"/>
       <w:lvlText w:val="%1."/>
@@ -24885,211 +24885,211 @@
         <w:color w:val="A67C27"/>
       </w:rPr>
     </w:lvl>
-    <w:lvl w:ilvl="1" w:tplc="59082354">
+    <w:lvl w:ilvl="1" w:tplc="714E498E">
       <w:numFmt w:val="decimal"/>
       <w:lvlText w:val=""/>
       <w:lvlJc w:val="left"/>
     </w:lvl>
-    <w:lvl w:ilvl="2" w:tplc="AF9EDB5A">
+    <w:lvl w:ilvl="2" w:tplc="2184365A">
       <w:numFmt w:val="decimal"/>
       <w:lvlText w:val=""/>
       <w:lvlJc w:val="left"/>
     </w:lvl>
-    <w:lvl w:ilvl="3" w:tplc="CAFE1D98">
+    <w:lvl w:ilvl="3" w:tplc="80D885EA">
       <w:numFmt w:val="decimal"/>
       <w:lvlText w:val=""/>
       <w:lvlJc w:val="left"/>
     </w:lvl>
-    <w:lvl w:ilvl="4" w:tplc="C194C970">
+    <w:lvl w:ilvl="4" w:tplc="E9F4BAE2">
       <w:numFmt w:val="decimal"/>
       <w:lvlText w:val=""/>
       <w:lvlJc w:val="left"/>
     </w:lvl>
-    <w:lvl w:ilvl="5" w:tplc="718EBA7C">
+    <w:lvl w:ilvl="5" w:tplc="ED9636E4">
       <w:numFmt w:val="decimal"/>
       <w:lvlText w:val=""/>
       <w:lvlJc w:val="left"/>
     </w:lvl>
-    <w:lvl w:ilvl="6" w:tplc="B78CF410">
+    <w:lvl w:ilvl="6" w:tplc="4A7C0296">
       <w:numFmt w:val="decimal"/>
       <w:lvlText w:val=""/>
       <w:lvlJc w:val="left"/>
     </w:lvl>
-    <w:lvl w:ilvl="7" w:tplc="9624762E">
+    <w:lvl w:ilvl="7" w:tplc="97DE8E1A">
       <w:numFmt w:val="decimal"/>
       <w:lvlText w:val=""/>
       <w:lvlJc w:val="left"/>
     </w:lvl>
-    <w:lvl w:ilvl="8" w:tplc="4C141D6E">
+    <w:lvl w:ilvl="8" w:tplc="FA985844">
       <w:numFmt w:val="decimal"/>
       <w:lvlText w:val=""/>
       <w:lvlJc w:val="left"/>
     </w:lvl>
   </w:abstractNum>
-  <w:num w:numId="1" w16cid:durableId="889878372">
+  <w:num w:numId="1" w16cid:durableId="1209344101">
+    <w:abstractNumId w:val="6"/>
+    <w:lvlOverride w:ilvl="0">
+      <w:startOverride w:val="1"/>
+    </w:lvlOverride>
+  </w:num>
+  <w:num w:numId="2" w16cid:durableId="2023046645">
+    <w:abstractNumId w:val="8"/>
+    <w:lvlOverride w:ilvl="0">
+      <w:startOverride w:val="1"/>
+    </w:lvlOverride>
+  </w:num>
+  <w:num w:numId="3" w16cid:durableId="552274382">
+    <w:abstractNumId w:val="13"/>
+    <w:lvlOverride w:ilvl="0">
+      <w:startOverride w:val="1"/>
+    </w:lvlOverride>
+  </w:num>
+  <w:num w:numId="4" w16cid:durableId="1052921871">
+    <w:abstractNumId w:val="7"/>
+    <w:lvlOverride w:ilvl="0">
+      <w:startOverride w:val="1"/>
+    </w:lvlOverride>
+  </w:num>
+  <w:num w:numId="5" w16cid:durableId="581178833">
+    <w:abstractNumId w:val="3"/>
+    <w:lvlOverride w:ilvl="0">
+      <w:startOverride w:val="1"/>
+    </w:lvlOverride>
+  </w:num>
+  <w:num w:numId="6" w16cid:durableId="18631445">
+    <w:abstractNumId w:val="12"/>
+    <w:lvlOverride w:ilvl="0">
+      <w:startOverride w:val="1"/>
+    </w:lvlOverride>
+  </w:num>
+  <w:num w:numId="7" w16cid:durableId="1088187126">
+    <w:abstractNumId w:val="4"/>
+    <w:lvlOverride w:ilvl="0">
+      <w:startOverride w:val="1"/>
+    </w:lvlOverride>
+  </w:num>
+  <w:num w:numId="8" w16cid:durableId="1093552612">
+    <w:abstractNumId w:val="26"/>
+    <w:lvlOverride w:ilvl="0">
+      <w:startOverride w:val="1"/>
+    </w:lvlOverride>
+  </w:num>
+  <w:num w:numId="9" w16cid:durableId="293292603">
+    <w:abstractNumId w:val="20"/>
+    <w:lvlOverride w:ilvl="0">
+      <w:startOverride w:val="1"/>
+    </w:lvlOverride>
+  </w:num>
+  <w:num w:numId="10" w16cid:durableId="174468287">
+    <w:abstractNumId w:val="21"/>
+    <w:lvlOverride w:ilvl="0">
+      <w:startOverride w:val="1"/>
+    </w:lvlOverride>
+  </w:num>
+  <w:num w:numId="11" w16cid:durableId="1231768270">
+    <w:abstractNumId w:val="2"/>
+    <w:lvlOverride w:ilvl="0">
+      <w:startOverride w:val="1"/>
+    </w:lvlOverride>
+  </w:num>
+  <w:num w:numId="12" w16cid:durableId="1587419613">
+    <w:abstractNumId w:val="17"/>
+    <w:lvlOverride w:ilvl="0">
+      <w:startOverride w:val="1"/>
+    </w:lvlOverride>
+  </w:num>
+  <w:num w:numId="13" w16cid:durableId="556209963">
+    <w:abstractNumId w:val="10"/>
+    <w:lvlOverride w:ilvl="0">
+      <w:startOverride w:val="1"/>
+    </w:lvlOverride>
+  </w:num>
+  <w:num w:numId="14" w16cid:durableId="489566807">
+    <w:abstractNumId w:val="27"/>
+    <w:lvlOverride w:ilvl="0">
+      <w:startOverride w:val="1"/>
+    </w:lvlOverride>
+  </w:num>
+  <w:num w:numId="15" w16cid:durableId="358089333">
+    <w:abstractNumId w:val="15"/>
+    <w:lvlOverride w:ilvl="0">
+      <w:startOverride w:val="1"/>
+    </w:lvlOverride>
+  </w:num>
+  <w:num w:numId="16" w16cid:durableId="1557626749">
+    <w:abstractNumId w:val="1"/>
+    <w:lvlOverride w:ilvl="0">
+      <w:startOverride w:val="1"/>
+    </w:lvlOverride>
+  </w:num>
+  <w:num w:numId="17" w16cid:durableId="896474062">
+    <w:abstractNumId w:val="14"/>
+    <w:lvlOverride w:ilvl="0">
+      <w:startOverride w:val="1"/>
+    </w:lvlOverride>
+  </w:num>
+  <w:num w:numId="18" w16cid:durableId="2035767701">
+    <w:abstractNumId w:val="25"/>
+    <w:lvlOverride w:ilvl="0">
+      <w:startOverride w:val="1"/>
+    </w:lvlOverride>
+  </w:num>
+  <w:num w:numId="19" w16cid:durableId="2018262444">
+    <w:abstractNumId w:val="9"/>
+    <w:lvlOverride w:ilvl="0">
+      <w:startOverride w:val="1"/>
+    </w:lvlOverride>
+  </w:num>
+  <w:num w:numId="20" w16cid:durableId="16658474">
+    <w:abstractNumId w:val="19"/>
+    <w:lvlOverride w:ilvl="0">
+      <w:startOverride w:val="1"/>
+    </w:lvlOverride>
+  </w:num>
+  <w:num w:numId="21" w16cid:durableId="526480025">
+    <w:abstractNumId w:val="5"/>
+    <w:lvlOverride w:ilvl="0">
+      <w:startOverride w:val="1"/>
+    </w:lvlOverride>
+  </w:num>
+  <w:num w:numId="22" w16cid:durableId="562180551">
     <w:abstractNumId w:val="11"/>
     <w:lvlOverride w:ilvl="0">
       <w:startOverride w:val="1"/>
     </w:lvlOverride>
   </w:num>
-  <w:num w:numId="2" w16cid:durableId="497040865">
-    <w:abstractNumId w:val="26"/>
-    <w:lvlOverride w:ilvl="0">
-      <w:startOverride w:val="1"/>
-    </w:lvlOverride>
-  </w:num>
-  <w:num w:numId="3" w16cid:durableId="1394501113">
-    <w:abstractNumId w:val="4"/>
-    <w:lvlOverride w:ilvl="0">
-      <w:startOverride w:val="1"/>
-    </w:lvlOverride>
-  </w:num>
-  <w:num w:numId="4" w16cid:durableId="309986309">
-    <w:abstractNumId w:val="20"/>
-    <w:lvlOverride w:ilvl="0">
-      <w:startOverride w:val="1"/>
-    </w:lvlOverride>
-  </w:num>
-  <w:num w:numId="5" w16cid:durableId="1017806013">
-    <w:abstractNumId w:val="5"/>
-    <w:lvlOverride w:ilvl="0">
-      <w:startOverride w:val="1"/>
-    </w:lvlOverride>
-  </w:num>
-  <w:num w:numId="6" w16cid:durableId="162085592">
-    <w:abstractNumId w:val="17"/>
-    <w:lvlOverride w:ilvl="0">
-      <w:startOverride w:val="1"/>
-    </w:lvlOverride>
-  </w:num>
-  <w:num w:numId="7" w16cid:durableId="619846410">
-    <w:abstractNumId w:val="13"/>
-    <w:lvlOverride w:ilvl="0">
-      <w:startOverride w:val="1"/>
-    </w:lvlOverride>
-  </w:num>
-  <w:num w:numId="8" w16cid:durableId="1073503082">
+  <w:num w:numId="23" w16cid:durableId="338889238">
     <w:abstractNumId w:val="24"/>
     <w:lvlOverride w:ilvl="0">
       <w:startOverride w:val="1"/>
     </w:lvlOverride>
   </w:num>
-  <w:num w:numId="9" w16cid:durableId="821653699">
-    <w:abstractNumId w:val="27"/>
+  <w:num w:numId="24" w16cid:durableId="1345132680">
+    <w:abstractNumId w:val="0"/>
     <w:lvlOverride w:ilvl="0">
       <w:startOverride w:val="1"/>
     </w:lvlOverride>
   </w:num>
-  <w:num w:numId="10" w16cid:durableId="1798909916">
+  <w:num w:numId="25" w16cid:durableId="1027827919">
     <w:abstractNumId w:val="18"/>
     <w:lvlOverride w:ilvl="0">
       <w:startOverride w:val="1"/>
     </w:lvlOverride>
   </w:num>
-  <w:num w:numId="11" w16cid:durableId="267857134">
-    <w:abstractNumId w:val="2"/>
+  <w:num w:numId="26" w16cid:durableId="270359898">
+    <w:abstractNumId w:val="23"/>
     <w:lvlOverride w:ilvl="0">
       <w:startOverride w:val="1"/>
     </w:lvlOverride>
   </w:num>
-  <w:num w:numId="12" w16cid:durableId="1671331018">
-    <w:abstractNumId w:val="16"/>
-    <w:lvlOverride w:ilvl="0">
-      <w:startOverride w:val="1"/>
-    </w:lvlOverride>
-  </w:num>
-  <w:num w:numId="13" w16cid:durableId="1757943579">
-    <w:abstractNumId w:val="10"/>
-    <w:lvlOverride w:ilvl="0">
-      <w:startOverride w:val="1"/>
-    </w:lvlOverride>
-  </w:num>
-  <w:num w:numId="14" w16cid:durableId="132256408">
-    <w:abstractNumId w:val="7"/>
-    <w:lvlOverride w:ilvl="0">
-      <w:startOverride w:val="1"/>
-    </w:lvlOverride>
-  </w:num>
-  <w:num w:numId="15" w16cid:durableId="203060908">
-    <w:abstractNumId w:val="1"/>
-    <w:lvlOverride w:ilvl="0">
-      <w:startOverride w:val="1"/>
-    </w:lvlOverride>
-  </w:num>
-  <w:num w:numId="16" w16cid:durableId="310329172">
-    <w:abstractNumId w:val="15"/>
-    <w:lvlOverride w:ilvl="0">
-      <w:startOverride w:val="1"/>
-    </w:lvlOverride>
-  </w:num>
-  <w:num w:numId="17" w16cid:durableId="693070279">
-    <w:abstractNumId w:val="9"/>
-    <w:lvlOverride w:ilvl="0">
-      <w:startOverride w:val="1"/>
-    </w:lvlOverride>
-  </w:num>
-  <w:num w:numId="18" w16cid:durableId="1301954560">
-    <w:abstractNumId w:val="21"/>
-    <w:lvlOverride w:ilvl="0">
-      <w:startOverride w:val="1"/>
-    </w:lvlOverride>
-  </w:num>
-  <w:num w:numId="19" w16cid:durableId="1368600403">
-    <w:abstractNumId w:val="14"/>
-    <w:lvlOverride w:ilvl="0">
-      <w:startOverride w:val="1"/>
-    </w:lvlOverride>
-  </w:num>
-  <w:num w:numId="20" w16cid:durableId="1222860772">
-    <w:abstractNumId w:val="8"/>
-    <w:lvlOverride w:ilvl="0">
-      <w:startOverride w:val="1"/>
-    </w:lvlOverride>
-  </w:num>
-  <w:num w:numId="21" w16cid:durableId="1482236362">
-    <w:abstractNumId w:val="25"/>
-    <w:lvlOverride w:ilvl="0">
-      <w:startOverride w:val="1"/>
-    </w:lvlOverride>
-  </w:num>
-  <w:num w:numId="22" w16cid:durableId="1220631364">
-    <w:abstractNumId w:val="12"/>
-    <w:lvlOverride w:ilvl="0">
-      <w:startOverride w:val="1"/>
-    </w:lvlOverride>
-  </w:num>
-  <w:num w:numId="23" w16cid:durableId="1811363397">
-    <w:abstractNumId w:val="19"/>
-    <w:lvlOverride w:ilvl="0">
-      <w:startOverride w:val="1"/>
-    </w:lvlOverride>
-  </w:num>
-  <w:num w:numId="24" w16cid:durableId="2015917497">
+  <w:num w:numId="27" w16cid:durableId="2124182718">
     <w:abstractNumId w:val="22"/>
     <w:lvlOverride w:ilvl="0">
       <w:startOverride w:val="1"/>
     </w:lvlOverride>
   </w:num>
-  <w:num w:numId="25" w16cid:durableId="1088888941">
-    <w:abstractNumId w:val="3"/>
-    <w:lvlOverride w:ilvl="0">
-      <w:startOverride w:val="1"/>
-    </w:lvlOverride>
-  </w:num>
-  <w:num w:numId="26" w16cid:durableId="114057484">
-    <w:abstractNumId w:val="0"/>
-    <w:lvlOverride w:ilvl="0">
-      <w:startOverride w:val="1"/>
-    </w:lvlOverride>
-  </w:num>
-  <w:num w:numId="27" w16cid:durableId="156576389">
-    <w:abstractNumId w:val="23"/>
-    <w:lvlOverride w:ilvl="0">
-      <w:startOverride w:val="1"/>
-    </w:lvlOverride>
-  </w:num>
-  <w:num w:numId="28" w16cid:durableId="391392790">
-    <w:abstractNumId w:val="6"/>
+  <w:num w:numId="28" w16cid:durableId="1844515784">
+    <w:abstractNumId w:val="16"/>
     <w:lvlOverride w:ilvl="0">
       <w:startOverride w:val="1"/>
     </w:lvlOverride>
@@ -25714,7 +25714,7 @@
     <w:autoRedefine/>
     <w:uiPriority w:val="39"/>
     <w:unhideWhenUsed/>
-    <w:rsid w:val="00D34E16"/>
+    <w:rsid w:val="00883E21"/>
     <w:pPr>
       <w:spacing w:after="100"/>
     </w:pPr>
@@ -25726,7 +25726,7 @@
     <w:autoRedefine/>
     <w:uiPriority w:val="39"/>
     <w:unhideWhenUsed/>
-    <w:rsid w:val="00D34E16"/>
+    <w:rsid w:val="00883E21"/>
     <w:pPr>
       <w:spacing w:after="100"/>
       <w:ind w:left="210"/>

--- a/docs/manuals/RA_Training_Manual.docx
+++ b/docs/manuals/RA_Training_Manual.docx
@@ -538,7 +538,7 @@
     <w:sdt>
       <w:sdtPr>
         <w:alias w:val="Contents"/>
-        <w:id w:val="1660886792"/>
+        <w:id w:val="-1956169043"/>
       </w:sdtPr>
       <w:sdtEndPr/>
       <w:sdtContent>
@@ -567,7 +567,7 @@
           <w:r>
             <w:fldChar w:fldCharType="separate"/>
           </w:r>
-          <w:hyperlink w:anchor="_Toc240888524" w:history="1">
+          <w:hyperlink w:anchor="_Toc240916618" w:history="1">
             <w:r>
               <w:rPr>
                 <w:rStyle w:val="Hyperlink"/>
@@ -591,7 +591,7 @@
               <w:rPr>
                 <w:noProof/>
               </w:rPr>
-              <w:instrText xml:space="preserve"> PAGEREF _Toc240888524 \h </w:instrText>
+              <w:instrText xml:space="preserve"> PAGEREF _Toc240916618 \h </w:instrText>
             </w:r>
             <w:r>
               <w:rPr>
@@ -634,7 +634,7 @@
               <w14:ligatures w14:val="standardContextual"/>
             </w:rPr>
           </w:pPr>
-          <w:hyperlink w:anchor="_Toc240888525" w:history="1">
+          <w:hyperlink w:anchor="_Toc240916619" w:history="1">
             <w:r>
               <w:rPr>
                 <w:rStyle w:val="Hyperlink"/>
@@ -658,7 +658,7 @@
               <w:rPr>
                 <w:noProof/>
               </w:rPr>
-              <w:instrText xml:space="preserve"> PAGEREF _Toc240888525 \h </w:instrText>
+              <w:instrText xml:space="preserve"> PAGEREF _Toc240916619 \h </w:instrText>
             </w:r>
             <w:r>
               <w:rPr>
@@ -701,7 +701,7 @@
               <w14:ligatures w14:val="standardContextual"/>
             </w:rPr>
           </w:pPr>
-          <w:hyperlink w:anchor="_Toc240888526" w:history="1">
+          <w:hyperlink w:anchor="_Toc240916620" w:history="1">
             <w:r>
               <w:rPr>
                 <w:rStyle w:val="Hyperlink"/>
@@ -725,7 +725,7 @@
               <w:rPr>
                 <w:noProof/>
               </w:rPr>
-              <w:instrText xml:space="preserve"> PAGEREF _Toc240888526 \h </w:instrText>
+              <w:instrText xml:space="preserve"> PAGEREF _Toc240916620 \h </w:instrText>
             </w:r>
             <w:r>
               <w:rPr>
@@ -768,7 +768,7 @@
               <w14:ligatures w14:val="standardContextual"/>
             </w:rPr>
           </w:pPr>
-          <w:hyperlink w:anchor="_Toc240888527" w:history="1">
+          <w:hyperlink w:anchor="_Toc240916621" w:history="1">
             <w:r>
               <w:rPr>
                 <w:rStyle w:val="Hyperlink"/>
@@ -792,7 +792,7 @@
               <w:rPr>
                 <w:noProof/>
               </w:rPr>
-              <w:instrText xml:space="preserve"> PAGEREF _Toc240888527 \h </w:instrText>
+              <w:instrText xml:space="preserve"> PAGEREF _Toc240916621 \h </w:instrText>
             </w:r>
             <w:r>
               <w:rPr>
@@ -835,7 +835,7 @@
               <w14:ligatures w14:val="standardContextual"/>
             </w:rPr>
           </w:pPr>
-          <w:hyperlink w:anchor="_Toc240888528" w:history="1">
+          <w:hyperlink w:anchor="_Toc240916622" w:history="1">
             <w:r>
               <w:rPr>
                 <w:rStyle w:val="Hyperlink"/>
@@ -859,7 +859,7 @@
               <w:rPr>
                 <w:noProof/>
               </w:rPr>
-              <w:instrText xml:space="preserve"> PAGEREF _Toc240888528 \h </w:instrText>
+              <w:instrText xml:space="preserve"> PAGEREF _Toc240916622 \h </w:instrText>
             </w:r>
             <w:r>
               <w:rPr>
@@ -902,7 +902,7 @@
               <w14:ligatures w14:val="standardContextual"/>
             </w:rPr>
           </w:pPr>
-          <w:hyperlink w:anchor="_Toc240888529" w:history="1">
+          <w:hyperlink w:anchor="_Toc240916623" w:history="1">
             <w:r>
               <w:rPr>
                 <w:rStyle w:val="Hyperlink"/>
@@ -926,7 +926,7 @@
               <w:rPr>
                 <w:noProof/>
               </w:rPr>
-              <w:instrText xml:space="preserve"> PAGEREF _Toc240888529 \h </w:instrText>
+              <w:instrText xml:space="preserve"> PAGEREF _Toc240916623 \h </w:instrText>
             </w:r>
             <w:r>
               <w:rPr>
@@ -969,7 +969,7 @@
               <w14:ligatures w14:val="standardContextual"/>
             </w:rPr>
           </w:pPr>
-          <w:hyperlink w:anchor="_Toc240888530" w:history="1">
+          <w:hyperlink w:anchor="_Toc240916624" w:history="1">
             <w:r>
               <w:rPr>
                 <w:rStyle w:val="Hyperlink"/>
@@ -993,7 +993,7 @@
               <w:rPr>
                 <w:noProof/>
               </w:rPr>
-              <w:instrText xml:space="preserve"> PAGEREF _Toc240888530 \h </w:instrText>
+              <w:instrText xml:space="preserve"> PAGEREF _Toc240916624 \h </w:instrText>
             </w:r>
             <w:r>
               <w:rPr>
@@ -1036,7 +1036,7 @@
               <w14:ligatures w14:val="standardContextual"/>
             </w:rPr>
           </w:pPr>
-          <w:hyperlink w:anchor="_Toc240888531" w:history="1">
+          <w:hyperlink w:anchor="_Toc240916625" w:history="1">
             <w:r>
               <w:rPr>
                 <w:rStyle w:val="Hyperlink"/>
@@ -1060,7 +1060,7 @@
               <w:rPr>
                 <w:noProof/>
               </w:rPr>
-              <w:instrText xml:space="preserve"> PAGEREF _Toc240888531 \h </w:instrText>
+              <w:instrText xml:space="preserve"> PAGEREF _Toc240916625 \h </w:instrText>
             </w:r>
             <w:r>
               <w:rPr>
@@ -1103,7 +1103,7 @@
               <w14:ligatures w14:val="standardContextual"/>
             </w:rPr>
           </w:pPr>
-          <w:hyperlink w:anchor="_Toc240888532" w:history="1">
+          <w:hyperlink w:anchor="_Toc240916626" w:history="1">
             <w:r>
               <w:rPr>
                 <w:rStyle w:val="Hyperlink"/>
@@ -1127,7 +1127,7 @@
               <w:rPr>
                 <w:noProof/>
               </w:rPr>
-              <w:instrText xml:space="preserve"> PAGEREF _Toc240888532 \h </w:instrText>
+              <w:instrText xml:space="preserve"> PAGEREF _Toc240916626 \h </w:instrText>
             </w:r>
             <w:r>
               <w:rPr>
@@ -1170,7 +1170,7 @@
               <w14:ligatures w14:val="standardContextual"/>
             </w:rPr>
           </w:pPr>
-          <w:hyperlink w:anchor="_Toc240888533" w:history="1">
+          <w:hyperlink w:anchor="_Toc240916627" w:history="1">
             <w:r>
               <w:rPr>
                 <w:rStyle w:val="Hyperlink"/>
@@ -1194,7 +1194,7 @@
               <w:rPr>
                 <w:noProof/>
               </w:rPr>
-              <w:instrText xml:space="preserve"> PAGEREF _Toc240888533 \h </w:instrText>
+              <w:instrText xml:space="preserve"> PAGEREF _Toc240916627 \h </w:instrText>
             </w:r>
             <w:r>
               <w:rPr>
@@ -1237,7 +1237,7 @@
               <w14:ligatures w14:val="standardContextual"/>
             </w:rPr>
           </w:pPr>
-          <w:hyperlink w:anchor="_Toc240888534" w:history="1">
+          <w:hyperlink w:anchor="_Toc240916628" w:history="1">
             <w:r>
               <w:rPr>
                 <w:rStyle w:val="Hyperlink"/>
@@ -1261,7 +1261,7 @@
               <w:rPr>
                 <w:noProof/>
               </w:rPr>
-              <w:instrText xml:space="preserve"> PAGEREF _Toc240888534 \h </w:instrText>
+              <w:instrText xml:space="preserve"> PAGEREF _Toc240916628 \h </w:instrText>
             </w:r>
             <w:r>
               <w:rPr>
@@ -1304,7 +1304,7 @@
               <w14:ligatures w14:val="standardContextual"/>
             </w:rPr>
           </w:pPr>
-          <w:hyperlink w:anchor="_Toc240888535" w:history="1">
+          <w:hyperlink w:anchor="_Toc240916629" w:history="1">
             <w:r>
               <w:rPr>
                 <w:rStyle w:val="Hyperlink"/>
@@ -1328,7 +1328,7 @@
               <w:rPr>
                 <w:noProof/>
               </w:rPr>
-              <w:instrText xml:space="preserve"> PAGEREF _Toc240888535 \h </w:instrText>
+              <w:instrText xml:space="preserve"> PAGEREF _Toc240916629 \h </w:instrText>
             </w:r>
             <w:r>
               <w:rPr>
@@ -1371,7 +1371,7 @@
               <w14:ligatures w14:val="standardContextual"/>
             </w:rPr>
           </w:pPr>
-          <w:hyperlink w:anchor="_Toc240888536" w:history="1">
+          <w:hyperlink w:anchor="_Toc240916630" w:history="1">
             <w:r>
               <w:rPr>
                 <w:rStyle w:val="Hyperlink"/>
@@ -1395,7 +1395,7 @@
               <w:rPr>
                 <w:noProof/>
               </w:rPr>
-              <w:instrText xml:space="preserve"> PAGEREF _Toc240888536 \h </w:instrText>
+              <w:instrText xml:space="preserve"> PAGEREF _Toc240916630 \h </w:instrText>
             </w:r>
             <w:r>
               <w:rPr>
@@ -1438,7 +1438,7 @@
               <w14:ligatures w14:val="standardContextual"/>
             </w:rPr>
           </w:pPr>
-          <w:hyperlink w:anchor="_Toc240888537" w:history="1">
+          <w:hyperlink w:anchor="_Toc240916631" w:history="1">
             <w:r>
               <w:rPr>
                 <w:rStyle w:val="Hyperlink"/>
@@ -1462,7 +1462,7 @@
               <w:rPr>
                 <w:noProof/>
               </w:rPr>
-              <w:instrText xml:space="preserve"> PAGEREF _Toc240888537 \h </w:instrText>
+              <w:instrText xml:space="preserve"> PAGEREF _Toc240916631 \h </w:instrText>
             </w:r>
             <w:r>
               <w:rPr>
@@ -1505,7 +1505,7 @@
               <w14:ligatures w14:val="standardContextual"/>
             </w:rPr>
           </w:pPr>
-          <w:hyperlink w:anchor="_Toc240888538" w:history="1">
+          <w:hyperlink w:anchor="_Toc240916632" w:history="1">
             <w:r>
               <w:rPr>
                 <w:rStyle w:val="Hyperlink"/>
@@ -1529,7 +1529,7 @@
               <w:rPr>
                 <w:noProof/>
               </w:rPr>
-              <w:instrText xml:space="preserve"> PAGEREF _Toc240888538 \h </w:instrText>
+              <w:instrText xml:space="preserve"> PAGEREF _Toc240916632 \h </w:instrText>
             </w:r>
             <w:r>
               <w:rPr>
@@ -1572,7 +1572,7 @@
               <w14:ligatures w14:val="standardContextual"/>
             </w:rPr>
           </w:pPr>
-          <w:hyperlink w:anchor="_Toc240888539" w:history="1">
+          <w:hyperlink w:anchor="_Toc240916633" w:history="1">
             <w:r>
               <w:rPr>
                 <w:rStyle w:val="Hyperlink"/>
@@ -1596,7 +1596,7 @@
               <w:rPr>
                 <w:noProof/>
               </w:rPr>
-              <w:instrText xml:space="preserve"> PAGEREF _Toc240888539 \h </w:instrText>
+              <w:instrText xml:space="preserve"> PAGEREF _Toc240916633 \h </w:instrText>
             </w:r>
             <w:r>
               <w:rPr>
@@ -1639,7 +1639,7 @@
               <w14:ligatures w14:val="standardContextual"/>
             </w:rPr>
           </w:pPr>
-          <w:hyperlink w:anchor="_Toc240888540" w:history="1">
+          <w:hyperlink w:anchor="_Toc240916634" w:history="1">
             <w:r>
               <w:rPr>
                 <w:rStyle w:val="Hyperlink"/>
@@ -1663,7 +1663,7 @@
               <w:rPr>
                 <w:noProof/>
               </w:rPr>
-              <w:instrText xml:space="preserve"> PAGEREF _Toc240888540 \h </w:instrText>
+              <w:instrText xml:space="preserve"> PAGEREF _Toc240916634 \h </w:instrText>
             </w:r>
             <w:r>
               <w:rPr>
@@ -1706,7 +1706,7 @@
               <w14:ligatures w14:val="standardContextual"/>
             </w:rPr>
           </w:pPr>
-          <w:hyperlink w:anchor="_Toc240888541" w:history="1">
+          <w:hyperlink w:anchor="_Toc240916635" w:history="1">
             <w:r>
               <w:rPr>
                 <w:rStyle w:val="Hyperlink"/>
@@ -1730,7 +1730,7 @@
               <w:rPr>
                 <w:noProof/>
               </w:rPr>
-              <w:instrText xml:space="preserve"> PAGEREF _Toc240888541 \h </w:instrText>
+              <w:instrText xml:space="preserve"> PAGEREF _Toc240916635 \h </w:instrText>
             </w:r>
             <w:r>
               <w:rPr>
@@ -1773,7 +1773,7 @@
               <w14:ligatures w14:val="standardContextual"/>
             </w:rPr>
           </w:pPr>
-          <w:hyperlink w:anchor="_Toc240888542" w:history="1">
+          <w:hyperlink w:anchor="_Toc240916636" w:history="1">
             <w:r>
               <w:rPr>
                 <w:rStyle w:val="Hyperlink"/>
@@ -1797,7 +1797,7 @@
               <w:rPr>
                 <w:noProof/>
               </w:rPr>
-              <w:instrText xml:space="preserve"> PAGEREF _Toc240888542 \h </w:instrText>
+              <w:instrText xml:space="preserve"> PAGEREF _Toc240916636 \h </w:instrText>
             </w:r>
             <w:r>
               <w:rPr>
@@ -1840,7 +1840,7 @@
               <w14:ligatures w14:val="standardContextual"/>
             </w:rPr>
           </w:pPr>
-          <w:hyperlink w:anchor="_Toc240888543" w:history="1">
+          <w:hyperlink w:anchor="_Toc240916637" w:history="1">
             <w:r>
               <w:rPr>
                 <w:rStyle w:val="Hyperlink"/>
@@ -1864,7 +1864,7 @@
               <w:rPr>
                 <w:noProof/>
               </w:rPr>
-              <w:instrText xml:space="preserve"> PAGEREF _Toc240888543 \h </w:instrText>
+              <w:instrText xml:space="preserve"> PAGEREF _Toc240916637 \h </w:instrText>
             </w:r>
             <w:r>
               <w:rPr>
@@ -1907,7 +1907,7 @@
               <w14:ligatures w14:val="standardContextual"/>
             </w:rPr>
           </w:pPr>
-          <w:hyperlink w:anchor="_Toc240888544" w:history="1">
+          <w:hyperlink w:anchor="_Toc240916638" w:history="1">
             <w:r>
               <w:rPr>
                 <w:rStyle w:val="Hyperlink"/>
@@ -1931,7 +1931,7 @@
               <w:rPr>
                 <w:noProof/>
               </w:rPr>
-              <w:instrText xml:space="preserve"> PAGEREF _Toc240888544 \h </w:instrText>
+              <w:instrText xml:space="preserve"> PAGEREF _Toc240916638 \h </w:instrText>
             </w:r>
             <w:r>
               <w:rPr>
@@ -1974,7 +1974,7 @@
               <w14:ligatures w14:val="standardContextual"/>
             </w:rPr>
           </w:pPr>
-          <w:hyperlink w:anchor="_Toc240888545" w:history="1">
+          <w:hyperlink w:anchor="_Toc240916639" w:history="1">
             <w:r>
               <w:rPr>
                 <w:rStyle w:val="Hyperlink"/>
@@ -1998,7 +1998,7 @@
               <w:rPr>
                 <w:noProof/>
               </w:rPr>
-              <w:instrText xml:space="preserve"> PAGEREF _Toc240888545 \h </w:instrText>
+              <w:instrText xml:space="preserve"> PAGEREF _Toc240916639 \h </w:instrText>
             </w:r>
             <w:r>
               <w:rPr>
@@ -2041,7 +2041,7 @@
               <w14:ligatures w14:val="standardContextual"/>
             </w:rPr>
           </w:pPr>
-          <w:hyperlink w:anchor="_Toc240888546" w:history="1">
+          <w:hyperlink w:anchor="_Toc240916640" w:history="1">
             <w:r>
               <w:rPr>
                 <w:rStyle w:val="Hyperlink"/>
@@ -2065,7 +2065,7 @@
               <w:rPr>
                 <w:noProof/>
               </w:rPr>
-              <w:instrText xml:space="preserve"> PAGEREF _Toc240888546 \h </w:instrText>
+              <w:instrText xml:space="preserve"> PAGEREF _Toc240916640 \h </w:instrText>
             </w:r>
             <w:r>
               <w:rPr>
@@ -2108,7 +2108,7 @@
               <w14:ligatures w14:val="standardContextual"/>
             </w:rPr>
           </w:pPr>
-          <w:hyperlink w:anchor="_Toc240888547" w:history="1">
+          <w:hyperlink w:anchor="_Toc240916641" w:history="1">
             <w:r>
               <w:rPr>
                 <w:rStyle w:val="Hyperlink"/>
@@ -2132,7 +2132,7 @@
               <w:rPr>
                 <w:noProof/>
               </w:rPr>
-              <w:instrText xml:space="preserve"> PAGEREF _Toc240888547 \h </w:instrText>
+              <w:instrText xml:space="preserve"> PAGEREF _Toc240916641 \h </w:instrText>
             </w:r>
             <w:r>
               <w:rPr>
@@ -2175,7 +2175,7 @@
               <w14:ligatures w14:val="standardContextual"/>
             </w:rPr>
           </w:pPr>
-          <w:hyperlink w:anchor="_Toc240888548" w:history="1">
+          <w:hyperlink w:anchor="_Toc240916642" w:history="1">
             <w:r>
               <w:rPr>
                 <w:rStyle w:val="Hyperlink"/>
@@ -2199,7 +2199,7 @@
               <w:rPr>
                 <w:noProof/>
               </w:rPr>
-              <w:instrText xml:space="preserve"> PAGEREF _Toc240888548 \h </w:instrText>
+              <w:instrText xml:space="preserve"> PAGEREF _Toc240916642 \h </w:instrText>
             </w:r>
             <w:r>
               <w:rPr>
@@ -2242,7 +2242,7 @@
               <w14:ligatures w14:val="standardContextual"/>
             </w:rPr>
           </w:pPr>
-          <w:hyperlink w:anchor="_Toc240888549" w:history="1">
+          <w:hyperlink w:anchor="_Toc240916643" w:history="1">
             <w:r>
               <w:rPr>
                 <w:rStyle w:val="Hyperlink"/>
@@ -2266,7 +2266,7 @@
               <w:rPr>
                 <w:noProof/>
               </w:rPr>
-              <w:instrText xml:space="preserve"> PAGEREF _Toc240888549 \h </w:instrText>
+              <w:instrText xml:space="preserve"> PAGEREF _Toc240916643 \h </w:instrText>
             </w:r>
             <w:r>
               <w:rPr>
@@ -2309,7 +2309,7 @@
               <w14:ligatures w14:val="standardContextual"/>
             </w:rPr>
           </w:pPr>
-          <w:hyperlink w:anchor="_Toc240888550" w:history="1">
+          <w:hyperlink w:anchor="_Toc240916644" w:history="1">
             <w:r>
               <w:rPr>
                 <w:rStyle w:val="Hyperlink"/>
@@ -2333,7 +2333,7 @@
               <w:rPr>
                 <w:noProof/>
               </w:rPr>
-              <w:instrText xml:space="preserve"> PAGEREF _Toc240888550 \h </w:instrText>
+              <w:instrText xml:space="preserve"> PAGEREF _Toc240916644 \h </w:instrText>
             </w:r>
             <w:r>
               <w:rPr>
@@ -2376,7 +2376,7 @@
               <w14:ligatures w14:val="standardContextual"/>
             </w:rPr>
           </w:pPr>
-          <w:hyperlink w:anchor="_Toc240888551" w:history="1">
+          <w:hyperlink w:anchor="_Toc240916645" w:history="1">
             <w:r>
               <w:rPr>
                 <w:rStyle w:val="Hyperlink"/>
@@ -2400,7 +2400,7 @@
               <w:rPr>
                 <w:noProof/>
               </w:rPr>
-              <w:instrText xml:space="preserve"> PAGEREF _Toc240888551 \h </w:instrText>
+              <w:instrText xml:space="preserve"> PAGEREF _Toc240916645 \h </w:instrText>
             </w:r>
             <w:r>
               <w:rPr>
@@ -2443,7 +2443,7 @@
               <w14:ligatures w14:val="standardContextual"/>
             </w:rPr>
           </w:pPr>
-          <w:hyperlink w:anchor="_Toc240888552" w:history="1">
+          <w:hyperlink w:anchor="_Toc240916646" w:history="1">
             <w:r>
               <w:rPr>
                 <w:rStyle w:val="Hyperlink"/>
@@ -2467,7 +2467,7 @@
               <w:rPr>
                 <w:noProof/>
               </w:rPr>
-              <w:instrText xml:space="preserve"> PAGEREF _Toc240888552 \h </w:instrText>
+              <w:instrText xml:space="preserve"> PAGEREF _Toc240916646 \h </w:instrText>
             </w:r>
             <w:r>
               <w:rPr>
@@ -2510,7 +2510,7 @@
               <w14:ligatures w14:val="standardContextual"/>
             </w:rPr>
           </w:pPr>
-          <w:hyperlink w:anchor="_Toc240888553" w:history="1">
+          <w:hyperlink w:anchor="_Toc240916647" w:history="1">
             <w:r>
               <w:rPr>
                 <w:rStyle w:val="Hyperlink"/>
@@ -2534,7 +2534,7 @@
               <w:rPr>
                 <w:noProof/>
               </w:rPr>
-              <w:instrText xml:space="preserve"> PAGEREF _Toc240888553 \h </w:instrText>
+              <w:instrText xml:space="preserve"> PAGEREF _Toc240916647 \h </w:instrText>
             </w:r>
             <w:r>
               <w:rPr>
@@ -2577,7 +2577,7 @@
               <w14:ligatures w14:val="standardContextual"/>
             </w:rPr>
           </w:pPr>
-          <w:hyperlink w:anchor="_Toc240888554" w:history="1">
+          <w:hyperlink w:anchor="_Toc240916648" w:history="1">
             <w:r>
               <w:rPr>
                 <w:rStyle w:val="Hyperlink"/>
@@ -2601,7 +2601,7 @@
               <w:rPr>
                 <w:noProof/>
               </w:rPr>
-              <w:instrText xml:space="preserve"> PAGEREF _Toc240888554 \h </w:instrText>
+              <w:instrText xml:space="preserve"> PAGEREF _Toc240916648 \h </w:instrText>
             </w:r>
             <w:r>
               <w:rPr>
@@ -2644,7 +2644,7 @@
               <w14:ligatures w14:val="standardContextual"/>
             </w:rPr>
           </w:pPr>
-          <w:hyperlink w:anchor="_Toc240888555" w:history="1">
+          <w:hyperlink w:anchor="_Toc240916649" w:history="1">
             <w:r>
               <w:rPr>
                 <w:rStyle w:val="Hyperlink"/>
@@ -2668,7 +2668,7 @@
               <w:rPr>
                 <w:noProof/>
               </w:rPr>
-              <w:instrText xml:space="preserve"> PAGEREF _Toc240888555 \h </w:instrText>
+              <w:instrText xml:space="preserve"> PAGEREF _Toc240916649 \h </w:instrText>
             </w:r>
             <w:r>
               <w:rPr>
@@ -2711,7 +2711,7 @@
               <w14:ligatures w14:val="standardContextual"/>
             </w:rPr>
           </w:pPr>
-          <w:hyperlink w:anchor="_Toc240888556" w:history="1">
+          <w:hyperlink w:anchor="_Toc240916650" w:history="1">
             <w:r>
               <w:rPr>
                 <w:rStyle w:val="Hyperlink"/>
@@ -2735,7 +2735,7 @@
               <w:rPr>
                 <w:noProof/>
               </w:rPr>
-              <w:instrText xml:space="preserve"> PAGEREF _Toc240888556 \h </w:instrText>
+              <w:instrText xml:space="preserve"> PAGEREF _Toc240916650 \h </w:instrText>
             </w:r>
             <w:r>
               <w:rPr>
@@ -2778,7 +2778,7 @@
               <w14:ligatures w14:val="standardContextual"/>
             </w:rPr>
           </w:pPr>
-          <w:hyperlink w:anchor="_Toc240888557" w:history="1">
+          <w:hyperlink w:anchor="_Toc240916651" w:history="1">
             <w:r>
               <w:rPr>
                 <w:rStyle w:val="Hyperlink"/>
@@ -2802,7 +2802,7 @@
               <w:rPr>
                 <w:noProof/>
               </w:rPr>
-              <w:instrText xml:space="preserve"> PAGEREF _Toc240888557 \h </w:instrText>
+              <w:instrText xml:space="preserve"> PAGEREF _Toc240916651 \h </w:instrText>
             </w:r>
             <w:r>
               <w:rPr>
@@ -2845,7 +2845,7 @@
               <w14:ligatures w14:val="standardContextual"/>
             </w:rPr>
           </w:pPr>
-          <w:hyperlink w:anchor="_Toc240888558" w:history="1">
+          <w:hyperlink w:anchor="_Toc240916652" w:history="1">
             <w:r>
               <w:rPr>
                 <w:rStyle w:val="Hyperlink"/>
@@ -2869,7 +2869,7 @@
               <w:rPr>
                 <w:noProof/>
               </w:rPr>
-              <w:instrText xml:space="preserve"> PAGEREF _Toc240888558 \h </w:instrText>
+              <w:instrText xml:space="preserve"> PAGEREF _Toc240916652 \h </w:instrText>
             </w:r>
             <w:r>
               <w:rPr>
@@ -2912,7 +2912,7 @@
               <w14:ligatures w14:val="standardContextual"/>
             </w:rPr>
           </w:pPr>
-          <w:hyperlink w:anchor="_Toc240888559" w:history="1">
+          <w:hyperlink w:anchor="_Toc240916653" w:history="1">
             <w:r>
               <w:rPr>
                 <w:rStyle w:val="Hyperlink"/>
@@ -2936,7 +2936,7 @@
               <w:rPr>
                 <w:noProof/>
               </w:rPr>
-              <w:instrText xml:space="preserve"> PAGEREF _Toc240888559 \h </w:instrText>
+              <w:instrText xml:space="preserve"> PAGEREF _Toc240916653 \h </w:instrText>
             </w:r>
             <w:r>
               <w:rPr>
@@ -2979,7 +2979,7 @@
               <w14:ligatures w14:val="standardContextual"/>
             </w:rPr>
           </w:pPr>
-          <w:hyperlink w:anchor="_Toc240888560" w:history="1">
+          <w:hyperlink w:anchor="_Toc240916654" w:history="1">
             <w:r>
               <w:rPr>
                 <w:rStyle w:val="Hyperlink"/>
@@ -3003,7 +3003,7 @@
               <w:rPr>
                 <w:noProof/>
               </w:rPr>
-              <w:instrText xml:space="preserve"> PAGEREF _Toc240888560 \h </w:instrText>
+              <w:instrText xml:space="preserve"> PAGEREF _Toc240916654 \h </w:instrText>
             </w:r>
             <w:r>
               <w:rPr>
@@ -3046,7 +3046,7 @@
               <w14:ligatures w14:val="standardContextual"/>
             </w:rPr>
           </w:pPr>
-          <w:hyperlink w:anchor="_Toc240888561" w:history="1">
+          <w:hyperlink w:anchor="_Toc240916655" w:history="1">
             <w:r>
               <w:rPr>
                 <w:rStyle w:val="Hyperlink"/>
@@ -3070,7 +3070,7 @@
               <w:rPr>
                 <w:noProof/>
               </w:rPr>
-              <w:instrText xml:space="preserve"> PAGEREF _Toc240888561 \h </w:instrText>
+              <w:instrText xml:space="preserve"> PAGEREF _Toc240916655 \h </w:instrText>
             </w:r>
             <w:r>
               <w:rPr>
@@ -3113,7 +3113,7 @@
               <w14:ligatures w14:val="standardContextual"/>
             </w:rPr>
           </w:pPr>
-          <w:hyperlink w:anchor="_Toc240888562" w:history="1">
+          <w:hyperlink w:anchor="_Toc240916656" w:history="1">
             <w:r>
               <w:rPr>
                 <w:rStyle w:val="Hyperlink"/>
@@ -3137,7 +3137,7 @@
               <w:rPr>
                 <w:noProof/>
               </w:rPr>
-              <w:instrText xml:space="preserve"> PAGEREF _Toc240888562 \h </w:instrText>
+              <w:instrText xml:space="preserve"> PAGEREF _Toc240916656 \h </w:instrText>
             </w:r>
             <w:r>
               <w:rPr>
@@ -3180,7 +3180,7 @@
               <w14:ligatures w14:val="standardContextual"/>
             </w:rPr>
           </w:pPr>
-          <w:hyperlink w:anchor="_Toc240888563" w:history="1">
+          <w:hyperlink w:anchor="_Toc240916657" w:history="1">
             <w:r>
               <w:rPr>
                 <w:rStyle w:val="Hyperlink"/>
@@ -3204,7 +3204,7 @@
               <w:rPr>
                 <w:noProof/>
               </w:rPr>
-              <w:instrText xml:space="preserve"> PAGEREF _Toc240888563 \h </w:instrText>
+              <w:instrText xml:space="preserve"> PAGEREF _Toc240916657 \h </w:instrText>
             </w:r>
             <w:r>
               <w:rPr>
@@ -3247,7 +3247,7 @@
               <w14:ligatures w14:val="standardContextual"/>
             </w:rPr>
           </w:pPr>
-          <w:hyperlink w:anchor="_Toc240888564" w:history="1">
+          <w:hyperlink w:anchor="_Toc240916658" w:history="1">
             <w:r>
               <w:rPr>
                 <w:rStyle w:val="Hyperlink"/>
@@ -3271,7 +3271,7 @@
               <w:rPr>
                 <w:noProof/>
               </w:rPr>
-              <w:instrText xml:space="preserve"> PAGEREF _Toc240888564 \h </w:instrText>
+              <w:instrText xml:space="preserve"> PAGEREF _Toc240916658 \h </w:instrText>
             </w:r>
             <w:r>
               <w:rPr>
@@ -3310,7 +3310,7 @@
         <w:pStyle w:val="Heading1"/>
         <w:pageBreakBefore/>
       </w:pPr>
-      <w:bookmarkStart w:id="0" w:name="_Toc240888524"/>
+      <w:bookmarkStart w:id="0" w:name="_Toc240916618"/>
       <w:r>
         <w:lastRenderedPageBreak/>
         <w:t>1. Welcome</w:t>
@@ -3339,7 +3339,7 @@
       <w:pPr>
         <w:pStyle w:val="Heading2"/>
       </w:pPr>
-      <w:bookmarkStart w:id="1" w:name="_Toc240888525"/>
+      <w:bookmarkStart w:id="1" w:name="_Toc240916619"/>
       <w:r>
         <w:t>How to use this manual</w:t>
       </w:r>
@@ -3406,7 +3406,7 @@
       <w:pPr>
         <w:pStyle w:val="Heading2"/>
       </w:pPr>
-      <w:bookmarkStart w:id="2" w:name="_Toc240888526"/>
+      <w:bookmarkStart w:id="2" w:name="_Toc240916620"/>
       <w:r>
         <w:t>Who to contact</w:t>
       </w:r>
@@ -3624,7 +3624,7 @@
         <w:pStyle w:val="Heading1"/>
         <w:pageBreakBefore/>
       </w:pPr>
-      <w:bookmarkStart w:id="3" w:name="_Toc240888527"/>
+      <w:bookmarkStart w:id="3" w:name="_Toc240916621"/>
       <w:r>
         <w:lastRenderedPageBreak/>
         <w:t>2. The study</w:t>
@@ -4220,7 +4220,7 @@
       <w:pPr>
         <w:pStyle w:val="Heading2"/>
       </w:pPr>
-      <w:bookmarkStart w:id="4" w:name="_Toc240888528"/>
+      <w:bookmarkStart w:id="4" w:name="_Toc240916622"/>
       <w:r>
         <w:t>Explaining the study in two minutes</w:t>
       </w:r>
@@ -4239,7 +4239,7 @@
         <w:pStyle w:val="Heading1"/>
         <w:pageBreakBefore/>
       </w:pPr>
-      <w:bookmarkStart w:id="5" w:name="_Toc240888529"/>
+      <w:bookmarkStart w:id="5" w:name="_Toc240916623"/>
       <w:r>
         <w:lastRenderedPageBreak/>
         <w:t>3. Ethics and data protection</w:t>
@@ -4250,7 +4250,7 @@
       <w:pPr>
         <w:pStyle w:val="Heading2"/>
       </w:pPr>
-      <w:bookmarkStart w:id="6" w:name="_Toc240888530"/>
+      <w:bookmarkStart w:id="6" w:name="_Toc240916624"/>
       <w:r>
         <w:t>3.1 Principles you must apply</w:t>
       </w:r>
@@ -4700,7 +4700,7 @@
       <w:pPr>
         <w:pStyle w:val="Heading2"/>
       </w:pPr>
-      <w:bookmarkStart w:id="7" w:name="_Toc240888531"/>
+      <w:bookmarkStart w:id="7" w:name="_Toc240916625"/>
       <w:r>
         <w:t>3.2 What respondents are told (PIS v1.3, summary)</w:t>
       </w:r>
@@ -4806,7 +4806,7 @@
       <w:pPr>
         <w:pStyle w:val="Heading2"/>
       </w:pPr>
-      <w:bookmarkStart w:id="8" w:name="_Toc240888532"/>
+      <w:bookmarkStart w:id="8" w:name="_Toc240916626"/>
       <w:r>
         <w:t>3.3 Data protection rules</w:t>
       </w:r>
@@ -4938,7 +4938,7 @@
       <w:pPr>
         <w:pStyle w:val="Heading2"/>
       </w:pPr>
-      <w:bookmarkStart w:id="9" w:name="_Toc240888533"/>
+      <w:bookmarkStart w:id="9" w:name="_Toc240916627"/>
       <w:r>
         <w:t>3.4 Your devices</w:t>
       </w:r>
@@ -5018,7 +5018,7 @@
       <w:pPr>
         <w:pStyle w:val="Heading2"/>
       </w:pPr>
-      <w:bookmarkStart w:id="10" w:name="_Toc240888534"/>
+      <w:bookmarkStart w:id="10" w:name="_Toc240916628"/>
       <w:r>
         <w:t>3.5 Conduct</w:t>
       </w:r>
@@ -5099,7 +5099,7 @@
         <w:pStyle w:val="Heading1"/>
         <w:pageBreakBefore/>
       </w:pPr>
-      <w:bookmarkStart w:id="11" w:name="_Toc240888535"/>
+      <w:bookmarkStart w:id="11" w:name="_Toc240916629"/>
       <w:r>
         <w:lastRenderedPageBreak/>
         <w:t>4. The portal and the forms</w:t>
@@ -5110,7 +5110,7 @@
       <w:pPr>
         <w:pStyle w:val="Heading2"/>
       </w:pPr>
-      <w:bookmarkStart w:id="12" w:name="_Toc240888536"/>
+      <w:bookmarkStart w:id="12" w:name="_Toc240916630"/>
       <w:r>
         <w:t>Signing in</w:t>
       </w:r>
@@ -5193,7 +5193,7 @@
           <w:noProof/>
         </w:rPr>
         <w:drawing>
-          <wp:inline distT="0" distB="0" distL="0" distR="0">
+          <wp:inline distT="0" distB="0" distL="0" distR="0" wp14:anchorId="16001450" wp14:editId="1C17FF2E">
             <wp:extent cx="5334000" cy="2333625"/>
             <wp:effectExtent l="0" t="0" r="0" b="0"/>
             <wp:docPr id="1" name="adm_login.jpg" descr="The sign-in screen for all internal staff." title="The sign-in screen for all internal staff."/>
@@ -5360,7 +5360,7 @@
       <w:pPr>
         <w:pStyle w:val="Heading2"/>
       </w:pPr>
-      <w:bookmarkStart w:id="13" w:name="_Toc240888537"/>
+      <w:bookmarkStart w:id="13" w:name="_Toc240916631"/>
       <w:r>
         <w:t>Finding your way around</w:t>
       </w:r>
@@ -5545,7 +5545,7 @@
         </w:rPr>
         <w:lastRenderedPageBreak/>
         <w:drawing>
-          <wp:inline distT="0" distB="0" distL="0" distR="0">
+          <wp:inline distT="0" distB="0" distL="0" distR="0" wp14:anchorId="5FA55170" wp14:editId="64322BB3">
             <wp:extent cx="5715000" cy="1876425"/>
             <wp:effectExtent l="0" t="0" r="0" b="0"/>
             <wp:docPr id="2" name="adm_not_your_role.jpg" descr="Opening a screen outside your role (for example from an old bookmark) shows this card instead of the screen." title="Opening a screen outside your role (for example from an old bookmark) shows this card instead of the screen."/>
@@ -5614,7 +5614,7 @@
       <w:pPr>
         <w:pStyle w:val="Heading2"/>
       </w:pPr>
-      <w:bookmarkStart w:id="14" w:name="_Toc240888538"/>
+      <w:bookmarkStart w:id="14" w:name="_Toc240916632"/>
       <w:r>
         <w:t>Roles</w:t>
       </w:r>
@@ -6396,7 +6396,7 @@
       <w:pPr>
         <w:pStyle w:val="Heading2"/>
       </w:pPr>
-      <w:bookmarkStart w:id="15" w:name="_Toc240888539"/>
+      <w:bookmarkStart w:id="15" w:name="_Toc240916633"/>
       <w:r>
         <w:t>Case statuses you will see</w:t>
       </w:r>
@@ -7911,7 +7911,7 @@
       <w:pPr>
         <w:pStyle w:val="Heading2"/>
       </w:pPr>
-      <w:bookmarkStart w:id="16" w:name="_Toc240888540"/>
+      <w:bookmarkStart w:id="16" w:name="_Toc240916634"/>
       <w:r>
         <w:t>The KoboToolbox forms</w:t>
       </w:r>
@@ -8355,7 +8355,7 @@
         <w:pStyle w:val="Heading1"/>
         <w:pageBreakBefore/>
       </w:pPr>
-      <w:bookmarkStart w:id="17" w:name="_Toc240888541"/>
+      <w:bookmarkStart w:id="17" w:name="_Toc240916635"/>
       <w:r>
         <w:lastRenderedPageBreak/>
         <w:t>5. Communication scripts</w:t>
@@ -8366,7 +8366,7 @@
       <w:pPr>
         <w:pStyle w:val="Heading2"/>
       </w:pPr>
-      <w:bookmarkStart w:id="18" w:name="_Toc240888542"/>
+      <w:bookmarkStart w:id="18" w:name="_Toc240916636"/>
       <w:r>
         <w:t>5.1 First phone call</w:t>
       </w:r>
@@ -8446,7 +8446,7 @@
       <w:pPr>
         <w:pStyle w:val="Heading2"/>
       </w:pPr>
-      <w:bookmarkStart w:id="19" w:name="_Toc240888543"/>
+      <w:bookmarkStart w:id="19" w:name="_Toc240916637"/>
       <w:r>
         <w:t>5.2 If they are busy</w:t>
       </w:r>
@@ -8464,7 +8464,7 @@
       <w:pPr>
         <w:pStyle w:val="Heading2"/>
       </w:pPr>
-      <w:bookmarkStart w:id="20" w:name="_Toc240888544"/>
+      <w:bookmarkStart w:id="20" w:name="_Toc240916638"/>
       <w:r>
         <w:t>5.3 Voicemail or no answer</w:t>
       </w:r>
@@ -8482,7 +8482,7 @@
       <w:pPr>
         <w:pStyle w:val="Heading2"/>
       </w:pPr>
-      <w:bookmarkStart w:id="21" w:name="_Toc240888545"/>
+      <w:bookmarkStart w:id="21" w:name="_Toc240916639"/>
       <w:r>
         <w:t>5.4 Common questions</w:t>
       </w:r>
@@ -8932,7 +8932,7 @@
       <w:pPr>
         <w:pStyle w:val="Heading2"/>
       </w:pPr>
-      <w:bookmarkStart w:id="22" w:name="_Toc240888546"/>
+      <w:bookmarkStart w:id="22" w:name="_Toc240916640"/>
       <w:r>
         <w:t>5.5 Refusals and withdrawals</w:t>
       </w:r>
@@ -8951,7 +8951,7 @@
         <w:pStyle w:val="Heading1"/>
         <w:pageBreakBefore/>
       </w:pPr>
-      <w:bookmarkStart w:id="23" w:name="_Toc240888547"/>
+      <w:bookmarkStart w:id="23" w:name="_Toc240916641"/>
       <w:r>
         <w:lastRenderedPageBreak/>
         <w:t>6. Role modules</w:t>
@@ -8970,7 +8970,7 @@
       <w:pPr>
         <w:pStyle w:val="Heading2"/>
       </w:pPr>
-      <w:bookmarkStart w:id="24" w:name="_Toc240888548"/>
+      <w:bookmarkStart w:id="24" w:name="_Toc240916642"/>
       <w:r>
         <w:t>Module A — Contact RA</w:t>
       </w:r>
@@ -9111,7 +9111,7 @@
           <w:noProof/>
         </w:rPr>
         <w:drawing>
-          <wp:inline distT="0" distB="0" distL="0" distR="0">
+          <wp:inline distT="0" distB="0" distL="0" distR="0" wp14:anchorId="73C34F16" wp14:editId="26BDEFC3">
             <wp:extent cx="5334000" cy="2114550"/>
             <wp:effectExtent l="0" t="0" r="0" b="0"/>
             <wp:docPr id="3" name="adm_case_add_person.jpg" descr="Adding a person to a case." title="Adding a person to a case."/>
@@ -9486,7 +9486,7 @@
         </w:rPr>
         <w:lastRenderedPageBreak/>
         <w:drawing>
-          <wp:inline distT="0" distB="0" distL="0" distR="0">
+          <wp:inline distT="0" distB="0" distL="0" distR="0" wp14:anchorId="5FA3CD8D" wp14:editId="2A117F87">
             <wp:extent cx="5334000" cy="1143000"/>
             <wp:effectExtent l="0" t="0" r="0" b="0"/>
             <wp:docPr id="4" name="cra_case_invitations_before.jpg" descr="Invitations panel before sending, with the history of earlier invitations." title="Invitations panel before sending, with the history of earlier invitations."/>
@@ -9615,7 +9615,7 @@
           <w:noProof/>
         </w:rPr>
         <w:drawing>
-          <wp:inline distT="0" distB="0" distL="0" distR="0">
+          <wp:inline distT="0" distB="0" distL="0" distR="0" wp14:anchorId="7C5627B2" wp14:editId="103DC6B6">
             <wp:extent cx="5334000" cy="2152650"/>
             <wp:effectExtent l="0" t="0" r="0" b="0"/>
             <wp:docPr id="5" name="cra_case_invitation_sent.jpg" descr="The link, manual code and ready-written messages are shown once, with a send button for each channel." title="The link, manual code and ready-written messages are shown once, with a send button for each channel."/>
@@ -10055,7 +10055,7 @@
           <w:noProof/>
         </w:rPr>
         <w:drawing>
-          <wp:inline distT="0" distB="0" distL="0" distR="0">
+          <wp:inline distT="0" distB="0" distL="0" distR="0" wp14:anchorId="2CFCEF16" wp14:editId="7E6CF6F4">
             <wp:extent cx="5334000" cy="1343025"/>
             <wp:effectExtent l="0" t="0" r="0" b="0"/>
             <wp:docPr id="6" name="adm_case_timeline.jpg" descr="Contact timeline and the form for logging an attempt." title="Contact timeline and the form for logging an attempt."/>
@@ -10265,7 +10265,7 @@
         </w:rPr>
         <w:lastRenderedPageBreak/>
         <w:drawing>
-          <wp:inline distT="0" distB="0" distL="0" distR="0">
+          <wp:inline distT="0" distB="0" distL="0" distR="0" wp14:anchorId="354AF849" wp14:editId="1823D5EC">
             <wp:extent cx="5334000" cy="3333750"/>
             <wp:effectExtent l="0" t="0" r="0" b="0"/>
             <wp:docPr id="7" name="cra_follow_ups.jpg" descr="Follow-ups due. Contact RAs see only their own cases." title="Follow-ups due. Contact RAs see only their own cases."/>
@@ -10529,7 +10529,7 @@
           <w:noProof/>
         </w:rPr>
         <w:drawing>
-          <wp:inline distT="0" distB="0" distL="0" distR="0">
+          <wp:inline distT="0" distB="0" distL="0" distR="0" wp14:anchorId="31D28A90" wp14:editId="751A8941">
             <wp:extent cx="5334000" cy="2667000"/>
             <wp:effectExtent l="0" t="0" r="0" b="0"/>
             <wp:docPr id="8" name="cra_appointments.jpg" descr="Appointment Queue." title="Appointment Queue."/>
@@ -11438,7 +11438,7 @@
       <w:pPr>
         <w:pStyle w:val="Heading2"/>
       </w:pPr>
-      <w:bookmarkStart w:id="25" w:name="_Toc240888549"/>
+      <w:bookmarkStart w:id="25" w:name="_Toc240916643"/>
       <w:r>
         <w:t>Module B — QUAN/Kobo QA RA</w:t>
       </w:r>
@@ -11487,7 +11487,7 @@
         </w:rPr>
         <w:lastRenderedPageBreak/>
         <w:drawing>
-          <wp:inline distT="0" distB="0" distL="0" distR="0">
+          <wp:inline distT="0" distB="0" distL="0" distR="0" wp14:anchorId="161085BE" wp14:editId="12E778B5">
             <wp:extent cx="5334000" cy="3333750"/>
             <wp:effectExtent l="0" t="0" r="0" b="0"/>
             <wp:docPr id="9" name="qa_queue.jpg" descr="QUAN QA Queue with the KoboToolbox sync panel." title="QUAN QA Queue with the KoboToolbox sync panel."/>
@@ -12288,7 +12288,7 @@
           <w:noProof/>
         </w:rPr>
         <w:drawing>
-          <wp:inline distT="0" distB="0" distL="0" distR="0">
+          <wp:inline distT="0" distB="0" distL="0" distR="0" wp14:anchorId="550E7173" wp14:editId="26231D60">
             <wp:extent cx="5334000" cy="3333750"/>
             <wp:effectExtent l="0" t="0" r="0" b="0"/>
             <wp:docPr id="10" name="qa_exceptions.jpg" descr="QA Exception Queue." title="QA Exception Queue."/>
@@ -12549,7 +12549,7 @@
       <w:pPr>
         <w:pStyle w:val="Heading2"/>
       </w:pPr>
-      <w:bookmarkStart w:id="26" w:name="_Toc240888550"/>
+      <w:bookmarkStart w:id="26" w:name="_Toc240916644"/>
       <w:r>
         <w:t>Module C — KII RA</w:t>
       </w:r>
@@ -12598,7 +12598,7 @@
         </w:rPr>
         <w:lastRenderedPageBreak/>
         <w:drawing>
-          <wp:inline distT="0" distB="0" distL="0" distR="0">
+          <wp:inline distT="0" distB="0" distL="0" distR="0" wp14:anchorId="2C2AA220" wp14:editId="7A9A6C94">
             <wp:extent cx="5334000" cy="2667000"/>
             <wp:effectExtent l="0" t="0" r="0" b="0"/>
             <wp:docPr id="11" name="kii_new.jpg" descr="New KII Record." title="New KII Record."/>
@@ -12783,7 +12783,7 @@
           <w:noProof/>
         </w:rPr>
         <w:drawing>
-          <wp:inline distT="0" distB="0" distL="0" distR="0">
+          <wp:inline distT="0" distB="0" distL="0" distR="0" wp14:anchorId="11446A7F" wp14:editId="08B64004">
             <wp:extent cx="5334000" cy="3333750"/>
             <wp:effectExtent l="0" t="0" r="0" b="0"/>
             <wp:docPr id="12" name="kii_register.jpg" descr="KII Register." title="KII Register."/>
@@ -12883,7 +12883,7 @@
         </w:rPr>
         <w:lastRenderedPageBreak/>
         <w:drawing>
-          <wp:inline distT="0" distB="0" distL="0" distR="0">
+          <wp:inline distT="0" distB="0" distL="0" distR="0" wp14:anchorId="52C27D91" wp14:editId="0A5812A6">
             <wp:extent cx="5334000" cy="3752850"/>
             <wp:effectExtent l="0" t="0" r="0" b="0"/>
             <wp:docPr id="13" name="kii_detail.jpg" descr="KII record: status, consent, transcript and coding." title="KII record: status, consent, transcript and coding."/>
@@ -13167,7 +13167,7 @@
           <w:noProof/>
         </w:rPr>
         <w:drawing>
-          <wp:inline distT="0" distB="0" distL="0" distR="0">
+          <wp:inline distT="0" distB="0" distL="0" distR="0" wp14:anchorId="6FD01E27" wp14:editId="1E21B2AF">
             <wp:extent cx="5334000" cy="523875"/>
             <wp:effectExtent l="0" t="0" r="0" b="0"/>
             <wp:docPr id="14" name="kii_coding_locked.jpg" descr="Before consent: no interview link." title="Before consent: no interview link."/>
@@ -13267,7 +13267,7 @@
         </w:rPr>
         <w:lastRenderedPageBreak/>
         <w:drawing>
-          <wp:inline distT="0" distB="0" distL="0" distR="0">
+          <wp:inline distT="0" distB="0" distL="0" distR="0" wp14:anchorId="0DD0A870" wp14:editId="18DA8165">
             <wp:extent cx="5334000" cy="742950"/>
             <wp:effectExtent l="0" t="0" r="0" b="0"/>
             <wp:docPr id="15" name="kii_coding_ready.jpg" descr="After consent: Continue this interview." title="After consent: Continue this interview."/>
@@ -13502,7 +13502,7 @@
       <w:pPr>
         <w:pStyle w:val="Heading2"/>
       </w:pPr>
-      <w:bookmarkStart w:id="27" w:name="_Toc240888551"/>
+      <w:bookmarkStart w:id="27" w:name="_Toc240916645"/>
       <w:r>
         <w:t>Module D — Documentary RA</w:t>
       </w:r>
@@ -13569,7 +13569,7 @@
         </w:rPr>
         <w:lastRenderedPageBreak/>
         <w:drawing>
-          <wp:inline distT="0" distB="0" distL="0" distR="0">
+          <wp:inline distT="0" distB="0" distL="0" distR="0" wp14:anchorId="11A2B5B8" wp14:editId="2A2205E6">
             <wp:extent cx="5334000" cy="4248150"/>
             <wp:effectExtent l="0" t="0" r="0" b="0"/>
             <wp:docPr id="16" name="doc_new.jpg" descr="New document: upload the file and let the AI do the rest." title="New document: upload the file and let the AI do the rest."/>
@@ -13942,7 +13942,7 @@
           <w:noProof/>
         </w:rPr>
         <w:drawing>
-          <wp:inline distT="0" distB="0" distL="0" distR="0">
+          <wp:inline distT="0" distB="0" distL="0" distR="0" wp14:anchorId="764908EA" wp14:editId="6AE7FA55">
             <wp:extent cx="5334000" cy="1019175"/>
             <wp:effectExtent l="0" t="0" r="0" b="0"/>
             <wp:docPr id="17" name="doc_copy_chapter.jpg" descr="Copy for another chapter: pages, and an optional title." title="Copy for another chapter: pages, and an optional title."/>
@@ -14358,7 +14358,7 @@
           <w:noProof/>
         </w:rPr>
         <w:drawing>
-          <wp:inline distT="0" distB="0" distL="0" distR="0">
+          <wp:inline distT="0" distB="0" distL="0" distR="0" wp14:anchorId="607B7C7F" wp14:editId="7C640A72">
             <wp:extent cx="5334000" cy="2038350"/>
             <wp:effectExtent l="0" t="0" r="0" b="0"/>
             <wp:docPr id="18" name="doc_record_details.jpg" descr="Record details: the details the AI filled in, ready to check." title="Record details: the details the AI filled in, ready to check."/>
@@ -14504,7 +14504,7 @@
           <w:noProof/>
         </w:rPr>
         <w:drawing>
-          <wp:inline distT="0" distB="0" distL="0" distR="0">
+          <wp:inline distT="0" distB="0" distL="0" distR="0" wp14:anchorId="24F1B05A" wp14:editId="670726C3">
             <wp:extent cx="5334000" cy="952500"/>
             <wp:effectExtent l="0" t="0" r="0" b="0"/>
             <wp:docPr id="19" name="doc_source_file.jpg" descr="Source file: the file name, size and date, with Remove file beside it." title="Source file: the file name, size and date, with Remove file beside it."/>
@@ -14766,7 +14766,7 @@
         </w:rPr>
         <w:lastRenderedPageBreak/>
         <w:drawing>
-          <wp:inline distT="0" distB="0" distL="0" distR="0">
+          <wp:inline distT="0" distB="0" distL="0" distR="0" wp14:anchorId="1866FE47" wp14:editId="4235B1CD">
             <wp:extent cx="5334000" cy="3333750"/>
             <wp:effectExtent l="0" t="0" r="0" b="0"/>
             <wp:docPr id="20" name="doc_register.jpg" descr="Documentary Evidence Corpus." title="Documentary Evidence Corpus."/>
@@ -14875,7 +14875,7 @@
           <w:noProof/>
         </w:rPr>
         <w:drawing>
-          <wp:inline distT="0" distB="0" distL="0" distR="0">
+          <wp:inline distT="0" distB="0" distL="0" distR="0" wp14:anchorId="20F2CE4E" wp14:editId="1DE14F18">
             <wp:extent cx="5334000" cy="3419475"/>
             <wp:effectExtent l="0" t="0" r="0" b="0"/>
             <wp:docPr id="21" name="doc_detail.jpg" descr="Document record: authenticity, QA status, memo and coding form." title="Document record: authenticity, QA status, memo and coding form."/>
@@ -15355,7 +15355,7 @@
           <w:noProof/>
         </w:rPr>
         <w:drawing>
-          <wp:inline distT="0" distB="0" distL="0" distR="0">
+          <wp:inline distT="0" distB="0" distL="0" distR="0" wp14:anchorId="67A40D81" wp14:editId="1BA6FA23">
             <wp:extent cx="5715000" cy="904875"/>
             <wp:effectExtent l="0" t="0" r="0" b="0"/>
             <wp:docPr id="22" name="doc_coding_buttons.jpg" descr="The Coding panel: Code this document, and Auto-fill." title="The Coding panel: Code this document, and Auto-fill."/>
@@ -15517,7 +15517,7 @@
           <w:noProof/>
         </w:rPr>
         <w:drawing>
-          <wp:inline distT="0" distB="0" distL="0" distR="0">
+          <wp:inline distT="0" distB="0" distL="0" distR="0" wp14:anchorId="6FD6D63F" wp14:editId="1FE61E4F">
             <wp:extent cx="5334000" cy="2667000"/>
             <wp:effectExtent l="0" t="0" r="0" b="0"/>
             <wp:docPr id="23" name="doc_autofill_pages.jpg" descr="A 240-page PDF: enter a page range, or read the whole document in parts." title="A 240-page PDF: enter a page range, or read the whole document in parts."/>
@@ -15617,7 +15617,7 @@
         </w:rPr>
         <w:lastRenderedPageBreak/>
         <w:drawing>
-          <wp:inline distT="0" distB="0" distL="0" distR="0">
+          <wp:inline distT="0" distB="0" distL="0" distR="0" wp14:anchorId="5A257412" wp14:editId="69E2B94B">
             <wp:extent cx="5334000" cy="1752600"/>
             <wp:effectExtent l="0" t="0" r="0" b="0"/>
             <wp:docPr id="24" name="doc_autofill_running.jpg" descr="The AI is reading the document." title="The AI is reading the document."/>
@@ -15706,7 +15706,7 @@
           <w:noProof/>
         </w:rPr>
         <w:drawing>
-          <wp:inline distT="0" distB="0" distL="0" distR="0">
+          <wp:inline distT="0" distB="0" distL="0" distR="0" wp14:anchorId="39EB5B85" wp14:editId="1522DF07">
             <wp:extent cx="5334000" cy="4581525"/>
             <wp:effectExtent l="0" t="0" r="0" b="0"/>
             <wp:docPr id="25" name="doc_autofill_review.jpg" descr="The review screen: the draft, ready to check and edit." title="The review screen: the draft, ready to check and edit."/>
@@ -15796,7 +15796,7 @@
         </w:rPr>
         <w:lastRenderedPageBreak/>
         <w:drawing>
-          <wp:inline distT="0" distB="0" distL="0" distR="0">
+          <wp:inline distT="0" distB="0" distL="0" distR="0" wp14:anchorId="75D2BD9F" wp14:editId="30C171CD">
             <wp:extent cx="5334000" cy="3838575"/>
             <wp:effectExtent l="0" t="0" r="0" b="0"/>
             <wp:docPr id="26" name="doc_autofill_section_d.jpg" descr="Section D: ratings and locators, all editable." title="Section D: ratings and locators, all editable."/>
@@ -15885,7 +15885,7 @@
           <w:noProof/>
         </w:rPr>
         <w:drawing>
-          <wp:inline distT="0" distB="0" distL="0" distR="0">
+          <wp:inline distT="0" distB="0" distL="0" distR="0" wp14:anchorId="083794D3" wp14:editId="575523D7">
             <wp:extent cx="5334000" cy="3838575"/>
             <wp:effectExtent l="0" t="0" r="0" b="0"/>
             <wp:docPr id="27" name="doc_autofill_section_j.jpg" descr="Section J: quantitative metrics." title="Section J: quantitative metrics."/>
@@ -18118,7 +18118,7 @@
         <w:pStyle w:val="Heading1"/>
         <w:pageBreakBefore/>
       </w:pPr>
-      <w:bookmarkStart w:id="28" w:name="_Toc240888552"/>
+      <w:bookmarkStart w:id="28" w:name="_Toc240916646"/>
       <w:r>
         <w:lastRenderedPageBreak/>
         <w:t>7. Scenarios</w:t>
@@ -19073,7 +19073,7 @@
         <w:pStyle w:val="Heading1"/>
         <w:pageBreakBefore/>
       </w:pPr>
-      <w:bookmarkStart w:id="29" w:name="_Toc240888553"/>
+      <w:bookmarkStart w:id="29" w:name="_Toc240916647"/>
       <w:r>
         <w:lastRenderedPageBreak/>
         <w:t>8. Practice exercises</w:t>
@@ -19092,7 +19092,7 @@
       <w:pPr>
         <w:pStyle w:val="Heading2"/>
       </w:pPr>
-      <w:bookmarkStart w:id="30" w:name="_Toc240888554"/>
+      <w:bookmarkStart w:id="30" w:name="_Toc240916648"/>
       <w:r>
         <w:t>Exercise 1 — Getting around (all RAs)</w:t>
       </w:r>
@@ -19159,7 +19159,7 @@
       <w:pPr>
         <w:pStyle w:val="Heading2"/>
       </w:pPr>
-      <w:bookmarkStart w:id="31" w:name="_Toc240888555"/>
+      <w:bookmarkStart w:id="31" w:name="_Toc240916649"/>
       <w:r>
         <w:t>Exercise 2 — A complete contact (Contact RAs)</w:t>
       </w:r>
@@ -19239,7 +19239,7 @@
       <w:pPr>
         <w:pStyle w:val="Heading2"/>
       </w:pPr>
-      <w:bookmarkStart w:id="32" w:name="_Toc240888556"/>
+      <w:bookmarkStart w:id="32" w:name="_Toc240916650"/>
       <w:r>
         <w:t>Exercise 3 — QA decisions (QA RAs)</w:t>
       </w:r>
@@ -19306,7 +19306,7 @@
       <w:pPr>
         <w:pStyle w:val="Heading2"/>
       </w:pPr>
-      <w:bookmarkStart w:id="33" w:name="_Toc240888557"/>
+      <w:bookmarkStart w:id="33" w:name="_Toc240916651"/>
       <w:r>
         <w:t>Exercise 4 — A KII record (KII RAs)</w:t>
       </w:r>
@@ -19373,7 +19373,7 @@
       <w:pPr>
         <w:pStyle w:val="Heading2"/>
       </w:pPr>
-      <w:bookmarkStart w:id="34" w:name="_Toc240888558"/>
+      <w:bookmarkStart w:id="34" w:name="_Toc240916652"/>
       <w:r>
         <w:t>Exercise 5 — A document (Documentary RAs)</w:t>
       </w:r>
@@ -19621,7 +19621,7 @@
         <w:pStyle w:val="Heading1"/>
         <w:pageBreakBefore/>
       </w:pPr>
-      <w:bookmarkStart w:id="35" w:name="_Toc240888559"/>
+      <w:bookmarkStart w:id="35" w:name="_Toc240916653"/>
       <w:r>
         <w:lastRenderedPageBreak/>
         <w:t>9. Daily checklists</w:t>
@@ -19632,7 +19632,7 @@
       <w:pPr>
         <w:pStyle w:val="Heading2"/>
       </w:pPr>
-      <w:bookmarkStart w:id="36" w:name="_Toc240888560"/>
+      <w:bookmarkStart w:id="36" w:name="_Toc240916654"/>
       <w:r>
         <w:t>Start of the day</w:t>
       </w:r>
@@ -19712,7 +19712,7 @@
       <w:pPr>
         <w:pStyle w:val="Heading2"/>
       </w:pPr>
-      <w:bookmarkStart w:id="37" w:name="_Toc240888561"/>
+      <w:bookmarkStart w:id="37" w:name="_Toc240916655"/>
       <w:r>
         <w:t>End of the day</w:t>
       </w:r>
@@ -19766,7 +19766,7 @@
       <w:pPr>
         <w:pStyle w:val="Heading2"/>
       </w:pPr>
-      <w:bookmarkStart w:id="38" w:name="_Toc240888562"/>
+      <w:bookmarkStart w:id="38" w:name="_Toc240916656"/>
       <w:r>
         <w:t>Troubleshooting</w:t>
       </w:r>
@@ -20629,7 +20629,7 @@
         <w:pStyle w:val="Heading1"/>
         <w:pageBreakBefore/>
       </w:pPr>
-      <w:bookmarkStart w:id="39" w:name="_Toc240888563"/>
+      <w:bookmarkStart w:id="39" w:name="_Toc240916657"/>
       <w:r>
         <w:lastRenderedPageBreak/>
         <w:t>10. Glossary</w:t>
@@ -22590,7 +22590,7 @@
         <w:pStyle w:val="Heading1"/>
         <w:pageBreakBefore/>
       </w:pPr>
-      <w:bookmarkStart w:id="40" w:name="_Toc240888564"/>
+      <w:bookmarkStart w:id="40" w:name="_Toc240916658"/>
       <w:r>
         <w:lastRenderedPageBreak/>
         <w:t>11. Confidentiality and conduct declaration</w:t>
@@ -23249,10 +23249,10 @@
 <file path=word/numbering.xml><?xml version="1.0" encoding="utf-8"?>
 <w:numbering xmlns:wpc="http://schemas.microsoft.com/office/word/2010/wordprocessingCanvas" xmlns:cx="http://schemas.microsoft.com/office/drawing/2014/chartex" xmlns:cx1="http://schemas.microsoft.com/office/drawing/2015/9/8/chartex" xmlns:cx2="http://schemas.microsoft.com/office/drawing/2015/10/21/chartex" xmlns:cx3="http://schemas.microsoft.com/office/drawing/2016/5/9/chartex" xmlns:cx4="http://schemas.microsoft.com/office/drawing/2016/5/10/chartex" xmlns:cx5="http://schemas.microsoft.com/office/drawing/2016/5/11/chartex" xmlns:cx6="http://schemas.microsoft.com/office/drawing/2016/5/12/chartex" xmlns:cx7="http://schemas.microsoft.com/office/drawing/2016/5/13/chartex" xmlns:cx8="http://schemas.microsoft.com/office/drawing/2016/5/14/chartex" xmlns:mc="http://schemas.openxmlformats.org/markup-compatibility/2006" xmlns:aink="http://schemas.microsoft.com/office/drawing/2016/ink" xmlns:am3d="http://schemas.microsoft.com/office/drawing/2017/model3d" xmlns:o="urn:schemas-microsoft-com:office:office" xmlns:oel="http://schemas.microsoft.com/office/2019/extlst" xmlns:r="http://schemas.openxmlformats.org/officeDocument/2006/relationships" xmlns:m="http://schemas.openxmlformats.org/officeDocument/2006/math" xmlns:v="urn:schemas-microsoft-com:vml" xmlns:wp14="http://schemas.microsoft.com/office/word/2010/wordprocessingDrawing" xmlns:wp="http://schemas.openxmlformats.org/drawingml/2006/wordprocessingDrawing" xmlns:w10="urn:schemas-microsoft-com:office:word" xmlns:w="http://schemas.openxmlformats.org/wordprocessingml/2006/main" xmlns:w14="http://schemas.microsoft.com/office/word/2010/wordml" xmlns:w15="http://schemas.microsoft.com/office/word/2012/wordml" xmlns:w16cex="http://schemas.microsoft.com/office/word/2018/wordml/cex" xmlns:w16cid="http://schemas.microsoft.com/office/word/2016/wordml/cid" xmlns:w16="http://schemas.microsoft.com/office/word/2018/wordml" xmlns:w16sdtdh="http://schemas.microsoft.com/office/word/2020/wordml/sdtdatahash" xmlns:w16se="http://schemas.microsoft.com/office/word/2015/wordml/symex" xmlns:wpg="http://schemas.microsoft.com/office/word/2010/wordprocessingGroup" xmlns:wpi="http://schemas.microsoft.com/office/word/2010/wordprocessingInk" xmlns:wne="http://schemas.microsoft.com/office/word/2006/wordml" xmlns:wps="http://schemas.microsoft.com/office/word/2010/wordprocessingShape" mc:Ignorable="w14 w15 w16se w16cid w16 w16cex w16sdtdh wp14">
   <w:abstractNum w:abstractNumId="0" w15:restartNumberingAfterBreak="0">
-    <w:nsid w:val="012637F6"/>
+    <w:nsid w:val="01D56D1B"/>
     <w:multiLevelType w:val="hybridMultilevel"/>
-    <w:tmpl w:val="1FCC58E0"/>
-    <w:lvl w:ilvl="0" w:tplc="E9F28B6A">
+    <w:tmpl w:val="F884912E"/>
+    <w:lvl w:ilvl="0" w:tplc="254C5D18">
       <w:start w:val="1"/>
       <w:numFmt w:val="decimal"/>
       <w:lvlText w:val="%1."/>
@@ -23266,52 +23266,52 @@
         <w:color w:val="A67C27"/>
       </w:rPr>
     </w:lvl>
-    <w:lvl w:ilvl="1" w:tplc="CA883F28">
+    <w:lvl w:ilvl="1" w:tplc="F7AE6132">
       <w:numFmt w:val="decimal"/>
       <w:lvlText w:val=""/>
       <w:lvlJc w:val="left"/>
     </w:lvl>
-    <w:lvl w:ilvl="2" w:tplc="3EA6CB58">
+    <w:lvl w:ilvl="2" w:tplc="42A63A8C">
       <w:numFmt w:val="decimal"/>
       <w:lvlText w:val=""/>
       <w:lvlJc w:val="left"/>
     </w:lvl>
-    <w:lvl w:ilvl="3" w:tplc="8014E80C">
+    <w:lvl w:ilvl="3" w:tplc="8D7EC732">
       <w:numFmt w:val="decimal"/>
       <w:lvlText w:val=""/>
       <w:lvlJc w:val="left"/>
     </w:lvl>
-    <w:lvl w:ilvl="4" w:tplc="B246C6B2">
+    <w:lvl w:ilvl="4" w:tplc="82207C8C">
       <w:numFmt w:val="decimal"/>
       <w:lvlText w:val=""/>
       <w:lvlJc w:val="left"/>
     </w:lvl>
-    <w:lvl w:ilvl="5" w:tplc="1B4EE0A0">
+    <w:lvl w:ilvl="5" w:tplc="9B8E1B74">
       <w:numFmt w:val="decimal"/>
       <w:lvlText w:val=""/>
       <w:lvlJc w:val="left"/>
     </w:lvl>
-    <w:lvl w:ilvl="6" w:tplc="19EE05E8">
+    <w:lvl w:ilvl="6" w:tplc="9FFCF462">
       <w:numFmt w:val="decimal"/>
       <w:lvlText w:val=""/>
       <w:lvlJc w:val="left"/>
     </w:lvl>
-    <w:lvl w:ilvl="7" w:tplc="EFFE8CFC">
+    <w:lvl w:ilvl="7" w:tplc="F9526626">
       <w:numFmt w:val="decimal"/>
       <w:lvlText w:val=""/>
       <w:lvlJc w:val="left"/>
     </w:lvl>
-    <w:lvl w:ilvl="8" w:tplc="2BCEEC62">
+    <w:lvl w:ilvl="8" w:tplc="1DD24796">
       <w:numFmt w:val="decimal"/>
       <w:lvlText w:val=""/>
       <w:lvlJc w:val="left"/>
     </w:lvl>
   </w:abstractNum>
   <w:abstractNum w:abstractNumId="1" w15:restartNumberingAfterBreak="0">
-    <w:nsid w:val="017A45A8"/>
+    <w:nsid w:val="036722DA"/>
     <w:multiLevelType w:val="hybridMultilevel"/>
-    <w:tmpl w:val="0AB87C22"/>
-    <w:lvl w:ilvl="0" w:tplc="AFEA26E0">
+    <w:tmpl w:val="8B4076D4"/>
+    <w:lvl w:ilvl="0" w:tplc="414EA2B2">
       <w:start w:val="1"/>
       <w:numFmt w:val="decimal"/>
       <w:lvlText w:val="%1."/>
@@ -23325,52 +23325,52 @@
         <w:color w:val="A67C27"/>
       </w:rPr>
     </w:lvl>
-    <w:lvl w:ilvl="1" w:tplc="B02E8804">
+    <w:lvl w:ilvl="1" w:tplc="329CDDE4">
       <w:numFmt w:val="decimal"/>
       <w:lvlText w:val=""/>
       <w:lvlJc w:val="left"/>
     </w:lvl>
-    <w:lvl w:ilvl="2" w:tplc="9518261C">
+    <w:lvl w:ilvl="2" w:tplc="0D3C10E8">
       <w:numFmt w:val="decimal"/>
       <w:lvlText w:val=""/>
       <w:lvlJc w:val="left"/>
     </w:lvl>
-    <w:lvl w:ilvl="3" w:tplc="6A06FEB8">
+    <w:lvl w:ilvl="3" w:tplc="FE48D2DC">
       <w:numFmt w:val="decimal"/>
       <w:lvlText w:val=""/>
       <w:lvlJc w:val="left"/>
     </w:lvl>
-    <w:lvl w:ilvl="4" w:tplc="9AFA00DA">
+    <w:lvl w:ilvl="4" w:tplc="01321450">
       <w:numFmt w:val="decimal"/>
       <w:lvlText w:val=""/>
       <w:lvlJc w:val="left"/>
     </w:lvl>
-    <w:lvl w:ilvl="5" w:tplc="1E505D5C">
+    <w:lvl w:ilvl="5" w:tplc="8BC231EE">
       <w:numFmt w:val="decimal"/>
       <w:lvlText w:val=""/>
       <w:lvlJc w:val="left"/>
     </w:lvl>
-    <w:lvl w:ilvl="6" w:tplc="FCB65684">
+    <w:lvl w:ilvl="6" w:tplc="FD787CC4">
       <w:numFmt w:val="decimal"/>
       <w:lvlText w:val=""/>
       <w:lvlJc w:val="left"/>
     </w:lvl>
-    <w:lvl w:ilvl="7" w:tplc="805A6998">
+    <w:lvl w:ilvl="7" w:tplc="DECAAC64">
       <w:numFmt w:val="decimal"/>
       <w:lvlText w:val=""/>
       <w:lvlJc w:val="left"/>
     </w:lvl>
-    <w:lvl w:ilvl="8" w:tplc="6D6E7E3C">
+    <w:lvl w:ilvl="8" w:tplc="1A36C8B2">
       <w:numFmt w:val="decimal"/>
       <w:lvlText w:val=""/>
       <w:lvlJc w:val="left"/>
     </w:lvl>
   </w:abstractNum>
   <w:abstractNum w:abstractNumId="2" w15:restartNumberingAfterBreak="0">
-    <w:nsid w:val="04057083"/>
+    <w:nsid w:val="04BF3181"/>
     <w:multiLevelType w:val="hybridMultilevel"/>
-    <w:tmpl w:val="29D400F8"/>
-    <w:lvl w:ilvl="0" w:tplc="8F2C0D7A">
+    <w:tmpl w:val="E3D88422"/>
+    <w:lvl w:ilvl="0" w:tplc="90A47CFC">
       <w:start w:val="1"/>
       <w:numFmt w:val="decimal"/>
       <w:lvlText w:val="%1."/>
@@ -23384,52 +23384,52 @@
         <w:color w:val="A67C27"/>
       </w:rPr>
     </w:lvl>
-    <w:lvl w:ilvl="1" w:tplc="5300BD60">
+    <w:lvl w:ilvl="1" w:tplc="5B66C280">
       <w:numFmt w:val="decimal"/>
       <w:lvlText w:val=""/>
       <w:lvlJc w:val="left"/>
     </w:lvl>
-    <w:lvl w:ilvl="2" w:tplc="9CC6EE4E">
+    <w:lvl w:ilvl="2" w:tplc="37A629A8">
       <w:numFmt w:val="decimal"/>
       <w:lvlText w:val=""/>
       <w:lvlJc w:val="left"/>
     </w:lvl>
-    <w:lvl w:ilvl="3" w:tplc="B6ECFF78">
+    <w:lvl w:ilvl="3" w:tplc="5562E93E">
       <w:numFmt w:val="decimal"/>
       <w:lvlText w:val=""/>
       <w:lvlJc w:val="left"/>
     </w:lvl>
-    <w:lvl w:ilvl="4" w:tplc="3F40D6BC">
+    <w:lvl w:ilvl="4" w:tplc="892E35F6">
       <w:numFmt w:val="decimal"/>
       <w:lvlText w:val=""/>
       <w:lvlJc w:val="left"/>
     </w:lvl>
-    <w:lvl w:ilvl="5" w:tplc="6F047184">
+    <w:lvl w:ilvl="5" w:tplc="9322E786">
       <w:numFmt w:val="decimal"/>
       <w:lvlText w:val=""/>
       <w:lvlJc w:val="left"/>
     </w:lvl>
-    <w:lvl w:ilvl="6" w:tplc="46386074">
+    <w:lvl w:ilvl="6" w:tplc="C7C43A6E">
       <w:numFmt w:val="decimal"/>
       <w:lvlText w:val=""/>
       <w:lvlJc w:val="left"/>
     </w:lvl>
-    <w:lvl w:ilvl="7" w:tplc="B544803E">
+    <w:lvl w:ilvl="7" w:tplc="11B22596">
       <w:numFmt w:val="decimal"/>
       <w:lvlText w:val=""/>
       <w:lvlJc w:val="left"/>
     </w:lvl>
-    <w:lvl w:ilvl="8" w:tplc="3A14982C">
+    <w:lvl w:ilvl="8" w:tplc="70B8E2A6">
       <w:numFmt w:val="decimal"/>
       <w:lvlText w:val=""/>
       <w:lvlJc w:val="left"/>
     </w:lvl>
   </w:abstractNum>
   <w:abstractNum w:abstractNumId="3" w15:restartNumberingAfterBreak="0">
-    <w:nsid w:val="111B7CC7"/>
+    <w:nsid w:val="07A579F0"/>
     <w:multiLevelType w:val="hybridMultilevel"/>
-    <w:tmpl w:val="7EA8659A"/>
-    <w:lvl w:ilvl="0" w:tplc="26D62332">
+    <w:tmpl w:val="76DA1212"/>
+    <w:lvl w:ilvl="0" w:tplc="95708BEE">
       <w:start w:val="1"/>
       <w:numFmt w:val="decimal"/>
       <w:lvlText w:val="%1."/>
@@ -23443,52 +23443,52 @@
         <w:color w:val="A67C27"/>
       </w:rPr>
     </w:lvl>
-    <w:lvl w:ilvl="1" w:tplc="905E1354">
+    <w:lvl w:ilvl="1" w:tplc="96F262A2">
       <w:numFmt w:val="decimal"/>
       <w:lvlText w:val=""/>
       <w:lvlJc w:val="left"/>
     </w:lvl>
-    <w:lvl w:ilvl="2" w:tplc="CB30A9DE">
+    <w:lvl w:ilvl="2" w:tplc="3DF8DBD0">
       <w:numFmt w:val="decimal"/>
       <w:lvlText w:val=""/>
       <w:lvlJc w:val="left"/>
     </w:lvl>
-    <w:lvl w:ilvl="3" w:tplc="3C3E76E2">
+    <w:lvl w:ilvl="3" w:tplc="7794E602">
       <w:numFmt w:val="decimal"/>
       <w:lvlText w:val=""/>
       <w:lvlJc w:val="left"/>
     </w:lvl>
-    <w:lvl w:ilvl="4" w:tplc="50760E94">
+    <w:lvl w:ilvl="4" w:tplc="6AEA2318">
       <w:numFmt w:val="decimal"/>
       <w:lvlText w:val=""/>
       <w:lvlJc w:val="left"/>
     </w:lvl>
-    <w:lvl w:ilvl="5" w:tplc="8F367FA0">
+    <w:lvl w:ilvl="5" w:tplc="99EECD80">
       <w:numFmt w:val="decimal"/>
       <w:lvlText w:val=""/>
       <w:lvlJc w:val="left"/>
     </w:lvl>
-    <w:lvl w:ilvl="6" w:tplc="98884972">
+    <w:lvl w:ilvl="6" w:tplc="545494CA">
       <w:numFmt w:val="decimal"/>
       <w:lvlText w:val=""/>
       <w:lvlJc w:val="left"/>
     </w:lvl>
-    <w:lvl w:ilvl="7" w:tplc="F24AAB72">
+    <w:lvl w:ilvl="7" w:tplc="B2D07D74">
       <w:numFmt w:val="decimal"/>
       <w:lvlText w:val=""/>
       <w:lvlJc w:val="left"/>
     </w:lvl>
-    <w:lvl w:ilvl="8" w:tplc="C1FC6214">
+    <w:lvl w:ilvl="8" w:tplc="50A8BC5C">
       <w:numFmt w:val="decimal"/>
       <w:lvlText w:val=""/>
       <w:lvlJc w:val="left"/>
     </w:lvl>
   </w:abstractNum>
   <w:abstractNum w:abstractNumId="4" w15:restartNumberingAfterBreak="0">
-    <w:nsid w:val="131B1AD9"/>
+    <w:nsid w:val="083D4727"/>
     <w:multiLevelType w:val="hybridMultilevel"/>
-    <w:tmpl w:val="6854F55A"/>
-    <w:lvl w:ilvl="0" w:tplc="1B80772E">
+    <w:tmpl w:val="D1B0EB16"/>
+    <w:lvl w:ilvl="0" w:tplc="51327A48">
       <w:start w:val="1"/>
       <w:numFmt w:val="decimal"/>
       <w:lvlText w:val="%1."/>
@@ -23502,52 +23502,52 @@
         <w:color w:val="A67C27"/>
       </w:rPr>
     </w:lvl>
-    <w:lvl w:ilvl="1" w:tplc="B44087F4">
+    <w:lvl w:ilvl="1" w:tplc="B6486128">
       <w:numFmt w:val="decimal"/>
       <w:lvlText w:val=""/>
       <w:lvlJc w:val="left"/>
     </w:lvl>
-    <w:lvl w:ilvl="2" w:tplc="1B421358">
+    <w:lvl w:ilvl="2" w:tplc="D6806754">
       <w:numFmt w:val="decimal"/>
       <w:lvlText w:val=""/>
       <w:lvlJc w:val="left"/>
     </w:lvl>
-    <w:lvl w:ilvl="3" w:tplc="93BAE734">
+    <w:lvl w:ilvl="3" w:tplc="66E4B940">
       <w:numFmt w:val="decimal"/>
       <w:lvlText w:val=""/>
       <w:lvlJc w:val="left"/>
     </w:lvl>
-    <w:lvl w:ilvl="4" w:tplc="34146B60">
+    <w:lvl w:ilvl="4" w:tplc="71123722">
       <w:numFmt w:val="decimal"/>
       <w:lvlText w:val=""/>
       <w:lvlJc w:val="left"/>
     </w:lvl>
-    <w:lvl w:ilvl="5" w:tplc="E22AE454">
+    <w:lvl w:ilvl="5" w:tplc="763ECEBE">
       <w:numFmt w:val="decimal"/>
       <w:lvlText w:val=""/>
       <w:lvlJc w:val="left"/>
     </w:lvl>
-    <w:lvl w:ilvl="6" w:tplc="09904594">
+    <w:lvl w:ilvl="6" w:tplc="CEBC778C">
       <w:numFmt w:val="decimal"/>
       <w:lvlText w:val=""/>
       <w:lvlJc w:val="left"/>
     </w:lvl>
-    <w:lvl w:ilvl="7" w:tplc="B60A25EA">
+    <w:lvl w:ilvl="7" w:tplc="9B185416">
       <w:numFmt w:val="decimal"/>
       <w:lvlText w:val=""/>
       <w:lvlJc w:val="left"/>
     </w:lvl>
-    <w:lvl w:ilvl="8" w:tplc="D5BC1F96">
+    <w:lvl w:ilvl="8" w:tplc="4FEC5EE4">
       <w:numFmt w:val="decimal"/>
       <w:lvlText w:val=""/>
       <w:lvlJc w:val="left"/>
     </w:lvl>
   </w:abstractNum>
   <w:abstractNum w:abstractNumId="5" w15:restartNumberingAfterBreak="0">
-    <w:nsid w:val="160909FB"/>
+    <w:nsid w:val="0A0E7C34"/>
     <w:multiLevelType w:val="hybridMultilevel"/>
-    <w:tmpl w:val="0A085A56"/>
-    <w:lvl w:ilvl="0" w:tplc="100E2D6E">
+    <w:tmpl w:val="372272EE"/>
+    <w:lvl w:ilvl="0" w:tplc="A8740ED4">
       <w:start w:val="1"/>
       <w:numFmt w:val="decimal"/>
       <w:lvlText w:val="%1."/>
@@ -23561,138 +23561,52 @@
         <w:color w:val="A67C27"/>
       </w:rPr>
     </w:lvl>
-    <w:lvl w:ilvl="1" w:tplc="64545968">
+    <w:lvl w:ilvl="1" w:tplc="5CF20806">
       <w:numFmt w:val="decimal"/>
       <w:lvlText w:val=""/>
       <w:lvlJc w:val="left"/>
     </w:lvl>
-    <w:lvl w:ilvl="2" w:tplc="63123EB0">
+    <w:lvl w:ilvl="2" w:tplc="4E1A93A6">
       <w:numFmt w:val="decimal"/>
       <w:lvlText w:val=""/>
       <w:lvlJc w:val="left"/>
     </w:lvl>
-    <w:lvl w:ilvl="3" w:tplc="364EB936">
+    <w:lvl w:ilvl="3" w:tplc="E070A504">
       <w:numFmt w:val="decimal"/>
       <w:lvlText w:val=""/>
       <w:lvlJc w:val="left"/>
     </w:lvl>
-    <w:lvl w:ilvl="4" w:tplc="C62E4BB2">
+    <w:lvl w:ilvl="4" w:tplc="2F22806C">
       <w:numFmt w:val="decimal"/>
       <w:lvlText w:val=""/>
       <w:lvlJc w:val="left"/>
     </w:lvl>
-    <w:lvl w:ilvl="5" w:tplc="791EF8C6">
+    <w:lvl w:ilvl="5" w:tplc="2C90EFD8">
       <w:numFmt w:val="decimal"/>
       <w:lvlText w:val=""/>
       <w:lvlJc w:val="left"/>
     </w:lvl>
-    <w:lvl w:ilvl="6" w:tplc="58F0568C">
+    <w:lvl w:ilvl="6" w:tplc="C9E0452A">
       <w:numFmt w:val="decimal"/>
       <w:lvlText w:val=""/>
       <w:lvlJc w:val="left"/>
     </w:lvl>
-    <w:lvl w:ilvl="7" w:tplc="9E0E0DA2">
+    <w:lvl w:ilvl="7" w:tplc="DB2A8738">
       <w:numFmt w:val="decimal"/>
       <w:lvlText w:val=""/>
       <w:lvlJc w:val="left"/>
     </w:lvl>
-    <w:lvl w:ilvl="8" w:tplc="7EB67A76">
+    <w:lvl w:ilvl="8" w:tplc="E006EF8C">
       <w:numFmt w:val="decimal"/>
       <w:lvlText w:val=""/>
       <w:lvlJc w:val="left"/>
     </w:lvl>
   </w:abstractNum>
   <w:abstractNum w:abstractNumId="6" w15:restartNumberingAfterBreak="0">
-    <w:nsid w:val="18C16670"/>
+    <w:nsid w:val="0C5B20F9"/>
     <w:multiLevelType w:val="hybridMultilevel"/>
-    <w:tmpl w:val="52A629AC"/>
-    <w:lvl w:ilvl="0" w:tplc="157810F6">
-      <w:start w:val="1"/>
-      <w:numFmt w:val="bullet"/>
-      <w:lvlText w:val="●"/>
-      <w:lvlJc w:val="left"/>
-      <w:pPr>
-        <w:ind w:left="720" w:hanging="360"/>
-      </w:pPr>
-    </w:lvl>
-    <w:lvl w:ilvl="1" w:tplc="F6D0325A">
-      <w:start w:val="1"/>
-      <w:numFmt w:val="bullet"/>
-      <w:lvlText w:val="○"/>
-      <w:lvlJc w:val="left"/>
-      <w:pPr>
-        <w:ind w:left="1440" w:hanging="360"/>
-      </w:pPr>
-    </w:lvl>
-    <w:lvl w:ilvl="2" w:tplc="0A548014">
-      <w:start w:val="1"/>
-      <w:numFmt w:val="bullet"/>
-      <w:lvlText w:val="■"/>
-      <w:lvlJc w:val="left"/>
-      <w:pPr>
-        <w:ind w:left="2160" w:hanging="360"/>
-      </w:pPr>
-    </w:lvl>
-    <w:lvl w:ilvl="3" w:tplc="F80CAB50">
-      <w:start w:val="1"/>
-      <w:numFmt w:val="bullet"/>
-      <w:lvlText w:val="●"/>
-      <w:lvlJc w:val="left"/>
-      <w:pPr>
-        <w:ind w:left="2880" w:hanging="360"/>
-      </w:pPr>
-    </w:lvl>
-    <w:lvl w:ilvl="4" w:tplc="C406C330">
-      <w:start w:val="1"/>
-      <w:numFmt w:val="bullet"/>
-      <w:lvlText w:val="○"/>
-      <w:lvlJc w:val="left"/>
-      <w:pPr>
-        <w:ind w:left="3600" w:hanging="360"/>
-      </w:pPr>
-    </w:lvl>
-    <w:lvl w:ilvl="5" w:tplc="A7CE0756">
-      <w:start w:val="1"/>
-      <w:numFmt w:val="bullet"/>
-      <w:lvlText w:val="■"/>
-      <w:lvlJc w:val="left"/>
-      <w:pPr>
-        <w:ind w:left="4320" w:hanging="360"/>
-      </w:pPr>
-    </w:lvl>
-    <w:lvl w:ilvl="6" w:tplc="D9B8E434">
-      <w:start w:val="1"/>
-      <w:numFmt w:val="bullet"/>
-      <w:lvlText w:val="●"/>
-      <w:lvlJc w:val="left"/>
-      <w:pPr>
-        <w:ind w:left="5040" w:hanging="360"/>
-      </w:pPr>
-    </w:lvl>
-    <w:lvl w:ilvl="7" w:tplc="4A8A23B2">
-      <w:start w:val="1"/>
-      <w:numFmt w:val="bullet"/>
-      <w:lvlText w:val="●"/>
-      <w:lvlJc w:val="left"/>
-      <w:pPr>
-        <w:ind w:left="5760" w:hanging="360"/>
-      </w:pPr>
-    </w:lvl>
-    <w:lvl w:ilvl="8" w:tplc="A7F841C4">
-      <w:start w:val="1"/>
-      <w:numFmt w:val="bullet"/>
-      <w:lvlText w:val="●"/>
-      <w:lvlJc w:val="left"/>
-      <w:pPr>
-        <w:ind w:left="6480" w:hanging="360"/>
-      </w:pPr>
-    </w:lvl>
-  </w:abstractNum>
-  <w:abstractNum w:abstractNumId="7" w15:restartNumberingAfterBreak="0">
-    <w:nsid w:val="1E6821C8"/>
-    <w:multiLevelType w:val="hybridMultilevel"/>
-    <w:tmpl w:val="3AFC412C"/>
-    <w:lvl w:ilvl="0" w:tplc="B5F64846">
+    <w:tmpl w:val="64A450EA"/>
+    <w:lvl w:ilvl="0" w:tplc="7B3AD73A">
       <w:start w:val="1"/>
       <w:numFmt w:val="decimal"/>
       <w:lvlText w:val="%1."/>
@@ -23706,110 +23620,170 @@
         <w:color w:val="A67C27"/>
       </w:rPr>
     </w:lvl>
-    <w:lvl w:ilvl="1" w:tplc="0728D8C8">
+    <w:lvl w:ilvl="1" w:tplc="5852D2F0">
       <w:numFmt w:val="decimal"/>
       <w:lvlText w:val=""/>
       <w:lvlJc w:val="left"/>
     </w:lvl>
-    <w:lvl w:ilvl="2" w:tplc="0D802CC4">
+    <w:lvl w:ilvl="2" w:tplc="C51EC1B4">
       <w:numFmt w:val="decimal"/>
       <w:lvlText w:val=""/>
       <w:lvlJc w:val="left"/>
     </w:lvl>
-    <w:lvl w:ilvl="3" w:tplc="C79433F8">
+    <w:lvl w:ilvl="3" w:tplc="C6706FF4">
       <w:numFmt w:val="decimal"/>
       <w:lvlText w:val=""/>
       <w:lvlJc w:val="left"/>
     </w:lvl>
-    <w:lvl w:ilvl="4" w:tplc="FAB0E602">
+    <w:lvl w:ilvl="4" w:tplc="3E48D73A">
       <w:numFmt w:val="decimal"/>
       <w:lvlText w:val=""/>
       <w:lvlJc w:val="left"/>
     </w:lvl>
-    <w:lvl w:ilvl="5" w:tplc="743A78C4">
+    <w:lvl w:ilvl="5" w:tplc="4A0040E2">
       <w:numFmt w:val="decimal"/>
       <w:lvlText w:val=""/>
       <w:lvlJc w:val="left"/>
     </w:lvl>
-    <w:lvl w:ilvl="6" w:tplc="6B645A9A">
+    <w:lvl w:ilvl="6" w:tplc="68E0D886">
       <w:numFmt w:val="decimal"/>
       <w:lvlText w:val=""/>
       <w:lvlJc w:val="left"/>
     </w:lvl>
-    <w:lvl w:ilvl="7" w:tplc="50F8AC0E">
+    <w:lvl w:ilvl="7" w:tplc="18027F0E">
       <w:numFmt w:val="decimal"/>
       <w:lvlText w:val=""/>
       <w:lvlJc w:val="left"/>
     </w:lvl>
-    <w:lvl w:ilvl="8" w:tplc="1D70BC72">
+    <w:lvl w:ilvl="8" w:tplc="C446660A">
+      <w:numFmt w:val="decimal"/>
+      <w:lvlText w:val=""/>
+      <w:lvlJc w:val="left"/>
+    </w:lvl>
+  </w:abstractNum>
+  <w:abstractNum w:abstractNumId="7" w15:restartNumberingAfterBreak="0">
+    <w:nsid w:val="0D5D6972"/>
+    <w:multiLevelType w:val="hybridMultilevel"/>
+    <w:tmpl w:val="07DE106E"/>
+    <w:lvl w:ilvl="0" w:tplc="D32AA350">
+      <w:start w:val="1"/>
+      <w:numFmt w:val="decimal"/>
+      <w:lvlText w:val="%1."/>
+      <w:lvlJc w:val="left"/>
+      <w:pPr>
+        <w:ind w:left="460" w:hanging="360"/>
+      </w:pPr>
+      <w:rPr>
+        <w:b/>
+        <w:bCs/>
+        <w:color w:val="A67C27"/>
+      </w:rPr>
+    </w:lvl>
+    <w:lvl w:ilvl="1" w:tplc="C3807FCA">
+      <w:numFmt w:val="decimal"/>
+      <w:lvlText w:val=""/>
+      <w:lvlJc w:val="left"/>
+    </w:lvl>
+    <w:lvl w:ilvl="2" w:tplc="E72ACB8A">
+      <w:numFmt w:val="decimal"/>
+      <w:lvlText w:val=""/>
+      <w:lvlJc w:val="left"/>
+    </w:lvl>
+    <w:lvl w:ilvl="3" w:tplc="E936780C">
+      <w:numFmt w:val="decimal"/>
+      <w:lvlText w:val=""/>
+      <w:lvlJc w:val="left"/>
+    </w:lvl>
+    <w:lvl w:ilvl="4" w:tplc="DD78BF58">
+      <w:numFmt w:val="decimal"/>
+      <w:lvlText w:val=""/>
+      <w:lvlJc w:val="left"/>
+    </w:lvl>
+    <w:lvl w:ilvl="5" w:tplc="4C00F652">
+      <w:numFmt w:val="decimal"/>
+      <w:lvlText w:val=""/>
+      <w:lvlJc w:val="left"/>
+    </w:lvl>
+    <w:lvl w:ilvl="6" w:tplc="6B3C79FE">
+      <w:numFmt w:val="decimal"/>
+      <w:lvlText w:val=""/>
+      <w:lvlJc w:val="left"/>
+    </w:lvl>
+    <w:lvl w:ilvl="7" w:tplc="A1EA2986">
+      <w:numFmt w:val="decimal"/>
+      <w:lvlText w:val=""/>
+      <w:lvlJc w:val="left"/>
+    </w:lvl>
+    <w:lvl w:ilvl="8" w:tplc="5784C512">
       <w:numFmt w:val="decimal"/>
       <w:lvlText w:val=""/>
       <w:lvlJc w:val="left"/>
     </w:lvl>
   </w:abstractNum>
   <w:abstractNum w:abstractNumId="8" w15:restartNumberingAfterBreak="0">
-    <w:nsid w:val="1F0A7F8C"/>
+    <w:nsid w:val="0F2A6E88"/>
     <w:multiLevelType w:val="hybridMultilevel"/>
-    <w:tmpl w:val="CDCCBF0C"/>
-    <w:lvl w:ilvl="0" w:tplc="B344A7CC">
+    <w:tmpl w:val="3A5073E6"/>
+    <w:lvl w:ilvl="0" w:tplc="A148B356">
       <w:start w:val="1"/>
-      <w:numFmt w:val="bullet"/>
-      <w:lvlText w:val="•"/>
+      <w:numFmt w:val="decimal"/>
+      <w:lvlText w:val="%1."/>
       <w:lvlJc w:val="left"/>
       <w:pPr>
-        <w:ind w:left="460" w:hanging="280"/>
-      </w:pPr>
+        <w:ind w:left="460" w:hanging="360"/>
+      </w:pPr>
+      <w:rPr>
+        <w:b/>
+        <w:bCs/>
+        <w:color w:val="A67C27"/>
+      </w:rPr>
     </w:lvl>
-    <w:lvl w:ilvl="1" w:tplc="D2C8F74E">
-      <w:start w:val="1"/>
-      <w:numFmt w:val="bullet"/>
-      <w:lvlText w:val="–"/>
-      <w:lvlJc w:val="left"/>
-      <w:pPr>
-        <w:ind w:left="900" w:hanging="280"/>
-      </w:pPr>
-    </w:lvl>
-    <w:lvl w:ilvl="2" w:tplc="179C0770">
+    <w:lvl w:ilvl="1" w:tplc="777EA468">
       <w:numFmt w:val="decimal"/>
       <w:lvlText w:val=""/>
       <w:lvlJc w:val="left"/>
     </w:lvl>
-    <w:lvl w:ilvl="3" w:tplc="A45279FE">
+    <w:lvl w:ilvl="2" w:tplc="93BC3958">
       <w:numFmt w:val="decimal"/>
       <w:lvlText w:val=""/>
       <w:lvlJc w:val="left"/>
     </w:lvl>
-    <w:lvl w:ilvl="4" w:tplc="85162CFE">
+    <w:lvl w:ilvl="3" w:tplc="5792E8FC">
       <w:numFmt w:val="decimal"/>
       <w:lvlText w:val=""/>
       <w:lvlJc w:val="left"/>
     </w:lvl>
-    <w:lvl w:ilvl="5" w:tplc="780C0420">
+    <w:lvl w:ilvl="4" w:tplc="99969D9E">
       <w:numFmt w:val="decimal"/>
       <w:lvlText w:val=""/>
       <w:lvlJc w:val="left"/>
     </w:lvl>
-    <w:lvl w:ilvl="6" w:tplc="8AAC5C56">
+    <w:lvl w:ilvl="5" w:tplc="5C1E5F58">
       <w:numFmt w:val="decimal"/>
       <w:lvlText w:val=""/>
       <w:lvlJc w:val="left"/>
     </w:lvl>
-    <w:lvl w:ilvl="7" w:tplc="E1CC1396">
+    <w:lvl w:ilvl="6" w:tplc="38E04F6C">
       <w:numFmt w:val="decimal"/>
       <w:lvlText w:val=""/>
       <w:lvlJc w:val="left"/>
     </w:lvl>
-    <w:lvl w:ilvl="8" w:tplc="CFB4BD8C">
+    <w:lvl w:ilvl="7" w:tplc="3480727C">
+      <w:numFmt w:val="decimal"/>
+      <w:lvlText w:val=""/>
+      <w:lvlJc w:val="left"/>
+    </w:lvl>
+    <w:lvl w:ilvl="8" w:tplc="88303D8A">
       <w:numFmt w:val="decimal"/>
       <w:lvlText w:val=""/>
       <w:lvlJc w:val="left"/>
     </w:lvl>
   </w:abstractNum>
   <w:abstractNum w:abstractNumId="9" w15:restartNumberingAfterBreak="0">
-    <w:nsid w:val="2346770A"/>
+    <w:nsid w:val="12754BA8"/>
     <w:multiLevelType w:val="hybridMultilevel"/>
-    <w:tmpl w:val="008067EA"/>
-    <w:lvl w:ilvl="0" w:tplc="D7ECF6F4">
+    <w:tmpl w:val="4AC24F64"/>
+    <w:lvl w:ilvl="0" w:tplc="FF82D1D8">
       <w:start w:val="1"/>
       <w:numFmt w:val="decimal"/>
       <w:lvlText w:val="%1."/>
@@ -23823,52 +23797,52 @@
         <w:color w:val="A67C27"/>
       </w:rPr>
     </w:lvl>
-    <w:lvl w:ilvl="1" w:tplc="B2FE6378">
+    <w:lvl w:ilvl="1" w:tplc="F7DA04C0">
       <w:numFmt w:val="decimal"/>
       <w:lvlText w:val=""/>
       <w:lvlJc w:val="left"/>
     </w:lvl>
-    <w:lvl w:ilvl="2" w:tplc="905C82C2">
+    <w:lvl w:ilvl="2" w:tplc="91EA2710">
       <w:numFmt w:val="decimal"/>
       <w:lvlText w:val=""/>
       <w:lvlJc w:val="left"/>
     </w:lvl>
-    <w:lvl w:ilvl="3" w:tplc="B0DEB704">
+    <w:lvl w:ilvl="3" w:tplc="F702C83E">
       <w:numFmt w:val="decimal"/>
       <w:lvlText w:val=""/>
       <w:lvlJc w:val="left"/>
     </w:lvl>
-    <w:lvl w:ilvl="4" w:tplc="BD9EE182">
+    <w:lvl w:ilvl="4" w:tplc="809C70E6">
       <w:numFmt w:val="decimal"/>
       <w:lvlText w:val=""/>
       <w:lvlJc w:val="left"/>
     </w:lvl>
-    <w:lvl w:ilvl="5" w:tplc="C3FADAB0">
+    <w:lvl w:ilvl="5" w:tplc="A4B414A0">
       <w:numFmt w:val="decimal"/>
       <w:lvlText w:val=""/>
       <w:lvlJc w:val="left"/>
     </w:lvl>
-    <w:lvl w:ilvl="6" w:tplc="2416ED68">
+    <w:lvl w:ilvl="6" w:tplc="B4607672">
       <w:numFmt w:val="decimal"/>
       <w:lvlText w:val=""/>
       <w:lvlJc w:val="left"/>
     </w:lvl>
-    <w:lvl w:ilvl="7" w:tplc="3912E9FE">
+    <w:lvl w:ilvl="7" w:tplc="61BAAE96">
       <w:numFmt w:val="decimal"/>
       <w:lvlText w:val=""/>
       <w:lvlJc w:val="left"/>
     </w:lvl>
-    <w:lvl w:ilvl="8" w:tplc="4712F884">
+    <w:lvl w:ilvl="8" w:tplc="20D01C00">
       <w:numFmt w:val="decimal"/>
       <w:lvlText w:val=""/>
       <w:lvlJc w:val="left"/>
     </w:lvl>
   </w:abstractNum>
   <w:abstractNum w:abstractNumId="10" w15:restartNumberingAfterBreak="0">
-    <w:nsid w:val="30FE500F"/>
+    <w:nsid w:val="189F2F1C"/>
     <w:multiLevelType w:val="hybridMultilevel"/>
-    <w:tmpl w:val="1BE4661E"/>
-    <w:lvl w:ilvl="0" w:tplc="E676F458">
+    <w:tmpl w:val="217E2196"/>
+    <w:lvl w:ilvl="0" w:tplc="CB5C1E54">
       <w:start w:val="1"/>
       <w:numFmt w:val="decimal"/>
       <w:lvlText w:val="%1."/>
@@ -23882,52 +23856,52 @@
         <w:color w:val="A67C27"/>
       </w:rPr>
     </w:lvl>
-    <w:lvl w:ilvl="1" w:tplc="9C920CD2">
+    <w:lvl w:ilvl="1" w:tplc="DC1471E2">
       <w:numFmt w:val="decimal"/>
       <w:lvlText w:val=""/>
       <w:lvlJc w:val="left"/>
     </w:lvl>
-    <w:lvl w:ilvl="2" w:tplc="116A4CBE">
+    <w:lvl w:ilvl="2" w:tplc="6010CFA2">
       <w:numFmt w:val="decimal"/>
       <w:lvlText w:val=""/>
       <w:lvlJc w:val="left"/>
     </w:lvl>
-    <w:lvl w:ilvl="3" w:tplc="90BE6F5C">
+    <w:lvl w:ilvl="3" w:tplc="F2C8896C">
       <w:numFmt w:val="decimal"/>
       <w:lvlText w:val=""/>
       <w:lvlJc w:val="left"/>
     </w:lvl>
-    <w:lvl w:ilvl="4" w:tplc="81FE6822">
+    <w:lvl w:ilvl="4" w:tplc="83AA8BE4">
       <w:numFmt w:val="decimal"/>
       <w:lvlText w:val=""/>
       <w:lvlJc w:val="left"/>
     </w:lvl>
-    <w:lvl w:ilvl="5" w:tplc="40267006">
+    <w:lvl w:ilvl="5" w:tplc="2EE8DBD8">
       <w:numFmt w:val="decimal"/>
       <w:lvlText w:val=""/>
       <w:lvlJc w:val="left"/>
     </w:lvl>
-    <w:lvl w:ilvl="6" w:tplc="042C50E0">
+    <w:lvl w:ilvl="6" w:tplc="872E7538">
       <w:numFmt w:val="decimal"/>
       <w:lvlText w:val=""/>
       <w:lvlJc w:val="left"/>
     </w:lvl>
-    <w:lvl w:ilvl="7" w:tplc="082A8C86">
+    <w:lvl w:ilvl="7" w:tplc="5F746D10">
       <w:numFmt w:val="decimal"/>
       <w:lvlText w:val=""/>
       <w:lvlJc w:val="left"/>
     </w:lvl>
-    <w:lvl w:ilvl="8" w:tplc="90F0D51C">
+    <w:lvl w:ilvl="8" w:tplc="638EBEB0">
       <w:numFmt w:val="decimal"/>
       <w:lvlText w:val=""/>
       <w:lvlJc w:val="left"/>
     </w:lvl>
   </w:abstractNum>
   <w:abstractNum w:abstractNumId="11" w15:restartNumberingAfterBreak="0">
-    <w:nsid w:val="318624A3"/>
+    <w:nsid w:val="1DBC6115"/>
     <w:multiLevelType w:val="hybridMultilevel"/>
-    <w:tmpl w:val="7A0A70E8"/>
-    <w:lvl w:ilvl="0" w:tplc="15E0962E">
+    <w:tmpl w:val="6BD2EBDC"/>
+    <w:lvl w:ilvl="0" w:tplc="FDFA060A">
       <w:start w:val="1"/>
       <w:numFmt w:val="decimal"/>
       <w:lvlText w:val="%1."/>
@@ -23941,52 +23915,52 @@
         <w:color w:val="A67C27"/>
       </w:rPr>
     </w:lvl>
-    <w:lvl w:ilvl="1" w:tplc="E4C4CF74">
+    <w:lvl w:ilvl="1" w:tplc="28D4D3AA">
       <w:numFmt w:val="decimal"/>
       <w:lvlText w:val=""/>
       <w:lvlJc w:val="left"/>
     </w:lvl>
-    <w:lvl w:ilvl="2" w:tplc="300202C2">
+    <w:lvl w:ilvl="2" w:tplc="BE4AB20C">
       <w:numFmt w:val="decimal"/>
       <w:lvlText w:val=""/>
       <w:lvlJc w:val="left"/>
     </w:lvl>
-    <w:lvl w:ilvl="3" w:tplc="0B8C54E8">
+    <w:lvl w:ilvl="3" w:tplc="2AD6B88E">
       <w:numFmt w:val="decimal"/>
       <w:lvlText w:val=""/>
       <w:lvlJc w:val="left"/>
     </w:lvl>
-    <w:lvl w:ilvl="4" w:tplc="BEC05676">
+    <w:lvl w:ilvl="4" w:tplc="B4908E80">
       <w:numFmt w:val="decimal"/>
       <w:lvlText w:val=""/>
       <w:lvlJc w:val="left"/>
     </w:lvl>
-    <w:lvl w:ilvl="5" w:tplc="524A4D2C">
+    <w:lvl w:ilvl="5" w:tplc="4E28D4CC">
       <w:numFmt w:val="decimal"/>
       <w:lvlText w:val=""/>
       <w:lvlJc w:val="left"/>
     </w:lvl>
-    <w:lvl w:ilvl="6" w:tplc="207A3926">
+    <w:lvl w:ilvl="6" w:tplc="2FE8337A">
       <w:numFmt w:val="decimal"/>
       <w:lvlText w:val=""/>
       <w:lvlJc w:val="left"/>
     </w:lvl>
-    <w:lvl w:ilvl="7" w:tplc="ED50A63A">
+    <w:lvl w:ilvl="7" w:tplc="4EA8F39A">
       <w:numFmt w:val="decimal"/>
       <w:lvlText w:val=""/>
       <w:lvlJc w:val="left"/>
     </w:lvl>
-    <w:lvl w:ilvl="8" w:tplc="96720EA0">
+    <w:lvl w:ilvl="8" w:tplc="EC843CF2">
       <w:numFmt w:val="decimal"/>
       <w:lvlText w:val=""/>
       <w:lvlJc w:val="left"/>
     </w:lvl>
   </w:abstractNum>
   <w:abstractNum w:abstractNumId="12" w15:restartNumberingAfterBreak="0">
-    <w:nsid w:val="32D261BD"/>
+    <w:nsid w:val="24C43D5A"/>
     <w:multiLevelType w:val="hybridMultilevel"/>
-    <w:tmpl w:val="D6E47EE6"/>
-    <w:lvl w:ilvl="0" w:tplc="ADECD0A8">
+    <w:tmpl w:val="CB2CDA2A"/>
+    <w:lvl w:ilvl="0" w:tplc="27BEFCA2">
       <w:start w:val="1"/>
       <w:numFmt w:val="decimal"/>
       <w:lvlText w:val="%1."/>
@@ -24000,52 +23974,110 @@
         <w:color w:val="A67C27"/>
       </w:rPr>
     </w:lvl>
-    <w:lvl w:ilvl="1" w:tplc="37BC8F72">
+    <w:lvl w:ilvl="1" w:tplc="9D5C6C7C">
       <w:numFmt w:val="decimal"/>
       <w:lvlText w:val=""/>
       <w:lvlJc w:val="left"/>
     </w:lvl>
-    <w:lvl w:ilvl="2" w:tplc="A01A8D5E">
+    <w:lvl w:ilvl="2" w:tplc="3F504EE0">
       <w:numFmt w:val="decimal"/>
       <w:lvlText w:val=""/>
       <w:lvlJc w:val="left"/>
     </w:lvl>
-    <w:lvl w:ilvl="3" w:tplc="C7964060">
+    <w:lvl w:ilvl="3" w:tplc="7FCE69DE">
       <w:numFmt w:val="decimal"/>
       <w:lvlText w:val=""/>
       <w:lvlJc w:val="left"/>
     </w:lvl>
-    <w:lvl w:ilvl="4" w:tplc="1D34A042">
+    <w:lvl w:ilvl="4" w:tplc="EB82629C">
       <w:numFmt w:val="decimal"/>
       <w:lvlText w:val=""/>
       <w:lvlJc w:val="left"/>
     </w:lvl>
-    <w:lvl w:ilvl="5" w:tplc="86644E7A">
+    <w:lvl w:ilvl="5" w:tplc="50400198">
       <w:numFmt w:val="decimal"/>
       <w:lvlText w:val=""/>
       <w:lvlJc w:val="left"/>
     </w:lvl>
-    <w:lvl w:ilvl="6" w:tplc="F06CE11E">
+    <w:lvl w:ilvl="6" w:tplc="5B46EE92">
       <w:numFmt w:val="decimal"/>
       <w:lvlText w:val=""/>
       <w:lvlJc w:val="left"/>
     </w:lvl>
-    <w:lvl w:ilvl="7" w:tplc="E0884BB2">
+    <w:lvl w:ilvl="7" w:tplc="DDBE4772">
       <w:numFmt w:val="decimal"/>
       <w:lvlText w:val=""/>
       <w:lvlJc w:val="left"/>
     </w:lvl>
-    <w:lvl w:ilvl="8" w:tplc="3BA82E96">
+    <w:lvl w:ilvl="8" w:tplc="53B6EC8E">
       <w:numFmt w:val="decimal"/>
       <w:lvlText w:val=""/>
       <w:lvlJc w:val="left"/>
     </w:lvl>
   </w:abstractNum>
   <w:abstractNum w:abstractNumId="13" w15:restartNumberingAfterBreak="0">
-    <w:nsid w:val="37D82366"/>
+    <w:nsid w:val="27BF14A2"/>
     <w:multiLevelType w:val="hybridMultilevel"/>
-    <w:tmpl w:val="5C22F14C"/>
-    <w:lvl w:ilvl="0" w:tplc="7EC48330">
+    <w:tmpl w:val="9BF455C0"/>
+    <w:lvl w:ilvl="0" w:tplc="4180296C">
+      <w:start w:val="1"/>
+      <w:numFmt w:val="bullet"/>
+      <w:lvlText w:val="•"/>
+      <w:lvlJc w:val="left"/>
+      <w:pPr>
+        <w:ind w:left="460" w:hanging="280"/>
+      </w:pPr>
+    </w:lvl>
+    <w:lvl w:ilvl="1" w:tplc="77EE76C6">
+      <w:start w:val="1"/>
+      <w:numFmt w:val="bullet"/>
+      <w:lvlText w:val="–"/>
+      <w:lvlJc w:val="left"/>
+      <w:pPr>
+        <w:ind w:left="900" w:hanging="280"/>
+      </w:pPr>
+    </w:lvl>
+    <w:lvl w:ilvl="2" w:tplc="220682CC">
+      <w:numFmt w:val="decimal"/>
+      <w:lvlText w:val=""/>
+      <w:lvlJc w:val="left"/>
+    </w:lvl>
+    <w:lvl w:ilvl="3" w:tplc="2C2C2058">
+      <w:numFmt w:val="decimal"/>
+      <w:lvlText w:val=""/>
+      <w:lvlJc w:val="left"/>
+    </w:lvl>
+    <w:lvl w:ilvl="4" w:tplc="2AA2D7F6">
+      <w:numFmt w:val="decimal"/>
+      <w:lvlText w:val=""/>
+      <w:lvlJc w:val="left"/>
+    </w:lvl>
+    <w:lvl w:ilvl="5" w:tplc="8FAC63D2">
+      <w:numFmt w:val="decimal"/>
+      <w:lvlText w:val=""/>
+      <w:lvlJc w:val="left"/>
+    </w:lvl>
+    <w:lvl w:ilvl="6" w:tplc="E1FC2164">
+      <w:numFmt w:val="decimal"/>
+      <w:lvlText w:val=""/>
+      <w:lvlJc w:val="left"/>
+    </w:lvl>
+    <w:lvl w:ilvl="7" w:tplc="57165290">
+      <w:numFmt w:val="decimal"/>
+      <w:lvlText w:val=""/>
+      <w:lvlJc w:val="left"/>
+    </w:lvl>
+    <w:lvl w:ilvl="8" w:tplc="E1B8FBD6">
+      <w:numFmt w:val="decimal"/>
+      <w:lvlText w:val=""/>
+      <w:lvlJc w:val="left"/>
+    </w:lvl>
+  </w:abstractNum>
+  <w:abstractNum w:abstractNumId="14" w15:restartNumberingAfterBreak="0">
+    <w:nsid w:val="2C322CF0"/>
+    <w:multiLevelType w:val="hybridMultilevel"/>
+    <w:tmpl w:val="4328DA1E"/>
+    <w:lvl w:ilvl="0" w:tplc="4C388228">
       <w:start w:val="1"/>
       <w:numFmt w:val="decimal"/>
       <w:lvlText w:val="%1."/>
@@ -24059,52 +24091,52 @@
         <w:color w:val="A67C27"/>
       </w:rPr>
     </w:lvl>
-    <w:lvl w:ilvl="1" w:tplc="26A4BE64">
+    <w:lvl w:ilvl="1" w:tplc="980CB22C">
       <w:numFmt w:val="decimal"/>
       <w:lvlText w:val=""/>
       <w:lvlJc w:val="left"/>
     </w:lvl>
-    <w:lvl w:ilvl="2" w:tplc="7856E0C8">
+    <w:lvl w:ilvl="2" w:tplc="EE80629A">
       <w:numFmt w:val="decimal"/>
       <w:lvlText w:val=""/>
       <w:lvlJc w:val="left"/>
     </w:lvl>
-    <w:lvl w:ilvl="3" w:tplc="F0DE2A44">
+    <w:lvl w:ilvl="3" w:tplc="0BBEDBAA">
       <w:numFmt w:val="decimal"/>
       <w:lvlText w:val=""/>
       <w:lvlJc w:val="left"/>
     </w:lvl>
-    <w:lvl w:ilvl="4" w:tplc="E7C2A6C0">
+    <w:lvl w:ilvl="4" w:tplc="A3100552">
       <w:numFmt w:val="decimal"/>
       <w:lvlText w:val=""/>
       <w:lvlJc w:val="left"/>
     </w:lvl>
-    <w:lvl w:ilvl="5" w:tplc="B936FE40">
+    <w:lvl w:ilvl="5" w:tplc="59940914">
       <w:numFmt w:val="decimal"/>
       <w:lvlText w:val=""/>
       <w:lvlJc w:val="left"/>
     </w:lvl>
-    <w:lvl w:ilvl="6" w:tplc="862A8CBA">
+    <w:lvl w:ilvl="6" w:tplc="BD9ED13A">
       <w:numFmt w:val="decimal"/>
       <w:lvlText w:val=""/>
       <w:lvlJc w:val="left"/>
     </w:lvl>
-    <w:lvl w:ilvl="7" w:tplc="411E8822">
+    <w:lvl w:ilvl="7" w:tplc="4356B5DE">
       <w:numFmt w:val="decimal"/>
       <w:lvlText w:val=""/>
       <w:lvlJc w:val="left"/>
     </w:lvl>
-    <w:lvl w:ilvl="8" w:tplc="E64C7D3E">
+    <w:lvl w:ilvl="8" w:tplc="A4328242">
       <w:numFmt w:val="decimal"/>
       <w:lvlText w:val=""/>
       <w:lvlJc w:val="left"/>
     </w:lvl>
   </w:abstractNum>
-  <w:abstractNum w:abstractNumId="14" w15:restartNumberingAfterBreak="0">
-    <w:nsid w:val="3A9E01B4"/>
+  <w:abstractNum w:abstractNumId="15" w15:restartNumberingAfterBreak="0">
+    <w:nsid w:val="2C462B86"/>
     <w:multiLevelType w:val="hybridMultilevel"/>
-    <w:tmpl w:val="1A3AA344"/>
-    <w:lvl w:ilvl="0" w:tplc="FD54092E">
+    <w:tmpl w:val="FDEE369A"/>
+    <w:lvl w:ilvl="0" w:tplc="00949B0C">
       <w:start w:val="1"/>
       <w:numFmt w:val="decimal"/>
       <w:lvlText w:val="%1."/>
@@ -24118,52 +24150,52 @@
         <w:color w:val="A67C27"/>
       </w:rPr>
     </w:lvl>
-    <w:lvl w:ilvl="1" w:tplc="734821BA">
+    <w:lvl w:ilvl="1" w:tplc="B1102C9A">
       <w:numFmt w:val="decimal"/>
       <w:lvlText w:val=""/>
       <w:lvlJc w:val="left"/>
     </w:lvl>
-    <w:lvl w:ilvl="2" w:tplc="1DFA6C36">
+    <w:lvl w:ilvl="2" w:tplc="64185F4E">
       <w:numFmt w:val="decimal"/>
       <w:lvlText w:val=""/>
       <w:lvlJc w:val="left"/>
     </w:lvl>
-    <w:lvl w:ilvl="3" w:tplc="F34C4DC0">
+    <w:lvl w:ilvl="3" w:tplc="BBD6BB70">
       <w:numFmt w:val="decimal"/>
       <w:lvlText w:val=""/>
       <w:lvlJc w:val="left"/>
     </w:lvl>
-    <w:lvl w:ilvl="4" w:tplc="0C94D214">
+    <w:lvl w:ilvl="4" w:tplc="5216A37A">
       <w:numFmt w:val="decimal"/>
       <w:lvlText w:val=""/>
       <w:lvlJc w:val="left"/>
     </w:lvl>
-    <w:lvl w:ilvl="5" w:tplc="E7567F62">
+    <w:lvl w:ilvl="5" w:tplc="F4445C9E">
       <w:numFmt w:val="decimal"/>
       <w:lvlText w:val=""/>
       <w:lvlJc w:val="left"/>
     </w:lvl>
-    <w:lvl w:ilvl="6" w:tplc="59347A90">
+    <w:lvl w:ilvl="6" w:tplc="A51EEE04">
       <w:numFmt w:val="decimal"/>
       <w:lvlText w:val=""/>
       <w:lvlJc w:val="left"/>
     </w:lvl>
-    <w:lvl w:ilvl="7" w:tplc="4D148EF2">
+    <w:lvl w:ilvl="7" w:tplc="D06AECD4">
       <w:numFmt w:val="decimal"/>
       <w:lvlText w:val=""/>
       <w:lvlJc w:val="left"/>
     </w:lvl>
-    <w:lvl w:ilvl="8" w:tplc="806E8E7E">
+    <w:lvl w:ilvl="8" w:tplc="02E455C8">
       <w:numFmt w:val="decimal"/>
       <w:lvlText w:val=""/>
       <w:lvlJc w:val="left"/>
     </w:lvl>
   </w:abstractNum>
-  <w:abstractNum w:abstractNumId="15" w15:restartNumberingAfterBreak="0">
-    <w:nsid w:val="49964A95"/>
+  <w:abstractNum w:abstractNumId="16" w15:restartNumberingAfterBreak="0">
+    <w:nsid w:val="30211759"/>
     <w:multiLevelType w:val="hybridMultilevel"/>
-    <w:tmpl w:val="FD4AAB1E"/>
-    <w:lvl w:ilvl="0" w:tplc="2034F19E">
+    <w:tmpl w:val="CEC60A12"/>
+    <w:lvl w:ilvl="0" w:tplc="CAD282DE">
       <w:start w:val="1"/>
       <w:numFmt w:val="decimal"/>
       <w:lvlText w:val="%1."/>
@@ -24177,52 +24209,52 @@
         <w:color w:val="A67C27"/>
       </w:rPr>
     </w:lvl>
-    <w:lvl w:ilvl="1" w:tplc="05640C64">
+    <w:lvl w:ilvl="1" w:tplc="E3A00AE0">
       <w:numFmt w:val="decimal"/>
       <w:lvlText w:val=""/>
       <w:lvlJc w:val="left"/>
     </w:lvl>
-    <w:lvl w:ilvl="2" w:tplc="BFBC3B50">
+    <w:lvl w:ilvl="2" w:tplc="A4E091B0">
       <w:numFmt w:val="decimal"/>
       <w:lvlText w:val=""/>
       <w:lvlJc w:val="left"/>
     </w:lvl>
-    <w:lvl w:ilvl="3" w:tplc="D5748194">
+    <w:lvl w:ilvl="3" w:tplc="74F8F222">
       <w:numFmt w:val="decimal"/>
       <w:lvlText w:val=""/>
       <w:lvlJc w:val="left"/>
     </w:lvl>
-    <w:lvl w:ilvl="4" w:tplc="9810083E">
+    <w:lvl w:ilvl="4" w:tplc="89480F2C">
       <w:numFmt w:val="decimal"/>
       <w:lvlText w:val=""/>
       <w:lvlJc w:val="left"/>
     </w:lvl>
-    <w:lvl w:ilvl="5" w:tplc="70723C5C">
+    <w:lvl w:ilvl="5" w:tplc="58529A4A">
       <w:numFmt w:val="decimal"/>
       <w:lvlText w:val=""/>
       <w:lvlJc w:val="left"/>
     </w:lvl>
-    <w:lvl w:ilvl="6" w:tplc="FFE6C772">
+    <w:lvl w:ilvl="6" w:tplc="A6D85344">
       <w:numFmt w:val="decimal"/>
       <w:lvlText w:val=""/>
       <w:lvlJc w:val="left"/>
     </w:lvl>
-    <w:lvl w:ilvl="7" w:tplc="D91A3BDC">
+    <w:lvl w:ilvl="7" w:tplc="DFF4527A">
       <w:numFmt w:val="decimal"/>
       <w:lvlText w:val=""/>
       <w:lvlJc w:val="left"/>
     </w:lvl>
-    <w:lvl w:ilvl="8" w:tplc="D75CA700">
+    <w:lvl w:ilvl="8" w:tplc="876A7628">
       <w:numFmt w:val="decimal"/>
       <w:lvlText w:val=""/>
       <w:lvlJc w:val="left"/>
     </w:lvl>
   </w:abstractNum>
-  <w:abstractNum w:abstractNumId="16" w15:restartNumberingAfterBreak="0">
-    <w:nsid w:val="4CE66A62"/>
+  <w:abstractNum w:abstractNumId="17" w15:restartNumberingAfterBreak="0">
+    <w:nsid w:val="32DE39AD"/>
     <w:multiLevelType w:val="hybridMultilevel"/>
-    <w:tmpl w:val="E51E75EA"/>
-    <w:lvl w:ilvl="0" w:tplc="2D22C69A">
+    <w:tmpl w:val="9F3434E8"/>
+    <w:lvl w:ilvl="0" w:tplc="054C6EB6">
       <w:start w:val="1"/>
       <w:numFmt w:val="decimal"/>
       <w:lvlText w:val="%1."/>
@@ -24236,52 +24268,52 @@
         <w:color w:val="A67C27"/>
       </w:rPr>
     </w:lvl>
-    <w:lvl w:ilvl="1" w:tplc="B03A498E">
+    <w:lvl w:ilvl="1" w:tplc="9F7E152A">
       <w:numFmt w:val="decimal"/>
       <w:lvlText w:val=""/>
       <w:lvlJc w:val="left"/>
     </w:lvl>
-    <w:lvl w:ilvl="2" w:tplc="19FE8E7A">
+    <w:lvl w:ilvl="2" w:tplc="356E2F1C">
       <w:numFmt w:val="decimal"/>
       <w:lvlText w:val=""/>
       <w:lvlJc w:val="left"/>
     </w:lvl>
-    <w:lvl w:ilvl="3" w:tplc="5344E152">
+    <w:lvl w:ilvl="3" w:tplc="C6A4FE0C">
       <w:numFmt w:val="decimal"/>
       <w:lvlText w:val=""/>
       <w:lvlJc w:val="left"/>
     </w:lvl>
-    <w:lvl w:ilvl="4" w:tplc="B5ECBE54">
+    <w:lvl w:ilvl="4" w:tplc="E034A6C2">
       <w:numFmt w:val="decimal"/>
       <w:lvlText w:val=""/>
       <w:lvlJc w:val="left"/>
     </w:lvl>
-    <w:lvl w:ilvl="5" w:tplc="4EF0B918">
+    <w:lvl w:ilvl="5" w:tplc="02DAC4AA">
       <w:numFmt w:val="decimal"/>
       <w:lvlText w:val=""/>
       <w:lvlJc w:val="left"/>
     </w:lvl>
-    <w:lvl w:ilvl="6" w:tplc="64C8E2CA">
+    <w:lvl w:ilvl="6" w:tplc="3940DC3C">
       <w:numFmt w:val="decimal"/>
       <w:lvlText w:val=""/>
       <w:lvlJc w:val="left"/>
     </w:lvl>
-    <w:lvl w:ilvl="7" w:tplc="0888ACCC">
+    <w:lvl w:ilvl="7" w:tplc="805008EC">
       <w:numFmt w:val="decimal"/>
       <w:lvlText w:val=""/>
       <w:lvlJc w:val="left"/>
     </w:lvl>
-    <w:lvl w:ilvl="8" w:tplc="7AE055F2">
+    <w:lvl w:ilvl="8" w:tplc="7FB4B450">
       <w:numFmt w:val="decimal"/>
       <w:lvlText w:val=""/>
       <w:lvlJc w:val="left"/>
     </w:lvl>
   </w:abstractNum>
-  <w:abstractNum w:abstractNumId="17" w15:restartNumberingAfterBreak="0">
-    <w:nsid w:val="4EAE2B2E"/>
+  <w:abstractNum w:abstractNumId="18" w15:restartNumberingAfterBreak="0">
+    <w:nsid w:val="39720C24"/>
     <w:multiLevelType w:val="hybridMultilevel"/>
-    <w:tmpl w:val="8124D818"/>
-    <w:lvl w:ilvl="0" w:tplc="D4068B0E">
+    <w:tmpl w:val="CAC46028"/>
+    <w:lvl w:ilvl="0" w:tplc="743C9B56">
       <w:start w:val="1"/>
       <w:numFmt w:val="decimal"/>
       <w:lvlText w:val="%1."/>
@@ -24295,52 +24327,52 @@
         <w:color w:val="A67C27"/>
       </w:rPr>
     </w:lvl>
-    <w:lvl w:ilvl="1" w:tplc="2A06A0F0">
+    <w:lvl w:ilvl="1" w:tplc="9F46DCFC">
       <w:numFmt w:val="decimal"/>
       <w:lvlText w:val=""/>
       <w:lvlJc w:val="left"/>
     </w:lvl>
-    <w:lvl w:ilvl="2" w:tplc="A68A651A">
+    <w:lvl w:ilvl="2" w:tplc="427A9120">
       <w:numFmt w:val="decimal"/>
       <w:lvlText w:val=""/>
       <w:lvlJc w:val="left"/>
     </w:lvl>
-    <w:lvl w:ilvl="3" w:tplc="F880FC98">
+    <w:lvl w:ilvl="3" w:tplc="F440E0B6">
       <w:numFmt w:val="decimal"/>
       <w:lvlText w:val=""/>
       <w:lvlJc w:val="left"/>
     </w:lvl>
-    <w:lvl w:ilvl="4" w:tplc="1BC26B04">
+    <w:lvl w:ilvl="4" w:tplc="30A24368">
       <w:numFmt w:val="decimal"/>
       <w:lvlText w:val=""/>
       <w:lvlJc w:val="left"/>
     </w:lvl>
-    <w:lvl w:ilvl="5" w:tplc="F5E4B878">
+    <w:lvl w:ilvl="5" w:tplc="4C3AAECA">
       <w:numFmt w:val="decimal"/>
       <w:lvlText w:val=""/>
       <w:lvlJc w:val="left"/>
     </w:lvl>
-    <w:lvl w:ilvl="6" w:tplc="54B62C5E">
+    <w:lvl w:ilvl="6" w:tplc="013A4ADC">
       <w:numFmt w:val="decimal"/>
       <w:lvlText w:val=""/>
       <w:lvlJc w:val="left"/>
     </w:lvl>
-    <w:lvl w:ilvl="7" w:tplc="774034EC">
+    <w:lvl w:ilvl="7" w:tplc="2B1E9178">
       <w:numFmt w:val="decimal"/>
       <w:lvlText w:val=""/>
       <w:lvlJc w:val="left"/>
     </w:lvl>
-    <w:lvl w:ilvl="8" w:tplc="B316CA6C">
+    <w:lvl w:ilvl="8" w:tplc="49F6B5B6">
       <w:numFmt w:val="decimal"/>
       <w:lvlText w:val=""/>
       <w:lvlJc w:val="left"/>
     </w:lvl>
   </w:abstractNum>
-  <w:abstractNum w:abstractNumId="18" w15:restartNumberingAfterBreak="0">
-    <w:nsid w:val="50E65CFA"/>
+  <w:abstractNum w:abstractNumId="19" w15:restartNumberingAfterBreak="0">
+    <w:nsid w:val="41AF1E0A"/>
     <w:multiLevelType w:val="hybridMultilevel"/>
-    <w:tmpl w:val="631E0B14"/>
-    <w:lvl w:ilvl="0" w:tplc="45EE4650">
+    <w:tmpl w:val="5A4EE8A0"/>
+    <w:lvl w:ilvl="0" w:tplc="FAE270E0">
       <w:start w:val="1"/>
       <w:numFmt w:val="decimal"/>
       <w:lvlText w:val="%1."/>
@@ -24354,52 +24386,52 @@
         <w:color w:val="A67C27"/>
       </w:rPr>
     </w:lvl>
-    <w:lvl w:ilvl="1" w:tplc="CAE2C8D4">
+    <w:lvl w:ilvl="1" w:tplc="DCF085C0">
       <w:numFmt w:val="decimal"/>
       <w:lvlText w:val=""/>
       <w:lvlJc w:val="left"/>
     </w:lvl>
-    <w:lvl w:ilvl="2" w:tplc="1B1C607A">
+    <w:lvl w:ilvl="2" w:tplc="8062B906">
       <w:numFmt w:val="decimal"/>
       <w:lvlText w:val=""/>
       <w:lvlJc w:val="left"/>
     </w:lvl>
-    <w:lvl w:ilvl="3" w:tplc="84B0F1CE">
+    <w:lvl w:ilvl="3" w:tplc="C9FA1452">
       <w:numFmt w:val="decimal"/>
       <w:lvlText w:val=""/>
       <w:lvlJc w:val="left"/>
     </w:lvl>
-    <w:lvl w:ilvl="4" w:tplc="135C17BE">
+    <w:lvl w:ilvl="4" w:tplc="FD3ECC54">
       <w:numFmt w:val="decimal"/>
       <w:lvlText w:val=""/>
       <w:lvlJc w:val="left"/>
     </w:lvl>
-    <w:lvl w:ilvl="5" w:tplc="275405D8">
+    <w:lvl w:ilvl="5" w:tplc="2AA8CDA2">
       <w:numFmt w:val="decimal"/>
       <w:lvlText w:val=""/>
       <w:lvlJc w:val="left"/>
     </w:lvl>
-    <w:lvl w:ilvl="6" w:tplc="70DE7CEC">
+    <w:lvl w:ilvl="6" w:tplc="5E8A498E">
       <w:numFmt w:val="decimal"/>
       <w:lvlText w:val=""/>
       <w:lvlJc w:val="left"/>
     </w:lvl>
-    <w:lvl w:ilvl="7" w:tplc="07689866">
+    <w:lvl w:ilvl="7" w:tplc="2C0C1A7E">
       <w:numFmt w:val="decimal"/>
       <w:lvlText w:val=""/>
       <w:lvlJc w:val="left"/>
     </w:lvl>
-    <w:lvl w:ilvl="8" w:tplc="20302866">
+    <w:lvl w:ilvl="8" w:tplc="B510C7EE">
       <w:numFmt w:val="decimal"/>
       <w:lvlText w:val=""/>
       <w:lvlJc w:val="left"/>
     </w:lvl>
   </w:abstractNum>
-  <w:abstractNum w:abstractNumId="19" w15:restartNumberingAfterBreak="0">
-    <w:nsid w:val="54307C14"/>
+  <w:abstractNum w:abstractNumId="20" w15:restartNumberingAfterBreak="0">
+    <w:nsid w:val="4B6C337D"/>
     <w:multiLevelType w:val="hybridMultilevel"/>
-    <w:tmpl w:val="B26EB76E"/>
-    <w:lvl w:ilvl="0" w:tplc="B082F8D4">
+    <w:tmpl w:val="087A6D50"/>
+    <w:lvl w:ilvl="0" w:tplc="F2B21CCA">
       <w:start w:val="1"/>
       <w:numFmt w:val="decimal"/>
       <w:lvlText w:val="%1."/>
@@ -24413,52 +24445,52 @@
         <w:color w:val="A67C27"/>
       </w:rPr>
     </w:lvl>
-    <w:lvl w:ilvl="1" w:tplc="7E62E93E">
+    <w:lvl w:ilvl="1" w:tplc="F0A690F6">
       <w:numFmt w:val="decimal"/>
       <w:lvlText w:val=""/>
       <w:lvlJc w:val="left"/>
     </w:lvl>
-    <w:lvl w:ilvl="2" w:tplc="A718EF96">
+    <w:lvl w:ilvl="2" w:tplc="D5BC0FB4">
       <w:numFmt w:val="decimal"/>
       <w:lvlText w:val=""/>
       <w:lvlJc w:val="left"/>
     </w:lvl>
-    <w:lvl w:ilvl="3" w:tplc="14F43FA2">
+    <w:lvl w:ilvl="3" w:tplc="C7FCBF4A">
       <w:numFmt w:val="decimal"/>
       <w:lvlText w:val=""/>
       <w:lvlJc w:val="left"/>
     </w:lvl>
-    <w:lvl w:ilvl="4" w:tplc="BA747DC2">
+    <w:lvl w:ilvl="4" w:tplc="13E6D33A">
       <w:numFmt w:val="decimal"/>
       <w:lvlText w:val=""/>
       <w:lvlJc w:val="left"/>
     </w:lvl>
-    <w:lvl w:ilvl="5" w:tplc="F8DEFBC8">
+    <w:lvl w:ilvl="5" w:tplc="10AC1D92">
       <w:numFmt w:val="decimal"/>
       <w:lvlText w:val=""/>
       <w:lvlJc w:val="left"/>
     </w:lvl>
-    <w:lvl w:ilvl="6" w:tplc="CA86F0B2">
+    <w:lvl w:ilvl="6" w:tplc="DAD82672">
       <w:numFmt w:val="decimal"/>
       <w:lvlText w:val=""/>
       <w:lvlJc w:val="left"/>
     </w:lvl>
-    <w:lvl w:ilvl="7" w:tplc="74D81E8A">
+    <w:lvl w:ilvl="7" w:tplc="6C28A76C">
       <w:numFmt w:val="decimal"/>
       <w:lvlText w:val=""/>
       <w:lvlJc w:val="left"/>
     </w:lvl>
-    <w:lvl w:ilvl="8" w:tplc="079058AA">
+    <w:lvl w:ilvl="8" w:tplc="74347850">
       <w:numFmt w:val="decimal"/>
       <w:lvlText w:val=""/>
       <w:lvlJc w:val="left"/>
     </w:lvl>
   </w:abstractNum>
-  <w:abstractNum w:abstractNumId="20" w15:restartNumberingAfterBreak="0">
-    <w:nsid w:val="56A52EF1"/>
+  <w:abstractNum w:abstractNumId="21" w15:restartNumberingAfterBreak="0">
+    <w:nsid w:val="50EB0EB3"/>
     <w:multiLevelType w:val="hybridMultilevel"/>
-    <w:tmpl w:val="04EE78D2"/>
-    <w:lvl w:ilvl="0" w:tplc="92069E80">
+    <w:tmpl w:val="1A441FA8"/>
+    <w:lvl w:ilvl="0" w:tplc="B28C208C">
       <w:start w:val="1"/>
       <w:numFmt w:val="decimal"/>
       <w:lvlText w:val="%1."/>
@@ -24472,52 +24504,52 @@
         <w:color w:val="A67C27"/>
       </w:rPr>
     </w:lvl>
-    <w:lvl w:ilvl="1" w:tplc="2B78DF7C">
+    <w:lvl w:ilvl="1" w:tplc="DF9AAA7E">
       <w:numFmt w:val="decimal"/>
       <w:lvlText w:val=""/>
       <w:lvlJc w:val="left"/>
     </w:lvl>
-    <w:lvl w:ilvl="2" w:tplc="27763028">
+    <w:lvl w:ilvl="2" w:tplc="4C9A0E86">
       <w:numFmt w:val="decimal"/>
       <w:lvlText w:val=""/>
       <w:lvlJc w:val="left"/>
     </w:lvl>
-    <w:lvl w:ilvl="3" w:tplc="CFA21348">
+    <w:lvl w:ilvl="3" w:tplc="84262D42">
       <w:numFmt w:val="decimal"/>
       <w:lvlText w:val=""/>
       <w:lvlJc w:val="left"/>
     </w:lvl>
-    <w:lvl w:ilvl="4" w:tplc="2A66D804">
+    <w:lvl w:ilvl="4" w:tplc="BC1ADEE6">
       <w:numFmt w:val="decimal"/>
       <w:lvlText w:val=""/>
       <w:lvlJc w:val="left"/>
     </w:lvl>
-    <w:lvl w:ilvl="5" w:tplc="95CADCF8">
+    <w:lvl w:ilvl="5" w:tplc="CA8A957C">
       <w:numFmt w:val="decimal"/>
       <w:lvlText w:val=""/>
       <w:lvlJc w:val="left"/>
     </w:lvl>
-    <w:lvl w:ilvl="6" w:tplc="92C86B5C">
+    <w:lvl w:ilvl="6" w:tplc="1AEAF792">
       <w:numFmt w:val="decimal"/>
       <w:lvlText w:val=""/>
       <w:lvlJc w:val="left"/>
     </w:lvl>
-    <w:lvl w:ilvl="7" w:tplc="16B6A67E">
+    <w:lvl w:ilvl="7" w:tplc="5A4A3608">
       <w:numFmt w:val="decimal"/>
       <w:lvlText w:val=""/>
       <w:lvlJc w:val="left"/>
     </w:lvl>
-    <w:lvl w:ilvl="8" w:tplc="D002737A">
+    <w:lvl w:ilvl="8" w:tplc="337C6546">
       <w:numFmt w:val="decimal"/>
       <w:lvlText w:val=""/>
       <w:lvlJc w:val="left"/>
     </w:lvl>
   </w:abstractNum>
-  <w:abstractNum w:abstractNumId="21" w15:restartNumberingAfterBreak="0">
-    <w:nsid w:val="5E3D17EE"/>
+  <w:abstractNum w:abstractNumId="22" w15:restartNumberingAfterBreak="0">
+    <w:nsid w:val="67D514F1"/>
     <w:multiLevelType w:val="hybridMultilevel"/>
-    <w:tmpl w:val="6F185B9A"/>
-    <w:lvl w:ilvl="0" w:tplc="B87283D2">
+    <w:tmpl w:val="317E3734"/>
+    <w:lvl w:ilvl="0" w:tplc="160AFF8A">
       <w:start w:val="1"/>
       <w:numFmt w:val="decimal"/>
       <w:lvlText w:val="%1."/>
@@ -24531,52 +24563,52 @@
         <w:color w:val="A67C27"/>
       </w:rPr>
     </w:lvl>
-    <w:lvl w:ilvl="1" w:tplc="A0E04458">
+    <w:lvl w:ilvl="1" w:tplc="FF38C9EA">
       <w:numFmt w:val="decimal"/>
       <w:lvlText w:val=""/>
       <w:lvlJc w:val="left"/>
     </w:lvl>
-    <w:lvl w:ilvl="2" w:tplc="531CE948">
+    <w:lvl w:ilvl="2" w:tplc="BE8CB500">
       <w:numFmt w:val="decimal"/>
       <w:lvlText w:val=""/>
       <w:lvlJc w:val="left"/>
     </w:lvl>
-    <w:lvl w:ilvl="3" w:tplc="16201D04">
+    <w:lvl w:ilvl="3" w:tplc="3C003838">
       <w:numFmt w:val="decimal"/>
       <w:lvlText w:val=""/>
       <w:lvlJc w:val="left"/>
     </w:lvl>
-    <w:lvl w:ilvl="4" w:tplc="8884A1B2">
+    <w:lvl w:ilvl="4" w:tplc="4646520E">
       <w:numFmt w:val="decimal"/>
       <w:lvlText w:val=""/>
       <w:lvlJc w:val="left"/>
     </w:lvl>
-    <w:lvl w:ilvl="5" w:tplc="AD507544">
+    <w:lvl w:ilvl="5" w:tplc="469089BE">
       <w:numFmt w:val="decimal"/>
       <w:lvlText w:val=""/>
       <w:lvlJc w:val="left"/>
     </w:lvl>
-    <w:lvl w:ilvl="6" w:tplc="52BEBD92">
+    <w:lvl w:ilvl="6" w:tplc="BD30957C">
       <w:numFmt w:val="decimal"/>
       <w:lvlText w:val=""/>
       <w:lvlJc w:val="left"/>
     </w:lvl>
-    <w:lvl w:ilvl="7" w:tplc="FB881980">
+    <w:lvl w:ilvl="7" w:tplc="1B40BC42">
       <w:numFmt w:val="decimal"/>
       <w:lvlText w:val=""/>
       <w:lvlJc w:val="left"/>
     </w:lvl>
-    <w:lvl w:ilvl="8" w:tplc="A7F87098">
+    <w:lvl w:ilvl="8" w:tplc="BBF09660">
       <w:numFmt w:val="decimal"/>
       <w:lvlText w:val=""/>
       <w:lvlJc w:val="left"/>
     </w:lvl>
   </w:abstractNum>
-  <w:abstractNum w:abstractNumId="22" w15:restartNumberingAfterBreak="0">
-    <w:nsid w:val="5E466257"/>
+  <w:abstractNum w:abstractNumId="23" w15:restartNumberingAfterBreak="0">
+    <w:nsid w:val="69ED0157"/>
     <w:multiLevelType w:val="hybridMultilevel"/>
-    <w:tmpl w:val="CF8CEA46"/>
-    <w:lvl w:ilvl="0" w:tplc="29BA4C2E">
+    <w:tmpl w:val="4E127F0A"/>
+    <w:lvl w:ilvl="0" w:tplc="1B18AA22">
       <w:start w:val="1"/>
       <w:numFmt w:val="decimal"/>
       <w:lvlText w:val="%1."/>
@@ -24590,52 +24622,52 @@
         <w:color w:val="A67C27"/>
       </w:rPr>
     </w:lvl>
-    <w:lvl w:ilvl="1" w:tplc="E118F392">
+    <w:lvl w:ilvl="1" w:tplc="86EA60D8">
       <w:numFmt w:val="decimal"/>
       <w:lvlText w:val=""/>
       <w:lvlJc w:val="left"/>
     </w:lvl>
-    <w:lvl w:ilvl="2" w:tplc="E98C2364">
+    <w:lvl w:ilvl="2" w:tplc="A8240AEC">
       <w:numFmt w:val="decimal"/>
       <w:lvlText w:val=""/>
       <w:lvlJc w:val="left"/>
     </w:lvl>
-    <w:lvl w:ilvl="3" w:tplc="0CCAE8FA">
+    <w:lvl w:ilvl="3" w:tplc="5AF831B4">
       <w:numFmt w:val="decimal"/>
       <w:lvlText w:val=""/>
       <w:lvlJc w:val="left"/>
     </w:lvl>
-    <w:lvl w:ilvl="4" w:tplc="70C6EDF2">
+    <w:lvl w:ilvl="4" w:tplc="22B857C8">
       <w:numFmt w:val="decimal"/>
       <w:lvlText w:val=""/>
       <w:lvlJc w:val="left"/>
     </w:lvl>
-    <w:lvl w:ilvl="5" w:tplc="F9F0127E">
+    <w:lvl w:ilvl="5" w:tplc="2062A312">
       <w:numFmt w:val="decimal"/>
       <w:lvlText w:val=""/>
       <w:lvlJc w:val="left"/>
     </w:lvl>
-    <w:lvl w:ilvl="6" w:tplc="EAE85A66">
+    <w:lvl w:ilvl="6" w:tplc="621640AA">
       <w:numFmt w:val="decimal"/>
       <w:lvlText w:val=""/>
       <w:lvlJc w:val="left"/>
     </w:lvl>
-    <w:lvl w:ilvl="7" w:tplc="4F5CD39C">
+    <w:lvl w:ilvl="7" w:tplc="258E4696">
       <w:numFmt w:val="decimal"/>
       <w:lvlText w:val=""/>
       <w:lvlJc w:val="left"/>
     </w:lvl>
-    <w:lvl w:ilvl="8" w:tplc="97946F00">
+    <w:lvl w:ilvl="8" w:tplc="747C5932">
       <w:numFmt w:val="decimal"/>
       <w:lvlText w:val=""/>
       <w:lvlJc w:val="left"/>
     </w:lvl>
   </w:abstractNum>
-  <w:abstractNum w:abstractNumId="23" w15:restartNumberingAfterBreak="0">
-    <w:nsid w:val="628A1DCD"/>
+  <w:abstractNum w:abstractNumId="24" w15:restartNumberingAfterBreak="0">
+    <w:nsid w:val="6AF205F9"/>
     <w:multiLevelType w:val="hybridMultilevel"/>
-    <w:tmpl w:val="F3B64072"/>
-    <w:lvl w:ilvl="0" w:tplc="DBD4E656">
+    <w:tmpl w:val="901E3F98"/>
+    <w:lvl w:ilvl="0" w:tplc="1BE68AAC">
       <w:start w:val="1"/>
       <w:numFmt w:val="decimal"/>
       <w:lvlText w:val="%1."/>
@@ -24649,52 +24681,52 @@
         <w:color w:val="A67C27"/>
       </w:rPr>
     </w:lvl>
-    <w:lvl w:ilvl="1" w:tplc="31ECAB6C">
+    <w:lvl w:ilvl="1" w:tplc="6058AB8E">
       <w:numFmt w:val="decimal"/>
       <w:lvlText w:val=""/>
       <w:lvlJc w:val="left"/>
     </w:lvl>
-    <w:lvl w:ilvl="2" w:tplc="E2B828F0">
+    <w:lvl w:ilvl="2" w:tplc="0658DB8E">
       <w:numFmt w:val="decimal"/>
       <w:lvlText w:val=""/>
       <w:lvlJc w:val="left"/>
     </w:lvl>
-    <w:lvl w:ilvl="3" w:tplc="D50A6022">
+    <w:lvl w:ilvl="3" w:tplc="647431C6">
       <w:numFmt w:val="decimal"/>
       <w:lvlText w:val=""/>
       <w:lvlJc w:val="left"/>
     </w:lvl>
-    <w:lvl w:ilvl="4" w:tplc="8FA075C2">
+    <w:lvl w:ilvl="4" w:tplc="D9C4F3DC">
       <w:numFmt w:val="decimal"/>
       <w:lvlText w:val=""/>
       <w:lvlJc w:val="left"/>
     </w:lvl>
-    <w:lvl w:ilvl="5" w:tplc="2F567BAE">
+    <w:lvl w:ilvl="5" w:tplc="E42E7610">
       <w:numFmt w:val="decimal"/>
       <w:lvlText w:val=""/>
       <w:lvlJc w:val="left"/>
     </w:lvl>
-    <w:lvl w:ilvl="6" w:tplc="44327F28">
+    <w:lvl w:ilvl="6" w:tplc="BBD432F4">
       <w:numFmt w:val="decimal"/>
       <w:lvlText w:val=""/>
       <w:lvlJc w:val="left"/>
     </w:lvl>
-    <w:lvl w:ilvl="7" w:tplc="7E66A12C">
+    <w:lvl w:ilvl="7" w:tplc="173E0ED4">
       <w:numFmt w:val="decimal"/>
       <w:lvlText w:val=""/>
       <w:lvlJc w:val="left"/>
     </w:lvl>
-    <w:lvl w:ilvl="8" w:tplc="9072CDBC">
+    <w:lvl w:ilvl="8" w:tplc="24C2B2B4">
       <w:numFmt w:val="decimal"/>
       <w:lvlText w:val=""/>
       <w:lvlJc w:val="left"/>
     </w:lvl>
   </w:abstractNum>
-  <w:abstractNum w:abstractNumId="24" w15:restartNumberingAfterBreak="0">
-    <w:nsid w:val="6A731B38"/>
+  <w:abstractNum w:abstractNumId="25" w15:restartNumberingAfterBreak="0">
+    <w:nsid w:val="6E6C05EF"/>
     <w:multiLevelType w:val="hybridMultilevel"/>
-    <w:tmpl w:val="C1E2886C"/>
-    <w:lvl w:ilvl="0" w:tplc="23A4BCDE">
+    <w:tmpl w:val="B30A18FE"/>
+    <w:lvl w:ilvl="0" w:tplc="16728FE8">
       <w:start w:val="1"/>
       <w:numFmt w:val="decimal"/>
       <w:lvlText w:val="%1."/>
@@ -24708,52 +24740,52 @@
         <w:color w:val="A67C27"/>
       </w:rPr>
     </w:lvl>
-    <w:lvl w:ilvl="1" w:tplc="351CF12C">
+    <w:lvl w:ilvl="1" w:tplc="5F84B6F2">
       <w:numFmt w:val="decimal"/>
       <w:lvlText w:val=""/>
       <w:lvlJc w:val="left"/>
     </w:lvl>
-    <w:lvl w:ilvl="2" w:tplc="D4B82674">
+    <w:lvl w:ilvl="2" w:tplc="FE6CF976">
       <w:numFmt w:val="decimal"/>
       <w:lvlText w:val=""/>
       <w:lvlJc w:val="left"/>
     </w:lvl>
-    <w:lvl w:ilvl="3" w:tplc="7F729A0C">
+    <w:lvl w:ilvl="3" w:tplc="BA886BAA">
       <w:numFmt w:val="decimal"/>
       <w:lvlText w:val=""/>
       <w:lvlJc w:val="left"/>
     </w:lvl>
-    <w:lvl w:ilvl="4" w:tplc="638437B2">
+    <w:lvl w:ilvl="4" w:tplc="F454EB80">
       <w:numFmt w:val="decimal"/>
       <w:lvlText w:val=""/>
       <w:lvlJc w:val="left"/>
     </w:lvl>
-    <w:lvl w:ilvl="5" w:tplc="14A42B78">
+    <w:lvl w:ilvl="5" w:tplc="233653E4">
       <w:numFmt w:val="decimal"/>
       <w:lvlText w:val=""/>
       <w:lvlJc w:val="left"/>
     </w:lvl>
-    <w:lvl w:ilvl="6" w:tplc="17C8A046">
+    <w:lvl w:ilvl="6" w:tplc="A2E262CE">
       <w:numFmt w:val="decimal"/>
       <w:lvlText w:val=""/>
       <w:lvlJc w:val="left"/>
     </w:lvl>
-    <w:lvl w:ilvl="7" w:tplc="3EEC7068">
+    <w:lvl w:ilvl="7" w:tplc="E32CB4E8">
       <w:numFmt w:val="decimal"/>
       <w:lvlText w:val=""/>
       <w:lvlJc w:val="left"/>
     </w:lvl>
-    <w:lvl w:ilvl="8" w:tplc="C944C190">
+    <w:lvl w:ilvl="8" w:tplc="BBCAE486">
       <w:numFmt w:val="decimal"/>
       <w:lvlText w:val=""/>
       <w:lvlJc w:val="left"/>
     </w:lvl>
   </w:abstractNum>
-  <w:abstractNum w:abstractNumId="25" w15:restartNumberingAfterBreak="0">
-    <w:nsid w:val="70E60995"/>
+  <w:abstractNum w:abstractNumId="26" w15:restartNumberingAfterBreak="0">
+    <w:nsid w:val="754F3193"/>
     <w:multiLevelType w:val="hybridMultilevel"/>
-    <w:tmpl w:val="6EF0839A"/>
-    <w:lvl w:ilvl="0" w:tplc="39E46F9A">
+    <w:tmpl w:val="FCC0D542"/>
+    <w:lvl w:ilvl="0" w:tplc="E04A23DA">
       <w:start w:val="1"/>
       <w:numFmt w:val="decimal"/>
       <w:lvlText w:val="%1."/>
@@ -24767,329 +24799,297 @@
         <w:color w:val="A67C27"/>
       </w:rPr>
     </w:lvl>
-    <w:lvl w:ilvl="1" w:tplc="02D6395E">
+    <w:lvl w:ilvl="1" w:tplc="A54CF832">
       <w:numFmt w:val="decimal"/>
       <w:lvlText w:val=""/>
       <w:lvlJc w:val="left"/>
     </w:lvl>
-    <w:lvl w:ilvl="2" w:tplc="440E302A">
+    <w:lvl w:ilvl="2" w:tplc="202C816A">
       <w:numFmt w:val="decimal"/>
       <w:lvlText w:val=""/>
       <w:lvlJc w:val="left"/>
     </w:lvl>
-    <w:lvl w:ilvl="3" w:tplc="372CFCDA">
+    <w:lvl w:ilvl="3" w:tplc="2E468E06">
       <w:numFmt w:val="decimal"/>
       <w:lvlText w:val=""/>
       <w:lvlJc w:val="left"/>
     </w:lvl>
-    <w:lvl w:ilvl="4" w:tplc="BB4A7D42">
+    <w:lvl w:ilvl="4" w:tplc="00C0335A">
       <w:numFmt w:val="decimal"/>
       <w:lvlText w:val=""/>
       <w:lvlJc w:val="left"/>
     </w:lvl>
-    <w:lvl w:ilvl="5" w:tplc="C3FC40CA">
+    <w:lvl w:ilvl="5" w:tplc="8D988392">
       <w:numFmt w:val="decimal"/>
       <w:lvlText w:val=""/>
       <w:lvlJc w:val="left"/>
     </w:lvl>
-    <w:lvl w:ilvl="6" w:tplc="1368D544">
+    <w:lvl w:ilvl="6" w:tplc="105E45E4">
       <w:numFmt w:val="decimal"/>
       <w:lvlText w:val=""/>
       <w:lvlJc w:val="left"/>
     </w:lvl>
-    <w:lvl w:ilvl="7" w:tplc="0A04994A">
+    <w:lvl w:ilvl="7" w:tplc="AA761338">
       <w:numFmt w:val="decimal"/>
       <w:lvlText w:val=""/>
       <w:lvlJc w:val="left"/>
     </w:lvl>
-    <w:lvl w:ilvl="8" w:tplc="3148006A">
-      <w:numFmt w:val="decimal"/>
-      <w:lvlText w:val=""/>
-      <w:lvlJc w:val="left"/>
-    </w:lvl>
-  </w:abstractNum>
-  <w:abstractNum w:abstractNumId="26" w15:restartNumberingAfterBreak="0">
-    <w:nsid w:val="7B0E2A99"/>
-    <w:multiLevelType w:val="hybridMultilevel"/>
-    <w:tmpl w:val="F9DE7CDC"/>
-    <w:lvl w:ilvl="0" w:tplc="9D80E648">
-      <w:start w:val="1"/>
-      <w:numFmt w:val="decimal"/>
-      <w:lvlText w:val="%1."/>
-      <w:lvlJc w:val="left"/>
-      <w:pPr>
-        <w:ind w:left="460" w:hanging="360"/>
-      </w:pPr>
-      <w:rPr>
-        <w:b/>
-        <w:bCs/>
-        <w:color w:val="A67C27"/>
-      </w:rPr>
-    </w:lvl>
-    <w:lvl w:ilvl="1" w:tplc="18526C3C">
-      <w:numFmt w:val="decimal"/>
-      <w:lvlText w:val=""/>
-      <w:lvlJc w:val="left"/>
-    </w:lvl>
-    <w:lvl w:ilvl="2" w:tplc="DB04C118">
-      <w:numFmt w:val="decimal"/>
-      <w:lvlText w:val=""/>
-      <w:lvlJc w:val="left"/>
-    </w:lvl>
-    <w:lvl w:ilvl="3" w:tplc="43FECF4A">
-      <w:numFmt w:val="decimal"/>
-      <w:lvlText w:val=""/>
-      <w:lvlJc w:val="left"/>
-    </w:lvl>
-    <w:lvl w:ilvl="4" w:tplc="EBE8A06A">
-      <w:numFmt w:val="decimal"/>
-      <w:lvlText w:val=""/>
-      <w:lvlJc w:val="left"/>
-    </w:lvl>
-    <w:lvl w:ilvl="5" w:tplc="A15E3342">
-      <w:numFmt w:val="decimal"/>
-      <w:lvlText w:val=""/>
-      <w:lvlJc w:val="left"/>
-    </w:lvl>
-    <w:lvl w:ilvl="6" w:tplc="BC745E56">
-      <w:numFmt w:val="decimal"/>
-      <w:lvlText w:val=""/>
-      <w:lvlJc w:val="left"/>
-    </w:lvl>
-    <w:lvl w:ilvl="7" w:tplc="773EFECA">
-      <w:numFmt w:val="decimal"/>
-      <w:lvlText w:val=""/>
-      <w:lvlJc w:val="left"/>
-    </w:lvl>
-    <w:lvl w:ilvl="8" w:tplc="164A6D60">
+    <w:lvl w:ilvl="8" w:tplc="B16E7374">
       <w:numFmt w:val="decimal"/>
       <w:lvlText w:val=""/>
       <w:lvlJc w:val="left"/>
     </w:lvl>
   </w:abstractNum>
   <w:abstractNum w:abstractNumId="27" w15:restartNumberingAfterBreak="0">
-    <w:nsid w:val="7FF53CC8"/>
+    <w:nsid w:val="776C3254"/>
     <w:multiLevelType w:val="hybridMultilevel"/>
-    <w:tmpl w:val="F9B413C6"/>
-    <w:lvl w:ilvl="0" w:tplc="EC32D95E">
+    <w:tmpl w:val="04D4B52E"/>
+    <w:lvl w:ilvl="0" w:tplc="298C5082">
       <w:start w:val="1"/>
-      <w:numFmt w:val="decimal"/>
-      <w:lvlText w:val="%1."/>
+      <w:numFmt w:val="bullet"/>
+      <w:lvlText w:val="●"/>
       <w:lvlJc w:val="left"/>
       <w:pPr>
-        <w:ind w:left="460" w:hanging="360"/>
-      </w:pPr>
-      <w:rPr>
-        <w:b/>
-        <w:bCs/>
-        <w:color w:val="A67C27"/>
-      </w:rPr>
+        <w:ind w:left="720" w:hanging="360"/>
+      </w:pPr>
     </w:lvl>
-    <w:lvl w:ilvl="1" w:tplc="714E498E">
-      <w:numFmt w:val="decimal"/>
-      <w:lvlText w:val=""/>
+    <w:lvl w:ilvl="1" w:tplc="E65267C8">
+      <w:start w:val="1"/>
+      <w:numFmt w:val="bullet"/>
+      <w:lvlText w:val="○"/>
       <w:lvlJc w:val="left"/>
+      <w:pPr>
+        <w:ind w:left="1440" w:hanging="360"/>
+      </w:pPr>
     </w:lvl>
-    <w:lvl w:ilvl="2" w:tplc="2184365A">
-      <w:numFmt w:val="decimal"/>
-      <w:lvlText w:val=""/>
+    <w:lvl w:ilvl="2" w:tplc="C9ECE3D2">
+      <w:start w:val="1"/>
+      <w:numFmt w:val="bullet"/>
+      <w:lvlText w:val="■"/>
       <w:lvlJc w:val="left"/>
+      <w:pPr>
+        <w:ind w:left="2160" w:hanging="360"/>
+      </w:pPr>
     </w:lvl>
-    <w:lvl w:ilvl="3" w:tplc="80D885EA">
-      <w:numFmt w:val="decimal"/>
-      <w:lvlText w:val=""/>
+    <w:lvl w:ilvl="3" w:tplc="91EED5E8">
+      <w:start w:val="1"/>
+      <w:numFmt w:val="bullet"/>
+      <w:lvlText w:val="●"/>
       <w:lvlJc w:val="left"/>
+      <w:pPr>
+        <w:ind w:left="2880" w:hanging="360"/>
+      </w:pPr>
     </w:lvl>
-    <w:lvl w:ilvl="4" w:tplc="E9F4BAE2">
-      <w:numFmt w:val="decimal"/>
-      <w:lvlText w:val=""/>
+    <w:lvl w:ilvl="4" w:tplc="E04EB24C">
+      <w:start w:val="1"/>
+      <w:numFmt w:val="bullet"/>
+      <w:lvlText w:val="○"/>
       <w:lvlJc w:val="left"/>
+      <w:pPr>
+        <w:ind w:left="3600" w:hanging="360"/>
+      </w:pPr>
     </w:lvl>
-    <w:lvl w:ilvl="5" w:tplc="ED9636E4">
-      <w:numFmt w:val="decimal"/>
-      <w:lvlText w:val=""/>
+    <w:lvl w:ilvl="5" w:tplc="A1E44992">
+      <w:start w:val="1"/>
+      <w:numFmt w:val="bullet"/>
+      <w:lvlText w:val="■"/>
       <w:lvlJc w:val="left"/>
+      <w:pPr>
+        <w:ind w:left="4320" w:hanging="360"/>
+      </w:pPr>
     </w:lvl>
-    <w:lvl w:ilvl="6" w:tplc="4A7C0296">
-      <w:numFmt w:val="decimal"/>
-      <w:lvlText w:val=""/>
+    <w:lvl w:ilvl="6" w:tplc="DAE07162">
+      <w:start w:val="1"/>
+      <w:numFmt w:val="bullet"/>
+      <w:lvlText w:val="●"/>
       <w:lvlJc w:val="left"/>
+      <w:pPr>
+        <w:ind w:left="5040" w:hanging="360"/>
+      </w:pPr>
     </w:lvl>
-    <w:lvl w:ilvl="7" w:tplc="97DE8E1A">
-      <w:numFmt w:val="decimal"/>
-      <w:lvlText w:val=""/>
+    <w:lvl w:ilvl="7" w:tplc="5FE06D72">
+      <w:start w:val="1"/>
+      <w:numFmt w:val="bullet"/>
+      <w:lvlText w:val="●"/>
       <w:lvlJc w:val="left"/>
+      <w:pPr>
+        <w:ind w:left="5760" w:hanging="360"/>
+      </w:pPr>
     </w:lvl>
-    <w:lvl w:ilvl="8" w:tplc="FA985844">
-      <w:numFmt w:val="decimal"/>
-      <w:lvlText w:val=""/>
+    <w:lvl w:ilvl="8" w:tplc="1F682A5A">
+      <w:start w:val="1"/>
+      <w:numFmt w:val="bullet"/>
+      <w:lvlText w:val="●"/>
       <w:lvlJc w:val="left"/>
+      <w:pPr>
+        <w:ind w:left="6480" w:hanging="360"/>
+      </w:pPr>
     </w:lvl>
   </w:abstractNum>
-  <w:num w:numId="1" w16cid:durableId="1209344101">
+  <w:num w:numId="1" w16cid:durableId="237911262">
+    <w:abstractNumId w:val="27"/>
+    <w:lvlOverride w:ilvl="0">
+      <w:startOverride w:val="1"/>
+    </w:lvlOverride>
+  </w:num>
+  <w:num w:numId="2" w16cid:durableId="991638196">
+    <w:abstractNumId w:val="13"/>
+    <w:lvlOverride w:ilvl="0">
+      <w:startOverride w:val="1"/>
+    </w:lvlOverride>
+  </w:num>
+  <w:num w:numId="3" w16cid:durableId="219172679">
+    <w:abstractNumId w:val="15"/>
+    <w:lvlOverride w:ilvl="0">
+      <w:startOverride w:val="1"/>
+    </w:lvlOverride>
+  </w:num>
+  <w:num w:numId="4" w16cid:durableId="1085958118">
+    <w:abstractNumId w:val="11"/>
+    <w:lvlOverride w:ilvl="0">
+      <w:startOverride w:val="1"/>
+    </w:lvlOverride>
+  </w:num>
+  <w:num w:numId="5" w16cid:durableId="782191974">
+    <w:abstractNumId w:val="10"/>
+    <w:lvlOverride w:ilvl="0">
+      <w:startOverride w:val="1"/>
+    </w:lvlOverride>
+  </w:num>
+  <w:num w:numId="6" w16cid:durableId="1869105738">
+    <w:abstractNumId w:val="12"/>
+    <w:lvlOverride w:ilvl="0">
+      <w:startOverride w:val="1"/>
+    </w:lvlOverride>
+  </w:num>
+  <w:num w:numId="7" w16cid:durableId="1153452090">
+    <w:abstractNumId w:val="14"/>
+    <w:lvlOverride w:ilvl="0">
+      <w:startOverride w:val="1"/>
+    </w:lvlOverride>
+  </w:num>
+  <w:num w:numId="8" w16cid:durableId="775294966">
+    <w:abstractNumId w:val="25"/>
+    <w:lvlOverride w:ilvl="0">
+      <w:startOverride w:val="1"/>
+    </w:lvlOverride>
+  </w:num>
+  <w:num w:numId="9" w16cid:durableId="1831211266">
+    <w:abstractNumId w:val="9"/>
+    <w:lvlOverride w:ilvl="0">
+      <w:startOverride w:val="1"/>
+    </w:lvlOverride>
+  </w:num>
+  <w:num w:numId="10" w16cid:durableId="877620293">
+    <w:abstractNumId w:val="1"/>
+    <w:lvlOverride w:ilvl="0">
+      <w:startOverride w:val="1"/>
+    </w:lvlOverride>
+  </w:num>
+  <w:num w:numId="11" w16cid:durableId="316157410">
+    <w:abstractNumId w:val="22"/>
+    <w:lvlOverride w:ilvl="0">
+      <w:startOverride w:val="1"/>
+    </w:lvlOverride>
+  </w:num>
+  <w:num w:numId="12" w16cid:durableId="1904558943">
+    <w:abstractNumId w:val="4"/>
+    <w:lvlOverride w:ilvl="0">
+      <w:startOverride w:val="1"/>
+    </w:lvlOverride>
+  </w:num>
+  <w:num w:numId="13" w16cid:durableId="221405868">
     <w:abstractNumId w:val="6"/>
     <w:lvlOverride w:ilvl="0">
       <w:startOverride w:val="1"/>
     </w:lvlOverride>
   </w:num>
-  <w:num w:numId="2" w16cid:durableId="2023046645">
-    <w:abstractNumId w:val="8"/>
+  <w:num w:numId="14" w16cid:durableId="1760980336">
+    <w:abstractNumId w:val="16"/>
     <w:lvlOverride w:ilvl="0">
       <w:startOverride w:val="1"/>
     </w:lvlOverride>
   </w:num>
-  <w:num w:numId="3" w16cid:durableId="552274382">
-    <w:abstractNumId w:val="13"/>
+  <w:num w:numId="15" w16cid:durableId="557277466">
+    <w:abstractNumId w:val="3"/>
     <w:lvlOverride w:ilvl="0">
       <w:startOverride w:val="1"/>
     </w:lvlOverride>
   </w:num>
-  <w:num w:numId="4" w16cid:durableId="1052921871">
+  <w:num w:numId="16" w16cid:durableId="2031300198">
     <w:abstractNumId w:val="7"/>
     <w:lvlOverride w:ilvl="0">
       <w:startOverride w:val="1"/>
     </w:lvlOverride>
   </w:num>
-  <w:num w:numId="5" w16cid:durableId="581178833">
-    <w:abstractNumId w:val="3"/>
-    <w:lvlOverride w:ilvl="0">
-      <w:startOverride w:val="1"/>
-    </w:lvlOverride>
-  </w:num>
-  <w:num w:numId="6" w16cid:durableId="18631445">
-    <w:abstractNumId w:val="12"/>
-    <w:lvlOverride w:ilvl="0">
-      <w:startOverride w:val="1"/>
-    </w:lvlOverride>
-  </w:num>
-  <w:num w:numId="7" w16cid:durableId="1088187126">
-    <w:abstractNumId w:val="4"/>
-    <w:lvlOverride w:ilvl="0">
-      <w:startOverride w:val="1"/>
-    </w:lvlOverride>
-  </w:num>
-  <w:num w:numId="8" w16cid:durableId="1093552612">
+  <w:num w:numId="17" w16cid:durableId="1478037671">
     <w:abstractNumId w:val="26"/>
     <w:lvlOverride w:ilvl="0">
       <w:startOverride w:val="1"/>
     </w:lvlOverride>
   </w:num>
-  <w:num w:numId="9" w16cid:durableId="293292603">
+  <w:num w:numId="18" w16cid:durableId="975835494">
+    <w:abstractNumId w:val="5"/>
+    <w:lvlOverride w:ilvl="0">
+      <w:startOverride w:val="1"/>
+    </w:lvlOverride>
+  </w:num>
+  <w:num w:numId="19" w16cid:durableId="88284616">
+    <w:abstractNumId w:val="24"/>
+    <w:lvlOverride w:ilvl="0">
+      <w:startOverride w:val="1"/>
+    </w:lvlOverride>
+  </w:num>
+  <w:num w:numId="20" w16cid:durableId="2054386000">
+    <w:abstractNumId w:val="17"/>
+    <w:lvlOverride w:ilvl="0">
+      <w:startOverride w:val="1"/>
+    </w:lvlOverride>
+  </w:num>
+  <w:num w:numId="21" w16cid:durableId="1285040934">
+    <w:abstractNumId w:val="2"/>
+    <w:lvlOverride w:ilvl="0">
+      <w:startOverride w:val="1"/>
+    </w:lvlOverride>
+  </w:num>
+  <w:num w:numId="22" w16cid:durableId="1975216873">
+    <w:abstractNumId w:val="18"/>
+    <w:lvlOverride w:ilvl="0">
+      <w:startOverride w:val="1"/>
+    </w:lvlOverride>
+  </w:num>
+  <w:num w:numId="23" w16cid:durableId="53554800">
+    <w:abstractNumId w:val="23"/>
+    <w:lvlOverride w:ilvl="0">
+      <w:startOverride w:val="1"/>
+    </w:lvlOverride>
+  </w:num>
+  <w:num w:numId="24" w16cid:durableId="1942300767">
+    <w:abstractNumId w:val="19"/>
+    <w:lvlOverride w:ilvl="0">
+      <w:startOverride w:val="1"/>
+    </w:lvlOverride>
+  </w:num>
+  <w:num w:numId="25" w16cid:durableId="51389487">
     <w:abstractNumId w:val="20"/>
     <w:lvlOverride w:ilvl="0">
       <w:startOverride w:val="1"/>
     </w:lvlOverride>
   </w:num>
-  <w:num w:numId="10" w16cid:durableId="174468287">
+  <w:num w:numId="26" w16cid:durableId="453064640">
+    <w:abstractNumId w:val="0"/>
+    <w:lvlOverride w:ilvl="0">
+      <w:startOverride w:val="1"/>
+    </w:lvlOverride>
+  </w:num>
+  <w:num w:numId="27" w16cid:durableId="1253931248">
     <w:abstractNumId w:val="21"/>
     <w:lvlOverride w:ilvl="0">
       <w:startOverride w:val="1"/>
     </w:lvlOverride>
   </w:num>
-  <w:num w:numId="11" w16cid:durableId="1231768270">
-    <w:abstractNumId w:val="2"/>
-    <w:lvlOverride w:ilvl="0">
-      <w:startOverride w:val="1"/>
-    </w:lvlOverride>
-  </w:num>
-  <w:num w:numId="12" w16cid:durableId="1587419613">
-    <w:abstractNumId w:val="17"/>
-    <w:lvlOverride w:ilvl="0">
-      <w:startOverride w:val="1"/>
-    </w:lvlOverride>
-  </w:num>
-  <w:num w:numId="13" w16cid:durableId="556209963">
-    <w:abstractNumId w:val="10"/>
-    <w:lvlOverride w:ilvl="0">
-      <w:startOverride w:val="1"/>
-    </w:lvlOverride>
-  </w:num>
-  <w:num w:numId="14" w16cid:durableId="489566807">
-    <w:abstractNumId w:val="27"/>
-    <w:lvlOverride w:ilvl="0">
-      <w:startOverride w:val="1"/>
-    </w:lvlOverride>
-  </w:num>
-  <w:num w:numId="15" w16cid:durableId="358089333">
-    <w:abstractNumId w:val="15"/>
-    <w:lvlOverride w:ilvl="0">
-      <w:startOverride w:val="1"/>
-    </w:lvlOverride>
-  </w:num>
-  <w:num w:numId="16" w16cid:durableId="1557626749">
-    <w:abstractNumId w:val="1"/>
-    <w:lvlOverride w:ilvl="0">
-      <w:startOverride w:val="1"/>
-    </w:lvlOverride>
-  </w:num>
-  <w:num w:numId="17" w16cid:durableId="896474062">
-    <w:abstractNumId w:val="14"/>
-    <w:lvlOverride w:ilvl="0">
-      <w:startOverride w:val="1"/>
-    </w:lvlOverride>
-  </w:num>
-  <w:num w:numId="18" w16cid:durableId="2035767701">
-    <w:abstractNumId w:val="25"/>
-    <w:lvlOverride w:ilvl="0">
-      <w:startOverride w:val="1"/>
-    </w:lvlOverride>
-  </w:num>
-  <w:num w:numId="19" w16cid:durableId="2018262444">
-    <w:abstractNumId w:val="9"/>
-    <w:lvlOverride w:ilvl="0">
-      <w:startOverride w:val="1"/>
-    </w:lvlOverride>
-  </w:num>
-  <w:num w:numId="20" w16cid:durableId="16658474">
-    <w:abstractNumId w:val="19"/>
-    <w:lvlOverride w:ilvl="0">
-      <w:startOverride w:val="1"/>
-    </w:lvlOverride>
-  </w:num>
-  <w:num w:numId="21" w16cid:durableId="526480025">
-    <w:abstractNumId w:val="5"/>
-    <w:lvlOverride w:ilvl="0">
-      <w:startOverride w:val="1"/>
-    </w:lvlOverride>
-  </w:num>
-  <w:num w:numId="22" w16cid:durableId="562180551">
-    <w:abstractNumId w:val="11"/>
-    <w:lvlOverride w:ilvl="0">
-      <w:startOverride w:val="1"/>
-    </w:lvlOverride>
-  </w:num>
-  <w:num w:numId="23" w16cid:durableId="338889238">
-    <w:abstractNumId w:val="24"/>
-    <w:lvlOverride w:ilvl="0">
-      <w:startOverride w:val="1"/>
-    </w:lvlOverride>
-  </w:num>
-  <w:num w:numId="24" w16cid:durableId="1345132680">
-    <w:abstractNumId w:val="0"/>
-    <w:lvlOverride w:ilvl="0">
-      <w:startOverride w:val="1"/>
-    </w:lvlOverride>
-  </w:num>
-  <w:num w:numId="25" w16cid:durableId="1027827919">
-    <w:abstractNumId w:val="18"/>
-    <w:lvlOverride w:ilvl="0">
-      <w:startOverride w:val="1"/>
-    </w:lvlOverride>
-  </w:num>
-  <w:num w:numId="26" w16cid:durableId="270359898">
-    <w:abstractNumId w:val="23"/>
-    <w:lvlOverride w:ilvl="0">
-      <w:startOverride w:val="1"/>
-    </w:lvlOverride>
-  </w:num>
-  <w:num w:numId="27" w16cid:durableId="2124182718">
-    <w:abstractNumId w:val="22"/>
-    <w:lvlOverride w:ilvl="0">
-      <w:startOverride w:val="1"/>
-    </w:lvlOverride>
-  </w:num>
-  <w:num w:numId="28" w16cid:durableId="1844515784">
-    <w:abstractNumId w:val="16"/>
+  <w:num w:numId="28" w16cid:durableId="1812097186">
+    <w:abstractNumId w:val="8"/>
     <w:lvlOverride w:ilvl="0">
       <w:startOverride w:val="1"/>
     </w:lvlOverride>
@@ -25714,7 +25714,7 @@
     <w:autoRedefine/>
     <w:uiPriority w:val="39"/>
     <w:unhideWhenUsed/>
-    <w:rsid w:val="00883E21"/>
+    <w:rsid w:val="00997CB5"/>
     <w:pPr>
       <w:spacing w:after="100"/>
     </w:pPr>
@@ -25726,7 +25726,7 @@
     <w:autoRedefine/>
     <w:uiPriority w:val="39"/>
     <w:unhideWhenUsed/>
-    <w:rsid w:val="00883E21"/>
+    <w:rsid w:val="00997CB5"/>
     <w:pPr>
       <w:spacing w:after="100"/>
       <w:ind w:left="210"/>

--- a/docs/manuals/RA_Training_Manual.docx
+++ b/docs/manuals/RA_Training_Manual.docx
@@ -469,7 +469,7 @@
                 <w:sz w:val="19"/>
                 <w:szCs w:val="19"/>
               </w:rPr>
-              <w:t>Version 1.7 · 21 September 2026</w:t>
+              <w:t>Version 1.8 · 21 September 2026</w:t>
             </w:r>
           </w:p>
         </w:tc>
@@ -538,7 +538,7 @@
     <w:sdt>
       <w:sdtPr>
         <w:alias w:val="Contents"/>
-        <w:id w:val="-1956169043"/>
+        <w:id w:val="-878313164"/>
       </w:sdtPr>
       <w:sdtEndPr/>
       <w:sdtContent>
@@ -567,7 +567,7 @@
           <w:r>
             <w:fldChar w:fldCharType="separate"/>
           </w:r>
-          <w:hyperlink w:anchor="_Toc240916618" w:history="1">
+          <w:hyperlink w:anchor="_Toc240919909" w:history="1">
             <w:r>
               <w:rPr>
                 <w:rStyle w:val="Hyperlink"/>
@@ -591,7 +591,7 @@
               <w:rPr>
                 <w:noProof/>
               </w:rPr>
-              <w:instrText xml:space="preserve"> PAGEREF _Toc240916618 \h </w:instrText>
+              <w:instrText xml:space="preserve"> PAGEREF _Toc240919909 \h </w:instrText>
             </w:r>
             <w:r>
               <w:rPr>
@@ -634,7 +634,7 @@
               <w14:ligatures w14:val="standardContextual"/>
             </w:rPr>
           </w:pPr>
-          <w:hyperlink w:anchor="_Toc240916619" w:history="1">
+          <w:hyperlink w:anchor="_Toc240919910" w:history="1">
             <w:r>
               <w:rPr>
                 <w:rStyle w:val="Hyperlink"/>
@@ -658,7 +658,7 @@
               <w:rPr>
                 <w:noProof/>
               </w:rPr>
-              <w:instrText xml:space="preserve"> PAGEREF _Toc240916619 \h </w:instrText>
+              <w:instrText xml:space="preserve"> PAGEREF _Toc240919910 \h </w:instrText>
             </w:r>
             <w:r>
               <w:rPr>
@@ -701,7 +701,7 @@
               <w14:ligatures w14:val="standardContextual"/>
             </w:rPr>
           </w:pPr>
-          <w:hyperlink w:anchor="_Toc240916620" w:history="1">
+          <w:hyperlink w:anchor="_Toc240919911" w:history="1">
             <w:r>
               <w:rPr>
                 <w:rStyle w:val="Hyperlink"/>
@@ -725,7 +725,7 @@
               <w:rPr>
                 <w:noProof/>
               </w:rPr>
-              <w:instrText xml:space="preserve"> PAGEREF _Toc240916620 \h </w:instrText>
+              <w:instrText xml:space="preserve"> PAGEREF _Toc240919911 \h </w:instrText>
             </w:r>
             <w:r>
               <w:rPr>
@@ -768,7 +768,7 @@
               <w14:ligatures w14:val="standardContextual"/>
             </w:rPr>
           </w:pPr>
-          <w:hyperlink w:anchor="_Toc240916621" w:history="1">
+          <w:hyperlink w:anchor="_Toc240919912" w:history="1">
             <w:r>
               <w:rPr>
                 <w:rStyle w:val="Hyperlink"/>
@@ -792,7 +792,7 @@
               <w:rPr>
                 <w:noProof/>
               </w:rPr>
-              <w:instrText xml:space="preserve"> PAGEREF _Toc240916621 \h </w:instrText>
+              <w:instrText xml:space="preserve"> PAGEREF _Toc240919912 \h </w:instrText>
             </w:r>
             <w:r>
               <w:rPr>
@@ -835,7 +835,7 @@
               <w14:ligatures w14:val="standardContextual"/>
             </w:rPr>
           </w:pPr>
-          <w:hyperlink w:anchor="_Toc240916622" w:history="1">
+          <w:hyperlink w:anchor="_Toc240919913" w:history="1">
             <w:r>
               <w:rPr>
                 <w:rStyle w:val="Hyperlink"/>
@@ -859,7 +859,7 @@
               <w:rPr>
                 <w:noProof/>
               </w:rPr>
-              <w:instrText xml:space="preserve"> PAGEREF _Toc240916622 \h </w:instrText>
+              <w:instrText xml:space="preserve"> PAGEREF _Toc240919913 \h </w:instrText>
             </w:r>
             <w:r>
               <w:rPr>
@@ -902,7 +902,7 @@
               <w14:ligatures w14:val="standardContextual"/>
             </w:rPr>
           </w:pPr>
-          <w:hyperlink w:anchor="_Toc240916623" w:history="1">
+          <w:hyperlink w:anchor="_Toc240919914" w:history="1">
             <w:r>
               <w:rPr>
                 <w:rStyle w:val="Hyperlink"/>
@@ -926,7 +926,7 @@
               <w:rPr>
                 <w:noProof/>
               </w:rPr>
-              <w:instrText xml:space="preserve"> PAGEREF _Toc240916623 \h </w:instrText>
+              <w:instrText xml:space="preserve"> PAGEREF _Toc240919914 \h </w:instrText>
             </w:r>
             <w:r>
               <w:rPr>
@@ -969,7 +969,7 @@
               <w14:ligatures w14:val="standardContextual"/>
             </w:rPr>
           </w:pPr>
-          <w:hyperlink w:anchor="_Toc240916624" w:history="1">
+          <w:hyperlink w:anchor="_Toc240919915" w:history="1">
             <w:r>
               <w:rPr>
                 <w:rStyle w:val="Hyperlink"/>
@@ -993,7 +993,7 @@
               <w:rPr>
                 <w:noProof/>
               </w:rPr>
-              <w:instrText xml:space="preserve"> PAGEREF _Toc240916624 \h </w:instrText>
+              <w:instrText xml:space="preserve"> PAGEREF _Toc240919915 \h </w:instrText>
             </w:r>
             <w:r>
               <w:rPr>
@@ -1036,7 +1036,7 @@
               <w14:ligatures w14:val="standardContextual"/>
             </w:rPr>
           </w:pPr>
-          <w:hyperlink w:anchor="_Toc240916625" w:history="1">
+          <w:hyperlink w:anchor="_Toc240919916" w:history="1">
             <w:r>
               <w:rPr>
                 <w:rStyle w:val="Hyperlink"/>
@@ -1060,7 +1060,7 @@
               <w:rPr>
                 <w:noProof/>
               </w:rPr>
-              <w:instrText xml:space="preserve"> PAGEREF _Toc240916625 \h </w:instrText>
+              <w:instrText xml:space="preserve"> PAGEREF _Toc240919916 \h </w:instrText>
             </w:r>
             <w:r>
               <w:rPr>
@@ -1103,7 +1103,7 @@
               <w14:ligatures w14:val="standardContextual"/>
             </w:rPr>
           </w:pPr>
-          <w:hyperlink w:anchor="_Toc240916626" w:history="1">
+          <w:hyperlink w:anchor="_Toc240919917" w:history="1">
             <w:r>
               <w:rPr>
                 <w:rStyle w:val="Hyperlink"/>
@@ -1127,7 +1127,7 @@
               <w:rPr>
                 <w:noProof/>
               </w:rPr>
-              <w:instrText xml:space="preserve"> PAGEREF _Toc240916626 \h </w:instrText>
+              <w:instrText xml:space="preserve"> PAGEREF _Toc240919917 \h </w:instrText>
             </w:r>
             <w:r>
               <w:rPr>
@@ -1170,7 +1170,7 @@
               <w14:ligatures w14:val="standardContextual"/>
             </w:rPr>
           </w:pPr>
-          <w:hyperlink w:anchor="_Toc240916627" w:history="1">
+          <w:hyperlink w:anchor="_Toc240919918" w:history="1">
             <w:r>
               <w:rPr>
                 <w:rStyle w:val="Hyperlink"/>
@@ -1194,7 +1194,7 @@
               <w:rPr>
                 <w:noProof/>
               </w:rPr>
-              <w:instrText xml:space="preserve"> PAGEREF _Toc240916627 \h </w:instrText>
+              <w:instrText xml:space="preserve"> PAGEREF _Toc240919918 \h </w:instrText>
             </w:r>
             <w:r>
               <w:rPr>
@@ -1237,7 +1237,7 @@
               <w14:ligatures w14:val="standardContextual"/>
             </w:rPr>
           </w:pPr>
-          <w:hyperlink w:anchor="_Toc240916628" w:history="1">
+          <w:hyperlink w:anchor="_Toc240919919" w:history="1">
             <w:r>
               <w:rPr>
                 <w:rStyle w:val="Hyperlink"/>
@@ -1261,7 +1261,7 @@
               <w:rPr>
                 <w:noProof/>
               </w:rPr>
-              <w:instrText xml:space="preserve"> PAGEREF _Toc240916628 \h </w:instrText>
+              <w:instrText xml:space="preserve"> PAGEREF _Toc240919919 \h </w:instrText>
             </w:r>
             <w:r>
               <w:rPr>
@@ -1304,7 +1304,7 @@
               <w14:ligatures w14:val="standardContextual"/>
             </w:rPr>
           </w:pPr>
-          <w:hyperlink w:anchor="_Toc240916629" w:history="1">
+          <w:hyperlink w:anchor="_Toc240919920" w:history="1">
             <w:r>
               <w:rPr>
                 <w:rStyle w:val="Hyperlink"/>
@@ -1328,7 +1328,7 @@
               <w:rPr>
                 <w:noProof/>
               </w:rPr>
-              <w:instrText xml:space="preserve"> PAGEREF _Toc240916629 \h </w:instrText>
+              <w:instrText xml:space="preserve"> PAGEREF _Toc240919920 \h </w:instrText>
             </w:r>
             <w:r>
               <w:rPr>
@@ -1371,7 +1371,7 @@
               <w14:ligatures w14:val="standardContextual"/>
             </w:rPr>
           </w:pPr>
-          <w:hyperlink w:anchor="_Toc240916630" w:history="1">
+          <w:hyperlink w:anchor="_Toc240919921" w:history="1">
             <w:r>
               <w:rPr>
                 <w:rStyle w:val="Hyperlink"/>
@@ -1395,7 +1395,7 @@
               <w:rPr>
                 <w:noProof/>
               </w:rPr>
-              <w:instrText xml:space="preserve"> PAGEREF _Toc240916630 \h </w:instrText>
+              <w:instrText xml:space="preserve"> PAGEREF _Toc240919921 \h </w:instrText>
             </w:r>
             <w:r>
               <w:rPr>
@@ -1438,7 +1438,7 @@
               <w14:ligatures w14:val="standardContextual"/>
             </w:rPr>
           </w:pPr>
-          <w:hyperlink w:anchor="_Toc240916631" w:history="1">
+          <w:hyperlink w:anchor="_Toc240919922" w:history="1">
             <w:r>
               <w:rPr>
                 <w:rStyle w:val="Hyperlink"/>
@@ -1462,7 +1462,7 @@
               <w:rPr>
                 <w:noProof/>
               </w:rPr>
-              <w:instrText xml:space="preserve"> PAGEREF _Toc240916631 \h </w:instrText>
+              <w:instrText xml:space="preserve"> PAGEREF _Toc240919922 \h </w:instrText>
             </w:r>
             <w:r>
               <w:rPr>
@@ -1505,7 +1505,7 @@
               <w14:ligatures w14:val="standardContextual"/>
             </w:rPr>
           </w:pPr>
-          <w:hyperlink w:anchor="_Toc240916632" w:history="1">
+          <w:hyperlink w:anchor="_Toc240919923" w:history="1">
             <w:r>
               <w:rPr>
                 <w:rStyle w:val="Hyperlink"/>
@@ -1529,7 +1529,7 @@
               <w:rPr>
                 <w:noProof/>
               </w:rPr>
-              <w:instrText xml:space="preserve"> PAGEREF _Toc240916632 \h </w:instrText>
+              <w:instrText xml:space="preserve"> PAGEREF _Toc240919923 \h </w:instrText>
             </w:r>
             <w:r>
               <w:rPr>
@@ -1572,7 +1572,7 @@
               <w14:ligatures w14:val="standardContextual"/>
             </w:rPr>
           </w:pPr>
-          <w:hyperlink w:anchor="_Toc240916633" w:history="1">
+          <w:hyperlink w:anchor="_Toc240919924" w:history="1">
             <w:r>
               <w:rPr>
                 <w:rStyle w:val="Hyperlink"/>
@@ -1596,7 +1596,7 @@
               <w:rPr>
                 <w:noProof/>
               </w:rPr>
-              <w:instrText xml:space="preserve"> PAGEREF _Toc240916633 \h </w:instrText>
+              <w:instrText xml:space="preserve"> PAGEREF _Toc240919924 \h </w:instrText>
             </w:r>
             <w:r>
               <w:rPr>
@@ -1639,7 +1639,7 @@
               <w14:ligatures w14:val="standardContextual"/>
             </w:rPr>
           </w:pPr>
-          <w:hyperlink w:anchor="_Toc240916634" w:history="1">
+          <w:hyperlink w:anchor="_Toc240919925" w:history="1">
             <w:r>
               <w:rPr>
                 <w:rStyle w:val="Hyperlink"/>
@@ -1663,7 +1663,7 @@
               <w:rPr>
                 <w:noProof/>
               </w:rPr>
-              <w:instrText xml:space="preserve"> PAGEREF _Toc240916634 \h </w:instrText>
+              <w:instrText xml:space="preserve"> PAGEREF _Toc240919925 \h </w:instrText>
             </w:r>
             <w:r>
               <w:rPr>
@@ -1706,7 +1706,7 @@
               <w14:ligatures w14:val="standardContextual"/>
             </w:rPr>
           </w:pPr>
-          <w:hyperlink w:anchor="_Toc240916635" w:history="1">
+          <w:hyperlink w:anchor="_Toc240919926" w:history="1">
             <w:r>
               <w:rPr>
                 <w:rStyle w:val="Hyperlink"/>
@@ -1730,7 +1730,7 @@
               <w:rPr>
                 <w:noProof/>
               </w:rPr>
-              <w:instrText xml:space="preserve"> PAGEREF _Toc240916635 \h </w:instrText>
+              <w:instrText xml:space="preserve"> PAGEREF _Toc240919926 \h </w:instrText>
             </w:r>
             <w:r>
               <w:rPr>
@@ -1773,7 +1773,7 @@
               <w14:ligatures w14:val="standardContextual"/>
             </w:rPr>
           </w:pPr>
-          <w:hyperlink w:anchor="_Toc240916636" w:history="1">
+          <w:hyperlink w:anchor="_Toc240919927" w:history="1">
             <w:r>
               <w:rPr>
                 <w:rStyle w:val="Hyperlink"/>
@@ -1797,7 +1797,7 @@
               <w:rPr>
                 <w:noProof/>
               </w:rPr>
-              <w:instrText xml:space="preserve"> PAGEREF _Toc240916636 \h </w:instrText>
+              <w:instrText xml:space="preserve"> PAGEREF _Toc240919927 \h </w:instrText>
             </w:r>
             <w:r>
               <w:rPr>
@@ -1840,7 +1840,7 @@
               <w14:ligatures w14:val="standardContextual"/>
             </w:rPr>
           </w:pPr>
-          <w:hyperlink w:anchor="_Toc240916637" w:history="1">
+          <w:hyperlink w:anchor="_Toc240919928" w:history="1">
             <w:r>
               <w:rPr>
                 <w:rStyle w:val="Hyperlink"/>
@@ -1864,7 +1864,7 @@
               <w:rPr>
                 <w:noProof/>
               </w:rPr>
-              <w:instrText xml:space="preserve"> PAGEREF _Toc240916637 \h </w:instrText>
+              <w:instrText xml:space="preserve"> PAGEREF _Toc240919928 \h </w:instrText>
             </w:r>
             <w:r>
               <w:rPr>
@@ -1907,7 +1907,7 @@
               <w14:ligatures w14:val="standardContextual"/>
             </w:rPr>
           </w:pPr>
-          <w:hyperlink w:anchor="_Toc240916638" w:history="1">
+          <w:hyperlink w:anchor="_Toc240919929" w:history="1">
             <w:r>
               <w:rPr>
                 <w:rStyle w:val="Hyperlink"/>
@@ -1931,7 +1931,7 @@
               <w:rPr>
                 <w:noProof/>
               </w:rPr>
-              <w:instrText xml:space="preserve"> PAGEREF _Toc240916638 \h </w:instrText>
+              <w:instrText xml:space="preserve"> PAGEREF _Toc240919929 \h </w:instrText>
             </w:r>
             <w:r>
               <w:rPr>
@@ -1974,7 +1974,7 @@
               <w14:ligatures w14:val="standardContextual"/>
             </w:rPr>
           </w:pPr>
-          <w:hyperlink w:anchor="_Toc240916639" w:history="1">
+          <w:hyperlink w:anchor="_Toc240919930" w:history="1">
             <w:r>
               <w:rPr>
                 <w:rStyle w:val="Hyperlink"/>
@@ -1998,7 +1998,7 @@
               <w:rPr>
                 <w:noProof/>
               </w:rPr>
-              <w:instrText xml:space="preserve"> PAGEREF _Toc240916639 \h </w:instrText>
+              <w:instrText xml:space="preserve"> PAGEREF _Toc240919930 \h </w:instrText>
             </w:r>
             <w:r>
               <w:rPr>
@@ -2041,7 +2041,7 @@
               <w14:ligatures w14:val="standardContextual"/>
             </w:rPr>
           </w:pPr>
-          <w:hyperlink w:anchor="_Toc240916640" w:history="1">
+          <w:hyperlink w:anchor="_Toc240919931" w:history="1">
             <w:r>
               <w:rPr>
                 <w:rStyle w:val="Hyperlink"/>
@@ -2065,7 +2065,7 @@
               <w:rPr>
                 <w:noProof/>
               </w:rPr>
-              <w:instrText xml:space="preserve"> PAGEREF _Toc240916640 \h </w:instrText>
+              <w:instrText xml:space="preserve"> PAGEREF _Toc240919931 \h </w:instrText>
             </w:r>
             <w:r>
               <w:rPr>
@@ -2108,7 +2108,7 @@
               <w14:ligatures w14:val="standardContextual"/>
             </w:rPr>
           </w:pPr>
-          <w:hyperlink w:anchor="_Toc240916641" w:history="1">
+          <w:hyperlink w:anchor="_Toc240919932" w:history="1">
             <w:r>
               <w:rPr>
                 <w:rStyle w:val="Hyperlink"/>
@@ -2132,7 +2132,7 @@
               <w:rPr>
                 <w:noProof/>
               </w:rPr>
-              <w:instrText xml:space="preserve"> PAGEREF _Toc240916641 \h </w:instrText>
+              <w:instrText xml:space="preserve"> PAGEREF _Toc240919932 \h </w:instrText>
             </w:r>
             <w:r>
               <w:rPr>
@@ -2175,7 +2175,7 @@
               <w14:ligatures w14:val="standardContextual"/>
             </w:rPr>
           </w:pPr>
-          <w:hyperlink w:anchor="_Toc240916642" w:history="1">
+          <w:hyperlink w:anchor="_Toc240919933" w:history="1">
             <w:r>
               <w:rPr>
                 <w:rStyle w:val="Hyperlink"/>
@@ -2199,7 +2199,7 @@
               <w:rPr>
                 <w:noProof/>
               </w:rPr>
-              <w:instrText xml:space="preserve"> PAGEREF _Toc240916642 \h </w:instrText>
+              <w:instrText xml:space="preserve"> PAGEREF _Toc240919933 \h </w:instrText>
             </w:r>
             <w:r>
               <w:rPr>
@@ -2242,7 +2242,7 @@
               <w14:ligatures w14:val="standardContextual"/>
             </w:rPr>
           </w:pPr>
-          <w:hyperlink w:anchor="_Toc240916643" w:history="1">
+          <w:hyperlink w:anchor="_Toc240919934" w:history="1">
             <w:r>
               <w:rPr>
                 <w:rStyle w:val="Hyperlink"/>
@@ -2266,7 +2266,7 @@
               <w:rPr>
                 <w:noProof/>
               </w:rPr>
-              <w:instrText xml:space="preserve"> PAGEREF _Toc240916643 \h </w:instrText>
+              <w:instrText xml:space="preserve"> PAGEREF _Toc240919934 \h </w:instrText>
             </w:r>
             <w:r>
               <w:rPr>
@@ -2309,7 +2309,7 @@
               <w14:ligatures w14:val="standardContextual"/>
             </w:rPr>
           </w:pPr>
-          <w:hyperlink w:anchor="_Toc240916644" w:history="1">
+          <w:hyperlink w:anchor="_Toc240919935" w:history="1">
             <w:r>
               <w:rPr>
                 <w:rStyle w:val="Hyperlink"/>
@@ -2333,7 +2333,7 @@
               <w:rPr>
                 <w:noProof/>
               </w:rPr>
-              <w:instrText xml:space="preserve"> PAGEREF _Toc240916644 \h </w:instrText>
+              <w:instrText xml:space="preserve"> PAGEREF _Toc240919935 \h </w:instrText>
             </w:r>
             <w:r>
               <w:rPr>
@@ -2376,7 +2376,7 @@
               <w14:ligatures w14:val="standardContextual"/>
             </w:rPr>
           </w:pPr>
-          <w:hyperlink w:anchor="_Toc240916645" w:history="1">
+          <w:hyperlink w:anchor="_Toc240919936" w:history="1">
             <w:r>
               <w:rPr>
                 <w:rStyle w:val="Hyperlink"/>
@@ -2400,7 +2400,7 @@
               <w:rPr>
                 <w:noProof/>
               </w:rPr>
-              <w:instrText xml:space="preserve"> PAGEREF _Toc240916645 \h </w:instrText>
+              <w:instrText xml:space="preserve"> PAGEREF _Toc240919936 \h </w:instrText>
             </w:r>
             <w:r>
               <w:rPr>
@@ -2443,7 +2443,7 @@
               <w14:ligatures w14:val="standardContextual"/>
             </w:rPr>
           </w:pPr>
-          <w:hyperlink w:anchor="_Toc240916646" w:history="1">
+          <w:hyperlink w:anchor="_Toc240919937" w:history="1">
             <w:r>
               <w:rPr>
                 <w:rStyle w:val="Hyperlink"/>
@@ -2467,7 +2467,7 @@
               <w:rPr>
                 <w:noProof/>
               </w:rPr>
-              <w:instrText xml:space="preserve"> PAGEREF _Toc240916646 \h </w:instrText>
+              <w:instrText xml:space="preserve"> PAGEREF _Toc240919937 \h </w:instrText>
             </w:r>
             <w:r>
               <w:rPr>
@@ -2510,7 +2510,7 @@
               <w14:ligatures w14:val="standardContextual"/>
             </w:rPr>
           </w:pPr>
-          <w:hyperlink w:anchor="_Toc240916647" w:history="1">
+          <w:hyperlink w:anchor="_Toc240919938" w:history="1">
             <w:r>
               <w:rPr>
                 <w:rStyle w:val="Hyperlink"/>
@@ -2534,7 +2534,7 @@
               <w:rPr>
                 <w:noProof/>
               </w:rPr>
-              <w:instrText xml:space="preserve"> PAGEREF _Toc240916647 \h </w:instrText>
+              <w:instrText xml:space="preserve"> PAGEREF _Toc240919938 \h </w:instrText>
             </w:r>
             <w:r>
               <w:rPr>
@@ -2577,7 +2577,7 @@
               <w14:ligatures w14:val="standardContextual"/>
             </w:rPr>
           </w:pPr>
-          <w:hyperlink w:anchor="_Toc240916648" w:history="1">
+          <w:hyperlink w:anchor="_Toc240919939" w:history="1">
             <w:r>
               <w:rPr>
                 <w:rStyle w:val="Hyperlink"/>
@@ -2601,7 +2601,7 @@
               <w:rPr>
                 <w:noProof/>
               </w:rPr>
-              <w:instrText xml:space="preserve"> PAGEREF _Toc240916648 \h </w:instrText>
+              <w:instrText xml:space="preserve"> PAGEREF _Toc240919939 \h </w:instrText>
             </w:r>
             <w:r>
               <w:rPr>
@@ -2644,7 +2644,7 @@
               <w14:ligatures w14:val="standardContextual"/>
             </w:rPr>
           </w:pPr>
-          <w:hyperlink w:anchor="_Toc240916649" w:history="1">
+          <w:hyperlink w:anchor="_Toc240919940" w:history="1">
             <w:r>
               <w:rPr>
                 <w:rStyle w:val="Hyperlink"/>
@@ -2668,7 +2668,7 @@
               <w:rPr>
                 <w:noProof/>
               </w:rPr>
-              <w:instrText xml:space="preserve"> PAGEREF _Toc240916649 \h </w:instrText>
+              <w:instrText xml:space="preserve"> PAGEREF _Toc240919940 \h </w:instrText>
             </w:r>
             <w:r>
               <w:rPr>
@@ -2711,7 +2711,7 @@
               <w14:ligatures w14:val="standardContextual"/>
             </w:rPr>
           </w:pPr>
-          <w:hyperlink w:anchor="_Toc240916650" w:history="1">
+          <w:hyperlink w:anchor="_Toc240919941" w:history="1">
             <w:r>
               <w:rPr>
                 <w:rStyle w:val="Hyperlink"/>
@@ -2735,7 +2735,7 @@
               <w:rPr>
                 <w:noProof/>
               </w:rPr>
-              <w:instrText xml:space="preserve"> PAGEREF _Toc240916650 \h </w:instrText>
+              <w:instrText xml:space="preserve"> PAGEREF _Toc240919941 \h </w:instrText>
             </w:r>
             <w:r>
               <w:rPr>
@@ -2778,7 +2778,7 @@
               <w14:ligatures w14:val="standardContextual"/>
             </w:rPr>
           </w:pPr>
-          <w:hyperlink w:anchor="_Toc240916651" w:history="1">
+          <w:hyperlink w:anchor="_Toc240919942" w:history="1">
             <w:r>
               <w:rPr>
                 <w:rStyle w:val="Hyperlink"/>
@@ -2802,7 +2802,7 @@
               <w:rPr>
                 <w:noProof/>
               </w:rPr>
-              <w:instrText xml:space="preserve"> PAGEREF _Toc240916651 \h </w:instrText>
+              <w:instrText xml:space="preserve"> PAGEREF _Toc240919942 \h </w:instrText>
             </w:r>
             <w:r>
               <w:rPr>
@@ -2845,7 +2845,7 @@
               <w14:ligatures w14:val="standardContextual"/>
             </w:rPr>
           </w:pPr>
-          <w:hyperlink w:anchor="_Toc240916652" w:history="1">
+          <w:hyperlink w:anchor="_Toc240919943" w:history="1">
             <w:r>
               <w:rPr>
                 <w:rStyle w:val="Hyperlink"/>
@@ -2869,7 +2869,7 @@
               <w:rPr>
                 <w:noProof/>
               </w:rPr>
-              <w:instrText xml:space="preserve"> PAGEREF _Toc240916652 \h </w:instrText>
+              <w:instrText xml:space="preserve"> PAGEREF _Toc240919943 \h </w:instrText>
             </w:r>
             <w:r>
               <w:rPr>
@@ -2912,7 +2912,7 @@
               <w14:ligatures w14:val="standardContextual"/>
             </w:rPr>
           </w:pPr>
-          <w:hyperlink w:anchor="_Toc240916653" w:history="1">
+          <w:hyperlink w:anchor="_Toc240919944" w:history="1">
             <w:r>
               <w:rPr>
                 <w:rStyle w:val="Hyperlink"/>
@@ -2936,7 +2936,7 @@
               <w:rPr>
                 <w:noProof/>
               </w:rPr>
-              <w:instrText xml:space="preserve"> PAGEREF _Toc240916653 \h </w:instrText>
+              <w:instrText xml:space="preserve"> PAGEREF _Toc240919944 \h </w:instrText>
             </w:r>
             <w:r>
               <w:rPr>
@@ -2979,7 +2979,7 @@
               <w14:ligatures w14:val="standardContextual"/>
             </w:rPr>
           </w:pPr>
-          <w:hyperlink w:anchor="_Toc240916654" w:history="1">
+          <w:hyperlink w:anchor="_Toc240919945" w:history="1">
             <w:r>
               <w:rPr>
                 <w:rStyle w:val="Hyperlink"/>
@@ -3003,7 +3003,7 @@
               <w:rPr>
                 <w:noProof/>
               </w:rPr>
-              <w:instrText xml:space="preserve"> PAGEREF _Toc240916654 \h </w:instrText>
+              <w:instrText xml:space="preserve"> PAGEREF _Toc240919945 \h </w:instrText>
             </w:r>
             <w:r>
               <w:rPr>
@@ -3046,7 +3046,7 @@
               <w14:ligatures w14:val="standardContextual"/>
             </w:rPr>
           </w:pPr>
-          <w:hyperlink w:anchor="_Toc240916655" w:history="1">
+          <w:hyperlink w:anchor="_Toc240919946" w:history="1">
             <w:r>
               <w:rPr>
                 <w:rStyle w:val="Hyperlink"/>
@@ -3070,7 +3070,7 @@
               <w:rPr>
                 <w:noProof/>
               </w:rPr>
-              <w:instrText xml:space="preserve"> PAGEREF _Toc240916655 \h </w:instrText>
+              <w:instrText xml:space="preserve"> PAGEREF _Toc240919946 \h </w:instrText>
             </w:r>
             <w:r>
               <w:rPr>
@@ -3113,7 +3113,7 @@
               <w14:ligatures w14:val="standardContextual"/>
             </w:rPr>
           </w:pPr>
-          <w:hyperlink w:anchor="_Toc240916656" w:history="1">
+          <w:hyperlink w:anchor="_Toc240919947" w:history="1">
             <w:r>
               <w:rPr>
                 <w:rStyle w:val="Hyperlink"/>
@@ -3137,7 +3137,7 @@
               <w:rPr>
                 <w:noProof/>
               </w:rPr>
-              <w:instrText xml:space="preserve"> PAGEREF _Toc240916656 \h </w:instrText>
+              <w:instrText xml:space="preserve"> PAGEREF _Toc240919947 \h </w:instrText>
             </w:r>
             <w:r>
               <w:rPr>
@@ -3180,7 +3180,7 @@
               <w14:ligatures w14:val="standardContextual"/>
             </w:rPr>
           </w:pPr>
-          <w:hyperlink w:anchor="_Toc240916657" w:history="1">
+          <w:hyperlink w:anchor="_Toc240919948" w:history="1">
             <w:r>
               <w:rPr>
                 <w:rStyle w:val="Hyperlink"/>
@@ -3204,7 +3204,7 @@
               <w:rPr>
                 <w:noProof/>
               </w:rPr>
-              <w:instrText xml:space="preserve"> PAGEREF _Toc240916657 \h </w:instrText>
+              <w:instrText xml:space="preserve"> PAGEREF _Toc240919948 \h </w:instrText>
             </w:r>
             <w:r>
               <w:rPr>
@@ -3247,7 +3247,7 @@
               <w14:ligatures w14:val="standardContextual"/>
             </w:rPr>
           </w:pPr>
-          <w:hyperlink w:anchor="_Toc240916658" w:history="1">
+          <w:hyperlink w:anchor="_Toc240919949" w:history="1">
             <w:r>
               <w:rPr>
                 <w:rStyle w:val="Hyperlink"/>
@@ -3271,7 +3271,7 @@
               <w:rPr>
                 <w:noProof/>
               </w:rPr>
-              <w:instrText xml:space="preserve"> PAGEREF _Toc240916658 \h </w:instrText>
+              <w:instrText xml:space="preserve"> PAGEREF _Toc240919949 \h </w:instrText>
             </w:r>
             <w:r>
               <w:rPr>
@@ -3310,7 +3310,7 @@
         <w:pStyle w:val="Heading1"/>
         <w:pageBreakBefore/>
       </w:pPr>
-      <w:bookmarkStart w:id="0" w:name="_Toc240916618"/>
+      <w:bookmarkStart w:id="0" w:name="_Toc240919909"/>
       <w:r>
         <w:lastRenderedPageBreak/>
         <w:t>1. Welcome</w:t>
@@ -3339,7 +3339,7 @@
       <w:pPr>
         <w:pStyle w:val="Heading2"/>
       </w:pPr>
-      <w:bookmarkStart w:id="1" w:name="_Toc240916619"/>
+      <w:bookmarkStart w:id="1" w:name="_Toc240919910"/>
       <w:r>
         <w:t>How to use this manual</w:t>
       </w:r>
@@ -3406,7 +3406,7 @@
       <w:pPr>
         <w:pStyle w:val="Heading2"/>
       </w:pPr>
-      <w:bookmarkStart w:id="2" w:name="_Toc240916620"/>
+      <w:bookmarkStart w:id="2" w:name="_Toc240919911"/>
       <w:r>
         <w:t>Who to contact</w:t>
       </w:r>
@@ -3624,7 +3624,7 @@
         <w:pStyle w:val="Heading1"/>
         <w:pageBreakBefore/>
       </w:pPr>
-      <w:bookmarkStart w:id="3" w:name="_Toc240916621"/>
+      <w:bookmarkStart w:id="3" w:name="_Toc240919912"/>
       <w:r>
         <w:lastRenderedPageBreak/>
         <w:t>2. The study</w:t>
@@ -4220,7 +4220,7 @@
       <w:pPr>
         <w:pStyle w:val="Heading2"/>
       </w:pPr>
-      <w:bookmarkStart w:id="4" w:name="_Toc240916622"/>
+      <w:bookmarkStart w:id="4" w:name="_Toc240919913"/>
       <w:r>
         <w:t>Explaining the study in two minutes</w:t>
       </w:r>
@@ -4239,7 +4239,7 @@
         <w:pStyle w:val="Heading1"/>
         <w:pageBreakBefore/>
       </w:pPr>
-      <w:bookmarkStart w:id="5" w:name="_Toc240916623"/>
+      <w:bookmarkStart w:id="5" w:name="_Toc240919914"/>
       <w:r>
         <w:lastRenderedPageBreak/>
         <w:t>3. Ethics and data protection</w:t>
@@ -4250,7 +4250,7 @@
       <w:pPr>
         <w:pStyle w:val="Heading2"/>
       </w:pPr>
-      <w:bookmarkStart w:id="6" w:name="_Toc240916624"/>
+      <w:bookmarkStart w:id="6" w:name="_Toc240919915"/>
       <w:r>
         <w:t>3.1 Principles you must apply</w:t>
       </w:r>
@@ -4700,7 +4700,7 @@
       <w:pPr>
         <w:pStyle w:val="Heading2"/>
       </w:pPr>
-      <w:bookmarkStart w:id="7" w:name="_Toc240916625"/>
+      <w:bookmarkStart w:id="7" w:name="_Toc240919916"/>
       <w:r>
         <w:t>3.2 What respondents are told (PIS v1.3, summary)</w:t>
       </w:r>
@@ -4806,7 +4806,7 @@
       <w:pPr>
         <w:pStyle w:val="Heading2"/>
       </w:pPr>
-      <w:bookmarkStart w:id="8" w:name="_Toc240916626"/>
+      <w:bookmarkStart w:id="8" w:name="_Toc240919917"/>
       <w:r>
         <w:t>3.3 Data protection rules</w:t>
       </w:r>
@@ -4938,7 +4938,7 @@
       <w:pPr>
         <w:pStyle w:val="Heading2"/>
       </w:pPr>
-      <w:bookmarkStart w:id="9" w:name="_Toc240916627"/>
+      <w:bookmarkStart w:id="9" w:name="_Toc240919918"/>
       <w:r>
         <w:t>3.4 Your devices</w:t>
       </w:r>
@@ -5018,7 +5018,7 @@
       <w:pPr>
         <w:pStyle w:val="Heading2"/>
       </w:pPr>
-      <w:bookmarkStart w:id="10" w:name="_Toc240916628"/>
+      <w:bookmarkStart w:id="10" w:name="_Toc240919919"/>
       <w:r>
         <w:t>3.5 Conduct</w:t>
       </w:r>
@@ -5099,7 +5099,7 @@
         <w:pStyle w:val="Heading1"/>
         <w:pageBreakBefore/>
       </w:pPr>
-      <w:bookmarkStart w:id="11" w:name="_Toc240916629"/>
+      <w:bookmarkStart w:id="11" w:name="_Toc240919920"/>
       <w:r>
         <w:lastRenderedPageBreak/>
         <w:t>4. The portal and the forms</w:t>
@@ -5110,7 +5110,7 @@
       <w:pPr>
         <w:pStyle w:val="Heading2"/>
       </w:pPr>
-      <w:bookmarkStart w:id="12" w:name="_Toc240916630"/>
+      <w:bookmarkStart w:id="12" w:name="_Toc240919921"/>
       <w:r>
         <w:t>Signing in</w:t>
       </w:r>
@@ -5193,7 +5193,7 @@
           <w:noProof/>
         </w:rPr>
         <w:drawing>
-          <wp:inline distT="0" distB="0" distL="0" distR="0" wp14:anchorId="16001450" wp14:editId="1C17FF2E">
+          <wp:inline distT="0" distB="0" distL="0" distR="0">
             <wp:extent cx="5334000" cy="2333625"/>
             <wp:effectExtent l="0" t="0" r="0" b="0"/>
             <wp:docPr id="1" name="adm_login.jpg" descr="The sign-in screen for all internal staff." title="The sign-in screen for all internal staff."/>
@@ -5360,7 +5360,7 @@
       <w:pPr>
         <w:pStyle w:val="Heading2"/>
       </w:pPr>
-      <w:bookmarkStart w:id="13" w:name="_Toc240916631"/>
+      <w:bookmarkStart w:id="13" w:name="_Toc240919922"/>
       <w:r>
         <w:t>Finding your way around</w:t>
       </w:r>
@@ -5545,7 +5545,7 @@
         </w:rPr>
         <w:lastRenderedPageBreak/>
         <w:drawing>
-          <wp:inline distT="0" distB="0" distL="0" distR="0" wp14:anchorId="5FA55170" wp14:editId="64322BB3">
+          <wp:inline distT="0" distB="0" distL="0" distR="0">
             <wp:extent cx="5715000" cy="1876425"/>
             <wp:effectExtent l="0" t="0" r="0" b="0"/>
             <wp:docPr id="2" name="adm_not_your_role.jpg" descr="Opening a screen outside your role (for example from an old bookmark) shows this card instead of the screen." title="Opening a screen outside your role (for example from an old bookmark) shows this card instead of the screen."/>
@@ -5614,7 +5614,7 @@
       <w:pPr>
         <w:pStyle w:val="Heading2"/>
       </w:pPr>
-      <w:bookmarkStart w:id="14" w:name="_Toc240916632"/>
+      <w:bookmarkStart w:id="14" w:name="_Toc240919923"/>
       <w:r>
         <w:t>Roles</w:t>
       </w:r>
@@ -6396,7 +6396,7 @@
       <w:pPr>
         <w:pStyle w:val="Heading2"/>
       </w:pPr>
-      <w:bookmarkStart w:id="15" w:name="_Toc240916633"/>
+      <w:bookmarkStart w:id="15" w:name="_Toc240919924"/>
       <w:r>
         <w:t>Case statuses you will see</w:t>
       </w:r>
@@ -7911,7 +7911,7 @@
       <w:pPr>
         <w:pStyle w:val="Heading2"/>
       </w:pPr>
-      <w:bookmarkStart w:id="16" w:name="_Toc240916634"/>
+      <w:bookmarkStart w:id="16" w:name="_Toc240919925"/>
       <w:r>
         <w:t>The KoboToolbox forms</w:t>
       </w:r>
@@ -8355,7 +8355,7 @@
         <w:pStyle w:val="Heading1"/>
         <w:pageBreakBefore/>
       </w:pPr>
-      <w:bookmarkStart w:id="17" w:name="_Toc240916635"/>
+      <w:bookmarkStart w:id="17" w:name="_Toc240919926"/>
       <w:r>
         <w:lastRenderedPageBreak/>
         <w:t>5. Communication scripts</w:t>
@@ -8366,7 +8366,7 @@
       <w:pPr>
         <w:pStyle w:val="Heading2"/>
       </w:pPr>
-      <w:bookmarkStart w:id="18" w:name="_Toc240916636"/>
+      <w:bookmarkStart w:id="18" w:name="_Toc240919927"/>
       <w:r>
         <w:t>5.1 First phone call</w:t>
       </w:r>
@@ -8446,7 +8446,7 @@
       <w:pPr>
         <w:pStyle w:val="Heading2"/>
       </w:pPr>
-      <w:bookmarkStart w:id="19" w:name="_Toc240916637"/>
+      <w:bookmarkStart w:id="19" w:name="_Toc240919928"/>
       <w:r>
         <w:t>5.2 If they are busy</w:t>
       </w:r>
@@ -8464,7 +8464,7 @@
       <w:pPr>
         <w:pStyle w:val="Heading2"/>
       </w:pPr>
-      <w:bookmarkStart w:id="20" w:name="_Toc240916638"/>
+      <w:bookmarkStart w:id="20" w:name="_Toc240919929"/>
       <w:r>
         <w:t>5.3 Voicemail or no answer</w:t>
       </w:r>
@@ -8482,7 +8482,7 @@
       <w:pPr>
         <w:pStyle w:val="Heading2"/>
       </w:pPr>
-      <w:bookmarkStart w:id="21" w:name="_Toc240916639"/>
+      <w:bookmarkStart w:id="21" w:name="_Toc240919930"/>
       <w:r>
         <w:t>5.4 Common questions</w:t>
       </w:r>
@@ -8932,7 +8932,7 @@
       <w:pPr>
         <w:pStyle w:val="Heading2"/>
       </w:pPr>
-      <w:bookmarkStart w:id="22" w:name="_Toc240916640"/>
+      <w:bookmarkStart w:id="22" w:name="_Toc240919931"/>
       <w:r>
         <w:t>5.5 Refusals and withdrawals</w:t>
       </w:r>
@@ -8951,7 +8951,7 @@
         <w:pStyle w:val="Heading1"/>
         <w:pageBreakBefore/>
       </w:pPr>
-      <w:bookmarkStart w:id="23" w:name="_Toc240916641"/>
+      <w:bookmarkStart w:id="23" w:name="_Toc240919932"/>
       <w:r>
         <w:lastRenderedPageBreak/>
         <w:t>6. Role modules</w:t>
@@ -8970,7 +8970,7 @@
       <w:pPr>
         <w:pStyle w:val="Heading2"/>
       </w:pPr>
-      <w:bookmarkStart w:id="24" w:name="_Toc240916642"/>
+      <w:bookmarkStart w:id="24" w:name="_Toc240919933"/>
       <w:r>
         <w:t>Module A — Contact RA</w:t>
       </w:r>
@@ -9111,7 +9111,7 @@
           <w:noProof/>
         </w:rPr>
         <w:drawing>
-          <wp:inline distT="0" distB="0" distL="0" distR="0" wp14:anchorId="73C34F16" wp14:editId="26BDEFC3">
+          <wp:inline distT="0" distB="0" distL="0" distR="0">
             <wp:extent cx="5334000" cy="2114550"/>
             <wp:effectExtent l="0" t="0" r="0" b="0"/>
             <wp:docPr id="3" name="adm_case_add_person.jpg" descr="Adding a person to a case." title="Adding a person to a case."/>
@@ -9486,7 +9486,7 @@
         </w:rPr>
         <w:lastRenderedPageBreak/>
         <w:drawing>
-          <wp:inline distT="0" distB="0" distL="0" distR="0" wp14:anchorId="5FA3CD8D" wp14:editId="2A117F87">
+          <wp:inline distT="0" distB="0" distL="0" distR="0">
             <wp:extent cx="5334000" cy="1143000"/>
             <wp:effectExtent l="0" t="0" r="0" b="0"/>
             <wp:docPr id="4" name="cra_case_invitations_before.jpg" descr="Invitations panel before sending, with the history of earlier invitations." title="Invitations panel before sending, with the history of earlier invitations."/>
@@ -9615,7 +9615,7 @@
           <w:noProof/>
         </w:rPr>
         <w:drawing>
-          <wp:inline distT="0" distB="0" distL="0" distR="0" wp14:anchorId="7C5627B2" wp14:editId="103DC6B6">
+          <wp:inline distT="0" distB="0" distL="0" distR="0">
             <wp:extent cx="5334000" cy="2152650"/>
             <wp:effectExtent l="0" t="0" r="0" b="0"/>
             <wp:docPr id="5" name="cra_case_invitation_sent.jpg" descr="The link, manual code and ready-written messages are shown once, with a send button for each channel." title="The link, manual code and ready-written messages are shown once, with a send button for each channel."/>
@@ -10055,7 +10055,7 @@
           <w:noProof/>
         </w:rPr>
         <w:drawing>
-          <wp:inline distT="0" distB="0" distL="0" distR="0" wp14:anchorId="2CFCEF16" wp14:editId="7E6CF6F4">
+          <wp:inline distT="0" distB="0" distL="0" distR="0">
             <wp:extent cx="5334000" cy="1343025"/>
             <wp:effectExtent l="0" t="0" r="0" b="0"/>
             <wp:docPr id="6" name="adm_case_timeline.jpg" descr="Contact timeline and the form for logging an attempt." title="Contact timeline and the form for logging an attempt."/>
@@ -10265,7 +10265,7 @@
         </w:rPr>
         <w:lastRenderedPageBreak/>
         <w:drawing>
-          <wp:inline distT="0" distB="0" distL="0" distR="0" wp14:anchorId="354AF849" wp14:editId="1823D5EC">
+          <wp:inline distT="0" distB="0" distL="0" distR="0">
             <wp:extent cx="5334000" cy="3333750"/>
             <wp:effectExtent l="0" t="0" r="0" b="0"/>
             <wp:docPr id="7" name="cra_follow_ups.jpg" descr="Follow-ups due. Contact RAs see only their own cases." title="Follow-ups due. Contact RAs see only their own cases."/>
@@ -10529,7 +10529,7 @@
           <w:noProof/>
         </w:rPr>
         <w:drawing>
-          <wp:inline distT="0" distB="0" distL="0" distR="0" wp14:anchorId="31D28A90" wp14:editId="751A8941">
+          <wp:inline distT="0" distB="0" distL="0" distR="0">
             <wp:extent cx="5334000" cy="2667000"/>
             <wp:effectExtent l="0" t="0" r="0" b="0"/>
             <wp:docPr id="8" name="cra_appointments.jpg" descr="Appointment Queue." title="Appointment Queue."/>
@@ -11438,7 +11438,7 @@
       <w:pPr>
         <w:pStyle w:val="Heading2"/>
       </w:pPr>
-      <w:bookmarkStart w:id="25" w:name="_Toc240916643"/>
+      <w:bookmarkStart w:id="25" w:name="_Toc240919934"/>
       <w:r>
         <w:t>Module B — QUAN/Kobo QA RA</w:t>
       </w:r>
@@ -11487,7 +11487,7 @@
         </w:rPr>
         <w:lastRenderedPageBreak/>
         <w:drawing>
-          <wp:inline distT="0" distB="0" distL="0" distR="0" wp14:anchorId="161085BE" wp14:editId="12E778B5">
+          <wp:inline distT="0" distB="0" distL="0" distR="0">
             <wp:extent cx="5334000" cy="3333750"/>
             <wp:effectExtent l="0" t="0" r="0" b="0"/>
             <wp:docPr id="9" name="qa_queue.jpg" descr="QUAN QA Queue with the KoboToolbox sync panel." title="QUAN QA Queue with the KoboToolbox sync panel."/>
@@ -12288,7 +12288,7 @@
           <w:noProof/>
         </w:rPr>
         <w:drawing>
-          <wp:inline distT="0" distB="0" distL="0" distR="0" wp14:anchorId="550E7173" wp14:editId="26231D60">
+          <wp:inline distT="0" distB="0" distL="0" distR="0">
             <wp:extent cx="5334000" cy="3333750"/>
             <wp:effectExtent l="0" t="0" r="0" b="0"/>
             <wp:docPr id="10" name="qa_exceptions.jpg" descr="QA Exception Queue." title="QA Exception Queue."/>
@@ -12549,7 +12549,7 @@
       <w:pPr>
         <w:pStyle w:val="Heading2"/>
       </w:pPr>
-      <w:bookmarkStart w:id="26" w:name="_Toc240916644"/>
+      <w:bookmarkStart w:id="26" w:name="_Toc240919935"/>
       <w:r>
         <w:t>Module C — KII RA</w:t>
       </w:r>
@@ -12598,7 +12598,7 @@
         </w:rPr>
         <w:lastRenderedPageBreak/>
         <w:drawing>
-          <wp:inline distT="0" distB="0" distL="0" distR="0" wp14:anchorId="2C2AA220" wp14:editId="7A9A6C94">
+          <wp:inline distT="0" distB="0" distL="0" distR="0">
             <wp:extent cx="5334000" cy="2667000"/>
             <wp:effectExtent l="0" t="0" r="0" b="0"/>
             <wp:docPr id="11" name="kii_new.jpg" descr="New KII Record." title="New KII Record."/>
@@ -12783,7 +12783,7 @@
           <w:noProof/>
         </w:rPr>
         <w:drawing>
-          <wp:inline distT="0" distB="0" distL="0" distR="0" wp14:anchorId="11446A7F" wp14:editId="08B64004">
+          <wp:inline distT="0" distB="0" distL="0" distR="0">
             <wp:extent cx="5334000" cy="3333750"/>
             <wp:effectExtent l="0" t="0" r="0" b="0"/>
             <wp:docPr id="12" name="kii_register.jpg" descr="KII Register." title="KII Register."/>
@@ -12883,7 +12883,7 @@
         </w:rPr>
         <w:lastRenderedPageBreak/>
         <w:drawing>
-          <wp:inline distT="0" distB="0" distL="0" distR="0" wp14:anchorId="52C27D91" wp14:editId="0A5812A6">
+          <wp:inline distT="0" distB="0" distL="0" distR="0">
             <wp:extent cx="5334000" cy="3752850"/>
             <wp:effectExtent l="0" t="0" r="0" b="0"/>
             <wp:docPr id="13" name="kii_detail.jpg" descr="KII record: status, consent, transcript and coding." title="KII record: status, consent, transcript and coding."/>
@@ -13167,7 +13167,7 @@
           <w:noProof/>
         </w:rPr>
         <w:drawing>
-          <wp:inline distT="0" distB="0" distL="0" distR="0" wp14:anchorId="6FD01E27" wp14:editId="1E21B2AF">
+          <wp:inline distT="0" distB="0" distL="0" distR="0">
             <wp:extent cx="5334000" cy="523875"/>
             <wp:effectExtent l="0" t="0" r="0" b="0"/>
             <wp:docPr id="14" name="kii_coding_locked.jpg" descr="Before consent: no interview link." title="Before consent: no interview link."/>
@@ -13267,7 +13267,7 @@
         </w:rPr>
         <w:lastRenderedPageBreak/>
         <w:drawing>
-          <wp:inline distT="0" distB="0" distL="0" distR="0" wp14:anchorId="0DD0A870" wp14:editId="18DA8165">
+          <wp:inline distT="0" distB="0" distL="0" distR="0">
             <wp:extent cx="5334000" cy="742950"/>
             <wp:effectExtent l="0" t="0" r="0" b="0"/>
             <wp:docPr id="15" name="kii_coding_ready.jpg" descr="After consent: Continue this interview." title="After consent: Continue this interview."/>
@@ -13502,7 +13502,7 @@
       <w:pPr>
         <w:pStyle w:val="Heading2"/>
       </w:pPr>
-      <w:bookmarkStart w:id="27" w:name="_Toc240916645"/>
+      <w:bookmarkStart w:id="27" w:name="_Toc240919936"/>
       <w:r>
         <w:t>Module D — Documentary RA</w:t>
       </w:r>
@@ -13569,7 +13569,7 @@
         </w:rPr>
         <w:lastRenderedPageBreak/>
         <w:drawing>
-          <wp:inline distT="0" distB="0" distL="0" distR="0" wp14:anchorId="11A2B5B8" wp14:editId="2A2205E6">
+          <wp:inline distT="0" distB="0" distL="0" distR="0">
             <wp:extent cx="5334000" cy="4248150"/>
             <wp:effectExtent l="0" t="0" r="0" b="0"/>
             <wp:docPr id="16" name="doc_new.jpg" descr="New document: upload the file and let the AI do the rest." title="New document: upload the file and let the AI do the rest."/>
@@ -13942,7 +13942,7 @@
           <w:noProof/>
         </w:rPr>
         <w:drawing>
-          <wp:inline distT="0" distB="0" distL="0" distR="0" wp14:anchorId="764908EA" wp14:editId="6AE7FA55">
+          <wp:inline distT="0" distB="0" distL="0" distR="0">
             <wp:extent cx="5334000" cy="1019175"/>
             <wp:effectExtent l="0" t="0" r="0" b="0"/>
             <wp:docPr id="17" name="doc_copy_chapter.jpg" descr="Copy for another chapter: pages, and an optional title." title="Copy for another chapter: pages, and an optional title."/>
@@ -14358,7 +14358,7 @@
           <w:noProof/>
         </w:rPr>
         <w:drawing>
-          <wp:inline distT="0" distB="0" distL="0" distR="0" wp14:anchorId="607B7C7F" wp14:editId="7C640A72">
+          <wp:inline distT="0" distB="0" distL="0" distR="0">
             <wp:extent cx="5334000" cy="2038350"/>
             <wp:effectExtent l="0" t="0" r="0" b="0"/>
             <wp:docPr id="18" name="doc_record_details.jpg" descr="Record details: the details the AI filled in, ready to check." title="Record details: the details the AI filled in, ready to check."/>
@@ -14504,7 +14504,7 @@
           <w:noProof/>
         </w:rPr>
         <w:drawing>
-          <wp:inline distT="0" distB="0" distL="0" distR="0" wp14:anchorId="24F1B05A" wp14:editId="670726C3">
+          <wp:inline distT="0" distB="0" distL="0" distR="0">
             <wp:extent cx="5334000" cy="952500"/>
             <wp:effectExtent l="0" t="0" r="0" b="0"/>
             <wp:docPr id="19" name="doc_source_file.jpg" descr="Source file: the file name, size and date, with Remove file beside it." title="Source file: the file name, size and date, with Remove file beside it."/>
@@ -14766,7 +14766,7 @@
         </w:rPr>
         <w:lastRenderedPageBreak/>
         <w:drawing>
-          <wp:inline distT="0" distB="0" distL="0" distR="0" wp14:anchorId="1866FE47" wp14:editId="4235B1CD">
+          <wp:inline distT="0" distB="0" distL="0" distR="0">
             <wp:extent cx="5334000" cy="3333750"/>
             <wp:effectExtent l="0" t="0" r="0" b="0"/>
             <wp:docPr id="20" name="doc_register.jpg" descr="Documentary Evidence Corpus." title="Documentary Evidence Corpus."/>
@@ -14875,7 +14875,7 @@
           <w:noProof/>
         </w:rPr>
         <w:drawing>
-          <wp:inline distT="0" distB="0" distL="0" distR="0" wp14:anchorId="20F2CE4E" wp14:editId="1DE14F18">
+          <wp:inline distT="0" distB="0" distL="0" distR="0">
             <wp:extent cx="5334000" cy="3419475"/>
             <wp:effectExtent l="0" t="0" r="0" b="0"/>
             <wp:docPr id="21" name="doc_detail.jpg" descr="Document record: authenticity, QA status, memo and coding form." title="Document record: authenticity, QA status, memo and coding form."/>
@@ -15355,7 +15355,7 @@
           <w:noProof/>
         </w:rPr>
         <w:drawing>
-          <wp:inline distT="0" distB="0" distL="0" distR="0" wp14:anchorId="67A40D81" wp14:editId="1BA6FA23">
+          <wp:inline distT="0" distB="0" distL="0" distR="0">
             <wp:extent cx="5715000" cy="904875"/>
             <wp:effectExtent l="0" t="0" r="0" b="0"/>
             <wp:docPr id="22" name="doc_coding_buttons.jpg" descr="The Coding panel: Code this document, and Auto-fill." title="The Coding panel: Code this document, and Auto-fill."/>
@@ -15517,7 +15517,7 @@
           <w:noProof/>
         </w:rPr>
         <w:drawing>
-          <wp:inline distT="0" distB="0" distL="0" distR="0" wp14:anchorId="6FD6D63F" wp14:editId="1FE61E4F">
+          <wp:inline distT="0" distB="0" distL="0" distR="0">
             <wp:extent cx="5334000" cy="2667000"/>
             <wp:effectExtent l="0" t="0" r="0" b="0"/>
             <wp:docPr id="23" name="doc_autofill_pages.jpg" descr="A 240-page PDF: enter a page range, or read the whole document in parts." title="A 240-page PDF: enter a page range, or read the whole document in parts."/>
@@ -15617,7 +15617,7 @@
         </w:rPr>
         <w:lastRenderedPageBreak/>
         <w:drawing>
-          <wp:inline distT="0" distB="0" distL="0" distR="0" wp14:anchorId="5A257412" wp14:editId="69E2B94B">
+          <wp:inline distT="0" distB="0" distL="0" distR="0">
             <wp:extent cx="5334000" cy="1752600"/>
             <wp:effectExtent l="0" t="0" r="0" b="0"/>
             <wp:docPr id="24" name="doc_autofill_running.jpg" descr="The AI is reading the document." title="The AI is reading the document."/>
@@ -15706,7 +15706,7 @@
           <w:noProof/>
         </w:rPr>
         <w:drawing>
-          <wp:inline distT="0" distB="0" distL="0" distR="0" wp14:anchorId="39EB5B85" wp14:editId="1522DF07">
+          <wp:inline distT="0" distB="0" distL="0" distR="0">
             <wp:extent cx="5334000" cy="4581525"/>
             <wp:effectExtent l="0" t="0" r="0" b="0"/>
             <wp:docPr id="25" name="doc_autofill_review.jpg" descr="The review screen: the draft, ready to check and edit." title="The review screen: the draft, ready to check and edit."/>
@@ -15796,7 +15796,7 @@
         </w:rPr>
         <w:lastRenderedPageBreak/>
         <w:drawing>
-          <wp:inline distT="0" distB="0" distL="0" distR="0" wp14:anchorId="75D2BD9F" wp14:editId="30C171CD">
+          <wp:inline distT="0" distB="0" distL="0" distR="0">
             <wp:extent cx="5334000" cy="3838575"/>
             <wp:effectExtent l="0" t="0" r="0" b="0"/>
             <wp:docPr id="26" name="doc_autofill_section_d.jpg" descr="Section D: ratings and locators, all editable." title="Section D: ratings and locators, all editable."/>
@@ -15885,7 +15885,7 @@
           <w:noProof/>
         </w:rPr>
         <w:drawing>
-          <wp:inline distT="0" distB="0" distL="0" distR="0" wp14:anchorId="083794D3" wp14:editId="575523D7">
+          <wp:inline distT="0" distB="0" distL="0" distR="0">
             <wp:extent cx="5334000" cy="3838575"/>
             <wp:effectExtent l="0" t="0" r="0" b="0"/>
             <wp:docPr id="27" name="doc_autofill_section_j.jpg" descr="Section J: quantitative metrics." title="Section J: quantitative metrics."/>
@@ -17492,7 +17492,7 @@
                 <w:sz w:val="19"/>
                 <w:szCs w:val="19"/>
               </w:rPr>
-              <w:t>“Read part 4 of 12” or “Combining the parts…”</w:t>
+              <w:t>“Reconcile the pre-interview profile first…” when accepting a questionnaire, or a KII's coding will not complete</w:t>
             </w:r>
           </w:p>
         </w:tc>
@@ -17516,7 +17516,7 @@
                 <w:sz w:val="19"/>
                 <w:szCs w:val="19"/>
               </w:rPr>
-              <w:t>A long document is being read in parts. Nothing is wrong.</w:t>
+              <w:t>The case has a locked pre-interview profile with facts not yet verified with the respondent or not reconciled.</w:t>
             </w:r>
           </w:p>
         </w:tc>
@@ -17540,7 +17540,7 @@
                 <w:sz w:val="19"/>
                 <w:szCs w:val="19"/>
               </w:rPr>
-              <w:t>Wait, or leave the page and come back.</w:t>
+              <w:t>Open the case (or KII record) → Interview sheet; verify every fact, and ask the coordinator to reconcile the corrected ones.</w:t>
             </w:r>
           </w:p>
         </w:tc>
@@ -17574,7 +17574,7 @@
                 <w:sz w:val="19"/>
                 <w:szCs w:val="19"/>
               </w:rPr>
-              <w:t>“The AI's answer was cut off…”</w:t>
+              <w:t>“Read part 4 of 12” or “Combining the parts…”</w:t>
             </w:r>
           </w:p>
         </w:tc>
@@ -17597,7 +17597,7 @@
                 <w:sz w:val="19"/>
                 <w:szCs w:val="19"/>
               </w:rPr>
-              <w:t>The range was too big to answer in one go.</w:t>
+              <w:t>A long document is being read in parts. Nothing is wrong.</w:t>
             </w:r>
           </w:p>
         </w:tc>
@@ -17620,7 +17620,7 @@
                 <w:sz w:val="19"/>
                 <w:szCs w:val="19"/>
               </w:rPr>
-              <w:t>Try a narrower range.</w:t>
+              <w:t>Wait, or leave the page and come back.</w:t>
             </w:r>
           </w:p>
         </w:tc>
@@ -17655,7 +17655,7 @@
                 <w:sz w:val="19"/>
                 <w:szCs w:val="19"/>
               </w:rPr>
-              <w:t>“A draft is already being generated”</w:t>
+              <w:t>“The AI's answer was cut off…”</w:t>
             </w:r>
           </w:p>
         </w:tc>
@@ -17679,7 +17679,7 @@
                 <w:sz w:val="19"/>
                 <w:szCs w:val="19"/>
               </w:rPr>
-              <w:t>You or a colleague already started one.</w:t>
+              <w:t>The range was too big to answer in one go.</w:t>
             </w:r>
           </w:p>
         </w:tc>
@@ -17703,7 +17703,7 @@
                 <w:sz w:val="19"/>
                 <w:szCs w:val="19"/>
               </w:rPr>
-              <w:t>Wait for it to finish (about five minutes; up to half an hour for a document read in parts).</w:t>
+              <w:t>Try a narrower range.</w:t>
             </w:r>
           </w:p>
         </w:tc>
@@ -17737,7 +17737,7 @@
                 <w:sz w:val="19"/>
                 <w:szCs w:val="19"/>
               </w:rPr>
-              <w:t>“The last attempt failed: …”</w:t>
+              <w:t>“A draft is already being generated”</w:t>
             </w:r>
           </w:p>
         </w:tc>
@@ -17760,7 +17760,7 @@
                 <w:sz w:val="19"/>
                 <w:szCs w:val="19"/>
               </w:rPr>
-              <w:t>The AI request did not complete.</w:t>
+              <w:t>You or a colleague already started one.</w:t>
             </w:r>
           </w:p>
         </w:tc>
@@ -17783,7 +17783,7 @@
                 <w:sz w:val="19"/>
                 <w:szCs w:val="19"/>
               </w:rPr>
-              <w:t>Select Generate AI draft again. If it keeps failing, tell the administrator the message.</w:t>
+              <w:t>Wait for it to finish (about five minutes; up to half an hour for a document read in parts).</w:t>
             </w:r>
           </w:p>
         </w:tc>
@@ -17818,14 +17818,7 @@
                 <w:sz w:val="19"/>
                 <w:szCs w:val="19"/>
               </w:rPr>
-              <w:t xml:space="preserve">No </w:t>
-            </w:r>
-            <w:r>
-              <w:rPr>
-                <w:sz w:val="19"/>
-                <w:szCs w:val="19"/>
-              </w:rPr>
-              <w:t>Auto-fill button</w:t>
+              <w:t>“The last attempt failed: …”</w:t>
             </w:r>
           </w:p>
         </w:tc>
@@ -17849,7 +17842,7 @@
                 <w:sz w:val="19"/>
                 <w:szCs w:val="19"/>
               </w:rPr>
-              <w:t>AI drafting has not been switched on, or there is no source file yet.</w:t>
+              <w:t>The AI request did not complete.</w:t>
             </w:r>
           </w:p>
         </w:tc>
@@ -17873,7 +17866,7 @@
                 <w:sz w:val="19"/>
                 <w:szCs w:val="19"/>
               </w:rPr>
-              <w:t>Attach the file; otherwise ask the administrator.</w:t>
+              <w:t>Select Generate AI draft again. If it keeps failing, tell the administrator the message.</w:t>
             </w:r>
           </w:p>
         </w:tc>
@@ -17907,6 +17900,87 @@
                 <w:sz w:val="19"/>
                 <w:szCs w:val="19"/>
               </w:rPr>
+              <w:t>No Auto-fill button</w:t>
+            </w:r>
+          </w:p>
+        </w:tc>
+        <w:tc>
+          <w:tcPr>
+            <w:tcW w:w="3294" w:type="dxa"/>
+            <w:tcMar>
+              <w:top w:w="70" w:type="dxa"/>
+              <w:left w:w="110" w:type="dxa"/>
+              <w:bottom w:w="70" w:type="dxa"/>
+              <w:right w:w="110" w:type="dxa"/>
+            </w:tcMar>
+          </w:tcPr>
+          <w:p>
+            <w:pPr>
+              <w:spacing w:after="40"/>
+            </w:pPr>
+            <w:r>
+              <w:rPr>
+                <w:sz w:val="19"/>
+                <w:szCs w:val="19"/>
+              </w:rPr>
+              <w:t>AI drafting has not been switched on, or there is no source file yet.</w:t>
+            </w:r>
+          </w:p>
+        </w:tc>
+        <w:tc>
+          <w:tcPr>
+            <w:tcW w:w="3294" w:type="dxa"/>
+            <w:tcMar>
+              <w:top w:w="70" w:type="dxa"/>
+              <w:left w:w="110" w:type="dxa"/>
+              <w:bottom w:w="70" w:type="dxa"/>
+              <w:right w:w="110" w:type="dxa"/>
+            </w:tcMar>
+          </w:tcPr>
+          <w:p>
+            <w:pPr>
+              <w:spacing w:after="40"/>
+            </w:pPr>
+            <w:r>
+              <w:rPr>
+                <w:sz w:val="19"/>
+                <w:szCs w:val="19"/>
+              </w:rPr>
+              <w:t>Attach the file; otherwise ask the administrator.</w:t>
+            </w:r>
+          </w:p>
+        </w:tc>
+      </w:tr>
+      <w:tr>
+        <w:tblPrEx>
+          <w:tblCellMar>
+            <w:top w:w="0" w:type="dxa"/>
+            <w:bottom w:w="0" w:type="dxa"/>
+          </w:tblCellMar>
+        </w:tblPrEx>
+        <w:trPr>
+          <w:cantSplit/>
+        </w:trPr>
+        <w:tc>
+          <w:tcPr>
+            <w:tcW w:w="2824" w:type="dxa"/>
+            <w:shd w:val="clear" w:color="auto" w:fill="F8FAFB"/>
+            <w:tcMar>
+              <w:top w:w="70" w:type="dxa"/>
+              <w:left w:w="110" w:type="dxa"/>
+              <w:bottom w:w="70" w:type="dxa"/>
+              <w:right w:w="110" w:type="dxa"/>
+            </w:tcMar>
+          </w:tcPr>
+          <w:p>
+            <w:pPr>
+              <w:spacing w:after="40"/>
+            </w:pPr>
+            <w:r>
+              <w:rPr>
+                <w:sz w:val="19"/>
+                <w:szCs w:val="19"/>
+              </w:rPr>
               <w:t>Submit is refused by KoboToolbox</w:t>
             </w:r>
           </w:p>
@@ -17914,6 +17988,7 @@
         <w:tc>
           <w:tcPr>
             <w:tcW w:w="3294" w:type="dxa"/>
+            <w:shd w:val="clear" w:color="auto" w:fill="F8FAFB"/>
             <w:tcMar>
               <w:top w:w="70" w:type="dxa"/>
               <w:left w:w="110" w:type="dxa"/>
@@ -17937,6 +18012,7 @@
         <w:tc>
           <w:tcPr>
             <w:tcW w:w="3294" w:type="dxa"/>
+            <w:shd w:val="clear" w:color="auto" w:fill="F8FAFB"/>
             <w:tcMar>
               <w:top w:w="70" w:type="dxa"/>
               <w:left w:w="110" w:type="dxa"/>
@@ -18016,6 +18092,7 @@
                 <w:sz w:val="20"/>
                 <w:szCs w:val="20"/>
               </w:rPr>
+              <w:lastRenderedPageBreak/>
               <w:t>Cost</w:t>
             </w:r>
           </w:p>
@@ -18039,7 +18116,6 @@
         <w:pStyle w:val="Heading3"/>
       </w:pPr>
       <w:r>
-        <w:lastRenderedPageBreak/>
         <w:t>Evidence standards</w:t>
       </w:r>
     </w:p>
@@ -18118,7 +18194,7 @@
         <w:pStyle w:val="Heading1"/>
         <w:pageBreakBefore/>
       </w:pPr>
-      <w:bookmarkStart w:id="28" w:name="_Toc240916646"/>
+      <w:bookmarkStart w:id="28" w:name="_Toc240919937"/>
       <w:r>
         <w:lastRenderedPageBreak/>
         <w:t>7. Scenarios</w:t>
@@ -19073,7 +19149,7 @@
         <w:pStyle w:val="Heading1"/>
         <w:pageBreakBefore/>
       </w:pPr>
-      <w:bookmarkStart w:id="29" w:name="_Toc240916647"/>
+      <w:bookmarkStart w:id="29" w:name="_Toc240919938"/>
       <w:r>
         <w:lastRenderedPageBreak/>
         <w:t>8. Practice exercises</w:t>
@@ -19092,7 +19168,7 @@
       <w:pPr>
         <w:pStyle w:val="Heading2"/>
       </w:pPr>
-      <w:bookmarkStart w:id="30" w:name="_Toc240916648"/>
+      <w:bookmarkStart w:id="30" w:name="_Toc240919939"/>
       <w:r>
         <w:t>Exercise 1 — Getting around (all RAs)</w:t>
       </w:r>
@@ -19159,7 +19235,7 @@
       <w:pPr>
         <w:pStyle w:val="Heading2"/>
       </w:pPr>
-      <w:bookmarkStart w:id="31" w:name="_Toc240916649"/>
+      <w:bookmarkStart w:id="31" w:name="_Toc240919940"/>
       <w:r>
         <w:t>Exercise 2 — A complete contact (Contact RAs)</w:t>
       </w:r>
@@ -19239,7 +19315,7 @@
       <w:pPr>
         <w:pStyle w:val="Heading2"/>
       </w:pPr>
-      <w:bookmarkStart w:id="32" w:name="_Toc240916650"/>
+      <w:bookmarkStart w:id="32" w:name="_Toc240919941"/>
       <w:r>
         <w:t>Exercise 3 — QA decisions (QA RAs)</w:t>
       </w:r>
@@ -19306,7 +19382,7 @@
       <w:pPr>
         <w:pStyle w:val="Heading2"/>
       </w:pPr>
-      <w:bookmarkStart w:id="33" w:name="_Toc240916651"/>
+      <w:bookmarkStart w:id="33" w:name="_Toc240919942"/>
       <w:r>
         <w:t>Exercise 4 — A KII record (KII RAs)</w:t>
       </w:r>
@@ -19373,7 +19449,7 @@
       <w:pPr>
         <w:pStyle w:val="Heading2"/>
       </w:pPr>
-      <w:bookmarkStart w:id="34" w:name="_Toc240916652"/>
+      <w:bookmarkStart w:id="34" w:name="_Toc240919943"/>
       <w:r>
         <w:t>Exercise 5 — A document (Documentary RAs)</w:t>
       </w:r>
@@ -19621,7 +19697,7 @@
         <w:pStyle w:val="Heading1"/>
         <w:pageBreakBefore/>
       </w:pPr>
-      <w:bookmarkStart w:id="35" w:name="_Toc240916653"/>
+      <w:bookmarkStart w:id="35" w:name="_Toc240919944"/>
       <w:r>
         <w:lastRenderedPageBreak/>
         <w:t>9. Daily checklists</w:t>
@@ -19632,7 +19708,7 @@
       <w:pPr>
         <w:pStyle w:val="Heading2"/>
       </w:pPr>
-      <w:bookmarkStart w:id="36" w:name="_Toc240916654"/>
+      <w:bookmarkStart w:id="36" w:name="_Toc240919945"/>
       <w:r>
         <w:t>Start of the day</w:t>
       </w:r>
@@ -19712,7 +19788,7 @@
       <w:pPr>
         <w:pStyle w:val="Heading2"/>
       </w:pPr>
-      <w:bookmarkStart w:id="37" w:name="_Toc240916655"/>
+      <w:bookmarkStart w:id="37" w:name="_Toc240919946"/>
       <w:r>
         <w:t>End of the day</w:t>
       </w:r>
@@ -19766,7 +19842,7 @@
       <w:pPr>
         <w:pStyle w:val="Heading2"/>
       </w:pPr>
-      <w:bookmarkStart w:id="38" w:name="_Toc240916656"/>
+      <w:bookmarkStart w:id="38" w:name="_Toc240919947"/>
       <w:r>
         <w:t>Troubleshooting</w:t>
       </w:r>
@@ -19961,7 +20037,14 @@
                 <w:sz w:val="19"/>
                 <w:szCs w:val="19"/>
               </w:rPr>
-              <w:t>Select Go to my start screen. If you need that screen, ask the PI about your role.</w:t>
+              <w:t>Select Go to my start screen</w:t>
+            </w:r>
+            <w:r>
+              <w:rPr>
+                <w:sz w:val="19"/>
+                <w:szCs w:val="19"/>
+              </w:rPr>
+              <w:t>. If you need that screen, ask the PI about your role.</w:t>
             </w:r>
           </w:p>
         </w:tc>
@@ -20629,7 +20712,7 @@
         <w:pStyle w:val="Heading1"/>
         <w:pageBreakBefore/>
       </w:pPr>
-      <w:bookmarkStart w:id="39" w:name="_Toc240916657"/>
+      <w:bookmarkStart w:id="39" w:name="_Toc240919948"/>
       <w:r>
         <w:lastRenderedPageBreak/>
         <w:t>10. Glossary</w:t>
@@ -21389,7 +21472,7 @@
                 <w:sz w:val="19"/>
                 <w:szCs w:val="19"/>
               </w:rPr>
-              <w:t>PROIT</w:t>
+              <w:t>AI research</w:t>
             </w:r>
           </w:p>
         </w:tc>
@@ -21413,7 +21496,7 @@
                 <w:sz w:val="19"/>
                 <w:szCs w:val="19"/>
               </w:rPr>
-              <w:t>Pre-Interview Respondent &amp; Organisation Intelligence and Verification Tool: background facts found before contact, confirmed by the respondent.</w:t>
+              <w:t>In PROIT, an AI searches public sources for an organisation and the respondent's published professional role and proposes background facts with sources. A researcher accepts or rejects each; nothing enters the profile automatically.</w:t>
             </w:r>
           </w:p>
         </w:tc>
@@ -21447,7 +21530,7 @@
                 <w:sz w:val="19"/>
                 <w:szCs w:val="19"/>
               </w:rPr>
-              <w:t>KoboToolbox</w:t>
+              <w:t>Interview sheet</w:t>
             </w:r>
           </w:p>
         </w:tc>
@@ -21470,7 +21553,7 @@
                 <w:sz w:val="19"/>
                 <w:szCs w:val="19"/>
               </w:rPr>
-              <w:t>The external data-collection service that hosts the three study forms.</w:t>
+              <w:t>The locked pre-interview profile as the interviewer uses it: public facts to confirm, gaps to ask, and where the respondent's answers stand.</w:t>
             </w:r>
           </w:p>
         </w:tc>
@@ -21505,7 +21588,7 @@
                 <w:sz w:val="19"/>
                 <w:szCs w:val="19"/>
               </w:rPr>
-              <w:t>Submission</w:t>
+              <w:t>Reconciliation</w:t>
             </w:r>
           </w:p>
         </w:tc>
@@ -21529,7 +21612,7 @@
                 <w:sz w:val="19"/>
                 <w:szCs w:val="19"/>
               </w:rPr>
-              <w:t>One completed KoboToolbox form.</w:t>
+              <w:t>After the interview, the researcher's coded value for each fact the respondent corrected or qualified. A case is not complete until its profile is reconciled.</w:t>
             </w:r>
           </w:p>
         </w:tc>
@@ -21563,7 +21646,7 @@
                 <w:sz w:val="19"/>
                 <w:szCs w:val="19"/>
               </w:rPr>
-              <w:t>Sync</w:t>
+              <w:t>Protocol deviation</w:t>
             </w:r>
           </w:p>
         </w:tc>
@@ -21586,7 +21669,7 @@
                 <w:sz w:val="19"/>
                 <w:szCs w:val="19"/>
               </w:rPr>
-              <w:t>Bringing the portal's own copy of the three KoboToolbox forms level with KoboToolbox. Automatic every 15 minutes, or Sync now.</w:t>
+              <w:t>A recorded reason why a profile could not be reconciled. It releases the case but leaves it flagged.</w:t>
             </w:r>
           </w:p>
         </w:tc>
@@ -21621,7 +21704,7 @@
                 <w:sz w:val="19"/>
                 <w:szCs w:val="19"/>
               </w:rPr>
-              <w:t>QA</w:t>
+              <w:t>PROIT</w:t>
             </w:r>
           </w:p>
         </w:tc>
@@ -21645,7 +21728,7 @@
                 <w:sz w:val="19"/>
                 <w:szCs w:val="19"/>
               </w:rPr>
-              <w:t>Quality assurance: automated checks plus a human decision on every questionnaire.</w:t>
+              <w:t>Pre-Interview Respondent &amp; Organisation Intelligence and Verification Tool: background facts found before contact, confirmed by the respondent.</w:t>
             </w:r>
           </w:p>
         </w:tc>
@@ -21679,7 +21762,7 @@
                 <w:sz w:val="19"/>
                 <w:szCs w:val="19"/>
               </w:rPr>
-              <w:t>QA exception</w:t>
+              <w:t>KoboToolbox</w:t>
             </w:r>
           </w:p>
         </w:tc>
@@ -21702,7 +21785,7 @@
                 <w:sz w:val="19"/>
                 <w:szCs w:val="19"/>
               </w:rPr>
-              <w:t>An automated flag raised by a QA rule, worked and closed by a person.</w:t>
+              <w:t>The external data-collection service that hosts the three study forms.</w:t>
             </w:r>
           </w:p>
         </w:tc>
@@ -21737,7 +21820,7 @@
                 <w:sz w:val="19"/>
                 <w:szCs w:val="19"/>
               </w:rPr>
-              <w:t>KII</w:t>
+              <w:t>Submission</w:t>
             </w:r>
           </w:p>
         </w:tc>
@@ -21761,7 +21844,7 @@
                 <w:sz w:val="19"/>
                 <w:szCs w:val="19"/>
               </w:rPr>
-              <w:t>Key Informant Interview (target 60 completed).</w:t>
+              <w:t>One completed KoboToolbox form.</w:t>
             </w:r>
           </w:p>
         </w:tc>
@@ -21795,7 +21878,7 @@
                 <w:sz w:val="19"/>
                 <w:szCs w:val="19"/>
               </w:rPr>
-              <w:t>Documentary evidence</w:t>
+              <w:t>Sync</w:t>
             </w:r>
           </w:p>
         </w:tc>
@@ -21818,7 +21901,7 @@
                 <w:sz w:val="19"/>
                 <w:szCs w:val="19"/>
               </w:rPr>
-              <w:t>Documents, digital platform and media sources analysed (target 50–75).</w:t>
+              <w:t>Bringing the portal's own copy of the three KoboToolbox forms level with KoboToolbox. Automatic every 15 minutes, or Sync now.</w:t>
             </w:r>
           </w:p>
         </w:tc>
@@ -21853,7 +21936,7 @@
                 <w:sz w:val="19"/>
                 <w:szCs w:val="19"/>
               </w:rPr>
-              <w:t>Source file</w:t>
+              <w:t>QA</w:t>
             </w:r>
           </w:p>
         </w:tc>
@@ -21877,7 +21960,7 @@
                 <w:sz w:val="19"/>
                 <w:szCs w:val="19"/>
               </w:rPr>
-              <w:t>The uploaded scan, PDF, photo or document a documentary record is coded from. Stored privately; it can be removed or replaced.</w:t>
+              <w:t>Quality assurance: automated checks plus a human decision on every questionnaire.</w:t>
             </w:r>
           </w:p>
         </w:tc>
@@ -21911,7 +21994,7 @@
                 <w:sz w:val="19"/>
                 <w:szCs w:val="19"/>
               </w:rPr>
-              <w:t>Auto-fill</w:t>
+              <w:t>QA exception</w:t>
             </w:r>
           </w:p>
         </w:tc>
@@ -21934,7 +22017,7 @@
                 <w:sz w:val="19"/>
                 <w:szCs w:val="19"/>
               </w:rPr>
-              <w:t>A button on a document's page that has AI read the source file and draft the whole Document Analysis Tool for you to review. It never submits anything by itself.</w:t>
+              <w:t>An automated flag raised by a QA rule, worked and closed by a person.</w:t>
             </w:r>
           </w:p>
         </w:tc>
@@ -21969,7 +22052,7 @@
                 <w:sz w:val="19"/>
                 <w:szCs w:val="19"/>
               </w:rPr>
-              <w:t>AI draft</w:t>
+              <w:t>KII</w:t>
             </w:r>
           </w:p>
         </w:tc>
@@ -21993,7 +22076,7 @@
                 <w:sz w:val="19"/>
                 <w:szCs w:val="19"/>
               </w:rPr>
-              <w:t>The AI's proposed answers to the Document Analysis Tool: editable, reviewed by a person, and only sent to KoboToolbox when that person selects Submit.</w:t>
+              <w:t>Key Informant Interview (target 60 completed).</w:t>
             </w:r>
           </w:p>
         </w:tc>
@@ -22027,7 +22110,7 @@
                 <w:sz w:val="19"/>
                 <w:szCs w:val="19"/>
               </w:rPr>
-              <w:t>Page range</w:t>
+              <w:t>Documentary evidence</w:t>
             </w:r>
           </w:p>
         </w:tc>
@@ -22050,7 +22133,7 @@
                 <w:sz w:val="19"/>
                 <w:szCs w:val="19"/>
               </w:rPr>
-              <w:t>The pages of a long PDF that make up one evidence unit (up to 100), entered for Auto-fill.</w:t>
+              <w:t>Documents, digital platform and media sources analysed (target 50–75).</w:t>
             </w:r>
           </w:p>
         </w:tc>
@@ -22085,7 +22168,7 @@
                 <w:sz w:val="19"/>
                 <w:szCs w:val="19"/>
               </w:rPr>
-              <w:t>Copy for another chapter</w:t>
+              <w:t>Source file</w:t>
             </w:r>
           </w:p>
         </w:tc>
@@ -22109,7 +22192,7 @@
                 <w:sz w:val="19"/>
                 <w:szCs w:val="19"/>
               </w:rPr>
-              <w:t>A button on a document record: makes a new record for a different part of the same source, with the same details and its own copy of the file.</w:t>
+              <w:t>The uploaded scan, PDF, photo or document a documentary record is coded from. Stored privately; it can be removed or replaced.</w:t>
             </w:r>
           </w:p>
         </w:tc>
@@ -22144,7 +22227,7 @@
                 <w:szCs w:val="19"/>
               </w:rPr>
               <w:lastRenderedPageBreak/>
-              <w:t>Quick add</w:t>
+              <w:t>Auto-fill</w:t>
             </w:r>
           </w:p>
         </w:tc>
@@ -22167,7 +22250,7 @@
                 <w:sz w:val="19"/>
                 <w:szCs w:val="19"/>
               </w:rPr>
-              <w:t>Documents → New document → upload a file: the AI fills in the record's details and drafts the coding form for you to review.</w:t>
+              <w:t>A button on a document's page that has AI read the source file and draft the whole Document Analysis Tool for you to review. It never submits anything by itself.</w:t>
             </w:r>
           </w:p>
         </w:tc>
@@ -22202,7 +22285,7 @@
                 <w:sz w:val="19"/>
                 <w:szCs w:val="19"/>
               </w:rPr>
-              <w:t>Record details</w:t>
+              <w:t>AI draft</w:t>
             </w:r>
           </w:p>
         </w:tc>
@@ -22226,7 +22309,7 @@
                 <w:sz w:val="19"/>
                 <w:szCs w:val="19"/>
               </w:rPr>
-              <w:t>A document's title, author, date, type, scope, value chain and source. They feed Section A of the coding form and can be corrected on the record page.</w:t>
+              <w:t>The AI's proposed answers to the Document Analysis Tool: editable, reviewed by a person, and only sent to KoboToolbox when that person selects Submit.</w:t>
             </w:r>
           </w:p>
         </w:tc>
@@ -22260,7 +22343,7 @@
                 <w:sz w:val="19"/>
                 <w:szCs w:val="19"/>
               </w:rPr>
-              <w:t>Read in parts</w:t>
+              <w:t>Page range</w:t>
             </w:r>
           </w:p>
         </w:tc>
@@ -22283,7 +22366,7 @@
                 <w:sz w:val="19"/>
                 <w:szCs w:val="19"/>
               </w:rPr>
-              <w:t>Auto-fill option for a PDF over 100 pages: the AI codes each part of about 80 pages, then combines them into one draft.</w:t>
+              <w:t>The pages of a long PDF that make up one evidence unit (up to 100), entered for Auto-fill.</w:t>
             </w:r>
           </w:p>
         </w:tc>
@@ -22318,7 +22401,7 @@
                 <w:sz w:val="19"/>
                 <w:szCs w:val="19"/>
               </w:rPr>
-              <w:t>Administration mode</w:t>
+              <w:t>Copy for another chapter</w:t>
             </w:r>
           </w:p>
         </w:tc>
@@ -22342,7 +22425,7 @@
                 <w:sz w:val="19"/>
                 <w:szCs w:val="19"/>
               </w:rPr>
-              <w:t>How the questionnaire was completed (codes 01–06).</w:t>
+              <w:t>A button on a document record: makes a new record for a different part of the same source, with the same details and its own copy of the file.</w:t>
             </w:r>
           </w:p>
         </w:tc>
@@ -22376,7 +22459,7 @@
                 <w:sz w:val="19"/>
                 <w:szCs w:val="19"/>
               </w:rPr>
-              <w:t>Follow-up</w:t>
+              <w:t>Quick add</w:t>
             </w:r>
           </w:p>
         </w:tc>
@@ -22399,7 +22482,7 @@
                 <w:sz w:val="19"/>
                 <w:szCs w:val="19"/>
               </w:rPr>
-              <w:t>An approved reminder due to be sent to an invited respondent (Day 2, Day 7).</w:t>
+              <w:t>Documents → New document → upload a file: the AI fills in the record's details and drafts the coding form for you to review.</w:t>
             </w:r>
           </w:p>
         </w:tc>
@@ -22434,7 +22517,7 @@
                 <w:sz w:val="19"/>
                 <w:szCs w:val="19"/>
               </w:rPr>
-              <w:t>Withdrawal</w:t>
+              <w:t>Record details</w:t>
             </w:r>
           </w:p>
         </w:tc>
@@ -22458,7 +22541,7 @@
                 <w:sz w:val="19"/>
                 <w:szCs w:val="19"/>
               </w:rPr>
-              <w:t>A participant's request to stop taking part, recorded once in the portal.</w:t>
+              <w:t>A document's title, author, date, type, scope, value chain and source. They feed Section A of the coding form and can be corrected on the record page.</w:t>
             </w:r>
           </w:p>
         </w:tc>
@@ -22492,7 +22575,7 @@
                 <w:sz w:val="19"/>
                 <w:szCs w:val="19"/>
               </w:rPr>
-              <w:t>Audit log</w:t>
+              <w:t>Read in parts</w:t>
             </w:r>
           </w:p>
         </w:tc>
@@ -22515,7 +22598,7 @@
                 <w:sz w:val="19"/>
                 <w:szCs w:val="19"/>
               </w:rPr>
-              <w:t>The permanent record of every sensitive action and who took it.</w:t>
+              <w:t>Auto-fill option for a PDF over 100 pages: the AI codes each part of about 80 pages, then combines them into one draft.</w:t>
             </w:r>
           </w:p>
         </w:tc>
@@ -22550,7 +22633,7 @@
                 <w:sz w:val="19"/>
                 <w:szCs w:val="19"/>
               </w:rPr>
-              <w:t>Data lock</w:t>
+              <w:t>Administration mode</w:t>
             </w:r>
           </w:p>
         </w:tc>
@@ -22574,6 +22657,238 @@
                 <w:sz w:val="19"/>
                 <w:szCs w:val="19"/>
               </w:rPr>
+              <w:t>How the questionnaire was completed (codes 01–06).</w:t>
+            </w:r>
+          </w:p>
+        </w:tc>
+      </w:tr>
+      <w:tr>
+        <w:tblPrEx>
+          <w:tblCellMar>
+            <w:top w:w="0" w:type="dxa"/>
+            <w:bottom w:w="0" w:type="dxa"/>
+          </w:tblCellMar>
+        </w:tblPrEx>
+        <w:trPr>
+          <w:cantSplit/>
+        </w:trPr>
+        <w:tc>
+          <w:tcPr>
+            <w:tcW w:w="2353" w:type="dxa"/>
+            <w:tcMar>
+              <w:top w:w="70" w:type="dxa"/>
+              <w:left w:w="110" w:type="dxa"/>
+              <w:bottom w:w="70" w:type="dxa"/>
+              <w:right w:w="110" w:type="dxa"/>
+            </w:tcMar>
+          </w:tcPr>
+          <w:p>
+            <w:pPr>
+              <w:spacing w:after="40"/>
+            </w:pPr>
+            <w:r>
+              <w:rPr>
+                <w:sz w:val="19"/>
+                <w:szCs w:val="19"/>
+              </w:rPr>
+              <w:t>Follow-up</w:t>
+            </w:r>
+          </w:p>
+        </w:tc>
+        <w:tc>
+          <w:tcPr>
+            <w:tcW w:w="7059" w:type="dxa"/>
+            <w:tcMar>
+              <w:top w:w="70" w:type="dxa"/>
+              <w:left w:w="110" w:type="dxa"/>
+              <w:bottom w:w="70" w:type="dxa"/>
+              <w:right w:w="110" w:type="dxa"/>
+            </w:tcMar>
+          </w:tcPr>
+          <w:p>
+            <w:pPr>
+              <w:spacing w:after="40"/>
+            </w:pPr>
+            <w:r>
+              <w:rPr>
+                <w:sz w:val="19"/>
+                <w:szCs w:val="19"/>
+              </w:rPr>
+              <w:t>An approved reminder due to be sent to an invited respondent (Day 2, Day 7).</w:t>
+            </w:r>
+          </w:p>
+        </w:tc>
+      </w:tr>
+      <w:tr>
+        <w:tblPrEx>
+          <w:tblCellMar>
+            <w:top w:w="0" w:type="dxa"/>
+            <w:bottom w:w="0" w:type="dxa"/>
+          </w:tblCellMar>
+        </w:tblPrEx>
+        <w:trPr>
+          <w:cantSplit/>
+        </w:trPr>
+        <w:tc>
+          <w:tcPr>
+            <w:tcW w:w="2353" w:type="dxa"/>
+            <w:shd w:val="clear" w:color="auto" w:fill="F8FAFB"/>
+            <w:tcMar>
+              <w:top w:w="70" w:type="dxa"/>
+              <w:left w:w="110" w:type="dxa"/>
+              <w:bottom w:w="70" w:type="dxa"/>
+              <w:right w:w="110" w:type="dxa"/>
+            </w:tcMar>
+          </w:tcPr>
+          <w:p>
+            <w:pPr>
+              <w:spacing w:after="40"/>
+            </w:pPr>
+            <w:r>
+              <w:rPr>
+                <w:sz w:val="19"/>
+                <w:szCs w:val="19"/>
+              </w:rPr>
+              <w:t>Withdrawal</w:t>
+            </w:r>
+          </w:p>
+        </w:tc>
+        <w:tc>
+          <w:tcPr>
+            <w:tcW w:w="7059" w:type="dxa"/>
+            <w:shd w:val="clear" w:color="auto" w:fill="F8FAFB"/>
+            <w:tcMar>
+              <w:top w:w="70" w:type="dxa"/>
+              <w:left w:w="110" w:type="dxa"/>
+              <w:bottom w:w="70" w:type="dxa"/>
+              <w:right w:w="110" w:type="dxa"/>
+            </w:tcMar>
+          </w:tcPr>
+          <w:p>
+            <w:pPr>
+              <w:spacing w:after="40"/>
+            </w:pPr>
+            <w:r>
+              <w:rPr>
+                <w:sz w:val="19"/>
+                <w:szCs w:val="19"/>
+              </w:rPr>
+              <w:t>A participant's request to stop taking part, recorded once in the portal.</w:t>
+            </w:r>
+          </w:p>
+        </w:tc>
+      </w:tr>
+      <w:tr>
+        <w:tblPrEx>
+          <w:tblCellMar>
+            <w:top w:w="0" w:type="dxa"/>
+            <w:bottom w:w="0" w:type="dxa"/>
+          </w:tblCellMar>
+        </w:tblPrEx>
+        <w:trPr>
+          <w:cantSplit/>
+        </w:trPr>
+        <w:tc>
+          <w:tcPr>
+            <w:tcW w:w="2353" w:type="dxa"/>
+            <w:tcMar>
+              <w:top w:w="70" w:type="dxa"/>
+              <w:left w:w="110" w:type="dxa"/>
+              <w:bottom w:w="70" w:type="dxa"/>
+              <w:right w:w="110" w:type="dxa"/>
+            </w:tcMar>
+          </w:tcPr>
+          <w:p>
+            <w:pPr>
+              <w:spacing w:after="40"/>
+            </w:pPr>
+            <w:r>
+              <w:rPr>
+                <w:sz w:val="19"/>
+                <w:szCs w:val="19"/>
+              </w:rPr>
+              <w:t>Audit log</w:t>
+            </w:r>
+          </w:p>
+        </w:tc>
+        <w:tc>
+          <w:tcPr>
+            <w:tcW w:w="7059" w:type="dxa"/>
+            <w:tcMar>
+              <w:top w:w="70" w:type="dxa"/>
+              <w:left w:w="110" w:type="dxa"/>
+              <w:bottom w:w="70" w:type="dxa"/>
+              <w:right w:w="110" w:type="dxa"/>
+            </w:tcMar>
+          </w:tcPr>
+          <w:p>
+            <w:pPr>
+              <w:spacing w:after="40"/>
+            </w:pPr>
+            <w:r>
+              <w:rPr>
+                <w:sz w:val="19"/>
+                <w:szCs w:val="19"/>
+              </w:rPr>
+              <w:t>The permanent record of every sensitive action and who took it.</w:t>
+            </w:r>
+          </w:p>
+        </w:tc>
+      </w:tr>
+      <w:tr>
+        <w:tblPrEx>
+          <w:tblCellMar>
+            <w:top w:w="0" w:type="dxa"/>
+            <w:bottom w:w="0" w:type="dxa"/>
+          </w:tblCellMar>
+        </w:tblPrEx>
+        <w:trPr>
+          <w:cantSplit/>
+        </w:trPr>
+        <w:tc>
+          <w:tcPr>
+            <w:tcW w:w="2353" w:type="dxa"/>
+            <w:shd w:val="clear" w:color="auto" w:fill="F8FAFB"/>
+            <w:tcMar>
+              <w:top w:w="70" w:type="dxa"/>
+              <w:left w:w="110" w:type="dxa"/>
+              <w:bottom w:w="70" w:type="dxa"/>
+              <w:right w:w="110" w:type="dxa"/>
+            </w:tcMar>
+          </w:tcPr>
+          <w:p>
+            <w:pPr>
+              <w:spacing w:after="40"/>
+            </w:pPr>
+            <w:r>
+              <w:rPr>
+                <w:sz w:val="19"/>
+                <w:szCs w:val="19"/>
+              </w:rPr>
+              <w:t>Data lock</w:t>
+            </w:r>
+          </w:p>
+        </w:tc>
+        <w:tc>
+          <w:tcPr>
+            <w:tcW w:w="7059" w:type="dxa"/>
+            <w:shd w:val="clear" w:color="auto" w:fill="F8FAFB"/>
+            <w:tcMar>
+              <w:top w:w="70" w:type="dxa"/>
+              <w:left w:w="110" w:type="dxa"/>
+              <w:bottom w:w="70" w:type="dxa"/>
+              <w:right w:w="110" w:type="dxa"/>
+            </w:tcMar>
+          </w:tcPr>
+          <w:p>
+            <w:pPr>
+              <w:spacing w:after="40"/>
+            </w:pPr>
+            <w:r>
+              <w:rPr>
+                <w:sz w:val="19"/>
+                <w:szCs w:val="19"/>
+              </w:rPr>
               <w:t>30 November 2026 — the date fieldwork data is frozen for analysis.</w:t>
             </w:r>
           </w:p>
@@ -22590,7 +22905,7 @@
         <w:pStyle w:val="Heading1"/>
         <w:pageBreakBefore/>
       </w:pPr>
-      <w:bookmarkStart w:id="40" w:name="_Toc240916658"/>
+      <w:bookmarkStart w:id="40" w:name="_Toc240919949"/>
       <w:r>
         <w:lastRenderedPageBreak/>
         <w:t>11. Confidentiality and conduct declaration</w:t>
@@ -23076,7 +23391,7 @@
         <w:sz w:val="16"/>
         <w:szCs w:val="16"/>
       </w:rPr>
-      <w:t>Version 1.7 · 21 September 2026</w:t>
+      <w:t>Version 1.8 · 21 September 2026</w:t>
     </w:r>
     <w:r>
       <w:rPr>
@@ -23249,10 +23564,10 @@
 <file path=word/numbering.xml><?xml version="1.0" encoding="utf-8"?>
 <w:numbering xmlns:wpc="http://schemas.microsoft.com/office/word/2010/wordprocessingCanvas" xmlns:cx="http://schemas.microsoft.com/office/drawing/2014/chartex" xmlns:cx1="http://schemas.microsoft.com/office/drawing/2015/9/8/chartex" xmlns:cx2="http://schemas.microsoft.com/office/drawing/2015/10/21/chartex" xmlns:cx3="http://schemas.microsoft.com/office/drawing/2016/5/9/chartex" xmlns:cx4="http://schemas.microsoft.com/office/drawing/2016/5/10/chartex" xmlns:cx5="http://schemas.microsoft.com/office/drawing/2016/5/11/chartex" xmlns:cx6="http://schemas.microsoft.com/office/drawing/2016/5/12/chartex" xmlns:cx7="http://schemas.microsoft.com/office/drawing/2016/5/13/chartex" xmlns:cx8="http://schemas.microsoft.com/office/drawing/2016/5/14/chartex" xmlns:mc="http://schemas.openxmlformats.org/markup-compatibility/2006" xmlns:aink="http://schemas.microsoft.com/office/drawing/2016/ink" xmlns:am3d="http://schemas.microsoft.com/office/drawing/2017/model3d" xmlns:o="urn:schemas-microsoft-com:office:office" xmlns:oel="http://schemas.microsoft.com/office/2019/extlst" xmlns:r="http://schemas.openxmlformats.org/officeDocument/2006/relationships" xmlns:m="http://schemas.openxmlformats.org/officeDocument/2006/math" xmlns:v="urn:schemas-microsoft-com:vml" xmlns:wp14="http://schemas.microsoft.com/office/word/2010/wordprocessingDrawing" xmlns:wp="http://schemas.openxmlformats.org/drawingml/2006/wordprocessingDrawing" xmlns:w10="urn:schemas-microsoft-com:office:word" xmlns:w="http://schemas.openxmlformats.org/wordprocessingml/2006/main" xmlns:w14="http://schemas.microsoft.com/office/word/2010/wordml" xmlns:w15="http://schemas.microsoft.com/office/word/2012/wordml" xmlns:w16cex="http://schemas.microsoft.com/office/word/2018/wordml/cex" xmlns:w16cid="http://schemas.microsoft.com/office/word/2016/wordml/cid" xmlns:w16="http://schemas.microsoft.com/office/word/2018/wordml" xmlns:w16sdtdh="http://schemas.microsoft.com/office/word/2020/wordml/sdtdatahash" xmlns:w16se="http://schemas.microsoft.com/office/word/2015/wordml/symex" xmlns:wpg="http://schemas.microsoft.com/office/word/2010/wordprocessingGroup" xmlns:wpi="http://schemas.microsoft.com/office/word/2010/wordprocessingInk" xmlns:wne="http://schemas.microsoft.com/office/word/2006/wordml" xmlns:wps="http://schemas.microsoft.com/office/word/2010/wordprocessingShape" mc:Ignorable="w14 w15 w16se w16cid w16 w16cex w16sdtdh wp14">
   <w:abstractNum w:abstractNumId="0" w15:restartNumberingAfterBreak="0">
-    <w:nsid w:val="01D56D1B"/>
+    <w:nsid w:val="09D619A9"/>
     <w:multiLevelType w:val="hybridMultilevel"/>
-    <w:tmpl w:val="F884912E"/>
-    <w:lvl w:ilvl="0" w:tplc="254C5D18">
+    <w:tmpl w:val="299231CE"/>
+    <w:lvl w:ilvl="0" w:tplc="F23A44FA">
       <w:start w:val="1"/>
       <w:numFmt w:val="decimal"/>
       <w:lvlText w:val="%1."/>
@@ -23266,52 +23581,52 @@
         <w:color w:val="A67C27"/>
       </w:rPr>
     </w:lvl>
-    <w:lvl w:ilvl="1" w:tplc="F7AE6132">
+    <w:lvl w:ilvl="1" w:tplc="8BB06936">
       <w:numFmt w:val="decimal"/>
       <w:lvlText w:val=""/>
       <w:lvlJc w:val="left"/>
     </w:lvl>
-    <w:lvl w:ilvl="2" w:tplc="42A63A8C">
+    <w:lvl w:ilvl="2" w:tplc="A25AEFF6">
       <w:numFmt w:val="decimal"/>
       <w:lvlText w:val=""/>
       <w:lvlJc w:val="left"/>
     </w:lvl>
-    <w:lvl w:ilvl="3" w:tplc="8D7EC732">
+    <w:lvl w:ilvl="3" w:tplc="6BD8BAD4">
       <w:numFmt w:val="decimal"/>
       <w:lvlText w:val=""/>
       <w:lvlJc w:val="left"/>
     </w:lvl>
-    <w:lvl w:ilvl="4" w:tplc="82207C8C">
+    <w:lvl w:ilvl="4" w:tplc="F23A46EE">
       <w:numFmt w:val="decimal"/>
       <w:lvlText w:val=""/>
       <w:lvlJc w:val="left"/>
     </w:lvl>
-    <w:lvl w:ilvl="5" w:tplc="9B8E1B74">
+    <w:lvl w:ilvl="5" w:tplc="88AA6E72">
       <w:numFmt w:val="decimal"/>
       <w:lvlText w:val=""/>
       <w:lvlJc w:val="left"/>
     </w:lvl>
-    <w:lvl w:ilvl="6" w:tplc="9FFCF462">
+    <w:lvl w:ilvl="6" w:tplc="7648323E">
       <w:numFmt w:val="decimal"/>
       <w:lvlText w:val=""/>
       <w:lvlJc w:val="left"/>
     </w:lvl>
-    <w:lvl w:ilvl="7" w:tplc="F9526626">
+    <w:lvl w:ilvl="7" w:tplc="C590B61A">
       <w:numFmt w:val="decimal"/>
       <w:lvlText w:val=""/>
       <w:lvlJc w:val="left"/>
     </w:lvl>
-    <w:lvl w:ilvl="8" w:tplc="1DD24796">
+    <w:lvl w:ilvl="8" w:tplc="8D3CA68E">
       <w:numFmt w:val="decimal"/>
       <w:lvlText w:val=""/>
       <w:lvlJc w:val="left"/>
     </w:lvl>
   </w:abstractNum>
   <w:abstractNum w:abstractNumId="1" w15:restartNumberingAfterBreak="0">
-    <w:nsid w:val="036722DA"/>
+    <w:nsid w:val="0E324188"/>
     <w:multiLevelType w:val="hybridMultilevel"/>
-    <w:tmpl w:val="8B4076D4"/>
-    <w:lvl w:ilvl="0" w:tplc="414EA2B2">
+    <w:tmpl w:val="A5789CF6"/>
+    <w:lvl w:ilvl="0" w:tplc="09BCD69C">
       <w:start w:val="1"/>
       <w:numFmt w:val="decimal"/>
       <w:lvlText w:val="%1."/>
@@ -23325,52 +23640,52 @@
         <w:color w:val="A67C27"/>
       </w:rPr>
     </w:lvl>
-    <w:lvl w:ilvl="1" w:tplc="329CDDE4">
+    <w:lvl w:ilvl="1" w:tplc="BD6EC03C">
       <w:numFmt w:val="decimal"/>
       <w:lvlText w:val=""/>
       <w:lvlJc w:val="left"/>
     </w:lvl>
-    <w:lvl w:ilvl="2" w:tplc="0D3C10E8">
+    <w:lvl w:ilvl="2" w:tplc="2FA2C042">
       <w:numFmt w:val="decimal"/>
       <w:lvlText w:val=""/>
       <w:lvlJc w:val="left"/>
     </w:lvl>
-    <w:lvl w:ilvl="3" w:tplc="FE48D2DC">
+    <w:lvl w:ilvl="3" w:tplc="3572B136">
       <w:numFmt w:val="decimal"/>
       <w:lvlText w:val=""/>
       <w:lvlJc w:val="left"/>
     </w:lvl>
-    <w:lvl w:ilvl="4" w:tplc="01321450">
+    <w:lvl w:ilvl="4" w:tplc="19145F1A">
       <w:numFmt w:val="decimal"/>
       <w:lvlText w:val=""/>
       <w:lvlJc w:val="left"/>
     </w:lvl>
-    <w:lvl w:ilvl="5" w:tplc="8BC231EE">
+    <w:lvl w:ilvl="5" w:tplc="ED08E62A">
       <w:numFmt w:val="decimal"/>
       <w:lvlText w:val=""/>
       <w:lvlJc w:val="left"/>
     </w:lvl>
-    <w:lvl w:ilvl="6" w:tplc="FD787CC4">
+    <w:lvl w:ilvl="6" w:tplc="A0069094">
       <w:numFmt w:val="decimal"/>
       <w:lvlText w:val=""/>
       <w:lvlJc w:val="left"/>
     </w:lvl>
-    <w:lvl w:ilvl="7" w:tplc="DECAAC64">
+    <w:lvl w:ilvl="7" w:tplc="FDA0898C">
       <w:numFmt w:val="decimal"/>
       <w:lvlText w:val=""/>
       <w:lvlJc w:val="left"/>
     </w:lvl>
-    <w:lvl w:ilvl="8" w:tplc="1A36C8B2">
+    <w:lvl w:ilvl="8" w:tplc="232CBBA8">
       <w:numFmt w:val="decimal"/>
       <w:lvlText w:val=""/>
       <w:lvlJc w:val="left"/>
     </w:lvl>
   </w:abstractNum>
   <w:abstractNum w:abstractNumId="2" w15:restartNumberingAfterBreak="0">
-    <w:nsid w:val="04BF3181"/>
+    <w:nsid w:val="13265235"/>
     <w:multiLevelType w:val="hybridMultilevel"/>
-    <w:tmpl w:val="E3D88422"/>
-    <w:lvl w:ilvl="0" w:tplc="90A47CFC">
+    <w:tmpl w:val="1DE0903E"/>
+    <w:lvl w:ilvl="0" w:tplc="22F6A228">
       <w:start w:val="1"/>
       <w:numFmt w:val="decimal"/>
       <w:lvlText w:val="%1."/>
@@ -23384,52 +23699,52 @@
         <w:color w:val="A67C27"/>
       </w:rPr>
     </w:lvl>
-    <w:lvl w:ilvl="1" w:tplc="5B66C280">
+    <w:lvl w:ilvl="1" w:tplc="71703446">
       <w:numFmt w:val="decimal"/>
       <w:lvlText w:val=""/>
       <w:lvlJc w:val="left"/>
     </w:lvl>
-    <w:lvl w:ilvl="2" w:tplc="37A629A8">
+    <w:lvl w:ilvl="2" w:tplc="DDAC8CB8">
       <w:numFmt w:val="decimal"/>
       <w:lvlText w:val=""/>
       <w:lvlJc w:val="left"/>
     </w:lvl>
-    <w:lvl w:ilvl="3" w:tplc="5562E93E">
+    <w:lvl w:ilvl="3" w:tplc="D6F03BEE">
       <w:numFmt w:val="decimal"/>
       <w:lvlText w:val=""/>
       <w:lvlJc w:val="left"/>
     </w:lvl>
-    <w:lvl w:ilvl="4" w:tplc="892E35F6">
+    <w:lvl w:ilvl="4" w:tplc="6E9CDE86">
       <w:numFmt w:val="decimal"/>
       <w:lvlText w:val=""/>
       <w:lvlJc w:val="left"/>
     </w:lvl>
-    <w:lvl w:ilvl="5" w:tplc="9322E786">
+    <w:lvl w:ilvl="5" w:tplc="70C6BBBA">
       <w:numFmt w:val="decimal"/>
       <w:lvlText w:val=""/>
       <w:lvlJc w:val="left"/>
     </w:lvl>
-    <w:lvl w:ilvl="6" w:tplc="C7C43A6E">
+    <w:lvl w:ilvl="6" w:tplc="7370FE1A">
       <w:numFmt w:val="decimal"/>
       <w:lvlText w:val=""/>
       <w:lvlJc w:val="left"/>
     </w:lvl>
-    <w:lvl w:ilvl="7" w:tplc="11B22596">
+    <w:lvl w:ilvl="7" w:tplc="B2D2968C">
       <w:numFmt w:val="decimal"/>
       <w:lvlText w:val=""/>
       <w:lvlJc w:val="left"/>
     </w:lvl>
-    <w:lvl w:ilvl="8" w:tplc="70B8E2A6">
+    <w:lvl w:ilvl="8" w:tplc="13867198">
       <w:numFmt w:val="decimal"/>
       <w:lvlText w:val=""/>
       <w:lvlJc w:val="left"/>
     </w:lvl>
   </w:abstractNum>
   <w:abstractNum w:abstractNumId="3" w15:restartNumberingAfterBreak="0">
-    <w:nsid w:val="07A579F0"/>
+    <w:nsid w:val="16487167"/>
     <w:multiLevelType w:val="hybridMultilevel"/>
-    <w:tmpl w:val="76DA1212"/>
-    <w:lvl w:ilvl="0" w:tplc="95708BEE">
+    <w:tmpl w:val="9F5AAAE2"/>
+    <w:lvl w:ilvl="0" w:tplc="2876C336">
       <w:start w:val="1"/>
       <w:numFmt w:val="decimal"/>
       <w:lvlText w:val="%1."/>
@@ -23443,52 +23758,52 @@
         <w:color w:val="A67C27"/>
       </w:rPr>
     </w:lvl>
-    <w:lvl w:ilvl="1" w:tplc="96F262A2">
+    <w:lvl w:ilvl="1" w:tplc="618E1932">
       <w:numFmt w:val="decimal"/>
       <w:lvlText w:val=""/>
       <w:lvlJc w:val="left"/>
     </w:lvl>
-    <w:lvl w:ilvl="2" w:tplc="3DF8DBD0">
+    <w:lvl w:ilvl="2" w:tplc="18C47086">
       <w:numFmt w:val="decimal"/>
       <w:lvlText w:val=""/>
       <w:lvlJc w:val="left"/>
     </w:lvl>
-    <w:lvl w:ilvl="3" w:tplc="7794E602">
+    <w:lvl w:ilvl="3" w:tplc="31CEFBE0">
       <w:numFmt w:val="decimal"/>
       <w:lvlText w:val=""/>
       <w:lvlJc w:val="left"/>
     </w:lvl>
-    <w:lvl w:ilvl="4" w:tplc="6AEA2318">
+    <w:lvl w:ilvl="4" w:tplc="54048992">
       <w:numFmt w:val="decimal"/>
       <w:lvlText w:val=""/>
       <w:lvlJc w:val="left"/>
     </w:lvl>
-    <w:lvl w:ilvl="5" w:tplc="99EECD80">
+    <w:lvl w:ilvl="5" w:tplc="36C48348">
       <w:numFmt w:val="decimal"/>
       <w:lvlText w:val=""/>
       <w:lvlJc w:val="left"/>
     </w:lvl>
-    <w:lvl w:ilvl="6" w:tplc="545494CA">
+    <w:lvl w:ilvl="6" w:tplc="DBC26242">
       <w:numFmt w:val="decimal"/>
       <w:lvlText w:val=""/>
       <w:lvlJc w:val="left"/>
     </w:lvl>
-    <w:lvl w:ilvl="7" w:tplc="B2D07D74">
+    <w:lvl w:ilvl="7" w:tplc="1AF80480">
       <w:numFmt w:val="decimal"/>
       <w:lvlText w:val=""/>
       <w:lvlJc w:val="left"/>
     </w:lvl>
-    <w:lvl w:ilvl="8" w:tplc="50A8BC5C">
+    <w:lvl w:ilvl="8" w:tplc="E2069D3A">
       <w:numFmt w:val="decimal"/>
       <w:lvlText w:val=""/>
       <w:lvlJc w:val="left"/>
     </w:lvl>
   </w:abstractNum>
   <w:abstractNum w:abstractNumId="4" w15:restartNumberingAfterBreak="0">
-    <w:nsid w:val="083D4727"/>
+    <w:nsid w:val="16754CAA"/>
     <w:multiLevelType w:val="hybridMultilevel"/>
-    <w:tmpl w:val="D1B0EB16"/>
-    <w:lvl w:ilvl="0" w:tplc="51327A48">
+    <w:tmpl w:val="BA0047DA"/>
+    <w:lvl w:ilvl="0" w:tplc="E9F881DC">
       <w:start w:val="1"/>
       <w:numFmt w:val="decimal"/>
       <w:lvlText w:val="%1."/>
@@ -23502,52 +23817,52 @@
         <w:color w:val="A67C27"/>
       </w:rPr>
     </w:lvl>
-    <w:lvl w:ilvl="1" w:tplc="B6486128">
+    <w:lvl w:ilvl="1" w:tplc="4880E4AE">
       <w:numFmt w:val="decimal"/>
       <w:lvlText w:val=""/>
       <w:lvlJc w:val="left"/>
     </w:lvl>
-    <w:lvl w:ilvl="2" w:tplc="D6806754">
+    <w:lvl w:ilvl="2" w:tplc="7F123EDA">
       <w:numFmt w:val="decimal"/>
       <w:lvlText w:val=""/>
       <w:lvlJc w:val="left"/>
     </w:lvl>
-    <w:lvl w:ilvl="3" w:tplc="66E4B940">
+    <w:lvl w:ilvl="3" w:tplc="80BE737C">
       <w:numFmt w:val="decimal"/>
       <w:lvlText w:val=""/>
       <w:lvlJc w:val="left"/>
     </w:lvl>
-    <w:lvl w:ilvl="4" w:tplc="71123722">
+    <w:lvl w:ilvl="4" w:tplc="D5E8B208">
       <w:numFmt w:val="decimal"/>
       <w:lvlText w:val=""/>
       <w:lvlJc w:val="left"/>
     </w:lvl>
-    <w:lvl w:ilvl="5" w:tplc="763ECEBE">
+    <w:lvl w:ilvl="5" w:tplc="71762988">
       <w:numFmt w:val="decimal"/>
       <w:lvlText w:val=""/>
       <w:lvlJc w:val="left"/>
     </w:lvl>
-    <w:lvl w:ilvl="6" w:tplc="CEBC778C">
+    <w:lvl w:ilvl="6" w:tplc="BC244932">
       <w:numFmt w:val="decimal"/>
       <w:lvlText w:val=""/>
       <w:lvlJc w:val="left"/>
     </w:lvl>
-    <w:lvl w:ilvl="7" w:tplc="9B185416">
+    <w:lvl w:ilvl="7" w:tplc="6D20F962">
       <w:numFmt w:val="decimal"/>
       <w:lvlText w:val=""/>
       <w:lvlJc w:val="left"/>
     </w:lvl>
-    <w:lvl w:ilvl="8" w:tplc="4FEC5EE4">
+    <w:lvl w:ilvl="8" w:tplc="D3A4EC08">
       <w:numFmt w:val="decimal"/>
       <w:lvlText w:val=""/>
       <w:lvlJc w:val="left"/>
     </w:lvl>
   </w:abstractNum>
   <w:abstractNum w:abstractNumId="5" w15:restartNumberingAfterBreak="0">
-    <w:nsid w:val="0A0E7C34"/>
+    <w:nsid w:val="1727761E"/>
     <w:multiLevelType w:val="hybridMultilevel"/>
-    <w:tmpl w:val="372272EE"/>
-    <w:lvl w:ilvl="0" w:tplc="A8740ED4">
+    <w:tmpl w:val="597A23B6"/>
+    <w:lvl w:ilvl="0" w:tplc="7C94A266">
       <w:start w:val="1"/>
       <w:numFmt w:val="decimal"/>
       <w:lvlText w:val="%1."/>
@@ -23561,52 +23876,52 @@
         <w:color w:val="A67C27"/>
       </w:rPr>
     </w:lvl>
-    <w:lvl w:ilvl="1" w:tplc="5CF20806">
+    <w:lvl w:ilvl="1" w:tplc="9314EE9C">
       <w:numFmt w:val="decimal"/>
       <w:lvlText w:val=""/>
       <w:lvlJc w:val="left"/>
     </w:lvl>
-    <w:lvl w:ilvl="2" w:tplc="4E1A93A6">
+    <w:lvl w:ilvl="2" w:tplc="74FC67BE">
       <w:numFmt w:val="decimal"/>
       <w:lvlText w:val=""/>
       <w:lvlJc w:val="left"/>
     </w:lvl>
-    <w:lvl w:ilvl="3" w:tplc="E070A504">
+    <w:lvl w:ilvl="3" w:tplc="55285E26">
       <w:numFmt w:val="decimal"/>
       <w:lvlText w:val=""/>
       <w:lvlJc w:val="left"/>
     </w:lvl>
-    <w:lvl w:ilvl="4" w:tplc="2F22806C">
+    <w:lvl w:ilvl="4" w:tplc="598A83DE">
       <w:numFmt w:val="decimal"/>
       <w:lvlText w:val=""/>
       <w:lvlJc w:val="left"/>
     </w:lvl>
-    <w:lvl w:ilvl="5" w:tplc="2C90EFD8">
+    <w:lvl w:ilvl="5" w:tplc="5A7E19E8">
       <w:numFmt w:val="decimal"/>
       <w:lvlText w:val=""/>
       <w:lvlJc w:val="left"/>
     </w:lvl>
-    <w:lvl w:ilvl="6" w:tplc="C9E0452A">
+    <w:lvl w:ilvl="6" w:tplc="1E5AB9CA">
       <w:numFmt w:val="decimal"/>
       <w:lvlText w:val=""/>
       <w:lvlJc w:val="left"/>
     </w:lvl>
-    <w:lvl w:ilvl="7" w:tplc="DB2A8738">
+    <w:lvl w:ilvl="7" w:tplc="E924B030">
       <w:numFmt w:val="decimal"/>
       <w:lvlText w:val=""/>
       <w:lvlJc w:val="left"/>
     </w:lvl>
-    <w:lvl w:ilvl="8" w:tplc="E006EF8C">
+    <w:lvl w:ilvl="8" w:tplc="94EA758E">
       <w:numFmt w:val="decimal"/>
       <w:lvlText w:val=""/>
       <w:lvlJc w:val="left"/>
     </w:lvl>
   </w:abstractNum>
   <w:abstractNum w:abstractNumId="6" w15:restartNumberingAfterBreak="0">
-    <w:nsid w:val="0C5B20F9"/>
+    <w:nsid w:val="20771FC3"/>
     <w:multiLevelType w:val="hybridMultilevel"/>
-    <w:tmpl w:val="64A450EA"/>
-    <w:lvl w:ilvl="0" w:tplc="7B3AD73A">
+    <w:tmpl w:val="88104428"/>
+    <w:lvl w:ilvl="0" w:tplc="3A649424">
       <w:start w:val="1"/>
       <w:numFmt w:val="decimal"/>
       <w:lvlText w:val="%1."/>
@@ -23620,52 +23935,52 @@
         <w:color w:val="A67C27"/>
       </w:rPr>
     </w:lvl>
-    <w:lvl w:ilvl="1" w:tplc="5852D2F0">
+    <w:lvl w:ilvl="1" w:tplc="D472C418">
       <w:numFmt w:val="decimal"/>
       <w:lvlText w:val=""/>
       <w:lvlJc w:val="left"/>
     </w:lvl>
-    <w:lvl w:ilvl="2" w:tplc="C51EC1B4">
+    <w:lvl w:ilvl="2" w:tplc="403EEB1E">
       <w:numFmt w:val="decimal"/>
       <w:lvlText w:val=""/>
       <w:lvlJc w:val="left"/>
     </w:lvl>
-    <w:lvl w:ilvl="3" w:tplc="C6706FF4">
+    <w:lvl w:ilvl="3" w:tplc="912CECE2">
       <w:numFmt w:val="decimal"/>
       <w:lvlText w:val=""/>
       <w:lvlJc w:val="left"/>
     </w:lvl>
-    <w:lvl w:ilvl="4" w:tplc="3E48D73A">
+    <w:lvl w:ilvl="4" w:tplc="4F4212A6">
       <w:numFmt w:val="decimal"/>
       <w:lvlText w:val=""/>
       <w:lvlJc w:val="left"/>
     </w:lvl>
-    <w:lvl w:ilvl="5" w:tplc="4A0040E2">
+    <w:lvl w:ilvl="5" w:tplc="DEA88D66">
       <w:numFmt w:val="decimal"/>
       <w:lvlText w:val=""/>
       <w:lvlJc w:val="left"/>
     </w:lvl>
-    <w:lvl w:ilvl="6" w:tplc="68E0D886">
+    <w:lvl w:ilvl="6" w:tplc="074EBCC2">
       <w:numFmt w:val="decimal"/>
       <w:lvlText w:val=""/>
       <w:lvlJc w:val="left"/>
     </w:lvl>
-    <w:lvl w:ilvl="7" w:tplc="18027F0E">
+    <w:lvl w:ilvl="7" w:tplc="1014498C">
       <w:numFmt w:val="decimal"/>
       <w:lvlText w:val=""/>
       <w:lvlJc w:val="left"/>
     </w:lvl>
-    <w:lvl w:ilvl="8" w:tplc="C446660A">
+    <w:lvl w:ilvl="8" w:tplc="0624D672">
       <w:numFmt w:val="decimal"/>
       <w:lvlText w:val=""/>
       <w:lvlJc w:val="left"/>
     </w:lvl>
   </w:abstractNum>
   <w:abstractNum w:abstractNumId="7" w15:restartNumberingAfterBreak="0">
-    <w:nsid w:val="0D5D6972"/>
+    <w:nsid w:val="26E43DF4"/>
     <w:multiLevelType w:val="hybridMultilevel"/>
-    <w:tmpl w:val="07DE106E"/>
-    <w:lvl w:ilvl="0" w:tplc="D32AA350">
+    <w:tmpl w:val="D9483272"/>
+    <w:lvl w:ilvl="0" w:tplc="BD90E24E">
       <w:start w:val="1"/>
       <w:numFmt w:val="decimal"/>
       <w:lvlText w:val="%1."/>
@@ -23679,52 +23994,52 @@
         <w:color w:val="A67C27"/>
       </w:rPr>
     </w:lvl>
-    <w:lvl w:ilvl="1" w:tplc="C3807FCA">
+    <w:lvl w:ilvl="1" w:tplc="4C583BD2">
       <w:numFmt w:val="decimal"/>
       <w:lvlText w:val=""/>
       <w:lvlJc w:val="left"/>
     </w:lvl>
-    <w:lvl w:ilvl="2" w:tplc="E72ACB8A">
+    <w:lvl w:ilvl="2" w:tplc="33E8BEAC">
       <w:numFmt w:val="decimal"/>
       <w:lvlText w:val=""/>
       <w:lvlJc w:val="left"/>
     </w:lvl>
-    <w:lvl w:ilvl="3" w:tplc="E936780C">
+    <w:lvl w:ilvl="3" w:tplc="3F3C5570">
       <w:numFmt w:val="decimal"/>
       <w:lvlText w:val=""/>
       <w:lvlJc w:val="left"/>
     </w:lvl>
-    <w:lvl w:ilvl="4" w:tplc="DD78BF58">
+    <w:lvl w:ilvl="4" w:tplc="2716B9DC">
       <w:numFmt w:val="decimal"/>
       <w:lvlText w:val=""/>
       <w:lvlJc w:val="left"/>
     </w:lvl>
-    <w:lvl w:ilvl="5" w:tplc="4C00F652">
+    <w:lvl w:ilvl="5" w:tplc="C43E332A">
       <w:numFmt w:val="decimal"/>
       <w:lvlText w:val=""/>
       <w:lvlJc w:val="left"/>
     </w:lvl>
-    <w:lvl w:ilvl="6" w:tplc="6B3C79FE">
+    <w:lvl w:ilvl="6" w:tplc="36D04288">
       <w:numFmt w:val="decimal"/>
       <w:lvlText w:val=""/>
       <w:lvlJc w:val="left"/>
     </w:lvl>
-    <w:lvl w:ilvl="7" w:tplc="A1EA2986">
+    <w:lvl w:ilvl="7" w:tplc="EEBEA930">
       <w:numFmt w:val="decimal"/>
       <w:lvlText w:val=""/>
       <w:lvlJc w:val="left"/>
     </w:lvl>
-    <w:lvl w:ilvl="8" w:tplc="5784C512">
+    <w:lvl w:ilvl="8" w:tplc="2B944F9C">
       <w:numFmt w:val="decimal"/>
       <w:lvlText w:val=""/>
       <w:lvlJc w:val="left"/>
     </w:lvl>
   </w:abstractNum>
   <w:abstractNum w:abstractNumId="8" w15:restartNumberingAfterBreak="0">
-    <w:nsid w:val="0F2A6E88"/>
+    <w:nsid w:val="27B03BAC"/>
     <w:multiLevelType w:val="hybridMultilevel"/>
-    <w:tmpl w:val="3A5073E6"/>
-    <w:lvl w:ilvl="0" w:tplc="A148B356">
+    <w:tmpl w:val="FF785A1E"/>
+    <w:lvl w:ilvl="0" w:tplc="C994A9E2">
       <w:start w:val="1"/>
       <w:numFmt w:val="decimal"/>
       <w:lvlText w:val="%1."/>
@@ -23738,52 +24053,52 @@
         <w:color w:val="A67C27"/>
       </w:rPr>
     </w:lvl>
-    <w:lvl w:ilvl="1" w:tplc="777EA468">
+    <w:lvl w:ilvl="1" w:tplc="C916E3BE">
       <w:numFmt w:val="decimal"/>
       <w:lvlText w:val=""/>
       <w:lvlJc w:val="left"/>
     </w:lvl>
-    <w:lvl w:ilvl="2" w:tplc="93BC3958">
+    <w:lvl w:ilvl="2" w:tplc="976475DE">
       <w:numFmt w:val="decimal"/>
       <w:lvlText w:val=""/>
       <w:lvlJc w:val="left"/>
     </w:lvl>
-    <w:lvl w:ilvl="3" w:tplc="5792E8FC">
+    <w:lvl w:ilvl="3" w:tplc="37DEA800">
       <w:numFmt w:val="decimal"/>
       <w:lvlText w:val=""/>
       <w:lvlJc w:val="left"/>
     </w:lvl>
-    <w:lvl w:ilvl="4" w:tplc="99969D9E">
+    <w:lvl w:ilvl="4" w:tplc="90720794">
       <w:numFmt w:val="decimal"/>
       <w:lvlText w:val=""/>
       <w:lvlJc w:val="left"/>
     </w:lvl>
-    <w:lvl w:ilvl="5" w:tplc="5C1E5F58">
+    <w:lvl w:ilvl="5" w:tplc="F3F2367E">
       <w:numFmt w:val="decimal"/>
       <w:lvlText w:val=""/>
       <w:lvlJc w:val="left"/>
     </w:lvl>
-    <w:lvl w:ilvl="6" w:tplc="38E04F6C">
+    <w:lvl w:ilvl="6" w:tplc="EB6E79EA">
       <w:numFmt w:val="decimal"/>
       <w:lvlText w:val=""/>
       <w:lvlJc w:val="left"/>
     </w:lvl>
-    <w:lvl w:ilvl="7" w:tplc="3480727C">
+    <w:lvl w:ilvl="7" w:tplc="79F62FD8">
       <w:numFmt w:val="decimal"/>
       <w:lvlText w:val=""/>
       <w:lvlJc w:val="left"/>
     </w:lvl>
-    <w:lvl w:ilvl="8" w:tplc="88303D8A">
+    <w:lvl w:ilvl="8" w:tplc="F5FA1DBE">
       <w:numFmt w:val="decimal"/>
       <w:lvlText w:val=""/>
       <w:lvlJc w:val="left"/>
     </w:lvl>
   </w:abstractNum>
   <w:abstractNum w:abstractNumId="9" w15:restartNumberingAfterBreak="0">
-    <w:nsid w:val="12754BA8"/>
+    <w:nsid w:val="319C62B1"/>
     <w:multiLevelType w:val="hybridMultilevel"/>
-    <w:tmpl w:val="4AC24F64"/>
-    <w:lvl w:ilvl="0" w:tplc="FF82D1D8">
+    <w:tmpl w:val="F506985A"/>
+    <w:lvl w:ilvl="0" w:tplc="3F425226">
       <w:start w:val="1"/>
       <w:numFmt w:val="decimal"/>
       <w:lvlText w:val="%1."/>
@@ -23797,52 +24112,52 @@
         <w:color w:val="A67C27"/>
       </w:rPr>
     </w:lvl>
-    <w:lvl w:ilvl="1" w:tplc="F7DA04C0">
+    <w:lvl w:ilvl="1" w:tplc="D57A5838">
       <w:numFmt w:val="decimal"/>
       <w:lvlText w:val=""/>
       <w:lvlJc w:val="left"/>
     </w:lvl>
-    <w:lvl w:ilvl="2" w:tplc="91EA2710">
+    <w:lvl w:ilvl="2" w:tplc="C74894E0">
       <w:numFmt w:val="decimal"/>
       <w:lvlText w:val=""/>
       <w:lvlJc w:val="left"/>
     </w:lvl>
-    <w:lvl w:ilvl="3" w:tplc="F702C83E">
+    <w:lvl w:ilvl="3" w:tplc="DC0EA462">
       <w:numFmt w:val="decimal"/>
       <w:lvlText w:val=""/>
       <w:lvlJc w:val="left"/>
     </w:lvl>
-    <w:lvl w:ilvl="4" w:tplc="809C70E6">
+    <w:lvl w:ilvl="4" w:tplc="CC9AE07A">
       <w:numFmt w:val="decimal"/>
       <w:lvlText w:val=""/>
       <w:lvlJc w:val="left"/>
     </w:lvl>
-    <w:lvl w:ilvl="5" w:tplc="A4B414A0">
+    <w:lvl w:ilvl="5" w:tplc="6A3A9114">
       <w:numFmt w:val="decimal"/>
       <w:lvlText w:val=""/>
       <w:lvlJc w:val="left"/>
     </w:lvl>
-    <w:lvl w:ilvl="6" w:tplc="B4607672">
+    <w:lvl w:ilvl="6" w:tplc="448053C4">
       <w:numFmt w:val="decimal"/>
       <w:lvlText w:val=""/>
       <w:lvlJc w:val="left"/>
     </w:lvl>
-    <w:lvl w:ilvl="7" w:tplc="61BAAE96">
+    <w:lvl w:ilvl="7" w:tplc="DD441BE2">
       <w:numFmt w:val="decimal"/>
       <w:lvlText w:val=""/>
       <w:lvlJc w:val="left"/>
     </w:lvl>
-    <w:lvl w:ilvl="8" w:tplc="20D01C00">
+    <w:lvl w:ilvl="8" w:tplc="FCB0B18A">
       <w:numFmt w:val="decimal"/>
       <w:lvlText w:val=""/>
       <w:lvlJc w:val="left"/>
     </w:lvl>
   </w:abstractNum>
   <w:abstractNum w:abstractNumId="10" w15:restartNumberingAfterBreak="0">
-    <w:nsid w:val="189F2F1C"/>
+    <w:nsid w:val="32825774"/>
     <w:multiLevelType w:val="hybridMultilevel"/>
-    <w:tmpl w:val="217E2196"/>
-    <w:lvl w:ilvl="0" w:tplc="CB5C1E54">
+    <w:tmpl w:val="A67EC5D0"/>
+    <w:lvl w:ilvl="0" w:tplc="6DFA91F8">
       <w:start w:val="1"/>
       <w:numFmt w:val="decimal"/>
       <w:lvlText w:val="%1."/>
@@ -23856,52 +24171,52 @@
         <w:color w:val="A67C27"/>
       </w:rPr>
     </w:lvl>
-    <w:lvl w:ilvl="1" w:tplc="DC1471E2">
+    <w:lvl w:ilvl="1" w:tplc="7050168A">
       <w:numFmt w:val="decimal"/>
       <w:lvlText w:val=""/>
       <w:lvlJc w:val="left"/>
     </w:lvl>
-    <w:lvl w:ilvl="2" w:tplc="6010CFA2">
+    <w:lvl w:ilvl="2" w:tplc="2F4CDB6E">
       <w:numFmt w:val="decimal"/>
       <w:lvlText w:val=""/>
       <w:lvlJc w:val="left"/>
     </w:lvl>
-    <w:lvl w:ilvl="3" w:tplc="F2C8896C">
+    <w:lvl w:ilvl="3" w:tplc="A82AF9DA">
       <w:numFmt w:val="decimal"/>
       <w:lvlText w:val=""/>
       <w:lvlJc w:val="left"/>
     </w:lvl>
-    <w:lvl w:ilvl="4" w:tplc="83AA8BE4">
+    <w:lvl w:ilvl="4" w:tplc="E5EE6034">
       <w:numFmt w:val="decimal"/>
       <w:lvlText w:val=""/>
       <w:lvlJc w:val="left"/>
     </w:lvl>
-    <w:lvl w:ilvl="5" w:tplc="2EE8DBD8">
+    <w:lvl w:ilvl="5" w:tplc="4454A7B6">
       <w:numFmt w:val="decimal"/>
       <w:lvlText w:val=""/>
       <w:lvlJc w:val="left"/>
     </w:lvl>
-    <w:lvl w:ilvl="6" w:tplc="872E7538">
+    <w:lvl w:ilvl="6" w:tplc="8380378A">
       <w:numFmt w:val="decimal"/>
       <w:lvlText w:val=""/>
       <w:lvlJc w:val="left"/>
     </w:lvl>
-    <w:lvl w:ilvl="7" w:tplc="5F746D10">
+    <w:lvl w:ilvl="7" w:tplc="30629516">
       <w:numFmt w:val="decimal"/>
       <w:lvlText w:val=""/>
       <w:lvlJc w:val="left"/>
     </w:lvl>
-    <w:lvl w:ilvl="8" w:tplc="638EBEB0">
+    <w:lvl w:ilvl="8" w:tplc="04CE8BFC">
       <w:numFmt w:val="decimal"/>
       <w:lvlText w:val=""/>
       <w:lvlJc w:val="left"/>
     </w:lvl>
   </w:abstractNum>
   <w:abstractNum w:abstractNumId="11" w15:restartNumberingAfterBreak="0">
-    <w:nsid w:val="1DBC6115"/>
+    <w:nsid w:val="363836FB"/>
     <w:multiLevelType w:val="hybridMultilevel"/>
-    <w:tmpl w:val="6BD2EBDC"/>
-    <w:lvl w:ilvl="0" w:tplc="FDFA060A">
+    <w:tmpl w:val="F85A1864"/>
+    <w:lvl w:ilvl="0" w:tplc="25DE2A56">
       <w:start w:val="1"/>
       <w:numFmt w:val="decimal"/>
       <w:lvlText w:val="%1."/>
@@ -23915,52 +24230,52 @@
         <w:color w:val="A67C27"/>
       </w:rPr>
     </w:lvl>
-    <w:lvl w:ilvl="1" w:tplc="28D4D3AA">
+    <w:lvl w:ilvl="1" w:tplc="9B36DE20">
       <w:numFmt w:val="decimal"/>
       <w:lvlText w:val=""/>
       <w:lvlJc w:val="left"/>
     </w:lvl>
-    <w:lvl w:ilvl="2" w:tplc="BE4AB20C">
+    <w:lvl w:ilvl="2" w:tplc="EB361AF4">
       <w:numFmt w:val="decimal"/>
       <w:lvlText w:val=""/>
       <w:lvlJc w:val="left"/>
     </w:lvl>
-    <w:lvl w:ilvl="3" w:tplc="2AD6B88E">
+    <w:lvl w:ilvl="3" w:tplc="5E02F412">
       <w:numFmt w:val="decimal"/>
       <w:lvlText w:val=""/>
       <w:lvlJc w:val="left"/>
     </w:lvl>
-    <w:lvl w:ilvl="4" w:tplc="B4908E80">
+    <w:lvl w:ilvl="4" w:tplc="F9C4680E">
       <w:numFmt w:val="decimal"/>
       <w:lvlText w:val=""/>
       <w:lvlJc w:val="left"/>
     </w:lvl>
-    <w:lvl w:ilvl="5" w:tplc="4E28D4CC">
+    <w:lvl w:ilvl="5" w:tplc="67DCC766">
       <w:numFmt w:val="decimal"/>
       <w:lvlText w:val=""/>
       <w:lvlJc w:val="left"/>
     </w:lvl>
-    <w:lvl w:ilvl="6" w:tplc="2FE8337A">
+    <w:lvl w:ilvl="6" w:tplc="2598B51A">
       <w:numFmt w:val="decimal"/>
       <w:lvlText w:val=""/>
       <w:lvlJc w:val="left"/>
     </w:lvl>
-    <w:lvl w:ilvl="7" w:tplc="4EA8F39A">
+    <w:lvl w:ilvl="7" w:tplc="27101700">
       <w:numFmt w:val="decimal"/>
       <w:lvlText w:val=""/>
       <w:lvlJc w:val="left"/>
     </w:lvl>
-    <w:lvl w:ilvl="8" w:tplc="EC843CF2">
+    <w:lvl w:ilvl="8" w:tplc="DF30BB56">
       <w:numFmt w:val="decimal"/>
       <w:lvlText w:val=""/>
       <w:lvlJc w:val="left"/>
     </w:lvl>
   </w:abstractNum>
   <w:abstractNum w:abstractNumId="12" w15:restartNumberingAfterBreak="0">
-    <w:nsid w:val="24C43D5A"/>
+    <w:nsid w:val="378D5489"/>
     <w:multiLevelType w:val="hybridMultilevel"/>
-    <w:tmpl w:val="CB2CDA2A"/>
-    <w:lvl w:ilvl="0" w:tplc="27BEFCA2">
+    <w:tmpl w:val="8D08CD9E"/>
+    <w:lvl w:ilvl="0" w:tplc="D1EE2ACC">
       <w:start w:val="1"/>
       <w:numFmt w:val="decimal"/>
       <w:lvlText w:val="%1."/>
@@ -23974,110 +24289,111 @@
         <w:color w:val="A67C27"/>
       </w:rPr>
     </w:lvl>
-    <w:lvl w:ilvl="1" w:tplc="9D5C6C7C">
+    <w:lvl w:ilvl="1" w:tplc="2D1CD842">
       <w:numFmt w:val="decimal"/>
       <w:lvlText w:val=""/>
       <w:lvlJc w:val="left"/>
     </w:lvl>
-    <w:lvl w:ilvl="2" w:tplc="3F504EE0">
+    <w:lvl w:ilvl="2" w:tplc="EE1A246A">
       <w:numFmt w:val="decimal"/>
       <w:lvlText w:val=""/>
       <w:lvlJc w:val="left"/>
     </w:lvl>
-    <w:lvl w:ilvl="3" w:tplc="7FCE69DE">
+    <w:lvl w:ilvl="3" w:tplc="612C2D34">
       <w:numFmt w:val="decimal"/>
       <w:lvlText w:val=""/>
       <w:lvlJc w:val="left"/>
     </w:lvl>
-    <w:lvl w:ilvl="4" w:tplc="EB82629C">
+    <w:lvl w:ilvl="4" w:tplc="9B1CF896">
       <w:numFmt w:val="decimal"/>
       <w:lvlText w:val=""/>
       <w:lvlJc w:val="left"/>
     </w:lvl>
-    <w:lvl w:ilvl="5" w:tplc="50400198">
+    <w:lvl w:ilvl="5" w:tplc="266204CE">
       <w:numFmt w:val="decimal"/>
       <w:lvlText w:val=""/>
       <w:lvlJc w:val="left"/>
     </w:lvl>
-    <w:lvl w:ilvl="6" w:tplc="5B46EE92">
+    <w:lvl w:ilvl="6" w:tplc="996C5536">
       <w:numFmt w:val="decimal"/>
       <w:lvlText w:val=""/>
       <w:lvlJc w:val="left"/>
     </w:lvl>
-    <w:lvl w:ilvl="7" w:tplc="DDBE4772">
+    <w:lvl w:ilvl="7" w:tplc="6F6CEF8A">
       <w:numFmt w:val="decimal"/>
       <w:lvlText w:val=""/>
       <w:lvlJc w:val="left"/>
     </w:lvl>
-    <w:lvl w:ilvl="8" w:tplc="53B6EC8E">
+    <w:lvl w:ilvl="8" w:tplc="11961CB0">
       <w:numFmt w:val="decimal"/>
       <w:lvlText w:val=""/>
       <w:lvlJc w:val="left"/>
     </w:lvl>
   </w:abstractNum>
   <w:abstractNum w:abstractNumId="13" w15:restartNumberingAfterBreak="0">
-    <w:nsid w:val="27BF14A2"/>
+    <w:nsid w:val="3CA94E11"/>
     <w:multiLevelType w:val="hybridMultilevel"/>
-    <w:tmpl w:val="9BF455C0"/>
-    <w:lvl w:ilvl="0" w:tplc="4180296C">
+    <w:tmpl w:val="50C05856"/>
+    <w:lvl w:ilvl="0" w:tplc="6B54EC64">
       <w:start w:val="1"/>
-      <w:numFmt w:val="bullet"/>
-      <w:lvlText w:val="•"/>
+      <w:numFmt w:val="decimal"/>
+      <w:lvlText w:val="%1."/>
       <w:lvlJc w:val="left"/>
       <w:pPr>
-        <w:ind w:left="460" w:hanging="280"/>
-      </w:pPr>
+        <w:ind w:left="460" w:hanging="360"/>
+      </w:pPr>
+      <w:rPr>
+        <w:b/>
+        <w:bCs/>
+        <w:color w:val="A67C27"/>
+      </w:rPr>
     </w:lvl>
-    <w:lvl w:ilvl="1" w:tplc="77EE76C6">
-      <w:start w:val="1"/>
-      <w:numFmt w:val="bullet"/>
-      <w:lvlText w:val="–"/>
-      <w:lvlJc w:val="left"/>
-      <w:pPr>
-        <w:ind w:left="900" w:hanging="280"/>
-      </w:pPr>
-    </w:lvl>
-    <w:lvl w:ilvl="2" w:tplc="220682CC">
+    <w:lvl w:ilvl="1" w:tplc="62C6DD56">
       <w:numFmt w:val="decimal"/>
       <w:lvlText w:val=""/>
       <w:lvlJc w:val="left"/>
     </w:lvl>
-    <w:lvl w:ilvl="3" w:tplc="2C2C2058">
+    <w:lvl w:ilvl="2" w:tplc="B1246082">
       <w:numFmt w:val="decimal"/>
       <w:lvlText w:val=""/>
       <w:lvlJc w:val="left"/>
     </w:lvl>
-    <w:lvl w:ilvl="4" w:tplc="2AA2D7F6">
+    <w:lvl w:ilvl="3" w:tplc="E8FEF6C6">
       <w:numFmt w:val="decimal"/>
       <w:lvlText w:val=""/>
       <w:lvlJc w:val="left"/>
     </w:lvl>
-    <w:lvl w:ilvl="5" w:tplc="8FAC63D2">
+    <w:lvl w:ilvl="4" w:tplc="8C6EC162">
       <w:numFmt w:val="decimal"/>
       <w:lvlText w:val=""/>
       <w:lvlJc w:val="left"/>
     </w:lvl>
-    <w:lvl w:ilvl="6" w:tplc="E1FC2164">
+    <w:lvl w:ilvl="5" w:tplc="85267B46">
       <w:numFmt w:val="decimal"/>
       <w:lvlText w:val=""/>
       <w:lvlJc w:val="left"/>
     </w:lvl>
-    <w:lvl w:ilvl="7" w:tplc="57165290">
+    <w:lvl w:ilvl="6" w:tplc="B328AC50">
       <w:numFmt w:val="decimal"/>
       <w:lvlText w:val=""/>
       <w:lvlJc w:val="left"/>
     </w:lvl>
-    <w:lvl w:ilvl="8" w:tplc="E1B8FBD6">
+    <w:lvl w:ilvl="7" w:tplc="1CF8CE56">
+      <w:numFmt w:val="decimal"/>
+      <w:lvlText w:val=""/>
+      <w:lvlJc w:val="left"/>
+    </w:lvl>
+    <w:lvl w:ilvl="8" w:tplc="6CD484E0">
       <w:numFmt w:val="decimal"/>
       <w:lvlText w:val=""/>
       <w:lvlJc w:val="left"/>
     </w:lvl>
   </w:abstractNum>
   <w:abstractNum w:abstractNumId="14" w15:restartNumberingAfterBreak="0">
-    <w:nsid w:val="2C322CF0"/>
+    <w:nsid w:val="41272A7D"/>
     <w:multiLevelType w:val="hybridMultilevel"/>
-    <w:tmpl w:val="4328DA1E"/>
-    <w:lvl w:ilvl="0" w:tplc="4C388228">
+    <w:tmpl w:val="72687E78"/>
+    <w:lvl w:ilvl="0" w:tplc="3F981208">
       <w:start w:val="1"/>
       <w:numFmt w:val="decimal"/>
       <w:lvlText w:val="%1."/>
@@ -24091,52 +24407,52 @@
         <w:color w:val="A67C27"/>
       </w:rPr>
     </w:lvl>
-    <w:lvl w:ilvl="1" w:tplc="980CB22C">
+    <w:lvl w:ilvl="1" w:tplc="FF40DFE8">
       <w:numFmt w:val="decimal"/>
       <w:lvlText w:val=""/>
       <w:lvlJc w:val="left"/>
     </w:lvl>
-    <w:lvl w:ilvl="2" w:tplc="EE80629A">
+    <w:lvl w:ilvl="2" w:tplc="5AE097F8">
       <w:numFmt w:val="decimal"/>
       <w:lvlText w:val=""/>
       <w:lvlJc w:val="left"/>
     </w:lvl>
-    <w:lvl w:ilvl="3" w:tplc="0BBEDBAA">
+    <w:lvl w:ilvl="3" w:tplc="A9C0D8FE">
       <w:numFmt w:val="decimal"/>
       <w:lvlText w:val=""/>
       <w:lvlJc w:val="left"/>
     </w:lvl>
-    <w:lvl w:ilvl="4" w:tplc="A3100552">
+    <w:lvl w:ilvl="4" w:tplc="0936AB86">
       <w:numFmt w:val="decimal"/>
       <w:lvlText w:val=""/>
       <w:lvlJc w:val="left"/>
     </w:lvl>
-    <w:lvl w:ilvl="5" w:tplc="59940914">
+    <w:lvl w:ilvl="5" w:tplc="BFC0B698">
       <w:numFmt w:val="decimal"/>
       <w:lvlText w:val=""/>
       <w:lvlJc w:val="left"/>
     </w:lvl>
-    <w:lvl w:ilvl="6" w:tplc="BD9ED13A">
+    <w:lvl w:ilvl="6" w:tplc="61403B2A">
       <w:numFmt w:val="decimal"/>
       <w:lvlText w:val=""/>
       <w:lvlJc w:val="left"/>
     </w:lvl>
-    <w:lvl w:ilvl="7" w:tplc="4356B5DE">
+    <w:lvl w:ilvl="7" w:tplc="3D821C32">
       <w:numFmt w:val="decimal"/>
       <w:lvlText w:val=""/>
       <w:lvlJc w:val="left"/>
     </w:lvl>
-    <w:lvl w:ilvl="8" w:tplc="A4328242">
+    <w:lvl w:ilvl="8" w:tplc="0AA49556">
       <w:numFmt w:val="decimal"/>
       <w:lvlText w:val=""/>
       <w:lvlJc w:val="left"/>
     </w:lvl>
   </w:abstractNum>
   <w:abstractNum w:abstractNumId="15" w15:restartNumberingAfterBreak="0">
-    <w:nsid w:val="2C462B86"/>
+    <w:nsid w:val="42335EE7"/>
     <w:multiLevelType w:val="hybridMultilevel"/>
-    <w:tmpl w:val="FDEE369A"/>
-    <w:lvl w:ilvl="0" w:tplc="00949B0C">
+    <w:tmpl w:val="0172DEE6"/>
+    <w:lvl w:ilvl="0" w:tplc="AEDCBCD6">
       <w:start w:val="1"/>
       <w:numFmt w:val="decimal"/>
       <w:lvlText w:val="%1."/>
@@ -24150,52 +24466,52 @@
         <w:color w:val="A67C27"/>
       </w:rPr>
     </w:lvl>
-    <w:lvl w:ilvl="1" w:tplc="B1102C9A">
+    <w:lvl w:ilvl="1" w:tplc="F4F022E8">
       <w:numFmt w:val="decimal"/>
       <w:lvlText w:val=""/>
       <w:lvlJc w:val="left"/>
     </w:lvl>
-    <w:lvl w:ilvl="2" w:tplc="64185F4E">
+    <w:lvl w:ilvl="2" w:tplc="795C3286">
       <w:numFmt w:val="decimal"/>
       <w:lvlText w:val=""/>
       <w:lvlJc w:val="left"/>
     </w:lvl>
-    <w:lvl w:ilvl="3" w:tplc="BBD6BB70">
+    <w:lvl w:ilvl="3" w:tplc="C7CEA2C8">
       <w:numFmt w:val="decimal"/>
       <w:lvlText w:val=""/>
       <w:lvlJc w:val="left"/>
     </w:lvl>
-    <w:lvl w:ilvl="4" w:tplc="5216A37A">
+    <w:lvl w:ilvl="4" w:tplc="3EFCD806">
       <w:numFmt w:val="decimal"/>
       <w:lvlText w:val=""/>
       <w:lvlJc w:val="left"/>
     </w:lvl>
-    <w:lvl w:ilvl="5" w:tplc="F4445C9E">
+    <w:lvl w:ilvl="5" w:tplc="E0525832">
       <w:numFmt w:val="decimal"/>
       <w:lvlText w:val=""/>
       <w:lvlJc w:val="left"/>
     </w:lvl>
-    <w:lvl w:ilvl="6" w:tplc="A51EEE04">
+    <w:lvl w:ilvl="6" w:tplc="FC60BB44">
       <w:numFmt w:val="decimal"/>
       <w:lvlText w:val=""/>
       <w:lvlJc w:val="left"/>
     </w:lvl>
-    <w:lvl w:ilvl="7" w:tplc="D06AECD4">
+    <w:lvl w:ilvl="7" w:tplc="AC2E0F7A">
       <w:numFmt w:val="decimal"/>
       <w:lvlText w:val=""/>
       <w:lvlJc w:val="left"/>
     </w:lvl>
-    <w:lvl w:ilvl="8" w:tplc="02E455C8">
+    <w:lvl w:ilvl="8" w:tplc="07FE0990">
       <w:numFmt w:val="decimal"/>
       <w:lvlText w:val=""/>
       <w:lvlJc w:val="left"/>
     </w:lvl>
   </w:abstractNum>
   <w:abstractNum w:abstractNumId="16" w15:restartNumberingAfterBreak="0">
-    <w:nsid w:val="30211759"/>
+    <w:nsid w:val="46877BE6"/>
     <w:multiLevelType w:val="hybridMultilevel"/>
-    <w:tmpl w:val="CEC60A12"/>
-    <w:lvl w:ilvl="0" w:tplc="CAD282DE">
+    <w:tmpl w:val="D8409280"/>
+    <w:lvl w:ilvl="0" w:tplc="DB6C6472">
       <w:start w:val="1"/>
       <w:numFmt w:val="decimal"/>
       <w:lvlText w:val="%1."/>
@@ -24209,52 +24525,110 @@
         <w:color w:val="A67C27"/>
       </w:rPr>
     </w:lvl>
-    <w:lvl w:ilvl="1" w:tplc="E3A00AE0">
+    <w:lvl w:ilvl="1" w:tplc="D560463C">
       <w:numFmt w:val="decimal"/>
       <w:lvlText w:val=""/>
       <w:lvlJc w:val="left"/>
     </w:lvl>
-    <w:lvl w:ilvl="2" w:tplc="A4E091B0">
+    <w:lvl w:ilvl="2" w:tplc="BF7A5EA2">
       <w:numFmt w:val="decimal"/>
       <w:lvlText w:val=""/>
       <w:lvlJc w:val="left"/>
     </w:lvl>
-    <w:lvl w:ilvl="3" w:tplc="74F8F222">
+    <w:lvl w:ilvl="3" w:tplc="C3C616D2">
       <w:numFmt w:val="decimal"/>
       <w:lvlText w:val=""/>
       <w:lvlJc w:val="left"/>
     </w:lvl>
-    <w:lvl w:ilvl="4" w:tplc="89480F2C">
+    <w:lvl w:ilvl="4" w:tplc="DA28E404">
       <w:numFmt w:val="decimal"/>
       <w:lvlText w:val=""/>
       <w:lvlJc w:val="left"/>
     </w:lvl>
-    <w:lvl w:ilvl="5" w:tplc="58529A4A">
+    <w:lvl w:ilvl="5" w:tplc="23084FAC">
       <w:numFmt w:val="decimal"/>
       <w:lvlText w:val=""/>
       <w:lvlJc w:val="left"/>
     </w:lvl>
-    <w:lvl w:ilvl="6" w:tplc="A6D85344">
+    <w:lvl w:ilvl="6" w:tplc="FA66CE62">
       <w:numFmt w:val="decimal"/>
       <w:lvlText w:val=""/>
       <w:lvlJc w:val="left"/>
     </w:lvl>
-    <w:lvl w:ilvl="7" w:tplc="DFF4527A">
+    <w:lvl w:ilvl="7" w:tplc="1EA4BBD6">
       <w:numFmt w:val="decimal"/>
       <w:lvlText w:val=""/>
       <w:lvlJc w:val="left"/>
     </w:lvl>
-    <w:lvl w:ilvl="8" w:tplc="876A7628">
+    <w:lvl w:ilvl="8" w:tplc="B068109E">
       <w:numFmt w:val="decimal"/>
       <w:lvlText w:val=""/>
       <w:lvlJc w:val="left"/>
     </w:lvl>
   </w:abstractNum>
   <w:abstractNum w:abstractNumId="17" w15:restartNumberingAfterBreak="0">
-    <w:nsid w:val="32DE39AD"/>
+    <w:nsid w:val="471944DA"/>
     <w:multiLevelType w:val="hybridMultilevel"/>
-    <w:tmpl w:val="9F3434E8"/>
-    <w:lvl w:ilvl="0" w:tplc="054C6EB6">
+    <w:tmpl w:val="5380B362"/>
+    <w:lvl w:ilvl="0" w:tplc="4412D680">
+      <w:start w:val="1"/>
+      <w:numFmt w:val="bullet"/>
+      <w:lvlText w:val="•"/>
+      <w:lvlJc w:val="left"/>
+      <w:pPr>
+        <w:ind w:left="460" w:hanging="280"/>
+      </w:pPr>
+    </w:lvl>
+    <w:lvl w:ilvl="1" w:tplc="961ADFFC">
+      <w:start w:val="1"/>
+      <w:numFmt w:val="bullet"/>
+      <w:lvlText w:val="–"/>
+      <w:lvlJc w:val="left"/>
+      <w:pPr>
+        <w:ind w:left="900" w:hanging="280"/>
+      </w:pPr>
+    </w:lvl>
+    <w:lvl w:ilvl="2" w:tplc="7C487906">
+      <w:numFmt w:val="decimal"/>
+      <w:lvlText w:val=""/>
+      <w:lvlJc w:val="left"/>
+    </w:lvl>
+    <w:lvl w:ilvl="3" w:tplc="80F236F0">
+      <w:numFmt w:val="decimal"/>
+      <w:lvlText w:val=""/>
+      <w:lvlJc w:val="left"/>
+    </w:lvl>
+    <w:lvl w:ilvl="4" w:tplc="DBE0D736">
+      <w:numFmt w:val="decimal"/>
+      <w:lvlText w:val=""/>
+      <w:lvlJc w:val="left"/>
+    </w:lvl>
+    <w:lvl w:ilvl="5" w:tplc="F3186654">
+      <w:numFmt w:val="decimal"/>
+      <w:lvlText w:val=""/>
+      <w:lvlJc w:val="left"/>
+    </w:lvl>
+    <w:lvl w:ilvl="6" w:tplc="2542DBCC">
+      <w:numFmt w:val="decimal"/>
+      <w:lvlText w:val=""/>
+      <w:lvlJc w:val="left"/>
+    </w:lvl>
+    <w:lvl w:ilvl="7" w:tplc="D4D80620">
+      <w:numFmt w:val="decimal"/>
+      <w:lvlText w:val=""/>
+      <w:lvlJc w:val="left"/>
+    </w:lvl>
+    <w:lvl w:ilvl="8" w:tplc="3C9CAAF0">
+      <w:numFmt w:val="decimal"/>
+      <w:lvlText w:val=""/>
+      <w:lvlJc w:val="left"/>
+    </w:lvl>
+  </w:abstractNum>
+  <w:abstractNum w:abstractNumId="18" w15:restartNumberingAfterBreak="0">
+    <w:nsid w:val="4BDB43FF"/>
+    <w:multiLevelType w:val="hybridMultilevel"/>
+    <w:tmpl w:val="7EF88220"/>
+    <w:lvl w:ilvl="0" w:tplc="9C784912">
       <w:start w:val="1"/>
       <w:numFmt w:val="decimal"/>
       <w:lvlText w:val="%1."/>
@@ -24268,52 +24642,52 @@
         <w:color w:val="A67C27"/>
       </w:rPr>
     </w:lvl>
-    <w:lvl w:ilvl="1" w:tplc="9F7E152A">
+    <w:lvl w:ilvl="1" w:tplc="998C162A">
       <w:numFmt w:val="decimal"/>
       <w:lvlText w:val=""/>
       <w:lvlJc w:val="left"/>
     </w:lvl>
-    <w:lvl w:ilvl="2" w:tplc="356E2F1C">
+    <w:lvl w:ilvl="2" w:tplc="BFCA45B4">
       <w:numFmt w:val="decimal"/>
       <w:lvlText w:val=""/>
       <w:lvlJc w:val="left"/>
     </w:lvl>
-    <w:lvl w:ilvl="3" w:tplc="C6A4FE0C">
+    <w:lvl w:ilvl="3" w:tplc="8430BAA6">
       <w:numFmt w:val="decimal"/>
       <w:lvlText w:val=""/>
       <w:lvlJc w:val="left"/>
     </w:lvl>
-    <w:lvl w:ilvl="4" w:tplc="E034A6C2">
+    <w:lvl w:ilvl="4" w:tplc="0FE2C220">
       <w:numFmt w:val="decimal"/>
       <w:lvlText w:val=""/>
       <w:lvlJc w:val="left"/>
     </w:lvl>
-    <w:lvl w:ilvl="5" w:tplc="02DAC4AA">
+    <w:lvl w:ilvl="5" w:tplc="BD446A76">
       <w:numFmt w:val="decimal"/>
       <w:lvlText w:val=""/>
       <w:lvlJc w:val="left"/>
     </w:lvl>
-    <w:lvl w:ilvl="6" w:tplc="3940DC3C">
+    <w:lvl w:ilvl="6" w:tplc="CC8470A6">
       <w:numFmt w:val="decimal"/>
       <w:lvlText w:val=""/>
       <w:lvlJc w:val="left"/>
     </w:lvl>
-    <w:lvl w:ilvl="7" w:tplc="805008EC">
+    <w:lvl w:ilvl="7" w:tplc="172A1EA6">
       <w:numFmt w:val="decimal"/>
       <w:lvlText w:val=""/>
       <w:lvlJc w:val="left"/>
     </w:lvl>
-    <w:lvl w:ilvl="8" w:tplc="7FB4B450">
+    <w:lvl w:ilvl="8" w:tplc="069E1652">
       <w:numFmt w:val="decimal"/>
       <w:lvlText w:val=""/>
       <w:lvlJc w:val="left"/>
     </w:lvl>
   </w:abstractNum>
-  <w:abstractNum w:abstractNumId="18" w15:restartNumberingAfterBreak="0">
-    <w:nsid w:val="39720C24"/>
+  <w:abstractNum w:abstractNumId="19" w15:restartNumberingAfterBreak="0">
+    <w:nsid w:val="51B601EE"/>
     <w:multiLevelType w:val="hybridMultilevel"/>
-    <w:tmpl w:val="CAC46028"/>
-    <w:lvl w:ilvl="0" w:tplc="743C9B56">
+    <w:tmpl w:val="5E0C4FA8"/>
+    <w:lvl w:ilvl="0" w:tplc="6BE81908">
       <w:start w:val="1"/>
       <w:numFmt w:val="decimal"/>
       <w:lvlText w:val="%1."/>
@@ -24327,52 +24701,52 @@
         <w:color w:val="A67C27"/>
       </w:rPr>
     </w:lvl>
-    <w:lvl w:ilvl="1" w:tplc="9F46DCFC">
+    <w:lvl w:ilvl="1" w:tplc="AC4C6CFC">
       <w:numFmt w:val="decimal"/>
       <w:lvlText w:val=""/>
       <w:lvlJc w:val="left"/>
     </w:lvl>
-    <w:lvl w:ilvl="2" w:tplc="427A9120">
+    <w:lvl w:ilvl="2" w:tplc="828A5ACC">
       <w:numFmt w:val="decimal"/>
       <w:lvlText w:val=""/>
       <w:lvlJc w:val="left"/>
     </w:lvl>
-    <w:lvl w:ilvl="3" w:tplc="F440E0B6">
+    <w:lvl w:ilvl="3" w:tplc="AA808EFE">
       <w:numFmt w:val="decimal"/>
       <w:lvlText w:val=""/>
       <w:lvlJc w:val="left"/>
     </w:lvl>
-    <w:lvl w:ilvl="4" w:tplc="30A24368">
+    <w:lvl w:ilvl="4" w:tplc="3D381E58">
       <w:numFmt w:val="decimal"/>
       <w:lvlText w:val=""/>
       <w:lvlJc w:val="left"/>
     </w:lvl>
-    <w:lvl w:ilvl="5" w:tplc="4C3AAECA">
+    <w:lvl w:ilvl="5" w:tplc="5FA47082">
       <w:numFmt w:val="decimal"/>
       <w:lvlText w:val=""/>
       <w:lvlJc w:val="left"/>
     </w:lvl>
-    <w:lvl w:ilvl="6" w:tplc="013A4ADC">
+    <w:lvl w:ilvl="6" w:tplc="B2EA59AA">
       <w:numFmt w:val="decimal"/>
       <w:lvlText w:val=""/>
       <w:lvlJc w:val="left"/>
     </w:lvl>
-    <w:lvl w:ilvl="7" w:tplc="2B1E9178">
+    <w:lvl w:ilvl="7" w:tplc="69DEF3C4">
       <w:numFmt w:val="decimal"/>
       <w:lvlText w:val=""/>
       <w:lvlJc w:val="left"/>
     </w:lvl>
-    <w:lvl w:ilvl="8" w:tplc="49F6B5B6">
+    <w:lvl w:ilvl="8" w:tplc="5F0E10F0">
       <w:numFmt w:val="decimal"/>
       <w:lvlText w:val=""/>
       <w:lvlJc w:val="left"/>
     </w:lvl>
   </w:abstractNum>
-  <w:abstractNum w:abstractNumId="19" w15:restartNumberingAfterBreak="0">
-    <w:nsid w:val="41AF1E0A"/>
+  <w:abstractNum w:abstractNumId="20" w15:restartNumberingAfterBreak="0">
+    <w:nsid w:val="5A443E0F"/>
     <w:multiLevelType w:val="hybridMultilevel"/>
-    <w:tmpl w:val="5A4EE8A0"/>
-    <w:lvl w:ilvl="0" w:tplc="FAE270E0">
+    <w:tmpl w:val="E7BE1932"/>
+    <w:lvl w:ilvl="0" w:tplc="E95E6A3C">
       <w:start w:val="1"/>
       <w:numFmt w:val="decimal"/>
       <w:lvlText w:val="%1."/>
@@ -24386,52 +24760,52 @@
         <w:color w:val="A67C27"/>
       </w:rPr>
     </w:lvl>
-    <w:lvl w:ilvl="1" w:tplc="DCF085C0">
+    <w:lvl w:ilvl="1" w:tplc="17D244A0">
       <w:numFmt w:val="decimal"/>
       <w:lvlText w:val=""/>
       <w:lvlJc w:val="left"/>
     </w:lvl>
-    <w:lvl w:ilvl="2" w:tplc="8062B906">
+    <w:lvl w:ilvl="2" w:tplc="167AAB4A">
       <w:numFmt w:val="decimal"/>
       <w:lvlText w:val=""/>
       <w:lvlJc w:val="left"/>
     </w:lvl>
-    <w:lvl w:ilvl="3" w:tplc="C9FA1452">
+    <w:lvl w:ilvl="3" w:tplc="A230B656">
       <w:numFmt w:val="decimal"/>
       <w:lvlText w:val=""/>
       <w:lvlJc w:val="left"/>
     </w:lvl>
-    <w:lvl w:ilvl="4" w:tplc="FD3ECC54">
+    <w:lvl w:ilvl="4" w:tplc="ACB41C18">
       <w:numFmt w:val="decimal"/>
       <w:lvlText w:val=""/>
       <w:lvlJc w:val="left"/>
     </w:lvl>
-    <w:lvl w:ilvl="5" w:tplc="2AA8CDA2">
+    <w:lvl w:ilvl="5" w:tplc="1BAAC9EC">
       <w:numFmt w:val="decimal"/>
       <w:lvlText w:val=""/>
       <w:lvlJc w:val="left"/>
     </w:lvl>
-    <w:lvl w:ilvl="6" w:tplc="5E8A498E">
+    <w:lvl w:ilvl="6" w:tplc="D944A926">
       <w:numFmt w:val="decimal"/>
       <w:lvlText w:val=""/>
       <w:lvlJc w:val="left"/>
     </w:lvl>
-    <w:lvl w:ilvl="7" w:tplc="2C0C1A7E">
+    <w:lvl w:ilvl="7" w:tplc="C92892CC">
       <w:numFmt w:val="decimal"/>
       <w:lvlText w:val=""/>
       <w:lvlJc w:val="left"/>
     </w:lvl>
-    <w:lvl w:ilvl="8" w:tplc="B510C7EE">
+    <w:lvl w:ilvl="8" w:tplc="15885A2C">
       <w:numFmt w:val="decimal"/>
       <w:lvlText w:val=""/>
       <w:lvlJc w:val="left"/>
     </w:lvl>
   </w:abstractNum>
-  <w:abstractNum w:abstractNumId="20" w15:restartNumberingAfterBreak="0">
-    <w:nsid w:val="4B6C337D"/>
+  <w:abstractNum w:abstractNumId="21" w15:restartNumberingAfterBreak="0">
+    <w:nsid w:val="5C306607"/>
     <w:multiLevelType w:val="hybridMultilevel"/>
-    <w:tmpl w:val="087A6D50"/>
-    <w:lvl w:ilvl="0" w:tplc="F2B21CCA">
+    <w:tmpl w:val="ACD05908"/>
+    <w:lvl w:ilvl="0" w:tplc="F5C632EA">
       <w:start w:val="1"/>
       <w:numFmt w:val="decimal"/>
       <w:lvlText w:val="%1."/>
@@ -24445,52 +24819,52 @@
         <w:color w:val="A67C27"/>
       </w:rPr>
     </w:lvl>
-    <w:lvl w:ilvl="1" w:tplc="F0A690F6">
+    <w:lvl w:ilvl="1" w:tplc="A3D6BBD8">
       <w:numFmt w:val="decimal"/>
       <w:lvlText w:val=""/>
       <w:lvlJc w:val="left"/>
     </w:lvl>
-    <w:lvl w:ilvl="2" w:tplc="D5BC0FB4">
+    <w:lvl w:ilvl="2" w:tplc="C5004918">
       <w:numFmt w:val="decimal"/>
       <w:lvlText w:val=""/>
       <w:lvlJc w:val="left"/>
     </w:lvl>
-    <w:lvl w:ilvl="3" w:tplc="C7FCBF4A">
+    <w:lvl w:ilvl="3" w:tplc="8BA6007E">
       <w:numFmt w:val="decimal"/>
       <w:lvlText w:val=""/>
       <w:lvlJc w:val="left"/>
     </w:lvl>
-    <w:lvl w:ilvl="4" w:tplc="13E6D33A">
+    <w:lvl w:ilvl="4" w:tplc="2A64A2BA">
       <w:numFmt w:val="decimal"/>
       <w:lvlText w:val=""/>
       <w:lvlJc w:val="left"/>
     </w:lvl>
-    <w:lvl w:ilvl="5" w:tplc="10AC1D92">
+    <w:lvl w:ilvl="5" w:tplc="2654C60C">
       <w:numFmt w:val="decimal"/>
       <w:lvlText w:val=""/>
       <w:lvlJc w:val="left"/>
     </w:lvl>
-    <w:lvl w:ilvl="6" w:tplc="DAD82672">
+    <w:lvl w:ilvl="6" w:tplc="5854E88A">
       <w:numFmt w:val="decimal"/>
       <w:lvlText w:val=""/>
       <w:lvlJc w:val="left"/>
     </w:lvl>
-    <w:lvl w:ilvl="7" w:tplc="6C28A76C">
+    <w:lvl w:ilvl="7" w:tplc="91A60CAC">
       <w:numFmt w:val="decimal"/>
       <w:lvlText w:val=""/>
       <w:lvlJc w:val="left"/>
     </w:lvl>
-    <w:lvl w:ilvl="8" w:tplc="74347850">
+    <w:lvl w:ilvl="8" w:tplc="67803A7C">
       <w:numFmt w:val="decimal"/>
       <w:lvlText w:val=""/>
       <w:lvlJc w:val="left"/>
     </w:lvl>
   </w:abstractNum>
-  <w:abstractNum w:abstractNumId="21" w15:restartNumberingAfterBreak="0">
-    <w:nsid w:val="50EB0EB3"/>
+  <w:abstractNum w:abstractNumId="22" w15:restartNumberingAfterBreak="0">
+    <w:nsid w:val="63370AAF"/>
     <w:multiLevelType w:val="hybridMultilevel"/>
-    <w:tmpl w:val="1A441FA8"/>
-    <w:lvl w:ilvl="0" w:tplc="B28C208C">
+    <w:tmpl w:val="0002A8E4"/>
+    <w:lvl w:ilvl="0" w:tplc="AD588416">
       <w:start w:val="1"/>
       <w:numFmt w:val="decimal"/>
       <w:lvlText w:val="%1."/>
@@ -24504,52 +24878,138 @@
         <w:color w:val="A67C27"/>
       </w:rPr>
     </w:lvl>
-    <w:lvl w:ilvl="1" w:tplc="DF9AAA7E">
+    <w:lvl w:ilvl="1" w:tplc="A216904C">
       <w:numFmt w:val="decimal"/>
       <w:lvlText w:val=""/>
       <w:lvlJc w:val="left"/>
     </w:lvl>
-    <w:lvl w:ilvl="2" w:tplc="4C9A0E86">
+    <w:lvl w:ilvl="2" w:tplc="5B8A4F68">
       <w:numFmt w:val="decimal"/>
       <w:lvlText w:val=""/>
       <w:lvlJc w:val="left"/>
     </w:lvl>
-    <w:lvl w:ilvl="3" w:tplc="84262D42">
+    <w:lvl w:ilvl="3" w:tplc="B1B6237C">
       <w:numFmt w:val="decimal"/>
       <w:lvlText w:val=""/>
       <w:lvlJc w:val="left"/>
     </w:lvl>
-    <w:lvl w:ilvl="4" w:tplc="BC1ADEE6">
+    <w:lvl w:ilvl="4" w:tplc="C5C84184">
       <w:numFmt w:val="decimal"/>
       <w:lvlText w:val=""/>
       <w:lvlJc w:val="left"/>
     </w:lvl>
-    <w:lvl w:ilvl="5" w:tplc="CA8A957C">
+    <w:lvl w:ilvl="5" w:tplc="F18AC678">
       <w:numFmt w:val="decimal"/>
       <w:lvlText w:val=""/>
       <w:lvlJc w:val="left"/>
     </w:lvl>
-    <w:lvl w:ilvl="6" w:tplc="1AEAF792">
+    <w:lvl w:ilvl="6" w:tplc="706A36F4">
       <w:numFmt w:val="decimal"/>
       <w:lvlText w:val=""/>
       <w:lvlJc w:val="left"/>
     </w:lvl>
-    <w:lvl w:ilvl="7" w:tplc="5A4A3608">
+    <w:lvl w:ilvl="7" w:tplc="A98C07AA">
       <w:numFmt w:val="decimal"/>
       <w:lvlText w:val=""/>
       <w:lvlJc w:val="left"/>
     </w:lvl>
-    <w:lvl w:ilvl="8" w:tplc="337C6546">
+    <w:lvl w:ilvl="8" w:tplc="71A68C76">
       <w:numFmt w:val="decimal"/>
       <w:lvlText w:val=""/>
       <w:lvlJc w:val="left"/>
     </w:lvl>
   </w:abstractNum>
-  <w:abstractNum w:abstractNumId="22" w15:restartNumberingAfterBreak="0">
-    <w:nsid w:val="67D514F1"/>
+  <w:abstractNum w:abstractNumId="23" w15:restartNumberingAfterBreak="0">
+    <w:nsid w:val="64881089"/>
     <w:multiLevelType w:val="hybridMultilevel"/>
-    <w:tmpl w:val="317E3734"/>
-    <w:lvl w:ilvl="0" w:tplc="160AFF8A">
+    <w:tmpl w:val="FEA2586C"/>
+    <w:lvl w:ilvl="0" w:tplc="AD3A08EA">
+      <w:start w:val="1"/>
+      <w:numFmt w:val="bullet"/>
+      <w:lvlText w:val="●"/>
+      <w:lvlJc w:val="left"/>
+      <w:pPr>
+        <w:ind w:left="720" w:hanging="360"/>
+      </w:pPr>
+    </w:lvl>
+    <w:lvl w:ilvl="1" w:tplc="77DCAAE8">
+      <w:start w:val="1"/>
+      <w:numFmt w:val="bullet"/>
+      <w:lvlText w:val="○"/>
+      <w:lvlJc w:val="left"/>
+      <w:pPr>
+        <w:ind w:left="1440" w:hanging="360"/>
+      </w:pPr>
+    </w:lvl>
+    <w:lvl w:ilvl="2" w:tplc="28BCFC2E">
+      <w:start w:val="1"/>
+      <w:numFmt w:val="bullet"/>
+      <w:lvlText w:val="■"/>
+      <w:lvlJc w:val="left"/>
+      <w:pPr>
+        <w:ind w:left="2160" w:hanging="360"/>
+      </w:pPr>
+    </w:lvl>
+    <w:lvl w:ilvl="3" w:tplc="3752D0F0">
+      <w:start w:val="1"/>
+      <w:numFmt w:val="bullet"/>
+      <w:lvlText w:val="●"/>
+      <w:lvlJc w:val="left"/>
+      <w:pPr>
+        <w:ind w:left="2880" w:hanging="360"/>
+      </w:pPr>
+    </w:lvl>
+    <w:lvl w:ilvl="4" w:tplc="18BE75F0">
+      <w:start w:val="1"/>
+      <w:numFmt w:val="bullet"/>
+      <w:lvlText w:val="○"/>
+      <w:lvlJc w:val="left"/>
+      <w:pPr>
+        <w:ind w:left="3600" w:hanging="360"/>
+      </w:pPr>
+    </w:lvl>
+    <w:lvl w:ilvl="5" w:tplc="06C640C2">
+      <w:start w:val="1"/>
+      <w:numFmt w:val="bullet"/>
+      <w:lvlText w:val="■"/>
+      <w:lvlJc w:val="left"/>
+      <w:pPr>
+        <w:ind w:left="4320" w:hanging="360"/>
+      </w:pPr>
+    </w:lvl>
+    <w:lvl w:ilvl="6" w:tplc="D6BA25EA">
+      <w:start w:val="1"/>
+      <w:numFmt w:val="bullet"/>
+      <w:lvlText w:val="●"/>
+      <w:lvlJc w:val="left"/>
+      <w:pPr>
+        <w:ind w:left="5040" w:hanging="360"/>
+      </w:pPr>
+    </w:lvl>
+    <w:lvl w:ilvl="7" w:tplc="DEF86132">
+      <w:start w:val="1"/>
+      <w:numFmt w:val="bullet"/>
+      <w:lvlText w:val="●"/>
+      <w:lvlJc w:val="left"/>
+      <w:pPr>
+        <w:ind w:left="5760" w:hanging="360"/>
+      </w:pPr>
+    </w:lvl>
+    <w:lvl w:ilvl="8" w:tplc="3B4C3CD8">
+      <w:start w:val="1"/>
+      <w:numFmt w:val="bullet"/>
+      <w:lvlText w:val="●"/>
+      <w:lvlJc w:val="left"/>
+      <w:pPr>
+        <w:ind w:left="6480" w:hanging="360"/>
+      </w:pPr>
+    </w:lvl>
+  </w:abstractNum>
+  <w:abstractNum w:abstractNumId="24" w15:restartNumberingAfterBreak="0">
+    <w:nsid w:val="6A31282E"/>
+    <w:multiLevelType w:val="hybridMultilevel"/>
+    <w:tmpl w:val="6714E874"/>
+    <w:lvl w:ilvl="0" w:tplc="6764BF16">
       <w:start w:val="1"/>
       <w:numFmt w:val="decimal"/>
       <w:lvlText w:val="%1."/>
@@ -24563,52 +25023,52 @@
         <w:color w:val="A67C27"/>
       </w:rPr>
     </w:lvl>
-    <w:lvl w:ilvl="1" w:tplc="FF38C9EA">
+    <w:lvl w:ilvl="1" w:tplc="60D64D8A">
       <w:numFmt w:val="decimal"/>
       <w:lvlText w:val=""/>
       <w:lvlJc w:val="left"/>
     </w:lvl>
-    <w:lvl w:ilvl="2" w:tplc="BE8CB500">
+    <w:lvl w:ilvl="2" w:tplc="0B4497A8">
       <w:numFmt w:val="decimal"/>
       <w:lvlText w:val=""/>
       <w:lvlJc w:val="left"/>
     </w:lvl>
-    <w:lvl w:ilvl="3" w:tplc="3C003838">
+    <w:lvl w:ilvl="3" w:tplc="B5307D94">
       <w:numFmt w:val="decimal"/>
       <w:lvlText w:val=""/>
       <w:lvlJc w:val="left"/>
     </w:lvl>
-    <w:lvl w:ilvl="4" w:tplc="4646520E">
+    <w:lvl w:ilvl="4" w:tplc="FD5C606C">
       <w:numFmt w:val="decimal"/>
       <w:lvlText w:val=""/>
       <w:lvlJc w:val="left"/>
     </w:lvl>
-    <w:lvl w:ilvl="5" w:tplc="469089BE">
+    <w:lvl w:ilvl="5" w:tplc="81C4A472">
       <w:numFmt w:val="decimal"/>
       <w:lvlText w:val=""/>
       <w:lvlJc w:val="left"/>
     </w:lvl>
-    <w:lvl w:ilvl="6" w:tplc="BD30957C">
+    <w:lvl w:ilvl="6" w:tplc="123CDD44">
       <w:numFmt w:val="decimal"/>
       <w:lvlText w:val=""/>
       <w:lvlJc w:val="left"/>
     </w:lvl>
-    <w:lvl w:ilvl="7" w:tplc="1B40BC42">
+    <w:lvl w:ilvl="7" w:tplc="0F5CA988">
       <w:numFmt w:val="decimal"/>
       <w:lvlText w:val=""/>
       <w:lvlJc w:val="left"/>
     </w:lvl>
-    <w:lvl w:ilvl="8" w:tplc="BBF09660">
+    <w:lvl w:ilvl="8" w:tplc="4774ABA6">
       <w:numFmt w:val="decimal"/>
       <w:lvlText w:val=""/>
       <w:lvlJc w:val="left"/>
     </w:lvl>
   </w:abstractNum>
-  <w:abstractNum w:abstractNumId="23" w15:restartNumberingAfterBreak="0">
-    <w:nsid w:val="69ED0157"/>
+  <w:abstractNum w:abstractNumId="25" w15:restartNumberingAfterBreak="0">
+    <w:nsid w:val="763F1349"/>
     <w:multiLevelType w:val="hybridMultilevel"/>
-    <w:tmpl w:val="4E127F0A"/>
-    <w:lvl w:ilvl="0" w:tplc="1B18AA22">
+    <w:tmpl w:val="32AEA00A"/>
+    <w:lvl w:ilvl="0" w:tplc="50B80AAA">
       <w:start w:val="1"/>
       <w:numFmt w:val="decimal"/>
       <w:lvlText w:val="%1."/>
@@ -24622,52 +25082,52 @@
         <w:color w:val="A67C27"/>
       </w:rPr>
     </w:lvl>
-    <w:lvl w:ilvl="1" w:tplc="86EA60D8">
+    <w:lvl w:ilvl="1" w:tplc="5B88F5FC">
       <w:numFmt w:val="decimal"/>
       <w:lvlText w:val=""/>
       <w:lvlJc w:val="left"/>
     </w:lvl>
-    <w:lvl w:ilvl="2" w:tplc="A8240AEC">
+    <w:lvl w:ilvl="2" w:tplc="4AA4EFCC">
       <w:numFmt w:val="decimal"/>
       <w:lvlText w:val=""/>
       <w:lvlJc w:val="left"/>
     </w:lvl>
-    <w:lvl w:ilvl="3" w:tplc="5AF831B4">
+    <w:lvl w:ilvl="3" w:tplc="03E83BEC">
       <w:numFmt w:val="decimal"/>
       <w:lvlText w:val=""/>
       <w:lvlJc w:val="left"/>
     </w:lvl>
-    <w:lvl w:ilvl="4" w:tplc="22B857C8">
+    <w:lvl w:ilvl="4" w:tplc="26B6849E">
       <w:numFmt w:val="decimal"/>
       <w:lvlText w:val=""/>
       <w:lvlJc w:val="left"/>
     </w:lvl>
-    <w:lvl w:ilvl="5" w:tplc="2062A312">
+    <w:lvl w:ilvl="5" w:tplc="36E44DB6">
       <w:numFmt w:val="decimal"/>
       <w:lvlText w:val=""/>
       <w:lvlJc w:val="left"/>
     </w:lvl>
-    <w:lvl w:ilvl="6" w:tplc="621640AA">
+    <w:lvl w:ilvl="6" w:tplc="BD28385E">
       <w:numFmt w:val="decimal"/>
       <w:lvlText w:val=""/>
       <w:lvlJc w:val="left"/>
     </w:lvl>
-    <w:lvl w:ilvl="7" w:tplc="258E4696">
+    <w:lvl w:ilvl="7" w:tplc="E5FA41A0">
       <w:numFmt w:val="decimal"/>
       <w:lvlText w:val=""/>
       <w:lvlJc w:val="left"/>
     </w:lvl>
-    <w:lvl w:ilvl="8" w:tplc="747C5932">
+    <w:lvl w:ilvl="8" w:tplc="F90E1898">
       <w:numFmt w:val="decimal"/>
       <w:lvlText w:val=""/>
       <w:lvlJc w:val="left"/>
     </w:lvl>
   </w:abstractNum>
-  <w:abstractNum w:abstractNumId="24" w15:restartNumberingAfterBreak="0">
-    <w:nsid w:val="6AF205F9"/>
+  <w:abstractNum w:abstractNumId="26" w15:restartNumberingAfterBreak="0">
+    <w:nsid w:val="78547895"/>
     <w:multiLevelType w:val="hybridMultilevel"/>
-    <w:tmpl w:val="901E3F98"/>
-    <w:lvl w:ilvl="0" w:tplc="1BE68AAC">
+    <w:tmpl w:val="67E2E098"/>
+    <w:lvl w:ilvl="0" w:tplc="CFC43DBA">
       <w:start w:val="1"/>
       <w:numFmt w:val="decimal"/>
       <w:lvlText w:val="%1."/>
@@ -24681,52 +25141,52 @@
         <w:color w:val="A67C27"/>
       </w:rPr>
     </w:lvl>
-    <w:lvl w:ilvl="1" w:tplc="6058AB8E">
+    <w:lvl w:ilvl="1" w:tplc="9DDEE48A">
       <w:numFmt w:val="decimal"/>
       <w:lvlText w:val=""/>
       <w:lvlJc w:val="left"/>
     </w:lvl>
-    <w:lvl w:ilvl="2" w:tplc="0658DB8E">
+    <w:lvl w:ilvl="2" w:tplc="1C8C7028">
       <w:numFmt w:val="decimal"/>
       <w:lvlText w:val=""/>
       <w:lvlJc w:val="left"/>
     </w:lvl>
-    <w:lvl w:ilvl="3" w:tplc="647431C6">
+    <w:lvl w:ilvl="3" w:tplc="4688369C">
       <w:numFmt w:val="decimal"/>
       <w:lvlText w:val=""/>
       <w:lvlJc w:val="left"/>
     </w:lvl>
-    <w:lvl w:ilvl="4" w:tplc="D9C4F3DC">
+    <w:lvl w:ilvl="4" w:tplc="6964BB0C">
       <w:numFmt w:val="decimal"/>
       <w:lvlText w:val=""/>
       <w:lvlJc w:val="left"/>
     </w:lvl>
-    <w:lvl w:ilvl="5" w:tplc="E42E7610">
+    <w:lvl w:ilvl="5" w:tplc="4B18552E">
       <w:numFmt w:val="decimal"/>
       <w:lvlText w:val=""/>
       <w:lvlJc w:val="left"/>
     </w:lvl>
-    <w:lvl w:ilvl="6" w:tplc="BBD432F4">
+    <w:lvl w:ilvl="6" w:tplc="384AB904">
       <w:numFmt w:val="decimal"/>
       <w:lvlText w:val=""/>
       <w:lvlJc w:val="left"/>
     </w:lvl>
-    <w:lvl w:ilvl="7" w:tplc="173E0ED4">
+    <w:lvl w:ilvl="7" w:tplc="59826634">
       <w:numFmt w:val="decimal"/>
       <w:lvlText w:val=""/>
       <w:lvlJc w:val="left"/>
     </w:lvl>
-    <w:lvl w:ilvl="8" w:tplc="24C2B2B4">
+    <w:lvl w:ilvl="8" w:tplc="3DA2EAEC">
       <w:numFmt w:val="decimal"/>
       <w:lvlText w:val=""/>
       <w:lvlJc w:val="left"/>
     </w:lvl>
   </w:abstractNum>
-  <w:abstractNum w:abstractNumId="25" w15:restartNumberingAfterBreak="0">
-    <w:nsid w:val="6E6C05EF"/>
+  <w:abstractNum w:abstractNumId="27" w15:restartNumberingAfterBreak="0">
+    <w:nsid w:val="799A51F7"/>
     <w:multiLevelType w:val="hybridMultilevel"/>
-    <w:tmpl w:val="B30A18FE"/>
-    <w:lvl w:ilvl="0" w:tplc="16728FE8">
+    <w:tmpl w:val="8C30B4D2"/>
+    <w:lvl w:ilvl="0" w:tplc="57EC8E14">
       <w:start w:val="1"/>
       <w:numFmt w:val="decimal"/>
       <w:lvlText w:val="%1."/>
@@ -24740,356 +25200,211 @@
         <w:color w:val="A67C27"/>
       </w:rPr>
     </w:lvl>
-    <w:lvl w:ilvl="1" w:tplc="5F84B6F2">
+    <w:lvl w:ilvl="1" w:tplc="33DA90D6">
       <w:numFmt w:val="decimal"/>
       <w:lvlText w:val=""/>
       <w:lvlJc w:val="left"/>
     </w:lvl>
-    <w:lvl w:ilvl="2" w:tplc="FE6CF976">
+    <w:lvl w:ilvl="2" w:tplc="F6EC844E">
       <w:numFmt w:val="decimal"/>
       <w:lvlText w:val=""/>
       <w:lvlJc w:val="left"/>
     </w:lvl>
-    <w:lvl w:ilvl="3" w:tplc="BA886BAA">
+    <w:lvl w:ilvl="3" w:tplc="10840C48">
       <w:numFmt w:val="decimal"/>
       <w:lvlText w:val=""/>
       <w:lvlJc w:val="left"/>
     </w:lvl>
-    <w:lvl w:ilvl="4" w:tplc="F454EB80">
+    <w:lvl w:ilvl="4" w:tplc="78E8BBDA">
       <w:numFmt w:val="decimal"/>
       <w:lvlText w:val=""/>
       <w:lvlJc w:val="left"/>
     </w:lvl>
-    <w:lvl w:ilvl="5" w:tplc="233653E4">
+    <w:lvl w:ilvl="5" w:tplc="531A8C5C">
       <w:numFmt w:val="decimal"/>
       <w:lvlText w:val=""/>
       <w:lvlJc w:val="left"/>
     </w:lvl>
-    <w:lvl w:ilvl="6" w:tplc="A2E262CE">
+    <w:lvl w:ilvl="6" w:tplc="0A88846C">
       <w:numFmt w:val="decimal"/>
       <w:lvlText w:val=""/>
       <w:lvlJc w:val="left"/>
     </w:lvl>
-    <w:lvl w:ilvl="7" w:tplc="E32CB4E8">
+    <w:lvl w:ilvl="7" w:tplc="C1F43578">
       <w:numFmt w:val="decimal"/>
       <w:lvlText w:val=""/>
       <w:lvlJc w:val="left"/>
     </w:lvl>
-    <w:lvl w:ilvl="8" w:tplc="BBCAE486">
+    <w:lvl w:ilvl="8" w:tplc="96D4DBEC">
       <w:numFmt w:val="decimal"/>
       <w:lvlText w:val=""/>
       <w:lvlJc w:val="left"/>
     </w:lvl>
   </w:abstractNum>
-  <w:abstractNum w:abstractNumId="26" w15:restartNumberingAfterBreak="0">
-    <w:nsid w:val="754F3193"/>
-    <w:multiLevelType w:val="hybridMultilevel"/>
-    <w:tmpl w:val="FCC0D542"/>
-    <w:lvl w:ilvl="0" w:tplc="E04A23DA">
-      <w:start w:val="1"/>
-      <w:numFmt w:val="decimal"/>
-      <w:lvlText w:val="%1."/>
-      <w:lvlJc w:val="left"/>
-      <w:pPr>
-        <w:ind w:left="460" w:hanging="360"/>
-      </w:pPr>
-      <w:rPr>
-        <w:b/>
-        <w:bCs/>
-        <w:color w:val="A67C27"/>
-      </w:rPr>
-    </w:lvl>
-    <w:lvl w:ilvl="1" w:tplc="A54CF832">
-      <w:numFmt w:val="decimal"/>
-      <w:lvlText w:val=""/>
-      <w:lvlJc w:val="left"/>
-    </w:lvl>
-    <w:lvl w:ilvl="2" w:tplc="202C816A">
-      <w:numFmt w:val="decimal"/>
-      <w:lvlText w:val=""/>
-      <w:lvlJc w:val="left"/>
-    </w:lvl>
-    <w:lvl w:ilvl="3" w:tplc="2E468E06">
-      <w:numFmt w:val="decimal"/>
-      <w:lvlText w:val=""/>
-      <w:lvlJc w:val="left"/>
-    </w:lvl>
-    <w:lvl w:ilvl="4" w:tplc="00C0335A">
-      <w:numFmt w:val="decimal"/>
-      <w:lvlText w:val=""/>
-      <w:lvlJc w:val="left"/>
-    </w:lvl>
-    <w:lvl w:ilvl="5" w:tplc="8D988392">
-      <w:numFmt w:val="decimal"/>
-      <w:lvlText w:val=""/>
-      <w:lvlJc w:val="left"/>
-    </w:lvl>
-    <w:lvl w:ilvl="6" w:tplc="105E45E4">
-      <w:numFmt w:val="decimal"/>
-      <w:lvlText w:val=""/>
-      <w:lvlJc w:val="left"/>
-    </w:lvl>
-    <w:lvl w:ilvl="7" w:tplc="AA761338">
-      <w:numFmt w:val="decimal"/>
-      <w:lvlText w:val=""/>
-      <w:lvlJc w:val="left"/>
-    </w:lvl>
-    <w:lvl w:ilvl="8" w:tplc="B16E7374">
-      <w:numFmt w:val="decimal"/>
-      <w:lvlText w:val=""/>
-      <w:lvlJc w:val="left"/>
-    </w:lvl>
-  </w:abstractNum>
-  <w:abstractNum w:abstractNumId="27" w15:restartNumberingAfterBreak="0">
-    <w:nsid w:val="776C3254"/>
-    <w:multiLevelType w:val="hybridMultilevel"/>
-    <w:tmpl w:val="04D4B52E"/>
-    <w:lvl w:ilvl="0" w:tplc="298C5082">
-      <w:start w:val="1"/>
-      <w:numFmt w:val="bullet"/>
-      <w:lvlText w:val="●"/>
-      <w:lvlJc w:val="left"/>
-      <w:pPr>
-        <w:ind w:left="720" w:hanging="360"/>
-      </w:pPr>
-    </w:lvl>
-    <w:lvl w:ilvl="1" w:tplc="E65267C8">
-      <w:start w:val="1"/>
-      <w:numFmt w:val="bullet"/>
-      <w:lvlText w:val="○"/>
-      <w:lvlJc w:val="left"/>
-      <w:pPr>
-        <w:ind w:left="1440" w:hanging="360"/>
-      </w:pPr>
-    </w:lvl>
-    <w:lvl w:ilvl="2" w:tplc="C9ECE3D2">
-      <w:start w:val="1"/>
-      <w:numFmt w:val="bullet"/>
-      <w:lvlText w:val="■"/>
-      <w:lvlJc w:val="left"/>
-      <w:pPr>
-        <w:ind w:left="2160" w:hanging="360"/>
-      </w:pPr>
-    </w:lvl>
-    <w:lvl w:ilvl="3" w:tplc="91EED5E8">
-      <w:start w:val="1"/>
-      <w:numFmt w:val="bullet"/>
-      <w:lvlText w:val="●"/>
-      <w:lvlJc w:val="left"/>
-      <w:pPr>
-        <w:ind w:left="2880" w:hanging="360"/>
-      </w:pPr>
-    </w:lvl>
-    <w:lvl w:ilvl="4" w:tplc="E04EB24C">
-      <w:start w:val="1"/>
-      <w:numFmt w:val="bullet"/>
-      <w:lvlText w:val="○"/>
-      <w:lvlJc w:val="left"/>
-      <w:pPr>
-        <w:ind w:left="3600" w:hanging="360"/>
-      </w:pPr>
-    </w:lvl>
-    <w:lvl w:ilvl="5" w:tplc="A1E44992">
-      <w:start w:val="1"/>
-      <w:numFmt w:val="bullet"/>
-      <w:lvlText w:val="■"/>
-      <w:lvlJc w:val="left"/>
-      <w:pPr>
-        <w:ind w:left="4320" w:hanging="360"/>
-      </w:pPr>
-    </w:lvl>
-    <w:lvl w:ilvl="6" w:tplc="DAE07162">
-      <w:start w:val="1"/>
-      <w:numFmt w:val="bullet"/>
-      <w:lvlText w:val="●"/>
-      <w:lvlJc w:val="left"/>
-      <w:pPr>
-        <w:ind w:left="5040" w:hanging="360"/>
-      </w:pPr>
-    </w:lvl>
-    <w:lvl w:ilvl="7" w:tplc="5FE06D72">
-      <w:start w:val="1"/>
-      <w:numFmt w:val="bullet"/>
-      <w:lvlText w:val="●"/>
-      <w:lvlJc w:val="left"/>
-      <w:pPr>
-        <w:ind w:left="5760" w:hanging="360"/>
-      </w:pPr>
-    </w:lvl>
-    <w:lvl w:ilvl="8" w:tplc="1F682A5A">
-      <w:start w:val="1"/>
-      <w:numFmt w:val="bullet"/>
-      <w:lvlText w:val="●"/>
-      <w:lvlJc w:val="left"/>
-      <w:pPr>
-        <w:ind w:left="6480" w:hanging="360"/>
-      </w:pPr>
-    </w:lvl>
-  </w:abstractNum>
-  <w:num w:numId="1" w16cid:durableId="237911262">
+  <w:num w:numId="1" w16cid:durableId="1483885712">
+    <w:abstractNumId w:val="23"/>
+    <w:lvlOverride w:ilvl="0">
+      <w:startOverride w:val="1"/>
+    </w:lvlOverride>
+  </w:num>
+  <w:num w:numId="2" w16cid:durableId="947850785">
+    <w:abstractNumId w:val="17"/>
+    <w:lvlOverride w:ilvl="0">
+      <w:startOverride w:val="1"/>
+    </w:lvlOverride>
+  </w:num>
+  <w:num w:numId="3" w16cid:durableId="766459409">
+    <w:abstractNumId w:val="19"/>
+    <w:lvlOverride w:ilvl="0">
+      <w:startOverride w:val="1"/>
+    </w:lvlOverride>
+  </w:num>
+  <w:num w:numId="4" w16cid:durableId="453912259">
+    <w:abstractNumId w:val="12"/>
+    <w:lvlOverride w:ilvl="0">
+      <w:startOverride w:val="1"/>
+    </w:lvlOverride>
+  </w:num>
+  <w:num w:numId="5" w16cid:durableId="112212479">
+    <w:abstractNumId w:val="10"/>
+    <w:lvlOverride w:ilvl="0">
+      <w:startOverride w:val="1"/>
+    </w:lvlOverride>
+  </w:num>
+  <w:num w:numId="6" w16cid:durableId="673996320">
+    <w:abstractNumId w:val="26"/>
+    <w:lvlOverride w:ilvl="0">
+      <w:startOverride w:val="1"/>
+    </w:lvlOverride>
+  </w:num>
+  <w:num w:numId="7" w16cid:durableId="380137829">
+    <w:abstractNumId w:val="22"/>
+    <w:lvlOverride w:ilvl="0">
+      <w:startOverride w:val="1"/>
+    </w:lvlOverride>
+  </w:num>
+  <w:num w:numId="8" w16cid:durableId="1114402116">
+    <w:abstractNumId w:val="7"/>
+    <w:lvlOverride w:ilvl="0">
+      <w:startOverride w:val="1"/>
+    </w:lvlOverride>
+  </w:num>
+  <w:num w:numId="9" w16cid:durableId="53310666">
+    <w:abstractNumId w:val="20"/>
+    <w:lvlOverride w:ilvl="0">
+      <w:startOverride w:val="1"/>
+    </w:lvlOverride>
+  </w:num>
+  <w:num w:numId="10" w16cid:durableId="1123184320">
+    <w:abstractNumId w:val="21"/>
+    <w:lvlOverride w:ilvl="0">
+      <w:startOverride w:val="1"/>
+    </w:lvlOverride>
+  </w:num>
+  <w:num w:numId="11" w16cid:durableId="332149814">
+    <w:abstractNumId w:val="5"/>
+    <w:lvlOverride w:ilvl="0">
+      <w:startOverride w:val="1"/>
+    </w:lvlOverride>
+  </w:num>
+  <w:num w:numId="12" w16cid:durableId="1678772389">
+    <w:abstractNumId w:val="11"/>
+    <w:lvlOverride w:ilvl="0">
+      <w:startOverride w:val="1"/>
+    </w:lvlOverride>
+  </w:num>
+  <w:num w:numId="13" w16cid:durableId="385029159">
+    <w:abstractNumId w:val="6"/>
+    <w:lvlOverride w:ilvl="0">
+      <w:startOverride w:val="1"/>
+    </w:lvlOverride>
+  </w:num>
+  <w:num w:numId="14" w16cid:durableId="1297948612">
     <w:abstractNumId w:val="27"/>
     <w:lvlOverride w:ilvl="0">
       <w:startOverride w:val="1"/>
     </w:lvlOverride>
   </w:num>
-  <w:num w:numId="2" w16cid:durableId="991638196">
+  <w:num w:numId="15" w16cid:durableId="1805266614">
+    <w:abstractNumId w:val="8"/>
+    <w:lvlOverride w:ilvl="0">
+      <w:startOverride w:val="1"/>
+    </w:lvlOverride>
+  </w:num>
+  <w:num w:numId="16" w16cid:durableId="683556350">
+    <w:abstractNumId w:val="16"/>
+    <w:lvlOverride w:ilvl="0">
+      <w:startOverride w:val="1"/>
+    </w:lvlOverride>
+  </w:num>
+  <w:num w:numId="17" w16cid:durableId="1042250982">
+    <w:abstractNumId w:val="14"/>
+    <w:lvlOverride w:ilvl="0">
+      <w:startOverride w:val="1"/>
+    </w:lvlOverride>
+  </w:num>
+  <w:num w:numId="18" w16cid:durableId="979454002">
+    <w:abstractNumId w:val="18"/>
+    <w:lvlOverride w:ilvl="0">
+      <w:startOverride w:val="1"/>
+    </w:lvlOverride>
+  </w:num>
+  <w:num w:numId="19" w16cid:durableId="42949588">
+    <w:abstractNumId w:val="4"/>
+    <w:lvlOverride w:ilvl="0">
+      <w:startOverride w:val="1"/>
+    </w:lvlOverride>
+  </w:num>
+  <w:num w:numId="20" w16cid:durableId="850679882">
+    <w:abstractNumId w:val="15"/>
+    <w:lvlOverride w:ilvl="0">
+      <w:startOverride w:val="1"/>
+    </w:lvlOverride>
+  </w:num>
+  <w:num w:numId="21" w16cid:durableId="1418206244">
+    <w:abstractNumId w:val="3"/>
+    <w:lvlOverride w:ilvl="0">
+      <w:startOverride w:val="1"/>
+    </w:lvlOverride>
+  </w:num>
+  <w:num w:numId="22" w16cid:durableId="2044288858">
+    <w:abstractNumId w:val="9"/>
+    <w:lvlOverride w:ilvl="0">
+      <w:startOverride w:val="1"/>
+    </w:lvlOverride>
+  </w:num>
+  <w:num w:numId="23" w16cid:durableId="431097363">
+    <w:abstractNumId w:val="24"/>
+    <w:lvlOverride w:ilvl="0">
+      <w:startOverride w:val="1"/>
+    </w:lvlOverride>
+  </w:num>
+  <w:num w:numId="24" w16cid:durableId="929891532">
     <w:abstractNumId w:val="13"/>
     <w:lvlOverride w:ilvl="0">
       <w:startOverride w:val="1"/>
     </w:lvlOverride>
   </w:num>
-  <w:num w:numId="3" w16cid:durableId="219172679">
-    <w:abstractNumId w:val="15"/>
+  <w:num w:numId="25" w16cid:durableId="2064022301">
+    <w:abstractNumId w:val="2"/>
     <w:lvlOverride w:ilvl="0">
       <w:startOverride w:val="1"/>
     </w:lvlOverride>
   </w:num>
-  <w:num w:numId="4" w16cid:durableId="1085958118">
-    <w:abstractNumId w:val="11"/>
+  <w:num w:numId="26" w16cid:durableId="582182735">
+    <w:abstractNumId w:val="1"/>
     <w:lvlOverride w:ilvl="0">
       <w:startOverride w:val="1"/>
     </w:lvlOverride>
   </w:num>
-  <w:num w:numId="5" w16cid:durableId="782191974">
-    <w:abstractNumId w:val="10"/>
-    <w:lvlOverride w:ilvl="0">
-      <w:startOverride w:val="1"/>
-    </w:lvlOverride>
-  </w:num>
-  <w:num w:numId="6" w16cid:durableId="1869105738">
-    <w:abstractNumId w:val="12"/>
-    <w:lvlOverride w:ilvl="0">
-      <w:startOverride w:val="1"/>
-    </w:lvlOverride>
-  </w:num>
-  <w:num w:numId="7" w16cid:durableId="1153452090">
-    <w:abstractNumId w:val="14"/>
-    <w:lvlOverride w:ilvl="0">
-      <w:startOverride w:val="1"/>
-    </w:lvlOverride>
-  </w:num>
-  <w:num w:numId="8" w16cid:durableId="775294966">
+  <w:num w:numId="27" w16cid:durableId="550266716">
     <w:abstractNumId w:val="25"/>
     <w:lvlOverride w:ilvl="0">
       <w:startOverride w:val="1"/>
     </w:lvlOverride>
   </w:num>
-  <w:num w:numId="9" w16cid:durableId="1831211266">
-    <w:abstractNumId w:val="9"/>
-    <w:lvlOverride w:ilvl="0">
-      <w:startOverride w:val="1"/>
-    </w:lvlOverride>
-  </w:num>
-  <w:num w:numId="10" w16cid:durableId="877620293">
-    <w:abstractNumId w:val="1"/>
-    <w:lvlOverride w:ilvl="0">
-      <w:startOverride w:val="1"/>
-    </w:lvlOverride>
-  </w:num>
-  <w:num w:numId="11" w16cid:durableId="316157410">
-    <w:abstractNumId w:val="22"/>
-    <w:lvlOverride w:ilvl="0">
-      <w:startOverride w:val="1"/>
-    </w:lvlOverride>
-  </w:num>
-  <w:num w:numId="12" w16cid:durableId="1904558943">
-    <w:abstractNumId w:val="4"/>
-    <w:lvlOverride w:ilvl="0">
-      <w:startOverride w:val="1"/>
-    </w:lvlOverride>
-  </w:num>
-  <w:num w:numId="13" w16cid:durableId="221405868">
-    <w:abstractNumId w:val="6"/>
-    <w:lvlOverride w:ilvl="0">
-      <w:startOverride w:val="1"/>
-    </w:lvlOverride>
-  </w:num>
-  <w:num w:numId="14" w16cid:durableId="1760980336">
-    <w:abstractNumId w:val="16"/>
-    <w:lvlOverride w:ilvl="0">
-      <w:startOverride w:val="1"/>
-    </w:lvlOverride>
-  </w:num>
-  <w:num w:numId="15" w16cid:durableId="557277466">
-    <w:abstractNumId w:val="3"/>
-    <w:lvlOverride w:ilvl="0">
-      <w:startOverride w:val="1"/>
-    </w:lvlOverride>
-  </w:num>
-  <w:num w:numId="16" w16cid:durableId="2031300198">
-    <w:abstractNumId w:val="7"/>
-    <w:lvlOverride w:ilvl="0">
-      <w:startOverride w:val="1"/>
-    </w:lvlOverride>
-  </w:num>
-  <w:num w:numId="17" w16cid:durableId="1478037671">
-    <w:abstractNumId w:val="26"/>
-    <w:lvlOverride w:ilvl="0">
-      <w:startOverride w:val="1"/>
-    </w:lvlOverride>
-  </w:num>
-  <w:num w:numId="18" w16cid:durableId="975835494">
-    <w:abstractNumId w:val="5"/>
-    <w:lvlOverride w:ilvl="0">
-      <w:startOverride w:val="1"/>
-    </w:lvlOverride>
-  </w:num>
-  <w:num w:numId="19" w16cid:durableId="88284616">
-    <w:abstractNumId w:val="24"/>
-    <w:lvlOverride w:ilvl="0">
-      <w:startOverride w:val="1"/>
-    </w:lvlOverride>
-  </w:num>
-  <w:num w:numId="20" w16cid:durableId="2054386000">
-    <w:abstractNumId w:val="17"/>
-    <w:lvlOverride w:ilvl="0">
-      <w:startOverride w:val="1"/>
-    </w:lvlOverride>
-  </w:num>
-  <w:num w:numId="21" w16cid:durableId="1285040934">
-    <w:abstractNumId w:val="2"/>
-    <w:lvlOverride w:ilvl="0">
-      <w:startOverride w:val="1"/>
-    </w:lvlOverride>
-  </w:num>
-  <w:num w:numId="22" w16cid:durableId="1975216873">
-    <w:abstractNumId w:val="18"/>
-    <w:lvlOverride w:ilvl="0">
-      <w:startOverride w:val="1"/>
-    </w:lvlOverride>
-  </w:num>
-  <w:num w:numId="23" w16cid:durableId="53554800">
-    <w:abstractNumId w:val="23"/>
-    <w:lvlOverride w:ilvl="0">
-      <w:startOverride w:val="1"/>
-    </w:lvlOverride>
-  </w:num>
-  <w:num w:numId="24" w16cid:durableId="1942300767">
-    <w:abstractNumId w:val="19"/>
-    <w:lvlOverride w:ilvl="0">
-      <w:startOverride w:val="1"/>
-    </w:lvlOverride>
-  </w:num>
-  <w:num w:numId="25" w16cid:durableId="51389487">
-    <w:abstractNumId w:val="20"/>
-    <w:lvlOverride w:ilvl="0">
-      <w:startOverride w:val="1"/>
-    </w:lvlOverride>
-  </w:num>
-  <w:num w:numId="26" w16cid:durableId="453064640">
+  <w:num w:numId="28" w16cid:durableId="1835993022">
     <w:abstractNumId w:val="0"/>
-    <w:lvlOverride w:ilvl="0">
-      <w:startOverride w:val="1"/>
-    </w:lvlOverride>
-  </w:num>
-  <w:num w:numId="27" w16cid:durableId="1253931248">
-    <w:abstractNumId w:val="21"/>
-    <w:lvlOverride w:ilvl="0">
-      <w:startOverride w:val="1"/>
-    </w:lvlOverride>
-  </w:num>
-  <w:num w:numId="28" w16cid:durableId="1812097186">
-    <w:abstractNumId w:val="8"/>
     <w:lvlOverride w:ilvl="0">
       <w:startOverride w:val="1"/>
     </w:lvlOverride>
@@ -25714,7 +26029,7 @@
     <w:autoRedefine/>
     <w:uiPriority w:val="39"/>
     <w:unhideWhenUsed/>
-    <w:rsid w:val="00997CB5"/>
+    <w:rsid w:val="002742C1"/>
     <w:pPr>
       <w:spacing w:after="100"/>
     </w:pPr>
@@ -25726,7 +26041,7 @@
     <w:autoRedefine/>
     <w:uiPriority w:val="39"/>
     <w:unhideWhenUsed/>
-    <w:rsid w:val="00997CB5"/>
+    <w:rsid w:val="002742C1"/>
     <w:pPr>
       <w:spacing w:after="100"/>
       <w:ind w:left="210"/>

--- a/docs/manuals/RA_Training_Manual.docx
+++ b/docs/manuals/RA_Training_Manual.docx
@@ -69,7 +69,7 @@
           <w:left w:w="10" w:type="dxa"/>
           <w:right w:w="10" w:type="dxa"/>
         </w:tblCellMar>
-        <w:tblLook w:val="04A0" w:firstRow="1" w:lastRow="0" w:firstColumn="1" w:lastColumn="0" w:noHBand="0" w:noVBand="1"/>
+        <w:tblLook w:val="0000" w:firstRow="0" w:lastRow="0" w:firstColumn="0" w:lastColumn="0" w:noHBand="0" w:noVBand="0"/>
       </w:tblPr>
       <w:tblGrid>
         <w:gridCol w:w="2300"/>
@@ -538,7 +538,7 @@
     <w:sdt>
       <w:sdtPr>
         <w:alias w:val="Contents"/>
-        <w:id w:val="-878313164"/>
+        <w:id w:val="690024636"/>
       </w:sdtPr>
       <w:sdtEndPr/>
       <w:sdtContent>
@@ -567,7 +567,7 @@
           <w:r>
             <w:fldChar w:fldCharType="separate"/>
           </w:r>
-          <w:hyperlink w:anchor="_Toc240919909" w:history="1">
+          <w:hyperlink w:anchor="_Toc240923056" w:history="1">
             <w:r>
               <w:rPr>
                 <w:rStyle w:val="Hyperlink"/>
@@ -591,7 +591,7 @@
               <w:rPr>
                 <w:noProof/>
               </w:rPr>
-              <w:instrText xml:space="preserve"> PAGEREF _Toc240919909 \h </w:instrText>
+              <w:instrText xml:space="preserve"> PAGEREF _Toc240923056 \h </w:instrText>
             </w:r>
             <w:r>
               <w:rPr>
@@ -634,7 +634,7 @@
               <w14:ligatures w14:val="standardContextual"/>
             </w:rPr>
           </w:pPr>
-          <w:hyperlink w:anchor="_Toc240919910" w:history="1">
+          <w:hyperlink w:anchor="_Toc240923057" w:history="1">
             <w:r>
               <w:rPr>
                 <w:rStyle w:val="Hyperlink"/>
@@ -658,7 +658,7 @@
               <w:rPr>
                 <w:noProof/>
               </w:rPr>
-              <w:instrText xml:space="preserve"> PAGEREF _Toc240919910 \h </w:instrText>
+              <w:instrText xml:space="preserve"> PAGEREF _Toc240923057 \h </w:instrText>
             </w:r>
             <w:r>
               <w:rPr>
@@ -701,7 +701,7 @@
               <w14:ligatures w14:val="standardContextual"/>
             </w:rPr>
           </w:pPr>
-          <w:hyperlink w:anchor="_Toc240919911" w:history="1">
+          <w:hyperlink w:anchor="_Toc240923058" w:history="1">
             <w:r>
               <w:rPr>
                 <w:rStyle w:val="Hyperlink"/>
@@ -725,7 +725,7 @@
               <w:rPr>
                 <w:noProof/>
               </w:rPr>
-              <w:instrText xml:space="preserve"> PAGEREF _Toc240919911 \h </w:instrText>
+              <w:instrText xml:space="preserve"> PAGEREF _Toc240923058 \h </w:instrText>
             </w:r>
             <w:r>
               <w:rPr>
@@ -768,7 +768,7 @@
               <w14:ligatures w14:val="standardContextual"/>
             </w:rPr>
           </w:pPr>
-          <w:hyperlink w:anchor="_Toc240919912" w:history="1">
+          <w:hyperlink w:anchor="_Toc240923059" w:history="1">
             <w:r>
               <w:rPr>
                 <w:rStyle w:val="Hyperlink"/>
@@ -792,7 +792,7 @@
               <w:rPr>
                 <w:noProof/>
               </w:rPr>
-              <w:instrText xml:space="preserve"> PAGEREF _Toc240919912 \h </w:instrText>
+              <w:instrText xml:space="preserve"> PAGEREF _Toc240923059 \h </w:instrText>
             </w:r>
             <w:r>
               <w:rPr>
@@ -835,7 +835,7 @@
               <w14:ligatures w14:val="standardContextual"/>
             </w:rPr>
           </w:pPr>
-          <w:hyperlink w:anchor="_Toc240919913" w:history="1">
+          <w:hyperlink w:anchor="_Toc240923060" w:history="1">
             <w:r>
               <w:rPr>
                 <w:rStyle w:val="Hyperlink"/>
@@ -859,7 +859,7 @@
               <w:rPr>
                 <w:noProof/>
               </w:rPr>
-              <w:instrText xml:space="preserve"> PAGEREF _Toc240919913 \h </w:instrText>
+              <w:instrText xml:space="preserve"> PAGEREF _Toc240923060 \h </w:instrText>
             </w:r>
             <w:r>
               <w:rPr>
@@ -902,7 +902,7 @@
               <w14:ligatures w14:val="standardContextual"/>
             </w:rPr>
           </w:pPr>
-          <w:hyperlink w:anchor="_Toc240919914" w:history="1">
+          <w:hyperlink w:anchor="_Toc240923061" w:history="1">
             <w:r>
               <w:rPr>
                 <w:rStyle w:val="Hyperlink"/>
@@ -926,7 +926,7 @@
               <w:rPr>
                 <w:noProof/>
               </w:rPr>
-              <w:instrText xml:space="preserve"> PAGEREF _Toc240919914 \h </w:instrText>
+              <w:instrText xml:space="preserve"> PAGEREF _Toc240923061 \h </w:instrText>
             </w:r>
             <w:r>
               <w:rPr>
@@ -969,7 +969,7 @@
               <w14:ligatures w14:val="standardContextual"/>
             </w:rPr>
           </w:pPr>
-          <w:hyperlink w:anchor="_Toc240919915" w:history="1">
+          <w:hyperlink w:anchor="_Toc240923062" w:history="1">
             <w:r>
               <w:rPr>
                 <w:rStyle w:val="Hyperlink"/>
@@ -993,7 +993,7 @@
               <w:rPr>
                 <w:noProof/>
               </w:rPr>
-              <w:instrText xml:space="preserve"> PAGEREF _Toc240919915 \h </w:instrText>
+              <w:instrText xml:space="preserve"> PAGEREF _Toc240923062 \h </w:instrText>
             </w:r>
             <w:r>
               <w:rPr>
@@ -1036,7 +1036,7 @@
               <w14:ligatures w14:val="standardContextual"/>
             </w:rPr>
           </w:pPr>
-          <w:hyperlink w:anchor="_Toc240919916" w:history="1">
+          <w:hyperlink w:anchor="_Toc240923063" w:history="1">
             <w:r>
               <w:rPr>
                 <w:rStyle w:val="Hyperlink"/>
@@ -1060,7 +1060,7 @@
               <w:rPr>
                 <w:noProof/>
               </w:rPr>
-              <w:instrText xml:space="preserve"> PAGEREF _Toc240919916 \h </w:instrText>
+              <w:instrText xml:space="preserve"> PAGEREF _Toc240923063 \h </w:instrText>
             </w:r>
             <w:r>
               <w:rPr>
@@ -1103,7 +1103,7 @@
               <w14:ligatures w14:val="standardContextual"/>
             </w:rPr>
           </w:pPr>
-          <w:hyperlink w:anchor="_Toc240919917" w:history="1">
+          <w:hyperlink w:anchor="_Toc240923064" w:history="1">
             <w:r>
               <w:rPr>
                 <w:rStyle w:val="Hyperlink"/>
@@ -1127,7 +1127,7 @@
               <w:rPr>
                 <w:noProof/>
               </w:rPr>
-              <w:instrText xml:space="preserve"> PAGEREF _Toc240919917 \h </w:instrText>
+              <w:instrText xml:space="preserve"> PAGEREF _Toc240923064 \h </w:instrText>
             </w:r>
             <w:r>
               <w:rPr>
@@ -1170,7 +1170,7 @@
               <w14:ligatures w14:val="standardContextual"/>
             </w:rPr>
           </w:pPr>
-          <w:hyperlink w:anchor="_Toc240919918" w:history="1">
+          <w:hyperlink w:anchor="_Toc240923065" w:history="1">
             <w:r>
               <w:rPr>
                 <w:rStyle w:val="Hyperlink"/>
@@ -1194,7 +1194,7 @@
               <w:rPr>
                 <w:noProof/>
               </w:rPr>
-              <w:instrText xml:space="preserve"> PAGEREF _Toc240919918 \h </w:instrText>
+              <w:instrText xml:space="preserve"> PAGEREF _Toc240923065 \h </w:instrText>
             </w:r>
             <w:r>
               <w:rPr>
@@ -1237,7 +1237,7 @@
               <w14:ligatures w14:val="standardContextual"/>
             </w:rPr>
           </w:pPr>
-          <w:hyperlink w:anchor="_Toc240919919" w:history="1">
+          <w:hyperlink w:anchor="_Toc240923066" w:history="1">
             <w:r>
               <w:rPr>
                 <w:rStyle w:val="Hyperlink"/>
@@ -1261,7 +1261,7 @@
               <w:rPr>
                 <w:noProof/>
               </w:rPr>
-              <w:instrText xml:space="preserve"> PAGEREF _Toc240919919 \h </w:instrText>
+              <w:instrText xml:space="preserve"> PAGEREF _Toc240923066 \h </w:instrText>
             </w:r>
             <w:r>
               <w:rPr>
@@ -1304,7 +1304,7 @@
               <w14:ligatures w14:val="standardContextual"/>
             </w:rPr>
           </w:pPr>
-          <w:hyperlink w:anchor="_Toc240919920" w:history="1">
+          <w:hyperlink w:anchor="_Toc240923067" w:history="1">
             <w:r>
               <w:rPr>
                 <w:rStyle w:val="Hyperlink"/>
@@ -1328,7 +1328,7 @@
               <w:rPr>
                 <w:noProof/>
               </w:rPr>
-              <w:instrText xml:space="preserve"> PAGEREF _Toc240919920 \h </w:instrText>
+              <w:instrText xml:space="preserve"> PAGEREF _Toc240923067 \h </w:instrText>
             </w:r>
             <w:r>
               <w:rPr>
@@ -1371,7 +1371,7 @@
               <w14:ligatures w14:val="standardContextual"/>
             </w:rPr>
           </w:pPr>
-          <w:hyperlink w:anchor="_Toc240919921" w:history="1">
+          <w:hyperlink w:anchor="_Toc240923068" w:history="1">
             <w:r>
               <w:rPr>
                 <w:rStyle w:val="Hyperlink"/>
@@ -1395,7 +1395,7 @@
               <w:rPr>
                 <w:noProof/>
               </w:rPr>
-              <w:instrText xml:space="preserve"> PAGEREF _Toc240919921 \h </w:instrText>
+              <w:instrText xml:space="preserve"> PAGEREF _Toc240923068 \h </w:instrText>
             </w:r>
             <w:r>
               <w:rPr>
@@ -1438,7 +1438,7 @@
               <w14:ligatures w14:val="standardContextual"/>
             </w:rPr>
           </w:pPr>
-          <w:hyperlink w:anchor="_Toc240919922" w:history="1">
+          <w:hyperlink w:anchor="_Toc240923069" w:history="1">
             <w:r>
               <w:rPr>
                 <w:rStyle w:val="Hyperlink"/>
@@ -1462,7 +1462,7 @@
               <w:rPr>
                 <w:noProof/>
               </w:rPr>
-              <w:instrText xml:space="preserve"> PAGEREF _Toc240919922 \h </w:instrText>
+              <w:instrText xml:space="preserve"> PAGEREF _Toc240923069 \h </w:instrText>
             </w:r>
             <w:r>
               <w:rPr>
@@ -1505,7 +1505,7 @@
               <w14:ligatures w14:val="standardContextual"/>
             </w:rPr>
           </w:pPr>
-          <w:hyperlink w:anchor="_Toc240919923" w:history="1">
+          <w:hyperlink w:anchor="_Toc240923070" w:history="1">
             <w:r>
               <w:rPr>
                 <w:rStyle w:val="Hyperlink"/>
@@ -1529,7 +1529,7 @@
               <w:rPr>
                 <w:noProof/>
               </w:rPr>
-              <w:instrText xml:space="preserve"> PAGEREF _Toc240919923 \h </w:instrText>
+              <w:instrText xml:space="preserve"> PAGEREF _Toc240923070 \h </w:instrText>
             </w:r>
             <w:r>
               <w:rPr>
@@ -1572,7 +1572,7 @@
               <w14:ligatures w14:val="standardContextual"/>
             </w:rPr>
           </w:pPr>
-          <w:hyperlink w:anchor="_Toc240919924" w:history="1">
+          <w:hyperlink w:anchor="_Toc240923071" w:history="1">
             <w:r>
               <w:rPr>
                 <w:rStyle w:val="Hyperlink"/>
@@ -1596,7 +1596,7 @@
               <w:rPr>
                 <w:noProof/>
               </w:rPr>
-              <w:instrText xml:space="preserve"> PAGEREF _Toc240919924 \h </w:instrText>
+              <w:instrText xml:space="preserve"> PAGEREF _Toc240923071 \h </w:instrText>
             </w:r>
             <w:r>
               <w:rPr>
@@ -1639,7 +1639,7 @@
               <w14:ligatures w14:val="standardContextual"/>
             </w:rPr>
           </w:pPr>
-          <w:hyperlink w:anchor="_Toc240919925" w:history="1">
+          <w:hyperlink w:anchor="_Toc240923072" w:history="1">
             <w:r>
               <w:rPr>
                 <w:rStyle w:val="Hyperlink"/>
@@ -1663,7 +1663,7 @@
               <w:rPr>
                 <w:noProof/>
               </w:rPr>
-              <w:instrText xml:space="preserve"> PAGEREF _Toc240919925 \h </w:instrText>
+              <w:instrText xml:space="preserve"> PAGEREF _Toc240923072 \h </w:instrText>
             </w:r>
             <w:r>
               <w:rPr>
@@ -1706,7 +1706,7 @@
               <w14:ligatures w14:val="standardContextual"/>
             </w:rPr>
           </w:pPr>
-          <w:hyperlink w:anchor="_Toc240919926" w:history="1">
+          <w:hyperlink w:anchor="_Toc240923073" w:history="1">
             <w:r>
               <w:rPr>
                 <w:rStyle w:val="Hyperlink"/>
@@ -1730,7 +1730,7 @@
               <w:rPr>
                 <w:noProof/>
               </w:rPr>
-              <w:instrText xml:space="preserve"> PAGEREF _Toc240919926 \h </w:instrText>
+              <w:instrText xml:space="preserve"> PAGEREF _Toc240923073 \h </w:instrText>
             </w:r>
             <w:r>
               <w:rPr>
@@ -1773,7 +1773,7 @@
               <w14:ligatures w14:val="standardContextual"/>
             </w:rPr>
           </w:pPr>
-          <w:hyperlink w:anchor="_Toc240919927" w:history="1">
+          <w:hyperlink w:anchor="_Toc240923074" w:history="1">
             <w:r>
               <w:rPr>
                 <w:rStyle w:val="Hyperlink"/>
@@ -1797,7 +1797,7 @@
               <w:rPr>
                 <w:noProof/>
               </w:rPr>
-              <w:instrText xml:space="preserve"> PAGEREF _Toc240919927 \h </w:instrText>
+              <w:instrText xml:space="preserve"> PAGEREF _Toc240923074 \h </w:instrText>
             </w:r>
             <w:r>
               <w:rPr>
@@ -1840,7 +1840,7 @@
               <w14:ligatures w14:val="standardContextual"/>
             </w:rPr>
           </w:pPr>
-          <w:hyperlink w:anchor="_Toc240919928" w:history="1">
+          <w:hyperlink w:anchor="_Toc240923075" w:history="1">
             <w:r>
               <w:rPr>
                 <w:rStyle w:val="Hyperlink"/>
@@ -1864,7 +1864,7 @@
               <w:rPr>
                 <w:noProof/>
               </w:rPr>
-              <w:instrText xml:space="preserve"> PAGEREF _Toc240919928 \h </w:instrText>
+              <w:instrText xml:space="preserve"> PAGEREF _Toc240923075 \h </w:instrText>
             </w:r>
             <w:r>
               <w:rPr>
@@ -1907,7 +1907,7 @@
               <w14:ligatures w14:val="standardContextual"/>
             </w:rPr>
           </w:pPr>
-          <w:hyperlink w:anchor="_Toc240919929" w:history="1">
+          <w:hyperlink w:anchor="_Toc240923076" w:history="1">
             <w:r>
               <w:rPr>
                 <w:rStyle w:val="Hyperlink"/>
@@ -1931,7 +1931,7 @@
               <w:rPr>
                 <w:noProof/>
               </w:rPr>
-              <w:instrText xml:space="preserve"> PAGEREF _Toc240919929 \h </w:instrText>
+              <w:instrText xml:space="preserve"> PAGEREF _Toc240923076 \h </w:instrText>
             </w:r>
             <w:r>
               <w:rPr>
@@ -1974,7 +1974,7 @@
               <w14:ligatures w14:val="standardContextual"/>
             </w:rPr>
           </w:pPr>
-          <w:hyperlink w:anchor="_Toc240919930" w:history="1">
+          <w:hyperlink w:anchor="_Toc240923077" w:history="1">
             <w:r>
               <w:rPr>
                 <w:rStyle w:val="Hyperlink"/>
@@ -1998,7 +1998,7 @@
               <w:rPr>
                 <w:noProof/>
               </w:rPr>
-              <w:instrText xml:space="preserve"> PAGEREF _Toc240919930 \h </w:instrText>
+              <w:instrText xml:space="preserve"> PAGEREF _Toc240923077 \h </w:instrText>
             </w:r>
             <w:r>
               <w:rPr>
@@ -2041,7 +2041,7 @@
               <w14:ligatures w14:val="standardContextual"/>
             </w:rPr>
           </w:pPr>
-          <w:hyperlink w:anchor="_Toc240919931" w:history="1">
+          <w:hyperlink w:anchor="_Toc240923078" w:history="1">
             <w:r>
               <w:rPr>
                 <w:rStyle w:val="Hyperlink"/>
@@ -2065,7 +2065,7 @@
               <w:rPr>
                 <w:noProof/>
               </w:rPr>
-              <w:instrText xml:space="preserve"> PAGEREF _Toc240919931 \h </w:instrText>
+              <w:instrText xml:space="preserve"> PAGEREF _Toc240923078 \h </w:instrText>
             </w:r>
             <w:r>
               <w:rPr>
@@ -2108,7 +2108,7 @@
               <w14:ligatures w14:val="standardContextual"/>
             </w:rPr>
           </w:pPr>
-          <w:hyperlink w:anchor="_Toc240919932" w:history="1">
+          <w:hyperlink w:anchor="_Toc240923079" w:history="1">
             <w:r>
               <w:rPr>
                 <w:rStyle w:val="Hyperlink"/>
@@ -2132,7 +2132,7 @@
               <w:rPr>
                 <w:noProof/>
               </w:rPr>
-              <w:instrText xml:space="preserve"> PAGEREF _Toc240919932 \h </w:instrText>
+              <w:instrText xml:space="preserve"> PAGEREF _Toc240923079 \h </w:instrText>
             </w:r>
             <w:r>
               <w:rPr>
@@ -2175,7 +2175,7 @@
               <w14:ligatures w14:val="standardContextual"/>
             </w:rPr>
           </w:pPr>
-          <w:hyperlink w:anchor="_Toc240919933" w:history="1">
+          <w:hyperlink w:anchor="_Toc240923080" w:history="1">
             <w:r>
               <w:rPr>
                 <w:rStyle w:val="Hyperlink"/>
@@ -2199,7 +2199,7 @@
               <w:rPr>
                 <w:noProof/>
               </w:rPr>
-              <w:instrText xml:space="preserve"> PAGEREF _Toc240919933 \h </w:instrText>
+              <w:instrText xml:space="preserve"> PAGEREF _Toc240923080 \h </w:instrText>
             </w:r>
             <w:r>
               <w:rPr>
@@ -2242,7 +2242,7 @@
               <w14:ligatures w14:val="standardContextual"/>
             </w:rPr>
           </w:pPr>
-          <w:hyperlink w:anchor="_Toc240919934" w:history="1">
+          <w:hyperlink w:anchor="_Toc240923081" w:history="1">
             <w:r>
               <w:rPr>
                 <w:rStyle w:val="Hyperlink"/>
@@ -2266,7 +2266,7 @@
               <w:rPr>
                 <w:noProof/>
               </w:rPr>
-              <w:instrText xml:space="preserve"> PAGEREF _Toc240919934 \h </w:instrText>
+              <w:instrText xml:space="preserve"> PAGEREF _Toc240923081 \h </w:instrText>
             </w:r>
             <w:r>
               <w:rPr>
@@ -2309,7 +2309,7 @@
               <w14:ligatures w14:val="standardContextual"/>
             </w:rPr>
           </w:pPr>
-          <w:hyperlink w:anchor="_Toc240919935" w:history="1">
+          <w:hyperlink w:anchor="_Toc240923082" w:history="1">
             <w:r>
               <w:rPr>
                 <w:rStyle w:val="Hyperlink"/>
@@ -2333,7 +2333,7 @@
               <w:rPr>
                 <w:noProof/>
               </w:rPr>
-              <w:instrText xml:space="preserve"> PAGEREF _Toc240919935 \h </w:instrText>
+              <w:instrText xml:space="preserve"> PAGEREF _Toc240923082 \h </w:instrText>
             </w:r>
             <w:r>
               <w:rPr>
@@ -2376,7 +2376,7 @@
               <w14:ligatures w14:val="standardContextual"/>
             </w:rPr>
           </w:pPr>
-          <w:hyperlink w:anchor="_Toc240919936" w:history="1">
+          <w:hyperlink w:anchor="_Toc240923083" w:history="1">
             <w:r>
               <w:rPr>
                 <w:rStyle w:val="Hyperlink"/>
@@ -2400,7 +2400,7 @@
               <w:rPr>
                 <w:noProof/>
               </w:rPr>
-              <w:instrText xml:space="preserve"> PAGEREF _Toc240919936 \h </w:instrText>
+              <w:instrText xml:space="preserve"> PAGEREF _Toc240923083 \h </w:instrText>
             </w:r>
             <w:r>
               <w:rPr>
@@ -2443,7 +2443,7 @@
               <w14:ligatures w14:val="standardContextual"/>
             </w:rPr>
           </w:pPr>
-          <w:hyperlink w:anchor="_Toc240919937" w:history="1">
+          <w:hyperlink w:anchor="_Toc240923084" w:history="1">
             <w:r>
               <w:rPr>
                 <w:rStyle w:val="Hyperlink"/>
@@ -2467,7 +2467,7 @@
               <w:rPr>
                 <w:noProof/>
               </w:rPr>
-              <w:instrText xml:space="preserve"> PAGEREF _Toc240919937 \h </w:instrText>
+              <w:instrText xml:space="preserve"> PAGEREF _Toc240923084 \h </w:instrText>
             </w:r>
             <w:r>
               <w:rPr>
@@ -2510,7 +2510,7 @@
               <w14:ligatures w14:val="standardContextual"/>
             </w:rPr>
           </w:pPr>
-          <w:hyperlink w:anchor="_Toc240919938" w:history="1">
+          <w:hyperlink w:anchor="_Toc240923085" w:history="1">
             <w:r>
               <w:rPr>
                 <w:rStyle w:val="Hyperlink"/>
@@ -2534,7 +2534,7 @@
               <w:rPr>
                 <w:noProof/>
               </w:rPr>
-              <w:instrText xml:space="preserve"> PAGEREF _Toc240919938 \h </w:instrText>
+              <w:instrText xml:space="preserve"> PAGEREF _Toc240923085 \h </w:instrText>
             </w:r>
             <w:r>
               <w:rPr>
@@ -2577,7 +2577,7 @@
               <w14:ligatures w14:val="standardContextual"/>
             </w:rPr>
           </w:pPr>
-          <w:hyperlink w:anchor="_Toc240919939" w:history="1">
+          <w:hyperlink w:anchor="_Toc240923086" w:history="1">
             <w:r>
               <w:rPr>
                 <w:rStyle w:val="Hyperlink"/>
@@ -2601,7 +2601,7 @@
               <w:rPr>
                 <w:noProof/>
               </w:rPr>
-              <w:instrText xml:space="preserve"> PAGEREF _Toc240919939 \h </w:instrText>
+              <w:instrText xml:space="preserve"> PAGEREF _Toc240923086 \h </w:instrText>
             </w:r>
             <w:r>
               <w:rPr>
@@ -2644,7 +2644,7 @@
               <w14:ligatures w14:val="standardContextual"/>
             </w:rPr>
           </w:pPr>
-          <w:hyperlink w:anchor="_Toc240919940" w:history="1">
+          <w:hyperlink w:anchor="_Toc240923087" w:history="1">
             <w:r>
               <w:rPr>
                 <w:rStyle w:val="Hyperlink"/>
@@ -2668,7 +2668,7 @@
               <w:rPr>
                 <w:noProof/>
               </w:rPr>
-              <w:instrText xml:space="preserve"> PAGEREF _Toc240919940 \h </w:instrText>
+              <w:instrText xml:space="preserve"> PAGEREF _Toc240923087 \h </w:instrText>
             </w:r>
             <w:r>
               <w:rPr>
@@ -2711,7 +2711,7 @@
               <w14:ligatures w14:val="standardContextual"/>
             </w:rPr>
           </w:pPr>
-          <w:hyperlink w:anchor="_Toc240919941" w:history="1">
+          <w:hyperlink w:anchor="_Toc240923088" w:history="1">
             <w:r>
               <w:rPr>
                 <w:rStyle w:val="Hyperlink"/>
@@ -2735,7 +2735,7 @@
               <w:rPr>
                 <w:noProof/>
               </w:rPr>
-              <w:instrText xml:space="preserve"> PAGEREF _Toc240919941 \h </w:instrText>
+              <w:instrText xml:space="preserve"> PAGEREF _Toc240923088 \h </w:instrText>
             </w:r>
             <w:r>
               <w:rPr>
@@ -2778,7 +2778,7 @@
               <w14:ligatures w14:val="standardContextual"/>
             </w:rPr>
           </w:pPr>
-          <w:hyperlink w:anchor="_Toc240919942" w:history="1">
+          <w:hyperlink w:anchor="_Toc240923089" w:history="1">
             <w:r>
               <w:rPr>
                 <w:rStyle w:val="Hyperlink"/>
@@ -2802,7 +2802,7 @@
               <w:rPr>
                 <w:noProof/>
               </w:rPr>
-              <w:instrText xml:space="preserve"> PAGEREF _Toc240919942 \h </w:instrText>
+              <w:instrText xml:space="preserve"> PAGEREF _Toc240923089 \h </w:instrText>
             </w:r>
             <w:r>
               <w:rPr>
@@ -2845,7 +2845,7 @@
               <w14:ligatures w14:val="standardContextual"/>
             </w:rPr>
           </w:pPr>
-          <w:hyperlink w:anchor="_Toc240919943" w:history="1">
+          <w:hyperlink w:anchor="_Toc240923090" w:history="1">
             <w:r>
               <w:rPr>
                 <w:rStyle w:val="Hyperlink"/>
@@ -2869,7 +2869,7 @@
               <w:rPr>
                 <w:noProof/>
               </w:rPr>
-              <w:instrText xml:space="preserve"> PAGEREF _Toc240919943 \h </w:instrText>
+              <w:instrText xml:space="preserve"> PAGEREF _Toc240923090 \h </w:instrText>
             </w:r>
             <w:r>
               <w:rPr>
@@ -2912,7 +2912,7 @@
               <w14:ligatures w14:val="standardContextual"/>
             </w:rPr>
           </w:pPr>
-          <w:hyperlink w:anchor="_Toc240919944" w:history="1">
+          <w:hyperlink w:anchor="_Toc240923091" w:history="1">
             <w:r>
               <w:rPr>
                 <w:rStyle w:val="Hyperlink"/>
@@ -2936,7 +2936,7 @@
               <w:rPr>
                 <w:noProof/>
               </w:rPr>
-              <w:instrText xml:space="preserve"> PAGEREF _Toc240919944 \h </w:instrText>
+              <w:instrText xml:space="preserve"> PAGEREF _Toc240923091 \h </w:instrText>
             </w:r>
             <w:r>
               <w:rPr>
@@ -2979,7 +2979,7 @@
               <w14:ligatures w14:val="standardContextual"/>
             </w:rPr>
           </w:pPr>
-          <w:hyperlink w:anchor="_Toc240919945" w:history="1">
+          <w:hyperlink w:anchor="_Toc240923092" w:history="1">
             <w:r>
               <w:rPr>
                 <w:rStyle w:val="Hyperlink"/>
@@ -3003,7 +3003,7 @@
               <w:rPr>
                 <w:noProof/>
               </w:rPr>
-              <w:instrText xml:space="preserve"> PAGEREF _Toc240919945 \h </w:instrText>
+              <w:instrText xml:space="preserve"> PAGEREF _Toc240923092 \h </w:instrText>
             </w:r>
             <w:r>
               <w:rPr>
@@ -3046,7 +3046,7 @@
               <w14:ligatures w14:val="standardContextual"/>
             </w:rPr>
           </w:pPr>
-          <w:hyperlink w:anchor="_Toc240919946" w:history="1">
+          <w:hyperlink w:anchor="_Toc240923093" w:history="1">
             <w:r>
               <w:rPr>
                 <w:rStyle w:val="Hyperlink"/>
@@ -3070,7 +3070,7 @@
               <w:rPr>
                 <w:noProof/>
               </w:rPr>
-              <w:instrText xml:space="preserve"> PAGEREF _Toc240919946 \h </w:instrText>
+              <w:instrText xml:space="preserve"> PAGEREF _Toc240923093 \h </w:instrText>
             </w:r>
             <w:r>
               <w:rPr>
@@ -3113,7 +3113,7 @@
               <w14:ligatures w14:val="standardContextual"/>
             </w:rPr>
           </w:pPr>
-          <w:hyperlink w:anchor="_Toc240919947" w:history="1">
+          <w:hyperlink w:anchor="_Toc240923094" w:history="1">
             <w:r>
               <w:rPr>
                 <w:rStyle w:val="Hyperlink"/>
@@ -3137,7 +3137,7 @@
               <w:rPr>
                 <w:noProof/>
               </w:rPr>
-              <w:instrText xml:space="preserve"> PAGEREF _Toc240919947 \h </w:instrText>
+              <w:instrText xml:space="preserve"> PAGEREF _Toc240923094 \h </w:instrText>
             </w:r>
             <w:r>
               <w:rPr>
@@ -3180,7 +3180,7 @@
               <w14:ligatures w14:val="standardContextual"/>
             </w:rPr>
           </w:pPr>
-          <w:hyperlink w:anchor="_Toc240919948" w:history="1">
+          <w:hyperlink w:anchor="_Toc240923095" w:history="1">
             <w:r>
               <w:rPr>
                 <w:rStyle w:val="Hyperlink"/>
@@ -3204,7 +3204,7 @@
               <w:rPr>
                 <w:noProof/>
               </w:rPr>
-              <w:instrText xml:space="preserve"> PAGEREF _Toc240919948 \h </w:instrText>
+              <w:instrText xml:space="preserve"> PAGEREF _Toc240923095 \h </w:instrText>
             </w:r>
             <w:r>
               <w:rPr>
@@ -3247,7 +3247,7 @@
               <w14:ligatures w14:val="standardContextual"/>
             </w:rPr>
           </w:pPr>
-          <w:hyperlink w:anchor="_Toc240919949" w:history="1">
+          <w:hyperlink w:anchor="_Toc240923096" w:history="1">
             <w:r>
               <w:rPr>
                 <w:rStyle w:val="Hyperlink"/>
@@ -3271,7 +3271,7 @@
               <w:rPr>
                 <w:noProof/>
               </w:rPr>
-              <w:instrText xml:space="preserve"> PAGEREF _Toc240919949 \h </w:instrText>
+              <w:instrText xml:space="preserve"> PAGEREF _Toc240923096 \h </w:instrText>
             </w:r>
             <w:r>
               <w:rPr>
@@ -3310,7 +3310,7 @@
         <w:pStyle w:val="Heading1"/>
         <w:pageBreakBefore/>
       </w:pPr>
-      <w:bookmarkStart w:id="0" w:name="_Toc240919909"/>
+      <w:bookmarkStart w:id="0" w:name="_Toc240923056"/>
       <w:r>
         <w:lastRenderedPageBreak/>
         <w:t>1. Welcome</w:t>
@@ -3339,7 +3339,7 @@
       <w:pPr>
         <w:pStyle w:val="Heading2"/>
       </w:pPr>
-      <w:bookmarkStart w:id="1" w:name="_Toc240919910"/>
+      <w:bookmarkStart w:id="1" w:name="_Toc240923057"/>
       <w:r>
         <w:t>How to use this manual</w:t>
       </w:r>
@@ -3406,7 +3406,7 @@
       <w:pPr>
         <w:pStyle w:val="Heading2"/>
       </w:pPr>
-      <w:bookmarkStart w:id="2" w:name="_Toc240919911"/>
+      <w:bookmarkStart w:id="2" w:name="_Toc240923058"/>
       <w:r>
         <w:t>Who to contact</w:t>
       </w:r>
@@ -3427,7 +3427,7 @@
           <w:left w:w="10" w:type="dxa"/>
           <w:right w:w="10" w:type="dxa"/>
         </w:tblCellMar>
-        <w:tblLook w:val="04A0" w:firstRow="1" w:lastRow="0" w:firstColumn="1" w:lastColumn="0" w:noHBand="0" w:noVBand="1"/>
+        <w:tblLook w:val="0000" w:firstRow="0" w:lastRow="0" w:firstColumn="0" w:lastColumn="0" w:noHBand="0" w:noVBand="0"/>
       </w:tblPr>
       <w:tblGrid>
         <w:gridCol w:w="2824"/>
@@ -3624,7 +3624,7 @@
         <w:pStyle w:val="Heading1"/>
         <w:pageBreakBefore/>
       </w:pPr>
-      <w:bookmarkStart w:id="3" w:name="_Toc240919912"/>
+      <w:bookmarkStart w:id="3" w:name="_Toc240923059"/>
       <w:r>
         <w:lastRenderedPageBreak/>
         <w:t>2. The study</w:t>
@@ -3661,7 +3661,7 @@
           <w:left w:w="10" w:type="dxa"/>
           <w:right w:w="10" w:type="dxa"/>
         </w:tblCellMar>
-        <w:tblLook w:val="04A0" w:firstRow="1" w:lastRow="0" w:firstColumn="1" w:lastColumn="0" w:noHBand="0" w:noVBand="1"/>
+        <w:tblLook w:val="0000" w:firstRow="0" w:lastRow="0" w:firstColumn="0" w:lastColumn="0" w:noHBand="0" w:noVBand="0"/>
       </w:tblPr>
       <w:tblGrid>
         <w:gridCol w:w="2635"/>
@@ -4024,7 +4024,7 @@
           <w:left w:w="10" w:type="dxa"/>
           <w:right w:w="10" w:type="dxa"/>
         </w:tblCellMar>
-        <w:tblLook w:val="04A0" w:firstRow="1" w:lastRow="0" w:firstColumn="1" w:lastColumn="0" w:noHBand="0" w:noVBand="1"/>
+        <w:tblLook w:val="0000" w:firstRow="0" w:lastRow="0" w:firstColumn="0" w:lastColumn="0" w:noHBand="0" w:noVBand="0"/>
       </w:tblPr>
       <w:tblGrid>
         <w:gridCol w:w="2824"/>
@@ -4220,7 +4220,7 @@
       <w:pPr>
         <w:pStyle w:val="Heading2"/>
       </w:pPr>
-      <w:bookmarkStart w:id="4" w:name="_Toc240919913"/>
+      <w:bookmarkStart w:id="4" w:name="_Toc240923060"/>
       <w:r>
         <w:t>Explaining the study in two minutes</w:t>
       </w:r>
@@ -4239,7 +4239,7 @@
         <w:pStyle w:val="Heading1"/>
         <w:pageBreakBefore/>
       </w:pPr>
-      <w:bookmarkStart w:id="5" w:name="_Toc240919914"/>
+      <w:bookmarkStart w:id="5" w:name="_Toc240923061"/>
       <w:r>
         <w:lastRenderedPageBreak/>
         <w:t>3. Ethics and data protection</w:t>
@@ -4250,7 +4250,7 @@
       <w:pPr>
         <w:pStyle w:val="Heading2"/>
       </w:pPr>
-      <w:bookmarkStart w:id="6" w:name="_Toc240919915"/>
+      <w:bookmarkStart w:id="6" w:name="_Toc240923062"/>
       <w:r>
         <w:t>3.1 Principles you must apply</w:t>
       </w:r>
@@ -4271,7 +4271,7 @@
           <w:left w:w="10" w:type="dxa"/>
           <w:right w:w="10" w:type="dxa"/>
         </w:tblCellMar>
-        <w:tblLook w:val="04A0" w:firstRow="1" w:lastRow="0" w:firstColumn="1" w:lastColumn="0" w:noHBand="0" w:noVBand="1"/>
+        <w:tblLook w:val="0000" w:firstRow="0" w:lastRow="0" w:firstColumn="0" w:lastColumn="0" w:noHBand="0" w:noVBand="0"/>
       </w:tblPr>
       <w:tblGrid>
         <w:gridCol w:w="2447"/>
@@ -4700,7 +4700,7 @@
       <w:pPr>
         <w:pStyle w:val="Heading2"/>
       </w:pPr>
-      <w:bookmarkStart w:id="7" w:name="_Toc240919916"/>
+      <w:bookmarkStart w:id="7" w:name="_Toc240923063"/>
       <w:r>
         <w:t>3.2 What respondents are told (PIS v1.3, summary)</w:t>
       </w:r>
@@ -4806,7 +4806,7 @@
       <w:pPr>
         <w:pStyle w:val="Heading2"/>
       </w:pPr>
-      <w:bookmarkStart w:id="8" w:name="_Toc240919917"/>
+      <w:bookmarkStart w:id="8" w:name="_Toc240923064"/>
       <w:r>
         <w:t>3.3 Data protection rules</w:t>
       </w:r>
@@ -4938,7 +4938,7 @@
       <w:pPr>
         <w:pStyle w:val="Heading2"/>
       </w:pPr>
-      <w:bookmarkStart w:id="9" w:name="_Toc240919918"/>
+      <w:bookmarkStart w:id="9" w:name="_Toc240923065"/>
       <w:r>
         <w:t>3.4 Your devices</w:t>
       </w:r>
@@ -5018,7 +5018,7 @@
       <w:pPr>
         <w:pStyle w:val="Heading2"/>
       </w:pPr>
-      <w:bookmarkStart w:id="10" w:name="_Toc240919919"/>
+      <w:bookmarkStart w:id="10" w:name="_Toc240923066"/>
       <w:r>
         <w:t>3.5 Conduct</w:t>
       </w:r>
@@ -5099,7 +5099,7 @@
         <w:pStyle w:val="Heading1"/>
         <w:pageBreakBefore/>
       </w:pPr>
-      <w:bookmarkStart w:id="11" w:name="_Toc240919920"/>
+      <w:bookmarkStart w:id="11" w:name="_Toc240923067"/>
       <w:r>
         <w:lastRenderedPageBreak/>
         <w:t>4. The portal and the forms</w:t>
@@ -5110,7 +5110,7 @@
       <w:pPr>
         <w:pStyle w:val="Heading2"/>
       </w:pPr>
-      <w:bookmarkStart w:id="12" w:name="_Toc240919921"/>
+      <w:bookmarkStart w:id="12" w:name="_Toc240923068"/>
       <w:r>
         <w:t>Signing in</w:t>
       </w:r>
@@ -5193,7 +5193,7 @@
           <w:noProof/>
         </w:rPr>
         <w:drawing>
-          <wp:inline distT="0" distB="0" distL="0" distR="0">
+          <wp:inline distT="0" distB="0" distL="0" distR="0" wp14:anchorId="40A1D2BB" wp14:editId="1B1E2AE6">
             <wp:extent cx="5334000" cy="2333625"/>
             <wp:effectExtent l="0" t="0" r="0" b="0"/>
             <wp:docPr id="1" name="adm_login.jpg" descr="The sign-in screen for all internal staff." title="The sign-in screen for all internal staff."/>
@@ -5301,7 +5301,7 @@
           <w:left w:w="10" w:type="dxa"/>
           <w:right w:w="10" w:type="dxa"/>
         </w:tblCellMar>
-        <w:tblLook w:val="04A0" w:firstRow="1" w:lastRow="0" w:firstColumn="1" w:lastColumn="0" w:noHBand="0" w:noVBand="1"/>
+        <w:tblLook w:val="0000" w:firstRow="0" w:lastRow="0" w:firstColumn="0" w:lastColumn="0" w:noHBand="0" w:noVBand="0"/>
       </w:tblPr>
       <w:tblGrid>
         <w:gridCol w:w="9412"/>
@@ -5360,7 +5360,7 @@
       <w:pPr>
         <w:pStyle w:val="Heading2"/>
       </w:pPr>
-      <w:bookmarkStart w:id="13" w:name="_Toc240919922"/>
+      <w:bookmarkStart w:id="13" w:name="_Toc240923069"/>
       <w:r>
         <w:t>Finding your way around</w:t>
       </w:r>
@@ -5545,7 +5545,7 @@
         </w:rPr>
         <w:lastRenderedPageBreak/>
         <w:drawing>
-          <wp:inline distT="0" distB="0" distL="0" distR="0">
+          <wp:inline distT="0" distB="0" distL="0" distR="0" wp14:anchorId="6F6080A9" wp14:editId="6434BBB1">
             <wp:extent cx="5715000" cy="1876425"/>
             <wp:effectExtent l="0" t="0" r="0" b="0"/>
             <wp:docPr id="2" name="adm_not_your_role.jpg" descr="Opening a screen outside your role (for example from an old bookmark) shows this card instead of the screen." title="Opening a screen outside your role (for example from an old bookmark) shows this card instead of the screen."/>
@@ -5614,7 +5614,7 @@
       <w:pPr>
         <w:pStyle w:val="Heading2"/>
       </w:pPr>
-      <w:bookmarkStart w:id="14" w:name="_Toc240919923"/>
+      <w:bookmarkStart w:id="14" w:name="_Toc240923070"/>
       <w:r>
         <w:t>Roles</w:t>
       </w:r>
@@ -5635,7 +5635,7 @@
           <w:left w:w="10" w:type="dxa"/>
           <w:right w:w="10" w:type="dxa"/>
         </w:tblCellMar>
-        <w:tblLook w:val="04A0" w:firstRow="1" w:lastRow="0" w:firstColumn="1" w:lastColumn="0" w:noHBand="0" w:noVBand="1"/>
+        <w:tblLook w:val="0000" w:firstRow="0" w:lastRow="0" w:firstColumn="0" w:lastColumn="0" w:noHBand="0" w:noVBand="0"/>
       </w:tblPr>
       <w:tblGrid>
         <w:gridCol w:w="2071"/>
@@ -6396,7 +6396,7 @@
       <w:pPr>
         <w:pStyle w:val="Heading2"/>
       </w:pPr>
-      <w:bookmarkStart w:id="15" w:name="_Toc240919924"/>
+      <w:bookmarkStart w:id="15" w:name="_Toc240923071"/>
       <w:r>
         <w:t>Case statuses you will see</w:t>
       </w:r>
@@ -6417,7 +6417,7 @@
           <w:left w:w="10" w:type="dxa"/>
           <w:right w:w="10" w:type="dxa"/>
         </w:tblCellMar>
-        <w:tblLook w:val="04A0" w:firstRow="1" w:lastRow="0" w:firstColumn="1" w:lastColumn="0" w:noHBand="0" w:noVBand="1"/>
+        <w:tblLook w:val="0000" w:firstRow="0" w:lastRow="0" w:firstColumn="0" w:lastColumn="0" w:noHBand="0" w:noVBand="0"/>
       </w:tblPr>
       <w:tblGrid>
         <w:gridCol w:w="847"/>
@@ -7911,7 +7911,7 @@
       <w:pPr>
         <w:pStyle w:val="Heading2"/>
       </w:pPr>
-      <w:bookmarkStart w:id="16" w:name="_Toc240919925"/>
+      <w:bookmarkStart w:id="16" w:name="_Toc240923072"/>
       <w:r>
         <w:t>The KoboToolbox forms</w:t>
       </w:r>
@@ -7932,7 +7932,7 @@
           <w:left w:w="10" w:type="dxa"/>
           <w:right w:w="10" w:type="dxa"/>
         </w:tblCellMar>
-        <w:tblLook w:val="04A0" w:firstRow="1" w:lastRow="0" w:firstColumn="1" w:lastColumn="0" w:noHBand="0" w:noVBand="1"/>
+        <w:tblLook w:val="0000" w:firstRow="0" w:lastRow="0" w:firstColumn="0" w:lastColumn="0" w:noHBand="0" w:noVBand="0"/>
       </w:tblPr>
       <w:tblGrid>
         <w:gridCol w:w="3388"/>
@@ -8295,7 +8295,7 @@
           <w:left w:w="10" w:type="dxa"/>
           <w:right w:w="10" w:type="dxa"/>
         </w:tblCellMar>
-        <w:tblLook w:val="04A0" w:firstRow="1" w:lastRow="0" w:firstColumn="1" w:lastColumn="0" w:noHBand="0" w:noVBand="1"/>
+        <w:tblLook w:val="0000" w:firstRow="0" w:lastRow="0" w:firstColumn="0" w:lastColumn="0" w:noHBand="0" w:noVBand="0"/>
       </w:tblPr>
       <w:tblGrid>
         <w:gridCol w:w="9412"/>
@@ -8355,7 +8355,7 @@
         <w:pStyle w:val="Heading1"/>
         <w:pageBreakBefore/>
       </w:pPr>
-      <w:bookmarkStart w:id="17" w:name="_Toc240919926"/>
+      <w:bookmarkStart w:id="17" w:name="_Toc240923073"/>
       <w:r>
         <w:lastRenderedPageBreak/>
         <w:t>5. Communication scripts</w:t>
@@ -8366,7 +8366,7 @@
       <w:pPr>
         <w:pStyle w:val="Heading2"/>
       </w:pPr>
-      <w:bookmarkStart w:id="18" w:name="_Toc240919927"/>
+      <w:bookmarkStart w:id="18" w:name="_Toc240923074"/>
       <w:r>
         <w:t>5.1 First phone call</w:t>
       </w:r>
@@ -8446,7 +8446,7 @@
       <w:pPr>
         <w:pStyle w:val="Heading2"/>
       </w:pPr>
-      <w:bookmarkStart w:id="19" w:name="_Toc240919928"/>
+      <w:bookmarkStart w:id="19" w:name="_Toc240923075"/>
       <w:r>
         <w:t>5.2 If they are busy</w:t>
       </w:r>
@@ -8464,7 +8464,7 @@
       <w:pPr>
         <w:pStyle w:val="Heading2"/>
       </w:pPr>
-      <w:bookmarkStart w:id="20" w:name="_Toc240919929"/>
+      <w:bookmarkStart w:id="20" w:name="_Toc240923076"/>
       <w:r>
         <w:t>5.3 Voicemail or no answer</w:t>
       </w:r>
@@ -8482,7 +8482,7 @@
       <w:pPr>
         <w:pStyle w:val="Heading2"/>
       </w:pPr>
-      <w:bookmarkStart w:id="21" w:name="_Toc240919930"/>
+      <w:bookmarkStart w:id="21" w:name="_Toc240923077"/>
       <w:r>
         <w:t>5.4 Common questions</w:t>
       </w:r>
@@ -8503,7 +8503,7 @@
           <w:left w:w="10" w:type="dxa"/>
           <w:right w:w="10" w:type="dxa"/>
         </w:tblCellMar>
-        <w:tblLook w:val="04A0" w:firstRow="1" w:lastRow="0" w:firstColumn="1" w:lastColumn="0" w:noHBand="0" w:noVBand="1"/>
+        <w:tblLook w:val="0000" w:firstRow="0" w:lastRow="0" w:firstColumn="0" w:lastColumn="0" w:noHBand="0" w:noVBand="0"/>
       </w:tblPr>
       <w:tblGrid>
         <w:gridCol w:w="3200"/>
@@ -8932,7 +8932,7 @@
       <w:pPr>
         <w:pStyle w:val="Heading2"/>
       </w:pPr>
-      <w:bookmarkStart w:id="22" w:name="_Toc240919931"/>
+      <w:bookmarkStart w:id="22" w:name="_Toc240923078"/>
       <w:r>
         <w:t>5.5 Refusals and withdrawals</w:t>
       </w:r>
@@ -8951,7 +8951,7 @@
         <w:pStyle w:val="Heading1"/>
         <w:pageBreakBefore/>
       </w:pPr>
-      <w:bookmarkStart w:id="23" w:name="_Toc240919932"/>
+      <w:bookmarkStart w:id="23" w:name="_Toc240923079"/>
       <w:r>
         <w:lastRenderedPageBreak/>
         <w:t>6. Role modules</w:t>
@@ -8970,7 +8970,7 @@
       <w:pPr>
         <w:pStyle w:val="Heading2"/>
       </w:pPr>
-      <w:bookmarkStart w:id="24" w:name="_Toc240919933"/>
+      <w:bookmarkStart w:id="24" w:name="_Toc240923080"/>
       <w:r>
         <w:t>Module A — Contact RA</w:t>
       </w:r>
@@ -9111,7 +9111,7 @@
           <w:noProof/>
         </w:rPr>
         <w:drawing>
-          <wp:inline distT="0" distB="0" distL="0" distR="0">
+          <wp:inline distT="0" distB="0" distL="0" distR="0" wp14:anchorId="56116F82" wp14:editId="75EFB1E1">
             <wp:extent cx="5334000" cy="2114550"/>
             <wp:effectExtent l="0" t="0" r="0" b="0"/>
             <wp:docPr id="3" name="adm_case_add_person.jpg" descr="Adding a person to a case." title="Adding a person to a case."/>
@@ -9315,7 +9315,7 @@
           <w:left w:w="10" w:type="dxa"/>
           <w:right w:w="10" w:type="dxa"/>
         </w:tblCellMar>
-        <w:tblLook w:val="04A0" w:firstRow="1" w:lastRow="0" w:firstColumn="1" w:lastColumn="0" w:noHBand="0" w:noVBand="1"/>
+        <w:tblLook w:val="0000" w:firstRow="0" w:lastRow="0" w:firstColumn="0" w:lastColumn="0" w:noHBand="0" w:noVBand="0"/>
       </w:tblPr>
       <w:tblGrid>
         <w:gridCol w:w="9412"/>
@@ -9486,7 +9486,7 @@
         </w:rPr>
         <w:lastRenderedPageBreak/>
         <w:drawing>
-          <wp:inline distT="0" distB="0" distL="0" distR="0">
+          <wp:inline distT="0" distB="0" distL="0" distR="0" wp14:anchorId="0787F4E9" wp14:editId="05CB3EFA">
             <wp:extent cx="5334000" cy="1143000"/>
             <wp:effectExtent l="0" t="0" r="0" b="0"/>
             <wp:docPr id="4" name="cra_case_invitations_before.jpg" descr="Invitations panel before sending, with the history of earlier invitations." title="Invitations panel before sending, with the history of earlier invitations."/>
@@ -9615,7 +9615,7 @@
           <w:noProof/>
         </w:rPr>
         <w:drawing>
-          <wp:inline distT="0" distB="0" distL="0" distR="0">
+          <wp:inline distT="0" distB="0" distL="0" distR="0" wp14:anchorId="613BB65D" wp14:editId="4ACFFACE">
             <wp:extent cx="5334000" cy="2152650"/>
             <wp:effectExtent l="0" t="0" r="0" b="0"/>
             <wp:docPr id="5" name="cra_case_invitation_sent.jpg" descr="The link, manual code and ready-written messages are shown once, with a send button for each channel." title="The link, manual code and ready-written messages are shown once, with a send button for each channel."/>
@@ -9869,7 +9869,7 @@
           <w:left w:w="10" w:type="dxa"/>
           <w:right w:w="10" w:type="dxa"/>
         </w:tblCellMar>
-        <w:tblLook w:val="04A0" w:firstRow="1" w:lastRow="0" w:firstColumn="1" w:lastColumn="0" w:noHBand="0" w:noVBand="1"/>
+        <w:tblLook w:val="0000" w:firstRow="0" w:lastRow="0" w:firstColumn="0" w:lastColumn="0" w:noHBand="0" w:noVBand="0"/>
       </w:tblPr>
       <w:tblGrid>
         <w:gridCol w:w="9412"/>
@@ -10055,7 +10055,7 @@
           <w:noProof/>
         </w:rPr>
         <w:drawing>
-          <wp:inline distT="0" distB="0" distL="0" distR="0">
+          <wp:inline distT="0" distB="0" distL="0" distR="0" wp14:anchorId="27D595B1" wp14:editId="47DC6D82">
             <wp:extent cx="5334000" cy="1343025"/>
             <wp:effectExtent l="0" t="0" r="0" b="0"/>
             <wp:docPr id="6" name="adm_case_timeline.jpg" descr="Contact timeline and the form for logging an attempt." title="Contact timeline and the form for logging an attempt."/>
@@ -10265,7 +10265,7 @@
         </w:rPr>
         <w:lastRenderedPageBreak/>
         <w:drawing>
-          <wp:inline distT="0" distB="0" distL="0" distR="0">
+          <wp:inline distT="0" distB="0" distL="0" distR="0" wp14:anchorId="6E61F5A1" wp14:editId="3F1926C9">
             <wp:extent cx="5334000" cy="3333750"/>
             <wp:effectExtent l="0" t="0" r="0" b="0"/>
             <wp:docPr id="7" name="cra_follow_ups.jpg" descr="Follow-ups due. Contact RAs see only their own cases." title="Follow-ups due. Contact RAs see only their own cases."/>
@@ -10416,7 +10416,7 @@
           <w:left w:w="10" w:type="dxa"/>
           <w:right w:w="10" w:type="dxa"/>
         </w:tblCellMar>
-        <w:tblLook w:val="04A0" w:firstRow="1" w:lastRow="0" w:firstColumn="1" w:lastColumn="0" w:noHBand="0" w:noVBand="1"/>
+        <w:tblLook w:val="0000" w:firstRow="0" w:lastRow="0" w:firstColumn="0" w:lastColumn="0" w:noHBand="0" w:noVBand="0"/>
       </w:tblPr>
       <w:tblGrid>
         <w:gridCol w:w="9412"/>
@@ -10529,7 +10529,7 @@
           <w:noProof/>
         </w:rPr>
         <w:drawing>
-          <wp:inline distT="0" distB="0" distL="0" distR="0">
+          <wp:inline distT="0" distB="0" distL="0" distR="0" wp14:anchorId="42F1CC41" wp14:editId="5135AE48">
             <wp:extent cx="5334000" cy="2667000"/>
             <wp:effectExtent l="0" t="0" r="0" b="0"/>
             <wp:docPr id="8" name="cra_appointments.jpg" descr="Appointment Queue." title="Appointment Queue."/>
@@ -10840,7 +10840,7 @@
           <w:left w:w="10" w:type="dxa"/>
           <w:right w:w="10" w:type="dxa"/>
         </w:tblCellMar>
-        <w:tblLook w:val="04A0" w:firstRow="1" w:lastRow="0" w:firstColumn="1" w:lastColumn="0" w:noHBand="0" w:noVBand="1"/>
+        <w:tblLook w:val="0000" w:firstRow="0" w:lastRow="0" w:firstColumn="0" w:lastColumn="0" w:noHBand="0" w:noVBand="0"/>
       </w:tblPr>
       <w:tblGrid>
         <w:gridCol w:w="941"/>
@@ -11438,7 +11438,7 @@
       <w:pPr>
         <w:pStyle w:val="Heading2"/>
       </w:pPr>
-      <w:bookmarkStart w:id="25" w:name="_Toc240919934"/>
+      <w:bookmarkStart w:id="25" w:name="_Toc240923081"/>
       <w:r>
         <w:t>Module B — QUAN/Kobo QA RA</w:t>
       </w:r>
@@ -11487,7 +11487,7 @@
         </w:rPr>
         <w:lastRenderedPageBreak/>
         <w:drawing>
-          <wp:inline distT="0" distB="0" distL="0" distR="0">
+          <wp:inline distT="0" distB="0" distL="0" distR="0" wp14:anchorId="136BE3BD" wp14:editId="2D0C8C7F">
             <wp:extent cx="5334000" cy="3333750"/>
             <wp:effectExtent l="0" t="0" r="0" b="0"/>
             <wp:docPr id="9" name="qa_queue.jpg" descr="QUAN QA Queue with the KoboToolbox sync panel." title="QUAN QA Queue with the KoboToolbox sync panel."/>
@@ -11684,7 +11684,7 @@
           <w:left w:w="10" w:type="dxa"/>
           <w:right w:w="10" w:type="dxa"/>
         </w:tblCellMar>
-        <w:tblLook w:val="04A0" w:firstRow="1" w:lastRow="0" w:firstColumn="1" w:lastColumn="0" w:noHBand="0" w:noVBand="1"/>
+        <w:tblLook w:val="0000" w:firstRow="0" w:lastRow="0" w:firstColumn="0" w:lastColumn="0" w:noHBand="0" w:noVBand="0"/>
       </w:tblPr>
       <w:tblGrid>
         <w:gridCol w:w="2353"/>
@@ -12130,7 +12130,7 @@
           <w:left w:w="10" w:type="dxa"/>
           <w:right w:w="10" w:type="dxa"/>
         </w:tblCellMar>
-        <w:tblLook w:val="04A0" w:firstRow="1" w:lastRow="0" w:firstColumn="1" w:lastColumn="0" w:noHBand="0" w:noVBand="1"/>
+        <w:tblLook w:val="0000" w:firstRow="0" w:lastRow="0" w:firstColumn="0" w:lastColumn="0" w:noHBand="0" w:noVBand="0"/>
       </w:tblPr>
       <w:tblGrid>
         <w:gridCol w:w="9412"/>
@@ -12288,7 +12288,7 @@
           <w:noProof/>
         </w:rPr>
         <w:drawing>
-          <wp:inline distT="0" distB="0" distL="0" distR="0">
+          <wp:inline distT="0" distB="0" distL="0" distR="0" wp14:anchorId="5576BEE0" wp14:editId="47856FF1">
             <wp:extent cx="5334000" cy="3333750"/>
             <wp:effectExtent l="0" t="0" r="0" b="0"/>
             <wp:docPr id="10" name="qa_exceptions.jpg" descr="QA Exception Queue." title="QA Exception Queue."/>
@@ -12549,7 +12549,7 @@
       <w:pPr>
         <w:pStyle w:val="Heading2"/>
       </w:pPr>
-      <w:bookmarkStart w:id="26" w:name="_Toc240919935"/>
+      <w:bookmarkStart w:id="26" w:name="_Toc240923082"/>
       <w:r>
         <w:t>Module C — KII RA</w:t>
       </w:r>
@@ -12598,7 +12598,7 @@
         </w:rPr>
         <w:lastRenderedPageBreak/>
         <w:drawing>
-          <wp:inline distT="0" distB="0" distL="0" distR="0">
+          <wp:inline distT="0" distB="0" distL="0" distR="0" wp14:anchorId="65243ED9" wp14:editId="3A8C03EB">
             <wp:extent cx="5334000" cy="2667000"/>
             <wp:effectExtent l="0" t="0" r="0" b="0"/>
             <wp:docPr id="11" name="kii_new.jpg" descr="New KII Record." title="New KII Record."/>
@@ -12783,7 +12783,7 @@
           <w:noProof/>
         </w:rPr>
         <w:drawing>
-          <wp:inline distT="0" distB="0" distL="0" distR="0">
+          <wp:inline distT="0" distB="0" distL="0" distR="0" wp14:anchorId="287F163B" wp14:editId="2E849054">
             <wp:extent cx="5334000" cy="3333750"/>
             <wp:effectExtent l="0" t="0" r="0" b="0"/>
             <wp:docPr id="12" name="kii_register.jpg" descr="KII Register." title="KII Register."/>
@@ -12883,7 +12883,7 @@
         </w:rPr>
         <w:lastRenderedPageBreak/>
         <w:drawing>
-          <wp:inline distT="0" distB="0" distL="0" distR="0">
+          <wp:inline distT="0" distB="0" distL="0" distR="0" wp14:anchorId="2EA1B784" wp14:editId="0D0A03FF">
             <wp:extent cx="5334000" cy="3752850"/>
             <wp:effectExtent l="0" t="0" r="0" b="0"/>
             <wp:docPr id="13" name="kii_detail.jpg" descr="KII record: status, consent, transcript and coding." title="KII record: status, consent, transcript and coding."/>
@@ -13167,7 +13167,7 @@
           <w:noProof/>
         </w:rPr>
         <w:drawing>
-          <wp:inline distT="0" distB="0" distL="0" distR="0">
+          <wp:inline distT="0" distB="0" distL="0" distR="0" wp14:anchorId="5447F439" wp14:editId="67711D73">
             <wp:extent cx="5334000" cy="523875"/>
             <wp:effectExtent l="0" t="0" r="0" b="0"/>
             <wp:docPr id="14" name="kii_coding_locked.jpg" descr="Before consent: no interview link." title="Before consent: no interview link."/>
@@ -13267,7 +13267,7 @@
         </w:rPr>
         <w:lastRenderedPageBreak/>
         <w:drawing>
-          <wp:inline distT="0" distB="0" distL="0" distR="0">
+          <wp:inline distT="0" distB="0" distL="0" distR="0" wp14:anchorId="7983B072" wp14:editId="4C15064A">
             <wp:extent cx="5334000" cy="742950"/>
             <wp:effectExtent l="0" t="0" r="0" b="0"/>
             <wp:docPr id="15" name="kii_coding_ready.jpg" descr="After consent: Continue this interview." title="After consent: Continue this interview."/>
@@ -13365,7 +13365,7 @@
           <w:left w:w="10" w:type="dxa"/>
           <w:right w:w="10" w:type="dxa"/>
         </w:tblCellMar>
-        <w:tblLook w:val="04A0" w:firstRow="1" w:lastRow="0" w:firstColumn="1" w:lastColumn="0" w:noHBand="0" w:noVBand="1"/>
+        <w:tblLook w:val="0000" w:firstRow="0" w:lastRow="0" w:firstColumn="0" w:lastColumn="0" w:noHBand="0" w:noVBand="0"/>
       </w:tblPr>
       <w:tblGrid>
         <w:gridCol w:w="9412"/>
@@ -13502,7 +13502,7 @@
       <w:pPr>
         <w:pStyle w:val="Heading2"/>
       </w:pPr>
-      <w:bookmarkStart w:id="27" w:name="_Toc240919936"/>
+      <w:bookmarkStart w:id="27" w:name="_Toc240923083"/>
       <w:r>
         <w:t>Module D — Documentary RA</w:t>
       </w:r>
@@ -13569,7 +13569,7 @@
         </w:rPr>
         <w:lastRenderedPageBreak/>
         <w:drawing>
-          <wp:inline distT="0" distB="0" distL="0" distR="0">
+          <wp:inline distT="0" distB="0" distL="0" distR="0" wp14:anchorId="5D9F2EE8" wp14:editId="3ED754F2">
             <wp:extent cx="5334000" cy="4248150"/>
             <wp:effectExtent l="0" t="0" r="0" b="0"/>
             <wp:docPr id="16" name="doc_new.jpg" descr="New document: upload the file and let the AI do the rest." title="New document: upload the file and let the AI do the rest."/>
@@ -13942,7 +13942,7 @@
           <w:noProof/>
         </w:rPr>
         <w:drawing>
-          <wp:inline distT="0" distB="0" distL="0" distR="0">
+          <wp:inline distT="0" distB="0" distL="0" distR="0" wp14:anchorId="65E29982" wp14:editId="41280903">
             <wp:extent cx="5334000" cy="1019175"/>
             <wp:effectExtent l="0" t="0" r="0" b="0"/>
             <wp:docPr id="17" name="doc_copy_chapter.jpg" descr="Copy for another chapter: pages, and an optional title." title="Copy for another chapter: pages, and an optional title."/>
@@ -14106,7 +14106,7 @@
           <w:left w:w="10" w:type="dxa"/>
           <w:right w:w="10" w:type="dxa"/>
         </w:tblCellMar>
-        <w:tblLook w:val="04A0" w:firstRow="1" w:lastRow="0" w:firstColumn="1" w:lastColumn="0" w:noHBand="0" w:noVBand="1"/>
+        <w:tblLook w:val="0000" w:firstRow="0" w:lastRow="0" w:firstColumn="0" w:lastColumn="0" w:noHBand="0" w:noVBand="0"/>
       </w:tblPr>
       <w:tblGrid>
         <w:gridCol w:w="9412"/>
@@ -14358,7 +14358,7 @@
           <w:noProof/>
         </w:rPr>
         <w:drawing>
-          <wp:inline distT="0" distB="0" distL="0" distR="0">
+          <wp:inline distT="0" distB="0" distL="0" distR="0" wp14:anchorId="37EE8A70" wp14:editId="5541B610">
             <wp:extent cx="5334000" cy="2038350"/>
             <wp:effectExtent l="0" t="0" r="0" b="0"/>
             <wp:docPr id="18" name="doc_record_details.jpg" descr="Record details: the details the AI filled in, ready to check." title="Record details: the details the AI filled in, ready to check."/>
@@ -14504,7 +14504,7 @@
           <w:noProof/>
         </w:rPr>
         <w:drawing>
-          <wp:inline distT="0" distB="0" distL="0" distR="0">
+          <wp:inline distT="0" distB="0" distL="0" distR="0" wp14:anchorId="54F279AC" wp14:editId="7532B0F8">
             <wp:extent cx="5334000" cy="952500"/>
             <wp:effectExtent l="0" t="0" r="0" b="0"/>
             <wp:docPr id="19" name="doc_source_file.jpg" descr="Source file: the file name, size and date, with Remove file beside it." title="Source file: the file name, size and date, with Remove file beside it."/>
@@ -14658,7 +14658,7 @@
           <w:left w:w="10" w:type="dxa"/>
           <w:right w:w="10" w:type="dxa"/>
         </w:tblCellMar>
-        <w:tblLook w:val="04A0" w:firstRow="1" w:lastRow="0" w:firstColumn="1" w:lastColumn="0" w:noHBand="0" w:noVBand="1"/>
+        <w:tblLook w:val="0000" w:firstRow="0" w:lastRow="0" w:firstColumn="0" w:lastColumn="0" w:noHBand="0" w:noVBand="0"/>
       </w:tblPr>
       <w:tblGrid>
         <w:gridCol w:w="9412"/>
@@ -14766,7 +14766,7 @@
         </w:rPr>
         <w:lastRenderedPageBreak/>
         <w:drawing>
-          <wp:inline distT="0" distB="0" distL="0" distR="0">
+          <wp:inline distT="0" distB="0" distL="0" distR="0" wp14:anchorId="34BC131B" wp14:editId="2E35B3C6">
             <wp:extent cx="5334000" cy="3333750"/>
             <wp:effectExtent l="0" t="0" r="0" b="0"/>
             <wp:docPr id="20" name="doc_register.jpg" descr="Documentary Evidence Corpus." title="Documentary Evidence Corpus."/>
@@ -14875,7 +14875,7 @@
           <w:noProof/>
         </w:rPr>
         <w:drawing>
-          <wp:inline distT="0" distB="0" distL="0" distR="0">
+          <wp:inline distT="0" distB="0" distL="0" distR="0" wp14:anchorId="5D3E78E9" wp14:editId="40B17583">
             <wp:extent cx="5334000" cy="3419475"/>
             <wp:effectExtent l="0" t="0" r="0" b="0"/>
             <wp:docPr id="21" name="doc_detail.jpg" descr="Document record: authenticity, QA status, memo and coding form." title="Document record: authenticity, QA status, memo and coding form."/>
@@ -15076,7 +15076,7 @@
           <w:left w:w="10" w:type="dxa"/>
           <w:right w:w="10" w:type="dxa"/>
         </w:tblCellMar>
-        <w:tblLook w:val="04A0" w:firstRow="1" w:lastRow="0" w:firstColumn="1" w:lastColumn="0" w:noHBand="0" w:noVBand="1"/>
+        <w:tblLook w:val="0000" w:firstRow="0" w:lastRow="0" w:firstColumn="0" w:lastColumn="0" w:noHBand="0" w:noVBand="0"/>
       </w:tblPr>
       <w:tblGrid>
         <w:gridCol w:w="1882"/>
@@ -15355,7 +15355,7 @@
           <w:noProof/>
         </w:rPr>
         <w:drawing>
-          <wp:inline distT="0" distB="0" distL="0" distR="0">
+          <wp:inline distT="0" distB="0" distL="0" distR="0" wp14:anchorId="72F5E785" wp14:editId="5EBFDDB7">
             <wp:extent cx="5715000" cy="904875"/>
             <wp:effectExtent l="0" t="0" r="0" b="0"/>
             <wp:docPr id="22" name="doc_coding_buttons.jpg" descr="The Coding panel: Code this document, and Auto-fill." title="The Coding panel: Code this document, and Auto-fill."/>
@@ -15517,7 +15517,7 @@
           <w:noProof/>
         </w:rPr>
         <w:drawing>
-          <wp:inline distT="0" distB="0" distL="0" distR="0">
+          <wp:inline distT="0" distB="0" distL="0" distR="0" wp14:anchorId="01A98DD3" wp14:editId="60B2910C">
             <wp:extent cx="5334000" cy="2667000"/>
             <wp:effectExtent l="0" t="0" r="0" b="0"/>
             <wp:docPr id="23" name="doc_autofill_pages.jpg" descr="A 240-page PDF: enter a page range, or read the whole document in parts." title="A 240-page PDF: enter a page range, or read the whole document in parts."/>
@@ -15617,7 +15617,7 @@
         </w:rPr>
         <w:lastRenderedPageBreak/>
         <w:drawing>
-          <wp:inline distT="0" distB="0" distL="0" distR="0">
+          <wp:inline distT="0" distB="0" distL="0" distR="0" wp14:anchorId="3D735872" wp14:editId="0D14DF9D">
             <wp:extent cx="5334000" cy="1752600"/>
             <wp:effectExtent l="0" t="0" r="0" b="0"/>
             <wp:docPr id="24" name="doc_autofill_running.jpg" descr="The AI is reading the document." title="The AI is reading the document."/>
@@ -15706,7 +15706,7 @@
           <w:noProof/>
         </w:rPr>
         <w:drawing>
-          <wp:inline distT="0" distB="0" distL="0" distR="0">
+          <wp:inline distT="0" distB="0" distL="0" distR="0" wp14:anchorId="74D34779" wp14:editId="6869EB0F">
             <wp:extent cx="5334000" cy="4581525"/>
             <wp:effectExtent l="0" t="0" r="0" b="0"/>
             <wp:docPr id="25" name="doc_autofill_review.jpg" descr="The review screen: the draft, ready to check and edit." title="The review screen: the draft, ready to check and edit."/>
@@ -15796,7 +15796,7 @@
         </w:rPr>
         <w:lastRenderedPageBreak/>
         <w:drawing>
-          <wp:inline distT="0" distB="0" distL="0" distR="0">
+          <wp:inline distT="0" distB="0" distL="0" distR="0" wp14:anchorId="426B9343" wp14:editId="33FD5200">
             <wp:extent cx="5334000" cy="3838575"/>
             <wp:effectExtent l="0" t="0" r="0" b="0"/>
             <wp:docPr id="26" name="doc_autofill_section_d.jpg" descr="Section D: ratings and locators, all editable." title="Section D: ratings and locators, all editable."/>
@@ -15885,7 +15885,7 @@
           <w:noProof/>
         </w:rPr>
         <w:drawing>
-          <wp:inline distT="0" distB="0" distL="0" distR="0">
+          <wp:inline distT="0" distB="0" distL="0" distR="0" wp14:anchorId="183F899E" wp14:editId="588F2E0A">
             <wp:extent cx="5334000" cy="3838575"/>
             <wp:effectExtent l="0" t="0" r="0" b="0"/>
             <wp:docPr id="27" name="doc_autofill_section_j.jpg" descr="Section J: quantitative metrics." title="Section J: quantitative metrics."/>
@@ -16058,7 +16058,7 @@
           <w:left w:w="10" w:type="dxa"/>
           <w:right w:w="10" w:type="dxa"/>
         </w:tblCellMar>
-        <w:tblLook w:val="04A0" w:firstRow="1" w:lastRow="0" w:firstColumn="1" w:lastColumn="0" w:noHBand="0" w:noVBand="1"/>
+        <w:tblLook w:val="0000" w:firstRow="0" w:lastRow="0" w:firstColumn="0" w:lastColumn="0" w:noHBand="0" w:noVBand="0"/>
       </w:tblPr>
       <w:tblGrid>
         <w:gridCol w:w="24"/>
@@ -16847,7 +16847,7 @@
           <w:left w:w="10" w:type="dxa"/>
           <w:right w:w="10" w:type="dxa"/>
         </w:tblCellMar>
-        <w:tblLook w:val="04A0" w:firstRow="1" w:lastRow="0" w:firstColumn="1" w:lastColumn="0" w:noHBand="0" w:noVBand="1"/>
+        <w:tblLook w:val="0000" w:firstRow="0" w:lastRow="0" w:firstColumn="0" w:lastColumn="0" w:noHBand="0" w:noVBand="0"/>
       </w:tblPr>
       <w:tblGrid>
         <w:gridCol w:w="9412"/>
@@ -16950,7 +16950,7 @@
           <w:left w:w="10" w:type="dxa"/>
           <w:right w:w="10" w:type="dxa"/>
         </w:tblCellMar>
-        <w:tblLook w:val="04A0" w:firstRow="1" w:lastRow="0" w:firstColumn="1" w:lastColumn="0" w:noHBand="0" w:noVBand="1"/>
+        <w:tblLook w:val="0000" w:firstRow="0" w:lastRow="0" w:firstColumn="0" w:lastColumn="0" w:noHBand="0" w:noVBand="0"/>
       </w:tblPr>
       <w:tblGrid>
         <w:gridCol w:w="2824"/>
@@ -17866,7 +17866,14 @@
                 <w:sz w:val="19"/>
                 <w:szCs w:val="19"/>
               </w:rPr>
-              <w:t>Select Generate AI draft again. If it keeps failing, tell the administrator the message.</w:t>
+              <w:t>Select Generate AI draft</w:t>
+            </w:r>
+            <w:r>
+              <w:rPr>
+                <w:sz w:val="19"/>
+                <w:szCs w:val="19"/>
+              </w:rPr>
+              <w:t xml:space="preserve"> again. If it keeps failing, tell the administrator the message.</w:t>
             </w:r>
           </w:p>
         </w:tc>
@@ -17981,7 +17988,14 @@
                 <w:sz w:val="19"/>
                 <w:szCs w:val="19"/>
               </w:rPr>
-              <w:t>Submit is refused by KoboToolbox</w:t>
+              <w:t>Submit</w:t>
+            </w:r>
+            <w:r>
+              <w:rPr>
+                <w:sz w:val="19"/>
+                <w:szCs w:val="19"/>
+              </w:rPr>
+              <w:t xml:space="preserve"> is refused by KoboToolbox</w:t>
             </w:r>
           </w:p>
         </w:tc>
@@ -18055,7 +18069,7 @@
           <w:left w:w="10" w:type="dxa"/>
           <w:right w:w="10" w:type="dxa"/>
         </w:tblCellMar>
-        <w:tblLook w:val="04A0" w:firstRow="1" w:lastRow="0" w:firstColumn="1" w:lastColumn="0" w:noHBand="0" w:noVBand="1"/>
+        <w:tblLook w:val="0000" w:firstRow="0" w:lastRow="0" w:firstColumn="0" w:lastColumn="0" w:noHBand="0" w:noVBand="0"/>
       </w:tblPr>
       <w:tblGrid>
         <w:gridCol w:w="9412"/>
@@ -18194,7 +18208,7 @@
         <w:pStyle w:val="Heading1"/>
         <w:pageBreakBefore/>
       </w:pPr>
-      <w:bookmarkStart w:id="28" w:name="_Toc240919937"/>
+      <w:bookmarkStart w:id="28" w:name="_Toc240923084"/>
       <w:r>
         <w:lastRenderedPageBreak/>
         <w:t>7. Scenarios</w:t>
@@ -18224,7 +18238,7 @@
           <w:left w:w="10" w:type="dxa"/>
           <w:right w:w="10" w:type="dxa"/>
         </w:tblCellMar>
-        <w:tblLook w:val="04A0" w:firstRow="1" w:lastRow="0" w:firstColumn="1" w:lastColumn="0" w:noHBand="0" w:noVBand="1"/>
+        <w:tblLook w:val="0000" w:firstRow="0" w:lastRow="0" w:firstColumn="0" w:lastColumn="0" w:noHBand="0" w:noVBand="0"/>
       </w:tblPr>
       <w:tblGrid>
         <w:gridCol w:w="1882"/>
@@ -19149,7 +19163,7 @@
         <w:pStyle w:val="Heading1"/>
         <w:pageBreakBefore/>
       </w:pPr>
-      <w:bookmarkStart w:id="29" w:name="_Toc240919938"/>
+      <w:bookmarkStart w:id="29" w:name="_Toc240923085"/>
       <w:r>
         <w:lastRenderedPageBreak/>
         <w:t>8. Practice exercises</w:t>
@@ -19168,7 +19182,7 @@
       <w:pPr>
         <w:pStyle w:val="Heading2"/>
       </w:pPr>
-      <w:bookmarkStart w:id="30" w:name="_Toc240919939"/>
+      <w:bookmarkStart w:id="30" w:name="_Toc240923086"/>
       <w:r>
         <w:t>Exercise 1 — Getting around (all RAs)</w:t>
       </w:r>
@@ -19235,7 +19249,7 @@
       <w:pPr>
         <w:pStyle w:val="Heading2"/>
       </w:pPr>
-      <w:bookmarkStart w:id="31" w:name="_Toc240919940"/>
+      <w:bookmarkStart w:id="31" w:name="_Toc240923087"/>
       <w:r>
         <w:t>Exercise 2 — A complete contact (Contact RAs)</w:t>
       </w:r>
@@ -19315,7 +19329,7 @@
       <w:pPr>
         <w:pStyle w:val="Heading2"/>
       </w:pPr>
-      <w:bookmarkStart w:id="32" w:name="_Toc240919941"/>
+      <w:bookmarkStart w:id="32" w:name="_Toc240923088"/>
       <w:r>
         <w:t>Exercise 3 — QA decisions (QA RAs)</w:t>
       </w:r>
@@ -19382,7 +19396,7 @@
       <w:pPr>
         <w:pStyle w:val="Heading2"/>
       </w:pPr>
-      <w:bookmarkStart w:id="33" w:name="_Toc240919942"/>
+      <w:bookmarkStart w:id="33" w:name="_Toc240923089"/>
       <w:r>
         <w:t>Exercise 4 — A KII record (KII RAs)</w:t>
       </w:r>
@@ -19449,7 +19463,7 @@
       <w:pPr>
         <w:pStyle w:val="Heading2"/>
       </w:pPr>
-      <w:bookmarkStart w:id="34" w:name="_Toc240919943"/>
+      <w:bookmarkStart w:id="34" w:name="_Toc240923090"/>
       <w:r>
         <w:t>Exercise 5 — A document (Documentary RAs)</w:t>
       </w:r>
@@ -19637,7 +19651,7 @@
           <w:left w:w="10" w:type="dxa"/>
           <w:right w:w="10" w:type="dxa"/>
         </w:tblCellMar>
-        <w:tblLook w:val="04A0" w:firstRow="1" w:lastRow="0" w:firstColumn="1" w:lastColumn="0" w:noHBand="0" w:noVBand="1"/>
+        <w:tblLook w:val="0000" w:firstRow="0" w:lastRow="0" w:firstColumn="0" w:lastColumn="0" w:noHBand="0" w:noVBand="0"/>
       </w:tblPr>
       <w:tblGrid>
         <w:gridCol w:w="9412"/>
@@ -19697,7 +19711,7 @@
         <w:pStyle w:val="Heading1"/>
         <w:pageBreakBefore/>
       </w:pPr>
-      <w:bookmarkStart w:id="35" w:name="_Toc240919944"/>
+      <w:bookmarkStart w:id="35" w:name="_Toc240923091"/>
       <w:r>
         <w:lastRenderedPageBreak/>
         <w:t>9. Daily checklists</w:t>
@@ -19708,7 +19722,7 @@
       <w:pPr>
         <w:pStyle w:val="Heading2"/>
       </w:pPr>
-      <w:bookmarkStart w:id="36" w:name="_Toc240919945"/>
+      <w:bookmarkStart w:id="36" w:name="_Toc240923092"/>
       <w:r>
         <w:t>Start of the day</w:t>
       </w:r>
@@ -19788,7 +19802,7 @@
       <w:pPr>
         <w:pStyle w:val="Heading2"/>
       </w:pPr>
-      <w:bookmarkStart w:id="37" w:name="_Toc240919946"/>
+      <w:bookmarkStart w:id="37" w:name="_Toc240923093"/>
       <w:r>
         <w:t>End of the day</w:t>
       </w:r>
@@ -19842,7 +19856,7 @@
       <w:pPr>
         <w:pStyle w:val="Heading2"/>
       </w:pPr>
-      <w:bookmarkStart w:id="38" w:name="_Toc240919947"/>
+      <w:bookmarkStart w:id="38" w:name="_Toc240923094"/>
       <w:r>
         <w:t>Troubleshooting</w:t>
       </w:r>
@@ -19863,7 +19877,7 @@
           <w:left w:w="10" w:type="dxa"/>
           <w:right w:w="10" w:type="dxa"/>
         </w:tblCellMar>
-        <w:tblLook w:val="04A0" w:firstRow="1" w:lastRow="0" w:firstColumn="1" w:lastColumn="0" w:noHBand="0" w:noVBand="1"/>
+        <w:tblLook w:val="0000" w:firstRow="0" w:lastRow="0" w:firstColumn="0" w:lastColumn="0" w:noHBand="0" w:noVBand="0"/>
       </w:tblPr>
       <w:tblGrid>
         <w:gridCol w:w="2635"/>
@@ -20037,14 +20051,7 @@
                 <w:sz w:val="19"/>
                 <w:szCs w:val="19"/>
               </w:rPr>
-              <w:t>Select Go to my start screen</w:t>
-            </w:r>
-            <w:r>
-              <w:rPr>
-                <w:sz w:val="19"/>
-                <w:szCs w:val="19"/>
-              </w:rPr>
-              <w:t>. If you need that screen, ask the PI about your role.</w:t>
+              <w:t>Select Go to my start screen. If you need that screen, ask the PI about your role.</w:t>
             </w:r>
           </w:p>
         </w:tc>
@@ -20712,7 +20719,7 @@
         <w:pStyle w:val="Heading1"/>
         <w:pageBreakBefore/>
       </w:pPr>
-      <w:bookmarkStart w:id="39" w:name="_Toc240919948"/>
+      <w:bookmarkStart w:id="39" w:name="_Toc240923095"/>
       <w:r>
         <w:lastRenderedPageBreak/>
         <w:t>10. Glossary</w:t>
@@ -20734,7 +20741,7 @@
           <w:left w:w="10" w:type="dxa"/>
           <w:right w:w="10" w:type="dxa"/>
         </w:tblCellMar>
-        <w:tblLook w:val="04A0" w:firstRow="1" w:lastRow="0" w:firstColumn="1" w:lastColumn="0" w:noHBand="0" w:noVBand="1"/>
+        <w:tblLook w:val="0000" w:firstRow="0" w:lastRow="0" w:firstColumn="0" w:lastColumn="0" w:noHBand="0" w:noVBand="0"/>
       </w:tblPr>
       <w:tblGrid>
         <w:gridCol w:w="2353"/>
@@ -22905,7 +22912,7 @@
         <w:pStyle w:val="Heading1"/>
         <w:pageBreakBefore/>
       </w:pPr>
-      <w:bookmarkStart w:id="40" w:name="_Toc240919949"/>
+      <w:bookmarkStart w:id="40" w:name="_Toc240923096"/>
       <w:r>
         <w:lastRenderedPageBreak/>
         <w:t>11. Confidentiality and conduct declaration</w:t>
@@ -23031,7 +23038,7 @@
           <w:left w:w="10" w:type="dxa"/>
           <w:right w:w="10" w:type="dxa"/>
         </w:tblCellMar>
-        <w:tblLook w:val="04A0" w:firstRow="1" w:lastRow="0" w:firstColumn="1" w:lastColumn="0" w:noHBand="0" w:noVBand="1"/>
+        <w:tblLook w:val="0000" w:firstRow="0" w:lastRow="0" w:firstColumn="0" w:lastColumn="0" w:noHBand="0" w:noVBand="0"/>
       </w:tblPr>
       <w:tblGrid>
         <w:gridCol w:w="2824"/>
@@ -23564,10 +23571,10 @@
 <file path=word/numbering.xml><?xml version="1.0" encoding="utf-8"?>
 <w:numbering xmlns:wpc="http://schemas.microsoft.com/office/word/2010/wordprocessingCanvas" xmlns:cx="http://schemas.microsoft.com/office/drawing/2014/chartex" xmlns:cx1="http://schemas.microsoft.com/office/drawing/2015/9/8/chartex" xmlns:cx2="http://schemas.microsoft.com/office/drawing/2015/10/21/chartex" xmlns:cx3="http://schemas.microsoft.com/office/drawing/2016/5/9/chartex" xmlns:cx4="http://schemas.microsoft.com/office/drawing/2016/5/10/chartex" xmlns:cx5="http://schemas.microsoft.com/office/drawing/2016/5/11/chartex" xmlns:cx6="http://schemas.microsoft.com/office/drawing/2016/5/12/chartex" xmlns:cx7="http://schemas.microsoft.com/office/drawing/2016/5/13/chartex" xmlns:cx8="http://schemas.microsoft.com/office/drawing/2016/5/14/chartex" xmlns:mc="http://schemas.openxmlformats.org/markup-compatibility/2006" xmlns:aink="http://schemas.microsoft.com/office/drawing/2016/ink" xmlns:am3d="http://schemas.microsoft.com/office/drawing/2017/model3d" xmlns:o="urn:schemas-microsoft-com:office:office" xmlns:oel="http://schemas.microsoft.com/office/2019/extlst" xmlns:r="http://schemas.openxmlformats.org/officeDocument/2006/relationships" xmlns:m="http://schemas.openxmlformats.org/officeDocument/2006/math" xmlns:v="urn:schemas-microsoft-com:vml" xmlns:wp14="http://schemas.microsoft.com/office/word/2010/wordprocessingDrawing" xmlns:wp="http://schemas.openxmlformats.org/drawingml/2006/wordprocessingDrawing" xmlns:w10="urn:schemas-microsoft-com:office:word" xmlns:w="http://schemas.openxmlformats.org/wordprocessingml/2006/main" xmlns:w14="http://schemas.microsoft.com/office/word/2010/wordml" xmlns:w15="http://schemas.microsoft.com/office/word/2012/wordml" xmlns:w16cex="http://schemas.microsoft.com/office/word/2018/wordml/cex" xmlns:w16cid="http://schemas.microsoft.com/office/word/2016/wordml/cid" xmlns:w16="http://schemas.microsoft.com/office/word/2018/wordml" xmlns:w16sdtdh="http://schemas.microsoft.com/office/word/2020/wordml/sdtdatahash" xmlns:w16se="http://schemas.microsoft.com/office/word/2015/wordml/symex" xmlns:wpg="http://schemas.microsoft.com/office/word/2010/wordprocessingGroup" xmlns:wpi="http://schemas.microsoft.com/office/word/2010/wordprocessingInk" xmlns:wne="http://schemas.microsoft.com/office/word/2006/wordml" xmlns:wps="http://schemas.microsoft.com/office/word/2010/wordprocessingShape" mc:Ignorable="w14 w15 w16se w16cid w16 w16cex w16sdtdh wp14">
   <w:abstractNum w:abstractNumId="0" w15:restartNumberingAfterBreak="0">
-    <w:nsid w:val="09D619A9"/>
+    <w:nsid w:val="03EA6502"/>
     <w:multiLevelType w:val="hybridMultilevel"/>
-    <w:tmpl w:val="299231CE"/>
-    <w:lvl w:ilvl="0" w:tplc="F23A44FA">
+    <w:tmpl w:val="7EDE90C8"/>
+    <w:lvl w:ilvl="0" w:tplc="C18ED54E">
       <w:start w:val="1"/>
       <w:numFmt w:val="decimal"/>
       <w:lvlText w:val="%1."/>
@@ -23581,52 +23588,52 @@
         <w:color w:val="A67C27"/>
       </w:rPr>
     </w:lvl>
-    <w:lvl w:ilvl="1" w:tplc="8BB06936">
+    <w:lvl w:ilvl="1" w:tplc="B38A613C">
       <w:numFmt w:val="decimal"/>
       <w:lvlText w:val=""/>
       <w:lvlJc w:val="left"/>
     </w:lvl>
-    <w:lvl w:ilvl="2" w:tplc="A25AEFF6">
+    <w:lvl w:ilvl="2" w:tplc="96325F92">
       <w:numFmt w:val="decimal"/>
       <w:lvlText w:val=""/>
       <w:lvlJc w:val="left"/>
     </w:lvl>
-    <w:lvl w:ilvl="3" w:tplc="6BD8BAD4">
+    <w:lvl w:ilvl="3" w:tplc="C5A287BE">
       <w:numFmt w:val="decimal"/>
       <w:lvlText w:val=""/>
       <w:lvlJc w:val="left"/>
     </w:lvl>
-    <w:lvl w:ilvl="4" w:tplc="F23A46EE">
+    <w:lvl w:ilvl="4" w:tplc="FDCC14E8">
       <w:numFmt w:val="decimal"/>
       <w:lvlText w:val=""/>
       <w:lvlJc w:val="left"/>
     </w:lvl>
-    <w:lvl w:ilvl="5" w:tplc="88AA6E72">
+    <w:lvl w:ilvl="5" w:tplc="4BB6D8E8">
       <w:numFmt w:val="decimal"/>
       <w:lvlText w:val=""/>
       <w:lvlJc w:val="left"/>
     </w:lvl>
-    <w:lvl w:ilvl="6" w:tplc="7648323E">
+    <w:lvl w:ilvl="6" w:tplc="DD8CCA1E">
       <w:numFmt w:val="decimal"/>
       <w:lvlText w:val=""/>
       <w:lvlJc w:val="left"/>
     </w:lvl>
-    <w:lvl w:ilvl="7" w:tplc="C590B61A">
+    <w:lvl w:ilvl="7" w:tplc="6A04B408">
       <w:numFmt w:val="decimal"/>
       <w:lvlText w:val=""/>
       <w:lvlJc w:val="left"/>
     </w:lvl>
-    <w:lvl w:ilvl="8" w:tplc="8D3CA68E">
+    <w:lvl w:ilvl="8" w:tplc="045805F4">
       <w:numFmt w:val="decimal"/>
       <w:lvlText w:val=""/>
       <w:lvlJc w:val="left"/>
     </w:lvl>
   </w:abstractNum>
   <w:abstractNum w:abstractNumId="1" w15:restartNumberingAfterBreak="0">
-    <w:nsid w:val="0E324188"/>
+    <w:nsid w:val="048A3FAA"/>
     <w:multiLevelType w:val="hybridMultilevel"/>
-    <w:tmpl w:val="A5789CF6"/>
-    <w:lvl w:ilvl="0" w:tplc="09BCD69C">
+    <w:tmpl w:val="2820ACFC"/>
+    <w:lvl w:ilvl="0" w:tplc="BE2E8F3A">
       <w:start w:val="1"/>
       <w:numFmt w:val="decimal"/>
       <w:lvlText w:val="%1."/>
@@ -23640,52 +23647,52 @@
         <w:color w:val="A67C27"/>
       </w:rPr>
     </w:lvl>
-    <w:lvl w:ilvl="1" w:tplc="BD6EC03C">
+    <w:lvl w:ilvl="1" w:tplc="260053E6">
       <w:numFmt w:val="decimal"/>
       <w:lvlText w:val=""/>
       <w:lvlJc w:val="left"/>
     </w:lvl>
-    <w:lvl w:ilvl="2" w:tplc="2FA2C042">
+    <w:lvl w:ilvl="2" w:tplc="25C2FA92">
       <w:numFmt w:val="decimal"/>
       <w:lvlText w:val=""/>
       <w:lvlJc w:val="left"/>
     </w:lvl>
-    <w:lvl w:ilvl="3" w:tplc="3572B136">
+    <w:lvl w:ilvl="3" w:tplc="3D065BF8">
       <w:numFmt w:val="decimal"/>
       <w:lvlText w:val=""/>
       <w:lvlJc w:val="left"/>
     </w:lvl>
-    <w:lvl w:ilvl="4" w:tplc="19145F1A">
+    <w:lvl w:ilvl="4" w:tplc="D610E0CC">
       <w:numFmt w:val="decimal"/>
       <w:lvlText w:val=""/>
       <w:lvlJc w:val="left"/>
     </w:lvl>
-    <w:lvl w:ilvl="5" w:tplc="ED08E62A">
+    <w:lvl w:ilvl="5" w:tplc="B03EA9B0">
       <w:numFmt w:val="decimal"/>
       <w:lvlText w:val=""/>
       <w:lvlJc w:val="left"/>
     </w:lvl>
-    <w:lvl w:ilvl="6" w:tplc="A0069094">
+    <w:lvl w:ilvl="6" w:tplc="5EB01834">
       <w:numFmt w:val="decimal"/>
       <w:lvlText w:val=""/>
       <w:lvlJc w:val="left"/>
     </w:lvl>
-    <w:lvl w:ilvl="7" w:tplc="FDA0898C">
+    <w:lvl w:ilvl="7" w:tplc="E6945356">
       <w:numFmt w:val="decimal"/>
       <w:lvlText w:val=""/>
       <w:lvlJc w:val="left"/>
     </w:lvl>
-    <w:lvl w:ilvl="8" w:tplc="232CBBA8">
+    <w:lvl w:ilvl="8" w:tplc="95B0113C">
       <w:numFmt w:val="decimal"/>
       <w:lvlText w:val=""/>
       <w:lvlJc w:val="left"/>
     </w:lvl>
   </w:abstractNum>
   <w:abstractNum w:abstractNumId="2" w15:restartNumberingAfterBreak="0">
-    <w:nsid w:val="13265235"/>
+    <w:nsid w:val="06EB0627"/>
     <w:multiLevelType w:val="hybridMultilevel"/>
-    <w:tmpl w:val="1DE0903E"/>
-    <w:lvl w:ilvl="0" w:tplc="22F6A228">
+    <w:tmpl w:val="78306886"/>
+    <w:lvl w:ilvl="0" w:tplc="61AC6C74">
       <w:start w:val="1"/>
       <w:numFmt w:val="decimal"/>
       <w:lvlText w:val="%1."/>
@@ -23699,52 +23706,52 @@
         <w:color w:val="A67C27"/>
       </w:rPr>
     </w:lvl>
-    <w:lvl w:ilvl="1" w:tplc="71703446">
+    <w:lvl w:ilvl="1" w:tplc="0D3AE352">
       <w:numFmt w:val="decimal"/>
       <w:lvlText w:val=""/>
       <w:lvlJc w:val="left"/>
     </w:lvl>
-    <w:lvl w:ilvl="2" w:tplc="DDAC8CB8">
+    <w:lvl w:ilvl="2" w:tplc="8250AA48">
       <w:numFmt w:val="decimal"/>
       <w:lvlText w:val=""/>
       <w:lvlJc w:val="left"/>
     </w:lvl>
-    <w:lvl w:ilvl="3" w:tplc="D6F03BEE">
+    <w:lvl w:ilvl="3" w:tplc="0F046324">
       <w:numFmt w:val="decimal"/>
       <w:lvlText w:val=""/>
       <w:lvlJc w:val="left"/>
     </w:lvl>
-    <w:lvl w:ilvl="4" w:tplc="6E9CDE86">
+    <w:lvl w:ilvl="4" w:tplc="C04482D4">
       <w:numFmt w:val="decimal"/>
       <w:lvlText w:val=""/>
       <w:lvlJc w:val="left"/>
     </w:lvl>
-    <w:lvl w:ilvl="5" w:tplc="70C6BBBA">
+    <w:lvl w:ilvl="5" w:tplc="96A4B49E">
       <w:numFmt w:val="decimal"/>
       <w:lvlText w:val=""/>
       <w:lvlJc w:val="left"/>
     </w:lvl>
-    <w:lvl w:ilvl="6" w:tplc="7370FE1A">
+    <w:lvl w:ilvl="6" w:tplc="C8F63BB8">
       <w:numFmt w:val="decimal"/>
       <w:lvlText w:val=""/>
       <w:lvlJc w:val="left"/>
     </w:lvl>
-    <w:lvl w:ilvl="7" w:tplc="B2D2968C">
+    <w:lvl w:ilvl="7" w:tplc="8EF82D20">
       <w:numFmt w:val="decimal"/>
       <w:lvlText w:val=""/>
       <w:lvlJc w:val="left"/>
     </w:lvl>
-    <w:lvl w:ilvl="8" w:tplc="13867198">
+    <w:lvl w:ilvl="8" w:tplc="B234F1B6">
       <w:numFmt w:val="decimal"/>
       <w:lvlText w:val=""/>
       <w:lvlJc w:val="left"/>
     </w:lvl>
   </w:abstractNum>
   <w:abstractNum w:abstractNumId="3" w15:restartNumberingAfterBreak="0">
-    <w:nsid w:val="16487167"/>
+    <w:nsid w:val="0ECA1420"/>
     <w:multiLevelType w:val="hybridMultilevel"/>
-    <w:tmpl w:val="9F5AAAE2"/>
-    <w:lvl w:ilvl="0" w:tplc="2876C336">
+    <w:tmpl w:val="980CA978"/>
+    <w:lvl w:ilvl="0" w:tplc="E6C0FE6A">
       <w:start w:val="1"/>
       <w:numFmt w:val="decimal"/>
       <w:lvlText w:val="%1."/>
@@ -23758,52 +23765,52 @@
         <w:color w:val="A67C27"/>
       </w:rPr>
     </w:lvl>
-    <w:lvl w:ilvl="1" w:tplc="618E1932">
+    <w:lvl w:ilvl="1" w:tplc="BBF2A584">
       <w:numFmt w:val="decimal"/>
       <w:lvlText w:val=""/>
       <w:lvlJc w:val="left"/>
     </w:lvl>
-    <w:lvl w:ilvl="2" w:tplc="18C47086">
+    <w:lvl w:ilvl="2" w:tplc="2B5CD044">
       <w:numFmt w:val="decimal"/>
       <w:lvlText w:val=""/>
       <w:lvlJc w:val="left"/>
     </w:lvl>
-    <w:lvl w:ilvl="3" w:tplc="31CEFBE0">
+    <w:lvl w:ilvl="3" w:tplc="763AF1FC">
       <w:numFmt w:val="decimal"/>
       <w:lvlText w:val=""/>
       <w:lvlJc w:val="left"/>
     </w:lvl>
-    <w:lvl w:ilvl="4" w:tplc="54048992">
+    <w:lvl w:ilvl="4" w:tplc="F96A11B6">
       <w:numFmt w:val="decimal"/>
       <w:lvlText w:val=""/>
       <w:lvlJc w:val="left"/>
     </w:lvl>
-    <w:lvl w:ilvl="5" w:tplc="36C48348">
+    <w:lvl w:ilvl="5" w:tplc="C78E4194">
       <w:numFmt w:val="decimal"/>
       <w:lvlText w:val=""/>
       <w:lvlJc w:val="left"/>
     </w:lvl>
-    <w:lvl w:ilvl="6" w:tplc="DBC26242">
+    <w:lvl w:ilvl="6" w:tplc="425896CA">
       <w:numFmt w:val="decimal"/>
       <w:lvlText w:val=""/>
       <w:lvlJc w:val="left"/>
     </w:lvl>
-    <w:lvl w:ilvl="7" w:tplc="1AF80480">
+    <w:lvl w:ilvl="7" w:tplc="718CAA90">
       <w:numFmt w:val="decimal"/>
       <w:lvlText w:val=""/>
       <w:lvlJc w:val="left"/>
     </w:lvl>
-    <w:lvl w:ilvl="8" w:tplc="E2069D3A">
+    <w:lvl w:ilvl="8" w:tplc="0524B5E8">
       <w:numFmt w:val="decimal"/>
       <w:lvlText w:val=""/>
       <w:lvlJc w:val="left"/>
     </w:lvl>
   </w:abstractNum>
   <w:abstractNum w:abstractNumId="4" w15:restartNumberingAfterBreak="0">
-    <w:nsid w:val="16754CAA"/>
+    <w:nsid w:val="21323C9F"/>
     <w:multiLevelType w:val="hybridMultilevel"/>
-    <w:tmpl w:val="BA0047DA"/>
-    <w:lvl w:ilvl="0" w:tplc="E9F881DC">
+    <w:tmpl w:val="D6A2836A"/>
+    <w:lvl w:ilvl="0" w:tplc="1CD8FDE2">
       <w:start w:val="1"/>
       <w:numFmt w:val="decimal"/>
       <w:lvlText w:val="%1."/>
@@ -23817,52 +23824,52 @@
         <w:color w:val="A67C27"/>
       </w:rPr>
     </w:lvl>
-    <w:lvl w:ilvl="1" w:tplc="4880E4AE">
+    <w:lvl w:ilvl="1" w:tplc="52E69A16">
       <w:numFmt w:val="decimal"/>
       <w:lvlText w:val=""/>
       <w:lvlJc w:val="left"/>
     </w:lvl>
-    <w:lvl w:ilvl="2" w:tplc="7F123EDA">
+    <w:lvl w:ilvl="2" w:tplc="B8D2018C">
       <w:numFmt w:val="decimal"/>
       <w:lvlText w:val=""/>
       <w:lvlJc w:val="left"/>
     </w:lvl>
-    <w:lvl w:ilvl="3" w:tplc="80BE737C">
+    <w:lvl w:ilvl="3" w:tplc="D1F8AC88">
       <w:numFmt w:val="decimal"/>
       <w:lvlText w:val=""/>
       <w:lvlJc w:val="left"/>
     </w:lvl>
-    <w:lvl w:ilvl="4" w:tplc="D5E8B208">
+    <w:lvl w:ilvl="4" w:tplc="645CA19C">
       <w:numFmt w:val="decimal"/>
       <w:lvlText w:val=""/>
       <w:lvlJc w:val="left"/>
     </w:lvl>
-    <w:lvl w:ilvl="5" w:tplc="71762988">
+    <w:lvl w:ilvl="5" w:tplc="8932DAEE">
       <w:numFmt w:val="decimal"/>
       <w:lvlText w:val=""/>
       <w:lvlJc w:val="left"/>
     </w:lvl>
-    <w:lvl w:ilvl="6" w:tplc="BC244932">
+    <w:lvl w:ilvl="6" w:tplc="82462B78">
       <w:numFmt w:val="decimal"/>
       <w:lvlText w:val=""/>
       <w:lvlJc w:val="left"/>
     </w:lvl>
-    <w:lvl w:ilvl="7" w:tplc="6D20F962">
+    <w:lvl w:ilvl="7" w:tplc="0760590E">
       <w:numFmt w:val="decimal"/>
       <w:lvlText w:val=""/>
       <w:lvlJc w:val="left"/>
     </w:lvl>
-    <w:lvl w:ilvl="8" w:tplc="D3A4EC08">
+    <w:lvl w:ilvl="8" w:tplc="E1C030F8">
       <w:numFmt w:val="decimal"/>
       <w:lvlText w:val=""/>
       <w:lvlJc w:val="left"/>
     </w:lvl>
   </w:abstractNum>
   <w:abstractNum w:abstractNumId="5" w15:restartNumberingAfterBreak="0">
-    <w:nsid w:val="1727761E"/>
+    <w:nsid w:val="25C9537F"/>
     <w:multiLevelType w:val="hybridMultilevel"/>
-    <w:tmpl w:val="597A23B6"/>
-    <w:lvl w:ilvl="0" w:tplc="7C94A266">
+    <w:tmpl w:val="DCA651EA"/>
+    <w:lvl w:ilvl="0" w:tplc="0BB0AD1E">
       <w:start w:val="1"/>
       <w:numFmt w:val="decimal"/>
       <w:lvlText w:val="%1."/>
@@ -23876,52 +23883,52 @@
         <w:color w:val="A67C27"/>
       </w:rPr>
     </w:lvl>
-    <w:lvl w:ilvl="1" w:tplc="9314EE9C">
+    <w:lvl w:ilvl="1" w:tplc="0DA02A60">
       <w:numFmt w:val="decimal"/>
       <w:lvlText w:val=""/>
       <w:lvlJc w:val="left"/>
     </w:lvl>
-    <w:lvl w:ilvl="2" w:tplc="74FC67BE">
+    <w:lvl w:ilvl="2" w:tplc="2A9648AC">
       <w:numFmt w:val="decimal"/>
       <w:lvlText w:val=""/>
       <w:lvlJc w:val="left"/>
     </w:lvl>
-    <w:lvl w:ilvl="3" w:tplc="55285E26">
+    <w:lvl w:ilvl="3" w:tplc="3A645624">
       <w:numFmt w:val="decimal"/>
       <w:lvlText w:val=""/>
       <w:lvlJc w:val="left"/>
     </w:lvl>
-    <w:lvl w:ilvl="4" w:tplc="598A83DE">
+    <w:lvl w:ilvl="4" w:tplc="361E7E66">
       <w:numFmt w:val="decimal"/>
       <w:lvlText w:val=""/>
       <w:lvlJc w:val="left"/>
     </w:lvl>
-    <w:lvl w:ilvl="5" w:tplc="5A7E19E8">
+    <w:lvl w:ilvl="5" w:tplc="A0EC153A">
       <w:numFmt w:val="decimal"/>
       <w:lvlText w:val=""/>
       <w:lvlJc w:val="left"/>
     </w:lvl>
-    <w:lvl w:ilvl="6" w:tplc="1E5AB9CA">
+    <w:lvl w:ilvl="6" w:tplc="B8926D10">
       <w:numFmt w:val="decimal"/>
       <w:lvlText w:val=""/>
       <w:lvlJc w:val="left"/>
     </w:lvl>
-    <w:lvl w:ilvl="7" w:tplc="E924B030">
+    <w:lvl w:ilvl="7" w:tplc="6D9EBF38">
       <w:numFmt w:val="decimal"/>
       <w:lvlText w:val=""/>
       <w:lvlJc w:val="left"/>
     </w:lvl>
-    <w:lvl w:ilvl="8" w:tplc="94EA758E">
+    <w:lvl w:ilvl="8" w:tplc="50E83934">
       <w:numFmt w:val="decimal"/>
       <w:lvlText w:val=""/>
       <w:lvlJc w:val="left"/>
     </w:lvl>
   </w:abstractNum>
   <w:abstractNum w:abstractNumId="6" w15:restartNumberingAfterBreak="0">
-    <w:nsid w:val="20771FC3"/>
+    <w:nsid w:val="26CD3C5A"/>
     <w:multiLevelType w:val="hybridMultilevel"/>
-    <w:tmpl w:val="88104428"/>
-    <w:lvl w:ilvl="0" w:tplc="3A649424">
+    <w:tmpl w:val="FB4C53B0"/>
+    <w:lvl w:ilvl="0" w:tplc="E6329ED4">
       <w:start w:val="1"/>
       <w:numFmt w:val="decimal"/>
       <w:lvlText w:val="%1."/>
@@ -23935,52 +23942,52 @@
         <w:color w:val="A67C27"/>
       </w:rPr>
     </w:lvl>
-    <w:lvl w:ilvl="1" w:tplc="D472C418">
+    <w:lvl w:ilvl="1" w:tplc="99ACE7BC">
       <w:numFmt w:val="decimal"/>
       <w:lvlText w:val=""/>
       <w:lvlJc w:val="left"/>
     </w:lvl>
-    <w:lvl w:ilvl="2" w:tplc="403EEB1E">
+    <w:lvl w:ilvl="2" w:tplc="CF685FC4">
       <w:numFmt w:val="decimal"/>
       <w:lvlText w:val=""/>
       <w:lvlJc w:val="left"/>
     </w:lvl>
-    <w:lvl w:ilvl="3" w:tplc="912CECE2">
+    <w:lvl w:ilvl="3" w:tplc="36A83018">
       <w:numFmt w:val="decimal"/>
       <w:lvlText w:val=""/>
       <w:lvlJc w:val="left"/>
     </w:lvl>
-    <w:lvl w:ilvl="4" w:tplc="4F4212A6">
+    <w:lvl w:ilvl="4" w:tplc="608C2F5C">
       <w:numFmt w:val="decimal"/>
       <w:lvlText w:val=""/>
       <w:lvlJc w:val="left"/>
     </w:lvl>
-    <w:lvl w:ilvl="5" w:tplc="DEA88D66">
+    <w:lvl w:ilvl="5" w:tplc="5A0A86E6">
       <w:numFmt w:val="decimal"/>
       <w:lvlText w:val=""/>
       <w:lvlJc w:val="left"/>
     </w:lvl>
-    <w:lvl w:ilvl="6" w:tplc="074EBCC2">
+    <w:lvl w:ilvl="6" w:tplc="AA561C5E">
       <w:numFmt w:val="decimal"/>
       <w:lvlText w:val=""/>
       <w:lvlJc w:val="left"/>
     </w:lvl>
-    <w:lvl w:ilvl="7" w:tplc="1014498C">
+    <w:lvl w:ilvl="7" w:tplc="8D70A544">
       <w:numFmt w:val="decimal"/>
       <w:lvlText w:val=""/>
       <w:lvlJc w:val="left"/>
     </w:lvl>
-    <w:lvl w:ilvl="8" w:tplc="0624D672">
+    <w:lvl w:ilvl="8" w:tplc="D486967E">
       <w:numFmt w:val="decimal"/>
       <w:lvlText w:val=""/>
       <w:lvlJc w:val="left"/>
     </w:lvl>
   </w:abstractNum>
   <w:abstractNum w:abstractNumId="7" w15:restartNumberingAfterBreak="0">
-    <w:nsid w:val="26E43DF4"/>
+    <w:nsid w:val="2A194734"/>
     <w:multiLevelType w:val="hybridMultilevel"/>
-    <w:tmpl w:val="D9483272"/>
-    <w:lvl w:ilvl="0" w:tplc="BD90E24E">
+    <w:tmpl w:val="94AE4870"/>
+    <w:lvl w:ilvl="0" w:tplc="7C08D3F4">
       <w:start w:val="1"/>
       <w:numFmt w:val="decimal"/>
       <w:lvlText w:val="%1."/>
@@ -23994,52 +24001,52 @@
         <w:color w:val="A67C27"/>
       </w:rPr>
     </w:lvl>
-    <w:lvl w:ilvl="1" w:tplc="4C583BD2">
+    <w:lvl w:ilvl="1" w:tplc="C55AA360">
       <w:numFmt w:val="decimal"/>
       <w:lvlText w:val=""/>
       <w:lvlJc w:val="left"/>
     </w:lvl>
-    <w:lvl w:ilvl="2" w:tplc="33E8BEAC">
+    <w:lvl w:ilvl="2" w:tplc="151E8478">
       <w:numFmt w:val="decimal"/>
       <w:lvlText w:val=""/>
       <w:lvlJc w:val="left"/>
     </w:lvl>
-    <w:lvl w:ilvl="3" w:tplc="3F3C5570">
+    <w:lvl w:ilvl="3" w:tplc="7318D164">
       <w:numFmt w:val="decimal"/>
       <w:lvlText w:val=""/>
       <w:lvlJc w:val="left"/>
     </w:lvl>
-    <w:lvl w:ilvl="4" w:tplc="2716B9DC">
+    <w:lvl w:ilvl="4" w:tplc="72D4A9F6">
       <w:numFmt w:val="decimal"/>
       <w:lvlText w:val=""/>
       <w:lvlJc w:val="left"/>
     </w:lvl>
-    <w:lvl w:ilvl="5" w:tplc="C43E332A">
+    <w:lvl w:ilvl="5" w:tplc="CA1AC4F2">
       <w:numFmt w:val="decimal"/>
       <w:lvlText w:val=""/>
       <w:lvlJc w:val="left"/>
     </w:lvl>
-    <w:lvl w:ilvl="6" w:tplc="36D04288">
+    <w:lvl w:ilvl="6" w:tplc="EDCEAEF0">
       <w:numFmt w:val="decimal"/>
       <w:lvlText w:val=""/>
       <w:lvlJc w:val="left"/>
     </w:lvl>
-    <w:lvl w:ilvl="7" w:tplc="EEBEA930">
+    <w:lvl w:ilvl="7" w:tplc="D338BB18">
       <w:numFmt w:val="decimal"/>
       <w:lvlText w:val=""/>
       <w:lvlJc w:val="left"/>
     </w:lvl>
-    <w:lvl w:ilvl="8" w:tplc="2B944F9C">
+    <w:lvl w:ilvl="8" w:tplc="3410D4AA">
       <w:numFmt w:val="decimal"/>
       <w:lvlText w:val=""/>
       <w:lvlJc w:val="left"/>
     </w:lvl>
   </w:abstractNum>
   <w:abstractNum w:abstractNumId="8" w15:restartNumberingAfterBreak="0">
-    <w:nsid w:val="27B03BAC"/>
+    <w:nsid w:val="322332DA"/>
     <w:multiLevelType w:val="hybridMultilevel"/>
-    <w:tmpl w:val="FF785A1E"/>
-    <w:lvl w:ilvl="0" w:tplc="C994A9E2">
+    <w:tmpl w:val="11A66892"/>
+    <w:lvl w:ilvl="0" w:tplc="30C8F27E">
       <w:start w:val="1"/>
       <w:numFmt w:val="decimal"/>
       <w:lvlText w:val="%1."/>
@@ -24053,52 +24060,138 @@
         <w:color w:val="A67C27"/>
       </w:rPr>
     </w:lvl>
-    <w:lvl w:ilvl="1" w:tplc="C916E3BE">
+    <w:lvl w:ilvl="1" w:tplc="549440D2">
       <w:numFmt w:val="decimal"/>
       <w:lvlText w:val=""/>
       <w:lvlJc w:val="left"/>
     </w:lvl>
-    <w:lvl w:ilvl="2" w:tplc="976475DE">
+    <w:lvl w:ilvl="2" w:tplc="393C3558">
       <w:numFmt w:val="decimal"/>
       <w:lvlText w:val=""/>
       <w:lvlJc w:val="left"/>
     </w:lvl>
-    <w:lvl w:ilvl="3" w:tplc="37DEA800">
+    <w:lvl w:ilvl="3" w:tplc="DF4C0E8A">
       <w:numFmt w:val="decimal"/>
       <w:lvlText w:val=""/>
       <w:lvlJc w:val="left"/>
     </w:lvl>
-    <w:lvl w:ilvl="4" w:tplc="90720794">
+    <w:lvl w:ilvl="4" w:tplc="2F16B580">
       <w:numFmt w:val="decimal"/>
       <w:lvlText w:val=""/>
       <w:lvlJc w:val="left"/>
     </w:lvl>
-    <w:lvl w:ilvl="5" w:tplc="F3F2367E">
+    <w:lvl w:ilvl="5" w:tplc="61184320">
       <w:numFmt w:val="decimal"/>
       <w:lvlText w:val=""/>
       <w:lvlJc w:val="left"/>
     </w:lvl>
-    <w:lvl w:ilvl="6" w:tplc="EB6E79EA">
+    <w:lvl w:ilvl="6" w:tplc="9EDE477A">
       <w:numFmt w:val="decimal"/>
       <w:lvlText w:val=""/>
       <w:lvlJc w:val="left"/>
     </w:lvl>
-    <w:lvl w:ilvl="7" w:tplc="79F62FD8">
+    <w:lvl w:ilvl="7" w:tplc="9B3252BC">
       <w:numFmt w:val="decimal"/>
       <w:lvlText w:val=""/>
       <w:lvlJc w:val="left"/>
     </w:lvl>
-    <w:lvl w:ilvl="8" w:tplc="F5FA1DBE">
+    <w:lvl w:ilvl="8" w:tplc="45E23F4C">
       <w:numFmt w:val="decimal"/>
       <w:lvlText w:val=""/>
       <w:lvlJc w:val="left"/>
     </w:lvl>
   </w:abstractNum>
   <w:abstractNum w:abstractNumId="9" w15:restartNumberingAfterBreak="0">
-    <w:nsid w:val="319C62B1"/>
+    <w:nsid w:val="39CE5D61"/>
     <w:multiLevelType w:val="hybridMultilevel"/>
-    <w:tmpl w:val="F506985A"/>
-    <w:lvl w:ilvl="0" w:tplc="3F425226">
+    <w:tmpl w:val="324CFACE"/>
+    <w:lvl w:ilvl="0" w:tplc="788ADB9E">
+      <w:start w:val="1"/>
+      <w:numFmt w:val="bullet"/>
+      <w:lvlText w:val="●"/>
+      <w:lvlJc w:val="left"/>
+      <w:pPr>
+        <w:ind w:left="720" w:hanging="360"/>
+      </w:pPr>
+    </w:lvl>
+    <w:lvl w:ilvl="1" w:tplc="FFDC1E34">
+      <w:start w:val="1"/>
+      <w:numFmt w:val="bullet"/>
+      <w:lvlText w:val="○"/>
+      <w:lvlJc w:val="left"/>
+      <w:pPr>
+        <w:ind w:left="1440" w:hanging="360"/>
+      </w:pPr>
+    </w:lvl>
+    <w:lvl w:ilvl="2" w:tplc="147067D8">
+      <w:start w:val="1"/>
+      <w:numFmt w:val="bullet"/>
+      <w:lvlText w:val="■"/>
+      <w:lvlJc w:val="left"/>
+      <w:pPr>
+        <w:ind w:left="2160" w:hanging="360"/>
+      </w:pPr>
+    </w:lvl>
+    <w:lvl w:ilvl="3" w:tplc="58E60BE2">
+      <w:start w:val="1"/>
+      <w:numFmt w:val="bullet"/>
+      <w:lvlText w:val="●"/>
+      <w:lvlJc w:val="left"/>
+      <w:pPr>
+        <w:ind w:left="2880" w:hanging="360"/>
+      </w:pPr>
+    </w:lvl>
+    <w:lvl w:ilvl="4" w:tplc="3C12FB32">
+      <w:start w:val="1"/>
+      <w:numFmt w:val="bullet"/>
+      <w:lvlText w:val="○"/>
+      <w:lvlJc w:val="left"/>
+      <w:pPr>
+        <w:ind w:left="3600" w:hanging="360"/>
+      </w:pPr>
+    </w:lvl>
+    <w:lvl w:ilvl="5" w:tplc="4A62EA90">
+      <w:start w:val="1"/>
+      <w:numFmt w:val="bullet"/>
+      <w:lvlText w:val="■"/>
+      <w:lvlJc w:val="left"/>
+      <w:pPr>
+        <w:ind w:left="4320" w:hanging="360"/>
+      </w:pPr>
+    </w:lvl>
+    <w:lvl w:ilvl="6" w:tplc="25EC27FC">
+      <w:start w:val="1"/>
+      <w:numFmt w:val="bullet"/>
+      <w:lvlText w:val="●"/>
+      <w:lvlJc w:val="left"/>
+      <w:pPr>
+        <w:ind w:left="5040" w:hanging="360"/>
+      </w:pPr>
+    </w:lvl>
+    <w:lvl w:ilvl="7" w:tplc="6EF88AFA">
+      <w:start w:val="1"/>
+      <w:numFmt w:val="bullet"/>
+      <w:lvlText w:val="●"/>
+      <w:lvlJc w:val="left"/>
+      <w:pPr>
+        <w:ind w:left="5760" w:hanging="360"/>
+      </w:pPr>
+    </w:lvl>
+    <w:lvl w:ilvl="8" w:tplc="015448A6">
+      <w:start w:val="1"/>
+      <w:numFmt w:val="bullet"/>
+      <w:lvlText w:val="●"/>
+      <w:lvlJc w:val="left"/>
+      <w:pPr>
+        <w:ind w:left="6480" w:hanging="360"/>
+      </w:pPr>
+    </w:lvl>
+  </w:abstractNum>
+  <w:abstractNum w:abstractNumId="10" w15:restartNumberingAfterBreak="0">
+    <w:nsid w:val="3C1A5FED"/>
+    <w:multiLevelType w:val="hybridMultilevel"/>
+    <w:tmpl w:val="8A2AF516"/>
+    <w:lvl w:ilvl="0" w:tplc="F230B93A">
       <w:start w:val="1"/>
       <w:numFmt w:val="decimal"/>
       <w:lvlText w:val="%1."/>
@@ -24112,52 +24205,52 @@
         <w:color w:val="A67C27"/>
       </w:rPr>
     </w:lvl>
-    <w:lvl w:ilvl="1" w:tplc="D57A5838">
+    <w:lvl w:ilvl="1" w:tplc="99000FC8">
       <w:numFmt w:val="decimal"/>
       <w:lvlText w:val=""/>
       <w:lvlJc w:val="left"/>
     </w:lvl>
-    <w:lvl w:ilvl="2" w:tplc="C74894E0">
+    <w:lvl w:ilvl="2" w:tplc="AA8E7E36">
       <w:numFmt w:val="decimal"/>
       <w:lvlText w:val=""/>
       <w:lvlJc w:val="left"/>
     </w:lvl>
-    <w:lvl w:ilvl="3" w:tplc="DC0EA462">
+    <w:lvl w:ilvl="3" w:tplc="85AEFCC8">
       <w:numFmt w:val="decimal"/>
       <w:lvlText w:val=""/>
       <w:lvlJc w:val="left"/>
     </w:lvl>
-    <w:lvl w:ilvl="4" w:tplc="CC9AE07A">
+    <w:lvl w:ilvl="4" w:tplc="45265368">
       <w:numFmt w:val="decimal"/>
       <w:lvlText w:val=""/>
       <w:lvlJc w:val="left"/>
     </w:lvl>
-    <w:lvl w:ilvl="5" w:tplc="6A3A9114">
+    <w:lvl w:ilvl="5" w:tplc="1CCACD1A">
       <w:numFmt w:val="decimal"/>
       <w:lvlText w:val=""/>
       <w:lvlJc w:val="left"/>
     </w:lvl>
-    <w:lvl w:ilvl="6" w:tplc="448053C4">
+    <w:lvl w:ilvl="6" w:tplc="D9CCE14C">
       <w:numFmt w:val="decimal"/>
       <w:lvlText w:val=""/>
       <w:lvlJc w:val="left"/>
     </w:lvl>
-    <w:lvl w:ilvl="7" w:tplc="DD441BE2">
+    <w:lvl w:ilvl="7" w:tplc="A22CFDBA">
       <w:numFmt w:val="decimal"/>
       <w:lvlText w:val=""/>
       <w:lvlJc w:val="left"/>
     </w:lvl>
-    <w:lvl w:ilvl="8" w:tplc="FCB0B18A">
+    <w:lvl w:ilvl="8" w:tplc="4F0E376C">
       <w:numFmt w:val="decimal"/>
       <w:lvlText w:val=""/>
       <w:lvlJc w:val="left"/>
     </w:lvl>
   </w:abstractNum>
-  <w:abstractNum w:abstractNumId="10" w15:restartNumberingAfterBreak="0">
-    <w:nsid w:val="32825774"/>
+  <w:abstractNum w:abstractNumId="11" w15:restartNumberingAfterBreak="0">
+    <w:nsid w:val="42992F40"/>
     <w:multiLevelType w:val="hybridMultilevel"/>
-    <w:tmpl w:val="A67EC5D0"/>
-    <w:lvl w:ilvl="0" w:tplc="6DFA91F8">
+    <w:tmpl w:val="A8C4DFB8"/>
+    <w:lvl w:ilvl="0" w:tplc="12FA5024">
       <w:start w:val="1"/>
       <w:numFmt w:val="decimal"/>
       <w:lvlText w:val="%1."/>
@@ -24171,52 +24264,52 @@
         <w:color w:val="A67C27"/>
       </w:rPr>
     </w:lvl>
-    <w:lvl w:ilvl="1" w:tplc="7050168A">
+    <w:lvl w:ilvl="1" w:tplc="F1E2EEA2">
       <w:numFmt w:val="decimal"/>
       <w:lvlText w:val=""/>
       <w:lvlJc w:val="left"/>
     </w:lvl>
-    <w:lvl w:ilvl="2" w:tplc="2F4CDB6E">
+    <w:lvl w:ilvl="2" w:tplc="7850F352">
       <w:numFmt w:val="decimal"/>
       <w:lvlText w:val=""/>
       <w:lvlJc w:val="left"/>
     </w:lvl>
-    <w:lvl w:ilvl="3" w:tplc="A82AF9DA">
+    <w:lvl w:ilvl="3" w:tplc="4AD0A5CC">
       <w:numFmt w:val="decimal"/>
       <w:lvlText w:val=""/>
       <w:lvlJc w:val="left"/>
     </w:lvl>
-    <w:lvl w:ilvl="4" w:tplc="E5EE6034">
+    <w:lvl w:ilvl="4" w:tplc="0F64C7B8">
       <w:numFmt w:val="decimal"/>
       <w:lvlText w:val=""/>
       <w:lvlJc w:val="left"/>
     </w:lvl>
-    <w:lvl w:ilvl="5" w:tplc="4454A7B6">
+    <w:lvl w:ilvl="5" w:tplc="61964B66">
       <w:numFmt w:val="decimal"/>
       <w:lvlText w:val=""/>
       <w:lvlJc w:val="left"/>
     </w:lvl>
-    <w:lvl w:ilvl="6" w:tplc="8380378A">
+    <w:lvl w:ilvl="6" w:tplc="05FAA216">
       <w:numFmt w:val="decimal"/>
       <w:lvlText w:val=""/>
       <w:lvlJc w:val="left"/>
     </w:lvl>
-    <w:lvl w:ilvl="7" w:tplc="30629516">
+    <w:lvl w:ilvl="7" w:tplc="9D401106">
       <w:numFmt w:val="decimal"/>
       <w:lvlText w:val=""/>
       <w:lvlJc w:val="left"/>
     </w:lvl>
-    <w:lvl w:ilvl="8" w:tplc="04CE8BFC">
+    <w:lvl w:ilvl="8" w:tplc="6C546690">
       <w:numFmt w:val="decimal"/>
       <w:lvlText w:val=""/>
       <w:lvlJc w:val="left"/>
     </w:lvl>
   </w:abstractNum>
-  <w:abstractNum w:abstractNumId="11" w15:restartNumberingAfterBreak="0">
-    <w:nsid w:val="363836FB"/>
+  <w:abstractNum w:abstractNumId="12" w15:restartNumberingAfterBreak="0">
+    <w:nsid w:val="45481246"/>
     <w:multiLevelType w:val="hybridMultilevel"/>
-    <w:tmpl w:val="F85A1864"/>
-    <w:lvl w:ilvl="0" w:tplc="25DE2A56">
+    <w:tmpl w:val="9B5E0FAE"/>
+    <w:lvl w:ilvl="0" w:tplc="F4BA3CE6">
       <w:start w:val="1"/>
       <w:numFmt w:val="decimal"/>
       <w:lvlText w:val="%1."/>
@@ -24230,52 +24323,52 @@
         <w:color w:val="A67C27"/>
       </w:rPr>
     </w:lvl>
-    <w:lvl w:ilvl="1" w:tplc="9B36DE20">
+    <w:lvl w:ilvl="1" w:tplc="8CBA52CC">
       <w:numFmt w:val="decimal"/>
       <w:lvlText w:val=""/>
       <w:lvlJc w:val="left"/>
     </w:lvl>
-    <w:lvl w:ilvl="2" w:tplc="EB361AF4">
+    <w:lvl w:ilvl="2" w:tplc="CD8A9CDC">
       <w:numFmt w:val="decimal"/>
       <w:lvlText w:val=""/>
       <w:lvlJc w:val="left"/>
     </w:lvl>
-    <w:lvl w:ilvl="3" w:tplc="5E02F412">
+    <w:lvl w:ilvl="3" w:tplc="37DA1F22">
       <w:numFmt w:val="decimal"/>
       <w:lvlText w:val=""/>
       <w:lvlJc w:val="left"/>
     </w:lvl>
-    <w:lvl w:ilvl="4" w:tplc="F9C4680E">
+    <w:lvl w:ilvl="4" w:tplc="D6EA8E10">
       <w:numFmt w:val="decimal"/>
       <w:lvlText w:val=""/>
       <w:lvlJc w:val="left"/>
     </w:lvl>
-    <w:lvl w:ilvl="5" w:tplc="67DCC766">
+    <w:lvl w:ilvl="5" w:tplc="A1BC1AD0">
       <w:numFmt w:val="decimal"/>
       <w:lvlText w:val=""/>
       <w:lvlJc w:val="left"/>
     </w:lvl>
-    <w:lvl w:ilvl="6" w:tplc="2598B51A">
+    <w:lvl w:ilvl="6" w:tplc="021AFBCE">
       <w:numFmt w:val="decimal"/>
       <w:lvlText w:val=""/>
       <w:lvlJc w:val="left"/>
     </w:lvl>
-    <w:lvl w:ilvl="7" w:tplc="27101700">
+    <w:lvl w:ilvl="7" w:tplc="C546AE56">
       <w:numFmt w:val="decimal"/>
       <w:lvlText w:val=""/>
       <w:lvlJc w:val="left"/>
     </w:lvl>
-    <w:lvl w:ilvl="8" w:tplc="DF30BB56">
+    <w:lvl w:ilvl="8" w:tplc="BCB4DB3C">
       <w:numFmt w:val="decimal"/>
       <w:lvlText w:val=""/>
       <w:lvlJc w:val="left"/>
     </w:lvl>
   </w:abstractNum>
-  <w:abstractNum w:abstractNumId="12" w15:restartNumberingAfterBreak="0">
-    <w:nsid w:val="378D5489"/>
+  <w:abstractNum w:abstractNumId="13" w15:restartNumberingAfterBreak="0">
+    <w:nsid w:val="486805BC"/>
     <w:multiLevelType w:val="hybridMultilevel"/>
-    <w:tmpl w:val="8D08CD9E"/>
-    <w:lvl w:ilvl="0" w:tplc="D1EE2ACC">
+    <w:tmpl w:val="4CDE4004"/>
+    <w:lvl w:ilvl="0" w:tplc="48BCE9D8">
       <w:start w:val="1"/>
       <w:numFmt w:val="decimal"/>
       <w:lvlText w:val="%1."/>
@@ -24289,52 +24382,52 @@
         <w:color w:val="A67C27"/>
       </w:rPr>
     </w:lvl>
-    <w:lvl w:ilvl="1" w:tplc="2D1CD842">
+    <w:lvl w:ilvl="1" w:tplc="B89AA044">
       <w:numFmt w:val="decimal"/>
       <w:lvlText w:val=""/>
       <w:lvlJc w:val="left"/>
     </w:lvl>
-    <w:lvl w:ilvl="2" w:tplc="EE1A246A">
+    <w:lvl w:ilvl="2" w:tplc="00C616DE">
       <w:numFmt w:val="decimal"/>
       <w:lvlText w:val=""/>
       <w:lvlJc w:val="left"/>
     </w:lvl>
-    <w:lvl w:ilvl="3" w:tplc="612C2D34">
+    <w:lvl w:ilvl="3" w:tplc="B6EAB646">
       <w:numFmt w:val="decimal"/>
       <w:lvlText w:val=""/>
       <w:lvlJc w:val="left"/>
     </w:lvl>
-    <w:lvl w:ilvl="4" w:tplc="9B1CF896">
+    <w:lvl w:ilvl="4" w:tplc="42900544">
       <w:numFmt w:val="decimal"/>
       <w:lvlText w:val=""/>
       <w:lvlJc w:val="left"/>
     </w:lvl>
-    <w:lvl w:ilvl="5" w:tplc="266204CE">
+    <w:lvl w:ilvl="5" w:tplc="3DD8F652">
       <w:numFmt w:val="decimal"/>
       <w:lvlText w:val=""/>
       <w:lvlJc w:val="left"/>
     </w:lvl>
-    <w:lvl w:ilvl="6" w:tplc="996C5536">
+    <w:lvl w:ilvl="6" w:tplc="5240E09E">
       <w:numFmt w:val="decimal"/>
       <w:lvlText w:val=""/>
       <w:lvlJc w:val="left"/>
     </w:lvl>
-    <w:lvl w:ilvl="7" w:tplc="6F6CEF8A">
+    <w:lvl w:ilvl="7" w:tplc="C908DF26">
       <w:numFmt w:val="decimal"/>
       <w:lvlText w:val=""/>
       <w:lvlJc w:val="left"/>
     </w:lvl>
-    <w:lvl w:ilvl="8" w:tplc="11961CB0">
+    <w:lvl w:ilvl="8" w:tplc="495234D2">
       <w:numFmt w:val="decimal"/>
       <w:lvlText w:val=""/>
       <w:lvlJc w:val="left"/>
     </w:lvl>
   </w:abstractNum>
-  <w:abstractNum w:abstractNumId="13" w15:restartNumberingAfterBreak="0">
-    <w:nsid w:val="3CA94E11"/>
+  <w:abstractNum w:abstractNumId="14" w15:restartNumberingAfterBreak="0">
+    <w:nsid w:val="490B6C9F"/>
     <w:multiLevelType w:val="hybridMultilevel"/>
-    <w:tmpl w:val="50C05856"/>
-    <w:lvl w:ilvl="0" w:tplc="6B54EC64">
+    <w:tmpl w:val="98C4389A"/>
+    <w:lvl w:ilvl="0" w:tplc="F8080F9C">
       <w:start w:val="1"/>
       <w:numFmt w:val="decimal"/>
       <w:lvlText w:val="%1."/>
@@ -24348,52 +24441,52 @@
         <w:color w:val="A67C27"/>
       </w:rPr>
     </w:lvl>
-    <w:lvl w:ilvl="1" w:tplc="62C6DD56">
+    <w:lvl w:ilvl="1" w:tplc="416E76D8">
       <w:numFmt w:val="decimal"/>
       <w:lvlText w:val=""/>
       <w:lvlJc w:val="left"/>
     </w:lvl>
-    <w:lvl w:ilvl="2" w:tplc="B1246082">
+    <w:lvl w:ilvl="2" w:tplc="BD8ADC7E">
       <w:numFmt w:val="decimal"/>
       <w:lvlText w:val=""/>
       <w:lvlJc w:val="left"/>
     </w:lvl>
-    <w:lvl w:ilvl="3" w:tplc="E8FEF6C6">
+    <w:lvl w:ilvl="3" w:tplc="5E4E57B2">
       <w:numFmt w:val="decimal"/>
       <w:lvlText w:val=""/>
       <w:lvlJc w:val="left"/>
     </w:lvl>
-    <w:lvl w:ilvl="4" w:tplc="8C6EC162">
+    <w:lvl w:ilvl="4" w:tplc="DF86A610">
       <w:numFmt w:val="decimal"/>
       <w:lvlText w:val=""/>
       <w:lvlJc w:val="left"/>
     </w:lvl>
-    <w:lvl w:ilvl="5" w:tplc="85267B46">
+    <w:lvl w:ilvl="5" w:tplc="4006A38A">
       <w:numFmt w:val="decimal"/>
       <w:lvlText w:val=""/>
       <w:lvlJc w:val="left"/>
     </w:lvl>
-    <w:lvl w:ilvl="6" w:tplc="B328AC50">
+    <w:lvl w:ilvl="6" w:tplc="952AFDC6">
       <w:numFmt w:val="decimal"/>
       <w:lvlText w:val=""/>
       <w:lvlJc w:val="left"/>
     </w:lvl>
-    <w:lvl w:ilvl="7" w:tplc="1CF8CE56">
+    <w:lvl w:ilvl="7" w:tplc="26E6A5DA">
       <w:numFmt w:val="decimal"/>
       <w:lvlText w:val=""/>
       <w:lvlJc w:val="left"/>
     </w:lvl>
-    <w:lvl w:ilvl="8" w:tplc="6CD484E0">
+    <w:lvl w:ilvl="8" w:tplc="06D80240">
       <w:numFmt w:val="decimal"/>
       <w:lvlText w:val=""/>
       <w:lvlJc w:val="left"/>
     </w:lvl>
   </w:abstractNum>
-  <w:abstractNum w:abstractNumId="14" w15:restartNumberingAfterBreak="0">
-    <w:nsid w:val="41272A7D"/>
+  <w:abstractNum w:abstractNumId="15" w15:restartNumberingAfterBreak="0">
+    <w:nsid w:val="4CB3414F"/>
     <w:multiLevelType w:val="hybridMultilevel"/>
-    <w:tmpl w:val="72687E78"/>
-    <w:lvl w:ilvl="0" w:tplc="3F981208">
+    <w:tmpl w:val="773EE1B0"/>
+    <w:lvl w:ilvl="0" w:tplc="CF92AAF8">
       <w:start w:val="1"/>
       <w:numFmt w:val="decimal"/>
       <w:lvlText w:val="%1."/>
@@ -24407,52 +24500,52 @@
         <w:color w:val="A67C27"/>
       </w:rPr>
     </w:lvl>
-    <w:lvl w:ilvl="1" w:tplc="FF40DFE8">
+    <w:lvl w:ilvl="1" w:tplc="7DDCC25A">
       <w:numFmt w:val="decimal"/>
       <w:lvlText w:val=""/>
       <w:lvlJc w:val="left"/>
     </w:lvl>
-    <w:lvl w:ilvl="2" w:tplc="5AE097F8">
+    <w:lvl w:ilvl="2" w:tplc="85CA1880">
       <w:numFmt w:val="decimal"/>
       <w:lvlText w:val=""/>
       <w:lvlJc w:val="left"/>
     </w:lvl>
-    <w:lvl w:ilvl="3" w:tplc="A9C0D8FE">
+    <w:lvl w:ilvl="3" w:tplc="404AA9CC">
       <w:numFmt w:val="decimal"/>
       <w:lvlText w:val=""/>
       <w:lvlJc w:val="left"/>
     </w:lvl>
-    <w:lvl w:ilvl="4" w:tplc="0936AB86">
+    <w:lvl w:ilvl="4" w:tplc="6636B0DC">
       <w:numFmt w:val="decimal"/>
       <w:lvlText w:val=""/>
       <w:lvlJc w:val="left"/>
     </w:lvl>
-    <w:lvl w:ilvl="5" w:tplc="BFC0B698">
+    <w:lvl w:ilvl="5" w:tplc="548CDA7E">
       <w:numFmt w:val="decimal"/>
       <w:lvlText w:val=""/>
       <w:lvlJc w:val="left"/>
     </w:lvl>
-    <w:lvl w:ilvl="6" w:tplc="61403B2A">
+    <w:lvl w:ilvl="6" w:tplc="CA28D3A8">
       <w:numFmt w:val="decimal"/>
       <w:lvlText w:val=""/>
       <w:lvlJc w:val="left"/>
     </w:lvl>
-    <w:lvl w:ilvl="7" w:tplc="3D821C32">
+    <w:lvl w:ilvl="7" w:tplc="92100A12">
       <w:numFmt w:val="decimal"/>
       <w:lvlText w:val=""/>
       <w:lvlJc w:val="left"/>
     </w:lvl>
-    <w:lvl w:ilvl="8" w:tplc="0AA49556">
+    <w:lvl w:ilvl="8" w:tplc="CF1606A8">
       <w:numFmt w:val="decimal"/>
       <w:lvlText w:val=""/>
       <w:lvlJc w:val="left"/>
     </w:lvl>
   </w:abstractNum>
-  <w:abstractNum w:abstractNumId="15" w15:restartNumberingAfterBreak="0">
-    <w:nsid w:val="42335EE7"/>
+  <w:abstractNum w:abstractNumId="16" w15:restartNumberingAfterBreak="0">
+    <w:nsid w:val="55184B19"/>
     <w:multiLevelType w:val="hybridMultilevel"/>
-    <w:tmpl w:val="0172DEE6"/>
-    <w:lvl w:ilvl="0" w:tplc="AEDCBCD6">
+    <w:tmpl w:val="8040AA9C"/>
+    <w:lvl w:ilvl="0" w:tplc="92AA21C4">
       <w:start w:val="1"/>
       <w:numFmt w:val="decimal"/>
       <w:lvlText w:val="%1."/>
@@ -24466,52 +24559,52 @@
         <w:color w:val="A67C27"/>
       </w:rPr>
     </w:lvl>
-    <w:lvl w:ilvl="1" w:tplc="F4F022E8">
+    <w:lvl w:ilvl="1" w:tplc="BA968CEC">
       <w:numFmt w:val="decimal"/>
       <w:lvlText w:val=""/>
       <w:lvlJc w:val="left"/>
     </w:lvl>
-    <w:lvl w:ilvl="2" w:tplc="795C3286">
+    <w:lvl w:ilvl="2" w:tplc="D62A8794">
       <w:numFmt w:val="decimal"/>
       <w:lvlText w:val=""/>
       <w:lvlJc w:val="left"/>
     </w:lvl>
-    <w:lvl w:ilvl="3" w:tplc="C7CEA2C8">
+    <w:lvl w:ilvl="3" w:tplc="D0CA964E">
       <w:numFmt w:val="decimal"/>
       <w:lvlText w:val=""/>
       <w:lvlJc w:val="left"/>
     </w:lvl>
-    <w:lvl w:ilvl="4" w:tplc="3EFCD806">
+    <w:lvl w:ilvl="4" w:tplc="A6C4590E">
       <w:numFmt w:val="decimal"/>
       <w:lvlText w:val=""/>
       <w:lvlJc w:val="left"/>
     </w:lvl>
-    <w:lvl w:ilvl="5" w:tplc="E0525832">
+    <w:lvl w:ilvl="5" w:tplc="F1F4A34C">
       <w:numFmt w:val="decimal"/>
       <w:lvlText w:val=""/>
       <w:lvlJc w:val="left"/>
     </w:lvl>
-    <w:lvl w:ilvl="6" w:tplc="FC60BB44">
+    <w:lvl w:ilvl="6" w:tplc="0B761280">
       <w:numFmt w:val="decimal"/>
       <w:lvlText w:val=""/>
       <w:lvlJc w:val="left"/>
     </w:lvl>
-    <w:lvl w:ilvl="7" w:tplc="AC2E0F7A">
+    <w:lvl w:ilvl="7" w:tplc="F4D63DE2">
       <w:numFmt w:val="decimal"/>
       <w:lvlText w:val=""/>
       <w:lvlJc w:val="left"/>
     </w:lvl>
-    <w:lvl w:ilvl="8" w:tplc="07FE0990">
+    <w:lvl w:ilvl="8" w:tplc="9730A540">
       <w:numFmt w:val="decimal"/>
       <w:lvlText w:val=""/>
       <w:lvlJc w:val="left"/>
     </w:lvl>
   </w:abstractNum>
-  <w:abstractNum w:abstractNumId="16" w15:restartNumberingAfterBreak="0">
-    <w:nsid w:val="46877BE6"/>
+  <w:abstractNum w:abstractNumId="17" w15:restartNumberingAfterBreak="0">
+    <w:nsid w:val="58E524C9"/>
     <w:multiLevelType w:val="hybridMultilevel"/>
-    <w:tmpl w:val="D8409280"/>
-    <w:lvl w:ilvl="0" w:tplc="DB6C6472">
+    <w:tmpl w:val="C610E14A"/>
+    <w:lvl w:ilvl="0" w:tplc="6688E894">
       <w:start w:val="1"/>
       <w:numFmt w:val="decimal"/>
       <w:lvlText w:val="%1."/>
@@ -24525,110 +24618,52 @@
         <w:color w:val="A67C27"/>
       </w:rPr>
     </w:lvl>
-    <w:lvl w:ilvl="1" w:tplc="D560463C">
+    <w:lvl w:ilvl="1" w:tplc="F5CC51C2">
       <w:numFmt w:val="decimal"/>
       <w:lvlText w:val=""/>
       <w:lvlJc w:val="left"/>
     </w:lvl>
-    <w:lvl w:ilvl="2" w:tplc="BF7A5EA2">
+    <w:lvl w:ilvl="2" w:tplc="E188D53E">
       <w:numFmt w:val="decimal"/>
       <w:lvlText w:val=""/>
       <w:lvlJc w:val="left"/>
     </w:lvl>
-    <w:lvl w:ilvl="3" w:tplc="C3C616D2">
+    <w:lvl w:ilvl="3" w:tplc="693211E0">
       <w:numFmt w:val="decimal"/>
       <w:lvlText w:val=""/>
       <w:lvlJc w:val="left"/>
     </w:lvl>
-    <w:lvl w:ilvl="4" w:tplc="DA28E404">
+    <w:lvl w:ilvl="4" w:tplc="FF6A294A">
       <w:numFmt w:val="decimal"/>
       <w:lvlText w:val=""/>
       <w:lvlJc w:val="left"/>
     </w:lvl>
-    <w:lvl w:ilvl="5" w:tplc="23084FAC">
+    <w:lvl w:ilvl="5" w:tplc="58809F94">
       <w:numFmt w:val="decimal"/>
       <w:lvlText w:val=""/>
       <w:lvlJc w:val="left"/>
     </w:lvl>
-    <w:lvl w:ilvl="6" w:tplc="FA66CE62">
+    <w:lvl w:ilvl="6" w:tplc="960A95DC">
       <w:numFmt w:val="decimal"/>
       <w:lvlText w:val=""/>
       <w:lvlJc w:val="left"/>
     </w:lvl>
-    <w:lvl w:ilvl="7" w:tplc="1EA4BBD6">
+    <w:lvl w:ilvl="7" w:tplc="87F407E8">
       <w:numFmt w:val="decimal"/>
       <w:lvlText w:val=""/>
       <w:lvlJc w:val="left"/>
     </w:lvl>
-    <w:lvl w:ilvl="8" w:tplc="B068109E">
-      <w:numFmt w:val="decimal"/>
-      <w:lvlText w:val=""/>
-      <w:lvlJc w:val="left"/>
-    </w:lvl>
-  </w:abstractNum>
-  <w:abstractNum w:abstractNumId="17" w15:restartNumberingAfterBreak="0">
-    <w:nsid w:val="471944DA"/>
-    <w:multiLevelType w:val="hybridMultilevel"/>
-    <w:tmpl w:val="5380B362"/>
-    <w:lvl w:ilvl="0" w:tplc="4412D680">
-      <w:start w:val="1"/>
-      <w:numFmt w:val="bullet"/>
-      <w:lvlText w:val="•"/>
-      <w:lvlJc w:val="left"/>
-      <w:pPr>
-        <w:ind w:left="460" w:hanging="280"/>
-      </w:pPr>
-    </w:lvl>
-    <w:lvl w:ilvl="1" w:tplc="961ADFFC">
-      <w:start w:val="1"/>
-      <w:numFmt w:val="bullet"/>
-      <w:lvlText w:val="–"/>
-      <w:lvlJc w:val="left"/>
-      <w:pPr>
-        <w:ind w:left="900" w:hanging="280"/>
-      </w:pPr>
-    </w:lvl>
-    <w:lvl w:ilvl="2" w:tplc="7C487906">
-      <w:numFmt w:val="decimal"/>
-      <w:lvlText w:val=""/>
-      <w:lvlJc w:val="left"/>
-    </w:lvl>
-    <w:lvl w:ilvl="3" w:tplc="80F236F0">
-      <w:numFmt w:val="decimal"/>
-      <w:lvlText w:val=""/>
-      <w:lvlJc w:val="left"/>
-    </w:lvl>
-    <w:lvl w:ilvl="4" w:tplc="DBE0D736">
-      <w:numFmt w:val="decimal"/>
-      <w:lvlText w:val=""/>
-      <w:lvlJc w:val="left"/>
-    </w:lvl>
-    <w:lvl w:ilvl="5" w:tplc="F3186654">
-      <w:numFmt w:val="decimal"/>
-      <w:lvlText w:val=""/>
-      <w:lvlJc w:val="left"/>
-    </w:lvl>
-    <w:lvl w:ilvl="6" w:tplc="2542DBCC">
-      <w:numFmt w:val="decimal"/>
-      <w:lvlText w:val=""/>
-      <w:lvlJc w:val="left"/>
-    </w:lvl>
-    <w:lvl w:ilvl="7" w:tplc="D4D80620">
-      <w:numFmt w:val="decimal"/>
-      <w:lvlText w:val=""/>
-      <w:lvlJc w:val="left"/>
-    </w:lvl>
-    <w:lvl w:ilvl="8" w:tplc="3C9CAAF0">
+    <w:lvl w:ilvl="8" w:tplc="8A7C2A54">
       <w:numFmt w:val="decimal"/>
       <w:lvlText w:val=""/>
       <w:lvlJc w:val="left"/>
     </w:lvl>
   </w:abstractNum>
   <w:abstractNum w:abstractNumId="18" w15:restartNumberingAfterBreak="0">
-    <w:nsid w:val="4BDB43FF"/>
+    <w:nsid w:val="5C416691"/>
     <w:multiLevelType w:val="hybridMultilevel"/>
-    <w:tmpl w:val="7EF88220"/>
-    <w:lvl w:ilvl="0" w:tplc="9C784912">
+    <w:tmpl w:val="0E82F56E"/>
+    <w:lvl w:ilvl="0" w:tplc="3B1AC090">
       <w:start w:val="1"/>
       <w:numFmt w:val="decimal"/>
       <w:lvlText w:val="%1."/>
@@ -24642,52 +24677,52 @@
         <w:color w:val="A67C27"/>
       </w:rPr>
     </w:lvl>
-    <w:lvl w:ilvl="1" w:tplc="998C162A">
+    <w:lvl w:ilvl="1" w:tplc="FEBACC08">
       <w:numFmt w:val="decimal"/>
       <w:lvlText w:val=""/>
       <w:lvlJc w:val="left"/>
     </w:lvl>
-    <w:lvl w:ilvl="2" w:tplc="BFCA45B4">
+    <w:lvl w:ilvl="2" w:tplc="D8C6B72A">
       <w:numFmt w:val="decimal"/>
       <w:lvlText w:val=""/>
       <w:lvlJc w:val="left"/>
     </w:lvl>
-    <w:lvl w:ilvl="3" w:tplc="8430BAA6">
+    <w:lvl w:ilvl="3" w:tplc="7AA0D354">
       <w:numFmt w:val="decimal"/>
       <w:lvlText w:val=""/>
       <w:lvlJc w:val="left"/>
     </w:lvl>
-    <w:lvl w:ilvl="4" w:tplc="0FE2C220">
+    <w:lvl w:ilvl="4" w:tplc="D3AACB72">
       <w:numFmt w:val="decimal"/>
       <w:lvlText w:val=""/>
       <w:lvlJc w:val="left"/>
     </w:lvl>
-    <w:lvl w:ilvl="5" w:tplc="BD446A76">
+    <w:lvl w:ilvl="5" w:tplc="725EE614">
       <w:numFmt w:val="decimal"/>
       <w:lvlText w:val=""/>
       <w:lvlJc w:val="left"/>
     </w:lvl>
-    <w:lvl w:ilvl="6" w:tplc="CC8470A6">
+    <w:lvl w:ilvl="6" w:tplc="2D52171C">
       <w:numFmt w:val="decimal"/>
       <w:lvlText w:val=""/>
       <w:lvlJc w:val="left"/>
     </w:lvl>
-    <w:lvl w:ilvl="7" w:tplc="172A1EA6">
+    <w:lvl w:ilvl="7" w:tplc="EAC6626C">
       <w:numFmt w:val="decimal"/>
       <w:lvlText w:val=""/>
       <w:lvlJc w:val="left"/>
     </w:lvl>
-    <w:lvl w:ilvl="8" w:tplc="069E1652">
+    <w:lvl w:ilvl="8" w:tplc="26A29D90">
       <w:numFmt w:val="decimal"/>
       <w:lvlText w:val=""/>
       <w:lvlJc w:val="left"/>
     </w:lvl>
   </w:abstractNum>
   <w:abstractNum w:abstractNumId="19" w15:restartNumberingAfterBreak="0">
-    <w:nsid w:val="51B601EE"/>
+    <w:nsid w:val="5CA86390"/>
     <w:multiLevelType w:val="hybridMultilevel"/>
-    <w:tmpl w:val="5E0C4FA8"/>
-    <w:lvl w:ilvl="0" w:tplc="6BE81908">
+    <w:tmpl w:val="CC207F72"/>
+    <w:lvl w:ilvl="0" w:tplc="CD2CB8EE">
       <w:start w:val="1"/>
       <w:numFmt w:val="decimal"/>
       <w:lvlText w:val="%1."/>
@@ -24701,52 +24736,52 @@
         <w:color w:val="A67C27"/>
       </w:rPr>
     </w:lvl>
-    <w:lvl w:ilvl="1" w:tplc="AC4C6CFC">
+    <w:lvl w:ilvl="1" w:tplc="19CE614A">
       <w:numFmt w:val="decimal"/>
       <w:lvlText w:val=""/>
       <w:lvlJc w:val="left"/>
     </w:lvl>
-    <w:lvl w:ilvl="2" w:tplc="828A5ACC">
+    <w:lvl w:ilvl="2" w:tplc="D8EA2B50">
       <w:numFmt w:val="decimal"/>
       <w:lvlText w:val=""/>
       <w:lvlJc w:val="left"/>
     </w:lvl>
-    <w:lvl w:ilvl="3" w:tplc="AA808EFE">
+    <w:lvl w:ilvl="3" w:tplc="EAF2CA4C">
       <w:numFmt w:val="decimal"/>
       <w:lvlText w:val=""/>
       <w:lvlJc w:val="left"/>
     </w:lvl>
-    <w:lvl w:ilvl="4" w:tplc="3D381E58">
+    <w:lvl w:ilvl="4" w:tplc="6E60C398">
       <w:numFmt w:val="decimal"/>
       <w:lvlText w:val=""/>
       <w:lvlJc w:val="left"/>
     </w:lvl>
-    <w:lvl w:ilvl="5" w:tplc="5FA47082">
+    <w:lvl w:ilvl="5" w:tplc="20B8B11C">
       <w:numFmt w:val="decimal"/>
       <w:lvlText w:val=""/>
       <w:lvlJc w:val="left"/>
     </w:lvl>
-    <w:lvl w:ilvl="6" w:tplc="B2EA59AA">
+    <w:lvl w:ilvl="6" w:tplc="13BA3D72">
       <w:numFmt w:val="decimal"/>
       <w:lvlText w:val=""/>
       <w:lvlJc w:val="left"/>
     </w:lvl>
-    <w:lvl w:ilvl="7" w:tplc="69DEF3C4">
+    <w:lvl w:ilvl="7" w:tplc="911424F6">
       <w:numFmt w:val="decimal"/>
       <w:lvlText w:val=""/>
       <w:lvlJc w:val="left"/>
     </w:lvl>
-    <w:lvl w:ilvl="8" w:tplc="5F0E10F0">
+    <w:lvl w:ilvl="8" w:tplc="7DD609E6">
       <w:numFmt w:val="decimal"/>
       <w:lvlText w:val=""/>
       <w:lvlJc w:val="left"/>
     </w:lvl>
   </w:abstractNum>
   <w:abstractNum w:abstractNumId="20" w15:restartNumberingAfterBreak="0">
-    <w:nsid w:val="5A443E0F"/>
+    <w:nsid w:val="63C97318"/>
     <w:multiLevelType w:val="hybridMultilevel"/>
-    <w:tmpl w:val="E7BE1932"/>
-    <w:lvl w:ilvl="0" w:tplc="E95E6A3C">
+    <w:tmpl w:val="3D02C73C"/>
+    <w:lvl w:ilvl="0" w:tplc="BF720460">
       <w:start w:val="1"/>
       <w:numFmt w:val="decimal"/>
       <w:lvlText w:val="%1."/>
@@ -24760,52 +24795,52 @@
         <w:color w:val="A67C27"/>
       </w:rPr>
     </w:lvl>
-    <w:lvl w:ilvl="1" w:tplc="17D244A0">
+    <w:lvl w:ilvl="1" w:tplc="50B81E04">
       <w:numFmt w:val="decimal"/>
       <w:lvlText w:val=""/>
       <w:lvlJc w:val="left"/>
     </w:lvl>
-    <w:lvl w:ilvl="2" w:tplc="167AAB4A">
+    <w:lvl w:ilvl="2" w:tplc="084EF9E6">
       <w:numFmt w:val="decimal"/>
       <w:lvlText w:val=""/>
       <w:lvlJc w:val="left"/>
     </w:lvl>
-    <w:lvl w:ilvl="3" w:tplc="A230B656">
+    <w:lvl w:ilvl="3" w:tplc="8D80CD58">
       <w:numFmt w:val="decimal"/>
       <w:lvlText w:val=""/>
       <w:lvlJc w:val="left"/>
     </w:lvl>
-    <w:lvl w:ilvl="4" w:tplc="ACB41C18">
+    <w:lvl w:ilvl="4" w:tplc="31B4451C">
       <w:numFmt w:val="decimal"/>
       <w:lvlText w:val=""/>
       <w:lvlJc w:val="left"/>
     </w:lvl>
-    <w:lvl w:ilvl="5" w:tplc="1BAAC9EC">
+    <w:lvl w:ilvl="5" w:tplc="9FC4AE42">
       <w:numFmt w:val="decimal"/>
       <w:lvlText w:val=""/>
       <w:lvlJc w:val="left"/>
     </w:lvl>
-    <w:lvl w:ilvl="6" w:tplc="D944A926">
+    <w:lvl w:ilvl="6" w:tplc="8F647510">
       <w:numFmt w:val="decimal"/>
       <w:lvlText w:val=""/>
       <w:lvlJc w:val="left"/>
     </w:lvl>
-    <w:lvl w:ilvl="7" w:tplc="C92892CC">
+    <w:lvl w:ilvl="7" w:tplc="7B4CB598">
       <w:numFmt w:val="decimal"/>
       <w:lvlText w:val=""/>
       <w:lvlJc w:val="left"/>
     </w:lvl>
-    <w:lvl w:ilvl="8" w:tplc="15885A2C">
+    <w:lvl w:ilvl="8" w:tplc="0E089B9E">
       <w:numFmt w:val="decimal"/>
       <w:lvlText w:val=""/>
       <w:lvlJc w:val="left"/>
     </w:lvl>
   </w:abstractNum>
   <w:abstractNum w:abstractNumId="21" w15:restartNumberingAfterBreak="0">
-    <w:nsid w:val="5C306607"/>
+    <w:nsid w:val="6F9C7E06"/>
     <w:multiLevelType w:val="hybridMultilevel"/>
-    <w:tmpl w:val="ACD05908"/>
-    <w:lvl w:ilvl="0" w:tplc="F5C632EA">
+    <w:tmpl w:val="166A31A2"/>
+    <w:lvl w:ilvl="0" w:tplc="5BF6480E">
       <w:start w:val="1"/>
       <w:numFmt w:val="decimal"/>
       <w:lvlText w:val="%1."/>
@@ -24819,52 +24854,110 @@
         <w:color w:val="A67C27"/>
       </w:rPr>
     </w:lvl>
-    <w:lvl w:ilvl="1" w:tplc="A3D6BBD8">
+    <w:lvl w:ilvl="1" w:tplc="9B7A2FD8">
       <w:numFmt w:val="decimal"/>
       <w:lvlText w:val=""/>
       <w:lvlJc w:val="left"/>
     </w:lvl>
-    <w:lvl w:ilvl="2" w:tplc="C5004918">
+    <w:lvl w:ilvl="2" w:tplc="F63C187A">
       <w:numFmt w:val="decimal"/>
       <w:lvlText w:val=""/>
       <w:lvlJc w:val="left"/>
     </w:lvl>
-    <w:lvl w:ilvl="3" w:tplc="8BA6007E">
+    <w:lvl w:ilvl="3" w:tplc="42F8AD78">
       <w:numFmt w:val="decimal"/>
       <w:lvlText w:val=""/>
       <w:lvlJc w:val="left"/>
     </w:lvl>
-    <w:lvl w:ilvl="4" w:tplc="2A64A2BA">
+    <w:lvl w:ilvl="4" w:tplc="5A8E93F8">
       <w:numFmt w:val="decimal"/>
       <w:lvlText w:val=""/>
       <w:lvlJc w:val="left"/>
     </w:lvl>
-    <w:lvl w:ilvl="5" w:tplc="2654C60C">
+    <w:lvl w:ilvl="5" w:tplc="25C66502">
       <w:numFmt w:val="decimal"/>
       <w:lvlText w:val=""/>
       <w:lvlJc w:val="left"/>
     </w:lvl>
-    <w:lvl w:ilvl="6" w:tplc="5854E88A">
+    <w:lvl w:ilvl="6" w:tplc="8514B7D4">
       <w:numFmt w:val="decimal"/>
       <w:lvlText w:val=""/>
       <w:lvlJc w:val="left"/>
     </w:lvl>
-    <w:lvl w:ilvl="7" w:tplc="91A60CAC">
+    <w:lvl w:ilvl="7" w:tplc="F49A6A06">
       <w:numFmt w:val="decimal"/>
       <w:lvlText w:val=""/>
       <w:lvlJc w:val="left"/>
     </w:lvl>
-    <w:lvl w:ilvl="8" w:tplc="67803A7C">
+    <w:lvl w:ilvl="8" w:tplc="FB14DD9E">
       <w:numFmt w:val="decimal"/>
       <w:lvlText w:val=""/>
       <w:lvlJc w:val="left"/>
     </w:lvl>
   </w:abstractNum>
   <w:abstractNum w:abstractNumId="22" w15:restartNumberingAfterBreak="0">
-    <w:nsid w:val="63370AAF"/>
+    <w:nsid w:val="6FDA4AD7"/>
     <w:multiLevelType w:val="hybridMultilevel"/>
-    <w:tmpl w:val="0002A8E4"/>
-    <w:lvl w:ilvl="0" w:tplc="AD588416">
+    <w:tmpl w:val="AF20FAA4"/>
+    <w:lvl w:ilvl="0" w:tplc="22323C84">
+      <w:start w:val="1"/>
+      <w:numFmt w:val="bullet"/>
+      <w:lvlText w:val="•"/>
+      <w:lvlJc w:val="left"/>
+      <w:pPr>
+        <w:ind w:left="460" w:hanging="280"/>
+      </w:pPr>
+    </w:lvl>
+    <w:lvl w:ilvl="1" w:tplc="2126327E">
+      <w:start w:val="1"/>
+      <w:numFmt w:val="bullet"/>
+      <w:lvlText w:val="–"/>
+      <w:lvlJc w:val="left"/>
+      <w:pPr>
+        <w:ind w:left="900" w:hanging="280"/>
+      </w:pPr>
+    </w:lvl>
+    <w:lvl w:ilvl="2" w:tplc="5C78F64C">
+      <w:numFmt w:val="decimal"/>
+      <w:lvlText w:val=""/>
+      <w:lvlJc w:val="left"/>
+    </w:lvl>
+    <w:lvl w:ilvl="3" w:tplc="8DCEBEF8">
+      <w:numFmt w:val="decimal"/>
+      <w:lvlText w:val=""/>
+      <w:lvlJc w:val="left"/>
+    </w:lvl>
+    <w:lvl w:ilvl="4" w:tplc="E2B4C520">
+      <w:numFmt w:val="decimal"/>
+      <w:lvlText w:val=""/>
+      <w:lvlJc w:val="left"/>
+    </w:lvl>
+    <w:lvl w:ilvl="5" w:tplc="1A7451E4">
+      <w:numFmt w:val="decimal"/>
+      <w:lvlText w:val=""/>
+      <w:lvlJc w:val="left"/>
+    </w:lvl>
+    <w:lvl w:ilvl="6" w:tplc="1D48DD9E">
+      <w:numFmt w:val="decimal"/>
+      <w:lvlText w:val=""/>
+      <w:lvlJc w:val="left"/>
+    </w:lvl>
+    <w:lvl w:ilvl="7" w:tplc="8EBEA382">
+      <w:numFmt w:val="decimal"/>
+      <w:lvlText w:val=""/>
+      <w:lvlJc w:val="left"/>
+    </w:lvl>
+    <w:lvl w:ilvl="8" w:tplc="4FCCDDD8">
+      <w:numFmt w:val="decimal"/>
+      <w:lvlText w:val=""/>
+      <w:lvlJc w:val="left"/>
+    </w:lvl>
+  </w:abstractNum>
+  <w:abstractNum w:abstractNumId="23" w15:restartNumberingAfterBreak="0">
+    <w:nsid w:val="73961EBB"/>
+    <w:multiLevelType w:val="hybridMultilevel"/>
+    <w:tmpl w:val="36AA8240"/>
+    <w:lvl w:ilvl="0" w:tplc="787A5CE0">
       <w:start w:val="1"/>
       <w:numFmt w:val="decimal"/>
       <w:lvlText w:val="%1."/>
@@ -24878,138 +24971,52 @@
         <w:color w:val="A67C27"/>
       </w:rPr>
     </w:lvl>
-    <w:lvl w:ilvl="1" w:tplc="A216904C">
+    <w:lvl w:ilvl="1" w:tplc="8912E9FA">
       <w:numFmt w:val="decimal"/>
       <w:lvlText w:val=""/>
       <w:lvlJc w:val="left"/>
     </w:lvl>
-    <w:lvl w:ilvl="2" w:tplc="5B8A4F68">
+    <w:lvl w:ilvl="2" w:tplc="C50E2FAA">
       <w:numFmt w:val="decimal"/>
       <w:lvlText w:val=""/>
       <w:lvlJc w:val="left"/>
     </w:lvl>
-    <w:lvl w:ilvl="3" w:tplc="B1B6237C">
+    <w:lvl w:ilvl="3" w:tplc="02B63FE4">
       <w:numFmt w:val="decimal"/>
       <w:lvlText w:val=""/>
       <w:lvlJc w:val="left"/>
     </w:lvl>
-    <w:lvl w:ilvl="4" w:tplc="C5C84184">
+    <w:lvl w:ilvl="4" w:tplc="8D9C3CF2">
       <w:numFmt w:val="decimal"/>
       <w:lvlText w:val=""/>
       <w:lvlJc w:val="left"/>
     </w:lvl>
-    <w:lvl w:ilvl="5" w:tplc="F18AC678">
+    <w:lvl w:ilvl="5" w:tplc="A33A5940">
       <w:numFmt w:val="decimal"/>
       <w:lvlText w:val=""/>
       <w:lvlJc w:val="left"/>
     </w:lvl>
-    <w:lvl w:ilvl="6" w:tplc="706A36F4">
+    <w:lvl w:ilvl="6" w:tplc="4D368D74">
       <w:numFmt w:val="decimal"/>
       <w:lvlText w:val=""/>
       <w:lvlJc w:val="left"/>
     </w:lvl>
-    <w:lvl w:ilvl="7" w:tplc="A98C07AA">
+    <w:lvl w:ilvl="7" w:tplc="2494A418">
       <w:numFmt w:val="decimal"/>
       <w:lvlText w:val=""/>
       <w:lvlJc w:val="left"/>
     </w:lvl>
-    <w:lvl w:ilvl="8" w:tplc="71A68C76">
+    <w:lvl w:ilvl="8" w:tplc="B36E3AB6">
       <w:numFmt w:val="decimal"/>
       <w:lvlText w:val=""/>
       <w:lvlJc w:val="left"/>
     </w:lvl>
   </w:abstractNum>
-  <w:abstractNum w:abstractNumId="23" w15:restartNumberingAfterBreak="0">
-    <w:nsid w:val="64881089"/>
+  <w:abstractNum w:abstractNumId="24" w15:restartNumberingAfterBreak="0">
+    <w:nsid w:val="79B910BC"/>
     <w:multiLevelType w:val="hybridMultilevel"/>
-    <w:tmpl w:val="FEA2586C"/>
-    <w:lvl w:ilvl="0" w:tplc="AD3A08EA">
-      <w:start w:val="1"/>
-      <w:numFmt w:val="bullet"/>
-      <w:lvlText w:val="●"/>
-      <w:lvlJc w:val="left"/>
-      <w:pPr>
-        <w:ind w:left="720" w:hanging="360"/>
-      </w:pPr>
-    </w:lvl>
-    <w:lvl w:ilvl="1" w:tplc="77DCAAE8">
-      <w:start w:val="1"/>
-      <w:numFmt w:val="bullet"/>
-      <w:lvlText w:val="○"/>
-      <w:lvlJc w:val="left"/>
-      <w:pPr>
-        <w:ind w:left="1440" w:hanging="360"/>
-      </w:pPr>
-    </w:lvl>
-    <w:lvl w:ilvl="2" w:tplc="28BCFC2E">
-      <w:start w:val="1"/>
-      <w:numFmt w:val="bullet"/>
-      <w:lvlText w:val="■"/>
-      <w:lvlJc w:val="left"/>
-      <w:pPr>
-        <w:ind w:left="2160" w:hanging="360"/>
-      </w:pPr>
-    </w:lvl>
-    <w:lvl w:ilvl="3" w:tplc="3752D0F0">
-      <w:start w:val="1"/>
-      <w:numFmt w:val="bullet"/>
-      <w:lvlText w:val="●"/>
-      <w:lvlJc w:val="left"/>
-      <w:pPr>
-        <w:ind w:left="2880" w:hanging="360"/>
-      </w:pPr>
-    </w:lvl>
-    <w:lvl w:ilvl="4" w:tplc="18BE75F0">
-      <w:start w:val="1"/>
-      <w:numFmt w:val="bullet"/>
-      <w:lvlText w:val="○"/>
-      <w:lvlJc w:val="left"/>
-      <w:pPr>
-        <w:ind w:left="3600" w:hanging="360"/>
-      </w:pPr>
-    </w:lvl>
-    <w:lvl w:ilvl="5" w:tplc="06C640C2">
-      <w:start w:val="1"/>
-      <w:numFmt w:val="bullet"/>
-      <w:lvlText w:val="■"/>
-      <w:lvlJc w:val="left"/>
-      <w:pPr>
-        <w:ind w:left="4320" w:hanging="360"/>
-      </w:pPr>
-    </w:lvl>
-    <w:lvl w:ilvl="6" w:tplc="D6BA25EA">
-      <w:start w:val="1"/>
-      <w:numFmt w:val="bullet"/>
-      <w:lvlText w:val="●"/>
-      <w:lvlJc w:val="left"/>
-      <w:pPr>
-        <w:ind w:left="5040" w:hanging="360"/>
-      </w:pPr>
-    </w:lvl>
-    <w:lvl w:ilvl="7" w:tplc="DEF86132">
-      <w:start w:val="1"/>
-      <w:numFmt w:val="bullet"/>
-      <w:lvlText w:val="●"/>
-      <w:lvlJc w:val="left"/>
-      <w:pPr>
-        <w:ind w:left="5760" w:hanging="360"/>
-      </w:pPr>
-    </w:lvl>
-    <w:lvl w:ilvl="8" w:tplc="3B4C3CD8">
-      <w:start w:val="1"/>
-      <w:numFmt w:val="bullet"/>
-      <w:lvlText w:val="●"/>
-      <w:lvlJc w:val="left"/>
-      <w:pPr>
-        <w:ind w:left="6480" w:hanging="360"/>
-      </w:pPr>
-    </w:lvl>
-  </w:abstractNum>
-  <w:abstractNum w:abstractNumId="24" w15:restartNumberingAfterBreak="0">
-    <w:nsid w:val="6A31282E"/>
-    <w:multiLevelType w:val="hybridMultilevel"/>
-    <w:tmpl w:val="6714E874"/>
-    <w:lvl w:ilvl="0" w:tplc="6764BF16">
+    <w:tmpl w:val="8294D4A0"/>
+    <w:lvl w:ilvl="0" w:tplc="8A181B66">
       <w:start w:val="1"/>
       <w:numFmt w:val="decimal"/>
       <w:lvlText w:val="%1."/>
@@ -25023,52 +25030,52 @@
         <w:color w:val="A67C27"/>
       </w:rPr>
     </w:lvl>
-    <w:lvl w:ilvl="1" w:tplc="60D64D8A">
+    <w:lvl w:ilvl="1" w:tplc="86F6FDB8">
       <w:numFmt w:val="decimal"/>
       <w:lvlText w:val=""/>
       <w:lvlJc w:val="left"/>
     </w:lvl>
-    <w:lvl w:ilvl="2" w:tplc="0B4497A8">
+    <w:lvl w:ilvl="2" w:tplc="3BB02C6C">
       <w:numFmt w:val="decimal"/>
       <w:lvlText w:val=""/>
       <w:lvlJc w:val="left"/>
     </w:lvl>
-    <w:lvl w:ilvl="3" w:tplc="B5307D94">
+    <w:lvl w:ilvl="3" w:tplc="9752B392">
       <w:numFmt w:val="decimal"/>
       <w:lvlText w:val=""/>
       <w:lvlJc w:val="left"/>
     </w:lvl>
-    <w:lvl w:ilvl="4" w:tplc="FD5C606C">
+    <w:lvl w:ilvl="4" w:tplc="73B2032C">
       <w:numFmt w:val="decimal"/>
       <w:lvlText w:val=""/>
       <w:lvlJc w:val="left"/>
     </w:lvl>
-    <w:lvl w:ilvl="5" w:tplc="81C4A472">
+    <w:lvl w:ilvl="5" w:tplc="ECE6C19E">
       <w:numFmt w:val="decimal"/>
       <w:lvlText w:val=""/>
       <w:lvlJc w:val="left"/>
     </w:lvl>
-    <w:lvl w:ilvl="6" w:tplc="123CDD44">
+    <w:lvl w:ilvl="6" w:tplc="6172E81A">
       <w:numFmt w:val="decimal"/>
       <w:lvlText w:val=""/>
       <w:lvlJc w:val="left"/>
     </w:lvl>
-    <w:lvl w:ilvl="7" w:tplc="0F5CA988">
+    <w:lvl w:ilvl="7" w:tplc="DD44F872">
       <w:numFmt w:val="decimal"/>
       <w:lvlText w:val=""/>
       <w:lvlJc w:val="left"/>
     </w:lvl>
-    <w:lvl w:ilvl="8" w:tplc="4774ABA6">
+    <w:lvl w:ilvl="8" w:tplc="E79CFB86">
       <w:numFmt w:val="decimal"/>
       <w:lvlText w:val=""/>
       <w:lvlJc w:val="left"/>
     </w:lvl>
   </w:abstractNum>
   <w:abstractNum w:abstractNumId="25" w15:restartNumberingAfterBreak="0">
-    <w:nsid w:val="763F1349"/>
+    <w:nsid w:val="7AC949F5"/>
     <w:multiLevelType w:val="hybridMultilevel"/>
-    <w:tmpl w:val="32AEA00A"/>
-    <w:lvl w:ilvl="0" w:tplc="50B80AAA">
+    <w:tmpl w:val="0DA6DA8E"/>
+    <w:lvl w:ilvl="0" w:tplc="2F70546E">
       <w:start w:val="1"/>
       <w:numFmt w:val="decimal"/>
       <w:lvlText w:val="%1."/>
@@ -25082,52 +25089,52 @@
         <w:color w:val="A67C27"/>
       </w:rPr>
     </w:lvl>
-    <w:lvl w:ilvl="1" w:tplc="5B88F5FC">
+    <w:lvl w:ilvl="1" w:tplc="7A3A8CBE">
       <w:numFmt w:val="decimal"/>
       <w:lvlText w:val=""/>
       <w:lvlJc w:val="left"/>
     </w:lvl>
-    <w:lvl w:ilvl="2" w:tplc="4AA4EFCC">
+    <w:lvl w:ilvl="2" w:tplc="C86461A8">
       <w:numFmt w:val="decimal"/>
       <w:lvlText w:val=""/>
       <w:lvlJc w:val="left"/>
     </w:lvl>
-    <w:lvl w:ilvl="3" w:tplc="03E83BEC">
+    <w:lvl w:ilvl="3" w:tplc="C1EE3EBE">
       <w:numFmt w:val="decimal"/>
       <w:lvlText w:val=""/>
       <w:lvlJc w:val="left"/>
     </w:lvl>
-    <w:lvl w:ilvl="4" w:tplc="26B6849E">
+    <w:lvl w:ilvl="4" w:tplc="51302174">
       <w:numFmt w:val="decimal"/>
       <w:lvlText w:val=""/>
       <w:lvlJc w:val="left"/>
     </w:lvl>
-    <w:lvl w:ilvl="5" w:tplc="36E44DB6">
+    <w:lvl w:ilvl="5" w:tplc="CD6C5ED8">
       <w:numFmt w:val="decimal"/>
       <w:lvlText w:val=""/>
       <w:lvlJc w:val="left"/>
     </w:lvl>
-    <w:lvl w:ilvl="6" w:tplc="BD28385E">
+    <w:lvl w:ilvl="6" w:tplc="DE366032">
       <w:numFmt w:val="decimal"/>
       <w:lvlText w:val=""/>
       <w:lvlJc w:val="left"/>
     </w:lvl>
-    <w:lvl w:ilvl="7" w:tplc="E5FA41A0">
+    <w:lvl w:ilvl="7" w:tplc="F886BBFA">
       <w:numFmt w:val="decimal"/>
       <w:lvlText w:val=""/>
       <w:lvlJc w:val="left"/>
     </w:lvl>
-    <w:lvl w:ilvl="8" w:tplc="F90E1898">
+    <w:lvl w:ilvl="8" w:tplc="1B26D872">
       <w:numFmt w:val="decimal"/>
       <w:lvlText w:val=""/>
       <w:lvlJc w:val="left"/>
     </w:lvl>
   </w:abstractNum>
   <w:abstractNum w:abstractNumId="26" w15:restartNumberingAfterBreak="0">
-    <w:nsid w:val="78547895"/>
+    <w:nsid w:val="7B745CDE"/>
     <w:multiLevelType w:val="hybridMultilevel"/>
-    <w:tmpl w:val="67E2E098"/>
-    <w:lvl w:ilvl="0" w:tplc="CFC43DBA">
+    <w:tmpl w:val="FA3C8D12"/>
+    <w:lvl w:ilvl="0" w:tplc="951E2064">
       <w:start w:val="1"/>
       <w:numFmt w:val="decimal"/>
       <w:lvlText w:val="%1."/>
@@ -25141,52 +25148,52 @@
         <w:color w:val="A67C27"/>
       </w:rPr>
     </w:lvl>
-    <w:lvl w:ilvl="1" w:tplc="9DDEE48A">
+    <w:lvl w:ilvl="1" w:tplc="1F58D594">
       <w:numFmt w:val="decimal"/>
       <w:lvlText w:val=""/>
       <w:lvlJc w:val="left"/>
     </w:lvl>
-    <w:lvl w:ilvl="2" w:tplc="1C8C7028">
+    <w:lvl w:ilvl="2" w:tplc="0CCE8DA4">
       <w:numFmt w:val="decimal"/>
       <w:lvlText w:val=""/>
       <w:lvlJc w:val="left"/>
     </w:lvl>
-    <w:lvl w:ilvl="3" w:tplc="4688369C">
+    <w:lvl w:ilvl="3" w:tplc="75F231B8">
       <w:numFmt w:val="decimal"/>
       <w:lvlText w:val=""/>
       <w:lvlJc w:val="left"/>
     </w:lvl>
-    <w:lvl w:ilvl="4" w:tplc="6964BB0C">
+    <w:lvl w:ilvl="4" w:tplc="C9848BE0">
       <w:numFmt w:val="decimal"/>
       <w:lvlText w:val=""/>
       <w:lvlJc w:val="left"/>
     </w:lvl>
-    <w:lvl w:ilvl="5" w:tplc="4B18552E">
+    <w:lvl w:ilvl="5" w:tplc="75A6CCC6">
       <w:numFmt w:val="decimal"/>
       <w:lvlText w:val=""/>
       <w:lvlJc w:val="left"/>
     </w:lvl>
-    <w:lvl w:ilvl="6" w:tplc="384AB904">
+    <w:lvl w:ilvl="6" w:tplc="4906E676">
       <w:numFmt w:val="decimal"/>
       <w:lvlText w:val=""/>
       <w:lvlJc w:val="left"/>
     </w:lvl>
-    <w:lvl w:ilvl="7" w:tplc="59826634">
+    <w:lvl w:ilvl="7" w:tplc="C78CCA56">
       <w:numFmt w:val="decimal"/>
       <w:lvlText w:val=""/>
       <w:lvlJc w:val="left"/>
     </w:lvl>
-    <w:lvl w:ilvl="8" w:tplc="3DA2EAEC">
+    <w:lvl w:ilvl="8" w:tplc="BC8CED0A">
       <w:numFmt w:val="decimal"/>
       <w:lvlText w:val=""/>
       <w:lvlJc w:val="left"/>
     </w:lvl>
   </w:abstractNum>
   <w:abstractNum w:abstractNumId="27" w15:restartNumberingAfterBreak="0">
-    <w:nsid w:val="799A51F7"/>
+    <w:nsid w:val="7D6C5D75"/>
     <w:multiLevelType w:val="hybridMultilevel"/>
-    <w:tmpl w:val="8C30B4D2"/>
-    <w:lvl w:ilvl="0" w:tplc="57EC8E14">
+    <w:tmpl w:val="156E8F50"/>
+    <w:lvl w:ilvl="0" w:tplc="8D8A931A">
       <w:start w:val="1"/>
       <w:numFmt w:val="decimal"/>
       <w:lvlText w:val="%1."/>
@@ -25200,211 +25207,211 @@
         <w:color w:val="A67C27"/>
       </w:rPr>
     </w:lvl>
-    <w:lvl w:ilvl="1" w:tplc="33DA90D6">
+    <w:lvl w:ilvl="1" w:tplc="C316A18E">
       <w:numFmt w:val="decimal"/>
       <w:lvlText w:val=""/>
       <w:lvlJc w:val="left"/>
     </w:lvl>
-    <w:lvl w:ilvl="2" w:tplc="F6EC844E">
+    <w:lvl w:ilvl="2" w:tplc="707A79B8">
       <w:numFmt w:val="decimal"/>
       <w:lvlText w:val=""/>
       <w:lvlJc w:val="left"/>
     </w:lvl>
-    <w:lvl w:ilvl="3" w:tplc="10840C48">
+    <w:lvl w:ilvl="3" w:tplc="FE3265A2">
       <w:numFmt w:val="decimal"/>
       <w:lvlText w:val=""/>
       <w:lvlJc w:val="left"/>
     </w:lvl>
-    <w:lvl w:ilvl="4" w:tplc="78E8BBDA">
+    <w:lvl w:ilvl="4" w:tplc="83422186">
       <w:numFmt w:val="decimal"/>
       <w:lvlText w:val=""/>
       <w:lvlJc w:val="left"/>
     </w:lvl>
-    <w:lvl w:ilvl="5" w:tplc="531A8C5C">
+    <w:lvl w:ilvl="5" w:tplc="8FECEF80">
       <w:numFmt w:val="decimal"/>
       <w:lvlText w:val=""/>
       <w:lvlJc w:val="left"/>
     </w:lvl>
-    <w:lvl w:ilvl="6" w:tplc="0A88846C">
+    <w:lvl w:ilvl="6" w:tplc="912CB980">
       <w:numFmt w:val="decimal"/>
       <w:lvlText w:val=""/>
       <w:lvlJc w:val="left"/>
     </w:lvl>
-    <w:lvl w:ilvl="7" w:tplc="C1F43578">
+    <w:lvl w:ilvl="7" w:tplc="F3908D1E">
       <w:numFmt w:val="decimal"/>
       <w:lvlText w:val=""/>
       <w:lvlJc w:val="left"/>
     </w:lvl>
-    <w:lvl w:ilvl="8" w:tplc="96D4DBEC">
+    <w:lvl w:ilvl="8" w:tplc="1D7C980C">
       <w:numFmt w:val="decimal"/>
       <w:lvlText w:val=""/>
       <w:lvlJc w:val="left"/>
     </w:lvl>
   </w:abstractNum>
-  <w:num w:numId="1" w16cid:durableId="1483885712">
+  <w:num w:numId="1" w16cid:durableId="587543955">
+    <w:abstractNumId w:val="9"/>
+    <w:lvlOverride w:ilvl="0">
+      <w:startOverride w:val="1"/>
+    </w:lvlOverride>
+  </w:num>
+  <w:num w:numId="2" w16cid:durableId="237206048">
+    <w:abstractNumId w:val="22"/>
+    <w:lvlOverride w:ilvl="0">
+      <w:startOverride w:val="1"/>
+    </w:lvlOverride>
+  </w:num>
+  <w:num w:numId="3" w16cid:durableId="1134714068">
+    <w:abstractNumId w:val="15"/>
+    <w:lvlOverride w:ilvl="0">
+      <w:startOverride w:val="1"/>
+    </w:lvlOverride>
+  </w:num>
+  <w:num w:numId="4" w16cid:durableId="2052919673">
+    <w:abstractNumId w:val="25"/>
+    <w:lvlOverride w:ilvl="0">
+      <w:startOverride w:val="1"/>
+    </w:lvlOverride>
+  </w:num>
+  <w:num w:numId="5" w16cid:durableId="1456019526">
+    <w:abstractNumId w:val="14"/>
+    <w:lvlOverride w:ilvl="0">
+      <w:startOverride w:val="1"/>
+    </w:lvlOverride>
+  </w:num>
+  <w:num w:numId="6" w16cid:durableId="187375743">
+    <w:abstractNumId w:val="12"/>
+    <w:lvlOverride w:ilvl="0">
+      <w:startOverride w:val="1"/>
+    </w:lvlOverride>
+  </w:num>
+  <w:num w:numId="7" w16cid:durableId="1239286445">
+    <w:abstractNumId w:val="24"/>
+    <w:lvlOverride w:ilvl="0">
+      <w:startOverride w:val="1"/>
+    </w:lvlOverride>
+  </w:num>
+  <w:num w:numId="8" w16cid:durableId="2110195164">
+    <w:abstractNumId w:val="5"/>
+    <w:lvlOverride w:ilvl="0">
+      <w:startOverride w:val="1"/>
+    </w:lvlOverride>
+  </w:num>
+  <w:num w:numId="9" w16cid:durableId="1532495523">
+    <w:abstractNumId w:val="8"/>
+    <w:lvlOverride w:ilvl="0">
+      <w:startOverride w:val="1"/>
+    </w:lvlOverride>
+  </w:num>
+  <w:num w:numId="10" w16cid:durableId="1559127320">
+    <w:abstractNumId w:val="27"/>
+    <w:lvlOverride w:ilvl="0">
+      <w:startOverride w:val="1"/>
+    </w:lvlOverride>
+  </w:num>
+  <w:num w:numId="11" w16cid:durableId="1958565269">
     <w:abstractNumId w:val="23"/>
     <w:lvlOverride w:ilvl="0">
       <w:startOverride w:val="1"/>
     </w:lvlOverride>
   </w:num>
-  <w:num w:numId="2" w16cid:durableId="947850785">
+  <w:num w:numId="12" w16cid:durableId="463667957">
     <w:abstractNumId w:val="17"/>
     <w:lvlOverride w:ilvl="0">
       <w:startOverride w:val="1"/>
     </w:lvlOverride>
   </w:num>
-  <w:num w:numId="3" w16cid:durableId="766459409">
+  <w:num w:numId="13" w16cid:durableId="127018569">
+    <w:abstractNumId w:val="13"/>
+    <w:lvlOverride w:ilvl="0">
+      <w:startOverride w:val="1"/>
+    </w:lvlOverride>
+  </w:num>
+  <w:num w:numId="14" w16cid:durableId="611982090">
+    <w:abstractNumId w:val="2"/>
+    <w:lvlOverride w:ilvl="0">
+      <w:startOverride w:val="1"/>
+    </w:lvlOverride>
+  </w:num>
+  <w:num w:numId="15" w16cid:durableId="2128549217">
+    <w:abstractNumId w:val="6"/>
+    <w:lvlOverride w:ilvl="0">
+      <w:startOverride w:val="1"/>
+    </w:lvlOverride>
+  </w:num>
+  <w:num w:numId="16" w16cid:durableId="1330330744">
+    <w:abstractNumId w:val="10"/>
+    <w:lvlOverride w:ilvl="0">
+      <w:startOverride w:val="1"/>
+    </w:lvlOverride>
+  </w:num>
+  <w:num w:numId="17" w16cid:durableId="852256481">
+    <w:abstractNumId w:val="16"/>
+    <w:lvlOverride w:ilvl="0">
+      <w:startOverride w:val="1"/>
+    </w:lvlOverride>
+  </w:num>
+  <w:num w:numId="18" w16cid:durableId="1524900357">
+    <w:abstractNumId w:val="4"/>
+    <w:lvlOverride w:ilvl="0">
+      <w:startOverride w:val="1"/>
+    </w:lvlOverride>
+  </w:num>
+  <w:num w:numId="19" w16cid:durableId="16472747">
+    <w:abstractNumId w:val="7"/>
+    <w:lvlOverride w:ilvl="0">
+      <w:startOverride w:val="1"/>
+    </w:lvlOverride>
+  </w:num>
+  <w:num w:numId="20" w16cid:durableId="1284844191">
+    <w:abstractNumId w:val="21"/>
+    <w:lvlOverride w:ilvl="0">
+      <w:startOverride w:val="1"/>
+    </w:lvlOverride>
+  </w:num>
+  <w:num w:numId="21" w16cid:durableId="764107105">
+    <w:abstractNumId w:val="18"/>
+    <w:lvlOverride w:ilvl="0">
+      <w:startOverride w:val="1"/>
+    </w:lvlOverride>
+  </w:num>
+  <w:num w:numId="22" w16cid:durableId="566645259">
+    <w:abstractNumId w:val="20"/>
+    <w:lvlOverride w:ilvl="0">
+      <w:startOverride w:val="1"/>
+    </w:lvlOverride>
+  </w:num>
+  <w:num w:numId="23" w16cid:durableId="1776434659">
     <w:abstractNumId w:val="19"/>
     <w:lvlOverride w:ilvl="0">
       <w:startOverride w:val="1"/>
     </w:lvlOverride>
   </w:num>
-  <w:num w:numId="4" w16cid:durableId="453912259">
-    <w:abstractNumId w:val="12"/>
+  <w:num w:numId="24" w16cid:durableId="935863611">
+    <w:abstractNumId w:val="1"/>
     <w:lvlOverride w:ilvl="0">
       <w:startOverride w:val="1"/>
     </w:lvlOverride>
   </w:num>
-  <w:num w:numId="5" w16cid:durableId="112212479">
-    <w:abstractNumId w:val="10"/>
+  <w:num w:numId="25" w16cid:durableId="1265765945">
+    <w:abstractNumId w:val="3"/>
     <w:lvlOverride w:ilvl="0">
       <w:startOverride w:val="1"/>
     </w:lvlOverride>
   </w:num>
-  <w:num w:numId="6" w16cid:durableId="673996320">
+  <w:num w:numId="26" w16cid:durableId="1964654859">
     <w:abstractNumId w:val="26"/>
     <w:lvlOverride w:ilvl="0">
       <w:startOverride w:val="1"/>
     </w:lvlOverride>
   </w:num>
-  <w:num w:numId="7" w16cid:durableId="380137829">
-    <w:abstractNumId w:val="22"/>
+  <w:num w:numId="27" w16cid:durableId="819229489">
+    <w:abstractNumId w:val="0"/>
     <w:lvlOverride w:ilvl="0">
       <w:startOverride w:val="1"/>
     </w:lvlOverride>
   </w:num>
-  <w:num w:numId="8" w16cid:durableId="1114402116">
-    <w:abstractNumId w:val="7"/>
-    <w:lvlOverride w:ilvl="0">
-      <w:startOverride w:val="1"/>
-    </w:lvlOverride>
-  </w:num>
-  <w:num w:numId="9" w16cid:durableId="53310666">
-    <w:abstractNumId w:val="20"/>
-    <w:lvlOverride w:ilvl="0">
-      <w:startOverride w:val="1"/>
-    </w:lvlOverride>
-  </w:num>
-  <w:num w:numId="10" w16cid:durableId="1123184320">
-    <w:abstractNumId w:val="21"/>
-    <w:lvlOverride w:ilvl="0">
-      <w:startOverride w:val="1"/>
-    </w:lvlOverride>
-  </w:num>
-  <w:num w:numId="11" w16cid:durableId="332149814">
-    <w:abstractNumId w:val="5"/>
-    <w:lvlOverride w:ilvl="0">
-      <w:startOverride w:val="1"/>
-    </w:lvlOverride>
-  </w:num>
-  <w:num w:numId="12" w16cid:durableId="1678772389">
+  <w:num w:numId="28" w16cid:durableId="1060251199">
     <w:abstractNumId w:val="11"/>
-    <w:lvlOverride w:ilvl="0">
-      <w:startOverride w:val="1"/>
-    </w:lvlOverride>
-  </w:num>
-  <w:num w:numId="13" w16cid:durableId="385029159">
-    <w:abstractNumId w:val="6"/>
-    <w:lvlOverride w:ilvl="0">
-      <w:startOverride w:val="1"/>
-    </w:lvlOverride>
-  </w:num>
-  <w:num w:numId="14" w16cid:durableId="1297948612">
-    <w:abstractNumId w:val="27"/>
-    <w:lvlOverride w:ilvl="0">
-      <w:startOverride w:val="1"/>
-    </w:lvlOverride>
-  </w:num>
-  <w:num w:numId="15" w16cid:durableId="1805266614">
-    <w:abstractNumId w:val="8"/>
-    <w:lvlOverride w:ilvl="0">
-      <w:startOverride w:val="1"/>
-    </w:lvlOverride>
-  </w:num>
-  <w:num w:numId="16" w16cid:durableId="683556350">
-    <w:abstractNumId w:val="16"/>
-    <w:lvlOverride w:ilvl="0">
-      <w:startOverride w:val="1"/>
-    </w:lvlOverride>
-  </w:num>
-  <w:num w:numId="17" w16cid:durableId="1042250982">
-    <w:abstractNumId w:val="14"/>
-    <w:lvlOverride w:ilvl="0">
-      <w:startOverride w:val="1"/>
-    </w:lvlOverride>
-  </w:num>
-  <w:num w:numId="18" w16cid:durableId="979454002">
-    <w:abstractNumId w:val="18"/>
-    <w:lvlOverride w:ilvl="0">
-      <w:startOverride w:val="1"/>
-    </w:lvlOverride>
-  </w:num>
-  <w:num w:numId="19" w16cid:durableId="42949588">
-    <w:abstractNumId w:val="4"/>
-    <w:lvlOverride w:ilvl="0">
-      <w:startOverride w:val="1"/>
-    </w:lvlOverride>
-  </w:num>
-  <w:num w:numId="20" w16cid:durableId="850679882">
-    <w:abstractNumId w:val="15"/>
-    <w:lvlOverride w:ilvl="0">
-      <w:startOverride w:val="1"/>
-    </w:lvlOverride>
-  </w:num>
-  <w:num w:numId="21" w16cid:durableId="1418206244">
-    <w:abstractNumId w:val="3"/>
-    <w:lvlOverride w:ilvl="0">
-      <w:startOverride w:val="1"/>
-    </w:lvlOverride>
-  </w:num>
-  <w:num w:numId="22" w16cid:durableId="2044288858">
-    <w:abstractNumId w:val="9"/>
-    <w:lvlOverride w:ilvl="0">
-      <w:startOverride w:val="1"/>
-    </w:lvlOverride>
-  </w:num>
-  <w:num w:numId="23" w16cid:durableId="431097363">
-    <w:abstractNumId w:val="24"/>
-    <w:lvlOverride w:ilvl="0">
-      <w:startOverride w:val="1"/>
-    </w:lvlOverride>
-  </w:num>
-  <w:num w:numId="24" w16cid:durableId="929891532">
-    <w:abstractNumId w:val="13"/>
-    <w:lvlOverride w:ilvl="0">
-      <w:startOverride w:val="1"/>
-    </w:lvlOverride>
-  </w:num>
-  <w:num w:numId="25" w16cid:durableId="2064022301">
-    <w:abstractNumId w:val="2"/>
-    <w:lvlOverride w:ilvl="0">
-      <w:startOverride w:val="1"/>
-    </w:lvlOverride>
-  </w:num>
-  <w:num w:numId="26" w16cid:durableId="582182735">
-    <w:abstractNumId w:val="1"/>
-    <w:lvlOverride w:ilvl="0">
-      <w:startOverride w:val="1"/>
-    </w:lvlOverride>
-  </w:num>
-  <w:num w:numId="27" w16cid:durableId="550266716">
-    <w:abstractNumId w:val="25"/>
-    <w:lvlOverride w:ilvl="0">
-      <w:startOverride w:val="1"/>
-    </w:lvlOverride>
-  </w:num>
-  <w:num w:numId="28" w16cid:durableId="1835993022">
-    <w:abstractNumId w:val="0"/>
     <w:lvlOverride w:ilvl="0">
       <w:startOverride w:val="1"/>
     </w:lvlOverride>
@@ -26029,7 +26036,7 @@
     <w:autoRedefine/>
     <w:uiPriority w:val="39"/>
     <w:unhideWhenUsed/>
-    <w:rsid w:val="002742C1"/>
+    <w:rsid w:val="00A542FC"/>
     <w:pPr>
       <w:spacing w:after="100"/>
     </w:pPr>
@@ -26041,7 +26048,7 @@
     <w:autoRedefine/>
     <w:uiPriority w:val="39"/>
     <w:unhideWhenUsed/>
-    <w:rsid w:val="002742C1"/>
+    <w:rsid w:val="00A542FC"/>
     <w:pPr>
       <w:spacing w:after="100"/>
       <w:ind w:left="210"/>

--- a/docs/manuals/RA_Training_Manual.docx
+++ b/docs/manuals/RA_Training_Manual.docx
@@ -69,7 +69,7 @@
           <w:left w:w="10" w:type="dxa"/>
           <w:right w:w="10" w:type="dxa"/>
         </w:tblCellMar>
-        <w:tblLook w:val="0000" w:firstRow="0" w:lastRow="0" w:firstColumn="0" w:lastColumn="0" w:noHBand="0" w:noVBand="0"/>
+        <w:tblLook w:val="04A0" w:firstRow="1" w:lastRow="0" w:firstColumn="1" w:lastColumn="0" w:noHBand="0" w:noVBand="1"/>
       </w:tblPr>
       <w:tblGrid>
         <w:gridCol w:w="2300"/>
@@ -469,7 +469,7 @@
                 <w:sz w:val="19"/>
                 <w:szCs w:val="19"/>
               </w:rPr>
-              <w:t>Version 1.8 · 21 September 2026</w:t>
+              <w:t>Version 1.9 · 22 September 2026</w:t>
             </w:r>
           </w:p>
         </w:tc>
@@ -538,7 +538,7 @@
     <w:sdt>
       <w:sdtPr>
         <w:alias w:val="Contents"/>
-        <w:id w:val="690024636"/>
+        <w:id w:val="1228347885"/>
       </w:sdtPr>
       <w:sdtEndPr/>
       <w:sdtContent>
@@ -567,7 +567,7 @@
           <w:r>
             <w:fldChar w:fldCharType="separate"/>
           </w:r>
-          <w:hyperlink w:anchor="_Toc240923056" w:history="1">
+          <w:hyperlink w:anchor="_Toc240960576" w:history="1">
             <w:r>
               <w:rPr>
                 <w:rStyle w:val="Hyperlink"/>
@@ -591,7 +591,7 @@
               <w:rPr>
                 <w:noProof/>
               </w:rPr>
-              <w:instrText xml:space="preserve"> PAGEREF _Toc240923056 \h </w:instrText>
+              <w:instrText xml:space="preserve"> PAGEREF _Toc240960576 \h </w:instrText>
             </w:r>
             <w:r>
               <w:rPr>
@@ -634,7 +634,7 @@
               <w14:ligatures w14:val="standardContextual"/>
             </w:rPr>
           </w:pPr>
-          <w:hyperlink w:anchor="_Toc240923057" w:history="1">
+          <w:hyperlink w:anchor="_Toc240960577" w:history="1">
             <w:r>
               <w:rPr>
                 <w:rStyle w:val="Hyperlink"/>
@@ -658,7 +658,7 @@
               <w:rPr>
                 <w:noProof/>
               </w:rPr>
-              <w:instrText xml:space="preserve"> PAGEREF _Toc240923057 \h </w:instrText>
+              <w:instrText xml:space="preserve"> PAGEREF _Toc240960577 \h </w:instrText>
             </w:r>
             <w:r>
               <w:rPr>
@@ -701,7 +701,7 @@
               <w14:ligatures w14:val="standardContextual"/>
             </w:rPr>
           </w:pPr>
-          <w:hyperlink w:anchor="_Toc240923058" w:history="1">
+          <w:hyperlink w:anchor="_Toc240960578" w:history="1">
             <w:r>
               <w:rPr>
                 <w:rStyle w:val="Hyperlink"/>
@@ -725,7 +725,7 @@
               <w:rPr>
                 <w:noProof/>
               </w:rPr>
-              <w:instrText xml:space="preserve"> PAGEREF _Toc240923058 \h </w:instrText>
+              <w:instrText xml:space="preserve"> PAGEREF _Toc240960578 \h </w:instrText>
             </w:r>
             <w:r>
               <w:rPr>
@@ -768,7 +768,7 @@
               <w14:ligatures w14:val="standardContextual"/>
             </w:rPr>
           </w:pPr>
-          <w:hyperlink w:anchor="_Toc240923059" w:history="1">
+          <w:hyperlink w:anchor="_Toc240960579" w:history="1">
             <w:r>
               <w:rPr>
                 <w:rStyle w:val="Hyperlink"/>
@@ -792,7 +792,7 @@
               <w:rPr>
                 <w:noProof/>
               </w:rPr>
-              <w:instrText xml:space="preserve"> PAGEREF _Toc240923059 \h </w:instrText>
+              <w:instrText xml:space="preserve"> PAGEREF _Toc240960579 \h </w:instrText>
             </w:r>
             <w:r>
               <w:rPr>
@@ -835,7 +835,7 @@
               <w14:ligatures w14:val="standardContextual"/>
             </w:rPr>
           </w:pPr>
-          <w:hyperlink w:anchor="_Toc240923060" w:history="1">
+          <w:hyperlink w:anchor="_Toc240960580" w:history="1">
             <w:r>
               <w:rPr>
                 <w:rStyle w:val="Hyperlink"/>
@@ -859,7 +859,7 @@
               <w:rPr>
                 <w:noProof/>
               </w:rPr>
-              <w:instrText xml:space="preserve"> PAGEREF _Toc240923060 \h </w:instrText>
+              <w:instrText xml:space="preserve"> PAGEREF _Toc240960580 \h </w:instrText>
             </w:r>
             <w:r>
               <w:rPr>
@@ -902,7 +902,7 @@
               <w14:ligatures w14:val="standardContextual"/>
             </w:rPr>
           </w:pPr>
-          <w:hyperlink w:anchor="_Toc240923061" w:history="1">
+          <w:hyperlink w:anchor="_Toc240960581" w:history="1">
             <w:r>
               <w:rPr>
                 <w:rStyle w:val="Hyperlink"/>
@@ -926,7 +926,7 @@
               <w:rPr>
                 <w:noProof/>
               </w:rPr>
-              <w:instrText xml:space="preserve"> PAGEREF _Toc240923061 \h </w:instrText>
+              <w:instrText xml:space="preserve"> PAGEREF _Toc240960581 \h </w:instrText>
             </w:r>
             <w:r>
               <w:rPr>
@@ -969,7 +969,7 @@
               <w14:ligatures w14:val="standardContextual"/>
             </w:rPr>
           </w:pPr>
-          <w:hyperlink w:anchor="_Toc240923062" w:history="1">
+          <w:hyperlink w:anchor="_Toc240960582" w:history="1">
             <w:r>
               <w:rPr>
                 <w:rStyle w:val="Hyperlink"/>
@@ -993,7 +993,7 @@
               <w:rPr>
                 <w:noProof/>
               </w:rPr>
-              <w:instrText xml:space="preserve"> PAGEREF _Toc240923062 \h </w:instrText>
+              <w:instrText xml:space="preserve"> PAGEREF _Toc240960582 \h </w:instrText>
             </w:r>
             <w:r>
               <w:rPr>
@@ -1036,7 +1036,7 @@
               <w14:ligatures w14:val="standardContextual"/>
             </w:rPr>
           </w:pPr>
-          <w:hyperlink w:anchor="_Toc240923063" w:history="1">
+          <w:hyperlink w:anchor="_Toc240960583" w:history="1">
             <w:r>
               <w:rPr>
                 <w:rStyle w:val="Hyperlink"/>
@@ -1060,7 +1060,7 @@
               <w:rPr>
                 <w:noProof/>
               </w:rPr>
-              <w:instrText xml:space="preserve"> PAGEREF _Toc240923063 \h </w:instrText>
+              <w:instrText xml:space="preserve"> PAGEREF _Toc240960583 \h </w:instrText>
             </w:r>
             <w:r>
               <w:rPr>
@@ -1103,7 +1103,7 @@
               <w14:ligatures w14:val="standardContextual"/>
             </w:rPr>
           </w:pPr>
-          <w:hyperlink w:anchor="_Toc240923064" w:history="1">
+          <w:hyperlink w:anchor="_Toc240960584" w:history="1">
             <w:r>
               <w:rPr>
                 <w:rStyle w:val="Hyperlink"/>
@@ -1127,7 +1127,7 @@
               <w:rPr>
                 <w:noProof/>
               </w:rPr>
-              <w:instrText xml:space="preserve"> PAGEREF _Toc240923064 \h </w:instrText>
+              <w:instrText xml:space="preserve"> PAGEREF _Toc240960584 \h </w:instrText>
             </w:r>
             <w:r>
               <w:rPr>
@@ -1170,7 +1170,7 @@
               <w14:ligatures w14:val="standardContextual"/>
             </w:rPr>
           </w:pPr>
-          <w:hyperlink w:anchor="_Toc240923065" w:history="1">
+          <w:hyperlink w:anchor="_Toc240960585" w:history="1">
             <w:r>
               <w:rPr>
                 <w:rStyle w:val="Hyperlink"/>
@@ -1194,7 +1194,7 @@
               <w:rPr>
                 <w:noProof/>
               </w:rPr>
-              <w:instrText xml:space="preserve"> PAGEREF _Toc240923065 \h </w:instrText>
+              <w:instrText xml:space="preserve"> PAGEREF _Toc240960585 \h </w:instrText>
             </w:r>
             <w:r>
               <w:rPr>
@@ -1237,7 +1237,7 @@
               <w14:ligatures w14:val="standardContextual"/>
             </w:rPr>
           </w:pPr>
-          <w:hyperlink w:anchor="_Toc240923066" w:history="1">
+          <w:hyperlink w:anchor="_Toc240960586" w:history="1">
             <w:r>
               <w:rPr>
                 <w:rStyle w:val="Hyperlink"/>
@@ -1261,7 +1261,7 @@
               <w:rPr>
                 <w:noProof/>
               </w:rPr>
-              <w:instrText xml:space="preserve"> PAGEREF _Toc240923066 \h </w:instrText>
+              <w:instrText xml:space="preserve"> PAGEREF _Toc240960586 \h </w:instrText>
             </w:r>
             <w:r>
               <w:rPr>
@@ -1304,7 +1304,7 @@
               <w14:ligatures w14:val="standardContextual"/>
             </w:rPr>
           </w:pPr>
-          <w:hyperlink w:anchor="_Toc240923067" w:history="1">
+          <w:hyperlink w:anchor="_Toc240960587" w:history="1">
             <w:r>
               <w:rPr>
                 <w:rStyle w:val="Hyperlink"/>
@@ -1328,7 +1328,7 @@
               <w:rPr>
                 <w:noProof/>
               </w:rPr>
-              <w:instrText xml:space="preserve"> PAGEREF _Toc240923067 \h </w:instrText>
+              <w:instrText xml:space="preserve"> PAGEREF _Toc240960587 \h </w:instrText>
             </w:r>
             <w:r>
               <w:rPr>
@@ -1371,7 +1371,7 @@
               <w14:ligatures w14:val="standardContextual"/>
             </w:rPr>
           </w:pPr>
-          <w:hyperlink w:anchor="_Toc240923068" w:history="1">
+          <w:hyperlink w:anchor="_Toc240960588" w:history="1">
             <w:r>
               <w:rPr>
                 <w:rStyle w:val="Hyperlink"/>
@@ -1395,7 +1395,7 @@
               <w:rPr>
                 <w:noProof/>
               </w:rPr>
-              <w:instrText xml:space="preserve"> PAGEREF _Toc240923068 \h </w:instrText>
+              <w:instrText xml:space="preserve"> PAGEREF _Toc240960588 \h </w:instrText>
             </w:r>
             <w:r>
               <w:rPr>
@@ -1438,7 +1438,7 @@
               <w14:ligatures w14:val="standardContextual"/>
             </w:rPr>
           </w:pPr>
-          <w:hyperlink w:anchor="_Toc240923069" w:history="1">
+          <w:hyperlink w:anchor="_Toc240960589" w:history="1">
             <w:r>
               <w:rPr>
                 <w:rStyle w:val="Hyperlink"/>
@@ -1462,7 +1462,7 @@
               <w:rPr>
                 <w:noProof/>
               </w:rPr>
-              <w:instrText xml:space="preserve"> PAGEREF _Toc240923069 \h </w:instrText>
+              <w:instrText xml:space="preserve"> PAGEREF _Toc240960589 \h </w:instrText>
             </w:r>
             <w:r>
               <w:rPr>
@@ -1505,7 +1505,7 @@
               <w14:ligatures w14:val="standardContextual"/>
             </w:rPr>
           </w:pPr>
-          <w:hyperlink w:anchor="_Toc240923070" w:history="1">
+          <w:hyperlink w:anchor="_Toc240960590" w:history="1">
             <w:r>
               <w:rPr>
                 <w:rStyle w:val="Hyperlink"/>
@@ -1529,7 +1529,7 @@
               <w:rPr>
                 <w:noProof/>
               </w:rPr>
-              <w:instrText xml:space="preserve"> PAGEREF _Toc240923070 \h </w:instrText>
+              <w:instrText xml:space="preserve"> PAGEREF _Toc240960590 \h </w:instrText>
             </w:r>
             <w:r>
               <w:rPr>
@@ -1572,7 +1572,7 @@
               <w14:ligatures w14:val="standardContextual"/>
             </w:rPr>
           </w:pPr>
-          <w:hyperlink w:anchor="_Toc240923071" w:history="1">
+          <w:hyperlink w:anchor="_Toc240960591" w:history="1">
             <w:r>
               <w:rPr>
                 <w:rStyle w:val="Hyperlink"/>
@@ -1596,7 +1596,7 @@
               <w:rPr>
                 <w:noProof/>
               </w:rPr>
-              <w:instrText xml:space="preserve"> PAGEREF _Toc240923071 \h </w:instrText>
+              <w:instrText xml:space="preserve"> PAGEREF _Toc240960591 \h </w:instrText>
             </w:r>
             <w:r>
               <w:rPr>
@@ -1639,7 +1639,7 @@
               <w14:ligatures w14:val="standardContextual"/>
             </w:rPr>
           </w:pPr>
-          <w:hyperlink w:anchor="_Toc240923072" w:history="1">
+          <w:hyperlink w:anchor="_Toc240960592" w:history="1">
             <w:r>
               <w:rPr>
                 <w:rStyle w:val="Hyperlink"/>
@@ -1663,7 +1663,7 @@
               <w:rPr>
                 <w:noProof/>
               </w:rPr>
-              <w:instrText xml:space="preserve"> PAGEREF _Toc240923072 \h </w:instrText>
+              <w:instrText xml:space="preserve"> PAGEREF _Toc240960592 \h </w:instrText>
             </w:r>
             <w:r>
               <w:rPr>
@@ -1706,7 +1706,7 @@
               <w14:ligatures w14:val="standardContextual"/>
             </w:rPr>
           </w:pPr>
-          <w:hyperlink w:anchor="_Toc240923073" w:history="1">
+          <w:hyperlink w:anchor="_Toc240960593" w:history="1">
             <w:r>
               <w:rPr>
                 <w:rStyle w:val="Hyperlink"/>
@@ -1730,7 +1730,7 @@
               <w:rPr>
                 <w:noProof/>
               </w:rPr>
-              <w:instrText xml:space="preserve"> PAGEREF _Toc240923073 \h </w:instrText>
+              <w:instrText xml:space="preserve"> PAGEREF _Toc240960593 \h </w:instrText>
             </w:r>
             <w:r>
               <w:rPr>
@@ -1773,7 +1773,7 @@
               <w14:ligatures w14:val="standardContextual"/>
             </w:rPr>
           </w:pPr>
-          <w:hyperlink w:anchor="_Toc240923074" w:history="1">
+          <w:hyperlink w:anchor="_Toc240960594" w:history="1">
             <w:r>
               <w:rPr>
                 <w:rStyle w:val="Hyperlink"/>
@@ -1797,7 +1797,7 @@
               <w:rPr>
                 <w:noProof/>
               </w:rPr>
-              <w:instrText xml:space="preserve"> PAGEREF _Toc240923074 \h </w:instrText>
+              <w:instrText xml:space="preserve"> PAGEREF _Toc240960594 \h </w:instrText>
             </w:r>
             <w:r>
               <w:rPr>
@@ -1840,7 +1840,7 @@
               <w14:ligatures w14:val="standardContextual"/>
             </w:rPr>
           </w:pPr>
-          <w:hyperlink w:anchor="_Toc240923075" w:history="1">
+          <w:hyperlink w:anchor="_Toc240960595" w:history="1">
             <w:r>
               <w:rPr>
                 <w:rStyle w:val="Hyperlink"/>
@@ -1864,7 +1864,7 @@
               <w:rPr>
                 <w:noProof/>
               </w:rPr>
-              <w:instrText xml:space="preserve"> PAGEREF _Toc240923075 \h </w:instrText>
+              <w:instrText xml:space="preserve"> PAGEREF _Toc240960595 \h </w:instrText>
             </w:r>
             <w:r>
               <w:rPr>
@@ -1907,7 +1907,7 @@
               <w14:ligatures w14:val="standardContextual"/>
             </w:rPr>
           </w:pPr>
-          <w:hyperlink w:anchor="_Toc240923076" w:history="1">
+          <w:hyperlink w:anchor="_Toc240960596" w:history="1">
             <w:r>
               <w:rPr>
                 <w:rStyle w:val="Hyperlink"/>
@@ -1931,7 +1931,7 @@
               <w:rPr>
                 <w:noProof/>
               </w:rPr>
-              <w:instrText xml:space="preserve"> PAGEREF _Toc240923076 \h </w:instrText>
+              <w:instrText xml:space="preserve"> PAGEREF _Toc240960596 \h </w:instrText>
             </w:r>
             <w:r>
               <w:rPr>
@@ -1974,7 +1974,7 @@
               <w14:ligatures w14:val="standardContextual"/>
             </w:rPr>
           </w:pPr>
-          <w:hyperlink w:anchor="_Toc240923077" w:history="1">
+          <w:hyperlink w:anchor="_Toc240960597" w:history="1">
             <w:r>
               <w:rPr>
                 <w:rStyle w:val="Hyperlink"/>
@@ -1998,7 +1998,7 @@
               <w:rPr>
                 <w:noProof/>
               </w:rPr>
-              <w:instrText xml:space="preserve"> PAGEREF _Toc240923077 \h </w:instrText>
+              <w:instrText xml:space="preserve"> PAGEREF _Toc240960597 \h </w:instrText>
             </w:r>
             <w:r>
               <w:rPr>
@@ -2041,7 +2041,7 @@
               <w14:ligatures w14:val="standardContextual"/>
             </w:rPr>
           </w:pPr>
-          <w:hyperlink w:anchor="_Toc240923078" w:history="1">
+          <w:hyperlink w:anchor="_Toc240960598" w:history="1">
             <w:r>
               <w:rPr>
                 <w:rStyle w:val="Hyperlink"/>
@@ -2065,7 +2065,7 @@
               <w:rPr>
                 <w:noProof/>
               </w:rPr>
-              <w:instrText xml:space="preserve"> PAGEREF _Toc240923078 \h </w:instrText>
+              <w:instrText xml:space="preserve"> PAGEREF _Toc240960598 \h </w:instrText>
             </w:r>
             <w:r>
               <w:rPr>
@@ -2108,7 +2108,7 @@
               <w14:ligatures w14:val="standardContextual"/>
             </w:rPr>
           </w:pPr>
-          <w:hyperlink w:anchor="_Toc240923079" w:history="1">
+          <w:hyperlink w:anchor="_Toc240960599" w:history="1">
             <w:r>
               <w:rPr>
                 <w:rStyle w:val="Hyperlink"/>
@@ -2132,7 +2132,7 @@
               <w:rPr>
                 <w:noProof/>
               </w:rPr>
-              <w:instrText xml:space="preserve"> PAGEREF _Toc240923079 \h </w:instrText>
+              <w:instrText xml:space="preserve"> PAGEREF _Toc240960599 \h </w:instrText>
             </w:r>
             <w:r>
               <w:rPr>
@@ -2175,7 +2175,7 @@
               <w14:ligatures w14:val="standardContextual"/>
             </w:rPr>
           </w:pPr>
-          <w:hyperlink w:anchor="_Toc240923080" w:history="1">
+          <w:hyperlink w:anchor="_Toc240960600" w:history="1">
             <w:r>
               <w:rPr>
                 <w:rStyle w:val="Hyperlink"/>
@@ -2199,7 +2199,7 @@
               <w:rPr>
                 <w:noProof/>
               </w:rPr>
-              <w:instrText xml:space="preserve"> PAGEREF _Toc240923080 \h </w:instrText>
+              <w:instrText xml:space="preserve"> PAGEREF _Toc240960600 \h </w:instrText>
             </w:r>
             <w:r>
               <w:rPr>
@@ -2242,7 +2242,7 @@
               <w14:ligatures w14:val="standardContextual"/>
             </w:rPr>
           </w:pPr>
-          <w:hyperlink w:anchor="_Toc240923081" w:history="1">
+          <w:hyperlink w:anchor="_Toc240960601" w:history="1">
             <w:r>
               <w:rPr>
                 <w:rStyle w:val="Hyperlink"/>
@@ -2266,7 +2266,7 @@
               <w:rPr>
                 <w:noProof/>
               </w:rPr>
-              <w:instrText xml:space="preserve"> PAGEREF _Toc240923081 \h </w:instrText>
+              <w:instrText xml:space="preserve"> PAGEREF _Toc240960601 \h </w:instrText>
             </w:r>
             <w:r>
               <w:rPr>
@@ -2309,7 +2309,7 @@
               <w14:ligatures w14:val="standardContextual"/>
             </w:rPr>
           </w:pPr>
-          <w:hyperlink w:anchor="_Toc240923082" w:history="1">
+          <w:hyperlink w:anchor="_Toc240960602" w:history="1">
             <w:r>
               <w:rPr>
                 <w:rStyle w:val="Hyperlink"/>
@@ -2333,7 +2333,7 @@
               <w:rPr>
                 <w:noProof/>
               </w:rPr>
-              <w:instrText xml:space="preserve"> PAGEREF _Toc240923082 \h </w:instrText>
+              <w:instrText xml:space="preserve"> PAGEREF _Toc240960602 \h </w:instrText>
             </w:r>
             <w:r>
               <w:rPr>
@@ -2376,7 +2376,7 @@
               <w14:ligatures w14:val="standardContextual"/>
             </w:rPr>
           </w:pPr>
-          <w:hyperlink w:anchor="_Toc240923083" w:history="1">
+          <w:hyperlink w:anchor="_Toc240960603" w:history="1">
             <w:r>
               <w:rPr>
                 <w:rStyle w:val="Hyperlink"/>
@@ -2400,7 +2400,7 @@
               <w:rPr>
                 <w:noProof/>
               </w:rPr>
-              <w:instrText xml:space="preserve"> PAGEREF _Toc240923083 \h </w:instrText>
+              <w:instrText xml:space="preserve"> PAGEREF _Toc240960603 \h </w:instrText>
             </w:r>
             <w:r>
               <w:rPr>
@@ -2443,7 +2443,7 @@
               <w14:ligatures w14:val="standardContextual"/>
             </w:rPr>
           </w:pPr>
-          <w:hyperlink w:anchor="_Toc240923084" w:history="1">
+          <w:hyperlink w:anchor="_Toc240960604" w:history="1">
             <w:r>
               <w:rPr>
                 <w:rStyle w:val="Hyperlink"/>
@@ -2467,7 +2467,7 @@
               <w:rPr>
                 <w:noProof/>
               </w:rPr>
-              <w:instrText xml:space="preserve"> PAGEREF _Toc240923084 \h </w:instrText>
+              <w:instrText xml:space="preserve"> PAGEREF _Toc240960604 \h </w:instrText>
             </w:r>
             <w:r>
               <w:rPr>
@@ -2510,7 +2510,7 @@
               <w14:ligatures w14:val="standardContextual"/>
             </w:rPr>
           </w:pPr>
-          <w:hyperlink w:anchor="_Toc240923085" w:history="1">
+          <w:hyperlink w:anchor="_Toc240960605" w:history="1">
             <w:r>
               <w:rPr>
                 <w:rStyle w:val="Hyperlink"/>
@@ -2534,7 +2534,7 @@
               <w:rPr>
                 <w:noProof/>
               </w:rPr>
-              <w:instrText xml:space="preserve"> PAGEREF _Toc240923085 \h </w:instrText>
+              <w:instrText xml:space="preserve"> PAGEREF _Toc240960605 \h </w:instrText>
             </w:r>
             <w:r>
               <w:rPr>
@@ -2577,7 +2577,7 @@
               <w14:ligatures w14:val="standardContextual"/>
             </w:rPr>
           </w:pPr>
-          <w:hyperlink w:anchor="_Toc240923086" w:history="1">
+          <w:hyperlink w:anchor="_Toc240960606" w:history="1">
             <w:r>
               <w:rPr>
                 <w:rStyle w:val="Hyperlink"/>
@@ -2601,7 +2601,7 @@
               <w:rPr>
                 <w:noProof/>
               </w:rPr>
-              <w:instrText xml:space="preserve"> PAGEREF _Toc240923086 \h </w:instrText>
+              <w:instrText xml:space="preserve"> PAGEREF _Toc240960606 \h </w:instrText>
             </w:r>
             <w:r>
               <w:rPr>
@@ -2644,7 +2644,7 @@
               <w14:ligatures w14:val="standardContextual"/>
             </w:rPr>
           </w:pPr>
-          <w:hyperlink w:anchor="_Toc240923087" w:history="1">
+          <w:hyperlink w:anchor="_Toc240960607" w:history="1">
             <w:r>
               <w:rPr>
                 <w:rStyle w:val="Hyperlink"/>
@@ -2668,7 +2668,7 @@
               <w:rPr>
                 <w:noProof/>
               </w:rPr>
-              <w:instrText xml:space="preserve"> PAGEREF _Toc240923087 \h </w:instrText>
+              <w:instrText xml:space="preserve"> PAGEREF _Toc240960607 \h </w:instrText>
             </w:r>
             <w:r>
               <w:rPr>
@@ -2711,7 +2711,7 @@
               <w14:ligatures w14:val="standardContextual"/>
             </w:rPr>
           </w:pPr>
-          <w:hyperlink w:anchor="_Toc240923088" w:history="1">
+          <w:hyperlink w:anchor="_Toc240960608" w:history="1">
             <w:r>
               <w:rPr>
                 <w:rStyle w:val="Hyperlink"/>
@@ -2735,7 +2735,7 @@
               <w:rPr>
                 <w:noProof/>
               </w:rPr>
-              <w:instrText xml:space="preserve"> PAGEREF _Toc240923088 \h </w:instrText>
+              <w:instrText xml:space="preserve"> PAGEREF _Toc240960608 \h </w:instrText>
             </w:r>
             <w:r>
               <w:rPr>
@@ -2778,7 +2778,7 @@
               <w14:ligatures w14:val="standardContextual"/>
             </w:rPr>
           </w:pPr>
-          <w:hyperlink w:anchor="_Toc240923089" w:history="1">
+          <w:hyperlink w:anchor="_Toc240960609" w:history="1">
             <w:r>
               <w:rPr>
                 <w:rStyle w:val="Hyperlink"/>
@@ -2802,7 +2802,7 @@
               <w:rPr>
                 <w:noProof/>
               </w:rPr>
-              <w:instrText xml:space="preserve"> PAGEREF _Toc240923089 \h </w:instrText>
+              <w:instrText xml:space="preserve"> PAGEREF _Toc240960609 \h </w:instrText>
             </w:r>
             <w:r>
               <w:rPr>
@@ -2845,7 +2845,7 @@
               <w14:ligatures w14:val="standardContextual"/>
             </w:rPr>
           </w:pPr>
-          <w:hyperlink w:anchor="_Toc240923090" w:history="1">
+          <w:hyperlink w:anchor="_Toc240960610" w:history="1">
             <w:r>
               <w:rPr>
                 <w:rStyle w:val="Hyperlink"/>
@@ -2869,7 +2869,7 @@
               <w:rPr>
                 <w:noProof/>
               </w:rPr>
-              <w:instrText xml:space="preserve"> PAGEREF _Toc240923090 \h </w:instrText>
+              <w:instrText xml:space="preserve"> PAGEREF _Toc240960610 \h </w:instrText>
             </w:r>
             <w:r>
               <w:rPr>
@@ -2912,7 +2912,7 @@
               <w14:ligatures w14:val="standardContextual"/>
             </w:rPr>
           </w:pPr>
-          <w:hyperlink w:anchor="_Toc240923091" w:history="1">
+          <w:hyperlink w:anchor="_Toc240960611" w:history="1">
             <w:r>
               <w:rPr>
                 <w:rStyle w:val="Hyperlink"/>
@@ -2936,7 +2936,7 @@
               <w:rPr>
                 <w:noProof/>
               </w:rPr>
-              <w:instrText xml:space="preserve"> PAGEREF _Toc240923091 \h </w:instrText>
+              <w:instrText xml:space="preserve"> PAGEREF _Toc240960611 \h </w:instrText>
             </w:r>
             <w:r>
               <w:rPr>
@@ -2979,7 +2979,7 @@
               <w14:ligatures w14:val="standardContextual"/>
             </w:rPr>
           </w:pPr>
-          <w:hyperlink w:anchor="_Toc240923092" w:history="1">
+          <w:hyperlink w:anchor="_Toc240960612" w:history="1">
             <w:r>
               <w:rPr>
                 <w:rStyle w:val="Hyperlink"/>
@@ -3003,7 +3003,7 @@
               <w:rPr>
                 <w:noProof/>
               </w:rPr>
-              <w:instrText xml:space="preserve"> PAGEREF _Toc240923092 \h </w:instrText>
+              <w:instrText xml:space="preserve"> PAGEREF _Toc240960612 \h </w:instrText>
             </w:r>
             <w:r>
               <w:rPr>
@@ -3046,7 +3046,7 @@
               <w14:ligatures w14:val="standardContextual"/>
             </w:rPr>
           </w:pPr>
-          <w:hyperlink w:anchor="_Toc240923093" w:history="1">
+          <w:hyperlink w:anchor="_Toc240960613" w:history="1">
             <w:r>
               <w:rPr>
                 <w:rStyle w:val="Hyperlink"/>
@@ -3070,7 +3070,7 @@
               <w:rPr>
                 <w:noProof/>
               </w:rPr>
-              <w:instrText xml:space="preserve"> PAGEREF _Toc240923093 \h </w:instrText>
+              <w:instrText xml:space="preserve"> PAGEREF _Toc240960613 \h </w:instrText>
             </w:r>
             <w:r>
               <w:rPr>
@@ -3113,7 +3113,7 @@
               <w14:ligatures w14:val="standardContextual"/>
             </w:rPr>
           </w:pPr>
-          <w:hyperlink w:anchor="_Toc240923094" w:history="1">
+          <w:hyperlink w:anchor="_Toc240960614" w:history="1">
             <w:r>
               <w:rPr>
                 <w:rStyle w:val="Hyperlink"/>
@@ -3137,7 +3137,7 @@
               <w:rPr>
                 <w:noProof/>
               </w:rPr>
-              <w:instrText xml:space="preserve"> PAGEREF _Toc240923094 \h </w:instrText>
+              <w:instrText xml:space="preserve"> PAGEREF _Toc240960614 \h </w:instrText>
             </w:r>
             <w:r>
               <w:rPr>
@@ -3180,7 +3180,7 @@
               <w14:ligatures w14:val="standardContextual"/>
             </w:rPr>
           </w:pPr>
-          <w:hyperlink w:anchor="_Toc240923095" w:history="1">
+          <w:hyperlink w:anchor="_Toc240960615" w:history="1">
             <w:r>
               <w:rPr>
                 <w:rStyle w:val="Hyperlink"/>
@@ -3204,7 +3204,7 @@
               <w:rPr>
                 <w:noProof/>
               </w:rPr>
-              <w:instrText xml:space="preserve"> PAGEREF _Toc240923095 \h </w:instrText>
+              <w:instrText xml:space="preserve"> PAGEREF _Toc240960615 \h </w:instrText>
             </w:r>
             <w:r>
               <w:rPr>
@@ -3247,7 +3247,7 @@
               <w14:ligatures w14:val="standardContextual"/>
             </w:rPr>
           </w:pPr>
-          <w:hyperlink w:anchor="_Toc240923096" w:history="1">
+          <w:hyperlink w:anchor="_Toc240960616" w:history="1">
             <w:r>
               <w:rPr>
                 <w:rStyle w:val="Hyperlink"/>
@@ -3271,7 +3271,7 @@
               <w:rPr>
                 <w:noProof/>
               </w:rPr>
-              <w:instrText xml:space="preserve"> PAGEREF _Toc240923096 \h </w:instrText>
+              <w:instrText xml:space="preserve"> PAGEREF _Toc240960616 \h </w:instrText>
             </w:r>
             <w:r>
               <w:rPr>
@@ -3310,7 +3310,7 @@
         <w:pStyle w:val="Heading1"/>
         <w:pageBreakBefore/>
       </w:pPr>
-      <w:bookmarkStart w:id="0" w:name="_Toc240923056"/>
+      <w:bookmarkStart w:id="0" w:name="_Toc240960576"/>
       <w:r>
         <w:lastRenderedPageBreak/>
         <w:t>1. Welcome</w:t>
@@ -3339,7 +3339,7 @@
       <w:pPr>
         <w:pStyle w:val="Heading2"/>
       </w:pPr>
-      <w:bookmarkStart w:id="1" w:name="_Toc240923057"/>
+      <w:bookmarkStart w:id="1" w:name="_Toc240960577"/>
       <w:r>
         <w:t>How to use this manual</w:t>
       </w:r>
@@ -3406,7 +3406,7 @@
       <w:pPr>
         <w:pStyle w:val="Heading2"/>
       </w:pPr>
-      <w:bookmarkStart w:id="2" w:name="_Toc240923058"/>
+      <w:bookmarkStart w:id="2" w:name="_Toc240960578"/>
       <w:r>
         <w:t>Who to contact</w:t>
       </w:r>
@@ -3427,7 +3427,7 @@
           <w:left w:w="10" w:type="dxa"/>
           <w:right w:w="10" w:type="dxa"/>
         </w:tblCellMar>
-        <w:tblLook w:val="0000" w:firstRow="0" w:lastRow="0" w:firstColumn="0" w:lastColumn="0" w:noHBand="0" w:noVBand="0"/>
+        <w:tblLook w:val="04A0" w:firstRow="1" w:lastRow="0" w:firstColumn="1" w:lastColumn="0" w:noHBand="0" w:noVBand="1"/>
       </w:tblPr>
       <w:tblGrid>
         <w:gridCol w:w="2824"/>
@@ -3624,7 +3624,7 @@
         <w:pStyle w:val="Heading1"/>
         <w:pageBreakBefore/>
       </w:pPr>
-      <w:bookmarkStart w:id="3" w:name="_Toc240923059"/>
+      <w:bookmarkStart w:id="3" w:name="_Toc240960579"/>
       <w:r>
         <w:lastRenderedPageBreak/>
         <w:t>2. The study</w:t>
@@ -3661,7 +3661,7 @@
           <w:left w:w="10" w:type="dxa"/>
           <w:right w:w="10" w:type="dxa"/>
         </w:tblCellMar>
-        <w:tblLook w:val="0000" w:firstRow="0" w:lastRow="0" w:firstColumn="0" w:lastColumn="0" w:noHBand="0" w:noVBand="0"/>
+        <w:tblLook w:val="04A0" w:firstRow="1" w:lastRow="0" w:firstColumn="1" w:lastColumn="0" w:noHBand="0" w:noVBand="1"/>
       </w:tblPr>
       <w:tblGrid>
         <w:gridCol w:w="2635"/>
@@ -4024,7 +4024,7 @@
           <w:left w:w="10" w:type="dxa"/>
           <w:right w:w="10" w:type="dxa"/>
         </w:tblCellMar>
-        <w:tblLook w:val="0000" w:firstRow="0" w:lastRow="0" w:firstColumn="0" w:lastColumn="0" w:noHBand="0" w:noVBand="0"/>
+        <w:tblLook w:val="04A0" w:firstRow="1" w:lastRow="0" w:firstColumn="1" w:lastColumn="0" w:noHBand="0" w:noVBand="1"/>
       </w:tblPr>
       <w:tblGrid>
         <w:gridCol w:w="2824"/>
@@ -4220,7 +4220,7 @@
       <w:pPr>
         <w:pStyle w:val="Heading2"/>
       </w:pPr>
-      <w:bookmarkStart w:id="4" w:name="_Toc240923060"/>
+      <w:bookmarkStart w:id="4" w:name="_Toc240960580"/>
       <w:r>
         <w:t>Explaining the study in two minutes</w:t>
       </w:r>
@@ -4239,7 +4239,7 @@
         <w:pStyle w:val="Heading1"/>
         <w:pageBreakBefore/>
       </w:pPr>
-      <w:bookmarkStart w:id="5" w:name="_Toc240923061"/>
+      <w:bookmarkStart w:id="5" w:name="_Toc240960581"/>
       <w:r>
         <w:lastRenderedPageBreak/>
         <w:t>3. Ethics and data protection</w:t>
@@ -4250,7 +4250,7 @@
       <w:pPr>
         <w:pStyle w:val="Heading2"/>
       </w:pPr>
-      <w:bookmarkStart w:id="6" w:name="_Toc240923062"/>
+      <w:bookmarkStart w:id="6" w:name="_Toc240960582"/>
       <w:r>
         <w:t>3.1 Principles you must apply</w:t>
       </w:r>
@@ -4271,7 +4271,7 @@
           <w:left w:w="10" w:type="dxa"/>
           <w:right w:w="10" w:type="dxa"/>
         </w:tblCellMar>
-        <w:tblLook w:val="0000" w:firstRow="0" w:lastRow="0" w:firstColumn="0" w:lastColumn="0" w:noHBand="0" w:noVBand="0"/>
+        <w:tblLook w:val="04A0" w:firstRow="1" w:lastRow="0" w:firstColumn="1" w:lastColumn="0" w:noHBand="0" w:noVBand="1"/>
       </w:tblPr>
       <w:tblGrid>
         <w:gridCol w:w="2447"/>
@@ -4700,7 +4700,7 @@
       <w:pPr>
         <w:pStyle w:val="Heading2"/>
       </w:pPr>
-      <w:bookmarkStart w:id="7" w:name="_Toc240923063"/>
+      <w:bookmarkStart w:id="7" w:name="_Toc240960583"/>
       <w:r>
         <w:t>3.2 What respondents are told (PIS v1.3, summary)</w:t>
       </w:r>
@@ -4806,7 +4806,7 @@
       <w:pPr>
         <w:pStyle w:val="Heading2"/>
       </w:pPr>
-      <w:bookmarkStart w:id="8" w:name="_Toc240923064"/>
+      <w:bookmarkStart w:id="8" w:name="_Toc240960584"/>
       <w:r>
         <w:t>3.3 Data protection rules</w:t>
       </w:r>
@@ -4938,7 +4938,7 @@
       <w:pPr>
         <w:pStyle w:val="Heading2"/>
       </w:pPr>
-      <w:bookmarkStart w:id="9" w:name="_Toc240923065"/>
+      <w:bookmarkStart w:id="9" w:name="_Toc240960585"/>
       <w:r>
         <w:t>3.4 Your devices</w:t>
       </w:r>
@@ -5018,7 +5018,7 @@
       <w:pPr>
         <w:pStyle w:val="Heading2"/>
       </w:pPr>
-      <w:bookmarkStart w:id="10" w:name="_Toc240923066"/>
+      <w:bookmarkStart w:id="10" w:name="_Toc240960586"/>
       <w:r>
         <w:t>3.5 Conduct</w:t>
       </w:r>
@@ -5099,7 +5099,7 @@
         <w:pStyle w:val="Heading1"/>
         <w:pageBreakBefore/>
       </w:pPr>
-      <w:bookmarkStart w:id="11" w:name="_Toc240923067"/>
+      <w:bookmarkStart w:id="11" w:name="_Toc240960587"/>
       <w:r>
         <w:lastRenderedPageBreak/>
         <w:t>4. The portal and the forms</w:t>
@@ -5110,7 +5110,7 @@
       <w:pPr>
         <w:pStyle w:val="Heading2"/>
       </w:pPr>
-      <w:bookmarkStart w:id="12" w:name="_Toc240923068"/>
+      <w:bookmarkStart w:id="12" w:name="_Toc240960588"/>
       <w:r>
         <w:t>Signing in</w:t>
       </w:r>
@@ -5193,7 +5193,7 @@
           <w:noProof/>
         </w:rPr>
         <w:drawing>
-          <wp:inline distT="0" distB="0" distL="0" distR="0" wp14:anchorId="40A1D2BB" wp14:editId="1B1E2AE6">
+          <wp:inline distT="0" distB="0" distL="0" distR="0" wp14:anchorId="3D7D9A5F" wp14:editId="1698123E">
             <wp:extent cx="5334000" cy="2333625"/>
             <wp:effectExtent l="0" t="0" r="0" b="0"/>
             <wp:docPr id="1" name="adm_login.jpg" descr="The sign-in screen for all internal staff." title="The sign-in screen for all internal staff."/>
@@ -5301,7 +5301,7 @@
           <w:left w:w="10" w:type="dxa"/>
           <w:right w:w="10" w:type="dxa"/>
         </w:tblCellMar>
-        <w:tblLook w:val="0000" w:firstRow="0" w:lastRow="0" w:firstColumn="0" w:lastColumn="0" w:noHBand="0" w:noVBand="0"/>
+        <w:tblLook w:val="04A0" w:firstRow="1" w:lastRow="0" w:firstColumn="1" w:lastColumn="0" w:noHBand="0" w:noVBand="1"/>
       </w:tblPr>
       <w:tblGrid>
         <w:gridCol w:w="9412"/>
@@ -5360,7 +5360,7 @@
       <w:pPr>
         <w:pStyle w:val="Heading2"/>
       </w:pPr>
-      <w:bookmarkStart w:id="13" w:name="_Toc240923069"/>
+      <w:bookmarkStart w:id="13" w:name="_Toc240960589"/>
       <w:r>
         <w:t>Finding your way around</w:t>
       </w:r>
@@ -5545,7 +5545,7 @@
         </w:rPr>
         <w:lastRenderedPageBreak/>
         <w:drawing>
-          <wp:inline distT="0" distB="0" distL="0" distR="0" wp14:anchorId="6F6080A9" wp14:editId="6434BBB1">
+          <wp:inline distT="0" distB="0" distL="0" distR="0" wp14:anchorId="6300A54B" wp14:editId="2AD2271B">
             <wp:extent cx="5715000" cy="1876425"/>
             <wp:effectExtent l="0" t="0" r="0" b="0"/>
             <wp:docPr id="2" name="adm_not_your_role.jpg" descr="Opening a screen outside your role (for example from an old bookmark) shows this card instead of the screen." title="Opening a screen outside your role (for example from an old bookmark) shows this card instead of the screen."/>
@@ -5614,7 +5614,7 @@
       <w:pPr>
         <w:pStyle w:val="Heading2"/>
       </w:pPr>
-      <w:bookmarkStart w:id="14" w:name="_Toc240923070"/>
+      <w:bookmarkStart w:id="14" w:name="_Toc240960590"/>
       <w:r>
         <w:t>Roles</w:t>
       </w:r>
@@ -5635,7 +5635,7 @@
           <w:left w:w="10" w:type="dxa"/>
           <w:right w:w="10" w:type="dxa"/>
         </w:tblCellMar>
-        <w:tblLook w:val="0000" w:firstRow="0" w:lastRow="0" w:firstColumn="0" w:lastColumn="0" w:noHBand="0" w:noVBand="0"/>
+        <w:tblLook w:val="04A0" w:firstRow="1" w:lastRow="0" w:firstColumn="1" w:lastColumn="0" w:noHBand="0" w:noVBand="1"/>
       </w:tblPr>
       <w:tblGrid>
         <w:gridCol w:w="2071"/>
@@ -6396,7 +6396,7 @@
       <w:pPr>
         <w:pStyle w:val="Heading2"/>
       </w:pPr>
-      <w:bookmarkStart w:id="15" w:name="_Toc240923071"/>
+      <w:bookmarkStart w:id="15" w:name="_Toc240960591"/>
       <w:r>
         <w:t>Case statuses you will see</w:t>
       </w:r>
@@ -6417,7 +6417,7 @@
           <w:left w:w="10" w:type="dxa"/>
           <w:right w:w="10" w:type="dxa"/>
         </w:tblCellMar>
-        <w:tblLook w:val="0000" w:firstRow="0" w:lastRow="0" w:firstColumn="0" w:lastColumn="0" w:noHBand="0" w:noVBand="0"/>
+        <w:tblLook w:val="04A0" w:firstRow="1" w:lastRow="0" w:firstColumn="1" w:lastColumn="0" w:noHBand="0" w:noVBand="1"/>
       </w:tblPr>
       <w:tblGrid>
         <w:gridCol w:w="847"/>
@@ -7911,7 +7911,7 @@
       <w:pPr>
         <w:pStyle w:val="Heading2"/>
       </w:pPr>
-      <w:bookmarkStart w:id="16" w:name="_Toc240923072"/>
+      <w:bookmarkStart w:id="16" w:name="_Toc240960592"/>
       <w:r>
         <w:t>The KoboToolbox forms</w:t>
       </w:r>
@@ -7932,7 +7932,7 @@
           <w:left w:w="10" w:type="dxa"/>
           <w:right w:w="10" w:type="dxa"/>
         </w:tblCellMar>
-        <w:tblLook w:val="0000" w:firstRow="0" w:lastRow="0" w:firstColumn="0" w:lastColumn="0" w:noHBand="0" w:noVBand="0"/>
+        <w:tblLook w:val="04A0" w:firstRow="1" w:lastRow="0" w:firstColumn="1" w:lastColumn="0" w:noHBand="0" w:noVBand="1"/>
       </w:tblPr>
       <w:tblGrid>
         <w:gridCol w:w="3388"/>
@@ -8295,7 +8295,7 @@
           <w:left w:w="10" w:type="dxa"/>
           <w:right w:w="10" w:type="dxa"/>
         </w:tblCellMar>
-        <w:tblLook w:val="0000" w:firstRow="0" w:lastRow="0" w:firstColumn="0" w:lastColumn="0" w:noHBand="0" w:noVBand="0"/>
+        <w:tblLook w:val="04A0" w:firstRow="1" w:lastRow="0" w:firstColumn="1" w:lastColumn="0" w:noHBand="0" w:noVBand="1"/>
       </w:tblPr>
       <w:tblGrid>
         <w:gridCol w:w="9412"/>
@@ -8355,7 +8355,7 @@
         <w:pStyle w:val="Heading1"/>
         <w:pageBreakBefore/>
       </w:pPr>
-      <w:bookmarkStart w:id="17" w:name="_Toc240923073"/>
+      <w:bookmarkStart w:id="17" w:name="_Toc240960593"/>
       <w:r>
         <w:lastRenderedPageBreak/>
         <w:t>5. Communication scripts</w:t>
@@ -8366,7 +8366,7 @@
       <w:pPr>
         <w:pStyle w:val="Heading2"/>
       </w:pPr>
-      <w:bookmarkStart w:id="18" w:name="_Toc240923074"/>
+      <w:bookmarkStart w:id="18" w:name="_Toc240960594"/>
       <w:r>
         <w:t>5.1 First phone call</w:t>
       </w:r>
@@ -8446,7 +8446,7 @@
       <w:pPr>
         <w:pStyle w:val="Heading2"/>
       </w:pPr>
-      <w:bookmarkStart w:id="19" w:name="_Toc240923075"/>
+      <w:bookmarkStart w:id="19" w:name="_Toc240960595"/>
       <w:r>
         <w:t>5.2 If they are busy</w:t>
       </w:r>
@@ -8464,7 +8464,7 @@
       <w:pPr>
         <w:pStyle w:val="Heading2"/>
       </w:pPr>
-      <w:bookmarkStart w:id="20" w:name="_Toc240923076"/>
+      <w:bookmarkStart w:id="20" w:name="_Toc240960596"/>
       <w:r>
         <w:t>5.3 Voicemail or no answer</w:t>
       </w:r>
@@ -8482,7 +8482,7 @@
       <w:pPr>
         <w:pStyle w:val="Heading2"/>
       </w:pPr>
-      <w:bookmarkStart w:id="21" w:name="_Toc240923077"/>
+      <w:bookmarkStart w:id="21" w:name="_Toc240960597"/>
       <w:r>
         <w:t>5.4 Common questions</w:t>
       </w:r>
@@ -8503,7 +8503,7 @@
           <w:left w:w="10" w:type="dxa"/>
           <w:right w:w="10" w:type="dxa"/>
         </w:tblCellMar>
-        <w:tblLook w:val="0000" w:firstRow="0" w:lastRow="0" w:firstColumn="0" w:lastColumn="0" w:noHBand="0" w:noVBand="0"/>
+        <w:tblLook w:val="04A0" w:firstRow="1" w:lastRow="0" w:firstColumn="1" w:lastColumn="0" w:noHBand="0" w:noVBand="1"/>
       </w:tblPr>
       <w:tblGrid>
         <w:gridCol w:w="3200"/>
@@ -8932,7 +8932,7 @@
       <w:pPr>
         <w:pStyle w:val="Heading2"/>
       </w:pPr>
-      <w:bookmarkStart w:id="22" w:name="_Toc240923078"/>
+      <w:bookmarkStart w:id="22" w:name="_Toc240960598"/>
       <w:r>
         <w:t>5.5 Refusals and withdrawals</w:t>
       </w:r>
@@ -8951,7 +8951,7 @@
         <w:pStyle w:val="Heading1"/>
         <w:pageBreakBefore/>
       </w:pPr>
-      <w:bookmarkStart w:id="23" w:name="_Toc240923079"/>
+      <w:bookmarkStart w:id="23" w:name="_Toc240960599"/>
       <w:r>
         <w:lastRenderedPageBreak/>
         <w:t>6. Role modules</w:t>
@@ -8970,7 +8970,7 @@
       <w:pPr>
         <w:pStyle w:val="Heading2"/>
       </w:pPr>
-      <w:bookmarkStart w:id="24" w:name="_Toc240923080"/>
+      <w:bookmarkStart w:id="24" w:name="_Toc240960600"/>
       <w:r>
         <w:t>Module A — Contact RA</w:t>
       </w:r>
@@ -9111,7 +9111,7 @@
           <w:noProof/>
         </w:rPr>
         <w:drawing>
-          <wp:inline distT="0" distB="0" distL="0" distR="0" wp14:anchorId="56116F82" wp14:editId="75EFB1E1">
+          <wp:inline distT="0" distB="0" distL="0" distR="0" wp14:anchorId="5B33101F" wp14:editId="50FE62E2">
             <wp:extent cx="5334000" cy="2114550"/>
             <wp:effectExtent l="0" t="0" r="0" b="0"/>
             <wp:docPr id="3" name="adm_case_add_person.jpg" descr="Adding a person to a case." title="Adding a person to a case."/>
@@ -9315,7 +9315,7 @@
           <w:left w:w="10" w:type="dxa"/>
           <w:right w:w="10" w:type="dxa"/>
         </w:tblCellMar>
-        <w:tblLook w:val="0000" w:firstRow="0" w:lastRow="0" w:firstColumn="0" w:lastColumn="0" w:noHBand="0" w:noVBand="0"/>
+        <w:tblLook w:val="04A0" w:firstRow="1" w:lastRow="0" w:firstColumn="1" w:lastColumn="0" w:noHBand="0" w:noVBand="1"/>
       </w:tblPr>
       <w:tblGrid>
         <w:gridCol w:w="9412"/>
@@ -9486,7 +9486,7 @@
         </w:rPr>
         <w:lastRenderedPageBreak/>
         <w:drawing>
-          <wp:inline distT="0" distB="0" distL="0" distR="0" wp14:anchorId="0787F4E9" wp14:editId="05CB3EFA">
+          <wp:inline distT="0" distB="0" distL="0" distR="0" wp14:anchorId="4A2447FA" wp14:editId="6CEA0D6C">
             <wp:extent cx="5334000" cy="1143000"/>
             <wp:effectExtent l="0" t="0" r="0" b="0"/>
             <wp:docPr id="4" name="cra_case_invitations_before.jpg" descr="Invitations panel before sending, with the history of earlier invitations." title="Invitations panel before sending, with the history of earlier invitations."/>
@@ -9615,7 +9615,7 @@
           <w:noProof/>
         </w:rPr>
         <w:drawing>
-          <wp:inline distT="0" distB="0" distL="0" distR="0" wp14:anchorId="613BB65D" wp14:editId="4ACFFACE">
+          <wp:inline distT="0" distB="0" distL="0" distR="0" wp14:anchorId="6A11CCA3" wp14:editId="47E47257">
             <wp:extent cx="5334000" cy="2152650"/>
             <wp:effectExtent l="0" t="0" r="0" b="0"/>
             <wp:docPr id="5" name="cra_case_invitation_sent.jpg" descr="The link, manual code and ready-written messages are shown once, with a send button for each channel." title="The link, manual code and ready-written messages are shown once, with a send button for each channel."/>
@@ -9869,7 +9869,7 @@
           <w:left w:w="10" w:type="dxa"/>
           <w:right w:w="10" w:type="dxa"/>
         </w:tblCellMar>
-        <w:tblLook w:val="0000" w:firstRow="0" w:lastRow="0" w:firstColumn="0" w:lastColumn="0" w:noHBand="0" w:noVBand="0"/>
+        <w:tblLook w:val="04A0" w:firstRow="1" w:lastRow="0" w:firstColumn="1" w:lastColumn="0" w:noHBand="0" w:noVBand="1"/>
       </w:tblPr>
       <w:tblGrid>
         <w:gridCol w:w="9412"/>
@@ -10055,7 +10055,7 @@
           <w:noProof/>
         </w:rPr>
         <w:drawing>
-          <wp:inline distT="0" distB="0" distL="0" distR="0" wp14:anchorId="27D595B1" wp14:editId="47DC6D82">
+          <wp:inline distT="0" distB="0" distL="0" distR="0" wp14:anchorId="22034761" wp14:editId="72D60A8F">
             <wp:extent cx="5334000" cy="1343025"/>
             <wp:effectExtent l="0" t="0" r="0" b="0"/>
             <wp:docPr id="6" name="adm_case_timeline.jpg" descr="Contact timeline and the form for logging an attempt." title="Contact timeline and the form for logging an attempt."/>
@@ -10265,7 +10265,7 @@
         </w:rPr>
         <w:lastRenderedPageBreak/>
         <w:drawing>
-          <wp:inline distT="0" distB="0" distL="0" distR="0" wp14:anchorId="6E61F5A1" wp14:editId="3F1926C9">
+          <wp:inline distT="0" distB="0" distL="0" distR="0" wp14:anchorId="1860043E" wp14:editId="368F6E67">
             <wp:extent cx="5334000" cy="3333750"/>
             <wp:effectExtent l="0" t="0" r="0" b="0"/>
             <wp:docPr id="7" name="cra_follow_ups.jpg" descr="Follow-ups due. Contact RAs see only their own cases." title="Follow-ups due. Contact RAs see only their own cases."/>
@@ -10416,7 +10416,7 @@
           <w:left w:w="10" w:type="dxa"/>
           <w:right w:w="10" w:type="dxa"/>
         </w:tblCellMar>
-        <w:tblLook w:val="0000" w:firstRow="0" w:lastRow="0" w:firstColumn="0" w:lastColumn="0" w:noHBand="0" w:noVBand="0"/>
+        <w:tblLook w:val="04A0" w:firstRow="1" w:lastRow="0" w:firstColumn="1" w:lastColumn="0" w:noHBand="0" w:noVBand="1"/>
       </w:tblPr>
       <w:tblGrid>
         <w:gridCol w:w="9412"/>
@@ -10529,7 +10529,7 @@
           <w:noProof/>
         </w:rPr>
         <w:drawing>
-          <wp:inline distT="0" distB="0" distL="0" distR="0" wp14:anchorId="42F1CC41" wp14:editId="5135AE48">
+          <wp:inline distT="0" distB="0" distL="0" distR="0" wp14:anchorId="378B41E1" wp14:editId="746B341E">
             <wp:extent cx="5334000" cy="2667000"/>
             <wp:effectExtent l="0" t="0" r="0" b="0"/>
             <wp:docPr id="8" name="cra_appointments.jpg" descr="Appointment Queue." title="Appointment Queue."/>
@@ -10840,7 +10840,7 @@
           <w:left w:w="10" w:type="dxa"/>
           <w:right w:w="10" w:type="dxa"/>
         </w:tblCellMar>
-        <w:tblLook w:val="0000" w:firstRow="0" w:lastRow="0" w:firstColumn="0" w:lastColumn="0" w:noHBand="0" w:noVBand="0"/>
+        <w:tblLook w:val="04A0" w:firstRow="1" w:lastRow="0" w:firstColumn="1" w:lastColumn="0" w:noHBand="0" w:noVBand="1"/>
       </w:tblPr>
       <w:tblGrid>
         <w:gridCol w:w="941"/>
@@ -11438,7 +11438,7 @@
       <w:pPr>
         <w:pStyle w:val="Heading2"/>
       </w:pPr>
-      <w:bookmarkStart w:id="25" w:name="_Toc240923081"/>
+      <w:bookmarkStart w:id="25" w:name="_Toc240960601"/>
       <w:r>
         <w:t>Module B — QUAN/Kobo QA RA</w:t>
       </w:r>
@@ -11487,7 +11487,7 @@
         </w:rPr>
         <w:lastRenderedPageBreak/>
         <w:drawing>
-          <wp:inline distT="0" distB="0" distL="0" distR="0" wp14:anchorId="136BE3BD" wp14:editId="2D0C8C7F">
+          <wp:inline distT="0" distB="0" distL="0" distR="0" wp14:anchorId="4FBB6BDE" wp14:editId="6425FEFC">
             <wp:extent cx="5334000" cy="3333750"/>
             <wp:effectExtent l="0" t="0" r="0" b="0"/>
             <wp:docPr id="9" name="qa_queue.jpg" descr="QUAN QA Queue with the KoboToolbox sync panel." title="QUAN QA Queue with the KoboToolbox sync panel."/>
@@ -11684,7 +11684,7 @@
           <w:left w:w="10" w:type="dxa"/>
           <w:right w:w="10" w:type="dxa"/>
         </w:tblCellMar>
-        <w:tblLook w:val="0000" w:firstRow="0" w:lastRow="0" w:firstColumn="0" w:lastColumn="0" w:noHBand="0" w:noVBand="0"/>
+        <w:tblLook w:val="04A0" w:firstRow="1" w:lastRow="0" w:firstColumn="1" w:lastColumn="0" w:noHBand="0" w:noVBand="1"/>
       </w:tblPr>
       <w:tblGrid>
         <w:gridCol w:w="2353"/>
@@ -12130,7 +12130,7 @@
           <w:left w:w="10" w:type="dxa"/>
           <w:right w:w="10" w:type="dxa"/>
         </w:tblCellMar>
-        <w:tblLook w:val="0000" w:firstRow="0" w:lastRow="0" w:firstColumn="0" w:lastColumn="0" w:noHBand="0" w:noVBand="0"/>
+        <w:tblLook w:val="04A0" w:firstRow="1" w:lastRow="0" w:firstColumn="1" w:lastColumn="0" w:noHBand="0" w:noVBand="1"/>
       </w:tblPr>
       <w:tblGrid>
         <w:gridCol w:w="9412"/>
@@ -12288,7 +12288,7 @@
           <w:noProof/>
         </w:rPr>
         <w:drawing>
-          <wp:inline distT="0" distB="0" distL="0" distR="0" wp14:anchorId="5576BEE0" wp14:editId="47856FF1">
+          <wp:inline distT="0" distB="0" distL="0" distR="0" wp14:anchorId="20B3F37F" wp14:editId="329122D5">
             <wp:extent cx="5334000" cy="3333750"/>
             <wp:effectExtent l="0" t="0" r="0" b="0"/>
             <wp:docPr id="10" name="qa_exceptions.jpg" descr="QA Exception Queue." title="QA Exception Queue."/>
@@ -12549,7 +12549,7 @@
       <w:pPr>
         <w:pStyle w:val="Heading2"/>
       </w:pPr>
-      <w:bookmarkStart w:id="26" w:name="_Toc240923082"/>
+      <w:bookmarkStart w:id="26" w:name="_Toc240960602"/>
       <w:r>
         <w:t>Module C — KII RA</w:t>
       </w:r>
@@ -12598,7 +12598,7 @@
         </w:rPr>
         <w:lastRenderedPageBreak/>
         <w:drawing>
-          <wp:inline distT="0" distB="0" distL="0" distR="0" wp14:anchorId="65243ED9" wp14:editId="3A8C03EB">
+          <wp:inline distT="0" distB="0" distL="0" distR="0" wp14:anchorId="04F21B1A" wp14:editId="57066021">
             <wp:extent cx="5334000" cy="2667000"/>
             <wp:effectExtent l="0" t="0" r="0" b="0"/>
             <wp:docPr id="11" name="kii_new.jpg" descr="New KII Record." title="New KII Record."/>
@@ -12783,7 +12783,7 @@
           <w:noProof/>
         </w:rPr>
         <w:drawing>
-          <wp:inline distT="0" distB="0" distL="0" distR="0" wp14:anchorId="287F163B" wp14:editId="2E849054">
+          <wp:inline distT="0" distB="0" distL="0" distR="0" wp14:anchorId="2AA2A7DC" wp14:editId="3D0E5C8B">
             <wp:extent cx="5334000" cy="3333750"/>
             <wp:effectExtent l="0" t="0" r="0" b="0"/>
             <wp:docPr id="12" name="kii_register.jpg" descr="KII Register." title="KII Register."/>
@@ -12883,7 +12883,7 @@
         </w:rPr>
         <w:lastRenderedPageBreak/>
         <w:drawing>
-          <wp:inline distT="0" distB="0" distL="0" distR="0" wp14:anchorId="2EA1B784" wp14:editId="0D0A03FF">
+          <wp:inline distT="0" distB="0" distL="0" distR="0" wp14:anchorId="6B010E1F" wp14:editId="22879BFF">
             <wp:extent cx="5334000" cy="3752850"/>
             <wp:effectExtent l="0" t="0" r="0" b="0"/>
             <wp:docPr id="13" name="kii_detail.jpg" descr="KII record: status, consent, transcript and coding." title="KII record: status, consent, transcript and coding."/>
@@ -13167,7 +13167,7 @@
           <w:noProof/>
         </w:rPr>
         <w:drawing>
-          <wp:inline distT="0" distB="0" distL="0" distR="0" wp14:anchorId="5447F439" wp14:editId="67711D73">
+          <wp:inline distT="0" distB="0" distL="0" distR="0" wp14:anchorId="47784C4B" wp14:editId="6D13BE19">
             <wp:extent cx="5334000" cy="523875"/>
             <wp:effectExtent l="0" t="0" r="0" b="0"/>
             <wp:docPr id="14" name="kii_coding_locked.jpg" descr="Before consent: no interview link." title="Before consent: no interview link."/>
@@ -13267,7 +13267,7 @@
         </w:rPr>
         <w:lastRenderedPageBreak/>
         <w:drawing>
-          <wp:inline distT="0" distB="0" distL="0" distR="0" wp14:anchorId="7983B072" wp14:editId="4C15064A">
+          <wp:inline distT="0" distB="0" distL="0" distR="0" wp14:anchorId="2970B1A8" wp14:editId="635C3526">
             <wp:extent cx="5334000" cy="742950"/>
             <wp:effectExtent l="0" t="0" r="0" b="0"/>
             <wp:docPr id="15" name="kii_coding_ready.jpg" descr="After consent: Continue this interview." title="After consent: Continue this interview."/>
@@ -13365,7 +13365,7 @@
           <w:left w:w="10" w:type="dxa"/>
           <w:right w:w="10" w:type="dxa"/>
         </w:tblCellMar>
-        <w:tblLook w:val="0000" w:firstRow="0" w:lastRow="0" w:firstColumn="0" w:lastColumn="0" w:noHBand="0" w:noVBand="0"/>
+        <w:tblLook w:val="04A0" w:firstRow="1" w:lastRow="0" w:firstColumn="1" w:lastColumn="0" w:noHBand="0" w:noVBand="1"/>
       </w:tblPr>
       <w:tblGrid>
         <w:gridCol w:w="9412"/>
@@ -13502,7 +13502,7 @@
       <w:pPr>
         <w:pStyle w:val="Heading2"/>
       </w:pPr>
-      <w:bookmarkStart w:id="27" w:name="_Toc240923083"/>
+      <w:bookmarkStart w:id="27" w:name="_Toc240960603"/>
       <w:r>
         <w:t>Module D — Documentary RA</w:t>
       </w:r>
@@ -13569,7 +13569,7 @@
         </w:rPr>
         <w:lastRenderedPageBreak/>
         <w:drawing>
-          <wp:inline distT="0" distB="0" distL="0" distR="0" wp14:anchorId="5D9F2EE8" wp14:editId="3ED754F2">
+          <wp:inline distT="0" distB="0" distL="0" distR="0" wp14:anchorId="636FD8B5" wp14:editId="54D972CA">
             <wp:extent cx="5334000" cy="4248150"/>
             <wp:effectExtent l="0" t="0" r="0" b="0"/>
             <wp:docPr id="16" name="doc_new.jpg" descr="New document: upload the file and let the AI do the rest." title="New document: upload the file and let the AI do the rest."/>
@@ -13942,7 +13942,7 @@
           <w:noProof/>
         </w:rPr>
         <w:drawing>
-          <wp:inline distT="0" distB="0" distL="0" distR="0" wp14:anchorId="65E29982" wp14:editId="41280903">
+          <wp:inline distT="0" distB="0" distL="0" distR="0" wp14:anchorId="3515A3D3" wp14:editId="1A3A9379">
             <wp:extent cx="5334000" cy="1019175"/>
             <wp:effectExtent l="0" t="0" r="0" b="0"/>
             <wp:docPr id="17" name="doc_copy_chapter.jpg" descr="Copy for another chapter: pages, and an optional title." title="Copy for another chapter: pages, and an optional title."/>
@@ -14106,7 +14106,7 @@
           <w:left w:w="10" w:type="dxa"/>
           <w:right w:w="10" w:type="dxa"/>
         </w:tblCellMar>
-        <w:tblLook w:val="0000" w:firstRow="0" w:lastRow="0" w:firstColumn="0" w:lastColumn="0" w:noHBand="0" w:noVBand="0"/>
+        <w:tblLook w:val="04A0" w:firstRow="1" w:lastRow="0" w:firstColumn="1" w:lastColumn="0" w:noHBand="0" w:noVBand="1"/>
       </w:tblPr>
       <w:tblGrid>
         <w:gridCol w:w="9412"/>
@@ -14358,7 +14358,7 @@
           <w:noProof/>
         </w:rPr>
         <w:drawing>
-          <wp:inline distT="0" distB="0" distL="0" distR="0" wp14:anchorId="37EE8A70" wp14:editId="5541B610">
+          <wp:inline distT="0" distB="0" distL="0" distR="0" wp14:anchorId="543836D0" wp14:editId="0B9BA9B3">
             <wp:extent cx="5334000" cy="2038350"/>
             <wp:effectExtent l="0" t="0" r="0" b="0"/>
             <wp:docPr id="18" name="doc_record_details.jpg" descr="Record details: the details the AI filled in, ready to check." title="Record details: the details the AI filled in, ready to check."/>
@@ -14504,7 +14504,7 @@
           <w:noProof/>
         </w:rPr>
         <w:drawing>
-          <wp:inline distT="0" distB="0" distL="0" distR="0" wp14:anchorId="54F279AC" wp14:editId="7532B0F8">
+          <wp:inline distT="0" distB="0" distL="0" distR="0" wp14:anchorId="6DC9ED39" wp14:editId="769EA28F">
             <wp:extent cx="5334000" cy="952500"/>
             <wp:effectExtent l="0" t="0" r="0" b="0"/>
             <wp:docPr id="19" name="doc_source_file.jpg" descr="Source file: the file name, size and date, with Remove file beside it." title="Source file: the file name, size and date, with Remove file beside it."/>
@@ -14658,7 +14658,7 @@
           <w:left w:w="10" w:type="dxa"/>
           <w:right w:w="10" w:type="dxa"/>
         </w:tblCellMar>
-        <w:tblLook w:val="0000" w:firstRow="0" w:lastRow="0" w:firstColumn="0" w:lastColumn="0" w:noHBand="0" w:noVBand="0"/>
+        <w:tblLook w:val="04A0" w:firstRow="1" w:lastRow="0" w:firstColumn="1" w:lastColumn="0" w:noHBand="0" w:noVBand="1"/>
       </w:tblPr>
       <w:tblGrid>
         <w:gridCol w:w="9412"/>
@@ -14766,7 +14766,7 @@
         </w:rPr>
         <w:lastRenderedPageBreak/>
         <w:drawing>
-          <wp:inline distT="0" distB="0" distL="0" distR="0" wp14:anchorId="34BC131B" wp14:editId="2E35B3C6">
+          <wp:inline distT="0" distB="0" distL="0" distR="0" wp14:anchorId="3ECF35B8" wp14:editId="2E4CB1BB">
             <wp:extent cx="5334000" cy="3333750"/>
             <wp:effectExtent l="0" t="0" r="0" b="0"/>
             <wp:docPr id="20" name="doc_register.jpg" descr="Documentary Evidence Corpus." title="Documentary Evidence Corpus."/>
@@ -14875,7 +14875,7 @@
           <w:noProof/>
         </w:rPr>
         <w:drawing>
-          <wp:inline distT="0" distB="0" distL="0" distR="0" wp14:anchorId="5D3E78E9" wp14:editId="40B17583">
+          <wp:inline distT="0" distB="0" distL="0" distR="0" wp14:anchorId="4F4B1D43" wp14:editId="0FAE7460">
             <wp:extent cx="5334000" cy="3419475"/>
             <wp:effectExtent l="0" t="0" r="0" b="0"/>
             <wp:docPr id="21" name="doc_detail.jpg" descr="Document record: authenticity, QA status, memo and coding form." title="Document record: authenticity, QA status, memo and coding form."/>
@@ -15076,7 +15076,7 @@
           <w:left w:w="10" w:type="dxa"/>
           <w:right w:w="10" w:type="dxa"/>
         </w:tblCellMar>
-        <w:tblLook w:val="0000" w:firstRow="0" w:lastRow="0" w:firstColumn="0" w:lastColumn="0" w:noHBand="0" w:noVBand="0"/>
+        <w:tblLook w:val="04A0" w:firstRow="1" w:lastRow="0" w:firstColumn="1" w:lastColumn="0" w:noHBand="0" w:noVBand="1"/>
       </w:tblPr>
       <w:tblGrid>
         <w:gridCol w:w="1882"/>
@@ -15355,7 +15355,7 @@
           <w:noProof/>
         </w:rPr>
         <w:drawing>
-          <wp:inline distT="0" distB="0" distL="0" distR="0" wp14:anchorId="72F5E785" wp14:editId="5EBFDDB7">
+          <wp:inline distT="0" distB="0" distL="0" distR="0" wp14:anchorId="32B342F8" wp14:editId="221CF17F">
             <wp:extent cx="5715000" cy="904875"/>
             <wp:effectExtent l="0" t="0" r="0" b="0"/>
             <wp:docPr id="22" name="doc_coding_buttons.jpg" descr="The Coding panel: Code this document, and Auto-fill." title="The Coding panel: Code this document, and Auto-fill."/>
@@ -15517,7 +15517,7 @@
           <w:noProof/>
         </w:rPr>
         <w:drawing>
-          <wp:inline distT="0" distB="0" distL="0" distR="0" wp14:anchorId="01A98DD3" wp14:editId="60B2910C">
+          <wp:inline distT="0" distB="0" distL="0" distR="0" wp14:anchorId="4B6960F7" wp14:editId="24B9B6AE">
             <wp:extent cx="5334000" cy="2667000"/>
             <wp:effectExtent l="0" t="0" r="0" b="0"/>
             <wp:docPr id="23" name="doc_autofill_pages.jpg" descr="A 240-page PDF: enter a page range, or read the whole document in parts." title="A 240-page PDF: enter a page range, or read the whole document in parts."/>
@@ -15617,7 +15617,7 @@
         </w:rPr>
         <w:lastRenderedPageBreak/>
         <w:drawing>
-          <wp:inline distT="0" distB="0" distL="0" distR="0" wp14:anchorId="3D735872" wp14:editId="0D14DF9D">
+          <wp:inline distT="0" distB="0" distL="0" distR="0" wp14:anchorId="03A1E79D" wp14:editId="753F2090">
             <wp:extent cx="5334000" cy="1752600"/>
             <wp:effectExtent l="0" t="0" r="0" b="0"/>
             <wp:docPr id="24" name="doc_autofill_running.jpg" descr="The AI is reading the document." title="The AI is reading the document."/>
@@ -15706,7 +15706,7 @@
           <w:noProof/>
         </w:rPr>
         <w:drawing>
-          <wp:inline distT="0" distB="0" distL="0" distR="0" wp14:anchorId="74D34779" wp14:editId="6869EB0F">
+          <wp:inline distT="0" distB="0" distL="0" distR="0" wp14:anchorId="11D12CCD" wp14:editId="20B06AF3">
             <wp:extent cx="5334000" cy="4581525"/>
             <wp:effectExtent l="0" t="0" r="0" b="0"/>
             <wp:docPr id="25" name="doc_autofill_review.jpg" descr="The review screen: the draft, ready to check and edit." title="The review screen: the draft, ready to check and edit."/>
@@ -15796,7 +15796,7 @@
         </w:rPr>
         <w:lastRenderedPageBreak/>
         <w:drawing>
-          <wp:inline distT="0" distB="0" distL="0" distR="0" wp14:anchorId="426B9343" wp14:editId="33FD5200">
+          <wp:inline distT="0" distB="0" distL="0" distR="0" wp14:anchorId="2B03A1C7" wp14:editId="45621D4B">
             <wp:extent cx="5334000" cy="3838575"/>
             <wp:effectExtent l="0" t="0" r="0" b="0"/>
             <wp:docPr id="26" name="doc_autofill_section_d.jpg" descr="Section D: ratings and locators, all editable." title="Section D: ratings and locators, all editable."/>
@@ -15885,7 +15885,7 @@
           <w:noProof/>
         </w:rPr>
         <w:drawing>
-          <wp:inline distT="0" distB="0" distL="0" distR="0" wp14:anchorId="183F899E" wp14:editId="588F2E0A">
+          <wp:inline distT="0" distB="0" distL="0" distR="0" wp14:anchorId="600AA375" wp14:editId="132D97D9">
             <wp:extent cx="5334000" cy="3838575"/>
             <wp:effectExtent l="0" t="0" r="0" b="0"/>
             <wp:docPr id="27" name="doc_autofill_section_j.jpg" descr="Section J: quantitative metrics." title="Section J: quantitative metrics."/>
@@ -16058,7 +16058,7 @@
           <w:left w:w="10" w:type="dxa"/>
           <w:right w:w="10" w:type="dxa"/>
         </w:tblCellMar>
-        <w:tblLook w:val="0000" w:firstRow="0" w:lastRow="0" w:firstColumn="0" w:lastColumn="0" w:noHBand="0" w:noVBand="0"/>
+        <w:tblLook w:val="04A0" w:firstRow="1" w:lastRow="0" w:firstColumn="1" w:lastColumn="0" w:noHBand="0" w:noVBand="1"/>
       </w:tblPr>
       <w:tblGrid>
         <w:gridCol w:w="24"/>
@@ -16847,7 +16847,7 @@
           <w:left w:w="10" w:type="dxa"/>
           <w:right w:w="10" w:type="dxa"/>
         </w:tblCellMar>
-        <w:tblLook w:val="0000" w:firstRow="0" w:lastRow="0" w:firstColumn="0" w:lastColumn="0" w:noHBand="0" w:noVBand="0"/>
+        <w:tblLook w:val="04A0" w:firstRow="1" w:lastRow="0" w:firstColumn="1" w:lastColumn="0" w:noHBand="0" w:noVBand="1"/>
       </w:tblPr>
       <w:tblGrid>
         <w:gridCol w:w="9412"/>
@@ -16950,7 +16950,7 @@
           <w:left w:w="10" w:type="dxa"/>
           <w:right w:w="10" w:type="dxa"/>
         </w:tblCellMar>
-        <w:tblLook w:val="0000" w:firstRow="0" w:lastRow="0" w:firstColumn="0" w:lastColumn="0" w:noHBand="0" w:noVBand="0"/>
+        <w:tblLook w:val="04A0" w:firstRow="1" w:lastRow="0" w:firstColumn="1" w:lastColumn="0" w:noHBand="0" w:noVBand="1"/>
       </w:tblPr>
       <w:tblGrid>
         <w:gridCol w:w="2824"/>
@@ -17866,14 +17866,7 @@
                 <w:sz w:val="19"/>
                 <w:szCs w:val="19"/>
               </w:rPr>
-              <w:t>Select Generate AI draft</w:t>
-            </w:r>
-            <w:r>
-              <w:rPr>
-                <w:sz w:val="19"/>
-                <w:szCs w:val="19"/>
-              </w:rPr>
-              <w:t xml:space="preserve"> again. If it keeps failing, tell the administrator the message.</w:t>
+              <w:t>Select Generate AI draft again. If it keeps failing, tell the administrator the message.</w:t>
             </w:r>
           </w:p>
         </w:tc>
@@ -17907,7 +17900,7 @@
                 <w:sz w:val="19"/>
                 <w:szCs w:val="19"/>
               </w:rPr>
-              <w:t>No Auto-fill button</w:t>
+              <w:t>“The AI account has run out of credit…”</w:t>
             </w:r>
           </w:p>
         </w:tc>
@@ -17930,7 +17923,7 @@
                 <w:sz w:val="19"/>
                 <w:szCs w:val="19"/>
               </w:rPr>
-              <w:t>AI drafting has not been switched on, or there is no source file yet.</w:t>
+              <w:t>The study's AI account has no funds left.</w:t>
             </w:r>
           </w:p>
         </w:tc>
@@ -17953,7 +17946,7 @@
                 <w:sz w:val="19"/>
                 <w:szCs w:val="19"/>
               </w:rPr>
-              <w:t>Attach the file; otherwise ask the administrator.</w:t>
+              <w:t>Tell the administrator to add credit in the Anthropic console; nothing else to do on this screen.</w:t>
             </w:r>
           </w:p>
         </w:tc>
@@ -17988,14 +17981,7 @@
                 <w:sz w:val="19"/>
                 <w:szCs w:val="19"/>
               </w:rPr>
-              <w:t>Submit</w:t>
-            </w:r>
-            <w:r>
-              <w:rPr>
-                <w:sz w:val="19"/>
-                <w:szCs w:val="19"/>
-              </w:rPr>
-              <w:t xml:space="preserve"> is refused by KoboToolbox</w:t>
+              <w:t>No Auto-fill button</w:t>
             </w:r>
           </w:p>
         </w:tc>
@@ -18019,7 +18005,7 @@
                 <w:sz w:val="19"/>
                 <w:szCs w:val="19"/>
               </w:rPr>
-              <w:t>KoboToolbox did not accept the record.</w:t>
+              <w:t>AI drafting has not been switched on, or there is no source file yet.</w:t>
             </w:r>
           </w:p>
         </w:tc>
@@ -18027,6 +18013,93 @@
           <w:tcPr>
             <w:tcW w:w="3294" w:type="dxa"/>
             <w:shd w:val="clear" w:color="auto" w:fill="F8FAFB"/>
+            <w:tcMar>
+              <w:top w:w="70" w:type="dxa"/>
+              <w:left w:w="110" w:type="dxa"/>
+              <w:bottom w:w="70" w:type="dxa"/>
+              <w:right w:w="110" w:type="dxa"/>
+            </w:tcMar>
+          </w:tcPr>
+          <w:p>
+            <w:pPr>
+              <w:spacing w:after="40"/>
+            </w:pPr>
+            <w:r>
+              <w:rPr>
+                <w:sz w:val="19"/>
+                <w:szCs w:val="19"/>
+              </w:rPr>
+              <w:t>Attach the file; otherwise ask the administrator.</w:t>
+            </w:r>
+          </w:p>
+        </w:tc>
+      </w:tr>
+      <w:tr>
+        <w:tblPrEx>
+          <w:tblCellMar>
+            <w:top w:w="0" w:type="dxa"/>
+            <w:bottom w:w="0" w:type="dxa"/>
+          </w:tblCellMar>
+        </w:tblPrEx>
+        <w:trPr>
+          <w:cantSplit/>
+        </w:trPr>
+        <w:tc>
+          <w:tcPr>
+            <w:tcW w:w="2824" w:type="dxa"/>
+            <w:tcMar>
+              <w:top w:w="70" w:type="dxa"/>
+              <w:left w:w="110" w:type="dxa"/>
+              <w:bottom w:w="70" w:type="dxa"/>
+              <w:right w:w="110" w:type="dxa"/>
+            </w:tcMar>
+          </w:tcPr>
+          <w:p>
+            <w:pPr>
+              <w:spacing w:after="40"/>
+            </w:pPr>
+            <w:r>
+              <w:rPr>
+                <w:sz w:val="19"/>
+                <w:szCs w:val="19"/>
+              </w:rPr>
+              <w:t>Submit</w:t>
+            </w:r>
+            <w:r>
+              <w:rPr>
+                <w:sz w:val="19"/>
+                <w:szCs w:val="19"/>
+              </w:rPr>
+              <w:t xml:space="preserve"> is refused by KoboToolbox</w:t>
+            </w:r>
+          </w:p>
+        </w:tc>
+        <w:tc>
+          <w:tcPr>
+            <w:tcW w:w="3294" w:type="dxa"/>
+            <w:tcMar>
+              <w:top w:w="70" w:type="dxa"/>
+              <w:left w:w="110" w:type="dxa"/>
+              <w:bottom w:w="70" w:type="dxa"/>
+              <w:right w:w="110" w:type="dxa"/>
+            </w:tcMar>
+          </w:tcPr>
+          <w:p>
+            <w:pPr>
+              <w:spacing w:after="40"/>
+            </w:pPr>
+            <w:r>
+              <w:rPr>
+                <w:sz w:val="19"/>
+                <w:szCs w:val="19"/>
+              </w:rPr>
+              <w:t>KoboToolbox did not accept the record.</w:t>
+            </w:r>
+          </w:p>
+        </w:tc>
+        <w:tc>
+          <w:tcPr>
+            <w:tcW w:w="3294" w:type="dxa"/>
             <w:tcMar>
               <w:top w:w="70" w:type="dxa"/>
               <w:left w:w="110" w:type="dxa"/>
@@ -18069,7 +18142,7 @@
           <w:left w:w="10" w:type="dxa"/>
           <w:right w:w="10" w:type="dxa"/>
         </w:tblCellMar>
-        <w:tblLook w:val="0000" w:firstRow="0" w:lastRow="0" w:firstColumn="0" w:lastColumn="0" w:noHBand="0" w:noVBand="0"/>
+        <w:tblLook w:val="04A0" w:firstRow="1" w:lastRow="0" w:firstColumn="1" w:lastColumn="0" w:noHBand="0" w:noVBand="1"/>
       </w:tblPr>
       <w:tblGrid>
         <w:gridCol w:w="9412"/>
@@ -18208,7 +18281,7 @@
         <w:pStyle w:val="Heading1"/>
         <w:pageBreakBefore/>
       </w:pPr>
-      <w:bookmarkStart w:id="28" w:name="_Toc240923084"/>
+      <w:bookmarkStart w:id="28" w:name="_Toc240960604"/>
       <w:r>
         <w:lastRenderedPageBreak/>
         <w:t>7. Scenarios</w:t>
@@ -18238,7 +18311,7 @@
           <w:left w:w="10" w:type="dxa"/>
           <w:right w:w="10" w:type="dxa"/>
         </w:tblCellMar>
-        <w:tblLook w:val="0000" w:firstRow="0" w:lastRow="0" w:firstColumn="0" w:lastColumn="0" w:noHBand="0" w:noVBand="0"/>
+        <w:tblLook w:val="04A0" w:firstRow="1" w:lastRow="0" w:firstColumn="1" w:lastColumn="0" w:noHBand="0" w:noVBand="1"/>
       </w:tblPr>
       <w:tblGrid>
         <w:gridCol w:w="1882"/>
@@ -19163,7 +19236,7 @@
         <w:pStyle w:val="Heading1"/>
         <w:pageBreakBefore/>
       </w:pPr>
-      <w:bookmarkStart w:id="29" w:name="_Toc240923085"/>
+      <w:bookmarkStart w:id="29" w:name="_Toc240960605"/>
       <w:r>
         <w:lastRenderedPageBreak/>
         <w:t>8. Practice exercises</w:t>
@@ -19182,7 +19255,7 @@
       <w:pPr>
         <w:pStyle w:val="Heading2"/>
       </w:pPr>
-      <w:bookmarkStart w:id="30" w:name="_Toc240923086"/>
+      <w:bookmarkStart w:id="30" w:name="_Toc240960606"/>
       <w:r>
         <w:t>Exercise 1 — Getting around (all RAs)</w:t>
       </w:r>
@@ -19249,7 +19322,7 @@
       <w:pPr>
         <w:pStyle w:val="Heading2"/>
       </w:pPr>
-      <w:bookmarkStart w:id="31" w:name="_Toc240923087"/>
+      <w:bookmarkStart w:id="31" w:name="_Toc240960607"/>
       <w:r>
         <w:t>Exercise 2 — A complete contact (Contact RAs)</w:t>
       </w:r>
@@ -19329,7 +19402,7 @@
       <w:pPr>
         <w:pStyle w:val="Heading2"/>
       </w:pPr>
-      <w:bookmarkStart w:id="32" w:name="_Toc240923088"/>
+      <w:bookmarkStart w:id="32" w:name="_Toc240960608"/>
       <w:r>
         <w:t>Exercise 3 — QA decisions (QA RAs)</w:t>
       </w:r>
@@ -19396,7 +19469,7 @@
       <w:pPr>
         <w:pStyle w:val="Heading2"/>
       </w:pPr>
-      <w:bookmarkStart w:id="33" w:name="_Toc240923089"/>
+      <w:bookmarkStart w:id="33" w:name="_Toc240960609"/>
       <w:r>
         <w:t>Exercise 4 — A KII record (KII RAs)</w:t>
       </w:r>
@@ -19463,7 +19536,7 @@
       <w:pPr>
         <w:pStyle w:val="Heading2"/>
       </w:pPr>
-      <w:bookmarkStart w:id="34" w:name="_Toc240923090"/>
+      <w:bookmarkStart w:id="34" w:name="_Toc240960610"/>
       <w:r>
         <w:t>Exercise 5 — A document (Documentary RAs)</w:t>
       </w:r>
@@ -19651,7 +19724,7 @@
           <w:left w:w="10" w:type="dxa"/>
           <w:right w:w="10" w:type="dxa"/>
         </w:tblCellMar>
-        <w:tblLook w:val="0000" w:firstRow="0" w:lastRow="0" w:firstColumn="0" w:lastColumn="0" w:noHBand="0" w:noVBand="0"/>
+        <w:tblLook w:val="04A0" w:firstRow="1" w:lastRow="0" w:firstColumn="1" w:lastColumn="0" w:noHBand="0" w:noVBand="1"/>
       </w:tblPr>
       <w:tblGrid>
         <w:gridCol w:w="9412"/>
@@ -19711,7 +19784,7 @@
         <w:pStyle w:val="Heading1"/>
         <w:pageBreakBefore/>
       </w:pPr>
-      <w:bookmarkStart w:id="35" w:name="_Toc240923091"/>
+      <w:bookmarkStart w:id="35" w:name="_Toc240960611"/>
       <w:r>
         <w:lastRenderedPageBreak/>
         <w:t>9. Daily checklists</w:t>
@@ -19722,7 +19795,7 @@
       <w:pPr>
         <w:pStyle w:val="Heading2"/>
       </w:pPr>
-      <w:bookmarkStart w:id="36" w:name="_Toc240923092"/>
+      <w:bookmarkStart w:id="36" w:name="_Toc240960612"/>
       <w:r>
         <w:t>Start of the day</w:t>
       </w:r>
@@ -19802,7 +19875,7 @@
       <w:pPr>
         <w:pStyle w:val="Heading2"/>
       </w:pPr>
-      <w:bookmarkStart w:id="37" w:name="_Toc240923093"/>
+      <w:bookmarkStart w:id="37" w:name="_Toc240960613"/>
       <w:r>
         <w:t>End of the day</w:t>
       </w:r>
@@ -19856,7 +19929,7 @@
       <w:pPr>
         <w:pStyle w:val="Heading2"/>
       </w:pPr>
-      <w:bookmarkStart w:id="38" w:name="_Toc240923094"/>
+      <w:bookmarkStart w:id="38" w:name="_Toc240960614"/>
       <w:r>
         <w:t>Troubleshooting</w:t>
       </w:r>
@@ -19877,7 +19950,7 @@
           <w:left w:w="10" w:type="dxa"/>
           <w:right w:w="10" w:type="dxa"/>
         </w:tblCellMar>
-        <w:tblLook w:val="0000" w:firstRow="0" w:lastRow="0" w:firstColumn="0" w:lastColumn="0" w:noHBand="0" w:noVBand="0"/>
+        <w:tblLook w:val="04A0" w:firstRow="1" w:lastRow="0" w:firstColumn="1" w:lastColumn="0" w:noHBand="0" w:noVBand="1"/>
       </w:tblPr>
       <w:tblGrid>
         <w:gridCol w:w="2635"/>
@@ -20051,7 +20124,14 @@
                 <w:sz w:val="19"/>
                 <w:szCs w:val="19"/>
               </w:rPr>
-              <w:t>Select Go to my start screen. If you need that screen, ask the PI about your role.</w:t>
+              <w:t>Select Go to my start screen</w:t>
+            </w:r>
+            <w:r>
+              <w:rPr>
+                <w:sz w:val="19"/>
+                <w:szCs w:val="19"/>
+              </w:rPr>
+              <w:t>. If you need that screen, ask the PI about your role.</w:t>
             </w:r>
           </w:p>
         </w:tc>
@@ -20719,7 +20799,7 @@
         <w:pStyle w:val="Heading1"/>
         <w:pageBreakBefore/>
       </w:pPr>
-      <w:bookmarkStart w:id="39" w:name="_Toc240923095"/>
+      <w:bookmarkStart w:id="39" w:name="_Toc240960615"/>
       <w:r>
         <w:lastRenderedPageBreak/>
         <w:t>10. Glossary</w:t>
@@ -20741,7 +20821,7 @@
           <w:left w:w="10" w:type="dxa"/>
           <w:right w:w="10" w:type="dxa"/>
         </w:tblCellMar>
-        <w:tblLook w:val="0000" w:firstRow="0" w:lastRow="0" w:firstColumn="0" w:lastColumn="0" w:noHBand="0" w:noVBand="0"/>
+        <w:tblLook w:val="04A0" w:firstRow="1" w:lastRow="0" w:firstColumn="1" w:lastColumn="0" w:noHBand="0" w:noVBand="1"/>
       </w:tblPr>
       <w:tblGrid>
         <w:gridCol w:w="2353"/>
@@ -22912,7 +22992,7 @@
         <w:pStyle w:val="Heading1"/>
         <w:pageBreakBefore/>
       </w:pPr>
-      <w:bookmarkStart w:id="40" w:name="_Toc240923096"/>
+      <w:bookmarkStart w:id="40" w:name="_Toc240960616"/>
       <w:r>
         <w:lastRenderedPageBreak/>
         <w:t>11. Confidentiality and conduct declaration</w:t>
@@ -23038,7 +23118,7 @@
           <w:left w:w="10" w:type="dxa"/>
           <w:right w:w="10" w:type="dxa"/>
         </w:tblCellMar>
-        <w:tblLook w:val="0000" w:firstRow="0" w:lastRow="0" w:firstColumn="0" w:lastColumn="0" w:noHBand="0" w:noVBand="0"/>
+        <w:tblLook w:val="04A0" w:firstRow="1" w:lastRow="0" w:firstColumn="1" w:lastColumn="0" w:noHBand="0" w:noVBand="1"/>
       </w:tblPr>
       <w:tblGrid>
         <w:gridCol w:w="2824"/>
@@ -23398,7 +23478,7 @@
         <w:sz w:val="16"/>
         <w:szCs w:val="16"/>
       </w:rPr>
-      <w:t>Version 1.8 · 21 September 2026</w:t>
+      <w:t>Version 1.9 · 22 September 2026</w:t>
     </w:r>
     <w:r>
       <w:rPr>
@@ -23571,10 +23651,10 @@
 <file path=word/numbering.xml><?xml version="1.0" encoding="utf-8"?>
 <w:numbering xmlns:wpc="http://schemas.microsoft.com/office/word/2010/wordprocessingCanvas" xmlns:cx="http://schemas.microsoft.com/office/drawing/2014/chartex" xmlns:cx1="http://schemas.microsoft.com/office/drawing/2015/9/8/chartex" xmlns:cx2="http://schemas.microsoft.com/office/drawing/2015/10/21/chartex" xmlns:cx3="http://schemas.microsoft.com/office/drawing/2016/5/9/chartex" xmlns:cx4="http://schemas.microsoft.com/office/drawing/2016/5/10/chartex" xmlns:cx5="http://schemas.microsoft.com/office/drawing/2016/5/11/chartex" xmlns:cx6="http://schemas.microsoft.com/office/drawing/2016/5/12/chartex" xmlns:cx7="http://schemas.microsoft.com/office/drawing/2016/5/13/chartex" xmlns:cx8="http://schemas.microsoft.com/office/drawing/2016/5/14/chartex" xmlns:mc="http://schemas.openxmlformats.org/markup-compatibility/2006" xmlns:aink="http://schemas.microsoft.com/office/drawing/2016/ink" xmlns:am3d="http://schemas.microsoft.com/office/drawing/2017/model3d" xmlns:o="urn:schemas-microsoft-com:office:office" xmlns:oel="http://schemas.microsoft.com/office/2019/extlst" xmlns:r="http://schemas.openxmlformats.org/officeDocument/2006/relationships" xmlns:m="http://schemas.openxmlformats.org/officeDocument/2006/math" xmlns:v="urn:schemas-microsoft-com:vml" xmlns:wp14="http://schemas.microsoft.com/office/word/2010/wordprocessingDrawing" xmlns:wp="http://schemas.openxmlformats.org/drawingml/2006/wordprocessingDrawing" xmlns:w10="urn:schemas-microsoft-com:office:word" xmlns:w="http://schemas.openxmlformats.org/wordprocessingml/2006/main" xmlns:w14="http://schemas.microsoft.com/office/word/2010/wordml" xmlns:w15="http://schemas.microsoft.com/office/word/2012/wordml" xmlns:w16cex="http://schemas.microsoft.com/office/word/2018/wordml/cex" xmlns:w16cid="http://schemas.microsoft.com/office/word/2016/wordml/cid" xmlns:w16="http://schemas.microsoft.com/office/word/2018/wordml" xmlns:w16sdtdh="http://schemas.microsoft.com/office/word/2020/wordml/sdtdatahash" xmlns:w16se="http://schemas.microsoft.com/office/word/2015/wordml/symex" xmlns:wpg="http://schemas.microsoft.com/office/word/2010/wordprocessingGroup" xmlns:wpi="http://schemas.microsoft.com/office/word/2010/wordprocessingInk" xmlns:wne="http://schemas.microsoft.com/office/word/2006/wordml" xmlns:wps="http://schemas.microsoft.com/office/word/2010/wordprocessingShape" mc:Ignorable="w14 w15 w16se w16cid w16 w16cex w16sdtdh wp14">
   <w:abstractNum w:abstractNumId="0" w15:restartNumberingAfterBreak="0">
-    <w:nsid w:val="03EA6502"/>
+    <w:nsid w:val="003F1E15"/>
     <w:multiLevelType w:val="hybridMultilevel"/>
-    <w:tmpl w:val="7EDE90C8"/>
-    <w:lvl w:ilvl="0" w:tplc="C18ED54E">
+    <w:tmpl w:val="619C1982"/>
+    <w:lvl w:ilvl="0" w:tplc="0EDC6A26">
       <w:start w:val="1"/>
       <w:numFmt w:val="decimal"/>
       <w:lvlText w:val="%1."/>
@@ -23588,52 +23668,52 @@
         <w:color w:val="A67C27"/>
       </w:rPr>
     </w:lvl>
-    <w:lvl w:ilvl="1" w:tplc="B38A613C">
+    <w:lvl w:ilvl="1" w:tplc="B5D2E622">
       <w:numFmt w:val="decimal"/>
       <w:lvlText w:val=""/>
       <w:lvlJc w:val="left"/>
     </w:lvl>
-    <w:lvl w:ilvl="2" w:tplc="96325F92">
+    <w:lvl w:ilvl="2" w:tplc="54E8B7F2">
       <w:numFmt w:val="decimal"/>
       <w:lvlText w:val=""/>
       <w:lvlJc w:val="left"/>
     </w:lvl>
-    <w:lvl w:ilvl="3" w:tplc="C5A287BE">
+    <w:lvl w:ilvl="3" w:tplc="322A0008">
       <w:numFmt w:val="decimal"/>
       <w:lvlText w:val=""/>
       <w:lvlJc w:val="left"/>
     </w:lvl>
-    <w:lvl w:ilvl="4" w:tplc="FDCC14E8">
+    <w:lvl w:ilvl="4" w:tplc="B33EEF9E">
       <w:numFmt w:val="decimal"/>
       <w:lvlText w:val=""/>
       <w:lvlJc w:val="left"/>
     </w:lvl>
-    <w:lvl w:ilvl="5" w:tplc="4BB6D8E8">
+    <w:lvl w:ilvl="5" w:tplc="15B4E7A2">
       <w:numFmt w:val="decimal"/>
       <w:lvlText w:val=""/>
       <w:lvlJc w:val="left"/>
     </w:lvl>
-    <w:lvl w:ilvl="6" w:tplc="DD8CCA1E">
+    <w:lvl w:ilvl="6" w:tplc="BD62CB86">
       <w:numFmt w:val="decimal"/>
       <w:lvlText w:val=""/>
       <w:lvlJc w:val="left"/>
     </w:lvl>
-    <w:lvl w:ilvl="7" w:tplc="6A04B408">
+    <w:lvl w:ilvl="7" w:tplc="856619B0">
       <w:numFmt w:val="decimal"/>
       <w:lvlText w:val=""/>
       <w:lvlJc w:val="left"/>
     </w:lvl>
-    <w:lvl w:ilvl="8" w:tplc="045805F4">
+    <w:lvl w:ilvl="8" w:tplc="B74C62E4">
       <w:numFmt w:val="decimal"/>
       <w:lvlText w:val=""/>
       <w:lvlJc w:val="left"/>
     </w:lvl>
   </w:abstractNum>
   <w:abstractNum w:abstractNumId="1" w15:restartNumberingAfterBreak="0">
-    <w:nsid w:val="048A3FAA"/>
+    <w:nsid w:val="00597B27"/>
     <w:multiLevelType w:val="hybridMultilevel"/>
-    <w:tmpl w:val="2820ACFC"/>
-    <w:lvl w:ilvl="0" w:tplc="BE2E8F3A">
+    <w:tmpl w:val="C06A5416"/>
+    <w:lvl w:ilvl="0" w:tplc="61E60C8A">
       <w:start w:val="1"/>
       <w:numFmt w:val="decimal"/>
       <w:lvlText w:val="%1."/>
@@ -23647,52 +23727,52 @@
         <w:color w:val="A67C27"/>
       </w:rPr>
     </w:lvl>
-    <w:lvl w:ilvl="1" w:tplc="260053E6">
+    <w:lvl w:ilvl="1" w:tplc="6AC8FE8A">
       <w:numFmt w:val="decimal"/>
       <w:lvlText w:val=""/>
       <w:lvlJc w:val="left"/>
     </w:lvl>
-    <w:lvl w:ilvl="2" w:tplc="25C2FA92">
+    <w:lvl w:ilvl="2" w:tplc="ADFE89F8">
       <w:numFmt w:val="decimal"/>
       <w:lvlText w:val=""/>
       <w:lvlJc w:val="left"/>
     </w:lvl>
-    <w:lvl w:ilvl="3" w:tplc="3D065BF8">
+    <w:lvl w:ilvl="3" w:tplc="594878A0">
       <w:numFmt w:val="decimal"/>
       <w:lvlText w:val=""/>
       <w:lvlJc w:val="left"/>
     </w:lvl>
-    <w:lvl w:ilvl="4" w:tplc="D610E0CC">
+    <w:lvl w:ilvl="4" w:tplc="00586794">
       <w:numFmt w:val="decimal"/>
       <w:lvlText w:val=""/>
       <w:lvlJc w:val="left"/>
     </w:lvl>
-    <w:lvl w:ilvl="5" w:tplc="B03EA9B0">
+    <w:lvl w:ilvl="5" w:tplc="FF2843C2">
       <w:numFmt w:val="decimal"/>
       <w:lvlText w:val=""/>
       <w:lvlJc w:val="left"/>
     </w:lvl>
-    <w:lvl w:ilvl="6" w:tplc="5EB01834">
+    <w:lvl w:ilvl="6" w:tplc="C4C0B63A">
       <w:numFmt w:val="decimal"/>
       <w:lvlText w:val=""/>
       <w:lvlJc w:val="left"/>
     </w:lvl>
-    <w:lvl w:ilvl="7" w:tplc="E6945356">
+    <w:lvl w:ilvl="7" w:tplc="7C680C86">
       <w:numFmt w:val="decimal"/>
       <w:lvlText w:val=""/>
       <w:lvlJc w:val="left"/>
     </w:lvl>
-    <w:lvl w:ilvl="8" w:tplc="95B0113C">
+    <w:lvl w:ilvl="8" w:tplc="BCE2ABB4">
       <w:numFmt w:val="decimal"/>
       <w:lvlText w:val=""/>
       <w:lvlJc w:val="left"/>
     </w:lvl>
   </w:abstractNum>
   <w:abstractNum w:abstractNumId="2" w15:restartNumberingAfterBreak="0">
-    <w:nsid w:val="06EB0627"/>
+    <w:nsid w:val="01954DD4"/>
     <w:multiLevelType w:val="hybridMultilevel"/>
-    <w:tmpl w:val="78306886"/>
-    <w:lvl w:ilvl="0" w:tplc="61AC6C74">
+    <w:tmpl w:val="0038BFBE"/>
+    <w:lvl w:ilvl="0" w:tplc="68121C42">
       <w:start w:val="1"/>
       <w:numFmt w:val="decimal"/>
       <w:lvlText w:val="%1."/>
@@ -23706,52 +23786,52 @@
         <w:color w:val="A67C27"/>
       </w:rPr>
     </w:lvl>
-    <w:lvl w:ilvl="1" w:tplc="0D3AE352">
+    <w:lvl w:ilvl="1" w:tplc="5EE8611E">
       <w:numFmt w:val="decimal"/>
       <w:lvlText w:val=""/>
       <w:lvlJc w:val="left"/>
     </w:lvl>
-    <w:lvl w:ilvl="2" w:tplc="8250AA48">
+    <w:lvl w:ilvl="2" w:tplc="14067D12">
       <w:numFmt w:val="decimal"/>
       <w:lvlText w:val=""/>
       <w:lvlJc w:val="left"/>
     </w:lvl>
-    <w:lvl w:ilvl="3" w:tplc="0F046324">
+    <w:lvl w:ilvl="3" w:tplc="786C62CE">
       <w:numFmt w:val="decimal"/>
       <w:lvlText w:val=""/>
       <w:lvlJc w:val="left"/>
     </w:lvl>
-    <w:lvl w:ilvl="4" w:tplc="C04482D4">
+    <w:lvl w:ilvl="4" w:tplc="D47C289A">
       <w:numFmt w:val="decimal"/>
       <w:lvlText w:val=""/>
       <w:lvlJc w:val="left"/>
     </w:lvl>
-    <w:lvl w:ilvl="5" w:tplc="96A4B49E">
+    <w:lvl w:ilvl="5" w:tplc="E2B246F2">
       <w:numFmt w:val="decimal"/>
       <w:lvlText w:val=""/>
       <w:lvlJc w:val="left"/>
     </w:lvl>
-    <w:lvl w:ilvl="6" w:tplc="C8F63BB8">
+    <w:lvl w:ilvl="6" w:tplc="02B8C140">
       <w:numFmt w:val="decimal"/>
       <w:lvlText w:val=""/>
       <w:lvlJc w:val="left"/>
     </w:lvl>
-    <w:lvl w:ilvl="7" w:tplc="8EF82D20">
+    <w:lvl w:ilvl="7" w:tplc="249866DA">
       <w:numFmt w:val="decimal"/>
       <w:lvlText w:val=""/>
       <w:lvlJc w:val="left"/>
     </w:lvl>
-    <w:lvl w:ilvl="8" w:tplc="B234F1B6">
+    <w:lvl w:ilvl="8" w:tplc="4A7842E2">
       <w:numFmt w:val="decimal"/>
       <w:lvlText w:val=""/>
       <w:lvlJc w:val="left"/>
     </w:lvl>
   </w:abstractNum>
   <w:abstractNum w:abstractNumId="3" w15:restartNumberingAfterBreak="0">
-    <w:nsid w:val="0ECA1420"/>
+    <w:nsid w:val="0E295FCD"/>
     <w:multiLevelType w:val="hybridMultilevel"/>
-    <w:tmpl w:val="980CA978"/>
-    <w:lvl w:ilvl="0" w:tplc="E6C0FE6A">
+    <w:tmpl w:val="0ED2E8FE"/>
+    <w:lvl w:ilvl="0" w:tplc="F4A295E4">
       <w:start w:val="1"/>
       <w:numFmt w:val="decimal"/>
       <w:lvlText w:val="%1."/>
@@ -23765,52 +23845,52 @@
         <w:color w:val="A67C27"/>
       </w:rPr>
     </w:lvl>
-    <w:lvl w:ilvl="1" w:tplc="BBF2A584">
+    <w:lvl w:ilvl="1" w:tplc="F93ABAA6">
       <w:numFmt w:val="decimal"/>
       <w:lvlText w:val=""/>
       <w:lvlJc w:val="left"/>
     </w:lvl>
-    <w:lvl w:ilvl="2" w:tplc="2B5CD044">
+    <w:lvl w:ilvl="2" w:tplc="F81CF21E">
       <w:numFmt w:val="decimal"/>
       <w:lvlText w:val=""/>
       <w:lvlJc w:val="left"/>
     </w:lvl>
-    <w:lvl w:ilvl="3" w:tplc="763AF1FC">
+    <w:lvl w:ilvl="3" w:tplc="0E0E8E56">
       <w:numFmt w:val="decimal"/>
       <w:lvlText w:val=""/>
       <w:lvlJc w:val="left"/>
     </w:lvl>
-    <w:lvl w:ilvl="4" w:tplc="F96A11B6">
+    <w:lvl w:ilvl="4" w:tplc="08A4EE06">
       <w:numFmt w:val="decimal"/>
       <w:lvlText w:val=""/>
       <w:lvlJc w:val="left"/>
     </w:lvl>
-    <w:lvl w:ilvl="5" w:tplc="C78E4194">
+    <w:lvl w:ilvl="5" w:tplc="18D4EC84">
       <w:numFmt w:val="decimal"/>
       <w:lvlText w:val=""/>
       <w:lvlJc w:val="left"/>
     </w:lvl>
-    <w:lvl w:ilvl="6" w:tplc="425896CA">
+    <w:lvl w:ilvl="6" w:tplc="353464E4">
       <w:numFmt w:val="decimal"/>
       <w:lvlText w:val=""/>
       <w:lvlJc w:val="left"/>
     </w:lvl>
-    <w:lvl w:ilvl="7" w:tplc="718CAA90">
+    <w:lvl w:ilvl="7" w:tplc="087CE9C6">
       <w:numFmt w:val="decimal"/>
       <w:lvlText w:val=""/>
       <w:lvlJc w:val="left"/>
     </w:lvl>
-    <w:lvl w:ilvl="8" w:tplc="0524B5E8">
+    <w:lvl w:ilvl="8" w:tplc="F9420C6E">
       <w:numFmt w:val="decimal"/>
       <w:lvlText w:val=""/>
       <w:lvlJc w:val="left"/>
     </w:lvl>
   </w:abstractNum>
   <w:abstractNum w:abstractNumId="4" w15:restartNumberingAfterBreak="0">
-    <w:nsid w:val="21323C9F"/>
+    <w:nsid w:val="164E62E5"/>
     <w:multiLevelType w:val="hybridMultilevel"/>
-    <w:tmpl w:val="D6A2836A"/>
-    <w:lvl w:ilvl="0" w:tplc="1CD8FDE2">
+    <w:tmpl w:val="64A6D446"/>
+    <w:lvl w:ilvl="0" w:tplc="2A8A3E42">
       <w:start w:val="1"/>
       <w:numFmt w:val="decimal"/>
       <w:lvlText w:val="%1."/>
@@ -23824,52 +23904,52 @@
         <w:color w:val="A67C27"/>
       </w:rPr>
     </w:lvl>
-    <w:lvl w:ilvl="1" w:tplc="52E69A16">
+    <w:lvl w:ilvl="1" w:tplc="CBD415A4">
       <w:numFmt w:val="decimal"/>
       <w:lvlText w:val=""/>
       <w:lvlJc w:val="left"/>
     </w:lvl>
-    <w:lvl w:ilvl="2" w:tplc="B8D2018C">
+    <w:lvl w:ilvl="2" w:tplc="991A1300">
       <w:numFmt w:val="decimal"/>
       <w:lvlText w:val=""/>
       <w:lvlJc w:val="left"/>
     </w:lvl>
-    <w:lvl w:ilvl="3" w:tplc="D1F8AC88">
+    <w:lvl w:ilvl="3" w:tplc="62D4BF68">
       <w:numFmt w:val="decimal"/>
       <w:lvlText w:val=""/>
       <w:lvlJc w:val="left"/>
     </w:lvl>
-    <w:lvl w:ilvl="4" w:tplc="645CA19C">
+    <w:lvl w:ilvl="4" w:tplc="90F20AC8">
       <w:numFmt w:val="decimal"/>
       <w:lvlText w:val=""/>
       <w:lvlJc w:val="left"/>
     </w:lvl>
-    <w:lvl w:ilvl="5" w:tplc="8932DAEE">
+    <w:lvl w:ilvl="5" w:tplc="EAA8DA6E">
       <w:numFmt w:val="decimal"/>
       <w:lvlText w:val=""/>
       <w:lvlJc w:val="left"/>
     </w:lvl>
-    <w:lvl w:ilvl="6" w:tplc="82462B78">
+    <w:lvl w:ilvl="6" w:tplc="2B0008C8">
       <w:numFmt w:val="decimal"/>
       <w:lvlText w:val=""/>
       <w:lvlJc w:val="left"/>
     </w:lvl>
-    <w:lvl w:ilvl="7" w:tplc="0760590E">
+    <w:lvl w:ilvl="7" w:tplc="49A0EF7C">
       <w:numFmt w:val="decimal"/>
       <w:lvlText w:val=""/>
       <w:lvlJc w:val="left"/>
     </w:lvl>
-    <w:lvl w:ilvl="8" w:tplc="E1C030F8">
+    <w:lvl w:ilvl="8" w:tplc="223CAC26">
       <w:numFmt w:val="decimal"/>
       <w:lvlText w:val=""/>
       <w:lvlJc w:val="left"/>
     </w:lvl>
   </w:abstractNum>
   <w:abstractNum w:abstractNumId="5" w15:restartNumberingAfterBreak="0">
-    <w:nsid w:val="25C9537F"/>
+    <w:nsid w:val="1DD6496A"/>
     <w:multiLevelType w:val="hybridMultilevel"/>
-    <w:tmpl w:val="DCA651EA"/>
-    <w:lvl w:ilvl="0" w:tplc="0BB0AD1E">
+    <w:tmpl w:val="58B23588"/>
+    <w:lvl w:ilvl="0" w:tplc="2EAAADAC">
       <w:start w:val="1"/>
       <w:numFmt w:val="decimal"/>
       <w:lvlText w:val="%1."/>
@@ -23883,52 +23963,52 @@
         <w:color w:val="A67C27"/>
       </w:rPr>
     </w:lvl>
-    <w:lvl w:ilvl="1" w:tplc="0DA02A60">
+    <w:lvl w:ilvl="1" w:tplc="0CE63B1A">
       <w:numFmt w:val="decimal"/>
       <w:lvlText w:val=""/>
       <w:lvlJc w:val="left"/>
     </w:lvl>
-    <w:lvl w:ilvl="2" w:tplc="2A9648AC">
+    <w:lvl w:ilvl="2" w:tplc="E6E2F588">
       <w:numFmt w:val="decimal"/>
       <w:lvlText w:val=""/>
       <w:lvlJc w:val="left"/>
     </w:lvl>
-    <w:lvl w:ilvl="3" w:tplc="3A645624">
+    <w:lvl w:ilvl="3" w:tplc="1AE639AC">
       <w:numFmt w:val="decimal"/>
       <w:lvlText w:val=""/>
       <w:lvlJc w:val="left"/>
     </w:lvl>
-    <w:lvl w:ilvl="4" w:tplc="361E7E66">
+    <w:lvl w:ilvl="4" w:tplc="0B0ADDDC">
       <w:numFmt w:val="decimal"/>
       <w:lvlText w:val=""/>
       <w:lvlJc w:val="left"/>
     </w:lvl>
-    <w:lvl w:ilvl="5" w:tplc="A0EC153A">
+    <w:lvl w:ilvl="5" w:tplc="D07E04C4">
       <w:numFmt w:val="decimal"/>
       <w:lvlText w:val=""/>
       <w:lvlJc w:val="left"/>
     </w:lvl>
-    <w:lvl w:ilvl="6" w:tplc="B8926D10">
+    <w:lvl w:ilvl="6" w:tplc="204ED400">
       <w:numFmt w:val="decimal"/>
       <w:lvlText w:val=""/>
       <w:lvlJc w:val="left"/>
     </w:lvl>
-    <w:lvl w:ilvl="7" w:tplc="6D9EBF38">
+    <w:lvl w:ilvl="7" w:tplc="934E8816">
       <w:numFmt w:val="decimal"/>
       <w:lvlText w:val=""/>
       <w:lvlJc w:val="left"/>
     </w:lvl>
-    <w:lvl w:ilvl="8" w:tplc="50E83934">
+    <w:lvl w:ilvl="8" w:tplc="2D86D77E">
       <w:numFmt w:val="decimal"/>
       <w:lvlText w:val=""/>
       <w:lvlJc w:val="left"/>
     </w:lvl>
   </w:abstractNum>
   <w:abstractNum w:abstractNumId="6" w15:restartNumberingAfterBreak="0">
-    <w:nsid w:val="26CD3C5A"/>
+    <w:nsid w:val="234A0948"/>
     <w:multiLevelType w:val="hybridMultilevel"/>
-    <w:tmpl w:val="FB4C53B0"/>
-    <w:lvl w:ilvl="0" w:tplc="E6329ED4">
+    <w:tmpl w:val="8EBC252C"/>
+    <w:lvl w:ilvl="0" w:tplc="8616969E">
       <w:start w:val="1"/>
       <w:numFmt w:val="decimal"/>
       <w:lvlText w:val="%1."/>
@@ -23942,52 +24022,52 @@
         <w:color w:val="A67C27"/>
       </w:rPr>
     </w:lvl>
-    <w:lvl w:ilvl="1" w:tplc="99ACE7BC">
+    <w:lvl w:ilvl="1" w:tplc="B4D025B8">
       <w:numFmt w:val="decimal"/>
       <w:lvlText w:val=""/>
       <w:lvlJc w:val="left"/>
     </w:lvl>
-    <w:lvl w:ilvl="2" w:tplc="CF685FC4">
+    <w:lvl w:ilvl="2" w:tplc="7850F8FE">
       <w:numFmt w:val="decimal"/>
       <w:lvlText w:val=""/>
       <w:lvlJc w:val="left"/>
     </w:lvl>
-    <w:lvl w:ilvl="3" w:tplc="36A83018">
+    <w:lvl w:ilvl="3" w:tplc="B1B4E032">
       <w:numFmt w:val="decimal"/>
       <w:lvlText w:val=""/>
       <w:lvlJc w:val="left"/>
     </w:lvl>
-    <w:lvl w:ilvl="4" w:tplc="608C2F5C">
+    <w:lvl w:ilvl="4" w:tplc="9CBA2C5E">
       <w:numFmt w:val="decimal"/>
       <w:lvlText w:val=""/>
       <w:lvlJc w:val="left"/>
     </w:lvl>
-    <w:lvl w:ilvl="5" w:tplc="5A0A86E6">
+    <w:lvl w:ilvl="5" w:tplc="8B9C49E6">
       <w:numFmt w:val="decimal"/>
       <w:lvlText w:val=""/>
       <w:lvlJc w:val="left"/>
     </w:lvl>
-    <w:lvl w:ilvl="6" w:tplc="AA561C5E">
+    <w:lvl w:ilvl="6" w:tplc="81F2B604">
       <w:numFmt w:val="decimal"/>
       <w:lvlText w:val=""/>
       <w:lvlJc w:val="left"/>
     </w:lvl>
-    <w:lvl w:ilvl="7" w:tplc="8D70A544">
+    <w:lvl w:ilvl="7" w:tplc="4B7ADBDE">
       <w:numFmt w:val="decimal"/>
       <w:lvlText w:val=""/>
       <w:lvlJc w:val="left"/>
     </w:lvl>
-    <w:lvl w:ilvl="8" w:tplc="D486967E">
+    <w:lvl w:ilvl="8" w:tplc="8758D762">
       <w:numFmt w:val="decimal"/>
       <w:lvlText w:val=""/>
       <w:lvlJc w:val="left"/>
     </w:lvl>
   </w:abstractNum>
   <w:abstractNum w:abstractNumId="7" w15:restartNumberingAfterBreak="0">
-    <w:nsid w:val="2A194734"/>
+    <w:nsid w:val="252B271F"/>
     <w:multiLevelType w:val="hybridMultilevel"/>
-    <w:tmpl w:val="94AE4870"/>
-    <w:lvl w:ilvl="0" w:tplc="7C08D3F4">
+    <w:tmpl w:val="FFA0654E"/>
+    <w:lvl w:ilvl="0" w:tplc="CB78530E">
       <w:start w:val="1"/>
       <w:numFmt w:val="decimal"/>
       <w:lvlText w:val="%1."/>
@@ -24001,52 +24081,52 @@
         <w:color w:val="A67C27"/>
       </w:rPr>
     </w:lvl>
-    <w:lvl w:ilvl="1" w:tplc="C55AA360">
+    <w:lvl w:ilvl="1" w:tplc="D7B61E76">
       <w:numFmt w:val="decimal"/>
       <w:lvlText w:val=""/>
       <w:lvlJc w:val="left"/>
     </w:lvl>
-    <w:lvl w:ilvl="2" w:tplc="151E8478">
+    <w:lvl w:ilvl="2" w:tplc="0248BD38">
       <w:numFmt w:val="decimal"/>
       <w:lvlText w:val=""/>
       <w:lvlJc w:val="left"/>
     </w:lvl>
-    <w:lvl w:ilvl="3" w:tplc="7318D164">
+    <w:lvl w:ilvl="3" w:tplc="901CFA52">
       <w:numFmt w:val="decimal"/>
       <w:lvlText w:val=""/>
       <w:lvlJc w:val="left"/>
     </w:lvl>
-    <w:lvl w:ilvl="4" w:tplc="72D4A9F6">
+    <w:lvl w:ilvl="4" w:tplc="B03A57C4">
       <w:numFmt w:val="decimal"/>
       <w:lvlText w:val=""/>
       <w:lvlJc w:val="left"/>
     </w:lvl>
-    <w:lvl w:ilvl="5" w:tplc="CA1AC4F2">
+    <w:lvl w:ilvl="5" w:tplc="66205DEA">
       <w:numFmt w:val="decimal"/>
       <w:lvlText w:val=""/>
       <w:lvlJc w:val="left"/>
     </w:lvl>
-    <w:lvl w:ilvl="6" w:tplc="EDCEAEF0">
+    <w:lvl w:ilvl="6" w:tplc="3DEC0F02">
       <w:numFmt w:val="decimal"/>
       <w:lvlText w:val=""/>
       <w:lvlJc w:val="left"/>
     </w:lvl>
-    <w:lvl w:ilvl="7" w:tplc="D338BB18">
+    <w:lvl w:ilvl="7" w:tplc="14BA9EA2">
       <w:numFmt w:val="decimal"/>
       <w:lvlText w:val=""/>
       <w:lvlJc w:val="left"/>
     </w:lvl>
-    <w:lvl w:ilvl="8" w:tplc="3410D4AA">
+    <w:lvl w:ilvl="8" w:tplc="4C70CB0E">
       <w:numFmt w:val="decimal"/>
       <w:lvlText w:val=""/>
       <w:lvlJc w:val="left"/>
     </w:lvl>
   </w:abstractNum>
   <w:abstractNum w:abstractNumId="8" w15:restartNumberingAfterBreak="0">
-    <w:nsid w:val="322332DA"/>
+    <w:nsid w:val="29E85FEA"/>
     <w:multiLevelType w:val="hybridMultilevel"/>
-    <w:tmpl w:val="11A66892"/>
-    <w:lvl w:ilvl="0" w:tplc="30C8F27E">
+    <w:tmpl w:val="9A8EBC6C"/>
+    <w:lvl w:ilvl="0" w:tplc="0E4E2648">
       <w:start w:val="1"/>
       <w:numFmt w:val="decimal"/>
       <w:lvlText w:val="%1."/>
@@ -24060,138 +24140,52 @@
         <w:color w:val="A67C27"/>
       </w:rPr>
     </w:lvl>
-    <w:lvl w:ilvl="1" w:tplc="549440D2">
+    <w:lvl w:ilvl="1" w:tplc="0422E680">
       <w:numFmt w:val="decimal"/>
       <w:lvlText w:val=""/>
       <w:lvlJc w:val="left"/>
     </w:lvl>
-    <w:lvl w:ilvl="2" w:tplc="393C3558">
+    <w:lvl w:ilvl="2" w:tplc="62DAA8F6">
       <w:numFmt w:val="decimal"/>
       <w:lvlText w:val=""/>
       <w:lvlJc w:val="left"/>
     </w:lvl>
-    <w:lvl w:ilvl="3" w:tplc="DF4C0E8A">
+    <w:lvl w:ilvl="3" w:tplc="8AB4AB16">
       <w:numFmt w:val="decimal"/>
       <w:lvlText w:val=""/>
       <w:lvlJc w:val="left"/>
     </w:lvl>
-    <w:lvl w:ilvl="4" w:tplc="2F16B580">
+    <w:lvl w:ilvl="4" w:tplc="EDE29A38">
       <w:numFmt w:val="decimal"/>
       <w:lvlText w:val=""/>
       <w:lvlJc w:val="left"/>
     </w:lvl>
-    <w:lvl w:ilvl="5" w:tplc="61184320">
+    <w:lvl w:ilvl="5" w:tplc="EA9CE220">
       <w:numFmt w:val="decimal"/>
       <w:lvlText w:val=""/>
       <w:lvlJc w:val="left"/>
     </w:lvl>
-    <w:lvl w:ilvl="6" w:tplc="9EDE477A">
+    <w:lvl w:ilvl="6" w:tplc="6B9A54E4">
       <w:numFmt w:val="decimal"/>
       <w:lvlText w:val=""/>
       <w:lvlJc w:val="left"/>
     </w:lvl>
-    <w:lvl w:ilvl="7" w:tplc="9B3252BC">
+    <w:lvl w:ilvl="7" w:tplc="3588264A">
       <w:numFmt w:val="decimal"/>
       <w:lvlText w:val=""/>
       <w:lvlJc w:val="left"/>
     </w:lvl>
-    <w:lvl w:ilvl="8" w:tplc="45E23F4C">
+    <w:lvl w:ilvl="8" w:tplc="5F98E4D0">
       <w:numFmt w:val="decimal"/>
       <w:lvlText w:val=""/>
       <w:lvlJc w:val="left"/>
     </w:lvl>
   </w:abstractNum>
   <w:abstractNum w:abstractNumId="9" w15:restartNumberingAfterBreak="0">
-    <w:nsid w:val="39CE5D61"/>
+    <w:nsid w:val="2E56494A"/>
     <w:multiLevelType w:val="hybridMultilevel"/>
-    <w:tmpl w:val="324CFACE"/>
-    <w:lvl w:ilvl="0" w:tplc="788ADB9E">
-      <w:start w:val="1"/>
-      <w:numFmt w:val="bullet"/>
-      <w:lvlText w:val="●"/>
-      <w:lvlJc w:val="left"/>
-      <w:pPr>
-        <w:ind w:left="720" w:hanging="360"/>
-      </w:pPr>
-    </w:lvl>
-    <w:lvl w:ilvl="1" w:tplc="FFDC1E34">
-      <w:start w:val="1"/>
-      <w:numFmt w:val="bullet"/>
-      <w:lvlText w:val="○"/>
-      <w:lvlJc w:val="left"/>
-      <w:pPr>
-        <w:ind w:left="1440" w:hanging="360"/>
-      </w:pPr>
-    </w:lvl>
-    <w:lvl w:ilvl="2" w:tplc="147067D8">
-      <w:start w:val="1"/>
-      <w:numFmt w:val="bullet"/>
-      <w:lvlText w:val="■"/>
-      <w:lvlJc w:val="left"/>
-      <w:pPr>
-        <w:ind w:left="2160" w:hanging="360"/>
-      </w:pPr>
-    </w:lvl>
-    <w:lvl w:ilvl="3" w:tplc="58E60BE2">
-      <w:start w:val="1"/>
-      <w:numFmt w:val="bullet"/>
-      <w:lvlText w:val="●"/>
-      <w:lvlJc w:val="left"/>
-      <w:pPr>
-        <w:ind w:left="2880" w:hanging="360"/>
-      </w:pPr>
-    </w:lvl>
-    <w:lvl w:ilvl="4" w:tplc="3C12FB32">
-      <w:start w:val="1"/>
-      <w:numFmt w:val="bullet"/>
-      <w:lvlText w:val="○"/>
-      <w:lvlJc w:val="left"/>
-      <w:pPr>
-        <w:ind w:left="3600" w:hanging="360"/>
-      </w:pPr>
-    </w:lvl>
-    <w:lvl w:ilvl="5" w:tplc="4A62EA90">
-      <w:start w:val="1"/>
-      <w:numFmt w:val="bullet"/>
-      <w:lvlText w:val="■"/>
-      <w:lvlJc w:val="left"/>
-      <w:pPr>
-        <w:ind w:left="4320" w:hanging="360"/>
-      </w:pPr>
-    </w:lvl>
-    <w:lvl w:ilvl="6" w:tplc="25EC27FC">
-      <w:start w:val="1"/>
-      <w:numFmt w:val="bullet"/>
-      <w:lvlText w:val="●"/>
-      <w:lvlJc w:val="left"/>
-      <w:pPr>
-        <w:ind w:left="5040" w:hanging="360"/>
-      </w:pPr>
-    </w:lvl>
-    <w:lvl w:ilvl="7" w:tplc="6EF88AFA">
-      <w:start w:val="1"/>
-      <w:numFmt w:val="bullet"/>
-      <w:lvlText w:val="●"/>
-      <w:lvlJc w:val="left"/>
-      <w:pPr>
-        <w:ind w:left="5760" w:hanging="360"/>
-      </w:pPr>
-    </w:lvl>
-    <w:lvl w:ilvl="8" w:tplc="015448A6">
-      <w:start w:val="1"/>
-      <w:numFmt w:val="bullet"/>
-      <w:lvlText w:val="●"/>
-      <w:lvlJc w:val="left"/>
-      <w:pPr>
-        <w:ind w:left="6480" w:hanging="360"/>
-      </w:pPr>
-    </w:lvl>
-  </w:abstractNum>
-  <w:abstractNum w:abstractNumId="10" w15:restartNumberingAfterBreak="0">
-    <w:nsid w:val="3C1A5FED"/>
-    <w:multiLevelType w:val="hybridMultilevel"/>
-    <w:tmpl w:val="8A2AF516"/>
-    <w:lvl w:ilvl="0" w:tplc="F230B93A">
+    <w:tmpl w:val="A4223268"/>
+    <w:lvl w:ilvl="0" w:tplc="467EB302">
       <w:start w:val="1"/>
       <w:numFmt w:val="decimal"/>
       <w:lvlText w:val="%1."/>
@@ -24205,52 +24199,111 @@
         <w:color w:val="A67C27"/>
       </w:rPr>
     </w:lvl>
-    <w:lvl w:ilvl="1" w:tplc="99000FC8">
+    <w:lvl w:ilvl="1" w:tplc="FF086DEC">
       <w:numFmt w:val="decimal"/>
       <w:lvlText w:val=""/>
       <w:lvlJc w:val="left"/>
     </w:lvl>
-    <w:lvl w:ilvl="2" w:tplc="AA8E7E36">
+    <w:lvl w:ilvl="2" w:tplc="5560C11A">
       <w:numFmt w:val="decimal"/>
       <w:lvlText w:val=""/>
       <w:lvlJc w:val="left"/>
     </w:lvl>
-    <w:lvl w:ilvl="3" w:tplc="85AEFCC8">
+    <w:lvl w:ilvl="3" w:tplc="77B03912">
       <w:numFmt w:val="decimal"/>
       <w:lvlText w:val=""/>
       <w:lvlJc w:val="left"/>
     </w:lvl>
-    <w:lvl w:ilvl="4" w:tplc="45265368">
+    <w:lvl w:ilvl="4" w:tplc="C62C4038">
       <w:numFmt w:val="decimal"/>
       <w:lvlText w:val=""/>
       <w:lvlJc w:val="left"/>
     </w:lvl>
-    <w:lvl w:ilvl="5" w:tplc="1CCACD1A">
+    <w:lvl w:ilvl="5" w:tplc="0E5C53C0">
       <w:numFmt w:val="decimal"/>
       <w:lvlText w:val=""/>
       <w:lvlJc w:val="left"/>
     </w:lvl>
-    <w:lvl w:ilvl="6" w:tplc="D9CCE14C">
+    <w:lvl w:ilvl="6" w:tplc="80C207B0">
       <w:numFmt w:val="decimal"/>
       <w:lvlText w:val=""/>
       <w:lvlJc w:val="left"/>
     </w:lvl>
-    <w:lvl w:ilvl="7" w:tplc="A22CFDBA">
+    <w:lvl w:ilvl="7" w:tplc="5900A8EC">
       <w:numFmt w:val="decimal"/>
       <w:lvlText w:val=""/>
       <w:lvlJc w:val="left"/>
     </w:lvl>
-    <w:lvl w:ilvl="8" w:tplc="4F0E376C">
+    <w:lvl w:ilvl="8" w:tplc="06485240">
+      <w:numFmt w:val="decimal"/>
+      <w:lvlText w:val=""/>
+      <w:lvlJc w:val="left"/>
+    </w:lvl>
+  </w:abstractNum>
+  <w:abstractNum w:abstractNumId="10" w15:restartNumberingAfterBreak="0">
+    <w:nsid w:val="307D64A6"/>
+    <w:multiLevelType w:val="hybridMultilevel"/>
+    <w:tmpl w:val="E00257FA"/>
+    <w:lvl w:ilvl="0" w:tplc="9CF85ADC">
+      <w:start w:val="1"/>
+      <w:numFmt w:val="decimal"/>
+      <w:lvlText w:val="%1."/>
+      <w:lvlJc w:val="left"/>
+      <w:pPr>
+        <w:ind w:left="460" w:hanging="360"/>
+      </w:pPr>
+      <w:rPr>
+        <w:b/>
+        <w:bCs/>
+        <w:color w:val="A67C27"/>
+      </w:rPr>
+    </w:lvl>
+    <w:lvl w:ilvl="1" w:tplc="38E05494">
+      <w:numFmt w:val="decimal"/>
+      <w:lvlText w:val=""/>
+      <w:lvlJc w:val="left"/>
+    </w:lvl>
+    <w:lvl w:ilvl="2" w:tplc="2EB89640">
+      <w:numFmt w:val="decimal"/>
+      <w:lvlText w:val=""/>
+      <w:lvlJc w:val="left"/>
+    </w:lvl>
+    <w:lvl w:ilvl="3" w:tplc="9AE82A14">
+      <w:numFmt w:val="decimal"/>
+      <w:lvlText w:val=""/>
+      <w:lvlJc w:val="left"/>
+    </w:lvl>
+    <w:lvl w:ilvl="4" w:tplc="840051E2">
+      <w:numFmt w:val="decimal"/>
+      <w:lvlText w:val=""/>
+      <w:lvlJc w:val="left"/>
+    </w:lvl>
+    <w:lvl w:ilvl="5" w:tplc="E3A860C2">
+      <w:numFmt w:val="decimal"/>
+      <w:lvlText w:val=""/>
+      <w:lvlJc w:val="left"/>
+    </w:lvl>
+    <w:lvl w:ilvl="6" w:tplc="69205B3C">
+      <w:numFmt w:val="decimal"/>
+      <w:lvlText w:val=""/>
+      <w:lvlJc w:val="left"/>
+    </w:lvl>
+    <w:lvl w:ilvl="7" w:tplc="A36E1B10">
+      <w:numFmt w:val="decimal"/>
+      <w:lvlText w:val=""/>
+      <w:lvlJc w:val="left"/>
+    </w:lvl>
+    <w:lvl w:ilvl="8" w:tplc="AB58DEB2">
       <w:numFmt w:val="decimal"/>
       <w:lvlText w:val=""/>
       <w:lvlJc w:val="left"/>
     </w:lvl>
   </w:abstractNum>
   <w:abstractNum w:abstractNumId="11" w15:restartNumberingAfterBreak="0">
-    <w:nsid w:val="42992F40"/>
+    <w:nsid w:val="46D64DE8"/>
     <w:multiLevelType w:val="hybridMultilevel"/>
-    <w:tmpl w:val="A8C4DFB8"/>
-    <w:lvl w:ilvl="0" w:tplc="12FA5024">
+    <w:tmpl w:val="072A50E2"/>
+    <w:lvl w:ilvl="0" w:tplc="6580673A">
       <w:start w:val="1"/>
       <w:numFmt w:val="decimal"/>
       <w:lvlText w:val="%1."/>
@@ -24264,52 +24317,52 @@
         <w:color w:val="A67C27"/>
       </w:rPr>
     </w:lvl>
-    <w:lvl w:ilvl="1" w:tplc="F1E2EEA2">
+    <w:lvl w:ilvl="1" w:tplc="84A2A318">
       <w:numFmt w:val="decimal"/>
       <w:lvlText w:val=""/>
       <w:lvlJc w:val="left"/>
     </w:lvl>
-    <w:lvl w:ilvl="2" w:tplc="7850F352">
+    <w:lvl w:ilvl="2" w:tplc="41BE9526">
       <w:numFmt w:val="decimal"/>
       <w:lvlText w:val=""/>
       <w:lvlJc w:val="left"/>
     </w:lvl>
-    <w:lvl w:ilvl="3" w:tplc="4AD0A5CC">
+    <w:lvl w:ilvl="3" w:tplc="490A9440">
       <w:numFmt w:val="decimal"/>
       <w:lvlText w:val=""/>
       <w:lvlJc w:val="left"/>
     </w:lvl>
-    <w:lvl w:ilvl="4" w:tplc="0F64C7B8">
+    <w:lvl w:ilvl="4" w:tplc="D6AACBC6">
       <w:numFmt w:val="decimal"/>
       <w:lvlText w:val=""/>
       <w:lvlJc w:val="left"/>
     </w:lvl>
-    <w:lvl w:ilvl="5" w:tplc="61964B66">
+    <w:lvl w:ilvl="5" w:tplc="FE98C538">
       <w:numFmt w:val="decimal"/>
       <w:lvlText w:val=""/>
       <w:lvlJc w:val="left"/>
     </w:lvl>
-    <w:lvl w:ilvl="6" w:tplc="05FAA216">
+    <w:lvl w:ilvl="6" w:tplc="AB9E3A94">
       <w:numFmt w:val="decimal"/>
       <w:lvlText w:val=""/>
       <w:lvlJc w:val="left"/>
     </w:lvl>
-    <w:lvl w:ilvl="7" w:tplc="9D401106">
+    <w:lvl w:ilvl="7" w:tplc="A96E5AD6">
       <w:numFmt w:val="decimal"/>
       <w:lvlText w:val=""/>
       <w:lvlJc w:val="left"/>
     </w:lvl>
-    <w:lvl w:ilvl="8" w:tplc="6C546690">
+    <w:lvl w:ilvl="8" w:tplc="5B344C78">
       <w:numFmt w:val="decimal"/>
       <w:lvlText w:val=""/>
       <w:lvlJc w:val="left"/>
     </w:lvl>
   </w:abstractNum>
   <w:abstractNum w:abstractNumId="12" w15:restartNumberingAfterBreak="0">
-    <w:nsid w:val="45481246"/>
+    <w:nsid w:val="47C7586A"/>
     <w:multiLevelType w:val="hybridMultilevel"/>
-    <w:tmpl w:val="9B5E0FAE"/>
-    <w:lvl w:ilvl="0" w:tplc="F4BA3CE6">
+    <w:tmpl w:val="53543E2E"/>
+    <w:lvl w:ilvl="0" w:tplc="F7CC0064">
       <w:start w:val="1"/>
       <w:numFmt w:val="decimal"/>
       <w:lvlText w:val="%1."/>
@@ -24323,52 +24376,52 @@
         <w:color w:val="A67C27"/>
       </w:rPr>
     </w:lvl>
-    <w:lvl w:ilvl="1" w:tplc="8CBA52CC">
+    <w:lvl w:ilvl="1" w:tplc="5DC6DC28">
       <w:numFmt w:val="decimal"/>
       <w:lvlText w:val=""/>
       <w:lvlJc w:val="left"/>
     </w:lvl>
-    <w:lvl w:ilvl="2" w:tplc="CD8A9CDC">
+    <w:lvl w:ilvl="2" w:tplc="7B98E132">
       <w:numFmt w:val="decimal"/>
       <w:lvlText w:val=""/>
       <w:lvlJc w:val="left"/>
     </w:lvl>
-    <w:lvl w:ilvl="3" w:tplc="37DA1F22">
+    <w:lvl w:ilvl="3" w:tplc="B7165D70">
       <w:numFmt w:val="decimal"/>
       <w:lvlText w:val=""/>
       <w:lvlJc w:val="left"/>
     </w:lvl>
-    <w:lvl w:ilvl="4" w:tplc="D6EA8E10">
+    <w:lvl w:ilvl="4" w:tplc="F5D8EA26">
       <w:numFmt w:val="decimal"/>
       <w:lvlText w:val=""/>
       <w:lvlJc w:val="left"/>
     </w:lvl>
-    <w:lvl w:ilvl="5" w:tplc="A1BC1AD0">
+    <w:lvl w:ilvl="5" w:tplc="3DBEF31E">
       <w:numFmt w:val="decimal"/>
       <w:lvlText w:val=""/>
       <w:lvlJc w:val="left"/>
     </w:lvl>
-    <w:lvl w:ilvl="6" w:tplc="021AFBCE">
+    <w:lvl w:ilvl="6" w:tplc="5066C10C">
       <w:numFmt w:val="decimal"/>
       <w:lvlText w:val=""/>
       <w:lvlJc w:val="left"/>
     </w:lvl>
-    <w:lvl w:ilvl="7" w:tplc="C546AE56">
+    <w:lvl w:ilvl="7" w:tplc="8DC8AEB8">
       <w:numFmt w:val="decimal"/>
       <w:lvlText w:val=""/>
       <w:lvlJc w:val="left"/>
     </w:lvl>
-    <w:lvl w:ilvl="8" w:tplc="BCB4DB3C">
+    <w:lvl w:ilvl="8" w:tplc="410CD21E">
       <w:numFmt w:val="decimal"/>
       <w:lvlText w:val=""/>
       <w:lvlJc w:val="left"/>
     </w:lvl>
   </w:abstractNum>
   <w:abstractNum w:abstractNumId="13" w15:restartNumberingAfterBreak="0">
-    <w:nsid w:val="486805BC"/>
+    <w:nsid w:val="48313CC3"/>
     <w:multiLevelType w:val="hybridMultilevel"/>
-    <w:tmpl w:val="4CDE4004"/>
-    <w:lvl w:ilvl="0" w:tplc="48BCE9D8">
+    <w:tmpl w:val="9F54E3DA"/>
+    <w:lvl w:ilvl="0" w:tplc="C53E7006">
       <w:start w:val="1"/>
       <w:numFmt w:val="decimal"/>
       <w:lvlText w:val="%1."/>
@@ -24382,52 +24435,52 @@
         <w:color w:val="A67C27"/>
       </w:rPr>
     </w:lvl>
-    <w:lvl w:ilvl="1" w:tplc="B89AA044">
+    <w:lvl w:ilvl="1" w:tplc="0E3A1E00">
       <w:numFmt w:val="decimal"/>
       <w:lvlText w:val=""/>
       <w:lvlJc w:val="left"/>
     </w:lvl>
-    <w:lvl w:ilvl="2" w:tplc="00C616DE">
+    <w:lvl w:ilvl="2" w:tplc="5F105678">
       <w:numFmt w:val="decimal"/>
       <w:lvlText w:val=""/>
       <w:lvlJc w:val="left"/>
     </w:lvl>
-    <w:lvl w:ilvl="3" w:tplc="B6EAB646">
+    <w:lvl w:ilvl="3" w:tplc="A7DE62DA">
       <w:numFmt w:val="decimal"/>
       <w:lvlText w:val=""/>
       <w:lvlJc w:val="left"/>
     </w:lvl>
-    <w:lvl w:ilvl="4" w:tplc="42900544">
+    <w:lvl w:ilvl="4" w:tplc="C4B4E610">
       <w:numFmt w:val="decimal"/>
       <w:lvlText w:val=""/>
       <w:lvlJc w:val="left"/>
     </w:lvl>
-    <w:lvl w:ilvl="5" w:tplc="3DD8F652">
+    <w:lvl w:ilvl="5" w:tplc="A48C01E8">
       <w:numFmt w:val="decimal"/>
       <w:lvlText w:val=""/>
       <w:lvlJc w:val="left"/>
     </w:lvl>
-    <w:lvl w:ilvl="6" w:tplc="5240E09E">
+    <w:lvl w:ilvl="6" w:tplc="7784A47E">
       <w:numFmt w:val="decimal"/>
       <w:lvlText w:val=""/>
       <w:lvlJc w:val="left"/>
     </w:lvl>
-    <w:lvl w:ilvl="7" w:tplc="C908DF26">
+    <w:lvl w:ilvl="7" w:tplc="E96A14BC">
       <w:numFmt w:val="decimal"/>
       <w:lvlText w:val=""/>
       <w:lvlJc w:val="left"/>
     </w:lvl>
-    <w:lvl w:ilvl="8" w:tplc="495234D2">
+    <w:lvl w:ilvl="8" w:tplc="B8A4DD56">
       <w:numFmt w:val="decimal"/>
       <w:lvlText w:val=""/>
       <w:lvlJc w:val="left"/>
     </w:lvl>
   </w:abstractNum>
   <w:abstractNum w:abstractNumId="14" w15:restartNumberingAfterBreak="0">
-    <w:nsid w:val="490B6C9F"/>
+    <w:nsid w:val="4C6F0033"/>
     <w:multiLevelType w:val="hybridMultilevel"/>
-    <w:tmpl w:val="98C4389A"/>
-    <w:lvl w:ilvl="0" w:tplc="F8080F9C">
+    <w:tmpl w:val="93049FEE"/>
+    <w:lvl w:ilvl="0" w:tplc="DE08958E">
       <w:start w:val="1"/>
       <w:numFmt w:val="decimal"/>
       <w:lvlText w:val="%1."/>
@@ -24441,52 +24494,52 @@
         <w:color w:val="A67C27"/>
       </w:rPr>
     </w:lvl>
-    <w:lvl w:ilvl="1" w:tplc="416E76D8">
+    <w:lvl w:ilvl="1" w:tplc="EA6A7620">
       <w:numFmt w:val="decimal"/>
       <w:lvlText w:val=""/>
       <w:lvlJc w:val="left"/>
     </w:lvl>
-    <w:lvl w:ilvl="2" w:tplc="BD8ADC7E">
+    <w:lvl w:ilvl="2" w:tplc="2B06F3B2">
       <w:numFmt w:val="decimal"/>
       <w:lvlText w:val=""/>
       <w:lvlJc w:val="left"/>
     </w:lvl>
-    <w:lvl w:ilvl="3" w:tplc="5E4E57B2">
+    <w:lvl w:ilvl="3" w:tplc="85E4EBB6">
       <w:numFmt w:val="decimal"/>
       <w:lvlText w:val=""/>
       <w:lvlJc w:val="left"/>
     </w:lvl>
-    <w:lvl w:ilvl="4" w:tplc="DF86A610">
+    <w:lvl w:ilvl="4" w:tplc="31A4B9C4">
       <w:numFmt w:val="decimal"/>
       <w:lvlText w:val=""/>
       <w:lvlJc w:val="left"/>
     </w:lvl>
-    <w:lvl w:ilvl="5" w:tplc="4006A38A">
+    <w:lvl w:ilvl="5" w:tplc="02F27892">
       <w:numFmt w:val="decimal"/>
       <w:lvlText w:val=""/>
       <w:lvlJc w:val="left"/>
     </w:lvl>
-    <w:lvl w:ilvl="6" w:tplc="952AFDC6">
+    <w:lvl w:ilvl="6" w:tplc="0D781B2E">
       <w:numFmt w:val="decimal"/>
       <w:lvlText w:val=""/>
       <w:lvlJc w:val="left"/>
     </w:lvl>
-    <w:lvl w:ilvl="7" w:tplc="26E6A5DA">
+    <w:lvl w:ilvl="7" w:tplc="FEDC0C7C">
       <w:numFmt w:val="decimal"/>
       <w:lvlText w:val=""/>
       <w:lvlJc w:val="left"/>
     </w:lvl>
-    <w:lvl w:ilvl="8" w:tplc="06D80240">
+    <w:lvl w:ilvl="8" w:tplc="687E03EC">
       <w:numFmt w:val="decimal"/>
       <w:lvlText w:val=""/>
       <w:lvlJc w:val="left"/>
     </w:lvl>
   </w:abstractNum>
   <w:abstractNum w:abstractNumId="15" w15:restartNumberingAfterBreak="0">
-    <w:nsid w:val="4CB3414F"/>
+    <w:nsid w:val="551E24F2"/>
     <w:multiLevelType w:val="hybridMultilevel"/>
-    <w:tmpl w:val="773EE1B0"/>
-    <w:lvl w:ilvl="0" w:tplc="CF92AAF8">
+    <w:tmpl w:val="0B24E4FA"/>
+    <w:lvl w:ilvl="0" w:tplc="F51A8B68">
       <w:start w:val="1"/>
